--- a/Doc/Arbeitsblaetter_2026.docx
+++ b/Doc/Arbeitsblaetter_2026.docx
@@ -46,6 +46,7 @@
       <w:bookmarkStart w:id="19" w:name="_Toc233280929"/>
       <w:bookmarkStart w:id="20" w:name="_Toc235873194"/>
       <w:bookmarkStart w:id="21" w:name="_Toc235896344"/>
+      <w:bookmarkStart w:id="22" w:name="_Toc235950522"/>
       <w:r>
         <w:rPr>
           <w:b/>
@@ -75,6 +76,7 @@
       <w:bookmarkEnd w:id="19"/>
       <w:bookmarkEnd w:id="20"/>
       <w:bookmarkEnd w:id="21"/>
+      <w:bookmarkEnd w:id="22"/>
       <w:r>
         <w:rPr>
           <w:b/>
@@ -96,26 +98,27 @@
           <w:szCs w:val="56"/>
         </w:rPr>
       </w:pPr>
-      <w:bookmarkStart w:id="22" w:name="_Toc199401691"/>
-      <w:bookmarkStart w:id="23" w:name="_Toc199402088"/>
-      <w:bookmarkStart w:id="24" w:name="_Toc199402324"/>
-      <w:bookmarkStart w:id="25" w:name="_Toc199403158"/>
-      <w:bookmarkStart w:id="26" w:name="_Toc199405788"/>
-      <w:bookmarkStart w:id="27" w:name="_Toc199406899"/>
-      <w:bookmarkStart w:id="28" w:name="_Toc199431746"/>
-      <w:bookmarkStart w:id="29" w:name="_Toc200225435"/>
-      <w:bookmarkStart w:id="30" w:name="_Toc200225862"/>
-      <w:bookmarkStart w:id="31" w:name="_Toc200226683"/>
-      <w:bookmarkStart w:id="32" w:name="_Toc200314818"/>
-      <w:bookmarkStart w:id="33" w:name="_Toc200450323"/>
-      <w:bookmarkStart w:id="34" w:name="_Toc200568166"/>
-      <w:bookmarkStart w:id="35" w:name="_Toc200621538"/>
-      <w:bookmarkStart w:id="36" w:name="_Toc213070186"/>
-      <w:bookmarkStart w:id="37" w:name="_Toc220769211"/>
-      <w:bookmarkStart w:id="38" w:name="_Toc221436470"/>
-      <w:bookmarkStart w:id="39" w:name="_Toc233280930"/>
-      <w:bookmarkStart w:id="40" w:name="_Toc235873195"/>
-      <w:bookmarkStart w:id="41" w:name="_Toc235896345"/>
+      <w:bookmarkStart w:id="23" w:name="_Toc199401691"/>
+      <w:bookmarkStart w:id="24" w:name="_Toc199402088"/>
+      <w:bookmarkStart w:id="25" w:name="_Toc199402324"/>
+      <w:bookmarkStart w:id="26" w:name="_Toc199403158"/>
+      <w:bookmarkStart w:id="27" w:name="_Toc199405788"/>
+      <w:bookmarkStart w:id="28" w:name="_Toc199406899"/>
+      <w:bookmarkStart w:id="29" w:name="_Toc199431746"/>
+      <w:bookmarkStart w:id="30" w:name="_Toc200225435"/>
+      <w:bookmarkStart w:id="31" w:name="_Toc200225862"/>
+      <w:bookmarkStart w:id="32" w:name="_Toc200226683"/>
+      <w:bookmarkStart w:id="33" w:name="_Toc200314818"/>
+      <w:bookmarkStart w:id="34" w:name="_Toc200450323"/>
+      <w:bookmarkStart w:id="35" w:name="_Toc200568166"/>
+      <w:bookmarkStart w:id="36" w:name="_Toc200621538"/>
+      <w:bookmarkStart w:id="37" w:name="_Toc213070186"/>
+      <w:bookmarkStart w:id="38" w:name="_Toc220769211"/>
+      <w:bookmarkStart w:id="39" w:name="_Toc221436470"/>
+      <w:bookmarkStart w:id="40" w:name="_Toc233280930"/>
+      <w:bookmarkStart w:id="41" w:name="_Toc235873195"/>
+      <w:bookmarkStart w:id="42" w:name="_Toc235896345"/>
+      <w:bookmarkStart w:id="43" w:name="_Toc235950523"/>
       <w:r>
         <w:rPr>
           <w:b/>
@@ -125,7 +128,6 @@
         </w:rPr>
         <w:t>mit Python</w:t>
       </w:r>
-      <w:bookmarkEnd w:id="22"/>
       <w:bookmarkEnd w:id="23"/>
       <w:bookmarkEnd w:id="24"/>
       <w:bookmarkEnd w:id="25"/>
@@ -142,6 +144,7 @@
       <w:bookmarkEnd w:id="36"/>
       <w:bookmarkEnd w:id="37"/>
       <w:bookmarkEnd w:id="38"/>
+      <w:bookmarkEnd w:id="39"/>
       <w:r>
         <w:rPr>
           <w:b/>
@@ -161,9 +164,10 @@
         </w:rPr>
         <w:t>MicroPython</w:t>
       </w:r>
-      <w:bookmarkEnd w:id="39"/>
       <w:bookmarkEnd w:id="40"/>
       <w:bookmarkEnd w:id="41"/>
+      <w:bookmarkEnd w:id="42"/>
+      <w:bookmarkEnd w:id="43"/>
       <w:proofErr w:type="spellEnd"/>
     </w:p>
     <w:p/>
@@ -279,26 +283,27 @@
           <w:szCs w:val="32"/>
         </w:rPr>
       </w:pPr>
-      <w:bookmarkStart w:id="42" w:name="_Toc199401692"/>
-      <w:bookmarkStart w:id="43" w:name="_Toc199402089"/>
-      <w:bookmarkStart w:id="44" w:name="_Toc199402325"/>
-      <w:bookmarkStart w:id="45" w:name="_Toc199403159"/>
-      <w:bookmarkStart w:id="46" w:name="_Toc199405789"/>
-      <w:bookmarkStart w:id="47" w:name="_Toc199406900"/>
-      <w:bookmarkStart w:id="48" w:name="_Toc199431747"/>
-      <w:bookmarkStart w:id="49" w:name="_Toc200225436"/>
-      <w:bookmarkStart w:id="50" w:name="_Toc200225863"/>
-      <w:bookmarkStart w:id="51" w:name="_Toc200226684"/>
-      <w:bookmarkStart w:id="52" w:name="_Toc200314819"/>
-      <w:bookmarkStart w:id="53" w:name="_Toc200450324"/>
-      <w:bookmarkStart w:id="54" w:name="_Toc200568167"/>
-      <w:bookmarkStart w:id="55" w:name="_Toc200621539"/>
-      <w:bookmarkStart w:id="56" w:name="_Toc213070187"/>
-      <w:bookmarkStart w:id="57" w:name="_Toc220769212"/>
-      <w:bookmarkStart w:id="58" w:name="_Toc221436471"/>
-      <w:bookmarkStart w:id="59" w:name="_Toc233280931"/>
-      <w:bookmarkStart w:id="60" w:name="_Toc235873196"/>
-      <w:bookmarkStart w:id="61" w:name="_Toc235896346"/>
+      <w:bookmarkStart w:id="44" w:name="_Toc199401692"/>
+      <w:bookmarkStart w:id="45" w:name="_Toc199402089"/>
+      <w:bookmarkStart w:id="46" w:name="_Toc199402325"/>
+      <w:bookmarkStart w:id="47" w:name="_Toc199403159"/>
+      <w:bookmarkStart w:id="48" w:name="_Toc199405789"/>
+      <w:bookmarkStart w:id="49" w:name="_Toc199406900"/>
+      <w:bookmarkStart w:id="50" w:name="_Toc199431747"/>
+      <w:bookmarkStart w:id="51" w:name="_Toc200225436"/>
+      <w:bookmarkStart w:id="52" w:name="_Toc200225863"/>
+      <w:bookmarkStart w:id="53" w:name="_Toc200226684"/>
+      <w:bookmarkStart w:id="54" w:name="_Toc200314819"/>
+      <w:bookmarkStart w:id="55" w:name="_Toc200450324"/>
+      <w:bookmarkStart w:id="56" w:name="_Toc200568167"/>
+      <w:bookmarkStart w:id="57" w:name="_Toc200621539"/>
+      <w:bookmarkStart w:id="58" w:name="_Toc213070187"/>
+      <w:bookmarkStart w:id="59" w:name="_Toc220769212"/>
+      <w:bookmarkStart w:id="60" w:name="_Toc221436471"/>
+      <w:bookmarkStart w:id="61" w:name="_Toc233280931"/>
+      <w:bookmarkStart w:id="62" w:name="_Toc235873196"/>
+      <w:bookmarkStart w:id="63" w:name="_Toc235896346"/>
+      <w:bookmarkStart w:id="64" w:name="_Toc235950524"/>
       <w:r>
         <w:rPr>
           <w:sz w:val="32"/>
@@ -306,8 +311,6 @@
         </w:rPr>
         <w:t>Arbeitsblätter zum Kurs</w:t>
       </w:r>
-      <w:bookmarkEnd w:id="42"/>
-      <w:bookmarkEnd w:id="43"/>
       <w:bookmarkEnd w:id="44"/>
       <w:bookmarkEnd w:id="45"/>
       <w:bookmarkEnd w:id="46"/>
@@ -326,6 +329,9 @@
       <w:bookmarkEnd w:id="59"/>
       <w:bookmarkEnd w:id="60"/>
       <w:bookmarkEnd w:id="61"/>
+      <w:bookmarkEnd w:id="62"/>
+      <w:bookmarkEnd w:id="63"/>
+      <w:bookmarkEnd w:id="64"/>
     </w:p>
     <w:p/>
     <w:p>
@@ -374,7 +380,227 @@
       <w:r>
         <w:fldChar w:fldCharType="separate"/>
       </w:r>
-      <w:hyperlink w:anchor="_Toc235896347" w:history="1">
+      <w:hyperlink w:anchor="_Toc235950522" w:history="1">
+        <w:r>
+          <w:rPr>
+            <w:rStyle w:val="Hyperlink"/>
+            <w:b/>
+            <w:bCs/>
+            <w:noProof/>
+          </w:rPr>
+          <w:t>Programmieren lernen</w:t>
+        </w:r>
+        <w:r>
+          <w:rPr>
+            <w:noProof/>
+            <w:webHidden/>
+          </w:rPr>
+          <w:tab/>
+        </w:r>
+        <w:r>
+          <w:rPr>
+            <w:noProof/>
+            <w:webHidden/>
+          </w:rPr>
+          <w:fldChar w:fldCharType="begin"/>
+        </w:r>
+        <w:r>
+          <w:rPr>
+            <w:noProof/>
+            <w:webHidden/>
+          </w:rPr>
+          <w:instrText xml:space="preserve"> PAGEREF _Toc235950522 \h </w:instrText>
+        </w:r>
+        <w:r>
+          <w:rPr>
+            <w:noProof/>
+            <w:webHidden/>
+          </w:rPr>
+        </w:r>
+        <w:r>
+          <w:rPr>
+            <w:noProof/>
+            <w:webHidden/>
+          </w:rPr>
+          <w:fldChar w:fldCharType="separate"/>
+        </w:r>
+        <w:r>
+          <w:rPr>
+            <w:noProof/>
+            <w:webHidden/>
+          </w:rPr>
+          <w:t>1</w:t>
+        </w:r>
+        <w:r>
+          <w:rPr>
+            <w:noProof/>
+            <w:webHidden/>
+          </w:rPr>
+          <w:fldChar w:fldCharType="end"/>
+        </w:r>
+      </w:hyperlink>
+    </w:p>
+    <w:p>
+      <w:pPr>
+        <w:pStyle w:val="Verzeichnis1"/>
+        <w:tabs>
+          <w:tab w:val="right" w:leader="dot" w:pos="10456"/>
+        </w:tabs>
+        <w:rPr>
+          <w:rFonts w:eastAsiaTheme="minorEastAsia"/>
+          <w:noProof/>
+          <w:sz w:val="24"/>
+          <w:szCs w:val="24"/>
+          <w:lang w:eastAsia="de-DE"/>
+        </w:rPr>
+      </w:pPr>
+      <w:hyperlink w:anchor="_Toc235950523" w:history="1">
+        <w:r>
+          <w:rPr>
+            <w:rStyle w:val="Hyperlink"/>
+            <w:b/>
+            <w:bCs/>
+            <w:noProof/>
+          </w:rPr>
+          <w:t>mit Python und MicroPython</w:t>
+        </w:r>
+        <w:r>
+          <w:rPr>
+            <w:noProof/>
+            <w:webHidden/>
+          </w:rPr>
+          <w:tab/>
+        </w:r>
+        <w:r>
+          <w:rPr>
+            <w:noProof/>
+            <w:webHidden/>
+          </w:rPr>
+          <w:fldChar w:fldCharType="begin"/>
+        </w:r>
+        <w:r>
+          <w:rPr>
+            <w:noProof/>
+            <w:webHidden/>
+          </w:rPr>
+          <w:instrText xml:space="preserve"> PAGEREF _Toc235950523 \h </w:instrText>
+        </w:r>
+        <w:r>
+          <w:rPr>
+            <w:noProof/>
+            <w:webHidden/>
+          </w:rPr>
+        </w:r>
+        <w:r>
+          <w:rPr>
+            <w:noProof/>
+            <w:webHidden/>
+          </w:rPr>
+          <w:fldChar w:fldCharType="separate"/>
+        </w:r>
+        <w:r>
+          <w:rPr>
+            <w:noProof/>
+            <w:webHidden/>
+          </w:rPr>
+          <w:t>1</w:t>
+        </w:r>
+        <w:r>
+          <w:rPr>
+            <w:noProof/>
+            <w:webHidden/>
+          </w:rPr>
+          <w:fldChar w:fldCharType="end"/>
+        </w:r>
+      </w:hyperlink>
+    </w:p>
+    <w:p>
+      <w:pPr>
+        <w:pStyle w:val="Verzeichnis1"/>
+        <w:tabs>
+          <w:tab w:val="right" w:leader="dot" w:pos="10456"/>
+        </w:tabs>
+        <w:rPr>
+          <w:rFonts w:eastAsiaTheme="minorEastAsia"/>
+          <w:noProof/>
+          <w:sz w:val="24"/>
+          <w:szCs w:val="24"/>
+          <w:lang w:eastAsia="de-DE"/>
+        </w:rPr>
+      </w:pPr>
+      <w:hyperlink w:anchor="_Toc235950524" w:history="1">
+        <w:r>
+          <w:rPr>
+            <w:rStyle w:val="Hyperlink"/>
+            <w:noProof/>
+          </w:rPr>
+          <w:t>Arbeitsblätter zum Kurs</w:t>
+        </w:r>
+        <w:r>
+          <w:rPr>
+            <w:noProof/>
+            <w:webHidden/>
+          </w:rPr>
+          <w:tab/>
+        </w:r>
+        <w:r>
+          <w:rPr>
+            <w:noProof/>
+            <w:webHidden/>
+          </w:rPr>
+          <w:fldChar w:fldCharType="begin"/>
+        </w:r>
+        <w:r>
+          <w:rPr>
+            <w:noProof/>
+            <w:webHidden/>
+          </w:rPr>
+          <w:instrText xml:space="preserve"> PAGEREF _Toc235950524 \h </w:instrText>
+        </w:r>
+        <w:r>
+          <w:rPr>
+            <w:noProof/>
+            <w:webHidden/>
+          </w:rPr>
+        </w:r>
+        <w:r>
+          <w:rPr>
+            <w:noProof/>
+            <w:webHidden/>
+          </w:rPr>
+          <w:fldChar w:fldCharType="separate"/>
+        </w:r>
+        <w:r>
+          <w:rPr>
+            <w:noProof/>
+            <w:webHidden/>
+          </w:rPr>
+          <w:t>1</w:t>
+        </w:r>
+        <w:r>
+          <w:rPr>
+            <w:noProof/>
+            <w:webHidden/>
+          </w:rPr>
+          <w:fldChar w:fldCharType="end"/>
+        </w:r>
+      </w:hyperlink>
+    </w:p>
+    <w:p>
+      <w:pPr>
+        <w:pStyle w:val="Verzeichnis1"/>
+        <w:tabs>
+          <w:tab w:val="right" w:leader="dot" w:pos="10456"/>
+        </w:tabs>
+        <w:rPr>
+          <w:rFonts w:eastAsiaTheme="minorEastAsia"/>
+          <w:noProof/>
+          <w:sz w:val="24"/>
+          <w:szCs w:val="24"/>
+          <w:lang w:eastAsia="de-DE"/>
+        </w:rPr>
+      </w:pPr>
+      <w:hyperlink w:anchor="_Toc235950525" w:history="1">
         <w:r>
           <w:rPr>
             <w:rStyle w:val="Hyperlink"/>
@@ -401,79 +627,7 @@
             <w:noProof/>
             <w:webHidden/>
           </w:rPr>
-          <w:instrText xml:space="preserve"> PAGEREF _Toc235896347 \h </w:instrText>
-        </w:r>
-        <w:r>
-          <w:rPr>
-            <w:noProof/>
-            <w:webHidden/>
-          </w:rPr>
-        </w:r>
-        <w:r>
-          <w:rPr>
-            <w:noProof/>
-            <w:webHidden/>
-          </w:rPr>
-          <w:fldChar w:fldCharType="separate"/>
-        </w:r>
-        <w:r>
-          <w:rPr>
-            <w:noProof/>
-            <w:webHidden/>
-          </w:rPr>
-          <w:t>2</w:t>
-        </w:r>
-        <w:r>
-          <w:rPr>
-            <w:noProof/>
-            <w:webHidden/>
-          </w:rPr>
-          <w:fldChar w:fldCharType="end"/>
-        </w:r>
-      </w:hyperlink>
-    </w:p>
-    <w:p>
-      <w:pPr>
-        <w:pStyle w:val="Verzeichnis1"/>
-        <w:tabs>
-          <w:tab w:val="right" w:leader="dot" w:pos="10456"/>
-        </w:tabs>
-        <w:rPr>
-          <w:rFonts w:eastAsiaTheme="minorEastAsia"/>
-          <w:noProof/>
-          <w:sz w:val="24"/>
-          <w:szCs w:val="24"/>
-          <w:lang w:eastAsia="de-DE"/>
-        </w:rPr>
-      </w:pPr>
-      <w:hyperlink w:anchor="_Toc235896348" w:history="1">
-        <w:r>
-          <w:rPr>
-            <w:rStyle w:val="Hyperlink"/>
-            <w:noProof/>
-          </w:rPr>
-          <w:t>Mit der IDLE Shell rechnen</w:t>
-        </w:r>
-        <w:r>
-          <w:rPr>
-            <w:noProof/>
-            <w:webHidden/>
-          </w:rPr>
-          <w:tab/>
-        </w:r>
-        <w:r>
-          <w:rPr>
-            <w:noProof/>
-            <w:webHidden/>
-          </w:rPr>
-          <w:fldChar w:fldCharType="begin"/>
-        </w:r>
-        <w:r>
-          <w:rPr>
-            <w:noProof/>
-            <w:webHidden/>
-          </w:rPr>
-          <w:instrText xml:space="preserve"> PAGEREF _Toc235896348 \h </w:instrText>
+          <w:instrText xml:space="preserve"> PAGEREF _Toc235950525 \h </w:instrText>
         </w:r>
         <w:r>
           <w:rPr>
@@ -518,13 +672,13 @@
           <w:lang w:eastAsia="de-DE"/>
         </w:rPr>
       </w:pPr>
-      <w:hyperlink w:anchor="_Toc235896349" w:history="1">
+      <w:hyperlink w:anchor="_Toc235950526" w:history="1">
         <w:r>
           <w:rPr>
             <w:rStyle w:val="Hyperlink"/>
             <w:noProof/>
           </w:rPr>
-          <w:t>Mit dem IDLE Editor ein neues Programm schreiben</w:t>
+          <w:t>Mit der IDLE Shell rechnen</w:t>
         </w:r>
         <w:r>
           <w:rPr>
@@ -545,7 +699,7 @@
             <w:noProof/>
             <w:webHidden/>
           </w:rPr>
-          <w:instrText xml:space="preserve"> PAGEREF _Toc235896349 \h </w:instrText>
+          <w:instrText xml:space="preserve"> PAGEREF _Toc235950526 \h </w:instrText>
         </w:r>
         <w:r>
           <w:rPr>
@@ -590,13 +744,13 @@
           <w:lang w:eastAsia="de-DE"/>
         </w:rPr>
       </w:pPr>
-      <w:hyperlink w:anchor="_Toc235896350" w:history="1">
+      <w:hyperlink w:anchor="_Toc235950527" w:history="1">
         <w:r>
           <w:rPr>
             <w:rStyle w:val="Hyperlink"/>
             <w:noProof/>
           </w:rPr>
-          <w:t>Mit dem IDLE Editor ein vorhandenes Programm bearbeiten</w:t>
+          <w:t>Mit dem IDLE Editor ein neues Programm schreiben</w:t>
         </w:r>
         <w:r>
           <w:rPr>
@@ -617,7 +771,7 @@
             <w:noProof/>
             <w:webHidden/>
           </w:rPr>
-          <w:instrText xml:space="preserve"> PAGEREF _Toc235896350 \h </w:instrText>
+          <w:instrText xml:space="preserve"> PAGEREF _Toc235950527 \h </w:instrText>
         </w:r>
         <w:r>
           <w:rPr>
@@ -662,13 +816,13 @@
           <w:lang w:eastAsia="de-DE"/>
         </w:rPr>
       </w:pPr>
-      <w:hyperlink w:anchor="_Toc235896351" w:history="1">
+      <w:hyperlink w:anchor="_Toc235950528" w:history="1">
         <w:r>
           <w:rPr>
             <w:rStyle w:val="Hyperlink"/>
             <w:noProof/>
           </w:rPr>
-          <w:t>Eine Liste speichert viele änderbare Elemente</w:t>
+          <w:t>Mit dem IDLE Editor ein vorhandenes Programm bearbeiten</w:t>
         </w:r>
         <w:r>
           <w:rPr>
@@ -689,7 +843,7 @@
             <w:noProof/>
             <w:webHidden/>
           </w:rPr>
-          <w:instrText xml:space="preserve"> PAGEREF _Toc235896351 \h </w:instrText>
+          <w:instrText xml:space="preserve"> PAGEREF _Toc235950528 \h </w:instrText>
         </w:r>
         <w:r>
           <w:rPr>
@@ -734,13 +888,13 @@
           <w:lang w:eastAsia="de-DE"/>
         </w:rPr>
       </w:pPr>
-      <w:hyperlink w:anchor="_Toc235896352" w:history="1">
+      <w:hyperlink w:anchor="_Toc235950529" w:history="1">
         <w:r>
           <w:rPr>
             <w:rStyle w:val="Hyperlink"/>
             <w:noProof/>
           </w:rPr>
-          <w:t>Ein Tupel speichert viele nicht änderbare Elemente</w:t>
+          <w:t>Eine Liste speichert viele änderbare Elemente</w:t>
         </w:r>
         <w:r>
           <w:rPr>
@@ -761,7 +915,7 @@
             <w:noProof/>
             <w:webHidden/>
           </w:rPr>
-          <w:instrText xml:space="preserve"> PAGEREF _Toc235896352 \h </w:instrText>
+          <w:instrText xml:space="preserve"> PAGEREF _Toc235950529 \h </w:instrText>
         </w:r>
         <w:r>
           <w:rPr>
@@ -806,13 +960,13 @@
           <w:lang w:eastAsia="de-DE"/>
         </w:rPr>
       </w:pPr>
-      <w:hyperlink w:anchor="_Toc235896353" w:history="1">
+      <w:hyperlink w:anchor="_Toc235950530" w:history="1">
         <w:r>
           <w:rPr>
             <w:rStyle w:val="Hyperlink"/>
             <w:noProof/>
           </w:rPr>
-          <w:t>Ein Dictionary speichert Paare von Schlüssel und Wert</w:t>
+          <w:t>Ein Tupel speichert viele nicht änderbare Elemente</w:t>
         </w:r>
         <w:r>
           <w:rPr>
@@ -833,7 +987,7 @@
             <w:noProof/>
             <w:webHidden/>
           </w:rPr>
-          <w:instrText xml:space="preserve"> PAGEREF _Toc235896353 \h </w:instrText>
+          <w:instrText xml:space="preserve"> PAGEREF _Toc235950530 \h </w:instrText>
         </w:r>
         <w:r>
           <w:rPr>
@@ -878,13 +1032,13 @@
           <w:lang w:eastAsia="de-DE"/>
         </w:rPr>
       </w:pPr>
-      <w:hyperlink w:anchor="_Toc235896354" w:history="1">
+      <w:hyperlink w:anchor="_Toc235950531" w:history="1">
         <w:r>
           <w:rPr>
             <w:rStyle w:val="Hyperlink"/>
             <w:noProof/>
           </w:rPr>
-          <w:t>Der Computer fragt …</w:t>
+          <w:t>Ein Dictionary speichert Paare von Schlüssel und Wert</w:t>
         </w:r>
         <w:r>
           <w:rPr>
@@ -905,7 +1059,7 @@
             <w:noProof/>
             <w:webHidden/>
           </w:rPr>
-          <w:instrText xml:space="preserve"> PAGEREF _Toc235896354 \h </w:instrText>
+          <w:instrText xml:space="preserve"> PAGEREF _Toc235950531 \h </w:instrText>
         </w:r>
         <w:r>
           <w:rPr>
@@ -950,13 +1104,13 @@
           <w:lang w:eastAsia="de-DE"/>
         </w:rPr>
       </w:pPr>
-      <w:hyperlink w:anchor="_Toc235896355" w:history="1">
+      <w:hyperlink w:anchor="_Toc235950532" w:history="1">
         <w:r>
           <w:rPr>
             <w:rStyle w:val="Hyperlink"/>
             <w:noProof/>
           </w:rPr>
-          <w:t>Dein Wörterbuch lernt …</w:t>
+          <w:t>Der Computer fragt …</w:t>
         </w:r>
         <w:r>
           <w:rPr>
@@ -977,7 +1131,7 @@
             <w:noProof/>
             <w:webHidden/>
           </w:rPr>
-          <w:instrText xml:space="preserve"> PAGEREF _Toc235896355 \h </w:instrText>
+          <w:instrText xml:space="preserve"> PAGEREF _Toc235950532 \h </w:instrText>
         </w:r>
         <w:r>
           <w:rPr>
@@ -1022,13 +1176,13 @@
           <w:lang w:eastAsia="de-DE"/>
         </w:rPr>
       </w:pPr>
-      <w:hyperlink w:anchor="_Toc235896356" w:history="1">
+      <w:hyperlink w:anchor="_Toc235950533" w:history="1">
         <w:r>
           <w:rPr>
             <w:rStyle w:val="Hyperlink"/>
             <w:noProof/>
           </w:rPr>
-          <w:t>Der Computer unterscheidet zwischen "wahr" und "falsch"</w:t>
+          <w:t>Dein Wörterbuch lernt …</w:t>
         </w:r>
         <w:r>
           <w:rPr>
@@ -1049,7 +1203,7 @@
             <w:noProof/>
             <w:webHidden/>
           </w:rPr>
-          <w:instrText xml:space="preserve"> PAGEREF _Toc235896356 \h </w:instrText>
+          <w:instrText xml:space="preserve"> PAGEREF _Toc235950533 \h </w:instrText>
         </w:r>
         <w:r>
           <w:rPr>
@@ -1094,13 +1248,13 @@
           <w:lang w:eastAsia="de-DE"/>
         </w:rPr>
       </w:pPr>
-      <w:hyperlink w:anchor="_Toc235896357" w:history="1">
+      <w:hyperlink w:anchor="_Toc235950534" w:history="1">
         <w:r>
           <w:rPr>
             <w:rStyle w:val="Hyperlink"/>
             <w:noProof/>
           </w:rPr>
-          <w:t>Der Computer unterscheidet Fälle</w:t>
+          <w:t>Der Computer unterscheidet zwischen "wahr" und "falsch"</w:t>
         </w:r>
         <w:r>
           <w:rPr>
@@ -1121,7 +1275,7 @@
             <w:noProof/>
             <w:webHidden/>
           </w:rPr>
-          <w:instrText xml:space="preserve"> PAGEREF _Toc235896357 \h </w:instrText>
+          <w:instrText xml:space="preserve"> PAGEREF _Toc235950534 \h </w:instrText>
         </w:r>
         <w:r>
           <w:rPr>
@@ -1166,13 +1320,13 @@
           <w:lang w:eastAsia="de-DE"/>
         </w:rPr>
       </w:pPr>
-      <w:hyperlink w:anchor="_Toc235896358" w:history="1">
+      <w:hyperlink w:anchor="_Toc235950535" w:history="1">
         <w:r>
           <w:rPr>
             <w:rStyle w:val="Hyperlink"/>
             <w:noProof/>
           </w:rPr>
-          <w:t>Solange die Bedingung wahr ist, ausführen …</w:t>
+          <w:t>Der Computer unterscheidet Fälle</w:t>
         </w:r>
         <w:r>
           <w:rPr>
@@ -1193,7 +1347,7 @@
             <w:noProof/>
             <w:webHidden/>
           </w:rPr>
-          <w:instrText xml:space="preserve"> PAGEREF _Toc235896358 \h </w:instrText>
+          <w:instrText xml:space="preserve"> PAGEREF _Toc235950535 \h </w:instrText>
         </w:r>
         <w:r>
           <w:rPr>
@@ -1238,7 +1392,79 @@
           <w:lang w:eastAsia="de-DE"/>
         </w:rPr>
       </w:pPr>
-      <w:hyperlink w:anchor="_Toc235896359" w:history="1">
+      <w:hyperlink w:anchor="_Toc235950536" w:history="1">
+        <w:r>
+          <w:rPr>
+            <w:rStyle w:val="Hyperlink"/>
+            <w:noProof/>
+          </w:rPr>
+          <w:t>Solange die Bedingung wahr ist, ausführen …</w:t>
+        </w:r>
+        <w:r>
+          <w:rPr>
+            <w:noProof/>
+            <w:webHidden/>
+          </w:rPr>
+          <w:tab/>
+        </w:r>
+        <w:r>
+          <w:rPr>
+            <w:noProof/>
+            <w:webHidden/>
+          </w:rPr>
+          <w:fldChar w:fldCharType="begin"/>
+        </w:r>
+        <w:r>
+          <w:rPr>
+            <w:noProof/>
+            <w:webHidden/>
+          </w:rPr>
+          <w:instrText xml:space="preserve"> PAGEREF _Toc235950536 \h </w:instrText>
+        </w:r>
+        <w:r>
+          <w:rPr>
+            <w:noProof/>
+            <w:webHidden/>
+          </w:rPr>
+        </w:r>
+        <w:r>
+          <w:rPr>
+            <w:noProof/>
+            <w:webHidden/>
+          </w:rPr>
+          <w:fldChar w:fldCharType="separate"/>
+        </w:r>
+        <w:r>
+          <w:rPr>
+            <w:noProof/>
+            <w:webHidden/>
+          </w:rPr>
+          <w:t>14</w:t>
+        </w:r>
+        <w:r>
+          <w:rPr>
+            <w:noProof/>
+            <w:webHidden/>
+          </w:rPr>
+          <w:fldChar w:fldCharType="end"/>
+        </w:r>
+      </w:hyperlink>
+    </w:p>
+    <w:p>
+      <w:pPr>
+        <w:pStyle w:val="Verzeichnis1"/>
+        <w:tabs>
+          <w:tab w:val="right" w:leader="dot" w:pos="10456"/>
+        </w:tabs>
+        <w:rPr>
+          <w:rFonts w:eastAsiaTheme="minorEastAsia"/>
+          <w:noProof/>
+          <w:sz w:val="24"/>
+          <w:szCs w:val="24"/>
+          <w:lang w:eastAsia="de-DE"/>
+        </w:rPr>
+      </w:pPr>
+      <w:hyperlink w:anchor="_Toc235950537" w:history="1">
         <w:r>
           <w:rPr>
             <w:rStyle w:val="Hyperlink"/>
@@ -1265,86 +1491,7 @@
             <w:noProof/>
             <w:webHidden/>
           </w:rPr>
-          <w:instrText xml:space="preserve"> PAGEREF _Toc235896359 \h </w:instrText>
-        </w:r>
-        <w:r>
-          <w:rPr>
-            <w:noProof/>
-            <w:webHidden/>
-          </w:rPr>
-        </w:r>
-        <w:r>
-          <w:rPr>
-            <w:noProof/>
-            <w:webHidden/>
-          </w:rPr>
-          <w:fldChar w:fldCharType="separate"/>
-        </w:r>
-        <w:r>
-          <w:rPr>
-            <w:noProof/>
-            <w:webHidden/>
-          </w:rPr>
-          <w:t>1</w:t>
-        </w:r>
-        <w:r>
-          <w:rPr>
-            <w:noProof/>
-            <w:webHidden/>
-          </w:rPr>
-          <w:t>5</w:t>
-        </w:r>
-        <w:r>
-          <w:rPr>
-            <w:noProof/>
-            <w:webHidden/>
-          </w:rPr>
-          <w:fldChar w:fldCharType="end"/>
-        </w:r>
-      </w:hyperlink>
-    </w:p>
-    <w:p>
-      <w:pPr>
-        <w:pStyle w:val="Verzeichnis1"/>
-        <w:tabs>
-          <w:tab w:val="right" w:leader="dot" w:pos="10456"/>
-        </w:tabs>
-        <w:rPr>
-          <w:rFonts w:eastAsiaTheme="minorEastAsia"/>
-          <w:noProof/>
-          <w:sz w:val="24"/>
-          <w:szCs w:val="24"/>
-          <w:lang w:eastAsia="de-DE"/>
-        </w:rPr>
-      </w:pPr>
-      <w:hyperlink w:anchor="_Toc235896360" w:history="1">
-        <w:r>
-          <w:rPr>
-            <w:rStyle w:val="Hyperlink"/>
-            <w:noProof/>
-          </w:rPr>
-          <w:t>Funktionen haben Input und Output: Ganzzahlen</w:t>
-        </w:r>
-        <w:r>
-          <w:rPr>
-            <w:noProof/>
-            <w:webHidden/>
-          </w:rPr>
-          <w:tab/>
-        </w:r>
-        <w:r>
-          <w:rPr>
-            <w:noProof/>
-            <w:webHidden/>
-          </w:rPr>
-          <w:fldChar w:fldCharType="begin"/>
-        </w:r>
-        <w:r>
-          <w:rPr>
-            <w:noProof/>
-            <w:webHidden/>
-          </w:rPr>
-          <w:instrText xml:space="preserve"> PAGEREF _Toc235896360 \h </w:instrText>
+          <w:instrText xml:space="preserve"> PAGEREF _Toc235950537 \h </w:instrText>
         </w:r>
         <w:r>
           <w:rPr>
@@ -1389,13 +1536,13 @@
           <w:lang w:eastAsia="de-DE"/>
         </w:rPr>
       </w:pPr>
-      <w:hyperlink w:anchor="_Toc235896361" w:history="1">
+      <w:hyperlink w:anchor="_Toc235950538" w:history="1">
         <w:r>
           <w:rPr>
             <w:rStyle w:val="Hyperlink"/>
             <w:noProof/>
           </w:rPr>
-          <w:t>Funktionen haben Input und Output: Tupel, Liste</w:t>
+          <w:t>Funktionen in Python</w:t>
         </w:r>
         <w:r>
           <w:rPr>
@@ -1416,7 +1563,7 @@
             <w:noProof/>
             <w:webHidden/>
           </w:rPr>
-          <w:instrText xml:space="preserve"> PAGEREF _Toc235896361 \h </w:instrText>
+          <w:instrText xml:space="preserve"> PAGEREF _Toc235950538 \h </w:instrText>
         </w:r>
         <w:r>
           <w:rPr>
@@ -1436,7 +1583,14 @@
             <w:noProof/>
             <w:webHidden/>
           </w:rPr>
-          <w:t>17</w:t>
+          <w:t>1</w:t>
+        </w:r>
+        <w:r>
+          <w:rPr>
+            <w:noProof/>
+            <w:webHidden/>
+          </w:rPr>
+          <w:t>7</w:t>
         </w:r>
         <w:r>
           <w:rPr>
@@ -1461,13 +1615,13 @@
           <w:lang w:eastAsia="de-DE"/>
         </w:rPr>
       </w:pPr>
-      <w:hyperlink w:anchor="_Toc235896362" w:history="1">
+      <w:hyperlink w:anchor="_Toc235950539" w:history="1">
         <w:r>
           <w:rPr>
             <w:rStyle w:val="Hyperlink"/>
             <w:noProof/>
           </w:rPr>
-          <w:t>Globale und lokale Variable in der Funktion</w:t>
+          <w:t>Funktionen haben Input und Output: Ganzzahlen</w:t>
         </w:r>
         <w:r>
           <w:rPr>
@@ -1488,79 +1642,7 @@
             <w:noProof/>
             <w:webHidden/>
           </w:rPr>
-          <w:instrText xml:space="preserve"> PAGEREF _Toc235896362 \h </w:instrText>
-        </w:r>
-        <w:r>
-          <w:rPr>
-            <w:noProof/>
-            <w:webHidden/>
-          </w:rPr>
-        </w:r>
-        <w:r>
-          <w:rPr>
-            <w:noProof/>
-            <w:webHidden/>
-          </w:rPr>
-          <w:fldChar w:fldCharType="separate"/>
-        </w:r>
-        <w:r>
-          <w:rPr>
-            <w:noProof/>
-            <w:webHidden/>
-          </w:rPr>
-          <w:t>18</w:t>
-        </w:r>
-        <w:r>
-          <w:rPr>
-            <w:noProof/>
-            <w:webHidden/>
-          </w:rPr>
-          <w:fldChar w:fldCharType="end"/>
-        </w:r>
-      </w:hyperlink>
-    </w:p>
-    <w:p>
-      <w:pPr>
-        <w:pStyle w:val="Verzeichnis1"/>
-        <w:tabs>
-          <w:tab w:val="right" w:leader="dot" w:pos="10456"/>
-        </w:tabs>
-        <w:rPr>
-          <w:rFonts w:eastAsiaTheme="minorEastAsia"/>
-          <w:noProof/>
-          <w:sz w:val="24"/>
-          <w:szCs w:val="24"/>
-          <w:lang w:eastAsia="de-DE"/>
-        </w:rPr>
-      </w:pPr>
-      <w:hyperlink w:anchor="_Toc235896363" w:history="1">
-        <w:r>
-          <w:rPr>
-            <w:rStyle w:val="Hyperlink"/>
-            <w:noProof/>
-          </w:rPr>
-          <w:t>Aufgaben mit Funktionen lösen: Konstruktionsanleitung</w:t>
-        </w:r>
-        <w:r>
-          <w:rPr>
-            <w:noProof/>
-            <w:webHidden/>
-          </w:rPr>
-          <w:tab/>
-        </w:r>
-        <w:r>
-          <w:rPr>
-            <w:noProof/>
-            <w:webHidden/>
-          </w:rPr>
-          <w:fldChar w:fldCharType="begin"/>
-        </w:r>
-        <w:r>
-          <w:rPr>
-            <w:noProof/>
-            <w:webHidden/>
-          </w:rPr>
-          <w:instrText xml:space="preserve"> PAGEREF _Toc235896363 \h </w:instrText>
+          <w:instrText xml:space="preserve"> PAGEREF _Toc235950539 \h </w:instrText>
         </w:r>
         <w:r>
           <w:rPr>
@@ -1605,13 +1687,13 @@
           <w:lang w:eastAsia="de-DE"/>
         </w:rPr>
       </w:pPr>
-      <w:hyperlink w:anchor="_Toc235896364" w:history="1">
+      <w:hyperlink w:anchor="_Toc235950540" w:history="1">
         <w:r>
           <w:rPr>
             <w:rStyle w:val="Hyperlink"/>
             <w:noProof/>
           </w:rPr>
-          <w:t>Aufgaben mit Funktionen lösen: Tabelle drucken</w:t>
+          <w:t>Funktionen haben Input und Output: Tupel, Liste</w:t>
         </w:r>
         <w:r>
           <w:rPr>
@@ -1632,7 +1714,7 @@
             <w:noProof/>
             <w:webHidden/>
           </w:rPr>
-          <w:instrText xml:space="preserve"> PAGEREF _Toc235896364 \h </w:instrText>
+          <w:instrText xml:space="preserve"> PAGEREF _Toc235950540 \h </w:instrText>
         </w:r>
         <w:r>
           <w:rPr>
@@ -1677,13 +1759,13 @@
           <w:lang w:eastAsia="de-DE"/>
         </w:rPr>
       </w:pPr>
-      <w:hyperlink w:anchor="_Toc235896365" w:history="1">
+      <w:hyperlink w:anchor="_Toc235950541" w:history="1">
         <w:r>
           <w:rPr>
             <w:rStyle w:val="Hyperlink"/>
             <w:noProof/>
           </w:rPr>
-          <w:t>Aufgaben mit Funktionen lösen: Diagramm plotten</w:t>
+          <w:t>Globale und lokale Variable in der Funktion</w:t>
         </w:r>
         <w:r>
           <w:rPr>
@@ -1704,7 +1786,7 @@
             <w:noProof/>
             <w:webHidden/>
           </w:rPr>
-          <w:instrText xml:space="preserve"> PAGEREF _Toc235896365 \h </w:instrText>
+          <w:instrText xml:space="preserve"> PAGEREF _Toc235950541 \h </w:instrText>
         </w:r>
         <w:r>
           <w:rPr>
@@ -1749,13 +1831,13 @@
           <w:lang w:eastAsia="de-DE"/>
         </w:rPr>
       </w:pPr>
-      <w:hyperlink w:anchor="_Toc235896366" w:history="1">
+      <w:hyperlink w:anchor="_Toc235950542" w:history="1">
         <w:r>
           <w:rPr>
             <w:rStyle w:val="Hyperlink"/>
             <w:noProof/>
           </w:rPr>
-          <w:t>Klassen haben Eigenschaften und Methoden</w:t>
+          <w:t>Aufgaben mit Funktionen lösen: Konstruktionsanleitung</w:t>
         </w:r>
         <w:r>
           <w:rPr>
@@ -1776,7 +1858,7 @@
             <w:noProof/>
             <w:webHidden/>
           </w:rPr>
-          <w:instrText xml:space="preserve"> PAGEREF _Toc235896366 \h </w:instrText>
+          <w:instrText xml:space="preserve"> PAGEREF _Toc235950542 \h </w:instrText>
         </w:r>
         <w:r>
           <w:rPr>
@@ -1796,7 +1878,14 @@
             <w:noProof/>
             <w:webHidden/>
           </w:rPr>
-          <w:t>22</w:t>
+          <w:t>2</w:t>
+        </w:r>
+        <w:r>
+          <w:rPr>
+            <w:noProof/>
+            <w:webHidden/>
+          </w:rPr>
+          <w:t>2</w:t>
         </w:r>
         <w:r>
           <w:rPr>
@@ -1821,13 +1910,13 @@
           <w:lang w:eastAsia="de-DE"/>
         </w:rPr>
       </w:pPr>
-      <w:hyperlink w:anchor="_Toc235896367" w:history="1">
+      <w:hyperlink w:anchor="_Toc235950543" w:history="1">
         <w:r>
           <w:rPr>
             <w:rStyle w:val="Hyperlink"/>
             <w:noProof/>
           </w:rPr>
-          <w:t>Die Eltern-Klasse vererbt – die Kind-Klasse erbt</w:t>
+          <w:t>Aufgaben mit Funktionen lösen: Tabelle drucken</w:t>
         </w:r>
         <w:r>
           <w:rPr>
@@ -1848,7 +1937,7 @@
             <w:noProof/>
             <w:webHidden/>
           </w:rPr>
-          <w:instrText xml:space="preserve"> PAGEREF _Toc235896367 \h </w:instrText>
+          <w:instrText xml:space="preserve"> PAGEREF _Toc235950543 \h </w:instrText>
         </w:r>
         <w:r>
           <w:rPr>
@@ -1893,13 +1982,13 @@
           <w:lang w:eastAsia="de-DE"/>
         </w:rPr>
       </w:pPr>
-      <w:hyperlink w:anchor="_Toc235896368" w:history="1">
+      <w:hyperlink w:anchor="_Toc235950544" w:history="1">
         <w:r>
           <w:rPr>
             <w:rStyle w:val="Hyperlink"/>
             <w:noProof/>
           </w:rPr>
-          <w:t>Roboter im Irrgarten: Wände bauen</w:t>
+          <w:t>Aufgaben mit Funktionen lösen: Diagramm plotten</w:t>
         </w:r>
         <w:r>
           <w:rPr>
@@ -1920,7 +2009,7 @@
             <w:noProof/>
             <w:webHidden/>
           </w:rPr>
-          <w:instrText xml:space="preserve"> PAGEREF _Toc235896368 \h </w:instrText>
+          <w:instrText xml:space="preserve"> PAGEREF _Toc235950544 \h </w:instrText>
         </w:r>
         <w:r>
           <w:rPr>
@@ -1965,13 +2054,13 @@
           <w:lang w:eastAsia="de-DE"/>
         </w:rPr>
       </w:pPr>
-      <w:hyperlink w:anchor="_Toc235896369" w:history="1">
+      <w:hyperlink w:anchor="_Toc235950545" w:history="1">
         <w:r>
           <w:rPr>
             <w:rStyle w:val="Hyperlink"/>
             <w:noProof/>
           </w:rPr>
-          <w:t>Roboter im Irrgarten: Wände ablegen</w:t>
+          <w:t>Klassen haben Eigenschaften und Methoden</w:t>
         </w:r>
         <w:r>
           <w:rPr>
@@ -1992,7 +2081,7 @@
             <w:noProof/>
             <w:webHidden/>
           </w:rPr>
-          <w:instrText xml:space="preserve"> PAGEREF _Toc235896369 \h </w:instrText>
+          <w:instrText xml:space="preserve"> PAGEREF _Toc235950545 \h </w:instrText>
         </w:r>
         <w:r>
           <w:rPr>
@@ -2037,13 +2126,13 @@
           <w:lang w:eastAsia="de-DE"/>
         </w:rPr>
       </w:pPr>
-      <w:hyperlink w:anchor="_Toc235896370" w:history="1">
+      <w:hyperlink w:anchor="_Toc235950546" w:history="1">
         <w:r>
           <w:rPr>
             <w:rStyle w:val="Hyperlink"/>
             <w:noProof/>
           </w:rPr>
-          <w:t>Roboter im Irrgarten: Wände aus Datei lesen</w:t>
+          <w:t>Die Eltern-Klasse vererbt – die Kind-Klasse erbt</w:t>
         </w:r>
         <w:r>
           <w:rPr>
@@ -2064,7 +2153,7 @@
             <w:noProof/>
             <w:webHidden/>
           </w:rPr>
-          <w:instrText xml:space="preserve"> PAGEREF _Toc235896370 \h </w:instrText>
+          <w:instrText xml:space="preserve"> PAGEREF _Toc235950546 \h </w:instrText>
         </w:r>
         <w:r>
           <w:rPr>
@@ -2109,13 +2198,13 @@
           <w:lang w:eastAsia="de-DE"/>
         </w:rPr>
       </w:pPr>
-      <w:hyperlink w:anchor="_Toc235896371" w:history="1">
+      <w:hyperlink w:anchor="_Toc235950547" w:history="1">
         <w:r>
           <w:rPr>
             <w:rStyle w:val="Hyperlink"/>
             <w:noProof/>
           </w:rPr>
-          <w:t>Roboter im Irrgarten: Schildkröte bewegen</w:t>
+          <w:t>Roboter im Irrgarten: Wände bauen</w:t>
         </w:r>
         <w:r>
           <w:rPr>
@@ -2136,7 +2225,7 @@
             <w:noProof/>
             <w:webHidden/>
           </w:rPr>
-          <w:instrText xml:space="preserve"> PAGEREF _Toc235896371 \h </w:instrText>
+          <w:instrText xml:space="preserve"> PAGEREF _Toc235950547 \h </w:instrText>
         </w:r>
         <w:r>
           <w:rPr>
@@ -2181,13 +2270,13 @@
           <w:lang w:eastAsia="de-DE"/>
         </w:rPr>
       </w:pPr>
-      <w:hyperlink w:anchor="_Toc235896372" w:history="1">
+      <w:hyperlink w:anchor="_Toc235950548" w:history="1">
         <w:r>
           <w:rPr>
             <w:rStyle w:val="Hyperlink"/>
             <w:noProof/>
           </w:rPr>
-          <w:t>Roboter im Irrgarten: Schauen, gehen, drehen</w:t>
+          <w:t>Roboter im Irrgarten: Wände ablegen</w:t>
         </w:r>
         <w:r>
           <w:rPr>
@@ -2208,7 +2297,7 @@
             <w:noProof/>
             <w:webHidden/>
           </w:rPr>
-          <w:instrText xml:space="preserve"> PAGEREF _Toc235896372 \h </w:instrText>
+          <w:instrText xml:space="preserve"> PAGEREF _Toc235950548 \h </w:instrText>
         </w:r>
         <w:r>
           <w:rPr>
@@ -2253,13 +2342,13 @@
           <w:lang w:eastAsia="de-DE"/>
         </w:rPr>
       </w:pPr>
-      <w:hyperlink w:anchor="_Toc235896373" w:history="1">
+      <w:hyperlink w:anchor="_Toc235950549" w:history="1">
         <w:r>
           <w:rPr>
             <w:rStyle w:val="Hyperlink"/>
             <w:noProof/>
           </w:rPr>
-          <w:t>Roboter im Irrgarten: Rechte-Hand-Methode</w:t>
+          <w:t>Roboter im Irrgarten: Wände aus Datei lesen</w:t>
         </w:r>
         <w:r>
           <w:rPr>
@@ -2280,7 +2369,79 @@
             <w:noProof/>
             <w:webHidden/>
           </w:rPr>
-          <w:instrText xml:space="preserve"> PAGEREF _Toc235896373 \h </w:instrText>
+          <w:instrText xml:space="preserve"> PAGEREF _Toc235950549 \h </w:instrText>
+        </w:r>
+        <w:r>
+          <w:rPr>
+            <w:noProof/>
+            <w:webHidden/>
+          </w:rPr>
+        </w:r>
+        <w:r>
+          <w:rPr>
+            <w:noProof/>
+            <w:webHidden/>
+          </w:rPr>
+          <w:fldChar w:fldCharType="separate"/>
+        </w:r>
+        <w:r>
+          <w:rPr>
+            <w:noProof/>
+            <w:webHidden/>
+          </w:rPr>
+          <w:t>29</w:t>
+        </w:r>
+        <w:r>
+          <w:rPr>
+            <w:noProof/>
+            <w:webHidden/>
+          </w:rPr>
+          <w:fldChar w:fldCharType="end"/>
+        </w:r>
+      </w:hyperlink>
+    </w:p>
+    <w:p>
+      <w:pPr>
+        <w:pStyle w:val="Verzeichnis1"/>
+        <w:tabs>
+          <w:tab w:val="right" w:leader="dot" w:pos="10456"/>
+        </w:tabs>
+        <w:rPr>
+          <w:rFonts w:eastAsiaTheme="minorEastAsia"/>
+          <w:noProof/>
+          <w:sz w:val="24"/>
+          <w:szCs w:val="24"/>
+          <w:lang w:eastAsia="de-DE"/>
+        </w:rPr>
+      </w:pPr>
+      <w:hyperlink w:anchor="_Toc235950550" w:history="1">
+        <w:r>
+          <w:rPr>
+            <w:rStyle w:val="Hyperlink"/>
+            <w:noProof/>
+          </w:rPr>
+          <w:t>Roboter im Irrgarten: Schildkröte bewegen</w:t>
+        </w:r>
+        <w:r>
+          <w:rPr>
+            <w:noProof/>
+            <w:webHidden/>
+          </w:rPr>
+          <w:tab/>
+        </w:r>
+        <w:r>
+          <w:rPr>
+            <w:noProof/>
+            <w:webHidden/>
+          </w:rPr>
+          <w:fldChar w:fldCharType="begin"/>
+        </w:r>
+        <w:r>
+          <w:rPr>
+            <w:noProof/>
+            <w:webHidden/>
+          </w:rPr>
+          <w:instrText xml:space="preserve"> PAGEREF _Toc235950550 \h </w:instrText>
         </w:r>
         <w:r>
           <w:rPr>
@@ -2325,13 +2486,13 @@
           <w:lang w:eastAsia="de-DE"/>
         </w:rPr>
       </w:pPr>
-      <w:hyperlink w:anchor="_Toc235896374" w:history="1">
+      <w:hyperlink w:anchor="_Toc235950551" w:history="1">
         <w:r>
           <w:rPr>
             <w:rStyle w:val="Hyperlink"/>
             <w:noProof/>
           </w:rPr>
-          <w:t>Roboter im Irrgarten: Pledge-Algorithmus</w:t>
+          <w:t>Roboter im Irrgarten: Schauen, gehen, drehen</w:t>
         </w:r>
         <w:r>
           <w:rPr>
@@ -2352,7 +2513,7 @@
             <w:noProof/>
             <w:webHidden/>
           </w:rPr>
-          <w:instrText xml:space="preserve"> PAGEREF _Toc235896374 \h </w:instrText>
+          <w:instrText xml:space="preserve"> PAGEREF _Toc235950551 \h </w:instrText>
         </w:r>
         <w:r>
           <w:rPr>
@@ -2397,13 +2558,13 @@
           <w:lang w:eastAsia="de-DE"/>
         </w:rPr>
       </w:pPr>
-      <w:hyperlink w:anchor="_Toc235896375" w:history="1">
+      <w:hyperlink w:anchor="_Toc235950552" w:history="1">
         <w:r>
           <w:rPr>
             <w:rStyle w:val="Hyperlink"/>
             <w:noProof/>
           </w:rPr>
-          <w:t>Auto im Gegenverkehr: Auto steuern</w:t>
+          <w:t>Roboter im Irrgarten: Rechte-Hand-Methode</w:t>
         </w:r>
         <w:r>
           <w:rPr>
@@ -2424,7 +2585,7 @@
             <w:noProof/>
             <w:webHidden/>
           </w:rPr>
-          <w:instrText xml:space="preserve"> PAGEREF _Toc235896375 \h </w:instrText>
+          <w:instrText xml:space="preserve"> PAGEREF _Toc235950552 \h </w:instrText>
         </w:r>
         <w:r>
           <w:rPr>
@@ -2469,13 +2630,13 @@
           <w:lang w:eastAsia="de-DE"/>
         </w:rPr>
       </w:pPr>
-      <w:hyperlink w:anchor="_Toc235896376" w:history="1">
+      <w:hyperlink w:anchor="_Toc235950553" w:history="1">
         <w:r>
           <w:rPr>
             <w:rStyle w:val="Hyperlink"/>
             <w:noProof/>
           </w:rPr>
-          <w:t>Auto im Gegenverkehr: Gegenverkehr kommt</w:t>
+          <w:t>Roboter im Irrgarten: Pledge-Algorithmus</w:t>
         </w:r>
         <w:r>
           <w:rPr>
@@ -2496,7 +2657,7 @@
             <w:noProof/>
             <w:webHidden/>
           </w:rPr>
-          <w:instrText xml:space="preserve"> PAGEREF _Toc235896376 \h </w:instrText>
+          <w:instrText xml:space="preserve"> PAGEREF _Toc235950553 \h </w:instrText>
         </w:r>
         <w:r>
           <w:rPr>
@@ -2516,7 +2677,7 @@
             <w:noProof/>
             <w:webHidden/>
           </w:rPr>
-          <w:t>35</w:t>
+          <w:t>34</w:t>
         </w:r>
         <w:r>
           <w:rPr>
@@ -2541,13 +2702,13 @@
           <w:lang w:eastAsia="de-DE"/>
         </w:rPr>
       </w:pPr>
-      <w:hyperlink w:anchor="_Toc235896377" w:history="1">
+      <w:hyperlink w:anchor="_Toc235950554" w:history="1">
         <w:r>
           <w:rPr>
             <w:rStyle w:val="Hyperlink"/>
             <w:noProof/>
           </w:rPr>
-          <w:t>Auto im Gegenverkehr: Zusammenstoß melden</w:t>
+          <w:t>Auto im Gegenverkehr: Auto steuern</w:t>
         </w:r>
         <w:r>
           <w:rPr>
@@ -2568,7 +2729,7 @@
             <w:noProof/>
             <w:webHidden/>
           </w:rPr>
-          <w:instrText xml:space="preserve"> PAGEREF _Toc235896377 \h </w:instrText>
+          <w:instrText xml:space="preserve"> PAGEREF _Toc235950554 \h </w:instrText>
         </w:r>
         <w:r>
           <w:rPr>
@@ -2613,13 +2774,13 @@
           <w:lang w:eastAsia="de-DE"/>
         </w:rPr>
       </w:pPr>
-      <w:hyperlink w:anchor="_Toc235896378" w:history="1">
+      <w:hyperlink w:anchor="_Toc235950555" w:history="1">
         <w:r>
           <w:rPr>
             <w:rStyle w:val="Hyperlink"/>
             <w:noProof/>
           </w:rPr>
-          <w:t>Auto im Gegenverkehr: Gegenverkehr wird schneller</w:t>
+          <w:t>Auto im Gegenverkehr: Gegenverkehr kommt</w:t>
         </w:r>
         <w:r>
           <w:rPr>
@@ -2640,7 +2801,7 @@
             <w:noProof/>
             <w:webHidden/>
           </w:rPr>
-          <w:instrText xml:space="preserve"> PAGEREF _Toc235896378 \h </w:instrText>
+          <w:instrText xml:space="preserve"> PAGEREF _Toc235950555 \h </w:instrText>
         </w:r>
         <w:r>
           <w:rPr>
@@ -2685,13 +2846,13 @@
           <w:lang w:eastAsia="de-DE"/>
         </w:rPr>
       </w:pPr>
-      <w:hyperlink w:anchor="_Toc235896379" w:history="1">
+      <w:hyperlink w:anchor="_Toc235950556" w:history="1">
         <w:r>
           <w:rPr>
             <w:rStyle w:val="Hyperlink"/>
             <w:noProof/>
           </w:rPr>
-          <w:t>Auto im Gegenverkehr: Straße und Sound</w:t>
+          <w:t>Auto im Gegenverkehr: Zusammenstoß melden</w:t>
         </w:r>
         <w:r>
           <w:rPr>
@@ -2712,7 +2873,7 @@
             <w:noProof/>
             <w:webHidden/>
           </w:rPr>
-          <w:instrText xml:space="preserve"> PAGEREF _Toc235896379 \h </w:instrText>
+          <w:instrText xml:space="preserve"> PAGEREF _Toc235950556 \h </w:instrText>
         </w:r>
         <w:r>
           <w:rPr>
@@ -2757,13 +2918,13 @@
           <w:lang w:eastAsia="de-DE"/>
         </w:rPr>
       </w:pPr>
-      <w:hyperlink w:anchor="_Toc235896380" w:history="1">
+      <w:hyperlink w:anchor="_Toc235950557" w:history="1">
         <w:r>
           <w:rPr>
             <w:rStyle w:val="Hyperlink"/>
             <w:noProof/>
           </w:rPr>
-          <w:t>Ein Dinosaurier überquert die Straße</w:t>
+          <w:t>Auto im Gegenverkehr: Gegenverkehr wird schneller</w:t>
         </w:r>
         <w:r>
           <w:rPr>
@@ -2784,79 +2945,7 @@
             <w:noProof/>
             <w:webHidden/>
           </w:rPr>
-          <w:instrText xml:space="preserve"> PAGEREF _Toc235896380 \h </w:instrText>
-        </w:r>
-        <w:r>
-          <w:rPr>
-            <w:noProof/>
-            <w:webHidden/>
-          </w:rPr>
-        </w:r>
-        <w:r>
-          <w:rPr>
-            <w:noProof/>
-            <w:webHidden/>
-          </w:rPr>
-          <w:fldChar w:fldCharType="separate"/>
-        </w:r>
-        <w:r>
-          <w:rPr>
-            <w:noProof/>
-            <w:webHidden/>
-          </w:rPr>
-          <w:t>40</w:t>
-        </w:r>
-        <w:r>
-          <w:rPr>
-            <w:noProof/>
-            <w:webHidden/>
-          </w:rPr>
-          <w:fldChar w:fldCharType="end"/>
-        </w:r>
-      </w:hyperlink>
-    </w:p>
-    <w:p>
-      <w:pPr>
-        <w:pStyle w:val="Verzeichnis1"/>
-        <w:tabs>
-          <w:tab w:val="right" w:leader="dot" w:pos="10456"/>
-        </w:tabs>
-        <w:rPr>
-          <w:rFonts w:eastAsiaTheme="minorEastAsia"/>
-          <w:noProof/>
-          <w:sz w:val="24"/>
-          <w:szCs w:val="24"/>
-          <w:lang w:eastAsia="de-DE"/>
-        </w:rPr>
-      </w:pPr>
-      <w:hyperlink w:anchor="_Toc235896381" w:history="1">
-        <w:r>
-          <w:rPr>
-            <w:rStyle w:val="Hyperlink"/>
-            <w:noProof/>
-          </w:rPr>
-          <w:t>Quellen</w:t>
-        </w:r>
-        <w:r>
-          <w:rPr>
-            <w:noProof/>
-            <w:webHidden/>
-          </w:rPr>
-          <w:tab/>
-        </w:r>
-        <w:r>
-          <w:rPr>
-            <w:noProof/>
-            <w:webHidden/>
-          </w:rPr>
-          <w:fldChar w:fldCharType="begin"/>
-        </w:r>
-        <w:r>
-          <w:rPr>
-            <w:noProof/>
-            <w:webHidden/>
-          </w:rPr>
-          <w:instrText xml:space="preserve"> PAGEREF _Toc235896381 \h </w:instrText>
+          <w:instrText xml:space="preserve"> PAGEREF _Toc235950557 \h </w:instrText>
         </w:r>
         <w:r>
           <w:rPr>
@@ -2888,6 +2977,222 @@
       </w:hyperlink>
     </w:p>
     <w:p>
+      <w:pPr>
+        <w:pStyle w:val="Verzeichnis1"/>
+        <w:tabs>
+          <w:tab w:val="right" w:leader="dot" w:pos="10456"/>
+        </w:tabs>
+        <w:rPr>
+          <w:rFonts w:eastAsiaTheme="minorEastAsia"/>
+          <w:noProof/>
+          <w:sz w:val="24"/>
+          <w:szCs w:val="24"/>
+          <w:lang w:eastAsia="de-DE"/>
+        </w:rPr>
+      </w:pPr>
+      <w:hyperlink w:anchor="_Toc235950558" w:history="1">
+        <w:r>
+          <w:rPr>
+            <w:rStyle w:val="Hyperlink"/>
+            <w:noProof/>
+          </w:rPr>
+          <w:t>Auto im Gegenverkehr: Straße und Sound</w:t>
+        </w:r>
+        <w:r>
+          <w:rPr>
+            <w:noProof/>
+            <w:webHidden/>
+          </w:rPr>
+          <w:tab/>
+        </w:r>
+        <w:r>
+          <w:rPr>
+            <w:noProof/>
+            <w:webHidden/>
+          </w:rPr>
+          <w:fldChar w:fldCharType="begin"/>
+        </w:r>
+        <w:r>
+          <w:rPr>
+            <w:noProof/>
+            <w:webHidden/>
+          </w:rPr>
+          <w:instrText xml:space="preserve"> PAGEREF _Toc235950558 \h </w:instrText>
+        </w:r>
+        <w:r>
+          <w:rPr>
+            <w:noProof/>
+            <w:webHidden/>
+          </w:rPr>
+        </w:r>
+        <w:r>
+          <w:rPr>
+            <w:noProof/>
+            <w:webHidden/>
+          </w:rPr>
+          <w:fldChar w:fldCharType="separate"/>
+        </w:r>
+        <w:r>
+          <w:rPr>
+            <w:noProof/>
+            <w:webHidden/>
+          </w:rPr>
+          <w:t>42</w:t>
+        </w:r>
+        <w:r>
+          <w:rPr>
+            <w:noProof/>
+            <w:webHidden/>
+          </w:rPr>
+          <w:fldChar w:fldCharType="end"/>
+        </w:r>
+      </w:hyperlink>
+    </w:p>
+    <w:p>
+      <w:pPr>
+        <w:pStyle w:val="Verzeichnis1"/>
+        <w:tabs>
+          <w:tab w:val="right" w:leader="dot" w:pos="10456"/>
+        </w:tabs>
+        <w:rPr>
+          <w:rFonts w:eastAsiaTheme="minorEastAsia"/>
+          <w:noProof/>
+          <w:sz w:val="24"/>
+          <w:szCs w:val="24"/>
+          <w:lang w:eastAsia="de-DE"/>
+        </w:rPr>
+      </w:pPr>
+      <w:hyperlink w:anchor="_Toc235950559" w:history="1">
+        <w:r>
+          <w:rPr>
+            <w:rStyle w:val="Hyperlink"/>
+            <w:noProof/>
+          </w:rPr>
+          <w:t>Ein Dinosaurier überquert die Straße</w:t>
+        </w:r>
+        <w:r>
+          <w:rPr>
+            <w:noProof/>
+            <w:webHidden/>
+          </w:rPr>
+          <w:tab/>
+        </w:r>
+        <w:r>
+          <w:rPr>
+            <w:noProof/>
+            <w:webHidden/>
+          </w:rPr>
+          <w:fldChar w:fldCharType="begin"/>
+        </w:r>
+        <w:r>
+          <w:rPr>
+            <w:noProof/>
+            <w:webHidden/>
+          </w:rPr>
+          <w:instrText xml:space="preserve"> PAGEREF _Toc235950559 \h </w:instrText>
+        </w:r>
+        <w:r>
+          <w:rPr>
+            <w:noProof/>
+            <w:webHidden/>
+          </w:rPr>
+        </w:r>
+        <w:r>
+          <w:rPr>
+            <w:noProof/>
+            <w:webHidden/>
+          </w:rPr>
+          <w:fldChar w:fldCharType="separate"/>
+        </w:r>
+        <w:r>
+          <w:rPr>
+            <w:noProof/>
+            <w:webHidden/>
+          </w:rPr>
+          <w:t>43</w:t>
+        </w:r>
+        <w:r>
+          <w:rPr>
+            <w:noProof/>
+            <w:webHidden/>
+          </w:rPr>
+          <w:fldChar w:fldCharType="end"/>
+        </w:r>
+      </w:hyperlink>
+    </w:p>
+    <w:p>
+      <w:pPr>
+        <w:pStyle w:val="Verzeichnis1"/>
+        <w:tabs>
+          <w:tab w:val="right" w:leader="dot" w:pos="10456"/>
+        </w:tabs>
+        <w:rPr>
+          <w:rFonts w:eastAsiaTheme="minorEastAsia"/>
+          <w:noProof/>
+          <w:sz w:val="24"/>
+          <w:szCs w:val="24"/>
+          <w:lang w:eastAsia="de-DE"/>
+        </w:rPr>
+      </w:pPr>
+      <w:hyperlink w:anchor="_Toc235950560" w:history="1">
+        <w:r>
+          <w:rPr>
+            <w:rStyle w:val="Hyperlink"/>
+            <w:noProof/>
+          </w:rPr>
+          <w:t>Quellen</w:t>
+        </w:r>
+        <w:r>
+          <w:rPr>
+            <w:noProof/>
+            <w:webHidden/>
+          </w:rPr>
+          <w:tab/>
+        </w:r>
+        <w:r>
+          <w:rPr>
+            <w:noProof/>
+            <w:webHidden/>
+          </w:rPr>
+          <w:fldChar w:fldCharType="begin"/>
+        </w:r>
+        <w:r>
+          <w:rPr>
+            <w:noProof/>
+            <w:webHidden/>
+          </w:rPr>
+          <w:instrText xml:space="preserve"> PAGEREF _Toc235950560 \h </w:instrText>
+        </w:r>
+        <w:r>
+          <w:rPr>
+            <w:noProof/>
+            <w:webHidden/>
+          </w:rPr>
+        </w:r>
+        <w:r>
+          <w:rPr>
+            <w:noProof/>
+            <w:webHidden/>
+          </w:rPr>
+          <w:fldChar w:fldCharType="separate"/>
+        </w:r>
+        <w:r>
+          <w:rPr>
+            <w:noProof/>
+            <w:webHidden/>
+          </w:rPr>
+          <w:t>44</w:t>
+        </w:r>
+        <w:r>
+          <w:rPr>
+            <w:noProof/>
+            <w:webHidden/>
+          </w:rPr>
+          <w:fldChar w:fldCharType="end"/>
+        </w:r>
+      </w:hyperlink>
+    </w:p>
+    <w:p>
       <w:r>
         <w:fldChar w:fldCharType="end"/>
       </w:r>
@@ -2909,7 +3214,7 @@
       <w:pPr>
         <w:pStyle w:val="berschrift1"/>
       </w:pPr>
-      <w:bookmarkStart w:id="62" w:name="_Toc235896347"/>
+      <w:bookmarkStart w:id="65" w:name="_Toc235950525"/>
       <w:r>
         <w:lastRenderedPageBreak/>
         <w:t xml:space="preserve">Programmzeilen </w:t>
@@ -2922,7 +3227,7 @@
       </w:r>
       <w:bookmarkEnd w:id="0"/>
       <w:bookmarkEnd w:id="1"/>
-      <w:bookmarkEnd w:id="62"/>
+      <w:bookmarkEnd w:id="65"/>
     </w:p>
     <w:p>
       <w:r>
@@ -2950,8 +3255,8 @@
           <w:color w:val="auto"/>
         </w:rPr>
       </w:pPr>
-      <w:bookmarkStart w:id="63" w:name="_Toc196339504"/>
-      <w:bookmarkStart w:id="64" w:name="_Toc196339873"/>
+      <w:bookmarkStart w:id="66" w:name="_Toc196339504"/>
+      <w:bookmarkStart w:id="67" w:name="_Toc196339873"/>
       <w:r>
         <w:t>Zeichenketten (</w:t>
       </w:r>
@@ -2963,8 +3268,8 @@
       <w:r>
         <w:t>) testen</w:t>
       </w:r>
-      <w:bookmarkEnd w:id="63"/>
-      <w:bookmarkEnd w:id="64"/>
+      <w:bookmarkEnd w:id="66"/>
+      <w:bookmarkEnd w:id="67"/>
     </w:p>
     <w:tbl>
       <w:tblPr>
@@ -3282,8 +3587,8 @@
       <w:pPr>
         <w:pStyle w:val="berschrift3"/>
       </w:pPr>
-      <w:bookmarkStart w:id="65" w:name="_Toc196339505"/>
-      <w:bookmarkStart w:id="66" w:name="_Toc196339874"/>
+      <w:bookmarkStart w:id="68" w:name="_Toc196339505"/>
+      <w:bookmarkStart w:id="69" w:name="_Toc196339874"/>
       <w:r>
         <w:t>Zeichenketten in Variable</w:t>
       </w:r>
@@ -3293,8 +3598,8 @@
       <w:r>
         <w:t xml:space="preserve"> schreiben</w:t>
       </w:r>
-      <w:bookmarkEnd w:id="65"/>
-      <w:bookmarkEnd w:id="66"/>
+      <w:bookmarkEnd w:id="68"/>
+      <w:bookmarkEnd w:id="69"/>
     </w:p>
     <w:tbl>
       <w:tblPr>
@@ -3725,8 +4030,8 @@
       <w:pPr>
         <w:pStyle w:val="berschrift3"/>
       </w:pPr>
-      <w:bookmarkStart w:id="67" w:name="_Toc196339506"/>
-      <w:bookmarkStart w:id="68" w:name="_Toc196339875"/>
+      <w:bookmarkStart w:id="70" w:name="_Toc196339506"/>
+      <w:bookmarkStart w:id="71" w:name="_Toc196339875"/>
       <w:r>
         <w:t xml:space="preserve">Zahlen (integer und </w:t>
       </w:r>
@@ -3738,8 +4043,8 @@
       <w:r>
         <w:t>) testen</w:t>
       </w:r>
-      <w:bookmarkEnd w:id="67"/>
-      <w:bookmarkEnd w:id="68"/>
+      <w:bookmarkEnd w:id="70"/>
+      <w:bookmarkEnd w:id="71"/>
     </w:p>
     <w:tbl>
       <w:tblPr>
@@ -4061,13 +4366,13 @@
       <w:pPr>
         <w:pStyle w:val="berschrift3"/>
       </w:pPr>
-      <w:bookmarkStart w:id="69" w:name="_Toc196339507"/>
-      <w:bookmarkStart w:id="70" w:name="_Toc196339876"/>
+      <w:bookmarkStart w:id="72" w:name="_Toc196339507"/>
+      <w:bookmarkStart w:id="73" w:name="_Toc196339876"/>
       <w:r>
         <w:t>Zahlen in Variablen schreiben</w:t>
       </w:r>
-      <w:bookmarkEnd w:id="69"/>
-      <w:bookmarkEnd w:id="70"/>
+      <w:bookmarkEnd w:id="72"/>
+      <w:bookmarkEnd w:id="73"/>
     </w:p>
     <w:tbl>
       <w:tblPr>
@@ -4399,15 +4704,15 @@
       <w:pPr>
         <w:pStyle w:val="berschrift3"/>
       </w:pPr>
-      <w:bookmarkStart w:id="71" w:name="_Hlk196246348"/>
-      <w:bookmarkStart w:id="72" w:name="_Toc196339508"/>
-      <w:bookmarkStart w:id="73" w:name="_Toc196339877"/>
+      <w:bookmarkStart w:id="74" w:name="_Hlk196246348"/>
+      <w:bookmarkStart w:id="75" w:name="_Toc196339508"/>
+      <w:bookmarkStart w:id="76" w:name="_Toc196339877"/>
       <w:r>
         <w:t>Die Farbe kennzeichnet einen Text mit besonderer Bedeutung</w:t>
       </w:r>
-      <w:bookmarkEnd w:id="71"/>
-      <w:bookmarkEnd w:id="72"/>
-      <w:bookmarkEnd w:id="73"/>
+      <w:bookmarkEnd w:id="74"/>
+      <w:bookmarkEnd w:id="75"/>
+      <w:bookmarkEnd w:id="76"/>
     </w:p>
     <w:tbl>
       <w:tblPr>
@@ -4550,16 +4855,16 @@
       <w:pPr>
         <w:pStyle w:val="berschrift1"/>
       </w:pPr>
-      <w:bookmarkStart w:id="74" w:name="_Toc196339509"/>
-      <w:bookmarkStart w:id="75" w:name="_Toc196339878"/>
-      <w:bookmarkStart w:id="76" w:name="_Toc235896348"/>
+      <w:bookmarkStart w:id="77" w:name="_Toc196339509"/>
+      <w:bookmarkStart w:id="78" w:name="_Toc196339878"/>
+      <w:bookmarkStart w:id="79" w:name="_Toc235950526"/>
       <w:r>
         <w:lastRenderedPageBreak/>
         <w:t>Mit der IDLE Shell rechnen</w:t>
       </w:r>
-      <w:bookmarkEnd w:id="74"/>
-      <w:bookmarkEnd w:id="75"/>
-      <w:bookmarkEnd w:id="76"/>
+      <w:bookmarkEnd w:id="77"/>
+      <w:bookmarkEnd w:id="78"/>
+      <w:bookmarkEnd w:id="79"/>
     </w:p>
     <w:p>
       <w:r>
@@ -4579,13 +4884,13 @@
       <w:pPr>
         <w:pStyle w:val="berschrift3"/>
       </w:pPr>
-      <w:bookmarkStart w:id="77" w:name="_Toc196339510"/>
-      <w:bookmarkStart w:id="78" w:name="_Toc196339879"/>
+      <w:bookmarkStart w:id="80" w:name="_Toc196339510"/>
+      <w:bookmarkStart w:id="81" w:name="_Toc196339879"/>
       <w:r>
         <w:t>Rechnen mit Zeichenketten</w:t>
       </w:r>
-      <w:bookmarkEnd w:id="77"/>
-      <w:bookmarkEnd w:id="78"/>
+      <w:bookmarkEnd w:id="80"/>
+      <w:bookmarkEnd w:id="81"/>
     </w:p>
     <w:tbl>
       <w:tblPr>
@@ -5149,13 +5454,13 @@
       <w:pPr>
         <w:pStyle w:val="berschrift3"/>
       </w:pPr>
-      <w:bookmarkStart w:id="79" w:name="_Toc196339511"/>
-      <w:bookmarkStart w:id="80" w:name="_Toc196339880"/>
+      <w:bookmarkStart w:id="82" w:name="_Toc196339511"/>
+      <w:bookmarkStart w:id="83" w:name="_Toc196339880"/>
       <w:r>
         <w:t>Rechnen mit Zahlen</w:t>
       </w:r>
-      <w:bookmarkEnd w:id="79"/>
-      <w:bookmarkEnd w:id="80"/>
+      <w:bookmarkEnd w:id="82"/>
+      <w:bookmarkEnd w:id="83"/>
     </w:p>
     <w:tbl>
       <w:tblPr>
@@ -5645,13 +5950,13 @@
       <w:pPr>
         <w:pStyle w:val="berschrift3"/>
       </w:pPr>
-      <w:bookmarkStart w:id="81" w:name="_Toc196339512"/>
-      <w:bookmarkStart w:id="82" w:name="_Toc196339881"/>
+      <w:bookmarkStart w:id="84" w:name="_Toc196339512"/>
+      <w:bookmarkStart w:id="85" w:name="_Toc196339881"/>
       <w:r>
         <w:t>Punktrechnung vor Strichrechnung</w:t>
       </w:r>
-      <w:bookmarkEnd w:id="81"/>
-      <w:bookmarkEnd w:id="82"/>
+      <w:bookmarkEnd w:id="84"/>
+      <w:bookmarkEnd w:id="85"/>
     </w:p>
     <w:tbl>
       <w:tblPr>
@@ -5925,16 +6230,16 @@
       <w:pPr>
         <w:pStyle w:val="berschrift3"/>
       </w:pPr>
-      <w:bookmarkStart w:id="83" w:name="_Toc196339513"/>
-      <w:bookmarkStart w:id="84" w:name="_Toc196339882"/>
+      <w:bookmarkStart w:id="86" w:name="_Toc196339513"/>
+      <w:bookmarkStart w:id="87" w:name="_Toc196339882"/>
       <w:r>
         <w:t>Zahl in Zeichenkette umwandeln</w:t>
       </w:r>
       <w:r>
         <w:t xml:space="preserve"> – Zeichenkette in Zahl umwandeln</w:t>
       </w:r>
-      <w:bookmarkEnd w:id="83"/>
-      <w:bookmarkEnd w:id="84"/>
+      <w:bookmarkEnd w:id="86"/>
+      <w:bookmarkEnd w:id="87"/>
     </w:p>
     <w:tbl>
       <w:tblPr>
@@ -6273,9 +6578,9 @@
       <w:pPr>
         <w:pStyle w:val="berschrift1"/>
       </w:pPr>
-      <w:bookmarkStart w:id="85" w:name="_Toc196339514"/>
-      <w:bookmarkStart w:id="86" w:name="_Toc196339883"/>
-      <w:bookmarkStart w:id="87" w:name="_Toc235896349"/>
+      <w:bookmarkStart w:id="88" w:name="_Toc196339514"/>
+      <w:bookmarkStart w:id="89" w:name="_Toc196339883"/>
+      <w:bookmarkStart w:id="90" w:name="_Toc235950527"/>
       <w:r>
         <w:lastRenderedPageBreak/>
         <w:t>M</w:t>
@@ -6303,9 +6608,9 @@
       <w:r>
         <w:t>schreiben</w:t>
       </w:r>
-      <w:bookmarkEnd w:id="85"/>
-      <w:bookmarkEnd w:id="86"/>
-      <w:bookmarkEnd w:id="87"/>
+      <w:bookmarkEnd w:id="88"/>
+      <w:bookmarkEnd w:id="89"/>
+      <w:bookmarkEnd w:id="90"/>
     </w:p>
     <w:p>
       <w:pPr>
@@ -6318,7 +6623,7 @@
         <mc:AlternateContent>
           <mc:Choice Requires="wps">
             <w:drawing>
-              <wp:anchor distT="45720" distB="45720" distL="114300" distR="114300" simplePos="0" relativeHeight="251664384" behindDoc="0" locked="0" layoutInCell="1" allowOverlap="1" wp14:anchorId="3197AC53" wp14:editId="61D69155">
+              <wp:anchor distT="45720" distB="45720" distL="114300" distR="114300" simplePos="0" relativeHeight="251664384" behindDoc="0" locked="0" layoutInCell="1" allowOverlap="1" wp14:anchorId="3197AC53" wp14:editId="33A5F958">
                 <wp:simplePos x="0" y="0"/>
                 <wp:positionH relativeFrom="column">
                   <wp:posOffset>845457</wp:posOffset>
@@ -6641,13 +6946,13 @@
       <w:pPr>
         <w:pStyle w:val="berschrift3"/>
       </w:pPr>
-      <w:bookmarkStart w:id="88" w:name="_Toc196339515"/>
-      <w:bookmarkStart w:id="89" w:name="_Toc196339884"/>
+      <w:bookmarkStart w:id="91" w:name="_Toc196339515"/>
+      <w:bookmarkStart w:id="92" w:name="_Toc196339884"/>
       <w:r>
         <w:t>Rechnen</w:t>
       </w:r>
-      <w:bookmarkEnd w:id="88"/>
-      <w:bookmarkEnd w:id="89"/>
+      <w:bookmarkEnd w:id="91"/>
+      <w:bookmarkEnd w:id="92"/>
     </w:p>
     <w:tbl>
       <w:tblPr>
@@ -6898,8 +7203,8 @@
       </w:tr>
     </w:tbl>
     <w:p>
-      <w:bookmarkStart w:id="90" w:name="_Toc196339516"/>
-      <w:bookmarkStart w:id="91" w:name="_Toc196339885"/>
+      <w:bookmarkStart w:id="93" w:name="_Toc196339516"/>
+      <w:bookmarkStart w:id="94" w:name="_Toc196339885"/>
     </w:p>
     <w:p>
       <w:pPr>
@@ -6908,8 +7213,8 @@
       <w:r>
         <w:t>Umwandeln</w:t>
       </w:r>
-      <w:bookmarkEnd w:id="90"/>
-      <w:bookmarkEnd w:id="91"/>
+      <w:bookmarkEnd w:id="93"/>
+      <w:bookmarkEnd w:id="94"/>
     </w:p>
     <w:tbl>
       <w:tblPr>
@@ -7257,8 +7562,8 @@
       </w:tr>
     </w:tbl>
     <w:p>
-      <w:bookmarkStart w:id="92" w:name="_Toc196339517"/>
-      <w:bookmarkStart w:id="93" w:name="_Toc196339886"/>
+      <w:bookmarkStart w:id="95" w:name="_Toc196339517"/>
+      <w:bookmarkStart w:id="96" w:name="_Toc196339886"/>
     </w:p>
     <w:p>
       <w:pPr>
@@ -7267,8 +7572,8 @@
       <w:r>
         <w:t>Variablen ausgeben</w:t>
       </w:r>
-      <w:bookmarkEnd w:id="92"/>
-      <w:bookmarkEnd w:id="93"/>
+      <w:bookmarkEnd w:id="95"/>
+      <w:bookmarkEnd w:id="96"/>
     </w:p>
     <w:tbl>
       <w:tblPr>
@@ -7583,7 +7888,7 @@
       <w:pPr>
         <w:pStyle w:val="berschrift1"/>
       </w:pPr>
-      <w:bookmarkStart w:id="94" w:name="_Toc235896350"/>
+      <w:bookmarkStart w:id="97" w:name="_Toc235950528"/>
       <w:r>
         <w:lastRenderedPageBreak/>
         <w:t xml:space="preserve">Mit dem </w:t>
@@ -7605,7 +7910,7 @@
       <w:r>
         <w:t>bearbeiten</w:t>
       </w:r>
-      <w:bookmarkEnd w:id="94"/>
+      <w:bookmarkEnd w:id="97"/>
     </w:p>
     <w:p>
       <w:pPr>
@@ -7618,7 +7923,7 @@
         <mc:AlternateContent>
           <mc:Choice Requires="wps">
             <w:drawing>
-              <wp:anchor distT="45720" distB="45720" distL="114300" distR="114300" simplePos="0" relativeHeight="251662336" behindDoc="0" locked="0" layoutInCell="1" allowOverlap="1" wp14:anchorId="50F056D7" wp14:editId="71BF469F">
+              <wp:anchor distT="45720" distB="45720" distL="114300" distR="114300" simplePos="0" relativeHeight="251662336" behindDoc="0" locked="0" layoutInCell="1" allowOverlap="1" wp14:anchorId="50F056D7" wp14:editId="01A50B0F">
                 <wp:simplePos x="0" y="0"/>
                 <wp:positionH relativeFrom="column">
                   <wp:posOffset>1384300</wp:posOffset>
@@ -8238,9 +8543,9 @@
       <w:pPr>
         <w:pStyle w:val="berschrift1"/>
       </w:pPr>
-      <w:bookmarkStart w:id="95" w:name="_Toc196339519"/>
-      <w:bookmarkStart w:id="96" w:name="_Toc196339888"/>
-      <w:bookmarkStart w:id="97" w:name="_Toc235896351"/>
+      <w:bookmarkStart w:id="98" w:name="_Toc196339519"/>
+      <w:bookmarkStart w:id="99" w:name="_Toc196339888"/>
+      <w:bookmarkStart w:id="100" w:name="_Toc235950529"/>
       <w:r>
         <w:lastRenderedPageBreak/>
         <w:t>E</w:t>
@@ -8260,9 +8565,9 @@
       <w:r>
         <w:t>Elemente</w:t>
       </w:r>
-      <w:bookmarkEnd w:id="95"/>
-      <w:bookmarkEnd w:id="96"/>
-      <w:bookmarkEnd w:id="97"/>
+      <w:bookmarkEnd w:id="98"/>
+      <w:bookmarkEnd w:id="99"/>
+      <w:bookmarkEnd w:id="100"/>
     </w:p>
     <w:p>
       <w:r>
@@ -8290,8 +8595,8 @@
       </w:r>
     </w:p>
     <w:p>
-      <w:bookmarkStart w:id="98" w:name="_Toc196339520"/>
-      <w:bookmarkStart w:id="99" w:name="_Toc196339889"/>
+      <w:bookmarkStart w:id="101" w:name="_Toc196339520"/>
+      <w:bookmarkStart w:id="102" w:name="_Toc196339889"/>
       <w:r>
         <w:t xml:space="preserve">Notiere die print-Ausgaben in der Tabelle.  </w:t>
       </w:r>
@@ -8312,8 +8617,8 @@
       <w:r>
         <w:t>legen – mit eckigen Klammern!</w:t>
       </w:r>
-      <w:bookmarkEnd w:id="98"/>
-      <w:bookmarkEnd w:id="99"/>
+      <w:bookmarkEnd w:id="101"/>
+      <w:bookmarkEnd w:id="102"/>
     </w:p>
     <w:tbl>
       <w:tblPr>
@@ -8724,13 +9029,13 @@
       <w:pPr>
         <w:pStyle w:val="berschrift3"/>
       </w:pPr>
-      <w:bookmarkStart w:id="100" w:name="_Toc196339521"/>
-      <w:bookmarkStart w:id="101" w:name="_Toc196339890"/>
+      <w:bookmarkStart w:id="103" w:name="_Toc196339521"/>
+      <w:bookmarkStart w:id="104" w:name="_Toc196339890"/>
       <w:r>
         <w:t>Eine Liste erweitern</w:t>
       </w:r>
-      <w:bookmarkEnd w:id="100"/>
-      <w:bookmarkEnd w:id="101"/>
+      <w:bookmarkEnd w:id="103"/>
+      <w:bookmarkEnd w:id="104"/>
     </w:p>
     <w:tbl>
       <w:tblPr>
@@ -8987,13 +9292,13 @@
       <w:pPr>
         <w:pStyle w:val="berschrift3"/>
       </w:pPr>
-      <w:bookmarkStart w:id="102" w:name="_Toc196339522"/>
-      <w:bookmarkStart w:id="103" w:name="_Toc196339891"/>
+      <w:bookmarkStart w:id="105" w:name="_Toc196339522"/>
+      <w:bookmarkStart w:id="106" w:name="_Toc196339891"/>
       <w:r>
         <w:t>Eine leere Liste anlegen und füllen</w:t>
       </w:r>
-      <w:bookmarkEnd w:id="102"/>
-      <w:bookmarkEnd w:id="103"/>
+      <w:bookmarkEnd w:id="105"/>
+      <w:bookmarkEnd w:id="106"/>
     </w:p>
     <w:tbl>
       <w:tblPr>
@@ -9254,13 +9559,13 @@
       <w:pPr>
         <w:pStyle w:val="berschrift3"/>
       </w:pPr>
-      <w:bookmarkStart w:id="104" w:name="_Toc196339523"/>
-      <w:bookmarkStart w:id="105" w:name="_Toc196339892"/>
+      <w:bookmarkStart w:id="107" w:name="_Toc196339523"/>
+      <w:bookmarkStart w:id="108" w:name="_Toc196339892"/>
       <w:r>
         <w:t>Elemente einer Liste löschen</w:t>
       </w:r>
-      <w:bookmarkEnd w:id="104"/>
-      <w:bookmarkEnd w:id="105"/>
+      <w:bookmarkEnd w:id="107"/>
+      <w:bookmarkEnd w:id="108"/>
     </w:p>
     <w:tbl>
       <w:tblPr>
@@ -9629,13 +9934,13 @@
       <w:pPr>
         <w:pStyle w:val="berschrift3"/>
       </w:pPr>
-      <w:bookmarkStart w:id="106" w:name="_Toc196339524"/>
-      <w:bookmarkStart w:id="107" w:name="_Toc196339893"/>
+      <w:bookmarkStart w:id="109" w:name="_Toc196339524"/>
+      <w:bookmarkStart w:id="110" w:name="_Toc196339893"/>
       <w:r>
         <w:t>Ein zufälliges Element aus einer Liste auswählen</w:t>
       </w:r>
-      <w:bookmarkEnd w:id="106"/>
-      <w:bookmarkEnd w:id="107"/>
+      <w:bookmarkEnd w:id="109"/>
+      <w:bookmarkEnd w:id="110"/>
     </w:p>
     <w:tbl>
       <w:tblPr>
@@ -9836,9 +10141,9 @@
       <w:pPr>
         <w:pStyle w:val="berschrift1"/>
       </w:pPr>
-      <w:bookmarkStart w:id="108" w:name="_Toc196339525"/>
-      <w:bookmarkStart w:id="109" w:name="_Toc196339894"/>
-      <w:bookmarkStart w:id="110" w:name="_Toc235896352"/>
+      <w:bookmarkStart w:id="111" w:name="_Toc196339525"/>
+      <w:bookmarkStart w:id="112" w:name="_Toc196339894"/>
+      <w:bookmarkStart w:id="113" w:name="_Toc235950530"/>
       <w:r>
         <w:t xml:space="preserve">Ein </w:t>
       </w:r>
@@ -9860,9 +10165,9 @@
       <w:r>
         <w:t>Elemente</w:t>
       </w:r>
-      <w:bookmarkEnd w:id="108"/>
-      <w:bookmarkEnd w:id="109"/>
-      <w:bookmarkEnd w:id="110"/>
+      <w:bookmarkEnd w:id="111"/>
+      <w:bookmarkEnd w:id="112"/>
+      <w:bookmarkEnd w:id="113"/>
     </w:p>
     <w:p>
       <w:r>
@@ -9881,8 +10186,8 @@
       </w:r>
     </w:p>
     <w:p>
-      <w:bookmarkStart w:id="111" w:name="_Toc196339526"/>
-      <w:bookmarkStart w:id="112" w:name="_Toc196339895"/>
+      <w:bookmarkStart w:id="114" w:name="_Toc196339526"/>
+      <w:bookmarkStart w:id="115" w:name="_Toc196339895"/>
       <w:r>
         <w:t xml:space="preserve">Notiere die print-Ausgaben in der Tabelle.  </w:t>
       </w:r>
@@ -9903,8 +10208,8 @@
       <w:r>
         <w:t>legen – mit runden Klammern!</w:t>
       </w:r>
-      <w:bookmarkEnd w:id="111"/>
-      <w:bookmarkEnd w:id="112"/>
+      <w:bookmarkEnd w:id="114"/>
+      <w:bookmarkEnd w:id="115"/>
     </w:p>
     <w:tbl>
       <w:tblPr>
@@ -10261,13 +10566,13 @@
       <w:pPr>
         <w:pStyle w:val="berschrift3"/>
       </w:pPr>
-      <w:bookmarkStart w:id="113" w:name="_Toc196339527"/>
-      <w:bookmarkStart w:id="114" w:name="_Toc196339896"/>
+      <w:bookmarkStart w:id="116" w:name="_Toc196339527"/>
+      <w:bookmarkStart w:id="117" w:name="_Toc196339896"/>
       <w:r>
         <w:t>Ein Element im Tupel suchen</w:t>
       </w:r>
-      <w:bookmarkEnd w:id="113"/>
-      <w:bookmarkEnd w:id="114"/>
+      <w:bookmarkEnd w:id="116"/>
+      <w:bookmarkEnd w:id="117"/>
     </w:p>
     <w:tbl>
       <w:tblPr>
@@ -10466,12 +10771,12 @@
       <w:pPr>
         <w:pStyle w:val="berschrift1"/>
       </w:pPr>
-      <w:bookmarkStart w:id="115" w:name="_Toc235896353"/>
+      <w:bookmarkStart w:id="118" w:name="_Toc235950531"/>
       <w:r>
         <w:lastRenderedPageBreak/>
         <w:t>Ein Dictionary speichert Paare von Schlüssel und Wert</w:t>
       </w:r>
-      <w:bookmarkEnd w:id="115"/>
+      <w:bookmarkEnd w:id="118"/>
     </w:p>
     <w:p>
       <w:r>
@@ -10481,7 +10786,7 @@
         <mc:AlternateContent>
           <mc:Choice Requires="wps">
             <w:drawing>
-              <wp:anchor distT="45720" distB="45720" distL="114300" distR="114300" simplePos="0" relativeHeight="251666432" behindDoc="0" locked="0" layoutInCell="1" allowOverlap="1" wp14:anchorId="5C738C95" wp14:editId="37E4F9C6">
+              <wp:anchor distT="45720" distB="45720" distL="114300" distR="114300" simplePos="0" relativeHeight="251666432" behindDoc="0" locked="0" layoutInCell="1" allowOverlap="1" wp14:anchorId="5C738C95" wp14:editId="015B75F9">
                 <wp:simplePos x="0" y="0"/>
                 <wp:positionH relativeFrom="column">
                   <wp:posOffset>946150</wp:posOffset>
@@ -11917,12 +12222,12 @@
       <w:pPr>
         <w:pStyle w:val="berschrift1"/>
       </w:pPr>
-      <w:bookmarkStart w:id="116" w:name="_Toc235896354"/>
+      <w:bookmarkStart w:id="119" w:name="_Toc235950532"/>
       <w:r>
         <w:lastRenderedPageBreak/>
         <w:t>Der Computer fragt …</w:t>
       </w:r>
-      <w:bookmarkEnd w:id="116"/>
+      <w:bookmarkEnd w:id="119"/>
     </w:p>
     <w:p>
       <w:r>
@@ -11932,7 +12237,7 @@
         <mc:AlternateContent>
           <mc:Choice Requires="wps">
             <w:drawing>
-              <wp:anchor distT="45720" distB="45720" distL="114300" distR="114300" simplePos="0" relativeHeight="251668480" behindDoc="0" locked="0" layoutInCell="1" allowOverlap="1" wp14:anchorId="10B57A7B" wp14:editId="0896316E">
+              <wp:anchor distT="45720" distB="45720" distL="114300" distR="114300" simplePos="0" relativeHeight="251668480" behindDoc="0" locked="0" layoutInCell="1" allowOverlap="1" wp14:anchorId="10B57A7B" wp14:editId="2CC977A2">
                 <wp:simplePos x="0" y="0"/>
                 <wp:positionH relativeFrom="column">
                   <wp:posOffset>742950</wp:posOffset>
@@ -13118,12 +13423,12 @@
       <w:pPr>
         <w:pStyle w:val="berschrift1"/>
       </w:pPr>
-      <w:bookmarkStart w:id="117" w:name="_Toc235896355"/>
+      <w:bookmarkStart w:id="120" w:name="_Toc235950533"/>
       <w:r>
         <w:lastRenderedPageBreak/>
         <w:t>Dein Wörterbuch lernt …</w:t>
       </w:r>
-      <w:bookmarkEnd w:id="117"/>
+      <w:bookmarkEnd w:id="120"/>
     </w:p>
     <w:p>
       <w:r>
@@ -13133,7 +13438,7 @@
         <mc:AlternateContent>
           <mc:Choice Requires="wps">
             <w:drawing>
-              <wp:anchor distT="45720" distB="45720" distL="114300" distR="114300" simplePos="0" relativeHeight="251670528" behindDoc="0" locked="0" layoutInCell="1" allowOverlap="1" wp14:anchorId="6125953A" wp14:editId="72574459">
+              <wp:anchor distT="45720" distB="45720" distL="114300" distR="114300" simplePos="0" relativeHeight="251670528" behindDoc="0" locked="0" layoutInCell="1" allowOverlap="1" wp14:anchorId="6125953A" wp14:editId="47FF5D74">
                 <wp:simplePos x="0" y="0"/>
                 <wp:positionH relativeFrom="column">
                   <wp:posOffset>958850</wp:posOffset>
@@ -13630,7 +13935,7 @@
         <mc:AlternateContent>
           <mc:Choice Requires="wps">
             <w:drawing>
-              <wp:anchor distT="45720" distB="45720" distL="114300" distR="114300" simplePos="0" relativeHeight="251672576" behindDoc="0" locked="0" layoutInCell="1" allowOverlap="1" wp14:anchorId="78AB0F2F" wp14:editId="40D9C493">
+              <wp:anchor distT="45720" distB="45720" distL="114300" distR="114300" simplePos="0" relativeHeight="251672576" behindDoc="0" locked="0" layoutInCell="1" allowOverlap="1" wp14:anchorId="78AB0F2F" wp14:editId="2AB0FF70">
                 <wp:simplePos x="0" y="0"/>
                 <wp:positionH relativeFrom="column">
                   <wp:posOffset>284480</wp:posOffset>
@@ -14103,12 +14408,12 @@
       <w:pPr>
         <w:pStyle w:val="berschrift1"/>
       </w:pPr>
-      <w:bookmarkStart w:id="118" w:name="_Toc235896356"/>
+      <w:bookmarkStart w:id="121" w:name="_Toc235950534"/>
       <w:r>
         <w:lastRenderedPageBreak/>
         <w:t>Der Computer unterscheidet zwischen "wahr" und "falsch"</w:t>
       </w:r>
-      <w:bookmarkEnd w:id="118"/>
+      <w:bookmarkEnd w:id="121"/>
     </w:p>
     <w:p>
       <w:r>
@@ -15830,12 +16135,12 @@
       <w:pPr>
         <w:pStyle w:val="berschrift1"/>
       </w:pPr>
-      <w:bookmarkStart w:id="119" w:name="_Toc235896357"/>
+      <w:bookmarkStart w:id="122" w:name="_Toc235950535"/>
       <w:r>
         <w:lastRenderedPageBreak/>
         <w:t>Der Computer unterscheidet Fälle</w:t>
       </w:r>
-      <w:bookmarkEnd w:id="119"/>
+      <w:bookmarkEnd w:id="122"/>
     </w:p>
     <w:p>
       <w:pPr>
@@ -16853,7 +17158,7 @@
       <w:pPr>
         <w:pStyle w:val="berschrift1"/>
       </w:pPr>
-      <w:bookmarkStart w:id="120" w:name="_Toc235896358"/>
+      <w:bookmarkStart w:id="123" w:name="_Toc235950536"/>
       <w:r>
         <w:lastRenderedPageBreak/>
         <w:t>Solange die Beding</w:t>
@@ -16862,12 +17167,9 @@
         <w:t>u</w:t>
       </w:r>
       <w:r>
-        <w:t xml:space="preserve">ng wahr ist, </w:t>
-      </w:r>
-      <w:r>
-        <w:t>ausführen …</w:t>
-      </w:r>
-      <w:bookmarkEnd w:id="120"/>
+        <w:t>ng wahr ist, ausführen …</w:t>
+      </w:r>
+      <w:bookmarkEnd w:id="123"/>
     </w:p>
     <w:p>
       <w:r>
@@ -16877,7 +17179,7 @@
         <mc:AlternateContent>
           <mc:Choice Requires="wps">
             <w:drawing>
-              <wp:anchor distT="45720" distB="45720" distL="114300" distR="114300" simplePos="0" relativeHeight="251674624" behindDoc="0" locked="0" layoutInCell="1" allowOverlap="1" wp14:anchorId="54B21040" wp14:editId="6A74CB40">
+              <wp:anchor distT="45720" distB="45720" distL="114300" distR="114300" simplePos="0" relativeHeight="251674624" behindDoc="0" locked="0" layoutInCell="1" allowOverlap="1" wp14:anchorId="54B21040" wp14:editId="63442C6C">
                 <wp:simplePos x="0" y="0"/>
                 <wp:positionH relativeFrom="column">
                   <wp:posOffset>1137589</wp:posOffset>
@@ -18758,7 +19060,7 @@
       <w:pPr>
         <w:pStyle w:val="berschrift1"/>
       </w:pPr>
-      <w:bookmarkStart w:id="121" w:name="_Toc235896359"/>
+      <w:bookmarkStart w:id="124" w:name="_Toc235950537"/>
       <w:r>
         <w:rPr>
           <w:noProof/>
@@ -18767,7 +19069,7 @@
         <mc:AlternateContent>
           <mc:Choice Requires="wps">
             <w:drawing>
-              <wp:anchor distT="0" distB="0" distL="114300" distR="114300" simplePos="0" relativeHeight="251675648" behindDoc="0" locked="0" layoutInCell="1" allowOverlap="1" wp14:anchorId="69ACD9A5" wp14:editId="301D2698">
+              <wp:anchor distT="0" distB="0" distL="114300" distR="114300" simplePos="0" relativeHeight="251675648" behindDoc="0" locked="0" layoutInCell="1" allowOverlap="1" wp14:anchorId="69ACD9A5" wp14:editId="4969290A">
                 <wp:simplePos x="0" y="0"/>
                 <wp:positionH relativeFrom="column">
                   <wp:posOffset>829725</wp:posOffset>
@@ -18861,7 +19163,7 @@
           <w:noProof/>
         </w:rPr>
         <w:drawing>
-          <wp:anchor distT="0" distB="0" distL="114300" distR="114300" simplePos="0" relativeHeight="251676672" behindDoc="1" locked="0" layoutInCell="1" allowOverlap="1" wp14:anchorId="42DE82C3" wp14:editId="690C160B">
+          <wp:anchor distT="0" distB="0" distL="114300" distR="114300" simplePos="0" relativeHeight="251676672" behindDoc="1" locked="0" layoutInCell="1" allowOverlap="1" wp14:anchorId="42DE82C3" wp14:editId="62583D7F">
             <wp:simplePos x="0" y="0"/>
             <wp:positionH relativeFrom="margin">
               <wp:align>left</wp:align>
@@ -18925,7 +19227,7 @@
       <w:r>
         <w:t>Der Computer errät die Zahl</w:t>
       </w:r>
-      <w:bookmarkEnd w:id="121"/>
+      <w:bookmarkEnd w:id="124"/>
     </w:p>
     <w:p/>
     <w:p>
@@ -19049,10 +19351,7 @@
         <w:t>"e"</w:t>
       </w:r>
       <w:r>
-        <w:t xml:space="preserve"> eingibt</w:t>
-      </w:r>
-      <w:r>
-        <w:t xml:space="preserve">: </w:t>
+        <w:t xml:space="preserve"> eingibt: </w:t>
       </w:r>
       <w:r>
         <w:br/>
@@ -19142,17 +19441,11 @@
         <w:contextualSpacing w:val="0"/>
       </w:pPr>
       <w:r>
-        <w:t xml:space="preserve">Bewerte die Benutzereingabe: </w:t>
-      </w:r>
-      <w:r>
-        <w:t xml:space="preserve">Wenn der Benutzer "k" eingibt, soll die obere Grenze verkleinert werden, aber nicht kleiner als die untere Grenze. </w:t>
+        <w:t xml:space="preserve">Bewerte die Benutzereingabe: Wenn der Benutzer "k" eingibt, soll die obere Grenze verkleinert werden, aber nicht kleiner als die untere Grenze. </w:t>
       </w:r>
       <w:r>
         <w:br/>
-        <w:t xml:space="preserve">Tipp: </w:t>
-      </w:r>
-      <w:r>
-        <w:t xml:space="preserve">Die Funktion </w:t>
+        <w:t xml:space="preserve">Tipp: Die Funktion </w:t>
       </w:r>
       <w:proofErr w:type="spellStart"/>
       <w:proofErr w:type="gramStart"/>
@@ -19186,10 +19479,7 @@
       </w:r>
       <w:r>
         <w:br/>
-        <w:t xml:space="preserve">Tipp: </w:t>
-      </w:r>
-      <w:r>
-        <w:t xml:space="preserve">Die Funktion </w:t>
+        <w:t xml:space="preserve">Tipp: Die Funktion </w:t>
       </w:r>
       <w:proofErr w:type="gramStart"/>
       <w:r>
@@ -20426,10 +20716,7 @@
         <w:t>Mitte</w:t>
       </w:r>
       <w:r>
-        <w:t xml:space="preserve"> zwischen zwei Zahlen. </w:t>
-      </w:r>
-      <w:r>
-        <w:t>Nach maximal 7 Versuchen hat der Computer die Zahl zwischen 1 und 100 erraten!</w:t>
+        <w:t xml:space="preserve"> zwischen zwei Zahlen. Nach maximal 7 Versuchen hat der Computer die Zahl zwischen 1 und 100 erraten!</w:t>
       </w:r>
     </w:p>
     <w:p>
@@ -20463,112 +20750,1094 @@
       <w:pPr>
         <w:pStyle w:val="berschrift1"/>
       </w:pPr>
-      <w:bookmarkStart w:id="122" w:name="_Toc235896360"/>
+      <w:bookmarkStart w:id="125" w:name="_Toc235950538"/>
       <w:r>
         <w:lastRenderedPageBreak/>
         <w:t xml:space="preserve">Funktionen </w:t>
       </w:r>
       <w:r>
-        <w:t>haben Input und Output</w:t>
-      </w:r>
-      <w:r>
-        <w:t>: Ganzzahlen</w:t>
-      </w:r>
-      <w:bookmarkEnd w:id="122"/>
-      <w:r>
-        <w:t xml:space="preserve"> </w:t>
-      </w:r>
+        <w:t>in Python</w:t>
+      </w:r>
+      <w:bookmarkEnd w:id="125"/>
     </w:p>
     <w:p>
-      <w:pPr>
-        <w:pStyle w:val="berschrift3"/>
-      </w:pPr>
-      <w:r>
-        <w:t xml:space="preserve">Funktionen </w:t>
-      </w:r>
-      <w:r>
-        <w:t xml:space="preserve">mit </w:t>
-      </w:r>
-      <w:r>
-        <w:t>Ganzz</w:t>
-      </w:r>
-      <w:r>
-        <w:t xml:space="preserve">ahlen </w:t>
-      </w:r>
-      <w:r>
-        <w:t xml:space="preserve">(Integer) </w:t>
-      </w:r>
-      <w:r>
-        <w:t>als Input und Output</w:t>
+      <w:r>
+        <w:t>Nach den einfachen Programmen bisher</w:t>
+      </w:r>
+      <w:r>
+        <w:t xml:space="preserve"> </w:t>
+      </w:r>
+      <w:r>
+        <w:t>werden wir in den folgenden Kapiteln interessante</w:t>
+      </w:r>
+      <w:r>
+        <w:t xml:space="preserve"> </w:t>
+      </w:r>
+      <w:r>
+        <w:rPr>
+          <w:b/>
+          <w:bCs/>
+        </w:rPr>
+        <w:t>Funktionen</w:t>
+      </w:r>
+      <w:r>
+        <w:t xml:space="preserve"> schreiben und </w:t>
+      </w:r>
+      <w:r>
+        <w:t>eine</w:t>
+      </w:r>
+      <w:r>
+        <w:t xml:space="preserve"> Konstruktionsanleitung</w:t>
+      </w:r>
+      <w:r>
+        <w:t xml:space="preserve"> </w:t>
+      </w:r>
+      <w:r>
+        <w:t>einführen.</w:t>
+      </w:r>
+      <w:r>
+        <w:t xml:space="preserve"> </w:t>
       </w:r>
     </w:p>
     <w:p>
-      <w:r>
-        <w:t>Mit dem Menüpunkt File/ New File erzeugst du ein leeres Editor-Fenster mit dem Titel "</w:t>
-      </w:r>
-      <w:proofErr w:type="spellStart"/>
-      <w:r>
-        <w:t>untitled</w:t>
-      </w:r>
-      <w:proofErr w:type="spellEnd"/>
-      <w:r>
-        <w:t>".</w:t>
-      </w:r>
-      <w:r>
-        <w:t xml:space="preserve"> </w:t>
+      <w:pPr>
+        <w:pStyle w:val="berschrift3"/>
+      </w:pPr>
+      <w:r>
+        <w:t>Warum verwenden wir Funktionen?</w:t>
       </w:r>
     </w:p>
     <w:p>
       <w:r>
-        <w:t xml:space="preserve">Gib die </w:t>
-      </w:r>
-      <w:r>
-        <w:t>Programmzeilen im Editor-Fenster ein.</w:t>
+        <w:t xml:space="preserve">Es gibt </w:t>
+      </w:r>
+      <w:r>
+        <w:t xml:space="preserve">einige übergreifende </w:t>
+      </w:r>
+      <w:r>
+        <w:t>Prinzipien des Programmierens, die wir immer wieder aufgreifen</w:t>
+      </w:r>
+      <w:r>
+        <w:t xml:space="preserve"> werden – </w:t>
+      </w:r>
+      <w:r>
+        <w:rPr>
+          <w:b/>
+          <w:bCs/>
+        </w:rPr>
+        <w:t>Mantras</w:t>
+      </w:r>
+      <w:r>
+        <w:t>.</w:t>
       </w:r>
       <w:r>
         <w:t xml:space="preserve"> </w:t>
+      </w:r>
+      <w:r>
+        <w:t xml:space="preserve">Diese raten uns, </w:t>
+      </w:r>
+      <w:r>
+        <w:rPr>
+          <w:b/>
+          <w:bCs/>
+        </w:rPr>
+        <w:t>Funktionen</w:t>
+      </w:r>
+      <w:r>
+        <w:t xml:space="preserve"> zu verwenden. </w:t>
       </w:r>
     </w:p>
     <w:p>
-      <w:r>
-        <w:t>Speichere den Inhalt mit dem Menüpunkt File/ Save unter dem Dateinamen "</w:t>
-      </w:r>
-      <w:proofErr w:type="spellStart"/>
-      <w:r>
-        <w:t>funktionen_io</w:t>
-      </w:r>
-      <w:proofErr w:type="spellEnd"/>
-      <w:r>
-        <w:t>" im Ordner Python/</w:t>
-      </w:r>
-      <w:r>
-        <w:t>0</w:t>
-      </w:r>
-      <w:r>
-        <w:t>9</w:t>
-      </w:r>
-      <w:r>
-        <w:t>_</w:t>
-      </w:r>
-      <w:r>
-        <w:t>Funktionen_</w:t>
-      </w:r>
-      <w:r>
-        <w:t>Input_</w:t>
-      </w:r>
-      <w:r>
-        <w:t>und_</w:t>
-      </w:r>
-      <w:r>
-        <w:t>Output</w:t>
+      <w:pPr>
+        <w:pStyle w:val="berschrift3"/>
+      </w:pPr>
+      <w:r>
+        <w:t>Mantra 1</w:t>
       </w:r>
     </w:p>
     <w:p>
-      <w:r>
-        <w:t xml:space="preserve">Starte das Programm mit dem Menüpunkt Run/ Run Module. </w:t>
+      <w:pPr>
+        <w:tabs>
+          <w:tab w:val="left" w:pos="8064"/>
+        </w:tabs>
+      </w:pPr>
+      <w:r>
+        <w:t>Achte darauf, dass für alles, was Du weißt, tatsächlich auch etwas im Programm steht.</w:t>
+      </w:r>
+      <w:r>
+        <w:tab/>
       </w:r>
     </w:p>
     <w:p>
+      <w:pPr>
+        <w:pStyle w:val="berschrift3"/>
+      </w:pPr>
+      <w:r>
+        <w:t>Mantra 2</w:t>
+      </w:r>
+    </w:p>
+    <w:p>
+      <w:proofErr w:type="spellStart"/>
+      <w:r>
+        <w:t>Lies</w:t>
+      </w:r>
+      <w:proofErr w:type="spellEnd"/>
+      <w:r>
+        <w:t>, was dort steht.</w:t>
+      </w:r>
+      <w:r>
+        <w:t xml:space="preserve"> </w:t>
+      </w:r>
+      <w:proofErr w:type="spellStart"/>
+      <w:r>
+        <w:t>Lies</w:t>
+      </w:r>
+      <w:proofErr w:type="spellEnd"/>
+      <w:r>
+        <w:t xml:space="preserve"> die </w:t>
+      </w:r>
+      <w:r>
+        <w:t>Aufgabenstellung, und zwar Schritt</w:t>
+      </w:r>
+      <w:r>
+        <w:t xml:space="preserve"> </w:t>
+      </w:r>
+      <w:r>
+        <w:t>für Schritt</w:t>
+      </w:r>
+      <w:r>
+        <w:t xml:space="preserve">, </w:t>
+      </w:r>
+      <w:r>
+        <w:t>anstatt alles auf</w:t>
+      </w:r>
+      <w:r>
+        <w:t xml:space="preserve"> </w:t>
+      </w:r>
+      <w:r>
+        <w:t xml:space="preserve">einmal. Außerdem gibt </w:t>
+      </w:r>
+      <w:r>
+        <w:t>IDLE</w:t>
+      </w:r>
+      <w:r>
+        <w:t xml:space="preserve"> (oder </w:t>
+      </w:r>
+      <w:r>
+        <w:t xml:space="preserve">eine </w:t>
+      </w:r>
+      <w:r>
+        <w:t>andere Programmierumgebung) oft nützliche Rückmeldungen,</w:t>
+      </w:r>
+      <w:r>
+        <w:t xml:space="preserve"> </w:t>
+      </w:r>
+      <w:r>
+        <w:t>die es sich zu lesen lohnt</w:t>
+      </w:r>
+      <w:r>
+        <w:t>.</w:t>
+      </w:r>
+    </w:p>
+    <w:p>
+      <w:pPr>
+        <w:pStyle w:val="berschrift3"/>
+      </w:pPr>
+      <w:r>
+        <w:t>Mantra 3</w:t>
+      </w:r>
+    </w:p>
+    <w:p>
+      <w:r>
+        <w:t xml:space="preserve">Gehe nach </w:t>
+      </w:r>
+      <w:r>
+        <w:t>der</w:t>
+      </w:r>
+      <w:r>
+        <w:t xml:space="preserve"> Konstruktionsanleitung</w:t>
+      </w:r>
+      <w:r>
+        <w:t xml:space="preserve"> </w:t>
+      </w:r>
+      <w:r>
+        <w:t>vor</w:t>
+      </w:r>
+      <w:r>
+        <w:t xml:space="preserve"> (folgt).</w:t>
+      </w:r>
+    </w:p>
+    <w:p>
+      <w:pPr>
+        <w:pStyle w:val="berschrift3"/>
+      </w:pPr>
+      <w:r>
+        <w:t>Mantra 4</w:t>
+      </w:r>
+    </w:p>
+    <w:p>
+      <w:r>
+        <w:t>Wenn Du zwei Programmteile siehst, die sich nur an wenigen Stellen unterscheiden und die inhaltlich</w:t>
+      </w:r>
+      <w:r>
+        <w:t xml:space="preserve"> </w:t>
+      </w:r>
+      <w:r>
+        <w:t>verwandt sind, abstrahiere</w:t>
+      </w:r>
+      <w:r>
+        <w:t xml:space="preserve"> – schreibe eine </w:t>
+      </w:r>
+      <w:r>
+        <w:rPr>
+          <w:b/>
+          <w:bCs/>
+        </w:rPr>
+        <w:t>Funktion</w:t>
+      </w:r>
+      <w:r>
+        <w:t xml:space="preserve">, die beides erledigt. </w:t>
+      </w:r>
+    </w:p>
+    <w:p>
+      <w:pPr>
+        <w:pStyle w:val="berschrift3"/>
+      </w:pPr>
+      <w:r>
+        <w:t>Mantra 5</w:t>
+      </w:r>
+    </w:p>
+    <w:p>
+      <w:r>
+        <w:t xml:space="preserve">Wenn in </w:t>
+      </w:r>
+      <w:r>
+        <w:t>d</w:t>
+      </w:r>
+      <w:r>
+        <w:t xml:space="preserve">einem Programm mehrere Dinge berechnet werden, denen </w:t>
+      </w:r>
+      <w:r>
+        <w:t>d</w:t>
+      </w:r>
+      <w:r>
+        <w:t>u verschiedene Namen</w:t>
+      </w:r>
+      <w:r>
+        <w:t xml:space="preserve"> </w:t>
+      </w:r>
+      <w:r>
+        <w:t xml:space="preserve">geben kannst, schreibe für jedes eine separate </w:t>
+      </w:r>
+      <w:r>
+        <w:rPr>
+          <w:b/>
+          <w:bCs/>
+        </w:rPr>
+        <w:t>Funktion</w:t>
+      </w:r>
+      <w:r>
+        <w:t>.</w:t>
+      </w:r>
+    </w:p>
+    <w:p>
+      <w:pPr>
+        <w:pStyle w:val="berschrift3"/>
+      </w:pPr>
+      <w:r>
+        <w:t>Mantra 6</w:t>
+      </w:r>
+    </w:p>
+    <w:p>
+      <w:r>
+        <w:t xml:space="preserve">Nutze Gleichungen aus, um </w:t>
+      </w:r>
+      <w:r>
+        <w:t>d</w:t>
+      </w:r>
+      <w:r>
+        <w:t>ein Programm zu vereinfachen.</w:t>
+      </w:r>
+    </w:p>
+    <w:p>
+      <w:pPr>
+        <w:pStyle w:val="berschrift3"/>
+      </w:pPr>
+      <w:r>
+        <w:t>Mantra 7</w:t>
+      </w:r>
+    </w:p>
+    <w:p>
+      <w:r>
+        <w:t xml:space="preserve">Wenn </w:t>
+      </w:r>
+      <w:r>
+        <w:t>d</w:t>
+      </w:r>
+      <w:r>
+        <w:t xml:space="preserve">eine </w:t>
+      </w:r>
+      <w:r>
+        <w:rPr>
+          <w:b/>
+          <w:bCs/>
+        </w:rPr>
+        <w:t>Funktion</w:t>
+      </w:r>
+      <w:r>
+        <w:t xml:space="preserve"> </w:t>
+      </w:r>
+      <w:r>
+        <w:t>d</w:t>
+      </w:r>
+      <w:r>
+        <w:t>ir kompliziert scheint, ist es</w:t>
+      </w:r>
+      <w:r>
+        <w:t xml:space="preserve"> </w:t>
+      </w:r>
+      <w:r>
+        <w:t>wahrscheinlich, dass sie Fehler enthält: Entweder</w:t>
+      </w:r>
+      <w:r>
+        <w:t>,</w:t>
+      </w:r>
+      <w:r>
+        <w:t xml:space="preserve"> </w:t>
+      </w:r>
+      <w:r>
+        <w:t>weil</w:t>
+      </w:r>
+      <w:r>
+        <w:t xml:space="preserve"> </w:t>
+      </w:r>
+      <w:r>
+        <w:t>sie eigentlich einfacher sein sollte</w:t>
+      </w:r>
+      <w:r>
+        <w:t>,</w:t>
+      </w:r>
+      <w:r>
+        <w:t xml:space="preserve"> oder</w:t>
+      </w:r>
+      <w:r>
+        <w:t xml:space="preserve">, </w:t>
+      </w:r>
+      <w:r>
+        <w:t>weil die Aufgabe kompliziert und damit ihre Lösung</w:t>
+      </w:r>
+      <w:r>
+        <w:t xml:space="preserve"> </w:t>
+      </w:r>
+      <w:r>
+        <w:t>fehleranfällig ist.</w:t>
+      </w:r>
+    </w:p>
+    <w:p>
+      <w:pPr>
+        <w:pStyle w:val="berschrift3"/>
+      </w:pPr>
+      <w:r>
+        <w:t>Mantra 8</w:t>
+      </w:r>
+    </w:p>
+    <w:p>
+      <w:r>
+        <w:t xml:space="preserve">Suche nach Kombinatoren für </w:t>
+      </w:r>
+      <w:r>
+        <w:t>d</w:t>
+      </w:r>
+      <w:r>
+        <w:t>eine Daten, die aus kleinen Dingen größere Dinge machen – und</w:t>
+      </w:r>
+      <w:r>
+        <w:t xml:space="preserve"> </w:t>
+      </w:r>
+      <w:r>
+        <w:t>daraus wieder größere Dinge machen.</w:t>
+      </w:r>
+    </w:p>
+    <w:p>
+      <w:r>
+        <w:br w:type="page"/>
+      </w:r>
+    </w:p>
+    <w:p>
+      <w:pPr>
+        <w:pStyle w:val="berschrift1"/>
+      </w:pPr>
+      <w:bookmarkStart w:id="126" w:name="_Toc235950539"/>
+      <w:r>
+        <w:lastRenderedPageBreak/>
+        <w:t xml:space="preserve">Funktionen </w:t>
+      </w:r>
+      <w:r>
+        <w:t>haben Input und Output</w:t>
+      </w:r>
+      <w:r>
+        <w:t>: Ganzzahlen</w:t>
+      </w:r>
+      <w:bookmarkEnd w:id="126"/>
+      <w:r>
+        <w:t xml:space="preserve"> </w:t>
+      </w:r>
+    </w:p>
+    <w:p>
+      <w:pPr>
+        <w:pStyle w:val="berschrift3"/>
+      </w:pPr>
+      <w:r>
+        <w:rPr>
+          <w:noProof/>
+        </w:rPr>
+        <mc:AlternateContent>
+          <mc:Choice Requires="wps">
+            <w:drawing>
+              <wp:anchor distT="45720" distB="45720" distL="114300" distR="114300" simplePos="0" relativeHeight="251684864" behindDoc="0" locked="0" layoutInCell="1" allowOverlap="1" wp14:anchorId="1808666F" wp14:editId="5C287739">
+                <wp:simplePos x="0" y="0"/>
+                <wp:positionH relativeFrom="margin">
+                  <wp:align>right</wp:align>
+                </wp:positionH>
+                <wp:positionV relativeFrom="paragraph">
+                  <wp:posOffset>232410</wp:posOffset>
+                </wp:positionV>
+                <wp:extent cx="4572000" cy="1404620"/>
+                <wp:effectExtent l="0" t="0" r="0" b="0"/>
+                <wp:wrapSquare wrapText="bothSides"/>
+                <wp:docPr id="1115279930" name="Textfeld 2"/>
+                <wp:cNvGraphicFramePr>
+                  <a:graphicFrameLocks xmlns:a="http://schemas.openxmlformats.org/drawingml/2006/main"/>
+                </wp:cNvGraphicFramePr>
+                <a:graphic xmlns:a="http://schemas.openxmlformats.org/drawingml/2006/main">
+                  <a:graphicData uri="http://schemas.microsoft.com/office/word/2010/wordprocessingShape">
+                    <wps:wsp>
+                      <wps:cNvSpPr txBox="1">
+                        <a:spLocks noChangeArrowheads="1"/>
+                      </wps:cNvSpPr>
+                      <wps:spPr bwMode="auto">
+                        <a:xfrm>
+                          <a:off x="0" y="0"/>
+                          <a:ext cx="4572000" cy="1404620"/>
+                        </a:xfrm>
+                        <a:prstGeom prst="rect">
+                          <a:avLst/>
+                        </a:prstGeom>
+                        <a:solidFill>
+                          <a:srgbClr val="FFFFFF"/>
+                        </a:solidFill>
+                        <a:ln w="9525">
+                          <a:noFill/>
+                          <a:miter lim="800000"/>
+                          <a:headEnd/>
+                          <a:tailEnd/>
+                        </a:ln>
+                      </wps:spPr>
+                      <wps:txbx>
+                        <w:txbxContent>
+                          <w:p>
+                            <w:pPr>
+                              <w:pStyle w:val="berschrift3"/>
+                              <w:spacing w:before="0"/>
+                            </w:pPr>
+                            <w:r>
+                              <w:t>Funktionen mit Ganzzahlen (Integer) als Input und Output</w:t>
+                            </w:r>
+                          </w:p>
+                        </w:txbxContent>
+                      </wps:txbx>
+                      <wps:bodyPr rot="0" vert="horz" wrap="square" lIns="91440" tIns="45720" rIns="91440" bIns="45720" anchor="t" anchorCtr="0">
+                        <a:spAutoFit/>
+                      </wps:bodyPr>
+                    </wps:wsp>
+                  </a:graphicData>
+                </a:graphic>
+                <wp14:sizeRelH relativeFrom="margin">
+                  <wp14:pctWidth>0</wp14:pctWidth>
+                </wp14:sizeRelH>
+                <wp14:sizeRelV relativeFrom="margin">
+                  <wp14:pctHeight>20000</wp14:pctHeight>
+                </wp14:sizeRelV>
+              </wp:anchor>
+            </w:drawing>
+          </mc:Choice>
+          <mc:Fallback>
+            <w:pict>
+              <v:shape w14:anchorId="1808666F" id="_x0000_s1035" type="#_x0000_t202" style="position:absolute;margin-left:308.8pt;margin-top:18.3pt;width:5in;height:110.6pt;z-index:251684864;visibility:visible;mso-wrap-style:square;mso-width-percent:0;mso-height-percent:200;mso-wrap-distance-left:9pt;mso-wrap-distance-top:3.6pt;mso-wrap-distance-right:9pt;mso-wrap-distance-bottom:3.6pt;mso-position-horizontal:right;mso-position-horizontal-relative:margin;mso-position-vertical:absolute;mso-position-vertical-relative:text;mso-width-percent:0;mso-height-percent:200;mso-width-relative:margin;mso-height-relative:margin;v-text-anchor:top" o:gfxdata="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" stroked="f">
+                <v:textbox style="mso-fit-shape-to-text:t">
+                  <w:txbxContent>
+                    <w:p>
+                      <w:pPr>
+                        <w:pStyle w:val="berschrift3"/>
+                        <w:spacing w:before="0"/>
+                      </w:pPr>
+                      <w:r>
+                        <w:t>Funktionen mit Ganzzahlen (Integer) als Input und Output</w:t>
+                      </w:r>
+                    </w:p>
+                  </w:txbxContent>
+                </v:textbox>
+                <w10:wrap type="square" anchorx="margin"/>
+              </v:shape>
+            </w:pict>
+          </mc:Fallback>
+        </mc:AlternateContent>
+      </w:r>
+      <w:r>
+        <w:rPr>
+          <w:noProof/>
+        </w:rPr>
+        <mc:AlternateContent>
+          <mc:Choice Requires="wps">
+            <w:drawing>
+              <wp:anchor distT="0" distB="0" distL="114300" distR="114300" simplePos="0" relativeHeight="251682816" behindDoc="0" locked="0" layoutInCell="1" allowOverlap="1" wp14:anchorId="53C8836A" wp14:editId="54937B50">
+                <wp:simplePos x="0" y="0"/>
+                <wp:positionH relativeFrom="margin">
+                  <wp:posOffset>1320469</wp:posOffset>
+                </wp:positionH>
+                <wp:positionV relativeFrom="paragraph">
+                  <wp:posOffset>146050</wp:posOffset>
+                </wp:positionV>
+                <wp:extent cx="564515" cy="484505"/>
+                <wp:effectExtent l="0" t="19050" r="45085" b="29845"/>
+                <wp:wrapNone/>
+                <wp:docPr id="1349708266" name="Pfeil: nach rechts 11"/>
+                <wp:cNvGraphicFramePr/>
+                <a:graphic xmlns:a="http://schemas.openxmlformats.org/drawingml/2006/main">
+                  <a:graphicData uri="http://schemas.microsoft.com/office/word/2010/wordprocessingShape">
+                    <wps:wsp>
+                      <wps:cNvSpPr/>
+                      <wps:spPr>
+                        <a:xfrm>
+                          <a:off x="0" y="0"/>
+                          <a:ext cx="564515" cy="484505"/>
+                        </a:xfrm>
+                        <a:prstGeom prst="rightArrow">
+                          <a:avLst/>
+                        </a:prstGeom>
+                        <a:noFill/>
+                      </wps:spPr>
+                      <wps:style>
+                        <a:lnRef idx="2">
+                          <a:schemeClr val="accent1">
+                            <a:shade val="15000"/>
+                          </a:schemeClr>
+                        </a:lnRef>
+                        <a:fillRef idx="1">
+                          <a:schemeClr val="accent1"/>
+                        </a:fillRef>
+                        <a:effectRef idx="0">
+                          <a:schemeClr val="accent1"/>
+                        </a:effectRef>
+                        <a:fontRef idx="minor">
+                          <a:schemeClr val="lt1"/>
+                        </a:fontRef>
+                      </wps:style>
+                      <wps:txbx>
+                        <w:txbxContent>
+                          <w:p>
+                            <w:pPr>
+                              <w:jc w:val="center"/>
+                              <w:rPr>
+                                <w:color w:val="000000" w:themeColor="text1"/>
+                              </w:rPr>
+                            </w:pPr>
+                            <w:proofErr w:type="spellStart"/>
+                            <w:r>
+                              <w:rPr>
+                                <w:color w:val="000000" w:themeColor="text1"/>
+                              </w:rPr>
+                              <w:t>in</w:t>
+                            </w:r>
+                            <w:r>
+                              <w:rPr>
+                                <w:color w:val="000000" w:themeColor="text1"/>
+                              </w:rPr>
+                              <w:t>t</w:t>
+                            </w:r>
+                            <w:proofErr w:type="spellEnd"/>
+                          </w:p>
+                        </w:txbxContent>
+                      </wps:txbx>
+                      <wps:bodyPr rot="0" spcFirstLastPara="0" vertOverflow="overflow" horzOverflow="overflow" vert="horz" wrap="square" lIns="91440" tIns="45720" rIns="91440" bIns="45720" numCol="1" spcCol="0" rtlCol="0" fromWordArt="0" anchor="ctr" anchorCtr="0" forceAA="0" compatLnSpc="1">
+                        <a:prstTxWarp prst="textNoShape">
+                          <a:avLst/>
+                        </a:prstTxWarp>
+                        <a:noAutofit/>
+                      </wps:bodyPr>
+                    </wps:wsp>
+                  </a:graphicData>
+                </a:graphic>
+                <wp14:sizeRelH relativeFrom="margin">
+                  <wp14:pctWidth>0</wp14:pctWidth>
+                </wp14:sizeRelH>
+                <wp14:sizeRelV relativeFrom="margin">
+                  <wp14:pctHeight>0</wp14:pctHeight>
+                </wp14:sizeRelV>
+              </wp:anchor>
+            </w:drawing>
+          </mc:Choice>
+          <mc:Fallback>
+            <w:pict>
+              <v:shapetype w14:anchorId="53C8836A" id="_x0000_t13" coordsize="21600,21600" o:spt="13" adj="16200,5400" path="m@0,l@0@1,0@1,0@2@0@2@0,21600,21600,10800xe">
+                <v:stroke joinstyle="miter"/>
+                <v:formulas>
+                  <v:f eqn="val #0"/>
+                  <v:f eqn="val #1"/>
+                  <v:f eqn="sum height 0 #1"/>
+                  <v:f eqn="sum 10800 0 #1"/>
+                  <v:f eqn="sum width 0 #0"/>
+                  <v:f eqn="prod @4 @3 10800"/>
+                  <v:f eqn="sum width 0 @5"/>
+                </v:formulas>
+                <v:path o:connecttype="custom" o:connectlocs="@0,0;0,10800;@0,21600;21600,10800" o:connectangles="270,180,90,0" textboxrect="0,@1,@6,@2"/>
+                <v:handles>
+                  <v:h position="#0,#1" xrange="0,21600" yrange="0,10800"/>
+                </v:handles>
+              </v:shapetype>
+              <v:shape id="Pfeil: nach rechts 11" o:spid="_x0000_s1036" type="#_x0000_t13" style="position:absolute;margin-left:103.95pt;margin-top:11.5pt;width:44.45pt;height:38.15pt;z-index:251682816;visibility:visible;mso-wrap-style:square;mso-width-percent:0;mso-height-percent:0;mso-wrap-distance-left:9pt;mso-wrap-distance-top:0;mso-wrap-distance-right:9pt;mso-wrap-distance-bottom:0;mso-position-horizontal:absolute;mso-position-horizontal-relative:margin;mso-position-vertical:absolute;mso-position-vertical-relative:text;mso-width-percent:0;mso-height-percent:0;mso-width-relative:margin;mso-height-relative:margin;v-text-anchor:middle" o:gfxdata="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" adj="12331" filled="f" strokecolor="#09101d [484]" strokeweight="1pt">
+                <v:textbox>
+                  <w:txbxContent>
+                    <w:p>
+                      <w:pPr>
+                        <w:jc w:val="center"/>
+                        <w:rPr>
+                          <w:color w:val="000000" w:themeColor="text1"/>
+                        </w:rPr>
+                      </w:pPr>
+                      <w:proofErr w:type="spellStart"/>
+                      <w:r>
+                        <w:rPr>
+                          <w:color w:val="000000" w:themeColor="text1"/>
+                        </w:rPr>
+                        <w:t>in</w:t>
+                      </w:r>
+                      <w:r>
+                        <w:rPr>
+                          <w:color w:val="000000" w:themeColor="text1"/>
+                        </w:rPr>
+                        <w:t>t</w:t>
+                      </w:r>
+                      <w:proofErr w:type="spellEnd"/>
+                    </w:p>
+                  </w:txbxContent>
+                </v:textbox>
+                <w10:wrap anchorx="margin"/>
+              </v:shape>
+            </w:pict>
+          </mc:Fallback>
+        </mc:AlternateContent>
+      </w:r>
+      <w:r>
+        <w:rPr>
+          <w:noProof/>
+        </w:rPr>
+        <mc:AlternateContent>
+          <mc:Choice Requires="wps">
+            <w:drawing>
+              <wp:anchor distT="0" distB="0" distL="114300" distR="114300" simplePos="0" relativeHeight="251680768" behindDoc="0" locked="0" layoutInCell="1" allowOverlap="1" wp14:anchorId="601B6F34" wp14:editId="0AD0F5B1">
+                <wp:simplePos x="0" y="0"/>
+                <wp:positionH relativeFrom="column">
+                  <wp:posOffset>600323</wp:posOffset>
+                </wp:positionH>
+                <wp:positionV relativeFrom="paragraph">
+                  <wp:posOffset>65985</wp:posOffset>
+                </wp:positionV>
+                <wp:extent cx="715618" cy="612140"/>
+                <wp:effectExtent l="0" t="0" r="27940" b="16510"/>
+                <wp:wrapNone/>
+                <wp:docPr id="1205128627" name="Flussdiagramm: Prozess 12"/>
+                <wp:cNvGraphicFramePr/>
+                <a:graphic xmlns:a="http://schemas.openxmlformats.org/drawingml/2006/main">
+                  <a:graphicData uri="http://schemas.microsoft.com/office/word/2010/wordprocessingShape">
+                    <wps:wsp>
+                      <wps:cNvSpPr/>
+                      <wps:spPr>
+                        <a:xfrm>
+                          <a:off x="0" y="0"/>
+                          <a:ext cx="715618" cy="612140"/>
+                        </a:xfrm>
+                        <a:prstGeom prst="flowChartProcess">
+                          <a:avLst/>
+                        </a:prstGeom>
+                        <a:noFill/>
+                      </wps:spPr>
+                      <wps:style>
+                        <a:lnRef idx="2">
+                          <a:schemeClr val="accent1">
+                            <a:shade val="15000"/>
+                          </a:schemeClr>
+                        </a:lnRef>
+                        <a:fillRef idx="1">
+                          <a:schemeClr val="accent1"/>
+                        </a:fillRef>
+                        <a:effectRef idx="0">
+                          <a:schemeClr val="accent1"/>
+                        </a:effectRef>
+                        <a:fontRef idx="minor">
+                          <a:schemeClr val="lt1"/>
+                        </a:fontRef>
+                      </wps:style>
+                      <wps:txbx>
+                        <w:txbxContent>
+                          <w:p>
+                            <w:pPr>
+                              <w:jc w:val="center"/>
+                              <w:rPr>
+                                <w:color w:val="000000" w:themeColor="text1"/>
+                              </w:rPr>
+                            </w:pPr>
+                            <w:r>
+                              <w:rPr>
+                                <w:color w:val="000000" w:themeColor="text1"/>
+                              </w:rPr>
+                              <w:t>Funkt</w:t>
+                            </w:r>
+                            <w:r>
+                              <w:rPr>
+                                <w:color w:val="000000" w:themeColor="text1"/>
+                              </w:rPr>
+                              <w:t>i</w:t>
+                            </w:r>
+                            <w:r>
+                              <w:rPr>
+                                <w:color w:val="000000" w:themeColor="text1"/>
+                              </w:rPr>
+                              <w:t>on</w:t>
+                            </w:r>
+                          </w:p>
+                        </w:txbxContent>
+                      </wps:txbx>
+                      <wps:bodyPr rot="0" spcFirstLastPara="0" vertOverflow="overflow" horzOverflow="overflow" vert="horz" wrap="square" lIns="91440" tIns="45720" rIns="91440" bIns="45720" numCol="1" spcCol="0" rtlCol="0" fromWordArt="0" anchor="ctr" anchorCtr="0" forceAA="0" compatLnSpc="1">
+                        <a:prstTxWarp prst="textNoShape">
+                          <a:avLst/>
+                        </a:prstTxWarp>
+                        <a:noAutofit/>
+                      </wps:bodyPr>
+                    </wps:wsp>
+                  </a:graphicData>
+                </a:graphic>
+                <wp14:sizeRelH relativeFrom="margin">
+                  <wp14:pctWidth>0</wp14:pctWidth>
+                </wp14:sizeRelH>
+              </wp:anchor>
+            </w:drawing>
+          </mc:Choice>
+          <mc:Fallback>
+            <w:pict>
+              <v:shapetype w14:anchorId="601B6F34" id="_x0000_t109" coordsize="21600,21600" o:spt="109" path="m,l,21600r21600,l21600,xe">
+                <v:stroke joinstyle="miter"/>
+                <v:path gradientshapeok="t" o:connecttype="rect"/>
+              </v:shapetype>
+              <v:shape id="_x0000_s1037" type="#_x0000_t109" style="position:absolute;margin-left:47.25pt;margin-top:5.2pt;width:56.35pt;height:48.2pt;z-index:251680768;visibility:visible;mso-wrap-style:square;mso-width-percent:0;mso-wrap-distance-left:9pt;mso-wrap-distance-top:0;mso-wrap-distance-right:9pt;mso-wrap-distance-bottom:0;mso-position-horizontal:absolute;mso-position-horizontal-relative:text;mso-position-vertical:absolute;mso-position-vertical-relative:text;mso-width-percent:0;mso-width-relative:margin;v-text-anchor:middle" o:gfxdata="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" filled="f" strokecolor="#09101d [484]" strokeweight="1pt">
+                <v:textbox>
+                  <w:txbxContent>
+                    <w:p>
+                      <w:pPr>
+                        <w:jc w:val="center"/>
+                        <w:rPr>
+                          <w:color w:val="000000" w:themeColor="text1"/>
+                        </w:rPr>
+                      </w:pPr>
+                      <w:r>
+                        <w:rPr>
+                          <w:color w:val="000000" w:themeColor="text1"/>
+                        </w:rPr>
+                        <w:t>Funkt</w:t>
+                      </w:r>
+                      <w:r>
+                        <w:rPr>
+                          <w:color w:val="000000" w:themeColor="text1"/>
+                        </w:rPr>
+                        <w:t>i</w:t>
+                      </w:r>
+                      <w:r>
+                        <w:rPr>
+                          <w:color w:val="000000" w:themeColor="text1"/>
+                        </w:rPr>
+                        <w:t>on</w:t>
+                      </w:r>
+                    </w:p>
+                  </w:txbxContent>
+                </v:textbox>
+              </v:shape>
+            </w:pict>
+          </mc:Fallback>
+        </mc:AlternateContent>
+      </w:r>
+      <w:r>
+        <w:rPr>
+          <w:noProof/>
+        </w:rPr>
+        <mc:AlternateContent>
+          <mc:Choice Requires="wps">
+            <w:drawing>
+              <wp:anchor distT="0" distB="0" distL="114300" distR="114300" simplePos="0" relativeHeight="251677696" behindDoc="0" locked="0" layoutInCell="1" allowOverlap="1" wp14:anchorId="6A6B1FAB" wp14:editId="0FD36D19">
+                <wp:simplePos x="0" y="0"/>
+                <wp:positionH relativeFrom="margin">
+                  <wp:posOffset>0</wp:posOffset>
+                </wp:positionH>
+                <wp:positionV relativeFrom="paragraph">
+                  <wp:posOffset>147955</wp:posOffset>
+                </wp:positionV>
+                <wp:extent cx="564543" cy="484505"/>
+                <wp:effectExtent l="0" t="19050" r="45085" b="29845"/>
+                <wp:wrapNone/>
+                <wp:docPr id="2123004187" name="Pfeil: nach rechts 11"/>
+                <wp:cNvGraphicFramePr/>
+                <a:graphic xmlns:a="http://schemas.openxmlformats.org/drawingml/2006/main">
+                  <a:graphicData uri="http://schemas.microsoft.com/office/word/2010/wordprocessingShape">
+                    <wps:wsp>
+                      <wps:cNvSpPr/>
+                      <wps:spPr>
+                        <a:xfrm>
+                          <a:off x="0" y="0"/>
+                          <a:ext cx="564543" cy="484505"/>
+                        </a:xfrm>
+                        <a:prstGeom prst="rightArrow">
+                          <a:avLst/>
+                        </a:prstGeom>
+                        <a:noFill/>
+                      </wps:spPr>
+                      <wps:style>
+                        <a:lnRef idx="2">
+                          <a:schemeClr val="accent1">
+                            <a:shade val="15000"/>
+                          </a:schemeClr>
+                        </a:lnRef>
+                        <a:fillRef idx="1">
+                          <a:schemeClr val="accent1"/>
+                        </a:fillRef>
+                        <a:effectRef idx="0">
+                          <a:schemeClr val="accent1"/>
+                        </a:effectRef>
+                        <a:fontRef idx="minor">
+                          <a:schemeClr val="lt1"/>
+                        </a:fontRef>
+                      </wps:style>
+                      <wps:txbx>
+                        <w:txbxContent>
+                          <w:p>
+                            <w:pPr>
+                              <w:jc w:val="center"/>
+                              <w:rPr>
+                                <w:color w:val="000000" w:themeColor="text1"/>
+                              </w:rPr>
+                            </w:pPr>
+                            <w:proofErr w:type="spellStart"/>
+                            <w:r>
+                              <w:rPr>
+                                <w:color w:val="000000" w:themeColor="text1"/>
+                              </w:rPr>
+                              <w:t>in</w:t>
+                            </w:r>
+                            <w:r>
+                              <w:rPr>
+                                <w:color w:val="000000" w:themeColor="text1"/>
+                              </w:rPr>
+                              <w:t>t</w:t>
+                            </w:r>
+                            <w:proofErr w:type="spellEnd"/>
+                          </w:p>
+                        </w:txbxContent>
+                      </wps:txbx>
+                      <wps:bodyPr rot="0" spcFirstLastPara="0" vertOverflow="overflow" horzOverflow="overflow" vert="horz" wrap="square" lIns="91440" tIns="45720" rIns="91440" bIns="45720" numCol="1" spcCol="0" rtlCol="0" fromWordArt="0" anchor="ctr" anchorCtr="0" forceAA="0" compatLnSpc="1">
+                        <a:prstTxWarp prst="textNoShape">
+                          <a:avLst/>
+                        </a:prstTxWarp>
+                        <a:noAutofit/>
+                      </wps:bodyPr>
+                    </wps:wsp>
+                  </a:graphicData>
+                </a:graphic>
+                <wp14:sizeRelH relativeFrom="margin">
+                  <wp14:pctWidth>0</wp14:pctWidth>
+                </wp14:sizeRelH>
+                <wp14:sizeRelV relativeFrom="margin">
+                  <wp14:pctHeight>0</wp14:pctHeight>
+                </wp14:sizeRelV>
+              </wp:anchor>
+            </w:drawing>
+          </mc:Choice>
+          <mc:Fallback>
+            <w:pict>
+              <v:shape w14:anchorId="6A6B1FAB" id="_x0000_s1038" type="#_x0000_t13" style="position:absolute;margin-left:0;margin-top:11.65pt;width:44.45pt;height:38.15pt;z-index:251677696;visibility:visible;mso-wrap-style:square;mso-width-percent:0;mso-height-percent:0;mso-wrap-distance-left:9pt;mso-wrap-distance-top:0;mso-wrap-distance-right:9pt;mso-wrap-distance-bottom:0;mso-position-horizontal:absolute;mso-position-horizontal-relative:margin;mso-position-vertical:absolute;mso-position-vertical-relative:text;mso-width-percent:0;mso-height-percent:0;mso-width-relative:margin;mso-height-relative:margin;v-text-anchor:middle" o:gfxdata="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" adj="12331" filled="f" strokecolor="#09101d [484]" strokeweight="1pt">
+                <v:textbox>
+                  <w:txbxContent>
+                    <w:p>
+                      <w:pPr>
+                        <w:jc w:val="center"/>
+                        <w:rPr>
+                          <w:color w:val="000000" w:themeColor="text1"/>
+                        </w:rPr>
+                      </w:pPr>
+                      <w:proofErr w:type="spellStart"/>
+                      <w:r>
+                        <w:rPr>
+                          <w:color w:val="000000" w:themeColor="text1"/>
+                        </w:rPr>
+                        <w:t>in</w:t>
+                      </w:r>
+                      <w:r>
+                        <w:rPr>
+                          <w:color w:val="000000" w:themeColor="text1"/>
+                        </w:rPr>
+                        <w:t>t</w:t>
+                      </w:r>
+                      <w:proofErr w:type="spellEnd"/>
+                    </w:p>
+                  </w:txbxContent>
+                </v:textbox>
+                <w10:wrap anchorx="margin"/>
+              </v:shape>
+            </w:pict>
+          </mc:Fallback>
+        </mc:AlternateContent>
+      </w:r>
+    </w:p>
+    <w:p>
+      <w:pPr>
+        <w:pStyle w:val="berschrift3"/>
+      </w:pPr>
+    </w:p>
+    <w:p>
+      <w:pPr>
+        <w:pStyle w:val="Listenabsatz"/>
+        <w:numPr>
+          <w:ilvl w:val="0"/>
+          <w:numId w:val="37"/>
+        </w:numPr>
+        <w:spacing w:before="240"/>
+        <w:ind w:left="714" w:hanging="357"/>
+        <w:contextualSpacing w:val="0"/>
+      </w:pPr>
+      <w:r>
+        <w:t xml:space="preserve">Mit dem Menüpunkt </w:t>
+      </w:r>
+      <w:r>
+        <w:rPr>
+          <w:b/>
+          <w:bCs/>
+        </w:rPr>
+        <w:t>File/ New File</w:t>
+      </w:r>
+      <w:r>
+        <w:t xml:space="preserve"> erzeugst du ein leeres Editor-Fenster mit dem Titel "</w:t>
+      </w:r>
+      <w:proofErr w:type="spellStart"/>
+      <w:r>
+        <w:t>untitled</w:t>
+      </w:r>
+      <w:proofErr w:type="spellEnd"/>
+      <w:r>
+        <w:t>".</w:t>
+      </w:r>
+      <w:r>
+        <w:t xml:space="preserve"> </w:t>
+      </w:r>
+    </w:p>
+    <w:p>
+      <w:pPr>
+        <w:pStyle w:val="Listenabsatz"/>
+        <w:numPr>
+          <w:ilvl w:val="0"/>
+          <w:numId w:val="37"/>
+        </w:numPr>
+        <w:spacing w:before="240"/>
+        <w:ind w:left="714" w:hanging="357"/>
+        <w:contextualSpacing w:val="0"/>
+      </w:pPr>
+      <w:r>
+        <w:t xml:space="preserve">Gib die </w:t>
+      </w:r>
+      <w:r>
+        <w:t>Programmzeilen im Editor-Fenster ein.</w:t>
+      </w:r>
+      <w:r>
+        <w:t xml:space="preserve"> </w:t>
+      </w:r>
+    </w:p>
+    <w:p>
+      <w:pPr>
+        <w:pStyle w:val="Listenabsatz"/>
+        <w:numPr>
+          <w:ilvl w:val="0"/>
+          <w:numId w:val="37"/>
+        </w:numPr>
+        <w:spacing w:before="240"/>
+        <w:ind w:left="714" w:hanging="357"/>
+        <w:contextualSpacing w:val="0"/>
+      </w:pPr>
+      <w:r>
+        <w:t xml:space="preserve">Speichere den Inhalt mit dem Menüpunkt </w:t>
+      </w:r>
+      <w:r>
+        <w:rPr>
+          <w:b/>
+          <w:bCs/>
+        </w:rPr>
+        <w:t>File/ Save</w:t>
+      </w:r>
+      <w:r>
+        <w:t xml:space="preserve"> unter dem Dateinamen "</w:t>
+      </w:r>
+      <w:proofErr w:type="spellStart"/>
+      <w:r>
+        <w:t>funktionen_io</w:t>
+      </w:r>
+      <w:proofErr w:type="spellEnd"/>
+      <w:r>
+        <w:t>" im Ordner Python/</w:t>
+      </w:r>
+      <w:r>
+        <w:t>0</w:t>
+      </w:r>
+      <w:r>
+        <w:t>9</w:t>
+      </w:r>
+      <w:r>
+        <w:t>_</w:t>
+      </w:r>
+      <w:r>
+        <w:t>Funktionen_</w:t>
+      </w:r>
+      <w:r>
+        <w:t>Input_</w:t>
+      </w:r>
+      <w:r>
+        <w:t>und_</w:t>
+      </w:r>
+      <w:r>
+        <w:t>Output</w:t>
+      </w:r>
+    </w:p>
+    <w:p>
+      <w:pPr>
+        <w:pStyle w:val="Listenabsatz"/>
+        <w:numPr>
+          <w:ilvl w:val="0"/>
+          <w:numId w:val="37"/>
+        </w:numPr>
+        <w:spacing w:before="240"/>
+        <w:ind w:left="714" w:hanging="357"/>
+        <w:contextualSpacing w:val="0"/>
+      </w:pPr>
+      <w:r>
+        <w:t xml:space="preserve">Starte das Programm mit dem Menüpunkt </w:t>
+      </w:r>
+      <w:r>
+        <w:rPr>
+          <w:b/>
+          <w:bCs/>
+        </w:rPr>
+        <w:t>Run/ Run Module</w:t>
+      </w:r>
+      <w:r>
+        <w:t xml:space="preserve">. </w:t>
+      </w:r>
+      <w:r>
+        <w:br/>
+      </w:r>
       <w:r>
         <w:t xml:space="preserve">Notiere die print-Ausgaben in der Tabelle.  </w:t>
       </w:r>
@@ -21920,7 +23189,7 @@
       <w:pPr>
         <w:pStyle w:val="berschrift1"/>
       </w:pPr>
-      <w:bookmarkStart w:id="123" w:name="_Toc235896361"/>
+      <w:bookmarkStart w:id="127" w:name="_Toc235950540"/>
       <w:r>
         <w:lastRenderedPageBreak/>
         <w:t xml:space="preserve">Funktionen </w:t>
@@ -21931,22 +23200,350 @@
       <w:r>
         <w:t>: Tupel, Liste</w:t>
       </w:r>
-      <w:bookmarkEnd w:id="123"/>
+      <w:bookmarkEnd w:id="127"/>
       <w:r>
         <w:t xml:space="preserve">  </w:t>
       </w:r>
     </w:p>
     <w:p>
-      <w:pPr>
-        <w:pStyle w:val="berschrift3"/>
-      </w:pPr>
-      <w:r>
-        <w:t xml:space="preserve">Funktion mit </w:t>
-      </w:r>
-      <w:r>
-        <w:t>Tupel als Output</w:t>
+      <w:r>
+        <w:rPr>
+          <w:noProof/>
+        </w:rPr>
+        <mc:AlternateContent>
+          <mc:Choice Requires="wps">
+            <w:drawing>
+              <wp:anchor distT="45720" distB="45720" distL="114300" distR="114300" simplePos="0" relativeHeight="251693056" behindDoc="0" locked="0" layoutInCell="1" allowOverlap="1" wp14:anchorId="7F8EA163" wp14:editId="25FA4BBA">
+                <wp:simplePos x="0" y="0"/>
+                <wp:positionH relativeFrom="margin">
+                  <wp:posOffset>1458595</wp:posOffset>
+                </wp:positionH>
+                <wp:positionV relativeFrom="paragraph">
+                  <wp:posOffset>183211</wp:posOffset>
+                </wp:positionV>
+                <wp:extent cx="2377440" cy="373380"/>
+                <wp:effectExtent l="0" t="0" r="3810" b="7620"/>
+                <wp:wrapSquare wrapText="bothSides"/>
+                <wp:docPr id="1580625139" name="Textfeld 2"/>
+                <wp:cNvGraphicFramePr>
+                  <a:graphicFrameLocks xmlns:a="http://schemas.openxmlformats.org/drawingml/2006/main"/>
+                </wp:cNvGraphicFramePr>
+                <a:graphic xmlns:a="http://schemas.openxmlformats.org/drawingml/2006/main">
+                  <a:graphicData uri="http://schemas.microsoft.com/office/word/2010/wordprocessingShape">
+                    <wps:wsp>
+                      <wps:cNvSpPr txBox="1">
+                        <a:spLocks noChangeArrowheads="1"/>
+                      </wps:cNvSpPr>
+                      <wps:spPr bwMode="auto">
+                        <a:xfrm>
+                          <a:off x="0" y="0"/>
+                          <a:ext cx="2377440" cy="373380"/>
+                        </a:xfrm>
+                        <a:prstGeom prst="rect">
+                          <a:avLst/>
+                        </a:prstGeom>
+                        <a:solidFill>
+                          <a:srgbClr val="FFFFFF"/>
+                        </a:solidFill>
+                        <a:ln w="9525">
+                          <a:noFill/>
+                          <a:miter lim="800000"/>
+                          <a:headEnd/>
+                          <a:tailEnd/>
+                        </a:ln>
+                      </wps:spPr>
+                      <wps:txbx>
+                        <w:txbxContent>
+                          <w:p>
+                            <w:pPr>
+                              <w:pStyle w:val="berschrift3"/>
+                              <w:spacing w:before="0"/>
+                            </w:pPr>
+                            <w:r>
+                              <w:t>Funktion mit Tupel als Output</w:t>
+                            </w:r>
+                          </w:p>
+                        </w:txbxContent>
+                      </wps:txbx>
+                      <wps:bodyPr rot="0" vert="horz" wrap="square" lIns="91440" tIns="45720" rIns="91440" bIns="45720" anchor="t" anchorCtr="0">
+                        <a:noAutofit/>
+                      </wps:bodyPr>
+                    </wps:wsp>
+                  </a:graphicData>
+                </a:graphic>
+                <wp14:sizeRelH relativeFrom="margin">
+                  <wp14:pctWidth>0</wp14:pctWidth>
+                </wp14:sizeRelH>
+                <wp14:sizeRelV relativeFrom="margin">
+                  <wp14:pctHeight>0</wp14:pctHeight>
+                </wp14:sizeRelV>
+              </wp:anchor>
+            </w:drawing>
+          </mc:Choice>
+          <mc:Fallback>
+            <w:pict>
+              <v:shape w14:anchorId="7F8EA163" id="_x0000_s1039" type="#_x0000_t202" style="position:absolute;margin-left:114.85pt;margin-top:14.45pt;width:187.2pt;height:29.4pt;z-index:251693056;visibility:visible;mso-wrap-style:square;mso-width-percent:0;mso-height-percent:0;mso-wrap-distance-left:9pt;mso-wrap-distance-top:3.6pt;mso-wrap-distance-right:9pt;mso-wrap-distance-bottom:3.6pt;mso-position-horizontal:absolute;mso-position-horizontal-relative:margin;mso-position-vertical:absolute;mso-position-vertical-relative:text;mso-width-percent:0;mso-height-percent:0;mso-width-relative:margin;mso-height-relative:margin;v-text-anchor:top" o:gfxdata="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" stroked="f">
+                <v:textbox>
+                  <w:txbxContent>
+                    <w:p>
+                      <w:pPr>
+                        <w:pStyle w:val="berschrift3"/>
+                        <w:spacing w:before="0"/>
+                      </w:pPr>
+                      <w:r>
+                        <w:t>Funktion mit Tupel als Output</w:t>
+                      </w:r>
+                    </w:p>
+                  </w:txbxContent>
+                </v:textbox>
+                <w10:wrap type="square" anchorx="margin"/>
+              </v:shape>
+            </w:pict>
+          </mc:Fallback>
+        </mc:AlternateContent>
+      </w:r>
+      <w:r>
+        <w:rPr>
+          <w:noProof/>
+        </w:rPr>
+        <mc:AlternateContent>
+          <mc:Choice Requires="wps">
+            <w:drawing>
+              <wp:anchor distT="0" distB="0" distL="114300" distR="114300" simplePos="0" relativeHeight="251687936" behindDoc="0" locked="0" layoutInCell="1" allowOverlap="1" wp14:anchorId="7842074D" wp14:editId="0E37E322">
+                <wp:simplePos x="0" y="0"/>
+                <wp:positionH relativeFrom="margin">
+                  <wp:posOffset>719594</wp:posOffset>
+                </wp:positionH>
+                <wp:positionV relativeFrom="paragraph">
+                  <wp:posOffset>77083</wp:posOffset>
+                </wp:positionV>
+                <wp:extent cx="644056" cy="511506"/>
+                <wp:effectExtent l="0" t="19050" r="41910" b="41275"/>
+                <wp:wrapNone/>
+                <wp:docPr id="502424143" name="Pfeil: nach rechts 11"/>
+                <wp:cNvGraphicFramePr/>
+                <a:graphic xmlns:a="http://schemas.openxmlformats.org/drawingml/2006/main">
+                  <a:graphicData uri="http://schemas.microsoft.com/office/word/2010/wordprocessingShape">
+                    <wps:wsp>
+                      <wps:cNvSpPr/>
+                      <wps:spPr>
+                        <a:xfrm>
+                          <a:off x="0" y="0"/>
+                          <a:ext cx="644056" cy="511506"/>
+                        </a:xfrm>
+                        <a:prstGeom prst="rightArrow">
+                          <a:avLst/>
+                        </a:prstGeom>
+                        <a:noFill/>
+                      </wps:spPr>
+                      <wps:style>
+                        <a:lnRef idx="2">
+                          <a:schemeClr val="accent1">
+                            <a:shade val="15000"/>
+                          </a:schemeClr>
+                        </a:lnRef>
+                        <a:fillRef idx="1">
+                          <a:schemeClr val="accent1"/>
+                        </a:fillRef>
+                        <a:effectRef idx="0">
+                          <a:schemeClr val="accent1"/>
+                        </a:effectRef>
+                        <a:fontRef idx="minor">
+                          <a:schemeClr val="lt1"/>
+                        </a:fontRef>
+                      </wps:style>
+                      <wps:txbx>
+                        <w:txbxContent>
+                          <w:p>
+                            <w:pPr>
+                              <w:jc w:val="center"/>
+                              <w:rPr>
+                                <w:color w:val="000000" w:themeColor="text1"/>
+                              </w:rPr>
+                            </w:pPr>
+                            <w:proofErr w:type="spellStart"/>
+                            <w:r>
+                              <w:rPr>
+                                <w:color w:val="000000" w:themeColor="text1"/>
+                              </w:rPr>
+                              <w:t>tuple</w:t>
+                            </w:r>
+                            <w:proofErr w:type="spellEnd"/>
+                          </w:p>
+                        </w:txbxContent>
+                      </wps:txbx>
+                      <wps:bodyPr rot="0" spcFirstLastPara="0" vertOverflow="overflow" horzOverflow="overflow" vert="horz" wrap="square" lIns="91440" tIns="45720" rIns="91440" bIns="45720" numCol="1" spcCol="0" rtlCol="0" fromWordArt="0" anchor="ctr" anchorCtr="0" forceAA="0" compatLnSpc="1">
+                        <a:prstTxWarp prst="textNoShape">
+                          <a:avLst/>
+                        </a:prstTxWarp>
+                        <a:noAutofit/>
+                      </wps:bodyPr>
+                    </wps:wsp>
+                  </a:graphicData>
+                </a:graphic>
+                <wp14:sizeRelH relativeFrom="margin">
+                  <wp14:pctWidth>0</wp14:pctWidth>
+                </wp14:sizeRelH>
+                <wp14:sizeRelV relativeFrom="margin">
+                  <wp14:pctHeight>0</wp14:pctHeight>
+                </wp14:sizeRelV>
+              </wp:anchor>
+            </w:drawing>
+          </mc:Choice>
+          <mc:Fallback>
+            <w:pict>
+              <v:shape w14:anchorId="7842074D" id="_x0000_s1040" type="#_x0000_t13" style="position:absolute;margin-left:56.65pt;margin-top:6.05pt;width:50.7pt;height:40.3pt;z-index:251687936;visibility:visible;mso-wrap-style:square;mso-width-percent:0;mso-height-percent:0;mso-wrap-distance-left:9pt;mso-wrap-distance-top:0;mso-wrap-distance-right:9pt;mso-wrap-distance-bottom:0;mso-position-horizontal:absolute;mso-position-horizontal-relative:margin;mso-position-vertical:absolute;mso-position-vertical-relative:text;mso-width-percent:0;mso-height-percent:0;mso-width-relative:margin;mso-height-relative:margin;v-text-anchor:middle" o:gfxdata="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" adj="13023" filled="f" strokecolor="#09101d [484]" strokeweight="1pt">
+                <v:textbox>
+                  <w:txbxContent>
+                    <w:p>
+                      <w:pPr>
+                        <w:jc w:val="center"/>
+                        <w:rPr>
+                          <w:color w:val="000000" w:themeColor="text1"/>
+                        </w:rPr>
+                      </w:pPr>
+                      <w:proofErr w:type="spellStart"/>
+                      <w:r>
+                        <w:rPr>
+                          <w:color w:val="000000" w:themeColor="text1"/>
+                        </w:rPr>
+                        <w:t>tuple</w:t>
+                      </w:r>
+                      <w:proofErr w:type="spellEnd"/>
+                    </w:p>
+                  </w:txbxContent>
+                </v:textbox>
+                <w10:wrap anchorx="margin"/>
+              </v:shape>
+            </w:pict>
+          </mc:Fallback>
+        </mc:AlternateContent>
+      </w:r>
+      <w:r>
+        <w:rPr>
+          <w:noProof/>
+        </w:rPr>
+        <mc:AlternateContent>
+          <mc:Choice Requires="wps">
+            <w:drawing>
+              <wp:inline distT="0" distB="0" distL="0" distR="0" wp14:anchorId="0A3A7DA4" wp14:editId="11114A8C">
+                <wp:extent cx="715618" cy="612140"/>
+                <wp:effectExtent l="0" t="0" r="27940" b="16510"/>
+                <wp:docPr id="1870275428" name="Flussdiagramm: Prozess 12"/>
+                <wp:cNvGraphicFramePr/>
+                <a:graphic xmlns:a="http://schemas.openxmlformats.org/drawingml/2006/main">
+                  <a:graphicData uri="http://schemas.microsoft.com/office/word/2010/wordprocessingShape">
+                    <wps:wsp>
+                      <wps:cNvSpPr/>
+                      <wps:spPr>
+                        <a:xfrm>
+                          <a:off x="0" y="0"/>
+                          <a:ext cx="715618" cy="612140"/>
+                        </a:xfrm>
+                        <a:prstGeom prst="flowChartProcess">
+                          <a:avLst/>
+                        </a:prstGeom>
+                        <a:noFill/>
+                      </wps:spPr>
+                      <wps:style>
+                        <a:lnRef idx="2">
+                          <a:schemeClr val="accent1">
+                            <a:shade val="15000"/>
+                          </a:schemeClr>
+                        </a:lnRef>
+                        <a:fillRef idx="1">
+                          <a:schemeClr val="accent1"/>
+                        </a:fillRef>
+                        <a:effectRef idx="0">
+                          <a:schemeClr val="accent1"/>
+                        </a:effectRef>
+                        <a:fontRef idx="minor">
+                          <a:schemeClr val="lt1"/>
+                        </a:fontRef>
+                      </wps:style>
+                      <wps:txbx>
+                        <w:txbxContent>
+                          <w:p>
+                            <w:pPr>
+                              <w:jc w:val="center"/>
+                              <w:rPr>
+                                <w:color w:val="000000" w:themeColor="text1"/>
+                              </w:rPr>
+                            </w:pPr>
+                            <w:r>
+                              <w:rPr>
+                                <w:color w:val="000000" w:themeColor="text1"/>
+                              </w:rPr>
+                              <w:t>Funkt</w:t>
+                            </w:r>
+                            <w:r>
+                              <w:rPr>
+                                <w:color w:val="000000" w:themeColor="text1"/>
+                              </w:rPr>
+                              <w:t>i</w:t>
+                            </w:r>
+                            <w:r>
+                              <w:rPr>
+                                <w:color w:val="000000" w:themeColor="text1"/>
+                              </w:rPr>
+                              <w:t>on</w:t>
+                            </w:r>
+                          </w:p>
+                        </w:txbxContent>
+                      </wps:txbx>
+                      <wps:bodyPr rot="0" spcFirstLastPara="0" vertOverflow="overflow" horzOverflow="overflow" vert="horz" wrap="square" lIns="91440" tIns="45720" rIns="91440" bIns="45720" numCol="1" spcCol="0" rtlCol="0" fromWordArt="0" anchor="ctr" anchorCtr="0" forceAA="0" compatLnSpc="1">
+                        <a:prstTxWarp prst="textNoShape">
+                          <a:avLst/>
+                        </a:prstTxWarp>
+                        <a:noAutofit/>
+                      </wps:bodyPr>
+                    </wps:wsp>
+                  </a:graphicData>
+                </a:graphic>
+              </wp:inline>
+            </w:drawing>
+          </mc:Choice>
+          <mc:Fallback>
+            <w:pict>
+              <v:shape w14:anchorId="0A3A7DA4" id="Flussdiagramm: Prozess 12" o:spid="_x0000_s1041" type="#_x0000_t109" style="width:56.35pt;height:48.2pt;visibility:visible;mso-wrap-style:square;mso-left-percent:-10001;mso-top-percent:-10001;mso-position-horizontal:absolute;mso-position-horizontal-relative:char;mso-position-vertical:absolute;mso-position-vertical-relative:line;mso-left-percent:-10001;mso-top-percent:-10001;v-text-anchor:middle" o:gfxdata="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" filled="f" strokecolor="#09101d [484]" strokeweight="1pt">
+                <v:textbox>
+                  <w:txbxContent>
+                    <w:p>
+                      <w:pPr>
+                        <w:jc w:val="center"/>
+                        <w:rPr>
+                          <w:color w:val="000000" w:themeColor="text1"/>
+                        </w:rPr>
+                      </w:pPr>
+                      <w:r>
+                        <w:rPr>
+                          <w:color w:val="000000" w:themeColor="text1"/>
+                        </w:rPr>
+                        <w:t>Funkt</w:t>
+                      </w:r>
+                      <w:r>
+                        <w:rPr>
+                          <w:color w:val="000000" w:themeColor="text1"/>
+                        </w:rPr>
+                        <w:t>i</w:t>
+                      </w:r>
+                      <w:r>
+                        <w:rPr>
+                          <w:color w:val="000000" w:themeColor="text1"/>
+                        </w:rPr>
+                        <w:t>on</w:t>
+                      </w:r>
+                    </w:p>
+                  </w:txbxContent>
+                </v:textbox>
+                <w10:anchorlock/>
+              </v:shape>
+            </w:pict>
+          </mc:Fallback>
+        </mc:AlternateContent>
       </w:r>
     </w:p>
+    <w:p/>
     <w:tbl>
       <w:tblPr>
         <w:tblStyle w:val="Tabellenraster"/>
@@ -22358,31 +23955,408 @@
         </w:tc>
       </w:tr>
     </w:tbl>
+    <w:p/>
+    <w:p/>
+    <w:p/>
     <w:p>
       <w:pPr>
         <w:pStyle w:val="berschrift3"/>
       </w:pPr>
       <w:r>
-        <w:t>Funktion mit einer Liste als Input</w:t>
+        <w:rPr>
+          <w:noProof/>
+        </w:rPr>
+        <mc:AlternateContent>
+          <mc:Choice Requires="wps">
+            <w:drawing>
+              <wp:anchor distT="45720" distB="45720" distL="114300" distR="114300" simplePos="0" relativeHeight="251695104" behindDoc="0" locked="0" layoutInCell="1" allowOverlap="1" wp14:anchorId="686EB6F7" wp14:editId="5F65A35E">
+                <wp:simplePos x="0" y="0"/>
+                <wp:positionH relativeFrom="margin">
+                  <wp:posOffset>1593850</wp:posOffset>
+                </wp:positionH>
+                <wp:positionV relativeFrom="paragraph">
+                  <wp:posOffset>148590</wp:posOffset>
+                </wp:positionV>
+                <wp:extent cx="2917825" cy="373380"/>
+                <wp:effectExtent l="0" t="0" r="0" b="7620"/>
+                <wp:wrapSquare wrapText="bothSides"/>
+                <wp:docPr id="1051023247" name="Textfeld 2"/>
+                <wp:cNvGraphicFramePr>
+                  <a:graphicFrameLocks xmlns:a="http://schemas.openxmlformats.org/drawingml/2006/main"/>
+                </wp:cNvGraphicFramePr>
+                <a:graphic xmlns:a="http://schemas.openxmlformats.org/drawingml/2006/main">
+                  <a:graphicData uri="http://schemas.microsoft.com/office/word/2010/wordprocessingShape">
+                    <wps:wsp>
+                      <wps:cNvSpPr txBox="1">
+                        <a:spLocks noChangeArrowheads="1"/>
+                      </wps:cNvSpPr>
+                      <wps:spPr bwMode="auto">
+                        <a:xfrm>
+                          <a:off x="0" y="0"/>
+                          <a:ext cx="2917825" cy="373380"/>
+                        </a:xfrm>
+                        <a:prstGeom prst="rect">
+                          <a:avLst/>
+                        </a:prstGeom>
+                        <a:solidFill>
+                          <a:srgbClr val="FFFFFF"/>
+                        </a:solidFill>
+                        <a:ln w="9525">
+                          <a:noFill/>
+                          <a:miter lim="800000"/>
+                          <a:headEnd/>
+                          <a:tailEnd/>
+                        </a:ln>
+                      </wps:spPr>
+                      <wps:txbx>
+                        <w:txbxContent>
+                          <w:p>
+                            <w:pPr>
+                              <w:pStyle w:val="berschrift3"/>
+                              <w:spacing w:before="0"/>
+                            </w:pPr>
+                            <w:r>
+                              <w:t xml:space="preserve">Funktion </w:t>
+                            </w:r>
+                            <w:r>
+                              <w:t>mit einer Liste als In</w:t>
+                            </w:r>
+                            <w:r>
+                              <w:t>put</w:t>
+                            </w:r>
+                          </w:p>
+                        </w:txbxContent>
+                      </wps:txbx>
+                      <wps:bodyPr rot="0" vert="horz" wrap="square" lIns="91440" tIns="45720" rIns="91440" bIns="45720" anchor="t" anchorCtr="0">
+                        <a:noAutofit/>
+                      </wps:bodyPr>
+                    </wps:wsp>
+                  </a:graphicData>
+                </a:graphic>
+                <wp14:sizeRelH relativeFrom="margin">
+                  <wp14:pctWidth>0</wp14:pctWidth>
+                </wp14:sizeRelH>
+                <wp14:sizeRelV relativeFrom="margin">
+                  <wp14:pctHeight>0</wp14:pctHeight>
+                </wp14:sizeRelV>
+              </wp:anchor>
+            </w:drawing>
+          </mc:Choice>
+          <mc:Fallback>
+            <w:pict>
+              <v:shape w14:anchorId="686EB6F7" id="_x0000_s1042" type="#_x0000_t202" style="position:absolute;margin-left:125.5pt;margin-top:11.7pt;width:229.75pt;height:29.4pt;z-index:251695104;visibility:visible;mso-wrap-style:square;mso-width-percent:0;mso-height-percent:0;mso-wrap-distance-left:9pt;mso-wrap-distance-top:3.6pt;mso-wrap-distance-right:9pt;mso-wrap-distance-bottom:3.6pt;mso-position-horizontal:absolute;mso-position-horizontal-relative:margin;mso-position-vertical:absolute;mso-position-vertical-relative:text;mso-width-percent:0;mso-height-percent:0;mso-width-relative:margin;mso-height-relative:margin;v-text-anchor:top" o:gfxdata="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" stroked="f">
+                <v:textbox>
+                  <w:txbxContent>
+                    <w:p>
+                      <w:pPr>
+                        <w:pStyle w:val="berschrift3"/>
+                        <w:spacing w:before="0"/>
+                      </w:pPr>
+                      <w:r>
+                        <w:t xml:space="preserve">Funktion </w:t>
+                      </w:r>
+                      <w:r>
+                        <w:t>mit einer Liste als In</w:t>
+                      </w:r>
+                      <w:r>
+                        <w:t>put</w:t>
+                      </w:r>
+                    </w:p>
+                  </w:txbxContent>
+                </v:textbox>
+                <w10:wrap type="square" anchorx="margin"/>
+              </v:shape>
+            </w:pict>
+          </mc:Fallback>
+        </mc:AlternateContent>
+      </w:r>
+      <w:r>
+        <w:rPr>
+          <w:noProof/>
+        </w:rPr>
+        <mc:AlternateContent>
+          <mc:Choice Requires="wps">
+            <w:drawing>
+              <wp:anchor distT="0" distB="0" distL="114300" distR="114300" simplePos="0" relativeHeight="251689984" behindDoc="0" locked="0" layoutInCell="1" allowOverlap="1" wp14:anchorId="5A3B5D4D" wp14:editId="59392410">
+                <wp:simplePos x="0" y="0"/>
+                <wp:positionH relativeFrom="margin">
+                  <wp:posOffset>0</wp:posOffset>
+                </wp:positionH>
+                <wp:positionV relativeFrom="paragraph">
+                  <wp:posOffset>101600</wp:posOffset>
+                </wp:positionV>
+                <wp:extent cx="564543" cy="484505"/>
+                <wp:effectExtent l="0" t="19050" r="45085" b="29845"/>
+                <wp:wrapNone/>
+                <wp:docPr id="1892201621" name="Pfeil: nach rechts 11"/>
+                <wp:cNvGraphicFramePr/>
+                <a:graphic xmlns:a="http://schemas.openxmlformats.org/drawingml/2006/main">
+                  <a:graphicData uri="http://schemas.microsoft.com/office/word/2010/wordprocessingShape">
+                    <wps:wsp>
+                      <wps:cNvSpPr/>
+                      <wps:spPr>
+                        <a:xfrm>
+                          <a:off x="0" y="0"/>
+                          <a:ext cx="564543" cy="484505"/>
+                        </a:xfrm>
+                        <a:prstGeom prst="rightArrow">
+                          <a:avLst/>
+                        </a:prstGeom>
+                        <a:noFill/>
+                      </wps:spPr>
+                      <wps:style>
+                        <a:lnRef idx="2">
+                          <a:schemeClr val="accent1">
+                            <a:shade val="15000"/>
+                          </a:schemeClr>
+                        </a:lnRef>
+                        <a:fillRef idx="1">
+                          <a:schemeClr val="accent1"/>
+                        </a:fillRef>
+                        <a:effectRef idx="0">
+                          <a:schemeClr val="accent1"/>
+                        </a:effectRef>
+                        <a:fontRef idx="minor">
+                          <a:schemeClr val="lt1"/>
+                        </a:fontRef>
+                      </wps:style>
+                      <wps:txbx>
+                        <w:txbxContent>
+                          <w:p>
+                            <w:pPr>
+                              <w:rPr>
+                                <w:color w:val="000000" w:themeColor="text1"/>
+                              </w:rPr>
+                            </w:pPr>
+                            <w:proofErr w:type="spellStart"/>
+                            <w:r>
+                              <w:rPr>
+                                <w:color w:val="000000" w:themeColor="text1"/>
+                              </w:rPr>
+                              <w:t>list</w:t>
+                            </w:r>
+                            <w:proofErr w:type="spellEnd"/>
+                          </w:p>
+                        </w:txbxContent>
+                      </wps:txbx>
+                      <wps:bodyPr rot="0" spcFirstLastPara="0" vertOverflow="overflow" horzOverflow="overflow" vert="horz" wrap="square" lIns="91440" tIns="45720" rIns="91440" bIns="45720" numCol="1" spcCol="0" rtlCol="0" fromWordArt="0" anchor="ctr" anchorCtr="0" forceAA="0" compatLnSpc="1">
+                        <a:prstTxWarp prst="textNoShape">
+                          <a:avLst/>
+                        </a:prstTxWarp>
+                        <a:noAutofit/>
+                      </wps:bodyPr>
+                    </wps:wsp>
+                  </a:graphicData>
+                </a:graphic>
+                <wp14:sizeRelH relativeFrom="margin">
+                  <wp14:pctWidth>0</wp14:pctWidth>
+                </wp14:sizeRelH>
+                <wp14:sizeRelV relativeFrom="margin">
+                  <wp14:pctHeight>0</wp14:pctHeight>
+                </wp14:sizeRelV>
+              </wp:anchor>
+            </w:drawing>
+          </mc:Choice>
+          <mc:Fallback>
+            <w:pict>
+              <v:shape w14:anchorId="5A3B5D4D" id="_x0000_s1043" type="#_x0000_t13" style="position:absolute;margin-left:0;margin-top:8pt;width:44.45pt;height:38.15pt;z-index:251689984;visibility:visible;mso-wrap-style:square;mso-width-percent:0;mso-height-percent:0;mso-wrap-distance-left:9pt;mso-wrap-distance-top:0;mso-wrap-distance-right:9pt;mso-wrap-distance-bottom:0;mso-position-horizontal:absolute;mso-position-horizontal-relative:margin;mso-position-vertical:absolute;mso-position-vertical-relative:text;mso-width-percent:0;mso-height-percent:0;mso-width-relative:margin;mso-height-relative:margin;v-text-anchor:middle" o:gfxdata="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" adj="12331" filled="f" strokecolor="#09101d [484]" strokeweight="1pt">
+                <v:textbox>
+                  <w:txbxContent>
+                    <w:p>
+                      <w:pPr>
+                        <w:rPr>
+                          <w:color w:val="000000" w:themeColor="text1"/>
+                        </w:rPr>
+                      </w:pPr>
+                      <w:proofErr w:type="spellStart"/>
+                      <w:r>
+                        <w:rPr>
+                          <w:color w:val="000000" w:themeColor="text1"/>
+                        </w:rPr>
+                        <w:t>list</w:t>
+                      </w:r>
+                      <w:proofErr w:type="spellEnd"/>
+                    </w:p>
+                  </w:txbxContent>
+                </v:textbox>
+                <w10:wrap anchorx="margin"/>
+              </v:shape>
+            </w:pict>
+          </mc:Fallback>
+        </mc:AlternateContent>
+      </w:r>
+      <w:r>
+        <w:rPr>
+          <w:noProof/>
+        </w:rPr>
+        <mc:AlternateContent>
+          <mc:Choice Requires="wps">
+            <w:drawing>
+              <wp:anchor distT="0" distB="0" distL="114300" distR="114300" simplePos="0" relativeHeight="251691008" behindDoc="0" locked="0" layoutInCell="1" allowOverlap="1" wp14:anchorId="235D7DF3" wp14:editId="00296EA1">
+                <wp:simplePos x="0" y="0"/>
+                <wp:positionH relativeFrom="column">
+                  <wp:posOffset>600075</wp:posOffset>
+                </wp:positionH>
+                <wp:positionV relativeFrom="paragraph">
+                  <wp:posOffset>0</wp:posOffset>
+                </wp:positionV>
+                <wp:extent cx="715618" cy="612140"/>
+                <wp:effectExtent l="0" t="0" r="27940" b="16510"/>
+                <wp:wrapNone/>
+                <wp:docPr id="1112336972" name="Flussdiagramm: Prozess 12"/>
+                <wp:cNvGraphicFramePr/>
+                <a:graphic xmlns:a="http://schemas.openxmlformats.org/drawingml/2006/main">
+                  <a:graphicData uri="http://schemas.microsoft.com/office/word/2010/wordprocessingShape">
+                    <wps:wsp>
+                      <wps:cNvSpPr/>
+                      <wps:spPr>
+                        <a:xfrm>
+                          <a:off x="0" y="0"/>
+                          <a:ext cx="715618" cy="612140"/>
+                        </a:xfrm>
+                        <a:prstGeom prst="flowChartProcess">
+                          <a:avLst/>
+                        </a:prstGeom>
+                        <a:noFill/>
+                      </wps:spPr>
+                      <wps:style>
+                        <a:lnRef idx="2">
+                          <a:schemeClr val="accent1">
+                            <a:shade val="15000"/>
+                          </a:schemeClr>
+                        </a:lnRef>
+                        <a:fillRef idx="1">
+                          <a:schemeClr val="accent1"/>
+                        </a:fillRef>
+                        <a:effectRef idx="0">
+                          <a:schemeClr val="accent1"/>
+                        </a:effectRef>
+                        <a:fontRef idx="minor">
+                          <a:schemeClr val="lt1"/>
+                        </a:fontRef>
+                      </wps:style>
+                      <wps:txbx>
+                        <w:txbxContent>
+                          <w:p>
+                            <w:pPr>
+                              <w:jc w:val="center"/>
+                              <w:rPr>
+                                <w:color w:val="000000" w:themeColor="text1"/>
+                              </w:rPr>
+                            </w:pPr>
+                            <w:r>
+                              <w:rPr>
+                                <w:color w:val="000000" w:themeColor="text1"/>
+                              </w:rPr>
+                              <w:t>Funkt</w:t>
+                            </w:r>
+                            <w:r>
+                              <w:rPr>
+                                <w:color w:val="000000" w:themeColor="text1"/>
+                              </w:rPr>
+                              <w:t>i</w:t>
+                            </w:r>
+                            <w:r>
+                              <w:rPr>
+                                <w:color w:val="000000" w:themeColor="text1"/>
+                              </w:rPr>
+                              <w:t>on</w:t>
+                            </w:r>
+                          </w:p>
+                        </w:txbxContent>
+                      </wps:txbx>
+                      <wps:bodyPr rot="0" spcFirstLastPara="0" vertOverflow="overflow" horzOverflow="overflow" vert="horz" wrap="square" lIns="91440" tIns="45720" rIns="91440" bIns="45720" numCol="1" spcCol="0" rtlCol="0" fromWordArt="0" anchor="ctr" anchorCtr="0" forceAA="0" compatLnSpc="1">
+                        <a:prstTxWarp prst="textNoShape">
+                          <a:avLst/>
+                        </a:prstTxWarp>
+                        <a:noAutofit/>
+                      </wps:bodyPr>
+                    </wps:wsp>
+                  </a:graphicData>
+                </a:graphic>
+                <wp14:sizeRelH relativeFrom="margin">
+                  <wp14:pctWidth>0</wp14:pctWidth>
+                </wp14:sizeRelH>
+              </wp:anchor>
+            </w:drawing>
+          </mc:Choice>
+          <mc:Fallback>
+            <w:pict>
+              <v:shape w14:anchorId="235D7DF3" id="_x0000_s1044" type="#_x0000_t109" style="position:absolute;margin-left:47.25pt;margin-top:0;width:56.35pt;height:48.2pt;z-index:251691008;visibility:visible;mso-wrap-style:square;mso-width-percent:0;mso-wrap-distance-left:9pt;mso-wrap-distance-top:0;mso-wrap-distance-right:9pt;mso-wrap-distance-bottom:0;mso-position-horizontal:absolute;mso-position-horizontal-relative:text;mso-position-vertical:absolute;mso-position-vertical-relative:text;mso-width-percent:0;mso-width-relative:margin;v-text-anchor:middle" o:gfxdata="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" filled="f" strokecolor="#09101d [484]" strokeweight="1pt">
+                <v:textbox>
+                  <w:txbxContent>
+                    <w:p>
+                      <w:pPr>
+                        <w:jc w:val="center"/>
+                        <w:rPr>
+                          <w:color w:val="000000" w:themeColor="text1"/>
+                        </w:rPr>
+                      </w:pPr>
+                      <w:r>
+                        <w:rPr>
+                          <w:color w:val="000000" w:themeColor="text1"/>
+                        </w:rPr>
+                        <w:t>Funkt</w:t>
+                      </w:r>
+                      <w:r>
+                        <w:rPr>
+                          <w:color w:val="000000" w:themeColor="text1"/>
+                        </w:rPr>
+                        <w:t>i</w:t>
+                      </w:r>
+                      <w:r>
+                        <w:rPr>
+                          <w:color w:val="000000" w:themeColor="text1"/>
+                        </w:rPr>
+                        <w:t>on</w:t>
+                      </w:r>
+                    </w:p>
+                  </w:txbxContent>
+                </v:textbox>
+              </v:shape>
+            </w:pict>
+          </mc:Fallback>
+        </mc:AlternateContent>
       </w:r>
     </w:p>
     <w:p>
-      <w:r>
-        <w:t xml:space="preserve">Achtung: </w:t>
-      </w:r>
-      <w:r>
-        <w:t xml:space="preserve">Eine Liste ist am Ort veränderbar (mutable </w:t>
-      </w:r>
-      <w:proofErr w:type="spellStart"/>
-      <w:r>
-        <w:t>object</w:t>
-      </w:r>
-      <w:proofErr w:type="spellEnd"/>
-      <w:r>
-        <w:t xml:space="preserve">). </w:t>
-      </w:r>
+      <w:pPr>
+        <w:pStyle w:val="berschrift3"/>
+      </w:pPr>
     </w:p>
     <w:p>
+      <w:pPr>
+        <w:spacing w:before="240"/>
+      </w:pPr>
+      <w:r>
+        <w:t xml:space="preserve">Achtung: </w:t>
+      </w:r>
+      <w:r>
+        <w:t xml:space="preserve">Eine </w:t>
+      </w:r>
+      <w:r>
+        <w:rPr>
+          <w:b/>
+          <w:bCs/>
+        </w:rPr>
+        <w:t>Liste</w:t>
+      </w:r>
+      <w:r>
+        <w:t xml:space="preserve"> ist am Ort veränderbar (mutable </w:t>
+      </w:r>
+      <w:proofErr w:type="spellStart"/>
+      <w:r>
+        <w:t>object</w:t>
+      </w:r>
+      <w:proofErr w:type="spellEnd"/>
+      <w:r>
+        <w:t xml:space="preserve">). </w:t>
+      </w:r>
+    </w:p>
+    <w:p>
+      <w:pPr>
+        <w:spacing w:before="240"/>
+      </w:pPr>
       <w:r>
         <w:t>Input</w:t>
       </w:r>
@@ -22400,12 +24374,10 @@
       </w:r>
       <w:r>
         <w:rPr>
-          <w:u w:val="single"/>
+          <w:b/>
+          <w:bCs/>
         </w:rPr>
-        <w:t>Kopie</w:t>
-      </w:r>
-      <w:r>
-        <w:t xml:space="preserve"> der Liste</w:t>
+        <w:t>Kopie der Liste</w:t>
       </w:r>
       <w:r>
         <w:t>,</w:t>
@@ -22417,6 +24389,7 @@
         <w:t xml:space="preserve">Original unverändert bleibt. </w:t>
       </w:r>
     </w:p>
+    <w:p/>
     <w:tbl>
       <w:tblPr>
         <w:tblStyle w:val="Tabellenraster"/>
@@ -22428,6 +24401,9 @@
         <w:gridCol w:w="3373"/>
       </w:tblGrid>
       <w:tr>
+        <w:trPr>
+          <w:trHeight w:val="60"/>
+        </w:trPr>
         <w:tc>
           <w:tcPr>
             <w:tcW w:w="7083" w:type="dxa"/>
@@ -23204,55 +25180,216 @@
       <w:pPr>
         <w:pStyle w:val="berschrift1"/>
       </w:pPr>
-      <w:bookmarkStart w:id="124" w:name="_Toc235896362"/>
-      <w:r>
+      <w:bookmarkStart w:id="128" w:name="_Toc235950541"/>
+      <w:r>
+        <w:rPr>
+          <w:noProof/>
+        </w:rPr>
         <w:lastRenderedPageBreak/>
+        <w:drawing>
+          <wp:anchor distT="0" distB="0" distL="114300" distR="114300" simplePos="0" relativeHeight="251698176" behindDoc="1" locked="0" layoutInCell="1" allowOverlap="1" wp14:anchorId="63A0DB86" wp14:editId="5DA959E4">
+            <wp:simplePos x="0" y="0"/>
+            <wp:positionH relativeFrom="column">
+              <wp:posOffset>5296535</wp:posOffset>
+            </wp:positionH>
+            <wp:positionV relativeFrom="page">
+              <wp:posOffset>1110351</wp:posOffset>
+            </wp:positionV>
+            <wp:extent cx="517525" cy="517525"/>
+            <wp:effectExtent l="0" t="0" r="0" b="0"/>
+            <wp:wrapTopAndBottom/>
+            <wp:docPr id="1218959046" name="Grafik 17" descr="Erdkugel: Afrika und Europa"/>
+            <wp:cNvGraphicFramePr>
+              <a:graphicFrameLocks xmlns:a="http://schemas.openxmlformats.org/drawingml/2006/main" noChangeAspect="1"/>
+            </wp:cNvGraphicFramePr>
+            <a:graphic xmlns:a="http://schemas.openxmlformats.org/drawingml/2006/main">
+              <a:graphicData uri="http://schemas.openxmlformats.org/drawingml/2006/picture">
+                <pic:pic xmlns:pic="http://schemas.openxmlformats.org/drawingml/2006/picture">
+                  <pic:nvPicPr>
+                    <pic:cNvPr id="1218959046" name="Grafik 1218959046" descr="Erdkugel: Afrika und Europa"/>
+                    <pic:cNvPicPr/>
+                  </pic:nvPicPr>
+                  <pic:blipFill>
+                    <a:blip r:embed="rId23">
+                      <a:extLst>
+                        <a:ext uri="{96DAC541-7B7A-43D3-8B79-37D633B846F1}">
+                          <asvg:svgBlip xmlns:asvg="http://schemas.microsoft.com/office/drawing/2016/SVG/main" r:embed="rId24"/>
+                        </a:ext>
+                      </a:extLst>
+                    </a:blip>
+                    <a:stretch>
+                      <a:fillRect/>
+                    </a:stretch>
+                  </pic:blipFill>
+                  <pic:spPr>
+                    <a:xfrm>
+                      <a:off x="0" y="0"/>
+                      <a:ext cx="517525" cy="517525"/>
+                    </a:xfrm>
+                    <a:prstGeom prst="rect">
+                      <a:avLst/>
+                    </a:prstGeom>
+                  </pic:spPr>
+                </pic:pic>
+              </a:graphicData>
+            </a:graphic>
+          </wp:anchor>
+        </w:drawing>
+      </w:r>
+      <w:r>
+        <w:rPr>
+          <w:noProof/>
+        </w:rPr>
+        <mc:AlternateContent>
+          <mc:Choice Requires="wps">
+            <w:drawing>
+              <wp:anchor distT="0" distB="0" distL="114300" distR="114300" simplePos="0" relativeHeight="251699200" behindDoc="0" locked="0" layoutInCell="1" allowOverlap="1" wp14:anchorId="43C24399" wp14:editId="496B29D8">
+                <wp:simplePos x="0" y="0"/>
+                <wp:positionH relativeFrom="column">
+                  <wp:posOffset>-85461</wp:posOffset>
+                </wp:positionH>
+                <wp:positionV relativeFrom="page">
+                  <wp:posOffset>1181100</wp:posOffset>
+                </wp:positionV>
+                <wp:extent cx="5365115" cy="457200"/>
+                <wp:effectExtent l="0" t="0" r="6985" b="0"/>
+                <wp:wrapTopAndBottom/>
+                <wp:docPr id="127997276" name="Textfeld 2"/>
+                <wp:cNvGraphicFramePr>
+                  <a:graphicFrameLocks xmlns:a="http://schemas.openxmlformats.org/drawingml/2006/main"/>
+                </wp:cNvGraphicFramePr>
+                <a:graphic xmlns:a="http://schemas.openxmlformats.org/drawingml/2006/main">
+                  <a:graphicData uri="http://schemas.microsoft.com/office/word/2010/wordprocessingShape">
+                    <wps:wsp>
+                      <wps:cNvSpPr txBox="1">
+                        <a:spLocks noChangeArrowheads="1"/>
+                      </wps:cNvSpPr>
+                      <wps:spPr bwMode="auto">
+                        <a:xfrm>
+                          <a:off x="0" y="0"/>
+                          <a:ext cx="5365115" cy="457200"/>
+                        </a:xfrm>
+                        <a:prstGeom prst="rect">
+                          <a:avLst/>
+                        </a:prstGeom>
+                        <a:solidFill>
+                          <a:srgbClr val="FFFFFF"/>
+                        </a:solidFill>
+                        <a:ln w="9525">
+                          <a:noFill/>
+                          <a:miter lim="800000"/>
+                          <a:headEnd/>
+                          <a:tailEnd/>
+                        </a:ln>
+                      </wps:spPr>
+                      <wps:txbx>
+                        <w:txbxContent>
+                          <w:p>
+                            <w:r>
+                              <w:t xml:space="preserve">Ein Python Modul (eine Datei) hat einen eigenen privaten Namensraum. </w:t>
+                            </w:r>
+                            <w:r>
+                              <w:br/>
+                              <w:t xml:space="preserve">Alle Funktionen, die in diesem Modul definiert sind, nutzen ihn als </w:t>
+                            </w:r>
+                            <w:r>
+                              <w:rPr>
+                                <w:b/>
+                                <w:bCs/>
+                              </w:rPr>
+                              <w:t>globalen</w:t>
+                            </w:r>
+                            <w:r>
+                              <w:t xml:space="preserve"> Namensraum.</w:t>
+                            </w:r>
+                          </w:p>
+                          <w:p/>
+                        </w:txbxContent>
+                      </wps:txbx>
+                      <wps:bodyPr rot="0" vert="horz" wrap="square" lIns="91440" tIns="45720" rIns="91440" bIns="45720" anchor="t" anchorCtr="0">
+                        <a:noAutofit/>
+                      </wps:bodyPr>
+                    </wps:wsp>
+                  </a:graphicData>
+                </a:graphic>
+              </wp:anchor>
+            </w:drawing>
+          </mc:Choice>
+          <mc:Fallback>
+            <w:pict>
+              <v:shape w14:anchorId="43C24399" id="_x0000_s1045" type="#_x0000_t202" style="position:absolute;margin-left:-6.75pt;margin-top:93pt;width:422.45pt;height:36pt;z-index:251699200;visibility:visible;mso-wrap-style:square;mso-wrap-distance-left:9pt;mso-wrap-distance-top:0;mso-wrap-distance-right:9pt;mso-wrap-distance-bottom:0;mso-position-horizontal:absolute;mso-position-horizontal-relative:text;mso-position-vertical:absolute;mso-position-vertical-relative:page;v-text-anchor:top" o:gfxdata="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" stroked="f">
+                <v:textbox>
+                  <w:txbxContent>
+                    <w:p>
+                      <w:r>
+                        <w:t xml:space="preserve">Ein Python Modul (eine Datei) hat einen eigenen privaten Namensraum. </w:t>
+                      </w:r>
+                      <w:r>
+                        <w:br/>
+                        <w:t xml:space="preserve">Alle Funktionen, die in diesem Modul definiert sind, nutzen ihn als </w:t>
+                      </w:r>
+                      <w:r>
+                        <w:rPr>
+                          <w:b/>
+                          <w:bCs/>
+                        </w:rPr>
+                        <w:t>globalen</w:t>
+                      </w:r>
+                      <w:r>
+                        <w:t xml:space="preserve"> Namensraum.</w:t>
+                      </w:r>
+                    </w:p>
+                    <w:p/>
+                  </w:txbxContent>
+                </v:textbox>
+                <w10:wrap type="topAndBottom" anchory="page"/>
+              </v:shape>
+            </w:pict>
+          </mc:Fallback>
+        </mc:AlternateContent>
+      </w:r>
+      <w:r>
         <w:t>Globale und lokale Variable in der Funktion</w:t>
       </w:r>
-      <w:bookmarkEnd w:id="124"/>
+      <w:bookmarkEnd w:id="128"/>
     </w:p>
     <w:p>
       <w:pPr>
-        <w:spacing w:after="120"/>
-      </w:pPr>
-      <w:r>
-        <w:t>Ein Python Modul (eine Datei) hat einen</w:t>
-      </w:r>
-      <w:r>
-        <w:t xml:space="preserve"> eigenen privaten</w:t>
-      </w:r>
-      <w:r>
-        <w:t xml:space="preserve"> Namensraum</w:t>
-      </w:r>
-      <w:r>
-        <w:t xml:space="preserve">. Alle </w:t>
-      </w:r>
-      <w:r>
-        <w:t>Funktionen</w:t>
-      </w:r>
-      <w:r>
-        <w:t xml:space="preserve">, die in diesem Modul definiert sind, nutzen ihn als </w:t>
+        <w:spacing w:before="120" w:after="120"/>
+      </w:pPr>
+      <w:r>
+        <w:t xml:space="preserve">Alle Variablen, die </w:t>
       </w:r>
       <w:r>
         <w:rPr>
-          <w:u w:val="single"/>
+          <w:b/>
+          <w:bCs/>
         </w:rPr>
-        <w:t>globalen</w:t>
-      </w:r>
-      <w:r>
-        <w:t xml:space="preserve"> Namensraum.</w:t>
-      </w:r>
-    </w:p>
-    <w:p>
-      <w:pPr>
-        <w:spacing w:after="120"/>
-      </w:pPr>
-      <w:r>
-        <w:t xml:space="preserve">Alle Variablen, die in einer Funktion nur gelesen werden, sind implizit </w:t>
+        <w:t>in</w:t>
+      </w:r>
+      <w:r>
+        <w:t xml:space="preserve"> </w:t>
+      </w:r>
+      <w:r>
+        <w:t>der</w:t>
+      </w:r>
+      <w:r>
+        <w:t xml:space="preserve"> Funktion nur </w:t>
       </w:r>
       <w:r>
         <w:rPr>
-          <w:u w:val="single"/>
+          <w:b/>
+          <w:bCs/>
+        </w:rPr>
+        <w:t>gelesen</w:t>
+      </w:r>
+      <w:r>
+        <w:t xml:space="preserve"> werden, sind implizit </w:t>
+      </w:r>
+      <w:r>
+        <w:rPr>
+          <w:b/>
+          <w:bCs/>
         </w:rPr>
         <w:t>global</w:t>
       </w:r>
@@ -23263,11 +25400,7 @@
         <w:t>.</w:t>
       </w:r>
       <w:r>
-        <w:t xml:space="preserve"> </w:t>
-      </w:r>
-      <w:r>
-        <w:br/>
-        <w:t xml:space="preserve">Beispiel: </w:t>
+        <w:t xml:space="preserve"> Beispiel: </w:t>
       </w:r>
       <w:proofErr w:type="spellStart"/>
       <w:r>
@@ -23306,16 +25439,59 @@
         </w:rPr>
       </w:pPr>
       <w:r>
-        <w:t xml:space="preserve">Wenn eine Variable in der Funktion einen Wert bekommt, ist sie </w:t>
+        <w:t xml:space="preserve">Wenn eine Variable </w:t>
       </w:r>
       <w:r>
         <w:rPr>
-          <w:u w:val="single"/>
+          <w:b/>
+          <w:bCs/>
+          <w:color w:val="C00000"/>
+        </w:rPr>
+        <w:t>in</w:t>
+      </w:r>
+      <w:r>
+        <w:rPr>
+          <w:color w:val="C00000"/>
+        </w:rPr>
+        <w:t xml:space="preserve"> </w:t>
+      </w:r>
+      <w:r>
+        <w:t xml:space="preserve">der Funktion </w:t>
+      </w:r>
+      <w:r>
+        <w:rPr>
+          <w:b/>
+          <w:bCs/>
+          <w:color w:val="C00000"/>
+        </w:rPr>
+        <w:t>einen Wert</w:t>
+      </w:r>
+      <w:r>
+        <w:rPr>
+          <w:b/>
+          <w:bCs/>
+        </w:rPr>
+        <w:t xml:space="preserve"> </w:t>
+      </w:r>
+      <w:r>
+        <w:t xml:space="preserve">bekommt, ist sie </w:t>
+      </w:r>
+      <w:r>
+        <w:rPr>
+          <w:b/>
+          <w:bCs/>
+          <w:color w:val="C00000"/>
         </w:rPr>
         <w:t>lokal</w:t>
       </w:r>
       <w:r>
-        <w:t xml:space="preserve"> …</w:t>
+        <w:rPr>
+          <w:color w:val="C00000"/>
+        </w:rPr>
+        <w:t xml:space="preserve"> </w:t>
+      </w:r>
+      <w:r>
+        <w:t>…</w:t>
       </w:r>
       <w:r>
         <w:t xml:space="preserve"> </w:t>
@@ -23372,17 +25548,19 @@
         <w:t>wenn</w:t>
       </w:r>
       <w:r>
-        <w:t xml:space="preserve"> sie nicht explizit als </w:t>
+        <w:t xml:space="preserve"> sie nicht </w:t>
       </w:r>
       <w:r>
         <w:rPr>
-          <w:u w:val="single"/>
+          <w:b/>
+          <w:bCs/>
         </w:rPr>
-        <w:t>glob</w:t>
+        <w:t>explizit als glob</w:t>
       </w:r>
       <w:r>
         <w:rPr>
-          <w:u w:val="single"/>
+          <w:b/>
+          <w:bCs/>
         </w:rPr>
         <w:t>al</w:t>
       </w:r>
@@ -23423,19 +25601,100 @@
       </w:r>
     </w:p>
     <w:p>
-      <w:r>
-        <w:t xml:space="preserve">  </w:t>
+      <w:pPr>
+        <w:pStyle w:val="Listenabsatz"/>
+        <w:numPr>
+          <w:ilvl w:val="0"/>
+          <w:numId w:val="30"/>
+        </w:numPr>
+        <w:spacing w:before="120"/>
+        <w:ind w:left="714" w:hanging="357"/>
+        <w:contextualSpacing w:val="0"/>
+      </w:pPr>
+      <w:r>
+        <w:t>Mit dem Menüpunkt</w:t>
+      </w:r>
+      <w:r>
+        <w:rPr>
+          <w:b/>
+          <w:bCs/>
+        </w:rPr>
+        <w:t xml:space="preserve"> File/ Open</w:t>
+      </w:r>
+      <w:r>
+        <w:t xml:space="preserve"> … öffnest du die Datei "</w:t>
+      </w:r>
+      <w:r>
+        <w:t xml:space="preserve"> </w:t>
+      </w:r>
+      <w:r>
+        <w:t>globale_und_lokale_variable_in_der_funktion.py</w:t>
+      </w:r>
+      <w:r>
+        <w:t>" im Ordner Python/</w:t>
+      </w:r>
+      <w:r>
+        <w:t xml:space="preserve"> </w:t>
+      </w:r>
+      <w:r>
+        <w:t>09_Funktionen_Input_und_Output</w:t>
+      </w:r>
+      <w:r>
+        <w:t xml:space="preserve">. </w:t>
       </w:r>
     </w:p>
+    <w:p>
+      <w:pPr>
+        <w:pStyle w:val="Listenabsatz"/>
+        <w:numPr>
+          <w:ilvl w:val="0"/>
+          <w:numId w:val="30"/>
+        </w:numPr>
+        <w:spacing w:before="120"/>
+        <w:contextualSpacing w:val="0"/>
+      </w:pPr>
+      <w:r>
+        <w:t xml:space="preserve">Starte das Programm mit dem Menüpunkt </w:t>
+      </w:r>
+      <w:r>
+        <w:rPr>
+          <w:b/>
+          <w:bCs/>
+        </w:rPr>
+        <w:t>Run/ Run Module</w:t>
+      </w:r>
+      <w:r>
+        <w:t xml:space="preserve">. </w:t>
+      </w:r>
+    </w:p>
+    <w:p>
+      <w:pPr>
+        <w:pStyle w:val="Listenabsatz"/>
+        <w:numPr>
+          <w:ilvl w:val="0"/>
+          <w:numId w:val="30"/>
+        </w:numPr>
+        <w:spacing w:before="120"/>
+        <w:ind w:left="714" w:hanging="357"/>
+        <w:contextualSpacing w:val="0"/>
+      </w:pPr>
+      <w:r>
+        <w:t>Lege das Editor-Fenster und das Shell-Fenster nebeneinander auf deinem Bildschirm und vergleiche Programmcode und Ausgabe</w:t>
+      </w:r>
+      <w:r>
+        <w:t xml:space="preserve">. </w:t>
+      </w:r>
+    </w:p>
+    <w:p/>
     <w:p>
       <w:r>
         <w:rPr>
           <w:noProof/>
         </w:rPr>
         <w:drawing>
-          <wp:inline distT="0" distB="0" distL="0" distR="0" wp14:anchorId="282F3D64" wp14:editId="3DAEBA89">
-            <wp:extent cx="6645910" cy="5950585"/>
-            <wp:effectExtent l="0" t="0" r="2540" b="0"/>
+          <wp:inline distT="0" distB="0" distL="0" distR="0" wp14:anchorId="282F3D64" wp14:editId="5B2818A1">
+            <wp:extent cx="6117852" cy="5477774"/>
+            <wp:effectExtent l="0" t="0" r="0" b="8890"/>
             <wp:docPr id="1442653868" name="Grafik 1"/>
             <wp:cNvGraphicFramePr>
               <a:graphicFrameLocks xmlns:a="http://schemas.openxmlformats.org/drawingml/2006/main" noChangeAspect="1"/>
@@ -23456,7 +25715,7 @@
                   <pic:spPr>
                     <a:xfrm>
                       <a:off x="0" y="0"/>
-                      <a:ext cx="6645910" cy="5950585"/>
+                      <a:ext cx="6134422" cy="5492611"/>
                     </a:xfrm>
                     <a:prstGeom prst="rect">
                       <a:avLst/>
@@ -23485,7 +25744,7 @@
       <w:pPr>
         <w:pStyle w:val="berschrift1"/>
       </w:pPr>
-      <w:bookmarkStart w:id="125" w:name="_Toc235896363"/>
+      <w:bookmarkStart w:id="129" w:name="_Toc235950542"/>
       <w:r>
         <w:lastRenderedPageBreak/>
         <w:t>Aufgaben mit Funktionen lösen</w:t>
@@ -23493,7 +25752,7 @@
       <w:r>
         <w:t>: Konstruktionsanleitung</w:t>
       </w:r>
-      <w:bookmarkEnd w:id="125"/>
+      <w:bookmarkEnd w:id="129"/>
     </w:p>
     <w:p>
       <w:pPr>
@@ -25162,7 +27421,7 @@
       <w:pPr>
         <w:pStyle w:val="berschrift1"/>
       </w:pPr>
-      <w:bookmarkStart w:id="126" w:name="_Toc235896364"/>
+      <w:bookmarkStart w:id="130" w:name="_Toc235950543"/>
       <w:r>
         <w:lastRenderedPageBreak/>
         <w:t>Aufgaben mit Funktionen lösen</w:t>
@@ -25170,7 +27429,7 @@
       <w:r>
         <w:t>: Tabelle drucken</w:t>
       </w:r>
-      <w:bookmarkEnd w:id="126"/>
+      <w:bookmarkEnd w:id="130"/>
       <w:r>
         <w:t xml:space="preserve"> </w:t>
       </w:r>
@@ -26337,7 +28596,7 @@
       <w:pPr>
         <w:pStyle w:val="berschrift1"/>
       </w:pPr>
-      <w:bookmarkStart w:id="127" w:name="_Toc235896365"/>
+      <w:bookmarkStart w:id="131" w:name="_Toc235950544"/>
       <w:r>
         <w:lastRenderedPageBreak/>
         <w:t>Aufgaben mit Funktionen lösen</w:t>
@@ -26345,7 +28604,7 @@
       <w:r>
         <w:t>: Diagramm plotten</w:t>
       </w:r>
-      <w:bookmarkEnd w:id="127"/>
+      <w:bookmarkEnd w:id="131"/>
       <w:r>
         <w:t xml:space="preserve">  </w:t>
       </w:r>
@@ -28080,12 +30339,12 @@
       <w:pPr>
         <w:pStyle w:val="berschrift1"/>
       </w:pPr>
-      <w:bookmarkStart w:id="128" w:name="_Toc235896366"/>
+      <w:bookmarkStart w:id="132" w:name="_Toc235950545"/>
       <w:r>
         <w:lastRenderedPageBreak/>
         <w:t>Klassen haben Eigenschaften und Methoden</w:t>
       </w:r>
-      <w:bookmarkEnd w:id="128"/>
+      <w:bookmarkEnd w:id="132"/>
     </w:p>
     <w:p>
       <w:pPr>
@@ -29478,12 +31737,12 @@
       <w:pPr>
         <w:pStyle w:val="berschrift1"/>
       </w:pPr>
-      <w:bookmarkStart w:id="129" w:name="_Toc235896367"/>
+      <w:bookmarkStart w:id="133" w:name="_Toc235950546"/>
       <w:r>
         <w:lastRenderedPageBreak/>
         <w:t>Die Eltern-Klasse vererbt – die Kind-Klasse erbt</w:t>
       </w:r>
-      <w:bookmarkEnd w:id="129"/>
+      <w:bookmarkEnd w:id="133"/>
     </w:p>
     <w:p>
       <w:pPr>
@@ -32358,12 +34617,12 @@
       <w:pPr>
         <w:pStyle w:val="berschrift1"/>
       </w:pPr>
-      <w:bookmarkStart w:id="130" w:name="_Toc235896368"/>
+      <w:bookmarkStart w:id="134" w:name="_Toc235950547"/>
       <w:r>
         <w:lastRenderedPageBreak/>
         <w:t>Roboter im Irrgarten: Wände bauen</w:t>
       </w:r>
-      <w:bookmarkEnd w:id="130"/>
+      <w:bookmarkEnd w:id="134"/>
     </w:p>
     <w:p>
       <w:pPr>
@@ -32570,7 +34829,7 @@
         <w:pStyle w:val="berschrift1"/>
         <w:spacing w:before="0" w:after="0"/>
       </w:pPr>
-      <w:bookmarkStart w:id="131" w:name="_Toc235896369"/>
+      <w:bookmarkStart w:id="135" w:name="_Toc235950548"/>
       <w:r>
         <w:lastRenderedPageBreak/>
         <w:t xml:space="preserve">Roboter </w:t>
@@ -32578,7 +34837,7 @@
       <w:r>
         <w:t>im Irrgarten: Wände ablegen</w:t>
       </w:r>
-      <w:bookmarkEnd w:id="131"/>
+      <w:bookmarkEnd w:id="135"/>
     </w:p>
     <w:p>
       <w:pPr>
@@ -32919,7 +35178,7 @@
       <w:pPr>
         <w:pStyle w:val="berschrift1"/>
       </w:pPr>
-      <w:bookmarkStart w:id="132" w:name="_Toc235896370"/>
+      <w:bookmarkStart w:id="136" w:name="_Toc235950549"/>
       <w:r>
         <w:lastRenderedPageBreak/>
         <w:t xml:space="preserve">Roboter </w:t>
@@ -32933,7 +35192,7 @@
       <w:r>
         <w:t>: Wände aus Datei lesen</w:t>
       </w:r>
-      <w:bookmarkEnd w:id="132"/>
+      <w:bookmarkEnd w:id="136"/>
     </w:p>
     <w:p>
       <w:pPr>
@@ -33438,7 +35697,7 @@
       <w:pPr>
         <w:pStyle w:val="berschrift1"/>
       </w:pPr>
-      <w:bookmarkStart w:id="133" w:name="_Toc235896371"/>
+      <w:bookmarkStart w:id="137" w:name="_Toc235950550"/>
       <w:r>
         <w:lastRenderedPageBreak/>
         <w:t xml:space="preserve">Roboter </w:t>
@@ -33452,7 +35711,7 @@
       <w:r>
         <w:t>: Schildkröte bewegen</w:t>
       </w:r>
-      <w:bookmarkEnd w:id="133"/>
+      <w:bookmarkEnd w:id="137"/>
     </w:p>
     <w:p>
       <w:pPr>
@@ -33806,7 +36065,7 @@
       <w:pPr>
         <w:pStyle w:val="berschrift1"/>
       </w:pPr>
-      <w:bookmarkStart w:id="134" w:name="_Toc235896372"/>
+      <w:bookmarkStart w:id="138" w:name="_Toc235950551"/>
       <w:r>
         <w:lastRenderedPageBreak/>
         <w:t xml:space="preserve">Roboter </w:t>
@@ -33814,7 +36073,7 @@
       <w:r>
         <w:t>im Irrgarten: Schauen, gehen, drehen</w:t>
       </w:r>
-      <w:bookmarkEnd w:id="134"/>
+      <w:bookmarkEnd w:id="138"/>
     </w:p>
     <w:p>
       <w:pPr>
@@ -34683,7 +36942,7 @@
       <w:pPr>
         <w:pStyle w:val="berschrift1"/>
       </w:pPr>
-      <w:bookmarkStart w:id="135" w:name="_Toc235896373"/>
+      <w:bookmarkStart w:id="139" w:name="_Toc235950552"/>
       <w:r>
         <w:lastRenderedPageBreak/>
         <w:t xml:space="preserve">Roboter </w:t>
@@ -34697,7 +36956,7 @@
       <w:r>
         <w:t>: Rechte-Hand-Methode</w:t>
       </w:r>
-      <w:bookmarkEnd w:id="135"/>
+      <w:bookmarkEnd w:id="139"/>
     </w:p>
     <w:p>
       <w:pPr>
@@ -35040,7 +37299,7 @@
       <w:pPr>
         <w:pStyle w:val="berschrift1"/>
       </w:pPr>
-      <w:bookmarkStart w:id="136" w:name="_Toc235896374"/>
+      <w:bookmarkStart w:id="140" w:name="_Toc235950553"/>
       <w:r>
         <w:lastRenderedPageBreak/>
         <w:t xml:space="preserve">Roboter </w:t>
@@ -35054,7 +37313,7 @@
       <w:r>
         <w:t>: Pledge-Algorithmus</w:t>
       </w:r>
-      <w:bookmarkEnd w:id="136"/>
+      <w:bookmarkEnd w:id="140"/>
     </w:p>
     <w:p>
       <w:pPr>
@@ -35337,7 +37596,7 @@
       <w:pPr>
         <w:pStyle w:val="berschrift1"/>
       </w:pPr>
-      <w:bookmarkStart w:id="137" w:name="_Toc235896375"/>
+      <w:bookmarkStart w:id="141" w:name="_Toc235950554"/>
       <w:r>
         <w:lastRenderedPageBreak/>
         <w:t>Auto im Gegenverkehr</w:t>
@@ -35348,7 +37607,7 @@
       <w:r>
         <w:t>steuern</w:t>
       </w:r>
-      <w:bookmarkEnd w:id="137"/>
+      <w:bookmarkEnd w:id="141"/>
     </w:p>
     <w:p>
       <w:pPr>
@@ -35607,7 +37866,7 @@
       <w:pPr>
         <w:pStyle w:val="berschrift1"/>
       </w:pPr>
-      <w:bookmarkStart w:id="138" w:name="_Toc235896376"/>
+      <w:bookmarkStart w:id="142" w:name="_Toc235950555"/>
       <w:r>
         <w:lastRenderedPageBreak/>
         <w:t xml:space="preserve">Auto im Gegenverkehr: </w:t>
@@ -35615,7 +37874,7 @@
       <w:r>
         <w:t>Gegenverkehr kommt</w:t>
       </w:r>
-      <w:bookmarkEnd w:id="138"/>
+      <w:bookmarkEnd w:id="142"/>
     </w:p>
     <w:p>
       <w:pPr>
@@ -35844,7 +38103,7 @@
       <w:pPr>
         <w:pStyle w:val="berschrift1"/>
       </w:pPr>
-      <w:bookmarkStart w:id="139" w:name="_Toc235896377"/>
+      <w:bookmarkStart w:id="143" w:name="_Toc235950556"/>
       <w:r>
         <w:lastRenderedPageBreak/>
         <w:t xml:space="preserve">Auto im Gegenverkehr: </w:t>
@@ -35858,7 +38117,7 @@
       <w:r>
         <w:t>melden</w:t>
       </w:r>
-      <w:bookmarkEnd w:id="139"/>
+      <w:bookmarkEnd w:id="143"/>
     </w:p>
     <w:p>
       <w:pPr>
@@ -36161,7 +38420,7 @@
       <w:pPr>
         <w:pStyle w:val="berschrift1"/>
       </w:pPr>
-      <w:bookmarkStart w:id="140" w:name="_Toc235896378"/>
+      <w:bookmarkStart w:id="144" w:name="_Toc235950557"/>
       <w:r>
         <w:lastRenderedPageBreak/>
         <w:t xml:space="preserve">Auto im Gegenverkehr: </w:t>
@@ -36169,7 +38428,7 @@
       <w:r>
         <w:t>Gegenverkehr wird schneller</w:t>
       </w:r>
-      <w:bookmarkEnd w:id="140"/>
+      <w:bookmarkEnd w:id="144"/>
     </w:p>
     <w:p>
       <w:pPr>
@@ -36462,7 +38721,7 @@
       <w:pPr>
         <w:pStyle w:val="berschrift1"/>
       </w:pPr>
-      <w:bookmarkStart w:id="141" w:name="_Toc235896379"/>
+      <w:bookmarkStart w:id="145" w:name="_Toc235950558"/>
       <w:r>
         <w:lastRenderedPageBreak/>
         <w:t xml:space="preserve">Auto im Gegenverkehr: </w:t>
@@ -36470,7 +38729,7 @@
       <w:r>
         <w:t>Straße und Sound</w:t>
       </w:r>
-      <w:bookmarkEnd w:id="141"/>
+      <w:bookmarkEnd w:id="145"/>
     </w:p>
     <w:p>
       <w:pPr>
@@ -36736,12 +38995,12 @@
       <w:pPr>
         <w:pStyle w:val="berschrift1"/>
       </w:pPr>
-      <w:bookmarkStart w:id="142" w:name="_Toc235896380"/>
+      <w:bookmarkStart w:id="146" w:name="_Toc235950559"/>
       <w:r>
         <w:lastRenderedPageBreak/>
         <w:t>Ein Dinosaurier überquert die Straße</w:t>
       </w:r>
-      <w:bookmarkEnd w:id="142"/>
+      <w:bookmarkEnd w:id="146"/>
     </w:p>
     <w:p>
       <w:pPr>
@@ -38491,12 +40750,12 @@
       <w:pPr>
         <w:pStyle w:val="berschrift1"/>
       </w:pPr>
-      <w:bookmarkStart w:id="143" w:name="_Toc235896381"/>
+      <w:bookmarkStart w:id="147" w:name="_Toc235950560"/>
       <w:r>
         <w:lastRenderedPageBreak/>
         <w:t>Quellen</w:t>
       </w:r>
-      <w:bookmarkEnd w:id="143"/>
+      <w:bookmarkEnd w:id="147"/>
     </w:p>
     <w:tbl>
       <w:tblPr>
@@ -38688,6 +40947,9 @@
             <w:tcW w:w="5216" w:type="dxa"/>
           </w:tcPr>
           <w:p>
+            <w:r>
+              <w:t xml:space="preserve">Mantras, </w:t>
+            </w:r>
             <w:r>
               <w:t>Konstruktionsanleitung für Funktionen</w:t>
             </w:r>
@@ -39036,7 +41298,7 @@
       <w:rPr>
         <w:noProof/>
       </w:rPr>
-      <w:t>25.07.2026</w:t>
+      <w:t>26.07.2026</w:t>
     </w:r>
     <w:r>
       <w:rPr>
@@ -41127,6 +43389,232 @@
     </w:lvl>
   </w:abstractNum>
   <w:abstractNum w:abstractNumId="9" w15:restartNumberingAfterBreak="0">
+    <w:nsid w:val="27436A86"/>
+    <w:multiLevelType w:val="hybridMultilevel"/>
+    <w:tmpl w:val="E48A2F2E"/>
+    <w:lvl w:ilvl="0" w:tplc="04070001">
+      <w:start w:val="1"/>
+      <w:numFmt w:val="bullet"/>
+      <w:lvlText w:val=""/>
+      <w:lvlJc w:val="left"/>
+      <w:pPr>
+        <w:ind w:left="720" w:hanging="360"/>
+      </w:pPr>
+      <w:rPr>
+        <w:rFonts w:ascii="Symbol" w:hAnsi="Symbol" w:hint="default"/>
+      </w:rPr>
+    </w:lvl>
+    <w:lvl w:ilvl="1" w:tplc="04070003" w:tentative="1">
+      <w:start w:val="1"/>
+      <w:numFmt w:val="bullet"/>
+      <w:lvlText w:val="o"/>
+      <w:lvlJc w:val="left"/>
+      <w:pPr>
+        <w:ind w:left="1440" w:hanging="360"/>
+      </w:pPr>
+      <w:rPr>
+        <w:rFonts w:ascii="Courier New" w:hAnsi="Courier New" w:cs="Courier New" w:hint="default"/>
+      </w:rPr>
+    </w:lvl>
+    <w:lvl w:ilvl="2" w:tplc="04070005" w:tentative="1">
+      <w:start w:val="1"/>
+      <w:numFmt w:val="bullet"/>
+      <w:lvlText w:val=""/>
+      <w:lvlJc w:val="left"/>
+      <w:pPr>
+        <w:ind w:left="2160" w:hanging="360"/>
+      </w:pPr>
+      <w:rPr>
+        <w:rFonts w:ascii="Wingdings" w:hAnsi="Wingdings" w:hint="default"/>
+      </w:rPr>
+    </w:lvl>
+    <w:lvl w:ilvl="3" w:tplc="04070001" w:tentative="1">
+      <w:start w:val="1"/>
+      <w:numFmt w:val="bullet"/>
+      <w:lvlText w:val=""/>
+      <w:lvlJc w:val="left"/>
+      <w:pPr>
+        <w:ind w:left="2880" w:hanging="360"/>
+      </w:pPr>
+      <w:rPr>
+        <w:rFonts w:ascii="Symbol" w:hAnsi="Symbol" w:hint="default"/>
+      </w:rPr>
+    </w:lvl>
+    <w:lvl w:ilvl="4" w:tplc="04070003" w:tentative="1">
+      <w:start w:val="1"/>
+      <w:numFmt w:val="bullet"/>
+      <w:lvlText w:val="o"/>
+      <w:lvlJc w:val="left"/>
+      <w:pPr>
+        <w:ind w:left="3600" w:hanging="360"/>
+      </w:pPr>
+      <w:rPr>
+        <w:rFonts w:ascii="Courier New" w:hAnsi="Courier New" w:cs="Courier New" w:hint="default"/>
+      </w:rPr>
+    </w:lvl>
+    <w:lvl w:ilvl="5" w:tplc="04070005" w:tentative="1">
+      <w:start w:val="1"/>
+      <w:numFmt w:val="bullet"/>
+      <w:lvlText w:val=""/>
+      <w:lvlJc w:val="left"/>
+      <w:pPr>
+        <w:ind w:left="4320" w:hanging="360"/>
+      </w:pPr>
+      <w:rPr>
+        <w:rFonts w:ascii="Wingdings" w:hAnsi="Wingdings" w:hint="default"/>
+      </w:rPr>
+    </w:lvl>
+    <w:lvl w:ilvl="6" w:tplc="04070001" w:tentative="1">
+      <w:start w:val="1"/>
+      <w:numFmt w:val="bullet"/>
+      <w:lvlText w:val=""/>
+      <w:lvlJc w:val="left"/>
+      <w:pPr>
+        <w:ind w:left="5040" w:hanging="360"/>
+      </w:pPr>
+      <w:rPr>
+        <w:rFonts w:ascii="Symbol" w:hAnsi="Symbol" w:hint="default"/>
+      </w:rPr>
+    </w:lvl>
+    <w:lvl w:ilvl="7" w:tplc="04070003" w:tentative="1">
+      <w:start w:val="1"/>
+      <w:numFmt w:val="bullet"/>
+      <w:lvlText w:val="o"/>
+      <w:lvlJc w:val="left"/>
+      <w:pPr>
+        <w:ind w:left="5760" w:hanging="360"/>
+      </w:pPr>
+      <w:rPr>
+        <w:rFonts w:ascii="Courier New" w:hAnsi="Courier New" w:cs="Courier New" w:hint="default"/>
+      </w:rPr>
+    </w:lvl>
+    <w:lvl w:ilvl="8" w:tplc="04070005" w:tentative="1">
+      <w:start w:val="1"/>
+      <w:numFmt w:val="bullet"/>
+      <w:lvlText w:val=""/>
+      <w:lvlJc w:val="left"/>
+      <w:pPr>
+        <w:ind w:left="6480" w:hanging="360"/>
+      </w:pPr>
+      <w:rPr>
+        <w:rFonts w:ascii="Wingdings" w:hAnsi="Wingdings" w:hint="default"/>
+      </w:rPr>
+    </w:lvl>
+  </w:abstractNum>
+  <w:abstractNum w:abstractNumId="10" w15:restartNumberingAfterBreak="0">
+    <w:nsid w:val="275B1B01"/>
+    <w:multiLevelType w:val="hybridMultilevel"/>
+    <w:tmpl w:val="70943E7E"/>
+    <w:lvl w:ilvl="0" w:tplc="04070001">
+      <w:start w:val="1"/>
+      <w:numFmt w:val="bullet"/>
+      <w:lvlText w:val=""/>
+      <w:lvlJc w:val="left"/>
+      <w:pPr>
+        <w:ind w:left="720" w:hanging="360"/>
+      </w:pPr>
+      <w:rPr>
+        <w:rFonts w:ascii="Symbol" w:hAnsi="Symbol" w:hint="default"/>
+      </w:rPr>
+    </w:lvl>
+    <w:lvl w:ilvl="1" w:tplc="04070003" w:tentative="1">
+      <w:start w:val="1"/>
+      <w:numFmt w:val="bullet"/>
+      <w:lvlText w:val="o"/>
+      <w:lvlJc w:val="left"/>
+      <w:pPr>
+        <w:ind w:left="1440" w:hanging="360"/>
+      </w:pPr>
+      <w:rPr>
+        <w:rFonts w:ascii="Courier New" w:hAnsi="Courier New" w:cs="Courier New" w:hint="default"/>
+      </w:rPr>
+    </w:lvl>
+    <w:lvl w:ilvl="2" w:tplc="04070005" w:tentative="1">
+      <w:start w:val="1"/>
+      <w:numFmt w:val="bullet"/>
+      <w:lvlText w:val=""/>
+      <w:lvlJc w:val="left"/>
+      <w:pPr>
+        <w:ind w:left="2160" w:hanging="360"/>
+      </w:pPr>
+      <w:rPr>
+        <w:rFonts w:ascii="Wingdings" w:hAnsi="Wingdings" w:hint="default"/>
+      </w:rPr>
+    </w:lvl>
+    <w:lvl w:ilvl="3" w:tplc="04070001" w:tentative="1">
+      <w:start w:val="1"/>
+      <w:numFmt w:val="bullet"/>
+      <w:lvlText w:val=""/>
+      <w:lvlJc w:val="left"/>
+      <w:pPr>
+        <w:ind w:left="2880" w:hanging="360"/>
+      </w:pPr>
+      <w:rPr>
+        <w:rFonts w:ascii="Symbol" w:hAnsi="Symbol" w:hint="default"/>
+      </w:rPr>
+    </w:lvl>
+    <w:lvl w:ilvl="4" w:tplc="04070003" w:tentative="1">
+      <w:start w:val="1"/>
+      <w:numFmt w:val="bullet"/>
+      <w:lvlText w:val="o"/>
+      <w:lvlJc w:val="left"/>
+      <w:pPr>
+        <w:ind w:left="3600" w:hanging="360"/>
+      </w:pPr>
+      <w:rPr>
+        <w:rFonts w:ascii="Courier New" w:hAnsi="Courier New" w:cs="Courier New" w:hint="default"/>
+      </w:rPr>
+    </w:lvl>
+    <w:lvl w:ilvl="5" w:tplc="04070005" w:tentative="1">
+      <w:start w:val="1"/>
+      <w:numFmt w:val="bullet"/>
+      <w:lvlText w:val=""/>
+      <w:lvlJc w:val="left"/>
+      <w:pPr>
+        <w:ind w:left="4320" w:hanging="360"/>
+      </w:pPr>
+      <w:rPr>
+        <w:rFonts w:ascii="Wingdings" w:hAnsi="Wingdings" w:hint="default"/>
+      </w:rPr>
+    </w:lvl>
+    <w:lvl w:ilvl="6" w:tplc="04070001" w:tentative="1">
+      <w:start w:val="1"/>
+      <w:numFmt w:val="bullet"/>
+      <w:lvlText w:val=""/>
+      <w:lvlJc w:val="left"/>
+      <w:pPr>
+        <w:ind w:left="5040" w:hanging="360"/>
+      </w:pPr>
+      <w:rPr>
+        <w:rFonts w:ascii="Symbol" w:hAnsi="Symbol" w:hint="default"/>
+      </w:rPr>
+    </w:lvl>
+    <w:lvl w:ilvl="7" w:tplc="04070003" w:tentative="1">
+      <w:start w:val="1"/>
+      <w:numFmt w:val="bullet"/>
+      <w:lvlText w:val="o"/>
+      <w:lvlJc w:val="left"/>
+      <w:pPr>
+        <w:ind w:left="5760" w:hanging="360"/>
+      </w:pPr>
+      <w:rPr>
+        <w:rFonts w:ascii="Courier New" w:hAnsi="Courier New" w:cs="Courier New" w:hint="default"/>
+      </w:rPr>
+    </w:lvl>
+    <w:lvl w:ilvl="8" w:tplc="04070005" w:tentative="1">
+      <w:start w:val="1"/>
+      <w:numFmt w:val="bullet"/>
+      <w:lvlText w:val=""/>
+      <w:lvlJc w:val="left"/>
+      <w:pPr>
+        <w:ind w:left="6480" w:hanging="360"/>
+      </w:pPr>
+      <w:rPr>
+        <w:rFonts w:ascii="Wingdings" w:hAnsi="Wingdings" w:hint="default"/>
+      </w:rPr>
+    </w:lvl>
+  </w:abstractNum>
+  <w:abstractNum w:abstractNumId="11" w15:restartNumberingAfterBreak="0">
     <w:nsid w:val="2A013394"/>
     <w:multiLevelType w:val="hybridMultilevel"/>
     <w:tmpl w:val="0A105692"/>
@@ -41212,7 +43700,7 @@
       </w:pPr>
     </w:lvl>
   </w:abstractNum>
-  <w:abstractNum w:abstractNumId="10" w15:restartNumberingAfterBreak="0">
+  <w:abstractNum w:abstractNumId="12" w15:restartNumberingAfterBreak="0">
     <w:nsid w:val="2F72614C"/>
     <w:multiLevelType w:val="hybridMultilevel"/>
     <w:tmpl w:val="FD2061C0"/>
@@ -41325,7 +43813,7 @@
       </w:rPr>
     </w:lvl>
   </w:abstractNum>
-  <w:abstractNum w:abstractNumId="11" w15:restartNumberingAfterBreak="0">
+  <w:abstractNum w:abstractNumId="13" w15:restartNumberingAfterBreak="0">
     <w:nsid w:val="32540529"/>
     <w:multiLevelType w:val="hybridMultilevel"/>
     <w:tmpl w:val="67302B34"/>
@@ -41438,7 +43926,7 @@
       </w:rPr>
     </w:lvl>
   </w:abstractNum>
-  <w:abstractNum w:abstractNumId="12" w15:restartNumberingAfterBreak="0">
+  <w:abstractNum w:abstractNumId="14" w15:restartNumberingAfterBreak="0">
     <w:nsid w:val="33754D48"/>
     <w:multiLevelType w:val="hybridMultilevel"/>
     <w:tmpl w:val="ED046748"/>
@@ -41530,7 +44018,7 @@
       </w:pPr>
     </w:lvl>
   </w:abstractNum>
-  <w:abstractNum w:abstractNumId="13" w15:restartNumberingAfterBreak="0">
+  <w:abstractNum w:abstractNumId="15" w15:restartNumberingAfterBreak="0">
     <w:nsid w:val="355F4D5F"/>
     <w:multiLevelType w:val="hybridMultilevel"/>
     <w:tmpl w:val="D2549536"/>
@@ -41619,7 +44107,7 @@
       </w:pPr>
     </w:lvl>
   </w:abstractNum>
-  <w:abstractNum w:abstractNumId="14" w15:restartNumberingAfterBreak="0">
+  <w:abstractNum w:abstractNumId="16" w15:restartNumberingAfterBreak="0">
     <w:nsid w:val="364116E0"/>
     <w:multiLevelType w:val="hybridMultilevel"/>
     <w:tmpl w:val="7DBE65A6"/>
@@ -41732,7 +44220,7 @@
       </w:rPr>
     </w:lvl>
   </w:abstractNum>
-  <w:abstractNum w:abstractNumId="15" w15:restartNumberingAfterBreak="0">
+  <w:abstractNum w:abstractNumId="17" w15:restartNumberingAfterBreak="0">
     <w:nsid w:val="36440B1C"/>
     <w:multiLevelType w:val="hybridMultilevel"/>
     <w:tmpl w:val="EACAF91A"/>
@@ -41824,7 +44312,7 @@
       </w:pPr>
     </w:lvl>
   </w:abstractNum>
-  <w:abstractNum w:abstractNumId="16" w15:restartNumberingAfterBreak="0">
+  <w:abstractNum w:abstractNumId="18" w15:restartNumberingAfterBreak="0">
     <w:nsid w:val="41C61A93"/>
     <w:multiLevelType w:val="hybridMultilevel"/>
     <w:tmpl w:val="1770698E"/>
@@ -41913,7 +44401,7 @@
       </w:pPr>
     </w:lvl>
   </w:abstractNum>
-  <w:abstractNum w:abstractNumId="17" w15:restartNumberingAfterBreak="0">
+  <w:abstractNum w:abstractNumId="19" w15:restartNumberingAfterBreak="0">
     <w:nsid w:val="42406248"/>
     <w:multiLevelType w:val="hybridMultilevel"/>
     <w:tmpl w:val="738E7A44"/>
@@ -42026,7 +44514,7 @@
       </w:rPr>
     </w:lvl>
   </w:abstractNum>
-  <w:abstractNum w:abstractNumId="18" w15:restartNumberingAfterBreak="0">
+  <w:abstractNum w:abstractNumId="20" w15:restartNumberingAfterBreak="0">
     <w:nsid w:val="44D326C2"/>
     <w:multiLevelType w:val="hybridMultilevel"/>
     <w:tmpl w:val="25941C1C"/>
@@ -42112,7 +44600,7 @@
       </w:pPr>
     </w:lvl>
   </w:abstractNum>
-  <w:abstractNum w:abstractNumId="19" w15:restartNumberingAfterBreak="0">
+  <w:abstractNum w:abstractNumId="21" w15:restartNumberingAfterBreak="0">
     <w:nsid w:val="45550F18"/>
     <w:multiLevelType w:val="hybridMultilevel"/>
     <w:tmpl w:val="73E0B6D6"/>
@@ -42225,7 +44713,7 @@
       </w:rPr>
     </w:lvl>
   </w:abstractNum>
-  <w:abstractNum w:abstractNumId="20" w15:restartNumberingAfterBreak="0">
+  <w:abstractNum w:abstractNumId="22" w15:restartNumberingAfterBreak="0">
     <w:nsid w:val="4AA84423"/>
     <w:multiLevelType w:val="hybridMultilevel"/>
     <w:tmpl w:val="7D3275A4"/>
@@ -42338,7 +44826,7 @@
       </w:rPr>
     </w:lvl>
   </w:abstractNum>
-  <w:abstractNum w:abstractNumId="21" w15:restartNumberingAfterBreak="0">
+  <w:abstractNum w:abstractNumId="23" w15:restartNumberingAfterBreak="0">
     <w:nsid w:val="4AE62353"/>
     <w:multiLevelType w:val="hybridMultilevel"/>
     <w:tmpl w:val="EFEE0230"/>
@@ -42431,7 +44919,7 @@
       </w:pPr>
     </w:lvl>
   </w:abstractNum>
-  <w:abstractNum w:abstractNumId="22" w15:restartNumberingAfterBreak="0">
+  <w:abstractNum w:abstractNumId="24" w15:restartNumberingAfterBreak="0">
     <w:nsid w:val="52A54150"/>
     <w:multiLevelType w:val="hybridMultilevel"/>
     <w:tmpl w:val="B202A950"/>
@@ -42544,7 +45032,7 @@
       </w:rPr>
     </w:lvl>
   </w:abstractNum>
-  <w:abstractNum w:abstractNumId="23" w15:restartNumberingAfterBreak="0">
+  <w:abstractNum w:abstractNumId="25" w15:restartNumberingAfterBreak="0">
     <w:nsid w:val="552236BC"/>
     <w:multiLevelType w:val="hybridMultilevel"/>
     <w:tmpl w:val="0948832C"/>
@@ -42657,7 +45145,7 @@
       </w:rPr>
     </w:lvl>
   </w:abstractNum>
-  <w:abstractNum w:abstractNumId="24" w15:restartNumberingAfterBreak="0">
+  <w:abstractNum w:abstractNumId="26" w15:restartNumberingAfterBreak="0">
     <w:nsid w:val="563C7C52"/>
     <w:multiLevelType w:val="hybridMultilevel"/>
     <w:tmpl w:val="3906F1E0"/>
@@ -42770,7 +45258,7 @@
       </w:rPr>
     </w:lvl>
   </w:abstractNum>
-  <w:abstractNum w:abstractNumId="25" w15:restartNumberingAfterBreak="0">
+  <w:abstractNum w:abstractNumId="27" w15:restartNumberingAfterBreak="0">
     <w:nsid w:val="56E9760A"/>
     <w:multiLevelType w:val="hybridMultilevel"/>
     <w:tmpl w:val="6824C7EC"/>
@@ -42883,7 +45371,7 @@
       </w:rPr>
     </w:lvl>
   </w:abstractNum>
-  <w:abstractNum w:abstractNumId="26" w15:restartNumberingAfterBreak="0">
+  <w:abstractNum w:abstractNumId="28" w15:restartNumberingAfterBreak="0">
     <w:nsid w:val="56FF4396"/>
     <w:multiLevelType w:val="hybridMultilevel"/>
     <w:tmpl w:val="0B20339E"/>
@@ -42969,7 +45457,7 @@
       </w:pPr>
     </w:lvl>
   </w:abstractNum>
-  <w:abstractNum w:abstractNumId="27" w15:restartNumberingAfterBreak="0">
+  <w:abstractNum w:abstractNumId="29" w15:restartNumberingAfterBreak="0">
     <w:nsid w:val="5B1759C7"/>
     <w:multiLevelType w:val="hybridMultilevel"/>
     <w:tmpl w:val="E8162B18"/>
@@ -43082,7 +45570,7 @@
       </w:rPr>
     </w:lvl>
   </w:abstractNum>
-  <w:abstractNum w:abstractNumId="28" w15:restartNumberingAfterBreak="0">
+  <w:abstractNum w:abstractNumId="30" w15:restartNumberingAfterBreak="0">
     <w:nsid w:val="5F271E84"/>
     <w:multiLevelType w:val="hybridMultilevel"/>
     <w:tmpl w:val="CC0A236A"/>
@@ -43168,7 +45656,7 @@
       </w:pPr>
     </w:lvl>
   </w:abstractNum>
-  <w:abstractNum w:abstractNumId="29" w15:restartNumberingAfterBreak="0">
+  <w:abstractNum w:abstractNumId="31" w15:restartNumberingAfterBreak="0">
     <w:nsid w:val="5F312C09"/>
     <w:multiLevelType w:val="hybridMultilevel"/>
     <w:tmpl w:val="2A44FC40"/>
@@ -43254,7 +45742,7 @@
       </w:pPr>
     </w:lvl>
   </w:abstractNum>
-  <w:abstractNum w:abstractNumId="30" w15:restartNumberingAfterBreak="0">
+  <w:abstractNum w:abstractNumId="32" w15:restartNumberingAfterBreak="0">
     <w:nsid w:val="64384DB9"/>
     <w:multiLevelType w:val="hybridMultilevel"/>
     <w:tmpl w:val="FFFFFFFF"/>
@@ -43305,7 +45793,7 @@
       <w:lvlJc w:val="left"/>
     </w:lvl>
   </w:abstractNum>
-  <w:abstractNum w:abstractNumId="31" w15:restartNumberingAfterBreak="0">
+  <w:abstractNum w:abstractNumId="33" w15:restartNumberingAfterBreak="0">
     <w:nsid w:val="65315618"/>
     <w:multiLevelType w:val="hybridMultilevel"/>
     <w:tmpl w:val="4AECCEDA"/>
@@ -43397,7 +45885,7 @@
       </w:pPr>
     </w:lvl>
   </w:abstractNum>
-  <w:abstractNum w:abstractNumId="32" w15:restartNumberingAfterBreak="0">
+  <w:abstractNum w:abstractNumId="34" w15:restartNumberingAfterBreak="0">
     <w:nsid w:val="65344067"/>
     <w:multiLevelType w:val="hybridMultilevel"/>
     <w:tmpl w:val="EFFA0DE2"/>
@@ -43510,7 +45998,7 @@
       </w:rPr>
     </w:lvl>
   </w:abstractNum>
-  <w:abstractNum w:abstractNumId="33" w15:restartNumberingAfterBreak="0">
+  <w:abstractNum w:abstractNumId="35" w15:restartNumberingAfterBreak="0">
     <w:nsid w:val="656F1DBC"/>
     <w:multiLevelType w:val="hybridMultilevel"/>
     <w:tmpl w:val="B60C5D16"/>
@@ -43596,7 +46084,7 @@
       </w:pPr>
     </w:lvl>
   </w:abstractNum>
-  <w:abstractNum w:abstractNumId="34" w15:restartNumberingAfterBreak="0">
+  <w:abstractNum w:abstractNumId="36" w15:restartNumberingAfterBreak="0">
     <w:nsid w:val="700C5529"/>
     <w:multiLevelType w:val="hybridMultilevel"/>
     <w:tmpl w:val="C0C27C0E"/>
@@ -43706,7 +46194,7 @@
       </w:rPr>
     </w:lvl>
   </w:abstractNum>
-  <w:abstractNum w:abstractNumId="35" w15:restartNumberingAfterBreak="0">
+  <w:abstractNum w:abstractNumId="37" w15:restartNumberingAfterBreak="0">
     <w:nsid w:val="753E1F97"/>
     <w:multiLevelType w:val="hybridMultilevel"/>
     <w:tmpl w:val="1FE6149C"/>
@@ -43796,82 +46284,82 @@
     <w:abstractNumId w:val="3"/>
   </w:num>
   <w:num w:numId="2" w16cid:durableId="1901595505">
-    <w:abstractNumId w:val="9"/>
+    <w:abstractNumId w:val="11"/>
   </w:num>
   <w:num w:numId="3" w16cid:durableId="1879003186">
+    <w:abstractNumId w:val="30"/>
+  </w:num>
+  <w:num w:numId="4" w16cid:durableId="756756929">
+    <w:abstractNumId w:val="37"/>
+  </w:num>
+  <w:num w:numId="5" w16cid:durableId="1568220074">
     <w:abstractNumId w:val="28"/>
   </w:num>
-  <w:num w:numId="4" w16cid:durableId="756756929">
-    <w:abstractNumId w:val="35"/>
-  </w:num>
-  <w:num w:numId="5" w16cid:durableId="1568220074">
-    <w:abstractNumId w:val="26"/>
-  </w:num>
   <w:num w:numId="6" w16cid:durableId="1683625119">
-    <w:abstractNumId w:val="18"/>
+    <w:abstractNumId w:val="20"/>
   </w:num>
   <w:num w:numId="7" w16cid:durableId="653948868">
     <w:abstractNumId w:val="1"/>
   </w:num>
   <w:num w:numId="8" w16cid:durableId="305748505">
+    <w:abstractNumId w:val="14"/>
+  </w:num>
+  <w:num w:numId="9" w16cid:durableId="2087263401">
+    <w:abstractNumId w:val="17"/>
+  </w:num>
+  <w:num w:numId="10" w16cid:durableId="273026427">
+    <w:abstractNumId w:val="33"/>
+  </w:num>
+  <w:num w:numId="11" w16cid:durableId="1886135102">
+    <w:abstractNumId w:val="23"/>
+  </w:num>
+  <w:num w:numId="12" w16cid:durableId="1098672169">
+    <w:abstractNumId w:val="18"/>
+  </w:num>
+  <w:num w:numId="13" w16cid:durableId="1091580733">
+    <w:abstractNumId w:val="31"/>
+  </w:num>
+  <w:num w:numId="14" w16cid:durableId="1065681603">
     <w:abstractNumId w:val="12"/>
   </w:num>
-  <w:num w:numId="9" w16cid:durableId="2087263401">
-    <w:abstractNumId w:val="15"/>
-  </w:num>
-  <w:num w:numId="10" w16cid:durableId="273026427">
-    <w:abstractNumId w:val="31"/>
-  </w:num>
-  <w:num w:numId="11" w16cid:durableId="1886135102">
-    <w:abstractNumId w:val="21"/>
-  </w:num>
-  <w:num w:numId="12" w16cid:durableId="1098672169">
-    <w:abstractNumId w:val="16"/>
-  </w:num>
-  <w:num w:numId="13" w16cid:durableId="1091580733">
-    <w:abstractNumId w:val="29"/>
-  </w:num>
-  <w:num w:numId="14" w16cid:durableId="1065681603">
-    <w:abstractNumId w:val="10"/>
-  </w:num>
   <w:num w:numId="15" w16cid:durableId="1861821772">
-    <w:abstractNumId w:val="17"/>
+    <w:abstractNumId w:val="19"/>
   </w:num>
   <w:num w:numId="16" w16cid:durableId="1484665219">
-    <w:abstractNumId w:val="13"/>
+    <w:abstractNumId w:val="15"/>
   </w:num>
   <w:num w:numId="17" w16cid:durableId="130371878">
     <w:abstractNumId w:val="0"/>
   </w:num>
   <w:num w:numId="18" w16cid:durableId="278608931">
-    <w:abstractNumId w:val="30"/>
+    <w:abstractNumId w:val="32"/>
   </w:num>
   <w:num w:numId="19" w16cid:durableId="1332829132">
-    <w:abstractNumId w:val="27"/>
+    <w:abstractNumId w:val="29"/>
   </w:num>
   <w:num w:numId="20" w16cid:durableId="989749393">
-    <w:abstractNumId w:val="23"/>
+    <w:abstractNumId w:val="25"/>
   </w:num>
   <w:num w:numId="21" w16cid:durableId="879170415">
-    <w:abstractNumId w:val="14"/>
+    <w:abstractNumId w:val="16"/>
   </w:num>
   <w:num w:numId="22" w16cid:durableId="2044549116">
     <w:abstractNumId w:val="8"/>
   </w:num>
   <w:num w:numId="23" w16cid:durableId="1028069815">
-    <w:abstractNumId w:val="19"/>
+    <w:abstractNumId w:val="21"/>
   </w:num>
   <w:num w:numId="24" w16cid:durableId="1034384205">
-    <w:abstractNumId w:val="11"/>
+    <w:abstractNumId w:val="13"/>
   </w:num>
   <w:num w:numId="25" w16cid:durableId="1042243448">
-    <w:abstractNumId w:val="24"/>
+    <w:abstractNumId w:val="26"/>
   </w:num>
   <w:num w:numId="26" w16cid:durableId="105854557">
-    <w:abstractNumId w:val="20"/>
+    <w:abstractNumId w:val="22"/>
   </w:num>
   <w:num w:numId="27" w16cid:durableId="301809780">
-    <w:abstractNumId w:val="33"/>
+    <w:abstractNumId w:val="35"/>
   </w:num>
   <w:num w:numId="28" w16cid:durableId="2082218983">
     <w:abstractNumId w:val="2"/>
@@ -43880,13 +46368,13 @@
     <w:abstractNumId w:val="7"/>
   </w:num>
   <w:num w:numId="30" w16cid:durableId="1352606774">
-    <w:abstractNumId w:val="22"/>
+    <w:abstractNumId w:val="24"/>
   </w:num>
   <w:num w:numId="31" w16cid:durableId="987248442">
-    <w:abstractNumId w:val="34"/>
+    <w:abstractNumId w:val="36"/>
   </w:num>
   <w:num w:numId="32" w16cid:durableId="1154447867">
-    <w:abstractNumId w:val="32"/>
+    <w:abstractNumId w:val="34"/>
   </w:num>
   <w:num w:numId="33" w16cid:durableId="221719371">
     <w:abstractNumId w:val="6"/>
@@ -43898,7 +46386,13 @@
     <w:abstractNumId w:val="4"/>
   </w:num>
   <w:num w:numId="36" w16cid:durableId="593439585">
-    <w:abstractNumId w:val="25"/>
+    <w:abstractNumId w:val="27"/>
+  </w:num>
+  <w:num w:numId="37" w16cid:durableId="1683967722">
+    <w:abstractNumId w:val="9"/>
+  </w:num>
+  <w:num w:numId="38" w16cid:durableId="2027249007">
+    <w:abstractNumId w:val="10"/>
   </w:num>
 </w:numbering>
 </file>

--- a/Doc/Arbeitsblaetter_2026.docx
+++ b/Doc/Arbeitsblaetter_2026.docx
@@ -380,7 +380,7 @@
       <w:r>
         <w:fldChar w:fldCharType="separate"/>
       </w:r>
-      <w:hyperlink w:anchor="_Toc236153018" w:history="1">
+      <w:hyperlink w:anchor="_Toc236167767" w:history="1">
         <w:r>
           <w:rPr>
             <w:rStyle w:val="Hyperlink"/>
@@ -407,7 +407,7 @@
             <w:noProof/>
             <w:webHidden/>
           </w:rPr>
-          <w:instrText xml:space="preserve"> PAGEREF _Toc236153018 \h </w:instrText>
+          <w:instrText xml:space="preserve"> PAGEREF _Toc236167767 \h </w:instrText>
         </w:r>
         <w:r>
           <w:rPr>
@@ -449,7 +449,7 @@
           <w:lang w:eastAsia="de-DE"/>
         </w:rPr>
       </w:pPr>
-      <w:hyperlink w:anchor="_Toc236153019" w:history="1">
+      <w:hyperlink w:anchor="_Toc236167768" w:history="1">
         <w:r>
           <w:rPr>
             <w:rStyle w:val="Hyperlink"/>
@@ -476,7 +476,7 @@
             <w:noProof/>
             <w:webHidden/>
           </w:rPr>
-          <w:instrText xml:space="preserve"> PAGEREF _Toc236153019 \h </w:instrText>
+          <w:instrText xml:space="preserve"> PAGEREF _Toc236167768 \h </w:instrText>
         </w:r>
         <w:r>
           <w:rPr>
@@ -518,7 +518,7 @@
           <w:lang w:eastAsia="de-DE"/>
         </w:rPr>
       </w:pPr>
-      <w:hyperlink w:anchor="_Toc236153020" w:history="1">
+      <w:hyperlink w:anchor="_Toc236167769" w:history="1">
         <w:r>
           <w:rPr>
             <w:rStyle w:val="Hyperlink"/>
@@ -545,7 +545,7 @@
             <w:noProof/>
             <w:webHidden/>
           </w:rPr>
-          <w:instrText xml:space="preserve"> PAGEREF _Toc236153020 \h </w:instrText>
+          <w:instrText xml:space="preserve"> PAGEREF _Toc236167769 \h </w:instrText>
         </w:r>
         <w:r>
           <w:rPr>
@@ -587,7 +587,7 @@
           <w:lang w:eastAsia="de-DE"/>
         </w:rPr>
       </w:pPr>
-      <w:hyperlink w:anchor="_Toc236153021" w:history="1">
+      <w:hyperlink w:anchor="_Toc236167770" w:history="1">
         <w:r>
           <w:rPr>
             <w:rStyle w:val="Hyperlink"/>
@@ -614,7 +614,7 @@
             <w:noProof/>
             <w:webHidden/>
           </w:rPr>
-          <w:instrText xml:space="preserve"> PAGEREF _Toc236153021 \h </w:instrText>
+          <w:instrText xml:space="preserve"> PAGEREF _Toc236167770 \h </w:instrText>
         </w:r>
         <w:r>
           <w:rPr>
@@ -656,7 +656,7 @@
           <w:lang w:eastAsia="de-DE"/>
         </w:rPr>
       </w:pPr>
-      <w:hyperlink w:anchor="_Toc236153022" w:history="1">
+      <w:hyperlink w:anchor="_Toc236167771" w:history="1">
         <w:r>
           <w:rPr>
             <w:rStyle w:val="Hyperlink"/>
@@ -683,7 +683,7 @@
             <w:noProof/>
             <w:webHidden/>
           </w:rPr>
-          <w:instrText xml:space="preserve"> PAGEREF _Toc236153022 \h </w:instrText>
+          <w:instrText xml:space="preserve"> PAGEREF _Toc236167771 \h </w:instrText>
         </w:r>
         <w:r>
           <w:rPr>
@@ -725,7 +725,7 @@
           <w:lang w:eastAsia="de-DE"/>
         </w:rPr>
       </w:pPr>
-      <w:hyperlink w:anchor="_Toc236153023" w:history="1">
+      <w:hyperlink w:anchor="_Toc236167772" w:history="1">
         <w:r>
           <w:rPr>
             <w:rStyle w:val="Hyperlink"/>
@@ -752,7 +752,7 @@
             <w:noProof/>
             <w:webHidden/>
           </w:rPr>
-          <w:instrText xml:space="preserve"> PAGEREF _Toc236153023 \h </w:instrText>
+          <w:instrText xml:space="preserve"> PAGEREF _Toc236167772 \h </w:instrText>
         </w:r>
         <w:r>
           <w:rPr>
@@ -794,7 +794,7 @@
           <w:lang w:eastAsia="de-DE"/>
         </w:rPr>
       </w:pPr>
-      <w:hyperlink w:anchor="_Toc236153024" w:history="1">
+      <w:hyperlink w:anchor="_Toc236167773" w:history="1">
         <w:r>
           <w:rPr>
             <w:rStyle w:val="Hyperlink"/>
@@ -821,7 +821,7 @@
             <w:noProof/>
             <w:webHidden/>
           </w:rPr>
-          <w:instrText xml:space="preserve"> PAGEREF _Toc236153024 \h </w:instrText>
+          <w:instrText xml:space="preserve"> PAGEREF _Toc236167773 \h </w:instrText>
         </w:r>
         <w:r>
           <w:rPr>
@@ -863,7 +863,7 @@
           <w:lang w:eastAsia="de-DE"/>
         </w:rPr>
       </w:pPr>
-      <w:hyperlink w:anchor="_Toc236153025" w:history="1">
+      <w:hyperlink w:anchor="_Toc236167774" w:history="1">
         <w:r>
           <w:rPr>
             <w:rStyle w:val="Hyperlink"/>
@@ -890,7 +890,7 @@
             <w:noProof/>
             <w:webHidden/>
           </w:rPr>
-          <w:instrText xml:space="preserve"> PAGEREF _Toc236153025 \h </w:instrText>
+          <w:instrText xml:space="preserve"> PAGEREF _Toc236167774 \h </w:instrText>
         </w:r>
         <w:r>
           <w:rPr>
@@ -932,7 +932,7 @@
           <w:lang w:eastAsia="de-DE"/>
         </w:rPr>
       </w:pPr>
-      <w:hyperlink w:anchor="_Toc236153026" w:history="1">
+      <w:hyperlink w:anchor="_Toc236167775" w:history="1">
         <w:r>
           <w:rPr>
             <w:rStyle w:val="Hyperlink"/>
@@ -959,7 +959,7 @@
             <w:noProof/>
             <w:webHidden/>
           </w:rPr>
-          <w:instrText xml:space="preserve"> PAGEREF _Toc236153026 \h </w:instrText>
+          <w:instrText xml:space="preserve"> PAGEREF _Toc236167775 \h </w:instrText>
         </w:r>
         <w:r>
           <w:rPr>
@@ -1001,7 +1001,7 @@
           <w:lang w:eastAsia="de-DE"/>
         </w:rPr>
       </w:pPr>
-      <w:hyperlink w:anchor="_Toc236153027" w:history="1">
+      <w:hyperlink w:anchor="_Toc236167776" w:history="1">
         <w:r>
           <w:rPr>
             <w:rStyle w:val="Hyperlink"/>
@@ -1028,7 +1028,7 @@
             <w:noProof/>
             <w:webHidden/>
           </w:rPr>
-          <w:instrText xml:space="preserve"> PAGEREF _Toc236153027 \h </w:instrText>
+          <w:instrText xml:space="preserve"> PAGEREF _Toc236167776 \h </w:instrText>
         </w:r>
         <w:r>
           <w:rPr>
@@ -1070,7 +1070,7 @@
           <w:lang w:eastAsia="de-DE"/>
         </w:rPr>
       </w:pPr>
-      <w:hyperlink w:anchor="_Toc236153028" w:history="1">
+      <w:hyperlink w:anchor="_Toc236167777" w:history="1">
         <w:r>
           <w:rPr>
             <w:rStyle w:val="Hyperlink"/>
@@ -1097,7 +1097,7 @@
             <w:noProof/>
             <w:webHidden/>
           </w:rPr>
-          <w:instrText xml:space="preserve"> PAGEREF _Toc236153028 \h </w:instrText>
+          <w:instrText xml:space="preserve"> PAGEREF _Toc236167777 \h </w:instrText>
         </w:r>
         <w:r>
           <w:rPr>
@@ -1139,7 +1139,7 @@
           <w:lang w:eastAsia="de-DE"/>
         </w:rPr>
       </w:pPr>
-      <w:hyperlink w:anchor="_Toc236153029" w:history="1">
+      <w:hyperlink w:anchor="_Toc236167778" w:history="1">
         <w:r>
           <w:rPr>
             <w:rStyle w:val="Hyperlink"/>
@@ -1166,7 +1166,7 @@
             <w:noProof/>
             <w:webHidden/>
           </w:rPr>
-          <w:instrText xml:space="preserve"> PAGEREF _Toc236153029 \h </w:instrText>
+          <w:instrText xml:space="preserve"> PAGEREF _Toc236167778 \h </w:instrText>
         </w:r>
         <w:r>
           <w:rPr>
@@ -1208,7 +1208,7 @@
           <w:lang w:eastAsia="de-DE"/>
         </w:rPr>
       </w:pPr>
-      <w:hyperlink w:anchor="_Toc236153030" w:history="1">
+      <w:hyperlink w:anchor="_Toc236167779" w:history="1">
         <w:r>
           <w:rPr>
             <w:rStyle w:val="Hyperlink"/>
@@ -1235,7 +1235,7 @@
             <w:noProof/>
             <w:webHidden/>
           </w:rPr>
-          <w:instrText xml:space="preserve"> PAGEREF _Toc236153030 \h </w:instrText>
+          <w:instrText xml:space="preserve"> PAGEREF _Toc236167779 \h </w:instrText>
         </w:r>
         <w:r>
           <w:rPr>
@@ -1277,7 +1277,7 @@
           <w:lang w:eastAsia="de-DE"/>
         </w:rPr>
       </w:pPr>
-      <w:hyperlink w:anchor="_Toc236153031" w:history="1">
+      <w:hyperlink w:anchor="_Toc236167780" w:history="1">
         <w:r>
           <w:rPr>
             <w:rStyle w:val="Hyperlink"/>
@@ -1304,7 +1304,7 @@
             <w:noProof/>
             <w:webHidden/>
           </w:rPr>
-          <w:instrText xml:space="preserve"> PAGEREF _Toc236153031 \h </w:instrText>
+          <w:instrText xml:space="preserve"> PAGEREF _Toc236167780 \h </w:instrText>
         </w:r>
         <w:r>
           <w:rPr>
@@ -1346,7 +1346,7 @@
           <w:lang w:eastAsia="de-DE"/>
         </w:rPr>
       </w:pPr>
-      <w:hyperlink w:anchor="_Toc236153032" w:history="1">
+      <w:hyperlink w:anchor="_Toc236167781" w:history="1">
         <w:r>
           <w:rPr>
             <w:rStyle w:val="Hyperlink"/>
@@ -1373,7 +1373,7 @@
             <w:noProof/>
             <w:webHidden/>
           </w:rPr>
-          <w:instrText xml:space="preserve"> PAGEREF _Toc236153032 \h </w:instrText>
+          <w:instrText xml:space="preserve"> PAGEREF _Toc236167781 \h </w:instrText>
         </w:r>
         <w:r>
           <w:rPr>
@@ -1415,7 +1415,7 @@
           <w:lang w:eastAsia="de-DE"/>
         </w:rPr>
       </w:pPr>
-      <w:hyperlink w:anchor="_Toc236153033" w:history="1">
+      <w:hyperlink w:anchor="_Toc236167782" w:history="1">
         <w:r>
           <w:rPr>
             <w:rStyle w:val="Hyperlink"/>
@@ -1442,7 +1442,7 @@
             <w:noProof/>
             <w:webHidden/>
           </w:rPr>
-          <w:instrText xml:space="preserve"> PAGEREF _Toc236153033 \h </w:instrText>
+          <w:instrText xml:space="preserve"> PAGEREF _Toc236167782 \h </w:instrText>
         </w:r>
         <w:r>
           <w:rPr>
@@ -1484,7 +1484,7 @@
           <w:lang w:eastAsia="de-DE"/>
         </w:rPr>
       </w:pPr>
-      <w:hyperlink w:anchor="_Toc236153034" w:history="1">
+      <w:hyperlink w:anchor="_Toc236167783" w:history="1">
         <w:r>
           <w:rPr>
             <w:rStyle w:val="Hyperlink"/>
@@ -1511,7 +1511,7 @@
             <w:noProof/>
             <w:webHidden/>
           </w:rPr>
-          <w:instrText xml:space="preserve"> PAGEREF _Toc236153034 \h </w:instrText>
+          <w:instrText xml:space="preserve"> PAGEREF _Toc236167783 \h </w:instrText>
         </w:r>
         <w:r>
           <w:rPr>
@@ -1553,7 +1553,7 @@
           <w:lang w:eastAsia="de-DE"/>
         </w:rPr>
       </w:pPr>
-      <w:hyperlink w:anchor="_Toc236153035" w:history="1">
+      <w:hyperlink w:anchor="_Toc236167784" w:history="1">
         <w:r>
           <w:rPr>
             <w:rStyle w:val="Hyperlink"/>
@@ -1580,7 +1580,7 @@
             <w:noProof/>
             <w:webHidden/>
           </w:rPr>
-          <w:instrText xml:space="preserve"> PAGEREF _Toc236153035 \h </w:instrText>
+          <w:instrText xml:space="preserve"> PAGEREF _Toc236167784 \h </w:instrText>
         </w:r>
         <w:r>
           <w:rPr>
@@ -1600,14 +1600,7 @@
             <w:noProof/>
             <w:webHidden/>
           </w:rPr>
-          <w:t>2</w:t>
-        </w:r>
-        <w:r>
-          <w:rPr>
-            <w:noProof/>
-            <w:webHidden/>
-          </w:rPr>
-          <w:t>1</w:t>
+          <w:t>21</w:t>
         </w:r>
         <w:r>
           <w:rPr>
@@ -1629,7 +1622,7 @@
           <w:lang w:eastAsia="de-DE"/>
         </w:rPr>
       </w:pPr>
-      <w:hyperlink w:anchor="_Toc236153036" w:history="1">
+      <w:hyperlink w:anchor="_Toc236167785" w:history="1">
         <w:r>
           <w:rPr>
             <w:rStyle w:val="Hyperlink"/>
@@ -1656,7 +1649,7 @@
             <w:noProof/>
             <w:webHidden/>
           </w:rPr>
-          <w:instrText xml:space="preserve"> PAGEREF _Toc236153036 \h </w:instrText>
+          <w:instrText xml:space="preserve"> PAGEREF _Toc236167785 \h </w:instrText>
         </w:r>
         <w:r>
           <w:rPr>
@@ -1698,13 +1691,13 @@
           <w:lang w:eastAsia="de-DE"/>
         </w:rPr>
       </w:pPr>
-      <w:hyperlink w:anchor="_Toc236153037" w:history="1">
+      <w:hyperlink w:anchor="_Toc236167786" w:history="1">
         <w:r>
           <w:rPr>
             <w:rStyle w:val="Hyperlink"/>
             <w:noProof/>
           </w:rPr>
-          <w:t>Funktion konstruieren: Kosten für eine Taxifahrt</w:t>
+          <w:t>Funktion konstruieren: Kosten für Tennisunterricht</w:t>
         </w:r>
         <w:r>
           <w:rPr>
@@ -1725,76 +1718,7 @@
             <w:noProof/>
             <w:webHidden/>
           </w:rPr>
-          <w:instrText xml:space="preserve"> PAGEREF _Toc236153037 \h </w:instrText>
-        </w:r>
-        <w:r>
-          <w:rPr>
-            <w:noProof/>
-            <w:webHidden/>
-          </w:rPr>
-        </w:r>
-        <w:r>
-          <w:rPr>
-            <w:noProof/>
-            <w:webHidden/>
-          </w:rPr>
-          <w:fldChar w:fldCharType="separate"/>
-        </w:r>
-        <w:r>
-          <w:rPr>
-            <w:noProof/>
-            <w:webHidden/>
-          </w:rPr>
-          <w:t>24</w:t>
-        </w:r>
-        <w:r>
-          <w:rPr>
-            <w:noProof/>
-            <w:webHidden/>
-          </w:rPr>
-          <w:fldChar w:fldCharType="end"/>
-        </w:r>
-      </w:hyperlink>
-    </w:p>
-    <w:p>
-      <w:pPr>
-        <w:pStyle w:val="Verzeichnis1"/>
-        <w:rPr>
-          <w:rFonts w:eastAsiaTheme="minorEastAsia"/>
-          <w:noProof/>
-          <w:sz w:val="24"/>
-          <w:szCs w:val="24"/>
-          <w:lang w:eastAsia="de-DE"/>
-        </w:rPr>
-      </w:pPr>
-      <w:hyperlink w:anchor="_Toc236153038" w:history="1">
-        <w:r>
-          <w:rPr>
-            <w:rStyle w:val="Hyperlink"/>
-            <w:noProof/>
-          </w:rPr>
-          <w:t>Klassen haben Eigenschaften und Methoden</w:t>
-        </w:r>
-        <w:r>
-          <w:rPr>
-            <w:noProof/>
-            <w:webHidden/>
-          </w:rPr>
-          <w:tab/>
-        </w:r>
-        <w:r>
-          <w:rPr>
-            <w:noProof/>
-            <w:webHidden/>
-          </w:rPr>
-          <w:fldChar w:fldCharType="begin"/>
-        </w:r>
-        <w:r>
-          <w:rPr>
-            <w:noProof/>
-            <w:webHidden/>
-          </w:rPr>
-          <w:instrText xml:space="preserve"> PAGEREF _Toc236153038 \h </w:instrText>
+          <w:instrText xml:space="preserve"> PAGEREF _Toc236167786 \h </w:instrText>
         </w:r>
         <w:r>
           <w:rPr>
@@ -1836,13 +1760,13 @@
           <w:lang w:eastAsia="de-DE"/>
         </w:rPr>
       </w:pPr>
-      <w:hyperlink w:anchor="_Toc236153039" w:history="1">
+      <w:hyperlink w:anchor="_Toc236167787" w:history="1">
         <w:r>
           <w:rPr>
             <w:rStyle w:val="Hyperlink"/>
             <w:noProof/>
           </w:rPr>
-          <w:t>Die Eltern-Klasse vererbt – die Kind-Klasse erbt</w:t>
+          <w:t>Klassen haben Eigenschaften und Methoden</w:t>
         </w:r>
         <w:r>
           <w:rPr>
@@ -1863,7 +1787,7 @@
             <w:noProof/>
             <w:webHidden/>
           </w:rPr>
-          <w:instrText xml:space="preserve"> PAGEREF _Toc236153039 \h </w:instrText>
+          <w:instrText xml:space="preserve"> PAGEREF _Toc236167787 \h </w:instrText>
         </w:r>
         <w:r>
           <w:rPr>
@@ -1905,13 +1829,13 @@
           <w:lang w:eastAsia="de-DE"/>
         </w:rPr>
       </w:pPr>
-      <w:hyperlink w:anchor="_Toc236153040" w:history="1">
+      <w:hyperlink w:anchor="_Toc236167788" w:history="1">
         <w:r>
           <w:rPr>
             <w:rStyle w:val="Hyperlink"/>
             <w:noProof/>
           </w:rPr>
-          <w:t>Roboter im Irrgarten: Wände bauen</w:t>
+          <w:t>Die Eltern-Klasse vererbt – die Kind-Klasse erbt</w:t>
         </w:r>
         <w:r>
           <w:rPr>
@@ -1932,7 +1856,7 @@
             <w:noProof/>
             <w:webHidden/>
           </w:rPr>
-          <w:instrText xml:space="preserve"> PAGEREF _Toc236153040 \h </w:instrText>
+          <w:instrText xml:space="preserve"> PAGEREF _Toc236167788 \h </w:instrText>
         </w:r>
         <w:r>
           <w:rPr>
@@ -1974,13 +1898,13 @@
           <w:lang w:eastAsia="de-DE"/>
         </w:rPr>
       </w:pPr>
-      <w:hyperlink w:anchor="_Toc236153041" w:history="1">
+      <w:hyperlink w:anchor="_Toc236167789" w:history="1">
         <w:r>
           <w:rPr>
             <w:rStyle w:val="Hyperlink"/>
             <w:noProof/>
           </w:rPr>
-          <w:t>Roboter im Irrgarten: Wände ablegen</w:t>
+          <w:t>Roboter im Irrgarten: Wände bauen</w:t>
         </w:r>
         <w:r>
           <w:rPr>
@@ -2001,7 +1925,7 @@
             <w:noProof/>
             <w:webHidden/>
           </w:rPr>
-          <w:instrText xml:space="preserve"> PAGEREF _Toc236153041 \h </w:instrText>
+          <w:instrText xml:space="preserve"> PAGEREF _Toc236167789 \h </w:instrText>
         </w:r>
         <w:r>
           <w:rPr>
@@ -2043,13 +1967,13 @@
           <w:lang w:eastAsia="de-DE"/>
         </w:rPr>
       </w:pPr>
-      <w:hyperlink w:anchor="_Toc236153042" w:history="1">
+      <w:hyperlink w:anchor="_Toc236167790" w:history="1">
         <w:r>
           <w:rPr>
             <w:rStyle w:val="Hyperlink"/>
             <w:noProof/>
           </w:rPr>
-          <w:t>Roboter im Irrgarten: Wände aus Datei lesen</w:t>
+          <w:t>Roboter im Irrgarten: Wände ablegen</w:t>
         </w:r>
         <w:r>
           <w:rPr>
@@ -2070,7 +1994,7 @@
             <w:noProof/>
             <w:webHidden/>
           </w:rPr>
-          <w:instrText xml:space="preserve"> PAGEREF _Toc236153042 \h </w:instrText>
+          <w:instrText xml:space="preserve"> PAGEREF _Toc236167790 \h </w:instrText>
         </w:r>
         <w:r>
           <w:rPr>
@@ -2112,13 +2036,13 @@
           <w:lang w:eastAsia="de-DE"/>
         </w:rPr>
       </w:pPr>
-      <w:hyperlink w:anchor="_Toc236153043" w:history="1">
+      <w:hyperlink w:anchor="_Toc236167791" w:history="1">
         <w:r>
           <w:rPr>
             <w:rStyle w:val="Hyperlink"/>
             <w:noProof/>
           </w:rPr>
-          <w:t>Roboter im Irrgarten: Schildkröte bewegen</w:t>
+          <w:t>Roboter im Irrgarten: Wände aus Datei lesen</w:t>
         </w:r>
         <w:r>
           <w:rPr>
@@ -2139,7 +2063,7 @@
             <w:noProof/>
             <w:webHidden/>
           </w:rPr>
-          <w:instrText xml:space="preserve"> PAGEREF _Toc236153043 \h </w:instrText>
+          <w:instrText xml:space="preserve"> PAGEREF _Toc236167791 \h </w:instrText>
         </w:r>
         <w:r>
           <w:rPr>
@@ -2181,13 +2105,13 @@
           <w:lang w:eastAsia="de-DE"/>
         </w:rPr>
       </w:pPr>
-      <w:hyperlink w:anchor="_Toc236153044" w:history="1">
+      <w:hyperlink w:anchor="_Toc236167792" w:history="1">
         <w:r>
           <w:rPr>
             <w:rStyle w:val="Hyperlink"/>
             <w:noProof/>
           </w:rPr>
-          <w:t>Roboter im Irrgarten: Schauen, gehen, drehen</w:t>
+          <w:t>Roboter im Irrgarten: Schildkröte bewegen</w:t>
         </w:r>
         <w:r>
           <w:rPr>
@@ -2208,7 +2132,7 @@
             <w:noProof/>
             <w:webHidden/>
           </w:rPr>
-          <w:instrText xml:space="preserve"> PAGEREF _Toc236153044 \h </w:instrText>
+          <w:instrText xml:space="preserve"> PAGEREF _Toc236167792 \h </w:instrText>
         </w:r>
         <w:r>
           <w:rPr>
@@ -2250,7 +2174,76 @@
           <w:lang w:eastAsia="de-DE"/>
         </w:rPr>
       </w:pPr>
-      <w:hyperlink w:anchor="_Toc236153045" w:history="1">
+      <w:hyperlink w:anchor="_Toc236167793" w:history="1">
+        <w:r>
+          <w:rPr>
+            <w:rStyle w:val="Hyperlink"/>
+            <w:noProof/>
+          </w:rPr>
+          <w:t>Roboter im Irrgarten: Schauen, gehen, drehen</w:t>
+        </w:r>
+        <w:r>
+          <w:rPr>
+            <w:noProof/>
+            <w:webHidden/>
+          </w:rPr>
+          <w:tab/>
+        </w:r>
+        <w:r>
+          <w:rPr>
+            <w:noProof/>
+            <w:webHidden/>
+          </w:rPr>
+          <w:fldChar w:fldCharType="begin"/>
+        </w:r>
+        <w:r>
+          <w:rPr>
+            <w:noProof/>
+            <w:webHidden/>
+          </w:rPr>
+          <w:instrText xml:space="preserve"> PAGEREF _Toc236167793 \h </w:instrText>
+        </w:r>
+        <w:r>
+          <w:rPr>
+            <w:noProof/>
+            <w:webHidden/>
+          </w:rPr>
+        </w:r>
+        <w:r>
+          <w:rPr>
+            <w:noProof/>
+            <w:webHidden/>
+          </w:rPr>
+          <w:fldChar w:fldCharType="separate"/>
+        </w:r>
+        <w:r>
+          <w:rPr>
+            <w:noProof/>
+            <w:webHidden/>
+          </w:rPr>
+          <w:t>32</w:t>
+        </w:r>
+        <w:r>
+          <w:rPr>
+            <w:noProof/>
+            <w:webHidden/>
+          </w:rPr>
+          <w:fldChar w:fldCharType="end"/>
+        </w:r>
+      </w:hyperlink>
+    </w:p>
+    <w:p>
+      <w:pPr>
+        <w:pStyle w:val="Verzeichnis1"/>
+        <w:rPr>
+          <w:rFonts w:eastAsiaTheme="minorEastAsia"/>
+          <w:noProof/>
+          <w:sz w:val="24"/>
+          <w:szCs w:val="24"/>
+          <w:lang w:eastAsia="de-DE"/>
+        </w:rPr>
+      </w:pPr>
+      <w:hyperlink w:anchor="_Toc236167794" w:history="1">
         <w:r>
           <w:rPr>
             <w:rStyle w:val="Hyperlink"/>
@@ -2277,76 +2270,7 @@
             <w:noProof/>
             <w:webHidden/>
           </w:rPr>
-          <w:instrText xml:space="preserve"> PAGEREF _Toc236153045 \h </w:instrText>
-        </w:r>
-        <w:r>
-          <w:rPr>
-            <w:noProof/>
-            <w:webHidden/>
-          </w:rPr>
-        </w:r>
-        <w:r>
-          <w:rPr>
-            <w:noProof/>
-            <w:webHidden/>
-          </w:rPr>
-          <w:fldChar w:fldCharType="separate"/>
-        </w:r>
-        <w:r>
-          <w:rPr>
-            <w:noProof/>
-            <w:webHidden/>
-          </w:rPr>
-          <w:t>34</w:t>
-        </w:r>
-        <w:r>
-          <w:rPr>
-            <w:noProof/>
-            <w:webHidden/>
-          </w:rPr>
-          <w:fldChar w:fldCharType="end"/>
-        </w:r>
-      </w:hyperlink>
-    </w:p>
-    <w:p>
-      <w:pPr>
-        <w:pStyle w:val="Verzeichnis1"/>
-        <w:rPr>
-          <w:rFonts w:eastAsiaTheme="minorEastAsia"/>
-          <w:noProof/>
-          <w:sz w:val="24"/>
-          <w:szCs w:val="24"/>
-          <w:lang w:eastAsia="de-DE"/>
-        </w:rPr>
-      </w:pPr>
-      <w:hyperlink w:anchor="_Toc236153046" w:history="1">
-        <w:r>
-          <w:rPr>
-            <w:rStyle w:val="Hyperlink"/>
-            <w:noProof/>
-          </w:rPr>
-          <w:t>Roboter im Irrgarten: Pledge-Algorithmus</w:t>
-        </w:r>
-        <w:r>
-          <w:rPr>
-            <w:noProof/>
-            <w:webHidden/>
-          </w:rPr>
-          <w:tab/>
-        </w:r>
-        <w:r>
-          <w:rPr>
-            <w:noProof/>
-            <w:webHidden/>
-          </w:rPr>
-          <w:fldChar w:fldCharType="begin"/>
-        </w:r>
-        <w:r>
-          <w:rPr>
-            <w:noProof/>
-            <w:webHidden/>
-          </w:rPr>
-          <w:instrText xml:space="preserve"> PAGEREF _Toc236153046 \h </w:instrText>
+          <w:instrText xml:space="preserve"> PAGEREF _Toc236167794 \h </w:instrText>
         </w:r>
         <w:r>
           <w:rPr>
@@ -2388,7 +2312,76 @@
           <w:lang w:eastAsia="de-DE"/>
         </w:rPr>
       </w:pPr>
-      <w:hyperlink w:anchor="_Toc236153047" w:history="1">
+      <w:hyperlink w:anchor="_Toc236167795" w:history="1">
+        <w:r>
+          <w:rPr>
+            <w:rStyle w:val="Hyperlink"/>
+            <w:noProof/>
+          </w:rPr>
+          <w:t>Roboter im Irrgarten: Pledge-Algorithmus</w:t>
+        </w:r>
+        <w:r>
+          <w:rPr>
+            <w:noProof/>
+            <w:webHidden/>
+          </w:rPr>
+          <w:tab/>
+        </w:r>
+        <w:r>
+          <w:rPr>
+            <w:noProof/>
+            <w:webHidden/>
+          </w:rPr>
+          <w:fldChar w:fldCharType="begin"/>
+        </w:r>
+        <w:r>
+          <w:rPr>
+            <w:noProof/>
+            <w:webHidden/>
+          </w:rPr>
+          <w:instrText xml:space="preserve"> PAGEREF _Toc236167795 \h </w:instrText>
+        </w:r>
+        <w:r>
+          <w:rPr>
+            <w:noProof/>
+            <w:webHidden/>
+          </w:rPr>
+        </w:r>
+        <w:r>
+          <w:rPr>
+            <w:noProof/>
+            <w:webHidden/>
+          </w:rPr>
+          <w:fldChar w:fldCharType="separate"/>
+        </w:r>
+        <w:r>
+          <w:rPr>
+            <w:noProof/>
+            <w:webHidden/>
+          </w:rPr>
+          <w:t>36</w:t>
+        </w:r>
+        <w:r>
+          <w:rPr>
+            <w:noProof/>
+            <w:webHidden/>
+          </w:rPr>
+          <w:fldChar w:fldCharType="end"/>
+        </w:r>
+      </w:hyperlink>
+    </w:p>
+    <w:p>
+      <w:pPr>
+        <w:pStyle w:val="Verzeichnis1"/>
+        <w:rPr>
+          <w:rFonts w:eastAsiaTheme="minorEastAsia"/>
+          <w:noProof/>
+          <w:sz w:val="24"/>
+          <w:szCs w:val="24"/>
+          <w:lang w:eastAsia="de-DE"/>
+        </w:rPr>
+      </w:pPr>
+      <w:hyperlink w:anchor="_Toc236167796" w:history="1">
         <w:r>
           <w:rPr>
             <w:rStyle w:val="Hyperlink"/>
@@ -2415,7 +2408,7 @@
             <w:noProof/>
             <w:webHidden/>
           </w:rPr>
-          <w:instrText xml:space="preserve"> PAGEREF _Toc236153047 \h </w:instrText>
+          <w:instrText xml:space="preserve"> PAGEREF _Toc236167796 \h </w:instrText>
         </w:r>
         <w:r>
           <w:rPr>
@@ -2435,7 +2428,7 @@
             <w:noProof/>
             <w:webHidden/>
           </w:rPr>
-          <w:t>37</w:t>
+          <w:t>38</w:t>
         </w:r>
         <w:r>
           <w:rPr>
@@ -2457,7 +2450,7 @@
           <w:lang w:eastAsia="de-DE"/>
         </w:rPr>
       </w:pPr>
-      <w:hyperlink w:anchor="_Toc236153048" w:history="1">
+      <w:hyperlink w:anchor="_Toc236167797" w:history="1">
         <w:r>
           <w:rPr>
             <w:rStyle w:val="Hyperlink"/>
@@ -2484,76 +2477,7 @@
             <w:noProof/>
             <w:webHidden/>
           </w:rPr>
-          <w:instrText xml:space="preserve"> PAGEREF _Toc236153048 \h </w:instrText>
-        </w:r>
-        <w:r>
-          <w:rPr>
-            <w:noProof/>
-            <w:webHidden/>
-          </w:rPr>
-        </w:r>
-        <w:r>
-          <w:rPr>
-            <w:noProof/>
-            <w:webHidden/>
-          </w:rPr>
-          <w:fldChar w:fldCharType="separate"/>
-        </w:r>
-        <w:r>
-          <w:rPr>
-            <w:noProof/>
-            <w:webHidden/>
-          </w:rPr>
-          <w:t>39</w:t>
-        </w:r>
-        <w:r>
-          <w:rPr>
-            <w:noProof/>
-            <w:webHidden/>
-          </w:rPr>
-          <w:fldChar w:fldCharType="end"/>
-        </w:r>
-      </w:hyperlink>
-    </w:p>
-    <w:p>
-      <w:pPr>
-        <w:pStyle w:val="Verzeichnis1"/>
-        <w:rPr>
-          <w:rFonts w:eastAsiaTheme="minorEastAsia"/>
-          <w:noProof/>
-          <w:sz w:val="24"/>
-          <w:szCs w:val="24"/>
-          <w:lang w:eastAsia="de-DE"/>
-        </w:rPr>
-      </w:pPr>
-      <w:hyperlink w:anchor="_Toc236153049" w:history="1">
-        <w:r>
-          <w:rPr>
-            <w:rStyle w:val="Hyperlink"/>
-            <w:noProof/>
-          </w:rPr>
-          <w:t>Auto im Gegenverkehr: Zusammenstoß melden</w:t>
-        </w:r>
-        <w:r>
-          <w:rPr>
-            <w:noProof/>
-            <w:webHidden/>
-          </w:rPr>
-          <w:tab/>
-        </w:r>
-        <w:r>
-          <w:rPr>
-            <w:noProof/>
-            <w:webHidden/>
-          </w:rPr>
-          <w:fldChar w:fldCharType="begin"/>
-        </w:r>
-        <w:r>
-          <w:rPr>
-            <w:noProof/>
-            <w:webHidden/>
-          </w:rPr>
-          <w:instrText xml:space="preserve"> PAGEREF _Toc236153049 \h </w:instrText>
+          <w:instrText xml:space="preserve"> PAGEREF _Toc236167797 \h </w:instrText>
         </w:r>
         <w:r>
           <w:rPr>
@@ -2595,7 +2519,76 @@
           <w:lang w:eastAsia="de-DE"/>
         </w:rPr>
       </w:pPr>
-      <w:hyperlink w:anchor="_Toc236153050" w:history="1">
+      <w:hyperlink w:anchor="_Toc236167798" w:history="1">
+        <w:r>
+          <w:rPr>
+            <w:rStyle w:val="Hyperlink"/>
+            <w:noProof/>
+          </w:rPr>
+          <w:t>Auto im Gegenverkehr: Zusammenstoß melden</w:t>
+        </w:r>
+        <w:r>
+          <w:rPr>
+            <w:noProof/>
+            <w:webHidden/>
+          </w:rPr>
+          <w:tab/>
+        </w:r>
+        <w:r>
+          <w:rPr>
+            <w:noProof/>
+            <w:webHidden/>
+          </w:rPr>
+          <w:fldChar w:fldCharType="begin"/>
+        </w:r>
+        <w:r>
+          <w:rPr>
+            <w:noProof/>
+            <w:webHidden/>
+          </w:rPr>
+          <w:instrText xml:space="preserve"> PAGEREF _Toc236167798 \h </w:instrText>
+        </w:r>
+        <w:r>
+          <w:rPr>
+            <w:noProof/>
+            <w:webHidden/>
+          </w:rPr>
+        </w:r>
+        <w:r>
+          <w:rPr>
+            <w:noProof/>
+            <w:webHidden/>
+          </w:rPr>
+          <w:fldChar w:fldCharType="separate"/>
+        </w:r>
+        <w:r>
+          <w:rPr>
+            <w:noProof/>
+            <w:webHidden/>
+          </w:rPr>
+          <w:t>41</w:t>
+        </w:r>
+        <w:r>
+          <w:rPr>
+            <w:noProof/>
+            <w:webHidden/>
+          </w:rPr>
+          <w:fldChar w:fldCharType="end"/>
+        </w:r>
+      </w:hyperlink>
+    </w:p>
+    <w:p>
+      <w:pPr>
+        <w:pStyle w:val="Verzeichnis1"/>
+        <w:rPr>
+          <w:rFonts w:eastAsiaTheme="minorEastAsia"/>
+          <w:noProof/>
+          <w:sz w:val="24"/>
+          <w:szCs w:val="24"/>
+          <w:lang w:eastAsia="de-DE"/>
+        </w:rPr>
+      </w:pPr>
+      <w:hyperlink w:anchor="_Toc236167799" w:history="1">
         <w:r>
           <w:rPr>
             <w:rStyle w:val="Hyperlink"/>
@@ -2622,76 +2615,7 @@
             <w:noProof/>
             <w:webHidden/>
           </w:rPr>
-          <w:instrText xml:space="preserve"> PAGEREF _Toc236153050 \h </w:instrText>
-        </w:r>
-        <w:r>
-          <w:rPr>
-            <w:noProof/>
-            <w:webHidden/>
-          </w:rPr>
-        </w:r>
-        <w:r>
-          <w:rPr>
-            <w:noProof/>
-            <w:webHidden/>
-          </w:rPr>
-          <w:fldChar w:fldCharType="separate"/>
-        </w:r>
-        <w:r>
-          <w:rPr>
-            <w:noProof/>
-            <w:webHidden/>
-          </w:rPr>
-          <w:t>42</w:t>
-        </w:r>
-        <w:r>
-          <w:rPr>
-            <w:noProof/>
-            <w:webHidden/>
-          </w:rPr>
-          <w:fldChar w:fldCharType="end"/>
-        </w:r>
-      </w:hyperlink>
-    </w:p>
-    <w:p>
-      <w:pPr>
-        <w:pStyle w:val="Verzeichnis1"/>
-        <w:rPr>
-          <w:rFonts w:eastAsiaTheme="minorEastAsia"/>
-          <w:noProof/>
-          <w:sz w:val="24"/>
-          <w:szCs w:val="24"/>
-          <w:lang w:eastAsia="de-DE"/>
-        </w:rPr>
-      </w:pPr>
-      <w:hyperlink w:anchor="_Toc236153051" w:history="1">
-        <w:r>
-          <w:rPr>
-            <w:rStyle w:val="Hyperlink"/>
-            <w:noProof/>
-          </w:rPr>
-          <w:t>Auto im Gegenverkehr: Straße und Sound</w:t>
-        </w:r>
-        <w:r>
-          <w:rPr>
-            <w:noProof/>
-            <w:webHidden/>
-          </w:rPr>
-          <w:tab/>
-        </w:r>
-        <w:r>
-          <w:rPr>
-            <w:noProof/>
-            <w:webHidden/>
-          </w:rPr>
-          <w:fldChar w:fldCharType="begin"/>
-        </w:r>
-        <w:r>
-          <w:rPr>
-            <w:noProof/>
-            <w:webHidden/>
-          </w:rPr>
-          <w:instrText xml:space="preserve"> PAGEREF _Toc236153051 \h </w:instrText>
+          <w:instrText xml:space="preserve"> PAGEREF _Toc236167799 \h </w:instrText>
         </w:r>
         <w:r>
           <w:rPr>
@@ -2733,13 +2657,13 @@
           <w:lang w:eastAsia="de-DE"/>
         </w:rPr>
       </w:pPr>
-      <w:hyperlink w:anchor="_Toc236153052" w:history="1">
+      <w:hyperlink w:anchor="_Toc236167800" w:history="1">
         <w:r>
           <w:rPr>
             <w:rStyle w:val="Hyperlink"/>
             <w:noProof/>
           </w:rPr>
-          <w:t>Ein Dinosaurier überquert die Straße</w:t>
+          <w:t>Auto im Gegenverkehr: Straße und Sound</w:t>
         </w:r>
         <w:r>
           <w:rPr>
@@ -2760,7 +2684,7 @@
             <w:noProof/>
             <w:webHidden/>
           </w:rPr>
-          <w:instrText xml:space="preserve"> PAGEREF _Toc236153052 \h </w:instrText>
+          <w:instrText xml:space="preserve"> PAGEREF _Toc236167800 \h </w:instrText>
         </w:r>
         <w:r>
           <w:rPr>
@@ -2802,13 +2726,13 @@
           <w:lang w:eastAsia="de-DE"/>
         </w:rPr>
       </w:pPr>
-      <w:hyperlink w:anchor="_Toc236153053" w:history="1">
+      <w:hyperlink w:anchor="_Toc236167801" w:history="1">
         <w:r>
           <w:rPr>
             <w:rStyle w:val="Hyperlink"/>
             <w:noProof/>
           </w:rPr>
-          <w:t>MicroPython und ESP32: Hardware und Software</w:t>
+          <w:t>Ein Dinosaurier überquert die Straße</w:t>
         </w:r>
         <w:r>
           <w:rPr>
@@ -2829,7 +2753,7 @@
             <w:noProof/>
             <w:webHidden/>
           </w:rPr>
-          <w:instrText xml:space="preserve"> PAGEREF _Toc236153053 \h </w:instrText>
+          <w:instrText xml:space="preserve"> PAGEREF _Toc236167801 \h </w:instrText>
         </w:r>
         <w:r>
           <w:rPr>
@@ -2871,13 +2795,13 @@
           <w:lang w:eastAsia="de-DE"/>
         </w:rPr>
       </w:pPr>
-      <w:hyperlink w:anchor="_Toc236153054" w:history="1">
+      <w:hyperlink w:anchor="_Toc236167802" w:history="1">
         <w:r>
           <w:rPr>
             <w:rStyle w:val="Hyperlink"/>
             <w:noProof/>
           </w:rPr>
-          <w:t>Displays, Töne, Aktoren</w:t>
+          <w:t>MicroPython und ESP32: Hardware und Software</w:t>
         </w:r>
         <w:r>
           <w:rPr>
@@ -2898,7 +2822,7 @@
             <w:noProof/>
             <w:webHidden/>
           </w:rPr>
-          <w:instrText xml:space="preserve"> PAGEREF _Toc236153054 \h </w:instrText>
+          <w:instrText xml:space="preserve"> PAGEREF _Toc236167802 \h </w:instrText>
         </w:r>
         <w:r>
           <w:rPr>
@@ -2940,13 +2864,13 @@
           <w:lang w:eastAsia="de-DE"/>
         </w:rPr>
       </w:pPr>
-      <w:hyperlink w:anchor="_Toc236153055" w:history="1">
+      <w:hyperlink w:anchor="_Toc236167803" w:history="1">
         <w:r>
           <w:rPr>
             <w:rStyle w:val="Hyperlink"/>
             <w:noProof/>
           </w:rPr>
-          <w:t>Sensoren</w:t>
+          <w:t>Displays, Töne, Aktoren</w:t>
         </w:r>
         <w:r>
           <w:rPr>
@@ -2967,7 +2891,7 @@
             <w:noProof/>
             <w:webHidden/>
           </w:rPr>
-          <w:instrText xml:space="preserve"> PAGEREF _Toc236153055 \h </w:instrText>
+          <w:instrText xml:space="preserve"> PAGEREF _Toc236167803 \h </w:instrText>
         </w:r>
         <w:r>
           <w:rPr>
@@ -3009,13 +2933,13 @@
           <w:lang w:eastAsia="de-DE"/>
         </w:rPr>
       </w:pPr>
-      <w:hyperlink w:anchor="_Toc236153056" w:history="1">
+      <w:hyperlink w:anchor="_Toc236167804" w:history="1">
         <w:r>
           <w:rPr>
             <w:rStyle w:val="Hyperlink"/>
             <w:noProof/>
           </w:rPr>
-          <w:t>Einparkhilfe</w:t>
+          <w:t>Sensoren</w:t>
         </w:r>
         <w:r>
           <w:rPr>
@@ -3036,7 +2960,7 @@
             <w:noProof/>
             <w:webHidden/>
           </w:rPr>
-          <w:instrText xml:space="preserve"> PAGEREF _Toc236153056 \h </w:instrText>
+          <w:instrText xml:space="preserve"> PAGEREF _Toc236167804 \h </w:instrText>
         </w:r>
         <w:r>
           <w:rPr>
@@ -3078,13 +3002,13 @@
           <w:lang w:eastAsia="de-DE"/>
         </w:rPr>
       </w:pPr>
-      <w:hyperlink w:anchor="_Toc236153057" w:history="1">
+      <w:hyperlink w:anchor="_Toc236167805" w:history="1">
         <w:r>
           <w:rPr>
             <w:rStyle w:val="Hyperlink"/>
             <w:noProof/>
           </w:rPr>
-          <w:t>Quellen</w:t>
+          <w:t>Einparkhilfe</w:t>
         </w:r>
         <w:r>
           <w:rPr>
@@ -3105,7 +3029,7 @@
             <w:noProof/>
             <w:webHidden/>
           </w:rPr>
-          <w:instrText xml:space="preserve"> PAGEREF _Toc236153057 \h </w:instrText>
+          <w:instrText xml:space="preserve"> PAGEREF _Toc236167805 \h </w:instrText>
         </w:r>
         <w:r>
           <w:rPr>
@@ -3137,6 +3061,75 @@
       </w:hyperlink>
     </w:p>
     <w:p>
+      <w:pPr>
+        <w:pStyle w:val="Verzeichnis1"/>
+        <w:rPr>
+          <w:rFonts w:eastAsiaTheme="minorEastAsia"/>
+          <w:noProof/>
+          <w:sz w:val="24"/>
+          <w:szCs w:val="24"/>
+          <w:lang w:eastAsia="de-DE"/>
+        </w:rPr>
+      </w:pPr>
+      <w:hyperlink w:anchor="_Toc236167806" w:history="1">
+        <w:r>
+          <w:rPr>
+            <w:rStyle w:val="Hyperlink"/>
+            <w:noProof/>
+          </w:rPr>
+          <w:t>Quellen</w:t>
+        </w:r>
+        <w:r>
+          <w:rPr>
+            <w:noProof/>
+            <w:webHidden/>
+          </w:rPr>
+          <w:tab/>
+        </w:r>
+        <w:r>
+          <w:rPr>
+            <w:noProof/>
+            <w:webHidden/>
+          </w:rPr>
+          <w:fldChar w:fldCharType="begin"/>
+        </w:r>
+        <w:r>
+          <w:rPr>
+            <w:noProof/>
+            <w:webHidden/>
+          </w:rPr>
+          <w:instrText xml:space="preserve"> PAGEREF _Toc236167806 \h </w:instrText>
+        </w:r>
+        <w:r>
+          <w:rPr>
+            <w:noProof/>
+            <w:webHidden/>
+          </w:rPr>
+        </w:r>
+        <w:r>
+          <w:rPr>
+            <w:noProof/>
+            <w:webHidden/>
+          </w:rPr>
+          <w:fldChar w:fldCharType="separate"/>
+        </w:r>
+        <w:r>
+          <w:rPr>
+            <w:noProof/>
+            <w:webHidden/>
+          </w:rPr>
+          <w:t>50</w:t>
+        </w:r>
+        <w:r>
+          <w:rPr>
+            <w:noProof/>
+            <w:webHidden/>
+          </w:rPr>
+          <w:fldChar w:fldCharType="end"/>
+        </w:r>
+      </w:hyperlink>
+    </w:p>
+    <w:p>
       <w:r>
         <w:fldChar w:fldCharType="end"/>
       </w:r>
@@ -3158,7 +3151,7 @@
       <w:pPr>
         <w:pStyle w:val="berschrift1"/>
       </w:pPr>
-      <w:bookmarkStart w:id="65" w:name="_Toc236153018"/>
+      <w:bookmarkStart w:id="65" w:name="_Toc236167767"/>
       <w:r>
         <w:lastRenderedPageBreak/>
         <w:t xml:space="preserve">Programmzeilen </w:t>
@@ -4587,7 +4580,7 @@
       </w:pPr>
       <w:bookmarkStart w:id="77" w:name="_Toc196339509"/>
       <w:bookmarkStart w:id="78" w:name="_Toc196339878"/>
-      <w:bookmarkStart w:id="79" w:name="_Toc236153019"/>
+      <w:bookmarkStart w:id="79" w:name="_Toc236167768"/>
       <w:r>
         <w:lastRenderedPageBreak/>
         <w:t>Mit der IDLE Shell rechnen</w:t>
@@ -6168,7 +6161,7 @@
       </w:pPr>
       <w:bookmarkStart w:id="88" w:name="_Toc196339514"/>
       <w:bookmarkStart w:id="89" w:name="_Toc196339883"/>
-      <w:bookmarkStart w:id="90" w:name="_Toc236153020"/>
+      <w:bookmarkStart w:id="90" w:name="_Toc236167769"/>
       <w:r>
         <w:lastRenderedPageBreak/>
         <w:t>M</w:t>
@@ -7186,7 +7179,7 @@
       <w:pPr>
         <w:pStyle w:val="berschrift1"/>
       </w:pPr>
-      <w:bookmarkStart w:id="97" w:name="_Toc236153021"/>
+      <w:bookmarkStart w:id="97" w:name="_Toc236167770"/>
       <w:r>
         <w:lastRenderedPageBreak/>
         <w:t xml:space="preserve">Mit dem IDLE Editor ein </w:t>
@@ -7835,7 +7828,7 @@
       </w:pPr>
       <w:bookmarkStart w:id="98" w:name="_Toc196339519"/>
       <w:bookmarkStart w:id="99" w:name="_Toc196339888"/>
-      <w:bookmarkStart w:id="100" w:name="_Toc236153022"/>
+      <w:bookmarkStart w:id="100" w:name="_Toc236167771"/>
       <w:r>
         <w:lastRenderedPageBreak/>
         <w:t>E</w:t>
@@ -8939,7 +8932,7 @@
       </w:pPr>
       <w:bookmarkStart w:id="111" w:name="_Toc196339525"/>
       <w:bookmarkStart w:id="112" w:name="_Toc196339894"/>
-      <w:bookmarkStart w:id="113" w:name="_Toc236153023"/>
+      <w:bookmarkStart w:id="113" w:name="_Toc236167772"/>
       <w:r>
         <w:t xml:space="preserve">Ein </w:t>
       </w:r>
@@ -9421,7 +9414,7 @@
       <w:pPr>
         <w:pStyle w:val="berschrift1"/>
       </w:pPr>
-      <w:bookmarkStart w:id="118" w:name="_Toc236153024"/>
+      <w:bookmarkStart w:id="118" w:name="_Toc236167773"/>
       <w:r>
         <w:lastRenderedPageBreak/>
         <w:t>Ein Dictionary speichert Paare von Schlüssel und Wert</w:t>
@@ -10527,7 +10520,7 @@
       <w:pPr>
         <w:pStyle w:val="berschrift1"/>
       </w:pPr>
-      <w:bookmarkStart w:id="119" w:name="_Toc236153025"/>
+      <w:bookmarkStart w:id="119" w:name="_Toc236167774"/>
       <w:r>
         <w:lastRenderedPageBreak/>
         <w:t>Der Computer fragt …</w:t>
@@ -11520,7 +11513,7 @@
       <w:pPr>
         <w:pStyle w:val="berschrift1"/>
       </w:pPr>
-      <w:bookmarkStart w:id="120" w:name="_Toc236153026"/>
+      <w:bookmarkStart w:id="120" w:name="_Toc236167775"/>
       <w:r>
         <w:lastRenderedPageBreak/>
         <w:t>Dein Wörterbuch lernt …</w:t>
@@ -12255,7 +12248,7 @@
       <w:pPr>
         <w:pStyle w:val="berschrift1"/>
       </w:pPr>
-      <w:bookmarkStart w:id="121" w:name="_Toc236153027"/>
+      <w:bookmarkStart w:id="121" w:name="_Toc236167776"/>
       <w:r>
         <w:lastRenderedPageBreak/>
         <w:t>Der Computer unterscheidet zwischen "wahr" und "falsch"</w:t>
@@ -13322,7 +13315,7 @@
       <w:pPr>
         <w:pStyle w:val="berschrift1"/>
       </w:pPr>
-      <w:bookmarkStart w:id="122" w:name="_Toc236153028"/>
+      <w:bookmarkStart w:id="122" w:name="_Toc236167777"/>
       <w:r>
         <w:lastRenderedPageBreak/>
         <w:t>Der Computer unterscheidet Fälle</w:t>
@@ -14112,7 +14105,7 @@
       <w:pPr>
         <w:pStyle w:val="berschrift1"/>
       </w:pPr>
-      <w:bookmarkStart w:id="123" w:name="_Toc236153029"/>
+      <w:bookmarkStart w:id="123" w:name="_Toc236167778"/>
       <w:r>
         <w:lastRenderedPageBreak/>
         <w:t>Solange die Beding</w:t>
@@ -15566,11 +15559,11 @@
         <w:br w:type="page"/>
       </w:r>
     </w:p>
-    <w:bookmarkStart w:id="124" w:name="_Toc236153030"/>
     <w:p>
       <w:pPr>
         <w:pStyle w:val="berschrift1"/>
       </w:pPr>
+      <w:bookmarkStart w:id="124" w:name="_Toc236167779"/>
       <w:r>
         <w:rPr>
           <w:noProof/>
@@ -16513,7 +16506,7 @@
       <w:pPr>
         <w:pStyle w:val="berschrift1"/>
       </w:pPr>
-      <w:bookmarkStart w:id="125" w:name="_Toc236153031"/>
+      <w:bookmarkStart w:id="125" w:name="_Toc236167780"/>
       <w:r>
         <w:lastRenderedPageBreak/>
         <w:t xml:space="preserve">Funktionen </w:t>
@@ -16917,7 +16910,7 @@
       <w:pPr>
         <w:pStyle w:val="berschrift1"/>
       </w:pPr>
-      <w:bookmarkStart w:id="126" w:name="_Toc236153032"/>
+      <w:bookmarkStart w:id="126" w:name="_Toc236167781"/>
       <w:r>
         <w:lastRenderedPageBreak/>
         <w:t xml:space="preserve">Funktionen </w:t>
@@ -18617,7 +18610,7 @@
       <w:pPr>
         <w:pStyle w:val="berschrift1"/>
       </w:pPr>
-      <w:bookmarkStart w:id="127" w:name="_Toc236153033"/>
+      <w:bookmarkStart w:id="127" w:name="_Toc236167782"/>
       <w:r>
         <w:lastRenderedPageBreak/>
         <w:t xml:space="preserve">Funktionen </w:t>
@@ -20276,7 +20269,7 @@
       <w:pPr>
         <w:pStyle w:val="berschrift1"/>
       </w:pPr>
-      <w:bookmarkStart w:id="128" w:name="_Toc236153034"/>
+      <w:bookmarkStart w:id="128" w:name="_Toc236167783"/>
       <w:r>
         <w:rPr>
           <w:noProof/>
@@ -20763,7 +20756,7 @@
       <w:pPr>
         <w:pStyle w:val="berschrift1"/>
       </w:pPr>
-      <w:bookmarkStart w:id="129" w:name="_Toc236153035"/>
+      <w:bookmarkStart w:id="129" w:name="_Toc236167784"/>
       <w:r>
         <w:lastRenderedPageBreak/>
         <w:t>Funktion konstruieren</w:t>
@@ -21053,7 +21046,13 @@
         <w:contextualSpacing w:val="0"/>
       </w:pPr>
       <w:r>
-        <w:t>Die ersten Zeilen im Editor-Fenster beschreiben, was das Programm tut</w:t>
+        <w:t>Die erste Zeile im Editor-Fenster beschreib</w:t>
+      </w:r>
+      <w:r>
+        <w:t>t</w:t>
+      </w:r>
+      <w:r>
+        <w:t>, was das Programm tut</w:t>
       </w:r>
       <w:r>
         <w:t>:</w:t>
@@ -21811,7 +21810,7 @@
       <w:pPr>
         <w:pStyle w:val="berschrift1"/>
       </w:pPr>
-      <w:bookmarkStart w:id="130" w:name="_Toc236153036"/>
+      <w:bookmarkStart w:id="130" w:name="_Toc236167785"/>
       <w:r>
         <w:lastRenderedPageBreak/>
         <w:t xml:space="preserve">Funktion </w:t>
@@ -21834,2520 +21833,2071 @@
       </w:r>
     </w:p>
     <w:p>
-      <w:pPr>
-        <w:pStyle w:val="berschrift3"/>
-      </w:pPr>
-      <w:r>
-        <w:t>Aufgabe: Tabelle drucken</w:t>
-      </w:r>
-    </w:p>
-    <w:p>
-      <w:r>
-        <w:t xml:space="preserve">Wir wollen in Großbritannien einkaufen. Die Preise sind dort in britischen Pfund (GBP) angegeben. Wir müssen also umrechnen. </w:t>
-      </w:r>
-    </w:p>
-    <w:p>
+      <w:r>
+        <w:rPr>
+          <w:noProof/>
+        </w:rPr>
+        <mc:AlternateContent>
+          <mc:Choice Requires="wps">
+            <w:drawing>
+              <wp:anchor distT="45720" distB="45720" distL="114300" distR="114300" simplePos="0" relativeHeight="251703296" behindDoc="0" locked="0" layoutInCell="1" allowOverlap="1" wp14:anchorId="78AC1045" wp14:editId="50461701">
+                <wp:simplePos x="0" y="0"/>
+                <wp:positionH relativeFrom="column">
+                  <wp:posOffset>1087451</wp:posOffset>
+                </wp:positionH>
+                <wp:positionV relativeFrom="paragraph">
+                  <wp:posOffset>95416</wp:posOffset>
+                </wp:positionV>
+                <wp:extent cx="2360930" cy="1404620"/>
+                <wp:effectExtent l="0" t="0" r="8890" b="0"/>
+                <wp:wrapSquare wrapText="bothSides"/>
+                <wp:docPr id="1429572054" name="Textfeld 2"/>
+                <wp:cNvGraphicFramePr>
+                  <a:graphicFrameLocks xmlns:a="http://schemas.openxmlformats.org/drawingml/2006/main"/>
+                </wp:cNvGraphicFramePr>
+                <a:graphic xmlns:a="http://schemas.openxmlformats.org/drawingml/2006/main">
+                  <a:graphicData uri="http://schemas.microsoft.com/office/word/2010/wordprocessingShape">
+                    <wps:wsp>
+                      <wps:cNvSpPr txBox="1">
+                        <a:spLocks noChangeArrowheads="1"/>
+                      </wps:cNvSpPr>
+                      <wps:spPr bwMode="auto">
+                        <a:xfrm>
+                          <a:off x="0" y="0"/>
+                          <a:ext cx="2360930" cy="1404620"/>
+                        </a:xfrm>
+                        <a:prstGeom prst="rect">
+                          <a:avLst/>
+                        </a:prstGeom>
+                        <a:solidFill>
+                          <a:srgbClr val="FFFFFF"/>
+                        </a:solidFill>
+                        <a:ln w="9525">
+                          <a:noFill/>
+                          <a:miter lim="800000"/>
+                          <a:headEnd/>
+                          <a:tailEnd/>
+                        </a:ln>
+                      </wps:spPr>
+                      <wps:txbx>
+                        <w:txbxContent>
+                          <w:p>
+                            <w:pPr>
+                              <w:pStyle w:val="berschrift3"/>
+                              <w:spacing w:before="0"/>
+                            </w:pPr>
+                            <w:r>
+                              <w:t>GBP in EUR umrechnen!</w:t>
+                            </w:r>
+                          </w:p>
+                        </w:txbxContent>
+                      </wps:txbx>
+                      <wps:bodyPr rot="0" vert="horz" wrap="square" lIns="91440" tIns="45720" rIns="91440" bIns="45720" anchor="t" anchorCtr="0">
+                        <a:spAutoFit/>
+                      </wps:bodyPr>
+                    </wps:wsp>
+                  </a:graphicData>
+                </a:graphic>
+                <wp14:sizeRelH relativeFrom="margin">
+                  <wp14:pctWidth>40000</wp14:pctWidth>
+                </wp14:sizeRelH>
+                <wp14:sizeRelV relativeFrom="margin">
+                  <wp14:pctHeight>20000</wp14:pctHeight>
+                </wp14:sizeRelV>
+              </wp:anchor>
+            </w:drawing>
+          </mc:Choice>
+          <mc:Fallback>
+            <w:pict>
+              <v:shape w14:anchorId="78AC1045" id="_x0000_s1047" type="#_x0000_t202" style="position:absolute;margin-left:85.65pt;margin-top:7.5pt;width:185.9pt;height:110.6pt;z-index:251703296;visibility:visible;mso-wrap-style:square;mso-width-percent:400;mso-height-percent:200;mso-wrap-distance-left:9pt;mso-wrap-distance-top:3.6pt;mso-wrap-distance-right:9pt;mso-wrap-distance-bottom:3.6pt;mso-position-horizontal:absolute;mso-position-horizontal-relative:text;mso-position-vertical:absolute;mso-position-vertical-relative:text;mso-width-percent:400;mso-height-percent:200;mso-width-relative:margin;mso-height-relative:margin;v-text-anchor:top" o:gfxdata="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" stroked="f">
+                <v:textbox style="mso-fit-shape-to-text:t">
+                  <w:txbxContent>
+                    <w:p>
+                      <w:pPr>
+                        <w:pStyle w:val="berschrift3"/>
+                        <w:spacing w:before="0"/>
+                      </w:pPr>
+                      <w:r>
+                        <w:t>GBP in EUR umrechnen!</w:t>
+                      </w:r>
+                    </w:p>
+                  </w:txbxContent>
+                </v:textbox>
+                <w10:wrap type="square"/>
+              </v:shape>
+            </w:pict>
+          </mc:Fallback>
+        </mc:AlternateContent>
+      </w:r>
+      <w:r>
+        <w:rPr>
+          <w:noProof/>
+        </w:rPr>
+        <w:drawing>
+          <wp:inline distT="0" distB="0" distL="0" distR="0" wp14:anchorId="685564DA" wp14:editId="785F61C8">
+            <wp:extent cx="612250" cy="612250"/>
+            <wp:effectExtent l="0" t="0" r="0" b="0"/>
+            <wp:docPr id="441979473" name="Grafik 22" descr="Münzen"/>
+            <wp:cNvGraphicFramePr>
+              <a:graphicFrameLocks xmlns:a="http://schemas.openxmlformats.org/drawingml/2006/main" noChangeAspect="1"/>
+            </wp:cNvGraphicFramePr>
+            <a:graphic xmlns:a="http://schemas.openxmlformats.org/drawingml/2006/main">
+              <a:graphicData uri="http://schemas.openxmlformats.org/drawingml/2006/picture">
+                <pic:pic xmlns:pic="http://schemas.openxmlformats.org/drawingml/2006/picture">
+                  <pic:nvPicPr>
+                    <pic:cNvPr id="441979473" name="Grafik 441979473" descr="Münzen"/>
+                    <pic:cNvPicPr/>
+                  </pic:nvPicPr>
+                  <pic:blipFill>
+                    <a:blip r:embed="rId44">
+                      <a:extLst>
+                        <a:ext uri="{96DAC541-7B7A-43D3-8B79-37D633B846F1}">
+                          <asvg:svgBlip xmlns:asvg="http://schemas.microsoft.com/office/drawing/2016/SVG/main" r:embed="rId45"/>
+                        </a:ext>
+                      </a:extLst>
+                    </a:blip>
+                    <a:stretch>
+                      <a:fillRect/>
+                    </a:stretch>
+                  </pic:blipFill>
+                  <pic:spPr>
+                    <a:xfrm>
+                      <a:off x="0" y="0"/>
+                      <a:ext cx="615839" cy="615839"/>
+                    </a:xfrm>
+                    <a:prstGeom prst="rect">
+                      <a:avLst/>
+                    </a:prstGeom>
+                  </pic:spPr>
+                </pic:pic>
+              </a:graphicData>
+            </a:graphic>
+          </wp:inline>
+        </w:drawing>
+      </w:r>
+    </w:p>
+    <w:p>
+      <w:pPr>
+        <w:pBdr>
+          <w:top w:val="single" w:sz="4" w:space="1" w:color="auto"/>
+          <w:left w:val="single" w:sz="4" w:space="4" w:color="auto"/>
+          <w:bottom w:val="single" w:sz="4" w:space="1" w:color="auto"/>
+          <w:right w:val="single" w:sz="4" w:space="4" w:color="auto"/>
+        </w:pBdr>
+      </w:pPr>
+      <w:r>
+        <w:t>Du möchtest</w:t>
+      </w:r>
+      <w:r>
+        <w:t xml:space="preserve"> in Großbritannien einkaufen. Die Preise sind dort in britischen Pfund (GBP) angegeben. </w:t>
+      </w:r>
+      <w:r>
+        <w:br/>
+      </w:r>
+      <w:r>
+        <w:t>Du musst</w:t>
+      </w:r>
+      <w:r>
+        <w:t xml:space="preserve"> also umrechnen. </w:t>
+      </w:r>
+    </w:p>
+    <w:p>
+      <w:pPr>
+        <w:pBdr>
+          <w:top w:val="single" w:sz="4" w:space="1" w:color="auto"/>
+          <w:left w:val="single" w:sz="4" w:space="4" w:color="auto"/>
+          <w:bottom w:val="single" w:sz="4" w:space="1" w:color="auto"/>
+          <w:right w:val="single" w:sz="4" w:space="4" w:color="auto"/>
+        </w:pBdr>
+        <w:spacing w:before="240"/>
+      </w:pPr>
       <w:r>
         <w:t xml:space="preserve">Schreibe </w:t>
       </w:r>
       <w:r>
-        <w:t>ein Programm, das eine Umrechnungstabelle GBP in EUR druckt. Der Kurs ist: 1 GBP = 1,21 EUR</w:t>
-      </w:r>
-    </w:p>
-    <w:p>
-      <w:r>
-        <w:t xml:space="preserve">Die Tabelle soll von 0 GBP bis 10 GBP in Schritten von 0.50 GBP gehen. </w:t>
-      </w:r>
-    </w:p>
-    <w:p>
-      <w:r>
-        <w:t xml:space="preserve">Vervollständige das Programm. </w:t>
-      </w:r>
-    </w:p>
-    <w:p>
-      <w:r>
-        <w:t xml:space="preserve">Starte das Programm und beurteile die print-Ausgabe. </w:t>
+        <w:t>ein Programm, das eine</w:t>
+      </w:r>
+      <w:r>
+        <w:t xml:space="preserve"> </w:t>
+      </w:r>
+      <w:r>
+        <w:t>Umrechnungstabelle</w:t>
+      </w:r>
+      <w:r>
+        <w:t xml:space="preserve"> druckt.</w:t>
+      </w:r>
+      <w:r>
+        <w:t xml:space="preserve"> </w:t>
+      </w:r>
+      <w:r>
+        <w:t xml:space="preserve">In der Tabelle stehen links die Preise in GBP und rechts die zugehörigen Preise in EUR. </w:t>
+      </w:r>
+      <w:r>
+        <w:t xml:space="preserve">Die Tabelle </w:t>
+      </w:r>
+      <w:r>
+        <w:t>geht</w:t>
+      </w:r>
+      <w:r>
+        <w:t xml:space="preserve"> von 0 GBP bis 10 GBP in Schritten von 0.50 GBP.</w:t>
+      </w:r>
+    </w:p>
+    <w:p>
+      <w:pPr>
+        <w:pBdr>
+          <w:top w:val="single" w:sz="4" w:space="1" w:color="auto"/>
+          <w:left w:val="single" w:sz="4" w:space="4" w:color="auto"/>
+          <w:bottom w:val="single" w:sz="4" w:space="1" w:color="auto"/>
+          <w:right w:val="single" w:sz="4" w:space="4" w:color="auto"/>
+        </w:pBdr>
+        <w:spacing w:before="240"/>
+      </w:pPr>
+      <w:r>
+        <w:t xml:space="preserve">Der Umrechnungskurs ist </w:t>
+      </w:r>
+      <w:r>
+        <w:t>1 GBP = 1,17 EUR</w:t>
+      </w:r>
+      <w:r>
+        <w:t>.</w:t>
+      </w:r>
+    </w:p>
+    <w:p>
+      <w:pPr>
+        <w:spacing w:before="240"/>
+      </w:pPr>
+      <w:r>
+        <w:t>Du löst die Aufgabe mit der Konstruktionsanleitung.</w:t>
+      </w:r>
+    </w:p>
+    <w:p>
+      <w:pPr>
+        <w:pStyle w:val="Listenabsatz"/>
+        <w:numPr>
+          <w:ilvl w:val="0"/>
+          <w:numId w:val="39"/>
+        </w:numPr>
+        <w:spacing w:before="120"/>
+        <w:contextualSpacing w:val="0"/>
+      </w:pPr>
+      <w:r>
+        <w:t xml:space="preserve">Mit dem Menüpunkt </w:t>
+      </w:r>
+      <w:r>
+        <w:rPr>
+          <w:b/>
+          <w:bCs/>
+        </w:rPr>
+        <w:t>File/ New File</w:t>
+      </w:r>
+      <w:r>
+        <w:t xml:space="preserve"> erzeugst du ein leeres Editor-Fenster mit dem Titel "untitled".</w:t>
+      </w:r>
+      <w:r>
+        <w:t xml:space="preserve"> </w:t>
+      </w:r>
+    </w:p>
+    <w:p>
+      <w:pPr>
+        <w:pStyle w:val="Listenabsatz"/>
+        <w:numPr>
+          <w:ilvl w:val="0"/>
+          <w:numId w:val="39"/>
+        </w:numPr>
+        <w:spacing w:before="120"/>
+        <w:ind w:left="714" w:hanging="357"/>
+        <w:contextualSpacing w:val="0"/>
+      </w:pPr>
+      <w:r>
+        <w:t>Die erste Zeile im Editor-Fenster beschreib</w:t>
+      </w:r>
+      <w:r>
+        <w:t>t</w:t>
+      </w:r>
+      <w:r>
+        <w:t>, was das Programm tut:</w:t>
+      </w:r>
+    </w:p>
+    <w:p>
+      <w:r>
+        <w:drawing>
+          <wp:inline distT="0" distB="0" distL="0" distR="0" wp14:anchorId="20E81DC1" wp14:editId="4A1DCDCC">
+            <wp:extent cx="6645910" cy="151130"/>
+            <wp:effectExtent l="0" t="0" r="2540" b="1270"/>
+            <wp:docPr id="719171635" name="Grafik 1"/>
+            <wp:cNvGraphicFramePr>
+              <a:graphicFrameLocks xmlns:a="http://schemas.openxmlformats.org/drawingml/2006/main" noChangeAspect="1"/>
+            </wp:cNvGraphicFramePr>
+            <a:graphic xmlns:a="http://schemas.openxmlformats.org/drawingml/2006/main">
+              <a:graphicData uri="http://schemas.openxmlformats.org/drawingml/2006/picture">
+                <pic:pic xmlns:pic="http://schemas.openxmlformats.org/drawingml/2006/picture">
+                  <pic:nvPicPr>
+                    <pic:cNvPr id="719171635" name=""/>
+                    <pic:cNvPicPr/>
+                  </pic:nvPicPr>
+                  <pic:blipFill>
+                    <a:blip r:embed="rId46"/>
+                    <a:stretch>
+                      <a:fillRect/>
+                    </a:stretch>
+                  </pic:blipFill>
+                  <pic:spPr>
+                    <a:xfrm>
+                      <a:off x="0" y="0"/>
+                      <a:ext cx="6645910" cy="151130"/>
+                    </a:xfrm>
+                    <a:prstGeom prst="rect">
+                      <a:avLst/>
+                    </a:prstGeom>
+                  </pic:spPr>
+                </pic:pic>
+              </a:graphicData>
+            </a:graphic>
+          </wp:inline>
+        </w:drawing>
+      </w:r>
+    </w:p>
+    <w:p>
+      <w:pPr>
+        <w:pStyle w:val="Listenabsatz"/>
+        <w:numPr>
+          <w:ilvl w:val="0"/>
+          <w:numId w:val="39"/>
+        </w:numPr>
+        <w:spacing w:before="120"/>
+        <w:ind w:left="714" w:hanging="357"/>
+        <w:contextualSpacing w:val="0"/>
+      </w:pPr>
+      <w:r>
+        <w:t xml:space="preserve">Du schreibst eine Funktion, die </w:t>
+      </w:r>
+      <w:r>
+        <w:t>GBP in EUR umrechnet</w:t>
+      </w:r>
+      <w:r>
+        <w:t xml:space="preserve">. Beginne mit </w:t>
+      </w:r>
+      <w:r>
+        <w:rPr>
+          <w:b/>
+          <w:bCs/>
+        </w:rPr>
+        <w:t>Punkt 1</w:t>
+      </w:r>
+      <w:r>
+        <w:t xml:space="preserve"> der </w:t>
+      </w:r>
+      <w:r>
+        <w:t>Konstruktionsanleitung</w:t>
+      </w:r>
+      <w:r>
+        <w:t xml:space="preserve">: </w:t>
+      </w:r>
+      <w:r>
+        <w:rPr>
+          <w:b/>
+          <w:bCs/>
+        </w:rPr>
+        <w:t>Kurzbeschreibung</w:t>
+      </w:r>
+      <w:r>
+        <w:t xml:space="preserve">. </w:t>
+      </w:r>
+    </w:p>
+    <w:p>
+      <w:r>
+        <w:drawing>
+          <wp:inline distT="0" distB="0" distL="0" distR="0" wp14:anchorId="60920DE9" wp14:editId="7656CE8C">
+            <wp:extent cx="6645910" cy="309880"/>
+            <wp:effectExtent l="0" t="0" r="2540" b="0"/>
+            <wp:docPr id="1825523214" name="Grafik 1"/>
+            <wp:cNvGraphicFramePr>
+              <a:graphicFrameLocks xmlns:a="http://schemas.openxmlformats.org/drawingml/2006/main" noChangeAspect="1"/>
+            </wp:cNvGraphicFramePr>
+            <a:graphic xmlns:a="http://schemas.openxmlformats.org/drawingml/2006/main">
+              <a:graphicData uri="http://schemas.openxmlformats.org/drawingml/2006/picture">
+                <pic:pic xmlns:pic="http://schemas.openxmlformats.org/drawingml/2006/picture">
+                  <pic:nvPicPr>
+                    <pic:cNvPr id="1825523214" name=""/>
+                    <pic:cNvPicPr/>
+                  </pic:nvPicPr>
+                  <pic:blipFill>
+                    <a:blip r:embed="rId47"/>
+                    <a:stretch>
+                      <a:fillRect/>
+                    </a:stretch>
+                  </pic:blipFill>
+                  <pic:spPr>
+                    <a:xfrm>
+                      <a:off x="0" y="0"/>
+                      <a:ext cx="6645910" cy="309880"/>
+                    </a:xfrm>
+                    <a:prstGeom prst="rect">
+                      <a:avLst/>
+                    </a:prstGeom>
+                  </pic:spPr>
+                </pic:pic>
+              </a:graphicData>
+            </a:graphic>
+          </wp:inline>
+        </w:drawing>
+      </w:r>
+    </w:p>
+    <w:p>
+      <w:pPr>
+        <w:pStyle w:val="Listenabsatz"/>
+        <w:numPr>
+          <w:ilvl w:val="0"/>
+          <w:numId w:val="39"/>
+        </w:numPr>
+        <w:spacing w:before="120"/>
+        <w:contextualSpacing w:val="0"/>
+      </w:pPr>
+      <w:r>
+        <w:rPr>
+          <w:b/>
+          <w:bCs/>
+        </w:rPr>
+        <w:t xml:space="preserve">Punkt 2 </w:t>
+      </w:r>
+      <w:r>
+        <w:t xml:space="preserve">der Konstruktionsanleitung ist die </w:t>
+      </w:r>
+      <w:r>
+        <w:rPr>
+          <w:b/>
+          <w:bCs/>
+        </w:rPr>
+        <w:t>Datenanalyse</w:t>
+      </w:r>
+      <w:r>
+        <w:t>. Was ist der Input der Funktion, was ist der Output der Funktion:</w:t>
+      </w:r>
+    </w:p>
+    <w:p>
+      <w:r>
+        <w:drawing>
+          <wp:inline distT="0" distB="0" distL="0" distR="0" wp14:anchorId="01D39F40" wp14:editId="1EB3192A">
+            <wp:extent cx="6645910" cy="507365"/>
+            <wp:effectExtent l="0" t="0" r="2540" b="6985"/>
+            <wp:docPr id="145419786" name="Grafik 1"/>
+            <wp:cNvGraphicFramePr>
+              <a:graphicFrameLocks xmlns:a="http://schemas.openxmlformats.org/drawingml/2006/main" noChangeAspect="1"/>
+            </wp:cNvGraphicFramePr>
+            <a:graphic xmlns:a="http://schemas.openxmlformats.org/drawingml/2006/main">
+              <a:graphicData uri="http://schemas.openxmlformats.org/drawingml/2006/picture">
+                <pic:pic xmlns:pic="http://schemas.openxmlformats.org/drawingml/2006/picture">
+                  <pic:nvPicPr>
+                    <pic:cNvPr id="145419786" name=""/>
+                    <pic:cNvPicPr/>
+                  </pic:nvPicPr>
+                  <pic:blipFill>
+                    <a:blip r:embed="rId48"/>
+                    <a:stretch>
+                      <a:fillRect/>
+                    </a:stretch>
+                  </pic:blipFill>
+                  <pic:spPr>
+                    <a:xfrm>
+                      <a:off x="0" y="0"/>
+                      <a:ext cx="6645910" cy="507365"/>
+                    </a:xfrm>
+                    <a:prstGeom prst="rect">
+                      <a:avLst/>
+                    </a:prstGeom>
+                  </pic:spPr>
+                </pic:pic>
+              </a:graphicData>
+            </a:graphic>
+          </wp:inline>
+        </w:drawing>
+      </w:r>
+    </w:p>
+    <w:p>
+      <w:pPr>
+        <w:pStyle w:val="Listenabsatz"/>
+        <w:numPr>
+          <w:ilvl w:val="0"/>
+          <w:numId w:val="34"/>
+        </w:numPr>
+        <w:spacing w:before="120"/>
+        <w:ind w:left="714" w:hanging="357"/>
+        <w:contextualSpacing w:val="0"/>
+      </w:pPr>
+      <w:r>
+        <w:rPr>
+          <w:b/>
+          <w:bCs/>
+        </w:rPr>
+        <w:t xml:space="preserve">Punkt 3 </w:t>
+      </w:r>
+      <w:r>
+        <w:t xml:space="preserve">der Konstruktionsanleitung ist: </w:t>
+      </w:r>
+      <w:r>
+        <w:rPr>
+          <w:b/>
+          <w:bCs/>
+        </w:rPr>
+        <w:t>Funktion definieren</w:t>
+      </w:r>
+      <w:r>
+        <w:t xml:space="preserve"> </w:t>
+      </w:r>
+      <w:r>
+        <w:rPr>
+          <w:highlight w:val="cyan"/>
+        </w:rPr>
+        <w:t>Name</w:t>
+      </w:r>
+      <w:r>
+        <w:t xml:space="preserve"> – </w:t>
+      </w:r>
+      <w:r>
+        <w:rPr>
+          <w:highlight w:val="yellow"/>
+        </w:rPr>
+        <w:t>Input: Datentyp</w:t>
+      </w:r>
+      <w:r>
+        <w:t xml:space="preserve"> – </w:t>
+      </w:r>
+      <w:r>
+        <w:rPr>
+          <w:highlight w:val="green"/>
+        </w:rPr>
+        <w:t>Output: Datentyp</w:t>
+      </w:r>
+    </w:p>
+    <w:p>
+      <w:r>
+        <w:drawing>
+          <wp:inline distT="0" distB="0" distL="0" distR="0" wp14:anchorId="53D68AD4" wp14:editId="11411F0F">
+            <wp:extent cx="6645910" cy="300990"/>
+            <wp:effectExtent l="0" t="0" r="2540" b="3810"/>
+            <wp:docPr id="326120537" name="Grafik 1"/>
+            <wp:cNvGraphicFramePr>
+              <a:graphicFrameLocks xmlns:a="http://schemas.openxmlformats.org/drawingml/2006/main" noChangeAspect="1"/>
+            </wp:cNvGraphicFramePr>
+            <a:graphic xmlns:a="http://schemas.openxmlformats.org/drawingml/2006/main">
+              <a:graphicData uri="http://schemas.openxmlformats.org/drawingml/2006/picture">
+                <pic:pic xmlns:pic="http://schemas.openxmlformats.org/drawingml/2006/picture">
+                  <pic:nvPicPr>
+                    <pic:cNvPr id="326120537" name=""/>
+                    <pic:cNvPicPr/>
+                  </pic:nvPicPr>
+                  <pic:blipFill>
+                    <a:blip r:embed="rId49"/>
+                    <a:stretch>
+                      <a:fillRect/>
+                    </a:stretch>
+                  </pic:blipFill>
+                  <pic:spPr>
+                    <a:xfrm>
+                      <a:off x="0" y="0"/>
+                      <a:ext cx="6645910" cy="300990"/>
+                    </a:xfrm>
+                    <a:prstGeom prst="rect">
+                      <a:avLst/>
+                    </a:prstGeom>
+                  </pic:spPr>
+                </pic:pic>
+              </a:graphicData>
+            </a:graphic>
+          </wp:inline>
+        </w:drawing>
+      </w:r>
+    </w:p>
+    <w:p>
+      <w:pPr>
+        <w:pStyle w:val="Listenabsatz"/>
+        <w:numPr>
+          <w:ilvl w:val="0"/>
+          <w:numId w:val="34"/>
+        </w:numPr>
+        <w:spacing w:before="120"/>
+        <w:ind w:left="714" w:hanging="357"/>
+        <w:contextualSpacing w:val="0"/>
+      </w:pPr>
+      <w:r>
+        <w:rPr>
+          <w:b/>
+          <w:bCs/>
+        </w:rPr>
+        <w:t>Punkt 4</w:t>
+      </w:r>
+      <w:r>
+        <w:t xml:space="preserve"> der Konstruktionsanleitung ist der </w:t>
+      </w:r>
+      <w:r>
+        <w:rPr>
+          <w:b/>
+          <w:bCs/>
+        </w:rPr>
+        <w:t>Funktionsrumpf</w:t>
+      </w:r>
+      <w:r>
+        <w:t xml:space="preserve">: </w:t>
+      </w:r>
+    </w:p>
+    <w:p>
+      <w:r>
+        <w:drawing>
+          <wp:inline distT="0" distB="0" distL="0" distR="0" wp14:anchorId="56150044" wp14:editId="34D9D956">
+            <wp:extent cx="6645910" cy="271145"/>
+            <wp:effectExtent l="0" t="0" r="2540" b="0"/>
+            <wp:docPr id="1645020210" name="Grafik 1"/>
+            <wp:cNvGraphicFramePr>
+              <a:graphicFrameLocks xmlns:a="http://schemas.openxmlformats.org/drawingml/2006/main" noChangeAspect="1"/>
+            </wp:cNvGraphicFramePr>
+            <a:graphic xmlns:a="http://schemas.openxmlformats.org/drawingml/2006/main">
+              <a:graphicData uri="http://schemas.openxmlformats.org/drawingml/2006/picture">
+                <pic:pic xmlns:pic="http://schemas.openxmlformats.org/drawingml/2006/picture">
+                  <pic:nvPicPr>
+                    <pic:cNvPr id="1645020210" name=""/>
+                    <pic:cNvPicPr/>
+                  </pic:nvPicPr>
+                  <pic:blipFill>
+                    <a:blip r:embed="rId50"/>
+                    <a:stretch>
+                      <a:fillRect/>
+                    </a:stretch>
+                  </pic:blipFill>
+                  <pic:spPr>
+                    <a:xfrm>
+                      <a:off x="0" y="0"/>
+                      <a:ext cx="6645910" cy="271145"/>
+                    </a:xfrm>
+                    <a:prstGeom prst="rect">
+                      <a:avLst/>
+                    </a:prstGeom>
+                  </pic:spPr>
+                </pic:pic>
+              </a:graphicData>
+            </a:graphic>
+          </wp:inline>
+        </w:drawing>
+      </w:r>
+    </w:p>
+    <w:p>
+      <w:pPr>
+        <w:pStyle w:val="Listenabsatz"/>
+        <w:numPr>
+          <w:ilvl w:val="0"/>
+          <w:numId w:val="34"/>
+        </w:numPr>
+        <w:spacing w:before="120"/>
+        <w:ind w:left="714" w:hanging="357"/>
+        <w:contextualSpacing w:val="0"/>
+      </w:pPr>
+      <w:r>
+        <w:rPr>
+          <w:b/>
+          <w:bCs/>
+        </w:rPr>
+        <w:t>Punkt 5</w:t>
+      </w:r>
+      <w:r>
+        <w:t xml:space="preserve"> der Konstruktionsanleitung ist: </w:t>
+      </w:r>
+      <w:r>
+        <w:rPr>
+          <w:b/>
+          <w:bCs/>
+        </w:rPr>
+        <w:t>Ergebnisse prüfen.</w:t>
+      </w:r>
+      <w:r>
+        <w:t xml:space="preserve"> </w:t>
+      </w:r>
+      <w:r>
+        <w:br/>
+      </w:r>
+      <w:r>
+        <w:t>Dazu</w:t>
+      </w:r>
+      <w:r>
+        <w:t xml:space="preserve"> leg</w:t>
+      </w:r>
+      <w:r>
+        <w:t xml:space="preserve">st </w:t>
+      </w:r>
+      <w:r>
+        <w:t>du</w:t>
+      </w:r>
+      <w:r>
+        <w:t xml:space="preserve"> die Input-Liste </w:t>
+      </w:r>
+      <w:r>
+        <w:rPr>
+          <w:rFonts w:ascii="Courier New" w:hAnsi="Courier New" w:cs="Courier New"/>
+        </w:rPr>
+        <w:t>gbp_liste</w:t>
+      </w:r>
+      <w:r>
+        <w:t xml:space="preserve"> an und füll</w:t>
+      </w:r>
+      <w:r>
+        <w:t xml:space="preserve">st </w:t>
+      </w:r>
+      <w:r>
+        <w:t xml:space="preserve">sie mit Zahlen von 0 bis 10 in Schritten von 0.5. </w:t>
+      </w:r>
+      <w:r>
+        <w:br/>
+        <w:t xml:space="preserve">Und du legst eine leere Output-Liste </w:t>
+      </w:r>
+      <w:r>
+        <w:rPr>
+          <w:rFonts w:ascii="Courier New" w:hAnsi="Courier New" w:cs="Courier New"/>
+        </w:rPr>
+        <w:t>eur_liste</w:t>
+      </w:r>
+      <w:r>
+        <w:rPr>
+          <w:rFonts w:cstheme="minorHAnsi"/>
+        </w:rPr>
+        <w:t xml:space="preserve"> </w:t>
+      </w:r>
+      <w:r>
+        <w:t xml:space="preserve">an. </w:t>
+      </w:r>
+    </w:p>
+    <w:p>
+      <w:r>
+        <w:drawing>
+          <wp:inline distT="0" distB="0" distL="0" distR="0" wp14:anchorId="3B0AE5FC" wp14:editId="215C61F5">
+            <wp:extent cx="6645910" cy="1005205"/>
+            <wp:effectExtent l="0" t="0" r="2540" b="4445"/>
+            <wp:docPr id="1165422497" name="Grafik 1"/>
+            <wp:cNvGraphicFramePr>
+              <a:graphicFrameLocks xmlns:a="http://schemas.openxmlformats.org/drawingml/2006/main" noChangeAspect="1"/>
+            </wp:cNvGraphicFramePr>
+            <a:graphic xmlns:a="http://schemas.openxmlformats.org/drawingml/2006/main">
+              <a:graphicData uri="http://schemas.openxmlformats.org/drawingml/2006/picture">
+                <pic:pic xmlns:pic="http://schemas.openxmlformats.org/drawingml/2006/picture">
+                  <pic:nvPicPr>
+                    <pic:cNvPr id="1165422497" name=""/>
+                    <pic:cNvPicPr/>
+                  </pic:nvPicPr>
+                  <pic:blipFill>
+                    <a:blip r:embed="rId51"/>
+                    <a:stretch>
+                      <a:fillRect/>
+                    </a:stretch>
+                  </pic:blipFill>
+                  <pic:spPr>
+                    <a:xfrm>
+                      <a:off x="0" y="0"/>
+                      <a:ext cx="6645910" cy="1005205"/>
+                    </a:xfrm>
+                    <a:prstGeom prst="rect">
+                      <a:avLst/>
+                    </a:prstGeom>
+                  </pic:spPr>
+                </pic:pic>
+              </a:graphicData>
+            </a:graphic>
+          </wp:inline>
+        </w:drawing>
+      </w:r>
+    </w:p>
+    <w:p>
+      <w:pPr>
+        <w:spacing w:before="120"/>
+        <w:ind w:left="708"/>
+      </w:pPr>
+      <w:r>
+        <w:t xml:space="preserve">Danach rufst du die Funktion für jedes Element in </w:t>
+      </w:r>
+      <w:r>
+        <w:rPr>
+          <w:rFonts w:ascii="Courier New" w:hAnsi="Courier New" w:cs="Courier New"/>
+        </w:rPr>
+        <w:t>gbp_liste</w:t>
+      </w:r>
+      <w:r>
+        <w:t xml:space="preserve"> auf und hängst den Output der Funktion an </w:t>
+      </w:r>
+      <w:r>
+        <w:rPr>
+          <w:rFonts w:ascii="Courier New" w:hAnsi="Courier New" w:cs="Courier New"/>
+        </w:rPr>
+        <w:t>eur_liste</w:t>
+      </w:r>
+      <w:r>
+        <w:rPr>
+          <w:rFonts w:cstheme="minorHAnsi"/>
+        </w:rPr>
+        <w:t xml:space="preserve"> </w:t>
+      </w:r>
+      <w:r>
+        <w:t>an.</w:t>
+      </w:r>
+    </w:p>
+    <w:p>
+      <w:pPr>
+        <w:spacing w:before="120"/>
+      </w:pPr>
+      <w:r>
+        <w:drawing>
+          <wp:inline distT="0" distB="0" distL="0" distR="0" wp14:anchorId="6587937A" wp14:editId="60F4A047">
+            <wp:extent cx="6645910" cy="405130"/>
+            <wp:effectExtent l="0" t="0" r="2540" b="0"/>
+            <wp:docPr id="228148064" name="Grafik 1"/>
+            <wp:cNvGraphicFramePr>
+              <a:graphicFrameLocks xmlns:a="http://schemas.openxmlformats.org/drawingml/2006/main" noChangeAspect="1"/>
+            </wp:cNvGraphicFramePr>
+            <a:graphic xmlns:a="http://schemas.openxmlformats.org/drawingml/2006/main">
+              <a:graphicData uri="http://schemas.openxmlformats.org/drawingml/2006/picture">
+                <pic:pic xmlns:pic="http://schemas.openxmlformats.org/drawingml/2006/picture">
+                  <pic:nvPicPr>
+                    <pic:cNvPr id="228148064" name=""/>
+                    <pic:cNvPicPr/>
+                  </pic:nvPicPr>
+                  <pic:blipFill>
+                    <a:blip r:embed="rId52"/>
+                    <a:stretch>
+                      <a:fillRect/>
+                    </a:stretch>
+                  </pic:blipFill>
+                  <pic:spPr>
+                    <a:xfrm>
+                      <a:off x="0" y="0"/>
+                      <a:ext cx="6645910" cy="405130"/>
+                    </a:xfrm>
+                    <a:prstGeom prst="rect">
+                      <a:avLst/>
+                    </a:prstGeom>
+                  </pic:spPr>
+                </pic:pic>
+              </a:graphicData>
+            </a:graphic>
+          </wp:inline>
+        </w:drawing>
+      </w:r>
+    </w:p>
+    <w:p/>
+    <w:p/>
+    <w:p>
+      <w:pPr>
+        <w:spacing w:before="120"/>
+        <w:ind w:left="708"/>
+      </w:pPr>
+      <w:r>
+        <w:lastRenderedPageBreak/>
+        <w:t xml:space="preserve">Dann musst du noch die Tabelle drucken. Zuerst druckst du die Überschrift. Danach nimmst du mit </w:t>
+      </w:r>
+      <w:r>
+        <w:rPr>
+          <w:rFonts w:ascii="Courier New" w:hAnsi="Courier New" w:cs="Courier New"/>
+        </w:rPr>
+        <w:t>zip(gbp_liste, eur_liste)</w:t>
+      </w:r>
+      <w:r>
+        <w:t xml:space="preserve">ein Tupel mit einem Element aus </w:t>
+      </w:r>
+      <w:r>
+        <w:t>jeder</w:t>
+      </w:r>
+      <w:r>
+        <w:t xml:space="preserve"> Liste</w:t>
+      </w:r>
+      <w:r>
+        <w:t>F</w:t>
+      </w:r>
+      <w:r>
+        <w:t xml:space="preserve"> und druckst es. </w:t>
+      </w:r>
+    </w:p>
+    <w:p>
+      <w:r>
+        <w:drawing>
+          <wp:inline distT="0" distB="0" distL="0" distR="0" wp14:anchorId="3025A7FD" wp14:editId="3F6245BC">
+            <wp:extent cx="6645910" cy="554355"/>
+            <wp:effectExtent l="0" t="0" r="2540" b="0"/>
+            <wp:docPr id="813126621" name="Grafik 1"/>
+            <wp:cNvGraphicFramePr>
+              <a:graphicFrameLocks xmlns:a="http://schemas.openxmlformats.org/drawingml/2006/main" noChangeAspect="1"/>
+            </wp:cNvGraphicFramePr>
+            <a:graphic xmlns:a="http://schemas.openxmlformats.org/drawingml/2006/main">
+              <a:graphicData uri="http://schemas.openxmlformats.org/drawingml/2006/picture">
+                <pic:pic xmlns:pic="http://schemas.openxmlformats.org/drawingml/2006/picture">
+                  <pic:nvPicPr>
+                    <pic:cNvPr id="813126621" name=""/>
+                    <pic:cNvPicPr/>
+                  </pic:nvPicPr>
+                  <pic:blipFill>
+                    <a:blip r:embed="rId53"/>
+                    <a:stretch>
+                      <a:fillRect/>
+                    </a:stretch>
+                  </pic:blipFill>
+                  <pic:spPr>
+                    <a:xfrm>
+                      <a:off x="0" y="0"/>
+                      <a:ext cx="6645910" cy="554355"/>
+                    </a:xfrm>
+                    <a:prstGeom prst="rect">
+                      <a:avLst/>
+                    </a:prstGeom>
+                  </pic:spPr>
+                </pic:pic>
+              </a:graphicData>
+            </a:graphic>
+          </wp:inline>
+        </w:drawing>
+      </w:r>
+    </w:p>
+    <w:p>
+      <w:pPr>
+        <w:pStyle w:val="Listenabsatz"/>
+        <w:numPr>
+          <w:ilvl w:val="0"/>
+          <w:numId w:val="34"/>
+        </w:numPr>
+        <w:spacing w:before="240"/>
+        <w:contextualSpacing w:val="0"/>
+      </w:pPr>
+      <w:r>
+        <w:t xml:space="preserve">Speichere den Inhalt mit dem Menüpunkt </w:t>
+      </w:r>
+      <w:r>
+        <w:rPr>
+          <w:b/>
+          <w:bCs/>
+        </w:rPr>
+        <w:t>File/ Save</w:t>
+      </w:r>
+      <w:r>
+        <w:t xml:space="preserve"> unter dem Dateinamen "</w:t>
+      </w:r>
+      <w:r>
+        <w:t>gbp_in_eur</w:t>
+      </w:r>
+      <w:r>
+        <w:t>" im Ordner Python/</w:t>
+      </w:r>
+      <w:r>
+        <w:t xml:space="preserve"> 10_Aufgaben_mit_Funktionen_loesen</w:t>
+      </w:r>
+    </w:p>
+    <w:p>
+      <w:pPr>
+        <w:pStyle w:val="Listenabsatz"/>
+        <w:numPr>
+          <w:ilvl w:val="0"/>
+          <w:numId w:val="34"/>
+        </w:numPr>
+        <w:spacing w:before="240"/>
+        <w:contextualSpacing w:val="0"/>
+      </w:pPr>
+      <w:r>
+        <w:rPr>
+          <w:noProof/>
+        </w:rPr>
+        <w:drawing>
+          <wp:anchor distT="0" distB="0" distL="114300" distR="114300" simplePos="0" relativeHeight="251704320" behindDoc="0" locked="0" layoutInCell="1" allowOverlap="1" wp14:anchorId="5777230F" wp14:editId="484F64B7">
+            <wp:simplePos x="0" y="0"/>
+            <wp:positionH relativeFrom="column">
+              <wp:posOffset>116840</wp:posOffset>
+            </wp:positionH>
+            <wp:positionV relativeFrom="page">
+              <wp:posOffset>2936240</wp:posOffset>
+            </wp:positionV>
+            <wp:extent cx="314325" cy="314325"/>
+            <wp:effectExtent l="0" t="0" r="9525" b="9525"/>
+            <wp:wrapTopAndBottom/>
+            <wp:docPr id="952567181" name="Grafik 24" descr="Trauriges Gesicht ohne Füllung"/>
+            <wp:cNvGraphicFramePr>
+              <a:graphicFrameLocks xmlns:a="http://schemas.openxmlformats.org/drawingml/2006/main" noChangeAspect="1"/>
+            </wp:cNvGraphicFramePr>
+            <a:graphic xmlns:a="http://schemas.openxmlformats.org/drawingml/2006/main">
+              <a:graphicData uri="http://schemas.openxmlformats.org/drawingml/2006/picture">
+                <pic:pic xmlns:pic="http://schemas.openxmlformats.org/drawingml/2006/picture">
+                  <pic:nvPicPr>
+                    <pic:cNvPr id="952567181" name="Grafik 952567181" descr="Trauriges Gesicht ohne Füllung"/>
+                    <pic:cNvPicPr/>
+                  </pic:nvPicPr>
+                  <pic:blipFill>
+                    <a:blip r:embed="rId54">
+                      <a:extLst>
+                        <a:ext uri="{96DAC541-7B7A-43D3-8B79-37D633B846F1}">
+                          <asvg:svgBlip xmlns:asvg="http://schemas.microsoft.com/office/drawing/2016/SVG/main" r:embed="rId55"/>
+                        </a:ext>
+                      </a:extLst>
+                    </a:blip>
+                    <a:stretch>
+                      <a:fillRect/>
+                    </a:stretch>
+                  </pic:blipFill>
+                  <pic:spPr>
+                    <a:xfrm flipH="1">
+                      <a:off x="0" y="0"/>
+                      <a:ext cx="314325" cy="314325"/>
+                    </a:xfrm>
+                    <a:prstGeom prst="rect">
+                      <a:avLst/>
+                    </a:prstGeom>
+                  </pic:spPr>
+                </pic:pic>
+              </a:graphicData>
+            </a:graphic>
+          </wp:anchor>
+        </w:drawing>
+      </w:r>
+      <w:r>
+        <w:rPr>
+          <w:noProof/>
+        </w:rPr>
+        <mc:AlternateContent>
+          <mc:Choice Requires="wps">
+            <w:drawing>
+              <wp:anchor distT="45720" distB="45720" distL="114300" distR="114300" simplePos="0" relativeHeight="251706368" behindDoc="0" locked="0" layoutInCell="1" allowOverlap="1" wp14:anchorId="5C579FF7" wp14:editId="6C6537B9">
+                <wp:simplePos x="0" y="0"/>
+                <wp:positionH relativeFrom="column">
+                  <wp:posOffset>464185</wp:posOffset>
+                </wp:positionH>
+                <wp:positionV relativeFrom="paragraph">
+                  <wp:posOffset>564251</wp:posOffset>
+                </wp:positionV>
+                <wp:extent cx="5720080" cy="1404620"/>
+                <wp:effectExtent l="0" t="0" r="0" b="7620"/>
+                <wp:wrapSquare wrapText="bothSides"/>
+                <wp:docPr id="1399765640" name="Textfeld 2"/>
+                <wp:cNvGraphicFramePr>
+                  <a:graphicFrameLocks xmlns:a="http://schemas.openxmlformats.org/drawingml/2006/main"/>
+                </wp:cNvGraphicFramePr>
+                <a:graphic xmlns:a="http://schemas.openxmlformats.org/drawingml/2006/main">
+                  <a:graphicData uri="http://schemas.microsoft.com/office/word/2010/wordprocessingShape">
+                    <wps:wsp>
+                      <wps:cNvSpPr txBox="1">
+                        <a:spLocks noChangeArrowheads="1"/>
+                      </wps:cNvSpPr>
+                      <wps:spPr bwMode="auto">
+                        <a:xfrm>
+                          <a:off x="0" y="0"/>
+                          <a:ext cx="5720080" cy="1404620"/>
+                        </a:xfrm>
+                        <a:prstGeom prst="rect">
+                          <a:avLst/>
+                        </a:prstGeom>
+                        <a:solidFill>
+                          <a:srgbClr val="FFFFFF"/>
+                        </a:solidFill>
+                        <a:ln w="9525">
+                          <a:noFill/>
+                          <a:miter lim="800000"/>
+                          <a:headEnd/>
+                          <a:tailEnd/>
+                        </a:ln>
+                      </wps:spPr>
+                      <wps:txbx>
+                        <w:txbxContent>
+                          <w:p>
+                            <w:r>
+                              <w:t>Die Tabelle ist unschön. Die Preise stehen nicht unter den Überschriften</w:t>
+                            </w:r>
+                            <w:r>
+                              <w:t>. D</w:t>
+                            </w:r>
+                            <w:r>
+                              <w:t xml:space="preserve">ie Dezimalzahlen haben mehr als 2 Stellen nach dem Komma. </w:t>
+                            </w:r>
+                          </w:p>
+                        </w:txbxContent>
+                      </wps:txbx>
+                      <wps:bodyPr rot="0" vert="horz" wrap="square" lIns="91440" tIns="45720" rIns="91440" bIns="45720" anchor="t" anchorCtr="0">
+                        <a:spAutoFit/>
+                      </wps:bodyPr>
+                    </wps:wsp>
+                  </a:graphicData>
+                </a:graphic>
+                <wp14:sizeRelH relativeFrom="margin">
+                  <wp14:pctWidth>0</wp14:pctWidth>
+                </wp14:sizeRelH>
+                <wp14:sizeRelV relativeFrom="margin">
+                  <wp14:pctHeight>20000</wp14:pctHeight>
+                </wp14:sizeRelV>
+              </wp:anchor>
+            </w:drawing>
+          </mc:Choice>
+          <mc:Fallback>
+            <w:pict>
+              <v:shape w14:anchorId="5C579FF7" id="_x0000_s1048" type="#_x0000_t202" style="position:absolute;left:0;text-align:left;margin-left:36.55pt;margin-top:44.45pt;width:450.4pt;height:110.6pt;z-index:251706368;visibility:visible;mso-wrap-style:square;mso-width-percent:0;mso-height-percent:200;mso-wrap-distance-left:9pt;mso-wrap-distance-top:3.6pt;mso-wrap-distance-right:9pt;mso-wrap-distance-bottom:3.6pt;mso-position-horizontal:absolute;mso-position-horizontal-relative:text;mso-position-vertical:absolute;mso-position-vertical-relative:text;mso-width-percent:0;mso-height-percent:200;mso-width-relative:margin;mso-height-relative:margin;v-text-anchor:top" o:gfxdata="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" stroked="f">
+                <v:textbox style="mso-fit-shape-to-text:t">
+                  <w:txbxContent>
+                    <w:p>
+                      <w:r>
+                        <w:t>Die Tabelle ist unschön. Die Preise stehen nicht unter den Überschriften</w:t>
+                      </w:r>
+                      <w:r>
+                        <w:t>. D</w:t>
+                      </w:r>
+                      <w:r>
+                        <w:t xml:space="preserve">ie Dezimalzahlen haben mehr als 2 Stellen nach dem Komma. </w:t>
+                      </w:r>
+                    </w:p>
+                  </w:txbxContent>
+                </v:textbox>
+                <w10:wrap type="square"/>
+              </v:shape>
+            </w:pict>
+          </mc:Fallback>
+        </mc:AlternateContent>
+      </w:r>
+      <w:r>
+        <w:t xml:space="preserve">Starte das Programm mit dem Menüpunkt </w:t>
+      </w:r>
+      <w:r>
+        <w:rPr>
+          <w:b/>
+          <w:bCs/>
+        </w:rPr>
+        <w:t>Run/ Run Module</w:t>
+      </w:r>
+      <w:r>
+        <w:t xml:space="preserve">. </w:t>
+      </w:r>
+      <w:r>
+        <w:br/>
+      </w:r>
+      <w:r>
+        <w:t>Betrachte</w:t>
+      </w:r>
+      <w:r>
+        <w:t xml:space="preserve"> die print-Ausgaben</w:t>
+      </w:r>
+    </w:p>
+    <w:p>
+      <w:pPr>
+        <w:ind w:left="360"/>
+      </w:pPr>
+    </w:p>
+    <w:p>
+      <w:pPr>
+        <w:ind w:firstLine="708"/>
+      </w:pPr>
+      <w:r>
+        <w:t xml:space="preserve">Mit </w:t>
+      </w:r>
+      <w:r>
+        <w:rPr>
+          <w:b/>
+          <w:bCs/>
+        </w:rPr>
+        <w:t>Format-</w:t>
+      </w:r>
+      <w:r>
+        <w:rPr>
+          <w:b/>
+          <w:bCs/>
+        </w:rPr>
+        <w:t>String</w:t>
+      </w:r>
+      <w:r>
+        <w:rPr>
+          <w:b/>
+          <w:bCs/>
+        </w:rPr>
+        <w:t>s</w:t>
+      </w:r>
+      <w:r>
+        <w:t xml:space="preserve"> </w:t>
+      </w:r>
+      <w:r>
+        <w:t xml:space="preserve">kannst du eine </w:t>
+      </w:r>
+      <w:r>
+        <w:t>du eine schöne Tabelle</w:t>
+      </w:r>
+      <w:r>
+        <w:t xml:space="preserve"> drucken</w:t>
+      </w:r>
+      <w:r>
+        <w:t xml:space="preserve">: </w:t>
+      </w:r>
+    </w:p>
+    <w:p>
+      <w:r>
+        <w:drawing>
+          <wp:inline distT="0" distB="0" distL="0" distR="0" wp14:anchorId="5DD9DDB5" wp14:editId="3E966C95">
+            <wp:extent cx="6645910" cy="548640"/>
+            <wp:effectExtent l="0" t="0" r="2540" b="3810"/>
+            <wp:docPr id="159777456" name="Grafik 1"/>
+            <wp:cNvGraphicFramePr>
+              <a:graphicFrameLocks xmlns:a="http://schemas.openxmlformats.org/drawingml/2006/main" noChangeAspect="1"/>
+            </wp:cNvGraphicFramePr>
+            <a:graphic xmlns:a="http://schemas.openxmlformats.org/drawingml/2006/main">
+              <a:graphicData uri="http://schemas.openxmlformats.org/drawingml/2006/picture">
+                <pic:pic xmlns:pic="http://schemas.openxmlformats.org/drawingml/2006/picture">
+                  <pic:nvPicPr>
+                    <pic:cNvPr id="159777456" name=""/>
+                    <pic:cNvPicPr/>
+                  </pic:nvPicPr>
+                  <pic:blipFill>
+                    <a:blip r:embed="rId56"/>
+                    <a:stretch>
+                      <a:fillRect/>
+                    </a:stretch>
+                  </pic:blipFill>
+                  <pic:spPr>
+                    <a:xfrm>
+                      <a:off x="0" y="0"/>
+                      <a:ext cx="6645910" cy="548640"/>
+                    </a:xfrm>
+                    <a:prstGeom prst="rect">
+                      <a:avLst/>
+                    </a:prstGeom>
+                  </pic:spPr>
+                </pic:pic>
+              </a:graphicData>
+            </a:graphic>
+          </wp:inline>
+        </w:drawing>
+      </w:r>
+    </w:p>
+    <w:p>
+      <w:pPr>
+        <w:pStyle w:val="Listenabsatz"/>
+        <w:numPr>
+          <w:ilvl w:val="0"/>
+          <w:numId w:val="34"/>
+        </w:numPr>
+        <w:spacing w:before="240"/>
+        <w:contextualSpacing w:val="0"/>
+      </w:pPr>
+      <w:r>
+        <w:t xml:space="preserve">Starte das Programm mit dem Menüpunkt </w:t>
+      </w:r>
+      <w:r>
+        <w:rPr>
+          <w:b/>
+          <w:bCs/>
+        </w:rPr>
+        <w:t>Run/ Run Module</w:t>
+      </w:r>
+      <w:r>
+        <w:t xml:space="preserve">. </w:t>
+      </w:r>
+      <w:r>
+        <w:br/>
+        <w:t>Betrachte die print-Ausgaben</w:t>
+      </w:r>
+      <w:r>
+        <w:t>.</w:t>
+      </w:r>
+      <w:r>
+        <w:br/>
+        <w:t>Die Format-Strings</w:t>
+      </w:r>
+      <w:r>
+        <w:t xml:space="preserve"> {:</w:t>
+      </w:r>
+      <w:r>
+        <w:rPr>
+          <w:color w:val="00B050"/>
+        </w:rPr>
+        <w:t>5</w:t>
+      </w:r>
+      <w:r>
+        <w:t>.</w:t>
+      </w:r>
+      <w:r>
+        <w:rPr>
+          <w:color w:val="FF0000"/>
+        </w:rPr>
+        <w:t>2</w:t>
+      </w:r>
+      <w:r>
+        <w:rPr>
+          <w:color w:val="0070C0"/>
+        </w:rPr>
+        <w:t>f</w:t>
+      </w:r>
+      <w:r>
+        <w:t xml:space="preserve">} sorgen dafür, dass die Eingabewerte in einem Feld der Breite </w:t>
+      </w:r>
+      <w:r>
+        <w:rPr>
+          <w:color w:val="00B050"/>
+        </w:rPr>
+        <w:t xml:space="preserve">5 </w:t>
+      </w:r>
+      <w:r>
+        <w:t xml:space="preserve">mit </w:t>
+      </w:r>
+      <w:r>
+        <w:rPr>
+          <w:color w:val="FF0000"/>
+        </w:rPr>
+        <w:t>2</w:t>
+      </w:r>
+      <w:r>
+        <w:t xml:space="preserve"> </w:t>
+      </w:r>
+      <w:r>
+        <w:t xml:space="preserve">Stellen nach dem Komma </w:t>
+      </w:r>
+      <w:r>
+        <w:t xml:space="preserve">als </w:t>
+      </w:r>
+      <w:r>
+        <w:rPr>
+          <w:color w:val="0070C0"/>
+        </w:rPr>
+        <w:t>F</w:t>
+      </w:r>
+      <w:r>
+        <w:t>ließkommazahl ausgegeben werden</w:t>
+      </w:r>
+      <w:r>
+        <w:t>.</w:t>
+      </w:r>
+    </w:p>
+    <w:p>
+      <w:pPr>
+        <w:pStyle w:val="Listenabsatz"/>
+        <w:numPr>
+          <w:ilvl w:val="0"/>
+          <w:numId w:val="34"/>
+        </w:numPr>
+        <w:spacing w:before="120"/>
+        <w:ind w:left="714" w:hanging="357"/>
+        <w:contextualSpacing w:val="0"/>
+      </w:pPr>
+      <w:r>
+        <w:rPr>
+          <w:b/>
+          <w:bCs/>
+        </w:rPr>
+        <w:t>Punkt 6</w:t>
+      </w:r>
+      <w:r>
+        <w:t xml:space="preserve"> der Konstruktionsanleitung ist: </w:t>
+      </w:r>
+      <w:r>
+        <w:rPr>
+          <w:b/>
+          <w:bCs/>
+        </w:rPr>
+        <w:t>Unittest</w:t>
+      </w:r>
+      <w:r>
+        <w:rPr>
+          <w:b/>
+          <w:bCs/>
+        </w:rPr>
+        <w:t xml:space="preserve">. </w:t>
+      </w:r>
+      <w:r>
+        <w:t xml:space="preserve">Damit </w:t>
+      </w:r>
+      <w:r>
+        <w:t>teste</w:t>
+      </w:r>
+      <w:r>
+        <w:t>st</w:t>
+      </w:r>
+      <w:r>
+        <w:t xml:space="preserve"> </w:t>
+      </w:r>
+      <w:r>
+        <w:t>du</w:t>
+      </w:r>
+      <w:r>
+        <w:t xml:space="preserve"> die Funktion mit Input-Daten und erwarteten Output-Daten.</w:t>
+      </w:r>
+      <w:r>
+        <w:t xml:space="preserve"> Was erwarte</w:t>
+      </w:r>
+      <w:r>
+        <w:t>st</w:t>
+      </w:r>
+      <w:r>
+        <w:t xml:space="preserve"> </w:t>
+      </w:r>
+      <w:r>
+        <w:t>du</w:t>
+      </w:r>
+      <w:r>
+        <w:t xml:space="preserve">, wenn </w:t>
+      </w:r>
+      <w:r>
+        <w:t>du</w:t>
+      </w:r>
+      <w:r>
+        <w:t xml:space="preserve"> die Funktion gbp_in_eur mit den Input-Daten </w:t>
+      </w:r>
+      <w:r>
+        <w:br/>
+        <w:t>0, 1, 6.5, 7.5, 9.5, 10, 50, 100 oder -1 aufruf</w:t>
+      </w:r>
+      <w:r>
+        <w:t>st</w:t>
+      </w:r>
+      <w:r>
+        <w:t>?</w:t>
+      </w:r>
+      <w:r>
+        <w:t xml:space="preserve"> </w:t>
+      </w:r>
+    </w:p>
+    <w:p>
+      <w:pPr>
+        <w:spacing w:before="120"/>
+        <w:ind w:left="708"/>
+      </w:pPr>
+      <w:r>
+        <w:t>Wenn du einmal einen Unittest geschrieben hast, muss du die Tabelle nicht selbst checken, sondern kannst das den Computer machen lassen. Du benötigst dazu die Bibliothek unittest:</w:t>
+      </w:r>
+    </w:p>
+    <w:p>
+      <w:r>
+        <w:drawing>
+          <wp:inline distT="0" distB="0" distL="0" distR="0" wp14:anchorId="366B3887" wp14:editId="7389B20B">
+            <wp:extent cx="6645910" cy="269240"/>
+            <wp:effectExtent l="0" t="0" r="2540" b="0"/>
+            <wp:docPr id="398131667" name="Grafik 1"/>
+            <wp:cNvGraphicFramePr>
+              <a:graphicFrameLocks xmlns:a="http://schemas.openxmlformats.org/drawingml/2006/main" noChangeAspect="1"/>
+            </wp:cNvGraphicFramePr>
+            <a:graphic xmlns:a="http://schemas.openxmlformats.org/drawingml/2006/main">
+              <a:graphicData uri="http://schemas.openxmlformats.org/drawingml/2006/picture">
+                <pic:pic xmlns:pic="http://schemas.openxmlformats.org/drawingml/2006/picture">
+                  <pic:nvPicPr>
+                    <pic:cNvPr id="398131667" name=""/>
+                    <pic:cNvPicPr/>
+                  </pic:nvPicPr>
+                  <pic:blipFill>
+                    <a:blip r:embed="rId57"/>
+                    <a:stretch>
+                      <a:fillRect/>
+                    </a:stretch>
+                  </pic:blipFill>
+                  <pic:spPr>
+                    <a:xfrm>
+                      <a:off x="0" y="0"/>
+                      <a:ext cx="6645910" cy="269240"/>
+                    </a:xfrm>
+                    <a:prstGeom prst="rect">
+                      <a:avLst/>
+                    </a:prstGeom>
+                  </pic:spPr>
+                </pic:pic>
+              </a:graphicData>
+            </a:graphic>
+          </wp:inline>
+        </w:drawing>
+      </w:r>
+    </w:p>
+    <w:p>
+      <w:pPr>
+        <w:ind w:left="709"/>
+      </w:pPr>
+      <w:r>
+        <w:t xml:space="preserve">Dann definierst du die Klasse </w:t>
+      </w:r>
+      <w:r>
+        <w:rPr>
+          <w:rFonts w:ascii="Courier New" w:hAnsi="Courier New" w:cs="Courier New"/>
+        </w:rPr>
+        <w:t>My_unittest</w:t>
+      </w:r>
+      <w:r>
+        <w:t xml:space="preserve"> mit der Testfunktion </w:t>
+      </w:r>
+      <w:r>
+        <w:rPr>
+          <w:rFonts w:ascii="Courier New" w:hAnsi="Courier New" w:cs="Courier New"/>
+        </w:rPr>
+        <w:t>test_gbp_in_eur</w:t>
+      </w:r>
+      <w:r>
+        <w:t xml:space="preserve">. </w:t>
+      </w:r>
+      <w:r>
+        <w:br/>
+      </w:r>
+      <w:r>
+        <w:t>(Wir behandeln Klassen</w:t>
+      </w:r>
+      <w:r>
+        <w:t xml:space="preserve"> </w:t>
+      </w:r>
+      <w:r>
+        <w:t>in einer späteren Kurseinheit</w:t>
+      </w:r>
+      <w:r>
+        <w:t>.)</w:t>
+      </w:r>
+      <w:r>
+        <w:br/>
+        <w:t xml:space="preserve">In der Testfunktion steht der Aufruf der Funktion mit dem Input, dem erwarteten Output und </w:t>
+      </w:r>
+      <w:r>
+        <w:rPr>
+          <w:rFonts w:ascii="Courier New" w:hAnsi="Courier New" w:cs="Courier New"/>
+        </w:rPr>
+        <w:t>2</w:t>
+      </w:r>
+      <w:r>
+        <w:rPr>
+          <w:rFonts w:cstheme="minorHAnsi"/>
+        </w:rPr>
+        <w:t>.</w:t>
+      </w:r>
+      <w:r>
+        <w:br/>
+      </w:r>
+      <w:r>
+        <w:rPr>
+          <w:rFonts w:cstheme="minorHAnsi"/>
+        </w:rPr>
+        <w:t xml:space="preserve">Die </w:t>
+      </w:r>
+      <w:r>
+        <w:rPr>
+          <w:rFonts w:ascii="Courier New" w:hAnsi="Courier New" w:cs="Courier New"/>
+        </w:rPr>
+        <w:t>2</w:t>
+      </w:r>
+      <w:r>
+        <w:t xml:space="preserve"> bedeutet, dass beim Vergleich auf 2 Stellen nach dem Komma gerundet wird. </w:t>
+      </w:r>
+    </w:p>
+    <w:p>
+      <w:r>
+        <w:drawing>
+          <wp:inline distT="0" distB="0" distL="0" distR="0" wp14:anchorId="59A0BD0E" wp14:editId="095EB8E4">
+            <wp:extent cx="6225235" cy="1677352"/>
+            <wp:effectExtent l="0" t="0" r="4445" b="0"/>
+            <wp:docPr id="1119911988" name="Grafik 1"/>
+            <wp:cNvGraphicFramePr>
+              <a:graphicFrameLocks xmlns:a="http://schemas.openxmlformats.org/drawingml/2006/main" noChangeAspect="1"/>
+            </wp:cNvGraphicFramePr>
+            <a:graphic xmlns:a="http://schemas.openxmlformats.org/drawingml/2006/main">
+              <a:graphicData uri="http://schemas.openxmlformats.org/drawingml/2006/picture">
+                <pic:pic xmlns:pic="http://schemas.openxmlformats.org/drawingml/2006/picture">
+                  <pic:nvPicPr>
+                    <pic:cNvPr id="1119911988" name=""/>
+                    <pic:cNvPicPr/>
+                  </pic:nvPicPr>
+                  <pic:blipFill>
+                    <a:blip r:embed="rId58"/>
+                    <a:stretch>
+                      <a:fillRect/>
+                    </a:stretch>
+                  </pic:blipFill>
+                  <pic:spPr>
+                    <a:xfrm>
+                      <a:off x="0" y="0"/>
+                      <a:ext cx="6260904" cy="1686963"/>
+                    </a:xfrm>
+                    <a:prstGeom prst="rect">
+                      <a:avLst/>
+                    </a:prstGeom>
+                  </pic:spPr>
+                </pic:pic>
+              </a:graphicData>
+            </a:graphic>
+          </wp:inline>
+        </w:drawing>
+      </w:r>
+    </w:p>
+    <w:p>
+      <w:pPr>
+        <w:ind w:left="709"/>
+      </w:pPr>
+      <w:r>
+        <w:t>Nun musst du den unittest noch aufrufen:</w:t>
+      </w:r>
+    </w:p>
+    <w:p>
+      <w:r>
+        <w:drawing>
+          <wp:inline distT="0" distB="0" distL="0" distR="0" wp14:anchorId="36EFE6A1" wp14:editId="0A7F16E4">
+            <wp:extent cx="6247180" cy="391568"/>
+            <wp:effectExtent l="0" t="0" r="1270" b="8890"/>
+            <wp:docPr id="925575904" name="Grafik 1"/>
+            <wp:cNvGraphicFramePr>
+              <a:graphicFrameLocks xmlns:a="http://schemas.openxmlformats.org/drawingml/2006/main" noChangeAspect="1"/>
+            </wp:cNvGraphicFramePr>
+            <a:graphic xmlns:a="http://schemas.openxmlformats.org/drawingml/2006/main">
+              <a:graphicData uri="http://schemas.openxmlformats.org/drawingml/2006/picture">
+                <pic:pic xmlns:pic="http://schemas.openxmlformats.org/drawingml/2006/picture">
+                  <pic:nvPicPr>
+                    <pic:cNvPr id="925575904" name=""/>
+                    <pic:cNvPicPr/>
+                  </pic:nvPicPr>
+                  <pic:blipFill>
+                    <a:blip r:embed="rId59"/>
+                    <a:stretch>
+                      <a:fillRect/>
+                    </a:stretch>
+                  </pic:blipFill>
+                  <pic:spPr>
+                    <a:xfrm>
+                      <a:off x="0" y="0"/>
+                      <a:ext cx="6347078" cy="397830"/>
+                    </a:xfrm>
+                    <a:prstGeom prst="rect">
+                      <a:avLst/>
+                    </a:prstGeom>
+                  </pic:spPr>
+                </pic:pic>
+              </a:graphicData>
+            </a:graphic>
+          </wp:inline>
+        </w:drawing>
+      </w:r>
+    </w:p>
+    <w:p>
+      <w:pPr>
+        <w:pStyle w:val="Listenabsatz"/>
+        <w:numPr>
+          <w:ilvl w:val="0"/>
+          <w:numId w:val="34"/>
+        </w:numPr>
+        <w:spacing w:before="120"/>
+        <w:ind w:left="714" w:hanging="357"/>
+        <w:contextualSpacing w:val="0"/>
+      </w:pPr>
+      <w:r>
+        <w:rPr>
+          <w:b/>
+          <w:bCs/>
+        </w:rPr>
+        <w:t>Starte</w:t>
+      </w:r>
+      <w:r>
+        <w:t xml:space="preserve"> das Programm mit dem Menüpunkt </w:t>
+      </w:r>
+      <w:r>
+        <w:rPr>
+          <w:b/>
+          <w:bCs/>
+        </w:rPr>
+        <w:t>Run/ Run Module</w:t>
+      </w:r>
+      <w:r>
+        <w:t xml:space="preserve">. </w:t>
+      </w:r>
+      <w:r>
+        <w:br/>
+        <w:t>Betrachte die print-Ausgaben.</w:t>
+      </w:r>
+      <w:r>
+        <w:br w:type="page"/>
+      </w:r>
+    </w:p>
+    <w:p>
+      <w:pPr>
+        <w:pStyle w:val="berschrift1"/>
+      </w:pPr>
+      <w:bookmarkStart w:id="131" w:name="_Toc236167786"/>
+      <w:r>
+        <w:rPr>
+          <w:noProof/>
+        </w:rPr>
+        <w:lastRenderedPageBreak/>
+        <mc:AlternateContent>
+          <mc:Choice Requires="wps">
+            <w:drawing>
+              <wp:anchor distT="45720" distB="45720" distL="114300" distR="114300" simplePos="0" relativeHeight="251708416" behindDoc="0" locked="0" layoutInCell="1" allowOverlap="1" wp14:anchorId="4D9D2665" wp14:editId="7C4BF777">
+                <wp:simplePos x="0" y="0"/>
+                <wp:positionH relativeFrom="margin">
+                  <wp:posOffset>843923</wp:posOffset>
+                </wp:positionH>
+                <wp:positionV relativeFrom="paragraph">
+                  <wp:posOffset>385543</wp:posOffset>
+                </wp:positionV>
+                <wp:extent cx="5227955" cy="1404620"/>
+                <wp:effectExtent l="0" t="0" r="0" b="0"/>
+                <wp:wrapSquare wrapText="bothSides"/>
+                <wp:docPr id="1435716772" name="Textfeld 2"/>
+                <wp:cNvGraphicFramePr>
+                  <a:graphicFrameLocks xmlns:a="http://schemas.openxmlformats.org/drawingml/2006/main"/>
+                </wp:cNvGraphicFramePr>
+                <a:graphic xmlns:a="http://schemas.openxmlformats.org/drawingml/2006/main">
+                  <a:graphicData uri="http://schemas.microsoft.com/office/word/2010/wordprocessingShape">
+                    <wps:wsp>
+                      <wps:cNvSpPr txBox="1">
+                        <a:spLocks noChangeArrowheads="1"/>
+                      </wps:cNvSpPr>
+                      <wps:spPr bwMode="auto">
+                        <a:xfrm>
+                          <a:off x="0" y="0"/>
+                          <a:ext cx="5227955" cy="1404620"/>
+                        </a:xfrm>
+                        <a:prstGeom prst="rect">
+                          <a:avLst/>
+                        </a:prstGeom>
+                        <a:solidFill>
+                          <a:srgbClr val="FFFFFF"/>
+                        </a:solidFill>
+                        <a:ln w="9525">
+                          <a:noFill/>
+                          <a:miter lim="800000"/>
+                          <a:headEnd/>
+                          <a:tailEnd/>
+                        </a:ln>
+                      </wps:spPr>
+                      <wps:txbx>
+                        <w:txbxContent>
+                          <w:p>
+                            <w:pPr>
+                              <w:pStyle w:val="berschrift3"/>
+                              <w:spacing w:before="0"/>
+                            </w:pPr>
+                            <w:r>
+                              <w:t>Kosten für Tennisunterricht in Tabelle und Diagramm zeigen</w:t>
+                            </w:r>
+                          </w:p>
+                        </w:txbxContent>
+                      </wps:txbx>
+                      <wps:bodyPr rot="0" vert="horz" wrap="square" lIns="91440" tIns="45720" rIns="91440" bIns="45720" anchor="t" anchorCtr="0">
+                        <a:spAutoFit/>
+                      </wps:bodyPr>
+                    </wps:wsp>
+                  </a:graphicData>
+                </a:graphic>
+                <wp14:sizeRelH relativeFrom="margin">
+                  <wp14:pctWidth>0</wp14:pctWidth>
+                </wp14:sizeRelH>
+                <wp14:sizeRelV relativeFrom="margin">
+                  <wp14:pctHeight>20000</wp14:pctHeight>
+                </wp14:sizeRelV>
+              </wp:anchor>
+            </w:drawing>
+          </mc:Choice>
+          <mc:Fallback>
+            <w:pict>
+              <v:shape w14:anchorId="4D9D2665" id="_x0000_s1049" type="#_x0000_t202" style="position:absolute;margin-left:66.45pt;margin-top:30.35pt;width:411.65pt;height:110.6pt;z-index:251708416;visibility:visible;mso-wrap-style:square;mso-width-percent:0;mso-height-percent:200;mso-wrap-distance-left:9pt;mso-wrap-distance-top:3.6pt;mso-wrap-distance-right:9pt;mso-wrap-distance-bottom:3.6pt;mso-position-horizontal:absolute;mso-position-horizontal-relative:margin;mso-position-vertical:absolute;mso-position-vertical-relative:text;mso-width-percent:0;mso-height-percent:200;mso-width-relative:margin;mso-height-relative:margin;v-text-anchor:top" o:gfxdata="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" stroked="f">
+                <v:textbox style="mso-fit-shape-to-text:t">
+                  <w:txbxContent>
+                    <w:p>
+                      <w:pPr>
+                        <w:pStyle w:val="berschrift3"/>
+                        <w:spacing w:before="0"/>
+                      </w:pPr>
+                      <w:r>
+                        <w:t>Kosten für Tennisunterricht in Tabelle und Diagramm zeigen</w:t>
+                      </w:r>
+                    </w:p>
+                  </w:txbxContent>
+                </v:textbox>
+                <w10:wrap type="square" anchorx="margin"/>
+              </v:shape>
+            </w:pict>
+          </mc:Fallback>
+        </mc:AlternateContent>
+      </w:r>
+      <w:r>
+        <w:t>Funktion konstruieren</w:t>
+      </w:r>
+      <w:r>
+        <w:t xml:space="preserve">: </w:t>
+      </w:r>
+      <w:r>
+        <w:t xml:space="preserve">Kosten für </w:t>
+      </w:r>
+      <w:r>
+        <w:t>Tennisunterricht</w:t>
+      </w:r>
+      <w:bookmarkEnd w:id="131"/>
+    </w:p>
+    <w:p>
+      <w:r>
+        <w:rPr>
+          <w:noProof/>
+        </w:rPr>
+        <w:drawing>
+          <wp:inline distT="0" distB="0" distL="0" distR="0" wp14:anchorId="05F5BE15" wp14:editId="413C39C1">
+            <wp:extent cx="420736" cy="420736"/>
+            <wp:effectExtent l="0" t="0" r="0" b="0"/>
+            <wp:docPr id="73480619" name="Grafik 25" descr="Tennisschläger und -ball"/>
+            <wp:cNvGraphicFramePr>
+              <a:graphicFrameLocks xmlns:a="http://schemas.openxmlformats.org/drawingml/2006/main" noChangeAspect="1"/>
+            </wp:cNvGraphicFramePr>
+            <a:graphic xmlns:a="http://schemas.openxmlformats.org/drawingml/2006/main">
+              <a:graphicData uri="http://schemas.openxmlformats.org/drawingml/2006/picture">
+                <pic:pic xmlns:pic="http://schemas.openxmlformats.org/drawingml/2006/picture">
+                  <pic:nvPicPr>
+                    <pic:cNvPr id="73480619" name="Grafik 73480619" descr="Tennisschläger und -ball"/>
+                    <pic:cNvPicPr/>
+                  </pic:nvPicPr>
+                  <pic:blipFill>
+                    <a:blip r:embed="rId60">
+                      <a:extLst>
+                        <a:ext uri="{96DAC541-7B7A-43D3-8B79-37D633B846F1}">
+                          <asvg:svgBlip xmlns:asvg="http://schemas.microsoft.com/office/drawing/2016/SVG/main" r:embed="rId61"/>
+                        </a:ext>
+                      </a:extLst>
+                    </a:blip>
+                    <a:stretch>
+                      <a:fillRect/>
+                    </a:stretch>
+                  </pic:blipFill>
+                  <pic:spPr>
+                    <a:xfrm>
+                      <a:off x="0" y="0"/>
+                      <a:ext cx="424562" cy="424562"/>
+                    </a:xfrm>
+                    <a:prstGeom prst="rect">
+                      <a:avLst/>
+                    </a:prstGeom>
+                  </pic:spPr>
+                </pic:pic>
+              </a:graphicData>
+            </a:graphic>
+          </wp:inline>
+        </w:drawing>
       </w:r>
     </w:p>
     <w:tbl>
       <w:tblPr>
-        <w:tblStyle w:val="Tabellenraster"/>
-        <w:tblW w:w="0" w:type="auto"/>
-        <w:tblLook w:val="04A0" w:firstRow="1" w:lastRow="0" w:firstColumn="1" w:lastColumn="0" w:noHBand="0" w:noVBand="1"/>
+        <w:tblW w:w="10000" w:type="dxa"/>
+        <w:tblBorders>
+          <w:top w:val="single" w:sz="4" w:space="0" w:color="auto"/>
+          <w:left w:val="single" w:sz="4" w:space="0" w:color="auto"/>
+          <w:bottom w:val="single" w:sz="4" w:space="0" w:color="auto"/>
+          <w:right w:val="single" w:sz="4" w:space="0" w:color="auto"/>
+          <w:insideH w:val="single" w:sz="4" w:space="0" w:color="auto"/>
+          <w:insideV w:val="single" w:sz="4" w:space="0" w:color="auto"/>
+        </w:tblBorders>
+        <w:tblCellMar>
+          <w:left w:w="10" w:type="dxa"/>
+          <w:right w:w="10" w:type="dxa"/>
+        </w:tblCellMar>
+        <w:tblLook w:val="0000" w:firstRow="0" w:lastRow="0" w:firstColumn="0" w:lastColumn="0" w:noHBand="0" w:noVBand="0"/>
       </w:tblPr>
       <w:tblGrid>
-        <w:gridCol w:w="440"/>
-        <w:gridCol w:w="10016"/>
+        <w:gridCol w:w="3400"/>
+        <w:gridCol w:w="3300"/>
+        <w:gridCol w:w="3300"/>
       </w:tblGrid>
       <w:tr>
-        <w:tc>
-          <w:tcPr>
-            <w:tcW w:w="440" w:type="dxa"/>
-          </w:tcPr>
-          <w:p>
-            <w:pPr>
-              <w:rPr>
+        <w:tblPrEx>
+          <w:tblCellMar>
+            <w:top w:w="0" w:type="dxa"/>
+            <w:bottom w:w="0" w:type="dxa"/>
+          </w:tblCellMar>
+        </w:tblPrEx>
+        <w:trPr>
+          <w:tblHeader/>
+        </w:trPr>
+        <w:tc>
+          <w:tcPr>
+            <w:tcW w:w="3400" w:type="dxa"/>
+            <w:shd w:val="clear" w:color="auto" w:fill="2E7D32"/>
+            <w:tcMar>
+              <w:top w:w="100" w:type="dxa"/>
+              <w:left w:w="120" w:type="dxa"/>
+              <w:bottom w:w="100" w:type="dxa"/>
+              <w:right w:w="120" w:type="dxa"/>
+            </w:tcMar>
+            <w:vAlign w:val="center"/>
+          </w:tcPr>
+          <w:p>
+            <w:r>
+              <w:rPr>
+                <w:rFonts w:ascii="Calibri" w:eastAsia="Calibri" w:hAnsi="Calibri" w:cs="Calibri"/>
                 <w:b/>
                 <w:bCs/>
-              </w:rPr>
-            </w:pPr>
-            <w:r>
-              <w:rPr>
+                <w:color w:val="FFFFFF"/>
+              </w:rPr>
+              <w:t>Leistung</w:t>
+            </w:r>
+          </w:p>
+        </w:tc>
+        <w:tc>
+          <w:tcPr>
+            <w:tcW w:w="3300" w:type="dxa"/>
+            <w:shd w:val="clear" w:color="auto" w:fill="2E7D32"/>
+            <w:tcMar>
+              <w:top w:w="100" w:type="dxa"/>
+              <w:left w:w="120" w:type="dxa"/>
+              <w:bottom w:w="100" w:type="dxa"/>
+              <w:right w:w="120" w:type="dxa"/>
+            </w:tcMar>
+            <w:vAlign w:val="center"/>
+          </w:tcPr>
+          <w:p>
+            <w:r>
+              <w:rPr>
+                <w:rFonts w:ascii="Calibri" w:eastAsia="Calibri" w:hAnsi="Calibri" w:cs="Calibri"/>
                 <w:b/>
                 <w:bCs/>
-              </w:rPr>
-              <w:t>Nr</w:t>
-            </w:r>
-          </w:p>
-        </w:tc>
-        <w:tc>
-          <w:tcPr>
-            <w:tcW w:w="10016" w:type="dxa"/>
-          </w:tcPr>
-          <w:p>
-            <w:pPr>
-              <w:rPr>
+                <w:color w:val="FFFFFF"/>
+              </w:rPr>
+              <w:t>Tennis Pro</w:t>
+            </w:r>
+          </w:p>
+        </w:tc>
+        <w:tc>
+          <w:tcPr>
+            <w:tcW w:w="3300" w:type="dxa"/>
+            <w:shd w:val="clear" w:color="auto" w:fill="2E7D32"/>
+            <w:tcMar>
+              <w:top w:w="100" w:type="dxa"/>
+              <w:left w:w="120" w:type="dxa"/>
+              <w:bottom w:w="100" w:type="dxa"/>
+              <w:right w:w="120" w:type="dxa"/>
+            </w:tcMar>
+            <w:vAlign w:val="center"/>
+          </w:tcPr>
+          <w:p>
+            <w:r>
+              <w:rPr>
+                <w:rFonts w:ascii="Calibri" w:eastAsia="Calibri" w:hAnsi="Calibri" w:cs="Calibri"/>
                 <w:b/>
                 <w:bCs/>
-              </w:rPr>
-            </w:pPr>
-            <w:r>
-              <w:rPr>
+                <w:color w:val="FFFFFF"/>
+              </w:rPr>
+              <w:t>Go-Tennis</w:t>
+            </w:r>
+          </w:p>
+        </w:tc>
+      </w:tr>
+      <w:tr>
+        <w:tblPrEx>
+          <w:tblCellMar>
+            <w:top w:w="0" w:type="dxa"/>
+            <w:bottom w:w="0" w:type="dxa"/>
+          </w:tblCellMar>
+        </w:tblPrEx>
+        <w:tc>
+          <w:tcPr>
+            <w:tcW w:w="3400" w:type="dxa"/>
+            <w:shd w:val="clear" w:color="auto" w:fill="E8F5E9"/>
+            <w:tcMar>
+              <w:top w:w="90" w:type="dxa"/>
+              <w:left w:w="120" w:type="dxa"/>
+              <w:bottom w:w="90" w:type="dxa"/>
+              <w:right w:w="120" w:type="dxa"/>
+            </w:tcMar>
+            <w:vAlign w:val="center"/>
+          </w:tcPr>
+          <w:p>
+            <w:r>
+              <w:rPr>
+                <w:rFonts w:ascii="Calibri" w:eastAsia="Calibri" w:hAnsi="Calibri" w:cs="Calibri"/>
                 <w:b/>
                 <w:bCs/>
               </w:rPr>
-              <w:t>Programmzeile</w:t>
-            </w:r>
-          </w:p>
-        </w:tc>
-      </w:tr>
-      <w:tr>
-        <w:tc>
-          <w:tcPr>
-            <w:tcW w:w="440" w:type="dxa"/>
-          </w:tcPr>
-          <w:p>
-            <w:pPr>
-              <w:rPr>
-                <w:rFonts w:ascii="Courier New" w:hAnsi="Courier New" w:cs="Courier New"/>
-              </w:rPr>
-            </w:pPr>
-            <w:r>
-              <w:rPr>
-                <w:rFonts w:ascii="Courier New" w:hAnsi="Courier New" w:cs="Courier New"/>
-              </w:rPr>
-              <w:t>1</w:t>
-            </w:r>
-          </w:p>
-        </w:tc>
-        <w:tc>
-          <w:tcPr>
-            <w:tcW w:w="10016" w:type="dxa"/>
-          </w:tcPr>
-          <w:p>
-            <w:r>
-              <w:rPr>
-                <w:rFonts w:ascii="Courier New" w:hAnsi="Courier New" w:cs="Courier New"/>
-              </w:rPr>
-              <w:t># Das Programm soll GPB in EUR umrechnen und eine Tabelle ausgeben</w:t>
-            </w:r>
-          </w:p>
-        </w:tc>
-      </w:tr>
-      <w:tr>
-        <w:tc>
-          <w:tcPr>
-            <w:tcW w:w="440" w:type="dxa"/>
-            <w:vMerge w:val="restart"/>
-          </w:tcPr>
-          <w:p>
-            <w:pPr>
-              <w:rPr>
-                <w:rFonts w:ascii="Courier New" w:hAnsi="Courier New" w:cs="Courier New"/>
-              </w:rPr>
-            </w:pPr>
-            <w:r>
-              <w:rPr>
-                <w:rFonts w:ascii="Courier New" w:hAnsi="Courier New" w:cs="Courier New"/>
-              </w:rPr>
-              <w:t>2</w:t>
-            </w:r>
-          </w:p>
-        </w:tc>
-        <w:tc>
-          <w:tcPr>
-            <w:tcW w:w="10016" w:type="dxa"/>
-          </w:tcPr>
-          <w:p>
-            <w:pPr>
-              <w:rPr>
-                <w:rFonts w:ascii="Courier New" w:hAnsi="Courier New" w:cs="Courier New"/>
-              </w:rPr>
-            </w:pPr>
-            <w:r>
-              <w:rPr>
-                <w:rFonts w:ascii="Courier New" w:hAnsi="Courier New" w:cs="Courier New"/>
-              </w:rPr>
-              <w:t xml:space="preserve"># Input der Funktion ist eine Dezimalzahl in der Einheit </w:t>
-            </w:r>
-            <w:r>
-              <w:rPr>
-                <w:rFonts w:ascii="Courier New" w:hAnsi="Courier New" w:cs="Courier New"/>
-              </w:rPr>
-              <w:t>GBP</w:t>
-            </w:r>
-          </w:p>
-        </w:tc>
-      </w:tr>
-      <w:tr>
-        <w:tc>
-          <w:tcPr>
-            <w:tcW w:w="440" w:type="dxa"/>
-            <w:vMerge/>
-          </w:tcPr>
-          <w:p>
-            <w:pPr>
-              <w:rPr>
-                <w:rFonts w:ascii="Courier New" w:hAnsi="Courier New" w:cs="Courier New"/>
-              </w:rPr>
-            </w:pPr>
-          </w:p>
-        </w:tc>
-        <w:tc>
-          <w:tcPr>
-            <w:tcW w:w="10016" w:type="dxa"/>
-          </w:tcPr>
-          <w:p>
-            <w:pPr>
-              <w:rPr>
-                <w:rFonts w:ascii="Courier New" w:hAnsi="Courier New" w:cs="Courier New"/>
-              </w:rPr>
-            </w:pPr>
-            <w:r>
-              <w:rPr>
-                <w:rFonts w:ascii="Courier New" w:hAnsi="Courier New" w:cs="Courier New"/>
-              </w:rPr>
-              <w:t xml:space="preserve"># Output der Funktion ist eine Dezimalzahl in der Einheit </w:t>
-            </w:r>
-            <w:r>
-              <w:rPr>
-                <w:rFonts w:ascii="Courier New" w:hAnsi="Courier New" w:cs="Courier New"/>
-              </w:rPr>
-              <w:t>EUR</w:t>
-            </w:r>
-          </w:p>
-        </w:tc>
-      </w:tr>
-      <w:tr>
-        <w:tc>
-          <w:tcPr>
-            <w:tcW w:w="440" w:type="dxa"/>
-            <w:vMerge/>
-          </w:tcPr>
-          <w:p>
-            <w:pPr>
-              <w:rPr>
-                <w:rFonts w:ascii="Courier New" w:hAnsi="Courier New" w:cs="Courier New"/>
-              </w:rPr>
-            </w:pPr>
-          </w:p>
-        </w:tc>
-        <w:tc>
-          <w:tcPr>
-            <w:tcW w:w="10016" w:type="dxa"/>
-          </w:tcPr>
-          <w:p>
-            <w:pPr>
-              <w:rPr>
-                <w:rFonts w:ascii="Courier New" w:hAnsi="Courier New" w:cs="Courier New"/>
-              </w:rPr>
-            </w:pPr>
-            <w:r>
-              <w:rPr>
-                <w:rFonts w:ascii="Courier New" w:hAnsi="Courier New" w:cs="Courier New"/>
-              </w:rPr>
-              <w:t xml:space="preserve"># Umrechnungsfaktor 1 </w:t>
-            </w:r>
-            <w:r>
-              <w:rPr>
-                <w:rFonts w:ascii="Courier New" w:hAnsi="Courier New" w:cs="Courier New"/>
-              </w:rPr>
-              <w:t>GBP</w:t>
-            </w:r>
-            <w:r>
-              <w:rPr>
-                <w:rFonts w:ascii="Courier New" w:hAnsi="Courier New" w:cs="Courier New"/>
-              </w:rPr>
-              <w:t xml:space="preserve"> = 1.21 </w:t>
-            </w:r>
-            <w:r>
-              <w:rPr>
-                <w:rFonts w:ascii="Courier New" w:hAnsi="Courier New" w:cs="Courier New"/>
-              </w:rPr>
-              <w:t>EUR</w:t>
-            </w:r>
-          </w:p>
-        </w:tc>
-      </w:tr>
-      <w:tr>
-        <w:trPr>
-          <w:trHeight w:val="332"/>
-        </w:trPr>
-        <w:tc>
-          <w:tcPr>
-            <w:tcW w:w="440" w:type="dxa"/>
-          </w:tcPr>
-          <w:p>
-            <w:pPr>
-              <w:rPr>
-                <w:rFonts w:ascii="Courier New" w:hAnsi="Courier New" w:cs="Courier New"/>
-              </w:rPr>
-            </w:pPr>
-          </w:p>
-        </w:tc>
-        <w:tc>
-          <w:tcPr>
-            <w:tcW w:w="10016" w:type="dxa"/>
-          </w:tcPr>
-          <w:p>
-            <w:pPr>
-              <w:rPr>
-                <w:rFonts w:ascii="Courier New" w:hAnsi="Courier New" w:cs="Courier New"/>
-              </w:rPr>
-            </w:pPr>
-            <w:r>
-              <w:rPr>
-                <w:rFonts w:ascii="Courier New" w:hAnsi="Courier New" w:cs="Courier New"/>
-              </w:rPr>
-              <w:t># Funktion mit Datentyp</w:t>
-            </w:r>
-          </w:p>
-        </w:tc>
-      </w:tr>
-      <w:tr>
-        <w:tc>
-          <w:tcPr>
-            <w:tcW w:w="440" w:type="dxa"/>
-          </w:tcPr>
-          <w:p>
-            <w:pPr>
-              <w:rPr>
-                <w:rFonts w:ascii="Courier New" w:hAnsi="Courier New" w:cs="Courier New"/>
-              </w:rPr>
-            </w:pPr>
-            <w:r>
-              <w:rPr>
-                <w:rFonts w:ascii="Courier New" w:hAnsi="Courier New" w:cs="Courier New"/>
-              </w:rPr>
-              <w:t>3</w:t>
-            </w:r>
-          </w:p>
-        </w:tc>
-        <w:tc>
-          <w:tcPr>
-            <w:tcW w:w="10016" w:type="dxa"/>
-          </w:tcPr>
-          <w:p>
-            <w:pPr>
-              <w:rPr>
-                <w:rFonts w:cstheme="minorHAnsi"/>
-              </w:rPr>
-            </w:pPr>
-            <w:r>
-              <w:rPr>
-                <w:rFonts w:cstheme="minorHAnsi"/>
-              </w:rPr>
-              <w:t>Definiere die Funktion</w:t>
-            </w:r>
-          </w:p>
-        </w:tc>
-      </w:tr>
-      <w:tr>
-        <w:tc>
-          <w:tcPr>
-            <w:tcW w:w="440" w:type="dxa"/>
-            <w:vMerge w:val="restart"/>
-          </w:tcPr>
-          <w:p>
-            <w:pPr>
-              <w:rPr>
-                <w:rFonts w:ascii="Courier New" w:hAnsi="Courier New" w:cs="Courier New"/>
-              </w:rPr>
-            </w:pPr>
-            <w:r>
-              <w:rPr>
-                <w:rFonts w:ascii="Courier New" w:hAnsi="Courier New" w:cs="Courier New"/>
-              </w:rPr>
-              <w:t>4</w:t>
-            </w:r>
-          </w:p>
-        </w:tc>
-        <w:tc>
-          <w:tcPr>
-            <w:tcW w:w="10016" w:type="dxa"/>
-          </w:tcPr>
-          <w:p>
-            <w:pPr>
-              <w:rPr>
-                <w:rFonts w:cstheme="minorHAnsi"/>
-              </w:rPr>
-            </w:pPr>
-            <w:r>
-              <w:rPr>
-                <w:rFonts w:cstheme="minorHAnsi"/>
-              </w:rPr>
-              <w:t>Programmiere</w:t>
-            </w:r>
-            <w:r>
-              <w:rPr>
-                <w:rFonts w:cstheme="minorHAnsi"/>
-              </w:rPr>
-              <w:t xml:space="preserve"> den Funktions-Rumpf</w:t>
-            </w:r>
-          </w:p>
-        </w:tc>
-      </w:tr>
-      <w:tr>
-        <w:tc>
-          <w:tcPr>
-            <w:tcW w:w="440" w:type="dxa"/>
-            <w:vMerge/>
-          </w:tcPr>
-          <w:p>
-            <w:pPr>
-              <w:rPr>
-                <w:rFonts w:ascii="Courier New" w:hAnsi="Courier New" w:cs="Courier New"/>
-              </w:rPr>
-            </w:pPr>
-          </w:p>
-        </w:tc>
-        <w:tc>
-          <w:tcPr>
-            <w:tcW w:w="10016" w:type="dxa"/>
-          </w:tcPr>
-          <w:p>
-            <w:pPr>
-              <w:rPr>
-                <w:rFonts w:ascii="Courier New" w:hAnsi="Courier New" w:cs="Courier New"/>
-              </w:rPr>
-            </w:pPr>
-          </w:p>
-        </w:tc>
-      </w:tr>
-      <w:tr>
-        <w:tc>
-          <w:tcPr>
-            <w:tcW w:w="440" w:type="dxa"/>
-          </w:tcPr>
-          <w:p>
-            <w:pPr>
-              <w:rPr>
-                <w:rFonts w:ascii="Courier New" w:hAnsi="Courier New" w:cs="Courier New"/>
-              </w:rPr>
-            </w:pPr>
-          </w:p>
-        </w:tc>
-        <w:tc>
-          <w:tcPr>
-            <w:tcW w:w="10016" w:type="dxa"/>
-          </w:tcPr>
-          <w:p>
-            <w:pPr>
-              <w:rPr>
-                <w:rFonts w:ascii="Courier New" w:hAnsi="Courier New" w:cs="Courier New"/>
-              </w:rPr>
-            </w:pPr>
-            <w:r>
-              <w:rPr>
-                <w:rFonts w:ascii="Courier New" w:hAnsi="Courier New" w:cs="Courier New"/>
-              </w:rPr>
-              <w:t># Input Liste anlegen</w:t>
-            </w:r>
-          </w:p>
-        </w:tc>
-      </w:tr>
-      <w:tr>
-        <w:tc>
-          <w:tcPr>
-            <w:tcW w:w="440" w:type="dxa"/>
-          </w:tcPr>
-          <w:p>
-            <w:pPr>
-              <w:rPr>
-                <w:rFonts w:ascii="Courier New" w:hAnsi="Courier New" w:cs="Courier New"/>
-              </w:rPr>
-            </w:pPr>
-          </w:p>
-        </w:tc>
-        <w:tc>
-          <w:tcPr>
-            <w:tcW w:w="10016" w:type="dxa"/>
-          </w:tcPr>
-          <w:p>
-            <w:pPr>
-              <w:rPr>
-                <w:rFonts w:ascii="Courier New" w:hAnsi="Courier New" w:cs="Courier New"/>
-              </w:rPr>
-            </w:pPr>
-            <w:r>
-              <w:rPr>
-                <w:rFonts w:ascii="Courier New" w:hAnsi="Courier New" w:cs="Courier New"/>
-              </w:rPr>
-              <w:t>gbp_liste = []</w:t>
-            </w:r>
-          </w:p>
-        </w:tc>
-      </w:tr>
-      <w:tr>
-        <w:tc>
-          <w:tcPr>
-            <w:tcW w:w="440" w:type="dxa"/>
-          </w:tcPr>
-          <w:p>
-            <w:pPr>
-              <w:rPr>
-                <w:rFonts w:ascii="Courier New" w:hAnsi="Courier New" w:cs="Courier New"/>
-              </w:rPr>
-            </w:pPr>
-          </w:p>
-        </w:tc>
-        <w:tc>
-          <w:tcPr>
-            <w:tcW w:w="10016" w:type="dxa"/>
-          </w:tcPr>
-          <w:p>
-            <w:pPr>
-              <w:rPr>
-                <w:rFonts w:ascii="Courier New" w:hAnsi="Courier New" w:cs="Courier New"/>
-              </w:rPr>
-            </w:pPr>
-            <w:r>
-              <w:rPr>
-                <w:rFonts w:ascii="Courier New" w:hAnsi="Courier New" w:cs="Courier New"/>
-              </w:rPr>
-              <w:t>for i in range(21):</w:t>
-            </w:r>
-          </w:p>
-        </w:tc>
-      </w:tr>
-      <w:tr>
-        <w:tc>
-          <w:tcPr>
-            <w:tcW w:w="440" w:type="dxa"/>
-          </w:tcPr>
-          <w:p>
-            <w:pPr>
-              <w:rPr>
-                <w:rFonts w:ascii="Courier New" w:hAnsi="Courier New" w:cs="Courier New"/>
-              </w:rPr>
-            </w:pPr>
-          </w:p>
-        </w:tc>
-        <w:tc>
-          <w:tcPr>
-            <w:tcW w:w="10016" w:type="dxa"/>
-          </w:tcPr>
-          <w:p>
-            <w:pPr>
-              <w:rPr>
-                <w:rFonts w:ascii="Courier New" w:hAnsi="Courier New" w:cs="Courier New"/>
-              </w:rPr>
-            </w:pPr>
-            <w:r>
-              <w:rPr>
-                <w:rFonts w:ascii="Courier New" w:hAnsi="Courier New" w:cs="Courier New"/>
-              </w:rPr>
-              <w:t xml:space="preserve">    gbp_liste.append(i * 0.5)</w:t>
-            </w:r>
-          </w:p>
-        </w:tc>
-      </w:tr>
-      <w:tr>
-        <w:tc>
-          <w:tcPr>
-            <w:tcW w:w="440" w:type="dxa"/>
-          </w:tcPr>
-          <w:p>
-            <w:pPr>
-              <w:rPr>
-                <w:rFonts w:ascii="Courier New" w:hAnsi="Courier New" w:cs="Courier New"/>
-              </w:rPr>
-            </w:pPr>
-          </w:p>
-        </w:tc>
-        <w:tc>
-          <w:tcPr>
-            <w:tcW w:w="10016" w:type="dxa"/>
-          </w:tcPr>
-          <w:p>
-            <w:pPr>
-              <w:rPr>
-                <w:rFonts w:ascii="Courier New" w:hAnsi="Courier New" w:cs="Courier New"/>
-              </w:rPr>
-            </w:pPr>
-            <w:r>
-              <w:rPr>
-                <w:rFonts w:ascii="Courier New" w:hAnsi="Courier New" w:cs="Courier New"/>
-              </w:rPr>
-              <w:t># Output Liste</w:t>
-            </w:r>
-            <w:r>
-              <w:rPr>
-                <w:rFonts w:ascii="Courier New" w:hAnsi="Courier New" w:cs="Courier New"/>
-              </w:rPr>
-              <w:t xml:space="preserve"> </w:t>
-            </w:r>
-            <w:r>
-              <w:rPr>
-                <w:rFonts w:ascii="Courier New" w:hAnsi="Courier New" w:cs="Courier New"/>
-              </w:rPr>
-              <w:t>(leer) anlegen</w:t>
-            </w:r>
-          </w:p>
-        </w:tc>
-      </w:tr>
-      <w:tr>
-        <w:tc>
-          <w:tcPr>
-            <w:tcW w:w="440" w:type="dxa"/>
-          </w:tcPr>
-          <w:p>
-            <w:pPr>
-              <w:rPr>
-                <w:rFonts w:ascii="Courier New" w:hAnsi="Courier New" w:cs="Courier New"/>
-              </w:rPr>
-            </w:pPr>
-          </w:p>
-        </w:tc>
-        <w:tc>
-          <w:tcPr>
-            <w:tcW w:w="10016" w:type="dxa"/>
-          </w:tcPr>
-          <w:p>
-            <w:pPr>
-              <w:rPr>
-                <w:rFonts w:ascii="Courier New" w:hAnsi="Courier New" w:cs="Courier New"/>
-              </w:rPr>
-            </w:pPr>
-            <w:r>
-              <w:rPr>
-                <w:rFonts w:ascii="Courier New" w:hAnsi="Courier New" w:cs="Courier New"/>
-              </w:rPr>
-              <w:t>eur_liste = []</w:t>
-            </w:r>
-          </w:p>
-        </w:tc>
-      </w:tr>
-      <w:tr>
-        <w:tc>
-          <w:tcPr>
-            <w:tcW w:w="440" w:type="dxa"/>
-          </w:tcPr>
-          <w:p>
-            <w:pPr>
-              <w:rPr>
-                <w:rFonts w:ascii="Courier New" w:hAnsi="Courier New" w:cs="Courier New"/>
-              </w:rPr>
-            </w:pPr>
-          </w:p>
-        </w:tc>
-        <w:tc>
-          <w:tcPr>
-            <w:tcW w:w="10016" w:type="dxa"/>
-          </w:tcPr>
-          <w:p>
-            <w:pPr>
-              <w:rPr>
-                <w:rFonts w:ascii="Courier New" w:hAnsi="Courier New" w:cs="Courier New"/>
-              </w:rPr>
-            </w:pPr>
-            <w:r>
-              <w:rPr>
-                <w:rFonts w:ascii="Courier New" w:hAnsi="Courier New" w:cs="Courier New"/>
-              </w:rPr>
-              <w:t xml:space="preserve"># Funktion aufrufen </w:t>
-            </w:r>
-          </w:p>
-        </w:tc>
-      </w:tr>
-      <w:tr>
-        <w:tc>
-          <w:tcPr>
-            <w:tcW w:w="440" w:type="dxa"/>
-            <w:vMerge w:val="restart"/>
-          </w:tcPr>
-          <w:p>
-            <w:pPr>
-              <w:rPr>
-                <w:rFonts w:ascii="Courier New" w:hAnsi="Courier New" w:cs="Courier New"/>
-              </w:rPr>
-            </w:pPr>
-            <w:r>
-              <w:rPr>
-                <w:rFonts w:ascii="Courier New" w:hAnsi="Courier New" w:cs="Courier New"/>
-              </w:rPr>
-              <w:t>5</w:t>
-            </w:r>
-          </w:p>
-        </w:tc>
-        <w:tc>
-          <w:tcPr>
-            <w:tcW w:w="10016" w:type="dxa"/>
-          </w:tcPr>
-          <w:p>
-            <w:pPr>
-              <w:rPr>
-                <w:rFonts w:ascii="Courier New" w:hAnsi="Courier New" w:cs="Courier New"/>
-                <w:lang w:val="en-US"/>
-              </w:rPr>
-            </w:pPr>
-            <w:r>
-              <w:rPr>
-                <w:rFonts w:ascii="Courier New" w:hAnsi="Courier New" w:cs="Courier New"/>
-                <w:lang w:val="en-US"/>
-              </w:rPr>
-              <w:t>for x in gbp_liste:</w:t>
-            </w:r>
-          </w:p>
-        </w:tc>
-      </w:tr>
-      <w:tr>
-        <w:tc>
-          <w:tcPr>
-            <w:tcW w:w="440" w:type="dxa"/>
-            <w:vMerge/>
-          </w:tcPr>
-          <w:p>
-            <w:pPr>
-              <w:rPr>
-                <w:rFonts w:ascii="Courier New" w:hAnsi="Courier New" w:cs="Courier New"/>
-                <w:lang w:val="en-US"/>
-              </w:rPr>
-            </w:pPr>
-          </w:p>
-        </w:tc>
-        <w:tc>
-          <w:tcPr>
-            <w:tcW w:w="10016" w:type="dxa"/>
-          </w:tcPr>
-          <w:p>
-            <w:pPr>
-              <w:rPr>
-                <w:rFonts w:ascii="Courier New" w:hAnsi="Courier New" w:cs="Courier New"/>
-              </w:rPr>
-            </w:pPr>
-            <w:r>
-              <w:rPr>
-                <w:rFonts w:ascii="Courier New" w:hAnsi="Courier New" w:cs="Courier New"/>
-                <w:lang w:val="en-US"/>
-              </w:rPr>
-              <w:t xml:space="preserve">    </w:t>
-            </w:r>
-            <w:r>
-              <w:rPr>
-                <w:rFonts w:ascii="Courier New" w:hAnsi="Courier New" w:cs="Courier New"/>
-              </w:rPr>
-              <w:t>eur_liste.append(</w:t>
-            </w:r>
-            <w:r>
-              <w:rPr>
-                <w:rFonts w:cstheme="minorHAnsi"/>
-              </w:rPr>
-              <w:t>rufe die Funktion auf</w:t>
-            </w:r>
-            <w:r>
-              <w:rPr>
-                <w:rFonts w:ascii="Courier New" w:hAnsi="Courier New" w:cs="Courier New"/>
-              </w:rPr>
-              <w:t>)</w:t>
-            </w:r>
-          </w:p>
-        </w:tc>
-      </w:tr>
-      <w:tr>
-        <w:tc>
-          <w:tcPr>
-            <w:tcW w:w="440" w:type="dxa"/>
-            <w:vMerge/>
-          </w:tcPr>
-          <w:p>
-            <w:pPr>
-              <w:rPr>
-                <w:rFonts w:ascii="Courier New" w:hAnsi="Courier New" w:cs="Courier New"/>
-              </w:rPr>
-            </w:pPr>
-          </w:p>
-        </w:tc>
-        <w:tc>
-          <w:tcPr>
-            <w:tcW w:w="10016" w:type="dxa"/>
-          </w:tcPr>
-          <w:p>
-            <w:pPr>
-              <w:rPr>
-                <w:rFonts w:ascii="Courier New" w:hAnsi="Courier New" w:cs="Courier New"/>
-              </w:rPr>
-            </w:pPr>
-            <w:r>
-              <w:rPr>
-                <w:rFonts w:ascii="Courier New" w:hAnsi="Courier New" w:cs="Courier New"/>
-              </w:rPr>
-              <w:t># Ergebnisse drucken</w:t>
-            </w:r>
-          </w:p>
-        </w:tc>
-      </w:tr>
-      <w:tr>
-        <w:tc>
-          <w:tcPr>
-            <w:tcW w:w="440" w:type="dxa"/>
-            <w:vMerge/>
-          </w:tcPr>
-          <w:p>
-            <w:pPr>
-              <w:rPr>
-                <w:rFonts w:ascii="Courier New" w:hAnsi="Courier New" w:cs="Courier New"/>
-              </w:rPr>
-            </w:pPr>
-          </w:p>
-        </w:tc>
-        <w:tc>
-          <w:tcPr>
-            <w:tcW w:w="10016" w:type="dxa"/>
-          </w:tcPr>
-          <w:p>
-            <w:pPr>
-              <w:rPr>
-                <w:rFonts w:ascii="Courier New" w:hAnsi="Courier New" w:cs="Courier New"/>
-              </w:rPr>
-            </w:pPr>
-            <w:r>
-              <w:rPr>
-                <w:rFonts w:ascii="Courier New" w:hAnsi="Courier New" w:cs="Courier New"/>
-              </w:rPr>
-              <w:t>print("gbp    eur")</w:t>
-            </w:r>
-          </w:p>
-        </w:tc>
-      </w:tr>
-      <w:tr>
-        <w:tc>
-          <w:tcPr>
-            <w:tcW w:w="440" w:type="dxa"/>
-            <w:vMerge/>
-          </w:tcPr>
-          <w:p>
-            <w:pPr>
-              <w:rPr>
-                <w:rFonts w:ascii="Courier New" w:hAnsi="Courier New" w:cs="Courier New"/>
-              </w:rPr>
-            </w:pPr>
-          </w:p>
-        </w:tc>
-        <w:tc>
-          <w:tcPr>
-            <w:tcW w:w="10016" w:type="dxa"/>
-          </w:tcPr>
-          <w:p>
-            <w:pPr>
-              <w:rPr>
-                <w:rFonts w:ascii="Courier New" w:hAnsi="Courier New" w:cs="Courier New"/>
-                <w:lang w:val="fr-FR"/>
-              </w:rPr>
-            </w:pPr>
-            <w:r>
-              <w:rPr>
-                <w:rFonts w:ascii="Courier New" w:hAnsi="Courier New" w:cs="Courier New"/>
-                <w:lang w:val="fr-FR"/>
-              </w:rPr>
-              <w:t>for x, y in zip(gbp_liste, eur_liste):</w:t>
-            </w:r>
-          </w:p>
-        </w:tc>
-      </w:tr>
-      <w:tr>
-        <w:tc>
-          <w:tcPr>
-            <w:tcW w:w="440" w:type="dxa"/>
-            <w:vMerge/>
-          </w:tcPr>
-          <w:p>
-            <w:pPr>
-              <w:rPr>
-                <w:rFonts w:ascii="Courier New" w:hAnsi="Courier New" w:cs="Courier New"/>
-                <w:lang w:val="fr-FR"/>
-              </w:rPr>
-            </w:pPr>
-          </w:p>
-        </w:tc>
-        <w:tc>
-          <w:tcPr>
-            <w:tcW w:w="10016" w:type="dxa"/>
-          </w:tcPr>
-          <w:p>
-            <w:pPr>
-              <w:rPr>
-                <w:rFonts w:ascii="Courier New" w:hAnsi="Courier New" w:cs="Courier New"/>
-                <w:lang w:val="fr-FR"/>
-              </w:rPr>
-            </w:pPr>
-            <w:r>
-              <w:rPr>
-                <w:rFonts w:ascii="Courier New" w:hAnsi="Courier New" w:cs="Courier New"/>
-                <w:lang w:val="fr-FR"/>
-              </w:rPr>
-              <w:t xml:space="preserve">    print(x, y)</w:t>
-            </w:r>
-          </w:p>
-        </w:tc>
-      </w:tr>
-    </w:tbl>
-    <w:p>
-      <w:r>
-        <w:br/>
-      </w:r>
-      <w:r>
-        <w:t xml:space="preserve">In der for-Schleife liefert </w:t>
-      </w:r>
-      <w:r>
-        <w:t xml:space="preserve">zip(gbp_liste, eur_liste) </w:t>
-      </w:r>
-      <w:r>
-        <w:t xml:space="preserve">ein Tupel mit einem Element aus </w:t>
-      </w:r>
-      <w:r>
-        <w:t>jeder</w:t>
-      </w:r>
-      <w:r>
-        <w:t xml:space="preserve"> Liste. </w:t>
-      </w:r>
-    </w:p>
-    <w:p/>
-    <w:p/>
-    <w:p/>
-    <w:p/>
-    <w:p/>
-    <w:p/>
-    <w:p/>
-    <w:p>
-      <w:r>
-        <w:br w:type="page"/>
-      </w:r>
-    </w:p>
-    <w:p>
-      <w:pPr>
-        <w:pStyle w:val="berschrift1"/>
-      </w:pPr>
-      <w:bookmarkStart w:id="131" w:name="_Toc236153037"/>
-      <w:r>
-        <w:lastRenderedPageBreak/>
-        <w:t>Funktion konstruieren</w:t>
-      </w:r>
-      <w:r>
-        <w:t xml:space="preserve">: </w:t>
-      </w:r>
-      <w:r>
-        <w:t>Kosten für eine Taxifahrt</w:t>
-      </w:r>
-      <w:bookmarkEnd w:id="131"/>
-    </w:p>
-    <w:p>
-      <w:pPr>
-        <w:pStyle w:val="berschrift3"/>
-      </w:pPr>
-      <w:r>
-        <w:t>Aufgabe: Tabelle drucken und Diagramm plotten</w:t>
-      </w:r>
-    </w:p>
-    <w:p>
-      <w:pPr>
-        <w:spacing w:after="120"/>
-      </w:pPr>
-      <w:r>
-        <w:t xml:space="preserve">Unsere Stromkosten sind hoch. Deshalb denken wir über einen Wechsel des Stromanbieters nach. </w:t>
-      </w:r>
-    </w:p>
-    <w:tbl>
-      <w:tblPr>
-        <w:tblStyle w:val="Tabellenraster"/>
-        <w:tblW w:w="0" w:type="auto"/>
-        <w:tblLook w:val="04A0" w:firstRow="1" w:lastRow="0" w:firstColumn="1" w:lastColumn="0" w:noHBand="0" w:noVBand="1"/>
-      </w:tblPr>
-      <w:tblGrid>
-        <w:gridCol w:w="3020"/>
-        <w:gridCol w:w="3020"/>
-        <w:gridCol w:w="3020"/>
-      </w:tblGrid>
-      <w:tr>
-        <w:tc>
-          <w:tcPr>
-            <w:tcW w:w="3020" w:type="dxa"/>
-            <w:tcBorders>
-              <w:top w:val="nil"/>
-              <w:left w:val="nil"/>
-              <w:bottom w:val="single" w:sz="4" w:space="0" w:color="auto"/>
-            </w:tcBorders>
-          </w:tcPr>
-          <w:p>
-            <w:r>
-              <w:t>Angebot</w:t>
-            </w:r>
-          </w:p>
-        </w:tc>
-        <w:tc>
-          <w:tcPr>
-            <w:tcW w:w="3020" w:type="dxa"/>
-            <w:tcBorders>
-              <w:top w:val="nil"/>
-              <w:bottom w:val="single" w:sz="4" w:space="0" w:color="auto"/>
-            </w:tcBorders>
-          </w:tcPr>
-          <w:p>
-            <w:r>
-              <w:t>Grundgebühr pro Monat</w:t>
-            </w:r>
-          </w:p>
-        </w:tc>
-        <w:tc>
-          <w:tcPr>
-            <w:tcW w:w="3020" w:type="dxa"/>
-            <w:tcBorders>
-              <w:top w:val="nil"/>
-              <w:bottom w:val="single" w:sz="4" w:space="0" w:color="auto"/>
-            </w:tcBorders>
-          </w:tcPr>
-          <w:p>
-            <w:r>
-              <w:t>Verbrauchspreis pro kWh</w:t>
-            </w:r>
-          </w:p>
-        </w:tc>
-      </w:tr>
-      <w:tr>
-        <w:tc>
-          <w:tcPr>
-            <w:tcW w:w="3020" w:type="dxa"/>
-            <w:tcBorders>
-              <w:left w:val="nil"/>
-              <w:bottom w:val="single" w:sz="4" w:space="0" w:color="auto"/>
-            </w:tcBorders>
-          </w:tcPr>
-          <w:p>
-            <w:r>
-              <w:t>Stromtarif "Watt für wenig"</w:t>
-            </w:r>
-          </w:p>
-        </w:tc>
-        <w:tc>
-          <w:tcPr>
-            <w:tcW w:w="3020" w:type="dxa"/>
-            <w:tcBorders>
-              <w:bottom w:val="single" w:sz="4" w:space="0" w:color="auto"/>
-            </w:tcBorders>
-          </w:tcPr>
-          <w:p>
-            <w:r>
-              <w:t>15,60 €</w:t>
-            </w:r>
-          </w:p>
-        </w:tc>
-        <w:tc>
-          <w:tcPr>
-            <w:tcW w:w="3020" w:type="dxa"/>
-            <w:tcBorders>
-              <w:bottom w:val="single" w:sz="4" w:space="0" w:color="auto"/>
-            </w:tcBorders>
-          </w:tcPr>
-          <w:p>
-            <w:r>
-              <w:t>0,32 €</w:t>
-            </w:r>
-          </w:p>
-        </w:tc>
-      </w:tr>
-      <w:tr>
-        <w:tc>
-          <w:tcPr>
-            <w:tcW w:w="3020" w:type="dxa"/>
-            <w:tcBorders>
-              <w:left w:val="nil"/>
-              <w:bottom w:val="single" w:sz="4" w:space="0" w:color="auto"/>
-            </w:tcBorders>
-          </w:tcPr>
-          <w:p>
-            <w:r>
-              <w:t>Stromtarif "Billig Strom"</w:t>
-            </w:r>
-          </w:p>
-        </w:tc>
-        <w:tc>
-          <w:tcPr>
-            <w:tcW w:w="3020" w:type="dxa"/>
-            <w:tcBorders>
-              <w:bottom w:val="single" w:sz="4" w:space="0" w:color="auto"/>
-            </w:tcBorders>
-          </w:tcPr>
-          <w:p>
-            <w:r>
-              <w:t>12,80 €</w:t>
-            </w:r>
-          </w:p>
-        </w:tc>
-        <w:tc>
-          <w:tcPr>
-            <w:tcW w:w="3020" w:type="dxa"/>
-            <w:tcBorders>
-              <w:bottom w:val="single" w:sz="4" w:space="0" w:color="auto"/>
-            </w:tcBorders>
-          </w:tcPr>
-          <w:p>
-            <w:r>
-              <w:t>0,36 €</w:t>
-            </w:r>
-          </w:p>
-        </w:tc>
-      </w:tr>
-    </w:tbl>
-    <w:p>
-      <w:pPr>
-        <w:spacing w:before="120" w:after="120"/>
-      </w:pPr>
-      <w:r>
-        <w:t>Welches Angebot ist günstiger? Das hängt von unserem monatlichen Stromverbrauch ab.</w:t>
-      </w:r>
-    </w:p>
-    <w:p>
-      <w:pPr>
-        <w:spacing w:after="120"/>
-      </w:pPr>
-      <w:r>
-        <w:t xml:space="preserve">Schreibe ein Programm, </w:t>
-      </w:r>
-      <w:r>
-        <w:t xml:space="preserve">das eine Vergleichstabelle druckt. Die </w:t>
-      </w:r>
-      <w:r>
-        <w:t>Überschrift</w:t>
-      </w:r>
-      <w:r>
-        <w:t xml:space="preserve"> ist: </w:t>
-      </w:r>
-      <w:r>
-        <w:br/>
-      </w:r>
-      <w:r>
-        <w:t>Verbrauch         Watt für wenig          Billig Strom</w:t>
-      </w:r>
-    </w:p>
-    <w:p>
-      <w:pPr>
-        <w:spacing w:after="120"/>
-      </w:pPr>
-      <w:r>
-        <w:t>Darunter steh</w:t>
-      </w:r>
-      <w:r>
-        <w:t>en</w:t>
-      </w:r>
-      <w:r>
-        <w:t xml:space="preserve"> der monatliche Verbrauch </w:t>
-      </w:r>
-      <w:r>
-        <w:t xml:space="preserve">und die berechneten monatlichen Kosten der beiden Angebote. </w:t>
-      </w:r>
-      <w:r>
-        <w:br/>
-        <w:t xml:space="preserve">Der </w:t>
-      </w:r>
-      <w:r>
-        <w:t xml:space="preserve">Verbrauch </w:t>
-      </w:r>
-      <w:r>
-        <w:t>geht von</w:t>
-      </w:r>
-      <w:r>
-        <w:t xml:space="preserve"> 0 kWh bis 150 kWh in Schritten von 10 kWh</w:t>
-      </w:r>
-      <w:r>
-        <w:t xml:space="preserve">. Zeige den Vergleich auch in einem Diagramm. </w:t>
-      </w:r>
-    </w:p>
-    <w:p>
-      <w:pPr>
-        <w:spacing w:after="120"/>
-      </w:pPr>
-      <w:r>
-        <w:t xml:space="preserve">Vervollständige das Programm. Starte das Programm und beurteile die print-Ausgabe. </w:t>
-      </w:r>
-    </w:p>
-    <w:tbl>
-      <w:tblPr>
-        <w:tblStyle w:val="Tabellenraster"/>
-        <w:tblW w:w="0" w:type="auto"/>
-        <w:tblLook w:val="04A0" w:firstRow="1" w:lastRow="0" w:firstColumn="1" w:lastColumn="0" w:noHBand="0" w:noVBand="1"/>
-      </w:tblPr>
-      <w:tblGrid>
-        <w:gridCol w:w="440"/>
-        <w:gridCol w:w="10016"/>
-      </w:tblGrid>
-      <w:tr>
-        <w:tc>
-          <w:tcPr>
-            <w:tcW w:w="440" w:type="dxa"/>
-          </w:tcPr>
-          <w:p>
-            <w:pPr>
-              <w:rPr>
+              <w:t>Trainer</w:t>
+            </w:r>
+          </w:p>
+        </w:tc>
+        <w:tc>
+          <w:tcPr>
+            <w:tcW w:w="3300" w:type="dxa"/>
+            <w:tcMar>
+              <w:top w:w="90" w:type="dxa"/>
+              <w:left w:w="120" w:type="dxa"/>
+              <w:bottom w:w="90" w:type="dxa"/>
+              <w:right w:w="120" w:type="dxa"/>
+            </w:tcMar>
+            <w:vAlign w:val="center"/>
+          </w:tcPr>
+          <w:p>
+            <w:r>
+              <w:rPr>
+                <w:rFonts w:ascii="Calibri" w:eastAsia="Calibri" w:hAnsi="Calibri" w:cs="Calibri"/>
+              </w:rPr>
+              <w:t>30,00 EUR/Stunde</w:t>
+            </w:r>
+          </w:p>
+        </w:tc>
+        <w:tc>
+          <w:tcPr>
+            <w:tcW w:w="3300" w:type="dxa"/>
+            <w:tcMar>
+              <w:top w:w="90" w:type="dxa"/>
+              <w:left w:w="120" w:type="dxa"/>
+              <w:bottom w:w="90" w:type="dxa"/>
+              <w:right w:w="120" w:type="dxa"/>
+            </w:tcMar>
+            <w:vAlign w:val="center"/>
+          </w:tcPr>
+          <w:p>
+            <w:r>
+              <w:rPr>
+                <w:rFonts w:ascii="Calibri" w:eastAsia="Calibri" w:hAnsi="Calibri" w:cs="Calibri"/>
+              </w:rPr>
+              <w:t>25,00 EUR/Stunde</w:t>
+            </w:r>
+          </w:p>
+        </w:tc>
+      </w:tr>
+      <w:tr>
+        <w:tblPrEx>
+          <w:tblCellMar>
+            <w:top w:w="0" w:type="dxa"/>
+            <w:bottom w:w="0" w:type="dxa"/>
+          </w:tblCellMar>
+        </w:tblPrEx>
+        <w:tc>
+          <w:tcPr>
+            <w:tcW w:w="3400" w:type="dxa"/>
+            <w:shd w:val="clear" w:color="auto" w:fill="E8F5E9"/>
+            <w:tcMar>
+              <w:top w:w="90" w:type="dxa"/>
+              <w:left w:w="120" w:type="dxa"/>
+              <w:bottom w:w="90" w:type="dxa"/>
+              <w:right w:w="120" w:type="dxa"/>
+            </w:tcMar>
+            <w:vAlign w:val="center"/>
+          </w:tcPr>
+          <w:p>
+            <w:r>
+              <w:rPr>
+                <w:rFonts w:ascii="Calibri" w:eastAsia="Calibri" w:hAnsi="Calibri" w:cs="Calibri"/>
                 <w:b/>
                 <w:bCs/>
               </w:rPr>
-            </w:pPr>
-            <w:r>
-              <w:rPr>
-                <w:b/>
-                <w:bCs/>
-              </w:rPr>
-              <w:t>Nr</w:t>
-            </w:r>
-          </w:p>
-        </w:tc>
-        <w:tc>
-          <w:tcPr>
-            <w:tcW w:w="10016" w:type="dxa"/>
-          </w:tcPr>
-          <w:p>
-            <w:pPr>
-              <w:rPr>
-                <w:b/>
-                <w:bCs/>
-              </w:rPr>
-            </w:pPr>
-            <w:r>
-              <w:rPr>
-                <w:b/>
-                <w:bCs/>
-              </w:rPr>
-              <w:t>Programmzeile</w:t>
-            </w:r>
-          </w:p>
-        </w:tc>
-      </w:tr>
-      <w:tr>
-        <w:tc>
-          <w:tcPr>
-            <w:tcW w:w="440" w:type="dxa"/>
-          </w:tcPr>
-          <w:p>
-            <w:pPr>
-              <w:rPr>
-                <w:rFonts w:ascii="Courier New" w:hAnsi="Courier New" w:cs="Courier New"/>
-              </w:rPr>
-            </w:pPr>
-            <w:r>
-              <w:rPr>
-                <w:rFonts w:ascii="Courier New" w:hAnsi="Courier New" w:cs="Courier New"/>
-              </w:rPr>
-              <w:t>1</w:t>
-            </w:r>
-          </w:p>
-        </w:tc>
-        <w:tc>
-          <w:tcPr>
-            <w:tcW w:w="10016" w:type="dxa"/>
-          </w:tcPr>
-          <w:p>
-            <w:pPr>
-              <w:rPr>
-                <w:rFonts w:ascii="Courier New" w:hAnsi="Courier New" w:cs="Courier New"/>
-              </w:rPr>
-            </w:pPr>
-            <w:r>
-              <w:rPr>
-                <w:rFonts w:ascii="Courier New" w:hAnsi="Courier New" w:cs="Courier New"/>
-              </w:rPr>
-              <w:t xml:space="preserve"># Programm vergleicht die Kosten von zwei Stromtarifen </w:t>
-            </w:r>
-          </w:p>
-        </w:tc>
-      </w:tr>
-      <w:tr>
-        <w:tc>
-          <w:tcPr>
-            <w:tcW w:w="440" w:type="dxa"/>
-            <w:vMerge w:val="restart"/>
-          </w:tcPr>
-          <w:p>
-            <w:pPr>
-              <w:rPr>
-                <w:rFonts w:ascii="Courier New" w:hAnsi="Courier New" w:cs="Courier New"/>
-              </w:rPr>
-            </w:pPr>
-            <w:r>
-              <w:rPr>
-                <w:rFonts w:ascii="Courier New" w:hAnsi="Courier New" w:cs="Courier New"/>
-              </w:rPr>
-              <w:t>2</w:t>
-            </w:r>
-          </w:p>
-        </w:tc>
-        <w:tc>
-          <w:tcPr>
-            <w:tcW w:w="10016" w:type="dxa"/>
-          </w:tcPr>
-          <w:p>
-            <w:pPr>
-              <w:rPr>
-                <w:rFonts w:ascii="Courier New" w:hAnsi="Courier New" w:cs="Courier New"/>
-              </w:rPr>
-            </w:pPr>
-            <w:r>
-              <w:rPr>
-                <w:rFonts w:ascii="Courier New" w:hAnsi="Courier New" w:cs="Courier New"/>
-              </w:rPr>
-              <w:t xml:space="preserve"># </w:t>
-            </w:r>
-            <w:r>
-              <w:rPr>
-                <w:rFonts w:ascii="Courier New" w:hAnsi="Courier New" w:cs="Courier New"/>
-              </w:rPr>
-              <w:t xml:space="preserve">1. Angebot: </w:t>
-            </w:r>
-            <w:r>
-              <w:rPr>
-                <w:rFonts w:ascii="Courier New" w:hAnsi="Courier New" w:cs="Courier New"/>
-              </w:rPr>
-              <w:t xml:space="preserve">Input der Funktion ist eine Dezimalzahl in der Einheit </w:t>
-            </w:r>
-            <w:r>
-              <w:rPr>
-                <w:rFonts w:ascii="Courier New" w:hAnsi="Courier New" w:cs="Courier New"/>
-              </w:rPr>
-              <w:t>kWh</w:t>
-            </w:r>
-          </w:p>
-        </w:tc>
-      </w:tr>
-      <w:tr>
-        <w:tc>
-          <w:tcPr>
-            <w:tcW w:w="440" w:type="dxa"/>
-            <w:vMerge/>
-          </w:tcPr>
-          <w:p>
-            <w:pPr>
-              <w:rPr>
-                <w:rFonts w:ascii="Courier New" w:hAnsi="Courier New" w:cs="Courier New"/>
-              </w:rPr>
-            </w:pPr>
-          </w:p>
-        </w:tc>
-        <w:tc>
-          <w:tcPr>
-            <w:tcW w:w="10016" w:type="dxa"/>
-          </w:tcPr>
-          <w:p>
-            <w:pPr>
-              <w:rPr>
-                <w:rFonts w:ascii="Courier New" w:hAnsi="Courier New" w:cs="Courier New"/>
-              </w:rPr>
-            </w:pPr>
-            <w:r>
-              <w:rPr>
-                <w:rFonts w:ascii="Courier New" w:hAnsi="Courier New" w:cs="Courier New"/>
-              </w:rPr>
-              <w:t xml:space="preserve"># </w:t>
-            </w:r>
-            <w:r>
-              <w:rPr>
-                <w:rFonts w:ascii="Courier New" w:hAnsi="Courier New" w:cs="Courier New"/>
-              </w:rPr>
-              <w:t xml:space="preserve">            </w:t>
-            </w:r>
-            <w:r>
-              <w:rPr>
-                <w:rFonts w:ascii="Courier New" w:hAnsi="Courier New" w:cs="Courier New"/>
-              </w:rPr>
-              <w:t xml:space="preserve">Output der Funktion ist eine Dezimalzahl in der Einheit </w:t>
-            </w:r>
-            <w:r>
-              <w:rPr>
-                <w:rFonts w:ascii="Courier New" w:hAnsi="Courier New" w:cs="Courier New"/>
-              </w:rPr>
-              <w:t>EUR</w:t>
-            </w:r>
-          </w:p>
-        </w:tc>
-      </w:tr>
-      <w:tr>
-        <w:tc>
-          <w:tcPr>
-            <w:tcW w:w="440" w:type="dxa"/>
-          </w:tcPr>
-          <w:p>
-            <w:pPr>
-              <w:rPr>
-                <w:rFonts w:ascii="Courier New" w:hAnsi="Courier New" w:cs="Courier New"/>
-              </w:rPr>
-            </w:pPr>
-          </w:p>
-        </w:tc>
-        <w:tc>
-          <w:tcPr>
-            <w:tcW w:w="10016" w:type="dxa"/>
-          </w:tcPr>
-          <w:p>
-            <w:pPr>
-              <w:rPr>
-                <w:rFonts w:ascii="Courier New" w:hAnsi="Courier New" w:cs="Courier New"/>
-              </w:rPr>
-            </w:pPr>
-            <w:r>
-              <w:rPr>
-                <w:rFonts w:ascii="Courier New" w:hAnsi="Courier New" w:cs="Courier New"/>
-              </w:rPr>
-              <w:t xml:space="preserve"># </w:t>
-            </w:r>
-            <w:r>
-              <w:rPr>
-                <w:rFonts w:ascii="Courier New" w:hAnsi="Courier New" w:cs="Courier New"/>
-              </w:rPr>
-              <w:t>F</w:t>
-            </w:r>
-            <w:r>
-              <w:rPr>
-                <w:rFonts w:ascii="Courier New" w:hAnsi="Courier New" w:cs="Courier New"/>
-              </w:rPr>
-              <w:t>unktion mit Datentyp</w:t>
-            </w:r>
-            <w:r>
-              <w:rPr>
-                <w:rFonts w:ascii="Courier New" w:hAnsi="Courier New" w:cs="Courier New"/>
-              </w:rPr>
-              <w:t xml:space="preserve"> </w:t>
-            </w:r>
-          </w:p>
-        </w:tc>
-      </w:tr>
-      <w:tr>
-        <w:tc>
-          <w:tcPr>
-            <w:tcW w:w="440" w:type="dxa"/>
-          </w:tcPr>
-          <w:p>
-            <w:pPr>
-              <w:rPr>
-                <w:rFonts w:ascii="Courier New" w:hAnsi="Courier New" w:cs="Courier New"/>
-              </w:rPr>
-            </w:pPr>
-            <w:r>
-              <w:rPr>
-                <w:rFonts w:ascii="Courier New" w:hAnsi="Courier New" w:cs="Courier New"/>
-              </w:rPr>
-              <w:t>3</w:t>
-            </w:r>
-          </w:p>
-        </w:tc>
-        <w:tc>
-          <w:tcPr>
-            <w:tcW w:w="10016" w:type="dxa"/>
-          </w:tcPr>
-          <w:p>
-            <w:pPr>
-              <w:rPr>
-                <w:rFonts w:ascii="Courier New" w:hAnsi="Courier New" w:cs="Courier New"/>
-              </w:rPr>
-            </w:pPr>
-            <w:r>
-              <w:rPr>
-                <w:rFonts w:cstheme="minorHAnsi"/>
-              </w:rPr>
-              <w:t>Definiere die Funktion</w:t>
-            </w:r>
-          </w:p>
-        </w:tc>
-      </w:tr>
-      <w:tr>
-        <w:tc>
-          <w:tcPr>
-            <w:tcW w:w="440" w:type="dxa"/>
-            <w:vMerge w:val="restart"/>
-          </w:tcPr>
-          <w:p>
-            <w:pPr>
-              <w:rPr>
-                <w:rFonts w:ascii="Courier New" w:hAnsi="Courier New" w:cs="Courier New"/>
-              </w:rPr>
-            </w:pPr>
-            <w:r>
-              <w:rPr>
-                <w:rFonts w:ascii="Courier New" w:hAnsi="Courier New" w:cs="Courier New"/>
-              </w:rPr>
-              <w:t>4</w:t>
-            </w:r>
-          </w:p>
-        </w:tc>
-        <w:tc>
-          <w:tcPr>
-            <w:tcW w:w="10016" w:type="dxa"/>
-          </w:tcPr>
-          <w:p>
-            <w:pPr>
-              <w:rPr>
-                <w:rFonts w:ascii="Courier New" w:hAnsi="Courier New" w:cs="Courier New"/>
-              </w:rPr>
-            </w:pPr>
-            <w:r>
-              <w:rPr>
-                <w:rFonts w:cstheme="minorHAnsi"/>
-              </w:rPr>
-              <w:t>Programmiere</w:t>
-            </w:r>
-            <w:r>
-              <w:rPr>
-                <w:rFonts w:cstheme="minorHAnsi"/>
-              </w:rPr>
-              <w:t xml:space="preserve"> den Funktions-Rumpf</w:t>
-            </w:r>
-          </w:p>
-        </w:tc>
-      </w:tr>
-      <w:tr>
-        <w:tc>
-          <w:tcPr>
-            <w:tcW w:w="440" w:type="dxa"/>
-            <w:vMerge/>
-          </w:tcPr>
-          <w:p>
-            <w:pPr>
-              <w:rPr>
-                <w:rFonts w:ascii="Courier New" w:hAnsi="Courier New" w:cs="Courier New"/>
-              </w:rPr>
-            </w:pPr>
-          </w:p>
-        </w:tc>
-        <w:tc>
-          <w:tcPr>
-            <w:tcW w:w="10016" w:type="dxa"/>
-          </w:tcPr>
-          <w:p>
-            <w:pPr>
-              <w:rPr>
-                <w:rFonts w:ascii="Courier New" w:hAnsi="Courier New" w:cs="Courier New"/>
-              </w:rPr>
-            </w:pPr>
-          </w:p>
-        </w:tc>
-      </w:tr>
-      <w:tr>
-        <w:tc>
-          <w:tcPr>
-            <w:tcW w:w="440" w:type="dxa"/>
-            <w:vMerge w:val="restart"/>
-          </w:tcPr>
-          <w:p>
-            <w:pPr>
-              <w:rPr>
-                <w:rFonts w:ascii="Courier New" w:hAnsi="Courier New" w:cs="Courier New"/>
-              </w:rPr>
-            </w:pPr>
-            <w:r>
-              <w:rPr>
-                <w:rFonts w:ascii="Courier New" w:hAnsi="Courier New" w:cs="Courier New"/>
-              </w:rPr>
-              <w:t>2</w:t>
-            </w:r>
-          </w:p>
-        </w:tc>
-        <w:tc>
-          <w:tcPr>
-            <w:tcW w:w="10016" w:type="dxa"/>
-          </w:tcPr>
-          <w:p>
-            <w:pPr>
-              <w:rPr>
-                <w:rFonts w:ascii="Courier New" w:hAnsi="Courier New" w:cs="Courier New"/>
-              </w:rPr>
-            </w:pPr>
-            <w:r>
-              <w:rPr>
-                <w:rFonts w:ascii="Courier New" w:hAnsi="Courier New" w:cs="Courier New"/>
-              </w:rPr>
-              <w:t xml:space="preserve"># </w:t>
-            </w:r>
-            <w:r>
-              <w:rPr>
-                <w:rFonts w:ascii="Courier New" w:hAnsi="Courier New" w:cs="Courier New"/>
-              </w:rPr>
-              <w:t xml:space="preserve">2. Angebot: </w:t>
-            </w:r>
-            <w:r>
-              <w:rPr>
-                <w:rFonts w:ascii="Courier New" w:hAnsi="Courier New" w:cs="Courier New"/>
-              </w:rPr>
-              <w:t xml:space="preserve">Input der Funktion ist eine Dezimalzahl in der Einheit </w:t>
-            </w:r>
-            <w:r>
-              <w:rPr>
-                <w:rFonts w:ascii="Courier New" w:hAnsi="Courier New" w:cs="Courier New"/>
-              </w:rPr>
-              <w:t>kWh</w:t>
-            </w:r>
-          </w:p>
-        </w:tc>
-      </w:tr>
-      <w:tr>
-        <w:tc>
-          <w:tcPr>
-            <w:tcW w:w="440" w:type="dxa"/>
-            <w:vMerge/>
-          </w:tcPr>
-          <w:p>
-            <w:pPr>
-              <w:rPr>
-                <w:rFonts w:ascii="Courier New" w:hAnsi="Courier New" w:cs="Courier New"/>
-              </w:rPr>
-            </w:pPr>
-          </w:p>
-        </w:tc>
-        <w:tc>
-          <w:tcPr>
-            <w:tcW w:w="10016" w:type="dxa"/>
-          </w:tcPr>
-          <w:p>
-            <w:pPr>
-              <w:rPr>
-                <w:rFonts w:ascii="Courier New" w:hAnsi="Courier New" w:cs="Courier New"/>
-              </w:rPr>
-            </w:pPr>
-            <w:r>
-              <w:rPr>
-                <w:rFonts w:ascii="Courier New" w:hAnsi="Courier New" w:cs="Courier New"/>
-              </w:rPr>
-              <w:t xml:space="preserve"># </w:t>
-            </w:r>
-            <w:r>
-              <w:rPr>
-                <w:rFonts w:ascii="Courier New" w:hAnsi="Courier New" w:cs="Courier New"/>
-              </w:rPr>
-              <w:t xml:space="preserve">            </w:t>
-            </w:r>
-            <w:r>
-              <w:rPr>
-                <w:rFonts w:ascii="Courier New" w:hAnsi="Courier New" w:cs="Courier New"/>
-              </w:rPr>
-              <w:t xml:space="preserve">Output der Funktion ist eine Dezimalzahl in der Einheit </w:t>
-            </w:r>
-            <w:r>
-              <w:rPr>
-                <w:rFonts w:ascii="Courier New" w:hAnsi="Courier New" w:cs="Courier New"/>
-              </w:rPr>
-              <w:t>EUR</w:t>
-            </w:r>
-          </w:p>
-        </w:tc>
-      </w:tr>
-      <w:tr>
-        <w:tc>
-          <w:tcPr>
-            <w:tcW w:w="440" w:type="dxa"/>
-          </w:tcPr>
-          <w:p>
-            <w:pPr>
-              <w:rPr>
-                <w:rFonts w:ascii="Courier New" w:hAnsi="Courier New" w:cs="Courier New"/>
-              </w:rPr>
-            </w:pPr>
-          </w:p>
-        </w:tc>
-        <w:tc>
-          <w:tcPr>
-            <w:tcW w:w="10016" w:type="dxa"/>
-          </w:tcPr>
-          <w:p>
-            <w:pPr>
-              <w:rPr>
-                <w:rFonts w:ascii="Courier New" w:hAnsi="Courier New" w:cs="Courier New"/>
-              </w:rPr>
-            </w:pPr>
-            <w:r>
-              <w:rPr>
-                <w:rFonts w:ascii="Courier New" w:hAnsi="Courier New" w:cs="Courier New"/>
-              </w:rPr>
-              <w:t># Funktion mit Datentyp</w:t>
-            </w:r>
-          </w:p>
-        </w:tc>
-      </w:tr>
-      <w:tr>
-        <w:tc>
-          <w:tcPr>
-            <w:tcW w:w="440" w:type="dxa"/>
-          </w:tcPr>
-          <w:p>
-            <w:pPr>
-              <w:rPr>
-                <w:rFonts w:ascii="Courier New" w:hAnsi="Courier New" w:cs="Courier New"/>
-              </w:rPr>
-            </w:pPr>
-            <w:r>
-              <w:rPr>
-                <w:rFonts w:ascii="Courier New" w:hAnsi="Courier New" w:cs="Courier New"/>
-              </w:rPr>
-              <w:t>3</w:t>
-            </w:r>
-          </w:p>
-        </w:tc>
-        <w:tc>
-          <w:tcPr>
-            <w:tcW w:w="10016" w:type="dxa"/>
-          </w:tcPr>
-          <w:p>
-            <w:pPr>
-              <w:rPr>
-                <w:rFonts w:ascii="Courier New" w:hAnsi="Courier New" w:cs="Courier New"/>
-              </w:rPr>
-            </w:pPr>
-            <w:r>
-              <w:rPr>
-                <w:rFonts w:cstheme="minorHAnsi"/>
-              </w:rPr>
-              <w:t>Definiere die Funktion</w:t>
-            </w:r>
-          </w:p>
-        </w:tc>
-      </w:tr>
-      <w:tr>
-        <w:tc>
-          <w:tcPr>
-            <w:tcW w:w="440" w:type="dxa"/>
-            <w:vMerge w:val="restart"/>
-          </w:tcPr>
-          <w:p>
-            <w:pPr>
-              <w:rPr>
-                <w:rFonts w:ascii="Courier New" w:hAnsi="Courier New" w:cs="Courier New"/>
-              </w:rPr>
-            </w:pPr>
-            <w:r>
-              <w:rPr>
-                <w:rFonts w:ascii="Courier New" w:hAnsi="Courier New" w:cs="Courier New"/>
-              </w:rPr>
-              <w:t>4</w:t>
-            </w:r>
-          </w:p>
-        </w:tc>
-        <w:tc>
-          <w:tcPr>
-            <w:tcW w:w="10016" w:type="dxa"/>
-          </w:tcPr>
-          <w:p>
-            <w:pPr>
-              <w:rPr>
-                <w:rFonts w:ascii="Courier New" w:hAnsi="Courier New" w:cs="Courier New"/>
-              </w:rPr>
-            </w:pPr>
-            <w:r>
-              <w:rPr>
-                <w:rFonts w:cstheme="minorHAnsi"/>
-              </w:rPr>
-              <w:t>Programmiere</w:t>
-            </w:r>
-            <w:r>
-              <w:rPr>
-                <w:rFonts w:cstheme="minorHAnsi"/>
-              </w:rPr>
-              <w:t xml:space="preserve"> den Funktions-Rumpf</w:t>
-            </w:r>
-          </w:p>
-        </w:tc>
-      </w:tr>
-      <w:tr>
-        <w:tc>
-          <w:tcPr>
-            <w:tcW w:w="440" w:type="dxa"/>
-            <w:vMerge/>
-          </w:tcPr>
-          <w:p>
-            <w:pPr>
-              <w:rPr>
-                <w:rFonts w:ascii="Courier New" w:hAnsi="Courier New" w:cs="Courier New"/>
-              </w:rPr>
-            </w:pPr>
-          </w:p>
-        </w:tc>
-        <w:tc>
-          <w:tcPr>
-            <w:tcW w:w="10016" w:type="dxa"/>
-          </w:tcPr>
-          <w:p>
-            <w:pPr>
-              <w:rPr>
-                <w:rFonts w:ascii="Courier New" w:hAnsi="Courier New" w:cs="Courier New"/>
-              </w:rPr>
-            </w:pPr>
-          </w:p>
-        </w:tc>
-      </w:tr>
-      <w:tr>
-        <w:tc>
-          <w:tcPr>
-            <w:tcW w:w="440" w:type="dxa"/>
-          </w:tcPr>
-          <w:p>
-            <w:pPr>
-              <w:rPr>
-                <w:rFonts w:ascii="Courier New" w:hAnsi="Courier New" w:cs="Courier New"/>
-              </w:rPr>
-            </w:pPr>
-          </w:p>
-        </w:tc>
-        <w:tc>
-          <w:tcPr>
-            <w:tcW w:w="10016" w:type="dxa"/>
-          </w:tcPr>
-          <w:p>
-            <w:pPr>
-              <w:rPr>
-                <w:rFonts w:ascii="Courier New" w:hAnsi="Courier New" w:cs="Courier New"/>
-              </w:rPr>
-            </w:pPr>
-            <w:r>
-              <w:rPr>
-                <w:rFonts w:ascii="Courier New" w:hAnsi="Courier New" w:cs="Courier New"/>
-              </w:rPr>
-              <w:t># Input</w:t>
-            </w:r>
-            <w:r>
-              <w:rPr>
-                <w:rFonts w:ascii="Courier New" w:hAnsi="Courier New" w:cs="Courier New"/>
-              </w:rPr>
-              <w:t xml:space="preserve"> </w:t>
-            </w:r>
-            <w:r>
-              <w:rPr>
-                <w:rFonts w:ascii="Courier New" w:hAnsi="Courier New" w:cs="Courier New"/>
-              </w:rPr>
-              <w:t>Liste anlegen</w:t>
-            </w:r>
-          </w:p>
-        </w:tc>
-      </w:tr>
-      <w:tr>
-        <w:tc>
-          <w:tcPr>
-            <w:tcW w:w="440" w:type="dxa"/>
-          </w:tcPr>
-          <w:p>
-            <w:pPr>
-              <w:rPr>
-                <w:rFonts w:cstheme="minorHAnsi"/>
-              </w:rPr>
-            </w:pPr>
-          </w:p>
-        </w:tc>
-        <w:tc>
-          <w:tcPr>
-            <w:tcW w:w="10016" w:type="dxa"/>
-          </w:tcPr>
-          <w:p>
-            <w:pPr>
-              <w:rPr>
-                <w:rFonts w:cstheme="minorHAnsi"/>
-              </w:rPr>
-            </w:pPr>
-            <w:r>
-              <w:rPr>
-                <w:rFonts w:cstheme="minorHAnsi"/>
-              </w:rPr>
-              <w:t>Lege die Liste an</w:t>
-            </w:r>
-          </w:p>
-        </w:tc>
-      </w:tr>
-      <w:tr>
-        <w:tc>
-          <w:tcPr>
-            <w:tcW w:w="440" w:type="dxa"/>
-          </w:tcPr>
-          <w:p>
-            <w:pPr>
-              <w:rPr>
-                <w:rFonts w:ascii="Courier New" w:hAnsi="Courier New" w:cs="Courier New"/>
-              </w:rPr>
-            </w:pPr>
-          </w:p>
-        </w:tc>
-        <w:tc>
-          <w:tcPr>
-            <w:tcW w:w="10016" w:type="dxa"/>
-          </w:tcPr>
-          <w:p>
-            <w:pPr>
-              <w:rPr>
-                <w:rFonts w:ascii="Courier New" w:hAnsi="Courier New" w:cs="Courier New"/>
-              </w:rPr>
-            </w:pPr>
-            <w:r>
-              <w:rPr>
-                <w:rFonts w:ascii="Courier New" w:hAnsi="Courier New" w:cs="Courier New"/>
-              </w:rPr>
-              <w:t xml:space="preserve"># 1. Angebot: Output Liste </w:t>
-            </w:r>
-            <w:r>
-              <w:rPr>
-                <w:rFonts w:ascii="Courier New" w:hAnsi="Courier New" w:cs="Courier New"/>
-              </w:rPr>
-              <w:t>(leer) anlegen</w:t>
-            </w:r>
-          </w:p>
-        </w:tc>
-      </w:tr>
-      <w:tr>
-        <w:tc>
-          <w:tcPr>
-            <w:tcW w:w="440" w:type="dxa"/>
-          </w:tcPr>
-          <w:p>
-            <w:pPr>
-              <w:rPr>
-                <w:rFonts w:ascii="Courier New" w:hAnsi="Courier New" w:cs="Courier New"/>
-              </w:rPr>
-            </w:pPr>
-          </w:p>
-        </w:tc>
-        <w:tc>
-          <w:tcPr>
-            <w:tcW w:w="10016" w:type="dxa"/>
-          </w:tcPr>
-          <w:p>
-            <w:pPr>
-              <w:rPr>
-                <w:rFonts w:ascii="Courier New" w:hAnsi="Courier New" w:cs="Courier New"/>
-              </w:rPr>
-            </w:pPr>
-            <w:r>
-              <w:rPr>
-                <w:rFonts w:cstheme="minorHAnsi"/>
-              </w:rPr>
-              <w:t>Lege die Liste an</w:t>
-            </w:r>
-          </w:p>
-        </w:tc>
-      </w:tr>
-      <w:tr>
-        <w:tc>
-          <w:tcPr>
-            <w:tcW w:w="440" w:type="dxa"/>
-          </w:tcPr>
-          <w:p>
-            <w:pPr>
-              <w:rPr>
-                <w:rFonts w:ascii="Courier New" w:hAnsi="Courier New" w:cs="Courier New"/>
-              </w:rPr>
-            </w:pPr>
-          </w:p>
-        </w:tc>
-        <w:tc>
-          <w:tcPr>
-            <w:tcW w:w="10016" w:type="dxa"/>
-          </w:tcPr>
-          <w:p>
-            <w:pPr>
-              <w:rPr>
-                <w:rFonts w:ascii="Courier New" w:hAnsi="Courier New" w:cs="Courier New"/>
-              </w:rPr>
-            </w:pPr>
-            <w:r>
-              <w:rPr>
-                <w:rFonts w:ascii="Courier New" w:hAnsi="Courier New" w:cs="Courier New"/>
-              </w:rPr>
-              <w:t xml:space="preserve"># 2. Angebot: Output Liste </w:t>
-            </w:r>
-            <w:r>
-              <w:rPr>
-                <w:rFonts w:ascii="Courier New" w:hAnsi="Courier New" w:cs="Courier New"/>
-              </w:rPr>
-              <w:t>(leer) anlegen</w:t>
-            </w:r>
-          </w:p>
-        </w:tc>
-      </w:tr>
-      <w:tr>
-        <w:tc>
-          <w:tcPr>
-            <w:tcW w:w="440" w:type="dxa"/>
-          </w:tcPr>
-          <w:p>
-            <w:pPr>
-              <w:rPr>
-                <w:rFonts w:ascii="Courier New" w:hAnsi="Courier New" w:cs="Courier New"/>
-              </w:rPr>
-            </w:pPr>
-          </w:p>
-        </w:tc>
-        <w:tc>
-          <w:tcPr>
-            <w:tcW w:w="10016" w:type="dxa"/>
-          </w:tcPr>
-          <w:p>
-            <w:pPr>
-              <w:rPr>
-                <w:rFonts w:ascii="Courier New" w:hAnsi="Courier New" w:cs="Courier New"/>
-              </w:rPr>
-            </w:pPr>
-            <w:r>
-              <w:rPr>
-                <w:rFonts w:cstheme="minorHAnsi"/>
-              </w:rPr>
-              <w:t>Lege die Liste an</w:t>
-            </w:r>
-          </w:p>
-        </w:tc>
-      </w:tr>
-      <w:tr>
-        <w:tc>
-          <w:tcPr>
-            <w:tcW w:w="440" w:type="dxa"/>
-          </w:tcPr>
-          <w:p>
-            <w:pPr>
-              <w:rPr>
-                <w:rFonts w:ascii="Courier New" w:hAnsi="Courier New" w:cs="Courier New"/>
-              </w:rPr>
-            </w:pPr>
-          </w:p>
-        </w:tc>
-        <w:tc>
-          <w:tcPr>
-            <w:tcW w:w="10016" w:type="dxa"/>
-          </w:tcPr>
-          <w:p>
-            <w:pPr>
-              <w:rPr>
-                <w:rFonts w:ascii="Courier New" w:hAnsi="Courier New" w:cs="Courier New"/>
-              </w:rPr>
-            </w:pPr>
-            <w:r>
-              <w:rPr>
-                <w:rFonts w:ascii="Courier New" w:hAnsi="Courier New" w:cs="Courier New"/>
-              </w:rPr>
-              <w:t># Funktionen aufrufen</w:t>
-            </w:r>
-          </w:p>
-        </w:tc>
-      </w:tr>
-      <w:tr>
-        <w:tc>
-          <w:tcPr>
-            <w:tcW w:w="440" w:type="dxa"/>
-            <w:vMerge w:val="restart"/>
-          </w:tcPr>
-          <w:p>
-            <w:pPr>
-              <w:rPr>
-                <w:rFonts w:ascii="Courier New" w:hAnsi="Courier New" w:cs="Courier New"/>
-              </w:rPr>
-            </w:pPr>
-            <w:r>
-              <w:rPr>
-                <w:rFonts w:ascii="Courier New" w:hAnsi="Courier New" w:cs="Courier New"/>
-              </w:rPr>
-              <w:t>5</w:t>
-            </w:r>
-          </w:p>
-        </w:tc>
-        <w:tc>
-          <w:tcPr>
-            <w:tcW w:w="10016" w:type="dxa"/>
-          </w:tcPr>
-          <w:p>
-            <w:pPr>
-              <w:rPr>
-                <w:rFonts w:cstheme="minorHAnsi"/>
-              </w:rPr>
-            </w:pPr>
-            <w:r>
-              <w:rPr>
-                <w:rFonts w:cstheme="minorHAnsi"/>
-              </w:rPr>
-              <w:t>Programmiere</w:t>
-            </w:r>
-            <w:r>
-              <w:rPr>
-                <w:rFonts w:cstheme="minorHAnsi"/>
-              </w:rPr>
-              <w:t xml:space="preserve"> eine Schleife</w:t>
-            </w:r>
-          </w:p>
-        </w:tc>
-      </w:tr>
-      <w:tr>
-        <w:tc>
-          <w:tcPr>
-            <w:tcW w:w="440" w:type="dxa"/>
-            <w:vMerge/>
-          </w:tcPr>
-          <w:p>
-            <w:pPr>
-              <w:rPr>
-                <w:rFonts w:ascii="Courier New" w:hAnsi="Courier New" w:cs="Courier New"/>
-              </w:rPr>
-            </w:pPr>
-          </w:p>
-        </w:tc>
-        <w:tc>
-          <w:tcPr>
-            <w:tcW w:w="10016" w:type="dxa"/>
-          </w:tcPr>
-          <w:p>
-            <w:pPr>
-              <w:rPr>
-                <w:rFonts w:cstheme="minorHAnsi"/>
-              </w:rPr>
-            </w:pPr>
-            <w:r>
-              <w:rPr>
-                <w:rFonts w:cstheme="minorHAnsi"/>
-              </w:rPr>
-              <w:t xml:space="preserve">          Fülle die Liste</w:t>
-            </w:r>
-          </w:p>
-        </w:tc>
-      </w:tr>
-      <w:tr>
-        <w:tc>
-          <w:tcPr>
-            <w:tcW w:w="440" w:type="dxa"/>
-            <w:vMerge/>
-          </w:tcPr>
-          <w:p>
-            <w:pPr>
-              <w:rPr>
-                <w:rFonts w:ascii="Courier New" w:hAnsi="Courier New" w:cs="Courier New"/>
-              </w:rPr>
-            </w:pPr>
-          </w:p>
-        </w:tc>
-        <w:tc>
-          <w:tcPr>
-            <w:tcW w:w="10016" w:type="dxa"/>
-          </w:tcPr>
-          <w:p>
-            <w:pPr>
-              <w:rPr>
-                <w:rFonts w:ascii="Courier New" w:hAnsi="Courier New" w:cs="Courier New"/>
-              </w:rPr>
-            </w:pPr>
-            <w:r>
-              <w:rPr>
-                <w:rFonts w:cstheme="minorHAnsi"/>
-              </w:rPr>
-              <w:t xml:space="preserve">          Fülle die Liste</w:t>
-            </w:r>
-          </w:p>
-        </w:tc>
-      </w:tr>
-      <w:tr>
-        <w:tc>
-          <w:tcPr>
-            <w:tcW w:w="440" w:type="dxa"/>
-            <w:vMerge/>
-          </w:tcPr>
-          <w:p>
-            <w:pPr>
-              <w:rPr>
-                <w:rFonts w:ascii="Courier New" w:hAnsi="Courier New" w:cs="Courier New"/>
-              </w:rPr>
-            </w:pPr>
-          </w:p>
-        </w:tc>
-        <w:tc>
-          <w:tcPr>
-            <w:tcW w:w="10016" w:type="dxa"/>
-          </w:tcPr>
-          <w:p>
-            <w:pPr>
-              <w:rPr>
-                <w:rFonts w:ascii="Courier New" w:hAnsi="Courier New" w:cs="Courier New"/>
-              </w:rPr>
-            </w:pPr>
-            <w:r>
-              <w:rPr>
-                <w:rFonts w:ascii="Courier New" w:hAnsi="Courier New" w:cs="Courier New"/>
-              </w:rPr>
-              <w:t># Ergebnisse drucken</w:t>
-            </w:r>
-          </w:p>
-        </w:tc>
-      </w:tr>
-      <w:tr>
-        <w:tc>
-          <w:tcPr>
-            <w:tcW w:w="440" w:type="dxa"/>
-            <w:vMerge/>
-          </w:tcPr>
-          <w:p>
-            <w:pPr>
-              <w:rPr>
-                <w:rFonts w:ascii="Courier New" w:hAnsi="Courier New" w:cs="Courier New"/>
-              </w:rPr>
-            </w:pPr>
-          </w:p>
-        </w:tc>
-        <w:tc>
-          <w:tcPr>
-            <w:tcW w:w="10016" w:type="dxa"/>
-          </w:tcPr>
-          <w:p>
-            <w:pPr>
-              <w:rPr>
-                <w:rFonts w:cstheme="minorHAnsi"/>
-              </w:rPr>
-            </w:pPr>
-            <w:r>
-              <w:rPr>
-                <w:rFonts w:cstheme="minorHAnsi"/>
-              </w:rPr>
-              <w:t>Drucke die Überschrift</w:t>
-            </w:r>
-          </w:p>
-        </w:tc>
-      </w:tr>
-      <w:tr>
-        <w:tc>
-          <w:tcPr>
-            <w:tcW w:w="440" w:type="dxa"/>
-            <w:vMerge/>
-          </w:tcPr>
-          <w:p>
-            <w:pPr>
-              <w:rPr>
-                <w:rFonts w:ascii="Courier New" w:hAnsi="Courier New" w:cs="Courier New"/>
-              </w:rPr>
-            </w:pPr>
-          </w:p>
-        </w:tc>
-        <w:tc>
-          <w:tcPr>
-            <w:tcW w:w="10016" w:type="dxa"/>
-          </w:tcPr>
-          <w:p>
-            <w:pPr>
-              <w:rPr>
-                <w:rFonts w:cstheme="minorHAnsi"/>
-              </w:rPr>
-            </w:pPr>
-            <w:r>
-              <w:rPr>
-                <w:rFonts w:cstheme="minorHAnsi"/>
-              </w:rPr>
-              <w:t>Programmiere eine Schleife</w:t>
-            </w:r>
-          </w:p>
-        </w:tc>
-      </w:tr>
-      <w:tr>
-        <w:tc>
-          <w:tcPr>
-            <w:tcW w:w="440" w:type="dxa"/>
-            <w:vMerge/>
-          </w:tcPr>
-          <w:p>
-            <w:pPr>
-              <w:rPr>
-                <w:rFonts w:ascii="Courier New" w:hAnsi="Courier New" w:cs="Courier New"/>
-              </w:rPr>
-            </w:pPr>
-          </w:p>
-        </w:tc>
-        <w:tc>
-          <w:tcPr>
-            <w:tcW w:w="10016" w:type="dxa"/>
-          </w:tcPr>
-          <w:p>
-            <w:pPr>
-              <w:rPr>
-                <w:rFonts w:cstheme="minorHAnsi"/>
-                <w:lang w:val="fr-FR"/>
-              </w:rPr>
-            </w:pPr>
-            <w:r>
-              <w:rPr>
-                <w:rFonts w:cstheme="minorHAnsi"/>
-                <w:lang w:val="fr-FR"/>
-              </w:rPr>
-              <w:t xml:space="preserve">          Drucke das Ergebnis</w:t>
-            </w:r>
-          </w:p>
-        </w:tc>
-      </w:tr>
-      <w:tr>
-        <w:tc>
-          <w:tcPr>
-            <w:tcW w:w="440" w:type="dxa"/>
-          </w:tcPr>
-          <w:p>
-            <w:pPr>
-              <w:rPr>
-                <w:rFonts w:ascii="Courier New" w:hAnsi="Courier New" w:cs="Courier New"/>
-                <w:lang w:val="fr-FR"/>
-              </w:rPr>
-            </w:pPr>
-          </w:p>
-        </w:tc>
-        <w:tc>
-          <w:tcPr>
-            <w:tcW w:w="10016" w:type="dxa"/>
-          </w:tcPr>
-          <w:p>
-            <w:pPr>
-              <w:rPr>
-                <w:rFonts w:ascii="Courier New" w:hAnsi="Courier New" w:cs="Courier New"/>
-              </w:rPr>
-            </w:pPr>
-            <w:r>
-              <w:rPr>
-                <w:rFonts w:ascii="Courier New" w:hAnsi="Courier New" w:cs="Courier New"/>
-              </w:rPr>
-              <w:t># Modul für das Plotten von Graphen importieren</w:t>
-            </w:r>
-          </w:p>
-        </w:tc>
-      </w:tr>
-      <w:tr>
-        <w:tc>
-          <w:tcPr>
-            <w:tcW w:w="440" w:type="dxa"/>
-          </w:tcPr>
-          <w:p>
-            <w:pPr>
-              <w:rPr>
-                <w:rFonts w:ascii="Courier New" w:hAnsi="Courier New" w:cs="Courier New"/>
-              </w:rPr>
-            </w:pPr>
-          </w:p>
-        </w:tc>
-        <w:tc>
-          <w:tcPr>
-            <w:tcW w:w="10016" w:type="dxa"/>
-          </w:tcPr>
-          <w:p>
-            <w:pPr>
-              <w:rPr>
-                <w:rFonts w:ascii="Courier New" w:hAnsi="Courier New" w:cs="Courier New"/>
-                <w:lang w:val="fr-FR"/>
-              </w:rPr>
-            </w:pPr>
-            <w:r>
-              <w:rPr>
-                <w:rFonts w:ascii="Courier New" w:hAnsi="Courier New" w:cs="Courier New"/>
-                <w:lang w:val="fr-FR"/>
-              </w:rPr>
-              <w:t>import matplotlib.pyplot as plt</w:t>
-            </w:r>
-          </w:p>
-        </w:tc>
-      </w:tr>
-      <w:tr>
-        <w:tc>
-          <w:tcPr>
-            <w:tcW w:w="440" w:type="dxa"/>
-          </w:tcPr>
-          <w:p>
-            <w:pPr>
-              <w:rPr>
-                <w:rFonts w:ascii="Courier New" w:hAnsi="Courier New" w:cs="Courier New"/>
-                <w:lang w:val="fr-FR"/>
-              </w:rPr>
-            </w:pPr>
-          </w:p>
-        </w:tc>
-        <w:tc>
-          <w:tcPr>
-            <w:tcW w:w="10016" w:type="dxa"/>
-          </w:tcPr>
-          <w:p>
-            <w:pPr>
-              <w:rPr>
-                <w:rFonts w:ascii="Courier New" w:hAnsi="Courier New" w:cs="Courier New"/>
-              </w:rPr>
-            </w:pPr>
-            <w:r>
-              <w:rPr>
-                <w:rFonts w:ascii="Courier New" w:hAnsi="Courier New" w:cs="Courier New"/>
-              </w:rPr>
-              <w:t># Ergebnisse plotten</w:t>
-            </w:r>
-          </w:p>
-        </w:tc>
-      </w:tr>
-      <w:tr>
-        <w:tc>
-          <w:tcPr>
-            <w:tcW w:w="440" w:type="dxa"/>
-            <w:vMerge w:val="restart"/>
-          </w:tcPr>
-          <w:p>
-            <w:pPr>
-              <w:rPr>
-                <w:rFonts w:ascii="Courier New" w:hAnsi="Courier New" w:cs="Courier New"/>
-              </w:rPr>
-            </w:pPr>
-            <w:r>
-              <w:rPr>
-                <w:rFonts w:ascii="Courier New" w:hAnsi="Courier New" w:cs="Courier New"/>
-              </w:rPr>
-              <w:t>5</w:t>
-            </w:r>
-          </w:p>
-        </w:tc>
-        <w:tc>
-          <w:tcPr>
-            <w:tcW w:w="10016" w:type="dxa"/>
-          </w:tcPr>
-          <w:p>
-            <w:pPr>
-              <w:rPr>
-                <w:rFonts w:ascii="Courier New" w:hAnsi="Courier New" w:cs="Courier New"/>
-              </w:rPr>
-            </w:pPr>
-            <w:r>
-              <w:rPr>
-                <w:rFonts w:ascii="Courier New" w:hAnsi="Courier New" w:cs="Courier New"/>
-              </w:rPr>
-              <w:t>plt.plot(verbrauch, kosten1)</w:t>
-            </w:r>
-          </w:p>
-        </w:tc>
-      </w:tr>
-      <w:tr>
-        <w:tc>
-          <w:tcPr>
-            <w:tcW w:w="440" w:type="dxa"/>
-            <w:vMerge/>
-          </w:tcPr>
-          <w:p>
-            <w:pPr>
-              <w:rPr>
-                <w:rFonts w:ascii="Courier New" w:hAnsi="Courier New" w:cs="Courier New"/>
-              </w:rPr>
-            </w:pPr>
-          </w:p>
-        </w:tc>
-        <w:tc>
-          <w:tcPr>
-            <w:tcW w:w="10016" w:type="dxa"/>
-          </w:tcPr>
-          <w:p>
-            <w:pPr>
-              <w:rPr>
-                <w:rFonts w:ascii="Courier New" w:hAnsi="Courier New" w:cs="Courier New"/>
-              </w:rPr>
-            </w:pPr>
-            <w:r>
-              <w:rPr>
-                <w:rFonts w:ascii="Courier New" w:hAnsi="Courier New" w:cs="Courier New"/>
-              </w:rPr>
-              <w:t>plt.plot(verbrauch, kosten2)</w:t>
-            </w:r>
-          </w:p>
-        </w:tc>
-      </w:tr>
-      <w:tr>
-        <w:tc>
-          <w:tcPr>
-            <w:tcW w:w="440" w:type="dxa"/>
-            <w:vMerge/>
-          </w:tcPr>
-          <w:p>
-            <w:pPr>
-              <w:rPr>
-                <w:rFonts w:ascii="Courier New" w:hAnsi="Courier New" w:cs="Courier New"/>
-              </w:rPr>
-            </w:pPr>
-          </w:p>
-        </w:tc>
-        <w:tc>
-          <w:tcPr>
-            <w:tcW w:w="10016" w:type="dxa"/>
-          </w:tcPr>
-          <w:p>
-            <w:pPr>
-              <w:rPr>
-                <w:rFonts w:ascii="Courier New" w:hAnsi="Courier New" w:cs="Courier New"/>
-              </w:rPr>
-            </w:pPr>
-            <w:r>
-              <w:rPr>
-                <w:rFonts w:ascii="Courier New" w:hAnsi="Courier New" w:cs="Courier New"/>
-              </w:rPr>
-              <w:t>plt.xlabel("Verbrauch")</w:t>
-            </w:r>
-          </w:p>
-        </w:tc>
-      </w:tr>
-      <w:tr>
-        <w:tc>
-          <w:tcPr>
-            <w:tcW w:w="440" w:type="dxa"/>
-            <w:vMerge/>
-          </w:tcPr>
-          <w:p>
-            <w:pPr>
-              <w:rPr>
-                <w:rFonts w:ascii="Courier New" w:hAnsi="Courier New" w:cs="Courier New"/>
-              </w:rPr>
-            </w:pPr>
-          </w:p>
-        </w:tc>
-        <w:tc>
-          <w:tcPr>
-            <w:tcW w:w="10016" w:type="dxa"/>
-          </w:tcPr>
-          <w:p>
-            <w:pPr>
-              <w:rPr>
-                <w:rFonts w:ascii="Courier New" w:hAnsi="Courier New" w:cs="Courier New"/>
-              </w:rPr>
-            </w:pPr>
-            <w:r>
-              <w:rPr>
-                <w:rFonts w:ascii="Courier New" w:hAnsi="Courier New" w:cs="Courier New"/>
-              </w:rPr>
-              <w:t>plt.ylabel("monatliche Kosten")</w:t>
-            </w:r>
-          </w:p>
-        </w:tc>
-      </w:tr>
-      <w:tr>
-        <w:tc>
-          <w:tcPr>
-            <w:tcW w:w="440" w:type="dxa"/>
-            <w:vMerge/>
-          </w:tcPr>
-          <w:p>
-            <w:pPr>
-              <w:rPr>
-                <w:rFonts w:ascii="Courier New" w:hAnsi="Courier New" w:cs="Courier New"/>
-              </w:rPr>
-            </w:pPr>
-          </w:p>
-        </w:tc>
-        <w:tc>
-          <w:tcPr>
-            <w:tcW w:w="10016" w:type="dxa"/>
-          </w:tcPr>
-          <w:p>
-            <w:pPr>
-              <w:rPr>
-                <w:rFonts w:ascii="Courier New" w:hAnsi="Courier New" w:cs="Courier New"/>
-              </w:rPr>
-            </w:pPr>
-            <w:r>
-              <w:rPr>
-                <w:rFonts w:ascii="Courier New" w:hAnsi="Courier New" w:cs="Courier New"/>
-              </w:rPr>
-              <w:t>plt.show()</w:t>
+              <w:t>Platzmiete</w:t>
+            </w:r>
+          </w:p>
+        </w:tc>
+        <w:tc>
+          <w:tcPr>
+            <w:tcW w:w="3300" w:type="dxa"/>
+            <w:tcMar>
+              <w:top w:w="90" w:type="dxa"/>
+              <w:left w:w="120" w:type="dxa"/>
+              <w:bottom w:w="90" w:type="dxa"/>
+              <w:right w:w="120" w:type="dxa"/>
+            </w:tcMar>
+            <w:vAlign w:val="center"/>
+          </w:tcPr>
+          <w:p>
+            <w:r>
+              <w:rPr>
+                <w:rFonts w:ascii="Calibri" w:eastAsia="Calibri" w:hAnsi="Calibri" w:cs="Calibri"/>
+              </w:rPr>
+              <w:t>20,00 EUR / Stunde</w:t>
+            </w:r>
+          </w:p>
+        </w:tc>
+        <w:tc>
+          <w:tcPr>
+            <w:tcW w:w="3300" w:type="dxa"/>
+            <w:tcMar>
+              <w:top w:w="90" w:type="dxa"/>
+              <w:left w:w="120" w:type="dxa"/>
+              <w:bottom w:w="90" w:type="dxa"/>
+              <w:right w:w="120" w:type="dxa"/>
+            </w:tcMar>
+            <w:vAlign w:val="center"/>
+          </w:tcPr>
+          <w:p>
+            <w:r>
+              <w:rPr>
+                <w:rFonts w:ascii="Calibri" w:eastAsia="Calibri" w:hAnsi="Calibri" w:cs="Calibri"/>
+              </w:rPr>
+              <w:t>260,00 EUR / Saison</w:t>
             </w:r>
           </w:p>
         </w:tc>
@@ -24355,8 +23905,153 @@
     </w:tbl>
     <w:p>
       <w:pPr>
+        <w:spacing w:before="60" w:after="60"/>
+      </w:pPr>
+      <w:r>
+        <w:rPr>
+          <w:rFonts w:ascii="Calibri" w:eastAsia="Calibri" w:hAnsi="Calibri" w:cs="Calibri"/>
+          <w:i/>
+          <w:iCs/>
+          <w:color w:val="555555"/>
+          <w:sz w:val="20"/>
+          <w:szCs w:val="20"/>
+        </w:rPr>
+        <w:t>Hinweis: Bei Tennis Pro wird der Platz stundenweise abgerechnet, bei Go-Tennis über eine Saisonpauschale.</w:t>
+      </w:r>
+    </w:p>
+    <w:p>
+      <w:pPr>
+        <w:pBdr>
+          <w:top w:val="single" w:sz="4" w:space="1" w:color="auto"/>
+          <w:left w:val="single" w:sz="4" w:space="4" w:color="auto"/>
+          <w:bottom w:val="single" w:sz="4" w:space="1" w:color="auto"/>
+          <w:right w:val="single" w:sz="4" w:space="4" w:color="auto"/>
+        </w:pBdr>
+        <w:spacing w:after="120"/>
+      </w:pPr>
+      <w:r>
+        <w:t xml:space="preserve">Du möchtest Tennisunterricht nehmen. Dazu prüfst du zwei Angebote. Du rechnest mit mindestens </w:t>
+      </w:r>
+      <w:r>
+        <w:br/>
+      </w:r>
+      <w:r>
+        <w:t>10 Trainerstunden. Welches Angebot ist günstiger?</w:t>
+      </w:r>
+    </w:p>
+    <w:p>
+      <w:pPr>
+        <w:pBdr>
+          <w:top w:val="single" w:sz="4" w:space="1" w:color="auto"/>
+          <w:left w:val="single" w:sz="4" w:space="4" w:color="auto"/>
+          <w:bottom w:val="single" w:sz="4" w:space="1" w:color="auto"/>
+          <w:right w:val="single" w:sz="4" w:space="4" w:color="auto"/>
+        </w:pBdr>
+        <w:spacing w:after="120"/>
+      </w:pPr>
+      <w:r>
+        <w:t xml:space="preserve">Schreibe ein Programm, das eine Vergleichstabelle druckt. In der Tabelle stehen links die Trainerstunden, rechts daneben die Kosten für das Angebot Tennis Pro, rechts daneben die Kosten für das Angebot Go-Tennis. </w:t>
+      </w:r>
+      <w:r>
+        <w:t xml:space="preserve">Die Tabelle geht von 0 bis </w:t>
+      </w:r>
+      <w:r>
+        <w:t>12</w:t>
+      </w:r>
+      <w:r>
+        <w:t xml:space="preserve"> </w:t>
+      </w:r>
+      <w:r>
+        <w:t>Trainerstunden</w:t>
+      </w:r>
+      <w:r>
+        <w:t xml:space="preserve"> in Schritten von </w:t>
+      </w:r>
+      <w:r>
+        <w:t>1 Trainerstunde</w:t>
+      </w:r>
+      <w:r>
+        <w:t>.</w:t>
+      </w:r>
+    </w:p>
+    <w:p>
+      <w:pPr>
+        <w:pBdr>
+          <w:top w:val="single" w:sz="4" w:space="1" w:color="auto"/>
+          <w:left w:val="single" w:sz="4" w:space="4" w:color="auto"/>
+          <w:bottom w:val="single" w:sz="4" w:space="1" w:color="auto"/>
+          <w:right w:val="single" w:sz="4" w:space="4" w:color="auto"/>
+        </w:pBdr>
+        <w:spacing w:after="120"/>
+      </w:pPr>
+      <w:r>
+        <w:t xml:space="preserve">Zeige die Kosten auch in einem Diagramm. </w:t>
+      </w:r>
+    </w:p>
+    <w:p>
+      <w:pPr>
+        <w:spacing w:before="240"/>
+      </w:pPr>
+      <w:r>
+        <w:t>Du löst die Aufgabe mit der Konstruktionsanleitung.</w:t>
+      </w:r>
+    </w:p>
+    <w:p>
+      <w:pPr>
+        <w:pStyle w:val="Listenabsatz"/>
+        <w:numPr>
+          <w:ilvl w:val="0"/>
+          <w:numId w:val="39"/>
+        </w:numPr>
+        <w:spacing w:before="120"/>
+        <w:contextualSpacing w:val="0"/>
+      </w:pPr>
+      <w:r>
+        <w:t xml:space="preserve">Mit dem Menüpunkt </w:t>
+      </w:r>
+      <w:r>
+        <w:rPr>
+          <w:b/>
+          <w:bCs/>
+        </w:rPr>
+        <w:t>File/ New File</w:t>
+      </w:r>
+      <w:r>
+        <w:t xml:space="preserve"> erzeugst du ein leeres Editor-Fenster mit dem Titel "untitled".</w:t>
+      </w:r>
+      <w:r>
+        <w:t xml:space="preserve"> </w:t>
+      </w:r>
+    </w:p>
+    <w:p>
+      <w:pPr>
+        <w:pStyle w:val="Listenabsatz"/>
+        <w:numPr>
+          <w:ilvl w:val="0"/>
+          <w:numId w:val="39"/>
+        </w:numPr>
+        <w:spacing w:before="120"/>
+        <w:ind w:left="714" w:hanging="357"/>
+        <w:contextualSpacing w:val="0"/>
+      </w:pPr>
+      <w:r>
+        <w:t>Die erste Zeile im Editor-Fenster beschreibt, was das Programm tut:</w:t>
+      </w:r>
+    </w:p>
+    <w:p>
+      <w:pPr>
+        <w:spacing w:after="120"/>
+      </w:pPr>
+    </w:p>
+    <w:p>
+      <w:pPr>
+        <w:spacing w:after="120"/>
+      </w:pPr>
+    </w:p>
+    <w:p>
+      <w:pPr>
         <w:sectPr>
-          <w:headerReference w:type="default" r:id="rId44"/>
+          <w:headerReference w:type="default" r:id="rId62"/>
           <w:pgSz w:w="11906" w:h="16838"/>
           <w:pgMar w:top="720" w:right="720" w:bottom="720" w:left="720" w:header="708" w:footer="708" w:gutter="0"/>
           <w:cols w:space="708"/>
@@ -24368,7 +24063,7 @@
       <w:pPr>
         <w:pStyle w:val="berschrift1"/>
       </w:pPr>
-      <w:bookmarkStart w:id="132" w:name="_Toc236153038"/>
+      <w:bookmarkStart w:id="132" w:name="_Toc236167787"/>
       <w:r>
         <w:lastRenderedPageBreak/>
         <w:t>Klassen haben Eigenschaften und Methoden</w:t>
@@ -25401,7 +25096,7 @@
     <w:p>
       <w:pPr>
         <w:sectPr>
-          <w:headerReference w:type="default" r:id="rId45"/>
+          <w:headerReference w:type="default" r:id="rId63"/>
           <w:pgSz w:w="11906" w:h="16838"/>
           <w:pgMar w:top="720" w:right="720" w:bottom="720" w:left="720" w:header="708" w:footer="708" w:gutter="0"/>
           <w:cols w:space="708"/>
@@ -25413,7 +25108,7 @@
       <w:pPr>
         <w:pStyle w:val="berschrift1"/>
       </w:pPr>
-      <w:bookmarkStart w:id="133" w:name="_Toc236153039"/>
+      <w:bookmarkStart w:id="133" w:name="_Toc236167788"/>
       <w:r>
         <w:lastRenderedPageBreak/>
         <w:t>Die Eltern-Klasse vererbt – die Kind-Klasse erbt</w:t>
@@ -26996,7 +26691,7 @@
           <w:tab w:val="left" w:pos="4405"/>
         </w:tabs>
         <w:sectPr>
-          <w:headerReference w:type="default" r:id="rId46"/>
+          <w:headerReference w:type="default" r:id="rId64"/>
           <w:pgSz w:w="11906" w:h="16838"/>
           <w:pgMar w:top="720" w:right="720" w:bottom="720" w:left="720" w:header="708" w:footer="708" w:gutter="0"/>
           <w:cols w:space="708"/>
@@ -27011,7 +26706,7 @@
       <w:pPr>
         <w:pStyle w:val="berschrift1"/>
       </w:pPr>
-      <w:bookmarkStart w:id="134" w:name="_Toc236153040"/>
+      <w:bookmarkStart w:id="134" w:name="_Toc236167789"/>
       <w:r>
         <w:lastRenderedPageBreak/>
         <w:t>Roboter im Irrgarten: Wände bauen</w:t>
@@ -27155,7 +26850,7 @@
                     <pic:cNvPicPr/>
                   </pic:nvPicPr>
                   <pic:blipFill>
-                    <a:blip r:embed="rId47"/>
+                    <a:blip r:embed="rId65"/>
                     <a:stretch>
                       <a:fillRect/>
                     </a:stretch>
@@ -27197,7 +26892,7 @@
                     <pic:cNvPicPr/>
                   </pic:nvPicPr>
                   <pic:blipFill>
-                    <a:blip r:embed="rId48"/>
+                    <a:blip r:embed="rId66"/>
                     <a:stretch>
                       <a:fillRect/>
                     </a:stretch>
@@ -27223,7 +26918,7 @@
         <w:pStyle w:val="berschrift1"/>
         <w:spacing w:before="0" w:after="0"/>
       </w:pPr>
-      <w:bookmarkStart w:id="135" w:name="_Toc236153041"/>
+      <w:bookmarkStart w:id="135" w:name="_Toc236167790"/>
       <w:r>
         <w:lastRenderedPageBreak/>
         <w:t xml:space="preserve">Roboter </w:t>
@@ -27423,7 +27118,7 @@
                     <pic:cNvPicPr/>
                   </pic:nvPicPr>
                   <pic:blipFill>
-                    <a:blip r:embed="rId49"/>
+                    <a:blip r:embed="rId67"/>
                     <a:stretch>
                       <a:fillRect/>
                     </a:stretch>
@@ -27466,7 +27161,7 @@
                     <pic:cNvPicPr/>
                   </pic:nvPicPr>
                   <pic:blipFill>
-                    <a:blip r:embed="rId50"/>
+                    <a:blip r:embed="rId68"/>
                     <a:stretch>
                       <a:fillRect/>
                     </a:stretch>
@@ -27509,7 +27204,7 @@
                     <pic:cNvPicPr/>
                   </pic:nvPicPr>
                   <pic:blipFill>
-                    <a:blip r:embed="rId51"/>
+                    <a:blip r:embed="rId69"/>
                     <a:stretch>
                       <a:fillRect/>
                     </a:stretch>
@@ -27540,7 +27235,7 @@
       <w:pPr>
         <w:pStyle w:val="berschrift1"/>
       </w:pPr>
-      <w:bookmarkStart w:id="136" w:name="_Toc236153042"/>
+      <w:bookmarkStart w:id="136" w:name="_Toc236167791"/>
       <w:r>
         <w:lastRenderedPageBreak/>
         <w:t xml:space="preserve">Roboter </w:t>
@@ -27963,7 +27658,7 @@
                     <pic:cNvPicPr/>
                   </pic:nvPicPr>
                   <pic:blipFill>
-                    <a:blip r:embed="rId52"/>
+                    <a:blip r:embed="rId70"/>
                     <a:stretch>
                       <a:fillRect/>
                     </a:stretch>
@@ -28008,7 +27703,7 @@
                     <pic:cNvPicPr/>
                   </pic:nvPicPr>
                   <pic:blipFill>
-                    <a:blip r:embed="rId53"/>
+                    <a:blip r:embed="rId71"/>
                     <a:stretch>
                       <a:fillRect/>
                     </a:stretch>
@@ -28039,7 +27734,7 @@
       <w:pPr>
         <w:pStyle w:val="berschrift1"/>
       </w:pPr>
-      <w:bookmarkStart w:id="137" w:name="_Toc236153043"/>
+      <w:bookmarkStart w:id="137" w:name="_Toc236167792"/>
       <w:r>
         <w:lastRenderedPageBreak/>
         <w:t xml:space="preserve">Roboter </w:t>
@@ -28253,7 +27948,7 @@
                     <pic:cNvPicPr/>
                   </pic:nvPicPr>
                   <pic:blipFill>
-                    <a:blip r:embed="rId54"/>
+                    <a:blip r:embed="rId72"/>
                     <a:stretch>
                       <a:fillRect/>
                     </a:stretch>
@@ -28295,7 +27990,7 @@
                     <pic:cNvPicPr/>
                   </pic:nvPicPr>
                   <pic:blipFill>
-                    <a:blip r:embed="rId55"/>
+                    <a:blip r:embed="rId73"/>
                     <a:stretch>
                       <a:fillRect/>
                     </a:stretch>
@@ -28323,7 +28018,7 @@
       <w:pPr>
         <w:pStyle w:val="berschrift1"/>
       </w:pPr>
-      <w:bookmarkStart w:id="138" w:name="_Toc236153044"/>
+      <w:bookmarkStart w:id="138" w:name="_Toc236167793"/>
       <w:r>
         <w:lastRenderedPageBreak/>
         <w:t xml:space="preserve">Roboter </w:t>
@@ -28931,7 +28626,7 @@
                     <pic:cNvPicPr/>
                   </pic:nvPicPr>
                   <pic:blipFill>
-                    <a:blip r:embed="rId56"/>
+                    <a:blip r:embed="rId74"/>
                     <a:stretch>
                       <a:fillRect/>
                     </a:stretch>
@@ -28977,7 +28672,7 @@
                     <pic:cNvPicPr/>
                   </pic:nvPicPr>
                   <pic:blipFill>
-                    <a:blip r:embed="rId57"/>
+                    <a:blip r:embed="rId75"/>
                     <a:stretch>
                       <a:fillRect/>
                     </a:stretch>
@@ -29025,7 +28720,7 @@
                     <pic:cNvPicPr/>
                   </pic:nvPicPr>
                   <pic:blipFill>
-                    <a:blip r:embed="rId58"/>
+                    <a:blip r:embed="rId76"/>
                     <a:stretch>
                       <a:fillRect/>
                     </a:stretch>
@@ -29058,7 +28753,7 @@
       <w:pPr>
         <w:pStyle w:val="berschrift1"/>
       </w:pPr>
-      <w:bookmarkStart w:id="139" w:name="_Toc236153045"/>
+      <w:bookmarkStart w:id="139" w:name="_Toc236167794"/>
       <w:r>
         <w:lastRenderedPageBreak/>
         <w:t xml:space="preserve">Roboter </w:t>
@@ -29141,7 +28836,7 @@
                     <pic:cNvPicPr/>
                   </pic:nvPicPr>
                   <pic:blipFill>
-                    <a:blip r:embed="rId59">
+                    <a:blip r:embed="rId77">
                       <a:extLst>
                         <a:ext uri="{28A0092B-C50C-407E-A947-70E740481C1C}">
                           <a14:useLocalDpi xmlns:a14="http://schemas.microsoft.com/office/drawing/2010/main" val="0"/>
@@ -29316,7 +29011,7 @@
                     <pic:cNvPicPr/>
                   </pic:nvPicPr>
                   <pic:blipFill>
-                    <a:blip r:embed="rId60"/>
+                    <a:blip r:embed="rId78"/>
                     <a:stretch>
                       <a:fillRect/>
                     </a:stretch>
@@ -29341,7 +29036,7 @@
       <w:pPr>
         <w:pStyle w:val="berschrift1"/>
       </w:pPr>
-      <w:bookmarkStart w:id="140" w:name="_Toc236153046"/>
+      <w:bookmarkStart w:id="140" w:name="_Toc236167795"/>
       <w:r>
         <w:lastRenderedPageBreak/>
         <w:t xml:space="preserve">Roboter </w:t>
@@ -29550,7 +29245,7 @@
                     <pic:cNvPicPr/>
                   </pic:nvPicPr>
                   <pic:blipFill>
-                    <a:blip r:embed="rId61"/>
+                    <a:blip r:embed="rId79"/>
                     <a:stretch>
                       <a:fillRect/>
                     </a:stretch>
@@ -29596,7 +29291,7 @@
                     <pic:cNvPicPr/>
                   </pic:nvPicPr>
                   <pic:blipFill>
-                    <a:blip r:embed="rId62"/>
+                    <a:blip r:embed="rId80"/>
                     <a:stretch>
                       <a:fillRect/>
                     </a:stretch>
@@ -29624,7 +29319,7 @@
           <w:tab w:val="left" w:pos="795"/>
         </w:tabs>
         <w:sectPr>
-          <w:headerReference w:type="default" r:id="rId63"/>
+          <w:headerReference w:type="default" r:id="rId81"/>
           <w:pgSz w:w="11906" w:h="16838"/>
           <w:pgMar w:top="720" w:right="720" w:bottom="720" w:left="720" w:header="708" w:footer="708" w:gutter="0"/>
           <w:cols w:space="708"/>
@@ -29636,7 +29331,7 @@
       <w:pPr>
         <w:pStyle w:val="berschrift1"/>
       </w:pPr>
-      <w:bookmarkStart w:id="141" w:name="_Toc236153047"/>
+      <w:bookmarkStart w:id="141" w:name="_Toc236167796"/>
       <w:r>
         <w:lastRenderedPageBreak/>
         <w:t>Auto im Gegenverkehr</w:t>
@@ -29825,7 +29520,7 @@
                     <pic:cNvPicPr/>
                   </pic:nvPicPr>
                   <pic:blipFill>
-                    <a:blip r:embed="rId64"/>
+                    <a:blip r:embed="rId82"/>
                     <a:stretch>
                       <a:fillRect/>
                     </a:stretch>
@@ -29868,7 +29563,7 @@
                     <pic:cNvPicPr/>
                   </pic:nvPicPr>
                   <pic:blipFill>
-                    <a:blip r:embed="rId65"/>
+                    <a:blip r:embed="rId83"/>
                     <a:stretch>
                       <a:fillRect/>
                     </a:stretch>
@@ -29898,7 +29593,7 @@
       <w:pPr>
         <w:pStyle w:val="berschrift1"/>
       </w:pPr>
-      <w:bookmarkStart w:id="142" w:name="_Toc236153048"/>
+      <w:bookmarkStart w:id="142" w:name="_Toc236167797"/>
       <w:r>
         <w:lastRenderedPageBreak/>
         <w:t xml:space="preserve">Auto im Gegenverkehr: </w:t>
@@ -30105,7 +29800,7 @@
                     <pic:cNvPicPr/>
                   </pic:nvPicPr>
                   <pic:blipFill>
-                    <a:blip r:embed="rId66"/>
+                    <a:blip r:embed="rId84"/>
                     <a:stretch>
                       <a:fillRect/>
                     </a:stretch>
@@ -30135,7 +29830,7 @@
       <w:pPr>
         <w:pStyle w:val="berschrift1"/>
       </w:pPr>
-      <w:bookmarkStart w:id="143" w:name="_Toc236153049"/>
+      <w:bookmarkStart w:id="143" w:name="_Toc236167798"/>
       <w:r>
         <w:lastRenderedPageBreak/>
         <w:t xml:space="preserve">Auto im Gegenverkehr: </w:t>
@@ -30323,7 +30018,7 @@
                     <pic:cNvPicPr/>
                   </pic:nvPicPr>
                   <pic:blipFill>
-                    <a:blip r:embed="rId67"/>
+                    <a:blip r:embed="rId85"/>
                     <a:stretch>
                       <a:fillRect/>
                     </a:stretch>
@@ -30374,7 +30069,7 @@
                     <pic:cNvPicPr/>
                   </pic:nvPicPr>
                   <pic:blipFill>
-                    <a:blip r:embed="rId68"/>
+                    <a:blip r:embed="rId86"/>
                     <a:stretch>
                       <a:fillRect/>
                     </a:stretch>
@@ -30417,7 +30112,7 @@
                     <pic:cNvPicPr/>
                   </pic:nvPicPr>
                   <pic:blipFill>
-                    <a:blip r:embed="rId69"/>
+                    <a:blip r:embed="rId87"/>
                     <a:stretch>
                       <a:fillRect/>
                     </a:stretch>
@@ -30448,7 +30143,7 @@
       <w:pPr>
         <w:pStyle w:val="berschrift1"/>
       </w:pPr>
-      <w:bookmarkStart w:id="144" w:name="_Toc236153050"/>
+      <w:bookmarkStart w:id="144" w:name="_Toc236167799"/>
       <w:r>
         <w:lastRenderedPageBreak/>
         <w:t xml:space="preserve">Auto im Gegenverkehr: </w:t>
@@ -30638,7 +30333,7 @@
                     <pic:cNvPicPr/>
                   </pic:nvPicPr>
                   <pic:blipFill>
-                    <a:blip r:embed="rId70"/>
+                    <a:blip r:embed="rId88"/>
                     <a:stretch>
                       <a:fillRect/>
                     </a:stretch>
@@ -30681,7 +30376,7 @@
                     <pic:cNvPicPr/>
                   </pic:nvPicPr>
                   <pic:blipFill>
-                    <a:blip r:embed="rId71"/>
+                    <a:blip r:embed="rId89"/>
                     <a:stretch>
                       <a:fillRect/>
                     </a:stretch>
@@ -30724,7 +30419,7 @@
                     <pic:cNvPicPr/>
                   </pic:nvPicPr>
                   <pic:blipFill>
-                    <a:blip r:embed="rId72"/>
+                    <a:blip r:embed="rId90"/>
                     <a:stretch>
                       <a:fillRect/>
                     </a:stretch>
@@ -30749,7 +30444,7 @@
       <w:pPr>
         <w:pStyle w:val="berschrift1"/>
       </w:pPr>
-      <w:bookmarkStart w:id="145" w:name="_Toc236153051"/>
+      <w:bookmarkStart w:id="145" w:name="_Toc236167800"/>
       <w:r>
         <w:lastRenderedPageBreak/>
         <w:t xml:space="preserve">Auto im Gegenverkehr: </w:t>
@@ -30904,7 +30599,7 @@
                     <pic:cNvPicPr/>
                   </pic:nvPicPr>
                   <pic:blipFill>
-                    <a:blip r:embed="rId73"/>
+                    <a:blip r:embed="rId91"/>
                     <a:stretch>
                       <a:fillRect/>
                     </a:stretch>
@@ -30947,7 +30642,7 @@
                     <pic:cNvPicPr/>
                   </pic:nvPicPr>
                   <pic:blipFill>
-                    <a:blip r:embed="rId74"/>
+                    <a:blip r:embed="rId92"/>
                     <a:stretch>
                       <a:fillRect/>
                     </a:stretch>
@@ -30990,7 +30685,7 @@
                     <pic:cNvPicPr/>
                   </pic:nvPicPr>
                   <pic:blipFill>
-                    <a:blip r:embed="rId75"/>
+                    <a:blip r:embed="rId93"/>
                     <a:stretch>
                       <a:fillRect/>
                     </a:stretch>
@@ -31023,7 +30718,7 @@
       <w:pPr>
         <w:pStyle w:val="berschrift1"/>
       </w:pPr>
-      <w:bookmarkStart w:id="146" w:name="_Toc236153052"/>
+      <w:bookmarkStart w:id="146" w:name="_Toc236167801"/>
       <w:r>
         <w:lastRenderedPageBreak/>
         <w:t>Ein Dinosaurier überquert die Straße</w:t>
@@ -31976,7 +31671,7 @@
                           <pic:cNvPicPr/>
                         </pic:nvPicPr>
                         <pic:blipFill>
-                          <a:blip r:embed="rId76"/>
+                          <a:blip r:embed="rId94"/>
                           <a:stretch>
                             <a:fillRect/>
                           </a:stretch>
@@ -32110,7 +31805,7 @@
           <w:lang w:val="en-US"/>
         </w:rPr>
         <w:sectPr>
-          <w:headerReference w:type="default" r:id="rId77"/>
+          <w:headerReference w:type="default" r:id="rId95"/>
           <w:pgSz w:w="11906" w:h="16838"/>
           <w:pgMar w:top="720" w:right="720" w:bottom="720" w:left="720" w:header="708" w:footer="708" w:gutter="0"/>
           <w:cols w:space="708"/>
@@ -32122,7 +31817,7 @@
       <w:pPr>
         <w:pStyle w:val="berschrift1"/>
       </w:pPr>
-      <w:bookmarkStart w:id="147" w:name="_Toc236153053"/>
+      <w:bookmarkStart w:id="147" w:name="_Toc236167802"/>
       <w:r>
         <w:lastRenderedPageBreak/>
         <w:t xml:space="preserve">MicroPython und </w:t>
@@ -32141,7 +31836,7 @@
       <w:pPr>
         <w:pStyle w:val="berschrift1"/>
       </w:pPr>
-      <w:bookmarkStart w:id="148" w:name="_Toc236153054"/>
+      <w:bookmarkStart w:id="148" w:name="_Toc236167803"/>
       <w:r>
         <w:lastRenderedPageBreak/>
         <w:t>Displays, Töne, Aktoren</w:t>
@@ -32157,7 +31852,7 @@
       <w:pPr>
         <w:pStyle w:val="berschrift1"/>
       </w:pPr>
-      <w:bookmarkStart w:id="149" w:name="_Toc236153055"/>
+      <w:bookmarkStart w:id="149" w:name="_Toc236167804"/>
       <w:r>
         <w:lastRenderedPageBreak/>
         <w:t>Sensoren</w:t>
@@ -32173,7 +31868,7 @@
       <w:pPr>
         <w:pStyle w:val="berschrift1"/>
       </w:pPr>
-      <w:bookmarkStart w:id="150" w:name="_Toc236153056"/>
+      <w:bookmarkStart w:id="150" w:name="_Toc236167805"/>
       <w:r>
         <w:lastRenderedPageBreak/>
         <w:t>Einparkhilfe</w:t>
@@ -32212,7 +31907,7 @@
     <w:p>
       <w:pPr>
         <w:sectPr>
-          <w:headerReference w:type="default" r:id="rId78"/>
+          <w:headerReference w:type="default" r:id="rId96"/>
           <w:pgSz w:w="11906" w:h="16838"/>
           <w:pgMar w:top="720" w:right="720" w:bottom="720" w:left="720" w:header="708" w:footer="708" w:gutter="0"/>
           <w:cols w:space="708"/>
@@ -32224,7 +31919,7 @@
       <w:pPr>
         <w:pStyle w:val="berschrift1"/>
       </w:pPr>
-      <w:bookmarkStart w:id="151" w:name="_Toc236153057"/>
+      <w:bookmarkStart w:id="151" w:name="_Toc236167806"/>
       <w:r>
         <w:lastRenderedPageBreak/>
         <w:t>Quellen</w:t>
@@ -32290,7 +31985,7 @@
             <w:tcW w:w="5240" w:type="dxa"/>
           </w:tcPr>
           <w:p>
-            <w:hyperlink r:id="rId79" w:history="1">
+            <w:hyperlink r:id="rId97" w:history="1">
               <w:r>
                 <w:rPr>
                   <w:rStyle w:val="Hyperlink"/>
@@ -32317,7 +32012,7 @@
             <w:tcW w:w="5240" w:type="dxa"/>
           </w:tcPr>
           <w:p>
-            <w:hyperlink r:id="rId80" w:history="1">
+            <w:hyperlink r:id="rId98" w:history="1">
               <w:r>
                 <w:rPr>
                   <w:rStyle w:val="Hyperlink"/>
@@ -32398,7 +32093,7 @@
             <w:tcW w:w="5240" w:type="dxa"/>
           </w:tcPr>
           <w:p>
-            <w:hyperlink r:id="rId81" w:history="1">
+            <w:hyperlink r:id="rId99" w:history="1">
               <w:r>
                 <w:rPr>
                   <w:rStyle w:val="Hyperlink"/>
@@ -32428,7 +32123,7 @@
             <w:tcW w:w="5240" w:type="dxa"/>
           </w:tcPr>
           <w:p>
-            <w:hyperlink r:id="rId82" w:history="1">
+            <w:hyperlink r:id="rId100" w:history="1">
               <w:r>
                 <w:rPr>
                   <w:rStyle w:val="Hyperlink"/>
@@ -32455,7 +32150,7 @@
             <w:tcW w:w="5240" w:type="dxa"/>
           </w:tcPr>
           <w:p>
-            <w:hyperlink r:id="rId83" w:history="1">
+            <w:hyperlink r:id="rId101" w:history="1">
               <w:r>
                 <w:rPr>
                   <w:rStyle w:val="Hyperlink"/>
@@ -32482,7 +32177,7 @@
             <w:tcW w:w="5240" w:type="dxa"/>
           </w:tcPr>
           <w:p>
-            <w:hyperlink r:id="rId84" w:history="1">
+            <w:hyperlink r:id="rId102" w:history="1">
               <w:r>
                 <w:rPr>
                   <w:rStyle w:val="Hyperlink"/>
@@ -32509,7 +32204,7 @@
             <w:tcW w:w="5240" w:type="dxa"/>
           </w:tcPr>
           <w:p>
-            <w:hyperlink r:id="rId85" w:history="1">
+            <w:hyperlink r:id="rId103" w:history="1">
               <w:r>
                 <w:rPr>
                   <w:rStyle w:val="Hyperlink"/>
@@ -32536,7 +32231,7 @@
             <w:tcW w:w="5240" w:type="dxa"/>
           </w:tcPr>
           <w:p>
-            <w:hyperlink r:id="rId86" w:history="1">
+            <w:hyperlink r:id="rId104" w:history="1">
               <w:r>
                 <w:rPr>
                   <w:rStyle w:val="Hyperlink"/>
@@ -32563,7 +32258,7 @@
             <w:tcW w:w="5240" w:type="dxa"/>
           </w:tcPr>
           <w:p>
-            <w:hyperlink r:id="rId87" w:history="1">
+            <w:hyperlink r:id="rId105" w:history="1">
               <w:r>
                 <w:rPr>
                   <w:rStyle w:val="Hyperlink"/>
@@ -32590,7 +32285,7 @@
             <w:tcW w:w="5240" w:type="dxa"/>
           </w:tcPr>
           <w:p>
-            <w:hyperlink r:id="rId88" w:history="1">
+            <w:hyperlink r:id="rId106" w:history="1">
               <w:r>
                 <w:rPr>
                   <w:rStyle w:val="Hyperlink"/>
@@ -32620,7 +32315,7 @@
             <w:tcW w:w="5240" w:type="dxa"/>
           </w:tcPr>
           <w:p>
-            <w:hyperlink r:id="rId89" w:history="1">
+            <w:hyperlink r:id="rId107" w:history="1">
               <w:r>
                 <w:rPr>
                   <w:rStyle w:val="Hyperlink"/>
@@ -32647,7 +32342,7 @@
             <w:tcW w:w="5240" w:type="dxa"/>
           </w:tcPr>
           <w:p>
-            <w:hyperlink r:id="rId90" w:history="1">
+            <w:hyperlink r:id="rId108" w:history="1">
               <w:r>
                 <w:rPr>
                   <w:rStyle w:val="Hyperlink"/>
@@ -32671,7 +32366,7 @@
     </w:tbl>
     <w:p/>
     <w:sectPr>
-      <w:headerReference w:type="default" r:id="rId91"/>
+      <w:headerReference w:type="default" r:id="rId109"/>
       <w:pgSz w:w="11906" w:h="16838"/>
       <w:pgMar w:top="720" w:right="720" w:bottom="720" w:left="720" w:header="708" w:footer="708" w:gutter="0"/>
       <w:cols w:space="708"/>
@@ -34174,95 +33869,9 @@
     </w:lvl>
   </w:abstractNum>
   <w:abstractNum w:abstractNumId="1" w15:restartNumberingAfterBreak="0">
-    <w:nsid w:val="0E8D5DC5"/>
+    <w:nsid w:val="06713CBB"/>
     <w:multiLevelType w:val="hybridMultilevel"/>
-    <w:tmpl w:val="1FE6149C"/>
-    <w:lvl w:ilvl="0" w:tplc="FFFFFFFF">
-      <w:start w:val="1"/>
-      <w:numFmt w:val="lowerLetter"/>
-      <w:lvlText w:val="%1)"/>
-      <w:lvlJc w:val="left"/>
-      <w:pPr>
-        <w:ind w:left="720" w:hanging="360"/>
-      </w:pPr>
-    </w:lvl>
-    <w:lvl w:ilvl="1" w:tplc="FFFFFFFF" w:tentative="1">
-      <w:start w:val="1"/>
-      <w:numFmt w:val="lowerLetter"/>
-      <w:lvlText w:val="%2."/>
-      <w:lvlJc w:val="left"/>
-      <w:pPr>
-        <w:ind w:left="1440" w:hanging="360"/>
-      </w:pPr>
-    </w:lvl>
-    <w:lvl w:ilvl="2" w:tplc="FFFFFFFF" w:tentative="1">
-      <w:start w:val="1"/>
-      <w:numFmt w:val="lowerRoman"/>
-      <w:lvlText w:val="%3."/>
-      <w:lvlJc w:val="right"/>
-      <w:pPr>
-        <w:ind w:left="2160" w:hanging="180"/>
-      </w:pPr>
-    </w:lvl>
-    <w:lvl w:ilvl="3" w:tplc="FFFFFFFF" w:tentative="1">
-      <w:start w:val="1"/>
-      <w:numFmt w:val="decimal"/>
-      <w:lvlText w:val="%4."/>
-      <w:lvlJc w:val="left"/>
-      <w:pPr>
-        <w:ind w:left="2880" w:hanging="360"/>
-      </w:pPr>
-    </w:lvl>
-    <w:lvl w:ilvl="4" w:tplc="FFFFFFFF" w:tentative="1">
-      <w:start w:val="1"/>
-      <w:numFmt w:val="lowerLetter"/>
-      <w:lvlText w:val="%5."/>
-      <w:lvlJc w:val="left"/>
-      <w:pPr>
-        <w:ind w:left="3600" w:hanging="360"/>
-      </w:pPr>
-    </w:lvl>
-    <w:lvl w:ilvl="5" w:tplc="FFFFFFFF" w:tentative="1">
-      <w:start w:val="1"/>
-      <w:numFmt w:val="lowerRoman"/>
-      <w:lvlText w:val="%6."/>
-      <w:lvlJc w:val="right"/>
-      <w:pPr>
-        <w:ind w:left="4320" w:hanging="180"/>
-      </w:pPr>
-    </w:lvl>
-    <w:lvl w:ilvl="6" w:tplc="FFFFFFFF" w:tentative="1">
-      <w:start w:val="1"/>
-      <w:numFmt w:val="decimal"/>
-      <w:lvlText w:val="%7."/>
-      <w:lvlJc w:val="left"/>
-      <w:pPr>
-        <w:ind w:left="5040" w:hanging="360"/>
-      </w:pPr>
-    </w:lvl>
-    <w:lvl w:ilvl="7" w:tplc="FFFFFFFF" w:tentative="1">
-      <w:start w:val="1"/>
-      <w:numFmt w:val="lowerLetter"/>
-      <w:lvlText w:val="%8."/>
-      <w:lvlJc w:val="left"/>
-      <w:pPr>
-        <w:ind w:left="5760" w:hanging="360"/>
-      </w:pPr>
-    </w:lvl>
-    <w:lvl w:ilvl="8" w:tplc="FFFFFFFF" w:tentative="1">
-      <w:start w:val="1"/>
-      <w:numFmt w:val="lowerRoman"/>
-      <w:lvlText w:val="%9."/>
-      <w:lvlJc w:val="right"/>
-      <w:pPr>
-        <w:ind w:left="6480" w:hanging="180"/>
-      </w:pPr>
-    </w:lvl>
-  </w:abstractNum>
-  <w:abstractNum w:abstractNumId="2" w15:restartNumberingAfterBreak="0">
-    <w:nsid w:val="0FD92053"/>
-    <w:multiLevelType w:val="hybridMultilevel"/>
-    <w:tmpl w:val="75E2C584"/>
+    <w:tmpl w:val="3730991C"/>
     <w:lvl w:ilvl="0" w:tplc="04070001">
       <w:start w:val="1"/>
       <w:numFmt w:val="bullet"/>
@@ -34372,7 +33981,206 @@
       </w:rPr>
     </w:lvl>
   </w:abstractNum>
+  <w:abstractNum w:abstractNumId="2" w15:restartNumberingAfterBreak="0">
+    <w:nsid w:val="0E8D5DC5"/>
+    <w:multiLevelType w:val="hybridMultilevel"/>
+    <w:tmpl w:val="1FE6149C"/>
+    <w:lvl w:ilvl="0" w:tplc="FFFFFFFF">
+      <w:start w:val="1"/>
+      <w:numFmt w:val="lowerLetter"/>
+      <w:lvlText w:val="%1)"/>
+      <w:lvlJc w:val="left"/>
+      <w:pPr>
+        <w:ind w:left="720" w:hanging="360"/>
+      </w:pPr>
+    </w:lvl>
+    <w:lvl w:ilvl="1" w:tplc="FFFFFFFF" w:tentative="1">
+      <w:start w:val="1"/>
+      <w:numFmt w:val="lowerLetter"/>
+      <w:lvlText w:val="%2."/>
+      <w:lvlJc w:val="left"/>
+      <w:pPr>
+        <w:ind w:left="1440" w:hanging="360"/>
+      </w:pPr>
+    </w:lvl>
+    <w:lvl w:ilvl="2" w:tplc="FFFFFFFF" w:tentative="1">
+      <w:start w:val="1"/>
+      <w:numFmt w:val="lowerRoman"/>
+      <w:lvlText w:val="%3."/>
+      <w:lvlJc w:val="right"/>
+      <w:pPr>
+        <w:ind w:left="2160" w:hanging="180"/>
+      </w:pPr>
+    </w:lvl>
+    <w:lvl w:ilvl="3" w:tplc="FFFFFFFF" w:tentative="1">
+      <w:start w:val="1"/>
+      <w:numFmt w:val="decimal"/>
+      <w:lvlText w:val="%4."/>
+      <w:lvlJc w:val="left"/>
+      <w:pPr>
+        <w:ind w:left="2880" w:hanging="360"/>
+      </w:pPr>
+    </w:lvl>
+    <w:lvl w:ilvl="4" w:tplc="FFFFFFFF" w:tentative="1">
+      <w:start w:val="1"/>
+      <w:numFmt w:val="lowerLetter"/>
+      <w:lvlText w:val="%5."/>
+      <w:lvlJc w:val="left"/>
+      <w:pPr>
+        <w:ind w:left="3600" w:hanging="360"/>
+      </w:pPr>
+    </w:lvl>
+    <w:lvl w:ilvl="5" w:tplc="FFFFFFFF" w:tentative="1">
+      <w:start w:val="1"/>
+      <w:numFmt w:val="lowerRoman"/>
+      <w:lvlText w:val="%6."/>
+      <w:lvlJc w:val="right"/>
+      <w:pPr>
+        <w:ind w:left="4320" w:hanging="180"/>
+      </w:pPr>
+    </w:lvl>
+    <w:lvl w:ilvl="6" w:tplc="FFFFFFFF" w:tentative="1">
+      <w:start w:val="1"/>
+      <w:numFmt w:val="decimal"/>
+      <w:lvlText w:val="%7."/>
+      <w:lvlJc w:val="left"/>
+      <w:pPr>
+        <w:ind w:left="5040" w:hanging="360"/>
+      </w:pPr>
+    </w:lvl>
+    <w:lvl w:ilvl="7" w:tplc="FFFFFFFF" w:tentative="1">
+      <w:start w:val="1"/>
+      <w:numFmt w:val="lowerLetter"/>
+      <w:lvlText w:val="%8."/>
+      <w:lvlJc w:val="left"/>
+      <w:pPr>
+        <w:ind w:left="5760" w:hanging="360"/>
+      </w:pPr>
+    </w:lvl>
+    <w:lvl w:ilvl="8" w:tplc="FFFFFFFF" w:tentative="1">
+      <w:start w:val="1"/>
+      <w:numFmt w:val="lowerRoman"/>
+      <w:lvlText w:val="%9."/>
+      <w:lvlJc w:val="right"/>
+      <w:pPr>
+        <w:ind w:left="6480" w:hanging="180"/>
+      </w:pPr>
+    </w:lvl>
+  </w:abstractNum>
   <w:abstractNum w:abstractNumId="3" w15:restartNumberingAfterBreak="0">
+    <w:nsid w:val="0FD92053"/>
+    <w:multiLevelType w:val="hybridMultilevel"/>
+    <w:tmpl w:val="75E2C584"/>
+    <w:lvl w:ilvl="0" w:tplc="04070001">
+      <w:start w:val="1"/>
+      <w:numFmt w:val="bullet"/>
+      <w:lvlText w:val=""/>
+      <w:lvlJc w:val="left"/>
+      <w:pPr>
+        <w:ind w:left="720" w:hanging="360"/>
+      </w:pPr>
+      <w:rPr>
+        <w:rFonts w:ascii="Symbol" w:hAnsi="Symbol" w:hint="default"/>
+      </w:rPr>
+    </w:lvl>
+    <w:lvl w:ilvl="1" w:tplc="04070003" w:tentative="1">
+      <w:start w:val="1"/>
+      <w:numFmt w:val="bullet"/>
+      <w:lvlText w:val="o"/>
+      <w:lvlJc w:val="left"/>
+      <w:pPr>
+        <w:ind w:left="1440" w:hanging="360"/>
+      </w:pPr>
+      <w:rPr>
+        <w:rFonts w:ascii="Courier New" w:hAnsi="Courier New" w:cs="Courier New" w:hint="default"/>
+      </w:rPr>
+    </w:lvl>
+    <w:lvl w:ilvl="2" w:tplc="04070005" w:tentative="1">
+      <w:start w:val="1"/>
+      <w:numFmt w:val="bullet"/>
+      <w:lvlText w:val=""/>
+      <w:lvlJc w:val="left"/>
+      <w:pPr>
+        <w:ind w:left="2160" w:hanging="360"/>
+      </w:pPr>
+      <w:rPr>
+        <w:rFonts w:ascii="Wingdings" w:hAnsi="Wingdings" w:hint="default"/>
+      </w:rPr>
+    </w:lvl>
+    <w:lvl w:ilvl="3" w:tplc="04070001" w:tentative="1">
+      <w:start w:val="1"/>
+      <w:numFmt w:val="bullet"/>
+      <w:lvlText w:val=""/>
+      <w:lvlJc w:val="left"/>
+      <w:pPr>
+        <w:ind w:left="2880" w:hanging="360"/>
+      </w:pPr>
+      <w:rPr>
+        <w:rFonts w:ascii="Symbol" w:hAnsi="Symbol" w:hint="default"/>
+      </w:rPr>
+    </w:lvl>
+    <w:lvl w:ilvl="4" w:tplc="04070003" w:tentative="1">
+      <w:start w:val="1"/>
+      <w:numFmt w:val="bullet"/>
+      <w:lvlText w:val="o"/>
+      <w:lvlJc w:val="left"/>
+      <w:pPr>
+        <w:ind w:left="3600" w:hanging="360"/>
+      </w:pPr>
+      <w:rPr>
+        <w:rFonts w:ascii="Courier New" w:hAnsi="Courier New" w:cs="Courier New" w:hint="default"/>
+      </w:rPr>
+    </w:lvl>
+    <w:lvl w:ilvl="5" w:tplc="04070005" w:tentative="1">
+      <w:start w:val="1"/>
+      <w:numFmt w:val="bullet"/>
+      <w:lvlText w:val=""/>
+      <w:lvlJc w:val="left"/>
+      <w:pPr>
+        <w:ind w:left="4320" w:hanging="360"/>
+      </w:pPr>
+      <w:rPr>
+        <w:rFonts w:ascii="Wingdings" w:hAnsi="Wingdings" w:hint="default"/>
+      </w:rPr>
+    </w:lvl>
+    <w:lvl w:ilvl="6" w:tplc="04070001" w:tentative="1">
+      <w:start w:val="1"/>
+      <w:numFmt w:val="bullet"/>
+      <w:lvlText w:val=""/>
+      <w:lvlJc w:val="left"/>
+      <w:pPr>
+        <w:ind w:left="5040" w:hanging="360"/>
+      </w:pPr>
+      <w:rPr>
+        <w:rFonts w:ascii="Symbol" w:hAnsi="Symbol" w:hint="default"/>
+      </w:rPr>
+    </w:lvl>
+    <w:lvl w:ilvl="7" w:tplc="04070003" w:tentative="1">
+      <w:start w:val="1"/>
+      <w:numFmt w:val="bullet"/>
+      <w:lvlText w:val="o"/>
+      <w:lvlJc w:val="left"/>
+      <w:pPr>
+        <w:ind w:left="5760" w:hanging="360"/>
+      </w:pPr>
+      <w:rPr>
+        <w:rFonts w:ascii="Courier New" w:hAnsi="Courier New" w:cs="Courier New" w:hint="default"/>
+      </w:rPr>
+    </w:lvl>
+    <w:lvl w:ilvl="8" w:tplc="04070005" w:tentative="1">
+      <w:start w:val="1"/>
+      <w:numFmt w:val="bullet"/>
+      <w:lvlText w:val=""/>
+      <w:lvlJc w:val="left"/>
+      <w:pPr>
+        <w:ind w:left="6480" w:hanging="360"/>
+      </w:pPr>
+      <w:rPr>
+        <w:rFonts w:ascii="Wingdings" w:hAnsi="Wingdings" w:hint="default"/>
+      </w:rPr>
+    </w:lvl>
+  </w:abstractNum>
+  <w:abstractNum w:abstractNumId="4" w15:restartNumberingAfterBreak="0">
     <w:nsid w:val="13793559"/>
     <w:multiLevelType w:val="hybridMultilevel"/>
     <w:tmpl w:val="95206288"/>
@@ -34461,7 +34269,7 @@
       </w:pPr>
     </w:lvl>
   </w:abstractNum>
-  <w:abstractNum w:abstractNumId="4" w15:restartNumberingAfterBreak="0">
+  <w:abstractNum w:abstractNumId="5" w15:restartNumberingAfterBreak="0">
     <w:nsid w:val="152601E3"/>
     <w:multiLevelType w:val="hybridMultilevel"/>
     <w:tmpl w:val="4F98F86E"/>
@@ -34571,10 +34379,10 @@
       </w:rPr>
     </w:lvl>
   </w:abstractNum>
-  <w:abstractNum w:abstractNumId="5" w15:restartNumberingAfterBreak="0">
+  <w:abstractNum w:abstractNumId="6" w15:restartNumberingAfterBreak="0">
     <w:nsid w:val="17107B9A"/>
     <w:multiLevelType w:val="hybridMultilevel"/>
-    <w:tmpl w:val="430A3A68"/>
+    <w:tmpl w:val="FBE29FAC"/>
     <w:lvl w:ilvl="0" w:tplc="04070001">
       <w:start w:val="1"/>
       <w:numFmt w:val="bullet"/>
@@ -34684,7 +34492,7 @@
       </w:rPr>
     </w:lvl>
   </w:abstractNum>
-  <w:abstractNum w:abstractNumId="6" w15:restartNumberingAfterBreak="0">
+  <w:abstractNum w:abstractNumId="7" w15:restartNumberingAfterBreak="0">
     <w:nsid w:val="1D730B59"/>
     <w:multiLevelType w:val="hybridMultilevel"/>
     <w:tmpl w:val="190A19FE"/>
@@ -34797,7 +34605,7 @@
       </w:rPr>
     </w:lvl>
   </w:abstractNum>
-  <w:abstractNum w:abstractNumId="7" w15:restartNumberingAfterBreak="0">
+  <w:abstractNum w:abstractNumId="8" w15:restartNumberingAfterBreak="0">
     <w:nsid w:val="226D58EE"/>
     <w:multiLevelType w:val="hybridMultilevel"/>
     <w:tmpl w:val="F436402E"/>
@@ -34910,7 +34718,7 @@
       </w:rPr>
     </w:lvl>
   </w:abstractNum>
-  <w:abstractNum w:abstractNumId="8" w15:restartNumberingAfterBreak="0">
+  <w:abstractNum w:abstractNumId="9" w15:restartNumberingAfterBreak="0">
     <w:nsid w:val="25293E07"/>
     <w:multiLevelType w:val="hybridMultilevel"/>
     <w:tmpl w:val="CC4C08F4"/>
@@ -35023,7 +34831,7 @@
       </w:rPr>
     </w:lvl>
   </w:abstractNum>
-  <w:abstractNum w:abstractNumId="9" w15:restartNumberingAfterBreak="0">
+  <w:abstractNum w:abstractNumId="10" w15:restartNumberingAfterBreak="0">
     <w:nsid w:val="27436A86"/>
     <w:multiLevelType w:val="hybridMultilevel"/>
     <w:tmpl w:val="E48A2F2E"/>
@@ -35136,7 +34944,7 @@
       </w:rPr>
     </w:lvl>
   </w:abstractNum>
-  <w:abstractNum w:abstractNumId="10" w15:restartNumberingAfterBreak="0">
+  <w:abstractNum w:abstractNumId="11" w15:restartNumberingAfterBreak="0">
     <w:nsid w:val="275B1B01"/>
     <w:multiLevelType w:val="hybridMultilevel"/>
     <w:tmpl w:val="70943E7E"/>
@@ -35249,7 +35057,7 @@
       </w:rPr>
     </w:lvl>
   </w:abstractNum>
-  <w:abstractNum w:abstractNumId="11" w15:restartNumberingAfterBreak="0">
+  <w:abstractNum w:abstractNumId="12" w15:restartNumberingAfterBreak="0">
     <w:nsid w:val="2A013394"/>
     <w:multiLevelType w:val="hybridMultilevel"/>
     <w:tmpl w:val="0A105692"/>
@@ -35335,7 +35143,7 @@
       </w:pPr>
     </w:lvl>
   </w:abstractNum>
-  <w:abstractNum w:abstractNumId="12" w15:restartNumberingAfterBreak="0">
+  <w:abstractNum w:abstractNumId="13" w15:restartNumberingAfterBreak="0">
     <w:nsid w:val="2F72614C"/>
     <w:multiLevelType w:val="hybridMultilevel"/>
     <w:tmpl w:val="FD2061C0"/>
@@ -35448,7 +35256,7 @@
       </w:rPr>
     </w:lvl>
   </w:abstractNum>
-  <w:abstractNum w:abstractNumId="13" w15:restartNumberingAfterBreak="0">
+  <w:abstractNum w:abstractNumId="14" w15:restartNumberingAfterBreak="0">
     <w:nsid w:val="32540529"/>
     <w:multiLevelType w:val="hybridMultilevel"/>
     <w:tmpl w:val="67302B34"/>
@@ -35561,7 +35369,7 @@
       </w:rPr>
     </w:lvl>
   </w:abstractNum>
-  <w:abstractNum w:abstractNumId="14" w15:restartNumberingAfterBreak="0">
+  <w:abstractNum w:abstractNumId="15" w15:restartNumberingAfterBreak="0">
     <w:nsid w:val="33754D48"/>
     <w:multiLevelType w:val="hybridMultilevel"/>
     <w:tmpl w:val="ED046748"/>
@@ -35653,7 +35461,7 @@
       </w:pPr>
     </w:lvl>
   </w:abstractNum>
-  <w:abstractNum w:abstractNumId="15" w15:restartNumberingAfterBreak="0">
+  <w:abstractNum w:abstractNumId="16" w15:restartNumberingAfterBreak="0">
     <w:nsid w:val="355F4D5F"/>
     <w:multiLevelType w:val="hybridMultilevel"/>
     <w:tmpl w:val="D2549536"/>
@@ -35742,7 +35550,7 @@
       </w:pPr>
     </w:lvl>
   </w:abstractNum>
-  <w:abstractNum w:abstractNumId="16" w15:restartNumberingAfterBreak="0">
+  <w:abstractNum w:abstractNumId="17" w15:restartNumberingAfterBreak="0">
     <w:nsid w:val="364116E0"/>
     <w:multiLevelType w:val="hybridMultilevel"/>
     <w:tmpl w:val="7DBE65A6"/>
@@ -35855,7 +35663,7 @@
       </w:rPr>
     </w:lvl>
   </w:abstractNum>
-  <w:abstractNum w:abstractNumId="17" w15:restartNumberingAfterBreak="0">
+  <w:abstractNum w:abstractNumId="18" w15:restartNumberingAfterBreak="0">
     <w:nsid w:val="36440B1C"/>
     <w:multiLevelType w:val="hybridMultilevel"/>
     <w:tmpl w:val="EACAF91A"/>
@@ -35947,7 +35755,7 @@
       </w:pPr>
     </w:lvl>
   </w:abstractNum>
-  <w:abstractNum w:abstractNumId="18" w15:restartNumberingAfterBreak="0">
+  <w:abstractNum w:abstractNumId="19" w15:restartNumberingAfterBreak="0">
     <w:nsid w:val="41C61A93"/>
     <w:multiLevelType w:val="hybridMultilevel"/>
     <w:tmpl w:val="1770698E"/>
@@ -36036,7 +35844,7 @@
       </w:pPr>
     </w:lvl>
   </w:abstractNum>
-  <w:abstractNum w:abstractNumId="19" w15:restartNumberingAfterBreak="0">
+  <w:abstractNum w:abstractNumId="20" w15:restartNumberingAfterBreak="0">
     <w:nsid w:val="42406248"/>
     <w:multiLevelType w:val="hybridMultilevel"/>
     <w:tmpl w:val="738E7A44"/>
@@ -36149,7 +35957,7 @@
       </w:rPr>
     </w:lvl>
   </w:abstractNum>
-  <w:abstractNum w:abstractNumId="20" w15:restartNumberingAfterBreak="0">
+  <w:abstractNum w:abstractNumId="21" w15:restartNumberingAfterBreak="0">
     <w:nsid w:val="44D326C2"/>
     <w:multiLevelType w:val="hybridMultilevel"/>
     <w:tmpl w:val="25941C1C"/>
@@ -36235,7 +36043,7 @@
       </w:pPr>
     </w:lvl>
   </w:abstractNum>
-  <w:abstractNum w:abstractNumId="21" w15:restartNumberingAfterBreak="0">
+  <w:abstractNum w:abstractNumId="22" w15:restartNumberingAfterBreak="0">
     <w:nsid w:val="45550F18"/>
     <w:multiLevelType w:val="hybridMultilevel"/>
     <w:tmpl w:val="73E0B6D6"/>
@@ -36348,7 +36156,7 @@
       </w:rPr>
     </w:lvl>
   </w:abstractNum>
-  <w:abstractNum w:abstractNumId="22" w15:restartNumberingAfterBreak="0">
+  <w:abstractNum w:abstractNumId="23" w15:restartNumberingAfterBreak="0">
     <w:nsid w:val="4AA84423"/>
     <w:multiLevelType w:val="hybridMultilevel"/>
     <w:tmpl w:val="7D3275A4"/>
@@ -36461,7 +36269,7 @@
       </w:rPr>
     </w:lvl>
   </w:abstractNum>
-  <w:abstractNum w:abstractNumId="23" w15:restartNumberingAfterBreak="0">
+  <w:abstractNum w:abstractNumId="24" w15:restartNumberingAfterBreak="0">
     <w:nsid w:val="4AE62353"/>
     <w:multiLevelType w:val="hybridMultilevel"/>
     <w:tmpl w:val="EFEE0230"/>
@@ -36554,10 +36362,10 @@
       </w:pPr>
     </w:lvl>
   </w:abstractNum>
-  <w:abstractNum w:abstractNumId="24" w15:restartNumberingAfterBreak="0">
-    <w:nsid w:val="52A54150"/>
+  <w:abstractNum w:abstractNumId="25" w15:restartNumberingAfterBreak="0">
+    <w:nsid w:val="4D625BFD"/>
     <w:multiLevelType w:val="hybridMultilevel"/>
-    <w:tmpl w:val="B202A950"/>
+    <w:tmpl w:val="917854A8"/>
     <w:lvl w:ilvl="0" w:tplc="04070001">
       <w:start w:val="1"/>
       <w:numFmt w:val="bullet"/>
@@ -36667,10 +36475,10 @@
       </w:rPr>
     </w:lvl>
   </w:abstractNum>
-  <w:abstractNum w:abstractNumId="25" w15:restartNumberingAfterBreak="0">
-    <w:nsid w:val="552236BC"/>
+  <w:abstractNum w:abstractNumId="26" w15:restartNumberingAfterBreak="0">
+    <w:nsid w:val="52A54150"/>
     <w:multiLevelType w:val="hybridMultilevel"/>
-    <w:tmpl w:val="0948832C"/>
+    <w:tmpl w:val="B202A950"/>
     <w:lvl w:ilvl="0" w:tplc="04070001">
       <w:start w:val="1"/>
       <w:numFmt w:val="bullet"/>
@@ -36780,10 +36588,10 @@
       </w:rPr>
     </w:lvl>
   </w:abstractNum>
-  <w:abstractNum w:abstractNumId="26" w15:restartNumberingAfterBreak="0">
-    <w:nsid w:val="563C7C52"/>
+  <w:abstractNum w:abstractNumId="27" w15:restartNumberingAfterBreak="0">
+    <w:nsid w:val="552236BC"/>
     <w:multiLevelType w:val="hybridMultilevel"/>
-    <w:tmpl w:val="3906F1E0"/>
+    <w:tmpl w:val="0948832C"/>
     <w:lvl w:ilvl="0" w:tplc="04070001">
       <w:start w:val="1"/>
       <w:numFmt w:val="bullet"/>
@@ -36893,10 +36701,10 @@
       </w:rPr>
     </w:lvl>
   </w:abstractNum>
-  <w:abstractNum w:abstractNumId="27" w15:restartNumberingAfterBreak="0">
-    <w:nsid w:val="56E9760A"/>
+  <w:abstractNum w:abstractNumId="28" w15:restartNumberingAfterBreak="0">
+    <w:nsid w:val="563C7C52"/>
     <w:multiLevelType w:val="hybridMultilevel"/>
-    <w:tmpl w:val="6824C7EC"/>
+    <w:tmpl w:val="3906F1E0"/>
     <w:lvl w:ilvl="0" w:tplc="04070001">
       <w:start w:val="1"/>
       <w:numFmt w:val="bullet"/>
@@ -37006,96 +36814,10 @@
       </w:rPr>
     </w:lvl>
   </w:abstractNum>
-  <w:abstractNum w:abstractNumId="28" w15:restartNumberingAfterBreak="0">
-    <w:nsid w:val="56FF4396"/>
+  <w:abstractNum w:abstractNumId="29" w15:restartNumberingAfterBreak="0">
+    <w:nsid w:val="56E9760A"/>
     <w:multiLevelType w:val="hybridMultilevel"/>
-    <w:tmpl w:val="0B20339E"/>
-    <w:lvl w:ilvl="0" w:tplc="04070017">
-      <w:start w:val="1"/>
-      <w:numFmt w:val="lowerLetter"/>
-      <w:lvlText w:val="%1)"/>
-      <w:lvlJc w:val="left"/>
-      <w:pPr>
-        <w:ind w:left="720" w:hanging="360"/>
-      </w:pPr>
-    </w:lvl>
-    <w:lvl w:ilvl="1" w:tplc="04070019" w:tentative="1">
-      <w:start w:val="1"/>
-      <w:numFmt w:val="lowerLetter"/>
-      <w:lvlText w:val="%2."/>
-      <w:lvlJc w:val="left"/>
-      <w:pPr>
-        <w:ind w:left="1440" w:hanging="360"/>
-      </w:pPr>
-    </w:lvl>
-    <w:lvl w:ilvl="2" w:tplc="0407001B" w:tentative="1">
-      <w:start w:val="1"/>
-      <w:numFmt w:val="lowerRoman"/>
-      <w:lvlText w:val="%3."/>
-      <w:lvlJc w:val="right"/>
-      <w:pPr>
-        <w:ind w:left="2160" w:hanging="180"/>
-      </w:pPr>
-    </w:lvl>
-    <w:lvl w:ilvl="3" w:tplc="0407000F" w:tentative="1">
-      <w:start w:val="1"/>
-      <w:numFmt w:val="decimal"/>
-      <w:lvlText w:val="%4."/>
-      <w:lvlJc w:val="left"/>
-      <w:pPr>
-        <w:ind w:left="2880" w:hanging="360"/>
-      </w:pPr>
-    </w:lvl>
-    <w:lvl w:ilvl="4" w:tplc="04070019" w:tentative="1">
-      <w:start w:val="1"/>
-      <w:numFmt w:val="lowerLetter"/>
-      <w:lvlText w:val="%5."/>
-      <w:lvlJc w:val="left"/>
-      <w:pPr>
-        <w:ind w:left="3600" w:hanging="360"/>
-      </w:pPr>
-    </w:lvl>
-    <w:lvl w:ilvl="5" w:tplc="0407001B" w:tentative="1">
-      <w:start w:val="1"/>
-      <w:numFmt w:val="lowerRoman"/>
-      <w:lvlText w:val="%6."/>
-      <w:lvlJc w:val="right"/>
-      <w:pPr>
-        <w:ind w:left="4320" w:hanging="180"/>
-      </w:pPr>
-    </w:lvl>
-    <w:lvl w:ilvl="6" w:tplc="0407000F" w:tentative="1">
-      <w:start w:val="1"/>
-      <w:numFmt w:val="decimal"/>
-      <w:lvlText w:val="%7."/>
-      <w:lvlJc w:val="left"/>
-      <w:pPr>
-        <w:ind w:left="5040" w:hanging="360"/>
-      </w:pPr>
-    </w:lvl>
-    <w:lvl w:ilvl="7" w:tplc="04070019" w:tentative="1">
-      <w:start w:val="1"/>
-      <w:numFmt w:val="lowerLetter"/>
-      <w:lvlText w:val="%8."/>
-      <w:lvlJc w:val="left"/>
-      <w:pPr>
-        <w:ind w:left="5760" w:hanging="360"/>
-      </w:pPr>
-    </w:lvl>
-    <w:lvl w:ilvl="8" w:tplc="0407001B" w:tentative="1">
-      <w:start w:val="1"/>
-      <w:numFmt w:val="lowerRoman"/>
-      <w:lvlText w:val="%9."/>
-      <w:lvlJc w:val="right"/>
-      <w:pPr>
-        <w:ind w:left="6480" w:hanging="180"/>
-      </w:pPr>
-    </w:lvl>
-  </w:abstractNum>
-  <w:abstractNum w:abstractNumId="29" w15:restartNumberingAfterBreak="0">
-    <w:nsid w:val="5B1759C7"/>
-    <w:multiLevelType w:val="hybridMultilevel"/>
-    <w:tmpl w:val="E8162B18"/>
+    <w:tmpl w:val="6824C7EC"/>
     <w:lvl w:ilvl="0" w:tplc="04070001">
       <w:start w:val="1"/>
       <w:numFmt w:val="bullet"/>
@@ -37206,6 +36928,205 @@
     </w:lvl>
   </w:abstractNum>
   <w:abstractNum w:abstractNumId="30" w15:restartNumberingAfterBreak="0">
+    <w:nsid w:val="56FF4396"/>
+    <w:multiLevelType w:val="hybridMultilevel"/>
+    <w:tmpl w:val="0B20339E"/>
+    <w:lvl w:ilvl="0" w:tplc="04070017">
+      <w:start w:val="1"/>
+      <w:numFmt w:val="lowerLetter"/>
+      <w:lvlText w:val="%1)"/>
+      <w:lvlJc w:val="left"/>
+      <w:pPr>
+        <w:ind w:left="720" w:hanging="360"/>
+      </w:pPr>
+    </w:lvl>
+    <w:lvl w:ilvl="1" w:tplc="04070019" w:tentative="1">
+      <w:start w:val="1"/>
+      <w:numFmt w:val="lowerLetter"/>
+      <w:lvlText w:val="%2."/>
+      <w:lvlJc w:val="left"/>
+      <w:pPr>
+        <w:ind w:left="1440" w:hanging="360"/>
+      </w:pPr>
+    </w:lvl>
+    <w:lvl w:ilvl="2" w:tplc="0407001B" w:tentative="1">
+      <w:start w:val="1"/>
+      <w:numFmt w:val="lowerRoman"/>
+      <w:lvlText w:val="%3."/>
+      <w:lvlJc w:val="right"/>
+      <w:pPr>
+        <w:ind w:left="2160" w:hanging="180"/>
+      </w:pPr>
+    </w:lvl>
+    <w:lvl w:ilvl="3" w:tplc="0407000F" w:tentative="1">
+      <w:start w:val="1"/>
+      <w:numFmt w:val="decimal"/>
+      <w:lvlText w:val="%4."/>
+      <w:lvlJc w:val="left"/>
+      <w:pPr>
+        <w:ind w:left="2880" w:hanging="360"/>
+      </w:pPr>
+    </w:lvl>
+    <w:lvl w:ilvl="4" w:tplc="04070019" w:tentative="1">
+      <w:start w:val="1"/>
+      <w:numFmt w:val="lowerLetter"/>
+      <w:lvlText w:val="%5."/>
+      <w:lvlJc w:val="left"/>
+      <w:pPr>
+        <w:ind w:left="3600" w:hanging="360"/>
+      </w:pPr>
+    </w:lvl>
+    <w:lvl w:ilvl="5" w:tplc="0407001B" w:tentative="1">
+      <w:start w:val="1"/>
+      <w:numFmt w:val="lowerRoman"/>
+      <w:lvlText w:val="%6."/>
+      <w:lvlJc w:val="right"/>
+      <w:pPr>
+        <w:ind w:left="4320" w:hanging="180"/>
+      </w:pPr>
+    </w:lvl>
+    <w:lvl w:ilvl="6" w:tplc="0407000F" w:tentative="1">
+      <w:start w:val="1"/>
+      <w:numFmt w:val="decimal"/>
+      <w:lvlText w:val="%7."/>
+      <w:lvlJc w:val="left"/>
+      <w:pPr>
+        <w:ind w:left="5040" w:hanging="360"/>
+      </w:pPr>
+    </w:lvl>
+    <w:lvl w:ilvl="7" w:tplc="04070019" w:tentative="1">
+      <w:start w:val="1"/>
+      <w:numFmt w:val="lowerLetter"/>
+      <w:lvlText w:val="%8."/>
+      <w:lvlJc w:val="left"/>
+      <w:pPr>
+        <w:ind w:left="5760" w:hanging="360"/>
+      </w:pPr>
+    </w:lvl>
+    <w:lvl w:ilvl="8" w:tplc="0407001B" w:tentative="1">
+      <w:start w:val="1"/>
+      <w:numFmt w:val="lowerRoman"/>
+      <w:lvlText w:val="%9."/>
+      <w:lvlJc w:val="right"/>
+      <w:pPr>
+        <w:ind w:left="6480" w:hanging="180"/>
+      </w:pPr>
+    </w:lvl>
+  </w:abstractNum>
+  <w:abstractNum w:abstractNumId="31" w15:restartNumberingAfterBreak="0">
+    <w:nsid w:val="5B1759C7"/>
+    <w:multiLevelType w:val="hybridMultilevel"/>
+    <w:tmpl w:val="E8162B18"/>
+    <w:lvl w:ilvl="0" w:tplc="04070001">
+      <w:start w:val="1"/>
+      <w:numFmt w:val="bullet"/>
+      <w:lvlText w:val=""/>
+      <w:lvlJc w:val="left"/>
+      <w:pPr>
+        <w:ind w:left="720" w:hanging="360"/>
+      </w:pPr>
+      <w:rPr>
+        <w:rFonts w:ascii="Symbol" w:hAnsi="Symbol" w:hint="default"/>
+      </w:rPr>
+    </w:lvl>
+    <w:lvl w:ilvl="1" w:tplc="04070003" w:tentative="1">
+      <w:start w:val="1"/>
+      <w:numFmt w:val="bullet"/>
+      <w:lvlText w:val="o"/>
+      <w:lvlJc w:val="left"/>
+      <w:pPr>
+        <w:ind w:left="1440" w:hanging="360"/>
+      </w:pPr>
+      <w:rPr>
+        <w:rFonts w:ascii="Courier New" w:hAnsi="Courier New" w:cs="Courier New" w:hint="default"/>
+      </w:rPr>
+    </w:lvl>
+    <w:lvl w:ilvl="2" w:tplc="04070005" w:tentative="1">
+      <w:start w:val="1"/>
+      <w:numFmt w:val="bullet"/>
+      <w:lvlText w:val=""/>
+      <w:lvlJc w:val="left"/>
+      <w:pPr>
+        <w:ind w:left="2160" w:hanging="360"/>
+      </w:pPr>
+      <w:rPr>
+        <w:rFonts w:ascii="Wingdings" w:hAnsi="Wingdings" w:hint="default"/>
+      </w:rPr>
+    </w:lvl>
+    <w:lvl w:ilvl="3" w:tplc="04070001" w:tentative="1">
+      <w:start w:val="1"/>
+      <w:numFmt w:val="bullet"/>
+      <w:lvlText w:val=""/>
+      <w:lvlJc w:val="left"/>
+      <w:pPr>
+        <w:ind w:left="2880" w:hanging="360"/>
+      </w:pPr>
+      <w:rPr>
+        <w:rFonts w:ascii="Symbol" w:hAnsi="Symbol" w:hint="default"/>
+      </w:rPr>
+    </w:lvl>
+    <w:lvl w:ilvl="4" w:tplc="04070003" w:tentative="1">
+      <w:start w:val="1"/>
+      <w:numFmt w:val="bullet"/>
+      <w:lvlText w:val="o"/>
+      <w:lvlJc w:val="left"/>
+      <w:pPr>
+        <w:ind w:left="3600" w:hanging="360"/>
+      </w:pPr>
+      <w:rPr>
+        <w:rFonts w:ascii="Courier New" w:hAnsi="Courier New" w:cs="Courier New" w:hint="default"/>
+      </w:rPr>
+    </w:lvl>
+    <w:lvl w:ilvl="5" w:tplc="04070005" w:tentative="1">
+      <w:start w:val="1"/>
+      <w:numFmt w:val="bullet"/>
+      <w:lvlText w:val=""/>
+      <w:lvlJc w:val="left"/>
+      <w:pPr>
+        <w:ind w:left="4320" w:hanging="360"/>
+      </w:pPr>
+      <w:rPr>
+        <w:rFonts w:ascii="Wingdings" w:hAnsi="Wingdings" w:hint="default"/>
+      </w:rPr>
+    </w:lvl>
+    <w:lvl w:ilvl="6" w:tplc="04070001" w:tentative="1">
+      <w:start w:val="1"/>
+      <w:numFmt w:val="bullet"/>
+      <w:lvlText w:val=""/>
+      <w:lvlJc w:val="left"/>
+      <w:pPr>
+        <w:ind w:left="5040" w:hanging="360"/>
+      </w:pPr>
+      <w:rPr>
+        <w:rFonts w:ascii="Symbol" w:hAnsi="Symbol" w:hint="default"/>
+      </w:rPr>
+    </w:lvl>
+    <w:lvl w:ilvl="7" w:tplc="04070003" w:tentative="1">
+      <w:start w:val="1"/>
+      <w:numFmt w:val="bullet"/>
+      <w:lvlText w:val="o"/>
+      <w:lvlJc w:val="left"/>
+      <w:pPr>
+        <w:ind w:left="5760" w:hanging="360"/>
+      </w:pPr>
+      <w:rPr>
+        <w:rFonts w:ascii="Courier New" w:hAnsi="Courier New" w:cs="Courier New" w:hint="default"/>
+      </w:rPr>
+    </w:lvl>
+    <w:lvl w:ilvl="8" w:tplc="04070005" w:tentative="1">
+      <w:start w:val="1"/>
+      <w:numFmt w:val="bullet"/>
+      <w:lvlText w:val=""/>
+      <w:lvlJc w:val="left"/>
+      <w:pPr>
+        <w:ind w:left="6480" w:hanging="360"/>
+      </w:pPr>
+      <w:rPr>
+        <w:rFonts w:ascii="Wingdings" w:hAnsi="Wingdings" w:hint="default"/>
+      </w:rPr>
+    </w:lvl>
+  </w:abstractNum>
+  <w:abstractNum w:abstractNumId="32" w15:restartNumberingAfterBreak="0">
     <w:nsid w:val="5F271E84"/>
     <w:multiLevelType w:val="hybridMultilevel"/>
     <w:tmpl w:val="CC0A236A"/>
@@ -37291,7 +37212,7 @@
       </w:pPr>
     </w:lvl>
   </w:abstractNum>
-  <w:abstractNum w:abstractNumId="31" w15:restartNumberingAfterBreak="0">
+  <w:abstractNum w:abstractNumId="33" w15:restartNumberingAfterBreak="0">
     <w:nsid w:val="5F312C09"/>
     <w:multiLevelType w:val="hybridMultilevel"/>
     <w:tmpl w:val="2A44FC40"/>
@@ -37377,7 +37298,7 @@
       </w:pPr>
     </w:lvl>
   </w:abstractNum>
-  <w:abstractNum w:abstractNumId="32" w15:restartNumberingAfterBreak="0">
+  <w:abstractNum w:abstractNumId="34" w15:restartNumberingAfterBreak="0">
     <w:nsid w:val="64384DB9"/>
     <w:multiLevelType w:val="hybridMultilevel"/>
     <w:tmpl w:val="FFFFFFFF"/>
@@ -37428,7 +37349,7 @@
       <w:lvlJc w:val="left"/>
     </w:lvl>
   </w:abstractNum>
-  <w:abstractNum w:abstractNumId="33" w15:restartNumberingAfterBreak="0">
+  <w:abstractNum w:abstractNumId="35" w15:restartNumberingAfterBreak="0">
     <w:nsid w:val="65315618"/>
     <w:multiLevelType w:val="hybridMultilevel"/>
     <w:tmpl w:val="4AECCEDA"/>
@@ -37520,7 +37441,7 @@
       </w:pPr>
     </w:lvl>
   </w:abstractNum>
-  <w:abstractNum w:abstractNumId="34" w15:restartNumberingAfterBreak="0">
+  <w:abstractNum w:abstractNumId="36" w15:restartNumberingAfterBreak="0">
     <w:nsid w:val="65344067"/>
     <w:multiLevelType w:val="hybridMultilevel"/>
     <w:tmpl w:val="EFFA0DE2"/>
@@ -37633,7 +37554,7 @@
       </w:rPr>
     </w:lvl>
   </w:abstractNum>
-  <w:abstractNum w:abstractNumId="35" w15:restartNumberingAfterBreak="0">
+  <w:abstractNum w:abstractNumId="37" w15:restartNumberingAfterBreak="0">
     <w:nsid w:val="656F1DBC"/>
     <w:multiLevelType w:val="hybridMultilevel"/>
     <w:tmpl w:val="B60C5D16"/>
@@ -37719,7 +37640,7 @@
       </w:pPr>
     </w:lvl>
   </w:abstractNum>
-  <w:abstractNum w:abstractNumId="36" w15:restartNumberingAfterBreak="0">
+  <w:abstractNum w:abstractNumId="38" w15:restartNumberingAfterBreak="0">
     <w:nsid w:val="700C5529"/>
     <w:multiLevelType w:val="hybridMultilevel"/>
     <w:tmpl w:val="C0C27C0E"/>
@@ -37829,7 +37750,7 @@
       </w:rPr>
     </w:lvl>
   </w:abstractNum>
-  <w:abstractNum w:abstractNumId="37" w15:restartNumberingAfterBreak="0">
+  <w:abstractNum w:abstractNumId="39" w15:restartNumberingAfterBreak="0">
     <w:nsid w:val="753E1F97"/>
     <w:multiLevelType w:val="hybridMultilevel"/>
     <w:tmpl w:val="1FE6149C"/>
@@ -37916,118 +37837,124 @@
     </w:lvl>
   </w:abstractNum>
   <w:num w:numId="1" w16cid:durableId="243301608">
-    <w:abstractNumId w:val="3"/>
+    <w:abstractNumId w:val="4"/>
   </w:num>
   <w:num w:numId="2" w16cid:durableId="1901595505">
-    <w:abstractNumId w:val="11"/>
+    <w:abstractNumId w:val="12"/>
   </w:num>
   <w:num w:numId="3" w16cid:durableId="1879003186">
+    <w:abstractNumId w:val="32"/>
+  </w:num>
+  <w:num w:numId="4" w16cid:durableId="756756929">
+    <w:abstractNumId w:val="39"/>
+  </w:num>
+  <w:num w:numId="5" w16cid:durableId="1568220074">
     <w:abstractNumId w:val="30"/>
   </w:num>
-  <w:num w:numId="4" w16cid:durableId="756756929">
-    <w:abstractNumId w:val="37"/>
+  <w:num w:numId="6" w16cid:durableId="1683625119">
+    <w:abstractNumId w:val="21"/>
   </w:num>
-  <w:num w:numId="5" w16cid:durableId="1568220074">
-    <w:abstractNumId w:val="28"/>
+  <w:num w:numId="7" w16cid:durableId="653948868">
+    <w:abstractNumId w:val="2"/>
   </w:num>
-  <w:num w:numId="6" w16cid:durableId="1683625119">
+  <w:num w:numId="8" w16cid:durableId="305748505">
+    <w:abstractNumId w:val="15"/>
+  </w:num>
+  <w:num w:numId="9" w16cid:durableId="2087263401">
+    <w:abstractNumId w:val="18"/>
+  </w:num>
+  <w:num w:numId="10" w16cid:durableId="273026427">
+    <w:abstractNumId w:val="35"/>
+  </w:num>
+  <w:num w:numId="11" w16cid:durableId="1886135102">
+    <w:abstractNumId w:val="24"/>
+  </w:num>
+  <w:num w:numId="12" w16cid:durableId="1098672169">
+    <w:abstractNumId w:val="19"/>
+  </w:num>
+  <w:num w:numId="13" w16cid:durableId="1091580733">
+    <w:abstractNumId w:val="33"/>
+  </w:num>
+  <w:num w:numId="14" w16cid:durableId="1065681603">
+    <w:abstractNumId w:val="13"/>
+  </w:num>
+  <w:num w:numId="15" w16cid:durableId="1861821772">
     <w:abstractNumId w:val="20"/>
   </w:num>
-  <w:num w:numId="7" w16cid:durableId="653948868">
-    <w:abstractNumId w:val="1"/>
-  </w:num>
-  <w:num w:numId="8" w16cid:durableId="305748505">
-    <w:abstractNumId w:val="14"/>
-  </w:num>
-  <w:num w:numId="9" w16cid:durableId="2087263401">
-    <w:abstractNumId w:val="17"/>
-  </w:num>
-  <w:num w:numId="10" w16cid:durableId="273026427">
-    <w:abstractNumId w:val="33"/>
-  </w:num>
-  <w:num w:numId="11" w16cid:durableId="1886135102">
-    <w:abstractNumId w:val="23"/>
-  </w:num>
-  <w:num w:numId="12" w16cid:durableId="1098672169">
-    <w:abstractNumId w:val="18"/>
-  </w:num>
-  <w:num w:numId="13" w16cid:durableId="1091580733">
-    <w:abstractNumId w:val="31"/>
-  </w:num>
-  <w:num w:numId="14" w16cid:durableId="1065681603">
-    <w:abstractNumId w:val="12"/>
-  </w:num>
-  <w:num w:numId="15" w16cid:durableId="1861821772">
-    <w:abstractNumId w:val="19"/>
-  </w:num>
   <w:num w:numId="16" w16cid:durableId="1484665219">
-    <w:abstractNumId w:val="15"/>
+    <w:abstractNumId w:val="16"/>
   </w:num>
   <w:num w:numId="17" w16cid:durableId="130371878">
     <w:abstractNumId w:val="0"/>
   </w:num>
   <w:num w:numId="18" w16cid:durableId="278608931">
-    <w:abstractNumId w:val="32"/>
+    <w:abstractNumId w:val="34"/>
   </w:num>
   <w:num w:numId="19" w16cid:durableId="1332829132">
+    <w:abstractNumId w:val="31"/>
+  </w:num>
+  <w:num w:numId="20" w16cid:durableId="989749393">
+    <w:abstractNumId w:val="27"/>
+  </w:num>
+  <w:num w:numId="21" w16cid:durableId="879170415">
+    <w:abstractNumId w:val="17"/>
+  </w:num>
+  <w:num w:numId="22" w16cid:durableId="2044549116">
+    <w:abstractNumId w:val="9"/>
+  </w:num>
+  <w:num w:numId="23" w16cid:durableId="1028069815">
+    <w:abstractNumId w:val="22"/>
+  </w:num>
+  <w:num w:numId="24" w16cid:durableId="1034384205">
+    <w:abstractNumId w:val="14"/>
+  </w:num>
+  <w:num w:numId="25" w16cid:durableId="1042243448">
+    <w:abstractNumId w:val="28"/>
+  </w:num>
+  <w:num w:numId="26" w16cid:durableId="105854557">
+    <w:abstractNumId w:val="23"/>
+  </w:num>
+  <w:num w:numId="27" w16cid:durableId="301809780">
+    <w:abstractNumId w:val="37"/>
+  </w:num>
+  <w:num w:numId="28" w16cid:durableId="2082218983">
+    <w:abstractNumId w:val="3"/>
+  </w:num>
+  <w:num w:numId="29" w16cid:durableId="2127848551">
+    <w:abstractNumId w:val="8"/>
+  </w:num>
+  <w:num w:numId="30" w16cid:durableId="1352606774">
+    <w:abstractNumId w:val="26"/>
+  </w:num>
+  <w:num w:numId="31" w16cid:durableId="987248442">
+    <w:abstractNumId w:val="38"/>
+  </w:num>
+  <w:num w:numId="32" w16cid:durableId="1154447867">
+    <w:abstractNumId w:val="36"/>
+  </w:num>
+  <w:num w:numId="33" w16cid:durableId="221719371">
+    <w:abstractNumId w:val="7"/>
+  </w:num>
+  <w:num w:numId="34" w16cid:durableId="623732019">
+    <w:abstractNumId w:val="6"/>
+  </w:num>
+  <w:num w:numId="35" w16cid:durableId="1147940256">
+    <w:abstractNumId w:val="5"/>
+  </w:num>
+  <w:num w:numId="36" w16cid:durableId="593439585">
     <w:abstractNumId w:val="29"/>
   </w:num>
-  <w:num w:numId="20" w16cid:durableId="989749393">
+  <w:num w:numId="37" w16cid:durableId="1683967722">
+    <w:abstractNumId w:val="10"/>
+  </w:num>
+  <w:num w:numId="38" w16cid:durableId="2027249007">
+    <w:abstractNumId w:val="11"/>
+  </w:num>
+  <w:num w:numId="39" w16cid:durableId="1609511083">
     <w:abstractNumId w:val="25"/>
   </w:num>
-  <w:num w:numId="21" w16cid:durableId="879170415">
-    <w:abstractNumId w:val="16"/>
-  </w:num>
-  <w:num w:numId="22" w16cid:durableId="2044549116">
-    <w:abstractNumId w:val="8"/>
-  </w:num>
-  <w:num w:numId="23" w16cid:durableId="1028069815">
-    <w:abstractNumId w:val="21"/>
-  </w:num>
-  <w:num w:numId="24" w16cid:durableId="1034384205">
-    <w:abstractNumId w:val="13"/>
-  </w:num>
-  <w:num w:numId="25" w16cid:durableId="1042243448">
-    <w:abstractNumId w:val="26"/>
-  </w:num>
-  <w:num w:numId="26" w16cid:durableId="105854557">
-    <w:abstractNumId w:val="22"/>
-  </w:num>
-  <w:num w:numId="27" w16cid:durableId="301809780">
-    <w:abstractNumId w:val="35"/>
-  </w:num>
-  <w:num w:numId="28" w16cid:durableId="2082218983">
-    <w:abstractNumId w:val="2"/>
-  </w:num>
-  <w:num w:numId="29" w16cid:durableId="2127848551">
-    <w:abstractNumId w:val="7"/>
-  </w:num>
-  <w:num w:numId="30" w16cid:durableId="1352606774">
-    <w:abstractNumId w:val="24"/>
-  </w:num>
-  <w:num w:numId="31" w16cid:durableId="987248442">
-    <w:abstractNumId w:val="36"/>
-  </w:num>
-  <w:num w:numId="32" w16cid:durableId="1154447867">
-    <w:abstractNumId w:val="34"/>
-  </w:num>
-  <w:num w:numId="33" w16cid:durableId="221719371">
-    <w:abstractNumId w:val="6"/>
-  </w:num>
-  <w:num w:numId="34" w16cid:durableId="623732019">
-    <w:abstractNumId w:val="5"/>
-  </w:num>
-  <w:num w:numId="35" w16cid:durableId="1147940256">
-    <w:abstractNumId w:val="4"/>
-  </w:num>
-  <w:num w:numId="36" w16cid:durableId="593439585">
-    <w:abstractNumId w:val="27"/>
-  </w:num>
-  <w:num w:numId="37" w16cid:durableId="1683967722">
-    <w:abstractNumId w:val="9"/>
-  </w:num>
-  <w:num w:numId="38" w16cid:durableId="2027249007">
-    <w:abstractNumId w:val="10"/>
+  <w:num w:numId="40" w16cid:durableId="576326045">
+    <w:abstractNumId w:val="1"/>
   </w:num>
 </w:numbering>
 </file>

--- a/Doc/Arbeitsblaetter_2026.docx
+++ b/Doc/Arbeitsblaetter_2026.docx
@@ -380,7 +380,7 @@
       <w:r>
         <w:fldChar w:fldCharType="separate"/>
       </w:r>
-      <w:hyperlink w:anchor="_Toc236167767" w:history="1">
+      <w:hyperlink w:anchor="_Toc236246091" w:history="1">
         <w:r>
           <w:rPr>
             <w:rStyle w:val="Hyperlink"/>
@@ -407,7 +407,7 @@
             <w:noProof/>
             <w:webHidden/>
           </w:rPr>
-          <w:instrText xml:space="preserve"> PAGEREF _Toc236167767 \h </w:instrText>
+          <w:instrText xml:space="preserve"> PAGEREF _Toc236246091 \h </w:instrText>
         </w:r>
         <w:r>
           <w:rPr>
@@ -449,7 +449,7 @@
           <w:lang w:eastAsia="de-DE"/>
         </w:rPr>
       </w:pPr>
-      <w:hyperlink w:anchor="_Toc236167768" w:history="1">
+      <w:hyperlink w:anchor="_Toc236246092" w:history="1">
         <w:r>
           <w:rPr>
             <w:rStyle w:val="Hyperlink"/>
@@ -476,7 +476,7 @@
             <w:noProof/>
             <w:webHidden/>
           </w:rPr>
-          <w:instrText xml:space="preserve"> PAGEREF _Toc236167768 \h </w:instrText>
+          <w:instrText xml:space="preserve"> PAGEREF _Toc236246092 \h </w:instrText>
         </w:r>
         <w:r>
           <w:rPr>
@@ -518,7 +518,7 @@
           <w:lang w:eastAsia="de-DE"/>
         </w:rPr>
       </w:pPr>
-      <w:hyperlink w:anchor="_Toc236167769" w:history="1">
+      <w:hyperlink w:anchor="_Toc236246093" w:history="1">
         <w:r>
           <w:rPr>
             <w:rStyle w:val="Hyperlink"/>
@@ -545,7 +545,7 @@
             <w:noProof/>
             <w:webHidden/>
           </w:rPr>
-          <w:instrText xml:space="preserve"> PAGEREF _Toc236167769 \h </w:instrText>
+          <w:instrText xml:space="preserve"> PAGEREF _Toc236246093 \h </w:instrText>
         </w:r>
         <w:r>
           <w:rPr>
@@ -587,7 +587,7 @@
           <w:lang w:eastAsia="de-DE"/>
         </w:rPr>
       </w:pPr>
-      <w:hyperlink w:anchor="_Toc236167770" w:history="1">
+      <w:hyperlink w:anchor="_Toc236246094" w:history="1">
         <w:r>
           <w:rPr>
             <w:rStyle w:val="Hyperlink"/>
@@ -614,7 +614,7 @@
             <w:noProof/>
             <w:webHidden/>
           </w:rPr>
-          <w:instrText xml:space="preserve"> PAGEREF _Toc236167770 \h </w:instrText>
+          <w:instrText xml:space="preserve"> PAGEREF _Toc236246094 \h </w:instrText>
         </w:r>
         <w:r>
           <w:rPr>
@@ -656,7 +656,7 @@
           <w:lang w:eastAsia="de-DE"/>
         </w:rPr>
       </w:pPr>
-      <w:hyperlink w:anchor="_Toc236167771" w:history="1">
+      <w:hyperlink w:anchor="_Toc236246095" w:history="1">
         <w:r>
           <w:rPr>
             <w:rStyle w:val="Hyperlink"/>
@@ -683,7 +683,7 @@
             <w:noProof/>
             <w:webHidden/>
           </w:rPr>
-          <w:instrText xml:space="preserve"> PAGEREF _Toc236167771 \h </w:instrText>
+          <w:instrText xml:space="preserve"> PAGEREF _Toc236246095 \h </w:instrText>
         </w:r>
         <w:r>
           <w:rPr>
@@ -725,7 +725,7 @@
           <w:lang w:eastAsia="de-DE"/>
         </w:rPr>
       </w:pPr>
-      <w:hyperlink w:anchor="_Toc236167772" w:history="1">
+      <w:hyperlink w:anchor="_Toc236246096" w:history="1">
         <w:r>
           <w:rPr>
             <w:rStyle w:val="Hyperlink"/>
@@ -752,7 +752,7 @@
             <w:noProof/>
             <w:webHidden/>
           </w:rPr>
-          <w:instrText xml:space="preserve"> PAGEREF _Toc236167772 \h </w:instrText>
+          <w:instrText xml:space="preserve"> PAGEREF _Toc236246096 \h </w:instrText>
         </w:r>
         <w:r>
           <w:rPr>
@@ -794,7 +794,7 @@
           <w:lang w:eastAsia="de-DE"/>
         </w:rPr>
       </w:pPr>
-      <w:hyperlink w:anchor="_Toc236167773" w:history="1">
+      <w:hyperlink w:anchor="_Toc236246097" w:history="1">
         <w:r>
           <w:rPr>
             <w:rStyle w:val="Hyperlink"/>
@@ -821,7 +821,7 @@
             <w:noProof/>
             <w:webHidden/>
           </w:rPr>
-          <w:instrText xml:space="preserve"> PAGEREF _Toc236167773 \h </w:instrText>
+          <w:instrText xml:space="preserve"> PAGEREF _Toc236246097 \h </w:instrText>
         </w:r>
         <w:r>
           <w:rPr>
@@ -863,7 +863,7 @@
           <w:lang w:eastAsia="de-DE"/>
         </w:rPr>
       </w:pPr>
-      <w:hyperlink w:anchor="_Toc236167774" w:history="1">
+      <w:hyperlink w:anchor="_Toc236246098" w:history="1">
         <w:r>
           <w:rPr>
             <w:rStyle w:val="Hyperlink"/>
@@ -890,7 +890,7 @@
             <w:noProof/>
             <w:webHidden/>
           </w:rPr>
-          <w:instrText xml:space="preserve"> PAGEREF _Toc236167774 \h </w:instrText>
+          <w:instrText xml:space="preserve"> PAGEREF _Toc236246098 \h </w:instrText>
         </w:r>
         <w:r>
           <w:rPr>
@@ -932,7 +932,7 @@
           <w:lang w:eastAsia="de-DE"/>
         </w:rPr>
       </w:pPr>
-      <w:hyperlink w:anchor="_Toc236167775" w:history="1">
+      <w:hyperlink w:anchor="_Toc236246099" w:history="1">
         <w:r>
           <w:rPr>
             <w:rStyle w:val="Hyperlink"/>
@@ -959,7 +959,7 @@
             <w:noProof/>
             <w:webHidden/>
           </w:rPr>
-          <w:instrText xml:space="preserve"> PAGEREF _Toc236167775 \h </w:instrText>
+          <w:instrText xml:space="preserve"> PAGEREF _Toc236246099 \h </w:instrText>
         </w:r>
         <w:r>
           <w:rPr>
@@ -1001,7 +1001,7 @@
           <w:lang w:eastAsia="de-DE"/>
         </w:rPr>
       </w:pPr>
-      <w:hyperlink w:anchor="_Toc236167776" w:history="1">
+      <w:hyperlink w:anchor="_Toc236246100" w:history="1">
         <w:r>
           <w:rPr>
             <w:rStyle w:val="Hyperlink"/>
@@ -1028,7 +1028,7 @@
             <w:noProof/>
             <w:webHidden/>
           </w:rPr>
-          <w:instrText xml:space="preserve"> PAGEREF _Toc236167776 \h </w:instrText>
+          <w:instrText xml:space="preserve"> PAGEREF _Toc236246100 \h </w:instrText>
         </w:r>
         <w:r>
           <w:rPr>
@@ -1070,7 +1070,7 @@
           <w:lang w:eastAsia="de-DE"/>
         </w:rPr>
       </w:pPr>
-      <w:hyperlink w:anchor="_Toc236167777" w:history="1">
+      <w:hyperlink w:anchor="_Toc236246101" w:history="1">
         <w:r>
           <w:rPr>
             <w:rStyle w:val="Hyperlink"/>
@@ -1097,7 +1097,7 @@
             <w:noProof/>
             <w:webHidden/>
           </w:rPr>
-          <w:instrText xml:space="preserve"> PAGEREF _Toc236167777 \h </w:instrText>
+          <w:instrText xml:space="preserve"> PAGEREF _Toc236246101 \h </w:instrText>
         </w:r>
         <w:r>
           <w:rPr>
@@ -1139,7 +1139,7 @@
           <w:lang w:eastAsia="de-DE"/>
         </w:rPr>
       </w:pPr>
-      <w:hyperlink w:anchor="_Toc236167778" w:history="1">
+      <w:hyperlink w:anchor="_Toc236246102" w:history="1">
         <w:r>
           <w:rPr>
             <w:rStyle w:val="Hyperlink"/>
@@ -1166,7 +1166,7 @@
             <w:noProof/>
             <w:webHidden/>
           </w:rPr>
-          <w:instrText xml:space="preserve"> PAGEREF _Toc236167778 \h </w:instrText>
+          <w:instrText xml:space="preserve"> PAGEREF _Toc236246102 \h </w:instrText>
         </w:r>
         <w:r>
           <w:rPr>
@@ -1208,7 +1208,7 @@
           <w:lang w:eastAsia="de-DE"/>
         </w:rPr>
       </w:pPr>
-      <w:hyperlink w:anchor="_Toc236167779" w:history="1">
+      <w:hyperlink w:anchor="_Toc236246103" w:history="1">
         <w:r>
           <w:rPr>
             <w:rStyle w:val="Hyperlink"/>
@@ -1235,7 +1235,7 @@
             <w:noProof/>
             <w:webHidden/>
           </w:rPr>
-          <w:instrText xml:space="preserve"> PAGEREF _Toc236167779 \h </w:instrText>
+          <w:instrText xml:space="preserve"> PAGEREF _Toc236246103 \h </w:instrText>
         </w:r>
         <w:r>
           <w:rPr>
@@ -1277,7 +1277,7 @@
           <w:lang w:eastAsia="de-DE"/>
         </w:rPr>
       </w:pPr>
-      <w:hyperlink w:anchor="_Toc236167780" w:history="1">
+      <w:hyperlink w:anchor="_Toc236246104" w:history="1">
         <w:r>
           <w:rPr>
             <w:rStyle w:val="Hyperlink"/>
@@ -1304,7 +1304,7 @@
             <w:noProof/>
             <w:webHidden/>
           </w:rPr>
-          <w:instrText xml:space="preserve"> PAGEREF _Toc236167780 \h </w:instrText>
+          <w:instrText xml:space="preserve"> PAGEREF _Toc236246104 \h </w:instrText>
         </w:r>
         <w:r>
           <w:rPr>
@@ -1346,7 +1346,7 @@
           <w:lang w:eastAsia="de-DE"/>
         </w:rPr>
       </w:pPr>
-      <w:hyperlink w:anchor="_Toc236167781" w:history="1">
+      <w:hyperlink w:anchor="_Toc236246105" w:history="1">
         <w:r>
           <w:rPr>
             <w:rStyle w:val="Hyperlink"/>
@@ -1373,7 +1373,7 @@
             <w:noProof/>
             <w:webHidden/>
           </w:rPr>
-          <w:instrText xml:space="preserve"> PAGEREF _Toc236167781 \h </w:instrText>
+          <w:instrText xml:space="preserve"> PAGEREF _Toc236246105 \h </w:instrText>
         </w:r>
         <w:r>
           <w:rPr>
@@ -1415,7 +1415,7 @@
           <w:lang w:eastAsia="de-DE"/>
         </w:rPr>
       </w:pPr>
-      <w:hyperlink w:anchor="_Toc236167782" w:history="1">
+      <w:hyperlink w:anchor="_Toc236246106" w:history="1">
         <w:r>
           <w:rPr>
             <w:rStyle w:val="Hyperlink"/>
@@ -1442,7 +1442,7 @@
             <w:noProof/>
             <w:webHidden/>
           </w:rPr>
-          <w:instrText xml:space="preserve"> PAGEREF _Toc236167782 \h </w:instrText>
+          <w:instrText xml:space="preserve"> PAGEREF _Toc236246106 \h </w:instrText>
         </w:r>
         <w:r>
           <w:rPr>
@@ -1484,7 +1484,7 @@
           <w:lang w:eastAsia="de-DE"/>
         </w:rPr>
       </w:pPr>
-      <w:hyperlink w:anchor="_Toc236167783" w:history="1">
+      <w:hyperlink w:anchor="_Toc236246107" w:history="1">
         <w:r>
           <w:rPr>
             <w:rStyle w:val="Hyperlink"/>
@@ -1511,7 +1511,7 @@
             <w:noProof/>
             <w:webHidden/>
           </w:rPr>
-          <w:instrText xml:space="preserve"> PAGEREF _Toc236167783 \h </w:instrText>
+          <w:instrText xml:space="preserve"> PAGEREF _Toc236246107 \h </w:instrText>
         </w:r>
         <w:r>
           <w:rPr>
@@ -1553,7 +1553,7 @@
           <w:lang w:eastAsia="de-DE"/>
         </w:rPr>
       </w:pPr>
-      <w:hyperlink w:anchor="_Toc236167784" w:history="1">
+      <w:hyperlink w:anchor="_Toc236246108" w:history="1">
         <w:r>
           <w:rPr>
             <w:rStyle w:val="Hyperlink"/>
@@ -1580,7 +1580,7 @@
             <w:noProof/>
             <w:webHidden/>
           </w:rPr>
-          <w:instrText xml:space="preserve"> PAGEREF _Toc236167784 \h </w:instrText>
+          <w:instrText xml:space="preserve"> PAGEREF _Toc236246108 \h </w:instrText>
         </w:r>
         <w:r>
           <w:rPr>
@@ -1622,7 +1622,7 @@
           <w:lang w:eastAsia="de-DE"/>
         </w:rPr>
       </w:pPr>
-      <w:hyperlink w:anchor="_Toc236167785" w:history="1">
+      <w:hyperlink w:anchor="_Toc236246109" w:history="1">
         <w:r>
           <w:rPr>
             <w:rStyle w:val="Hyperlink"/>
@@ -1649,7 +1649,7 @@
             <w:noProof/>
             <w:webHidden/>
           </w:rPr>
-          <w:instrText xml:space="preserve"> PAGEREF _Toc236167785 \h </w:instrText>
+          <w:instrText xml:space="preserve"> PAGEREF _Toc236246109 \h </w:instrText>
         </w:r>
         <w:r>
           <w:rPr>
@@ -1691,7 +1691,7 @@
           <w:lang w:eastAsia="de-DE"/>
         </w:rPr>
       </w:pPr>
-      <w:hyperlink w:anchor="_Toc236167786" w:history="1">
+      <w:hyperlink w:anchor="_Toc236246110" w:history="1">
         <w:r>
           <w:rPr>
             <w:rStyle w:val="Hyperlink"/>
@@ -1718,7 +1718,7 @@
             <w:noProof/>
             <w:webHidden/>
           </w:rPr>
-          <w:instrText xml:space="preserve"> PAGEREF _Toc236167786 \h </w:instrText>
+          <w:instrText xml:space="preserve"> PAGEREF _Toc236246110 \h </w:instrText>
         </w:r>
         <w:r>
           <w:rPr>
@@ -1738,7 +1738,14 @@
             <w:noProof/>
             <w:webHidden/>
           </w:rPr>
-          <w:t>25</w:t>
+          <w:t>2</w:t>
+        </w:r>
+        <w:r>
+          <w:rPr>
+            <w:noProof/>
+            <w:webHidden/>
+          </w:rPr>
+          <w:t>5</w:t>
         </w:r>
         <w:r>
           <w:rPr>
@@ -1760,7 +1767,7 @@
           <w:lang w:eastAsia="de-DE"/>
         </w:rPr>
       </w:pPr>
-      <w:hyperlink w:anchor="_Toc236167787" w:history="1">
+      <w:hyperlink w:anchor="_Toc236246111" w:history="1">
         <w:r>
           <w:rPr>
             <w:rStyle w:val="Hyperlink"/>
@@ -1787,145 +1794,7 @@
             <w:noProof/>
             <w:webHidden/>
           </w:rPr>
-          <w:instrText xml:space="preserve"> PAGEREF _Toc236167787 \h </w:instrText>
-        </w:r>
-        <w:r>
-          <w:rPr>
-            <w:noProof/>
-            <w:webHidden/>
-          </w:rPr>
-        </w:r>
-        <w:r>
-          <w:rPr>
-            <w:noProof/>
-            <w:webHidden/>
-          </w:rPr>
-          <w:fldChar w:fldCharType="separate"/>
-        </w:r>
-        <w:r>
-          <w:rPr>
-            <w:noProof/>
-            <w:webHidden/>
-          </w:rPr>
-          <w:t>26</w:t>
-        </w:r>
-        <w:r>
-          <w:rPr>
-            <w:noProof/>
-            <w:webHidden/>
-          </w:rPr>
-          <w:fldChar w:fldCharType="end"/>
-        </w:r>
-      </w:hyperlink>
-    </w:p>
-    <w:p>
-      <w:pPr>
-        <w:pStyle w:val="Verzeichnis1"/>
-        <w:rPr>
-          <w:rFonts w:eastAsiaTheme="minorEastAsia"/>
-          <w:noProof/>
-          <w:sz w:val="24"/>
-          <w:szCs w:val="24"/>
-          <w:lang w:eastAsia="de-DE"/>
-        </w:rPr>
-      </w:pPr>
-      <w:hyperlink w:anchor="_Toc236167788" w:history="1">
-        <w:r>
-          <w:rPr>
-            <w:rStyle w:val="Hyperlink"/>
-            <w:noProof/>
-          </w:rPr>
-          <w:t>Die Eltern-Klasse vererbt – die Kind-Klasse erbt</w:t>
-        </w:r>
-        <w:r>
-          <w:rPr>
-            <w:noProof/>
-            <w:webHidden/>
-          </w:rPr>
-          <w:tab/>
-        </w:r>
-        <w:r>
-          <w:rPr>
-            <w:noProof/>
-            <w:webHidden/>
-          </w:rPr>
-          <w:fldChar w:fldCharType="begin"/>
-        </w:r>
-        <w:r>
-          <w:rPr>
-            <w:noProof/>
-            <w:webHidden/>
-          </w:rPr>
-          <w:instrText xml:space="preserve"> PAGEREF _Toc236167788 \h </w:instrText>
-        </w:r>
-        <w:r>
-          <w:rPr>
-            <w:noProof/>
-            <w:webHidden/>
-          </w:rPr>
-        </w:r>
-        <w:r>
-          <w:rPr>
-            <w:noProof/>
-            <w:webHidden/>
-          </w:rPr>
-          <w:fldChar w:fldCharType="separate"/>
-        </w:r>
-        <w:r>
-          <w:rPr>
-            <w:noProof/>
-            <w:webHidden/>
-          </w:rPr>
-          <w:t>27</w:t>
-        </w:r>
-        <w:r>
-          <w:rPr>
-            <w:noProof/>
-            <w:webHidden/>
-          </w:rPr>
-          <w:fldChar w:fldCharType="end"/>
-        </w:r>
-      </w:hyperlink>
-    </w:p>
-    <w:p>
-      <w:pPr>
-        <w:pStyle w:val="Verzeichnis1"/>
-        <w:rPr>
-          <w:rFonts w:eastAsiaTheme="minorEastAsia"/>
-          <w:noProof/>
-          <w:sz w:val="24"/>
-          <w:szCs w:val="24"/>
-          <w:lang w:eastAsia="de-DE"/>
-        </w:rPr>
-      </w:pPr>
-      <w:hyperlink w:anchor="_Toc236167789" w:history="1">
-        <w:r>
-          <w:rPr>
-            <w:rStyle w:val="Hyperlink"/>
-            <w:noProof/>
-          </w:rPr>
-          <w:t>Roboter im Irrgarten: Wände bauen</w:t>
-        </w:r>
-        <w:r>
-          <w:rPr>
-            <w:noProof/>
-            <w:webHidden/>
-          </w:rPr>
-          <w:tab/>
-        </w:r>
-        <w:r>
-          <w:rPr>
-            <w:noProof/>
-            <w:webHidden/>
-          </w:rPr>
-          <w:fldChar w:fldCharType="begin"/>
-        </w:r>
-        <w:r>
-          <w:rPr>
-            <w:noProof/>
-            <w:webHidden/>
-          </w:rPr>
-          <w:instrText xml:space="preserve"> PAGEREF _Toc236167789 \h </w:instrText>
+          <w:instrText xml:space="preserve"> PAGEREF _Toc236246111 \h </w:instrText>
         </w:r>
         <w:r>
           <w:rPr>
@@ -1967,13 +1836,13 @@
           <w:lang w:eastAsia="de-DE"/>
         </w:rPr>
       </w:pPr>
-      <w:hyperlink w:anchor="_Toc236167790" w:history="1">
+      <w:hyperlink w:anchor="_Toc236246112" w:history="1">
         <w:r>
           <w:rPr>
             <w:rStyle w:val="Hyperlink"/>
             <w:noProof/>
           </w:rPr>
-          <w:t>Roboter im Irrgarten: Wände ablegen</w:t>
+          <w:t>Die Eltern-Klasse vererbt – die Kind-Klasse erbt</w:t>
         </w:r>
         <w:r>
           <w:rPr>
@@ -1994,7 +1863,7 @@
             <w:noProof/>
             <w:webHidden/>
           </w:rPr>
-          <w:instrText xml:space="preserve"> PAGEREF _Toc236167790 \h </w:instrText>
+          <w:instrText xml:space="preserve"> PAGEREF _Toc236246112 \h </w:instrText>
         </w:r>
         <w:r>
           <w:rPr>
@@ -2036,13 +1905,13 @@
           <w:lang w:eastAsia="de-DE"/>
         </w:rPr>
       </w:pPr>
-      <w:hyperlink w:anchor="_Toc236167791" w:history="1">
+      <w:hyperlink w:anchor="_Toc236246113" w:history="1">
         <w:r>
           <w:rPr>
             <w:rStyle w:val="Hyperlink"/>
             <w:noProof/>
           </w:rPr>
-          <w:t>Roboter im Irrgarten: Wände aus Datei lesen</w:t>
+          <w:t>Roboter im Irrgarten: Wände bauen</w:t>
         </w:r>
         <w:r>
           <w:rPr>
@@ -2063,7 +1932,7 @@
             <w:noProof/>
             <w:webHidden/>
           </w:rPr>
-          <w:instrText xml:space="preserve"> PAGEREF _Toc236167791 \h </w:instrText>
+          <w:instrText xml:space="preserve"> PAGEREF _Toc236246113 \h </w:instrText>
         </w:r>
         <w:r>
           <w:rPr>
@@ -2105,13 +1974,13 @@
           <w:lang w:eastAsia="de-DE"/>
         </w:rPr>
       </w:pPr>
-      <w:hyperlink w:anchor="_Toc236167792" w:history="1">
+      <w:hyperlink w:anchor="_Toc236246114" w:history="1">
         <w:r>
           <w:rPr>
             <w:rStyle w:val="Hyperlink"/>
             <w:noProof/>
           </w:rPr>
-          <w:t>Roboter im Irrgarten: Schildkröte bewegen</w:t>
+          <w:t>Roboter im Irrgarten: Wände ablegen</w:t>
         </w:r>
         <w:r>
           <w:rPr>
@@ -2132,7 +2001,7 @@
             <w:noProof/>
             <w:webHidden/>
           </w:rPr>
-          <w:instrText xml:space="preserve"> PAGEREF _Toc236167792 \h </w:instrText>
+          <w:instrText xml:space="preserve"> PAGEREF _Toc236246114 \h </w:instrText>
         </w:r>
         <w:r>
           <w:rPr>
@@ -2174,13 +2043,13 @@
           <w:lang w:eastAsia="de-DE"/>
         </w:rPr>
       </w:pPr>
-      <w:hyperlink w:anchor="_Toc236167793" w:history="1">
+      <w:hyperlink w:anchor="_Toc236246115" w:history="1">
         <w:r>
           <w:rPr>
             <w:rStyle w:val="Hyperlink"/>
             <w:noProof/>
           </w:rPr>
-          <w:t>Roboter im Irrgarten: Schauen, gehen, drehen</w:t>
+          <w:t>Roboter im Irrgarten: Wände aus Datei lesen</w:t>
         </w:r>
         <w:r>
           <w:rPr>
@@ -2201,7 +2070,7 @@
             <w:noProof/>
             <w:webHidden/>
           </w:rPr>
-          <w:instrText xml:space="preserve"> PAGEREF _Toc236167793 \h </w:instrText>
+          <w:instrText xml:space="preserve"> PAGEREF _Toc236246115 \h </w:instrText>
         </w:r>
         <w:r>
           <w:rPr>
@@ -2243,7 +2112,145 @@
           <w:lang w:eastAsia="de-DE"/>
         </w:rPr>
       </w:pPr>
-      <w:hyperlink w:anchor="_Toc236167794" w:history="1">
+      <w:hyperlink w:anchor="_Toc236246116" w:history="1">
+        <w:r>
+          <w:rPr>
+            <w:rStyle w:val="Hyperlink"/>
+            <w:noProof/>
+          </w:rPr>
+          <w:t>Roboter im Irrgarten: Schildkröte bewegen</w:t>
+        </w:r>
+        <w:r>
+          <w:rPr>
+            <w:noProof/>
+            <w:webHidden/>
+          </w:rPr>
+          <w:tab/>
+        </w:r>
+        <w:r>
+          <w:rPr>
+            <w:noProof/>
+            <w:webHidden/>
+          </w:rPr>
+          <w:fldChar w:fldCharType="begin"/>
+        </w:r>
+        <w:r>
+          <w:rPr>
+            <w:noProof/>
+            <w:webHidden/>
+          </w:rPr>
+          <w:instrText xml:space="preserve"> PAGEREF _Toc236246116 \h </w:instrText>
+        </w:r>
+        <w:r>
+          <w:rPr>
+            <w:noProof/>
+            <w:webHidden/>
+          </w:rPr>
+        </w:r>
+        <w:r>
+          <w:rPr>
+            <w:noProof/>
+            <w:webHidden/>
+          </w:rPr>
+          <w:fldChar w:fldCharType="separate"/>
+        </w:r>
+        <w:r>
+          <w:rPr>
+            <w:noProof/>
+            <w:webHidden/>
+          </w:rPr>
+          <w:t>33</w:t>
+        </w:r>
+        <w:r>
+          <w:rPr>
+            <w:noProof/>
+            <w:webHidden/>
+          </w:rPr>
+          <w:fldChar w:fldCharType="end"/>
+        </w:r>
+      </w:hyperlink>
+    </w:p>
+    <w:p>
+      <w:pPr>
+        <w:pStyle w:val="Verzeichnis1"/>
+        <w:rPr>
+          <w:rFonts w:eastAsiaTheme="minorEastAsia"/>
+          <w:noProof/>
+          <w:sz w:val="24"/>
+          <w:szCs w:val="24"/>
+          <w:lang w:eastAsia="de-DE"/>
+        </w:rPr>
+      </w:pPr>
+      <w:hyperlink w:anchor="_Toc236246117" w:history="1">
+        <w:r>
+          <w:rPr>
+            <w:rStyle w:val="Hyperlink"/>
+            <w:noProof/>
+          </w:rPr>
+          <w:t>Roboter im Irrgarten: Schauen, gehen, drehen</w:t>
+        </w:r>
+        <w:r>
+          <w:rPr>
+            <w:noProof/>
+            <w:webHidden/>
+          </w:rPr>
+          <w:tab/>
+        </w:r>
+        <w:r>
+          <w:rPr>
+            <w:noProof/>
+            <w:webHidden/>
+          </w:rPr>
+          <w:fldChar w:fldCharType="begin"/>
+        </w:r>
+        <w:r>
+          <w:rPr>
+            <w:noProof/>
+            <w:webHidden/>
+          </w:rPr>
+          <w:instrText xml:space="preserve"> PAGEREF _Toc236246117 \h </w:instrText>
+        </w:r>
+        <w:r>
+          <w:rPr>
+            <w:noProof/>
+            <w:webHidden/>
+          </w:rPr>
+        </w:r>
+        <w:r>
+          <w:rPr>
+            <w:noProof/>
+            <w:webHidden/>
+          </w:rPr>
+          <w:fldChar w:fldCharType="separate"/>
+        </w:r>
+        <w:r>
+          <w:rPr>
+            <w:noProof/>
+            <w:webHidden/>
+          </w:rPr>
+          <w:t>34</w:t>
+        </w:r>
+        <w:r>
+          <w:rPr>
+            <w:noProof/>
+            <w:webHidden/>
+          </w:rPr>
+          <w:fldChar w:fldCharType="end"/>
+        </w:r>
+      </w:hyperlink>
+    </w:p>
+    <w:p>
+      <w:pPr>
+        <w:pStyle w:val="Verzeichnis1"/>
+        <w:rPr>
+          <w:rFonts w:eastAsiaTheme="minorEastAsia"/>
+          <w:noProof/>
+          <w:sz w:val="24"/>
+          <w:szCs w:val="24"/>
+          <w:lang w:eastAsia="de-DE"/>
+        </w:rPr>
+      </w:pPr>
+      <w:hyperlink w:anchor="_Toc236246118" w:history="1">
         <w:r>
           <w:rPr>
             <w:rStyle w:val="Hyperlink"/>
@@ -2270,7 +2277,7 @@
             <w:noProof/>
             <w:webHidden/>
           </w:rPr>
-          <w:instrText xml:space="preserve"> PAGEREF _Toc236167794 \h </w:instrText>
+          <w:instrText xml:space="preserve"> PAGEREF _Toc236246118 \h </w:instrText>
         </w:r>
         <w:r>
           <w:rPr>
@@ -2290,7 +2297,7 @@
             <w:noProof/>
             <w:webHidden/>
           </w:rPr>
-          <w:t>35</w:t>
+          <w:t>37</w:t>
         </w:r>
         <w:r>
           <w:rPr>
@@ -2312,7 +2319,7 @@
           <w:lang w:eastAsia="de-DE"/>
         </w:rPr>
       </w:pPr>
-      <w:hyperlink w:anchor="_Toc236167795" w:history="1">
+      <w:hyperlink w:anchor="_Toc236246119" w:history="1">
         <w:r>
           <w:rPr>
             <w:rStyle w:val="Hyperlink"/>
@@ -2339,76 +2346,7 @@
             <w:noProof/>
             <w:webHidden/>
           </w:rPr>
-          <w:instrText xml:space="preserve"> PAGEREF _Toc236167795 \h </w:instrText>
-        </w:r>
-        <w:r>
-          <w:rPr>
-            <w:noProof/>
-            <w:webHidden/>
-          </w:rPr>
-        </w:r>
-        <w:r>
-          <w:rPr>
-            <w:noProof/>
-            <w:webHidden/>
-          </w:rPr>
-          <w:fldChar w:fldCharType="separate"/>
-        </w:r>
-        <w:r>
-          <w:rPr>
-            <w:noProof/>
-            <w:webHidden/>
-          </w:rPr>
-          <w:t>36</w:t>
-        </w:r>
-        <w:r>
-          <w:rPr>
-            <w:noProof/>
-            <w:webHidden/>
-          </w:rPr>
-          <w:fldChar w:fldCharType="end"/>
-        </w:r>
-      </w:hyperlink>
-    </w:p>
-    <w:p>
-      <w:pPr>
-        <w:pStyle w:val="Verzeichnis1"/>
-        <w:rPr>
-          <w:rFonts w:eastAsiaTheme="minorEastAsia"/>
-          <w:noProof/>
-          <w:sz w:val="24"/>
-          <w:szCs w:val="24"/>
-          <w:lang w:eastAsia="de-DE"/>
-        </w:rPr>
-      </w:pPr>
-      <w:hyperlink w:anchor="_Toc236167796" w:history="1">
-        <w:r>
-          <w:rPr>
-            <w:rStyle w:val="Hyperlink"/>
-            <w:noProof/>
-          </w:rPr>
-          <w:t>Auto im Gegenverkehr: Auto steuern</w:t>
-        </w:r>
-        <w:r>
-          <w:rPr>
-            <w:noProof/>
-            <w:webHidden/>
-          </w:rPr>
-          <w:tab/>
-        </w:r>
-        <w:r>
-          <w:rPr>
-            <w:noProof/>
-            <w:webHidden/>
-          </w:rPr>
-          <w:fldChar w:fldCharType="begin"/>
-        </w:r>
-        <w:r>
-          <w:rPr>
-            <w:noProof/>
-            <w:webHidden/>
-          </w:rPr>
-          <w:instrText xml:space="preserve"> PAGEREF _Toc236167796 \h </w:instrText>
+          <w:instrText xml:space="preserve"> PAGEREF _Toc236246119 \h </w:instrText>
         </w:r>
         <w:r>
           <w:rPr>
@@ -2450,13 +2388,13 @@
           <w:lang w:eastAsia="de-DE"/>
         </w:rPr>
       </w:pPr>
-      <w:hyperlink w:anchor="_Toc236167797" w:history="1">
+      <w:hyperlink w:anchor="_Toc236246120" w:history="1">
         <w:r>
           <w:rPr>
             <w:rStyle w:val="Hyperlink"/>
             <w:noProof/>
           </w:rPr>
-          <w:t>Auto im Gegenverkehr: Gegenverkehr kommt</w:t>
+          <w:t>Auto im Gegenverkehr: Auto steuern</w:t>
         </w:r>
         <w:r>
           <w:rPr>
@@ -2477,7 +2415,7 @@
             <w:noProof/>
             <w:webHidden/>
           </w:rPr>
-          <w:instrText xml:space="preserve"> PAGEREF _Toc236167797 \h </w:instrText>
+          <w:instrText xml:space="preserve"> PAGEREF _Toc236246120 \h </w:instrText>
         </w:r>
         <w:r>
           <w:rPr>
@@ -2519,7 +2457,76 @@
           <w:lang w:eastAsia="de-DE"/>
         </w:rPr>
       </w:pPr>
-      <w:hyperlink w:anchor="_Toc236167798" w:history="1">
+      <w:hyperlink w:anchor="_Toc236246121" w:history="1">
+        <w:r>
+          <w:rPr>
+            <w:rStyle w:val="Hyperlink"/>
+            <w:noProof/>
+          </w:rPr>
+          <w:t>Auto im Gegenverkehr: Gegenverkehr kommt</w:t>
+        </w:r>
+        <w:r>
+          <w:rPr>
+            <w:noProof/>
+            <w:webHidden/>
+          </w:rPr>
+          <w:tab/>
+        </w:r>
+        <w:r>
+          <w:rPr>
+            <w:noProof/>
+            <w:webHidden/>
+          </w:rPr>
+          <w:fldChar w:fldCharType="begin"/>
+        </w:r>
+        <w:r>
+          <w:rPr>
+            <w:noProof/>
+            <w:webHidden/>
+          </w:rPr>
+          <w:instrText xml:space="preserve"> PAGEREF _Toc236246121 \h </w:instrText>
+        </w:r>
+        <w:r>
+          <w:rPr>
+            <w:noProof/>
+            <w:webHidden/>
+          </w:rPr>
+        </w:r>
+        <w:r>
+          <w:rPr>
+            <w:noProof/>
+            <w:webHidden/>
+          </w:rPr>
+          <w:fldChar w:fldCharType="separate"/>
+        </w:r>
+        <w:r>
+          <w:rPr>
+            <w:noProof/>
+            <w:webHidden/>
+          </w:rPr>
+          <w:t>42</w:t>
+        </w:r>
+        <w:r>
+          <w:rPr>
+            <w:noProof/>
+            <w:webHidden/>
+          </w:rPr>
+          <w:fldChar w:fldCharType="end"/>
+        </w:r>
+      </w:hyperlink>
+    </w:p>
+    <w:p>
+      <w:pPr>
+        <w:pStyle w:val="Verzeichnis1"/>
+        <w:rPr>
+          <w:rFonts w:eastAsiaTheme="minorEastAsia"/>
+          <w:noProof/>
+          <w:sz w:val="24"/>
+          <w:szCs w:val="24"/>
+          <w:lang w:eastAsia="de-DE"/>
+        </w:rPr>
+      </w:pPr>
+      <w:hyperlink w:anchor="_Toc236246122" w:history="1">
         <w:r>
           <w:rPr>
             <w:rStyle w:val="Hyperlink"/>
@@ -2546,76 +2553,7 @@
             <w:noProof/>
             <w:webHidden/>
           </w:rPr>
-          <w:instrText xml:space="preserve"> PAGEREF _Toc236167798 \h </w:instrText>
-        </w:r>
-        <w:r>
-          <w:rPr>
-            <w:noProof/>
-            <w:webHidden/>
-          </w:rPr>
-        </w:r>
-        <w:r>
-          <w:rPr>
-            <w:noProof/>
-            <w:webHidden/>
-          </w:rPr>
-          <w:fldChar w:fldCharType="separate"/>
-        </w:r>
-        <w:r>
-          <w:rPr>
-            <w:noProof/>
-            <w:webHidden/>
-          </w:rPr>
-          <w:t>41</w:t>
-        </w:r>
-        <w:r>
-          <w:rPr>
-            <w:noProof/>
-            <w:webHidden/>
-          </w:rPr>
-          <w:fldChar w:fldCharType="end"/>
-        </w:r>
-      </w:hyperlink>
-    </w:p>
-    <w:p>
-      <w:pPr>
-        <w:pStyle w:val="Verzeichnis1"/>
-        <w:rPr>
-          <w:rFonts w:eastAsiaTheme="minorEastAsia"/>
-          <w:noProof/>
-          <w:sz w:val="24"/>
-          <w:szCs w:val="24"/>
-          <w:lang w:eastAsia="de-DE"/>
-        </w:rPr>
-      </w:pPr>
-      <w:hyperlink w:anchor="_Toc236167799" w:history="1">
-        <w:r>
-          <w:rPr>
-            <w:rStyle w:val="Hyperlink"/>
-            <w:noProof/>
-          </w:rPr>
-          <w:t>Auto im Gegenverkehr: Gegenverkehr wird schneller</w:t>
-        </w:r>
-        <w:r>
-          <w:rPr>
-            <w:noProof/>
-            <w:webHidden/>
-          </w:rPr>
-          <w:tab/>
-        </w:r>
-        <w:r>
-          <w:rPr>
-            <w:noProof/>
-            <w:webHidden/>
-          </w:rPr>
-          <w:fldChar w:fldCharType="begin"/>
-        </w:r>
-        <w:r>
-          <w:rPr>
-            <w:noProof/>
-            <w:webHidden/>
-          </w:rPr>
-          <w:instrText xml:space="preserve"> PAGEREF _Toc236167799 \h </w:instrText>
+          <w:instrText xml:space="preserve"> PAGEREF _Toc236246122 \h </w:instrText>
         </w:r>
         <w:r>
           <w:rPr>
@@ -2657,13 +2595,13 @@
           <w:lang w:eastAsia="de-DE"/>
         </w:rPr>
       </w:pPr>
-      <w:hyperlink w:anchor="_Toc236167800" w:history="1">
+      <w:hyperlink w:anchor="_Toc236246123" w:history="1">
         <w:r>
           <w:rPr>
             <w:rStyle w:val="Hyperlink"/>
             <w:noProof/>
           </w:rPr>
-          <w:t>Auto im Gegenverkehr: Straße und Sound</w:t>
+          <w:t>Auto im Gegenverkehr: Gegenverkehr wird schneller</w:t>
         </w:r>
         <w:r>
           <w:rPr>
@@ -2684,76 +2622,7 @@
             <w:noProof/>
             <w:webHidden/>
           </w:rPr>
-          <w:instrText xml:space="preserve"> PAGEREF _Toc236167800 \h </w:instrText>
-        </w:r>
-        <w:r>
-          <w:rPr>
-            <w:noProof/>
-            <w:webHidden/>
-          </w:rPr>
-        </w:r>
-        <w:r>
-          <w:rPr>
-            <w:noProof/>
-            <w:webHidden/>
-          </w:rPr>
-          <w:fldChar w:fldCharType="separate"/>
-        </w:r>
-        <w:r>
-          <w:rPr>
-            <w:noProof/>
-            <w:webHidden/>
-          </w:rPr>
-          <w:t>44</w:t>
-        </w:r>
-        <w:r>
-          <w:rPr>
-            <w:noProof/>
-            <w:webHidden/>
-          </w:rPr>
-          <w:fldChar w:fldCharType="end"/>
-        </w:r>
-      </w:hyperlink>
-    </w:p>
-    <w:p>
-      <w:pPr>
-        <w:pStyle w:val="Verzeichnis1"/>
-        <w:rPr>
-          <w:rFonts w:eastAsiaTheme="minorEastAsia"/>
-          <w:noProof/>
-          <w:sz w:val="24"/>
-          <w:szCs w:val="24"/>
-          <w:lang w:eastAsia="de-DE"/>
-        </w:rPr>
-      </w:pPr>
-      <w:hyperlink w:anchor="_Toc236167801" w:history="1">
-        <w:r>
-          <w:rPr>
-            <w:rStyle w:val="Hyperlink"/>
-            <w:noProof/>
-          </w:rPr>
-          <w:t>Ein Dinosaurier überquert die Straße</w:t>
-        </w:r>
-        <w:r>
-          <w:rPr>
-            <w:noProof/>
-            <w:webHidden/>
-          </w:rPr>
-          <w:tab/>
-        </w:r>
-        <w:r>
-          <w:rPr>
-            <w:noProof/>
-            <w:webHidden/>
-          </w:rPr>
-          <w:fldChar w:fldCharType="begin"/>
-        </w:r>
-        <w:r>
-          <w:rPr>
-            <w:noProof/>
-            <w:webHidden/>
-          </w:rPr>
-          <w:instrText xml:space="preserve"> PAGEREF _Toc236167801 \h </w:instrText>
+          <w:instrText xml:space="preserve"> PAGEREF _Toc236246123 \h </w:instrText>
         </w:r>
         <w:r>
           <w:rPr>
@@ -2795,13 +2664,13 @@
           <w:lang w:eastAsia="de-DE"/>
         </w:rPr>
       </w:pPr>
-      <w:hyperlink w:anchor="_Toc236167802" w:history="1">
+      <w:hyperlink w:anchor="_Toc236246124" w:history="1">
         <w:r>
           <w:rPr>
             <w:rStyle w:val="Hyperlink"/>
             <w:noProof/>
           </w:rPr>
-          <w:t>MicroPython und ESP32: Hardware und Software</w:t>
+          <w:t>Auto im Gegenverkehr: Straße und Sound</w:t>
         </w:r>
         <w:r>
           <w:rPr>
@@ -2822,7 +2691,7 @@
             <w:noProof/>
             <w:webHidden/>
           </w:rPr>
-          <w:instrText xml:space="preserve"> PAGEREF _Toc236167802 \h </w:instrText>
+          <w:instrText xml:space="preserve"> PAGEREF _Toc236246124 \h </w:instrText>
         </w:r>
         <w:r>
           <w:rPr>
@@ -2864,13 +2733,13 @@
           <w:lang w:eastAsia="de-DE"/>
         </w:rPr>
       </w:pPr>
-      <w:hyperlink w:anchor="_Toc236167803" w:history="1">
+      <w:hyperlink w:anchor="_Toc236246125" w:history="1">
         <w:r>
           <w:rPr>
             <w:rStyle w:val="Hyperlink"/>
             <w:noProof/>
           </w:rPr>
-          <w:t>Displays, Töne, Aktoren</w:t>
+          <w:t>Ein Dinosaurier überquert die Straße</w:t>
         </w:r>
         <w:r>
           <w:rPr>
@@ -2891,7 +2760,7 @@
             <w:noProof/>
             <w:webHidden/>
           </w:rPr>
-          <w:instrText xml:space="preserve"> PAGEREF _Toc236167803 \h </w:instrText>
+          <w:instrText xml:space="preserve"> PAGEREF _Toc236246125 \h </w:instrText>
         </w:r>
         <w:r>
           <w:rPr>
@@ -2933,13 +2802,13 @@
           <w:lang w:eastAsia="de-DE"/>
         </w:rPr>
       </w:pPr>
-      <w:hyperlink w:anchor="_Toc236167804" w:history="1">
+      <w:hyperlink w:anchor="_Toc236246126" w:history="1">
         <w:r>
           <w:rPr>
             <w:rStyle w:val="Hyperlink"/>
             <w:noProof/>
           </w:rPr>
-          <w:t>Sensoren</w:t>
+          <w:t>MicroPython und ESP32: Hardware und Software</w:t>
         </w:r>
         <w:r>
           <w:rPr>
@@ -2960,7 +2829,7 @@
             <w:noProof/>
             <w:webHidden/>
           </w:rPr>
-          <w:instrText xml:space="preserve"> PAGEREF _Toc236167804 \h </w:instrText>
+          <w:instrText xml:space="preserve"> PAGEREF _Toc236246126 \h </w:instrText>
         </w:r>
         <w:r>
           <w:rPr>
@@ -3002,13 +2871,13 @@
           <w:lang w:eastAsia="de-DE"/>
         </w:rPr>
       </w:pPr>
-      <w:hyperlink w:anchor="_Toc236167805" w:history="1">
+      <w:hyperlink w:anchor="_Toc236246127" w:history="1">
         <w:r>
           <w:rPr>
             <w:rStyle w:val="Hyperlink"/>
             <w:noProof/>
           </w:rPr>
-          <w:t>Einparkhilfe</w:t>
+          <w:t>Displays, Töne, Aktoren</w:t>
         </w:r>
         <w:r>
           <w:rPr>
@@ -3029,7 +2898,7 @@
             <w:noProof/>
             <w:webHidden/>
           </w:rPr>
-          <w:instrText xml:space="preserve"> PAGEREF _Toc236167805 \h </w:instrText>
+          <w:instrText xml:space="preserve"> PAGEREF _Toc236246127 \h </w:instrText>
         </w:r>
         <w:r>
           <w:rPr>
@@ -3071,13 +2940,13 @@
           <w:lang w:eastAsia="de-DE"/>
         </w:rPr>
       </w:pPr>
-      <w:hyperlink w:anchor="_Toc236167806" w:history="1">
+      <w:hyperlink w:anchor="_Toc236246128" w:history="1">
         <w:r>
           <w:rPr>
             <w:rStyle w:val="Hyperlink"/>
             <w:noProof/>
           </w:rPr>
-          <w:t>Quellen</w:t>
+          <w:t>Sensoren</w:t>
         </w:r>
         <w:r>
           <w:rPr>
@@ -3098,7 +2967,7 @@
             <w:noProof/>
             <w:webHidden/>
           </w:rPr>
-          <w:instrText xml:space="preserve"> PAGEREF _Toc236167806 \h </w:instrText>
+          <w:instrText xml:space="preserve"> PAGEREF _Toc236246128 \h </w:instrText>
         </w:r>
         <w:r>
           <w:rPr>
@@ -3130,6 +2999,144 @@
       </w:hyperlink>
     </w:p>
     <w:p>
+      <w:pPr>
+        <w:pStyle w:val="Verzeichnis1"/>
+        <w:rPr>
+          <w:rFonts w:eastAsiaTheme="minorEastAsia"/>
+          <w:noProof/>
+          <w:sz w:val="24"/>
+          <w:szCs w:val="24"/>
+          <w:lang w:eastAsia="de-DE"/>
+        </w:rPr>
+      </w:pPr>
+      <w:hyperlink w:anchor="_Toc236246129" w:history="1">
+        <w:r>
+          <w:rPr>
+            <w:rStyle w:val="Hyperlink"/>
+            <w:noProof/>
+          </w:rPr>
+          <w:t>Einparkhilfe</w:t>
+        </w:r>
+        <w:r>
+          <w:rPr>
+            <w:noProof/>
+            <w:webHidden/>
+          </w:rPr>
+          <w:tab/>
+        </w:r>
+        <w:r>
+          <w:rPr>
+            <w:noProof/>
+            <w:webHidden/>
+          </w:rPr>
+          <w:fldChar w:fldCharType="begin"/>
+        </w:r>
+        <w:r>
+          <w:rPr>
+            <w:noProof/>
+            <w:webHidden/>
+          </w:rPr>
+          <w:instrText xml:space="preserve"> PAGEREF _Toc236246129 \h </w:instrText>
+        </w:r>
+        <w:r>
+          <w:rPr>
+            <w:noProof/>
+            <w:webHidden/>
+          </w:rPr>
+        </w:r>
+        <w:r>
+          <w:rPr>
+            <w:noProof/>
+            <w:webHidden/>
+          </w:rPr>
+          <w:fldChar w:fldCharType="separate"/>
+        </w:r>
+        <w:r>
+          <w:rPr>
+            <w:noProof/>
+            <w:webHidden/>
+          </w:rPr>
+          <w:t>51</w:t>
+        </w:r>
+        <w:r>
+          <w:rPr>
+            <w:noProof/>
+            <w:webHidden/>
+          </w:rPr>
+          <w:fldChar w:fldCharType="end"/>
+        </w:r>
+      </w:hyperlink>
+    </w:p>
+    <w:p>
+      <w:pPr>
+        <w:pStyle w:val="Verzeichnis1"/>
+        <w:rPr>
+          <w:rFonts w:eastAsiaTheme="minorEastAsia"/>
+          <w:noProof/>
+          <w:sz w:val="24"/>
+          <w:szCs w:val="24"/>
+          <w:lang w:eastAsia="de-DE"/>
+        </w:rPr>
+      </w:pPr>
+      <w:hyperlink w:anchor="_Toc236246130" w:history="1">
+        <w:r>
+          <w:rPr>
+            <w:rStyle w:val="Hyperlink"/>
+            <w:noProof/>
+          </w:rPr>
+          <w:t>Quellen</w:t>
+        </w:r>
+        <w:r>
+          <w:rPr>
+            <w:noProof/>
+            <w:webHidden/>
+          </w:rPr>
+          <w:tab/>
+        </w:r>
+        <w:r>
+          <w:rPr>
+            <w:noProof/>
+            <w:webHidden/>
+          </w:rPr>
+          <w:fldChar w:fldCharType="begin"/>
+        </w:r>
+        <w:r>
+          <w:rPr>
+            <w:noProof/>
+            <w:webHidden/>
+          </w:rPr>
+          <w:instrText xml:space="preserve"> PAGEREF _Toc236246130 \h </w:instrText>
+        </w:r>
+        <w:r>
+          <w:rPr>
+            <w:noProof/>
+            <w:webHidden/>
+          </w:rPr>
+        </w:r>
+        <w:r>
+          <w:rPr>
+            <w:noProof/>
+            <w:webHidden/>
+          </w:rPr>
+          <w:fldChar w:fldCharType="separate"/>
+        </w:r>
+        <w:r>
+          <w:rPr>
+            <w:noProof/>
+            <w:webHidden/>
+          </w:rPr>
+          <w:t>52</w:t>
+        </w:r>
+        <w:r>
+          <w:rPr>
+            <w:noProof/>
+            <w:webHidden/>
+          </w:rPr>
+          <w:fldChar w:fldCharType="end"/>
+        </w:r>
+      </w:hyperlink>
+    </w:p>
+    <w:p>
       <w:r>
         <w:fldChar w:fldCharType="end"/>
       </w:r>
@@ -3151,7 +3158,7 @@
       <w:pPr>
         <w:pStyle w:val="berschrift1"/>
       </w:pPr>
-      <w:bookmarkStart w:id="65" w:name="_Toc236167767"/>
+      <w:bookmarkStart w:id="65" w:name="_Toc236246091"/>
       <w:r>
         <w:lastRenderedPageBreak/>
         <w:t xml:space="preserve">Programmzeilen </w:t>
@@ -4580,7 +4587,7 @@
       </w:pPr>
       <w:bookmarkStart w:id="77" w:name="_Toc196339509"/>
       <w:bookmarkStart w:id="78" w:name="_Toc196339878"/>
-      <w:bookmarkStart w:id="79" w:name="_Toc236167768"/>
+      <w:bookmarkStart w:id="79" w:name="_Toc236246092"/>
       <w:r>
         <w:lastRenderedPageBreak/>
         <w:t>Mit der IDLE Shell rechnen</w:t>
@@ -6161,7 +6168,7 @@
       </w:pPr>
       <w:bookmarkStart w:id="88" w:name="_Toc196339514"/>
       <w:bookmarkStart w:id="89" w:name="_Toc196339883"/>
-      <w:bookmarkStart w:id="90" w:name="_Toc236167769"/>
+      <w:bookmarkStart w:id="90" w:name="_Toc236246093"/>
       <w:r>
         <w:lastRenderedPageBreak/>
         <w:t>M</w:t>
@@ -7179,7 +7186,7 @@
       <w:pPr>
         <w:pStyle w:val="berschrift1"/>
       </w:pPr>
-      <w:bookmarkStart w:id="97" w:name="_Toc236167770"/>
+      <w:bookmarkStart w:id="97" w:name="_Toc236246094"/>
       <w:r>
         <w:lastRenderedPageBreak/>
         <w:t xml:space="preserve">Mit dem IDLE Editor ein </w:t>
@@ -7828,7 +7835,7 @@
       </w:pPr>
       <w:bookmarkStart w:id="98" w:name="_Toc196339519"/>
       <w:bookmarkStart w:id="99" w:name="_Toc196339888"/>
-      <w:bookmarkStart w:id="100" w:name="_Toc236167771"/>
+      <w:bookmarkStart w:id="100" w:name="_Toc236246095"/>
       <w:r>
         <w:lastRenderedPageBreak/>
         <w:t>E</w:t>
@@ -8932,7 +8939,7 @@
       </w:pPr>
       <w:bookmarkStart w:id="111" w:name="_Toc196339525"/>
       <w:bookmarkStart w:id="112" w:name="_Toc196339894"/>
-      <w:bookmarkStart w:id="113" w:name="_Toc236167772"/>
+      <w:bookmarkStart w:id="113" w:name="_Toc236246096"/>
       <w:r>
         <w:t xml:space="preserve">Ein </w:t>
       </w:r>
@@ -9414,7 +9421,7 @@
       <w:pPr>
         <w:pStyle w:val="berschrift1"/>
       </w:pPr>
-      <w:bookmarkStart w:id="118" w:name="_Toc236167773"/>
+      <w:bookmarkStart w:id="118" w:name="_Toc236246097"/>
       <w:r>
         <w:lastRenderedPageBreak/>
         <w:t>Ein Dictionary speichert Paare von Schlüssel und Wert</w:t>
@@ -10520,7 +10527,7 @@
       <w:pPr>
         <w:pStyle w:val="berschrift1"/>
       </w:pPr>
-      <w:bookmarkStart w:id="119" w:name="_Toc236167774"/>
+      <w:bookmarkStart w:id="119" w:name="_Toc236246098"/>
       <w:r>
         <w:lastRenderedPageBreak/>
         <w:t>Der Computer fragt …</w:t>
@@ -11513,7 +11520,7 @@
       <w:pPr>
         <w:pStyle w:val="berschrift1"/>
       </w:pPr>
-      <w:bookmarkStart w:id="120" w:name="_Toc236167775"/>
+      <w:bookmarkStart w:id="120" w:name="_Toc236246099"/>
       <w:r>
         <w:lastRenderedPageBreak/>
         <w:t>Dein Wörterbuch lernt …</w:t>
@@ -12248,7 +12255,7 @@
       <w:pPr>
         <w:pStyle w:val="berschrift1"/>
       </w:pPr>
-      <w:bookmarkStart w:id="121" w:name="_Toc236167776"/>
+      <w:bookmarkStart w:id="121" w:name="_Toc236246100"/>
       <w:r>
         <w:lastRenderedPageBreak/>
         <w:t>Der Computer unterscheidet zwischen "wahr" und "falsch"</w:t>
@@ -13315,7 +13322,7 @@
       <w:pPr>
         <w:pStyle w:val="berschrift1"/>
       </w:pPr>
-      <w:bookmarkStart w:id="122" w:name="_Toc236167777"/>
+      <w:bookmarkStart w:id="122" w:name="_Toc236246101"/>
       <w:r>
         <w:lastRenderedPageBreak/>
         <w:t>Der Computer unterscheidet Fälle</w:t>
@@ -14105,7 +14112,7 @@
       <w:pPr>
         <w:pStyle w:val="berschrift1"/>
       </w:pPr>
-      <w:bookmarkStart w:id="123" w:name="_Toc236167778"/>
+      <w:bookmarkStart w:id="123" w:name="_Toc236246102"/>
       <w:r>
         <w:lastRenderedPageBreak/>
         <w:t>Solange die Beding</w:t>
@@ -15563,7 +15570,7 @@
       <w:pPr>
         <w:pStyle w:val="berschrift1"/>
       </w:pPr>
-      <w:bookmarkStart w:id="124" w:name="_Toc236167779"/>
+      <w:bookmarkStart w:id="124" w:name="_Toc236246103"/>
       <w:r>
         <w:rPr>
           <w:noProof/>
@@ -16506,7 +16513,7 @@
       <w:pPr>
         <w:pStyle w:val="berschrift1"/>
       </w:pPr>
-      <w:bookmarkStart w:id="125" w:name="_Toc236167780"/>
+      <w:bookmarkStart w:id="125" w:name="_Toc236246104"/>
       <w:r>
         <w:lastRenderedPageBreak/>
         <w:t xml:space="preserve">Funktionen </w:t>
@@ -16910,7 +16917,7 @@
       <w:pPr>
         <w:pStyle w:val="berschrift1"/>
       </w:pPr>
-      <w:bookmarkStart w:id="126" w:name="_Toc236167781"/>
+      <w:bookmarkStart w:id="126" w:name="_Toc236246105"/>
       <w:r>
         <w:lastRenderedPageBreak/>
         <w:t xml:space="preserve">Funktionen </w:t>
@@ -18610,7 +18617,7 @@
       <w:pPr>
         <w:pStyle w:val="berschrift1"/>
       </w:pPr>
-      <w:bookmarkStart w:id="127" w:name="_Toc236167782"/>
+      <w:bookmarkStart w:id="127" w:name="_Toc236246106"/>
       <w:r>
         <w:lastRenderedPageBreak/>
         <w:t xml:space="preserve">Funktionen </w:t>
@@ -20269,7 +20276,7 @@
       <w:pPr>
         <w:pStyle w:val="berschrift1"/>
       </w:pPr>
-      <w:bookmarkStart w:id="128" w:name="_Toc236167783"/>
+      <w:bookmarkStart w:id="128" w:name="_Toc236246107"/>
       <w:r>
         <w:rPr>
           <w:noProof/>
@@ -20756,7 +20763,7 @@
       <w:pPr>
         <w:pStyle w:val="berschrift1"/>
       </w:pPr>
-      <w:bookmarkStart w:id="129" w:name="_Toc236167784"/>
+      <w:bookmarkStart w:id="129" w:name="_Toc236246108"/>
       <w:r>
         <w:lastRenderedPageBreak/>
         <w:t>Funktion konstruieren</w:t>
@@ -21679,7 +21686,13 @@
         <w:t xml:space="preserve">. </w:t>
       </w:r>
       <w:r>
-        <w:t xml:space="preserve">Damit würden wir die Funktion mit Input-Daten und erwarteten Output-Daten testen. Dieser Punkt entfällt hier. </w:t>
+        <w:t xml:space="preserve">Damit würden wir die Funktion mit Input-Daten und erwarteten Output-Daten testen. </w:t>
+      </w:r>
+      <w:r>
+        <w:t>Diesen Punkt lassen wir hier weg.</w:t>
+      </w:r>
+      <w:r>
+        <w:t xml:space="preserve"> </w:t>
       </w:r>
     </w:p>
     <w:p>
@@ -21706,7 +21719,10 @@
         <w:t xml:space="preserve"> unter dem Dateinamen "saetze_bauen" im Ordner Python/</w:t>
       </w:r>
       <w:r>
-        <w:t xml:space="preserve"> 10_Aufgaben_mit_Funktionen_loesen</w:t>
+        <w:t xml:space="preserve"> </w:t>
+      </w:r>
+      <w:r>
+        <w:t>10_Funktionen_konstruieren</w:t>
       </w:r>
     </w:p>
     <w:p>
@@ -21810,7 +21826,7 @@
       <w:pPr>
         <w:pStyle w:val="berschrift1"/>
       </w:pPr>
-      <w:bookmarkStart w:id="130" w:name="_Toc236167785"/>
+      <w:bookmarkStart w:id="130" w:name="_Toc236246109"/>
       <w:r>
         <w:lastRenderedPageBreak/>
         <w:t xml:space="preserve">Funktion </w:t>
@@ -22033,13 +22049,7 @@
         <w:t xml:space="preserve">In der Tabelle stehen links die Preise in GBP und rechts die zugehörigen Preise in EUR. </w:t>
       </w:r>
       <w:r>
-        <w:t xml:space="preserve">Die Tabelle </w:t>
-      </w:r>
-      <w:r>
-        <w:t>geht</w:t>
-      </w:r>
-      <w:r>
-        <w:t xml:space="preserve"> von 0 GBP bis 10 GBP in Schritten von 0.50 GBP.</w:t>
+        <w:t>Die Tabelle geht von 0 GBP bis 10 GBP in Schritten von 0.50 GBP.</w:t>
       </w:r>
     </w:p>
     <w:p>
@@ -22053,13 +22063,7 @@
         <w:spacing w:before="240"/>
       </w:pPr>
       <w:r>
-        <w:t xml:space="preserve">Der Umrechnungskurs ist </w:t>
-      </w:r>
-      <w:r>
-        <w:t>1 GBP = 1,17 EUR</w:t>
-      </w:r>
-      <w:r>
-        <w:t>.</w:t>
+        <w:t>Der Umrechnungskurs ist 1 GBP = 1,17 EUR.</w:t>
       </w:r>
     </w:p>
     <w:p>
@@ -22120,6 +22124,9 @@
     </w:p>
     <w:p>
       <w:r>
+        <w:rPr>
+          <w:noProof/>
+        </w:rPr>
         <w:drawing>
           <wp:inline distT="0" distB="0" distL="0" distR="0" wp14:anchorId="20E81DC1" wp14:editId="4A1DCDCC">
             <wp:extent cx="6645910" cy="151130"/>
@@ -22169,13 +22176,7 @@
         <w:contextualSpacing w:val="0"/>
       </w:pPr>
       <w:r>
-        <w:t xml:space="preserve">Du schreibst eine Funktion, die </w:t>
-      </w:r>
-      <w:r>
-        <w:t>GBP in EUR umrechnet</w:t>
-      </w:r>
-      <w:r>
-        <w:t xml:space="preserve">. Beginne mit </w:t>
+        <w:t xml:space="preserve">Du schreibst eine Funktion, die GBP in EUR umrechnet. Beginne mit </w:t>
       </w:r>
       <w:r>
         <w:rPr>
@@ -22206,6 +22207,9 @@
     </w:p>
     <w:p>
       <w:r>
+        <w:rPr>
+          <w:noProof/>
+        </w:rPr>
         <w:drawing>
           <wp:inline distT="0" distB="0" distL="0" distR="0" wp14:anchorId="60920DE9" wp14:editId="7656CE8C">
             <wp:extent cx="6645910" cy="309880"/>
@@ -22276,6 +22280,9 @@
     </w:p>
     <w:p>
       <w:r>
+        <w:rPr>
+          <w:noProof/>
+        </w:rPr>
         <w:drawing>
           <wp:inline distT="0" distB="0" distL="0" distR="0" wp14:anchorId="01D39F40" wp14:editId="1EB3192A">
             <wp:extent cx="6645910" cy="507365"/>
@@ -22371,6 +22378,9 @@
     </w:p>
     <w:p>
       <w:r>
+        <w:rPr>
+          <w:noProof/>
+        </w:rPr>
         <w:drawing>
           <wp:inline distT="0" distB="0" distL="0" distR="0" wp14:anchorId="53D68AD4" wp14:editId="11411F0F">
             <wp:extent cx="6645910" cy="300990"/>
@@ -22442,6 +22452,9 @@
     </w:p>
     <w:p>
       <w:r>
+        <w:rPr>
+          <w:noProof/>
+        </w:rPr>
         <w:drawing>
           <wp:inline distT="0" distB="0" distL="0" distR="0" wp14:anchorId="56150044" wp14:editId="34D9D956">
             <wp:extent cx="6645910" cy="271145"/>
@@ -22514,10 +22527,7 @@
         <w:br/>
       </w:r>
       <w:r>
-        <w:t>Dazu</w:t>
-      </w:r>
-      <w:r>
-        <w:t xml:space="preserve"> leg</w:t>
+        <w:t>Dazu leg</w:t>
       </w:r>
       <w:r>
         <w:t xml:space="preserve">st </w:t>
@@ -22565,6 +22575,9 @@
     </w:p>
     <w:p>
       <w:r>
+        <w:rPr>
+          <w:noProof/>
+        </w:rPr>
         <w:drawing>
           <wp:inline distT="0" distB="0" distL="0" distR="0" wp14:anchorId="3B0AE5FC" wp14:editId="215C61F5">
             <wp:extent cx="6645910" cy="1005205"/>
@@ -22640,6 +22653,9 @@
         <w:spacing w:before="120"/>
       </w:pPr>
       <w:r>
+        <w:rPr>
+          <w:noProof/>
+        </w:rPr>
         <w:drawing>
           <wp:inline distT="0" distB="0" distL="0" distR="0" wp14:anchorId="6587937A" wp14:editId="60F4A047">
             <wp:extent cx="6645910" cy="405130"/>
@@ -22686,7 +22702,13 @@
       </w:pPr>
       <w:r>
         <w:lastRenderedPageBreak/>
-        <w:t xml:space="preserve">Dann musst du noch die Tabelle drucken. Zuerst druckst du die Überschrift. Danach nimmst du mit </w:t>
+        <w:t xml:space="preserve">Dann musst du noch die Tabelle drucken. Zuerst druckst du die Überschrift. Danach </w:t>
+      </w:r>
+      <w:r>
+        <w:t>bildest</w:t>
+      </w:r>
+      <w:r>
+        <w:t xml:space="preserve"> du mit </w:t>
       </w:r>
       <w:r>
         <w:rPr>
@@ -22701,17 +22723,14 @@
         <w:t>jeder</w:t>
       </w:r>
       <w:r>
-        <w:t xml:space="preserve"> Liste</w:t>
-      </w:r>
-      <w:r>
-        <w:t>F</w:t>
-      </w:r>
-      <w:r>
-        <w:t xml:space="preserve"> und druckst es. </w:t>
-      </w:r>
-    </w:p>
-    <w:p>
-      <w:r>
+        <w:t xml:space="preserve"> Liste und druckst es. </w:t>
+      </w:r>
+    </w:p>
+    <w:p>
+      <w:r>
+        <w:rPr>
+          <w:noProof/>
+        </w:rPr>
         <w:drawing>
           <wp:inline distT="0" distB="0" distL="0" distR="0" wp14:anchorId="3025A7FD" wp14:editId="3F6245BC">
             <wp:extent cx="6645910" cy="554355"/>
@@ -22770,16 +22789,13 @@
         <w:t>File/ Save</w:t>
       </w:r>
       <w:r>
-        <w:t xml:space="preserve"> unter dem Dateinamen "</w:t>
-      </w:r>
-      <w:r>
-        <w:t>gbp_in_eur</w:t>
-      </w:r>
-      <w:r>
-        <w:t>" im Ordner Python/</w:t>
-      </w:r>
-      <w:r>
-        <w:t xml:space="preserve"> 10_Aufgaben_mit_Funktionen_loesen</w:t>
+        <w:t xml:space="preserve"> unter dem Dateinamen "gbp_in_eur" im Ordner Python/</w:t>
+      </w:r>
+      <w:r>
+        <w:t xml:space="preserve"> </w:t>
+      </w:r>
+      <w:r>
+        <w:t>10_Funktionen_konstruieren</w:t>
       </w:r>
     </w:p>
     <w:p>
@@ -23020,6 +23036,9 @@
     </w:p>
     <w:p>
       <w:r>
+        <w:rPr>
+          <w:noProof/>
+        </w:rPr>
         <w:drawing>
           <wp:inline distT="0" distB="0" distL="0" distR="0" wp14:anchorId="5DD9DDB5" wp14:editId="3E966C95">
             <wp:extent cx="6645910" cy="548640"/>
@@ -23089,10 +23108,7 @@
       </w:r>
       <w:r>
         <w:br/>
-        <w:t>Die Format-Strings</w:t>
-      </w:r>
-      <w:r>
-        <w:t xml:space="preserve"> {:</w:t>
+        <w:t>Die Format-Strings {:</w:t>
       </w:r>
       <w:r>
         <w:rPr>
@@ -23134,13 +23150,7 @@
         <w:t>2</w:t>
       </w:r>
       <w:r>
-        <w:t xml:space="preserve"> </w:t>
-      </w:r>
-      <w:r>
-        <w:t xml:space="preserve">Stellen nach dem Komma </w:t>
-      </w:r>
-      <w:r>
-        <w:t xml:space="preserve">als </w:t>
+        <w:t xml:space="preserve"> Stellen nach dem Komma als </w:t>
       </w:r>
       <w:r>
         <w:rPr>
@@ -23149,10 +23159,7 @@
         <w:t>F</w:t>
       </w:r>
       <w:r>
-        <w:t>ließkommazahl ausgegeben werden</w:t>
-      </w:r>
-      <w:r>
-        <w:t>.</w:t>
+        <w:t>ließkommazahl ausgegeben werden.</w:t>
       </w:r>
     </w:p>
     <w:p>
@@ -23227,11 +23234,37 @@
         <w:t>du</w:t>
       </w:r>
       <w:r>
-        <w:t xml:space="preserve"> die Funktion gbp_in_eur mit den Input-Daten </w:t>
+        <w:t xml:space="preserve"> die Funktion </w:t>
+      </w:r>
+      <w:r>
+        <w:rPr>
+          <w:rFonts w:ascii="Courier New" w:hAnsi="Courier New" w:cs="Courier New"/>
+        </w:rPr>
+        <w:t>gbp_in_eur</w:t>
+      </w:r>
+      <w:r>
+        <w:t xml:space="preserve"> mit den Input-Daten </w:t>
       </w:r>
       <w:r>
         <w:br/>
-        <w:t>0, 1, 6.5, 7.5, 9.5, 10, 50, 100 oder -1 aufruf</w:t>
+      </w:r>
+      <w:r>
+        <w:rPr>
+          <w:rFonts w:ascii="Courier New" w:hAnsi="Courier New" w:cs="Courier New"/>
+        </w:rPr>
+        <w:t>0, 1, 6.5, 7.5, 9.5, 10, 50, 100</w:t>
+      </w:r>
+      <w:r>
+        <w:t xml:space="preserve"> oder </w:t>
+      </w:r>
+      <w:r>
+        <w:rPr>
+          <w:rFonts w:ascii="Courier New" w:hAnsi="Courier New" w:cs="Courier New"/>
+        </w:rPr>
+        <w:t>-1</w:t>
+      </w:r>
+      <w:r>
+        <w:t xml:space="preserve"> aufruf</w:t>
       </w:r>
       <w:r>
         <w:t>st</w:t>
@@ -23249,11 +23282,23 @@
         <w:ind w:left="708"/>
       </w:pPr>
       <w:r>
-        <w:t>Wenn du einmal einen Unittest geschrieben hast, muss du die Tabelle nicht selbst checken, sondern kannst das den Computer machen lassen. Du benötigst dazu die Bibliothek unittest:</w:t>
-      </w:r>
-    </w:p>
-    <w:p>
-      <w:r>
+        <w:t xml:space="preserve">Wenn du einmal einen Unittest geschrieben hast, muss du die Tabelle nicht selbst checken, sondern kannst das den Computer machen lassen. Du benötigst dazu die Bibliothek </w:t>
+      </w:r>
+      <w:r>
+        <w:rPr>
+          <w:rFonts w:ascii="Courier New" w:hAnsi="Courier New" w:cs="Courier New"/>
+        </w:rPr>
+        <w:t>unittest</w:t>
+      </w:r>
+      <w:r>
+        <w:t>:</w:t>
+      </w:r>
+    </w:p>
+    <w:p>
+      <w:r>
+        <w:rPr>
+          <w:noProof/>
+        </w:rPr>
         <w:drawing>
           <wp:inline distT="0" distB="0" distL="0" distR="0" wp14:anchorId="366B3887" wp14:editId="7389B20B">
             <wp:extent cx="6645910" cy="269240"/>
@@ -23368,6 +23413,9 @@
     </w:p>
     <w:p>
       <w:r>
+        <w:rPr>
+          <w:noProof/>
+        </w:rPr>
         <w:drawing>
           <wp:inline distT="0" distB="0" distL="0" distR="0" wp14:anchorId="59A0BD0E" wp14:editId="095EB8E4">
             <wp:extent cx="6225235" cy="1677352"/>
@@ -23415,6 +23463,9 @@
     </w:p>
     <w:p>
       <w:r>
+        <w:rPr>
+          <w:noProof/>
+        </w:rPr>
         <w:drawing>
           <wp:inline distT="0" distB="0" distL="0" distR="0" wp14:anchorId="36EFE6A1" wp14:editId="0A7F16E4">
             <wp:extent cx="6247180" cy="391568"/>
@@ -23495,7 +23546,7 @@
       <w:pPr>
         <w:pStyle w:val="berschrift1"/>
       </w:pPr>
-      <w:bookmarkStart w:id="131" w:name="_Toc236167786"/>
+      <w:bookmarkStart w:id="131" w:name="_Toc236246110"/>
       <w:r>
         <w:rPr>
           <w:noProof/>
@@ -23504,7 +23555,7 @@
         <mc:AlternateContent>
           <mc:Choice Requires="wps">
             <w:drawing>
-              <wp:anchor distT="45720" distB="45720" distL="114300" distR="114300" simplePos="0" relativeHeight="251708416" behindDoc="0" locked="0" layoutInCell="1" allowOverlap="1" wp14:anchorId="4D9D2665" wp14:editId="7C4BF777">
+              <wp:anchor distT="45720" distB="45720" distL="114300" distR="114300" simplePos="0" relativeHeight="251708416" behindDoc="0" locked="0" layoutInCell="1" allowOverlap="1" wp14:anchorId="4D9D2665" wp14:editId="559D1E70">
                 <wp:simplePos x="0" y="0"/>
                 <wp:positionH relativeFrom="margin">
                   <wp:posOffset>843923</wp:posOffset>
@@ -23608,6 +23659,9 @@
       <w:bookmarkEnd w:id="131"/>
     </w:p>
     <w:p>
+      <w:pPr>
+        <w:spacing w:after="240"/>
+      </w:pPr>
       <w:r>
         <w:rPr>
           <w:noProof/>
@@ -23659,12 +23713,12 @@
       <w:tblPr>
         <w:tblW w:w="10000" w:type="dxa"/>
         <w:tblBorders>
-          <w:top w:val="single" w:sz="4" w:space="0" w:color="auto"/>
-          <w:left w:val="single" w:sz="4" w:space="0" w:color="auto"/>
-          <w:bottom w:val="single" w:sz="4" w:space="0" w:color="auto"/>
-          <w:right w:val="single" w:sz="4" w:space="0" w:color="auto"/>
-          <w:insideH w:val="single" w:sz="4" w:space="0" w:color="auto"/>
-          <w:insideV w:val="single" w:sz="4" w:space="0" w:color="auto"/>
+          <w:top w:val="single" w:sz="8" w:space="0" w:color="auto"/>
+          <w:left w:val="single" w:sz="8" w:space="0" w:color="auto"/>
+          <w:bottom w:val="single" w:sz="8" w:space="0" w:color="auto"/>
+          <w:right w:val="single" w:sz="8" w:space="0" w:color="auto"/>
+          <w:insideH w:val="single" w:sz="8" w:space="0" w:color="auto"/>
+          <w:insideV w:val="single" w:sz="8" w:space="0" w:color="auto"/>
         </w:tblBorders>
         <w:tblCellMar>
           <w:left w:w="10" w:type="dxa"/>
@@ -23927,7 +23981,7 @@
           <w:bottom w:val="single" w:sz="4" w:space="1" w:color="auto"/>
           <w:right w:val="single" w:sz="4" w:space="4" w:color="auto"/>
         </w:pBdr>
-        <w:spacing w:after="120"/>
+        <w:spacing w:before="120" w:after="120"/>
       </w:pPr>
       <w:r>
         <w:t xml:space="preserve">Du möchtest Tennisunterricht nehmen. Dazu prüfst du zwei Angebote. Du rechnest mit mindestens </w:t>
@@ -23953,25 +24007,7 @@
         <w:t xml:space="preserve">Schreibe ein Programm, das eine Vergleichstabelle druckt. In der Tabelle stehen links die Trainerstunden, rechts daneben die Kosten für das Angebot Tennis Pro, rechts daneben die Kosten für das Angebot Go-Tennis. </w:t>
       </w:r>
       <w:r>
-        <w:t xml:space="preserve">Die Tabelle geht von 0 bis </w:t>
-      </w:r>
-      <w:r>
-        <w:t>12</w:t>
-      </w:r>
-      <w:r>
-        <w:t xml:space="preserve"> </w:t>
-      </w:r>
-      <w:r>
-        <w:t>Trainerstunden</w:t>
-      </w:r>
-      <w:r>
-        <w:t xml:space="preserve"> in Schritten von </w:t>
-      </w:r>
-      <w:r>
-        <w:t>1 Trainerstunde</w:t>
-      </w:r>
-      <w:r>
-        <w:t>.</w:t>
+        <w:t>Die Tabelle geht von 0 bis 12 Trainerstunden in Schritten von 1 Trainerstunde.</w:t>
       </w:r>
     </w:p>
     <w:p>
@@ -24001,9 +24037,10 @@
         <w:pStyle w:val="Listenabsatz"/>
         <w:numPr>
           <w:ilvl w:val="0"/>
-          <w:numId w:val="39"/>
+          <w:numId w:val="34"/>
         </w:numPr>
-        <w:spacing w:before="120"/>
+        <w:spacing w:before="240"/>
+        <w:ind w:left="714" w:hanging="357"/>
         <w:contextualSpacing w:val="0"/>
       </w:pPr>
       <w:r>
@@ -24028,30 +24065,1487 @@
         <w:pStyle w:val="Listenabsatz"/>
         <w:numPr>
           <w:ilvl w:val="0"/>
-          <w:numId w:val="39"/>
+          <w:numId w:val="34"/>
+        </w:numPr>
+        <w:spacing w:before="240"/>
+        <w:ind w:left="714" w:hanging="357"/>
+        <w:contextualSpacing w:val="0"/>
+      </w:pPr>
+      <w:r>
+        <w:t>Die erste Zeile im Editor-Fenster beschreibt, was das Programm tut:</w:t>
+      </w:r>
+    </w:p>
+    <w:p>
+      <w:r>
+        <w:drawing>
+          <wp:inline distT="0" distB="0" distL="0" distR="0" wp14:anchorId="28A2DB1D" wp14:editId="66ADDF9B">
+            <wp:extent cx="6645910" cy="154940"/>
+            <wp:effectExtent l="0" t="0" r="2540" b="0"/>
+            <wp:docPr id="512232938" name="Grafik 1"/>
+            <wp:cNvGraphicFramePr>
+              <a:graphicFrameLocks xmlns:a="http://schemas.openxmlformats.org/drawingml/2006/main" noChangeAspect="1"/>
+            </wp:cNvGraphicFramePr>
+            <a:graphic xmlns:a="http://schemas.openxmlformats.org/drawingml/2006/main">
+              <a:graphicData uri="http://schemas.openxmlformats.org/drawingml/2006/picture">
+                <pic:pic xmlns:pic="http://schemas.openxmlformats.org/drawingml/2006/picture">
+                  <pic:nvPicPr>
+                    <pic:cNvPr id="512232938" name=""/>
+                    <pic:cNvPicPr/>
+                  </pic:nvPicPr>
+                  <pic:blipFill>
+                    <a:blip r:embed="rId62"/>
+                    <a:stretch>
+                      <a:fillRect/>
+                    </a:stretch>
+                  </pic:blipFill>
+                  <pic:spPr>
+                    <a:xfrm>
+                      <a:off x="0" y="0"/>
+                      <a:ext cx="6645910" cy="154940"/>
+                    </a:xfrm>
+                    <a:prstGeom prst="rect">
+                      <a:avLst/>
+                    </a:prstGeom>
+                  </pic:spPr>
+                </pic:pic>
+              </a:graphicData>
+            </a:graphic>
+          </wp:inline>
+        </w:drawing>
+      </w:r>
+    </w:p>
+    <w:p>
+      <w:pPr>
+        <w:pStyle w:val="Listenabsatz"/>
+        <w:numPr>
+          <w:ilvl w:val="0"/>
+          <w:numId w:val="34"/>
+        </w:numPr>
+        <w:spacing w:before="240"/>
+        <w:ind w:left="714" w:hanging="357"/>
+        <w:contextualSpacing w:val="0"/>
+      </w:pPr>
+      <w:r>
+        <w:t xml:space="preserve">Für die zwei Angebote brauchst du zwei Funktionen. Beginne mit </w:t>
+      </w:r>
+      <w:r>
+        <w:rPr>
+          <w:b/>
+          <w:bCs/>
+        </w:rPr>
+        <w:t>Punkt 1</w:t>
+      </w:r>
+      <w:r>
+        <w:t xml:space="preserve"> der </w:t>
+      </w:r>
+      <w:r>
+        <w:t>Konstruktionsanleitung</w:t>
+      </w:r>
+      <w:r>
+        <w:t xml:space="preserve"> von </w:t>
+      </w:r>
+      <w:r>
+        <w:t>Tennis Pro</w:t>
+      </w:r>
+      <w:r>
+        <w:t>:</w:t>
+      </w:r>
+      <w:r>
+        <w:t xml:space="preserve"> </w:t>
+      </w:r>
+      <w:r>
+        <w:rPr>
+          <w:b/>
+          <w:bCs/>
+        </w:rPr>
+        <w:t>Kurzbeschreibung</w:t>
+      </w:r>
+      <w:r>
+        <w:t>.</w:t>
+      </w:r>
+    </w:p>
+    <w:p>
+      <w:r>
+        <w:drawing>
+          <wp:inline distT="0" distB="0" distL="0" distR="0" wp14:anchorId="73CEAE78" wp14:editId="32E0323D">
+            <wp:extent cx="6645910" cy="294005"/>
+            <wp:effectExtent l="0" t="0" r="2540" b="0"/>
+            <wp:docPr id="2036444646" name="Grafik 1"/>
+            <wp:cNvGraphicFramePr>
+              <a:graphicFrameLocks xmlns:a="http://schemas.openxmlformats.org/drawingml/2006/main" noChangeAspect="1"/>
+            </wp:cNvGraphicFramePr>
+            <a:graphic xmlns:a="http://schemas.openxmlformats.org/drawingml/2006/main">
+              <a:graphicData uri="http://schemas.openxmlformats.org/drawingml/2006/picture">
+                <pic:pic xmlns:pic="http://schemas.openxmlformats.org/drawingml/2006/picture">
+                  <pic:nvPicPr>
+                    <pic:cNvPr id="2036444646" name=""/>
+                    <pic:cNvPicPr/>
+                  </pic:nvPicPr>
+                  <pic:blipFill>
+                    <a:blip r:embed="rId63"/>
+                    <a:stretch>
+                      <a:fillRect/>
+                    </a:stretch>
+                  </pic:blipFill>
+                  <pic:spPr>
+                    <a:xfrm>
+                      <a:off x="0" y="0"/>
+                      <a:ext cx="6645910" cy="294005"/>
+                    </a:xfrm>
+                    <a:prstGeom prst="rect">
+                      <a:avLst/>
+                    </a:prstGeom>
+                  </pic:spPr>
+                </pic:pic>
+              </a:graphicData>
+            </a:graphic>
+          </wp:inline>
+        </w:drawing>
+      </w:r>
+    </w:p>
+    <w:p>
+      <w:pPr>
+        <w:pStyle w:val="Listenabsatz"/>
+        <w:numPr>
+          <w:ilvl w:val="0"/>
+          <w:numId w:val="34"/>
+        </w:numPr>
+        <w:spacing w:before="240"/>
+        <w:ind w:left="714" w:hanging="357"/>
+        <w:contextualSpacing w:val="0"/>
+      </w:pPr>
+      <w:r>
+        <w:rPr>
+          <w:b/>
+          <w:bCs/>
+        </w:rPr>
+        <w:t xml:space="preserve">Punkt 2 </w:t>
+      </w:r>
+      <w:r>
+        <w:t xml:space="preserve">der Konstruktionsanleitung </w:t>
+      </w:r>
+      <w:r>
+        <w:t xml:space="preserve">von </w:t>
+      </w:r>
+      <w:r>
+        <w:t>Tennis Pro</w:t>
+      </w:r>
+      <w:r>
+        <w:t xml:space="preserve"> i</w:t>
+      </w:r>
+      <w:r>
+        <w:t xml:space="preserve">st die </w:t>
+      </w:r>
+      <w:r>
+        <w:rPr>
+          <w:b/>
+          <w:bCs/>
+        </w:rPr>
+        <w:t>Datenanalyse</w:t>
+      </w:r>
+      <w:r>
+        <w:t>. Was ist der Input der Funktion, was ist der Output der Funktion:</w:t>
+      </w:r>
+    </w:p>
+    <w:p>
+      <w:r>
+        <w:drawing>
+          <wp:inline distT="0" distB="0" distL="0" distR="0" wp14:anchorId="0C447B70" wp14:editId="62F6F8D5">
+            <wp:extent cx="6645910" cy="543560"/>
+            <wp:effectExtent l="0" t="0" r="2540" b="8890"/>
+            <wp:docPr id="56574138" name="Grafik 1"/>
+            <wp:cNvGraphicFramePr>
+              <a:graphicFrameLocks xmlns:a="http://schemas.openxmlformats.org/drawingml/2006/main" noChangeAspect="1"/>
+            </wp:cNvGraphicFramePr>
+            <a:graphic xmlns:a="http://schemas.openxmlformats.org/drawingml/2006/main">
+              <a:graphicData uri="http://schemas.openxmlformats.org/drawingml/2006/picture">
+                <pic:pic xmlns:pic="http://schemas.openxmlformats.org/drawingml/2006/picture">
+                  <pic:nvPicPr>
+                    <pic:cNvPr id="56574138" name=""/>
+                    <pic:cNvPicPr/>
+                  </pic:nvPicPr>
+                  <pic:blipFill>
+                    <a:blip r:embed="rId64"/>
+                    <a:stretch>
+                      <a:fillRect/>
+                    </a:stretch>
+                  </pic:blipFill>
+                  <pic:spPr>
+                    <a:xfrm>
+                      <a:off x="0" y="0"/>
+                      <a:ext cx="6645910" cy="543560"/>
+                    </a:xfrm>
+                    <a:prstGeom prst="rect">
+                      <a:avLst/>
+                    </a:prstGeom>
+                  </pic:spPr>
+                </pic:pic>
+              </a:graphicData>
+            </a:graphic>
+          </wp:inline>
+        </w:drawing>
+      </w:r>
+    </w:p>
+    <w:p>
+      <w:pPr>
+        <w:spacing w:before="120"/>
+        <w:ind w:left="708"/>
+      </w:pPr>
+      <w:r>
+        <w:t>Hinweis: Die Preise der Angebote sind ganzzahlig. Du könntest</w:t>
+      </w:r>
+      <w:r>
+        <w:t xml:space="preserve"> Input</w:t>
+      </w:r>
+      <w:r>
+        <w:t xml:space="preserve"> und Output als</w:t>
+      </w:r>
+      <w:r>
+        <w:t xml:space="preserve"> Ganzzahl </w:t>
+      </w:r>
+      <w:r>
+        <w:rPr>
+          <w:rFonts w:ascii="Courier New" w:hAnsi="Courier New" w:cs="Courier New"/>
+        </w:rPr>
+        <w:t>(int)</w:t>
+      </w:r>
+      <w:r>
+        <w:t xml:space="preserve"> </w:t>
+      </w:r>
+      <w:r>
+        <w:t xml:space="preserve">angeben. Gib </w:t>
+      </w:r>
+      <w:r>
+        <w:t>Input und</w:t>
+      </w:r>
+      <w:r>
+        <w:t xml:space="preserve"> Output als </w:t>
+      </w:r>
+      <w:r>
+        <w:rPr>
+          <w:rFonts w:ascii="Courier New" w:hAnsi="Courier New" w:cs="Courier New"/>
+        </w:rPr>
+        <w:t>float</w:t>
+      </w:r>
+      <w:r>
+        <w:t xml:space="preserve"> an, denn die Preise können sich ändern! Die Funktion soll auch mit Dezimalzahlen arbeiten können. </w:t>
+      </w:r>
+    </w:p>
+    <w:p>
+      <w:pPr>
+        <w:pStyle w:val="Listenabsatz"/>
+        <w:numPr>
+          <w:ilvl w:val="0"/>
+          <w:numId w:val="34"/>
+        </w:numPr>
+        <w:spacing w:before="240"/>
+        <w:ind w:left="714" w:hanging="357"/>
+        <w:contextualSpacing w:val="0"/>
+      </w:pPr>
+      <w:r>
+        <w:rPr>
+          <w:b/>
+          <w:bCs/>
+        </w:rPr>
+        <w:t xml:space="preserve">Punkt 3 </w:t>
+      </w:r>
+      <w:r>
+        <w:t xml:space="preserve">der Konstruktionsanleitung </w:t>
+      </w:r>
+      <w:r>
+        <w:t xml:space="preserve">von Tennis Pro </w:t>
+      </w:r>
+      <w:r>
+        <w:t xml:space="preserve">ist: </w:t>
+      </w:r>
+      <w:r>
+        <w:br/>
+      </w:r>
+      <w:r>
+        <w:rPr>
+          <w:b/>
+          <w:bCs/>
+        </w:rPr>
+        <w:t>Funktion definieren</w:t>
+      </w:r>
+      <w:r>
+        <w:t xml:space="preserve"> </w:t>
+      </w:r>
+      <w:r>
+        <w:rPr>
+          <w:highlight w:val="cyan"/>
+        </w:rPr>
+        <w:t>Name</w:t>
+      </w:r>
+      <w:r>
+        <w:t xml:space="preserve"> – </w:t>
+      </w:r>
+      <w:r>
+        <w:rPr>
+          <w:highlight w:val="yellow"/>
+        </w:rPr>
+        <w:t>Input: Datentyp</w:t>
+      </w:r>
+      <w:r>
+        <w:t xml:space="preserve"> – </w:t>
+      </w:r>
+      <w:r>
+        <w:rPr>
+          <w:highlight w:val="green"/>
+        </w:rPr>
+        <w:t>Output: Datentyp</w:t>
+      </w:r>
+    </w:p>
+    <w:p>
+      <w:r>
+        <w:drawing>
+          <wp:inline distT="0" distB="0" distL="0" distR="0" wp14:anchorId="5656A6CD" wp14:editId="5C9CE5CC">
+            <wp:extent cx="6645910" cy="283845"/>
+            <wp:effectExtent l="0" t="0" r="2540" b="1905"/>
+            <wp:docPr id="1410427255" name="Grafik 1"/>
+            <wp:cNvGraphicFramePr>
+              <a:graphicFrameLocks xmlns:a="http://schemas.openxmlformats.org/drawingml/2006/main" noChangeAspect="1"/>
+            </wp:cNvGraphicFramePr>
+            <a:graphic xmlns:a="http://schemas.openxmlformats.org/drawingml/2006/main">
+              <a:graphicData uri="http://schemas.openxmlformats.org/drawingml/2006/picture">
+                <pic:pic xmlns:pic="http://schemas.openxmlformats.org/drawingml/2006/picture">
+                  <pic:nvPicPr>
+                    <pic:cNvPr id="1410427255" name=""/>
+                    <pic:cNvPicPr/>
+                  </pic:nvPicPr>
+                  <pic:blipFill>
+                    <a:blip r:embed="rId65"/>
+                    <a:stretch>
+                      <a:fillRect/>
+                    </a:stretch>
+                  </pic:blipFill>
+                  <pic:spPr>
+                    <a:xfrm>
+                      <a:off x="0" y="0"/>
+                      <a:ext cx="6645910" cy="283845"/>
+                    </a:xfrm>
+                    <a:prstGeom prst="rect">
+                      <a:avLst/>
+                    </a:prstGeom>
+                  </pic:spPr>
+                </pic:pic>
+              </a:graphicData>
+            </a:graphic>
+          </wp:inline>
+        </w:drawing>
+      </w:r>
+    </w:p>
+    <w:p>
+      <w:pPr>
+        <w:pStyle w:val="Listenabsatz"/>
+        <w:numPr>
+          <w:ilvl w:val="0"/>
+          <w:numId w:val="34"/>
+        </w:numPr>
+        <w:spacing w:before="240"/>
+        <w:ind w:left="714" w:hanging="357"/>
+        <w:contextualSpacing w:val="0"/>
+      </w:pPr>
+      <w:r>
+        <w:rPr>
+          <w:b/>
+          <w:bCs/>
+        </w:rPr>
+        <w:t>Punkt 4</w:t>
+      </w:r>
+      <w:r>
+        <w:t xml:space="preserve"> der Konstruktionsanleitung </w:t>
+      </w:r>
+      <w:r>
+        <w:t xml:space="preserve">von Tennis Pro </w:t>
+      </w:r>
+      <w:r>
+        <w:t xml:space="preserve">ist der </w:t>
+      </w:r>
+      <w:r>
+        <w:rPr>
+          <w:b/>
+          <w:bCs/>
+        </w:rPr>
+        <w:t>Funktionsrumpf</w:t>
+      </w:r>
+      <w:r>
+        <w:t xml:space="preserve">: </w:t>
+      </w:r>
+    </w:p>
+    <w:p>
+      <w:r>
+        <w:drawing>
+          <wp:inline distT="0" distB="0" distL="0" distR="0" wp14:anchorId="57C89A77" wp14:editId="2A58D3EA">
+            <wp:extent cx="6645910" cy="260350"/>
+            <wp:effectExtent l="0" t="0" r="2540" b="6350"/>
+            <wp:docPr id="1564958357" name="Grafik 1"/>
+            <wp:cNvGraphicFramePr>
+              <a:graphicFrameLocks xmlns:a="http://schemas.openxmlformats.org/drawingml/2006/main" noChangeAspect="1"/>
+            </wp:cNvGraphicFramePr>
+            <a:graphic xmlns:a="http://schemas.openxmlformats.org/drawingml/2006/main">
+              <a:graphicData uri="http://schemas.openxmlformats.org/drawingml/2006/picture">
+                <pic:pic xmlns:pic="http://schemas.openxmlformats.org/drawingml/2006/picture">
+                  <pic:nvPicPr>
+                    <pic:cNvPr id="1564958357" name=""/>
+                    <pic:cNvPicPr/>
+                  </pic:nvPicPr>
+                  <pic:blipFill>
+                    <a:blip r:embed="rId66"/>
+                    <a:stretch>
+                      <a:fillRect/>
+                    </a:stretch>
+                  </pic:blipFill>
+                  <pic:spPr>
+                    <a:xfrm>
+                      <a:off x="0" y="0"/>
+                      <a:ext cx="6645910" cy="260350"/>
+                    </a:xfrm>
+                    <a:prstGeom prst="rect">
+                      <a:avLst/>
+                    </a:prstGeom>
+                  </pic:spPr>
+                </pic:pic>
+              </a:graphicData>
+            </a:graphic>
+          </wp:inline>
+        </w:drawing>
+      </w:r>
+    </w:p>
+    <w:p/>
+    <w:p>
+      <w:pPr>
+        <w:pStyle w:val="Listenabsatz"/>
+        <w:numPr>
+          <w:ilvl w:val="0"/>
+          <w:numId w:val="34"/>
+        </w:numPr>
+        <w:spacing w:before="240"/>
+        <w:ind w:left="714" w:hanging="357"/>
+        <w:contextualSpacing w:val="0"/>
+      </w:pPr>
+      <w:r>
+        <w:lastRenderedPageBreak/>
+        <w:t>Es geht weiter</w:t>
+      </w:r>
+      <w:r>
+        <w:t xml:space="preserve"> mit </w:t>
+      </w:r>
+      <w:r>
+        <w:rPr>
+          <w:b/>
+          <w:bCs/>
+        </w:rPr>
+        <w:t>Punkt 1</w:t>
+      </w:r>
+      <w:r>
+        <w:t xml:space="preserve"> der </w:t>
+      </w:r>
+      <w:r>
+        <w:t>Konstruktionsanleitung</w:t>
+      </w:r>
+      <w:r>
+        <w:t xml:space="preserve"> von </w:t>
+      </w:r>
+      <w:r>
+        <w:t>Go-</w:t>
+      </w:r>
+      <w:r>
+        <w:t>Tennis:</w:t>
+      </w:r>
+      <w:r>
+        <w:t xml:space="preserve"> </w:t>
+      </w:r>
+      <w:r>
+        <w:rPr>
+          <w:b/>
+          <w:bCs/>
+        </w:rPr>
+        <w:t>Kurzbeschreibung</w:t>
+      </w:r>
+      <w:r>
+        <w:t>.</w:t>
+      </w:r>
+    </w:p>
+    <w:p>
+      <w:r>
+        <w:drawing>
+          <wp:inline distT="0" distB="0" distL="0" distR="0" wp14:anchorId="0C38CB3B" wp14:editId="5C4181FC">
+            <wp:extent cx="6645910" cy="269875"/>
+            <wp:effectExtent l="0" t="0" r="2540" b="0"/>
+            <wp:docPr id="38991977" name="Grafik 1"/>
+            <wp:cNvGraphicFramePr>
+              <a:graphicFrameLocks xmlns:a="http://schemas.openxmlformats.org/drawingml/2006/main" noChangeAspect="1"/>
+            </wp:cNvGraphicFramePr>
+            <a:graphic xmlns:a="http://schemas.openxmlformats.org/drawingml/2006/main">
+              <a:graphicData uri="http://schemas.openxmlformats.org/drawingml/2006/picture">
+                <pic:pic xmlns:pic="http://schemas.openxmlformats.org/drawingml/2006/picture">
+                  <pic:nvPicPr>
+                    <pic:cNvPr id="38991977" name=""/>
+                    <pic:cNvPicPr/>
+                  </pic:nvPicPr>
+                  <pic:blipFill>
+                    <a:blip r:embed="rId67"/>
+                    <a:stretch>
+                      <a:fillRect/>
+                    </a:stretch>
+                  </pic:blipFill>
+                  <pic:spPr>
+                    <a:xfrm>
+                      <a:off x="0" y="0"/>
+                      <a:ext cx="6645910" cy="269875"/>
+                    </a:xfrm>
+                    <a:prstGeom prst="rect">
+                      <a:avLst/>
+                    </a:prstGeom>
+                  </pic:spPr>
+                </pic:pic>
+              </a:graphicData>
+            </a:graphic>
+          </wp:inline>
+        </w:drawing>
+      </w:r>
+    </w:p>
+    <w:p>
+      <w:pPr>
+        <w:pStyle w:val="Listenabsatz"/>
+        <w:numPr>
+          <w:ilvl w:val="0"/>
+          <w:numId w:val="34"/>
+        </w:numPr>
+        <w:spacing w:before="240"/>
+        <w:ind w:left="714" w:hanging="357"/>
+        <w:contextualSpacing w:val="0"/>
+      </w:pPr>
+      <w:r>
+        <w:rPr>
+          <w:b/>
+          <w:bCs/>
+        </w:rPr>
+        <w:t xml:space="preserve">Punkt 2 </w:t>
+      </w:r>
+      <w:r>
+        <w:t xml:space="preserve">der Konstruktionsanleitung von </w:t>
+      </w:r>
+      <w:r>
+        <w:t>Go-</w:t>
+      </w:r>
+      <w:r>
+        <w:t xml:space="preserve">Tennis </w:t>
+      </w:r>
+      <w:r>
+        <w:t xml:space="preserve">ist die </w:t>
+      </w:r>
+      <w:r>
+        <w:rPr>
+          <w:b/>
+          <w:bCs/>
+        </w:rPr>
+        <w:t>Datenanalyse</w:t>
+      </w:r>
+      <w:r>
+        <w:t>. Was ist der Input der Funktion, was ist der Output der Funktion:</w:t>
+      </w:r>
+    </w:p>
+    <w:p>
+      <w:r>
+        <w:drawing>
+          <wp:inline distT="0" distB="0" distL="0" distR="0" wp14:anchorId="0AD45F2A" wp14:editId="2A768D43">
+            <wp:extent cx="6645910" cy="546735"/>
+            <wp:effectExtent l="0" t="0" r="2540" b="5715"/>
+            <wp:docPr id="1170797155" name="Grafik 1"/>
+            <wp:cNvGraphicFramePr>
+              <a:graphicFrameLocks xmlns:a="http://schemas.openxmlformats.org/drawingml/2006/main" noChangeAspect="1"/>
+            </wp:cNvGraphicFramePr>
+            <a:graphic xmlns:a="http://schemas.openxmlformats.org/drawingml/2006/main">
+              <a:graphicData uri="http://schemas.openxmlformats.org/drawingml/2006/picture">
+                <pic:pic xmlns:pic="http://schemas.openxmlformats.org/drawingml/2006/picture">
+                  <pic:nvPicPr>
+                    <pic:cNvPr id="1170797155" name=""/>
+                    <pic:cNvPicPr/>
+                  </pic:nvPicPr>
+                  <pic:blipFill>
+                    <a:blip r:embed="rId68"/>
+                    <a:stretch>
+                      <a:fillRect/>
+                    </a:stretch>
+                  </pic:blipFill>
+                  <pic:spPr>
+                    <a:xfrm>
+                      <a:off x="0" y="0"/>
+                      <a:ext cx="6645910" cy="546735"/>
+                    </a:xfrm>
+                    <a:prstGeom prst="rect">
+                      <a:avLst/>
+                    </a:prstGeom>
+                  </pic:spPr>
+                </pic:pic>
+              </a:graphicData>
+            </a:graphic>
+          </wp:inline>
+        </w:drawing>
+      </w:r>
+    </w:p>
+    <w:p>
+      <w:pPr>
+        <w:pStyle w:val="Listenabsatz"/>
+        <w:numPr>
+          <w:ilvl w:val="0"/>
+          <w:numId w:val="34"/>
+        </w:numPr>
+        <w:spacing w:before="240"/>
+        <w:ind w:left="714" w:hanging="357"/>
+        <w:contextualSpacing w:val="0"/>
+      </w:pPr>
+      <w:r>
+        <w:rPr>
+          <w:b/>
+          <w:bCs/>
+        </w:rPr>
+        <w:t xml:space="preserve">Punkt 3 </w:t>
+      </w:r>
+      <w:r>
+        <w:t xml:space="preserve">der Konstruktionsanleitung von </w:t>
+      </w:r>
+      <w:r>
+        <w:t>Go-</w:t>
+      </w:r>
+      <w:r>
+        <w:t xml:space="preserve">Tennis ist: </w:t>
+      </w:r>
+      <w:r>
+        <w:br/>
+      </w:r>
+      <w:r>
+        <w:rPr>
+          <w:b/>
+          <w:bCs/>
+        </w:rPr>
+        <w:t>Funktion definieren</w:t>
+      </w:r>
+      <w:r>
+        <w:t xml:space="preserve"> </w:t>
+      </w:r>
+      <w:r>
+        <w:rPr>
+          <w:highlight w:val="cyan"/>
+        </w:rPr>
+        <w:t>Name</w:t>
+      </w:r>
+      <w:r>
+        <w:t xml:space="preserve"> – </w:t>
+      </w:r>
+      <w:r>
+        <w:rPr>
+          <w:highlight w:val="yellow"/>
+        </w:rPr>
+        <w:t>Input: Datentyp</w:t>
+      </w:r>
+      <w:r>
+        <w:t xml:space="preserve"> – </w:t>
+      </w:r>
+      <w:r>
+        <w:rPr>
+          <w:highlight w:val="green"/>
+        </w:rPr>
+        <w:t>Output: Datentyp</w:t>
+      </w:r>
+    </w:p>
+    <w:p>
+      <w:r>
+        <w:drawing>
+          <wp:inline distT="0" distB="0" distL="0" distR="0" wp14:anchorId="15563489" wp14:editId="7D4962B7">
+            <wp:extent cx="6645910" cy="281940"/>
+            <wp:effectExtent l="0" t="0" r="2540" b="3810"/>
+            <wp:docPr id="2018843506" name="Grafik 1"/>
+            <wp:cNvGraphicFramePr>
+              <a:graphicFrameLocks xmlns:a="http://schemas.openxmlformats.org/drawingml/2006/main" noChangeAspect="1"/>
+            </wp:cNvGraphicFramePr>
+            <a:graphic xmlns:a="http://schemas.openxmlformats.org/drawingml/2006/main">
+              <a:graphicData uri="http://schemas.openxmlformats.org/drawingml/2006/picture">
+                <pic:pic xmlns:pic="http://schemas.openxmlformats.org/drawingml/2006/picture">
+                  <pic:nvPicPr>
+                    <pic:cNvPr id="2018843506" name=""/>
+                    <pic:cNvPicPr/>
+                  </pic:nvPicPr>
+                  <pic:blipFill>
+                    <a:blip r:embed="rId69"/>
+                    <a:stretch>
+                      <a:fillRect/>
+                    </a:stretch>
+                  </pic:blipFill>
+                  <pic:spPr>
+                    <a:xfrm>
+                      <a:off x="0" y="0"/>
+                      <a:ext cx="6645910" cy="281940"/>
+                    </a:xfrm>
+                    <a:prstGeom prst="rect">
+                      <a:avLst/>
+                    </a:prstGeom>
+                  </pic:spPr>
+                </pic:pic>
+              </a:graphicData>
+            </a:graphic>
+          </wp:inline>
+        </w:drawing>
+      </w:r>
+    </w:p>
+    <w:p>
+      <w:pPr>
+        <w:pStyle w:val="Listenabsatz"/>
+        <w:numPr>
+          <w:ilvl w:val="0"/>
+          <w:numId w:val="34"/>
+        </w:numPr>
+        <w:spacing w:before="240"/>
+        <w:ind w:left="714" w:hanging="357"/>
+        <w:contextualSpacing w:val="0"/>
+      </w:pPr>
+      <w:r>
+        <w:rPr>
+          <w:b/>
+          <w:bCs/>
+        </w:rPr>
+        <w:t>Punkt 4</w:t>
+      </w:r>
+      <w:r>
+        <w:t xml:space="preserve"> der Konstruktionsanleitung von </w:t>
+      </w:r>
+      <w:r>
+        <w:t>Go-</w:t>
+      </w:r>
+      <w:r>
+        <w:t xml:space="preserve">Tennis ist der </w:t>
+      </w:r>
+      <w:r>
+        <w:rPr>
+          <w:b/>
+          <w:bCs/>
+        </w:rPr>
+        <w:t>Funktionsrumpf</w:t>
+      </w:r>
+      <w:r>
+        <w:t xml:space="preserve">: </w:t>
+      </w:r>
+    </w:p>
+    <w:p>
+      <w:r>
+        <w:drawing>
+          <wp:inline distT="0" distB="0" distL="0" distR="0" wp14:anchorId="0E8C2389" wp14:editId="7465864C">
+            <wp:extent cx="6645910" cy="268605"/>
+            <wp:effectExtent l="0" t="0" r="2540" b="0"/>
+            <wp:docPr id="1770893674" name="Grafik 1"/>
+            <wp:cNvGraphicFramePr>
+              <a:graphicFrameLocks xmlns:a="http://schemas.openxmlformats.org/drawingml/2006/main" noChangeAspect="1"/>
+            </wp:cNvGraphicFramePr>
+            <a:graphic xmlns:a="http://schemas.openxmlformats.org/drawingml/2006/main">
+              <a:graphicData uri="http://schemas.openxmlformats.org/drawingml/2006/picture">
+                <pic:pic xmlns:pic="http://schemas.openxmlformats.org/drawingml/2006/picture">
+                  <pic:nvPicPr>
+                    <pic:cNvPr id="1770893674" name=""/>
+                    <pic:cNvPicPr/>
+                  </pic:nvPicPr>
+                  <pic:blipFill>
+                    <a:blip r:embed="rId70"/>
+                    <a:stretch>
+                      <a:fillRect/>
+                    </a:stretch>
+                  </pic:blipFill>
+                  <pic:spPr>
+                    <a:xfrm>
+                      <a:off x="0" y="0"/>
+                      <a:ext cx="6645910" cy="268605"/>
+                    </a:xfrm>
+                    <a:prstGeom prst="rect">
+                      <a:avLst/>
+                    </a:prstGeom>
+                  </pic:spPr>
+                </pic:pic>
+              </a:graphicData>
+            </a:graphic>
+          </wp:inline>
+        </w:drawing>
+      </w:r>
+    </w:p>
+    <w:p>
+      <w:pPr>
+        <w:pStyle w:val="Listenabsatz"/>
+        <w:numPr>
+          <w:ilvl w:val="0"/>
+          <w:numId w:val="34"/>
+        </w:numPr>
+        <w:spacing w:before="240"/>
+        <w:ind w:left="714" w:hanging="357"/>
+        <w:contextualSpacing w:val="0"/>
+      </w:pPr>
+      <w:r>
+        <w:rPr>
+          <w:b/>
+          <w:bCs/>
+        </w:rPr>
+        <w:t>Punkt 5</w:t>
+      </w:r>
+      <w:r>
+        <w:t xml:space="preserve"> der Konstruktionsanleitung ist: </w:t>
+      </w:r>
+      <w:r>
+        <w:rPr>
+          <w:b/>
+          <w:bCs/>
+        </w:rPr>
+        <w:t>Ergebnisse prüfen.</w:t>
+      </w:r>
+      <w:r>
+        <w:t xml:space="preserve"> </w:t>
+      </w:r>
+      <w:r>
+        <w:br/>
+      </w:r>
+      <w:r>
+        <w:t xml:space="preserve">Dazu legst du die Input-Liste </w:t>
+      </w:r>
+      <w:r>
+        <w:rPr>
+          <w:rFonts w:ascii="Courier New" w:hAnsi="Courier New" w:cs="Courier New"/>
+        </w:rPr>
+        <w:t>trainerstunden</w:t>
+      </w:r>
+      <w:r>
+        <w:rPr>
+          <w:rFonts w:ascii="Courier New" w:hAnsi="Courier New" w:cs="Courier New"/>
+        </w:rPr>
+        <w:t>_liste</w:t>
+      </w:r>
+      <w:r>
+        <w:t xml:space="preserve"> an und füllst sie mit Zahlen von 0 bis </w:t>
+      </w:r>
+      <w:r>
+        <w:t>12</w:t>
+      </w:r>
+      <w:r>
+        <w:t xml:space="preserve">. </w:t>
+      </w:r>
+      <w:r>
+        <w:br/>
+      </w:r>
+      <w:r>
+        <w:t xml:space="preserve">Für jedes Angebot </w:t>
+      </w:r>
+      <w:r>
+        <w:t>legst eine leere Output-Liste an</w:t>
+      </w:r>
+      <w:r>
+        <w:t xml:space="preserve">: </w:t>
+      </w:r>
+      <w:r>
+        <w:br/>
+      </w:r>
+      <w:r>
+        <w:rPr>
+          <w:rFonts w:ascii="Courier New" w:hAnsi="Courier New" w:cs="Courier New"/>
+        </w:rPr>
+        <w:t>tennis_pro_kosten_liste</w:t>
+      </w:r>
+      <w:r>
+        <w:t xml:space="preserve"> und </w:t>
+      </w:r>
+      <w:r>
+        <w:rPr>
+          <w:rFonts w:ascii="Courier New" w:hAnsi="Courier New" w:cs="Courier New"/>
+        </w:rPr>
+        <w:t>go_tennis_kosten_liste</w:t>
+      </w:r>
+    </w:p>
+    <w:p>
+      <w:r>
+        <w:drawing>
+          <wp:inline distT="0" distB="0" distL="0" distR="0" wp14:anchorId="02C3BB6F" wp14:editId="68A1C02C">
+            <wp:extent cx="6645910" cy="991870"/>
+            <wp:effectExtent l="0" t="0" r="2540" b="0"/>
+            <wp:docPr id="1702617558" name="Grafik 1"/>
+            <wp:cNvGraphicFramePr>
+              <a:graphicFrameLocks xmlns:a="http://schemas.openxmlformats.org/drawingml/2006/main" noChangeAspect="1"/>
+            </wp:cNvGraphicFramePr>
+            <a:graphic xmlns:a="http://schemas.openxmlformats.org/drawingml/2006/main">
+              <a:graphicData uri="http://schemas.openxmlformats.org/drawingml/2006/picture">
+                <pic:pic xmlns:pic="http://schemas.openxmlformats.org/drawingml/2006/picture">
+                  <pic:nvPicPr>
+                    <pic:cNvPr id="1702617558" name=""/>
+                    <pic:cNvPicPr/>
+                  </pic:nvPicPr>
+                  <pic:blipFill>
+                    <a:blip r:embed="rId71"/>
+                    <a:stretch>
+                      <a:fillRect/>
+                    </a:stretch>
+                  </pic:blipFill>
+                  <pic:spPr>
+                    <a:xfrm>
+                      <a:off x="0" y="0"/>
+                      <a:ext cx="6645910" cy="991870"/>
+                    </a:xfrm>
+                    <a:prstGeom prst="rect">
+                      <a:avLst/>
+                    </a:prstGeom>
+                  </pic:spPr>
+                </pic:pic>
+              </a:graphicData>
+            </a:graphic>
+          </wp:inline>
+        </w:drawing>
+      </w:r>
+    </w:p>
+    <w:p>
+      <w:pPr>
+        <w:spacing w:before="120"/>
+        <w:ind w:left="709"/>
+      </w:pPr>
+      <w:r>
+        <w:t xml:space="preserve">Danach rufst du beide Funktionen für jedes Element in </w:t>
+      </w:r>
+      <w:r>
+        <w:rPr>
+          <w:rFonts w:ascii="Courier New" w:hAnsi="Courier New" w:cs="Courier New"/>
+        </w:rPr>
+        <w:t>trainerstunden</w:t>
+      </w:r>
+      <w:r>
+        <w:rPr>
+          <w:rFonts w:ascii="Courier New" w:hAnsi="Courier New" w:cs="Courier New"/>
+        </w:rPr>
+        <w:t>_liste</w:t>
+      </w:r>
+      <w:r>
+        <w:t xml:space="preserve"> au</w:t>
+      </w:r>
+      <w:r>
+        <w:t xml:space="preserve">f. </w:t>
+      </w:r>
+      <w:r>
+        <w:br/>
+        <w:t xml:space="preserve">Den Output der Funktion </w:t>
+      </w:r>
+      <w:r>
+        <w:rPr>
+          <w:rFonts w:ascii="Courier New" w:hAnsi="Courier New" w:cs="Courier New"/>
+        </w:rPr>
+        <w:t>tennis_pro</w:t>
+      </w:r>
+      <w:r>
+        <w:t xml:space="preserve"> hängst du an die Output-Liste </w:t>
+      </w:r>
+      <w:r>
+        <w:rPr>
+          <w:rFonts w:ascii="Courier New" w:hAnsi="Courier New" w:cs="Courier New"/>
+        </w:rPr>
+        <w:t>tennis_pro_kosten_liste</w:t>
+      </w:r>
+      <w:r>
+        <w:t xml:space="preserve"> an.</w:t>
+      </w:r>
+      <w:r>
+        <w:br/>
+      </w:r>
+      <w:r>
+        <w:t xml:space="preserve">Den Output der Funktion </w:t>
+      </w:r>
+      <w:r>
+        <w:rPr>
+          <w:rFonts w:ascii="Courier New" w:hAnsi="Courier New" w:cs="Courier New"/>
+        </w:rPr>
+        <w:t>go_</w:t>
+      </w:r>
+      <w:r>
+        <w:rPr>
+          <w:rFonts w:ascii="Courier New" w:hAnsi="Courier New" w:cs="Courier New"/>
+        </w:rPr>
+        <w:t>tennis</w:t>
+      </w:r>
+      <w:r>
+        <w:t xml:space="preserve"> </w:t>
+      </w:r>
+      <w:r>
+        <w:t>h</w:t>
+      </w:r>
+      <w:r>
+        <w:t xml:space="preserve">ängst du an die Output-Liste </w:t>
+      </w:r>
+      <w:r>
+        <w:rPr>
+          <w:rFonts w:ascii="Courier New" w:hAnsi="Courier New" w:cs="Courier New"/>
+        </w:rPr>
+        <w:t>go_</w:t>
+      </w:r>
+      <w:r>
+        <w:rPr>
+          <w:rFonts w:ascii="Courier New" w:hAnsi="Courier New" w:cs="Courier New"/>
+        </w:rPr>
+        <w:t>tennis_kosten_liste</w:t>
+      </w:r>
+      <w:r>
+        <w:t xml:space="preserve"> an.</w:t>
+      </w:r>
+    </w:p>
+    <w:p>
+      <w:r>
+        <w:drawing>
+          <wp:inline distT="0" distB="0" distL="0" distR="0" wp14:anchorId="69C0E39A" wp14:editId="58D97F41">
+            <wp:extent cx="6645910" cy="562610"/>
+            <wp:effectExtent l="0" t="0" r="2540" b="8890"/>
+            <wp:docPr id="1729616655" name="Grafik 1"/>
+            <wp:cNvGraphicFramePr>
+              <a:graphicFrameLocks xmlns:a="http://schemas.openxmlformats.org/drawingml/2006/main" noChangeAspect="1"/>
+            </wp:cNvGraphicFramePr>
+            <a:graphic xmlns:a="http://schemas.openxmlformats.org/drawingml/2006/main">
+              <a:graphicData uri="http://schemas.openxmlformats.org/drawingml/2006/picture">
+                <pic:pic xmlns:pic="http://schemas.openxmlformats.org/drawingml/2006/picture">
+                  <pic:nvPicPr>
+                    <pic:cNvPr id="1729616655" name=""/>
+                    <pic:cNvPicPr/>
+                  </pic:nvPicPr>
+                  <pic:blipFill>
+                    <a:blip r:embed="rId72"/>
+                    <a:stretch>
+                      <a:fillRect/>
+                    </a:stretch>
+                  </pic:blipFill>
+                  <pic:spPr>
+                    <a:xfrm>
+                      <a:off x="0" y="0"/>
+                      <a:ext cx="6645910" cy="562610"/>
+                    </a:xfrm>
+                    <a:prstGeom prst="rect">
+                      <a:avLst/>
+                    </a:prstGeom>
+                  </pic:spPr>
+                </pic:pic>
+              </a:graphicData>
+            </a:graphic>
+          </wp:inline>
+        </w:drawing>
+      </w:r>
+    </w:p>
+    <w:p>
+      <w:pPr>
+        <w:spacing w:before="120"/>
+        <w:ind w:left="709"/>
+      </w:pPr>
+      <w:r>
+        <w:t xml:space="preserve">Dann musst du noch die Tabelle drucken. Zuerst druckst du die Überschrift. Danach bildest du mit </w:t>
+      </w:r>
+      <w:r>
+        <w:rPr>
+          <w:rFonts w:ascii="Courier New" w:hAnsi="Courier New" w:cs="Courier New"/>
+        </w:rPr>
+        <w:t>zip(trainerstunden_liste,tennis_pro_kosten_liste,go_tennis_kosten_liste)</w:t>
+      </w:r>
+      <w:r>
+        <w:rPr>
+          <w:rFonts w:ascii="Courier New" w:hAnsi="Courier New" w:cs="Courier New"/>
+        </w:rPr>
+        <w:t xml:space="preserve"> </w:t>
+      </w:r>
+      <w:r>
+        <w:t xml:space="preserve">ein Tupel mit einem Element aus jeder Liste und druckst es. </w:t>
+      </w:r>
+      <w:r>
+        <w:t xml:space="preserve">Mit </w:t>
+      </w:r>
+      <w:r>
+        <w:rPr>
+          <w:b/>
+          <w:bCs/>
+        </w:rPr>
+        <w:t>Format-Strings</w:t>
+      </w:r>
+      <w:r>
+        <w:t xml:space="preserve"> </w:t>
+      </w:r>
+      <w:r>
+        <w:t>wird es</w:t>
+      </w:r>
+      <w:r>
+        <w:t xml:space="preserve"> eine schöne Tabelle</w:t>
+      </w:r>
+      <w:r>
+        <w:t xml:space="preserve">. </w:t>
+      </w:r>
+    </w:p>
+    <w:p>
+      <w:r>
+        <w:drawing>
+          <wp:inline distT="0" distB="0" distL="0" distR="0" wp14:anchorId="5BCCC74F" wp14:editId="548628E0">
+            <wp:extent cx="6645910" cy="511175"/>
+            <wp:effectExtent l="0" t="0" r="2540" b="3175"/>
+            <wp:docPr id="1913563818" name="Grafik 1"/>
+            <wp:cNvGraphicFramePr>
+              <a:graphicFrameLocks xmlns:a="http://schemas.openxmlformats.org/drawingml/2006/main" noChangeAspect="1"/>
+            </wp:cNvGraphicFramePr>
+            <a:graphic xmlns:a="http://schemas.openxmlformats.org/drawingml/2006/main">
+              <a:graphicData uri="http://schemas.openxmlformats.org/drawingml/2006/picture">
+                <pic:pic xmlns:pic="http://schemas.openxmlformats.org/drawingml/2006/picture">
+                  <pic:nvPicPr>
+                    <pic:cNvPr id="1913563818" name=""/>
+                    <pic:cNvPicPr/>
+                  </pic:nvPicPr>
+                  <pic:blipFill>
+                    <a:blip r:embed="rId73"/>
+                    <a:stretch>
+                      <a:fillRect/>
+                    </a:stretch>
+                  </pic:blipFill>
+                  <pic:spPr>
+                    <a:xfrm>
+                      <a:off x="0" y="0"/>
+                      <a:ext cx="6645910" cy="511175"/>
+                    </a:xfrm>
+                    <a:prstGeom prst="rect">
+                      <a:avLst/>
+                    </a:prstGeom>
+                  </pic:spPr>
+                </pic:pic>
+              </a:graphicData>
+            </a:graphic>
+          </wp:inline>
+        </w:drawing>
+      </w:r>
+    </w:p>
+    <w:p>
+      <w:pPr>
+        <w:pStyle w:val="Listenabsatz"/>
+        <w:numPr>
+          <w:ilvl w:val="0"/>
+          <w:numId w:val="34"/>
+        </w:numPr>
+        <w:spacing w:before="240"/>
+        <w:ind w:left="714" w:hanging="357"/>
+        <w:contextualSpacing w:val="0"/>
+      </w:pPr>
+      <w:r>
+        <w:t xml:space="preserve">Speichere den Inhalt mit dem Menüpunkt </w:t>
+      </w:r>
+      <w:r>
+        <w:rPr>
+          <w:b/>
+          <w:bCs/>
+        </w:rPr>
+        <w:t>File/ Save</w:t>
+      </w:r>
+      <w:r>
+        <w:t xml:space="preserve"> unter dem Dateinamen "</w:t>
+      </w:r>
+      <w:r>
+        <w:t>tennisunterricht_kosten</w:t>
+      </w:r>
+      <w:r>
+        <w:t>" im Ordner Python/</w:t>
+      </w:r>
+      <w:r>
+        <w:t xml:space="preserve"> </w:t>
+      </w:r>
+      <w:r>
+        <w:t>10_Funktionen_konstruieren</w:t>
+      </w:r>
+    </w:p>
+    <w:p>
+      <w:pPr>
+        <w:pStyle w:val="Listenabsatz"/>
+        <w:numPr>
+          <w:ilvl w:val="0"/>
+          <w:numId w:val="34"/>
+        </w:numPr>
+        <w:spacing w:before="240"/>
+        <w:ind w:left="714" w:hanging="357"/>
+        <w:contextualSpacing w:val="0"/>
+      </w:pPr>
+      <w:r>
+        <w:rPr>
+          <w:b/>
+          <w:bCs/>
+        </w:rPr>
+        <w:t>Starte</w:t>
+      </w:r>
+      <w:r>
+        <w:t xml:space="preserve"> das Programm mit dem Menüpunkt </w:t>
+      </w:r>
+      <w:r>
+        <w:rPr>
+          <w:b/>
+          <w:bCs/>
+        </w:rPr>
+        <w:t>Run/ Run Module</w:t>
+      </w:r>
+      <w:r>
+        <w:t xml:space="preserve">. </w:t>
+      </w:r>
+      <w:r>
+        <w:br/>
+        <w:t>Betrachte die print-Ausgaben.</w:t>
+      </w:r>
+    </w:p>
+    <w:p>
+      <w:pPr>
+        <w:pStyle w:val="Listenabsatz"/>
+        <w:numPr>
+          <w:ilvl w:val="0"/>
+          <w:numId w:val="34"/>
+        </w:numPr>
+        <w:spacing w:before="240"/>
+        <w:ind w:left="714" w:hanging="357"/>
+        <w:contextualSpacing w:val="0"/>
+      </w:pPr>
+      <w:r>
+        <w:rPr>
+          <w:b/>
+          <w:bCs/>
+        </w:rPr>
+        <w:t>Punkt 6</w:t>
+      </w:r>
+      <w:r>
+        <w:t xml:space="preserve"> der Konstruktionsanleitung ist: </w:t>
+      </w:r>
+      <w:r>
+        <w:rPr>
+          <w:b/>
+          <w:bCs/>
+        </w:rPr>
+        <w:t>Unittest</w:t>
+      </w:r>
+      <w:r>
+        <w:rPr>
+          <w:b/>
+          <w:bCs/>
+        </w:rPr>
+        <w:t xml:space="preserve">. </w:t>
+      </w:r>
+      <w:r>
+        <w:t>Damit würden wir die Funktion mit Input-Daten und erwarteten Output-Daten testen. Diese</w:t>
+      </w:r>
+      <w:r>
+        <w:t>n Punkt</w:t>
+      </w:r>
+      <w:r>
+        <w:t xml:space="preserve"> </w:t>
+      </w:r>
+      <w:r>
+        <w:t>lasse</w:t>
+      </w:r>
+      <w:r>
+        <w:t xml:space="preserve">n </w:t>
+      </w:r>
+      <w:r>
+        <w:t>wir</w:t>
+      </w:r>
+      <w:r>
+        <w:t xml:space="preserve"> hier</w:t>
+      </w:r>
+      <w:r>
+        <w:t xml:space="preserve"> weg. </w:t>
+      </w:r>
+      <w:r>
+        <w:t xml:space="preserve"> </w:t>
+      </w:r>
+    </w:p>
+    <w:p>
+      <w:pPr>
+        <w:pStyle w:val="Listenabsatz"/>
+        <w:numPr>
+          <w:ilvl w:val="0"/>
+          <w:numId w:val="34"/>
         </w:numPr>
         <w:spacing w:before="120"/>
         <w:ind w:left="714" w:hanging="357"/>
         <w:contextualSpacing w:val="0"/>
       </w:pPr>
       <w:r>
-        <w:t>Die erste Zeile im Editor-Fenster beschreibt, was das Programm tut:</w:t>
-      </w:r>
-    </w:p>
-    <w:p>
-      <w:pPr>
-        <w:spacing w:after="120"/>
-      </w:pPr>
-    </w:p>
-    <w:p>
-      <w:pPr>
-        <w:spacing w:after="120"/>
-      </w:pPr>
-    </w:p>
+        <w:lastRenderedPageBreak/>
+        <w:t xml:space="preserve">Die Kosten sollen in einem Diagramm gezeigt werden. </w:t>
+      </w:r>
+      <w:r>
+        <w:t>Du benötigst dazu die Bibliothek</w:t>
+      </w:r>
+      <w:r>
+        <w:t xml:space="preserve"> </w:t>
+      </w:r>
+      <w:r>
+        <w:rPr>
+          <w:rFonts w:ascii="Courier New" w:hAnsi="Courier New" w:cs="Courier New"/>
+        </w:rPr>
+        <w:t>matplotlib.pyplot</w:t>
+      </w:r>
+      <w:r>
+        <w:rPr>
+          <w:rFonts w:cstheme="minorHAnsi"/>
+        </w:rPr>
+        <w:t xml:space="preserve">. Der Name wird mit </w:t>
+      </w:r>
+      <w:r>
+        <w:rPr>
+          <w:rFonts w:ascii="Courier New" w:hAnsi="Courier New" w:cs="Courier New"/>
+        </w:rPr>
+        <w:t>plt</w:t>
+      </w:r>
+      <w:r>
+        <w:rPr>
+          <w:rFonts w:cstheme="minorHAnsi"/>
+        </w:rPr>
+        <w:t xml:space="preserve"> abgekürzt.</w:t>
+      </w:r>
+    </w:p>
+    <w:p>
+      <w:r>
+        <w:drawing>
+          <wp:inline distT="0" distB="0" distL="0" distR="0" wp14:anchorId="65BD41CD" wp14:editId="2536EE67">
+            <wp:extent cx="6645910" cy="248285"/>
+            <wp:effectExtent l="0" t="0" r="2540" b="0"/>
+            <wp:docPr id="1391022176" name="Grafik 1"/>
+            <wp:cNvGraphicFramePr>
+              <a:graphicFrameLocks xmlns:a="http://schemas.openxmlformats.org/drawingml/2006/main" noChangeAspect="1"/>
+            </wp:cNvGraphicFramePr>
+            <a:graphic xmlns:a="http://schemas.openxmlformats.org/drawingml/2006/main">
+              <a:graphicData uri="http://schemas.openxmlformats.org/drawingml/2006/picture">
+                <pic:pic xmlns:pic="http://schemas.openxmlformats.org/drawingml/2006/picture">
+                  <pic:nvPicPr>
+                    <pic:cNvPr id="1391022176" name=""/>
+                    <pic:cNvPicPr/>
+                  </pic:nvPicPr>
+                  <pic:blipFill>
+                    <a:blip r:embed="rId74"/>
+                    <a:stretch>
+                      <a:fillRect/>
+                    </a:stretch>
+                  </pic:blipFill>
+                  <pic:spPr>
+                    <a:xfrm>
+                      <a:off x="0" y="0"/>
+                      <a:ext cx="6645910" cy="248285"/>
+                    </a:xfrm>
+                    <a:prstGeom prst="rect">
+                      <a:avLst/>
+                    </a:prstGeom>
+                  </pic:spPr>
+                </pic:pic>
+              </a:graphicData>
+            </a:graphic>
+          </wp:inline>
+        </w:drawing>
+      </w:r>
+    </w:p>
+    <w:p>
+      <w:pPr>
+        <w:spacing w:before="120"/>
+        <w:ind w:firstLine="709"/>
+      </w:pPr>
+      <w:r>
+        <w:t xml:space="preserve">Da die Ergebnisse in </w:t>
+      </w:r>
+      <w:r>
+        <w:rPr>
+          <w:b/>
+          <w:bCs/>
+        </w:rPr>
+        <w:t>Listen</w:t>
+      </w:r>
+      <w:r>
+        <w:t xml:space="preserve"> vorliegen, kannst du sie m</w:t>
+      </w:r>
+      <w:r>
+        <w:t>it</w:t>
+      </w:r>
+      <w:r>
+        <w:t xml:space="preserve"> wenigen Befehlen</w:t>
+      </w:r>
+      <w:r>
+        <w:t xml:space="preserve"> plotten</w:t>
+      </w:r>
+      <w:r>
+        <w:t xml:space="preserve">: </w:t>
+      </w:r>
+    </w:p>
+    <w:p>
+      <w:r>
+        <w:drawing>
+          <wp:inline distT="0" distB="0" distL="0" distR="0" wp14:anchorId="03532A03" wp14:editId="1658BAF9">
+            <wp:extent cx="6645910" cy="784225"/>
+            <wp:effectExtent l="0" t="0" r="2540" b="0"/>
+            <wp:docPr id="1931480167" name="Grafik 1"/>
+            <wp:cNvGraphicFramePr>
+              <a:graphicFrameLocks xmlns:a="http://schemas.openxmlformats.org/drawingml/2006/main" noChangeAspect="1"/>
+            </wp:cNvGraphicFramePr>
+            <a:graphic xmlns:a="http://schemas.openxmlformats.org/drawingml/2006/main">
+              <a:graphicData uri="http://schemas.openxmlformats.org/drawingml/2006/picture">
+                <pic:pic xmlns:pic="http://schemas.openxmlformats.org/drawingml/2006/picture">
+                  <pic:nvPicPr>
+                    <pic:cNvPr id="1931480167" name=""/>
+                    <pic:cNvPicPr/>
+                  </pic:nvPicPr>
+                  <pic:blipFill>
+                    <a:blip r:embed="rId75"/>
+                    <a:stretch>
+                      <a:fillRect/>
+                    </a:stretch>
+                  </pic:blipFill>
+                  <pic:spPr>
+                    <a:xfrm>
+                      <a:off x="0" y="0"/>
+                      <a:ext cx="6645910" cy="784225"/>
+                    </a:xfrm>
+                    <a:prstGeom prst="rect">
+                      <a:avLst/>
+                    </a:prstGeom>
+                  </pic:spPr>
+                </pic:pic>
+              </a:graphicData>
+            </a:graphic>
+          </wp:inline>
+        </w:drawing>
+      </w:r>
+    </w:p>
+    <w:p>
+      <w:pPr>
+        <w:pStyle w:val="Listenabsatz"/>
+        <w:numPr>
+          <w:ilvl w:val="0"/>
+          <w:numId w:val="34"/>
+        </w:numPr>
+        <w:spacing w:before="120"/>
+        <w:ind w:left="714" w:hanging="357"/>
+        <w:contextualSpacing w:val="0"/>
+      </w:pPr>
+      <w:r>
+        <w:rPr>
+          <w:b/>
+          <w:bCs/>
+        </w:rPr>
+        <w:t>Starte</w:t>
+      </w:r>
+      <w:r>
+        <w:t xml:space="preserve"> das Programm mit dem Menüpunkt </w:t>
+      </w:r>
+      <w:r>
+        <w:rPr>
+          <w:b/>
+          <w:bCs/>
+        </w:rPr>
+        <w:t>Run/ Run Module</w:t>
+      </w:r>
+      <w:r>
+        <w:t xml:space="preserve">. </w:t>
+      </w:r>
+      <w:r>
+        <w:br/>
+        <w:t>Betrachte die print-Ausgaben</w:t>
+      </w:r>
+      <w:r>
+        <w:t xml:space="preserve"> und die Grafik-Ausgabe. </w:t>
+      </w:r>
+    </w:p>
+    <w:p/>
+    <w:p/>
     <w:p>
       <w:pPr>
         <w:sectPr>
-          <w:headerReference w:type="default" r:id="rId62"/>
+          <w:headerReference w:type="default" r:id="rId76"/>
           <w:pgSz w:w="11906" w:h="16838"/>
           <w:pgMar w:top="720" w:right="720" w:bottom="720" w:left="720" w:header="708" w:footer="708" w:gutter="0"/>
           <w:cols w:space="708"/>
@@ -24063,7 +25557,7 @@
       <w:pPr>
         <w:pStyle w:val="berschrift1"/>
       </w:pPr>
-      <w:bookmarkStart w:id="132" w:name="_Toc236167787"/>
+      <w:bookmarkStart w:id="132" w:name="_Toc236246111"/>
       <w:r>
         <w:lastRenderedPageBreak/>
         <w:t>Klassen haben Eigenschaften und Methoden</w:t>
@@ -25096,7 +26590,7 @@
     <w:p>
       <w:pPr>
         <w:sectPr>
-          <w:headerReference w:type="default" r:id="rId63"/>
+          <w:headerReference w:type="default" r:id="rId77"/>
           <w:pgSz w:w="11906" w:h="16838"/>
           <w:pgMar w:top="720" w:right="720" w:bottom="720" w:left="720" w:header="708" w:footer="708" w:gutter="0"/>
           <w:cols w:space="708"/>
@@ -25108,7 +26602,7 @@
       <w:pPr>
         <w:pStyle w:val="berschrift1"/>
       </w:pPr>
-      <w:bookmarkStart w:id="133" w:name="_Toc236167788"/>
+      <w:bookmarkStart w:id="133" w:name="_Toc236246112"/>
       <w:r>
         <w:lastRenderedPageBreak/>
         <w:t>Die Eltern-Klasse vererbt – die Kind-Klasse erbt</w:t>
@@ -26691,7 +28185,7 @@
           <w:tab w:val="left" w:pos="4405"/>
         </w:tabs>
         <w:sectPr>
-          <w:headerReference w:type="default" r:id="rId64"/>
+          <w:headerReference w:type="default" r:id="rId78"/>
           <w:pgSz w:w="11906" w:h="16838"/>
           <w:pgMar w:top="720" w:right="720" w:bottom="720" w:left="720" w:header="708" w:footer="708" w:gutter="0"/>
           <w:cols w:space="708"/>
@@ -26706,7 +28200,7 @@
       <w:pPr>
         <w:pStyle w:val="berschrift1"/>
       </w:pPr>
-      <w:bookmarkStart w:id="134" w:name="_Toc236167789"/>
+      <w:bookmarkStart w:id="134" w:name="_Toc236246113"/>
       <w:r>
         <w:lastRenderedPageBreak/>
         <w:t>Roboter im Irrgarten: Wände bauen</w:t>
@@ -26850,7 +28344,7 @@
                     <pic:cNvPicPr/>
                   </pic:nvPicPr>
                   <pic:blipFill>
-                    <a:blip r:embed="rId65"/>
+                    <a:blip r:embed="rId79"/>
                     <a:stretch>
                       <a:fillRect/>
                     </a:stretch>
@@ -26892,7 +28386,7 @@
                     <pic:cNvPicPr/>
                   </pic:nvPicPr>
                   <pic:blipFill>
-                    <a:blip r:embed="rId66"/>
+                    <a:blip r:embed="rId80"/>
                     <a:stretch>
                       <a:fillRect/>
                     </a:stretch>
@@ -26918,7 +28412,7 @@
         <w:pStyle w:val="berschrift1"/>
         <w:spacing w:before="0" w:after="0"/>
       </w:pPr>
-      <w:bookmarkStart w:id="135" w:name="_Toc236167790"/>
+      <w:bookmarkStart w:id="135" w:name="_Toc236246114"/>
       <w:r>
         <w:lastRenderedPageBreak/>
         <w:t xml:space="preserve">Roboter </w:t>
@@ -27118,7 +28612,7 @@
                     <pic:cNvPicPr/>
                   </pic:nvPicPr>
                   <pic:blipFill>
-                    <a:blip r:embed="rId67"/>
+                    <a:blip r:embed="rId81"/>
                     <a:stretch>
                       <a:fillRect/>
                     </a:stretch>
@@ -27161,7 +28655,7 @@
                     <pic:cNvPicPr/>
                   </pic:nvPicPr>
                   <pic:blipFill>
-                    <a:blip r:embed="rId68"/>
+                    <a:blip r:embed="rId82"/>
                     <a:stretch>
                       <a:fillRect/>
                     </a:stretch>
@@ -27204,7 +28698,7 @@
                     <pic:cNvPicPr/>
                   </pic:nvPicPr>
                   <pic:blipFill>
-                    <a:blip r:embed="rId69"/>
+                    <a:blip r:embed="rId83"/>
                     <a:stretch>
                       <a:fillRect/>
                     </a:stretch>
@@ -27235,7 +28729,7 @@
       <w:pPr>
         <w:pStyle w:val="berschrift1"/>
       </w:pPr>
-      <w:bookmarkStart w:id="136" w:name="_Toc236167791"/>
+      <w:bookmarkStart w:id="136" w:name="_Toc236246115"/>
       <w:r>
         <w:lastRenderedPageBreak/>
         <w:t xml:space="preserve">Roboter </w:t>
@@ -27658,7 +29152,7 @@
                     <pic:cNvPicPr/>
                   </pic:nvPicPr>
                   <pic:blipFill>
-                    <a:blip r:embed="rId70"/>
+                    <a:blip r:embed="rId84"/>
                     <a:stretch>
                       <a:fillRect/>
                     </a:stretch>
@@ -27703,7 +29197,7 @@
                     <pic:cNvPicPr/>
                   </pic:nvPicPr>
                   <pic:blipFill>
-                    <a:blip r:embed="rId71"/>
+                    <a:blip r:embed="rId85"/>
                     <a:stretch>
                       <a:fillRect/>
                     </a:stretch>
@@ -27734,7 +29228,7 @@
       <w:pPr>
         <w:pStyle w:val="berschrift1"/>
       </w:pPr>
-      <w:bookmarkStart w:id="137" w:name="_Toc236167792"/>
+      <w:bookmarkStart w:id="137" w:name="_Toc236246116"/>
       <w:r>
         <w:lastRenderedPageBreak/>
         <w:t xml:space="preserve">Roboter </w:t>
@@ -27948,7 +29442,7 @@
                     <pic:cNvPicPr/>
                   </pic:nvPicPr>
                   <pic:blipFill>
-                    <a:blip r:embed="rId72"/>
+                    <a:blip r:embed="rId86"/>
                     <a:stretch>
                       <a:fillRect/>
                     </a:stretch>
@@ -27990,7 +29484,7 @@
                     <pic:cNvPicPr/>
                   </pic:nvPicPr>
                   <pic:blipFill>
-                    <a:blip r:embed="rId73"/>
+                    <a:blip r:embed="rId87"/>
                     <a:stretch>
                       <a:fillRect/>
                     </a:stretch>
@@ -28018,7 +29512,7 @@
       <w:pPr>
         <w:pStyle w:val="berschrift1"/>
       </w:pPr>
-      <w:bookmarkStart w:id="138" w:name="_Toc236167793"/>
+      <w:bookmarkStart w:id="138" w:name="_Toc236246117"/>
       <w:r>
         <w:lastRenderedPageBreak/>
         <w:t xml:space="preserve">Roboter </w:t>
@@ -28626,7 +30120,7 @@
                     <pic:cNvPicPr/>
                   </pic:nvPicPr>
                   <pic:blipFill>
-                    <a:blip r:embed="rId74"/>
+                    <a:blip r:embed="rId88"/>
                     <a:stretch>
                       <a:fillRect/>
                     </a:stretch>
@@ -28672,7 +30166,7 @@
                     <pic:cNvPicPr/>
                   </pic:nvPicPr>
                   <pic:blipFill>
-                    <a:blip r:embed="rId75"/>
+                    <a:blip r:embed="rId89"/>
                     <a:stretch>
                       <a:fillRect/>
                     </a:stretch>
@@ -28720,7 +30214,7 @@
                     <pic:cNvPicPr/>
                   </pic:nvPicPr>
                   <pic:blipFill>
-                    <a:blip r:embed="rId76"/>
+                    <a:blip r:embed="rId90"/>
                     <a:stretch>
                       <a:fillRect/>
                     </a:stretch>
@@ -28753,7 +30247,7 @@
       <w:pPr>
         <w:pStyle w:val="berschrift1"/>
       </w:pPr>
-      <w:bookmarkStart w:id="139" w:name="_Toc236167794"/>
+      <w:bookmarkStart w:id="139" w:name="_Toc236246118"/>
       <w:r>
         <w:lastRenderedPageBreak/>
         <w:t xml:space="preserve">Roboter </w:t>
@@ -28836,7 +30330,7 @@
                     <pic:cNvPicPr/>
                   </pic:nvPicPr>
                   <pic:blipFill>
-                    <a:blip r:embed="rId77">
+                    <a:blip r:embed="rId91">
                       <a:extLst>
                         <a:ext uri="{28A0092B-C50C-407E-A947-70E740481C1C}">
                           <a14:useLocalDpi xmlns:a14="http://schemas.microsoft.com/office/drawing/2010/main" val="0"/>
@@ -29011,7 +30505,7 @@
                     <pic:cNvPicPr/>
                   </pic:nvPicPr>
                   <pic:blipFill>
-                    <a:blip r:embed="rId78"/>
+                    <a:blip r:embed="rId92"/>
                     <a:stretch>
                       <a:fillRect/>
                     </a:stretch>
@@ -29036,7 +30530,7 @@
       <w:pPr>
         <w:pStyle w:val="berschrift1"/>
       </w:pPr>
-      <w:bookmarkStart w:id="140" w:name="_Toc236167795"/>
+      <w:bookmarkStart w:id="140" w:name="_Toc236246119"/>
       <w:r>
         <w:lastRenderedPageBreak/>
         <w:t xml:space="preserve">Roboter </w:t>
@@ -29245,7 +30739,7 @@
                     <pic:cNvPicPr/>
                   </pic:nvPicPr>
                   <pic:blipFill>
-                    <a:blip r:embed="rId79"/>
+                    <a:blip r:embed="rId93"/>
                     <a:stretch>
                       <a:fillRect/>
                     </a:stretch>
@@ -29291,7 +30785,7 @@
                     <pic:cNvPicPr/>
                   </pic:nvPicPr>
                   <pic:blipFill>
-                    <a:blip r:embed="rId80"/>
+                    <a:blip r:embed="rId94"/>
                     <a:stretch>
                       <a:fillRect/>
                     </a:stretch>
@@ -29319,7 +30813,7 @@
           <w:tab w:val="left" w:pos="795"/>
         </w:tabs>
         <w:sectPr>
-          <w:headerReference w:type="default" r:id="rId81"/>
+          <w:headerReference w:type="default" r:id="rId95"/>
           <w:pgSz w:w="11906" w:h="16838"/>
           <w:pgMar w:top="720" w:right="720" w:bottom="720" w:left="720" w:header="708" w:footer="708" w:gutter="0"/>
           <w:cols w:space="708"/>
@@ -29331,7 +30825,7 @@
       <w:pPr>
         <w:pStyle w:val="berschrift1"/>
       </w:pPr>
-      <w:bookmarkStart w:id="141" w:name="_Toc236167796"/>
+      <w:bookmarkStart w:id="141" w:name="_Toc236246120"/>
       <w:r>
         <w:lastRenderedPageBreak/>
         <w:t>Auto im Gegenverkehr</w:t>
@@ -29520,7 +31014,7 @@
                     <pic:cNvPicPr/>
                   </pic:nvPicPr>
                   <pic:blipFill>
-                    <a:blip r:embed="rId82"/>
+                    <a:blip r:embed="rId96"/>
                     <a:stretch>
                       <a:fillRect/>
                     </a:stretch>
@@ -29563,7 +31057,7 @@
                     <pic:cNvPicPr/>
                   </pic:nvPicPr>
                   <pic:blipFill>
-                    <a:blip r:embed="rId83"/>
+                    <a:blip r:embed="rId97"/>
                     <a:stretch>
                       <a:fillRect/>
                     </a:stretch>
@@ -29593,7 +31087,7 @@
       <w:pPr>
         <w:pStyle w:val="berschrift1"/>
       </w:pPr>
-      <w:bookmarkStart w:id="142" w:name="_Toc236167797"/>
+      <w:bookmarkStart w:id="142" w:name="_Toc236246121"/>
       <w:r>
         <w:lastRenderedPageBreak/>
         <w:t xml:space="preserve">Auto im Gegenverkehr: </w:t>
@@ -29800,7 +31294,7 @@
                     <pic:cNvPicPr/>
                   </pic:nvPicPr>
                   <pic:blipFill>
-                    <a:blip r:embed="rId84"/>
+                    <a:blip r:embed="rId98"/>
                     <a:stretch>
                       <a:fillRect/>
                     </a:stretch>
@@ -29830,7 +31324,7 @@
       <w:pPr>
         <w:pStyle w:val="berschrift1"/>
       </w:pPr>
-      <w:bookmarkStart w:id="143" w:name="_Toc236167798"/>
+      <w:bookmarkStart w:id="143" w:name="_Toc236246122"/>
       <w:r>
         <w:lastRenderedPageBreak/>
         <w:t xml:space="preserve">Auto im Gegenverkehr: </w:t>
@@ -30018,7 +31512,7 @@
                     <pic:cNvPicPr/>
                   </pic:nvPicPr>
                   <pic:blipFill>
-                    <a:blip r:embed="rId85"/>
+                    <a:blip r:embed="rId99"/>
                     <a:stretch>
                       <a:fillRect/>
                     </a:stretch>
@@ -30069,7 +31563,7 @@
                     <pic:cNvPicPr/>
                   </pic:nvPicPr>
                   <pic:blipFill>
-                    <a:blip r:embed="rId86"/>
+                    <a:blip r:embed="rId100"/>
                     <a:stretch>
                       <a:fillRect/>
                     </a:stretch>
@@ -30112,7 +31606,7 @@
                     <pic:cNvPicPr/>
                   </pic:nvPicPr>
                   <pic:blipFill>
-                    <a:blip r:embed="rId87"/>
+                    <a:blip r:embed="rId101"/>
                     <a:stretch>
                       <a:fillRect/>
                     </a:stretch>
@@ -30143,7 +31637,7 @@
       <w:pPr>
         <w:pStyle w:val="berschrift1"/>
       </w:pPr>
-      <w:bookmarkStart w:id="144" w:name="_Toc236167799"/>
+      <w:bookmarkStart w:id="144" w:name="_Toc236246123"/>
       <w:r>
         <w:lastRenderedPageBreak/>
         <w:t xml:space="preserve">Auto im Gegenverkehr: </w:t>
@@ -30333,7 +31827,7 @@
                     <pic:cNvPicPr/>
                   </pic:nvPicPr>
                   <pic:blipFill>
-                    <a:blip r:embed="rId88"/>
+                    <a:blip r:embed="rId102"/>
                     <a:stretch>
                       <a:fillRect/>
                     </a:stretch>
@@ -30376,7 +31870,7 @@
                     <pic:cNvPicPr/>
                   </pic:nvPicPr>
                   <pic:blipFill>
-                    <a:blip r:embed="rId89"/>
+                    <a:blip r:embed="rId103"/>
                     <a:stretch>
                       <a:fillRect/>
                     </a:stretch>
@@ -30419,7 +31913,7 @@
                     <pic:cNvPicPr/>
                   </pic:nvPicPr>
                   <pic:blipFill>
-                    <a:blip r:embed="rId90"/>
+                    <a:blip r:embed="rId104"/>
                     <a:stretch>
                       <a:fillRect/>
                     </a:stretch>
@@ -30444,7 +31938,7 @@
       <w:pPr>
         <w:pStyle w:val="berschrift1"/>
       </w:pPr>
-      <w:bookmarkStart w:id="145" w:name="_Toc236167800"/>
+      <w:bookmarkStart w:id="145" w:name="_Toc236246124"/>
       <w:r>
         <w:lastRenderedPageBreak/>
         <w:t xml:space="preserve">Auto im Gegenverkehr: </w:t>
@@ -30599,7 +32093,7 @@
                     <pic:cNvPicPr/>
                   </pic:nvPicPr>
                   <pic:blipFill>
-                    <a:blip r:embed="rId91"/>
+                    <a:blip r:embed="rId105"/>
                     <a:stretch>
                       <a:fillRect/>
                     </a:stretch>
@@ -30642,7 +32136,7 @@
                     <pic:cNvPicPr/>
                   </pic:nvPicPr>
                   <pic:blipFill>
-                    <a:blip r:embed="rId92"/>
+                    <a:blip r:embed="rId106"/>
                     <a:stretch>
                       <a:fillRect/>
                     </a:stretch>
@@ -30685,7 +32179,7 @@
                     <pic:cNvPicPr/>
                   </pic:nvPicPr>
                   <pic:blipFill>
-                    <a:blip r:embed="rId93"/>
+                    <a:blip r:embed="rId107"/>
                     <a:stretch>
                       <a:fillRect/>
                     </a:stretch>
@@ -30718,7 +32212,7 @@
       <w:pPr>
         <w:pStyle w:val="berschrift1"/>
       </w:pPr>
-      <w:bookmarkStart w:id="146" w:name="_Toc236167801"/>
+      <w:bookmarkStart w:id="146" w:name="_Toc236246125"/>
       <w:r>
         <w:lastRenderedPageBreak/>
         <w:t>Ein Dinosaurier überquert die Straße</w:t>
@@ -31671,7 +33165,7 @@
                           <pic:cNvPicPr/>
                         </pic:nvPicPr>
                         <pic:blipFill>
-                          <a:blip r:embed="rId94"/>
+                          <a:blip r:embed="rId108"/>
                           <a:stretch>
                             <a:fillRect/>
                           </a:stretch>
@@ -31805,7 +33299,7 @@
           <w:lang w:val="en-US"/>
         </w:rPr>
         <w:sectPr>
-          <w:headerReference w:type="default" r:id="rId95"/>
+          <w:headerReference w:type="default" r:id="rId109"/>
           <w:pgSz w:w="11906" w:h="16838"/>
           <w:pgMar w:top="720" w:right="720" w:bottom="720" w:left="720" w:header="708" w:footer="708" w:gutter="0"/>
           <w:cols w:space="708"/>
@@ -31817,7 +33311,7 @@
       <w:pPr>
         <w:pStyle w:val="berschrift1"/>
       </w:pPr>
-      <w:bookmarkStart w:id="147" w:name="_Toc236167802"/>
+      <w:bookmarkStart w:id="147" w:name="_Toc236246126"/>
       <w:r>
         <w:lastRenderedPageBreak/>
         <w:t xml:space="preserve">MicroPython und </w:t>
@@ -31836,7 +33330,7 @@
       <w:pPr>
         <w:pStyle w:val="berschrift1"/>
       </w:pPr>
-      <w:bookmarkStart w:id="148" w:name="_Toc236167803"/>
+      <w:bookmarkStart w:id="148" w:name="_Toc236246127"/>
       <w:r>
         <w:lastRenderedPageBreak/>
         <w:t>Displays, Töne, Aktoren</w:t>
@@ -31852,7 +33346,7 @@
       <w:pPr>
         <w:pStyle w:val="berschrift1"/>
       </w:pPr>
-      <w:bookmarkStart w:id="149" w:name="_Toc236167804"/>
+      <w:bookmarkStart w:id="149" w:name="_Toc236246128"/>
       <w:r>
         <w:lastRenderedPageBreak/>
         <w:t>Sensoren</w:t>
@@ -31868,7 +33362,7 @@
       <w:pPr>
         <w:pStyle w:val="berschrift1"/>
       </w:pPr>
-      <w:bookmarkStart w:id="150" w:name="_Toc236167805"/>
+      <w:bookmarkStart w:id="150" w:name="_Toc236246129"/>
       <w:r>
         <w:lastRenderedPageBreak/>
         <w:t>Einparkhilfe</w:t>
@@ -31907,7 +33401,7 @@
     <w:p>
       <w:pPr>
         <w:sectPr>
-          <w:headerReference w:type="default" r:id="rId96"/>
+          <w:headerReference w:type="default" r:id="rId110"/>
           <w:pgSz w:w="11906" w:h="16838"/>
           <w:pgMar w:top="720" w:right="720" w:bottom="720" w:left="720" w:header="708" w:footer="708" w:gutter="0"/>
           <w:cols w:space="708"/>
@@ -31919,7 +33413,7 @@
       <w:pPr>
         <w:pStyle w:val="berschrift1"/>
       </w:pPr>
-      <w:bookmarkStart w:id="151" w:name="_Toc236167806"/>
+      <w:bookmarkStart w:id="151" w:name="_Toc236246130"/>
       <w:r>
         <w:lastRenderedPageBreak/>
         <w:t>Quellen</w:t>
@@ -31985,7 +33479,7 @@
             <w:tcW w:w="5240" w:type="dxa"/>
           </w:tcPr>
           <w:p>
-            <w:hyperlink r:id="rId97" w:history="1">
+            <w:hyperlink r:id="rId111" w:history="1">
               <w:r>
                 <w:rPr>
                   <w:rStyle w:val="Hyperlink"/>
@@ -32012,7 +33506,7 @@
             <w:tcW w:w="5240" w:type="dxa"/>
           </w:tcPr>
           <w:p>
-            <w:hyperlink r:id="rId98" w:history="1">
+            <w:hyperlink r:id="rId112" w:history="1">
               <w:r>
                 <w:rPr>
                   <w:rStyle w:val="Hyperlink"/>
@@ -32093,7 +33587,7 @@
             <w:tcW w:w="5240" w:type="dxa"/>
           </w:tcPr>
           <w:p>
-            <w:hyperlink r:id="rId99" w:history="1">
+            <w:hyperlink r:id="rId113" w:history="1">
               <w:r>
                 <w:rPr>
                   <w:rStyle w:val="Hyperlink"/>
@@ -32123,7 +33617,7 @@
             <w:tcW w:w="5240" w:type="dxa"/>
           </w:tcPr>
           <w:p>
-            <w:hyperlink r:id="rId100" w:history="1">
+            <w:hyperlink r:id="rId114" w:history="1">
               <w:r>
                 <w:rPr>
                   <w:rStyle w:val="Hyperlink"/>
@@ -32150,7 +33644,7 @@
             <w:tcW w:w="5240" w:type="dxa"/>
           </w:tcPr>
           <w:p>
-            <w:hyperlink r:id="rId101" w:history="1">
+            <w:hyperlink r:id="rId115" w:history="1">
               <w:r>
                 <w:rPr>
                   <w:rStyle w:val="Hyperlink"/>
@@ -32177,7 +33671,7 @@
             <w:tcW w:w="5240" w:type="dxa"/>
           </w:tcPr>
           <w:p>
-            <w:hyperlink r:id="rId102" w:history="1">
+            <w:hyperlink r:id="rId116" w:history="1">
               <w:r>
                 <w:rPr>
                   <w:rStyle w:val="Hyperlink"/>
@@ -32204,7 +33698,7 @@
             <w:tcW w:w="5240" w:type="dxa"/>
           </w:tcPr>
           <w:p>
-            <w:hyperlink r:id="rId103" w:history="1">
+            <w:hyperlink r:id="rId117" w:history="1">
               <w:r>
                 <w:rPr>
                   <w:rStyle w:val="Hyperlink"/>
@@ -32231,7 +33725,7 @@
             <w:tcW w:w="5240" w:type="dxa"/>
           </w:tcPr>
           <w:p>
-            <w:hyperlink r:id="rId104" w:history="1">
+            <w:hyperlink r:id="rId118" w:history="1">
               <w:r>
                 <w:rPr>
                   <w:rStyle w:val="Hyperlink"/>
@@ -32258,7 +33752,7 @@
             <w:tcW w:w="5240" w:type="dxa"/>
           </w:tcPr>
           <w:p>
-            <w:hyperlink r:id="rId105" w:history="1">
+            <w:hyperlink r:id="rId119" w:history="1">
               <w:r>
                 <w:rPr>
                   <w:rStyle w:val="Hyperlink"/>
@@ -32285,7 +33779,7 @@
             <w:tcW w:w="5240" w:type="dxa"/>
           </w:tcPr>
           <w:p>
-            <w:hyperlink r:id="rId106" w:history="1">
+            <w:hyperlink r:id="rId120" w:history="1">
               <w:r>
                 <w:rPr>
                   <w:rStyle w:val="Hyperlink"/>
@@ -32315,7 +33809,7 @@
             <w:tcW w:w="5240" w:type="dxa"/>
           </w:tcPr>
           <w:p>
-            <w:hyperlink r:id="rId107" w:history="1">
+            <w:hyperlink r:id="rId121" w:history="1">
               <w:r>
                 <w:rPr>
                   <w:rStyle w:val="Hyperlink"/>
@@ -32342,7 +33836,7 @@
             <w:tcW w:w="5240" w:type="dxa"/>
           </w:tcPr>
           <w:p>
-            <w:hyperlink r:id="rId108" w:history="1">
+            <w:hyperlink r:id="rId122" w:history="1">
               <w:r>
                 <w:rPr>
                   <w:rStyle w:val="Hyperlink"/>
@@ -32366,7 +33860,7 @@
     </w:tbl>
     <w:p/>
     <w:sectPr>
-      <w:headerReference w:type="default" r:id="rId109"/>
+      <w:headerReference w:type="default" r:id="rId123"/>
       <w:pgSz w:w="11906" w:h="16838"/>
       <w:pgMar w:top="720" w:right="720" w:bottom="720" w:left="720" w:header="708" w:footer="708" w:gutter="0"/>
       <w:cols w:space="708"/>
@@ -32503,7 +33997,7 @@
       <w:rPr>
         <w:noProof/>
       </w:rPr>
-      <w:t>28.07.2026</w:t>
+      <w:t>29.07.2026</w:t>
     </w:r>
     <w:r>
       <w:rPr>

--- a/Doc/Arbeitsblaetter_2026.docx
+++ b/Doc/Arbeitsblaetter_2026.docx
@@ -391,7 +391,7 @@
       <w:r>
         <w:fldChar w:fldCharType="separate"/>
       </w:r>
-      <w:hyperlink w:anchor="_Toc236326884" w:history="1">
+      <w:hyperlink w:anchor="_Toc236341952" w:history="1">
         <w:r>
           <w:rPr>
             <w:rStyle w:val="Hyperlink"/>
@@ -418,7 +418,7 @@
             <w:noProof/>
             <w:webHidden/>
           </w:rPr>
-          <w:instrText xml:space="preserve"> PAGEREF _Toc236326884 \h </w:instrText>
+          <w:instrText xml:space="preserve"> PAGEREF _Toc236341952 \h </w:instrText>
         </w:r>
         <w:r>
           <w:rPr>
@@ -460,7 +460,7 @@
           <w:lang w:eastAsia="de-DE"/>
         </w:rPr>
       </w:pPr>
-      <w:hyperlink w:anchor="_Toc236326885" w:history="1">
+      <w:hyperlink w:anchor="_Toc236341953" w:history="1">
         <w:r>
           <w:rPr>
             <w:rStyle w:val="Hyperlink"/>
@@ -487,7 +487,7 @@
             <w:noProof/>
             <w:webHidden/>
           </w:rPr>
-          <w:instrText xml:space="preserve"> PAGEREF _Toc236326885 \h </w:instrText>
+          <w:instrText xml:space="preserve"> PAGEREF _Toc236341953 \h </w:instrText>
         </w:r>
         <w:r>
           <w:rPr>
@@ -529,7 +529,7 @@
           <w:lang w:eastAsia="de-DE"/>
         </w:rPr>
       </w:pPr>
-      <w:hyperlink w:anchor="_Toc236326886" w:history="1">
+      <w:hyperlink w:anchor="_Toc236341954" w:history="1">
         <w:r>
           <w:rPr>
             <w:rStyle w:val="Hyperlink"/>
@@ -556,7 +556,7 @@
             <w:noProof/>
             <w:webHidden/>
           </w:rPr>
-          <w:instrText xml:space="preserve"> PAGEREF _Toc236326886 \h </w:instrText>
+          <w:instrText xml:space="preserve"> PAGEREF _Toc236341954 \h </w:instrText>
         </w:r>
         <w:r>
           <w:rPr>
@@ -598,7 +598,7 @@
           <w:lang w:eastAsia="de-DE"/>
         </w:rPr>
       </w:pPr>
-      <w:hyperlink w:anchor="_Toc236326887" w:history="1">
+      <w:hyperlink w:anchor="_Toc236341955" w:history="1">
         <w:r>
           <w:rPr>
             <w:rStyle w:val="Hyperlink"/>
@@ -625,7 +625,7 @@
             <w:noProof/>
             <w:webHidden/>
           </w:rPr>
-          <w:instrText xml:space="preserve"> PAGEREF _Toc236326887 \h </w:instrText>
+          <w:instrText xml:space="preserve"> PAGEREF _Toc236341955 \h </w:instrText>
         </w:r>
         <w:r>
           <w:rPr>
@@ -667,7 +667,7 @@
           <w:lang w:eastAsia="de-DE"/>
         </w:rPr>
       </w:pPr>
-      <w:hyperlink w:anchor="_Toc236326888" w:history="1">
+      <w:hyperlink w:anchor="_Toc236341956" w:history="1">
         <w:r>
           <w:rPr>
             <w:rStyle w:val="Hyperlink"/>
@@ -694,7 +694,7 @@
             <w:noProof/>
             <w:webHidden/>
           </w:rPr>
-          <w:instrText xml:space="preserve"> PAGEREF _Toc236326888 \h </w:instrText>
+          <w:instrText xml:space="preserve"> PAGEREF _Toc236341956 \h </w:instrText>
         </w:r>
         <w:r>
           <w:rPr>
@@ -736,7 +736,7 @@
           <w:lang w:eastAsia="de-DE"/>
         </w:rPr>
       </w:pPr>
-      <w:hyperlink w:anchor="_Toc236326889" w:history="1">
+      <w:hyperlink w:anchor="_Toc236341957" w:history="1">
         <w:r>
           <w:rPr>
             <w:rStyle w:val="Hyperlink"/>
@@ -763,7 +763,7 @@
             <w:noProof/>
             <w:webHidden/>
           </w:rPr>
-          <w:instrText xml:space="preserve"> PAGEREF _Toc236326889 \h </w:instrText>
+          <w:instrText xml:space="preserve"> PAGEREF _Toc236341957 \h </w:instrText>
         </w:r>
         <w:r>
           <w:rPr>
@@ -805,7 +805,7 @@
           <w:lang w:eastAsia="de-DE"/>
         </w:rPr>
       </w:pPr>
-      <w:hyperlink w:anchor="_Toc236326890" w:history="1">
+      <w:hyperlink w:anchor="_Toc236341958" w:history="1">
         <w:r>
           <w:rPr>
             <w:rStyle w:val="Hyperlink"/>
@@ -832,7 +832,7 @@
             <w:noProof/>
             <w:webHidden/>
           </w:rPr>
-          <w:instrText xml:space="preserve"> PAGEREF _Toc236326890 \h </w:instrText>
+          <w:instrText xml:space="preserve"> PAGEREF _Toc236341958 \h </w:instrText>
         </w:r>
         <w:r>
           <w:rPr>
@@ -874,7 +874,7 @@
           <w:lang w:eastAsia="de-DE"/>
         </w:rPr>
       </w:pPr>
-      <w:hyperlink w:anchor="_Toc236326891" w:history="1">
+      <w:hyperlink w:anchor="_Toc236341959" w:history="1">
         <w:r>
           <w:rPr>
             <w:rStyle w:val="Hyperlink"/>
@@ -901,7 +901,7 @@
             <w:noProof/>
             <w:webHidden/>
           </w:rPr>
-          <w:instrText xml:space="preserve"> PAGEREF _Toc236326891 \h </w:instrText>
+          <w:instrText xml:space="preserve"> PAGEREF _Toc236341959 \h </w:instrText>
         </w:r>
         <w:r>
           <w:rPr>
@@ -943,7 +943,7 @@
           <w:lang w:eastAsia="de-DE"/>
         </w:rPr>
       </w:pPr>
-      <w:hyperlink w:anchor="_Toc236326892" w:history="1">
+      <w:hyperlink w:anchor="_Toc236341960" w:history="1">
         <w:r>
           <w:rPr>
             <w:rStyle w:val="Hyperlink"/>
@@ -970,7 +970,7 @@
             <w:noProof/>
             <w:webHidden/>
           </w:rPr>
-          <w:instrText xml:space="preserve"> PAGEREF _Toc236326892 \h </w:instrText>
+          <w:instrText xml:space="preserve"> PAGEREF _Toc236341960 \h </w:instrText>
         </w:r>
         <w:r>
           <w:rPr>
@@ -1012,7 +1012,7 @@
           <w:lang w:eastAsia="de-DE"/>
         </w:rPr>
       </w:pPr>
-      <w:hyperlink w:anchor="_Toc236326893" w:history="1">
+      <w:hyperlink w:anchor="_Toc236341961" w:history="1">
         <w:r>
           <w:rPr>
             <w:rStyle w:val="Hyperlink"/>
@@ -1039,7 +1039,7 @@
             <w:noProof/>
             <w:webHidden/>
           </w:rPr>
-          <w:instrText xml:space="preserve"> PAGEREF _Toc236326893 \h </w:instrText>
+          <w:instrText xml:space="preserve"> PAGEREF _Toc236341961 \h </w:instrText>
         </w:r>
         <w:r>
           <w:rPr>
@@ -1081,7 +1081,7 @@
           <w:lang w:eastAsia="de-DE"/>
         </w:rPr>
       </w:pPr>
-      <w:hyperlink w:anchor="_Toc236326894" w:history="1">
+      <w:hyperlink w:anchor="_Toc236341962" w:history="1">
         <w:r>
           <w:rPr>
             <w:rStyle w:val="Hyperlink"/>
@@ -1108,7 +1108,7 @@
             <w:noProof/>
             <w:webHidden/>
           </w:rPr>
-          <w:instrText xml:space="preserve"> PAGEREF _Toc236326894 \h </w:instrText>
+          <w:instrText xml:space="preserve"> PAGEREF _Toc236341962 \h </w:instrText>
         </w:r>
         <w:r>
           <w:rPr>
@@ -1150,7 +1150,7 @@
           <w:lang w:eastAsia="de-DE"/>
         </w:rPr>
       </w:pPr>
-      <w:hyperlink w:anchor="_Toc236326895" w:history="1">
+      <w:hyperlink w:anchor="_Toc236341963" w:history="1">
         <w:r>
           <w:rPr>
             <w:rStyle w:val="Hyperlink"/>
@@ -1177,7 +1177,7 @@
             <w:noProof/>
             <w:webHidden/>
           </w:rPr>
-          <w:instrText xml:space="preserve"> PAGEREF _Toc236326895 \h </w:instrText>
+          <w:instrText xml:space="preserve"> PAGEREF _Toc236341963 \h </w:instrText>
         </w:r>
         <w:r>
           <w:rPr>
@@ -1219,7 +1219,7 @@
           <w:lang w:eastAsia="de-DE"/>
         </w:rPr>
       </w:pPr>
-      <w:hyperlink w:anchor="_Toc236326896" w:history="1">
+      <w:hyperlink w:anchor="_Toc236341964" w:history="1">
         <w:r>
           <w:rPr>
             <w:rStyle w:val="Hyperlink"/>
@@ -1246,7 +1246,7 @@
             <w:noProof/>
             <w:webHidden/>
           </w:rPr>
-          <w:instrText xml:space="preserve"> PAGEREF _Toc236326896 \h </w:instrText>
+          <w:instrText xml:space="preserve"> PAGEREF _Toc236341964 \h </w:instrText>
         </w:r>
         <w:r>
           <w:rPr>
@@ -1288,7 +1288,7 @@
           <w:lang w:eastAsia="de-DE"/>
         </w:rPr>
       </w:pPr>
-      <w:hyperlink w:anchor="_Toc236326897" w:history="1">
+      <w:hyperlink w:anchor="_Toc236341965" w:history="1">
         <w:r>
           <w:rPr>
             <w:rStyle w:val="Hyperlink"/>
@@ -1315,7 +1315,7 @@
             <w:noProof/>
             <w:webHidden/>
           </w:rPr>
-          <w:instrText xml:space="preserve"> PAGEREF _Toc236326897 \h </w:instrText>
+          <w:instrText xml:space="preserve"> PAGEREF _Toc236341965 \h </w:instrText>
         </w:r>
         <w:r>
           <w:rPr>
@@ -1357,7 +1357,7 @@
           <w:lang w:eastAsia="de-DE"/>
         </w:rPr>
       </w:pPr>
-      <w:hyperlink w:anchor="_Toc236326898" w:history="1">
+      <w:hyperlink w:anchor="_Toc236341966" w:history="1">
         <w:r>
           <w:rPr>
             <w:rStyle w:val="Hyperlink"/>
@@ -1384,7 +1384,7 @@
             <w:noProof/>
             <w:webHidden/>
           </w:rPr>
-          <w:instrText xml:space="preserve"> PAGEREF _Toc236326898 \h </w:instrText>
+          <w:instrText xml:space="preserve"> PAGEREF _Toc236341966 \h </w:instrText>
         </w:r>
         <w:r>
           <w:rPr>
@@ -1426,7 +1426,7 @@
           <w:lang w:eastAsia="de-DE"/>
         </w:rPr>
       </w:pPr>
-      <w:hyperlink w:anchor="_Toc236326899" w:history="1">
+      <w:hyperlink w:anchor="_Toc236341967" w:history="1">
         <w:r>
           <w:rPr>
             <w:rStyle w:val="Hyperlink"/>
@@ -1453,7 +1453,7 @@
             <w:noProof/>
             <w:webHidden/>
           </w:rPr>
-          <w:instrText xml:space="preserve"> PAGEREF _Toc236326899 \h </w:instrText>
+          <w:instrText xml:space="preserve"> PAGEREF _Toc236341967 \h </w:instrText>
         </w:r>
         <w:r>
           <w:rPr>
@@ -1495,7 +1495,7 @@
           <w:lang w:eastAsia="de-DE"/>
         </w:rPr>
       </w:pPr>
-      <w:hyperlink w:anchor="_Toc236326900" w:history="1">
+      <w:hyperlink w:anchor="_Toc236341968" w:history="1">
         <w:r>
           <w:rPr>
             <w:rStyle w:val="Hyperlink"/>
@@ -1522,7 +1522,7 @@
             <w:noProof/>
             <w:webHidden/>
           </w:rPr>
-          <w:instrText xml:space="preserve"> PAGEREF _Toc236326900 \h </w:instrText>
+          <w:instrText xml:space="preserve"> PAGEREF _Toc236341968 \h </w:instrText>
         </w:r>
         <w:r>
           <w:rPr>
@@ -1564,7 +1564,7 @@
           <w:lang w:eastAsia="de-DE"/>
         </w:rPr>
       </w:pPr>
-      <w:hyperlink w:anchor="_Toc236326901" w:history="1">
+      <w:hyperlink w:anchor="_Toc236341969" w:history="1">
         <w:r>
           <w:rPr>
             <w:rStyle w:val="Hyperlink"/>
@@ -1591,7 +1591,7 @@
             <w:noProof/>
             <w:webHidden/>
           </w:rPr>
-          <w:instrText xml:space="preserve"> PAGEREF _Toc236326901 \h </w:instrText>
+          <w:instrText xml:space="preserve"> PAGEREF _Toc236341969 \h </w:instrText>
         </w:r>
         <w:r>
           <w:rPr>
@@ -1633,7 +1633,7 @@
           <w:lang w:eastAsia="de-DE"/>
         </w:rPr>
       </w:pPr>
-      <w:hyperlink w:anchor="_Toc236326902" w:history="1">
+      <w:hyperlink w:anchor="_Toc236341970" w:history="1">
         <w:r>
           <w:rPr>
             <w:rStyle w:val="Hyperlink"/>
@@ -1660,7 +1660,7 @@
             <w:noProof/>
             <w:webHidden/>
           </w:rPr>
-          <w:instrText xml:space="preserve"> PAGEREF _Toc236326902 \h </w:instrText>
+          <w:instrText xml:space="preserve"> PAGEREF _Toc236341970 \h </w:instrText>
         </w:r>
         <w:r>
           <w:rPr>
@@ -1702,7 +1702,7 @@
           <w:lang w:eastAsia="de-DE"/>
         </w:rPr>
       </w:pPr>
-      <w:hyperlink w:anchor="_Toc236326903" w:history="1">
+      <w:hyperlink w:anchor="_Toc236341971" w:history="1">
         <w:r>
           <w:rPr>
             <w:rStyle w:val="Hyperlink"/>
@@ -1729,7 +1729,7 @@
             <w:noProof/>
             <w:webHidden/>
           </w:rPr>
-          <w:instrText xml:space="preserve"> PAGEREF _Toc236326903 \h </w:instrText>
+          <w:instrText xml:space="preserve"> PAGEREF _Toc236341971 \h </w:instrText>
         </w:r>
         <w:r>
           <w:rPr>
@@ -1771,7 +1771,7 @@
           <w:lang w:eastAsia="de-DE"/>
         </w:rPr>
       </w:pPr>
-      <w:hyperlink w:anchor="_Toc236326904" w:history="1">
+      <w:hyperlink w:anchor="_Toc236341972" w:history="1">
         <w:r>
           <w:rPr>
             <w:rStyle w:val="Hyperlink"/>
@@ -1798,7 +1798,7 @@
             <w:noProof/>
             <w:webHidden/>
           </w:rPr>
-          <w:instrText xml:space="preserve"> PAGEREF _Toc236326904 \h </w:instrText>
+          <w:instrText xml:space="preserve"> PAGEREF _Toc236341972 \h </w:instrText>
         </w:r>
         <w:r>
           <w:rPr>
@@ -1840,7 +1840,7 @@
           <w:lang w:eastAsia="de-DE"/>
         </w:rPr>
       </w:pPr>
-      <w:hyperlink w:anchor="_Toc236326905" w:history="1">
+      <w:hyperlink w:anchor="_Toc236341973" w:history="1">
         <w:r>
           <w:rPr>
             <w:rStyle w:val="Hyperlink"/>
@@ -1867,7 +1867,7 @@
             <w:noProof/>
             <w:webHidden/>
           </w:rPr>
-          <w:instrText xml:space="preserve"> PAGEREF _Toc236326905 \h </w:instrText>
+          <w:instrText xml:space="preserve"> PAGEREF _Toc236341973 \h </w:instrText>
         </w:r>
         <w:r>
           <w:rPr>
@@ -1909,7 +1909,7 @@
           <w:lang w:eastAsia="de-DE"/>
         </w:rPr>
       </w:pPr>
-      <w:hyperlink w:anchor="_Toc236326906" w:history="1">
+      <w:hyperlink w:anchor="_Toc236341974" w:history="1">
         <w:r>
           <w:rPr>
             <w:rStyle w:val="Hyperlink"/>
@@ -1936,7 +1936,7 @@
             <w:noProof/>
             <w:webHidden/>
           </w:rPr>
-          <w:instrText xml:space="preserve"> PAGEREF _Toc236326906 \h </w:instrText>
+          <w:instrText xml:space="preserve"> PAGEREF _Toc236341974 \h </w:instrText>
         </w:r>
         <w:r>
           <w:rPr>
@@ -1978,13 +1978,13 @@
           <w:lang w:eastAsia="de-DE"/>
         </w:rPr>
       </w:pPr>
-      <w:hyperlink w:anchor="_Toc236326907" w:history="1">
+      <w:hyperlink w:anchor="_Toc236341975" w:history="1">
         <w:r>
           <w:rPr>
             <w:rStyle w:val="Hyperlink"/>
             <w:noProof/>
           </w:rPr>
-          <w:t>Roboter im Irrgarten: Wände bauen</w:t>
+          <w:t>Baue Eltern-Klasse und Kind-Klassen</w:t>
         </w:r>
         <w:r>
           <w:rPr>
@@ -2005,7 +2005,7 @@
             <w:noProof/>
             <w:webHidden/>
           </w:rPr>
-          <w:instrText xml:space="preserve"> PAGEREF _Toc236326907 \h </w:instrText>
+          <w:instrText xml:space="preserve"> PAGEREF _Toc236341975 \h </w:instrText>
         </w:r>
         <w:r>
           <w:rPr>
@@ -2047,13 +2047,13 @@
           <w:lang w:eastAsia="de-DE"/>
         </w:rPr>
       </w:pPr>
-      <w:hyperlink w:anchor="_Toc236326908" w:history="1">
+      <w:hyperlink w:anchor="_Toc236341976" w:history="1">
         <w:r>
           <w:rPr>
             <w:rStyle w:val="Hyperlink"/>
             <w:noProof/>
           </w:rPr>
-          <w:t>Roboter im Irrgarten: Wände ablegen</w:t>
+          <w:t>Roboter im Irrgarten: Wände bauen</w:t>
         </w:r>
         <w:r>
           <w:rPr>
@@ -2074,76 +2074,7 @@
             <w:noProof/>
             <w:webHidden/>
           </w:rPr>
-          <w:instrText xml:space="preserve"> PAGEREF _Toc236326908 \h </w:instrText>
-        </w:r>
-        <w:r>
-          <w:rPr>
-            <w:noProof/>
-            <w:webHidden/>
-          </w:rPr>
-        </w:r>
-        <w:r>
-          <w:rPr>
-            <w:noProof/>
-            <w:webHidden/>
-          </w:rPr>
-          <w:fldChar w:fldCharType="separate"/>
-        </w:r>
-        <w:r>
-          <w:rPr>
-            <w:noProof/>
-            <w:webHidden/>
-          </w:rPr>
-          <w:t>32</w:t>
-        </w:r>
-        <w:r>
-          <w:rPr>
-            <w:noProof/>
-            <w:webHidden/>
-          </w:rPr>
-          <w:fldChar w:fldCharType="end"/>
-        </w:r>
-      </w:hyperlink>
-    </w:p>
-    <w:p>
-      <w:pPr>
-        <w:pStyle w:val="Verzeichnis1"/>
-        <w:rPr>
-          <w:rFonts w:eastAsiaTheme="minorEastAsia"/>
-          <w:noProof/>
-          <w:sz w:val="24"/>
-          <w:szCs w:val="24"/>
-          <w:lang w:eastAsia="de-DE"/>
-        </w:rPr>
-      </w:pPr>
-      <w:hyperlink w:anchor="_Toc236326909" w:history="1">
-        <w:r>
-          <w:rPr>
-            <w:rStyle w:val="Hyperlink"/>
-            <w:noProof/>
-          </w:rPr>
-          <w:t>Roboter im Irrgarten: Wände aus Datei lesen</w:t>
-        </w:r>
-        <w:r>
-          <w:rPr>
-            <w:noProof/>
-            <w:webHidden/>
-          </w:rPr>
-          <w:tab/>
-        </w:r>
-        <w:r>
-          <w:rPr>
-            <w:noProof/>
-            <w:webHidden/>
-          </w:rPr>
-          <w:fldChar w:fldCharType="begin"/>
-        </w:r>
-        <w:r>
-          <w:rPr>
-            <w:noProof/>
-            <w:webHidden/>
-          </w:rPr>
-          <w:instrText xml:space="preserve"> PAGEREF _Toc236326909 \h </w:instrText>
+          <w:instrText xml:space="preserve"> PAGEREF _Toc236341976 \h </w:instrText>
         </w:r>
         <w:r>
           <w:rPr>
@@ -2185,13 +2116,13 @@
           <w:lang w:eastAsia="de-DE"/>
         </w:rPr>
       </w:pPr>
-      <w:hyperlink w:anchor="_Toc236326910" w:history="1">
+      <w:hyperlink w:anchor="_Toc236341977" w:history="1">
         <w:r>
           <w:rPr>
             <w:rStyle w:val="Hyperlink"/>
             <w:noProof/>
           </w:rPr>
-          <w:t>Roboter im Irrgarten: Schildkröte bewegen</w:t>
+          <w:t>Roboter im Irrgarten: Wände ablegen</w:t>
         </w:r>
         <w:r>
           <w:rPr>
@@ -2212,7 +2143,7 @@
             <w:noProof/>
             <w:webHidden/>
           </w:rPr>
-          <w:instrText xml:space="preserve"> PAGEREF _Toc236326910 \h </w:instrText>
+          <w:instrText xml:space="preserve"> PAGEREF _Toc236341977 \h </w:instrText>
         </w:r>
         <w:r>
           <w:rPr>
@@ -2254,13 +2185,13 @@
           <w:lang w:eastAsia="de-DE"/>
         </w:rPr>
       </w:pPr>
-      <w:hyperlink w:anchor="_Toc236326911" w:history="1">
+      <w:hyperlink w:anchor="_Toc236341978" w:history="1">
         <w:r>
           <w:rPr>
             <w:rStyle w:val="Hyperlink"/>
             <w:noProof/>
           </w:rPr>
-          <w:t>Roboter im Irrgarten: Schauen, gehen, drehen</w:t>
+          <w:t>Roboter im Irrgarten: Wände aus Datei lesen</w:t>
         </w:r>
         <w:r>
           <w:rPr>
@@ -2281,7 +2212,7 @@
             <w:noProof/>
             <w:webHidden/>
           </w:rPr>
-          <w:instrText xml:space="preserve"> PAGEREF _Toc236326911 \h </w:instrText>
+          <w:instrText xml:space="preserve"> PAGEREF _Toc236341978 \h </w:instrText>
         </w:r>
         <w:r>
           <w:rPr>
@@ -2323,7 +2254,145 @@
           <w:lang w:eastAsia="de-DE"/>
         </w:rPr>
       </w:pPr>
-      <w:hyperlink w:anchor="_Toc236326912" w:history="1">
+      <w:hyperlink w:anchor="_Toc236341979" w:history="1">
+        <w:r>
+          <w:rPr>
+            <w:rStyle w:val="Hyperlink"/>
+            <w:noProof/>
+          </w:rPr>
+          <w:t>Roboter im Irrgarten: Schildkröte bewegen</w:t>
+        </w:r>
+        <w:r>
+          <w:rPr>
+            <w:noProof/>
+            <w:webHidden/>
+          </w:rPr>
+          <w:tab/>
+        </w:r>
+        <w:r>
+          <w:rPr>
+            <w:noProof/>
+            <w:webHidden/>
+          </w:rPr>
+          <w:fldChar w:fldCharType="begin"/>
+        </w:r>
+        <w:r>
+          <w:rPr>
+            <w:noProof/>
+            <w:webHidden/>
+          </w:rPr>
+          <w:instrText xml:space="preserve"> PAGEREF _Toc236341979 \h </w:instrText>
+        </w:r>
+        <w:r>
+          <w:rPr>
+            <w:noProof/>
+            <w:webHidden/>
+          </w:rPr>
+        </w:r>
+        <w:r>
+          <w:rPr>
+            <w:noProof/>
+            <w:webHidden/>
+          </w:rPr>
+          <w:fldChar w:fldCharType="separate"/>
+        </w:r>
+        <w:r>
+          <w:rPr>
+            <w:noProof/>
+            <w:webHidden/>
+          </w:rPr>
+          <w:t>36</w:t>
+        </w:r>
+        <w:r>
+          <w:rPr>
+            <w:noProof/>
+            <w:webHidden/>
+          </w:rPr>
+          <w:fldChar w:fldCharType="end"/>
+        </w:r>
+      </w:hyperlink>
+    </w:p>
+    <w:p>
+      <w:pPr>
+        <w:pStyle w:val="Verzeichnis1"/>
+        <w:rPr>
+          <w:rFonts w:eastAsiaTheme="minorEastAsia"/>
+          <w:noProof/>
+          <w:sz w:val="24"/>
+          <w:szCs w:val="24"/>
+          <w:lang w:eastAsia="de-DE"/>
+        </w:rPr>
+      </w:pPr>
+      <w:hyperlink w:anchor="_Toc236341980" w:history="1">
+        <w:r>
+          <w:rPr>
+            <w:rStyle w:val="Hyperlink"/>
+            <w:noProof/>
+          </w:rPr>
+          <w:t>Roboter im Irrgarten: Schauen, gehen, drehen</w:t>
+        </w:r>
+        <w:r>
+          <w:rPr>
+            <w:noProof/>
+            <w:webHidden/>
+          </w:rPr>
+          <w:tab/>
+        </w:r>
+        <w:r>
+          <w:rPr>
+            <w:noProof/>
+            <w:webHidden/>
+          </w:rPr>
+          <w:fldChar w:fldCharType="begin"/>
+        </w:r>
+        <w:r>
+          <w:rPr>
+            <w:noProof/>
+            <w:webHidden/>
+          </w:rPr>
+          <w:instrText xml:space="preserve"> PAGEREF _Toc236341980 \h </w:instrText>
+        </w:r>
+        <w:r>
+          <w:rPr>
+            <w:noProof/>
+            <w:webHidden/>
+          </w:rPr>
+        </w:r>
+        <w:r>
+          <w:rPr>
+            <w:noProof/>
+            <w:webHidden/>
+          </w:rPr>
+          <w:fldChar w:fldCharType="separate"/>
+        </w:r>
+        <w:r>
+          <w:rPr>
+            <w:noProof/>
+            <w:webHidden/>
+          </w:rPr>
+          <w:t>37</w:t>
+        </w:r>
+        <w:r>
+          <w:rPr>
+            <w:noProof/>
+            <w:webHidden/>
+          </w:rPr>
+          <w:fldChar w:fldCharType="end"/>
+        </w:r>
+      </w:hyperlink>
+    </w:p>
+    <w:p>
+      <w:pPr>
+        <w:pStyle w:val="Verzeichnis1"/>
+        <w:rPr>
+          <w:rFonts w:eastAsiaTheme="minorEastAsia"/>
+          <w:noProof/>
+          <w:sz w:val="24"/>
+          <w:szCs w:val="24"/>
+          <w:lang w:eastAsia="de-DE"/>
+        </w:rPr>
+      </w:pPr>
+      <w:hyperlink w:anchor="_Toc236341981" w:history="1">
         <w:r>
           <w:rPr>
             <w:rStyle w:val="Hyperlink"/>
@@ -2350,7 +2419,7 @@
             <w:noProof/>
             <w:webHidden/>
           </w:rPr>
-          <w:instrText xml:space="preserve"> PAGEREF _Toc236326912 \h </w:instrText>
+          <w:instrText xml:space="preserve"> PAGEREF _Toc236341981 \h </w:instrText>
         </w:r>
         <w:r>
           <w:rPr>
@@ -2370,7 +2439,7 @@
             <w:noProof/>
             <w:webHidden/>
           </w:rPr>
-          <w:t>38</w:t>
+          <w:t>40</w:t>
         </w:r>
         <w:r>
           <w:rPr>
@@ -2392,7 +2461,7 @@
           <w:lang w:eastAsia="de-DE"/>
         </w:rPr>
       </w:pPr>
-      <w:hyperlink w:anchor="_Toc236326913" w:history="1">
+      <w:hyperlink w:anchor="_Toc236341982" w:history="1">
         <w:r>
           <w:rPr>
             <w:rStyle w:val="Hyperlink"/>
@@ -2419,76 +2488,7 @@
             <w:noProof/>
             <w:webHidden/>
           </w:rPr>
-          <w:instrText xml:space="preserve"> PAGEREF _Toc236326913 \h </w:instrText>
-        </w:r>
-        <w:r>
-          <w:rPr>
-            <w:noProof/>
-            <w:webHidden/>
-          </w:rPr>
-        </w:r>
-        <w:r>
-          <w:rPr>
-            <w:noProof/>
-            <w:webHidden/>
-          </w:rPr>
-          <w:fldChar w:fldCharType="separate"/>
-        </w:r>
-        <w:r>
-          <w:rPr>
-            <w:noProof/>
-            <w:webHidden/>
-          </w:rPr>
-          <w:t>39</w:t>
-        </w:r>
-        <w:r>
-          <w:rPr>
-            <w:noProof/>
-            <w:webHidden/>
-          </w:rPr>
-          <w:fldChar w:fldCharType="end"/>
-        </w:r>
-      </w:hyperlink>
-    </w:p>
-    <w:p>
-      <w:pPr>
-        <w:pStyle w:val="Verzeichnis1"/>
-        <w:rPr>
-          <w:rFonts w:eastAsiaTheme="minorEastAsia"/>
-          <w:noProof/>
-          <w:sz w:val="24"/>
-          <w:szCs w:val="24"/>
-          <w:lang w:eastAsia="de-DE"/>
-        </w:rPr>
-      </w:pPr>
-      <w:hyperlink w:anchor="_Toc236326914" w:history="1">
-        <w:r>
-          <w:rPr>
-            <w:rStyle w:val="Hyperlink"/>
-            <w:noProof/>
-          </w:rPr>
-          <w:t>Auto im Gegenverkehr: Auto steuern</w:t>
-        </w:r>
-        <w:r>
-          <w:rPr>
-            <w:noProof/>
-            <w:webHidden/>
-          </w:rPr>
-          <w:tab/>
-        </w:r>
-        <w:r>
-          <w:rPr>
-            <w:noProof/>
-            <w:webHidden/>
-          </w:rPr>
-          <w:fldChar w:fldCharType="begin"/>
-        </w:r>
-        <w:r>
-          <w:rPr>
-            <w:noProof/>
-            <w:webHidden/>
-          </w:rPr>
-          <w:instrText xml:space="preserve"> PAGEREF _Toc236326914 \h </w:instrText>
+          <w:instrText xml:space="preserve"> PAGEREF _Toc236341982 \h </w:instrText>
         </w:r>
         <w:r>
           <w:rPr>
@@ -2530,13 +2530,13 @@
           <w:lang w:eastAsia="de-DE"/>
         </w:rPr>
       </w:pPr>
-      <w:hyperlink w:anchor="_Toc236326915" w:history="1">
+      <w:hyperlink w:anchor="_Toc236341983" w:history="1">
         <w:r>
           <w:rPr>
             <w:rStyle w:val="Hyperlink"/>
             <w:noProof/>
           </w:rPr>
-          <w:t>Auto im Gegenverkehr: Gegenverkehr kommt</w:t>
+          <w:t>Auto im Gegenverkehr: Auto steuern</w:t>
         </w:r>
         <w:r>
           <w:rPr>
@@ -2557,7 +2557,7 @@
             <w:noProof/>
             <w:webHidden/>
           </w:rPr>
-          <w:instrText xml:space="preserve"> PAGEREF _Toc236326915 \h </w:instrText>
+          <w:instrText xml:space="preserve"> PAGEREF _Toc236341983 \h </w:instrText>
         </w:r>
         <w:r>
           <w:rPr>
@@ -2599,7 +2599,76 @@
           <w:lang w:eastAsia="de-DE"/>
         </w:rPr>
       </w:pPr>
-      <w:hyperlink w:anchor="_Toc236326916" w:history="1">
+      <w:hyperlink w:anchor="_Toc236341984" w:history="1">
+        <w:r>
+          <w:rPr>
+            <w:rStyle w:val="Hyperlink"/>
+            <w:noProof/>
+          </w:rPr>
+          <w:t>Auto im Gegenverkehr: Gegenverkehr kommt</w:t>
+        </w:r>
+        <w:r>
+          <w:rPr>
+            <w:noProof/>
+            <w:webHidden/>
+          </w:rPr>
+          <w:tab/>
+        </w:r>
+        <w:r>
+          <w:rPr>
+            <w:noProof/>
+            <w:webHidden/>
+          </w:rPr>
+          <w:fldChar w:fldCharType="begin"/>
+        </w:r>
+        <w:r>
+          <w:rPr>
+            <w:noProof/>
+            <w:webHidden/>
+          </w:rPr>
+          <w:instrText xml:space="preserve"> PAGEREF _Toc236341984 \h </w:instrText>
+        </w:r>
+        <w:r>
+          <w:rPr>
+            <w:noProof/>
+            <w:webHidden/>
+          </w:rPr>
+        </w:r>
+        <w:r>
+          <w:rPr>
+            <w:noProof/>
+            <w:webHidden/>
+          </w:rPr>
+          <w:fldChar w:fldCharType="separate"/>
+        </w:r>
+        <w:r>
+          <w:rPr>
+            <w:noProof/>
+            <w:webHidden/>
+          </w:rPr>
+          <w:t>45</w:t>
+        </w:r>
+        <w:r>
+          <w:rPr>
+            <w:noProof/>
+            <w:webHidden/>
+          </w:rPr>
+          <w:fldChar w:fldCharType="end"/>
+        </w:r>
+      </w:hyperlink>
+    </w:p>
+    <w:p>
+      <w:pPr>
+        <w:pStyle w:val="Verzeichnis1"/>
+        <w:rPr>
+          <w:rFonts w:eastAsiaTheme="minorEastAsia"/>
+          <w:noProof/>
+          <w:sz w:val="24"/>
+          <w:szCs w:val="24"/>
+          <w:lang w:eastAsia="de-DE"/>
+        </w:rPr>
+      </w:pPr>
+      <w:hyperlink w:anchor="_Toc236341985" w:history="1">
         <w:r>
           <w:rPr>
             <w:rStyle w:val="Hyperlink"/>
@@ -2626,76 +2695,7 @@
             <w:noProof/>
             <w:webHidden/>
           </w:rPr>
-          <w:instrText xml:space="preserve"> PAGEREF _Toc236326916 \h </w:instrText>
-        </w:r>
-        <w:r>
-          <w:rPr>
-            <w:noProof/>
-            <w:webHidden/>
-          </w:rPr>
-        </w:r>
-        <w:r>
-          <w:rPr>
-            <w:noProof/>
-            <w:webHidden/>
-          </w:rPr>
-          <w:fldChar w:fldCharType="separate"/>
-        </w:r>
-        <w:r>
-          <w:rPr>
-            <w:noProof/>
-            <w:webHidden/>
-          </w:rPr>
-          <w:t>44</w:t>
-        </w:r>
-        <w:r>
-          <w:rPr>
-            <w:noProof/>
-            <w:webHidden/>
-          </w:rPr>
-          <w:fldChar w:fldCharType="end"/>
-        </w:r>
-      </w:hyperlink>
-    </w:p>
-    <w:p>
-      <w:pPr>
-        <w:pStyle w:val="Verzeichnis1"/>
-        <w:rPr>
-          <w:rFonts w:eastAsiaTheme="minorEastAsia"/>
-          <w:noProof/>
-          <w:sz w:val="24"/>
-          <w:szCs w:val="24"/>
-          <w:lang w:eastAsia="de-DE"/>
-        </w:rPr>
-      </w:pPr>
-      <w:hyperlink w:anchor="_Toc236326917" w:history="1">
-        <w:r>
-          <w:rPr>
-            <w:rStyle w:val="Hyperlink"/>
-            <w:noProof/>
-          </w:rPr>
-          <w:t>Auto im Gegenverkehr: Gegenverkehr wird schneller</w:t>
-        </w:r>
-        <w:r>
-          <w:rPr>
-            <w:noProof/>
-            <w:webHidden/>
-          </w:rPr>
-          <w:tab/>
-        </w:r>
-        <w:r>
-          <w:rPr>
-            <w:noProof/>
-            <w:webHidden/>
-          </w:rPr>
-          <w:fldChar w:fldCharType="begin"/>
-        </w:r>
-        <w:r>
-          <w:rPr>
-            <w:noProof/>
-            <w:webHidden/>
-          </w:rPr>
-          <w:instrText xml:space="preserve"> PAGEREF _Toc236326917 \h </w:instrText>
+          <w:instrText xml:space="preserve"> PAGEREF _Toc236341985 \h </w:instrText>
         </w:r>
         <w:r>
           <w:rPr>
@@ -2737,13 +2737,13 @@
           <w:lang w:eastAsia="de-DE"/>
         </w:rPr>
       </w:pPr>
-      <w:hyperlink w:anchor="_Toc236326918" w:history="1">
+      <w:hyperlink w:anchor="_Toc236341986" w:history="1">
         <w:r>
           <w:rPr>
             <w:rStyle w:val="Hyperlink"/>
             <w:noProof/>
           </w:rPr>
-          <w:t>Auto im Gegenverkehr: Straße und Sound</w:t>
+          <w:t>Auto im Gegenverkehr: Gegenverkehr wird schneller</w:t>
         </w:r>
         <w:r>
           <w:rPr>
@@ -2764,76 +2764,7 @@
             <w:noProof/>
             <w:webHidden/>
           </w:rPr>
-          <w:instrText xml:space="preserve"> PAGEREF _Toc236326918 \h </w:instrText>
-        </w:r>
-        <w:r>
-          <w:rPr>
-            <w:noProof/>
-            <w:webHidden/>
-          </w:rPr>
-        </w:r>
-        <w:r>
-          <w:rPr>
-            <w:noProof/>
-            <w:webHidden/>
-          </w:rPr>
-          <w:fldChar w:fldCharType="separate"/>
-        </w:r>
-        <w:r>
-          <w:rPr>
-            <w:noProof/>
-            <w:webHidden/>
-          </w:rPr>
-          <w:t>47</w:t>
-        </w:r>
-        <w:r>
-          <w:rPr>
-            <w:noProof/>
-            <w:webHidden/>
-          </w:rPr>
-          <w:fldChar w:fldCharType="end"/>
-        </w:r>
-      </w:hyperlink>
-    </w:p>
-    <w:p>
-      <w:pPr>
-        <w:pStyle w:val="Verzeichnis1"/>
-        <w:rPr>
-          <w:rFonts w:eastAsiaTheme="minorEastAsia"/>
-          <w:noProof/>
-          <w:sz w:val="24"/>
-          <w:szCs w:val="24"/>
-          <w:lang w:eastAsia="de-DE"/>
-        </w:rPr>
-      </w:pPr>
-      <w:hyperlink w:anchor="_Toc236326919" w:history="1">
-        <w:r>
-          <w:rPr>
-            <w:rStyle w:val="Hyperlink"/>
-            <w:noProof/>
-          </w:rPr>
-          <w:t>Ein Dinosaurier überquert die Straße</w:t>
-        </w:r>
-        <w:r>
-          <w:rPr>
-            <w:noProof/>
-            <w:webHidden/>
-          </w:rPr>
-          <w:tab/>
-        </w:r>
-        <w:r>
-          <w:rPr>
-            <w:noProof/>
-            <w:webHidden/>
-          </w:rPr>
-          <w:fldChar w:fldCharType="begin"/>
-        </w:r>
-        <w:r>
-          <w:rPr>
-            <w:noProof/>
-            <w:webHidden/>
-          </w:rPr>
-          <w:instrText xml:space="preserve"> PAGEREF _Toc236326919 \h </w:instrText>
+          <w:instrText xml:space="preserve"> PAGEREF _Toc236341986 \h </w:instrText>
         </w:r>
         <w:r>
           <w:rPr>
@@ -2875,13 +2806,13 @@
           <w:lang w:eastAsia="de-DE"/>
         </w:rPr>
       </w:pPr>
-      <w:hyperlink w:anchor="_Toc236326920" w:history="1">
+      <w:hyperlink w:anchor="_Toc236341987" w:history="1">
         <w:r>
           <w:rPr>
             <w:rStyle w:val="Hyperlink"/>
             <w:noProof/>
           </w:rPr>
-          <w:t>MicroPython und ESP32: Hardware und Software</w:t>
+          <w:t>Auto im Gegenverkehr: Straße und Sound</w:t>
         </w:r>
         <w:r>
           <w:rPr>
@@ -2902,7 +2833,7 @@
             <w:noProof/>
             <w:webHidden/>
           </w:rPr>
-          <w:instrText xml:space="preserve"> PAGEREF _Toc236326920 \h </w:instrText>
+          <w:instrText xml:space="preserve"> PAGEREF _Toc236341987 \h </w:instrText>
         </w:r>
         <w:r>
           <w:rPr>
@@ -2944,13 +2875,13 @@
           <w:lang w:eastAsia="de-DE"/>
         </w:rPr>
       </w:pPr>
-      <w:hyperlink w:anchor="_Toc236326921" w:history="1">
+      <w:hyperlink w:anchor="_Toc236341988" w:history="1">
         <w:r>
           <w:rPr>
             <w:rStyle w:val="Hyperlink"/>
             <w:noProof/>
           </w:rPr>
-          <w:t>Displays, Töne, Aktoren</w:t>
+          <w:t>Ein Dinosaurier überquert die Straße</w:t>
         </w:r>
         <w:r>
           <w:rPr>
@@ -2971,7 +2902,7 @@
             <w:noProof/>
             <w:webHidden/>
           </w:rPr>
-          <w:instrText xml:space="preserve"> PAGEREF _Toc236326921 \h </w:instrText>
+          <w:instrText xml:space="preserve"> PAGEREF _Toc236341988 \h </w:instrText>
         </w:r>
         <w:r>
           <w:rPr>
@@ -3013,13 +2944,13 @@
           <w:lang w:eastAsia="de-DE"/>
         </w:rPr>
       </w:pPr>
-      <w:hyperlink w:anchor="_Toc236326922" w:history="1">
+      <w:hyperlink w:anchor="_Toc236341989" w:history="1">
         <w:r>
           <w:rPr>
             <w:rStyle w:val="Hyperlink"/>
             <w:noProof/>
           </w:rPr>
-          <w:t>Sensoren</w:t>
+          <w:t>MicroPython und ESP32: Hardware und Software</w:t>
         </w:r>
         <w:r>
           <w:rPr>
@@ -3040,7 +2971,7 @@
             <w:noProof/>
             <w:webHidden/>
           </w:rPr>
-          <w:instrText xml:space="preserve"> PAGEREF _Toc236326922 \h </w:instrText>
+          <w:instrText xml:space="preserve"> PAGEREF _Toc236341989 \h </w:instrText>
         </w:r>
         <w:r>
           <w:rPr>
@@ -3082,13 +3013,13 @@
           <w:lang w:eastAsia="de-DE"/>
         </w:rPr>
       </w:pPr>
-      <w:hyperlink w:anchor="_Toc236326923" w:history="1">
+      <w:hyperlink w:anchor="_Toc236341990" w:history="1">
         <w:r>
           <w:rPr>
             <w:rStyle w:val="Hyperlink"/>
             <w:noProof/>
           </w:rPr>
-          <w:t>Einparkhilfe</w:t>
+          <w:t>Displays, Töne, Aktoren</w:t>
         </w:r>
         <w:r>
           <w:rPr>
@@ -3109,7 +3040,7 @@
             <w:noProof/>
             <w:webHidden/>
           </w:rPr>
-          <w:instrText xml:space="preserve"> PAGEREF _Toc236326923 \h </w:instrText>
+          <w:instrText xml:space="preserve"> PAGEREF _Toc236341990 \h </w:instrText>
         </w:r>
         <w:r>
           <w:rPr>
@@ -3151,13 +3082,13 @@
           <w:lang w:eastAsia="de-DE"/>
         </w:rPr>
       </w:pPr>
-      <w:hyperlink w:anchor="_Toc236326924" w:history="1">
+      <w:hyperlink w:anchor="_Toc236341991" w:history="1">
         <w:r>
           <w:rPr>
             <w:rStyle w:val="Hyperlink"/>
             <w:noProof/>
           </w:rPr>
-          <w:t>Quellen</w:t>
+          <w:t>Sensoren</w:t>
         </w:r>
         <w:r>
           <w:rPr>
@@ -3178,7 +3109,7 @@
             <w:noProof/>
             <w:webHidden/>
           </w:rPr>
-          <w:instrText xml:space="preserve"> PAGEREF _Toc236326924 \h </w:instrText>
+          <w:instrText xml:space="preserve"> PAGEREF _Toc236341991 \h </w:instrText>
         </w:r>
         <w:r>
           <w:rPr>
@@ -3210,6 +3141,144 @@
       </w:hyperlink>
     </w:p>
     <w:p>
+      <w:pPr>
+        <w:pStyle w:val="Verzeichnis1"/>
+        <w:rPr>
+          <w:rFonts w:eastAsiaTheme="minorEastAsia"/>
+          <w:noProof/>
+          <w:sz w:val="24"/>
+          <w:szCs w:val="24"/>
+          <w:lang w:eastAsia="de-DE"/>
+        </w:rPr>
+      </w:pPr>
+      <w:hyperlink w:anchor="_Toc236341992" w:history="1">
+        <w:r>
+          <w:rPr>
+            <w:rStyle w:val="Hyperlink"/>
+            <w:noProof/>
+          </w:rPr>
+          <w:t>Einparkhilfe</w:t>
+        </w:r>
+        <w:r>
+          <w:rPr>
+            <w:noProof/>
+            <w:webHidden/>
+          </w:rPr>
+          <w:tab/>
+        </w:r>
+        <w:r>
+          <w:rPr>
+            <w:noProof/>
+            <w:webHidden/>
+          </w:rPr>
+          <w:fldChar w:fldCharType="begin"/>
+        </w:r>
+        <w:r>
+          <w:rPr>
+            <w:noProof/>
+            <w:webHidden/>
+          </w:rPr>
+          <w:instrText xml:space="preserve"> PAGEREF _Toc236341992 \h </w:instrText>
+        </w:r>
+        <w:r>
+          <w:rPr>
+            <w:noProof/>
+            <w:webHidden/>
+          </w:rPr>
+        </w:r>
+        <w:r>
+          <w:rPr>
+            <w:noProof/>
+            <w:webHidden/>
+          </w:rPr>
+          <w:fldChar w:fldCharType="separate"/>
+        </w:r>
+        <w:r>
+          <w:rPr>
+            <w:noProof/>
+            <w:webHidden/>
+          </w:rPr>
+          <w:t>54</w:t>
+        </w:r>
+        <w:r>
+          <w:rPr>
+            <w:noProof/>
+            <w:webHidden/>
+          </w:rPr>
+          <w:fldChar w:fldCharType="end"/>
+        </w:r>
+      </w:hyperlink>
+    </w:p>
+    <w:p>
+      <w:pPr>
+        <w:pStyle w:val="Verzeichnis1"/>
+        <w:rPr>
+          <w:rFonts w:eastAsiaTheme="minorEastAsia"/>
+          <w:noProof/>
+          <w:sz w:val="24"/>
+          <w:szCs w:val="24"/>
+          <w:lang w:eastAsia="de-DE"/>
+        </w:rPr>
+      </w:pPr>
+      <w:hyperlink w:anchor="_Toc236341993" w:history="1">
+        <w:r>
+          <w:rPr>
+            <w:rStyle w:val="Hyperlink"/>
+            <w:noProof/>
+          </w:rPr>
+          <w:t>Quellen</w:t>
+        </w:r>
+        <w:r>
+          <w:rPr>
+            <w:noProof/>
+            <w:webHidden/>
+          </w:rPr>
+          <w:tab/>
+        </w:r>
+        <w:r>
+          <w:rPr>
+            <w:noProof/>
+            <w:webHidden/>
+          </w:rPr>
+          <w:fldChar w:fldCharType="begin"/>
+        </w:r>
+        <w:r>
+          <w:rPr>
+            <w:noProof/>
+            <w:webHidden/>
+          </w:rPr>
+          <w:instrText xml:space="preserve"> PAGEREF _Toc236341993 \h </w:instrText>
+        </w:r>
+        <w:r>
+          <w:rPr>
+            <w:noProof/>
+            <w:webHidden/>
+          </w:rPr>
+        </w:r>
+        <w:r>
+          <w:rPr>
+            <w:noProof/>
+            <w:webHidden/>
+          </w:rPr>
+          <w:fldChar w:fldCharType="separate"/>
+        </w:r>
+        <w:r>
+          <w:rPr>
+            <w:noProof/>
+            <w:webHidden/>
+          </w:rPr>
+          <w:t>55</w:t>
+        </w:r>
+        <w:r>
+          <w:rPr>
+            <w:noProof/>
+            <w:webHidden/>
+          </w:rPr>
+          <w:fldChar w:fldCharType="end"/>
+        </w:r>
+      </w:hyperlink>
+    </w:p>
+    <w:p>
       <w:r>
         <w:fldChar w:fldCharType="end"/>
       </w:r>
@@ -3231,7 +3300,7 @@
       <w:pPr>
         <w:pStyle w:val="berschrift1"/>
       </w:pPr>
-      <w:bookmarkStart w:id="65" w:name="_Toc236326884"/>
+      <w:bookmarkStart w:id="65" w:name="_Toc236341952"/>
       <w:r>
         <w:lastRenderedPageBreak/>
         <w:t xml:space="preserve">Programmzeilen </w:t>
@@ -4874,7 +4943,7 @@
       </w:pPr>
       <w:bookmarkStart w:id="77" w:name="_Toc196339509"/>
       <w:bookmarkStart w:id="78" w:name="_Toc196339878"/>
-      <w:bookmarkStart w:id="79" w:name="_Toc236326885"/>
+      <w:bookmarkStart w:id="79" w:name="_Toc236341953"/>
       <w:r>
         <w:lastRenderedPageBreak/>
         <w:t>Mit der IDLE Shell rechnen</w:t>
@@ -6597,7 +6666,7 @@
       </w:pPr>
       <w:bookmarkStart w:id="88" w:name="_Toc196339514"/>
       <w:bookmarkStart w:id="89" w:name="_Toc196339883"/>
-      <w:bookmarkStart w:id="90" w:name="_Toc236326886"/>
+      <w:bookmarkStart w:id="90" w:name="_Toc236341954"/>
       <w:r>
         <w:lastRenderedPageBreak/>
         <w:t>M</w:t>
@@ -7905,7 +7974,7 @@
       <w:pPr>
         <w:pStyle w:val="berschrift1"/>
       </w:pPr>
-      <w:bookmarkStart w:id="97" w:name="_Toc236326887"/>
+      <w:bookmarkStart w:id="97" w:name="_Toc236341955"/>
       <w:r>
         <w:lastRenderedPageBreak/>
         <w:t xml:space="preserve">Mit dem </w:t>
@@ -8562,7 +8631,7 @@
       </w:pPr>
       <w:bookmarkStart w:id="98" w:name="_Toc196339519"/>
       <w:bookmarkStart w:id="99" w:name="_Toc196339888"/>
-      <w:bookmarkStart w:id="100" w:name="_Toc236326888"/>
+      <w:bookmarkStart w:id="100" w:name="_Toc236341956"/>
       <w:r>
         <w:lastRenderedPageBreak/>
         <w:t>E</w:t>
@@ -10160,7 +10229,7 @@
       </w:pPr>
       <w:bookmarkStart w:id="111" w:name="_Toc196339525"/>
       <w:bookmarkStart w:id="112" w:name="_Toc196339894"/>
-      <w:bookmarkStart w:id="113" w:name="_Toc236326889"/>
+      <w:bookmarkStart w:id="113" w:name="_Toc236341957"/>
       <w:r>
         <w:t xml:space="preserve">Ein </w:t>
       </w:r>
@@ -10788,7 +10857,7 @@
       <w:pPr>
         <w:pStyle w:val="berschrift1"/>
       </w:pPr>
-      <w:bookmarkStart w:id="118" w:name="_Toc236326890"/>
+      <w:bookmarkStart w:id="118" w:name="_Toc236341958"/>
       <w:r>
         <w:lastRenderedPageBreak/>
         <w:t>Ein Dictionary speichert Paare von Schlüssel und Wert</w:t>
@@ -12239,7 +12308,7 @@
       <w:pPr>
         <w:pStyle w:val="berschrift1"/>
       </w:pPr>
-      <w:bookmarkStart w:id="119" w:name="_Toc236326891"/>
+      <w:bookmarkStart w:id="119" w:name="_Toc236341959"/>
       <w:r>
         <w:lastRenderedPageBreak/>
         <w:t>Der Computer fragt …</w:t>
@@ -13404,7 +13473,7 @@
       <w:pPr>
         <w:pStyle w:val="berschrift1"/>
       </w:pPr>
-      <w:bookmarkStart w:id="120" w:name="_Toc236326892"/>
+      <w:bookmarkStart w:id="120" w:name="_Toc236341960"/>
       <w:r>
         <w:lastRenderedPageBreak/>
         <w:t>Dein Wörterbuch lernt …</w:t>
@@ -14389,7 +14458,7 @@
       <w:pPr>
         <w:pStyle w:val="berschrift1"/>
       </w:pPr>
-      <w:bookmarkStart w:id="121" w:name="_Toc236326893"/>
+      <w:bookmarkStart w:id="121" w:name="_Toc236341961"/>
       <w:r>
         <w:lastRenderedPageBreak/>
         <w:t>Der Computer unterscheidet zwischen "wahr" und "falsch"</w:t>
@@ -16104,7 +16173,7 @@
       <w:pPr>
         <w:pStyle w:val="berschrift1"/>
       </w:pPr>
-      <w:bookmarkStart w:id="122" w:name="_Toc236326894"/>
+      <w:bookmarkStart w:id="122" w:name="_Toc236341962"/>
       <w:r>
         <w:lastRenderedPageBreak/>
         <w:t>Der Computer unterscheidet Fälle</w:t>
@@ -17126,48 +17195,26 @@
       <w:pPr>
         <w:pStyle w:val="berschrift1"/>
       </w:pPr>
-      <w:bookmarkStart w:id="123" w:name="_Toc236326895"/>
-      <w:r>
+      <w:bookmarkStart w:id="123" w:name="_Toc236341963"/>
+      <w:r>
+        <w:rPr>
+          <w:noProof/>
+        </w:rPr>
         <w:lastRenderedPageBreak/>
-        <w:t>Solange die Beding</w:t>
-      </w:r>
-      <w:r>
-        <w:t>u</w:t>
-      </w:r>
-      <w:r>
-        <w:t>ng wahr ist, ausführen …</w:t>
-      </w:r>
-      <w:bookmarkEnd w:id="123"/>
-    </w:p>
-    <w:p>
-      <w:pPr>
-        <w:pStyle w:val="Listenabsatz"/>
-        <w:numPr>
-          <w:ilvl w:val="0"/>
-          <w:numId w:val="31"/>
-        </w:numPr>
-        <w:spacing w:before="240"/>
-        <w:ind w:left="714" w:hanging="357"/>
-        <w:contextualSpacing w:val="0"/>
-      </w:pPr>
-      <w:r>
-        <w:rPr>
-          <w:noProof/>
-        </w:rPr>
         <mc:AlternateContent>
           <mc:Choice Requires="wps">
             <w:drawing>
-              <wp:anchor distT="45720" distB="45720" distL="114300" distR="114300" simplePos="0" relativeHeight="251674624" behindDoc="0" locked="0" layoutInCell="1" allowOverlap="1" wp14:anchorId="54B21040" wp14:editId="63442C6C">
+              <wp:anchor distT="45720" distB="45720" distL="114300" distR="114300" simplePos="0" relativeHeight="251674624" behindDoc="0" locked="0" layoutInCell="1" allowOverlap="1" wp14:anchorId="54B21040" wp14:editId="6D5C9301">
                 <wp:simplePos x="0" y="0"/>
                 <wp:positionH relativeFrom="column">
-                  <wp:posOffset>1137589</wp:posOffset>
+                  <wp:posOffset>931437</wp:posOffset>
                 </wp:positionH>
-                <wp:positionV relativeFrom="paragraph">
-                  <wp:posOffset>201930</wp:posOffset>
+                <wp:positionV relativeFrom="page">
+                  <wp:posOffset>1499905</wp:posOffset>
                 </wp:positionV>
-                <wp:extent cx="2448560" cy="1404620"/>
+                <wp:extent cx="2448560" cy="385445"/>
                 <wp:effectExtent l="0" t="0" r="8890" b="0"/>
-                <wp:wrapSquare wrapText="bothSides"/>
+                <wp:wrapTopAndBottom/>
                 <wp:docPr id="647441340" name="Textfeld 2"/>
                 <wp:cNvGraphicFramePr>
                   <a:graphicFrameLocks xmlns:a="http://schemas.openxmlformats.org/drawingml/2006/main"/>
@@ -17181,7 +17228,7 @@
                       <wps:spPr bwMode="auto">
                         <a:xfrm>
                           <a:off x="0" y="0"/>
-                          <a:ext cx="2448560" cy="1404620"/>
+                          <a:ext cx="2448560" cy="385445"/>
                         </a:xfrm>
                         <a:prstGeom prst="rect">
                           <a:avLst/>
@@ -17226,7 +17273,7 @@
           </mc:Choice>
           <mc:Fallback>
             <w:pict>
-              <v:shape w14:anchorId="54B21040" id="_x0000_s1032" type="#_x0000_t202" style="position:absolute;left:0;text-align:left;margin-left:89.55pt;margin-top:15.9pt;width:192.8pt;height:110.6pt;z-index:251674624;visibility:visible;mso-wrap-style:square;mso-width-percent:0;mso-height-percent:200;mso-wrap-distance-left:9pt;mso-wrap-distance-top:3.6pt;mso-wrap-distance-right:9pt;mso-wrap-distance-bottom:3.6pt;mso-position-horizontal:absolute;mso-position-horizontal-relative:text;mso-position-vertical:absolute;mso-position-vertical-relative:text;mso-width-percent:0;mso-height-percent:200;mso-width-relative:margin;mso-height-relative:margin;v-text-anchor:top" o:gfxdata="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" stroked="f">
+              <v:shape w14:anchorId="54B21040" id="_x0000_s1032" type="#_x0000_t202" style="position:absolute;margin-left:73.35pt;margin-top:118.1pt;width:192.8pt;height:30.35pt;z-index:251674624;visibility:visible;mso-wrap-style:square;mso-width-percent:0;mso-height-percent:200;mso-wrap-distance-left:9pt;mso-wrap-distance-top:3.6pt;mso-wrap-distance-right:9pt;mso-wrap-distance-bottom:3.6pt;mso-position-horizontal:absolute;mso-position-horizontal-relative:text;mso-position-vertical:absolute;mso-position-vertical-relative:page;mso-width-percent:0;mso-height-percent:200;mso-width-relative:margin;mso-height-relative:margin;v-text-anchor:top" o:gfxdata="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" stroked="f">
                 <v:textbox style="mso-fit-shape-to-text:t">
                   <w:txbxContent>
                     <w:p>
@@ -17240,7 +17287,7 @@
                     </w:p>
                   </w:txbxContent>
                 </v:textbox>
-                <w10:wrap type="square"/>
+                <w10:wrap type="topAndBottom" anchory="page"/>
               </v:shape>
             </w:pict>
           </mc:Fallback>
@@ -17251,9 +17298,17 @@
           <w:noProof/>
         </w:rPr>
         <w:drawing>
-          <wp:inline distT="0" distB="0" distL="0" distR="0" wp14:anchorId="162E5444" wp14:editId="30D1D18C">
-            <wp:extent cx="715617" cy="715617"/>
+          <wp:anchor distT="0" distB="0" distL="114300" distR="114300" simplePos="0" relativeHeight="251718656" behindDoc="0" locked="0" layoutInCell="1" allowOverlap="1" wp14:anchorId="162E5444" wp14:editId="22B84942">
+            <wp:simplePos x="0" y="0"/>
+            <wp:positionH relativeFrom="column">
+              <wp:posOffset>120650</wp:posOffset>
+            </wp:positionH>
+            <wp:positionV relativeFrom="page">
+              <wp:posOffset>1414145</wp:posOffset>
+            </wp:positionV>
+            <wp:extent cx="491490" cy="491490"/>
             <wp:effectExtent l="0" t="0" r="0" b="0"/>
+            <wp:wrapTopAndBottom/>
             <wp:docPr id="991765254" name="Grafik 9" descr="Pfeil Kreis"/>
             <wp:cNvGraphicFramePr>
               <a:graphicFrameLocks xmlns:a="http://schemas.openxmlformats.org/drawingml/2006/main" noChangeAspect="1"/>
@@ -17280,7 +17335,7 @@
                   <pic:spPr>
                     <a:xfrm>
                       <a:off x="0" y="0"/>
-                      <a:ext cx="737714" cy="737714"/>
+                      <a:ext cx="491490" cy="491490"/>
                     </a:xfrm>
                     <a:prstGeom prst="rect">
                       <a:avLst/>
@@ -17289,9 +17344,37 @@
                 </pic:pic>
               </a:graphicData>
             </a:graphic>
-          </wp:inline>
+            <wp14:sizeRelH relativeFrom="margin">
+              <wp14:pctWidth>0</wp14:pctWidth>
+            </wp14:sizeRelH>
+            <wp14:sizeRelV relativeFrom="margin">
+              <wp14:pctHeight>0</wp14:pctHeight>
+            </wp14:sizeRelV>
+          </wp:anchor>
         </w:drawing>
       </w:r>
+      <w:r>
+        <w:t>Solange die Beding</w:t>
+      </w:r>
+      <w:r>
+        <w:t>u</w:t>
+      </w:r>
+      <w:r>
+        <w:t>ng wahr ist, ausführen …</w:t>
+      </w:r>
+      <w:bookmarkEnd w:id="123"/>
+    </w:p>
+    <w:p>
+      <w:pPr>
+        <w:pStyle w:val="Listenabsatz"/>
+        <w:numPr>
+          <w:ilvl w:val="0"/>
+          <w:numId w:val="31"/>
+        </w:numPr>
+        <w:spacing w:before="120"/>
+        <w:ind w:left="714" w:hanging="357"/>
+        <w:contextualSpacing w:val="0"/>
+      </w:pPr>
       <w:r>
         <w:t xml:space="preserve">Mit dem Menüpunkt </w:t>
       </w:r>
@@ -17317,7 +17400,6 @@
         <w:t xml:space="preserve"> </w:t>
       </w:r>
     </w:p>
-    <w:p/>
     <w:p>
       <w:pPr>
         <w:pStyle w:val="Listenabsatz"/>
@@ -17325,7 +17407,7 @@
           <w:ilvl w:val="0"/>
           <w:numId w:val="34"/>
         </w:numPr>
-        <w:spacing w:before="120"/>
+        <w:spacing w:before="240"/>
         <w:ind w:left="714" w:hanging="357"/>
         <w:contextualSpacing w:val="0"/>
       </w:pPr>
@@ -18241,7 +18323,6 @@
               <w:rPr>
                 <w:rFonts w:ascii="Courier New" w:hAnsi="Courier New" w:cs="Courier New"/>
               </w:rPr>
-              <w:lastRenderedPageBreak/>
               <w:t xml:space="preserve">    </w:t>
             </w:r>
             <w:proofErr w:type="spellStart"/>
@@ -18372,12 +18453,8 @@
       <w:pPr>
         <w:pStyle w:val="berschrift3"/>
       </w:pPr>
-    </w:p>
-    <w:p>
-      <w:pPr>
-        <w:pStyle w:val="berschrift3"/>
-      </w:pPr>
-      <w:r>
+      <w:r>
+        <w:lastRenderedPageBreak/>
         <w:t>for Schleife – mit Liste</w:t>
       </w:r>
     </w:p>
@@ -19021,11 +19098,7 @@
         </w:tc>
       </w:tr>
     </w:tbl>
-    <w:p>
-      <w:pPr>
-        <w:pStyle w:val="berschrift1"/>
-      </w:pPr>
-    </w:p>
+    <w:p/>
     <w:p>
       <w:pPr>
         <w:rPr>
@@ -19043,7 +19116,7 @@
       <w:pPr>
         <w:pStyle w:val="berschrift1"/>
       </w:pPr>
-      <w:bookmarkStart w:id="124" w:name="_Toc236326896"/>
+      <w:bookmarkStart w:id="124" w:name="_Toc236341964"/>
       <w:r>
         <w:rPr>
           <w:noProof/>
@@ -20733,7 +20806,7 @@
       <w:pPr>
         <w:pStyle w:val="berschrift1"/>
       </w:pPr>
-      <w:bookmarkStart w:id="125" w:name="_Toc236326897"/>
+      <w:bookmarkStart w:id="125" w:name="_Toc236341965"/>
       <w:r>
         <w:lastRenderedPageBreak/>
         <w:t xml:space="preserve">Funktionen </w:t>
@@ -21150,7 +21223,7 @@
       <w:pPr>
         <w:pStyle w:val="berschrift1"/>
       </w:pPr>
-      <w:bookmarkStart w:id="126" w:name="_Toc236326898"/>
+      <w:bookmarkStart w:id="126" w:name="_Toc236341966"/>
       <w:r>
         <w:lastRenderedPageBreak/>
         <w:t xml:space="preserve">Funktionen </w:t>
@@ -23172,7 +23245,7 @@
       <w:pPr>
         <w:pStyle w:val="berschrift1"/>
       </w:pPr>
-      <w:bookmarkStart w:id="127" w:name="_Toc236326899"/>
+      <w:bookmarkStart w:id="127" w:name="_Toc236341967"/>
       <w:r>
         <w:lastRenderedPageBreak/>
         <w:t xml:space="preserve">Funktionen </w:t>
@@ -25151,7 +25224,7 @@
       <w:pPr>
         <w:pStyle w:val="berschrift1"/>
       </w:pPr>
-      <w:bookmarkStart w:id="128" w:name="_Toc236326900"/>
+      <w:bookmarkStart w:id="128" w:name="_Toc236341968"/>
       <w:r>
         <w:rPr>
           <w:noProof/>
@@ -25709,7 +25782,7 @@
       <w:pPr>
         <w:pStyle w:val="berschrift1"/>
       </w:pPr>
-      <w:bookmarkStart w:id="129" w:name="_Toc236326901"/>
+      <w:bookmarkStart w:id="129" w:name="_Toc236341969"/>
       <w:r>
         <w:lastRenderedPageBreak/>
         <w:t>Funktion konstruieren</w:t>
@@ -26811,7 +26884,7 @@
       <w:pPr>
         <w:pStyle w:val="berschrift1"/>
       </w:pPr>
-      <w:bookmarkStart w:id="130" w:name="_Toc236326902"/>
+      <w:bookmarkStart w:id="130" w:name="_Toc236341970"/>
       <w:r>
         <w:lastRenderedPageBreak/>
         <w:t xml:space="preserve">Funktion </w:t>
@@ -28620,7 +28693,7 @@
       <w:pPr>
         <w:pStyle w:val="berschrift1"/>
       </w:pPr>
-      <w:bookmarkStart w:id="131" w:name="_Toc236326903"/>
+      <w:bookmarkStart w:id="131" w:name="_Toc236341971"/>
       <w:r>
         <w:rPr>
           <w:noProof/>
@@ -30627,7 +30700,7 @@
       <w:pPr>
         <w:pStyle w:val="berschrift1"/>
       </w:pPr>
-      <w:bookmarkStart w:id="132" w:name="_Toc236326904"/>
+      <w:bookmarkStart w:id="132" w:name="_Toc236341972"/>
       <w:r>
         <w:lastRenderedPageBreak/>
         <w:t>Klassen haben Eigenschaften und Methoden</w:t>
@@ -30740,7 +30813,7 @@
       <w:pPr>
         <w:pStyle w:val="berschrift1"/>
       </w:pPr>
-      <w:bookmarkStart w:id="133" w:name="_Toc236326905"/>
+      <w:bookmarkStart w:id="133" w:name="_Toc236341973"/>
       <w:r>
         <w:lastRenderedPageBreak/>
         <w:t>Baue deine eigene Klasse</w:t>
@@ -31042,13 +31115,7 @@
         <w:t xml:space="preserve"> löst eine ganz ähnliche Aufgabe. </w:t>
       </w:r>
       <w:r>
-        <w:t xml:space="preserve">Nimm </w:t>
-      </w:r>
-      <w:r>
-        <w:t>Katzen_Klasse.py</w:t>
-      </w:r>
-      <w:r>
-        <w:t xml:space="preserve"> als </w:t>
+        <w:t xml:space="preserve">Nimm Katzen_Klasse.py als </w:t>
       </w:r>
       <w:r>
         <w:rPr>
@@ -31058,13 +31125,7 @@
         <w:t>Vorbild</w:t>
       </w:r>
       <w:r>
-        <w:t xml:space="preserve"> und schreibe das Programm </w:t>
-      </w:r>
-      <w:r>
-        <w:t>Fahrrad_Klasse.py</w:t>
-      </w:r>
-      <w:r>
-        <w:t>.</w:t>
+        <w:t xml:space="preserve"> und schreibe das Programm Fahrrad_Klasse.py.</w:t>
       </w:r>
     </w:p>
     <w:p>
@@ -31146,20 +31207,11 @@
         <w:contextualSpacing w:val="0"/>
       </w:pPr>
       <w:r>
-        <w:t xml:space="preserve">Lege das Fenster mit dem Titel </w:t>
-      </w:r>
-      <w:r>
-        <w:t>"Katzen_Klasse.py"</w:t>
-      </w:r>
-      <w:r>
-        <w:t xml:space="preserve"> in die linke Hälfte deines Bildschirms. </w:t>
+        <w:t xml:space="preserve">Lege das Fenster mit dem Titel "Katzen_Klasse.py" in die linke Hälfte deines Bildschirms. </w:t>
       </w:r>
       <w:r>
         <w:br/>
-        <w:t xml:space="preserve">Lege das Fenster mit dem Titel </w:t>
-      </w:r>
-      <w:r>
-        <w:t>"</w:t>
+        <w:t>Lege das Fenster mit dem Titel "</w:t>
       </w:r>
       <w:proofErr w:type="spellStart"/>
       <w:r>
@@ -31167,17 +31219,11 @@
       </w:r>
       <w:proofErr w:type="spellEnd"/>
       <w:r>
-        <w:t>"</w:t>
-      </w:r>
-      <w:r>
-        <w:t xml:space="preserve"> in die rechte Hälfte deines Bildschirms. </w:t>
+        <w:t xml:space="preserve">" in die rechte Hälfte deines Bildschirms. </w:t>
       </w:r>
       <w:r>
         <w:br/>
-        <w:t xml:space="preserve">Im Folgenden schreibst du ausschließlich in das Fenster </w:t>
-      </w:r>
-      <w:r>
-        <w:t>"</w:t>
+        <w:t>Im Folgenden schreibst du ausschließlich in das Fenster "</w:t>
       </w:r>
       <w:proofErr w:type="spellStart"/>
       <w:r>
@@ -31185,10 +31231,7 @@
       </w:r>
       <w:proofErr w:type="spellEnd"/>
       <w:r>
-        <w:t>"</w:t>
-      </w:r>
-      <w:r>
-        <w:t xml:space="preserve">. </w:t>
+        <w:t xml:space="preserve">". </w:t>
       </w:r>
     </w:p>
     <w:p>
@@ -31218,6 +31261,9 @@
         <w:contextualSpacing w:val="0"/>
       </w:pPr>
       <w:r>
+        <w:rPr>
+          <w:noProof/>
+        </w:rPr>
         <w:drawing>
           <wp:anchor distT="0" distB="0" distL="114300" distR="114300" simplePos="0" relativeHeight="251712512" behindDoc="0" locked="0" layoutInCell="1" allowOverlap="1" wp14:anchorId="5822D015" wp14:editId="4F7C0CC2">
             <wp:simplePos x="457200" y="5443268"/>
@@ -31288,16 +31334,24 @@
       <w:r>
         <w:rPr>
           <w:rFonts w:ascii="Courier New" w:hAnsi="Courier New" w:cs="Courier New"/>
+          <w:color w:val="0070C0"/>
         </w:rPr>
         <w:t>BauplanKatzenKlasse</w:t>
       </w:r>
       <w:r>
-        <w:t xml:space="preserve"> schreibst du </w:t>
+        <w:rPr>
+          <w:color w:val="0070C0"/>
+        </w:rPr>
+        <w:t xml:space="preserve"> </w:t>
+      </w:r>
+      <w:r>
+        <w:t xml:space="preserve">schreibst du </w:t>
       </w:r>
       <w:proofErr w:type="spellStart"/>
       <w:r>
         <w:rPr>
           <w:rFonts w:ascii="Courier New" w:hAnsi="Courier New" w:cs="Courier New"/>
+          <w:color w:val="0070C0"/>
         </w:rPr>
         <w:t>BauplanFahrradKlasse</w:t>
       </w:r>
@@ -31345,6 +31399,9 @@
         <w:t xml:space="preserve">Die </w:t>
       </w:r>
       <w:r>
+        <w:t xml:space="preserve">Methode </w:t>
+      </w:r>
+      <w:r>
         <w:rPr>
           <w:rFonts w:ascii="Courier New" w:hAnsi="Courier New" w:cs="Courier New"/>
           <w:color w:val="0070C0"/>
@@ -31374,7 +31431,7 @@
         <w:t xml:space="preserve"> </w:t>
       </w:r>
       <w:r>
-        <w:t xml:space="preserve">Methode der Klasse definierst du nach dem </w:t>
+        <w:t xml:space="preserve">der Klasse definierst du nach dem </w:t>
       </w:r>
       <w:r>
         <w:rPr>
@@ -31706,7 +31763,10 @@
         <w:contextualSpacing w:val="0"/>
       </w:pPr>
       <w:r>
-        <w:t>Programmiere d</w:t>
+        <w:t>Erstelle</w:t>
+      </w:r>
+      <w:r>
+        <w:t xml:space="preserve"> d</w:t>
       </w:r>
       <w:r>
         <w:t>ie Instanzen d</w:t>
@@ -31720,10 +31780,7 @@
       </w:r>
       <w:proofErr w:type="spellEnd"/>
       <w:r>
-        <w:t>"</w:t>
-      </w:r>
-      <w:r>
-        <w:t xml:space="preserve"> nach dem </w:t>
+        <w:t xml:space="preserve">" nach dem </w:t>
       </w:r>
       <w:r>
         <w:rPr>
@@ -31852,7 +31909,7 @@
       <w:pPr>
         <w:pStyle w:val="berschrift1"/>
       </w:pPr>
-      <w:bookmarkStart w:id="134" w:name="_Toc236326906"/>
+      <w:bookmarkStart w:id="134" w:name="_Toc236341974"/>
       <w:r>
         <w:lastRenderedPageBreak/>
         <w:t>Die Eltern-Klasse vererbt – die Kind-Klasse erbt</w:t>
@@ -31878,15 +31935,356 @@
         <w:pStyle w:val="berschrift3"/>
       </w:pPr>
       <w:r>
-        <w:t>Aufgabe: Eine Eltern-Klasse und zwei Kind-Klassen programmieren</w:t>
-      </w:r>
-    </w:p>
-    <w:p>
-      <w:pPr>
+        <w:t>Eine Eltern-Klasse und zwei Kind-Klassen programmieren</w:t>
+      </w:r>
+      <w:r>
+        <w:t xml:space="preserve"> – Tier_Klasse.py</w:t>
+      </w:r>
+    </w:p>
+    <w:p>
+      <w:r>
+        <w:drawing>
+          <wp:inline distT="0" distB="0" distL="0" distR="0" wp14:anchorId="51EC3F83" wp14:editId="3296E23C">
+            <wp:extent cx="6645910" cy="7486015"/>
+            <wp:effectExtent l="0" t="0" r="2540" b="635"/>
+            <wp:docPr id="801970614" name="Grafik 1"/>
+            <wp:cNvGraphicFramePr>
+              <a:graphicFrameLocks xmlns:a="http://schemas.openxmlformats.org/drawingml/2006/main" noChangeAspect="1"/>
+            </wp:cNvGraphicFramePr>
+            <a:graphic xmlns:a="http://schemas.openxmlformats.org/drawingml/2006/main">
+              <a:graphicData uri="http://schemas.openxmlformats.org/drawingml/2006/picture">
+                <pic:pic xmlns:pic="http://schemas.openxmlformats.org/drawingml/2006/picture">
+                  <pic:nvPicPr>
+                    <pic:cNvPr id="801970614" name=""/>
+                    <pic:cNvPicPr/>
+                  </pic:nvPicPr>
+                  <pic:blipFill>
+                    <a:blip r:embed="rId82"/>
+                    <a:stretch>
+                      <a:fillRect/>
+                    </a:stretch>
+                  </pic:blipFill>
+                  <pic:spPr>
+                    <a:xfrm>
+                      <a:off x="0" y="0"/>
+                      <a:ext cx="6645910" cy="7486015"/>
+                    </a:xfrm>
+                    <a:prstGeom prst="rect">
+                      <a:avLst/>
+                    </a:prstGeom>
+                  </pic:spPr>
+                </pic:pic>
+              </a:graphicData>
+            </a:graphic>
+          </wp:inline>
+        </w:drawing>
+      </w:r>
+    </w:p>
+    <w:p/>
+    <w:p/>
+    <w:p>
+      <w:pPr>
+        <w:pStyle w:val="berschrift1"/>
+      </w:pPr>
+      <w:bookmarkStart w:id="135" w:name="_Toc236341975"/>
+      <w:r>
+        <w:rPr>
+          <w:noProof/>
+        </w:rPr>
+        <w:lastRenderedPageBreak/>
+        <mc:AlternateContent>
+          <mc:Choice Requires="wps">
+            <w:drawing>
+              <wp:anchor distT="45720" distB="45720" distL="114300" distR="114300" simplePos="0" relativeHeight="251717632" behindDoc="0" locked="0" layoutInCell="1" allowOverlap="1" wp14:anchorId="4D513B65" wp14:editId="68C2481C">
+                <wp:simplePos x="0" y="0"/>
+                <wp:positionH relativeFrom="column">
+                  <wp:posOffset>981075</wp:posOffset>
+                </wp:positionH>
+                <wp:positionV relativeFrom="paragraph">
+                  <wp:posOffset>409575</wp:posOffset>
+                </wp:positionV>
+                <wp:extent cx="5819775" cy="1404620"/>
+                <wp:effectExtent l="0" t="0" r="9525" b="8255"/>
+                <wp:wrapSquare wrapText="bothSides"/>
+                <wp:docPr id="1296803481" name="Textfeld 2"/>
+                <wp:cNvGraphicFramePr>
+                  <a:graphicFrameLocks xmlns:a="http://schemas.openxmlformats.org/drawingml/2006/main"/>
+                </wp:cNvGraphicFramePr>
+                <a:graphic xmlns:a="http://schemas.openxmlformats.org/drawingml/2006/main">
+                  <a:graphicData uri="http://schemas.microsoft.com/office/word/2010/wordprocessingShape">
+                    <wps:wsp>
+                      <wps:cNvSpPr txBox="1">
+                        <a:spLocks noChangeArrowheads="1"/>
+                      </wps:cNvSpPr>
+                      <wps:spPr bwMode="auto">
+                        <a:xfrm>
+                          <a:off x="0" y="0"/>
+                          <a:ext cx="5819775" cy="1404620"/>
+                        </a:xfrm>
+                        <a:prstGeom prst="rect">
+                          <a:avLst/>
+                        </a:prstGeom>
+                        <a:solidFill>
+                          <a:srgbClr val="FFFFFF"/>
+                        </a:solidFill>
+                        <a:ln w="9525">
+                          <a:noFill/>
+                          <a:miter lim="800000"/>
+                          <a:headEnd/>
+                          <a:tailEnd/>
+                        </a:ln>
+                      </wps:spPr>
+                      <wps:txbx>
+                        <w:txbxContent>
+                          <w:p>
+                            <w:pPr>
+                              <w:pStyle w:val="berschrift3"/>
+                              <w:spacing w:before="0"/>
+                            </w:pPr>
+                            <w:r>
+                              <w:t>Baue die Eltern-Klasse Zweirad und die Kind-Klassen Fahrrad und Pedelec</w:t>
+                            </w:r>
+                          </w:p>
+                        </w:txbxContent>
+                      </wps:txbx>
+                      <wps:bodyPr rot="0" vert="horz" wrap="square" lIns="91440" tIns="45720" rIns="91440" bIns="45720" anchor="t" anchorCtr="0">
+                        <a:spAutoFit/>
+                      </wps:bodyPr>
+                    </wps:wsp>
+                  </a:graphicData>
+                </a:graphic>
+                <wp14:sizeRelH relativeFrom="margin">
+                  <wp14:pctWidth>0</wp14:pctWidth>
+                </wp14:sizeRelH>
+                <wp14:sizeRelV relativeFrom="margin">
+                  <wp14:pctHeight>20000</wp14:pctHeight>
+                </wp14:sizeRelV>
+              </wp:anchor>
+            </w:drawing>
+          </mc:Choice>
+          <mc:Fallback>
+            <w:pict>
+              <v:shape w14:anchorId="4D513B65" id="_x0000_s1051" type="#_x0000_t202" style="position:absolute;margin-left:77.25pt;margin-top:32.25pt;width:458.25pt;height:110.6pt;z-index:251717632;visibility:visible;mso-wrap-style:square;mso-width-percent:0;mso-height-percent:200;mso-wrap-distance-left:9pt;mso-wrap-distance-top:3.6pt;mso-wrap-distance-right:9pt;mso-wrap-distance-bottom:3.6pt;mso-position-horizontal:absolute;mso-position-horizontal-relative:text;mso-position-vertical:absolute;mso-position-vertical-relative:text;mso-width-percent:0;mso-height-percent:200;mso-width-relative:margin;mso-height-relative:margin;v-text-anchor:top" o:gfxdata="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" stroked="f">
+                <v:textbox style="mso-fit-shape-to-text:t">
+                  <w:txbxContent>
+                    <w:p>
+                      <w:pPr>
+                        <w:pStyle w:val="berschrift3"/>
+                        <w:spacing w:before="0"/>
+                      </w:pPr>
+                      <w:r>
+                        <w:t>Baue die Eltern-Klasse Zweirad und die Kind-Klassen Fahrrad und Pedelec</w:t>
+                      </w:r>
+                    </w:p>
+                  </w:txbxContent>
+                </v:textbox>
+                <w10:wrap type="square"/>
+              </v:shape>
+            </w:pict>
+          </mc:Fallback>
+        </mc:AlternateContent>
+      </w:r>
+      <w:r>
+        <w:t>Baue Eltern-Klasse und Kind-Klassen</w:t>
+      </w:r>
+      <w:bookmarkEnd w:id="135"/>
+      <w:r>
+        <w:t xml:space="preserve"> </w:t>
+      </w:r>
+    </w:p>
+    <w:p>
+      <w:pPr>
+        <w:rPr>
+          <w:sz w:val="16"/>
+          <w:szCs w:val="16"/>
+        </w:rPr>
+      </w:pPr>
+      <w:r>
+        <w:rPr>
+          <w:noProof/>
+          <w:sz w:val="16"/>
+          <w:szCs w:val="16"/>
+        </w:rPr>
+        <mc:AlternateContent>
+          <mc:Choice Requires="wps">
+            <w:drawing>
+              <wp:anchor distT="0" distB="0" distL="114300" distR="114300" simplePos="0" relativeHeight="251715584" behindDoc="0" locked="0" layoutInCell="1" allowOverlap="1" wp14:anchorId="537B80A1" wp14:editId="0893914D">
+                <wp:simplePos x="0" y="0"/>
+                <wp:positionH relativeFrom="margin">
+                  <wp:posOffset>454582</wp:posOffset>
+                </wp:positionH>
+                <wp:positionV relativeFrom="page">
+                  <wp:posOffset>1249806</wp:posOffset>
+                </wp:positionV>
+                <wp:extent cx="302895" cy="302895"/>
+                <wp:effectExtent l="19050" t="19050" r="20955" b="20955"/>
+                <wp:wrapTopAndBottom/>
+                <wp:docPr id="1990796336" name="Ellipse 26"/>
+                <wp:cNvGraphicFramePr/>
+                <a:graphic xmlns:a="http://schemas.openxmlformats.org/drawingml/2006/main">
+                  <a:graphicData uri="http://schemas.microsoft.com/office/word/2010/wordprocessingShape">
+                    <wps:wsp>
+                      <wps:cNvSpPr/>
+                      <wps:spPr>
+                        <a:xfrm>
+                          <a:off x="0" y="0"/>
+                          <a:ext cx="302895" cy="302895"/>
+                        </a:xfrm>
+                        <a:prstGeom prst="ellipse">
+                          <a:avLst/>
+                        </a:prstGeom>
+                        <a:noFill/>
+                        <a:ln w="38100">
+                          <a:solidFill>
+                            <a:schemeClr val="tx1"/>
+                          </a:solidFill>
+                        </a:ln>
+                      </wps:spPr>
+                      <wps:style>
+                        <a:lnRef idx="2">
+                          <a:schemeClr val="accent1">
+                            <a:shade val="15000"/>
+                          </a:schemeClr>
+                        </a:lnRef>
+                        <a:fillRef idx="1">
+                          <a:schemeClr val="accent1"/>
+                        </a:fillRef>
+                        <a:effectRef idx="0">
+                          <a:schemeClr val="accent1"/>
+                        </a:effectRef>
+                        <a:fontRef idx="minor">
+                          <a:schemeClr val="lt1"/>
+                        </a:fontRef>
+                      </wps:style>
+                      <wps:bodyPr rot="0" spcFirstLastPara="0" vertOverflow="overflow" horzOverflow="overflow" vert="horz" wrap="square" lIns="91440" tIns="45720" rIns="91440" bIns="45720" numCol="1" spcCol="0" rtlCol="0" fromWordArt="0" anchor="ctr" anchorCtr="0" forceAA="0" compatLnSpc="1">
+                        <a:prstTxWarp prst="textNoShape">
+                          <a:avLst/>
+                        </a:prstTxWarp>
+                        <a:noAutofit/>
+                      </wps:bodyPr>
+                    </wps:wsp>
+                  </a:graphicData>
+                </a:graphic>
+                <wp14:sizeRelH relativeFrom="margin">
+                  <wp14:pctWidth>0</wp14:pctWidth>
+                </wp14:sizeRelH>
+                <wp14:sizeRelV relativeFrom="margin">
+                  <wp14:pctHeight>0</wp14:pctHeight>
+                </wp14:sizeRelV>
+              </wp:anchor>
+            </w:drawing>
+          </mc:Choice>
+          <mc:Fallback>
+            <w:pict>
+              <v:oval w14:anchorId="2D8BD465" id="Ellipse 26" o:spid="_x0000_s1026" style="position:absolute;margin-left:35.8pt;margin-top:98.4pt;width:23.85pt;height:23.85pt;z-index:251715584;visibility:visible;mso-wrap-style:square;mso-width-percent:0;mso-height-percent:0;mso-wrap-distance-left:9pt;mso-wrap-distance-top:0;mso-wrap-distance-right:9pt;mso-wrap-distance-bottom:0;mso-position-horizontal:absolute;mso-position-horizontal-relative:margin;mso-position-vertical:absolute;mso-position-vertical-relative:page;mso-width-percent:0;mso-height-percent:0;mso-width-relative:margin;mso-height-relative:margin;v-text-anchor:middle" o:gfxdata="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" filled="f" strokecolor="black [3213]" strokeweight="3pt">
+                <v:stroke joinstyle="miter"/>
+                <w10:wrap type="topAndBottom" anchorx="margin" anchory="page"/>
+              </v:oval>
+            </w:pict>
+          </mc:Fallback>
+        </mc:AlternateContent>
+      </w:r>
+      <w:r>
+        <w:rPr>
+          <w:noProof/>
+          <w:sz w:val="16"/>
+          <w:szCs w:val="16"/>
+        </w:rPr>
+        <mc:AlternateContent>
+          <mc:Choice Requires="wps">
+            <w:drawing>
+              <wp:anchor distT="0" distB="0" distL="114300" distR="114300" simplePos="0" relativeHeight="251713536" behindDoc="0" locked="0" layoutInCell="1" allowOverlap="1" wp14:anchorId="2B3C8051" wp14:editId="18F58730">
+                <wp:simplePos x="0" y="0"/>
+                <wp:positionH relativeFrom="margin">
+                  <wp:posOffset>20955</wp:posOffset>
+                </wp:positionH>
+                <wp:positionV relativeFrom="page">
+                  <wp:posOffset>1249680</wp:posOffset>
+                </wp:positionV>
+                <wp:extent cx="302895" cy="302895"/>
+                <wp:effectExtent l="19050" t="19050" r="20955" b="20955"/>
+                <wp:wrapTopAndBottom/>
+                <wp:docPr id="2138315155" name="Ellipse 26"/>
+                <wp:cNvGraphicFramePr/>
+                <a:graphic xmlns:a="http://schemas.openxmlformats.org/drawingml/2006/main">
+                  <a:graphicData uri="http://schemas.microsoft.com/office/word/2010/wordprocessingShape">
+                    <wps:wsp>
+                      <wps:cNvSpPr/>
+                      <wps:spPr>
+                        <a:xfrm>
+                          <a:off x="0" y="0"/>
+                          <a:ext cx="302895" cy="302895"/>
+                        </a:xfrm>
+                        <a:prstGeom prst="ellipse">
+                          <a:avLst/>
+                        </a:prstGeom>
+                        <a:noFill/>
+                        <a:ln w="38100">
+                          <a:solidFill>
+                            <a:schemeClr val="tx1"/>
+                          </a:solidFill>
+                        </a:ln>
+                      </wps:spPr>
+                      <wps:style>
+                        <a:lnRef idx="2">
+                          <a:schemeClr val="accent1">
+                            <a:shade val="15000"/>
+                          </a:schemeClr>
+                        </a:lnRef>
+                        <a:fillRef idx="1">
+                          <a:schemeClr val="accent1"/>
+                        </a:fillRef>
+                        <a:effectRef idx="0">
+                          <a:schemeClr val="accent1"/>
+                        </a:effectRef>
+                        <a:fontRef idx="minor">
+                          <a:schemeClr val="lt1"/>
+                        </a:fontRef>
+                      </wps:style>
+                      <wps:bodyPr rot="0" spcFirstLastPara="0" vertOverflow="overflow" horzOverflow="overflow" vert="horz" wrap="square" lIns="91440" tIns="45720" rIns="91440" bIns="45720" numCol="1" spcCol="0" rtlCol="0" fromWordArt="0" anchor="ctr" anchorCtr="0" forceAA="0" compatLnSpc="1">
+                        <a:prstTxWarp prst="textNoShape">
+                          <a:avLst/>
+                        </a:prstTxWarp>
+                        <a:noAutofit/>
+                      </wps:bodyPr>
+                    </wps:wsp>
+                  </a:graphicData>
+                </a:graphic>
+                <wp14:sizeRelH relativeFrom="margin">
+                  <wp14:pctWidth>0</wp14:pctWidth>
+                </wp14:sizeRelH>
+                <wp14:sizeRelV relativeFrom="margin">
+                  <wp14:pctHeight>0</wp14:pctHeight>
+                </wp14:sizeRelV>
+              </wp:anchor>
+            </w:drawing>
+          </mc:Choice>
+          <mc:Fallback>
+            <w:pict>
+              <v:oval w14:anchorId="5E0FFD3B" id="Ellipse 26" o:spid="_x0000_s1026" style="position:absolute;margin-left:1.65pt;margin-top:98.4pt;width:23.85pt;height:23.85pt;z-index:251713536;visibility:visible;mso-wrap-style:square;mso-width-percent:0;mso-height-percent:0;mso-wrap-distance-left:9pt;mso-wrap-distance-top:0;mso-wrap-distance-right:9pt;mso-wrap-distance-bottom:0;mso-position-horizontal:absolute;mso-position-horizontal-relative:margin;mso-position-vertical:absolute;mso-position-vertical-relative:page;mso-width-percent:0;mso-height-percent:0;mso-width-relative:margin;mso-height-relative:margin;v-text-anchor:middle" o:gfxdata="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" filled="f" strokecolor="black [3213]" strokeweight="3pt">
+                <v:stroke joinstyle="miter"/>
+                <w10:wrap type="topAndBottom" anchorx="margin" anchory="page"/>
+              </v:oval>
+            </w:pict>
+          </mc:Fallback>
+        </mc:AlternateContent>
+      </w:r>
+    </w:p>
+    <w:p>
+      <w:pPr>
+        <w:pBdr>
+          <w:top w:val="single" w:sz="4" w:space="1" w:color="auto"/>
+          <w:left w:val="single" w:sz="4" w:space="4" w:color="auto"/>
+          <w:bottom w:val="single" w:sz="4" w:space="1" w:color="auto"/>
+          <w:right w:val="single" w:sz="4" w:space="4" w:color="auto"/>
+        </w:pBdr>
         <w:spacing w:after="120"/>
       </w:pPr>
       <w:r>
-        <w:t>Erstelle die Eltern-Klasse "Zweirad" mit den Eigenschaften: Besitzer</w:t>
+        <w:t>Programmiere</w:t>
+      </w:r>
+      <w:r>
+        <w:t xml:space="preserve"> die Eltern-Klasse "Zweirad" mit den Eigenschaften: Besitzer</w:t>
       </w:r>
       <w:r>
         <w:t xml:space="preserve">, </w:t>
@@ -31918,6 +32316,12 @@
     </w:p>
     <w:p>
       <w:pPr>
+        <w:pBdr>
+          <w:top w:val="single" w:sz="4" w:space="1" w:color="auto"/>
+          <w:left w:val="single" w:sz="4" w:space="4" w:color="auto"/>
+          <w:bottom w:val="single" w:sz="4" w:space="1" w:color="auto"/>
+          <w:right w:val="single" w:sz="4" w:space="4" w:color="auto"/>
+        </w:pBdr>
         <w:spacing w:after="120"/>
       </w:pPr>
       <w:r>
@@ -31932,6 +32336,12 @@
     </w:p>
     <w:p>
       <w:pPr>
+        <w:pBdr>
+          <w:top w:val="single" w:sz="4" w:space="1" w:color="auto"/>
+          <w:left w:val="single" w:sz="4" w:space="4" w:color="auto"/>
+          <w:bottom w:val="single" w:sz="4" w:space="1" w:color="auto"/>
+          <w:right w:val="single" w:sz="4" w:space="4" w:color="auto"/>
+        </w:pBdr>
         <w:spacing w:after="120"/>
       </w:pPr>
       <w:r>
@@ -31941,7 +32351,24 @@
         <w:t xml:space="preserve"> </w:t>
       </w:r>
       <w:r>
-        <w:t xml:space="preserve">hat zusätzlich die Eigenschaft "Kapazität" (Wattstunden) </w:t>
+        <w:t>hat zusätzlich die Eigenschaft "</w:t>
+      </w:r>
+      <w:proofErr w:type="spellStart"/>
+      <w:r>
+        <w:t>k</w:t>
+      </w:r>
+      <w:r>
+        <w:t>apazit</w:t>
+      </w:r>
+      <w:r>
+        <w:t>ae</w:t>
+      </w:r>
+      <w:r>
+        <w:t>t</w:t>
+      </w:r>
+      <w:proofErr w:type="spellEnd"/>
+      <w:r>
+        <w:t xml:space="preserve">" (Wattstunden) </w:t>
       </w:r>
       <w:r>
         <w:t xml:space="preserve">und </w:t>
@@ -31955,2759 +32382,1723 @@
     </w:p>
     <w:p>
       <w:pPr>
+        <w:pBdr>
+          <w:top w:val="single" w:sz="4" w:space="1" w:color="auto"/>
+          <w:left w:val="single" w:sz="4" w:space="4" w:color="auto"/>
+          <w:bottom w:val="single" w:sz="4" w:space="1" w:color="auto"/>
+          <w:right w:val="single" w:sz="4" w:space="4" w:color="auto"/>
+        </w:pBdr>
         <w:spacing w:after="120"/>
       </w:pPr>
       <w:r>
-        <w:t xml:space="preserve">Erstelle eine Instanz der Klasse "Fahrrad" und eine Instanz der Klasse "Pedelec" und rufe alle Methoden auf. </w:t>
+        <w:t xml:space="preserve">Erstelle eine Instanz der Klasse "Fahrrad" und eine Instanz der Klasse "Pedelec" </w:t>
+      </w:r>
+    </w:p>
+    <w:p>
+      <w:pPr>
+        <w:pBdr>
+          <w:top w:val="single" w:sz="4" w:space="1" w:color="auto"/>
+          <w:left w:val="single" w:sz="4" w:space="4" w:color="auto"/>
+          <w:bottom w:val="single" w:sz="4" w:space="1" w:color="auto"/>
+          <w:right w:val="single" w:sz="4" w:space="4" w:color="auto"/>
+        </w:pBdr>
+        <w:spacing w:after="120"/>
+      </w:pPr>
+      <w:r>
+        <w:t>Gib die Eigenschaft "</w:t>
+      </w:r>
+      <w:proofErr w:type="spellStart"/>
+      <w:r>
+        <w:t>besitzer</w:t>
+      </w:r>
+      <w:proofErr w:type="spellEnd"/>
+      <w:r>
+        <w:t xml:space="preserve">" der Instanz des </w:t>
+      </w:r>
+      <w:r>
+        <w:t>"</w:t>
+      </w:r>
+      <w:r>
+        <w:t>Fahrrad</w:t>
+      </w:r>
+      <w:r>
+        <w:t xml:space="preserve">" </w:t>
+      </w:r>
+      <w:r>
+        <w:t xml:space="preserve">aus. </w:t>
+      </w:r>
+    </w:p>
+    <w:p>
+      <w:pPr>
+        <w:pBdr>
+          <w:top w:val="single" w:sz="4" w:space="1" w:color="auto"/>
+          <w:left w:val="single" w:sz="4" w:space="4" w:color="auto"/>
+          <w:bottom w:val="single" w:sz="4" w:space="1" w:color="auto"/>
+          <w:right w:val="single" w:sz="4" w:space="4" w:color="auto"/>
+        </w:pBdr>
+        <w:spacing w:after="120"/>
+      </w:pPr>
+      <w:r>
+        <w:t xml:space="preserve">Gib die </w:t>
+      </w:r>
+      <w:r>
+        <w:t>Eigenschaft</w:t>
+      </w:r>
+      <w:r>
+        <w:t>en</w:t>
+      </w:r>
+      <w:r>
+        <w:t xml:space="preserve"> </w:t>
+      </w:r>
+      <w:r>
+        <w:t>"</w:t>
+      </w:r>
+      <w:proofErr w:type="spellStart"/>
+      <w:r>
+        <w:t>besitzer</w:t>
+      </w:r>
+      <w:proofErr w:type="spellEnd"/>
+      <w:r>
+        <w:t xml:space="preserve">" und </w:t>
+      </w:r>
+      <w:r>
+        <w:t>"</w:t>
+      </w:r>
+      <w:proofErr w:type="spellStart"/>
+      <w:r>
+        <w:t>k</w:t>
+      </w:r>
+      <w:r>
+        <w:t>apazit</w:t>
+      </w:r>
+      <w:r>
+        <w:t>ae</w:t>
+      </w:r>
+      <w:r>
+        <w:t>t</w:t>
+      </w:r>
+      <w:proofErr w:type="spellEnd"/>
+      <w:r>
+        <w:t>" der Instanz des "Pedelec"</w:t>
+      </w:r>
+      <w:r>
+        <w:t xml:space="preserve"> aus. </w:t>
+      </w:r>
+    </w:p>
+    <w:p>
+      <w:pPr>
+        <w:pBdr>
+          <w:top w:val="single" w:sz="4" w:space="1" w:color="auto"/>
+          <w:left w:val="single" w:sz="4" w:space="4" w:color="auto"/>
+          <w:bottom w:val="single" w:sz="4" w:space="1" w:color="auto"/>
+          <w:right w:val="single" w:sz="4" w:space="4" w:color="auto"/>
+        </w:pBdr>
+        <w:spacing w:after="120"/>
+      </w:pPr>
+      <w:r>
+        <w:t>R</w:t>
+      </w:r>
+      <w:r>
+        <w:t xml:space="preserve">ufe alle Methoden </w:t>
+      </w:r>
+      <w:r>
+        <w:t xml:space="preserve">der Instanzen </w:t>
+      </w:r>
+      <w:r>
+        <w:t xml:space="preserve">auf. </w:t>
+      </w:r>
+    </w:p>
+    <w:p>
+      <w:pPr>
+        <w:spacing w:after="120"/>
+      </w:pPr>
+      <w:r>
+        <w:t xml:space="preserve">Das Programm Tier_Klasse.py löst eine ganz ähnliche Aufgabe. </w:t>
+      </w:r>
+      <w:r>
+        <w:t xml:space="preserve">Nimm Tier_Klasse.py als </w:t>
+      </w:r>
+      <w:r>
+        <w:rPr>
+          <w:b/>
+          <w:bCs/>
+        </w:rPr>
+        <w:t>Vorbild</w:t>
+      </w:r>
+      <w:r>
+        <w:t xml:space="preserve"> und schreibe das Program</w:t>
+      </w:r>
+      <w:r>
+        <w:t>m Zweirad_Klasse.py</w:t>
+      </w:r>
+      <w:r>
+        <w:t>.</w:t>
+      </w:r>
+    </w:p>
+    <w:p>
+      <w:pPr>
+        <w:pStyle w:val="Listenabsatz"/>
+        <w:numPr>
+          <w:ilvl w:val="0"/>
+          <w:numId w:val="30"/>
+        </w:numPr>
+        <w:spacing w:before="120"/>
+        <w:ind w:left="714" w:hanging="357"/>
+        <w:contextualSpacing w:val="0"/>
+      </w:pPr>
+      <w:r>
+        <w:t>Mit dem Menüpunkt</w:t>
+      </w:r>
+      <w:r>
+        <w:rPr>
+          <w:b/>
+          <w:bCs/>
+        </w:rPr>
+        <w:t xml:space="preserve"> File/ Open</w:t>
+      </w:r>
+      <w:r>
+        <w:t xml:space="preserve"> … öffnest du die Datei "</w:t>
+      </w:r>
+      <w:r>
+        <w:t>Tier</w:t>
+      </w:r>
+      <w:r>
+        <w:t>_Klasse.py" im Ordner Python/</w:t>
+      </w:r>
+      <w:r>
+        <w:t>12_OOP_Vererbung_bei_Klassen</w:t>
+      </w:r>
+      <w:r>
+        <w:t xml:space="preserve">. </w:t>
+      </w:r>
+    </w:p>
+    <w:p>
+      <w:pPr>
+        <w:pStyle w:val="Listenabsatz"/>
+        <w:numPr>
+          <w:ilvl w:val="0"/>
+          <w:numId w:val="30"/>
+        </w:numPr>
+        <w:spacing w:before="120"/>
+        <w:ind w:left="714" w:hanging="357"/>
+        <w:contextualSpacing w:val="0"/>
+      </w:pPr>
+      <w:r>
+        <w:t xml:space="preserve">Mit dem Menüpunkt </w:t>
+      </w:r>
+      <w:r>
+        <w:rPr>
+          <w:b/>
+          <w:bCs/>
+        </w:rPr>
+        <w:t>File/ New File</w:t>
+      </w:r>
+      <w:r>
+        <w:t xml:space="preserve"> erzeugst du ein leeres Editor-Fenster mit dem Titel "</w:t>
+      </w:r>
+      <w:proofErr w:type="spellStart"/>
+      <w:r>
+        <w:t>untitled</w:t>
+      </w:r>
+      <w:proofErr w:type="spellEnd"/>
+      <w:r>
+        <w:t>".</w:t>
+      </w:r>
+      <w:r>
+        <w:t xml:space="preserve"> </w:t>
+      </w:r>
+    </w:p>
+    <w:p>
+      <w:pPr>
+        <w:pStyle w:val="Listenabsatz"/>
+        <w:numPr>
+          <w:ilvl w:val="0"/>
+          <w:numId w:val="30"/>
+        </w:numPr>
+        <w:spacing w:before="120"/>
+        <w:ind w:left="714" w:hanging="357"/>
+        <w:contextualSpacing w:val="0"/>
+      </w:pPr>
+      <w:r>
+        <w:t xml:space="preserve">Lege das Fenster mit dem Titel </w:t>
+      </w:r>
+      <w:r>
+        <w:t>"Tier_Klasse.py"</w:t>
+      </w:r>
+      <w:r>
+        <w:t xml:space="preserve"> in die linke Hälfte deines Bildschirms. </w:t>
       </w:r>
       <w:r>
         <w:br/>
+        <w:t>Lege das Fenster mit dem Titel "</w:t>
+      </w:r>
+      <w:proofErr w:type="spellStart"/>
+      <w:r>
+        <w:t>untitled</w:t>
+      </w:r>
+      <w:proofErr w:type="spellEnd"/>
+      <w:r>
+        <w:t xml:space="preserve">" in die rechte Hälfte deines Bildschirms. </w:t>
+      </w:r>
+      <w:r>
+        <w:br/>
+        <w:t>Im Folgenden schreibst du ausschließlich in das Fenster "</w:t>
+      </w:r>
+      <w:proofErr w:type="spellStart"/>
+      <w:r>
+        <w:t>untitled</w:t>
+      </w:r>
+      <w:proofErr w:type="spellEnd"/>
+      <w:r>
+        <w:t xml:space="preserve">". </w:t>
+      </w:r>
+    </w:p>
+    <w:p>
+      <w:pPr>
+        <w:pStyle w:val="Listenabsatz"/>
+        <w:numPr>
+          <w:ilvl w:val="0"/>
+          <w:numId w:val="30"/>
+        </w:numPr>
+        <w:spacing w:before="120"/>
+        <w:ind w:left="714" w:hanging="357"/>
+        <w:contextualSpacing w:val="0"/>
+      </w:pPr>
+      <w:r>
+        <w:t>Die erste Zeile im Editor-Fenster beschreibt, was das Programm tut:</w:t>
+      </w:r>
+    </w:p>
+    <w:p>
+      <w:pPr>
+        <w:spacing w:after="120"/>
+      </w:pPr>
+      <w:r>
+        <w:drawing>
+          <wp:inline distT="0" distB="0" distL="0" distR="0" wp14:anchorId="29363026" wp14:editId="1CB580E2">
+            <wp:extent cx="6645910" cy="136525"/>
+            <wp:effectExtent l="0" t="0" r="2540" b="0"/>
+            <wp:docPr id="860225624" name="Grafik 1"/>
+            <wp:cNvGraphicFramePr>
+              <a:graphicFrameLocks xmlns:a="http://schemas.openxmlformats.org/drawingml/2006/main" noChangeAspect="1"/>
+            </wp:cNvGraphicFramePr>
+            <a:graphic xmlns:a="http://schemas.openxmlformats.org/drawingml/2006/main">
+              <a:graphicData uri="http://schemas.openxmlformats.org/drawingml/2006/picture">
+                <pic:pic xmlns:pic="http://schemas.openxmlformats.org/drawingml/2006/picture">
+                  <pic:nvPicPr>
+                    <pic:cNvPr id="860225624" name=""/>
+                    <pic:cNvPicPr/>
+                  </pic:nvPicPr>
+                  <pic:blipFill>
+                    <a:blip r:embed="rId83"/>
+                    <a:stretch>
+                      <a:fillRect/>
+                    </a:stretch>
+                  </pic:blipFill>
+                  <pic:spPr>
+                    <a:xfrm>
+                      <a:off x="0" y="0"/>
+                      <a:ext cx="6645910" cy="136525"/>
+                    </a:xfrm>
+                    <a:prstGeom prst="rect">
+                      <a:avLst/>
+                    </a:prstGeom>
+                  </pic:spPr>
+                </pic:pic>
+              </a:graphicData>
+            </a:graphic>
+          </wp:inline>
+        </w:drawing>
+      </w:r>
+    </w:p>
+    <w:p>
+      <w:pPr>
+        <w:pStyle w:val="Listenabsatz"/>
+        <w:numPr>
+          <w:ilvl w:val="0"/>
+          <w:numId w:val="30"/>
+        </w:numPr>
+        <w:spacing w:before="120"/>
+        <w:ind w:left="714" w:hanging="357"/>
+        <w:contextualSpacing w:val="0"/>
+      </w:pPr>
+      <w:r>
+        <w:t xml:space="preserve">Die Definition Eltern-Klasse und den Hilfetext machst du nach dem </w:t>
+      </w:r>
+      <w:r>
+        <w:rPr>
+          <w:b/>
+          <w:bCs/>
+        </w:rPr>
+        <w:t>Vorbild</w:t>
+      </w:r>
+      <w:r>
+        <w:t xml:space="preserve">: </w:t>
+      </w:r>
+      <w:r>
+        <w:br/>
+        <w:t xml:space="preserve">Anstelle von </w:t>
+      </w:r>
+      <w:r>
+        <w:rPr>
+          <w:rFonts w:ascii="Courier New" w:hAnsi="Courier New" w:cs="Courier New"/>
+        </w:rPr>
+        <w:t>Tier</w:t>
+      </w:r>
+      <w:r>
+        <w:t xml:space="preserve"> schreibst du </w:t>
+      </w:r>
+      <w:r>
+        <w:rPr>
+          <w:rFonts w:ascii="Courier New" w:hAnsi="Courier New" w:cs="Courier New"/>
+        </w:rPr>
+        <w:t>Zweirad</w:t>
+      </w:r>
+      <w:r>
+        <w:br/>
+        <w:t xml:space="preserve">Anstelle von </w:t>
+      </w:r>
+      <w:r>
+        <w:rPr>
+          <w:rFonts w:ascii="Courier New" w:hAnsi="Courier New" w:cs="Courier New"/>
+          <w:color w:val="2FDF17"/>
+        </w:rPr>
+        <w:t>Säugetieren</w:t>
+      </w:r>
+      <w:r>
+        <w:t xml:space="preserve"> schreibst du </w:t>
+      </w:r>
+      <w:r>
+        <w:rPr>
+          <w:rFonts w:ascii="Courier New" w:hAnsi="Courier New" w:cs="Courier New"/>
+          <w:color w:val="2FDF17"/>
+        </w:rPr>
+        <w:t>Zweirädern</w:t>
+      </w:r>
+    </w:p>
+    <w:p>
+      <w:pPr>
+        <w:pStyle w:val="Listenabsatz"/>
+        <w:numPr>
+          <w:ilvl w:val="0"/>
+          <w:numId w:val="30"/>
+        </w:numPr>
+        <w:spacing w:before="120"/>
+        <w:ind w:left="714" w:hanging="357"/>
+        <w:contextualSpacing w:val="0"/>
+      </w:pPr>
+      <w:r>
+        <w:t xml:space="preserve">Die </w:t>
+      </w:r>
+      <w:r>
+        <w:t xml:space="preserve">Methode </w:t>
+      </w:r>
+      <w:r>
+        <w:rPr>
+          <w:rFonts w:ascii="Courier New" w:hAnsi="Courier New" w:cs="Courier New"/>
+          <w:color w:val="0070C0"/>
+        </w:rPr>
+        <w:t>__</w:t>
+      </w:r>
+      <w:proofErr w:type="spellStart"/>
+      <w:r>
+        <w:rPr>
+          <w:rFonts w:ascii="Courier New" w:hAnsi="Courier New" w:cs="Courier New"/>
+          <w:color w:val="0070C0"/>
+        </w:rPr>
+        <w:t>init</w:t>
+      </w:r>
+      <w:proofErr w:type="spellEnd"/>
+      <w:r>
+        <w:rPr>
+          <w:rFonts w:ascii="Courier New" w:hAnsi="Courier New" w:cs="Courier New"/>
+          <w:color w:val="0070C0"/>
+        </w:rPr>
+        <w:t>__</w:t>
+      </w:r>
+      <w:r>
+        <w:rPr>
+          <w:color w:val="0070C0"/>
+        </w:rPr>
+        <w:t xml:space="preserve"> </w:t>
+      </w:r>
+      <w:r>
+        <w:t xml:space="preserve">der Klasse definierst du nach dem </w:t>
+      </w:r>
+      <w:r>
+        <w:rPr>
+          <w:b/>
+          <w:bCs/>
+        </w:rPr>
+        <w:t>Vorbild</w:t>
+      </w:r>
+      <w:r>
+        <w:t>:</w:t>
+      </w:r>
+      <w:r>
+        <w:br/>
+        <w:t xml:space="preserve">Anstelle von </w:t>
+      </w:r>
+      <w:proofErr w:type="spellStart"/>
+      <w:r>
+        <w:rPr>
+          <w:rFonts w:ascii="Courier New" w:hAnsi="Courier New" w:cs="Courier New"/>
+        </w:rPr>
+        <w:t>rufname</w:t>
+      </w:r>
+      <w:proofErr w:type="spellEnd"/>
+      <w:r>
+        <w:rPr>
+          <w:rFonts w:ascii="Courier New" w:hAnsi="Courier New" w:cs="Courier New"/>
+        </w:rPr>
+        <w:t xml:space="preserve">, </w:t>
+      </w:r>
+      <w:proofErr w:type="spellStart"/>
+      <w:r>
+        <w:rPr>
+          <w:rFonts w:ascii="Courier New" w:hAnsi="Courier New" w:cs="Courier New"/>
+        </w:rPr>
+        <w:t>farbe</w:t>
+      </w:r>
+      <w:proofErr w:type="spellEnd"/>
+      <w:r>
+        <w:rPr>
+          <w:rFonts w:ascii="Courier New" w:hAnsi="Courier New" w:cs="Courier New"/>
+        </w:rPr>
+        <w:t>, alter</w:t>
+      </w:r>
+      <w:r>
+        <w:t xml:space="preserve"> schreibst du </w:t>
+      </w:r>
+      <w:proofErr w:type="spellStart"/>
+      <w:r>
+        <w:rPr>
+          <w:rFonts w:ascii="Courier New" w:hAnsi="Courier New" w:cs="Courier New"/>
+        </w:rPr>
+        <w:t>besitzer</w:t>
+      </w:r>
+      <w:proofErr w:type="spellEnd"/>
+      <w:r>
+        <w:rPr>
+          <w:rFonts w:ascii="Courier New" w:hAnsi="Courier New" w:cs="Courier New"/>
+        </w:rPr>
+        <w:t xml:space="preserve">, </w:t>
+      </w:r>
+      <w:proofErr w:type="spellStart"/>
+      <w:r>
+        <w:rPr>
+          <w:rFonts w:ascii="Courier New" w:hAnsi="Courier New" w:cs="Courier New"/>
+        </w:rPr>
+        <w:t>farbe</w:t>
+      </w:r>
+      <w:proofErr w:type="spellEnd"/>
+      <w:r>
+        <w:rPr>
+          <w:rFonts w:ascii="Courier New" w:hAnsi="Courier New" w:cs="Courier New"/>
+        </w:rPr>
+        <w:t xml:space="preserve">, typ, </w:t>
+      </w:r>
+      <w:proofErr w:type="spellStart"/>
+      <w:r>
+        <w:rPr>
+          <w:rFonts w:ascii="Courier New" w:hAnsi="Courier New" w:cs="Courier New"/>
+        </w:rPr>
+        <w:t>gaenge</w:t>
+      </w:r>
+      <w:proofErr w:type="spellEnd"/>
+      <w:r>
+        <w:rPr>
+          <w:rFonts w:ascii="Courier New" w:hAnsi="Courier New" w:cs="Courier New"/>
+        </w:rPr>
+        <w:br/>
+      </w:r>
+      <w:r>
+        <w:t xml:space="preserve">Anstelle von </w:t>
+      </w:r>
+      <w:proofErr w:type="spellStart"/>
+      <w:proofErr w:type="gramStart"/>
+      <w:r>
+        <w:rPr>
+          <w:rFonts w:ascii="Courier New" w:hAnsi="Courier New" w:cs="Courier New"/>
+        </w:rPr>
+        <w:t>self.rufname</w:t>
+      </w:r>
+      <w:proofErr w:type="spellEnd"/>
+      <w:proofErr w:type="gramEnd"/>
+      <w:r>
+        <w:rPr>
+          <w:rFonts w:ascii="Courier New" w:hAnsi="Courier New" w:cs="Courier New"/>
+        </w:rPr>
+        <w:t xml:space="preserve"> = </w:t>
+      </w:r>
+      <w:proofErr w:type="spellStart"/>
+      <w:r>
+        <w:rPr>
+          <w:rFonts w:ascii="Courier New" w:hAnsi="Courier New" w:cs="Courier New"/>
+        </w:rPr>
+        <w:t>rufname</w:t>
+      </w:r>
+      <w:proofErr w:type="spellEnd"/>
+      <w:r>
+        <w:t xml:space="preserve"> schreibst du </w:t>
+      </w:r>
+      <w:proofErr w:type="spellStart"/>
+      <w:proofErr w:type="gramStart"/>
+      <w:r>
+        <w:rPr>
+          <w:rFonts w:ascii="Courier New" w:hAnsi="Courier New" w:cs="Courier New"/>
+        </w:rPr>
+        <w:t>self.besitzer</w:t>
+      </w:r>
+      <w:proofErr w:type="spellEnd"/>
+      <w:proofErr w:type="gramEnd"/>
+      <w:r>
+        <w:rPr>
+          <w:rFonts w:ascii="Courier New" w:hAnsi="Courier New" w:cs="Courier New"/>
+        </w:rPr>
+        <w:t xml:space="preserve"> = </w:t>
+      </w:r>
+      <w:proofErr w:type="spellStart"/>
+      <w:r>
+        <w:rPr>
+          <w:rFonts w:ascii="Courier New" w:hAnsi="Courier New" w:cs="Courier New"/>
+        </w:rPr>
+        <w:t>besitzer</w:t>
+      </w:r>
+      <w:proofErr w:type="spellEnd"/>
+      <w:r>
+        <w:br/>
+        <w:t>usw.</w:t>
+      </w:r>
+    </w:p>
+    <w:p>
+      <w:pPr>
+        <w:pStyle w:val="Listenabsatz"/>
+        <w:numPr>
+          <w:ilvl w:val="0"/>
+          <w:numId w:val="30"/>
+        </w:numPr>
+        <w:spacing w:before="120"/>
+        <w:ind w:left="714" w:hanging="357"/>
+        <w:contextualSpacing w:val="0"/>
+      </w:pPr>
+      <w:r>
+        <w:t xml:space="preserve">Speichere den Inhalt mit dem Menüpunkt </w:t>
+      </w:r>
+      <w:r>
+        <w:rPr>
+          <w:b/>
+          <w:bCs/>
+        </w:rPr>
+        <w:t>File/ Save</w:t>
+      </w:r>
+      <w:r>
+        <w:t xml:space="preserve"> unter dem Dateinamen "</w:t>
+      </w:r>
+      <w:proofErr w:type="spellStart"/>
+      <w:r>
+        <w:t>Fahrrad_Klasse</w:t>
+      </w:r>
+      <w:proofErr w:type="spellEnd"/>
+      <w:r>
+        <w:t>" im Ordner Python/</w:t>
+      </w:r>
+      <w:r>
+        <w:t>12_OOP_Vererbung_bei_Klassen</w:t>
+      </w:r>
+      <w:r>
+        <w:t>.</w:t>
+      </w:r>
+    </w:p>
+    <w:p>
+      <w:pPr>
+        <w:pStyle w:val="Listenabsatz"/>
+        <w:numPr>
+          <w:ilvl w:val="0"/>
+          <w:numId w:val="30"/>
+        </w:numPr>
+        <w:spacing w:before="120"/>
+        <w:ind w:left="714" w:hanging="357"/>
+        <w:contextualSpacing w:val="0"/>
+      </w:pPr>
+      <w:r>
+        <w:t xml:space="preserve">Ab hier kannst du die </w:t>
+      </w:r>
+      <w:r>
+        <w:t>Definition der Eltern-Klasse</w:t>
+      </w:r>
+      <w:r>
+        <w:t xml:space="preserve"> alleine vervollständigen! </w:t>
+      </w:r>
+      <w:r>
+        <w:br/>
+        <w:t xml:space="preserve">Beantworte die Fragen und programmiere nach dem </w:t>
+      </w:r>
+      <w:r>
+        <w:rPr>
+          <w:b/>
+          <w:bCs/>
+        </w:rPr>
+        <w:t>Vorbild</w:t>
+      </w:r>
+      <w:r>
+        <w:t xml:space="preserve">. </w:t>
+      </w:r>
+      <w:r>
+        <w:br/>
+        <w:t xml:space="preserve">Welche Methode wird nach dem Vorbild </w:t>
+      </w:r>
+      <w:proofErr w:type="spellStart"/>
+      <w:r>
+        <w:rPr>
+          <w:rFonts w:ascii="Courier New" w:hAnsi="Courier New" w:cs="Courier New"/>
+          <w:color w:val="0070C0"/>
+        </w:rPr>
+        <w:t>tut_miauen</w:t>
+      </w:r>
+      <w:proofErr w:type="spellEnd"/>
+      <w:r>
+        <w:t xml:space="preserve"> programmiert? </w:t>
+      </w:r>
+      <w:r>
+        <w:br/>
+        <w:t>Welche Methode wird nach dem Vorbild</w:t>
+      </w:r>
+      <w:r>
+        <w:rPr>
+          <w:rFonts w:ascii="Courier New" w:hAnsi="Courier New" w:cs="Courier New"/>
+          <w:color w:val="0070C0"/>
+        </w:rPr>
+        <w:t xml:space="preserve"> </w:t>
+      </w:r>
+      <w:proofErr w:type="spellStart"/>
+      <w:r>
+        <w:rPr>
+          <w:rFonts w:ascii="Courier New" w:hAnsi="Courier New" w:cs="Courier New"/>
+          <w:color w:val="0070C0"/>
+        </w:rPr>
+        <w:t>tut_schlafen</w:t>
+      </w:r>
+      <w:proofErr w:type="spellEnd"/>
+      <w:r>
+        <w:t xml:space="preserve"> programmiert?</w:t>
+      </w:r>
+      <w:r>
+        <w:br/>
+        <w:t xml:space="preserve">Welche Größe muss in der Methode </w:t>
+      </w:r>
+      <w:r>
+        <w:rPr>
+          <w:rFonts w:ascii="Courier New" w:hAnsi="Courier New" w:cs="Courier New"/>
+          <w:color w:val="0070C0"/>
+        </w:rPr>
+        <w:t>__</w:t>
+      </w:r>
+      <w:proofErr w:type="spellStart"/>
+      <w:r>
+        <w:rPr>
+          <w:rFonts w:ascii="Courier New" w:hAnsi="Courier New" w:cs="Courier New"/>
+          <w:color w:val="0070C0"/>
+        </w:rPr>
+        <w:t>init</w:t>
+      </w:r>
+      <w:proofErr w:type="spellEnd"/>
+      <w:r>
+        <w:rPr>
+          <w:rFonts w:ascii="Courier New" w:hAnsi="Courier New" w:cs="Courier New"/>
+          <w:color w:val="0070C0"/>
+        </w:rPr>
+        <w:t>__</w:t>
+      </w:r>
+      <w:r>
+        <w:t xml:space="preserve"> aufaddiert werden?</w:t>
+      </w:r>
+    </w:p>
+    <w:p>
+      <w:pPr>
+        <w:pStyle w:val="Listenabsatz"/>
+        <w:numPr>
+          <w:ilvl w:val="0"/>
+          <w:numId w:val="30"/>
+        </w:numPr>
+        <w:spacing w:before="120"/>
+        <w:ind w:left="714" w:hanging="357"/>
+        <w:contextualSpacing w:val="0"/>
+      </w:pPr>
+      <w:r>
+        <w:t xml:space="preserve">Die Definition der Kind-Klasse für Fahrräder und den Hilfetext machst du nach dem </w:t>
+      </w:r>
+      <w:r>
+        <w:rPr>
+          <w:b/>
+          <w:bCs/>
+        </w:rPr>
+        <w:t>Vorbild</w:t>
+      </w:r>
+      <w:r>
+        <w:t>:</w:t>
+      </w:r>
+      <w:r>
+        <w:br/>
+        <w:t xml:space="preserve">Anstelle von </w:t>
+      </w:r>
+      <w:r>
+        <w:rPr>
+          <w:rFonts w:ascii="Courier New" w:hAnsi="Courier New" w:cs="Courier New"/>
+          <w:color w:val="EE0000"/>
+        </w:rPr>
+        <w:t>Katzen</w:t>
+      </w:r>
+      <w:r>
+        <w:rPr>
+          <w:color w:val="EE0000"/>
+        </w:rPr>
+        <w:t xml:space="preserve"> </w:t>
+      </w:r>
+      <w:r>
+        <w:t xml:space="preserve">schreibst du </w:t>
+      </w:r>
+      <w:r>
+        <w:rPr>
+          <w:rFonts w:ascii="Courier New" w:hAnsi="Courier New" w:cs="Courier New"/>
+          <w:color w:val="EE0000"/>
+        </w:rPr>
+        <w:t>Fahrräder</w:t>
+      </w:r>
+      <w:r>
+        <w:br/>
+      </w:r>
+      <w:r>
+        <w:t xml:space="preserve">Anstelle von </w:t>
+      </w:r>
+      <w:r>
+        <w:rPr>
+          <w:rFonts w:ascii="Courier New" w:hAnsi="Courier New" w:cs="Courier New"/>
+          <w:color w:val="0070C0"/>
+        </w:rPr>
+        <w:t>BauplanKatzenKlasse</w:t>
+      </w:r>
+      <w:r>
+        <w:rPr>
+          <w:color w:val="0070C0"/>
+        </w:rPr>
+        <w:t xml:space="preserve"> </w:t>
+      </w:r>
+      <w:r>
+        <w:t xml:space="preserve">schreibst du </w:t>
+      </w:r>
+      <w:proofErr w:type="spellStart"/>
+      <w:r>
+        <w:rPr>
+          <w:rFonts w:ascii="Courier New" w:hAnsi="Courier New" w:cs="Courier New"/>
+          <w:color w:val="0070C0"/>
+        </w:rPr>
+        <w:t>BauplanFahrradKlasse</w:t>
+      </w:r>
+      <w:proofErr w:type="spellEnd"/>
+      <w:r>
+        <w:br/>
+        <w:t xml:space="preserve">Anstelle von </w:t>
+      </w:r>
+      <w:r>
+        <w:rPr>
+          <w:rFonts w:ascii="Courier New" w:hAnsi="Courier New" w:cs="Courier New"/>
+          <w:color w:val="2FDF17"/>
+        </w:rPr>
+        <w:t>Katzen</w:t>
+      </w:r>
+      <w:r>
+        <w:rPr>
+          <w:color w:val="538135" w:themeColor="accent6" w:themeShade="BF"/>
+        </w:rPr>
+        <w:t xml:space="preserve"> </w:t>
+      </w:r>
+      <w:r>
+        <w:t xml:space="preserve">schreibst du </w:t>
+      </w:r>
+      <w:r>
+        <w:rPr>
+          <w:rFonts w:ascii="Courier New" w:hAnsi="Courier New" w:cs="Courier New"/>
+          <w:color w:val="2FDF17"/>
+        </w:rPr>
+        <w:t>Fahrrädern</w:t>
+      </w:r>
+    </w:p>
+    <w:p>
+      <w:pPr>
+        <w:pStyle w:val="Listenabsatz"/>
+        <w:numPr>
+          <w:ilvl w:val="0"/>
+          <w:numId w:val="30"/>
+        </w:numPr>
+        <w:spacing w:before="120"/>
+        <w:ind w:left="714" w:hanging="357"/>
+        <w:contextualSpacing w:val="0"/>
+      </w:pPr>
+      <w:r>
+        <w:lastRenderedPageBreak/>
+        <w:t xml:space="preserve">Die </w:t>
+      </w:r>
+      <w:r>
+        <w:t xml:space="preserve">Methode </w:t>
+      </w:r>
+      <w:r>
+        <w:rPr>
+          <w:rFonts w:ascii="Courier New" w:hAnsi="Courier New" w:cs="Courier New"/>
+          <w:color w:val="0070C0"/>
+        </w:rPr>
+        <w:t>__</w:t>
+      </w:r>
+      <w:proofErr w:type="spellStart"/>
+      <w:r>
+        <w:rPr>
+          <w:rFonts w:ascii="Courier New" w:hAnsi="Courier New" w:cs="Courier New"/>
+          <w:color w:val="0070C0"/>
+        </w:rPr>
+        <w:t>init</w:t>
+      </w:r>
+      <w:proofErr w:type="spellEnd"/>
+      <w:r>
+        <w:rPr>
+          <w:rFonts w:ascii="Courier New" w:hAnsi="Courier New" w:cs="Courier New"/>
+          <w:color w:val="0070C0"/>
+        </w:rPr>
+        <w:t>__</w:t>
+      </w:r>
+      <w:r>
+        <w:t xml:space="preserve"> </w:t>
+      </w:r>
+      <w:r>
+        <w:t xml:space="preserve">der Kind-Klasse für Fahrräder </w:t>
+      </w:r>
+      <w:r>
+        <w:t>m</w:t>
+      </w:r>
+      <w:r>
+        <w:t xml:space="preserve">achst du nach dem </w:t>
+      </w:r>
+      <w:r>
+        <w:rPr>
+          <w:b/>
+          <w:bCs/>
+        </w:rPr>
+        <w:t>Vorbild</w:t>
+      </w:r>
+      <w:r>
+        <w:t>:</w:t>
+      </w:r>
+      <w:r>
+        <w:t xml:space="preserve"> </w:t>
+      </w:r>
+      <w:r>
+        <w:br/>
+      </w:r>
+      <w:r>
+        <w:t xml:space="preserve">Anstelle von </w:t>
+      </w:r>
+      <w:proofErr w:type="spellStart"/>
+      <w:r>
+        <w:rPr>
+          <w:rFonts w:ascii="Courier New" w:hAnsi="Courier New" w:cs="Courier New"/>
+        </w:rPr>
+        <w:t>rufname</w:t>
+      </w:r>
+      <w:proofErr w:type="spellEnd"/>
+      <w:r>
+        <w:rPr>
+          <w:rFonts w:ascii="Courier New" w:hAnsi="Courier New" w:cs="Courier New"/>
+        </w:rPr>
+        <w:t xml:space="preserve">, </w:t>
+      </w:r>
+      <w:proofErr w:type="spellStart"/>
+      <w:r>
+        <w:rPr>
+          <w:rFonts w:ascii="Courier New" w:hAnsi="Courier New" w:cs="Courier New"/>
+        </w:rPr>
+        <w:t>farbe</w:t>
+      </w:r>
+      <w:proofErr w:type="spellEnd"/>
+      <w:r>
+        <w:rPr>
+          <w:rFonts w:ascii="Courier New" w:hAnsi="Courier New" w:cs="Courier New"/>
+        </w:rPr>
+        <w:t>, alter</w:t>
+      </w:r>
+      <w:r>
+        <w:t xml:space="preserve"> schreibst du </w:t>
+      </w:r>
+      <w:proofErr w:type="spellStart"/>
+      <w:r>
+        <w:rPr>
+          <w:rFonts w:ascii="Courier New" w:hAnsi="Courier New" w:cs="Courier New"/>
+        </w:rPr>
+        <w:t>besitzer</w:t>
+      </w:r>
+      <w:proofErr w:type="spellEnd"/>
+      <w:r>
+        <w:rPr>
+          <w:rFonts w:ascii="Courier New" w:hAnsi="Courier New" w:cs="Courier New"/>
+        </w:rPr>
+        <w:t xml:space="preserve">, </w:t>
+      </w:r>
+      <w:proofErr w:type="spellStart"/>
+      <w:r>
+        <w:rPr>
+          <w:rFonts w:ascii="Courier New" w:hAnsi="Courier New" w:cs="Courier New"/>
+        </w:rPr>
+        <w:t>farbe</w:t>
+      </w:r>
+      <w:proofErr w:type="spellEnd"/>
+      <w:r>
+        <w:rPr>
+          <w:rFonts w:ascii="Courier New" w:hAnsi="Courier New" w:cs="Courier New"/>
+        </w:rPr>
+        <w:t xml:space="preserve">, typ, </w:t>
+      </w:r>
+      <w:proofErr w:type="spellStart"/>
+      <w:r>
+        <w:rPr>
+          <w:rFonts w:ascii="Courier New" w:hAnsi="Courier New" w:cs="Courier New"/>
+        </w:rPr>
+        <w:t>gaenge</w:t>
+      </w:r>
+      <w:proofErr w:type="spellEnd"/>
+      <w:r>
+        <w:rPr>
+          <w:rFonts w:ascii="Courier New" w:hAnsi="Courier New" w:cs="Courier New"/>
+        </w:rPr>
+        <w:br/>
+      </w:r>
+      <w:r>
+        <w:rPr>
+          <w:rFonts w:cstheme="minorHAnsi"/>
+        </w:rPr>
+        <w:t>Das musst du</w:t>
+      </w:r>
+      <w:r>
+        <w:rPr>
+          <w:rFonts w:cstheme="minorHAnsi"/>
+        </w:rPr>
+        <w:t xml:space="preserve"> an zwei Stellen machen!</w:t>
+      </w:r>
+    </w:p>
+    <w:p>
+      <w:pPr>
+        <w:pStyle w:val="Listenabsatz"/>
+        <w:numPr>
+          <w:ilvl w:val="0"/>
+          <w:numId w:val="30"/>
+        </w:numPr>
+        <w:spacing w:before="120"/>
+        <w:ind w:left="714" w:hanging="357"/>
+        <w:contextualSpacing w:val="0"/>
+      </w:pPr>
+      <w:r>
+        <w:t xml:space="preserve">Die Definition der Kind-Klasse für </w:t>
+      </w:r>
+      <w:r>
+        <w:t>Pedelecs</w:t>
+      </w:r>
+      <w:r>
+        <w:t xml:space="preserve"> und den Hilfetext machst du nach dem </w:t>
+      </w:r>
+      <w:r>
+        <w:rPr>
+          <w:b/>
+          <w:bCs/>
+        </w:rPr>
+        <w:t>Vorbild</w:t>
+      </w:r>
+      <w:r>
+        <w:t>:</w:t>
+      </w:r>
+      <w:r>
+        <w:br/>
+        <w:t xml:space="preserve">Anstelle </w:t>
+      </w:r>
+      <w:proofErr w:type="gramStart"/>
+      <w:r>
+        <w:t>von</w:t>
+      </w:r>
+      <w:r>
+        <w:t xml:space="preserve"> </w:t>
+      </w:r>
+      <w:r>
+        <w:rPr>
+          <w:rFonts w:ascii="Courier New" w:hAnsi="Courier New" w:cs="Courier New"/>
+          <w:color w:val="EE0000"/>
+        </w:rPr>
+        <w:t>Hunde</w:t>
+      </w:r>
+      <w:proofErr w:type="gramEnd"/>
+      <w:r>
+        <w:rPr>
+          <w:color w:val="EE0000"/>
+        </w:rPr>
+        <w:t xml:space="preserve"> </w:t>
+      </w:r>
+      <w:r>
+        <w:t xml:space="preserve">schreibst du </w:t>
+      </w:r>
+      <w:r>
+        <w:rPr>
+          <w:rFonts w:ascii="Courier New" w:hAnsi="Courier New" w:cs="Courier New"/>
+          <w:color w:val="EE0000"/>
+        </w:rPr>
+        <w:t>Pedelecs</w:t>
+      </w:r>
+      <w:r>
+        <w:br/>
+        <w:t xml:space="preserve">Anstelle von </w:t>
+      </w:r>
+      <w:r>
+        <w:rPr>
+          <w:rFonts w:ascii="Courier New" w:hAnsi="Courier New" w:cs="Courier New"/>
+          <w:color w:val="0070C0"/>
+        </w:rPr>
+        <w:t>Hund</w:t>
+      </w:r>
+      <w:r>
+        <w:rPr>
+          <w:color w:val="0070C0"/>
+        </w:rPr>
+        <w:t xml:space="preserve"> </w:t>
+      </w:r>
+      <w:r>
+        <w:t xml:space="preserve">schreibst du </w:t>
+      </w:r>
+      <w:r>
+        <w:rPr>
+          <w:rFonts w:ascii="Courier New" w:hAnsi="Courier New" w:cs="Courier New"/>
+          <w:color w:val="0070C0"/>
+        </w:rPr>
+        <w:t>Pedel</w:t>
+      </w:r>
+      <w:r>
+        <w:rPr>
+          <w:rFonts w:ascii="Courier New" w:hAnsi="Courier New" w:cs="Courier New"/>
+          <w:color w:val="0070C0"/>
+        </w:rPr>
+        <w:t>e</w:t>
+      </w:r>
+      <w:r>
+        <w:rPr>
+          <w:rFonts w:ascii="Courier New" w:hAnsi="Courier New" w:cs="Courier New"/>
+          <w:color w:val="0070C0"/>
+        </w:rPr>
+        <w:t>c</w:t>
+      </w:r>
+      <w:r>
+        <w:br/>
+        <w:t xml:space="preserve">Anstelle von </w:t>
+      </w:r>
+      <w:r>
+        <w:rPr>
+          <w:rFonts w:ascii="Courier New" w:hAnsi="Courier New" w:cs="Courier New"/>
+          <w:color w:val="2FDF17"/>
+        </w:rPr>
+        <w:t>Hunden</w:t>
+      </w:r>
+      <w:r>
+        <w:rPr>
+          <w:color w:val="538135" w:themeColor="accent6" w:themeShade="BF"/>
+        </w:rPr>
+        <w:t xml:space="preserve"> </w:t>
+      </w:r>
+      <w:r>
+        <w:t xml:space="preserve">schreibst du </w:t>
+      </w:r>
+      <w:r>
+        <w:rPr>
+          <w:rFonts w:ascii="Courier New" w:hAnsi="Courier New" w:cs="Courier New"/>
+          <w:color w:val="2FDF17"/>
+        </w:rPr>
+        <w:t>Pedelecs</w:t>
+      </w:r>
+    </w:p>
+    <w:p>
+      <w:pPr>
+        <w:pStyle w:val="Listenabsatz"/>
+        <w:numPr>
+          <w:ilvl w:val="0"/>
+          <w:numId w:val="30"/>
+        </w:numPr>
+        <w:spacing w:before="120"/>
+        <w:ind w:left="714" w:hanging="357"/>
+        <w:contextualSpacing w:val="0"/>
+      </w:pPr>
+      <w:r>
+        <w:t xml:space="preserve">Die </w:t>
+      </w:r>
+      <w:r>
+        <w:t xml:space="preserve">Methode </w:t>
+      </w:r>
+      <w:r>
+        <w:rPr>
+          <w:rFonts w:ascii="Courier New" w:hAnsi="Courier New" w:cs="Courier New"/>
+          <w:color w:val="0070C0"/>
+        </w:rPr>
+        <w:t>__</w:t>
+      </w:r>
+      <w:proofErr w:type="spellStart"/>
+      <w:r>
+        <w:rPr>
+          <w:rFonts w:ascii="Courier New" w:hAnsi="Courier New" w:cs="Courier New"/>
+          <w:color w:val="0070C0"/>
+        </w:rPr>
+        <w:t>init</w:t>
+      </w:r>
+      <w:proofErr w:type="spellEnd"/>
+      <w:r>
+        <w:rPr>
+          <w:rFonts w:ascii="Courier New" w:hAnsi="Courier New" w:cs="Courier New"/>
+          <w:color w:val="0070C0"/>
+        </w:rPr>
+        <w:t>__</w:t>
+      </w:r>
+      <w:r>
+        <w:t xml:space="preserve"> der Kind-Klasse für </w:t>
+      </w:r>
+      <w:r>
+        <w:t>Pedelecs</w:t>
+      </w:r>
+      <w:r>
+        <w:t xml:space="preserve"> machst du nach dem </w:t>
+      </w:r>
+      <w:r>
+        <w:rPr>
+          <w:b/>
+          <w:bCs/>
+        </w:rPr>
+        <w:t>Vorbild</w:t>
+      </w:r>
+      <w:r>
+        <w:t xml:space="preserve">: </w:t>
+      </w:r>
+      <w:r>
+        <w:br/>
+        <w:t xml:space="preserve">Anstelle von </w:t>
+      </w:r>
+      <w:proofErr w:type="spellStart"/>
+      <w:r>
+        <w:rPr>
+          <w:rFonts w:ascii="Courier New" w:hAnsi="Courier New" w:cs="Courier New"/>
+        </w:rPr>
+        <w:t>rufname</w:t>
+      </w:r>
+      <w:proofErr w:type="spellEnd"/>
+      <w:r>
+        <w:rPr>
+          <w:rFonts w:ascii="Courier New" w:hAnsi="Courier New" w:cs="Courier New"/>
+        </w:rPr>
+        <w:t xml:space="preserve">, </w:t>
+      </w:r>
+      <w:proofErr w:type="spellStart"/>
+      <w:r>
+        <w:rPr>
+          <w:rFonts w:ascii="Courier New" w:hAnsi="Courier New" w:cs="Courier New"/>
+        </w:rPr>
+        <w:t>farbe</w:t>
+      </w:r>
+      <w:proofErr w:type="spellEnd"/>
+      <w:r>
+        <w:rPr>
+          <w:rFonts w:ascii="Courier New" w:hAnsi="Courier New" w:cs="Courier New"/>
+        </w:rPr>
+        <w:t>, alter</w:t>
+      </w:r>
+      <w:r>
+        <w:t xml:space="preserve"> schreibst du </w:t>
+      </w:r>
+      <w:proofErr w:type="spellStart"/>
+      <w:r>
+        <w:rPr>
+          <w:rFonts w:ascii="Courier New" w:hAnsi="Courier New" w:cs="Courier New"/>
+        </w:rPr>
+        <w:t>besitzer</w:t>
+      </w:r>
+      <w:proofErr w:type="spellEnd"/>
+      <w:r>
+        <w:rPr>
+          <w:rFonts w:ascii="Courier New" w:hAnsi="Courier New" w:cs="Courier New"/>
+        </w:rPr>
+        <w:t xml:space="preserve">, </w:t>
+      </w:r>
+      <w:proofErr w:type="spellStart"/>
+      <w:r>
+        <w:rPr>
+          <w:rFonts w:ascii="Courier New" w:hAnsi="Courier New" w:cs="Courier New"/>
+        </w:rPr>
+        <w:t>farbe</w:t>
+      </w:r>
+      <w:proofErr w:type="spellEnd"/>
+      <w:r>
+        <w:rPr>
+          <w:rFonts w:ascii="Courier New" w:hAnsi="Courier New" w:cs="Courier New"/>
+        </w:rPr>
+        <w:t xml:space="preserve">, typ, </w:t>
+      </w:r>
+      <w:proofErr w:type="spellStart"/>
+      <w:r>
+        <w:rPr>
+          <w:rFonts w:ascii="Courier New" w:hAnsi="Courier New" w:cs="Courier New"/>
+        </w:rPr>
+        <w:t>gaenge</w:t>
+      </w:r>
+      <w:proofErr w:type="spellEnd"/>
+      <w:r>
+        <w:rPr>
+          <w:rFonts w:ascii="Courier New" w:hAnsi="Courier New" w:cs="Courier New"/>
+        </w:rPr>
+        <w:br/>
+      </w:r>
+      <w:r>
+        <w:rPr>
+          <w:rFonts w:cstheme="minorHAnsi"/>
+        </w:rPr>
+        <w:t>Das musst du an zwei Stellen machen!</w:t>
+      </w:r>
+      <w:r>
+        <w:rPr>
+          <w:rFonts w:cstheme="minorHAnsi"/>
+        </w:rPr>
+        <w:br/>
+        <w:t xml:space="preserve">Die Eigenschaft </w:t>
+      </w:r>
+      <w:proofErr w:type="spellStart"/>
+      <w:r>
+        <w:rPr>
+          <w:rFonts w:ascii="Courier New" w:hAnsi="Courier New" w:cs="Courier New"/>
+        </w:rPr>
+        <w:t>kapazitaet</w:t>
+      </w:r>
+      <w:proofErr w:type="spellEnd"/>
+      <w:r>
+        <w:rPr>
+          <w:rFonts w:cstheme="minorHAnsi"/>
+        </w:rPr>
+        <w:t xml:space="preserve"> schreibst zusätzlich in die Klammer der Methode </w:t>
+      </w:r>
+      <w:r>
+        <w:rPr>
+          <w:rFonts w:ascii="Courier New" w:hAnsi="Courier New" w:cs="Courier New"/>
+          <w:color w:val="0070C0"/>
+        </w:rPr>
+        <w:t>__</w:t>
+      </w:r>
+      <w:proofErr w:type="spellStart"/>
+      <w:r>
+        <w:rPr>
+          <w:rFonts w:ascii="Courier New" w:hAnsi="Courier New" w:cs="Courier New"/>
+          <w:color w:val="0070C0"/>
+        </w:rPr>
+        <w:t>init</w:t>
+      </w:r>
+      <w:proofErr w:type="spellEnd"/>
+      <w:r>
+        <w:rPr>
+          <w:rFonts w:ascii="Courier New" w:hAnsi="Courier New" w:cs="Courier New"/>
+          <w:color w:val="0070C0"/>
+        </w:rPr>
+        <w:t>__</w:t>
+      </w:r>
+      <w:r>
+        <w:rPr>
+          <w:rFonts w:cstheme="minorHAnsi"/>
+        </w:rPr>
+        <w:t xml:space="preserve">. </w:t>
+      </w:r>
+      <w:r>
+        <w:rPr>
+          <w:rFonts w:cstheme="minorHAnsi"/>
+        </w:rPr>
+        <w:br/>
+        <w:t xml:space="preserve">Die Eigenschaft </w:t>
+      </w:r>
+      <w:proofErr w:type="spellStart"/>
+      <w:r>
+        <w:rPr>
+          <w:rFonts w:ascii="Courier New" w:hAnsi="Courier New" w:cs="Courier New"/>
+        </w:rPr>
+        <w:t>kapazitaet</w:t>
+      </w:r>
+      <w:proofErr w:type="spellEnd"/>
+      <w:r>
+        <w:rPr>
+          <w:rFonts w:cstheme="minorHAnsi"/>
+        </w:rPr>
+        <w:t xml:space="preserve"> wird nicht von der Eltern-Klasse abgeholt, weil sie dort nicht vorhanden ist.  </w:t>
+      </w:r>
+    </w:p>
+    <w:p>
+      <w:pPr>
+        <w:pStyle w:val="Listenabsatz"/>
+        <w:numPr>
+          <w:ilvl w:val="0"/>
+          <w:numId w:val="30"/>
+        </w:numPr>
+        <w:spacing w:before="120"/>
+        <w:ind w:left="714" w:hanging="357"/>
+        <w:contextualSpacing w:val="0"/>
+      </w:pPr>
+      <w:r>
+        <w:rPr>
+          <w:rFonts w:cstheme="minorHAnsi"/>
+        </w:rPr>
+        <w:t xml:space="preserve">Die Methode </w:t>
+      </w:r>
+      <w:r>
+        <w:rPr>
+          <w:rFonts w:ascii="Courier New" w:hAnsi="Courier New" w:cs="Courier New"/>
+          <w:color w:val="0070C0"/>
+        </w:rPr>
+        <w:t>aufladen</w:t>
+      </w:r>
+      <w:r>
+        <w:rPr>
+          <w:rFonts w:cstheme="minorHAnsi"/>
+          <w:color w:val="0070C0"/>
+        </w:rPr>
+        <w:t xml:space="preserve"> </w:t>
+      </w:r>
+      <w:r>
+        <w:rPr>
+          <w:rFonts w:cstheme="minorHAnsi"/>
+        </w:rPr>
+        <w:t xml:space="preserve">der Kind-Klasse für Pedelecs machst du nach dem </w:t>
+      </w:r>
+      <w:r>
+        <w:rPr>
+          <w:rFonts w:cstheme="minorHAnsi"/>
+          <w:b/>
+          <w:bCs/>
+        </w:rPr>
+        <w:t>Vorbild</w:t>
+      </w:r>
+      <w:r>
+        <w:rPr>
+          <w:rFonts w:cstheme="minorHAnsi"/>
+        </w:rPr>
+        <w:t>:</w:t>
+      </w:r>
+      <w:r>
+        <w:rPr>
+          <w:rFonts w:cstheme="minorHAnsi"/>
+        </w:rPr>
+        <w:br/>
+        <w:t xml:space="preserve">Anstelle von </w:t>
+      </w:r>
+      <w:proofErr w:type="spellStart"/>
+      <w:r>
+        <w:rPr>
+          <w:rFonts w:ascii="Courier New" w:hAnsi="Courier New" w:cs="Courier New"/>
+          <w:color w:val="0070C0"/>
+        </w:rPr>
+        <w:t>tut_</w:t>
+      </w:r>
+      <w:proofErr w:type="gramStart"/>
+      <w:r>
+        <w:rPr>
+          <w:rFonts w:ascii="Courier New" w:hAnsi="Courier New" w:cs="Courier New"/>
+          <w:color w:val="0070C0"/>
+        </w:rPr>
+        <w:t>reden</w:t>
+      </w:r>
+      <w:proofErr w:type="spellEnd"/>
+      <w:r>
+        <w:rPr>
+          <w:rFonts w:ascii="Courier New" w:hAnsi="Courier New" w:cs="Courier New"/>
+        </w:rPr>
+        <w:t>(</w:t>
+      </w:r>
+      <w:proofErr w:type="spellStart"/>
+      <w:proofErr w:type="gramEnd"/>
+      <w:r>
+        <w:rPr>
+          <w:rFonts w:ascii="Courier New" w:hAnsi="Courier New" w:cs="Courier New"/>
+        </w:rPr>
+        <w:t>self</w:t>
+      </w:r>
+      <w:proofErr w:type="spellEnd"/>
+      <w:r>
+        <w:rPr>
+          <w:rFonts w:ascii="Courier New" w:hAnsi="Courier New" w:cs="Courier New"/>
+        </w:rPr>
+        <w:t xml:space="preserve">, </w:t>
+      </w:r>
+      <w:proofErr w:type="spellStart"/>
+      <w:r>
+        <w:rPr>
+          <w:rFonts w:ascii="Courier New" w:hAnsi="Courier New" w:cs="Courier New"/>
+        </w:rPr>
+        <w:t>anzahl</w:t>
+      </w:r>
+      <w:proofErr w:type="spellEnd"/>
+      <w:r>
+        <w:rPr>
+          <w:rFonts w:ascii="Courier New" w:hAnsi="Courier New" w:cs="Courier New"/>
+        </w:rPr>
+        <w:t xml:space="preserve"> = 1)</w:t>
+      </w:r>
+      <w:r>
+        <w:rPr>
+          <w:rFonts w:cstheme="minorHAnsi"/>
+        </w:rPr>
+        <w:t xml:space="preserve"> schreibst du </w:t>
+      </w:r>
+      <w:r>
+        <w:rPr>
+          <w:rFonts w:ascii="Courier New" w:hAnsi="Courier New" w:cs="Courier New"/>
+          <w:color w:val="0070C0"/>
+        </w:rPr>
+        <w:t>aufladen</w:t>
+      </w:r>
+      <w:r>
+        <w:rPr>
+          <w:rFonts w:ascii="Courier New" w:hAnsi="Courier New" w:cs="Courier New"/>
+        </w:rPr>
+        <w:t>(</w:t>
+      </w:r>
+      <w:proofErr w:type="spellStart"/>
+      <w:r>
+        <w:rPr>
+          <w:rFonts w:ascii="Courier New" w:hAnsi="Courier New" w:cs="Courier New"/>
+        </w:rPr>
+        <w:t>self</w:t>
+      </w:r>
+      <w:proofErr w:type="spellEnd"/>
+      <w:r>
+        <w:rPr>
+          <w:rFonts w:ascii="Courier New" w:hAnsi="Courier New" w:cs="Courier New"/>
+        </w:rPr>
+        <w:t>)</w:t>
+      </w:r>
+      <w:r>
+        <w:rPr>
+          <w:rFonts w:cstheme="minorHAnsi"/>
+        </w:rPr>
+        <w:t xml:space="preserve"> mit dem</w:t>
+      </w:r>
+      <w:r>
+        <w:t xml:space="preserve"> Rumpf:</w:t>
+      </w:r>
+      <w:r>
+        <w:drawing>
+          <wp:inline distT="0" distB="0" distL="0" distR="0" wp14:anchorId="43DD7FCB" wp14:editId="391CB12E">
+            <wp:extent cx="6645910" cy="123190"/>
+            <wp:effectExtent l="0" t="0" r="2540" b="0"/>
+            <wp:docPr id="944229208" name="Grafik 1"/>
+            <wp:cNvGraphicFramePr>
+              <a:graphicFrameLocks xmlns:a="http://schemas.openxmlformats.org/drawingml/2006/main" noChangeAspect="1"/>
+            </wp:cNvGraphicFramePr>
+            <a:graphic xmlns:a="http://schemas.openxmlformats.org/drawingml/2006/main">
+              <a:graphicData uri="http://schemas.openxmlformats.org/drawingml/2006/picture">
+                <pic:pic xmlns:pic="http://schemas.openxmlformats.org/drawingml/2006/picture">
+                  <pic:nvPicPr>
+                    <pic:cNvPr id="944229208" name=""/>
+                    <pic:cNvPicPr/>
+                  </pic:nvPicPr>
+                  <pic:blipFill>
+                    <a:blip r:embed="rId84"/>
+                    <a:stretch>
+                      <a:fillRect/>
+                    </a:stretch>
+                  </pic:blipFill>
+                  <pic:spPr>
+                    <a:xfrm>
+                      <a:off x="0" y="0"/>
+                      <a:ext cx="6645910" cy="123190"/>
+                    </a:xfrm>
+                    <a:prstGeom prst="rect">
+                      <a:avLst/>
+                    </a:prstGeom>
+                  </pic:spPr>
+                </pic:pic>
+              </a:graphicData>
+            </a:graphic>
+          </wp:inline>
+        </w:drawing>
+      </w:r>
+    </w:p>
+    <w:p>
+      <w:pPr>
+        <w:pStyle w:val="Listenabsatz"/>
+        <w:numPr>
+          <w:ilvl w:val="0"/>
+          <w:numId w:val="30"/>
+        </w:numPr>
+        <w:spacing w:before="120"/>
+        <w:ind w:left="714" w:hanging="357"/>
+        <w:contextualSpacing w:val="0"/>
+      </w:pPr>
+      <w:r>
+        <w:rPr>
+          <w:rFonts w:cstheme="minorHAnsi"/>
+        </w:rPr>
+        <w:t>Erstelle</w:t>
+      </w:r>
+      <w:r>
+        <w:rPr>
+          <w:rFonts w:cstheme="minorHAnsi"/>
+        </w:rPr>
+        <w:t xml:space="preserve"> die Instanzen der Kind-Klassen nach dem </w:t>
+      </w:r>
+      <w:r>
+        <w:rPr>
+          <w:rFonts w:cstheme="minorHAnsi"/>
+          <w:b/>
+          <w:bCs/>
+        </w:rPr>
+        <w:t>Vorbild</w:t>
+      </w:r>
+      <w:r>
+        <w:rPr>
+          <w:rFonts w:cstheme="minorHAnsi"/>
+        </w:rPr>
+        <w:t>.</w:t>
+      </w:r>
+    </w:p>
+    <w:p>
+      <w:pPr>
+        <w:pStyle w:val="Listenabsatz"/>
+        <w:numPr>
+          <w:ilvl w:val="0"/>
+          <w:numId w:val="30"/>
+        </w:numPr>
+        <w:spacing w:before="120"/>
+        <w:ind w:left="714" w:hanging="357"/>
+        <w:contextualSpacing w:val="0"/>
+      </w:pPr>
+      <w:r>
         <w:t xml:space="preserve">Gib die </w:t>
       </w:r>
       <w:r>
-        <w:t>Eigenschaft "Kapazität" der Instanz des "Pedelec"</w:t>
-      </w:r>
-      <w:r>
-        <w:t xml:space="preserve"> aus. </w:t>
-      </w:r>
-    </w:p>
-    <w:p>
-      <w:pPr>
-        <w:spacing w:after="120"/>
-      </w:pPr>
-      <w:r>
-        <w:t xml:space="preserve">Das Programm Tier_Klasse.py löst eine ganz ähnliche Aufgabe. </w:t>
-      </w:r>
-      <w:r>
-        <w:br/>
-        <w:t>Schreibe das Programm Zweirad_Klasse.py nach dem Vorbild Tier_Klasse.py.</w:t>
-      </w:r>
-      <w:r>
-        <w:br/>
-        <w:t xml:space="preserve">Die Vergleichstabelle hilft dabei. </w:t>
-      </w:r>
-    </w:p>
-    <w:p>
-      <w:pPr>
-        <w:spacing w:after="120"/>
-      </w:pPr>
-      <w:r>
-        <w:t>Starte das Programm und beurteile die print-Ausgabe.</w:t>
-      </w:r>
-    </w:p>
-    <w:tbl>
-      <w:tblPr>
-        <w:tblStyle w:val="Tabellenraster"/>
-        <w:tblW w:w="10517" w:type="dxa"/>
-        <w:tblLook w:val="04A0" w:firstRow="1" w:lastRow="0" w:firstColumn="1" w:lastColumn="0" w:noHBand="0" w:noVBand="1"/>
-      </w:tblPr>
-      <w:tblGrid>
-        <w:gridCol w:w="4876"/>
-        <w:gridCol w:w="5641"/>
-      </w:tblGrid>
-      <w:tr>
-        <w:tc>
-          <w:tcPr>
-            <w:tcW w:w="4876" w:type="dxa"/>
-          </w:tcPr>
-          <w:p>
-            <w:pPr>
-              <w:rPr>
-                <w:b/>
-                <w:bCs/>
-              </w:rPr>
-            </w:pPr>
-            <w:r>
-              <w:rPr>
-                <w:b/>
-                <w:bCs/>
-              </w:rPr>
-              <w:t>Tier_Klasse.py</w:t>
-            </w:r>
-          </w:p>
-        </w:tc>
-        <w:tc>
-          <w:tcPr>
-            <w:tcW w:w="5641" w:type="dxa"/>
-          </w:tcPr>
-          <w:p>
-            <w:pPr>
-              <w:rPr>
-                <w:b/>
-                <w:bCs/>
-              </w:rPr>
-            </w:pPr>
-            <w:r>
-              <w:rPr>
-                <w:b/>
-                <w:bCs/>
-              </w:rPr>
-              <w:t>Zweirad_Klasse.py</w:t>
-            </w:r>
-          </w:p>
-        </w:tc>
-      </w:tr>
-      <w:tr>
-        <w:tc>
-          <w:tcPr>
-            <w:tcW w:w="4876" w:type="dxa"/>
-          </w:tcPr>
-          <w:p>
-            <w:pPr>
-              <w:rPr>
-                <w:rFonts w:ascii="Courier New" w:hAnsi="Courier New" w:cs="Courier New"/>
-                <w:sz w:val="18"/>
-                <w:szCs w:val="18"/>
-              </w:rPr>
-            </w:pPr>
-            <w:proofErr w:type="spellStart"/>
-            <w:r>
-              <w:rPr>
-                <w:rFonts w:ascii="Courier New" w:hAnsi="Courier New" w:cs="Courier New"/>
-                <w:sz w:val="18"/>
-                <w:szCs w:val="18"/>
-              </w:rPr>
-              <w:t>class</w:t>
-            </w:r>
-            <w:proofErr w:type="spellEnd"/>
-            <w:r>
-              <w:rPr>
-                <w:rFonts w:ascii="Courier New" w:hAnsi="Courier New" w:cs="Courier New"/>
-                <w:sz w:val="18"/>
-                <w:szCs w:val="18"/>
-              </w:rPr>
-              <w:t xml:space="preserve"> </w:t>
-            </w:r>
-            <w:proofErr w:type="gramStart"/>
-            <w:r>
-              <w:rPr>
-                <w:rFonts w:ascii="Courier New" w:hAnsi="Courier New" w:cs="Courier New"/>
-                <w:sz w:val="18"/>
-                <w:szCs w:val="18"/>
-              </w:rPr>
-              <w:t>Tier(</w:t>
-            </w:r>
-            <w:proofErr w:type="gramEnd"/>
-            <w:r>
-              <w:rPr>
-                <w:rFonts w:ascii="Courier New" w:hAnsi="Courier New" w:cs="Courier New"/>
-                <w:sz w:val="18"/>
-                <w:szCs w:val="18"/>
-              </w:rPr>
-              <w:t>)</w:t>
-            </w:r>
-          </w:p>
-        </w:tc>
-        <w:tc>
-          <w:tcPr>
-            <w:tcW w:w="5641" w:type="dxa"/>
-          </w:tcPr>
-          <w:p>
-            <w:pPr>
-              <w:rPr>
-                <w:rFonts w:ascii="Courier New" w:hAnsi="Courier New" w:cs="Courier New"/>
-                <w:sz w:val="18"/>
-                <w:szCs w:val="18"/>
-              </w:rPr>
-            </w:pPr>
-            <w:proofErr w:type="spellStart"/>
-            <w:r>
-              <w:rPr>
-                <w:rFonts w:ascii="Courier New" w:hAnsi="Courier New" w:cs="Courier New"/>
-                <w:sz w:val="18"/>
-                <w:szCs w:val="18"/>
-              </w:rPr>
-              <w:t>c</w:t>
-            </w:r>
-            <w:r>
-              <w:rPr>
-                <w:rFonts w:ascii="Courier New" w:hAnsi="Courier New" w:cs="Courier New"/>
-                <w:sz w:val="18"/>
-                <w:szCs w:val="18"/>
-              </w:rPr>
-              <w:t>lass</w:t>
-            </w:r>
-            <w:proofErr w:type="spellEnd"/>
-            <w:r>
-              <w:rPr>
-                <w:rFonts w:ascii="Courier New" w:hAnsi="Courier New" w:cs="Courier New"/>
-                <w:sz w:val="18"/>
-                <w:szCs w:val="18"/>
-              </w:rPr>
-              <w:t xml:space="preserve"> </w:t>
-            </w:r>
-            <w:proofErr w:type="gramStart"/>
-            <w:r>
-              <w:rPr>
-                <w:rFonts w:ascii="Courier New" w:hAnsi="Courier New" w:cs="Courier New"/>
-                <w:sz w:val="18"/>
-                <w:szCs w:val="18"/>
-              </w:rPr>
-              <w:t>Zweirad(</w:t>
-            </w:r>
-            <w:proofErr w:type="gramEnd"/>
-            <w:r>
-              <w:rPr>
-                <w:rFonts w:ascii="Courier New" w:hAnsi="Courier New" w:cs="Courier New"/>
-                <w:sz w:val="18"/>
-                <w:szCs w:val="18"/>
-              </w:rPr>
-              <w:t>)</w:t>
-            </w:r>
-          </w:p>
-        </w:tc>
-      </w:tr>
-      <w:tr>
-        <w:tc>
-          <w:tcPr>
-            <w:tcW w:w="4876" w:type="dxa"/>
-          </w:tcPr>
-          <w:p>
-            <w:pPr>
-              <w:rPr>
-                <w:rFonts w:ascii="Courier New" w:hAnsi="Courier New" w:cs="Courier New"/>
-                <w:sz w:val="18"/>
-                <w:szCs w:val="18"/>
-              </w:rPr>
-            </w:pPr>
-            <w:r>
-              <w:rPr>
-                <w:rFonts w:ascii="Courier New" w:hAnsi="Courier New" w:cs="Courier New"/>
-                <w:sz w:val="18"/>
-                <w:szCs w:val="18"/>
-              </w:rPr>
-              <w:t>__</w:t>
-            </w:r>
-            <w:proofErr w:type="spellStart"/>
-            <w:r>
-              <w:rPr>
-                <w:rFonts w:ascii="Courier New" w:hAnsi="Courier New" w:cs="Courier New"/>
-                <w:sz w:val="18"/>
-                <w:szCs w:val="18"/>
-              </w:rPr>
-              <w:t>init</w:t>
-            </w:r>
-            <w:proofErr w:type="spellEnd"/>
-            <w:r>
-              <w:rPr>
-                <w:rFonts w:ascii="Courier New" w:hAnsi="Courier New" w:cs="Courier New"/>
-                <w:sz w:val="18"/>
-                <w:szCs w:val="18"/>
-              </w:rPr>
-              <w:t>_</w:t>
-            </w:r>
-            <w:proofErr w:type="gramStart"/>
-            <w:r>
-              <w:rPr>
-                <w:rFonts w:ascii="Courier New" w:hAnsi="Courier New" w:cs="Courier New"/>
-                <w:sz w:val="18"/>
-                <w:szCs w:val="18"/>
-              </w:rPr>
-              <w:t>_(</w:t>
-            </w:r>
-            <w:proofErr w:type="spellStart"/>
-            <w:proofErr w:type="gramEnd"/>
-            <w:r>
-              <w:rPr>
-                <w:rFonts w:ascii="Courier New" w:hAnsi="Courier New" w:cs="Courier New"/>
-                <w:sz w:val="18"/>
-                <w:szCs w:val="18"/>
-              </w:rPr>
-              <w:t>self</w:t>
-            </w:r>
-            <w:proofErr w:type="spellEnd"/>
-            <w:r>
-              <w:rPr>
-                <w:rFonts w:ascii="Courier New" w:hAnsi="Courier New" w:cs="Courier New"/>
-                <w:sz w:val="18"/>
-                <w:szCs w:val="18"/>
-              </w:rPr>
-              <w:t xml:space="preserve">, </w:t>
-            </w:r>
-            <w:proofErr w:type="spellStart"/>
-            <w:r>
-              <w:rPr>
-                <w:rFonts w:ascii="Courier New" w:hAnsi="Courier New" w:cs="Courier New"/>
-                <w:sz w:val="18"/>
-                <w:szCs w:val="18"/>
-              </w:rPr>
-              <w:t>rufname</w:t>
-            </w:r>
-            <w:proofErr w:type="spellEnd"/>
-            <w:r>
-              <w:rPr>
-                <w:rFonts w:ascii="Courier New" w:hAnsi="Courier New" w:cs="Courier New"/>
-                <w:sz w:val="18"/>
-                <w:szCs w:val="18"/>
-              </w:rPr>
-              <w:t xml:space="preserve">, </w:t>
-            </w:r>
-            <w:proofErr w:type="spellStart"/>
-            <w:r>
-              <w:rPr>
-                <w:rFonts w:ascii="Courier New" w:hAnsi="Courier New" w:cs="Courier New"/>
-                <w:sz w:val="18"/>
-                <w:szCs w:val="18"/>
-              </w:rPr>
-              <w:t>farbe</w:t>
-            </w:r>
-            <w:proofErr w:type="spellEnd"/>
-            <w:r>
-              <w:rPr>
-                <w:rFonts w:ascii="Courier New" w:hAnsi="Courier New" w:cs="Courier New"/>
-                <w:sz w:val="18"/>
-                <w:szCs w:val="18"/>
-              </w:rPr>
-              <w:t>, alter)</w:t>
-            </w:r>
-          </w:p>
-        </w:tc>
-        <w:tc>
-          <w:tcPr>
-            <w:tcW w:w="5641" w:type="dxa"/>
-          </w:tcPr>
-          <w:p>
-            <w:pPr>
-              <w:rPr>
-                <w:rFonts w:ascii="Courier New" w:hAnsi="Courier New" w:cs="Courier New"/>
-                <w:sz w:val="18"/>
-                <w:szCs w:val="18"/>
-              </w:rPr>
-            </w:pPr>
-            <w:r>
-              <w:rPr>
-                <w:rFonts w:ascii="Courier New" w:hAnsi="Courier New" w:cs="Courier New"/>
-                <w:sz w:val="18"/>
-                <w:szCs w:val="18"/>
-              </w:rPr>
-              <w:t>__</w:t>
-            </w:r>
-            <w:proofErr w:type="spellStart"/>
-            <w:r>
-              <w:rPr>
-                <w:rFonts w:ascii="Courier New" w:hAnsi="Courier New" w:cs="Courier New"/>
-                <w:sz w:val="18"/>
-                <w:szCs w:val="18"/>
-              </w:rPr>
-              <w:t>init</w:t>
-            </w:r>
-            <w:proofErr w:type="spellEnd"/>
-            <w:r>
-              <w:rPr>
-                <w:rFonts w:ascii="Courier New" w:hAnsi="Courier New" w:cs="Courier New"/>
-                <w:sz w:val="18"/>
-                <w:szCs w:val="18"/>
-              </w:rPr>
-              <w:t>_</w:t>
-            </w:r>
-            <w:proofErr w:type="gramStart"/>
-            <w:r>
-              <w:rPr>
-                <w:rFonts w:ascii="Courier New" w:hAnsi="Courier New" w:cs="Courier New"/>
-                <w:sz w:val="18"/>
-                <w:szCs w:val="18"/>
-              </w:rPr>
-              <w:t>_(</w:t>
-            </w:r>
-            <w:proofErr w:type="spellStart"/>
-            <w:proofErr w:type="gramEnd"/>
-            <w:r>
-              <w:rPr>
-                <w:rFonts w:ascii="Courier New" w:hAnsi="Courier New" w:cs="Courier New"/>
-                <w:sz w:val="18"/>
-                <w:szCs w:val="18"/>
-              </w:rPr>
-              <w:t>self</w:t>
-            </w:r>
-            <w:proofErr w:type="spellEnd"/>
-            <w:r>
-              <w:rPr>
-                <w:rFonts w:ascii="Courier New" w:hAnsi="Courier New" w:cs="Courier New"/>
-                <w:sz w:val="18"/>
-                <w:szCs w:val="18"/>
-              </w:rPr>
-              <w:t xml:space="preserve">, </w:t>
-            </w:r>
-            <w:proofErr w:type="spellStart"/>
-            <w:r>
-              <w:rPr>
-                <w:rFonts w:ascii="Courier New" w:hAnsi="Courier New" w:cs="Courier New"/>
-                <w:sz w:val="18"/>
-                <w:szCs w:val="18"/>
-              </w:rPr>
-              <w:t>besitzer</w:t>
-            </w:r>
-            <w:proofErr w:type="spellEnd"/>
-            <w:r>
-              <w:rPr>
-                <w:rFonts w:ascii="Courier New" w:hAnsi="Courier New" w:cs="Courier New"/>
-                <w:sz w:val="18"/>
-                <w:szCs w:val="18"/>
-              </w:rPr>
-              <w:t xml:space="preserve">, </w:t>
-            </w:r>
-            <w:proofErr w:type="spellStart"/>
-            <w:r>
-              <w:rPr>
-                <w:rFonts w:ascii="Courier New" w:hAnsi="Courier New" w:cs="Courier New"/>
-                <w:sz w:val="18"/>
-                <w:szCs w:val="18"/>
-              </w:rPr>
-              <w:t>farbe</w:t>
-            </w:r>
-            <w:proofErr w:type="spellEnd"/>
-            <w:r>
-              <w:rPr>
-                <w:rFonts w:ascii="Courier New" w:hAnsi="Courier New" w:cs="Courier New"/>
-                <w:sz w:val="18"/>
-                <w:szCs w:val="18"/>
-              </w:rPr>
-              <w:t xml:space="preserve">, typ, </w:t>
-            </w:r>
-            <w:proofErr w:type="spellStart"/>
-            <w:r>
-              <w:rPr>
-                <w:rFonts w:ascii="Courier New" w:hAnsi="Courier New" w:cs="Courier New"/>
-                <w:sz w:val="18"/>
-                <w:szCs w:val="18"/>
-              </w:rPr>
-              <w:t>gaenge</w:t>
-            </w:r>
-            <w:proofErr w:type="spellEnd"/>
-            <w:r>
-              <w:rPr>
-                <w:rFonts w:ascii="Courier New" w:hAnsi="Courier New" w:cs="Courier New"/>
-                <w:sz w:val="18"/>
-                <w:szCs w:val="18"/>
-              </w:rPr>
-              <w:t>)</w:t>
-            </w:r>
-          </w:p>
-        </w:tc>
-      </w:tr>
-      <w:tr>
-        <w:tc>
-          <w:tcPr>
-            <w:tcW w:w="4876" w:type="dxa"/>
-          </w:tcPr>
-          <w:p>
-            <w:pPr>
-              <w:rPr>
-                <w:rFonts w:ascii="Courier New" w:hAnsi="Courier New" w:cs="Courier New"/>
-                <w:sz w:val="18"/>
-                <w:szCs w:val="18"/>
-              </w:rPr>
-            </w:pPr>
-            <w:proofErr w:type="spellStart"/>
-            <w:r>
-              <w:rPr>
-                <w:rFonts w:ascii="Courier New" w:hAnsi="Courier New" w:cs="Courier New"/>
-                <w:sz w:val="18"/>
-                <w:szCs w:val="18"/>
-              </w:rPr>
-              <w:t>rufname</w:t>
-            </w:r>
-            <w:proofErr w:type="spellEnd"/>
-          </w:p>
-        </w:tc>
-        <w:tc>
-          <w:tcPr>
-            <w:tcW w:w="5641" w:type="dxa"/>
-          </w:tcPr>
-          <w:p>
-            <w:pPr>
-              <w:rPr>
-                <w:rFonts w:ascii="Courier New" w:hAnsi="Courier New" w:cs="Courier New"/>
-                <w:sz w:val="18"/>
-                <w:szCs w:val="18"/>
-              </w:rPr>
-            </w:pPr>
-            <w:proofErr w:type="spellStart"/>
-            <w:r>
-              <w:rPr>
-                <w:rFonts w:ascii="Courier New" w:hAnsi="Courier New" w:cs="Courier New"/>
-                <w:sz w:val="18"/>
-                <w:szCs w:val="18"/>
-              </w:rPr>
-              <w:t>besitzer</w:t>
-            </w:r>
-            <w:proofErr w:type="spellEnd"/>
-          </w:p>
-        </w:tc>
-      </w:tr>
-      <w:tr>
-        <w:tc>
-          <w:tcPr>
-            <w:tcW w:w="4876" w:type="dxa"/>
-          </w:tcPr>
-          <w:p>
-            <w:pPr>
-              <w:rPr>
-                <w:rFonts w:ascii="Courier New" w:hAnsi="Courier New" w:cs="Courier New"/>
-                <w:sz w:val="18"/>
-                <w:szCs w:val="18"/>
-              </w:rPr>
-            </w:pPr>
-            <w:proofErr w:type="spellStart"/>
-            <w:r>
-              <w:rPr>
-                <w:rFonts w:ascii="Courier New" w:hAnsi="Courier New" w:cs="Courier New"/>
-                <w:sz w:val="18"/>
-                <w:szCs w:val="18"/>
-              </w:rPr>
-              <w:t>farbe</w:t>
-            </w:r>
-            <w:proofErr w:type="spellEnd"/>
-          </w:p>
-        </w:tc>
-        <w:tc>
-          <w:tcPr>
-            <w:tcW w:w="5641" w:type="dxa"/>
-          </w:tcPr>
-          <w:p>
-            <w:pPr>
-              <w:rPr>
-                <w:rFonts w:ascii="Courier New" w:hAnsi="Courier New" w:cs="Courier New"/>
-                <w:sz w:val="18"/>
-                <w:szCs w:val="18"/>
-              </w:rPr>
-            </w:pPr>
-            <w:proofErr w:type="spellStart"/>
-            <w:r>
-              <w:rPr>
-                <w:rFonts w:ascii="Courier New" w:hAnsi="Courier New" w:cs="Courier New"/>
-                <w:sz w:val="18"/>
-                <w:szCs w:val="18"/>
-              </w:rPr>
-              <w:t>farbe</w:t>
-            </w:r>
-            <w:proofErr w:type="spellEnd"/>
-          </w:p>
-        </w:tc>
-      </w:tr>
-      <w:tr>
-        <w:tc>
-          <w:tcPr>
-            <w:tcW w:w="4876" w:type="dxa"/>
-          </w:tcPr>
-          <w:p>
-            <w:pPr>
-              <w:rPr>
-                <w:rFonts w:ascii="Courier New" w:hAnsi="Courier New" w:cs="Courier New"/>
-                <w:sz w:val="18"/>
-                <w:szCs w:val="18"/>
-              </w:rPr>
-            </w:pPr>
-          </w:p>
-        </w:tc>
-        <w:tc>
-          <w:tcPr>
-            <w:tcW w:w="5641" w:type="dxa"/>
-          </w:tcPr>
-          <w:p>
-            <w:pPr>
-              <w:rPr>
-                <w:rFonts w:ascii="Courier New" w:hAnsi="Courier New" w:cs="Courier New"/>
-                <w:sz w:val="18"/>
-                <w:szCs w:val="18"/>
-              </w:rPr>
-            </w:pPr>
-            <w:r>
-              <w:rPr>
-                <w:rFonts w:ascii="Courier New" w:hAnsi="Courier New" w:cs="Courier New"/>
-                <w:sz w:val="18"/>
-                <w:szCs w:val="18"/>
-              </w:rPr>
-              <w:t>typ</w:t>
-            </w:r>
-          </w:p>
-        </w:tc>
-      </w:tr>
-      <w:tr>
-        <w:tc>
-          <w:tcPr>
-            <w:tcW w:w="4876" w:type="dxa"/>
-          </w:tcPr>
-          <w:p>
-            <w:pPr>
-              <w:rPr>
-                <w:rFonts w:ascii="Courier New" w:hAnsi="Courier New" w:cs="Courier New"/>
-                <w:sz w:val="18"/>
-                <w:szCs w:val="18"/>
-              </w:rPr>
-            </w:pPr>
-            <w:r>
-              <w:rPr>
-                <w:rFonts w:ascii="Courier New" w:hAnsi="Courier New" w:cs="Courier New"/>
-                <w:sz w:val="18"/>
-                <w:szCs w:val="18"/>
-              </w:rPr>
-              <w:t>alter</w:t>
-            </w:r>
-          </w:p>
-        </w:tc>
-        <w:tc>
-          <w:tcPr>
-            <w:tcW w:w="5641" w:type="dxa"/>
-          </w:tcPr>
-          <w:p>
-            <w:pPr>
-              <w:rPr>
-                <w:rFonts w:ascii="Courier New" w:hAnsi="Courier New" w:cs="Courier New"/>
-                <w:sz w:val="18"/>
-                <w:szCs w:val="18"/>
-              </w:rPr>
-            </w:pPr>
-            <w:proofErr w:type="spellStart"/>
-            <w:r>
-              <w:rPr>
-                <w:rFonts w:ascii="Courier New" w:hAnsi="Courier New" w:cs="Courier New"/>
-                <w:sz w:val="18"/>
-                <w:szCs w:val="18"/>
-              </w:rPr>
-              <w:t>gaenge</w:t>
-            </w:r>
-            <w:proofErr w:type="spellEnd"/>
-          </w:p>
-        </w:tc>
-      </w:tr>
-      <w:tr>
-        <w:tc>
-          <w:tcPr>
-            <w:tcW w:w="4876" w:type="dxa"/>
-          </w:tcPr>
-          <w:p>
-            <w:pPr>
-              <w:rPr>
-                <w:rFonts w:ascii="Courier New" w:hAnsi="Courier New" w:cs="Courier New"/>
-                <w:sz w:val="18"/>
-                <w:szCs w:val="18"/>
-              </w:rPr>
-            </w:pPr>
-            <w:proofErr w:type="spellStart"/>
-            <w:r>
-              <w:rPr>
-                <w:rFonts w:ascii="Courier New" w:hAnsi="Courier New" w:cs="Courier New"/>
-                <w:sz w:val="18"/>
-                <w:szCs w:val="18"/>
-              </w:rPr>
-              <w:t>schlafdauer</w:t>
-            </w:r>
-            <w:proofErr w:type="spellEnd"/>
-          </w:p>
-        </w:tc>
-        <w:tc>
-          <w:tcPr>
-            <w:tcW w:w="5641" w:type="dxa"/>
-          </w:tcPr>
-          <w:p>
-            <w:pPr>
-              <w:rPr>
-                <w:rFonts w:ascii="Courier New" w:hAnsi="Courier New" w:cs="Courier New"/>
-                <w:sz w:val="18"/>
-                <w:szCs w:val="18"/>
-              </w:rPr>
-            </w:pPr>
-            <w:proofErr w:type="spellStart"/>
-            <w:r>
-              <w:rPr>
-                <w:rFonts w:ascii="Courier New" w:hAnsi="Courier New" w:cs="Courier New"/>
-                <w:sz w:val="18"/>
-                <w:szCs w:val="18"/>
-              </w:rPr>
-              <w:t>kmstand</w:t>
-            </w:r>
-            <w:proofErr w:type="spellEnd"/>
-          </w:p>
-        </w:tc>
-      </w:tr>
-      <w:tr>
-        <w:tc>
-          <w:tcPr>
-            <w:tcW w:w="4876" w:type="dxa"/>
-          </w:tcPr>
-          <w:p>
-            <w:pPr>
-              <w:rPr>
-                <w:rFonts w:ascii="Courier New" w:hAnsi="Courier New" w:cs="Courier New"/>
-                <w:sz w:val="18"/>
-                <w:szCs w:val="18"/>
-              </w:rPr>
-            </w:pPr>
-            <w:proofErr w:type="spellStart"/>
-            <w:r>
-              <w:rPr>
-                <w:rFonts w:ascii="Courier New" w:hAnsi="Courier New" w:cs="Courier New"/>
-                <w:sz w:val="18"/>
-                <w:szCs w:val="18"/>
-              </w:rPr>
-              <w:t>tut_reden</w:t>
-            </w:r>
-            <w:proofErr w:type="spellEnd"/>
-          </w:p>
-        </w:tc>
-        <w:tc>
-          <w:tcPr>
-            <w:tcW w:w="5641" w:type="dxa"/>
-          </w:tcPr>
-          <w:p>
-            <w:pPr>
-              <w:rPr>
-                <w:rFonts w:ascii="Courier New" w:hAnsi="Courier New" w:cs="Courier New"/>
-                <w:sz w:val="18"/>
-                <w:szCs w:val="18"/>
-              </w:rPr>
-            </w:pPr>
-            <w:r>
-              <w:rPr>
-                <w:rFonts w:ascii="Courier New" w:hAnsi="Courier New" w:cs="Courier New"/>
-                <w:sz w:val="18"/>
-                <w:szCs w:val="18"/>
-              </w:rPr>
-              <w:t>klingeln</w:t>
-            </w:r>
-          </w:p>
-        </w:tc>
-      </w:tr>
-      <w:tr>
-        <w:tc>
-          <w:tcPr>
-            <w:tcW w:w="4876" w:type="dxa"/>
-          </w:tcPr>
-          <w:p>
-            <w:pPr>
-              <w:rPr>
-                <w:rFonts w:ascii="Courier New" w:hAnsi="Courier New" w:cs="Courier New"/>
-                <w:sz w:val="18"/>
-                <w:szCs w:val="18"/>
-              </w:rPr>
-            </w:pPr>
-            <w:proofErr w:type="spellStart"/>
-            <w:r>
-              <w:rPr>
-                <w:rFonts w:ascii="Courier New" w:hAnsi="Courier New" w:cs="Courier New"/>
-                <w:sz w:val="18"/>
-                <w:szCs w:val="18"/>
-              </w:rPr>
-              <w:t>tut_schlafen</w:t>
-            </w:r>
-            <w:proofErr w:type="spellEnd"/>
-          </w:p>
-        </w:tc>
-        <w:tc>
-          <w:tcPr>
-            <w:tcW w:w="5641" w:type="dxa"/>
-          </w:tcPr>
-          <w:p>
-            <w:pPr>
-              <w:rPr>
-                <w:rFonts w:ascii="Courier New" w:hAnsi="Courier New" w:cs="Courier New"/>
-                <w:sz w:val="18"/>
-                <w:szCs w:val="18"/>
-              </w:rPr>
-            </w:pPr>
-            <w:r>
-              <w:rPr>
-                <w:rFonts w:ascii="Courier New" w:hAnsi="Courier New" w:cs="Courier New"/>
-                <w:sz w:val="18"/>
-                <w:szCs w:val="18"/>
-              </w:rPr>
-              <w:t>fahren</w:t>
-            </w:r>
-          </w:p>
-        </w:tc>
-      </w:tr>
-      <w:tr>
-        <w:tc>
-          <w:tcPr>
-            <w:tcW w:w="4876" w:type="dxa"/>
-          </w:tcPr>
-          <w:p>
-            <w:pPr>
-              <w:rPr>
-                <w:rFonts w:ascii="Courier New" w:hAnsi="Courier New" w:cs="Courier New"/>
-                <w:sz w:val="18"/>
-                <w:szCs w:val="18"/>
-              </w:rPr>
-            </w:pPr>
-            <w:proofErr w:type="spellStart"/>
-            <w:r>
-              <w:rPr>
-                <w:rFonts w:ascii="Courier New" w:hAnsi="Courier New" w:cs="Courier New"/>
-                <w:sz w:val="18"/>
-                <w:szCs w:val="18"/>
-              </w:rPr>
-              <w:t>class</w:t>
-            </w:r>
-            <w:proofErr w:type="spellEnd"/>
-            <w:r>
-              <w:rPr>
-                <w:rFonts w:ascii="Courier New" w:hAnsi="Courier New" w:cs="Courier New"/>
-                <w:sz w:val="18"/>
-                <w:szCs w:val="18"/>
-              </w:rPr>
-              <w:t xml:space="preserve"> </w:t>
-            </w:r>
-            <w:proofErr w:type="gramStart"/>
-            <w:r>
-              <w:rPr>
-                <w:rFonts w:ascii="Courier New" w:hAnsi="Courier New" w:cs="Courier New"/>
-                <w:sz w:val="18"/>
-                <w:szCs w:val="18"/>
-              </w:rPr>
-              <w:t>BauplanKatzenKlasse(</w:t>
-            </w:r>
-            <w:proofErr w:type="gramEnd"/>
-            <w:r>
-              <w:rPr>
-                <w:rFonts w:ascii="Courier New" w:hAnsi="Courier New" w:cs="Courier New"/>
-                <w:sz w:val="18"/>
-                <w:szCs w:val="18"/>
-              </w:rPr>
-              <w:t>Tier)</w:t>
-            </w:r>
-          </w:p>
-        </w:tc>
-        <w:tc>
-          <w:tcPr>
-            <w:tcW w:w="5641" w:type="dxa"/>
-          </w:tcPr>
-          <w:p>
-            <w:pPr>
-              <w:rPr>
-                <w:rFonts w:ascii="Courier New" w:hAnsi="Courier New" w:cs="Courier New"/>
-                <w:sz w:val="18"/>
-                <w:szCs w:val="18"/>
-              </w:rPr>
-            </w:pPr>
-            <w:proofErr w:type="spellStart"/>
-            <w:r>
-              <w:rPr>
-                <w:rFonts w:ascii="Courier New" w:hAnsi="Courier New" w:cs="Courier New"/>
-                <w:sz w:val="18"/>
-                <w:szCs w:val="18"/>
-              </w:rPr>
-              <w:t>c</w:t>
-            </w:r>
-            <w:r>
-              <w:rPr>
-                <w:rFonts w:ascii="Courier New" w:hAnsi="Courier New" w:cs="Courier New"/>
-                <w:sz w:val="18"/>
-                <w:szCs w:val="18"/>
-              </w:rPr>
-              <w:t>lass</w:t>
-            </w:r>
-            <w:proofErr w:type="spellEnd"/>
-            <w:r>
-              <w:rPr>
-                <w:rFonts w:ascii="Courier New" w:hAnsi="Courier New" w:cs="Courier New"/>
-                <w:sz w:val="18"/>
-                <w:szCs w:val="18"/>
-              </w:rPr>
-              <w:t xml:space="preserve"> </w:t>
-            </w:r>
-            <w:proofErr w:type="spellStart"/>
-            <w:proofErr w:type="gramStart"/>
-            <w:r>
-              <w:rPr>
-                <w:rFonts w:ascii="Courier New" w:hAnsi="Courier New" w:cs="Courier New"/>
-                <w:sz w:val="18"/>
-                <w:szCs w:val="18"/>
-              </w:rPr>
-              <w:t>BauplanFahrradKlasse</w:t>
-            </w:r>
-            <w:proofErr w:type="spellEnd"/>
-            <w:r>
-              <w:rPr>
-                <w:rFonts w:ascii="Courier New" w:hAnsi="Courier New" w:cs="Courier New"/>
-                <w:sz w:val="18"/>
-                <w:szCs w:val="18"/>
-              </w:rPr>
-              <w:t>(</w:t>
-            </w:r>
-            <w:proofErr w:type="gramEnd"/>
-            <w:r>
-              <w:rPr>
-                <w:rFonts w:ascii="Courier New" w:hAnsi="Courier New" w:cs="Courier New"/>
-                <w:sz w:val="18"/>
-                <w:szCs w:val="18"/>
-              </w:rPr>
-              <w:t>Zweirad)</w:t>
-            </w:r>
-          </w:p>
-        </w:tc>
-      </w:tr>
-      <w:tr>
-        <w:tc>
-          <w:tcPr>
-            <w:tcW w:w="4876" w:type="dxa"/>
-          </w:tcPr>
-          <w:p>
-            <w:pPr>
-              <w:rPr>
-                <w:rFonts w:ascii="Courier New" w:hAnsi="Courier New" w:cs="Courier New"/>
-                <w:sz w:val="18"/>
-                <w:szCs w:val="18"/>
-              </w:rPr>
-            </w:pPr>
-            <w:r>
-              <w:rPr>
-                <w:rFonts w:ascii="Courier New" w:hAnsi="Courier New" w:cs="Courier New"/>
-                <w:sz w:val="18"/>
-                <w:szCs w:val="18"/>
-              </w:rPr>
-              <w:t>__</w:t>
-            </w:r>
-            <w:proofErr w:type="spellStart"/>
-            <w:r>
-              <w:rPr>
-                <w:rFonts w:ascii="Courier New" w:hAnsi="Courier New" w:cs="Courier New"/>
-                <w:sz w:val="18"/>
-                <w:szCs w:val="18"/>
-              </w:rPr>
-              <w:t>init</w:t>
-            </w:r>
-            <w:proofErr w:type="spellEnd"/>
-            <w:r>
-              <w:rPr>
-                <w:rFonts w:ascii="Courier New" w:hAnsi="Courier New" w:cs="Courier New"/>
-                <w:sz w:val="18"/>
-                <w:szCs w:val="18"/>
-              </w:rPr>
-              <w:t>_</w:t>
-            </w:r>
-            <w:proofErr w:type="gramStart"/>
-            <w:r>
-              <w:rPr>
-                <w:rFonts w:ascii="Courier New" w:hAnsi="Courier New" w:cs="Courier New"/>
-                <w:sz w:val="18"/>
-                <w:szCs w:val="18"/>
-              </w:rPr>
-              <w:t>_(</w:t>
-            </w:r>
-            <w:proofErr w:type="spellStart"/>
-            <w:proofErr w:type="gramEnd"/>
-            <w:r>
-              <w:rPr>
-                <w:rFonts w:ascii="Courier New" w:hAnsi="Courier New" w:cs="Courier New"/>
-                <w:sz w:val="18"/>
-                <w:szCs w:val="18"/>
-              </w:rPr>
-              <w:t>self</w:t>
-            </w:r>
-            <w:proofErr w:type="spellEnd"/>
-            <w:r>
-              <w:rPr>
-                <w:rFonts w:ascii="Courier New" w:hAnsi="Courier New" w:cs="Courier New"/>
-                <w:sz w:val="18"/>
-                <w:szCs w:val="18"/>
-              </w:rPr>
-              <w:t xml:space="preserve">, </w:t>
-            </w:r>
-            <w:proofErr w:type="spellStart"/>
-            <w:r>
-              <w:rPr>
-                <w:rFonts w:ascii="Courier New" w:hAnsi="Courier New" w:cs="Courier New"/>
-                <w:sz w:val="18"/>
-                <w:szCs w:val="18"/>
-              </w:rPr>
-              <w:t>rufname</w:t>
-            </w:r>
-            <w:proofErr w:type="spellEnd"/>
-            <w:r>
-              <w:rPr>
-                <w:rFonts w:ascii="Courier New" w:hAnsi="Courier New" w:cs="Courier New"/>
-                <w:sz w:val="18"/>
-                <w:szCs w:val="18"/>
-              </w:rPr>
-              <w:t xml:space="preserve">, </w:t>
-            </w:r>
-            <w:proofErr w:type="spellStart"/>
-            <w:r>
-              <w:rPr>
-                <w:rFonts w:ascii="Courier New" w:hAnsi="Courier New" w:cs="Courier New"/>
-                <w:sz w:val="18"/>
-                <w:szCs w:val="18"/>
-              </w:rPr>
-              <w:t>farbe</w:t>
-            </w:r>
-            <w:proofErr w:type="spellEnd"/>
-            <w:r>
-              <w:rPr>
-                <w:rFonts w:ascii="Courier New" w:hAnsi="Courier New" w:cs="Courier New"/>
-                <w:sz w:val="18"/>
-                <w:szCs w:val="18"/>
-              </w:rPr>
-              <w:t>, alter)</w:t>
-            </w:r>
-          </w:p>
-        </w:tc>
-        <w:tc>
-          <w:tcPr>
-            <w:tcW w:w="5641" w:type="dxa"/>
-          </w:tcPr>
-          <w:p>
-            <w:pPr>
-              <w:rPr>
-                <w:rFonts w:ascii="Courier New" w:hAnsi="Courier New" w:cs="Courier New"/>
-                <w:sz w:val="18"/>
-                <w:szCs w:val="18"/>
-              </w:rPr>
-            </w:pPr>
-            <w:r>
-              <w:rPr>
-                <w:rFonts w:ascii="Courier New" w:hAnsi="Courier New" w:cs="Courier New"/>
-                <w:sz w:val="18"/>
-                <w:szCs w:val="18"/>
-              </w:rPr>
-              <w:t>__</w:t>
-            </w:r>
-            <w:proofErr w:type="spellStart"/>
-            <w:r>
-              <w:rPr>
-                <w:rFonts w:ascii="Courier New" w:hAnsi="Courier New" w:cs="Courier New"/>
-                <w:sz w:val="18"/>
-                <w:szCs w:val="18"/>
-              </w:rPr>
-              <w:t>init</w:t>
-            </w:r>
-            <w:proofErr w:type="spellEnd"/>
-            <w:r>
-              <w:rPr>
-                <w:rFonts w:ascii="Courier New" w:hAnsi="Courier New" w:cs="Courier New"/>
-                <w:sz w:val="18"/>
-                <w:szCs w:val="18"/>
-              </w:rPr>
-              <w:t>_</w:t>
-            </w:r>
-            <w:proofErr w:type="gramStart"/>
-            <w:r>
-              <w:rPr>
-                <w:rFonts w:ascii="Courier New" w:hAnsi="Courier New" w:cs="Courier New"/>
-                <w:sz w:val="18"/>
-                <w:szCs w:val="18"/>
-              </w:rPr>
-              <w:t>_(</w:t>
-            </w:r>
-            <w:proofErr w:type="spellStart"/>
-            <w:proofErr w:type="gramEnd"/>
-            <w:r>
-              <w:rPr>
-                <w:rFonts w:ascii="Courier New" w:hAnsi="Courier New" w:cs="Courier New"/>
-                <w:sz w:val="18"/>
-                <w:szCs w:val="18"/>
-              </w:rPr>
-              <w:t>self</w:t>
-            </w:r>
-            <w:proofErr w:type="spellEnd"/>
-            <w:r>
-              <w:rPr>
-                <w:rFonts w:ascii="Courier New" w:hAnsi="Courier New" w:cs="Courier New"/>
-                <w:sz w:val="18"/>
-                <w:szCs w:val="18"/>
-              </w:rPr>
-              <w:t xml:space="preserve">, </w:t>
-            </w:r>
-            <w:proofErr w:type="spellStart"/>
-            <w:r>
-              <w:rPr>
-                <w:rFonts w:ascii="Courier New" w:hAnsi="Courier New" w:cs="Courier New"/>
-                <w:sz w:val="18"/>
-                <w:szCs w:val="18"/>
-              </w:rPr>
-              <w:t>besitzer</w:t>
-            </w:r>
-            <w:proofErr w:type="spellEnd"/>
-            <w:r>
-              <w:rPr>
-                <w:rFonts w:ascii="Courier New" w:hAnsi="Courier New" w:cs="Courier New"/>
-                <w:sz w:val="18"/>
-                <w:szCs w:val="18"/>
-              </w:rPr>
-              <w:t xml:space="preserve">, </w:t>
-            </w:r>
-            <w:proofErr w:type="spellStart"/>
-            <w:r>
-              <w:rPr>
-                <w:rFonts w:ascii="Courier New" w:hAnsi="Courier New" w:cs="Courier New"/>
-                <w:sz w:val="18"/>
-                <w:szCs w:val="18"/>
-              </w:rPr>
-              <w:t>farbe</w:t>
-            </w:r>
-            <w:proofErr w:type="spellEnd"/>
-            <w:r>
-              <w:rPr>
-                <w:rFonts w:ascii="Courier New" w:hAnsi="Courier New" w:cs="Courier New"/>
-                <w:sz w:val="18"/>
-                <w:szCs w:val="18"/>
-              </w:rPr>
-              <w:t xml:space="preserve">, typ, </w:t>
-            </w:r>
-            <w:proofErr w:type="spellStart"/>
-            <w:r>
-              <w:rPr>
-                <w:rFonts w:ascii="Courier New" w:hAnsi="Courier New" w:cs="Courier New"/>
-                <w:sz w:val="18"/>
-                <w:szCs w:val="18"/>
-              </w:rPr>
-              <w:t>gaenge</w:t>
-            </w:r>
-            <w:proofErr w:type="spellEnd"/>
-            <w:r>
-              <w:rPr>
-                <w:rFonts w:ascii="Courier New" w:hAnsi="Courier New" w:cs="Courier New"/>
-                <w:sz w:val="18"/>
-                <w:szCs w:val="18"/>
-              </w:rPr>
-              <w:t>)</w:t>
-            </w:r>
-          </w:p>
-        </w:tc>
-      </w:tr>
-      <w:tr>
-        <w:tc>
-          <w:tcPr>
-            <w:tcW w:w="4876" w:type="dxa"/>
-          </w:tcPr>
-          <w:p>
-            <w:pPr>
-              <w:rPr>
-                <w:rFonts w:ascii="Courier New" w:hAnsi="Courier New" w:cs="Courier New"/>
-                <w:sz w:val="18"/>
-                <w:szCs w:val="18"/>
-              </w:rPr>
-            </w:pPr>
-            <w:proofErr w:type="gramStart"/>
-            <w:r>
-              <w:rPr>
-                <w:rFonts w:ascii="Courier New" w:hAnsi="Courier New" w:cs="Courier New"/>
-                <w:sz w:val="18"/>
-                <w:szCs w:val="18"/>
-              </w:rPr>
-              <w:t>super().</w:t>
-            </w:r>
-            <w:r>
-              <w:rPr>
-                <w:rFonts w:ascii="Courier New" w:hAnsi="Courier New" w:cs="Courier New"/>
-                <w:sz w:val="18"/>
-                <w:szCs w:val="18"/>
-              </w:rPr>
-              <w:t>_</w:t>
-            </w:r>
-            <w:proofErr w:type="gramEnd"/>
-            <w:r>
-              <w:rPr>
-                <w:rFonts w:ascii="Courier New" w:hAnsi="Courier New" w:cs="Courier New"/>
-                <w:sz w:val="18"/>
-                <w:szCs w:val="18"/>
-              </w:rPr>
-              <w:t>_</w:t>
-            </w:r>
-            <w:proofErr w:type="spellStart"/>
-            <w:r>
-              <w:rPr>
-                <w:rFonts w:ascii="Courier New" w:hAnsi="Courier New" w:cs="Courier New"/>
-                <w:sz w:val="18"/>
-                <w:szCs w:val="18"/>
-              </w:rPr>
-              <w:t>init</w:t>
-            </w:r>
-            <w:proofErr w:type="spellEnd"/>
-            <w:r>
-              <w:rPr>
-                <w:rFonts w:ascii="Courier New" w:hAnsi="Courier New" w:cs="Courier New"/>
-                <w:sz w:val="18"/>
-                <w:szCs w:val="18"/>
-              </w:rPr>
-              <w:t>_</w:t>
-            </w:r>
-            <w:proofErr w:type="gramStart"/>
-            <w:r>
-              <w:rPr>
-                <w:rFonts w:ascii="Courier New" w:hAnsi="Courier New" w:cs="Courier New"/>
-                <w:sz w:val="18"/>
-                <w:szCs w:val="18"/>
-              </w:rPr>
-              <w:t>_</w:t>
-            </w:r>
-            <w:r>
-              <w:rPr>
-                <w:rFonts w:ascii="Courier New" w:hAnsi="Courier New" w:cs="Courier New"/>
-                <w:sz w:val="18"/>
-                <w:szCs w:val="18"/>
-              </w:rPr>
-              <w:t>(</w:t>
-            </w:r>
-            <w:proofErr w:type="spellStart"/>
-            <w:proofErr w:type="gramEnd"/>
-            <w:r>
-              <w:rPr>
-                <w:rFonts w:ascii="Courier New" w:hAnsi="Courier New" w:cs="Courier New"/>
-                <w:sz w:val="18"/>
-                <w:szCs w:val="18"/>
-              </w:rPr>
-              <w:t>self</w:t>
-            </w:r>
-            <w:proofErr w:type="spellEnd"/>
-            <w:r>
-              <w:rPr>
-                <w:rFonts w:ascii="Courier New" w:hAnsi="Courier New" w:cs="Courier New"/>
-                <w:sz w:val="18"/>
-                <w:szCs w:val="18"/>
-              </w:rPr>
-              <w:t xml:space="preserve">, </w:t>
-            </w:r>
-            <w:proofErr w:type="spellStart"/>
-            <w:r>
-              <w:rPr>
-                <w:rFonts w:ascii="Courier New" w:hAnsi="Courier New" w:cs="Courier New"/>
-                <w:sz w:val="18"/>
-                <w:szCs w:val="18"/>
-              </w:rPr>
-              <w:t>rufname</w:t>
-            </w:r>
-            <w:proofErr w:type="spellEnd"/>
-            <w:r>
-              <w:rPr>
-                <w:rFonts w:ascii="Courier New" w:hAnsi="Courier New" w:cs="Courier New"/>
-                <w:sz w:val="18"/>
-                <w:szCs w:val="18"/>
-              </w:rPr>
-              <w:t xml:space="preserve">, </w:t>
-            </w:r>
-            <w:proofErr w:type="spellStart"/>
-            <w:r>
-              <w:rPr>
-                <w:rFonts w:ascii="Courier New" w:hAnsi="Courier New" w:cs="Courier New"/>
-                <w:sz w:val="18"/>
-                <w:szCs w:val="18"/>
-              </w:rPr>
-              <w:t>farbe</w:t>
-            </w:r>
-            <w:proofErr w:type="spellEnd"/>
-            <w:r>
-              <w:rPr>
-                <w:rFonts w:ascii="Courier New" w:hAnsi="Courier New" w:cs="Courier New"/>
-                <w:sz w:val="18"/>
-                <w:szCs w:val="18"/>
-              </w:rPr>
-              <w:t>,</w:t>
-            </w:r>
-            <w:r>
-              <w:rPr>
-                <w:rFonts w:ascii="Courier New" w:hAnsi="Courier New" w:cs="Courier New"/>
-                <w:sz w:val="18"/>
-                <w:szCs w:val="18"/>
-              </w:rPr>
-              <w:t xml:space="preserve"> </w:t>
-            </w:r>
-            <w:r>
-              <w:rPr>
-                <w:rFonts w:ascii="Courier New" w:hAnsi="Courier New" w:cs="Courier New"/>
-                <w:sz w:val="18"/>
-                <w:szCs w:val="18"/>
-              </w:rPr>
-              <w:t>alter</w:t>
-            </w:r>
-            <w:r>
-              <w:rPr>
-                <w:rFonts w:ascii="Courier New" w:hAnsi="Courier New" w:cs="Courier New"/>
-                <w:sz w:val="18"/>
-                <w:szCs w:val="18"/>
-              </w:rPr>
-              <w:t>)</w:t>
-            </w:r>
-          </w:p>
-        </w:tc>
-        <w:tc>
-          <w:tcPr>
-            <w:tcW w:w="5641" w:type="dxa"/>
-          </w:tcPr>
-          <w:p>
-            <w:pPr>
-              <w:rPr>
-                <w:rFonts w:ascii="Courier New" w:hAnsi="Courier New" w:cs="Courier New"/>
-                <w:sz w:val="18"/>
-                <w:szCs w:val="18"/>
-              </w:rPr>
-            </w:pPr>
-            <w:proofErr w:type="gramStart"/>
-            <w:r>
-              <w:rPr>
-                <w:rFonts w:ascii="Courier New" w:hAnsi="Courier New" w:cs="Courier New"/>
-                <w:sz w:val="18"/>
-                <w:szCs w:val="18"/>
-              </w:rPr>
-              <w:t>super().</w:t>
-            </w:r>
-            <w:r>
-              <w:rPr>
-                <w:rFonts w:ascii="Courier New" w:hAnsi="Courier New" w:cs="Courier New"/>
-                <w:sz w:val="18"/>
-                <w:szCs w:val="18"/>
-              </w:rPr>
-              <w:t>_</w:t>
-            </w:r>
-            <w:proofErr w:type="gramEnd"/>
-            <w:r>
-              <w:rPr>
-                <w:rFonts w:ascii="Courier New" w:hAnsi="Courier New" w:cs="Courier New"/>
-                <w:sz w:val="18"/>
-                <w:szCs w:val="18"/>
-              </w:rPr>
-              <w:t>_</w:t>
-            </w:r>
-            <w:proofErr w:type="spellStart"/>
-            <w:r>
-              <w:rPr>
-                <w:rFonts w:ascii="Courier New" w:hAnsi="Courier New" w:cs="Courier New"/>
-                <w:sz w:val="18"/>
-                <w:szCs w:val="18"/>
-              </w:rPr>
-              <w:t>init</w:t>
-            </w:r>
-            <w:proofErr w:type="spellEnd"/>
-            <w:r>
-              <w:rPr>
-                <w:rFonts w:ascii="Courier New" w:hAnsi="Courier New" w:cs="Courier New"/>
-                <w:sz w:val="18"/>
-                <w:szCs w:val="18"/>
-              </w:rPr>
-              <w:t>_</w:t>
-            </w:r>
-            <w:proofErr w:type="gramStart"/>
-            <w:r>
-              <w:rPr>
-                <w:rFonts w:ascii="Courier New" w:hAnsi="Courier New" w:cs="Courier New"/>
-                <w:sz w:val="18"/>
-                <w:szCs w:val="18"/>
-              </w:rPr>
-              <w:t>_</w:t>
-            </w:r>
-            <w:r>
-              <w:rPr>
-                <w:rFonts w:ascii="Courier New" w:hAnsi="Courier New" w:cs="Courier New"/>
-                <w:sz w:val="18"/>
-                <w:szCs w:val="18"/>
-              </w:rPr>
-              <w:t>(</w:t>
-            </w:r>
-            <w:proofErr w:type="spellStart"/>
-            <w:proofErr w:type="gramEnd"/>
-            <w:r>
-              <w:rPr>
-                <w:rFonts w:ascii="Courier New" w:hAnsi="Courier New" w:cs="Courier New"/>
-                <w:sz w:val="18"/>
-                <w:szCs w:val="18"/>
-              </w:rPr>
-              <w:t>self</w:t>
-            </w:r>
-            <w:proofErr w:type="spellEnd"/>
-            <w:r>
-              <w:rPr>
-                <w:rFonts w:ascii="Courier New" w:hAnsi="Courier New" w:cs="Courier New"/>
-                <w:sz w:val="18"/>
-                <w:szCs w:val="18"/>
-              </w:rPr>
-              <w:t xml:space="preserve">, </w:t>
-            </w:r>
-            <w:proofErr w:type="spellStart"/>
-            <w:r>
-              <w:rPr>
-                <w:rFonts w:ascii="Courier New" w:hAnsi="Courier New" w:cs="Courier New"/>
-                <w:sz w:val="18"/>
-                <w:szCs w:val="18"/>
-              </w:rPr>
-              <w:t>besitzer</w:t>
-            </w:r>
-            <w:proofErr w:type="spellEnd"/>
-            <w:r>
-              <w:rPr>
-                <w:rFonts w:ascii="Courier New" w:hAnsi="Courier New" w:cs="Courier New"/>
-                <w:sz w:val="18"/>
-                <w:szCs w:val="18"/>
-              </w:rPr>
-              <w:t xml:space="preserve">, </w:t>
-            </w:r>
-            <w:proofErr w:type="spellStart"/>
-            <w:r>
-              <w:rPr>
-                <w:rFonts w:ascii="Courier New" w:hAnsi="Courier New" w:cs="Courier New"/>
-                <w:sz w:val="18"/>
-                <w:szCs w:val="18"/>
-              </w:rPr>
-              <w:t>farbe</w:t>
-            </w:r>
-            <w:proofErr w:type="spellEnd"/>
-            <w:r>
-              <w:rPr>
-                <w:rFonts w:ascii="Courier New" w:hAnsi="Courier New" w:cs="Courier New"/>
-                <w:sz w:val="18"/>
-                <w:szCs w:val="18"/>
-              </w:rPr>
-              <w:t xml:space="preserve">, typ, </w:t>
-            </w:r>
-            <w:proofErr w:type="spellStart"/>
-            <w:r>
-              <w:rPr>
-                <w:rFonts w:ascii="Courier New" w:hAnsi="Courier New" w:cs="Courier New"/>
-                <w:sz w:val="18"/>
-                <w:szCs w:val="18"/>
-              </w:rPr>
-              <w:t>gaenge</w:t>
-            </w:r>
-            <w:proofErr w:type="spellEnd"/>
-            <w:r>
-              <w:rPr>
-                <w:rFonts w:ascii="Courier New" w:hAnsi="Courier New" w:cs="Courier New"/>
-                <w:sz w:val="18"/>
-                <w:szCs w:val="18"/>
-              </w:rPr>
-              <w:t>)</w:t>
-            </w:r>
-          </w:p>
-        </w:tc>
-      </w:tr>
-      <w:tr>
-        <w:tc>
-          <w:tcPr>
-            <w:tcW w:w="4876" w:type="dxa"/>
-          </w:tcPr>
-          <w:p>
-            <w:pPr>
-              <w:rPr>
-                <w:rFonts w:ascii="Courier New" w:hAnsi="Courier New" w:cs="Courier New"/>
-                <w:sz w:val="18"/>
-                <w:szCs w:val="18"/>
-              </w:rPr>
-            </w:pPr>
-            <w:proofErr w:type="spellStart"/>
-            <w:r>
-              <w:rPr>
-                <w:rFonts w:ascii="Courier New" w:hAnsi="Courier New" w:cs="Courier New"/>
-                <w:sz w:val="18"/>
-                <w:szCs w:val="18"/>
-              </w:rPr>
-              <w:t>class</w:t>
-            </w:r>
-            <w:proofErr w:type="spellEnd"/>
-            <w:r>
-              <w:rPr>
-                <w:rFonts w:ascii="Courier New" w:hAnsi="Courier New" w:cs="Courier New"/>
-                <w:sz w:val="18"/>
-                <w:szCs w:val="18"/>
-              </w:rPr>
-              <w:t xml:space="preserve"> </w:t>
-            </w:r>
-            <w:proofErr w:type="gramStart"/>
-            <w:r>
-              <w:rPr>
-                <w:rFonts w:ascii="Courier New" w:hAnsi="Courier New" w:cs="Courier New"/>
-                <w:sz w:val="18"/>
-                <w:szCs w:val="18"/>
-              </w:rPr>
-              <w:t>Hund(</w:t>
-            </w:r>
-            <w:proofErr w:type="gramEnd"/>
-            <w:r>
-              <w:rPr>
-                <w:rFonts w:ascii="Courier New" w:hAnsi="Courier New" w:cs="Courier New"/>
-                <w:sz w:val="18"/>
-                <w:szCs w:val="18"/>
-              </w:rPr>
-              <w:t>Tier)</w:t>
-            </w:r>
-          </w:p>
-        </w:tc>
-        <w:tc>
-          <w:tcPr>
-            <w:tcW w:w="5641" w:type="dxa"/>
-          </w:tcPr>
-          <w:p>
-            <w:pPr>
-              <w:rPr>
-                <w:rFonts w:ascii="Courier New" w:hAnsi="Courier New" w:cs="Courier New"/>
-                <w:sz w:val="18"/>
-                <w:szCs w:val="18"/>
-              </w:rPr>
-            </w:pPr>
-            <w:proofErr w:type="spellStart"/>
-            <w:r>
-              <w:rPr>
-                <w:rFonts w:ascii="Courier New" w:hAnsi="Courier New" w:cs="Courier New"/>
-                <w:sz w:val="18"/>
-                <w:szCs w:val="18"/>
-              </w:rPr>
-              <w:t>class</w:t>
-            </w:r>
-            <w:proofErr w:type="spellEnd"/>
-            <w:r>
-              <w:rPr>
-                <w:rFonts w:ascii="Courier New" w:hAnsi="Courier New" w:cs="Courier New"/>
-                <w:sz w:val="18"/>
-                <w:szCs w:val="18"/>
-              </w:rPr>
-              <w:t xml:space="preserve"> </w:t>
-            </w:r>
-            <w:proofErr w:type="gramStart"/>
-            <w:r>
-              <w:rPr>
-                <w:rFonts w:ascii="Courier New" w:hAnsi="Courier New" w:cs="Courier New"/>
-                <w:sz w:val="18"/>
-                <w:szCs w:val="18"/>
-              </w:rPr>
-              <w:t>Pedelec(</w:t>
-            </w:r>
-            <w:proofErr w:type="gramEnd"/>
-            <w:r>
-              <w:rPr>
-                <w:rFonts w:ascii="Courier New" w:hAnsi="Courier New" w:cs="Courier New"/>
-                <w:sz w:val="18"/>
-                <w:szCs w:val="18"/>
-              </w:rPr>
-              <w:t>Zweirad)</w:t>
-            </w:r>
-          </w:p>
-        </w:tc>
-      </w:tr>
-      <w:tr>
-        <w:tc>
-          <w:tcPr>
-            <w:tcW w:w="4876" w:type="dxa"/>
-          </w:tcPr>
-          <w:p>
-            <w:pPr>
-              <w:rPr>
-                <w:rFonts w:ascii="Courier New" w:hAnsi="Courier New" w:cs="Courier New"/>
-                <w:sz w:val="18"/>
-                <w:szCs w:val="18"/>
-              </w:rPr>
-            </w:pPr>
-            <w:r>
-              <w:rPr>
-                <w:rFonts w:ascii="Courier New" w:hAnsi="Courier New" w:cs="Courier New"/>
-                <w:sz w:val="18"/>
-                <w:szCs w:val="18"/>
-              </w:rPr>
-              <w:t>__</w:t>
-            </w:r>
-            <w:proofErr w:type="spellStart"/>
-            <w:r>
-              <w:rPr>
-                <w:rFonts w:ascii="Courier New" w:hAnsi="Courier New" w:cs="Courier New"/>
-                <w:sz w:val="18"/>
-                <w:szCs w:val="18"/>
-              </w:rPr>
-              <w:t>init</w:t>
-            </w:r>
-            <w:proofErr w:type="spellEnd"/>
-            <w:r>
-              <w:rPr>
-                <w:rFonts w:ascii="Courier New" w:hAnsi="Courier New" w:cs="Courier New"/>
-                <w:sz w:val="18"/>
-                <w:szCs w:val="18"/>
-              </w:rPr>
-              <w:t>_</w:t>
-            </w:r>
-            <w:proofErr w:type="gramStart"/>
-            <w:r>
-              <w:rPr>
-                <w:rFonts w:ascii="Courier New" w:hAnsi="Courier New" w:cs="Courier New"/>
-                <w:sz w:val="18"/>
-                <w:szCs w:val="18"/>
-              </w:rPr>
-              <w:t>_(</w:t>
-            </w:r>
-            <w:proofErr w:type="spellStart"/>
-            <w:proofErr w:type="gramEnd"/>
-            <w:r>
-              <w:rPr>
-                <w:rFonts w:ascii="Courier New" w:hAnsi="Courier New" w:cs="Courier New"/>
-                <w:sz w:val="18"/>
-                <w:szCs w:val="18"/>
-              </w:rPr>
-              <w:t>self</w:t>
-            </w:r>
-            <w:proofErr w:type="spellEnd"/>
-            <w:r>
-              <w:rPr>
-                <w:rFonts w:ascii="Courier New" w:hAnsi="Courier New" w:cs="Courier New"/>
-                <w:sz w:val="18"/>
-                <w:szCs w:val="18"/>
-              </w:rPr>
-              <w:t xml:space="preserve">, </w:t>
-            </w:r>
-            <w:proofErr w:type="spellStart"/>
-            <w:r>
-              <w:rPr>
-                <w:rFonts w:ascii="Courier New" w:hAnsi="Courier New" w:cs="Courier New"/>
-                <w:sz w:val="18"/>
-                <w:szCs w:val="18"/>
-              </w:rPr>
-              <w:t>rufname</w:t>
-            </w:r>
-            <w:proofErr w:type="spellEnd"/>
-            <w:r>
-              <w:rPr>
-                <w:rFonts w:ascii="Courier New" w:hAnsi="Courier New" w:cs="Courier New"/>
-                <w:sz w:val="18"/>
-                <w:szCs w:val="18"/>
-              </w:rPr>
-              <w:t xml:space="preserve">, </w:t>
-            </w:r>
-            <w:proofErr w:type="spellStart"/>
-            <w:r>
-              <w:rPr>
-                <w:rFonts w:ascii="Courier New" w:hAnsi="Courier New" w:cs="Courier New"/>
-                <w:sz w:val="18"/>
-                <w:szCs w:val="18"/>
-              </w:rPr>
-              <w:t>farbe</w:t>
-            </w:r>
-            <w:proofErr w:type="spellEnd"/>
-            <w:r>
-              <w:rPr>
-                <w:rFonts w:ascii="Courier New" w:hAnsi="Courier New" w:cs="Courier New"/>
-                <w:sz w:val="18"/>
-                <w:szCs w:val="18"/>
-              </w:rPr>
-              <w:t>, alter)</w:t>
-            </w:r>
-          </w:p>
-        </w:tc>
-        <w:tc>
-          <w:tcPr>
-            <w:tcW w:w="5641" w:type="dxa"/>
-          </w:tcPr>
-          <w:p>
-            <w:pPr>
-              <w:rPr>
-                <w:rFonts w:ascii="Courier New" w:hAnsi="Courier New" w:cs="Courier New"/>
-                <w:sz w:val="18"/>
-                <w:szCs w:val="18"/>
-              </w:rPr>
-            </w:pPr>
-            <w:r>
-              <w:rPr>
-                <w:rFonts w:ascii="Courier New" w:hAnsi="Courier New" w:cs="Courier New"/>
-                <w:sz w:val="18"/>
-                <w:szCs w:val="18"/>
-              </w:rPr>
-              <w:t>__</w:t>
-            </w:r>
-            <w:proofErr w:type="spellStart"/>
-            <w:r>
-              <w:rPr>
-                <w:rFonts w:ascii="Courier New" w:hAnsi="Courier New" w:cs="Courier New"/>
-                <w:sz w:val="18"/>
-                <w:szCs w:val="18"/>
-              </w:rPr>
-              <w:t>init</w:t>
-            </w:r>
-            <w:proofErr w:type="spellEnd"/>
-            <w:r>
-              <w:rPr>
-                <w:rFonts w:ascii="Courier New" w:hAnsi="Courier New" w:cs="Courier New"/>
-                <w:sz w:val="18"/>
-                <w:szCs w:val="18"/>
-              </w:rPr>
-              <w:t>_</w:t>
-            </w:r>
-            <w:proofErr w:type="gramStart"/>
-            <w:r>
-              <w:rPr>
-                <w:rFonts w:ascii="Courier New" w:hAnsi="Courier New" w:cs="Courier New"/>
-                <w:sz w:val="18"/>
-                <w:szCs w:val="18"/>
-              </w:rPr>
-              <w:t>_(</w:t>
-            </w:r>
-            <w:proofErr w:type="spellStart"/>
-            <w:proofErr w:type="gramEnd"/>
-            <w:r>
-              <w:rPr>
-                <w:rFonts w:ascii="Courier New" w:hAnsi="Courier New" w:cs="Courier New"/>
-                <w:sz w:val="18"/>
-                <w:szCs w:val="18"/>
-              </w:rPr>
-              <w:t>self</w:t>
-            </w:r>
-            <w:proofErr w:type="spellEnd"/>
-            <w:r>
-              <w:rPr>
-                <w:rFonts w:ascii="Courier New" w:hAnsi="Courier New" w:cs="Courier New"/>
-                <w:sz w:val="18"/>
-                <w:szCs w:val="18"/>
-              </w:rPr>
-              <w:t xml:space="preserve">, </w:t>
-            </w:r>
-            <w:proofErr w:type="spellStart"/>
-            <w:r>
-              <w:rPr>
-                <w:rFonts w:ascii="Courier New" w:hAnsi="Courier New" w:cs="Courier New"/>
-                <w:sz w:val="18"/>
-                <w:szCs w:val="18"/>
-              </w:rPr>
-              <w:t>besitzer</w:t>
-            </w:r>
-            <w:proofErr w:type="spellEnd"/>
-            <w:r>
-              <w:rPr>
-                <w:rFonts w:ascii="Courier New" w:hAnsi="Courier New" w:cs="Courier New"/>
-                <w:sz w:val="18"/>
-                <w:szCs w:val="18"/>
-              </w:rPr>
-              <w:t xml:space="preserve">, </w:t>
-            </w:r>
-            <w:proofErr w:type="spellStart"/>
-            <w:r>
-              <w:rPr>
-                <w:rFonts w:ascii="Courier New" w:hAnsi="Courier New" w:cs="Courier New"/>
-                <w:sz w:val="18"/>
-                <w:szCs w:val="18"/>
-              </w:rPr>
-              <w:t>farbe</w:t>
-            </w:r>
-            <w:proofErr w:type="spellEnd"/>
-            <w:r>
-              <w:rPr>
-                <w:rFonts w:ascii="Courier New" w:hAnsi="Courier New" w:cs="Courier New"/>
-                <w:sz w:val="18"/>
-                <w:szCs w:val="18"/>
-              </w:rPr>
-              <w:t xml:space="preserve">, typ, </w:t>
-            </w:r>
-            <w:proofErr w:type="spellStart"/>
-            <w:r>
-              <w:rPr>
-                <w:rFonts w:ascii="Courier New" w:hAnsi="Courier New" w:cs="Courier New"/>
-                <w:sz w:val="18"/>
-                <w:szCs w:val="18"/>
-              </w:rPr>
-              <w:t>gaenge</w:t>
-            </w:r>
-            <w:proofErr w:type="spellEnd"/>
-            <w:r>
-              <w:rPr>
-                <w:rFonts w:ascii="Courier New" w:hAnsi="Courier New" w:cs="Courier New"/>
-                <w:sz w:val="18"/>
-                <w:szCs w:val="18"/>
-              </w:rPr>
-              <w:t>,</w:t>
-            </w:r>
-            <w:r>
-              <w:rPr>
-                <w:rFonts w:ascii="Courier New" w:hAnsi="Courier New" w:cs="Courier New"/>
-                <w:sz w:val="18"/>
-                <w:szCs w:val="18"/>
-              </w:rPr>
-              <w:t xml:space="preserve"> </w:t>
-            </w:r>
-            <w:proofErr w:type="spellStart"/>
-            <w:r>
-              <w:rPr>
-                <w:rFonts w:ascii="Courier New" w:hAnsi="Courier New" w:cs="Courier New"/>
-                <w:sz w:val="18"/>
-                <w:szCs w:val="18"/>
-              </w:rPr>
-              <w:t>kapazitaet</w:t>
-            </w:r>
-            <w:proofErr w:type="spellEnd"/>
-            <w:r>
-              <w:rPr>
-                <w:rFonts w:ascii="Courier New" w:hAnsi="Courier New" w:cs="Courier New"/>
-                <w:sz w:val="18"/>
-                <w:szCs w:val="18"/>
-              </w:rPr>
-              <w:t>)</w:t>
-            </w:r>
-          </w:p>
-        </w:tc>
-      </w:tr>
-      <w:tr>
-        <w:tc>
-          <w:tcPr>
-            <w:tcW w:w="4876" w:type="dxa"/>
-          </w:tcPr>
-          <w:p>
-            <w:pPr>
-              <w:rPr>
-                <w:rFonts w:ascii="Courier New" w:hAnsi="Courier New" w:cs="Courier New"/>
-                <w:sz w:val="18"/>
-                <w:szCs w:val="18"/>
-              </w:rPr>
-            </w:pPr>
-            <w:proofErr w:type="gramStart"/>
-            <w:r>
-              <w:rPr>
-                <w:rFonts w:ascii="Courier New" w:hAnsi="Courier New" w:cs="Courier New"/>
-                <w:sz w:val="18"/>
-                <w:szCs w:val="18"/>
-              </w:rPr>
-              <w:t>super().</w:t>
-            </w:r>
-            <w:r>
-              <w:rPr>
-                <w:rFonts w:ascii="Courier New" w:hAnsi="Courier New" w:cs="Courier New"/>
-                <w:sz w:val="18"/>
-                <w:szCs w:val="18"/>
-              </w:rPr>
-              <w:t>_</w:t>
-            </w:r>
-            <w:proofErr w:type="gramEnd"/>
-            <w:r>
-              <w:rPr>
-                <w:rFonts w:ascii="Courier New" w:hAnsi="Courier New" w:cs="Courier New"/>
-                <w:sz w:val="18"/>
-                <w:szCs w:val="18"/>
-              </w:rPr>
-              <w:t>_</w:t>
-            </w:r>
-            <w:proofErr w:type="spellStart"/>
-            <w:r>
-              <w:rPr>
-                <w:rFonts w:ascii="Courier New" w:hAnsi="Courier New" w:cs="Courier New"/>
-                <w:sz w:val="18"/>
-                <w:szCs w:val="18"/>
-              </w:rPr>
-              <w:t>init</w:t>
-            </w:r>
-            <w:proofErr w:type="spellEnd"/>
-            <w:r>
-              <w:rPr>
-                <w:rFonts w:ascii="Courier New" w:hAnsi="Courier New" w:cs="Courier New"/>
-                <w:sz w:val="18"/>
-                <w:szCs w:val="18"/>
-              </w:rPr>
-              <w:t>_</w:t>
-            </w:r>
-            <w:proofErr w:type="gramStart"/>
-            <w:r>
-              <w:rPr>
-                <w:rFonts w:ascii="Courier New" w:hAnsi="Courier New" w:cs="Courier New"/>
-                <w:sz w:val="18"/>
-                <w:szCs w:val="18"/>
-              </w:rPr>
-              <w:t>_</w:t>
-            </w:r>
-            <w:r>
-              <w:rPr>
-                <w:rFonts w:ascii="Courier New" w:hAnsi="Courier New" w:cs="Courier New"/>
-                <w:sz w:val="18"/>
-                <w:szCs w:val="18"/>
-              </w:rPr>
-              <w:t>(</w:t>
-            </w:r>
-            <w:proofErr w:type="spellStart"/>
-            <w:proofErr w:type="gramEnd"/>
-            <w:r>
-              <w:rPr>
-                <w:rFonts w:ascii="Courier New" w:hAnsi="Courier New" w:cs="Courier New"/>
-                <w:sz w:val="18"/>
-                <w:szCs w:val="18"/>
-              </w:rPr>
-              <w:t>self</w:t>
-            </w:r>
-            <w:proofErr w:type="spellEnd"/>
-            <w:r>
-              <w:rPr>
-                <w:rFonts w:ascii="Courier New" w:hAnsi="Courier New" w:cs="Courier New"/>
-                <w:sz w:val="18"/>
-                <w:szCs w:val="18"/>
-              </w:rPr>
-              <w:t xml:space="preserve">, </w:t>
-            </w:r>
-            <w:proofErr w:type="spellStart"/>
-            <w:r>
-              <w:rPr>
-                <w:rFonts w:ascii="Courier New" w:hAnsi="Courier New" w:cs="Courier New"/>
-                <w:sz w:val="18"/>
-                <w:szCs w:val="18"/>
-              </w:rPr>
-              <w:t>rufname</w:t>
-            </w:r>
-            <w:proofErr w:type="spellEnd"/>
-            <w:r>
-              <w:rPr>
-                <w:rFonts w:ascii="Courier New" w:hAnsi="Courier New" w:cs="Courier New"/>
-                <w:sz w:val="18"/>
-                <w:szCs w:val="18"/>
-              </w:rPr>
-              <w:t xml:space="preserve">, </w:t>
-            </w:r>
-            <w:proofErr w:type="spellStart"/>
-            <w:r>
-              <w:rPr>
-                <w:rFonts w:ascii="Courier New" w:hAnsi="Courier New" w:cs="Courier New"/>
-                <w:sz w:val="18"/>
-                <w:szCs w:val="18"/>
-              </w:rPr>
-              <w:t>farbe</w:t>
-            </w:r>
-            <w:proofErr w:type="spellEnd"/>
-            <w:r>
-              <w:rPr>
-                <w:rFonts w:ascii="Courier New" w:hAnsi="Courier New" w:cs="Courier New"/>
-                <w:sz w:val="18"/>
-                <w:szCs w:val="18"/>
-              </w:rPr>
-              <w:t>,</w:t>
-            </w:r>
-            <w:r>
-              <w:rPr>
-                <w:rFonts w:ascii="Courier New" w:hAnsi="Courier New" w:cs="Courier New"/>
-                <w:sz w:val="18"/>
-                <w:szCs w:val="18"/>
-              </w:rPr>
-              <w:t xml:space="preserve"> </w:t>
-            </w:r>
-            <w:r>
-              <w:rPr>
-                <w:rFonts w:ascii="Courier New" w:hAnsi="Courier New" w:cs="Courier New"/>
-                <w:sz w:val="18"/>
-                <w:szCs w:val="18"/>
-              </w:rPr>
-              <w:t>alter</w:t>
-            </w:r>
-            <w:r>
-              <w:rPr>
-                <w:rFonts w:ascii="Courier New" w:hAnsi="Courier New" w:cs="Courier New"/>
-                <w:sz w:val="18"/>
-                <w:szCs w:val="18"/>
-              </w:rPr>
-              <w:t>)</w:t>
-            </w:r>
-          </w:p>
-        </w:tc>
-        <w:tc>
-          <w:tcPr>
-            <w:tcW w:w="5641" w:type="dxa"/>
-          </w:tcPr>
-          <w:p>
-            <w:pPr>
-              <w:rPr>
-                <w:rFonts w:ascii="Courier New" w:hAnsi="Courier New" w:cs="Courier New"/>
-                <w:sz w:val="18"/>
-                <w:szCs w:val="18"/>
-              </w:rPr>
-            </w:pPr>
-            <w:proofErr w:type="gramStart"/>
-            <w:r>
-              <w:rPr>
-                <w:rFonts w:ascii="Courier New" w:hAnsi="Courier New" w:cs="Courier New"/>
-                <w:sz w:val="18"/>
-                <w:szCs w:val="18"/>
-              </w:rPr>
-              <w:t>super().</w:t>
-            </w:r>
-            <w:r>
-              <w:rPr>
-                <w:rFonts w:ascii="Courier New" w:hAnsi="Courier New" w:cs="Courier New"/>
-                <w:sz w:val="18"/>
-                <w:szCs w:val="18"/>
-              </w:rPr>
-              <w:t>_</w:t>
-            </w:r>
-            <w:proofErr w:type="gramEnd"/>
-            <w:r>
-              <w:rPr>
-                <w:rFonts w:ascii="Courier New" w:hAnsi="Courier New" w:cs="Courier New"/>
-                <w:sz w:val="18"/>
-                <w:szCs w:val="18"/>
-              </w:rPr>
-              <w:t>_</w:t>
-            </w:r>
-            <w:proofErr w:type="spellStart"/>
-            <w:r>
-              <w:rPr>
-                <w:rFonts w:ascii="Courier New" w:hAnsi="Courier New" w:cs="Courier New"/>
-                <w:sz w:val="18"/>
-                <w:szCs w:val="18"/>
-              </w:rPr>
-              <w:t>init</w:t>
-            </w:r>
-            <w:proofErr w:type="spellEnd"/>
-            <w:r>
-              <w:rPr>
-                <w:rFonts w:ascii="Courier New" w:hAnsi="Courier New" w:cs="Courier New"/>
-                <w:sz w:val="18"/>
-                <w:szCs w:val="18"/>
-              </w:rPr>
-              <w:t>_</w:t>
-            </w:r>
-            <w:proofErr w:type="gramStart"/>
-            <w:r>
-              <w:rPr>
-                <w:rFonts w:ascii="Courier New" w:hAnsi="Courier New" w:cs="Courier New"/>
-                <w:sz w:val="18"/>
-                <w:szCs w:val="18"/>
-              </w:rPr>
-              <w:t>_(</w:t>
-            </w:r>
-            <w:proofErr w:type="spellStart"/>
-            <w:proofErr w:type="gramEnd"/>
-            <w:r>
-              <w:rPr>
-                <w:rFonts w:ascii="Courier New" w:hAnsi="Courier New" w:cs="Courier New"/>
-                <w:sz w:val="18"/>
-                <w:szCs w:val="18"/>
-              </w:rPr>
-              <w:t>self</w:t>
-            </w:r>
-            <w:proofErr w:type="spellEnd"/>
-            <w:r>
-              <w:rPr>
-                <w:rFonts w:ascii="Courier New" w:hAnsi="Courier New" w:cs="Courier New"/>
-                <w:sz w:val="18"/>
-                <w:szCs w:val="18"/>
-              </w:rPr>
-              <w:t xml:space="preserve">, </w:t>
-            </w:r>
-            <w:proofErr w:type="spellStart"/>
-            <w:r>
-              <w:rPr>
-                <w:rFonts w:ascii="Courier New" w:hAnsi="Courier New" w:cs="Courier New"/>
-                <w:sz w:val="18"/>
-                <w:szCs w:val="18"/>
-              </w:rPr>
-              <w:t>besitzer</w:t>
-            </w:r>
-            <w:proofErr w:type="spellEnd"/>
-            <w:r>
-              <w:rPr>
-                <w:rFonts w:ascii="Courier New" w:hAnsi="Courier New" w:cs="Courier New"/>
-                <w:sz w:val="18"/>
-                <w:szCs w:val="18"/>
-              </w:rPr>
-              <w:t xml:space="preserve">, </w:t>
-            </w:r>
-            <w:proofErr w:type="spellStart"/>
-            <w:r>
-              <w:rPr>
-                <w:rFonts w:ascii="Courier New" w:hAnsi="Courier New" w:cs="Courier New"/>
-                <w:sz w:val="18"/>
-                <w:szCs w:val="18"/>
-              </w:rPr>
-              <w:t>farbe</w:t>
-            </w:r>
-            <w:proofErr w:type="spellEnd"/>
-            <w:r>
-              <w:rPr>
-                <w:rFonts w:ascii="Courier New" w:hAnsi="Courier New" w:cs="Courier New"/>
-                <w:sz w:val="18"/>
-                <w:szCs w:val="18"/>
-              </w:rPr>
-              <w:t xml:space="preserve">, typ, </w:t>
-            </w:r>
-            <w:proofErr w:type="spellStart"/>
-            <w:r>
-              <w:rPr>
-                <w:rFonts w:ascii="Courier New" w:hAnsi="Courier New" w:cs="Courier New"/>
-                <w:sz w:val="18"/>
-                <w:szCs w:val="18"/>
-              </w:rPr>
-              <w:t>gaenge</w:t>
-            </w:r>
-            <w:proofErr w:type="spellEnd"/>
-            <w:r>
-              <w:rPr>
-                <w:rFonts w:ascii="Courier New" w:hAnsi="Courier New" w:cs="Courier New"/>
-                <w:sz w:val="18"/>
-                <w:szCs w:val="18"/>
-              </w:rPr>
-              <w:t>)</w:t>
-            </w:r>
-          </w:p>
-        </w:tc>
-      </w:tr>
-      <w:tr>
-        <w:tc>
-          <w:tcPr>
-            <w:tcW w:w="4876" w:type="dxa"/>
-          </w:tcPr>
-          <w:p>
-            <w:pPr>
-              <w:rPr>
-                <w:rFonts w:ascii="Courier New" w:hAnsi="Courier New" w:cs="Courier New"/>
-                <w:sz w:val="18"/>
-                <w:szCs w:val="18"/>
-              </w:rPr>
-            </w:pPr>
-          </w:p>
-        </w:tc>
-        <w:tc>
-          <w:tcPr>
-            <w:tcW w:w="5641" w:type="dxa"/>
-          </w:tcPr>
-          <w:p>
-            <w:pPr>
-              <w:rPr>
-                <w:rFonts w:ascii="Courier New" w:hAnsi="Courier New" w:cs="Courier New"/>
-                <w:sz w:val="18"/>
-                <w:szCs w:val="18"/>
-              </w:rPr>
-            </w:pPr>
-            <w:proofErr w:type="spellStart"/>
-            <w:r>
-              <w:rPr>
-                <w:rFonts w:ascii="Courier New" w:hAnsi="Courier New" w:cs="Courier New"/>
-                <w:sz w:val="18"/>
-                <w:szCs w:val="18"/>
-              </w:rPr>
-              <w:t>kapazitaet</w:t>
-            </w:r>
-            <w:proofErr w:type="spellEnd"/>
-          </w:p>
-        </w:tc>
-      </w:tr>
-      <w:tr>
-        <w:tc>
-          <w:tcPr>
-            <w:tcW w:w="4876" w:type="dxa"/>
-          </w:tcPr>
-          <w:p>
-            <w:pPr>
-              <w:rPr>
-                <w:rFonts w:ascii="Courier New" w:hAnsi="Courier New" w:cs="Courier New"/>
-                <w:sz w:val="18"/>
-                <w:szCs w:val="18"/>
-              </w:rPr>
-            </w:pPr>
-            <w:proofErr w:type="spellStart"/>
-            <w:r>
-              <w:rPr>
-                <w:rFonts w:ascii="Courier New" w:hAnsi="Courier New" w:cs="Courier New"/>
-                <w:sz w:val="18"/>
-                <w:szCs w:val="18"/>
-              </w:rPr>
-              <w:t>tut_reden</w:t>
-            </w:r>
-            <w:proofErr w:type="spellEnd"/>
-          </w:p>
-        </w:tc>
-        <w:tc>
-          <w:tcPr>
-            <w:tcW w:w="5641" w:type="dxa"/>
-          </w:tcPr>
-          <w:p>
-            <w:pPr>
-              <w:rPr>
-                <w:rFonts w:ascii="Courier New" w:hAnsi="Courier New" w:cs="Courier New"/>
-                <w:sz w:val="18"/>
-                <w:szCs w:val="18"/>
-              </w:rPr>
-            </w:pPr>
-            <w:r>
-              <w:rPr>
-                <w:rFonts w:ascii="Courier New" w:hAnsi="Courier New" w:cs="Courier New"/>
-                <w:sz w:val="18"/>
-                <w:szCs w:val="18"/>
-              </w:rPr>
-              <w:t>aufladen</w:t>
-            </w:r>
-          </w:p>
-        </w:tc>
-      </w:tr>
-      <w:tr>
-        <w:tc>
-          <w:tcPr>
-            <w:tcW w:w="4876" w:type="dxa"/>
-          </w:tcPr>
-          <w:p>
-            <w:pPr>
-              <w:rPr>
-                <w:rFonts w:ascii="Courier New" w:hAnsi="Courier New" w:cs="Courier New"/>
-                <w:sz w:val="18"/>
-                <w:szCs w:val="18"/>
-              </w:rPr>
-            </w:pPr>
-            <w:proofErr w:type="spellStart"/>
-            <w:r>
-              <w:rPr>
-                <w:rFonts w:ascii="Courier New" w:hAnsi="Courier New" w:cs="Courier New"/>
-                <w:sz w:val="18"/>
-                <w:szCs w:val="18"/>
-              </w:rPr>
-              <w:t>katze_sammy</w:t>
-            </w:r>
-            <w:proofErr w:type="spellEnd"/>
-          </w:p>
-        </w:tc>
-        <w:tc>
-          <w:tcPr>
-            <w:tcW w:w="5641" w:type="dxa"/>
-          </w:tcPr>
-          <w:p>
-            <w:pPr>
-              <w:rPr>
-                <w:rFonts w:ascii="Courier New" w:hAnsi="Courier New" w:cs="Courier New"/>
-                <w:sz w:val="18"/>
-                <w:szCs w:val="18"/>
-              </w:rPr>
-            </w:pPr>
-            <w:proofErr w:type="spellStart"/>
-            <w:r>
-              <w:rPr>
-                <w:rFonts w:ascii="Courier New" w:hAnsi="Courier New" w:cs="Courier New"/>
-                <w:sz w:val="18"/>
-                <w:szCs w:val="18"/>
-              </w:rPr>
-              <w:t>mein_fahrrad</w:t>
-            </w:r>
-            <w:proofErr w:type="spellEnd"/>
-          </w:p>
-        </w:tc>
-      </w:tr>
-      <w:tr>
-        <w:tc>
-          <w:tcPr>
-            <w:tcW w:w="4876" w:type="dxa"/>
-          </w:tcPr>
-          <w:p>
-            <w:pPr>
-              <w:rPr>
-                <w:rFonts w:ascii="Courier New" w:hAnsi="Courier New" w:cs="Courier New"/>
-                <w:sz w:val="18"/>
-                <w:szCs w:val="18"/>
-              </w:rPr>
-            </w:pPr>
-            <w:proofErr w:type="spellStart"/>
-            <w:r>
-              <w:rPr>
-                <w:rFonts w:ascii="Courier New" w:hAnsi="Courier New" w:cs="Courier New"/>
-                <w:sz w:val="18"/>
-                <w:szCs w:val="18"/>
-              </w:rPr>
-              <w:t>katze_</w:t>
-            </w:r>
-            <w:proofErr w:type="gramStart"/>
-            <w:r>
-              <w:rPr>
-                <w:rFonts w:ascii="Courier New" w:hAnsi="Courier New" w:cs="Courier New"/>
-                <w:sz w:val="18"/>
-                <w:szCs w:val="18"/>
-              </w:rPr>
-              <w:t>sammy.farbe</w:t>
-            </w:r>
-            <w:proofErr w:type="spellEnd"/>
-            <w:proofErr w:type="gramEnd"/>
-          </w:p>
-        </w:tc>
-        <w:tc>
-          <w:tcPr>
-            <w:tcW w:w="5641" w:type="dxa"/>
-          </w:tcPr>
-          <w:p>
-            <w:pPr>
-              <w:rPr>
-                <w:rFonts w:ascii="Courier New" w:hAnsi="Courier New" w:cs="Courier New"/>
-                <w:sz w:val="18"/>
-                <w:szCs w:val="18"/>
-              </w:rPr>
-            </w:pPr>
-            <w:proofErr w:type="spellStart"/>
-            <w:r>
-              <w:rPr>
-                <w:rFonts w:ascii="Courier New" w:hAnsi="Courier New" w:cs="Courier New"/>
-                <w:sz w:val="18"/>
-                <w:szCs w:val="18"/>
-              </w:rPr>
-              <w:t>mein_</w:t>
-            </w:r>
-            <w:proofErr w:type="gramStart"/>
-            <w:r>
-              <w:rPr>
-                <w:rFonts w:ascii="Courier New" w:hAnsi="Courier New" w:cs="Courier New"/>
-                <w:sz w:val="18"/>
-                <w:szCs w:val="18"/>
-              </w:rPr>
-              <w:t>fahrrad.besitzer</w:t>
-            </w:r>
-            <w:proofErr w:type="spellEnd"/>
-            <w:proofErr w:type="gramEnd"/>
-          </w:p>
-        </w:tc>
-      </w:tr>
-      <w:tr>
-        <w:tc>
-          <w:tcPr>
-            <w:tcW w:w="4876" w:type="dxa"/>
-          </w:tcPr>
-          <w:p>
-            <w:pPr>
-              <w:rPr>
-                <w:rFonts w:ascii="Courier New" w:hAnsi="Courier New" w:cs="Courier New"/>
-                <w:sz w:val="18"/>
-                <w:szCs w:val="18"/>
-              </w:rPr>
-            </w:pPr>
-            <w:proofErr w:type="spellStart"/>
-            <w:r>
-              <w:rPr>
-                <w:rFonts w:ascii="Courier New" w:hAnsi="Courier New" w:cs="Courier New"/>
-                <w:sz w:val="18"/>
-                <w:szCs w:val="18"/>
-              </w:rPr>
-              <w:t>hund_bello</w:t>
-            </w:r>
-            <w:proofErr w:type="spellEnd"/>
-          </w:p>
-        </w:tc>
-        <w:tc>
-          <w:tcPr>
-            <w:tcW w:w="5641" w:type="dxa"/>
-          </w:tcPr>
-          <w:p>
-            <w:pPr>
-              <w:rPr>
-                <w:rFonts w:ascii="Courier New" w:hAnsi="Courier New" w:cs="Courier New"/>
-                <w:sz w:val="18"/>
-                <w:szCs w:val="18"/>
-              </w:rPr>
-            </w:pPr>
-            <w:proofErr w:type="spellStart"/>
-            <w:r>
-              <w:rPr>
-                <w:rFonts w:ascii="Courier New" w:hAnsi="Courier New" w:cs="Courier New"/>
-                <w:sz w:val="18"/>
-                <w:szCs w:val="18"/>
-              </w:rPr>
-              <w:t>dein_pedelec</w:t>
-            </w:r>
-            <w:proofErr w:type="spellEnd"/>
-          </w:p>
-        </w:tc>
-      </w:tr>
-      <w:tr>
-        <w:tc>
-          <w:tcPr>
-            <w:tcW w:w="4876" w:type="dxa"/>
-          </w:tcPr>
-          <w:p>
-            <w:pPr>
-              <w:rPr>
-                <w:rFonts w:ascii="Courier New" w:hAnsi="Courier New" w:cs="Courier New"/>
-                <w:sz w:val="18"/>
-                <w:szCs w:val="18"/>
-              </w:rPr>
-            </w:pPr>
-            <w:proofErr w:type="spellStart"/>
-            <w:r>
-              <w:rPr>
-                <w:rFonts w:ascii="Courier New" w:hAnsi="Courier New" w:cs="Courier New"/>
-                <w:sz w:val="18"/>
-                <w:szCs w:val="18"/>
-              </w:rPr>
-              <w:t>hund_</w:t>
-            </w:r>
-            <w:proofErr w:type="gramStart"/>
-            <w:r>
-              <w:rPr>
-                <w:rFonts w:ascii="Courier New" w:hAnsi="Courier New" w:cs="Courier New"/>
-                <w:sz w:val="18"/>
-                <w:szCs w:val="18"/>
-              </w:rPr>
-              <w:t>bello.farbe</w:t>
-            </w:r>
-            <w:proofErr w:type="spellEnd"/>
-            <w:proofErr w:type="gramEnd"/>
-          </w:p>
-        </w:tc>
-        <w:tc>
-          <w:tcPr>
-            <w:tcW w:w="5641" w:type="dxa"/>
-          </w:tcPr>
-          <w:p>
-            <w:pPr>
-              <w:rPr>
-                <w:rFonts w:ascii="Courier New" w:hAnsi="Courier New" w:cs="Courier New"/>
-                <w:sz w:val="18"/>
-                <w:szCs w:val="18"/>
-              </w:rPr>
-            </w:pPr>
-            <w:proofErr w:type="spellStart"/>
-            <w:r>
-              <w:rPr>
-                <w:rFonts w:ascii="Courier New" w:hAnsi="Courier New" w:cs="Courier New"/>
-                <w:sz w:val="18"/>
-                <w:szCs w:val="18"/>
-              </w:rPr>
-              <w:t>dein_</w:t>
-            </w:r>
-            <w:proofErr w:type="gramStart"/>
-            <w:r>
-              <w:rPr>
-                <w:rFonts w:ascii="Courier New" w:hAnsi="Courier New" w:cs="Courier New"/>
-                <w:sz w:val="18"/>
-                <w:szCs w:val="18"/>
-              </w:rPr>
-              <w:t>pedelec.besitzer</w:t>
-            </w:r>
-            <w:proofErr w:type="spellEnd"/>
-            <w:proofErr w:type="gramEnd"/>
-          </w:p>
-        </w:tc>
-      </w:tr>
-      <w:tr>
-        <w:tc>
-          <w:tcPr>
-            <w:tcW w:w="4876" w:type="dxa"/>
-          </w:tcPr>
-          <w:p>
-            <w:pPr>
-              <w:rPr>
-                <w:rFonts w:ascii="Courier New" w:hAnsi="Courier New" w:cs="Courier New"/>
-                <w:sz w:val="18"/>
-                <w:szCs w:val="18"/>
-              </w:rPr>
-            </w:pPr>
-          </w:p>
-        </w:tc>
-        <w:tc>
-          <w:tcPr>
-            <w:tcW w:w="5641" w:type="dxa"/>
-          </w:tcPr>
-          <w:p>
-            <w:pPr>
-              <w:rPr>
-                <w:rFonts w:ascii="Courier New" w:hAnsi="Courier New" w:cs="Courier New"/>
-                <w:sz w:val="18"/>
-                <w:szCs w:val="18"/>
-              </w:rPr>
-            </w:pPr>
-            <w:proofErr w:type="spellStart"/>
-            <w:r>
-              <w:rPr>
-                <w:rFonts w:ascii="Courier New" w:hAnsi="Courier New" w:cs="Courier New"/>
-                <w:sz w:val="18"/>
-                <w:szCs w:val="18"/>
-              </w:rPr>
-              <w:t>dein_</w:t>
-            </w:r>
-            <w:proofErr w:type="gramStart"/>
-            <w:r>
-              <w:rPr>
-                <w:rFonts w:ascii="Courier New" w:hAnsi="Courier New" w:cs="Courier New"/>
-                <w:sz w:val="18"/>
-                <w:szCs w:val="18"/>
-              </w:rPr>
-              <w:t>pedelec.kapazitaet</w:t>
-            </w:r>
-            <w:proofErr w:type="spellEnd"/>
-            <w:proofErr w:type="gramEnd"/>
-          </w:p>
-        </w:tc>
-      </w:tr>
-      <w:tr>
-        <w:tc>
-          <w:tcPr>
-            <w:tcW w:w="4876" w:type="dxa"/>
-          </w:tcPr>
-          <w:p>
-            <w:pPr>
-              <w:rPr>
-                <w:rFonts w:ascii="Courier New" w:hAnsi="Courier New" w:cs="Courier New"/>
-                <w:sz w:val="18"/>
-                <w:szCs w:val="18"/>
-              </w:rPr>
-            </w:pPr>
-            <w:proofErr w:type="spellStart"/>
-            <w:r>
-              <w:rPr>
-                <w:rFonts w:ascii="Courier New" w:hAnsi="Courier New" w:cs="Courier New"/>
-                <w:sz w:val="18"/>
-                <w:szCs w:val="18"/>
-              </w:rPr>
-              <w:t>hund_bello.tut_schlafen</w:t>
-            </w:r>
-            <w:proofErr w:type="spellEnd"/>
-          </w:p>
-        </w:tc>
-        <w:tc>
-          <w:tcPr>
-            <w:tcW w:w="5641" w:type="dxa"/>
-          </w:tcPr>
-          <w:p>
-            <w:pPr>
-              <w:rPr>
-                <w:rFonts w:ascii="Courier New" w:hAnsi="Courier New" w:cs="Courier New"/>
-                <w:sz w:val="18"/>
-                <w:szCs w:val="18"/>
-              </w:rPr>
-            </w:pPr>
-            <w:proofErr w:type="spellStart"/>
-            <w:r>
-              <w:rPr>
-                <w:rFonts w:ascii="Courier New" w:hAnsi="Courier New" w:cs="Courier New"/>
-                <w:sz w:val="18"/>
-                <w:szCs w:val="18"/>
-              </w:rPr>
-              <w:t>dein_</w:t>
-            </w:r>
-            <w:proofErr w:type="gramStart"/>
-            <w:r>
-              <w:rPr>
-                <w:rFonts w:ascii="Courier New" w:hAnsi="Courier New" w:cs="Courier New"/>
-                <w:sz w:val="18"/>
-                <w:szCs w:val="18"/>
-              </w:rPr>
-              <w:t>pedelec.fahren</w:t>
-            </w:r>
-            <w:proofErr w:type="spellEnd"/>
-            <w:proofErr w:type="gramEnd"/>
-          </w:p>
-        </w:tc>
-      </w:tr>
-      <w:tr>
-        <w:tc>
-          <w:tcPr>
-            <w:tcW w:w="4876" w:type="dxa"/>
-          </w:tcPr>
-          <w:p>
-            <w:pPr>
-              <w:rPr>
-                <w:rFonts w:ascii="Courier New" w:hAnsi="Courier New" w:cs="Courier New"/>
-                <w:sz w:val="18"/>
-                <w:szCs w:val="18"/>
-              </w:rPr>
-            </w:pPr>
-            <w:proofErr w:type="spellStart"/>
-            <w:r>
-              <w:rPr>
-                <w:rFonts w:ascii="Courier New" w:hAnsi="Courier New" w:cs="Courier New"/>
-                <w:sz w:val="18"/>
-                <w:szCs w:val="18"/>
-              </w:rPr>
-              <w:t>katze_sammy.tut_schlafen</w:t>
-            </w:r>
-            <w:proofErr w:type="spellEnd"/>
-          </w:p>
-        </w:tc>
-        <w:tc>
-          <w:tcPr>
-            <w:tcW w:w="5641" w:type="dxa"/>
-          </w:tcPr>
-          <w:p>
-            <w:pPr>
-              <w:rPr>
-                <w:rFonts w:ascii="Courier New" w:hAnsi="Courier New" w:cs="Courier New"/>
-                <w:sz w:val="18"/>
-                <w:szCs w:val="18"/>
-              </w:rPr>
-            </w:pPr>
-            <w:proofErr w:type="spellStart"/>
-            <w:r>
-              <w:rPr>
-                <w:rFonts w:ascii="Courier New" w:hAnsi="Courier New" w:cs="Courier New"/>
-                <w:sz w:val="18"/>
-                <w:szCs w:val="18"/>
-              </w:rPr>
-              <w:t>mein_</w:t>
-            </w:r>
-            <w:proofErr w:type="gramStart"/>
-            <w:r>
-              <w:rPr>
-                <w:rFonts w:ascii="Courier New" w:hAnsi="Courier New" w:cs="Courier New"/>
-                <w:sz w:val="18"/>
-                <w:szCs w:val="18"/>
-              </w:rPr>
-              <w:t>fahrrad.fahren</w:t>
-            </w:r>
-            <w:proofErr w:type="spellEnd"/>
-            <w:proofErr w:type="gramEnd"/>
-          </w:p>
-        </w:tc>
-      </w:tr>
-      <w:tr>
-        <w:tc>
-          <w:tcPr>
-            <w:tcW w:w="4876" w:type="dxa"/>
-          </w:tcPr>
-          <w:p>
-            <w:pPr>
-              <w:rPr>
-                <w:rFonts w:ascii="Courier New" w:hAnsi="Courier New" w:cs="Courier New"/>
-                <w:sz w:val="18"/>
-                <w:szCs w:val="18"/>
-              </w:rPr>
-            </w:pPr>
-            <w:proofErr w:type="spellStart"/>
-            <w:r>
-              <w:rPr>
-                <w:rFonts w:ascii="Courier New" w:hAnsi="Courier New" w:cs="Courier New"/>
-                <w:sz w:val="18"/>
-                <w:szCs w:val="18"/>
-              </w:rPr>
-              <w:t>katze_sammy.tut_reden</w:t>
-            </w:r>
-            <w:proofErr w:type="spellEnd"/>
-          </w:p>
-        </w:tc>
-        <w:tc>
-          <w:tcPr>
-            <w:tcW w:w="5641" w:type="dxa"/>
-          </w:tcPr>
-          <w:p>
-            <w:pPr>
-              <w:rPr>
-                <w:rFonts w:ascii="Courier New" w:hAnsi="Courier New" w:cs="Courier New"/>
-                <w:sz w:val="18"/>
-                <w:szCs w:val="18"/>
-              </w:rPr>
-            </w:pPr>
-            <w:proofErr w:type="spellStart"/>
-            <w:r>
-              <w:rPr>
-                <w:rFonts w:ascii="Courier New" w:hAnsi="Courier New" w:cs="Courier New"/>
-                <w:sz w:val="18"/>
-                <w:szCs w:val="18"/>
-              </w:rPr>
-              <w:t>mein_</w:t>
-            </w:r>
-            <w:proofErr w:type="gramStart"/>
-            <w:r>
-              <w:rPr>
-                <w:rFonts w:ascii="Courier New" w:hAnsi="Courier New" w:cs="Courier New"/>
-                <w:sz w:val="18"/>
-                <w:szCs w:val="18"/>
-              </w:rPr>
-              <w:t>fahrrad.klingeln</w:t>
-            </w:r>
-            <w:proofErr w:type="spellEnd"/>
-            <w:proofErr w:type="gramEnd"/>
-          </w:p>
-        </w:tc>
-      </w:tr>
-      <w:tr>
-        <w:tc>
-          <w:tcPr>
-            <w:tcW w:w="4876" w:type="dxa"/>
-          </w:tcPr>
-          <w:p>
-            <w:pPr>
-              <w:rPr>
-                <w:rFonts w:ascii="Courier New" w:hAnsi="Courier New" w:cs="Courier New"/>
-                <w:sz w:val="18"/>
-                <w:szCs w:val="18"/>
-              </w:rPr>
-            </w:pPr>
-            <w:proofErr w:type="spellStart"/>
-            <w:r>
-              <w:rPr>
-                <w:rFonts w:ascii="Courier New" w:hAnsi="Courier New" w:cs="Courier New"/>
-                <w:sz w:val="18"/>
-                <w:szCs w:val="18"/>
-              </w:rPr>
-              <w:t>hund_bello.tut_reden</w:t>
-            </w:r>
-            <w:proofErr w:type="spellEnd"/>
-          </w:p>
-        </w:tc>
-        <w:tc>
-          <w:tcPr>
-            <w:tcW w:w="5641" w:type="dxa"/>
-          </w:tcPr>
-          <w:p>
-            <w:pPr>
-              <w:rPr>
-                <w:rFonts w:ascii="Courier New" w:hAnsi="Courier New" w:cs="Courier New"/>
-                <w:sz w:val="18"/>
-                <w:szCs w:val="18"/>
-              </w:rPr>
-            </w:pPr>
-            <w:proofErr w:type="spellStart"/>
-            <w:r>
-              <w:rPr>
-                <w:rFonts w:ascii="Courier New" w:hAnsi="Courier New" w:cs="Courier New"/>
-                <w:sz w:val="18"/>
-                <w:szCs w:val="18"/>
-              </w:rPr>
-              <w:t>dein_</w:t>
-            </w:r>
-            <w:proofErr w:type="gramStart"/>
-            <w:r>
-              <w:rPr>
-                <w:rFonts w:ascii="Courier New" w:hAnsi="Courier New" w:cs="Courier New"/>
-                <w:sz w:val="18"/>
-                <w:szCs w:val="18"/>
-              </w:rPr>
-              <w:t>pedelec.klingeln</w:t>
-            </w:r>
-            <w:proofErr w:type="spellEnd"/>
-            <w:proofErr w:type="gramEnd"/>
-          </w:p>
-        </w:tc>
-      </w:tr>
-      <w:tr>
-        <w:tc>
-          <w:tcPr>
-            <w:tcW w:w="4876" w:type="dxa"/>
-          </w:tcPr>
-          <w:p>
-            <w:pPr>
-              <w:rPr>
-                <w:rFonts w:ascii="Courier New" w:hAnsi="Courier New" w:cs="Courier New"/>
-                <w:sz w:val="18"/>
-                <w:szCs w:val="18"/>
-              </w:rPr>
-            </w:pPr>
-          </w:p>
-        </w:tc>
-        <w:tc>
-          <w:tcPr>
-            <w:tcW w:w="5641" w:type="dxa"/>
-          </w:tcPr>
-          <w:p>
-            <w:pPr>
-              <w:rPr>
-                <w:rFonts w:ascii="Courier New" w:hAnsi="Courier New" w:cs="Courier New"/>
-                <w:sz w:val="18"/>
-                <w:szCs w:val="18"/>
-              </w:rPr>
-            </w:pPr>
-            <w:proofErr w:type="spellStart"/>
-            <w:r>
-              <w:rPr>
-                <w:rFonts w:ascii="Courier New" w:hAnsi="Courier New" w:cs="Courier New"/>
-                <w:sz w:val="18"/>
-                <w:szCs w:val="18"/>
-              </w:rPr>
-              <w:t>dein_</w:t>
-            </w:r>
-            <w:proofErr w:type="gramStart"/>
-            <w:r>
-              <w:rPr>
-                <w:rFonts w:ascii="Courier New" w:hAnsi="Courier New" w:cs="Courier New"/>
-                <w:sz w:val="18"/>
-                <w:szCs w:val="18"/>
-              </w:rPr>
-              <w:t>pedelec.aufladen</w:t>
-            </w:r>
-            <w:proofErr w:type="spellEnd"/>
-            <w:proofErr w:type="gramEnd"/>
-          </w:p>
-        </w:tc>
-      </w:tr>
-    </w:tbl>
-    <w:p/>
-    <w:p>
-      <w:pPr>
+        <w:t>Eigenschaft</w:t>
+      </w:r>
+      <w:r>
+        <w:t>en</w:t>
+      </w:r>
+      <w:r>
+        <w:t xml:space="preserve"> </w:t>
+      </w:r>
+      <w:r>
+        <w:t>"</w:t>
+      </w:r>
+      <w:proofErr w:type="spellStart"/>
+      <w:r>
+        <w:t>besitzer</w:t>
+      </w:r>
+      <w:proofErr w:type="spellEnd"/>
+      <w:r>
+        <w:t xml:space="preserve">" und </w:t>
+      </w:r>
+      <w:r>
+        <w:t>"</w:t>
+      </w:r>
+      <w:proofErr w:type="spellStart"/>
+      <w:r>
+        <w:t>k</w:t>
+      </w:r>
+      <w:r>
+        <w:t>apazit</w:t>
+      </w:r>
+      <w:r>
+        <w:t>ae</w:t>
+      </w:r>
+      <w:r>
+        <w:t>t</w:t>
+      </w:r>
+      <w:proofErr w:type="spellEnd"/>
+      <w:r>
+        <w:t xml:space="preserve">" </w:t>
+      </w:r>
+      <w:r>
+        <w:t xml:space="preserve">(falls vorhanden) </w:t>
+      </w:r>
+      <w:r>
+        <w:t>der Instanz</w:t>
+      </w:r>
+      <w:r>
+        <w:t>en aus.</w:t>
+      </w:r>
+    </w:p>
+    <w:p>
+      <w:pPr>
+        <w:pStyle w:val="Listenabsatz"/>
+        <w:numPr>
+          <w:ilvl w:val="0"/>
+          <w:numId w:val="30"/>
+        </w:numPr>
+        <w:spacing w:before="120"/>
+        <w:ind w:left="714" w:hanging="357"/>
+        <w:contextualSpacing w:val="0"/>
+      </w:pPr>
+      <w:r>
+        <w:t>R</w:t>
+      </w:r>
+      <w:r>
+        <w:t xml:space="preserve">ufe alle Methoden </w:t>
+      </w:r>
+      <w:r>
+        <w:t xml:space="preserve">der Instanzen </w:t>
+      </w:r>
+      <w:r>
+        <w:t>auf.</w:t>
+      </w:r>
+    </w:p>
+    <w:p>
+      <w:pPr>
+        <w:pStyle w:val="Listenabsatz"/>
+        <w:numPr>
+          <w:ilvl w:val="0"/>
+          <w:numId w:val="30"/>
+        </w:numPr>
+        <w:spacing w:before="120"/>
+        <w:ind w:left="714" w:hanging="357"/>
+        <w:contextualSpacing w:val="0"/>
+      </w:pPr>
+      <w:r>
+        <w:t xml:space="preserve">Speichere den Inhalt mit dem Menüpunkt </w:t>
+      </w:r>
+      <w:r>
+        <w:rPr>
+          <w:b/>
+          <w:bCs/>
+        </w:rPr>
+        <w:t>File/ Save</w:t>
+      </w:r>
+      <w:r>
+        <w:t xml:space="preserve"> unter dem Dateinamen "</w:t>
+      </w:r>
+      <w:proofErr w:type="spellStart"/>
+      <w:r>
+        <w:t>Fahrrad_Klasse</w:t>
+      </w:r>
+      <w:proofErr w:type="spellEnd"/>
+      <w:r>
+        <w:t>" im Ordner Python/</w:t>
+      </w:r>
+      <w:r>
+        <w:t>12_OOP_Vererbung_bei_Klassen</w:t>
+      </w:r>
+      <w:r>
+        <w:t>.</w:t>
+      </w:r>
+    </w:p>
+    <w:p>
+      <w:pPr>
+        <w:pStyle w:val="Listenabsatz"/>
+        <w:numPr>
+          <w:ilvl w:val="0"/>
+          <w:numId w:val="30"/>
+        </w:numPr>
         <w:tabs>
           <w:tab w:val="left" w:pos="4405"/>
         </w:tabs>
-      </w:pPr>
-      <w:r>
-        <w:tab/>
-      </w:r>
-    </w:p>
-    <w:p>
-      <w:pPr>
-        <w:tabs>
-          <w:tab w:val="left" w:pos="4405"/>
-        </w:tabs>
+        <w:spacing w:before="120"/>
+        <w:ind w:left="714" w:hanging="357"/>
+        <w:contextualSpacing w:val="0"/>
         <w:sectPr>
-          <w:headerReference w:type="default" r:id="rId82"/>
+          <w:headerReference w:type="default" r:id="rId85"/>
           <w:pgSz w:w="11906" w:h="16838"/>
           <w:pgMar w:top="720" w:right="720" w:bottom="720" w:left="720" w:header="708" w:footer="708" w:gutter="0"/>
           <w:cols w:space="708"/>
@@ -34715,19 +34106,43 @@
         </w:sectPr>
       </w:pPr>
       <w:r>
-        <w:tab/>
+        <w:rPr>
+          <w:b/>
+          <w:bCs/>
+        </w:rPr>
+        <w:t>Starte</w:t>
+      </w:r>
+      <w:r>
+        <w:t xml:space="preserve"> das Programm mit dem Menüpunkt </w:t>
+      </w:r>
+      <w:r>
+        <w:rPr>
+          <w:b/>
+          <w:bCs/>
+        </w:rPr>
+        <w:t>Run/ Run Module</w:t>
+      </w:r>
+      <w:r>
+        <w:t xml:space="preserve">. </w:t>
+      </w:r>
+      <w:r>
+        <w:br/>
+        <w:t>Betrachte die print-Ausgaben.</w:t>
+      </w:r>
+      <w:r>
+        <w:br/>
       </w:r>
     </w:p>
     <w:p>
       <w:pPr>
         <w:pStyle w:val="berschrift1"/>
       </w:pPr>
-      <w:bookmarkStart w:id="135" w:name="_Toc236326907"/>
+      <w:bookmarkStart w:id="136" w:name="_Toc236341976"/>
       <w:r>
         <w:lastRenderedPageBreak/>
         <w:t>Roboter im Irrgarten: Wände bauen</w:t>
       </w:r>
-      <w:bookmarkEnd w:id="135"/>
+      <w:bookmarkEnd w:id="136"/>
     </w:p>
     <w:p>
       <w:pPr>
@@ -34866,7 +34281,7 @@
                     <pic:cNvPicPr/>
                   </pic:nvPicPr>
                   <pic:blipFill>
-                    <a:blip r:embed="rId83"/>
+                    <a:blip r:embed="rId86"/>
                     <a:stretch>
                       <a:fillRect/>
                     </a:stretch>
@@ -34908,7 +34323,7 @@
                     <pic:cNvPicPr/>
                   </pic:nvPicPr>
                   <pic:blipFill>
-                    <a:blip r:embed="rId84"/>
+                    <a:blip r:embed="rId87"/>
                     <a:stretch>
                       <a:fillRect/>
                     </a:stretch>
@@ -34934,7 +34349,7 @@
         <w:pStyle w:val="berschrift1"/>
         <w:spacing w:before="0" w:after="0"/>
       </w:pPr>
-      <w:bookmarkStart w:id="136" w:name="_Toc236326908"/>
+      <w:bookmarkStart w:id="137" w:name="_Toc236341977"/>
       <w:r>
         <w:lastRenderedPageBreak/>
         <w:t xml:space="preserve">Roboter </w:t>
@@ -34942,7 +34357,7 @@
       <w:r>
         <w:t>im Irrgarten: Wände ablegen</w:t>
       </w:r>
-      <w:bookmarkEnd w:id="136"/>
+      <w:bookmarkEnd w:id="137"/>
     </w:p>
     <w:p>
       <w:pPr>
@@ -35166,7 +34581,7 @@
                     <pic:cNvPicPr/>
                   </pic:nvPicPr>
                   <pic:blipFill>
-                    <a:blip r:embed="rId85"/>
+                    <a:blip r:embed="rId88"/>
                     <a:stretch>
                       <a:fillRect/>
                     </a:stretch>
@@ -35209,7 +34624,7 @@
                     <pic:cNvPicPr/>
                   </pic:nvPicPr>
                   <pic:blipFill>
-                    <a:blip r:embed="rId86"/>
+                    <a:blip r:embed="rId89"/>
                     <a:stretch>
                       <a:fillRect/>
                     </a:stretch>
@@ -35252,7 +34667,7 @@
                     <pic:cNvPicPr/>
                   </pic:nvPicPr>
                   <pic:blipFill>
-                    <a:blip r:embed="rId87"/>
+                    <a:blip r:embed="rId90"/>
                     <a:stretch>
                       <a:fillRect/>
                     </a:stretch>
@@ -35283,7 +34698,7 @@
       <w:pPr>
         <w:pStyle w:val="berschrift1"/>
       </w:pPr>
-      <w:bookmarkStart w:id="137" w:name="_Toc236326909"/>
+      <w:bookmarkStart w:id="138" w:name="_Toc236341978"/>
       <w:r>
         <w:lastRenderedPageBreak/>
         <w:t xml:space="preserve">Roboter </w:t>
@@ -35297,7 +34712,7 @@
       <w:r>
         <w:t>: Wände aus Datei lesen</w:t>
       </w:r>
-      <w:bookmarkEnd w:id="137"/>
+      <w:bookmarkEnd w:id="138"/>
     </w:p>
     <w:p>
       <w:pPr>
@@ -35726,7 +35141,7 @@
                     <pic:cNvPicPr/>
                   </pic:nvPicPr>
                   <pic:blipFill>
-                    <a:blip r:embed="rId88"/>
+                    <a:blip r:embed="rId91"/>
                     <a:stretch>
                       <a:fillRect/>
                     </a:stretch>
@@ -35771,7 +35186,7 @@
                     <pic:cNvPicPr/>
                   </pic:nvPicPr>
                   <pic:blipFill>
-                    <a:blip r:embed="rId89"/>
+                    <a:blip r:embed="rId92"/>
                     <a:stretch>
                       <a:fillRect/>
                     </a:stretch>
@@ -35802,7 +35217,7 @@
       <w:pPr>
         <w:pStyle w:val="berschrift1"/>
       </w:pPr>
-      <w:bookmarkStart w:id="138" w:name="_Toc236326910"/>
+      <w:bookmarkStart w:id="139" w:name="_Toc236341979"/>
       <w:r>
         <w:lastRenderedPageBreak/>
         <w:t xml:space="preserve">Roboter </w:t>
@@ -35816,7 +35231,7 @@
       <w:r>
         <w:t>: Schildkröte bewegen</w:t>
       </w:r>
-      <w:bookmarkEnd w:id="138"/>
+      <w:bookmarkEnd w:id="139"/>
     </w:p>
     <w:p>
       <w:pPr>
@@ -36010,11 +35425,17 @@
             </w:r>
           </w:p>
           <w:p>
+            <w:pPr>
+              <w:rPr>
+                <w:lang w:val="en-US"/>
+              </w:rPr>
+            </w:pPr>
             <w:proofErr w:type="spellStart"/>
             <w:proofErr w:type="gramStart"/>
             <w:r>
               <w:rPr>
                 <w:rFonts w:ascii="Courier New" w:hAnsi="Courier New" w:cs="Courier New"/>
+                <w:lang w:val="en-US"/>
               </w:rPr>
               <w:t>maze.update</w:t>
             </w:r>
@@ -36022,6 +35443,7 @@
             <w:r>
               <w:rPr>
                 <w:rFonts w:ascii="Courier New" w:hAnsi="Courier New" w:cs="Courier New"/>
+                <w:lang w:val="en-US"/>
               </w:rPr>
               <w:t>_</w:t>
             </w:r>
@@ -36029,6 +35451,7 @@
             <w:r>
               <w:rPr>
                 <w:rFonts w:ascii="Courier New" w:hAnsi="Courier New" w:cs="Courier New"/>
+                <w:lang w:val="en-US"/>
               </w:rPr>
               <w:t>position</w:t>
             </w:r>
@@ -36036,6 +35459,7 @@
             <w:r>
               <w:rPr>
                 <w:rFonts w:ascii="Courier New" w:hAnsi="Courier New" w:cs="Courier New"/>
+                <w:lang w:val="en-US"/>
               </w:rPr>
               <w:t>(</w:t>
             </w:r>
@@ -36044,6 +35468,7 @@
             <w:r>
               <w:rPr>
                 <w:rFonts w:ascii="Courier New" w:hAnsi="Courier New" w:cs="Courier New"/>
+                <w:lang w:val="en-US"/>
               </w:rPr>
               <w:t>start_row</w:t>
             </w:r>
@@ -36051,6 +35476,7 @@
             <w:r>
               <w:rPr>
                 <w:rFonts w:ascii="Courier New" w:hAnsi="Courier New" w:cs="Courier New"/>
+                <w:lang w:val="en-US"/>
               </w:rPr>
               <w:t xml:space="preserve"> - 2, </w:t>
             </w:r>
@@ -36058,6 +35484,7 @@
             <w:r>
               <w:rPr>
                 <w:rFonts w:ascii="Courier New" w:hAnsi="Courier New" w:cs="Courier New"/>
+                <w:lang w:val="en-US"/>
               </w:rPr>
               <w:t>start_col</w:t>
             </w:r>
@@ -36065,6 +35492,7 @@
             <w:r>
               <w:rPr>
                 <w:rFonts w:ascii="Courier New" w:hAnsi="Courier New" w:cs="Courier New"/>
+                <w:lang w:val="en-US"/>
               </w:rPr>
               <w:t>)</w:t>
             </w:r>
@@ -36074,11 +35502,23 @@
           <w:tcPr>
             <w:tcW w:w="3827" w:type="dxa"/>
           </w:tcPr>
-          <w:p/>
+          <w:p>
+            <w:pPr>
+              <w:rPr>
+                <w:lang w:val="en-US"/>
+              </w:rPr>
+            </w:pPr>
+          </w:p>
         </w:tc>
       </w:tr>
     </w:tbl>
-    <w:p/>
+    <w:p>
+      <w:pPr>
+        <w:rPr>
+          <w:lang w:val="en-US"/>
+        </w:rPr>
+      </w:pPr>
+    </w:p>
     <w:p>
       <w:r>
         <w:rPr>
@@ -36100,7 +35540,7 @@
                     <pic:cNvPicPr/>
                   </pic:nvPicPr>
                   <pic:blipFill>
-                    <a:blip r:embed="rId90"/>
+                    <a:blip r:embed="rId93"/>
                     <a:stretch>
                       <a:fillRect/>
                     </a:stretch>
@@ -36142,7 +35582,7 @@
                     <pic:cNvPicPr/>
                   </pic:nvPicPr>
                   <pic:blipFill>
-                    <a:blip r:embed="rId91"/>
+                    <a:blip r:embed="rId94"/>
                     <a:stretch>
                       <a:fillRect/>
                     </a:stretch>
@@ -36170,7 +35610,7 @@
       <w:pPr>
         <w:pStyle w:val="berschrift1"/>
       </w:pPr>
-      <w:bookmarkStart w:id="139" w:name="_Toc236326911"/>
+      <w:bookmarkStart w:id="140" w:name="_Toc236341980"/>
       <w:r>
         <w:lastRenderedPageBreak/>
         <w:t xml:space="preserve">Roboter </w:t>
@@ -36178,7 +35618,7 @@
       <w:r>
         <w:t>im Irrgarten: Schauen, gehen, drehen</w:t>
       </w:r>
-      <w:bookmarkEnd w:id="139"/>
+      <w:bookmarkEnd w:id="140"/>
     </w:p>
     <w:p>
       <w:pPr>
@@ -36922,7 +36362,7 @@
                     <pic:cNvPicPr/>
                   </pic:nvPicPr>
                   <pic:blipFill>
-                    <a:blip r:embed="rId92"/>
+                    <a:blip r:embed="rId95"/>
                     <a:stretch>
                       <a:fillRect/>
                     </a:stretch>
@@ -36968,7 +36408,7 @@
                     <pic:cNvPicPr/>
                   </pic:nvPicPr>
                   <pic:blipFill>
-                    <a:blip r:embed="rId93"/>
+                    <a:blip r:embed="rId96"/>
                     <a:stretch>
                       <a:fillRect/>
                     </a:stretch>
@@ -37016,7 +36456,7 @@
                     <pic:cNvPicPr/>
                   </pic:nvPicPr>
                   <pic:blipFill>
-                    <a:blip r:embed="rId94"/>
+                    <a:blip r:embed="rId97"/>
                     <a:stretch>
                       <a:fillRect/>
                     </a:stretch>
@@ -37049,7 +36489,7 @@
       <w:pPr>
         <w:pStyle w:val="berschrift1"/>
       </w:pPr>
-      <w:bookmarkStart w:id="140" w:name="_Toc236326912"/>
+      <w:bookmarkStart w:id="141" w:name="_Toc236341981"/>
       <w:r>
         <w:lastRenderedPageBreak/>
         <w:t xml:space="preserve">Roboter </w:t>
@@ -37063,7 +36503,7 @@
       <w:r>
         <w:t>: Rechte-Hand-Methode</w:t>
       </w:r>
-      <w:bookmarkEnd w:id="140"/>
+      <w:bookmarkEnd w:id="141"/>
     </w:p>
     <w:p>
       <w:pPr>
@@ -37184,7 +36624,7 @@
                     <pic:cNvPicPr/>
                   </pic:nvPicPr>
                   <pic:blipFill>
-                    <a:blip r:embed="rId95">
+                    <a:blip r:embed="rId98">
                       <a:extLst>
                         <a:ext uri="{28A0092B-C50C-407E-A947-70E740481C1C}">
                           <a14:useLocalDpi xmlns:a14="http://schemas.microsoft.com/office/drawing/2010/main" val="0"/>
@@ -37381,7 +36821,7 @@
                     <pic:cNvPicPr/>
                   </pic:nvPicPr>
                   <pic:blipFill>
-                    <a:blip r:embed="rId96"/>
+                    <a:blip r:embed="rId99"/>
                     <a:stretch>
                       <a:fillRect/>
                     </a:stretch>
@@ -37406,7 +36846,7 @@
       <w:pPr>
         <w:pStyle w:val="berschrift1"/>
       </w:pPr>
-      <w:bookmarkStart w:id="141" w:name="_Toc236326913"/>
+      <w:bookmarkStart w:id="142" w:name="_Toc236341982"/>
       <w:r>
         <w:lastRenderedPageBreak/>
         <w:t xml:space="preserve">Roboter </w:t>
@@ -37420,7 +36860,7 @@
       <w:r>
         <w:t>: Pledge-Algorithmus</w:t>
       </w:r>
-      <w:bookmarkEnd w:id="141"/>
+      <w:bookmarkEnd w:id="142"/>
     </w:p>
     <w:p>
       <w:pPr>
@@ -37617,7 +37057,7 @@
                     <pic:cNvPicPr/>
                   </pic:nvPicPr>
                   <pic:blipFill>
-                    <a:blip r:embed="rId97"/>
+                    <a:blip r:embed="rId100"/>
                     <a:stretch>
                       <a:fillRect/>
                     </a:stretch>
@@ -37663,7 +37103,7 @@
                     <pic:cNvPicPr/>
                   </pic:nvPicPr>
                   <pic:blipFill>
-                    <a:blip r:embed="rId98"/>
+                    <a:blip r:embed="rId101"/>
                     <a:stretch>
                       <a:fillRect/>
                     </a:stretch>
@@ -37691,7 +37131,7 @@
           <w:tab w:val="left" w:pos="795"/>
         </w:tabs>
         <w:sectPr>
-          <w:headerReference w:type="default" r:id="rId99"/>
+          <w:headerReference w:type="default" r:id="rId102"/>
           <w:pgSz w:w="11906" w:h="16838"/>
           <w:pgMar w:top="720" w:right="720" w:bottom="720" w:left="720" w:header="708" w:footer="708" w:gutter="0"/>
           <w:cols w:space="708"/>
@@ -37703,7 +37143,7 @@
       <w:pPr>
         <w:pStyle w:val="berschrift1"/>
       </w:pPr>
-      <w:bookmarkStart w:id="142" w:name="_Toc236326914"/>
+      <w:bookmarkStart w:id="143" w:name="_Toc236341983"/>
       <w:r>
         <w:lastRenderedPageBreak/>
         <w:t>Auto im Gegenverkehr</w:t>
@@ -37714,7 +37154,7 @@
       <w:r>
         <w:t>steuern</w:t>
       </w:r>
-      <w:bookmarkEnd w:id="142"/>
+      <w:bookmarkEnd w:id="143"/>
     </w:p>
     <w:p>
       <w:pPr>
@@ -37900,7 +37340,7 @@
                     <pic:cNvPicPr/>
                   </pic:nvPicPr>
                   <pic:blipFill>
-                    <a:blip r:embed="rId100"/>
+                    <a:blip r:embed="rId103"/>
                     <a:stretch>
                       <a:fillRect/>
                     </a:stretch>
@@ -37943,7 +37383,7 @@
                     <pic:cNvPicPr/>
                   </pic:nvPicPr>
                   <pic:blipFill>
-                    <a:blip r:embed="rId101"/>
+                    <a:blip r:embed="rId104"/>
                     <a:stretch>
                       <a:fillRect/>
                     </a:stretch>
@@ -37973,7 +37413,7 @@
       <w:pPr>
         <w:pStyle w:val="berschrift1"/>
       </w:pPr>
-      <w:bookmarkStart w:id="143" w:name="_Toc236326915"/>
+      <w:bookmarkStart w:id="144" w:name="_Toc236341984"/>
       <w:r>
         <w:lastRenderedPageBreak/>
         <w:t xml:space="preserve">Auto im Gegenverkehr: </w:t>
@@ -37981,7 +37421,7 @@
       <w:r>
         <w:t>Gegenverkehr kommt</w:t>
       </w:r>
-      <w:bookmarkEnd w:id="143"/>
+      <w:bookmarkEnd w:id="144"/>
     </w:p>
     <w:p>
       <w:pPr>
@@ -38180,7 +37620,7 @@
                     <pic:cNvPicPr/>
                   </pic:nvPicPr>
                   <pic:blipFill>
-                    <a:blip r:embed="rId102"/>
+                    <a:blip r:embed="rId105"/>
                     <a:stretch>
                       <a:fillRect/>
                     </a:stretch>
@@ -38210,7 +37650,7 @@
       <w:pPr>
         <w:pStyle w:val="berschrift1"/>
       </w:pPr>
-      <w:bookmarkStart w:id="144" w:name="_Toc236326916"/>
+      <w:bookmarkStart w:id="145" w:name="_Toc236341985"/>
       <w:r>
         <w:lastRenderedPageBreak/>
         <w:t xml:space="preserve">Auto im Gegenverkehr: </w:t>
@@ -38224,7 +37664,7 @@
       <w:r>
         <w:t>melden</w:t>
       </w:r>
-      <w:bookmarkEnd w:id="144"/>
+      <w:bookmarkEnd w:id="145"/>
     </w:p>
     <w:p>
       <w:pPr>
@@ -38402,7 +37842,7 @@
                     <pic:cNvPicPr/>
                   </pic:nvPicPr>
                   <pic:blipFill>
-                    <a:blip r:embed="rId103"/>
+                    <a:blip r:embed="rId106"/>
                     <a:stretch>
                       <a:fillRect/>
                     </a:stretch>
@@ -38453,7 +37893,7 @@
                     <pic:cNvPicPr/>
                   </pic:nvPicPr>
                   <pic:blipFill>
-                    <a:blip r:embed="rId104"/>
+                    <a:blip r:embed="rId107"/>
                     <a:stretch>
                       <a:fillRect/>
                     </a:stretch>
@@ -38496,7 +37936,7 @@
                     <pic:cNvPicPr/>
                   </pic:nvPicPr>
                   <pic:blipFill>
-                    <a:blip r:embed="rId105"/>
+                    <a:blip r:embed="rId108"/>
                     <a:stretch>
                       <a:fillRect/>
                     </a:stretch>
@@ -38527,7 +37967,7 @@
       <w:pPr>
         <w:pStyle w:val="berschrift1"/>
       </w:pPr>
-      <w:bookmarkStart w:id="145" w:name="_Toc236326917"/>
+      <w:bookmarkStart w:id="146" w:name="_Toc236341986"/>
       <w:r>
         <w:lastRenderedPageBreak/>
         <w:t xml:space="preserve">Auto im Gegenverkehr: </w:t>
@@ -38535,7 +37975,7 @@
       <w:r>
         <w:t>Gegenverkehr wird schneller</w:t>
       </w:r>
-      <w:bookmarkEnd w:id="145"/>
+      <w:bookmarkEnd w:id="146"/>
     </w:p>
     <w:p>
       <w:pPr>
@@ -38717,7 +38157,7 @@
                     <pic:cNvPicPr/>
                   </pic:nvPicPr>
                   <pic:blipFill>
-                    <a:blip r:embed="rId106"/>
+                    <a:blip r:embed="rId109"/>
                     <a:stretch>
                       <a:fillRect/>
                     </a:stretch>
@@ -38760,7 +38200,7 @@
                     <pic:cNvPicPr/>
                   </pic:nvPicPr>
                   <pic:blipFill>
-                    <a:blip r:embed="rId107"/>
+                    <a:blip r:embed="rId110"/>
                     <a:stretch>
                       <a:fillRect/>
                     </a:stretch>
@@ -38803,7 +38243,7 @@
                     <pic:cNvPicPr/>
                   </pic:nvPicPr>
                   <pic:blipFill>
-                    <a:blip r:embed="rId108"/>
+                    <a:blip r:embed="rId111"/>
                     <a:stretch>
                       <a:fillRect/>
                     </a:stretch>
@@ -38828,7 +38268,7 @@
       <w:pPr>
         <w:pStyle w:val="berschrift1"/>
       </w:pPr>
-      <w:bookmarkStart w:id="146" w:name="_Toc236326918"/>
+      <w:bookmarkStart w:id="147" w:name="_Toc236341987"/>
       <w:r>
         <w:lastRenderedPageBreak/>
         <w:t xml:space="preserve">Auto im Gegenverkehr: </w:t>
@@ -38836,7 +38276,7 @@
       <w:r>
         <w:t>Straße und Sound</w:t>
       </w:r>
-      <w:bookmarkEnd w:id="146"/>
+      <w:bookmarkEnd w:id="147"/>
     </w:p>
     <w:p>
       <w:pPr>
@@ -38983,7 +38423,7 @@
                     <pic:cNvPicPr/>
                   </pic:nvPicPr>
                   <pic:blipFill>
-                    <a:blip r:embed="rId109"/>
+                    <a:blip r:embed="rId112"/>
                     <a:stretch>
                       <a:fillRect/>
                     </a:stretch>
@@ -39026,7 +38466,7 @@
                     <pic:cNvPicPr/>
                   </pic:nvPicPr>
                   <pic:blipFill>
-                    <a:blip r:embed="rId110"/>
+                    <a:blip r:embed="rId113"/>
                     <a:stretch>
                       <a:fillRect/>
                     </a:stretch>
@@ -39069,7 +38509,7 @@
                     <pic:cNvPicPr/>
                   </pic:nvPicPr>
                   <pic:blipFill>
-                    <a:blip r:embed="rId111"/>
+                    <a:blip r:embed="rId114"/>
                     <a:stretch>
                       <a:fillRect/>
                     </a:stretch>
@@ -39102,12 +38542,12 @@
       <w:pPr>
         <w:pStyle w:val="berschrift1"/>
       </w:pPr>
-      <w:bookmarkStart w:id="147" w:name="_Toc236326919"/>
+      <w:bookmarkStart w:id="148" w:name="_Toc236341988"/>
       <w:r>
         <w:lastRenderedPageBreak/>
         <w:t>Ein Dinosaurier überquert die Straße</w:t>
       </w:r>
-      <w:bookmarkEnd w:id="147"/>
+      <w:bookmarkEnd w:id="148"/>
     </w:p>
     <w:p>
       <w:pPr>
@@ -40593,7 +40033,7 @@
                           <pic:cNvPicPr/>
                         </pic:nvPicPr>
                         <pic:blipFill>
-                          <a:blip r:embed="rId112"/>
+                          <a:blip r:embed="rId115"/>
                           <a:stretch>
                             <a:fillRect/>
                           </a:stretch>
@@ -40841,7 +40281,7 @@
           <w:lang w:val="en-US"/>
         </w:rPr>
         <w:sectPr>
-          <w:headerReference w:type="default" r:id="rId113"/>
+          <w:headerReference w:type="default" r:id="rId116"/>
           <w:pgSz w:w="11906" w:h="16838"/>
           <w:pgMar w:top="720" w:right="720" w:bottom="720" w:left="720" w:header="708" w:footer="708" w:gutter="0"/>
           <w:cols w:space="708"/>
@@ -40853,7 +40293,7 @@
       <w:pPr>
         <w:pStyle w:val="berschrift1"/>
       </w:pPr>
-      <w:bookmarkStart w:id="148" w:name="_Toc236326920"/>
+      <w:bookmarkStart w:id="149" w:name="_Toc236341989"/>
       <w:proofErr w:type="spellStart"/>
       <w:r>
         <w:lastRenderedPageBreak/>
@@ -40866,7 +40306,7 @@
       <w:r>
         <w:t>ESP32: Hardware und Software</w:t>
       </w:r>
-      <w:bookmarkEnd w:id="148"/>
+      <w:bookmarkEnd w:id="149"/>
     </w:p>
     <w:p>
       <w:r>
@@ -40877,12 +40317,12 @@
       <w:pPr>
         <w:pStyle w:val="berschrift1"/>
       </w:pPr>
-      <w:bookmarkStart w:id="149" w:name="_Toc236326921"/>
+      <w:bookmarkStart w:id="150" w:name="_Toc236341990"/>
       <w:r>
         <w:lastRenderedPageBreak/>
         <w:t>Displays, Töne, Aktoren</w:t>
       </w:r>
-      <w:bookmarkEnd w:id="149"/>
+      <w:bookmarkEnd w:id="150"/>
     </w:p>
     <w:p>
       <w:r>
@@ -40893,12 +40333,12 @@
       <w:pPr>
         <w:pStyle w:val="berschrift1"/>
       </w:pPr>
-      <w:bookmarkStart w:id="150" w:name="_Toc236326922"/>
+      <w:bookmarkStart w:id="151" w:name="_Toc236341991"/>
       <w:r>
         <w:lastRenderedPageBreak/>
         <w:t>Sensoren</w:t>
       </w:r>
-      <w:bookmarkEnd w:id="150"/>
+      <w:bookmarkEnd w:id="151"/>
     </w:p>
     <w:p>
       <w:r>
@@ -40909,12 +40349,12 @@
       <w:pPr>
         <w:pStyle w:val="berschrift1"/>
       </w:pPr>
-      <w:bookmarkStart w:id="151" w:name="_Toc236326923"/>
+      <w:bookmarkStart w:id="152" w:name="_Toc236341992"/>
       <w:r>
         <w:lastRenderedPageBreak/>
         <w:t>Einparkhilfe</w:t>
       </w:r>
-      <w:bookmarkEnd w:id="151"/>
+      <w:bookmarkEnd w:id="152"/>
     </w:p>
     <w:p/>
     <w:p>
@@ -40948,7 +40388,7 @@
     <w:p>
       <w:pPr>
         <w:sectPr>
-          <w:headerReference w:type="default" r:id="rId114"/>
+          <w:headerReference w:type="default" r:id="rId117"/>
           <w:pgSz w:w="11906" w:h="16838"/>
           <w:pgMar w:top="720" w:right="720" w:bottom="720" w:left="720" w:header="708" w:footer="708" w:gutter="0"/>
           <w:cols w:space="708"/>
@@ -40960,12 +40400,12 @@
       <w:pPr>
         <w:pStyle w:val="berschrift1"/>
       </w:pPr>
-      <w:bookmarkStart w:id="152" w:name="_Toc236326924"/>
+      <w:bookmarkStart w:id="153" w:name="_Toc236341993"/>
       <w:r>
         <w:lastRenderedPageBreak/>
         <w:t>Quellen</w:t>
       </w:r>
-      <w:bookmarkEnd w:id="152"/>
+      <w:bookmarkEnd w:id="153"/>
     </w:p>
     <w:tbl>
       <w:tblPr>
@@ -41026,7 +40466,7 @@
             <w:tcW w:w="5240" w:type="dxa"/>
           </w:tcPr>
           <w:p>
-            <w:hyperlink r:id="rId115" w:history="1">
+            <w:hyperlink r:id="rId118" w:history="1">
               <w:r>
                 <w:rPr>
                   <w:rStyle w:val="Hyperlink"/>
@@ -41053,7 +40493,7 @@
             <w:tcW w:w="5240" w:type="dxa"/>
           </w:tcPr>
           <w:p>
-            <w:hyperlink r:id="rId116" w:history="1">
+            <w:hyperlink r:id="rId119" w:history="1">
               <w:r>
                 <w:rPr>
                   <w:rStyle w:val="Hyperlink"/>
@@ -41142,7 +40582,7 @@
             <w:tcW w:w="5240" w:type="dxa"/>
           </w:tcPr>
           <w:p>
-            <w:hyperlink r:id="rId117" w:history="1">
+            <w:hyperlink r:id="rId120" w:history="1">
               <w:r>
                 <w:rPr>
                   <w:rStyle w:val="Hyperlink"/>
@@ -41172,7 +40612,7 @@
             <w:tcW w:w="5240" w:type="dxa"/>
           </w:tcPr>
           <w:p>
-            <w:hyperlink r:id="rId118" w:history="1">
+            <w:hyperlink r:id="rId121" w:history="1">
               <w:r>
                 <w:rPr>
                   <w:rStyle w:val="Hyperlink"/>
@@ -41204,7 +40644,7 @@
             <w:tcW w:w="5240" w:type="dxa"/>
           </w:tcPr>
           <w:p>
-            <w:hyperlink r:id="rId119" w:history="1">
+            <w:hyperlink r:id="rId122" w:history="1">
               <w:r>
                 <w:rPr>
                   <w:rStyle w:val="Hyperlink"/>
@@ -41231,7 +40671,7 @@
             <w:tcW w:w="5240" w:type="dxa"/>
           </w:tcPr>
           <w:p>
-            <w:hyperlink r:id="rId120" w:history="1">
+            <w:hyperlink r:id="rId123" w:history="1">
               <w:r>
                 <w:rPr>
                   <w:rStyle w:val="Hyperlink"/>
@@ -41258,7 +40698,7 @@
             <w:tcW w:w="5240" w:type="dxa"/>
           </w:tcPr>
           <w:p>
-            <w:hyperlink r:id="rId121" w:history="1">
+            <w:hyperlink r:id="rId124" w:history="1">
               <w:r>
                 <w:rPr>
                   <w:rStyle w:val="Hyperlink"/>
@@ -41285,7 +40725,7 @@
             <w:tcW w:w="5240" w:type="dxa"/>
           </w:tcPr>
           <w:p>
-            <w:hyperlink r:id="rId122" w:history="1">
+            <w:hyperlink r:id="rId125" w:history="1">
               <w:r>
                 <w:rPr>
                   <w:rStyle w:val="Hyperlink"/>
@@ -41312,7 +40752,7 @@
             <w:tcW w:w="5240" w:type="dxa"/>
           </w:tcPr>
           <w:p>
-            <w:hyperlink r:id="rId123" w:history="1">
+            <w:hyperlink r:id="rId126" w:history="1">
               <w:r>
                 <w:rPr>
                   <w:rStyle w:val="Hyperlink"/>
@@ -41344,7 +40784,7 @@
             <w:tcW w:w="5240" w:type="dxa"/>
           </w:tcPr>
           <w:p>
-            <w:hyperlink r:id="rId124" w:history="1">
+            <w:hyperlink r:id="rId127" w:history="1">
               <w:r>
                 <w:rPr>
                   <w:rStyle w:val="Hyperlink"/>
@@ -41374,7 +40814,7 @@
             <w:tcW w:w="5240" w:type="dxa"/>
           </w:tcPr>
           <w:p>
-            <w:hyperlink r:id="rId125" w:history="1">
+            <w:hyperlink r:id="rId128" w:history="1">
               <w:r>
                 <w:rPr>
                   <w:rStyle w:val="Hyperlink"/>
@@ -41409,7 +40849,7 @@
             <w:tcW w:w="5240" w:type="dxa"/>
           </w:tcPr>
           <w:p>
-            <w:hyperlink r:id="rId126" w:history="1">
+            <w:hyperlink r:id="rId129" w:history="1">
               <w:r>
                 <w:rPr>
                   <w:rStyle w:val="Hyperlink"/>
@@ -41433,7 +40873,7 @@
     </w:tbl>
     <w:p/>
     <w:sectPr>
-      <w:headerReference w:type="default" r:id="rId127"/>
+      <w:headerReference w:type="default" r:id="rId130"/>
       <w:pgSz w:w="11906" w:h="16838"/>
       <w:pgMar w:top="720" w:right="720" w:bottom="720" w:left="720" w:header="708" w:footer="708" w:gutter="0"/>
       <w:cols w:space="708"/>
@@ -46773,6 +46213,119 @@
     </w:lvl>
   </w:abstractNum>
   <w:abstractNum w:abstractNumId="38" w15:restartNumberingAfterBreak="0">
+    <w:nsid w:val="6A05020E"/>
+    <w:multiLevelType w:val="hybridMultilevel"/>
+    <w:tmpl w:val="0ABE6B5E"/>
+    <w:lvl w:ilvl="0" w:tplc="04070001">
+      <w:start w:val="1"/>
+      <w:numFmt w:val="bullet"/>
+      <w:lvlText w:val=""/>
+      <w:lvlJc w:val="left"/>
+      <w:pPr>
+        <w:ind w:left="720" w:hanging="360"/>
+      </w:pPr>
+      <w:rPr>
+        <w:rFonts w:ascii="Symbol" w:hAnsi="Symbol" w:hint="default"/>
+      </w:rPr>
+    </w:lvl>
+    <w:lvl w:ilvl="1" w:tplc="04070003" w:tentative="1">
+      <w:start w:val="1"/>
+      <w:numFmt w:val="bullet"/>
+      <w:lvlText w:val="o"/>
+      <w:lvlJc w:val="left"/>
+      <w:pPr>
+        <w:ind w:left="1440" w:hanging="360"/>
+      </w:pPr>
+      <w:rPr>
+        <w:rFonts w:ascii="Courier New" w:hAnsi="Courier New" w:cs="Courier New" w:hint="default"/>
+      </w:rPr>
+    </w:lvl>
+    <w:lvl w:ilvl="2" w:tplc="04070005" w:tentative="1">
+      <w:start w:val="1"/>
+      <w:numFmt w:val="bullet"/>
+      <w:lvlText w:val=""/>
+      <w:lvlJc w:val="left"/>
+      <w:pPr>
+        <w:ind w:left="2160" w:hanging="360"/>
+      </w:pPr>
+      <w:rPr>
+        <w:rFonts w:ascii="Wingdings" w:hAnsi="Wingdings" w:hint="default"/>
+      </w:rPr>
+    </w:lvl>
+    <w:lvl w:ilvl="3" w:tplc="04070001" w:tentative="1">
+      <w:start w:val="1"/>
+      <w:numFmt w:val="bullet"/>
+      <w:lvlText w:val=""/>
+      <w:lvlJc w:val="left"/>
+      <w:pPr>
+        <w:ind w:left="2880" w:hanging="360"/>
+      </w:pPr>
+      <w:rPr>
+        <w:rFonts w:ascii="Symbol" w:hAnsi="Symbol" w:hint="default"/>
+      </w:rPr>
+    </w:lvl>
+    <w:lvl w:ilvl="4" w:tplc="04070003" w:tentative="1">
+      <w:start w:val="1"/>
+      <w:numFmt w:val="bullet"/>
+      <w:lvlText w:val="o"/>
+      <w:lvlJc w:val="left"/>
+      <w:pPr>
+        <w:ind w:left="3600" w:hanging="360"/>
+      </w:pPr>
+      <w:rPr>
+        <w:rFonts w:ascii="Courier New" w:hAnsi="Courier New" w:cs="Courier New" w:hint="default"/>
+      </w:rPr>
+    </w:lvl>
+    <w:lvl w:ilvl="5" w:tplc="04070005" w:tentative="1">
+      <w:start w:val="1"/>
+      <w:numFmt w:val="bullet"/>
+      <w:lvlText w:val=""/>
+      <w:lvlJc w:val="left"/>
+      <w:pPr>
+        <w:ind w:left="4320" w:hanging="360"/>
+      </w:pPr>
+      <w:rPr>
+        <w:rFonts w:ascii="Wingdings" w:hAnsi="Wingdings" w:hint="default"/>
+      </w:rPr>
+    </w:lvl>
+    <w:lvl w:ilvl="6" w:tplc="04070001" w:tentative="1">
+      <w:start w:val="1"/>
+      <w:numFmt w:val="bullet"/>
+      <w:lvlText w:val=""/>
+      <w:lvlJc w:val="left"/>
+      <w:pPr>
+        <w:ind w:left="5040" w:hanging="360"/>
+      </w:pPr>
+      <w:rPr>
+        <w:rFonts w:ascii="Symbol" w:hAnsi="Symbol" w:hint="default"/>
+      </w:rPr>
+    </w:lvl>
+    <w:lvl w:ilvl="7" w:tplc="04070003" w:tentative="1">
+      <w:start w:val="1"/>
+      <w:numFmt w:val="bullet"/>
+      <w:lvlText w:val="o"/>
+      <w:lvlJc w:val="left"/>
+      <w:pPr>
+        <w:ind w:left="5760" w:hanging="360"/>
+      </w:pPr>
+      <w:rPr>
+        <w:rFonts w:ascii="Courier New" w:hAnsi="Courier New" w:cs="Courier New" w:hint="default"/>
+      </w:rPr>
+    </w:lvl>
+    <w:lvl w:ilvl="8" w:tplc="04070005" w:tentative="1">
+      <w:start w:val="1"/>
+      <w:numFmt w:val="bullet"/>
+      <w:lvlText w:val=""/>
+      <w:lvlJc w:val="left"/>
+      <w:pPr>
+        <w:ind w:left="6480" w:hanging="360"/>
+      </w:pPr>
+      <w:rPr>
+        <w:rFonts w:ascii="Wingdings" w:hAnsi="Wingdings" w:hint="default"/>
+      </w:rPr>
+    </w:lvl>
+  </w:abstractNum>
+  <w:abstractNum w:abstractNumId="39" w15:restartNumberingAfterBreak="0">
     <w:nsid w:val="700C5529"/>
     <w:multiLevelType w:val="hybridMultilevel"/>
     <w:tmpl w:val="C0C27C0E"/>
@@ -46882,7 +46435,7 @@
       </w:rPr>
     </w:lvl>
   </w:abstractNum>
-  <w:abstractNum w:abstractNumId="39" w15:restartNumberingAfterBreak="0">
+  <w:abstractNum w:abstractNumId="40" w15:restartNumberingAfterBreak="0">
     <w:nsid w:val="753E1F97"/>
     <w:multiLevelType w:val="hybridMultilevel"/>
     <w:tmpl w:val="1FE6149C"/>
@@ -46978,7 +46531,7 @@
     <w:abstractNumId w:val="32"/>
   </w:num>
   <w:num w:numId="4" w16cid:durableId="756756929">
-    <w:abstractNumId w:val="39"/>
+    <w:abstractNumId w:val="40"/>
   </w:num>
   <w:num w:numId="5" w16cid:durableId="1568220074">
     <w:abstractNumId w:val="30"/>
@@ -47059,7 +46612,7 @@
     <w:abstractNumId w:val="26"/>
   </w:num>
   <w:num w:numId="31" w16cid:durableId="987248442">
-    <w:abstractNumId w:val="38"/>
+    <w:abstractNumId w:val="39"/>
   </w:num>
   <w:num w:numId="32" w16cid:durableId="1154447867">
     <w:abstractNumId w:val="36"/>
@@ -47087,6 +46640,9 @@
   </w:num>
   <w:num w:numId="40" w16cid:durableId="576326045">
     <w:abstractNumId w:val="1"/>
+  </w:num>
+  <w:num w:numId="41" w16cid:durableId="38944908">
+    <w:abstractNumId w:val="38"/>
   </w:num>
 </w:numbering>
 </file>

--- a/Doc/Arbeitsblaetter_2026.docx
+++ b/Doc/Arbeitsblaetter_2026.docx
@@ -3584,7 +3584,6 @@
               </w:rPr>
             </w:pPr>
             <w:proofErr w:type="spellStart"/>
-            <w:proofErr w:type="gramStart"/>
             <w:r>
               <w:rPr>
                 <w:rFonts w:ascii="Courier New" w:hAnsi="Courier New" w:cs="Courier New"/>
@@ -3596,14 +3595,7 @@
               <w:rPr>
                 <w:rFonts w:ascii="Courier New" w:hAnsi="Courier New" w:cs="Courier New"/>
               </w:rPr>
-              <w:t>(</w:t>
-            </w:r>
-            <w:proofErr w:type="gramEnd"/>
-            <w:r>
-              <w:rPr>
-                <w:rFonts w:ascii="Courier New" w:hAnsi="Courier New" w:cs="Courier New"/>
-              </w:rPr>
-              <w:t>"Hallo Welt")</w:t>
+              <w:t>("Hallo Welt")</w:t>
             </w:r>
           </w:p>
         </w:tc>
@@ -3632,7 +3624,6 @@
               </w:rPr>
             </w:pPr>
             <w:proofErr w:type="spellStart"/>
-            <w:proofErr w:type="gramStart"/>
             <w:r>
               <w:rPr>
                 <w:rFonts w:ascii="Courier New" w:hAnsi="Courier New" w:cs="Courier New"/>
@@ -3644,14 +3635,7 @@
               <w:rPr>
                 <w:rFonts w:ascii="Courier New" w:hAnsi="Courier New" w:cs="Courier New"/>
               </w:rPr>
-              <w:t>(</w:t>
-            </w:r>
-            <w:proofErr w:type="gramEnd"/>
-            <w:r>
-              <w:rPr>
-                <w:rFonts w:ascii="Courier New" w:hAnsi="Courier New" w:cs="Courier New"/>
-              </w:rPr>
-              <w:t>"Hallo Welt")</w:t>
+              <w:t>("Hallo Welt")</w:t>
             </w:r>
           </w:p>
         </w:tc>
@@ -4081,7 +4065,6 @@
               </w:rPr>
             </w:pPr>
             <w:proofErr w:type="spellStart"/>
-            <w:proofErr w:type="gramStart"/>
             <w:r>
               <w:rPr>
                 <w:rFonts w:ascii="Courier New" w:hAnsi="Courier New" w:cs="Courier New"/>
@@ -4089,7 +4072,6 @@
               <w:t>nachricht.upper</w:t>
             </w:r>
             <w:proofErr w:type="spellEnd"/>
-            <w:proofErr w:type="gramEnd"/>
             <w:r>
               <w:rPr>
                 <w:rFonts w:ascii="Courier New" w:hAnsi="Courier New" w:cs="Courier New"/>
@@ -4315,7 +4297,6 @@
               </w:rPr>
             </w:pPr>
             <w:proofErr w:type="spellStart"/>
-            <w:proofErr w:type="gramStart"/>
             <w:r>
               <w:rPr>
                 <w:rFonts w:ascii="Courier New" w:hAnsi="Courier New" w:cs="Courier New"/>
@@ -4327,14 +4308,7 @@
               <w:rPr>
                 <w:rFonts w:ascii="Courier New" w:hAnsi="Courier New" w:cs="Courier New"/>
               </w:rPr>
-              <w:t>(</w:t>
-            </w:r>
-            <w:proofErr w:type="gramEnd"/>
-            <w:r>
-              <w:rPr>
-                <w:rFonts w:ascii="Courier New" w:hAnsi="Courier New" w:cs="Courier New"/>
-              </w:rPr>
-              <w:t>3)</w:t>
+              <w:t>(3)</w:t>
             </w:r>
           </w:p>
         </w:tc>
@@ -4363,7 +4337,6 @@
               </w:rPr>
             </w:pPr>
             <w:proofErr w:type="spellStart"/>
-            <w:proofErr w:type="gramStart"/>
             <w:r>
               <w:rPr>
                 <w:rFonts w:ascii="Courier New" w:hAnsi="Courier New" w:cs="Courier New"/>
@@ -4375,14 +4348,7 @@
               <w:rPr>
                 <w:rFonts w:ascii="Courier New" w:hAnsi="Courier New" w:cs="Courier New"/>
               </w:rPr>
-              <w:t>(</w:t>
-            </w:r>
-            <w:proofErr w:type="gramEnd"/>
-            <w:r>
-              <w:rPr>
-                <w:rFonts w:ascii="Courier New" w:hAnsi="Courier New" w:cs="Courier New"/>
-              </w:rPr>
-              <w:t>3.14)</w:t>
+              <w:t>(3.14)</w:t>
             </w:r>
           </w:p>
         </w:tc>
@@ -4411,7 +4377,6 @@
               </w:rPr>
             </w:pPr>
             <w:proofErr w:type="spellStart"/>
-            <w:proofErr w:type="gramStart"/>
             <w:r>
               <w:rPr>
                 <w:rFonts w:ascii="Courier New" w:hAnsi="Courier New" w:cs="Courier New"/>
@@ -4423,14 +4388,7 @@
               <w:rPr>
                 <w:rFonts w:ascii="Courier New" w:hAnsi="Courier New" w:cs="Courier New"/>
               </w:rPr>
-              <w:t>(</w:t>
-            </w:r>
-            <w:proofErr w:type="gramEnd"/>
-            <w:r>
-              <w:rPr>
-                <w:rFonts w:ascii="Courier New" w:hAnsi="Courier New" w:cs="Courier New"/>
-              </w:rPr>
-              <w:t>3,14)</w:t>
+              <w:t>(3,14)</w:t>
             </w:r>
           </w:p>
         </w:tc>
@@ -4755,7 +4713,6 @@
               </w:rPr>
             </w:pPr>
             <w:proofErr w:type="spellStart"/>
-            <w:proofErr w:type="gramStart"/>
             <w:r>
               <w:rPr>
                 <w:rFonts w:ascii="Courier New" w:hAnsi="Courier New" w:cs="Courier New"/>
@@ -4763,7 +4720,6 @@
               <w:t>zahl.upper</w:t>
             </w:r>
             <w:proofErr w:type="spellEnd"/>
-            <w:proofErr w:type="gramEnd"/>
             <w:r>
               <w:rPr>
                 <w:rFonts w:ascii="Courier New" w:hAnsi="Courier New" w:cs="Courier New"/>
@@ -5205,7 +5161,6 @@
               </w:rPr>
             </w:pPr>
             <w:proofErr w:type="spellStart"/>
-            <w:proofErr w:type="gramStart"/>
             <w:r>
               <w:rPr>
                 <w:rFonts w:ascii="Courier New" w:hAnsi="Courier New" w:cs="Courier New"/>
@@ -5217,14 +5172,7 @@
               <w:rPr>
                 <w:rFonts w:ascii="Courier New" w:hAnsi="Courier New" w:cs="Courier New"/>
               </w:rPr>
-              <w:t>(</w:t>
-            </w:r>
-            <w:proofErr w:type="gramEnd"/>
-            <w:r>
-              <w:rPr>
-                <w:rFonts w:ascii="Courier New" w:hAnsi="Courier New" w:cs="Courier New"/>
-              </w:rPr>
-              <w:t>"Hallo " + "Welt")</w:t>
+              <w:t>("Hallo " + "Welt")</w:t>
             </w:r>
           </w:p>
         </w:tc>
@@ -5385,7 +5333,6 @@
               </w:rPr>
             </w:pPr>
             <w:proofErr w:type="spellStart"/>
-            <w:proofErr w:type="gramStart"/>
             <w:r>
               <w:rPr>
                 <w:rFonts w:ascii="Courier New" w:hAnsi="Courier New" w:cs="Courier New"/>
@@ -5397,14 +5344,7 @@
               <w:rPr>
                 <w:rFonts w:ascii="Courier New" w:hAnsi="Courier New" w:cs="Courier New"/>
               </w:rPr>
-              <w:t>(</w:t>
-            </w:r>
-            <w:proofErr w:type="gramEnd"/>
-            <w:r>
-              <w:rPr>
-                <w:rFonts w:ascii="Courier New" w:hAnsi="Courier New" w:cs="Courier New"/>
-              </w:rPr>
-              <w:t>3 * "</w:t>
+              <w:t>(3 * "</w:t>
             </w:r>
             <w:r>
               <w:rPr>
@@ -5485,7 +5425,6 @@
               </w:rPr>
             </w:pPr>
             <w:proofErr w:type="spellStart"/>
-            <w:proofErr w:type="gramStart"/>
             <w:r>
               <w:rPr>
                 <w:rFonts w:ascii="Courier New" w:hAnsi="Courier New" w:cs="Courier New"/>
@@ -5497,14 +5436,7 @@
               <w:rPr>
                 <w:rFonts w:ascii="Courier New" w:hAnsi="Courier New" w:cs="Courier New"/>
               </w:rPr>
-              <w:t>(</w:t>
-            </w:r>
-            <w:proofErr w:type="gramEnd"/>
-            <w:r>
-              <w:rPr>
-                <w:rFonts w:ascii="Courier New" w:hAnsi="Courier New" w:cs="Courier New"/>
-              </w:rPr>
-              <w:t xml:space="preserve">3 * </w:t>
+              <w:t xml:space="preserve">(3 * </w:t>
             </w:r>
             <w:proofErr w:type="spellStart"/>
             <w:r>
@@ -6672,15 +6604,7 @@
         <w:t>M</w:t>
       </w:r>
       <w:r>
-        <w:t xml:space="preserve">it dem </w:t>
-      </w:r>
-      <w:proofErr w:type="gramStart"/>
-      <w:r>
-        <w:t>IDLE Editor</w:t>
-      </w:r>
-      <w:proofErr w:type="gramEnd"/>
-      <w:r>
-        <w:t xml:space="preserve"> </w:t>
+        <w:t xml:space="preserve">it dem IDLE Editor </w:t>
       </w:r>
       <w:r>
         <w:t xml:space="preserve">ein </w:t>
@@ -7170,7 +7094,6 @@
           </w:tcPr>
           <w:p>
             <w:proofErr w:type="spellStart"/>
-            <w:proofErr w:type="gramStart"/>
             <w:r>
               <w:rPr>
                 <w:rFonts w:ascii="Courier New" w:hAnsi="Courier New" w:cs="Courier New"/>
@@ -7182,14 +7105,7 @@
               <w:rPr>
                 <w:rFonts w:ascii="Courier New" w:hAnsi="Courier New" w:cs="Courier New"/>
               </w:rPr>
-              <w:t>(</w:t>
-            </w:r>
-            <w:proofErr w:type="gramEnd"/>
-            <w:r>
-              <w:rPr>
-                <w:rFonts w:ascii="Courier New" w:hAnsi="Courier New" w:cs="Courier New"/>
-              </w:rPr>
-              <w:t xml:space="preserve">3 * </w:t>
+              <w:t xml:space="preserve">(3 * </w:t>
             </w:r>
             <w:proofErr w:type="spellStart"/>
             <w:r>
@@ -7560,7 +7476,6 @@
               </w:rPr>
             </w:pPr>
             <w:proofErr w:type="spellStart"/>
-            <w:proofErr w:type="gramStart"/>
             <w:r>
               <w:rPr>
                 <w:rFonts w:ascii="Courier New" w:hAnsi="Courier New" w:cs="Courier New"/>
@@ -7572,14 +7487,7 @@
               <w:rPr>
                 <w:rFonts w:ascii="Courier New" w:hAnsi="Courier New" w:cs="Courier New"/>
               </w:rPr>
-              <w:t>(</w:t>
-            </w:r>
-            <w:proofErr w:type="gramEnd"/>
-            <w:r>
-              <w:rPr>
-                <w:rFonts w:ascii="Courier New" w:hAnsi="Courier New" w:cs="Courier New"/>
-              </w:rPr>
-              <w:t>3 * zeichenkette)</w:t>
+              <w:t>(3 * zeichenkette)</w:t>
             </w:r>
           </w:p>
         </w:tc>
@@ -7602,7 +7510,6 @@
               </w:rPr>
             </w:pPr>
             <w:proofErr w:type="spellStart"/>
-            <w:proofErr w:type="gramStart"/>
             <w:r>
               <w:rPr>
                 <w:rFonts w:ascii="Courier New" w:hAnsi="Courier New" w:cs="Courier New"/>
@@ -7614,14 +7521,7 @@
               <w:rPr>
                 <w:rFonts w:ascii="Courier New" w:hAnsi="Courier New" w:cs="Courier New"/>
               </w:rPr>
-              <w:t>(</w:t>
-            </w:r>
-            <w:proofErr w:type="gramEnd"/>
-            <w:r>
-              <w:rPr>
-                <w:rFonts w:ascii="Courier New" w:hAnsi="Courier New" w:cs="Courier New"/>
-              </w:rPr>
-              <w:t xml:space="preserve">3 * </w:t>
+              <w:t xml:space="preserve">(3 * </w:t>
             </w:r>
             <w:proofErr w:type="spellStart"/>
             <w:r>
@@ -7751,7 +7651,6 @@
               </w:rPr>
             </w:pPr>
             <w:proofErr w:type="spellStart"/>
-            <w:proofErr w:type="gramStart"/>
             <w:r>
               <w:rPr>
                 <w:rFonts w:ascii="Courier New" w:hAnsi="Courier New" w:cs="Courier New"/>
@@ -7763,14 +7662,7 @@
               <w:rPr>
                 <w:rFonts w:ascii="Courier New" w:hAnsi="Courier New" w:cs="Courier New"/>
               </w:rPr>
-              <w:t>(</w:t>
-            </w:r>
-            <w:proofErr w:type="gramEnd"/>
-            <w:r>
-              <w:rPr>
-                <w:rFonts w:ascii="Courier New" w:hAnsi="Courier New" w:cs="Courier New"/>
-              </w:rPr>
-              <w:t>"</w:t>
+              <w:t>("</w:t>
             </w:r>
             <w:proofErr w:type="spellStart"/>
             <w:r>
@@ -7821,7 +7713,6 @@
               </w:rPr>
             </w:pPr>
             <w:proofErr w:type="spellStart"/>
-            <w:proofErr w:type="gramStart"/>
             <w:r>
               <w:rPr>
                 <w:rFonts w:ascii="Courier New" w:hAnsi="Courier New" w:cs="Courier New"/>
@@ -7833,14 +7724,7 @@
               <w:rPr>
                 <w:rFonts w:ascii="Courier New" w:hAnsi="Courier New" w:cs="Courier New"/>
               </w:rPr>
-              <w:t>(</w:t>
-            </w:r>
-            <w:proofErr w:type="gramEnd"/>
-            <w:r>
-              <w:rPr>
-                <w:rFonts w:ascii="Courier New" w:hAnsi="Courier New" w:cs="Courier New"/>
-              </w:rPr>
-              <w:t>"</w:t>
+              <w:t>("</w:t>
             </w:r>
             <w:proofErr w:type="spellStart"/>
             <w:r>
@@ -7891,7 +7775,6 @@
               </w:rPr>
             </w:pPr>
             <w:proofErr w:type="spellStart"/>
-            <w:proofErr w:type="gramStart"/>
             <w:r>
               <w:rPr>
                 <w:rFonts w:ascii="Courier New" w:hAnsi="Courier New" w:cs="Courier New"/>
@@ -7903,14 +7786,7 @@
               <w:rPr>
                 <w:rFonts w:ascii="Courier New" w:hAnsi="Courier New" w:cs="Courier New"/>
               </w:rPr>
-              <w:t>(</w:t>
-            </w:r>
-            <w:proofErr w:type="gramEnd"/>
-            <w:r>
-              <w:rPr>
-                <w:rFonts w:ascii="Courier New" w:hAnsi="Courier New" w:cs="Courier New"/>
-              </w:rPr>
-              <w:t>"zahl =", zahl)</w:t>
+              <w:t>("zahl =", zahl)</w:t>
             </w:r>
           </w:p>
         </w:tc>
@@ -7933,7 +7809,6 @@
               </w:rPr>
             </w:pPr>
             <w:proofErr w:type="spellStart"/>
-            <w:proofErr w:type="gramStart"/>
             <w:r>
               <w:rPr>
                 <w:rFonts w:ascii="Courier New" w:hAnsi="Courier New" w:cs="Courier New"/>
@@ -7945,14 +7820,7 @@
               <w:rPr>
                 <w:rFonts w:ascii="Courier New" w:hAnsi="Courier New" w:cs="Courier New"/>
               </w:rPr>
-              <w:t>(</w:t>
-            </w:r>
-            <w:proofErr w:type="gramEnd"/>
-            <w:r>
-              <w:rPr>
-                <w:rFonts w:ascii="Courier New" w:hAnsi="Courier New" w:cs="Courier New"/>
-              </w:rPr>
-              <w:t>"zeichenkette =", zeichenkette)</w:t>
+              <w:t>("zeichenkette =", zeichenkette)</w:t>
             </w:r>
           </w:p>
         </w:tc>
@@ -7977,15 +7845,7 @@
       <w:bookmarkStart w:id="97" w:name="_Toc236341955"/>
       <w:r>
         <w:lastRenderedPageBreak/>
-        <w:t xml:space="preserve">Mit dem </w:t>
-      </w:r>
-      <w:proofErr w:type="gramStart"/>
-      <w:r>
-        <w:t>IDLE Editor</w:t>
-      </w:r>
-      <w:proofErr w:type="gramEnd"/>
-      <w:r>
-        <w:t xml:space="preserve"> ein </w:t>
+        <w:t xml:space="preserve">Mit dem IDLE Editor ein </w:t>
       </w:r>
       <w:r>
         <w:t xml:space="preserve">vorhandenes </w:t>
@@ -8878,7 +8738,6 @@
               <w:t>(</w:t>
             </w:r>
             <w:proofErr w:type="spellStart"/>
-            <w:proofErr w:type="gramStart"/>
             <w:r>
               <w:rPr>
                 <w:rFonts w:ascii="Courier New" w:hAnsi="Courier New" w:cs="Courier New"/>
@@ -8890,14 +8749,7 @@
               <w:rPr>
                 <w:rFonts w:ascii="Courier New" w:hAnsi="Courier New" w:cs="Courier New"/>
               </w:rPr>
-              <w:t>[</w:t>
-            </w:r>
-            <w:proofErr w:type="gramEnd"/>
-            <w:r>
-              <w:rPr>
-                <w:rFonts w:ascii="Courier New" w:hAnsi="Courier New" w:cs="Courier New"/>
-              </w:rPr>
-              <w:t>0])</w:t>
+              <w:t>[0])</w:t>
             </w:r>
           </w:p>
         </w:tc>
@@ -8934,7 +8786,6 @@
               <w:t>(</w:t>
             </w:r>
             <w:proofErr w:type="spellStart"/>
-            <w:proofErr w:type="gramStart"/>
             <w:r>
               <w:rPr>
                 <w:rFonts w:ascii="Courier New" w:hAnsi="Courier New" w:cs="Courier New"/>
@@ -8946,14 +8797,7 @@
               <w:rPr>
                 <w:rFonts w:ascii="Courier New" w:hAnsi="Courier New" w:cs="Courier New"/>
               </w:rPr>
-              <w:t>[</w:t>
-            </w:r>
-            <w:proofErr w:type="gramEnd"/>
-            <w:r>
-              <w:rPr>
-                <w:rFonts w:ascii="Courier New" w:hAnsi="Courier New" w:cs="Courier New"/>
-              </w:rPr>
-              <w:t>0:2])</w:t>
+              <w:t>[0:2])</w:t>
             </w:r>
           </w:p>
         </w:tc>
@@ -8990,7 +8834,6 @@
               <w:t>(</w:t>
             </w:r>
             <w:proofErr w:type="spellStart"/>
-            <w:proofErr w:type="gramStart"/>
             <w:r>
               <w:rPr>
                 <w:rFonts w:ascii="Courier New" w:hAnsi="Courier New" w:cs="Courier New"/>
@@ -9002,14 +8845,7 @@
               <w:rPr>
                 <w:rFonts w:ascii="Courier New" w:hAnsi="Courier New" w:cs="Courier New"/>
               </w:rPr>
-              <w:t>[</w:t>
-            </w:r>
-            <w:proofErr w:type="gramEnd"/>
-            <w:r>
-              <w:rPr>
-                <w:rFonts w:ascii="Courier New" w:hAnsi="Courier New" w:cs="Courier New"/>
-              </w:rPr>
-              <w:t>-1])</w:t>
+              <w:t>[-1])</w:t>
             </w:r>
           </w:p>
         </w:tc>
@@ -9032,7 +8868,6 @@
               </w:rPr>
             </w:pPr>
             <w:proofErr w:type="spellStart"/>
-            <w:proofErr w:type="gramStart"/>
             <w:r>
               <w:rPr>
                 <w:rFonts w:ascii="Courier New" w:hAnsi="Courier New" w:cs="Courier New"/>
@@ -9044,14 +8879,7 @@
               <w:rPr>
                 <w:rFonts w:ascii="Courier New" w:hAnsi="Courier New" w:cs="Courier New"/>
               </w:rPr>
-              <w:t>[</w:t>
-            </w:r>
-            <w:proofErr w:type="gramEnd"/>
-            <w:r>
-              <w:rPr>
-                <w:rFonts w:ascii="Courier New" w:hAnsi="Courier New" w:cs="Courier New"/>
-              </w:rPr>
-              <w:t>2] = "Fritz"</w:t>
+              <w:t>[2] = "Fritz"</w:t>
             </w:r>
           </w:p>
         </w:tc>
@@ -9484,7 +9312,6 @@
               </w:rPr>
             </w:pPr>
             <w:proofErr w:type="spellStart"/>
-            <w:proofErr w:type="gramStart"/>
             <w:r>
               <w:rPr>
                 <w:rFonts w:ascii="Courier New" w:hAnsi="Courier New" w:cs="Courier New"/>
@@ -9492,7 +9319,6 @@
               <w:t>buchstaben.append</w:t>
             </w:r>
             <w:proofErr w:type="spellEnd"/>
-            <w:proofErr w:type="gramEnd"/>
             <w:r>
               <w:rPr>
                 <w:rFonts w:ascii="Courier New" w:hAnsi="Courier New" w:cs="Courier New"/>
@@ -9568,7 +9394,6 @@
               </w:rPr>
             </w:pPr>
             <w:proofErr w:type="spellStart"/>
-            <w:proofErr w:type="gramStart"/>
             <w:r>
               <w:rPr>
                 <w:rFonts w:ascii="Courier New" w:hAnsi="Courier New" w:cs="Courier New"/>
@@ -9576,7 +9401,6 @@
               <w:t>buchstaben.append</w:t>
             </w:r>
             <w:proofErr w:type="spellEnd"/>
-            <w:proofErr w:type="gramEnd"/>
             <w:r>
               <w:rPr>
                 <w:rFonts w:ascii="Courier New" w:hAnsi="Courier New" w:cs="Courier New"/>
@@ -9765,7 +9589,6 @@
               </w:rPr>
             </w:pPr>
             <w:proofErr w:type="spellStart"/>
-            <w:proofErr w:type="gramStart"/>
             <w:r>
               <w:rPr>
                 <w:rFonts w:ascii="Courier New" w:hAnsi="Courier New" w:cs="Courier New"/>
@@ -9773,7 +9596,6 @@
               <w:t>vornamen.remove</w:t>
             </w:r>
             <w:proofErr w:type="spellEnd"/>
-            <w:proofErr w:type="gramEnd"/>
             <w:r>
               <w:rPr>
                 <w:rFonts w:ascii="Courier New" w:hAnsi="Courier New" w:cs="Courier New"/>
@@ -9855,7 +9677,6 @@
               <w:t xml:space="preserve">del </w:t>
             </w:r>
             <w:proofErr w:type="spellStart"/>
-            <w:proofErr w:type="gramStart"/>
             <w:r>
               <w:rPr>
                 <w:rFonts w:ascii="Courier New" w:hAnsi="Courier New" w:cs="Courier New"/>
@@ -9867,14 +9688,7 @@
               <w:rPr>
                 <w:rFonts w:ascii="Courier New" w:hAnsi="Courier New" w:cs="Courier New"/>
               </w:rPr>
-              <w:t>[</w:t>
-            </w:r>
-            <w:proofErr w:type="gramEnd"/>
-            <w:r>
-              <w:rPr>
-                <w:rFonts w:ascii="Courier New" w:hAnsi="Courier New" w:cs="Courier New"/>
-              </w:rPr>
-              <w:t>0]</w:t>
+              <w:t>[0]</w:t>
             </w:r>
           </w:p>
         </w:tc>
@@ -10182,7 +9996,6 @@
               <w:t>(</w:t>
             </w:r>
             <w:proofErr w:type="spellStart"/>
-            <w:proofErr w:type="gramStart"/>
             <w:r>
               <w:rPr>
                 <w:rFonts w:ascii="Courier New" w:hAnsi="Courier New" w:cs="Courier New"/>
@@ -10190,7 +10003,6 @@
               <w:t>random.choice</w:t>
             </w:r>
             <w:proofErr w:type="spellEnd"/>
-            <w:proofErr w:type="gramEnd"/>
             <w:r>
               <w:rPr>
                 <w:rFonts w:ascii="Courier New" w:hAnsi="Courier New" w:cs="Courier New"/>
@@ -10432,21 +10244,7 @@
               <w:rPr>
                 <w:rFonts w:ascii="Courier New" w:hAnsi="Courier New" w:cs="Courier New"/>
               </w:rPr>
-              <w:t>(</w:t>
-            </w:r>
-            <w:proofErr w:type="gramStart"/>
-            <w:r>
-              <w:rPr>
-                <w:rFonts w:ascii="Courier New" w:hAnsi="Courier New" w:cs="Courier New"/>
-              </w:rPr>
-              <w:t>punkt[</w:t>
-            </w:r>
-            <w:proofErr w:type="gramEnd"/>
-            <w:r>
-              <w:rPr>
-                <w:rFonts w:ascii="Courier New" w:hAnsi="Courier New" w:cs="Courier New"/>
-              </w:rPr>
-              <w:t>0])</w:t>
+              <w:t>(punkt[0])</w:t>
             </w:r>
           </w:p>
         </w:tc>
@@ -10480,21 +10278,7 @@
               <w:rPr>
                 <w:rFonts w:ascii="Courier New" w:hAnsi="Courier New" w:cs="Courier New"/>
               </w:rPr>
-              <w:t>(</w:t>
-            </w:r>
-            <w:proofErr w:type="gramStart"/>
-            <w:r>
-              <w:rPr>
-                <w:rFonts w:ascii="Courier New" w:hAnsi="Courier New" w:cs="Courier New"/>
-              </w:rPr>
-              <w:t>punkt[</w:t>
-            </w:r>
-            <w:proofErr w:type="gramEnd"/>
-            <w:r>
-              <w:rPr>
-                <w:rFonts w:ascii="Courier New" w:hAnsi="Courier New" w:cs="Courier New"/>
-              </w:rPr>
-              <w:t>0:2])</w:t>
+              <w:t>(punkt[0:2])</w:t>
             </w:r>
           </w:p>
         </w:tc>
@@ -10528,21 +10312,7 @@
               <w:rPr>
                 <w:rFonts w:ascii="Courier New" w:hAnsi="Courier New" w:cs="Courier New"/>
               </w:rPr>
-              <w:t>(</w:t>
-            </w:r>
-            <w:proofErr w:type="gramStart"/>
-            <w:r>
-              <w:rPr>
-                <w:rFonts w:ascii="Courier New" w:hAnsi="Courier New" w:cs="Courier New"/>
-              </w:rPr>
-              <w:t>punkt[</w:t>
-            </w:r>
-            <w:proofErr w:type="gramEnd"/>
-            <w:r>
-              <w:rPr>
-                <w:rFonts w:ascii="Courier New" w:hAnsi="Courier New" w:cs="Courier New"/>
-              </w:rPr>
-              <w:t>-1])</w:t>
+              <w:t>(punkt[-1])</w:t>
             </w:r>
           </w:p>
         </w:tc>
@@ -10564,19 +10334,11 @@
                 <w:rFonts w:ascii="Courier New" w:hAnsi="Courier New" w:cs="Courier New"/>
               </w:rPr>
             </w:pPr>
-            <w:proofErr w:type="gramStart"/>
-            <w:r>
-              <w:rPr>
-                <w:rFonts w:ascii="Courier New" w:hAnsi="Courier New" w:cs="Courier New"/>
-              </w:rPr>
-              <w:t>punkt[</w:t>
-            </w:r>
-            <w:proofErr w:type="gramEnd"/>
-            <w:r>
-              <w:rPr>
-                <w:rFonts w:ascii="Courier New" w:hAnsi="Courier New" w:cs="Courier New"/>
-              </w:rPr>
-              <w:t>2] = 15</w:t>
+            <w:r>
+              <w:rPr>
+                <w:rFonts w:ascii="Courier New" w:hAnsi="Courier New" w:cs="Courier New"/>
+              </w:rPr>
+              <w:t>punkt[2] = 15</w:t>
             </w:r>
           </w:p>
         </w:tc>
@@ -10772,7 +10534,6 @@
               <w:t>(</w:t>
             </w:r>
             <w:proofErr w:type="spellStart"/>
-            <w:proofErr w:type="gramStart"/>
             <w:r>
               <w:rPr>
                 <w:rFonts w:ascii="Courier New" w:hAnsi="Courier New" w:cs="Courier New"/>
@@ -10780,7 +10541,6 @@
               <w:t>punkt.count</w:t>
             </w:r>
             <w:proofErr w:type="spellEnd"/>
-            <w:proofErr w:type="gramEnd"/>
             <w:r>
               <w:rPr>
                 <w:rFonts w:ascii="Courier New" w:hAnsi="Courier New" w:cs="Courier New"/>
@@ -10822,7 +10582,6 @@
               <w:t>(</w:t>
             </w:r>
             <w:proofErr w:type="spellStart"/>
-            <w:proofErr w:type="gramStart"/>
             <w:r>
               <w:rPr>
                 <w:rFonts w:ascii="Courier New" w:hAnsi="Courier New" w:cs="Courier New"/>
@@ -10830,7 +10589,6 @@
               <w:t>punkt.index</w:t>
             </w:r>
             <w:proofErr w:type="spellEnd"/>
-            <w:proofErr w:type="gramEnd"/>
             <w:r>
               <w:rPr>
                 <w:rFonts w:ascii="Courier New" w:hAnsi="Courier New" w:cs="Courier New"/>
@@ -11846,17 +11604,9 @@
               <w:rPr>
                 <w:rFonts w:ascii="Courier New" w:hAnsi="Courier New" w:cs="Courier New"/>
               </w:rPr>
-              <w:t>englisch_</w:t>
-            </w:r>
-            <w:proofErr w:type="gramStart"/>
-            <w:r>
-              <w:rPr>
-                <w:rFonts w:ascii="Courier New" w:hAnsi="Courier New" w:cs="Courier New"/>
-              </w:rPr>
-              <w:t>deutsch.keys</w:t>
+              <w:t>englisch_deutsch.keys</w:t>
             </w:r>
             <w:proofErr w:type="spellEnd"/>
-            <w:proofErr w:type="gramEnd"/>
             <w:r>
               <w:rPr>
                 <w:rFonts w:ascii="Courier New" w:hAnsi="Courier New" w:cs="Courier New"/>
@@ -11928,17 +11678,9 @@
               <w:rPr>
                 <w:rFonts w:ascii="Courier New" w:hAnsi="Courier New" w:cs="Courier New"/>
               </w:rPr>
-              <w:t>englisch_</w:t>
-            </w:r>
-            <w:proofErr w:type="gramStart"/>
-            <w:r>
-              <w:rPr>
-                <w:rFonts w:ascii="Courier New" w:hAnsi="Courier New" w:cs="Courier New"/>
-              </w:rPr>
-              <w:t>deutsch.values</w:t>
+              <w:t>englisch_deutsch.values</w:t>
             </w:r>
             <w:proofErr w:type="spellEnd"/>
-            <w:proofErr w:type="gramEnd"/>
             <w:r>
               <w:rPr>
                 <w:rFonts w:ascii="Courier New" w:hAnsi="Courier New" w:cs="Courier New"/>
@@ -12717,7 +12459,6 @@
               <w:t xml:space="preserve">zahl1 = </w:t>
             </w:r>
             <w:proofErr w:type="spellStart"/>
-            <w:proofErr w:type="gramStart"/>
             <w:r>
               <w:rPr>
                 <w:rFonts w:ascii="Courier New" w:hAnsi="Courier New" w:cs="Courier New"/>
@@ -12729,28 +12470,7 @@
               <w:rPr>
                 <w:rFonts w:ascii="Courier New" w:hAnsi="Courier New" w:cs="Courier New"/>
               </w:rPr>
-              <w:t>(</w:t>
-            </w:r>
-            <w:proofErr w:type="gramEnd"/>
-            <w:r>
-              <w:rPr>
-                <w:rFonts w:ascii="Courier New" w:hAnsi="Courier New" w:cs="Courier New"/>
-              </w:rPr>
-              <w:t xml:space="preserve">"Gib die </w:t>
-            </w:r>
-            <w:proofErr w:type="gramStart"/>
-            <w:r>
-              <w:rPr>
-                <w:rFonts w:ascii="Courier New" w:hAnsi="Courier New" w:cs="Courier New"/>
-              </w:rPr>
-              <w:t>erste  Zahl</w:t>
-            </w:r>
-            <w:proofErr w:type="gramEnd"/>
-            <w:r>
-              <w:rPr>
-                <w:rFonts w:ascii="Courier New" w:hAnsi="Courier New" w:cs="Courier New"/>
-              </w:rPr>
-              <w:t xml:space="preserve"> ein ")</w:t>
+              <w:t>("Gib die erste  Zahl ein ")</w:t>
             </w:r>
           </w:p>
         </w:tc>
@@ -12785,7 +12505,6 @@
               <w:t xml:space="preserve">zahl2 = </w:t>
             </w:r>
             <w:proofErr w:type="spellStart"/>
-            <w:proofErr w:type="gramStart"/>
             <w:r>
               <w:rPr>
                 <w:rFonts w:ascii="Courier New" w:hAnsi="Courier New" w:cs="Courier New"/>
@@ -12797,14 +12516,7 @@
               <w:rPr>
                 <w:rFonts w:ascii="Courier New" w:hAnsi="Courier New" w:cs="Courier New"/>
               </w:rPr>
-              <w:t>(</w:t>
-            </w:r>
-            <w:proofErr w:type="gramEnd"/>
-            <w:r>
-              <w:rPr>
-                <w:rFonts w:ascii="Courier New" w:hAnsi="Courier New" w:cs="Courier New"/>
-              </w:rPr>
-              <w:t>"Gib die zweite Zahl ein ")</w:t>
+              <w:t>("Gib die zweite Zahl ein ")</w:t>
             </w:r>
           </w:p>
         </w:tc>
@@ -12965,7 +12677,6 @@
               </w:rPr>
             </w:pPr>
             <w:proofErr w:type="spellStart"/>
-            <w:proofErr w:type="gramStart"/>
             <w:r>
               <w:rPr>
                 <w:rFonts w:ascii="Courier New" w:hAnsi="Courier New" w:cs="Courier New"/>
@@ -12977,14 +12688,7 @@
               <w:rPr>
                 <w:rFonts w:ascii="Courier New" w:hAnsi="Courier New" w:cs="Courier New"/>
               </w:rPr>
-              <w:t>(</w:t>
-            </w:r>
-            <w:proofErr w:type="gramEnd"/>
-            <w:r>
-              <w:rPr>
-                <w:rFonts w:ascii="Courier New" w:hAnsi="Courier New" w:cs="Courier New"/>
-              </w:rPr>
-              <w:t>"Die Summe der Zahlen ist", zahl1 + zahl2)</w:t>
+              <w:t>("Die Summe der Zahlen ist", zahl1 + zahl2)</w:t>
             </w:r>
           </w:p>
         </w:tc>
@@ -13158,7 +12862,6 @@
               <w:t xml:space="preserve"> = </w:t>
             </w:r>
             <w:proofErr w:type="spellStart"/>
-            <w:proofErr w:type="gramStart"/>
             <w:r>
               <w:rPr>
                 <w:rFonts w:ascii="Courier New" w:hAnsi="Courier New" w:cs="Courier New"/>
@@ -13170,14 +12873,7 @@
               <w:rPr>
                 <w:rFonts w:ascii="Courier New" w:hAnsi="Courier New" w:cs="Courier New"/>
               </w:rPr>
-              <w:t>(</w:t>
-            </w:r>
-            <w:proofErr w:type="gramEnd"/>
-            <w:r>
-              <w:rPr>
-                <w:rFonts w:ascii="Courier New" w:hAnsi="Courier New" w:cs="Courier New"/>
-              </w:rPr>
-              <w:t xml:space="preserve">"Gib </w:t>
+              <w:t xml:space="preserve">("Gib </w:t>
             </w:r>
             <w:r>
               <w:rPr>
@@ -13189,21 +12885,20 @@
               <w:rPr>
                 <w:rFonts w:ascii="Courier New" w:hAnsi="Courier New" w:cs="Courier New"/>
               </w:rPr>
+              <w:t xml:space="preserve"> erste</w:t>
+            </w:r>
+            <w:r>
+              <w:rPr>
+                <w:rFonts w:ascii="Courier New" w:hAnsi="Courier New" w:cs="Courier New"/>
+              </w:rPr>
+              <w:t>n</w:t>
+            </w:r>
+            <w:r>
+              <w:rPr>
+                <w:rFonts w:ascii="Courier New" w:hAnsi="Courier New" w:cs="Courier New"/>
+              </w:rPr>
               <w:t xml:space="preserve"> </w:t>
             </w:r>
-            <w:proofErr w:type="gramStart"/>
-            <w:r>
-              <w:rPr>
-                <w:rFonts w:ascii="Courier New" w:hAnsi="Courier New" w:cs="Courier New"/>
-              </w:rPr>
-              <w:t>erste</w:t>
-            </w:r>
-            <w:r>
-              <w:rPr>
-                <w:rFonts w:ascii="Courier New" w:hAnsi="Courier New" w:cs="Courier New"/>
-              </w:rPr>
-              <w:t>n</w:t>
-            </w:r>
             <w:r>
               <w:rPr>
                 <w:rFonts w:ascii="Courier New" w:hAnsi="Courier New" w:cs="Courier New"/>
@@ -13214,15 +12909,8 @@
               <w:rPr>
                 <w:rFonts w:ascii="Courier New" w:hAnsi="Courier New" w:cs="Courier New"/>
               </w:rPr>
-              <w:t xml:space="preserve"> </w:t>
-            </w:r>
-            <w:r>
-              <w:rPr>
-                <w:rFonts w:ascii="Courier New" w:hAnsi="Courier New" w:cs="Courier New"/>
-              </w:rPr>
               <w:t>String</w:t>
             </w:r>
-            <w:proofErr w:type="gramEnd"/>
             <w:r>
               <w:rPr>
                 <w:rFonts w:ascii="Courier New" w:hAnsi="Courier New" w:cs="Courier New"/>
@@ -13268,7 +12956,6 @@
               <w:t xml:space="preserve"> = </w:t>
             </w:r>
             <w:proofErr w:type="spellStart"/>
-            <w:proofErr w:type="gramStart"/>
             <w:r>
               <w:rPr>
                 <w:rFonts w:ascii="Courier New" w:hAnsi="Courier New" w:cs="Courier New"/>
@@ -13280,14 +12967,7 @@
               <w:rPr>
                 <w:rFonts w:ascii="Courier New" w:hAnsi="Courier New" w:cs="Courier New"/>
               </w:rPr>
-              <w:t>(</w:t>
-            </w:r>
-            <w:proofErr w:type="gramEnd"/>
-            <w:r>
-              <w:rPr>
-                <w:rFonts w:ascii="Courier New" w:hAnsi="Courier New" w:cs="Courier New"/>
-              </w:rPr>
-              <w:t xml:space="preserve">"Gib </w:t>
+              <w:t xml:space="preserve">("Gib </w:t>
             </w:r>
             <w:r>
               <w:rPr>
@@ -13378,7 +13058,6 @@
               </w:rPr>
             </w:pPr>
             <w:proofErr w:type="spellStart"/>
-            <w:proofErr w:type="gramStart"/>
             <w:r>
               <w:rPr>
                 <w:rFonts w:ascii="Courier New" w:hAnsi="Courier New" w:cs="Courier New"/>
@@ -13390,14 +13069,7 @@
               <w:rPr>
                 <w:rFonts w:ascii="Courier New" w:hAnsi="Courier New" w:cs="Courier New"/>
               </w:rPr>
-              <w:t>(</w:t>
-            </w:r>
-            <w:proofErr w:type="gramEnd"/>
-            <w:r>
-              <w:rPr>
-                <w:rFonts w:ascii="Courier New" w:hAnsi="Courier New" w:cs="Courier New"/>
-              </w:rPr>
-              <w:t xml:space="preserve">"Die Summe der </w:t>
+              <w:t xml:space="preserve">("Die Summe der </w:t>
             </w:r>
             <w:r>
               <w:rPr>
@@ -14565,7 +14237,6 @@
               </w:rPr>
             </w:pPr>
             <w:proofErr w:type="spellStart"/>
-            <w:proofErr w:type="gramStart"/>
             <w:r>
               <w:rPr>
                 <w:rFonts w:ascii="Courier New" w:hAnsi="Courier New" w:cs="Courier New"/>
@@ -14577,14 +14248,7 @@
               <w:rPr>
                 <w:rFonts w:ascii="Courier New" w:hAnsi="Courier New" w:cs="Courier New"/>
               </w:rPr>
-              <w:t>(</w:t>
-            </w:r>
-            <w:proofErr w:type="gramEnd"/>
-            <w:r>
-              <w:rPr>
-                <w:rFonts w:ascii="Courier New" w:hAnsi="Courier New" w:cs="Courier New"/>
-              </w:rPr>
-              <w:t>1 == 2)</w:t>
+              <w:t>(1 == 2)</w:t>
             </w:r>
           </w:p>
         </w:tc>
@@ -14607,7 +14271,6 @@
               </w:rPr>
             </w:pPr>
             <w:proofErr w:type="spellStart"/>
-            <w:proofErr w:type="gramStart"/>
             <w:r>
               <w:rPr>
                 <w:rFonts w:ascii="Courier New" w:hAnsi="Courier New" w:cs="Courier New"/>
@@ -14619,14 +14282,7 @@
               <w:rPr>
                 <w:rFonts w:ascii="Courier New" w:hAnsi="Courier New" w:cs="Courier New"/>
               </w:rPr>
-              <w:t>(1 !</w:t>
-            </w:r>
-            <w:proofErr w:type="gramEnd"/>
-            <w:r>
-              <w:rPr>
-                <w:rFonts w:ascii="Courier New" w:hAnsi="Courier New" w:cs="Courier New"/>
-              </w:rPr>
-              <w:t>= 2)</w:t>
+              <w:t>(1 != 2)</w:t>
             </w:r>
           </w:p>
         </w:tc>
@@ -14649,7 +14305,6 @@
               </w:rPr>
             </w:pPr>
             <w:proofErr w:type="spellStart"/>
-            <w:proofErr w:type="gramStart"/>
             <w:r>
               <w:rPr>
                 <w:rFonts w:ascii="Courier New" w:hAnsi="Courier New" w:cs="Courier New"/>
@@ -14661,14 +14316,7 @@
               <w:rPr>
                 <w:rFonts w:ascii="Courier New" w:hAnsi="Courier New" w:cs="Courier New"/>
               </w:rPr>
-              <w:t>(</w:t>
-            </w:r>
-            <w:proofErr w:type="gramEnd"/>
-            <w:r>
-              <w:rPr>
-                <w:rFonts w:ascii="Courier New" w:hAnsi="Courier New" w:cs="Courier New"/>
-              </w:rPr>
-              <w:t>1 &lt; 2)</w:t>
+              <w:t>(1 &lt; 2)</w:t>
             </w:r>
           </w:p>
         </w:tc>
@@ -14697,7 +14345,6 @@
               </w:rPr>
             </w:pPr>
             <w:proofErr w:type="spellStart"/>
-            <w:proofErr w:type="gramStart"/>
             <w:r>
               <w:rPr>
                 <w:rFonts w:ascii="Courier New" w:hAnsi="Courier New" w:cs="Courier New"/>
@@ -14709,14 +14356,7 @@
               <w:rPr>
                 <w:rFonts w:ascii="Courier New" w:hAnsi="Courier New" w:cs="Courier New"/>
               </w:rPr>
-              <w:t>(</w:t>
-            </w:r>
-            <w:proofErr w:type="gramEnd"/>
-            <w:r>
-              <w:rPr>
-                <w:rFonts w:ascii="Courier New" w:hAnsi="Courier New" w:cs="Courier New"/>
-              </w:rPr>
-              <w:t>1 &gt; 2)</w:t>
+              <w:t>(1 &gt; 2)</w:t>
             </w:r>
           </w:p>
         </w:tc>
@@ -14745,7 +14385,6 @@
               </w:rPr>
             </w:pPr>
             <w:proofErr w:type="spellStart"/>
-            <w:proofErr w:type="gramStart"/>
             <w:r>
               <w:rPr>
                 <w:rFonts w:ascii="Courier New" w:hAnsi="Courier New" w:cs="Courier New"/>
@@ -14757,14 +14396,7 @@
               <w:rPr>
                 <w:rFonts w:ascii="Courier New" w:hAnsi="Courier New" w:cs="Courier New"/>
               </w:rPr>
-              <w:t>(</w:t>
-            </w:r>
-            <w:proofErr w:type="gramEnd"/>
-            <w:r>
-              <w:rPr>
-                <w:rFonts w:ascii="Courier New" w:hAnsi="Courier New" w:cs="Courier New"/>
-              </w:rPr>
-              <w:t>3 == 3)</w:t>
+              <w:t>(3 == 3)</w:t>
             </w:r>
           </w:p>
         </w:tc>
@@ -14787,7 +14419,6 @@
               </w:rPr>
             </w:pPr>
             <w:proofErr w:type="spellStart"/>
-            <w:proofErr w:type="gramStart"/>
             <w:r>
               <w:rPr>
                 <w:rFonts w:ascii="Courier New" w:hAnsi="Courier New" w:cs="Courier New"/>
@@ -14799,14 +14430,7 @@
               <w:rPr>
                 <w:rFonts w:ascii="Courier New" w:hAnsi="Courier New" w:cs="Courier New"/>
               </w:rPr>
-              <w:t>(3 !</w:t>
-            </w:r>
-            <w:proofErr w:type="gramEnd"/>
-            <w:r>
-              <w:rPr>
-                <w:rFonts w:ascii="Courier New" w:hAnsi="Courier New" w:cs="Courier New"/>
-              </w:rPr>
-              <w:t>= 3)</w:t>
+              <w:t>(3 != 3)</w:t>
             </w:r>
           </w:p>
         </w:tc>
@@ -14829,7 +14453,6 @@
               </w:rPr>
             </w:pPr>
             <w:proofErr w:type="spellStart"/>
-            <w:proofErr w:type="gramStart"/>
             <w:r>
               <w:rPr>
                 <w:rFonts w:ascii="Courier New" w:hAnsi="Courier New" w:cs="Courier New"/>
@@ -14841,14 +14464,7 @@
               <w:rPr>
                 <w:rFonts w:ascii="Courier New" w:hAnsi="Courier New" w:cs="Courier New"/>
               </w:rPr>
-              <w:t>(</w:t>
-            </w:r>
-            <w:proofErr w:type="gramEnd"/>
-            <w:r>
-              <w:rPr>
-                <w:rFonts w:ascii="Courier New" w:hAnsi="Courier New" w:cs="Courier New"/>
-              </w:rPr>
-              <w:t>3 &lt;= 3)</w:t>
+              <w:t>(3 &lt;= 3)</w:t>
             </w:r>
           </w:p>
         </w:tc>
@@ -14871,7 +14487,6 @@
               </w:rPr>
             </w:pPr>
             <w:proofErr w:type="spellStart"/>
-            <w:proofErr w:type="gramStart"/>
             <w:r>
               <w:rPr>
                 <w:rFonts w:ascii="Courier New" w:hAnsi="Courier New" w:cs="Courier New"/>
@@ -14883,14 +14498,7 @@
               <w:rPr>
                 <w:rFonts w:ascii="Courier New" w:hAnsi="Courier New" w:cs="Courier New"/>
               </w:rPr>
-              <w:t>(</w:t>
-            </w:r>
-            <w:proofErr w:type="gramEnd"/>
-            <w:r>
-              <w:rPr>
-                <w:rFonts w:ascii="Courier New" w:hAnsi="Courier New" w:cs="Courier New"/>
-              </w:rPr>
-              <w:t>3 &gt;= 3)</w:t>
+              <w:t>(3 &gt;= 3)</w:t>
             </w:r>
           </w:p>
         </w:tc>
@@ -14977,7 +14585,6 @@
               </w:rPr>
             </w:pPr>
             <w:proofErr w:type="spellStart"/>
-            <w:proofErr w:type="gramStart"/>
             <w:r>
               <w:rPr>
                 <w:rFonts w:ascii="Courier New" w:hAnsi="Courier New" w:cs="Courier New"/>
@@ -14989,14 +14596,7 @@
               <w:rPr>
                 <w:rFonts w:ascii="Courier New" w:hAnsi="Courier New" w:cs="Courier New"/>
               </w:rPr>
-              <w:t>(</w:t>
-            </w:r>
-            <w:proofErr w:type="gramEnd"/>
-            <w:r>
-              <w:rPr>
-                <w:rFonts w:ascii="Courier New" w:hAnsi="Courier New" w:cs="Courier New"/>
-              </w:rPr>
-              <w:t>"Hallo" == "Welt")</w:t>
+              <w:t>("Hallo" == "Welt")</w:t>
             </w:r>
           </w:p>
         </w:tc>
@@ -15019,7 +14619,6 @@
               </w:rPr>
             </w:pPr>
             <w:proofErr w:type="spellStart"/>
-            <w:proofErr w:type="gramStart"/>
             <w:r>
               <w:rPr>
                 <w:rFonts w:ascii="Courier New" w:hAnsi="Courier New" w:cs="Courier New"/>
@@ -15031,28 +14630,7 @@
               <w:rPr>
                 <w:rFonts w:ascii="Courier New" w:hAnsi="Courier New" w:cs="Courier New"/>
               </w:rPr>
-              <w:t>(</w:t>
-            </w:r>
-            <w:proofErr w:type="gramEnd"/>
-            <w:r>
-              <w:rPr>
-                <w:rFonts w:ascii="Courier New" w:hAnsi="Courier New" w:cs="Courier New"/>
-              </w:rPr>
-              <w:t>"Hallo</w:t>
-            </w:r>
-            <w:proofErr w:type="gramStart"/>
-            <w:r>
-              <w:rPr>
-                <w:rFonts w:ascii="Courier New" w:hAnsi="Courier New" w:cs="Courier New"/>
-              </w:rPr>
-              <w:t>" !</w:t>
-            </w:r>
-            <w:proofErr w:type="gramEnd"/>
-            <w:r>
-              <w:rPr>
-                <w:rFonts w:ascii="Courier New" w:hAnsi="Courier New" w:cs="Courier New"/>
-              </w:rPr>
-              <w:t xml:space="preserve">= </w:t>
+              <w:t xml:space="preserve">("Hallo" != </w:t>
             </w:r>
             <w:r>
               <w:rPr>
@@ -15087,7 +14665,6 @@
               </w:rPr>
             </w:pPr>
             <w:proofErr w:type="spellStart"/>
-            <w:proofErr w:type="gramStart"/>
             <w:r>
               <w:rPr>
                 <w:rFonts w:ascii="Courier New" w:hAnsi="Courier New" w:cs="Courier New"/>
@@ -15101,7 +14678,6 @@
               </w:rPr>
               <w:t>(</w:t>
             </w:r>
-            <w:proofErr w:type="gramEnd"/>
             <w:r>
               <w:rPr>
                 <w:rFonts w:ascii="Courier New" w:hAnsi="Courier New" w:cs="Courier New"/>
@@ -15147,7 +14723,6 @@
               </w:rPr>
             </w:pPr>
             <w:proofErr w:type="spellStart"/>
-            <w:proofErr w:type="gramStart"/>
             <w:r>
               <w:rPr>
                 <w:rFonts w:ascii="Courier New" w:hAnsi="Courier New" w:cs="Courier New"/>
@@ -15161,32 +14736,17 @@
               </w:rPr>
               <w:t>(</w:t>
             </w:r>
-            <w:proofErr w:type="gramEnd"/>
-            <w:r>
-              <w:rPr>
-                <w:rFonts w:ascii="Courier New" w:hAnsi="Courier New" w:cs="Courier New"/>
-              </w:rPr>
-              <w:t>"Montag</w:t>
-            </w:r>
-            <w:proofErr w:type="gramStart"/>
-            <w:r>
-              <w:rPr>
-                <w:rFonts w:ascii="Courier New" w:hAnsi="Courier New" w:cs="Courier New"/>
-              </w:rPr>
-              <w:t>"</w:t>
-            </w:r>
-            <w:r>
-              <w:rPr>
-                <w:rFonts w:ascii="Courier New" w:hAnsi="Courier New" w:cs="Courier New"/>
-              </w:rPr>
-              <w:t xml:space="preserve"> !</w:t>
-            </w:r>
-            <w:proofErr w:type="gramEnd"/>
-            <w:r>
-              <w:rPr>
-                <w:rFonts w:ascii="Courier New" w:hAnsi="Courier New" w:cs="Courier New"/>
-              </w:rPr>
-              <w:t xml:space="preserve">= </w:t>
+            <w:r>
+              <w:rPr>
+                <w:rFonts w:ascii="Courier New" w:hAnsi="Courier New" w:cs="Courier New"/>
+              </w:rPr>
+              <w:t>"Montag"</w:t>
+            </w:r>
+            <w:r>
+              <w:rPr>
+                <w:rFonts w:ascii="Courier New" w:hAnsi="Courier New" w:cs="Courier New"/>
+              </w:rPr>
+              <w:t xml:space="preserve"> != </w:t>
             </w:r>
             <w:r>
               <w:rPr>
@@ -15310,7 +14870,6 @@
               <w:t xml:space="preserve"> = </w:t>
             </w:r>
             <w:proofErr w:type="spellStart"/>
-            <w:proofErr w:type="gramStart"/>
             <w:r>
               <w:rPr>
                 <w:rFonts w:ascii="Courier New" w:hAnsi="Courier New" w:cs="Courier New"/>
@@ -15322,14 +14881,7 @@
               <w:rPr>
                 <w:rFonts w:ascii="Courier New" w:hAnsi="Courier New" w:cs="Courier New"/>
               </w:rPr>
-              <w:t>(</w:t>
-            </w:r>
-            <w:proofErr w:type="gramEnd"/>
-            <w:r>
-              <w:rPr>
-                <w:rFonts w:ascii="Courier New" w:hAnsi="Courier New" w:cs="Courier New"/>
-              </w:rPr>
-              <w:t>10)</w:t>
+              <w:t>(10)</w:t>
             </w:r>
           </w:p>
         </w:tc>
@@ -15414,7 +14966,6 @@
               </w:rPr>
             </w:pPr>
             <w:proofErr w:type="spellStart"/>
-            <w:proofErr w:type="gramStart"/>
             <w:r>
               <w:rPr>
                 <w:rFonts w:ascii="Courier New" w:hAnsi="Courier New" w:cs="Courier New"/>
@@ -15426,14 +14977,7 @@
               <w:rPr>
                 <w:rFonts w:ascii="Courier New" w:hAnsi="Courier New" w:cs="Courier New"/>
               </w:rPr>
-              <w:t>(</w:t>
-            </w:r>
-            <w:proofErr w:type="gramEnd"/>
-            <w:r>
-              <w:rPr>
-                <w:rFonts w:ascii="Courier New" w:hAnsi="Courier New" w:cs="Courier New"/>
-              </w:rPr>
-              <w:t xml:space="preserve">1 in </w:t>
+              <w:t xml:space="preserve">(1 in </w:t>
             </w:r>
             <w:proofErr w:type="spellStart"/>
             <w:r>
@@ -15470,7 +15014,6 @@
               </w:rPr>
             </w:pPr>
             <w:proofErr w:type="spellStart"/>
-            <w:proofErr w:type="gramStart"/>
             <w:r>
               <w:rPr>
                 <w:rFonts w:ascii="Courier New" w:hAnsi="Courier New" w:cs="Courier New"/>
@@ -15482,14 +15025,7 @@
               <w:rPr>
                 <w:rFonts w:ascii="Courier New" w:hAnsi="Courier New" w:cs="Courier New"/>
               </w:rPr>
-              <w:t>(</w:t>
-            </w:r>
-            <w:proofErr w:type="gramEnd"/>
-            <w:r>
-              <w:rPr>
-                <w:rFonts w:ascii="Courier New" w:hAnsi="Courier New" w:cs="Courier New"/>
-              </w:rPr>
-              <w:t xml:space="preserve">10 in </w:t>
+              <w:t xml:space="preserve">(10 in </w:t>
             </w:r>
             <w:proofErr w:type="spellStart"/>
             <w:r>
@@ -15523,7 +15059,6 @@
         <w:t xml:space="preserve">Bedingung mit </w:t>
       </w:r>
       <w:proofErr w:type="spellStart"/>
-      <w:proofErr w:type="gramStart"/>
       <w:r>
         <w:t>range</w:t>
       </w:r>
@@ -15532,7 +15067,6 @@
         <w:t>(</w:t>
       </w:r>
       <w:proofErr w:type="spellStart"/>
-      <w:proofErr w:type="gramEnd"/>
       <w:r>
         <w:t>start</w:t>
       </w:r>
@@ -15619,7 +15153,6 @@
               <w:t xml:space="preserve"> = </w:t>
             </w:r>
             <w:proofErr w:type="spellStart"/>
-            <w:proofErr w:type="gramStart"/>
             <w:r>
               <w:rPr>
                 <w:rFonts w:ascii="Courier New" w:hAnsi="Courier New" w:cs="Courier New"/>
@@ -15631,14 +15164,7 @@
               <w:rPr>
                 <w:rFonts w:ascii="Courier New" w:hAnsi="Courier New" w:cs="Courier New"/>
               </w:rPr>
-              <w:t>(</w:t>
-            </w:r>
-            <w:proofErr w:type="gramEnd"/>
-            <w:r>
-              <w:rPr>
-                <w:rFonts w:ascii="Courier New" w:hAnsi="Courier New" w:cs="Courier New"/>
-              </w:rPr>
-              <w:t>2, 10)</w:t>
+              <w:t>(2, 10)</w:t>
             </w:r>
           </w:p>
         </w:tc>
@@ -15723,7 +15249,6 @@
               </w:rPr>
             </w:pPr>
             <w:proofErr w:type="spellStart"/>
-            <w:proofErr w:type="gramStart"/>
             <w:r>
               <w:rPr>
                 <w:rFonts w:ascii="Courier New" w:hAnsi="Courier New" w:cs="Courier New"/>
@@ -15735,14 +15260,7 @@
               <w:rPr>
                 <w:rFonts w:ascii="Courier New" w:hAnsi="Courier New" w:cs="Courier New"/>
               </w:rPr>
-              <w:t>(</w:t>
-            </w:r>
-            <w:proofErr w:type="gramEnd"/>
-            <w:r>
-              <w:rPr>
-                <w:rFonts w:ascii="Courier New" w:hAnsi="Courier New" w:cs="Courier New"/>
-              </w:rPr>
-              <w:t xml:space="preserve">1 in </w:t>
+              <w:t xml:space="preserve">(1 in </w:t>
             </w:r>
             <w:proofErr w:type="spellStart"/>
             <w:r>
@@ -15779,7 +15297,6 @@
               </w:rPr>
             </w:pPr>
             <w:proofErr w:type="spellStart"/>
-            <w:proofErr w:type="gramStart"/>
             <w:r>
               <w:rPr>
                 <w:rFonts w:ascii="Courier New" w:hAnsi="Courier New" w:cs="Courier New"/>
@@ -15791,14 +15308,7 @@
               <w:rPr>
                 <w:rFonts w:ascii="Courier New" w:hAnsi="Courier New" w:cs="Courier New"/>
               </w:rPr>
-              <w:t>(</w:t>
-            </w:r>
-            <w:proofErr w:type="gramEnd"/>
-            <w:r>
-              <w:rPr>
-                <w:rFonts w:ascii="Courier New" w:hAnsi="Courier New" w:cs="Courier New"/>
-              </w:rPr>
-              <w:t xml:space="preserve">9 in </w:t>
+              <w:t xml:space="preserve">(9 in </w:t>
             </w:r>
             <w:proofErr w:type="spellStart"/>
             <w:r>
@@ -15857,21 +15367,7 @@
         <w:rPr>
           <w:lang w:val="en-US"/>
         </w:rPr>
-        <w:t xml:space="preserve"> </w:t>
-      </w:r>
-      <w:proofErr w:type="gramStart"/>
-      <w:r>
-        <w:rPr>
-          <w:lang w:val="en-US"/>
-        </w:rPr>
-        <w:t>range(</w:t>
-      </w:r>
-      <w:proofErr w:type="gramEnd"/>
-      <w:r>
-        <w:rPr>
-          <w:lang w:val="en-US"/>
-        </w:rPr>
-        <w:t>start, stop, step)</w:t>
+        <w:t xml:space="preserve"> range(start, stop, step)</w:t>
       </w:r>
     </w:p>
     <w:tbl>
@@ -15952,7 +15448,6 @@
               <w:t xml:space="preserve"> = </w:t>
             </w:r>
             <w:proofErr w:type="spellStart"/>
-            <w:proofErr w:type="gramStart"/>
             <w:r>
               <w:rPr>
                 <w:rFonts w:ascii="Courier New" w:hAnsi="Courier New" w:cs="Courier New"/>
@@ -15964,14 +15459,7 @@
               <w:rPr>
                 <w:rFonts w:ascii="Courier New" w:hAnsi="Courier New" w:cs="Courier New"/>
               </w:rPr>
-              <w:t>(</w:t>
-            </w:r>
-            <w:proofErr w:type="gramEnd"/>
-            <w:r>
-              <w:rPr>
-                <w:rFonts w:ascii="Courier New" w:hAnsi="Courier New" w:cs="Courier New"/>
-              </w:rPr>
-              <w:t>0, 10, 2)</w:t>
+              <w:t>(0, 10, 2)</w:t>
             </w:r>
           </w:p>
         </w:tc>
@@ -16056,7 +15544,6 @@
               </w:rPr>
             </w:pPr>
             <w:proofErr w:type="spellStart"/>
-            <w:proofErr w:type="gramStart"/>
             <w:r>
               <w:rPr>
                 <w:rFonts w:ascii="Courier New" w:hAnsi="Courier New" w:cs="Courier New"/>
@@ -16068,14 +15555,7 @@
               <w:rPr>
                 <w:rFonts w:ascii="Courier New" w:hAnsi="Courier New" w:cs="Courier New"/>
               </w:rPr>
-              <w:t>(</w:t>
-            </w:r>
-            <w:proofErr w:type="gramEnd"/>
-            <w:r>
-              <w:rPr>
-                <w:rFonts w:ascii="Courier New" w:hAnsi="Courier New" w:cs="Courier New"/>
-              </w:rPr>
-              <w:t xml:space="preserve">3 in </w:t>
+              <w:t xml:space="preserve">(3 in </w:t>
             </w:r>
             <w:proofErr w:type="spellStart"/>
             <w:r>
@@ -16112,7 +15592,6 @@
               </w:rPr>
             </w:pPr>
             <w:proofErr w:type="spellStart"/>
-            <w:proofErr w:type="gramStart"/>
             <w:r>
               <w:rPr>
                 <w:rFonts w:ascii="Courier New" w:hAnsi="Courier New" w:cs="Courier New"/>
@@ -16124,14 +15603,7 @@
               <w:rPr>
                 <w:rFonts w:ascii="Courier New" w:hAnsi="Courier New" w:cs="Courier New"/>
               </w:rPr>
-              <w:t>(</w:t>
-            </w:r>
-            <w:proofErr w:type="gramEnd"/>
-            <w:r>
-              <w:rPr>
-                <w:rFonts w:ascii="Courier New" w:hAnsi="Courier New" w:cs="Courier New"/>
-              </w:rPr>
-              <w:t xml:space="preserve">8 in </w:t>
+              <w:t xml:space="preserve">(8 in </w:t>
             </w:r>
             <w:proofErr w:type="spellStart"/>
             <w:r>
@@ -16384,7 +15856,6 @@
               <w:t xml:space="preserve">    </w:t>
             </w:r>
             <w:proofErr w:type="spellStart"/>
-            <w:proofErr w:type="gramStart"/>
             <w:r>
               <w:rPr>
                 <w:rFonts w:ascii="Courier New" w:hAnsi="Courier New" w:cs="Courier New"/>
@@ -16396,14 +15867,7 @@
               <w:rPr>
                 <w:rFonts w:ascii="Courier New" w:hAnsi="Courier New" w:cs="Courier New"/>
               </w:rPr>
-              <w:t>(</w:t>
-            </w:r>
-            <w:proofErr w:type="gramEnd"/>
-            <w:r>
-              <w:rPr>
-                <w:rFonts w:ascii="Courier New" w:hAnsi="Courier New" w:cs="Courier New"/>
-              </w:rPr>
-              <w:t>"</w:t>
+              <w:t>("</w:t>
             </w:r>
             <w:r>
               <w:rPr>
@@ -16451,7 +15915,6 @@
               <w:t xml:space="preserve">    </w:t>
             </w:r>
             <w:proofErr w:type="spellStart"/>
-            <w:proofErr w:type="gramStart"/>
             <w:r>
               <w:rPr>
                 <w:rFonts w:ascii="Courier New" w:hAnsi="Courier New" w:cs="Courier New"/>
@@ -16463,14 +15926,7 @@
               <w:rPr>
                 <w:rFonts w:ascii="Courier New" w:hAnsi="Courier New" w:cs="Courier New"/>
               </w:rPr>
-              <w:t>(</w:t>
-            </w:r>
-            <w:proofErr w:type="gramEnd"/>
-            <w:r>
-              <w:rPr>
-                <w:rFonts w:ascii="Courier New" w:hAnsi="Courier New" w:cs="Courier New"/>
-              </w:rPr>
-              <w:t>"Ich gehöre auch zu der Bedingung")</w:t>
+              <w:t>("Ich gehöre auch zu der Bedingung")</w:t>
             </w:r>
           </w:p>
         </w:tc>
@@ -16603,7 +16059,6 @@
               <w:t xml:space="preserve">    </w:t>
             </w:r>
             <w:proofErr w:type="spellStart"/>
-            <w:proofErr w:type="gramStart"/>
             <w:r>
               <w:rPr>
                 <w:rFonts w:ascii="Courier New" w:hAnsi="Courier New" w:cs="Courier New"/>
@@ -16615,14 +16070,7 @@
               <w:rPr>
                 <w:rFonts w:ascii="Courier New" w:hAnsi="Courier New" w:cs="Courier New"/>
               </w:rPr>
-              <w:t>(</w:t>
-            </w:r>
-            <w:proofErr w:type="gramEnd"/>
-            <w:r>
-              <w:rPr>
-                <w:rFonts w:ascii="Courier New" w:hAnsi="Courier New" w:cs="Courier New"/>
-              </w:rPr>
-              <w:t>"</w:t>
+              <w:t>("</w:t>
             </w:r>
             <w:r>
               <w:rPr>
@@ -16704,7 +16152,6 @@
               <w:t xml:space="preserve">    </w:t>
             </w:r>
             <w:proofErr w:type="spellStart"/>
-            <w:proofErr w:type="gramStart"/>
             <w:r>
               <w:rPr>
                 <w:rFonts w:ascii="Courier New" w:hAnsi="Courier New" w:cs="Courier New"/>
@@ -16716,14 +16163,7 @@
               <w:rPr>
                 <w:rFonts w:ascii="Courier New" w:hAnsi="Courier New" w:cs="Courier New"/>
               </w:rPr>
-              <w:t>(</w:t>
-            </w:r>
-            <w:proofErr w:type="gramEnd"/>
-            <w:r>
-              <w:rPr>
-                <w:rFonts w:ascii="Courier New" w:hAnsi="Courier New" w:cs="Courier New"/>
-              </w:rPr>
-              <w:t>"</w:t>
+              <w:t>("</w:t>
             </w:r>
             <w:r>
               <w:rPr>
@@ -16883,7 +16323,6 @@
               <w:t xml:space="preserve">    </w:t>
             </w:r>
             <w:proofErr w:type="spellStart"/>
-            <w:proofErr w:type="gramStart"/>
             <w:r>
               <w:rPr>
                 <w:rFonts w:ascii="Courier New" w:hAnsi="Courier New" w:cs="Courier New"/>
@@ -16895,14 +16334,7 @@
               <w:rPr>
                 <w:rFonts w:ascii="Courier New" w:hAnsi="Courier New" w:cs="Courier New"/>
               </w:rPr>
-              <w:t>(</w:t>
-            </w:r>
-            <w:proofErr w:type="gramEnd"/>
-            <w:r>
-              <w:rPr>
-                <w:rFonts w:ascii="Courier New" w:hAnsi="Courier New" w:cs="Courier New"/>
-              </w:rPr>
-              <w:t xml:space="preserve">"wert ist </w:t>
+              <w:t xml:space="preserve">("wert ist </w:t>
             </w:r>
             <w:r>
               <w:rPr>
@@ -16983,7 +16415,6 @@
               <w:t xml:space="preserve">    </w:t>
             </w:r>
             <w:proofErr w:type="spellStart"/>
-            <w:proofErr w:type="gramStart"/>
             <w:r>
               <w:rPr>
                 <w:rFonts w:ascii="Courier New" w:hAnsi="Courier New" w:cs="Courier New"/>
@@ -16995,14 +16426,7 @@
               <w:rPr>
                 <w:rFonts w:ascii="Courier New" w:hAnsi="Courier New" w:cs="Courier New"/>
               </w:rPr>
-              <w:t>(</w:t>
-            </w:r>
-            <w:proofErr w:type="gramEnd"/>
-            <w:r>
-              <w:rPr>
-                <w:rFonts w:ascii="Courier New" w:hAnsi="Courier New" w:cs="Courier New"/>
-              </w:rPr>
-              <w:t>"wert ist gleich 4")</w:t>
+              <w:t>("wert ist gleich 4")</w:t>
             </w:r>
           </w:p>
         </w:tc>
@@ -17065,7 +16489,6 @@
               <w:t xml:space="preserve">    </w:t>
             </w:r>
             <w:proofErr w:type="spellStart"/>
-            <w:proofErr w:type="gramStart"/>
             <w:r>
               <w:rPr>
                 <w:rFonts w:ascii="Courier New" w:hAnsi="Courier New" w:cs="Courier New"/>
@@ -17077,14 +16500,7 @@
               <w:rPr>
                 <w:rFonts w:ascii="Courier New" w:hAnsi="Courier New" w:cs="Courier New"/>
               </w:rPr>
-              <w:t>(</w:t>
-            </w:r>
-            <w:proofErr w:type="gramEnd"/>
-            <w:r>
-              <w:rPr>
-                <w:rFonts w:ascii="Courier New" w:hAnsi="Courier New" w:cs="Courier New"/>
-              </w:rPr>
-              <w:t>"wert ist gleich 5")</w:t>
+              <w:t>("wert ist gleich 5")</w:t>
             </w:r>
           </w:p>
         </w:tc>
@@ -17147,7 +16563,6 @@
               <w:t xml:space="preserve">    </w:t>
             </w:r>
             <w:proofErr w:type="spellStart"/>
-            <w:proofErr w:type="gramStart"/>
             <w:r>
               <w:rPr>
                 <w:rFonts w:ascii="Courier New" w:hAnsi="Courier New" w:cs="Courier New"/>
@@ -17159,14 +16574,7 @@
               <w:rPr>
                 <w:rFonts w:ascii="Courier New" w:hAnsi="Courier New" w:cs="Courier New"/>
               </w:rPr>
-              <w:t>(</w:t>
-            </w:r>
-            <w:proofErr w:type="gramEnd"/>
-            <w:r>
-              <w:rPr>
-                <w:rFonts w:ascii="Courier New" w:hAnsi="Courier New" w:cs="Courier New"/>
-              </w:rPr>
-              <w:t>"keine Bedingung ist erfüllt")</w:t>
+              <w:t>("keine Bedingung ist erfüllt")</w:t>
             </w:r>
           </w:p>
         </w:tc>
@@ -17905,7 +17313,6 @@
               </w:rPr>
             </w:pPr>
             <w:proofErr w:type="spellStart"/>
-            <w:proofErr w:type="gramStart"/>
             <w:r>
               <w:rPr>
                 <w:rFonts w:ascii="Courier New" w:hAnsi="Courier New" w:cs="Courier New"/>
@@ -17917,14 +17324,7 @@
               <w:rPr>
                 <w:rFonts w:ascii="Courier New" w:hAnsi="Courier New" w:cs="Courier New"/>
               </w:rPr>
-              <w:t>(</w:t>
-            </w:r>
-            <w:proofErr w:type="gramEnd"/>
-            <w:r>
-              <w:rPr>
-                <w:rFonts w:ascii="Courier New" w:hAnsi="Courier New" w:cs="Courier New"/>
-              </w:rPr>
-              <w:t>"nach der Schleife")</w:t>
+              <w:t>("nach der Schleife")</w:t>
             </w:r>
           </w:p>
         </w:tc>
@@ -18184,7 +17584,6 @@
               <w:t xml:space="preserve">    </w:t>
             </w:r>
             <w:proofErr w:type="spellStart"/>
-            <w:proofErr w:type="gramStart"/>
             <w:r>
               <w:rPr>
                 <w:rFonts w:ascii="Courier New" w:hAnsi="Courier New" w:cs="Courier New"/>
@@ -18196,14 +17595,7 @@
               <w:rPr>
                 <w:rFonts w:ascii="Courier New" w:hAnsi="Courier New" w:cs="Courier New"/>
               </w:rPr>
-              <w:t>(</w:t>
-            </w:r>
-            <w:proofErr w:type="gramEnd"/>
-            <w:r>
-              <w:rPr>
-                <w:rFonts w:ascii="Courier New" w:hAnsi="Courier New" w:cs="Courier New"/>
-              </w:rPr>
-              <w:t>"</w:t>
+              <w:t>("</w:t>
             </w:r>
             <w:proofErr w:type="spellStart"/>
             <w:r>
@@ -18412,7 +17804,6 @@
               </w:rPr>
             </w:pPr>
             <w:proofErr w:type="spellStart"/>
-            <w:proofErr w:type="gramStart"/>
             <w:r>
               <w:rPr>
                 <w:rFonts w:ascii="Courier New" w:hAnsi="Courier New" w:cs="Courier New"/>
@@ -18424,14 +17815,7 @@
               <w:rPr>
                 <w:rFonts w:ascii="Courier New" w:hAnsi="Courier New" w:cs="Courier New"/>
               </w:rPr>
-              <w:t>(</w:t>
-            </w:r>
-            <w:proofErr w:type="gramEnd"/>
-            <w:r>
-              <w:rPr>
-                <w:rFonts w:ascii="Courier New" w:hAnsi="Courier New" w:cs="Courier New"/>
-              </w:rPr>
-              <w:t>"Nach der Schleife")</w:t>
+              <w:t>("Nach der Schleife")</w:t>
             </w:r>
           </w:p>
         </w:tc>
@@ -18742,7 +18126,6 @@
               </w:rPr>
             </w:pPr>
             <w:proofErr w:type="spellStart"/>
-            <w:proofErr w:type="gramStart"/>
             <w:r>
               <w:rPr>
                 <w:rFonts w:ascii="Courier New" w:hAnsi="Courier New" w:cs="Courier New"/>
@@ -18754,14 +18137,7 @@
               <w:rPr>
                 <w:rFonts w:ascii="Courier New" w:hAnsi="Courier New" w:cs="Courier New"/>
               </w:rPr>
-              <w:t>(</w:t>
-            </w:r>
-            <w:proofErr w:type="gramEnd"/>
-            <w:r>
-              <w:rPr>
-                <w:rFonts w:ascii="Courier New" w:hAnsi="Courier New" w:cs="Courier New"/>
-              </w:rPr>
-              <w:t>"nach der Schleife")</w:t>
+              <w:t>("nach der Schleife")</w:t>
             </w:r>
           </w:p>
         </w:tc>
@@ -18959,7 +18335,6 @@
               <w:t xml:space="preserve"> in </w:t>
             </w:r>
             <w:proofErr w:type="spellStart"/>
-            <w:proofErr w:type="gramStart"/>
             <w:r>
               <w:rPr>
                 <w:rFonts w:ascii="Courier New" w:hAnsi="Courier New" w:cs="Courier New"/>
@@ -18971,14 +18346,7 @@
               <w:rPr>
                 <w:rFonts w:ascii="Courier New" w:hAnsi="Courier New" w:cs="Courier New"/>
               </w:rPr>
-              <w:t>(</w:t>
-            </w:r>
-            <w:proofErr w:type="gramEnd"/>
-            <w:r>
-              <w:rPr>
-                <w:rFonts w:ascii="Courier New" w:hAnsi="Courier New" w:cs="Courier New"/>
-              </w:rPr>
-              <w:t>10)</w:t>
+              <w:t>(10)</w:t>
             </w:r>
             <w:r>
               <w:rPr>
@@ -19067,7 +18435,6 @@
               </w:rPr>
             </w:pPr>
             <w:proofErr w:type="spellStart"/>
-            <w:proofErr w:type="gramStart"/>
             <w:r>
               <w:rPr>
                 <w:rFonts w:ascii="Courier New" w:hAnsi="Courier New" w:cs="Courier New"/>
@@ -19079,14 +18446,7 @@
               <w:rPr>
                 <w:rFonts w:ascii="Courier New" w:hAnsi="Courier New" w:cs="Courier New"/>
               </w:rPr>
-              <w:t>(</w:t>
-            </w:r>
-            <w:proofErr w:type="gramEnd"/>
-            <w:r>
-              <w:rPr>
-                <w:rFonts w:ascii="Courier New" w:hAnsi="Courier New" w:cs="Courier New"/>
-              </w:rPr>
-              <w:t>"nach der Schleife")</w:t>
+              <w:t>("nach der Schleife")</w:t>
             </w:r>
           </w:p>
         </w:tc>
@@ -19473,18 +18833,8 @@
           <w:sz w:val="20"/>
           <w:szCs w:val="20"/>
         </w:rPr>
-        <w:t>)</w:t>
-      </w:r>
-      <w:proofErr w:type="gramStart"/>
-      <w:r>
-        <w:rPr>
-          <w:rFonts w:ascii="Courier New" w:hAnsi="Courier New" w:cs="Courier New"/>
-          <w:sz w:val="20"/>
-          <w:szCs w:val="20"/>
-        </w:rPr>
-        <w:t>?  "</w:t>
-      </w:r>
-      <w:proofErr w:type="gramEnd"/>
+        <w:t>)?  "</w:t>
+      </w:r>
     </w:p>
     <w:p>
       <w:pPr>
@@ -19504,17 +18854,12 @@
         <w:t xml:space="preserve">Tipp: Die Funktion </w:t>
       </w:r>
       <w:proofErr w:type="spellStart"/>
-      <w:proofErr w:type="gramStart"/>
       <w:r>
         <w:t>max</w:t>
       </w:r>
       <w:proofErr w:type="spellEnd"/>
       <w:r>
-        <w:t>(</w:t>
-      </w:r>
-      <w:proofErr w:type="gramEnd"/>
-      <w:r>
-        <w:t>arg1, arg2) gibt das größte Argument zurück.</w:t>
+        <w:t>(arg1, arg2) gibt das größte Argument zurück.</w:t>
       </w:r>
     </w:p>
     <w:p>
@@ -19535,15 +18880,7 @@
       </w:r>
       <w:r>
         <w:br/>
-        <w:t xml:space="preserve">Tipp: Die Funktion </w:t>
-      </w:r>
-      <w:proofErr w:type="gramStart"/>
-      <w:r>
-        <w:t>min(</w:t>
-      </w:r>
-      <w:proofErr w:type="gramEnd"/>
-      <w:r>
-        <w:t>arg1, arg2) gibt das kleinste Argument zurück.</w:t>
+        <w:t>Tipp: Die Funktion min(arg1, arg2) gibt das kleinste Argument zurück.</w:t>
       </w:r>
     </w:p>
     <w:p>
@@ -19646,30 +18983,8 @@
                               <w:rPr>
                                 <w:rFonts w:ascii="Courier New" w:hAnsi="Courier New" w:cs="Courier New"/>
                               </w:rPr>
-                              <w:t xml:space="preserve">Denke dir eine Zahl </w:t>
+                              <w:t>Denke dir eine Zahl zwischen  1  und  100</w:t>
                             </w:r>
-                            <w:proofErr w:type="gramStart"/>
-                            <w:r>
-                              <w:rPr>
-                                <w:rFonts w:ascii="Courier New" w:hAnsi="Courier New" w:cs="Courier New"/>
-                              </w:rPr>
-                              <w:t>zwischen  1</w:t>
-                            </w:r>
-                            <w:proofErr w:type="gramEnd"/>
-                            <w:r>
-                              <w:rPr>
-                                <w:rFonts w:ascii="Courier New" w:hAnsi="Courier New" w:cs="Courier New"/>
-                              </w:rPr>
-                              <w:t xml:space="preserve">  </w:t>
-                            </w:r>
-                            <w:proofErr w:type="gramStart"/>
-                            <w:r>
-                              <w:rPr>
-                                <w:rFonts w:ascii="Courier New" w:hAnsi="Courier New" w:cs="Courier New"/>
-                              </w:rPr>
-                              <w:t>und  100</w:t>
-                            </w:r>
-                            <w:proofErr w:type="gramEnd"/>
                           </w:p>
                           <w:p>
                             <w:pPr>
@@ -19694,16 +19009,8 @@
                               <w:rPr>
                                 <w:rFonts w:ascii="Courier New" w:hAnsi="Courier New" w:cs="Courier New"/>
                               </w:rPr>
-                              <w:t xml:space="preserve">Der Computer </w:t>
+                              <w:t>Der Computer rät  50</w:t>
                             </w:r>
-                            <w:proofErr w:type="gramStart"/>
-                            <w:r>
-                              <w:rPr>
-                                <w:rFonts w:ascii="Courier New" w:hAnsi="Courier New" w:cs="Courier New"/>
-                              </w:rPr>
-                              <w:t>rät  50</w:t>
-                            </w:r>
-                            <w:proofErr w:type="gramEnd"/>
                           </w:p>
                           <w:p>
                             <w:pPr>
@@ -19770,16 +19077,8 @@
                               <w:rPr>
                                 <w:rFonts w:ascii="Courier New" w:hAnsi="Courier New" w:cs="Courier New"/>
                               </w:rPr>
-                              <w:t xml:space="preserve">Der Computer </w:t>
+                              <w:t>Der Computer rät  75</w:t>
                             </w:r>
-                            <w:proofErr w:type="gramStart"/>
-                            <w:r>
-                              <w:rPr>
-                                <w:rFonts w:ascii="Courier New" w:hAnsi="Courier New" w:cs="Courier New"/>
-                              </w:rPr>
-                              <w:t>rät  75</w:t>
-                            </w:r>
-                            <w:proofErr w:type="gramEnd"/>
                           </w:p>
                           <w:p>
                             <w:pPr>
@@ -19846,16 +19145,8 @@
                               <w:rPr>
                                 <w:rFonts w:ascii="Courier New" w:hAnsi="Courier New" w:cs="Courier New"/>
                               </w:rPr>
-                              <w:t xml:space="preserve">Der Computer </w:t>
+                              <w:t>Der Computer rät  88</w:t>
                             </w:r>
-                            <w:proofErr w:type="gramStart"/>
-                            <w:r>
-                              <w:rPr>
-                                <w:rFonts w:ascii="Courier New" w:hAnsi="Courier New" w:cs="Courier New"/>
-                              </w:rPr>
-                              <w:t>rät  88</w:t>
-                            </w:r>
-                            <w:proofErr w:type="gramEnd"/>
                           </w:p>
                           <w:p>
                             <w:pPr>
@@ -19922,16 +19213,8 @@
                               <w:rPr>
                                 <w:rFonts w:ascii="Courier New" w:hAnsi="Courier New" w:cs="Courier New"/>
                               </w:rPr>
-                              <w:t xml:space="preserve">Der Computer </w:t>
+                              <w:t>Der Computer rät  81</w:t>
                             </w:r>
-                            <w:proofErr w:type="gramStart"/>
-                            <w:r>
-                              <w:rPr>
-                                <w:rFonts w:ascii="Courier New" w:hAnsi="Courier New" w:cs="Courier New"/>
-                              </w:rPr>
-                              <w:t>rät  81</w:t>
-                            </w:r>
-                            <w:proofErr w:type="gramEnd"/>
                           </w:p>
                           <w:p>
                             <w:pPr>
@@ -19998,16 +19281,8 @@
                               <w:rPr>
                                 <w:rFonts w:ascii="Courier New" w:hAnsi="Courier New" w:cs="Courier New"/>
                               </w:rPr>
-                              <w:t xml:space="preserve">Der Computer </w:t>
+                              <w:t>Der Computer rät  78</w:t>
                             </w:r>
-                            <w:proofErr w:type="gramStart"/>
-                            <w:r>
-                              <w:rPr>
-                                <w:rFonts w:ascii="Courier New" w:hAnsi="Courier New" w:cs="Courier New"/>
-                              </w:rPr>
-                              <w:t>rät  78</w:t>
-                            </w:r>
-                            <w:proofErr w:type="gramEnd"/>
                           </w:p>
                           <w:p>
                             <w:pPr>
@@ -20074,16 +19349,8 @@
                               <w:rPr>
                                 <w:rFonts w:ascii="Courier New" w:hAnsi="Courier New" w:cs="Courier New"/>
                               </w:rPr>
-                              <w:t xml:space="preserve">Der Computer </w:t>
+                              <w:t>Der Computer rät  76</w:t>
                             </w:r>
-                            <w:proofErr w:type="gramStart"/>
-                            <w:r>
-                              <w:rPr>
-                                <w:rFonts w:ascii="Courier New" w:hAnsi="Courier New" w:cs="Courier New"/>
-                              </w:rPr>
-                              <w:t>rät  76</w:t>
-                            </w:r>
-                            <w:proofErr w:type="gramEnd"/>
                           </w:p>
                           <w:p>
                             <w:pPr>
@@ -20192,30 +19459,8 @@
                         <w:rPr>
                           <w:rFonts w:ascii="Courier New" w:hAnsi="Courier New" w:cs="Courier New"/>
                         </w:rPr>
-                        <w:t xml:space="preserve">Denke dir eine Zahl </w:t>
+                        <w:t>Denke dir eine Zahl zwischen  1  und  100</w:t>
                       </w:r>
-                      <w:proofErr w:type="gramStart"/>
-                      <w:r>
-                        <w:rPr>
-                          <w:rFonts w:ascii="Courier New" w:hAnsi="Courier New" w:cs="Courier New"/>
-                        </w:rPr>
-                        <w:t>zwischen  1</w:t>
-                      </w:r>
-                      <w:proofErr w:type="gramEnd"/>
-                      <w:r>
-                        <w:rPr>
-                          <w:rFonts w:ascii="Courier New" w:hAnsi="Courier New" w:cs="Courier New"/>
-                        </w:rPr>
-                        <w:t xml:space="preserve">  </w:t>
-                      </w:r>
-                      <w:proofErr w:type="gramStart"/>
-                      <w:r>
-                        <w:rPr>
-                          <w:rFonts w:ascii="Courier New" w:hAnsi="Courier New" w:cs="Courier New"/>
-                        </w:rPr>
-                        <w:t>und  100</w:t>
-                      </w:r>
-                      <w:proofErr w:type="gramEnd"/>
                     </w:p>
                     <w:p>
                       <w:pPr>
@@ -20240,16 +19485,8 @@
                         <w:rPr>
                           <w:rFonts w:ascii="Courier New" w:hAnsi="Courier New" w:cs="Courier New"/>
                         </w:rPr>
-                        <w:t xml:space="preserve">Der Computer </w:t>
+                        <w:t>Der Computer rät  50</w:t>
                       </w:r>
-                      <w:proofErr w:type="gramStart"/>
-                      <w:r>
-                        <w:rPr>
-                          <w:rFonts w:ascii="Courier New" w:hAnsi="Courier New" w:cs="Courier New"/>
-                        </w:rPr>
-                        <w:t>rät  50</w:t>
-                      </w:r>
-                      <w:proofErr w:type="gramEnd"/>
                     </w:p>
                     <w:p>
                       <w:pPr>
@@ -20316,16 +19553,8 @@
                         <w:rPr>
                           <w:rFonts w:ascii="Courier New" w:hAnsi="Courier New" w:cs="Courier New"/>
                         </w:rPr>
-                        <w:t xml:space="preserve">Der Computer </w:t>
+                        <w:t>Der Computer rät  75</w:t>
                       </w:r>
-                      <w:proofErr w:type="gramStart"/>
-                      <w:r>
-                        <w:rPr>
-                          <w:rFonts w:ascii="Courier New" w:hAnsi="Courier New" w:cs="Courier New"/>
-                        </w:rPr>
-                        <w:t>rät  75</w:t>
-                      </w:r>
-                      <w:proofErr w:type="gramEnd"/>
                     </w:p>
                     <w:p>
                       <w:pPr>
@@ -20392,16 +19621,8 @@
                         <w:rPr>
                           <w:rFonts w:ascii="Courier New" w:hAnsi="Courier New" w:cs="Courier New"/>
                         </w:rPr>
-                        <w:t xml:space="preserve">Der Computer </w:t>
+                        <w:t>Der Computer rät  88</w:t>
                       </w:r>
-                      <w:proofErr w:type="gramStart"/>
-                      <w:r>
-                        <w:rPr>
-                          <w:rFonts w:ascii="Courier New" w:hAnsi="Courier New" w:cs="Courier New"/>
-                        </w:rPr>
-                        <w:t>rät  88</w:t>
-                      </w:r>
-                      <w:proofErr w:type="gramEnd"/>
                     </w:p>
                     <w:p>
                       <w:pPr>
@@ -20468,16 +19689,8 @@
                         <w:rPr>
                           <w:rFonts w:ascii="Courier New" w:hAnsi="Courier New" w:cs="Courier New"/>
                         </w:rPr>
-                        <w:t xml:space="preserve">Der Computer </w:t>
+                        <w:t>Der Computer rät  81</w:t>
                       </w:r>
-                      <w:proofErr w:type="gramStart"/>
-                      <w:r>
-                        <w:rPr>
-                          <w:rFonts w:ascii="Courier New" w:hAnsi="Courier New" w:cs="Courier New"/>
-                        </w:rPr>
-                        <w:t>rät  81</w:t>
-                      </w:r>
-                      <w:proofErr w:type="gramEnd"/>
                     </w:p>
                     <w:p>
                       <w:pPr>
@@ -20544,16 +19757,8 @@
                         <w:rPr>
                           <w:rFonts w:ascii="Courier New" w:hAnsi="Courier New" w:cs="Courier New"/>
                         </w:rPr>
-                        <w:t xml:space="preserve">Der Computer </w:t>
+                        <w:t>Der Computer rät  78</w:t>
                       </w:r>
-                      <w:proofErr w:type="gramStart"/>
-                      <w:r>
-                        <w:rPr>
-                          <w:rFonts w:ascii="Courier New" w:hAnsi="Courier New" w:cs="Courier New"/>
-                        </w:rPr>
-                        <w:t>rät  78</w:t>
-                      </w:r>
-                      <w:proofErr w:type="gramEnd"/>
                     </w:p>
                     <w:p>
                       <w:pPr>
@@ -20620,16 +19825,8 @@
                         <w:rPr>
                           <w:rFonts w:ascii="Courier New" w:hAnsi="Courier New" w:cs="Courier New"/>
                         </w:rPr>
-                        <w:t xml:space="preserve">Der Computer </w:t>
+                        <w:t>Der Computer rät  76</w:t>
                       </w:r>
-                      <w:proofErr w:type="gramStart"/>
-                      <w:r>
-                        <w:rPr>
-                          <w:rFonts w:ascii="Courier New" w:hAnsi="Courier New" w:cs="Courier New"/>
-                        </w:rPr>
-                        <w:t>rät  76</w:t>
-                      </w:r>
-                      <w:proofErr w:type="gramEnd"/>
                     </w:p>
                     <w:p>
                       <w:pPr>
@@ -20741,25 +19938,7 @@
           <w:sz w:val="20"/>
           <w:szCs w:val="20"/>
         </w:rPr>
-        <w:t xml:space="preserve">x = (untere + </w:t>
-      </w:r>
-      <w:proofErr w:type="gramStart"/>
-      <w:r>
-        <w:rPr>
-          <w:rFonts w:ascii="Courier New" w:hAnsi="Courier New" w:cs="Courier New"/>
-          <w:sz w:val="20"/>
-          <w:szCs w:val="20"/>
-        </w:rPr>
-        <w:t>obere)/</w:t>
-      </w:r>
-      <w:proofErr w:type="gramEnd"/>
-      <w:r>
-        <w:rPr>
-          <w:rFonts w:ascii="Courier New" w:hAnsi="Courier New" w:cs="Courier New"/>
-          <w:sz w:val="20"/>
-          <w:szCs w:val="20"/>
-        </w:rPr>
-        <w:t>/2</w:t>
+        <w:t>x = (untere + obere)//2</w:t>
       </w:r>
       <w:r>
         <w:t xml:space="preserve"> rät der Computer die </w:t>
@@ -22039,7 +21218,6 @@
               <w:t xml:space="preserve"> </w:t>
             </w:r>
             <w:proofErr w:type="spellStart"/>
-            <w:proofErr w:type="gramStart"/>
             <w:r>
               <w:rPr>
                 <w:rFonts w:ascii="Courier New" w:hAnsi="Courier New" w:cs="Courier New"/>
@@ -22051,14 +21229,7 @@
               <w:rPr>
                 <w:rFonts w:ascii="Courier New" w:hAnsi="Courier New" w:cs="Courier New"/>
               </w:rPr>
-              <w:t>(</w:t>
-            </w:r>
-            <w:proofErr w:type="gramEnd"/>
-            <w:r>
-              <w:rPr>
-                <w:rFonts w:ascii="Courier New" w:hAnsi="Courier New" w:cs="Courier New"/>
-              </w:rPr>
-              <w:t>):</w:t>
+              <w:t>():</w:t>
             </w:r>
           </w:p>
         </w:tc>
@@ -22087,7 +21258,6 @@
               <w:t xml:space="preserve">    </w:t>
             </w:r>
             <w:proofErr w:type="spellStart"/>
-            <w:proofErr w:type="gramStart"/>
             <w:r>
               <w:rPr>
                 <w:rFonts w:ascii="Courier New" w:hAnsi="Courier New" w:cs="Courier New"/>
@@ -22099,14 +21269,7 @@
               <w:rPr>
                 <w:rFonts w:ascii="Courier New" w:hAnsi="Courier New" w:cs="Courier New"/>
               </w:rPr>
-              <w:t>(</w:t>
-            </w:r>
-            <w:proofErr w:type="gramEnd"/>
-            <w:r>
-              <w:rPr>
-                <w:rFonts w:ascii="Courier New" w:hAnsi="Courier New" w:cs="Courier New"/>
-              </w:rPr>
-              <w:t>"</w:t>
+              <w:t>("</w:t>
             </w:r>
             <w:r>
               <w:rPr>
@@ -22167,7 +21330,6 @@
               </w:rPr>
             </w:pPr>
             <w:proofErr w:type="spellStart"/>
-            <w:proofErr w:type="gramStart"/>
             <w:r>
               <w:rPr>
                 <w:rFonts w:ascii="Courier New" w:hAnsi="Courier New" w:cs="Courier New"/>
@@ -22179,14 +21341,7 @@
               <w:rPr>
                 <w:rFonts w:ascii="Courier New" w:hAnsi="Courier New" w:cs="Courier New"/>
               </w:rPr>
-              <w:t>(</w:t>
-            </w:r>
-            <w:proofErr w:type="gramEnd"/>
-            <w:r>
-              <w:rPr>
-                <w:rFonts w:ascii="Courier New" w:hAnsi="Courier New" w:cs="Courier New"/>
-              </w:rPr>
-              <w:t>)</w:t>
+              <w:t>()</w:t>
             </w:r>
           </w:p>
         </w:tc>
@@ -22352,14 +21507,7 @@
               <w:rPr>
                 <w:rFonts w:ascii="Courier New" w:hAnsi="Courier New" w:cs="Courier New"/>
               </w:rPr>
-              <w:t>2</w:t>
-            </w:r>
-            <w:proofErr w:type="gramStart"/>
-            <w:r>
-              <w:rPr>
-                <w:rFonts w:ascii="Courier New" w:hAnsi="Courier New" w:cs="Courier New"/>
-              </w:rPr>
-              <w:t>a</w:t>
+              <w:t>2a</w:t>
             </w:r>
             <w:r>
               <w:rPr>
@@ -22367,7 +21515,6 @@
               </w:rPr>
               <w:t>(</w:t>
             </w:r>
-            <w:proofErr w:type="gramEnd"/>
             <w:r>
               <w:rPr>
                 <w:rFonts w:ascii="Courier New" w:hAnsi="Courier New" w:cs="Courier New"/>
@@ -22429,7 +21576,6 @@
               <w:t xml:space="preserve">    </w:t>
             </w:r>
             <w:proofErr w:type="spellStart"/>
-            <w:proofErr w:type="gramStart"/>
             <w:r>
               <w:rPr>
                 <w:rFonts w:ascii="Courier New" w:hAnsi="Courier New" w:cs="Courier New"/>
@@ -22441,14 +21587,7 @@
               <w:rPr>
                 <w:rFonts w:ascii="Courier New" w:hAnsi="Courier New" w:cs="Courier New"/>
               </w:rPr>
-              <w:t>(</w:t>
-            </w:r>
-            <w:proofErr w:type="gramEnd"/>
-            <w:r>
-              <w:rPr>
-                <w:rFonts w:ascii="Courier New" w:hAnsi="Courier New" w:cs="Courier New"/>
-              </w:rPr>
-              <w:t>"</w:t>
+              <w:t>("</w:t>
             </w:r>
             <w:r>
               <w:rPr>
@@ -22542,14 +21681,7 @@
               <w:rPr>
                 <w:rFonts w:ascii="Courier New" w:hAnsi="Courier New" w:cs="Courier New"/>
               </w:rPr>
-              <w:t>2</w:t>
-            </w:r>
-            <w:proofErr w:type="gramStart"/>
-            <w:r>
-              <w:rPr>
-                <w:rFonts w:ascii="Courier New" w:hAnsi="Courier New" w:cs="Courier New"/>
-              </w:rPr>
-              <w:t>a</w:t>
+              <w:t>2a</w:t>
             </w:r>
             <w:r>
               <w:rPr>
@@ -22557,7 +21689,6 @@
               </w:rPr>
               <w:t>(</w:t>
             </w:r>
-            <w:proofErr w:type="gramEnd"/>
             <w:r>
               <w:rPr>
                 <w:rFonts w:ascii="Courier New" w:hAnsi="Courier New" w:cs="Courier New"/>
@@ -22703,21 +21834,7 @@
               <w:rPr>
                 <w:rFonts w:ascii="Courier New" w:hAnsi="Courier New" w:cs="Courier New"/>
               </w:rPr>
-              <w:t xml:space="preserve"> ausgabe2</w:t>
-            </w:r>
-            <w:proofErr w:type="gramStart"/>
-            <w:r>
-              <w:rPr>
-                <w:rFonts w:ascii="Courier New" w:hAnsi="Courier New" w:cs="Courier New"/>
-              </w:rPr>
-              <w:t>b(</w:t>
-            </w:r>
-            <w:proofErr w:type="gramEnd"/>
-            <w:r>
-              <w:rPr>
-                <w:rFonts w:ascii="Courier New" w:hAnsi="Courier New" w:cs="Courier New"/>
-              </w:rPr>
-              <w:t xml:space="preserve">wert1: </w:t>
+              <w:t xml:space="preserve"> ausgabe2b(wert1: </w:t>
             </w:r>
             <w:proofErr w:type="spellStart"/>
             <w:r>
@@ -22774,7 +21891,6 @@
               <w:t xml:space="preserve">    </w:t>
             </w:r>
             <w:proofErr w:type="spellStart"/>
-            <w:proofErr w:type="gramStart"/>
             <w:r>
               <w:rPr>
                 <w:rFonts w:ascii="Courier New" w:hAnsi="Courier New" w:cs="Courier New"/>
@@ -22786,14 +21902,7 @@
               <w:rPr>
                 <w:rFonts w:ascii="Courier New" w:hAnsi="Courier New" w:cs="Courier New"/>
               </w:rPr>
-              <w:t>(</w:t>
-            </w:r>
-            <w:proofErr w:type="gramEnd"/>
-            <w:r>
-              <w:rPr>
-                <w:rFonts w:ascii="Courier New" w:hAnsi="Courier New" w:cs="Courier New"/>
-              </w:rPr>
-              <w:t>"wert1 =", wert1, "wert2 =", wert2)</w:t>
+              <w:t>("wert1 =", wert1, "wert2 =", wert2)</w:t>
             </w:r>
           </w:p>
         </w:tc>
@@ -22845,21 +21954,7 @@
               <w:rPr>
                 <w:rFonts w:ascii="Courier New" w:hAnsi="Courier New" w:cs="Courier New"/>
               </w:rPr>
-              <w:t>ausgabe2</w:t>
-            </w:r>
-            <w:proofErr w:type="gramStart"/>
-            <w:r>
-              <w:rPr>
-                <w:rFonts w:ascii="Courier New" w:hAnsi="Courier New" w:cs="Courier New"/>
-              </w:rPr>
-              <w:t>b(</w:t>
-            </w:r>
-            <w:proofErr w:type="gramEnd"/>
-            <w:r>
-              <w:rPr>
-                <w:rFonts w:ascii="Courier New" w:hAnsi="Courier New" w:cs="Courier New"/>
-              </w:rPr>
-              <w:t>5)</w:t>
+              <w:t>ausgabe2b(5)</w:t>
             </w:r>
           </w:p>
         </w:tc>
@@ -22997,21 +22092,7 @@
               <w:rPr>
                 <w:rFonts w:ascii="Courier New" w:hAnsi="Courier New" w:cs="Courier New"/>
               </w:rPr>
-              <w:t xml:space="preserve"> </w:t>
-            </w:r>
-            <w:proofErr w:type="gramStart"/>
-            <w:r>
-              <w:rPr>
-                <w:rFonts w:ascii="Courier New" w:hAnsi="Courier New" w:cs="Courier New"/>
-              </w:rPr>
-              <w:t>verdoppeln(</w:t>
-            </w:r>
-            <w:proofErr w:type="gramEnd"/>
-            <w:r>
-              <w:rPr>
-                <w:rFonts w:ascii="Courier New" w:hAnsi="Courier New" w:cs="Courier New"/>
-              </w:rPr>
-              <w:t xml:space="preserve">wert: </w:t>
+              <w:t xml:space="preserve"> verdoppeln(wert: </w:t>
             </w:r>
             <w:proofErr w:type="spellStart"/>
             <w:r>
@@ -23141,7 +22222,6 @@
               </w:rPr>
               <w:t xml:space="preserve"> = </w:t>
             </w:r>
-            <w:proofErr w:type="gramStart"/>
             <w:r>
               <w:rPr>
                 <w:rFonts w:ascii="Courier New" w:hAnsi="Courier New" w:cs="Courier New"/>
@@ -23152,14 +22232,7 @@
               <w:rPr>
                 <w:rFonts w:ascii="Courier New" w:hAnsi="Courier New" w:cs="Courier New"/>
               </w:rPr>
-              <w:t>(</w:t>
-            </w:r>
-            <w:proofErr w:type="gramEnd"/>
-            <w:r>
-              <w:rPr>
-                <w:rFonts w:ascii="Courier New" w:hAnsi="Courier New" w:cs="Courier New"/>
-              </w:rPr>
-              <w:t>5)</w:t>
+              <w:t>(5)</w:t>
             </w:r>
           </w:p>
         </w:tc>
@@ -23182,7 +22255,6 @@
               </w:rPr>
             </w:pPr>
             <w:proofErr w:type="spellStart"/>
-            <w:proofErr w:type="gramStart"/>
             <w:r>
               <w:rPr>
                 <w:rFonts w:ascii="Courier New" w:hAnsi="Courier New" w:cs="Courier New"/>
@@ -23196,7 +22268,6 @@
               </w:rPr>
               <w:t>(</w:t>
             </w:r>
-            <w:proofErr w:type="gramEnd"/>
             <w:r>
               <w:rPr>
                 <w:rFonts w:ascii="Courier New" w:hAnsi="Courier New" w:cs="Courier New"/>
@@ -23714,31 +22785,16 @@
               <w:rPr>
                 <w:rFonts w:ascii="Courier New" w:hAnsi="Courier New" w:cs="Courier New"/>
               </w:rPr>
-              <w:t>wo_bin_</w:t>
-            </w:r>
-            <w:proofErr w:type="gramStart"/>
-            <w:r>
-              <w:rPr>
-                <w:rFonts w:ascii="Courier New" w:hAnsi="Courier New" w:cs="Courier New"/>
-              </w:rPr>
-              <w:t>ich</w:t>
+              <w:t>wo_bin_ich</w:t>
             </w:r>
             <w:proofErr w:type="spellEnd"/>
             <w:r>
               <w:rPr>
                 <w:rFonts w:ascii="Courier New" w:hAnsi="Courier New" w:cs="Courier New"/>
               </w:rPr>
-              <w:t>(</w:t>
-            </w:r>
-            <w:proofErr w:type="gramEnd"/>
-            <w:r>
-              <w:rPr>
-                <w:rFonts w:ascii="Courier New" w:hAnsi="Courier New" w:cs="Courier New"/>
-              </w:rPr>
-              <w:t xml:space="preserve">) -&gt; </w:t>
+              <w:t xml:space="preserve">() -&gt; </w:t>
             </w:r>
             <w:proofErr w:type="spellStart"/>
-            <w:proofErr w:type="gramStart"/>
             <w:r>
               <w:rPr>
                 <w:rFonts w:ascii="Courier New" w:hAnsi="Courier New" w:cs="Courier New"/>
@@ -23753,7 +22809,6 @@
               <w:t>[</w:t>
             </w:r>
             <w:proofErr w:type="spellStart"/>
-            <w:proofErr w:type="gramEnd"/>
             <w:r>
               <w:rPr>
                 <w:rFonts w:ascii="Courier New" w:hAnsi="Courier New" w:cs="Courier New"/>
@@ -23936,28 +22991,14 @@
               <w:rPr>
                 <w:rFonts w:ascii="Courier New" w:hAnsi="Courier New" w:cs="Courier New"/>
               </w:rPr>
-              <w:t>wo_bin_</w:t>
-            </w:r>
-            <w:proofErr w:type="gramStart"/>
-            <w:r>
-              <w:rPr>
-                <w:rFonts w:ascii="Courier New" w:hAnsi="Courier New" w:cs="Courier New"/>
-              </w:rPr>
-              <w:t>ich</w:t>
+              <w:t>wo_bin_ich</w:t>
             </w:r>
             <w:proofErr w:type="spellEnd"/>
             <w:r>
               <w:rPr>
                 <w:rFonts w:ascii="Courier New" w:hAnsi="Courier New" w:cs="Courier New"/>
               </w:rPr>
-              <w:t>(</w:t>
-            </w:r>
-            <w:proofErr w:type="gramEnd"/>
-            <w:r>
-              <w:rPr>
-                <w:rFonts w:ascii="Courier New" w:hAnsi="Courier New" w:cs="Courier New"/>
-              </w:rPr>
-              <w:t>)</w:t>
+              <w:t>()</w:t>
             </w:r>
           </w:p>
         </w:tc>
@@ -23980,7 +23021,6 @@
               </w:rPr>
             </w:pPr>
             <w:proofErr w:type="spellStart"/>
-            <w:proofErr w:type="gramStart"/>
             <w:r>
               <w:rPr>
                 <w:rFonts w:ascii="Courier New" w:hAnsi="Courier New" w:cs="Courier New"/>
@@ -23992,14 +23032,7 @@
               <w:rPr>
                 <w:rFonts w:ascii="Courier New" w:hAnsi="Courier New" w:cs="Courier New"/>
               </w:rPr>
-              <w:t>(</w:t>
-            </w:r>
-            <w:proofErr w:type="gramEnd"/>
-            <w:r>
-              <w:rPr>
-                <w:rFonts w:ascii="Courier New" w:hAnsi="Courier New" w:cs="Courier New"/>
-              </w:rPr>
-              <w:t>"x =", x, "y =", y)</w:t>
+              <w:t>("x =", x, "y =", y)</w:t>
             </w:r>
           </w:p>
         </w:tc>
@@ -24541,7 +23574,6 @@
               <w:t xml:space="preserve"> </w:t>
             </w:r>
             <w:proofErr w:type="spellStart"/>
-            <w:proofErr w:type="gramStart"/>
             <w:r>
               <w:rPr>
                 <w:rFonts w:ascii="Courier New" w:hAnsi="Courier New" w:cs="Courier New"/>
@@ -24555,7 +23587,6 @@
               </w:rPr>
               <w:t>(</w:t>
             </w:r>
-            <w:proofErr w:type="gramEnd"/>
             <w:r>
               <w:rPr>
                 <w:rFonts w:ascii="Courier New" w:hAnsi="Courier New" w:cs="Courier New"/>
@@ -24596,7 +23627,6 @@
               </w:rPr>
               <w:t xml:space="preserve">], </w:t>
             </w:r>
-            <w:proofErr w:type="gramStart"/>
             <w:r>
               <w:rPr>
                 <w:rFonts w:ascii="Courier New" w:hAnsi="Courier New" w:cs="Courier New"/>
@@ -24609,7 +23639,6 @@
               </w:rPr>
               <w:t>:[</w:t>
             </w:r>
-            <w:proofErr w:type="gramEnd"/>
             <w:r>
               <w:rPr>
                 <w:rFonts w:ascii="Courier New" w:hAnsi="Courier New" w:cs="Courier New"/>
@@ -24922,7 +23951,6 @@
               <w:t xml:space="preserve"> = </w:t>
             </w:r>
             <w:proofErr w:type="spellStart"/>
-            <w:proofErr w:type="gramStart"/>
             <w:r>
               <w:rPr>
                 <w:rFonts w:ascii="Courier New" w:hAnsi="Courier New" w:cs="Courier New"/>
@@ -24930,7 +23958,6 @@
               <w:t>original.copy</w:t>
             </w:r>
             <w:proofErr w:type="spellEnd"/>
-            <w:proofErr w:type="gramEnd"/>
             <w:r>
               <w:rPr>
                 <w:rFonts w:ascii="Courier New" w:hAnsi="Courier New" w:cs="Courier New"/>
@@ -25036,7 +24063,6 @@
               </w:rPr>
             </w:pPr>
             <w:proofErr w:type="spellStart"/>
-            <w:proofErr w:type="gramStart"/>
             <w:r>
               <w:rPr>
                 <w:rFonts w:ascii="Courier New" w:hAnsi="Courier New" w:cs="Courier New"/>
@@ -25051,7 +24077,6 @@
               <w:t>(</w:t>
             </w:r>
             <w:proofErr w:type="spellStart"/>
-            <w:proofErr w:type="gramEnd"/>
             <w:r>
               <w:rPr>
                 <w:rFonts w:ascii="Courier New" w:hAnsi="Courier New" w:cs="Courier New"/>
@@ -25112,7 +24137,6 @@
               </w:rPr>
             </w:pPr>
             <w:proofErr w:type="spellStart"/>
-            <w:proofErr w:type="gramStart"/>
             <w:r>
               <w:rPr>
                 <w:rFonts w:ascii="Courier New" w:hAnsi="Courier New" w:cs="Courier New"/>
@@ -25124,14 +24148,7 @@
               <w:rPr>
                 <w:rFonts w:ascii="Courier New" w:hAnsi="Courier New" w:cs="Courier New"/>
               </w:rPr>
-              <w:t>(</w:t>
-            </w:r>
-            <w:proofErr w:type="gramEnd"/>
-            <w:r>
-              <w:rPr>
-                <w:rFonts w:ascii="Courier New" w:hAnsi="Courier New" w:cs="Courier New"/>
-              </w:rPr>
-              <w:t>"original =", original)</w:t>
+              <w:t>("original =", original)</w:t>
             </w:r>
           </w:p>
         </w:tc>
@@ -25154,7 +24171,6 @@
               </w:rPr>
             </w:pPr>
             <w:proofErr w:type="spellStart"/>
-            <w:proofErr w:type="gramStart"/>
             <w:r>
               <w:rPr>
                 <w:rFonts w:ascii="Courier New" w:hAnsi="Courier New" w:cs="Courier New"/>
@@ -25166,14 +24182,7 @@
               <w:rPr>
                 <w:rFonts w:ascii="Courier New" w:hAnsi="Courier New" w:cs="Courier New"/>
               </w:rPr>
-              <w:t>(</w:t>
-            </w:r>
-            <w:proofErr w:type="gramEnd"/>
-            <w:r>
-              <w:rPr>
-                <w:rFonts w:ascii="Courier New" w:hAnsi="Courier New" w:cs="Courier New"/>
-              </w:rPr>
-              <w:t>"</w:t>
+              <w:t>("</w:t>
             </w:r>
             <w:proofErr w:type="spellStart"/>
             <w:r>
@@ -25451,28 +24460,14 @@
         <w:rPr>
           <w:rFonts w:ascii="Courier New" w:hAnsi="Courier New" w:cs="Courier New"/>
         </w:rPr>
-        <w:t>bspfunktion_global_</w:t>
-      </w:r>
-      <w:proofErr w:type="gramStart"/>
+        <w:t>bspfunktion_global_lesen</w:t>
+      </w:r>
+      <w:proofErr w:type="spellEnd"/>
       <w:r>
         <w:rPr>
           <w:rFonts w:ascii="Courier New" w:hAnsi="Courier New" w:cs="Courier New"/>
         </w:rPr>
-        <w:t>lesen</w:t>
-      </w:r>
-      <w:proofErr w:type="spellEnd"/>
-      <w:r>
-        <w:rPr>
-          <w:rFonts w:ascii="Courier New" w:hAnsi="Courier New" w:cs="Courier New"/>
-        </w:rPr>
-        <w:t>(</w:t>
-      </w:r>
-      <w:proofErr w:type="gramEnd"/>
-      <w:r>
-        <w:rPr>
-          <w:rFonts w:ascii="Courier New" w:hAnsi="Courier New" w:cs="Courier New"/>
-        </w:rPr>
-        <w:t>)</w:t>
+        <w:t>()</w:t>
       </w:r>
     </w:p>
     <w:p>
@@ -25549,44 +24544,25 @@
         <w:rPr>
           <w:rFonts w:ascii="Courier New" w:hAnsi="Courier New" w:cs="Courier New"/>
         </w:rPr>
-        <w:t>bspfunktion_lokal_</w:t>
-      </w:r>
-      <w:proofErr w:type="gramStart"/>
+        <w:t>bspfunktion_lokal_schreiben</w:t>
+      </w:r>
+      <w:proofErr w:type="spellEnd"/>
       <w:r>
         <w:rPr>
           <w:rFonts w:ascii="Courier New" w:hAnsi="Courier New" w:cs="Courier New"/>
         </w:rPr>
-        <w:t>schreiben</w:t>
-      </w:r>
-      <w:proofErr w:type="spellEnd"/>
-      <w:r>
+        <w:t>()</w:t>
+      </w:r>
+    </w:p>
+    <w:p>
+      <w:pPr>
+        <w:spacing w:after="120"/>
         <w:rPr>
           <w:rFonts w:ascii="Courier New" w:hAnsi="Courier New" w:cs="Courier New"/>
         </w:rPr>
-        <w:t>(</w:t>
-      </w:r>
-      <w:proofErr w:type="gramEnd"/>
-      <w:r>
-        <w:rPr>
-          <w:rFonts w:ascii="Courier New" w:hAnsi="Courier New" w:cs="Courier New"/>
-        </w:rPr>
-        <w:t>)</w:t>
-      </w:r>
-    </w:p>
-    <w:p>
-      <w:pPr>
-        <w:spacing w:after="120"/>
-        <w:rPr>
-          <w:rFonts w:ascii="Courier New" w:hAnsi="Courier New" w:cs="Courier New"/>
-        </w:rPr>
-      </w:pPr>
-      <w:proofErr w:type="gramStart"/>
-      <w:r>
-        <w:t>…</w:t>
-      </w:r>
-      <w:proofErr w:type="gramEnd"/>
-      <w:r>
-        <w:t xml:space="preserve"> </w:t>
+      </w:pPr>
+      <w:r>
+        <w:t xml:space="preserve">… </w:t>
       </w:r>
       <w:r>
         <w:t>wenn</w:t>
@@ -25620,28 +24596,14 @@
         <w:rPr>
           <w:rFonts w:ascii="Courier New" w:hAnsi="Courier New" w:cs="Courier New"/>
         </w:rPr>
-        <w:t>bspfunktion_global_lesen_</w:t>
-      </w:r>
-      <w:proofErr w:type="gramStart"/>
+        <w:t>bspfunktion_global_lesen_schreiben</w:t>
+      </w:r>
+      <w:proofErr w:type="spellEnd"/>
       <w:r>
         <w:rPr>
           <w:rFonts w:ascii="Courier New" w:hAnsi="Courier New" w:cs="Courier New"/>
         </w:rPr>
-        <w:t>schreiben</w:t>
-      </w:r>
-      <w:proofErr w:type="spellEnd"/>
-      <w:r>
-        <w:rPr>
-          <w:rFonts w:ascii="Courier New" w:hAnsi="Courier New" w:cs="Courier New"/>
-        </w:rPr>
-        <w:t>(</w:t>
-      </w:r>
-      <w:proofErr w:type="gramEnd"/>
-      <w:r>
-        <w:rPr>
-          <w:rFonts w:ascii="Courier New" w:hAnsi="Courier New" w:cs="Courier New"/>
-        </w:rPr>
-        <w:t>)</w:t>
+        <w:t>()</w:t>
       </w:r>
     </w:p>
     <w:p>
@@ -26641,15 +25603,7 @@
         <w:t>Ergebnisse prüfen.</w:t>
       </w:r>
       <w:r>
-        <w:t xml:space="preserve"> Dazu rufen wir die Funktion </w:t>
-      </w:r>
-      <w:proofErr w:type="gramStart"/>
-      <w:r>
-        <w:t>5 mal</w:t>
-      </w:r>
-      <w:proofErr w:type="gramEnd"/>
-      <w:r>
-        <w:t xml:space="preserve"> auf. </w:t>
+        <w:t xml:space="preserve"> Dazu rufen wir die Funktion 5 mal auf. </w:t>
       </w:r>
     </w:p>
     <w:p>
@@ -27785,7 +26739,6 @@
         <w:t xml:space="preserve"> du mit </w:t>
       </w:r>
       <w:proofErr w:type="spellStart"/>
-      <w:proofErr w:type="gramStart"/>
       <w:r>
         <w:rPr>
           <w:rFonts w:ascii="Courier New" w:hAnsi="Courier New" w:cs="Courier New"/>
@@ -27800,7 +26753,6 @@
         <w:t>(</w:t>
       </w:r>
       <w:proofErr w:type="spellStart"/>
-      <w:proofErr w:type="gramEnd"/>
       <w:r>
         <w:rPr>
           <w:rFonts w:ascii="Courier New" w:hAnsi="Courier New" w:cs="Courier New"/>
@@ -27819,28 +26771,17 @@
         <w:rPr>
           <w:rFonts w:ascii="Courier New" w:hAnsi="Courier New" w:cs="Courier New"/>
         </w:rPr>
-        <w:t>eur_</w:t>
-      </w:r>
-      <w:proofErr w:type="gramStart"/>
+        <w:t>eur_liste</w:t>
+      </w:r>
+      <w:proofErr w:type="spellEnd"/>
       <w:r>
         <w:rPr>
           <w:rFonts w:ascii="Courier New" w:hAnsi="Courier New" w:cs="Courier New"/>
         </w:rPr>
-        <w:t>liste</w:t>
-      </w:r>
-      <w:proofErr w:type="spellEnd"/>
-      <w:r>
-        <w:rPr>
-          <w:rFonts w:ascii="Courier New" w:hAnsi="Courier New" w:cs="Courier New"/>
-        </w:rPr>
         <w:t>)</w:t>
       </w:r>
       <w:r>
-        <w:t>ein</w:t>
-      </w:r>
-      <w:proofErr w:type="gramEnd"/>
-      <w:r>
-        <w:t xml:space="preserve"> Tupel mit einem Element aus </w:t>
+        <w:t xml:space="preserve">ein Tupel mit einem Element aus </w:t>
       </w:r>
       <w:r>
         <w:t>jeder</w:t>
@@ -30271,35 +29212,7 @@
         <w:rPr>
           <w:rFonts w:ascii="Courier New" w:hAnsi="Courier New" w:cs="Courier New"/>
         </w:rPr>
-        <w:t>zip(trainerstunden_</w:t>
-      </w:r>
-      <w:proofErr w:type="gramStart"/>
-      <w:r>
-        <w:rPr>
-          <w:rFonts w:ascii="Courier New" w:hAnsi="Courier New" w:cs="Courier New"/>
-        </w:rPr>
-        <w:t>liste,tennis</w:t>
-      </w:r>
-      <w:proofErr w:type="gramEnd"/>
-      <w:r>
-        <w:rPr>
-          <w:rFonts w:ascii="Courier New" w:hAnsi="Courier New" w:cs="Courier New"/>
-        </w:rPr>
-        <w:t>_pro_kosten_</w:t>
-      </w:r>
-      <w:proofErr w:type="gramStart"/>
-      <w:r>
-        <w:rPr>
-          <w:rFonts w:ascii="Courier New" w:hAnsi="Courier New" w:cs="Courier New"/>
-        </w:rPr>
-        <w:t>liste,go</w:t>
-      </w:r>
-      <w:proofErr w:type="gramEnd"/>
-      <w:r>
-        <w:rPr>
-          <w:rFonts w:ascii="Courier New" w:hAnsi="Courier New" w:cs="Courier New"/>
-        </w:rPr>
-        <w:t>_tennis_kosten_liste)</w:t>
+        <w:t>zip(trainerstunden_liste,tennis_pro_kosten_liste,go_tennis_kosten_liste)</w:t>
       </w:r>
       <w:r>
         <w:rPr>
@@ -30502,7 +29415,6 @@
         <w:t xml:space="preserve">Die Kosten sollen in einem Diagramm gezeigt werden. Du benötigst dazu die Bibliothek </w:t>
       </w:r>
       <w:proofErr w:type="spellStart"/>
-      <w:proofErr w:type="gramStart"/>
       <w:r>
         <w:rPr>
           <w:rFonts w:ascii="Courier New" w:hAnsi="Courier New" w:cs="Courier New"/>
@@ -30510,7 +29422,6 @@
         <w:t>matplotlib.pyplot</w:t>
       </w:r>
       <w:proofErr w:type="spellEnd"/>
-      <w:proofErr w:type="gramEnd"/>
       <w:r>
         <w:rPr>
           <w:rFonts w:cstheme="minorHAnsi"/>
@@ -31524,7 +30435,6 @@
         <w:t xml:space="preserve">Anstelle von </w:t>
       </w:r>
       <w:proofErr w:type="spellStart"/>
-      <w:proofErr w:type="gramStart"/>
       <w:r>
         <w:rPr>
           <w:rFonts w:ascii="Courier New" w:hAnsi="Courier New" w:cs="Courier New"/>
@@ -31532,7 +30442,6 @@
         <w:t>self.rufname</w:t>
       </w:r>
       <w:proofErr w:type="spellEnd"/>
-      <w:proofErr w:type="gramEnd"/>
       <w:r>
         <w:rPr>
           <w:rFonts w:ascii="Courier New" w:hAnsi="Courier New" w:cs="Courier New"/>
@@ -31551,7 +30460,6 @@
         <w:t xml:space="preserve"> schreibst du </w:t>
       </w:r>
       <w:proofErr w:type="spellStart"/>
-      <w:proofErr w:type="gramStart"/>
       <w:r>
         <w:rPr>
           <w:rFonts w:ascii="Courier New" w:hAnsi="Courier New" w:cs="Courier New"/>
@@ -31559,7 +30467,6 @@
         <w:t>self.besitzer</w:t>
       </w:r>
       <w:proofErr w:type="spellEnd"/>
-      <w:proofErr w:type="gramEnd"/>
       <w:r>
         <w:rPr>
           <w:rFonts w:ascii="Courier New" w:hAnsi="Courier New" w:cs="Courier New"/>
@@ -31943,6 +30850,9 @@
     </w:p>
     <w:p>
       <w:r>
+        <w:rPr>
+          <w:noProof/>
+        </w:rPr>
         <w:drawing>
           <wp:inline distT="0" distB="0" distL="0" distR="0" wp14:anchorId="51EC3F83" wp14:editId="3296E23C">
             <wp:extent cx="6645910" cy="7486015"/>
@@ -32557,13 +31467,7 @@
         <w:t xml:space="preserve"> File/ Open</w:t>
       </w:r>
       <w:r>
-        <w:t xml:space="preserve"> … öffnest du die Datei "</w:t>
-      </w:r>
-      <w:r>
-        <w:t>Tier</w:t>
-      </w:r>
-      <w:r>
-        <w:t>_Klasse.py" im Ordner Python/</w:t>
+        <w:t xml:space="preserve"> … öffnest du die Datei "Tier_Klasse.py" im Ordner Python/</w:t>
       </w:r>
       <w:r>
         <w:t>12_OOP_Vererbung_bei_Klassen</w:t>
@@ -32673,6 +31577,9 @@
         <w:spacing w:after="120"/>
       </w:pPr>
       <w:r>
+        <w:rPr>
+          <w:noProof/>
+        </w:rPr>
         <w:drawing>
           <wp:inline distT="0" distB="0" distL="0" distR="0" wp14:anchorId="29363026" wp14:editId="1CB580E2">
             <wp:extent cx="6645910" cy="136525"/>
@@ -32915,7 +31822,6 @@
         <w:t xml:space="preserve">Anstelle von </w:t>
       </w:r>
       <w:proofErr w:type="spellStart"/>
-      <w:proofErr w:type="gramStart"/>
       <w:r>
         <w:rPr>
           <w:rFonts w:ascii="Courier New" w:hAnsi="Courier New" w:cs="Courier New"/>
@@ -32923,7 +31829,6 @@
         <w:t>self.rufname</w:t>
       </w:r>
       <w:proofErr w:type="spellEnd"/>
-      <w:proofErr w:type="gramEnd"/>
       <w:r>
         <w:rPr>
           <w:rFonts w:ascii="Courier New" w:hAnsi="Courier New" w:cs="Courier New"/>
@@ -32942,7 +31847,6 @@
         <w:t xml:space="preserve"> schreibst du </w:t>
       </w:r>
       <w:proofErr w:type="spellStart"/>
-      <w:proofErr w:type="gramStart"/>
       <w:r>
         <w:rPr>
           <w:rFonts w:ascii="Courier New" w:hAnsi="Courier New" w:cs="Courier New"/>
@@ -32950,7 +31854,6 @@
         <w:t>self.besitzer</w:t>
       </w:r>
       <w:proofErr w:type="spellEnd"/>
-      <w:proofErr w:type="gramEnd"/>
       <w:r>
         <w:rPr>
           <w:rFonts w:ascii="Courier New" w:hAnsi="Courier New" w:cs="Courier New"/>
@@ -32996,7 +31899,10 @@
       </w:r>
       <w:proofErr w:type="spellStart"/>
       <w:r>
-        <w:t>Fahrrad_Klasse</w:t>
+        <w:t>Zwei</w:t>
+      </w:r>
+      <w:r>
+        <w:t>rad_Klasse</w:t>
       </w:r>
       <w:proofErr w:type="spellEnd"/>
       <w:r>
@@ -33021,13 +31927,7 @@
         <w:contextualSpacing w:val="0"/>
       </w:pPr>
       <w:r>
-        <w:t xml:space="preserve">Ab hier kannst du die </w:t>
-      </w:r>
-      <w:r>
-        <w:t>Definition der Eltern-Klasse</w:t>
-      </w:r>
-      <w:r>
-        <w:t xml:space="preserve"> alleine vervollständigen! </w:t>
+        <w:t xml:space="preserve">Ab hier kannst du die Definition der Eltern-Klasse alleine vervollständigen! </w:t>
       </w:r>
       <w:r>
         <w:br/>
@@ -33166,8 +32066,6 @@
       </w:r>
       <w:r>
         <w:br/>
-      </w:r>
-      <w:r>
         <w:t xml:space="preserve">Anstelle von </w:t>
       </w:r>
       <w:r>
@@ -33265,16 +32163,7 @@
         <w:t>__</w:t>
       </w:r>
       <w:r>
-        <w:t xml:space="preserve"> </w:t>
-      </w:r>
-      <w:r>
-        <w:t xml:space="preserve">der Kind-Klasse für Fahrräder </w:t>
-      </w:r>
-      <w:r>
-        <w:t>m</w:t>
-      </w:r>
-      <w:r>
-        <w:t xml:space="preserve">achst du nach dem </w:t>
+        <w:t xml:space="preserve"> der Kind-Klasse für Fahrräder machst du nach dem </w:t>
       </w:r>
       <w:r>
         <w:rPr>
@@ -33284,15 +32173,10 @@
         <w:t>Vorbild</w:t>
       </w:r>
       <w:r>
-        <w:t>:</w:t>
-      </w:r>
-      <w:r>
-        <w:t xml:space="preserve"> </w:t>
+        <w:t xml:space="preserve">: </w:t>
       </w:r>
       <w:r>
         <w:br/>
-      </w:r>
-      <w:r>
         <w:t xml:space="preserve">Anstelle von </w:t>
       </w:r>
       <w:proofErr w:type="spellStart"/>
@@ -33393,13 +32277,7 @@
         <w:contextualSpacing w:val="0"/>
       </w:pPr>
       <w:r>
-        <w:t xml:space="preserve">Die Definition der Kind-Klasse für </w:t>
-      </w:r>
-      <w:r>
-        <w:t>Pedelecs</w:t>
-      </w:r>
-      <w:r>
-        <w:t xml:space="preserve"> und den Hilfetext machst du nach dem </w:t>
+        <w:t xml:space="preserve">Die Definition der Kind-Klasse für Pedelecs und den Hilfetext machst du nach dem </w:t>
       </w:r>
       <w:r>
         <w:rPr>
@@ -33413,14 +32291,7 @@
       </w:r>
       <w:r>
         <w:br/>
-        <w:t xml:space="preserve">Anstelle </w:t>
-      </w:r>
-      <w:proofErr w:type="gramStart"/>
-      <w:r>
-        <w:t>von</w:t>
-      </w:r>
-      <w:r>
-        <w:t xml:space="preserve"> </w:t>
+        <w:t xml:space="preserve">Anstelle von </w:t>
       </w:r>
       <w:r>
         <w:rPr>
@@ -33429,7 +32300,6 @@
         </w:rPr>
         <w:t>Hunde</w:t>
       </w:r>
-      <w:proofErr w:type="gramEnd"/>
       <w:r>
         <w:rPr>
           <w:color w:val="EE0000"/>
@@ -33793,95 +32663,89 @@
           <w:rFonts w:ascii="Courier New" w:hAnsi="Courier New" w:cs="Courier New"/>
           <w:color w:val="0070C0"/>
         </w:rPr>
-        <w:t>tut_</w:t>
-      </w:r>
-      <w:proofErr w:type="gramStart"/>
+        <w:t>tut_reden</w:t>
+      </w:r>
+      <w:proofErr w:type="spellEnd"/>
+      <w:r>
+        <w:rPr>
+          <w:rFonts w:ascii="Courier New" w:hAnsi="Courier New" w:cs="Courier New"/>
+        </w:rPr>
+        <w:t>(</w:t>
+      </w:r>
+      <w:proofErr w:type="spellStart"/>
+      <w:r>
+        <w:rPr>
+          <w:rFonts w:ascii="Courier New" w:hAnsi="Courier New" w:cs="Courier New"/>
+        </w:rPr>
+        <w:t>self</w:t>
+      </w:r>
+      <w:proofErr w:type="spellEnd"/>
+      <w:r>
+        <w:rPr>
+          <w:rFonts w:ascii="Courier New" w:hAnsi="Courier New" w:cs="Courier New"/>
+        </w:rPr>
+        <w:t xml:space="preserve">, </w:t>
+      </w:r>
+      <w:proofErr w:type="spellStart"/>
+      <w:r>
+        <w:rPr>
+          <w:rFonts w:ascii="Courier New" w:hAnsi="Courier New" w:cs="Courier New"/>
+        </w:rPr>
+        <w:t>anzahl</w:t>
+      </w:r>
+      <w:proofErr w:type="spellEnd"/>
+      <w:r>
+        <w:rPr>
+          <w:rFonts w:ascii="Courier New" w:hAnsi="Courier New" w:cs="Courier New"/>
+        </w:rPr>
+        <w:t xml:space="preserve"> = 1)</w:t>
+      </w:r>
+      <w:r>
+        <w:rPr>
+          <w:rFonts w:cstheme="minorHAnsi"/>
+        </w:rPr>
+        <w:t xml:space="preserve"> schreibst du </w:t>
+      </w:r>
       <w:r>
         <w:rPr>
           <w:rFonts w:ascii="Courier New" w:hAnsi="Courier New" w:cs="Courier New"/>
           <w:color w:val="0070C0"/>
         </w:rPr>
-        <w:t>reden</w:t>
+        <w:t>aufladen</w:t>
+      </w:r>
+      <w:r>
+        <w:rPr>
+          <w:rFonts w:ascii="Courier New" w:hAnsi="Courier New" w:cs="Courier New"/>
+        </w:rPr>
+        <w:t>(</w:t>
+      </w:r>
+      <w:proofErr w:type="spellStart"/>
+      <w:r>
+        <w:rPr>
+          <w:rFonts w:ascii="Courier New" w:hAnsi="Courier New" w:cs="Courier New"/>
+        </w:rPr>
+        <w:t>self</w:t>
       </w:r>
       <w:proofErr w:type="spellEnd"/>
       <w:r>
         <w:rPr>
           <w:rFonts w:ascii="Courier New" w:hAnsi="Courier New" w:cs="Courier New"/>
         </w:rPr>
-        <w:t>(</w:t>
-      </w:r>
-      <w:proofErr w:type="spellStart"/>
-      <w:proofErr w:type="gramEnd"/>
-      <w:r>
-        <w:rPr>
-          <w:rFonts w:ascii="Courier New" w:hAnsi="Courier New" w:cs="Courier New"/>
-        </w:rPr>
-        <w:t>self</w:t>
-      </w:r>
-      <w:proofErr w:type="spellEnd"/>
-      <w:r>
-        <w:rPr>
-          <w:rFonts w:ascii="Courier New" w:hAnsi="Courier New" w:cs="Courier New"/>
-        </w:rPr>
-        <w:t xml:space="preserve">, </w:t>
-      </w:r>
-      <w:proofErr w:type="spellStart"/>
-      <w:r>
-        <w:rPr>
-          <w:rFonts w:ascii="Courier New" w:hAnsi="Courier New" w:cs="Courier New"/>
-        </w:rPr>
-        <w:t>anzahl</w:t>
-      </w:r>
-      <w:proofErr w:type="spellEnd"/>
-      <w:r>
-        <w:rPr>
-          <w:rFonts w:ascii="Courier New" w:hAnsi="Courier New" w:cs="Courier New"/>
-        </w:rPr>
-        <w:t xml:space="preserve"> = 1)</w:t>
+        <w:t>)</w:t>
       </w:r>
       <w:r>
         <w:rPr>
           <w:rFonts w:cstheme="minorHAnsi"/>
         </w:rPr>
-        <w:t xml:space="preserve"> schreibst du </w:t>
-      </w:r>
-      <w:r>
-        <w:rPr>
-          <w:rFonts w:ascii="Courier New" w:hAnsi="Courier New" w:cs="Courier New"/>
-          <w:color w:val="0070C0"/>
-        </w:rPr>
-        <w:t>aufladen</w:t>
-      </w:r>
-      <w:r>
-        <w:rPr>
-          <w:rFonts w:ascii="Courier New" w:hAnsi="Courier New" w:cs="Courier New"/>
-        </w:rPr>
-        <w:t>(</w:t>
-      </w:r>
-      <w:proofErr w:type="spellStart"/>
-      <w:r>
-        <w:rPr>
-          <w:rFonts w:ascii="Courier New" w:hAnsi="Courier New" w:cs="Courier New"/>
-        </w:rPr>
-        <w:t>self</w:t>
-      </w:r>
-      <w:proofErr w:type="spellEnd"/>
-      <w:r>
-        <w:rPr>
-          <w:rFonts w:ascii="Courier New" w:hAnsi="Courier New" w:cs="Courier New"/>
-        </w:rPr>
-        <w:t>)</w:t>
-      </w:r>
-      <w:r>
-        <w:rPr>
-          <w:rFonts w:cstheme="minorHAnsi"/>
-        </w:rPr>
         <w:t xml:space="preserve"> mit dem</w:t>
       </w:r>
       <w:r>
         <w:t xml:space="preserve"> Rumpf:</w:t>
       </w:r>
       <w:r>
+        <w:rPr>
+          <w:noProof/>
+        </w:rPr>
         <w:drawing>
           <wp:inline distT="0" distB="0" distL="0" distR="0" wp14:anchorId="43DD7FCB" wp14:editId="391CB12E">
             <wp:extent cx="6645910" cy="123190"/>
@@ -34071,7 +32935,10 @@
       </w:r>
       <w:proofErr w:type="spellStart"/>
       <w:r>
-        <w:t>Fahrrad_Klasse</w:t>
+        <w:t>Zwei</w:t>
+      </w:r>
+      <w:r>
+        <w:t>rad_Klasse</w:t>
       </w:r>
       <w:proofErr w:type="spellEnd"/>
       <w:r>
@@ -34473,19 +33340,11 @@
               <w:t xml:space="preserve"> </w:t>
             </w:r>
             <w:proofErr w:type="spellStart"/>
-            <w:proofErr w:type="gramStart"/>
-            <w:r>
-              <w:rPr>
-                <w:rFonts w:ascii="Courier New" w:hAnsi="Courier New" w:cs="Courier New"/>
-              </w:rPr>
-              <w:t>self.from</w:t>
-            </w:r>
-            <w:proofErr w:type="gramEnd"/>
-            <w:r>
-              <w:rPr>
-                <w:rFonts w:ascii="Courier New" w:hAnsi="Courier New" w:cs="Courier New"/>
-              </w:rPr>
-              <w:t>_bottom</w:t>
+            <w:r>
+              <w:rPr>
+                <w:rFonts w:ascii="Courier New" w:hAnsi="Courier New" w:cs="Courier New"/>
+              </w:rPr>
+              <w:t>self.from_bottom</w:t>
             </w:r>
             <w:proofErr w:type="spellEnd"/>
             <w:r>
@@ -35083,21 +33942,7 @@
         <w:rPr>
           <w:rFonts w:ascii="Courier New" w:hAnsi="Courier New" w:cs="Courier New"/>
         </w:rPr>
-        <w:t xml:space="preserve">+               </w:t>
-      </w:r>
-      <w:proofErr w:type="gramStart"/>
-      <w:r>
-        <w:rPr>
-          <w:rFonts w:ascii="Courier New" w:hAnsi="Courier New" w:cs="Courier New"/>
-        </w:rPr>
-        <w:t>S  +</w:t>
-      </w:r>
-      <w:proofErr w:type="gramEnd"/>
-      <w:r>
-        <w:rPr>
-          <w:rFonts w:ascii="Courier New" w:hAnsi="Courier New" w:cs="Courier New"/>
-        </w:rPr>
-        <w:t xml:space="preserve"> +</w:t>
+        <w:t>+               S  + +</w:t>
       </w:r>
     </w:p>
     <w:p>
@@ -35281,19 +34126,11 @@
       </w:r>
       <w:proofErr w:type="spellStart"/>
       <w:r>
-        <w:t>search_</w:t>
-      </w:r>
-      <w:proofErr w:type="gramStart"/>
-      <w:r>
-        <w:t>from</w:t>
+        <w:t>search_from</w:t>
       </w:r>
       <w:proofErr w:type="spellEnd"/>
       <w:r>
-        <w:t>(</w:t>
-      </w:r>
-      <w:proofErr w:type="gramEnd"/>
-      <w:r>
-        <w:t xml:space="preserve">) setzt die Schildkröte auf den Startpunkt. </w:t>
+        <w:t xml:space="preserve">() setzt die Schildkröte auf den Startpunkt. </w:t>
       </w:r>
       <w:r>
         <w:t xml:space="preserve">Starte das Programm. </w:t>
@@ -35431,40 +34268,22 @@
               </w:rPr>
             </w:pPr>
             <w:proofErr w:type="spellStart"/>
-            <w:proofErr w:type="gramStart"/>
             <w:r>
               <w:rPr>
                 <w:rFonts w:ascii="Courier New" w:hAnsi="Courier New" w:cs="Courier New"/>
                 <w:lang w:val="en-US"/>
               </w:rPr>
-              <w:t>maze.update</w:t>
-            </w:r>
-            <w:proofErr w:type="gramEnd"/>
+              <w:t>maze.update_position</w:t>
+            </w:r>
+            <w:proofErr w:type="spellEnd"/>
             <w:r>
               <w:rPr>
                 <w:rFonts w:ascii="Courier New" w:hAnsi="Courier New" w:cs="Courier New"/>
                 <w:lang w:val="en-US"/>
               </w:rPr>
-              <w:t>_</w:t>
-            </w:r>
-            <w:proofErr w:type="gramStart"/>
-            <w:r>
-              <w:rPr>
-                <w:rFonts w:ascii="Courier New" w:hAnsi="Courier New" w:cs="Courier New"/>
-                <w:lang w:val="en-US"/>
-              </w:rPr>
-              <w:t>position</w:t>
-            </w:r>
-            <w:proofErr w:type="spellEnd"/>
-            <w:r>
-              <w:rPr>
-                <w:rFonts w:ascii="Courier New" w:hAnsi="Courier New" w:cs="Courier New"/>
-                <w:lang w:val="en-US"/>
-              </w:rPr>
               <w:t>(</w:t>
             </w:r>
             <w:proofErr w:type="spellStart"/>
-            <w:proofErr w:type="gramEnd"/>
             <w:r>
               <w:rPr>
                 <w:rFonts w:ascii="Courier New" w:hAnsi="Courier New" w:cs="Courier New"/>
@@ -36158,28 +34977,14 @@
         <w:rPr>
           <w:rFonts w:ascii="Courier New" w:hAnsi="Courier New" w:cs="Courier New"/>
         </w:rPr>
-        <w:t>search_</w:t>
-      </w:r>
-      <w:proofErr w:type="gramStart"/>
+        <w:t>search_from</w:t>
+      </w:r>
+      <w:proofErr w:type="spellEnd"/>
       <w:r>
         <w:rPr>
           <w:rFonts w:ascii="Courier New" w:hAnsi="Courier New" w:cs="Courier New"/>
         </w:rPr>
-        <w:t>from</w:t>
-      </w:r>
-      <w:proofErr w:type="spellEnd"/>
-      <w:r>
-        <w:rPr>
-          <w:rFonts w:ascii="Courier New" w:hAnsi="Courier New" w:cs="Courier New"/>
-        </w:rPr>
-        <w:t>(</w:t>
-      </w:r>
-      <w:proofErr w:type="gramEnd"/>
-      <w:r>
-        <w:rPr>
-          <w:rFonts w:ascii="Courier New" w:hAnsi="Courier New" w:cs="Courier New"/>
-        </w:rPr>
-        <w:t>)</w:t>
+        <w:t>()</w:t>
       </w:r>
       <w:r>
         <w:t xml:space="preserve">. Die Funktion enthält eine Benutzerabfrage. Dort gebt ihr ein Kommando ein, und der Roboter schaut, geht und dreht. Starte das Programm. Gib Kommandos ein und beobachte die Reaktion </w:t>
@@ -36299,14 +35104,9 @@
             </w:r>
             <w:proofErr w:type="spellEnd"/>
             <w:r>
-              <w:t xml:space="preserve">], r[rechts], </w:t>
-            </w:r>
-            <w:proofErr w:type="gramStart"/>
-            <w:r>
-              <w:t>s[</w:t>
+              <w:t>], r[rechts], s[</w:t>
             </w:r>
             <w:proofErr w:type="spellStart"/>
-            <w:proofErr w:type="gramEnd"/>
             <w:r>
               <w:t>chritt</w:t>
             </w:r>
@@ -36525,59 +35325,31 @@
         <w:rPr>
           <w:rFonts w:ascii="Courier New" w:hAnsi="Courier New" w:cs="Courier New"/>
         </w:rPr>
-        <w:t>look_</w:t>
-      </w:r>
-      <w:proofErr w:type="gramStart"/>
+        <w:t>look_forward</w:t>
+      </w:r>
+      <w:proofErr w:type="spellEnd"/>
       <w:r>
         <w:rPr>
           <w:rFonts w:ascii="Courier New" w:hAnsi="Courier New" w:cs="Courier New"/>
         </w:rPr>
-        <w:t>forward</w:t>
+        <w:t>()</w:t>
+      </w:r>
+      <w:r>
+        <w:t xml:space="preserve"> und </w:t>
+      </w:r>
+      <w:proofErr w:type="spellStart"/>
+      <w:r>
+        <w:rPr>
+          <w:rFonts w:ascii="Courier New" w:hAnsi="Courier New" w:cs="Courier New"/>
+        </w:rPr>
+        <w:t>look_right</w:t>
       </w:r>
       <w:proofErr w:type="spellEnd"/>
       <w:r>
         <w:rPr>
           <w:rFonts w:ascii="Courier New" w:hAnsi="Courier New" w:cs="Courier New"/>
         </w:rPr>
-        <w:t>(</w:t>
-      </w:r>
-      <w:proofErr w:type="gramEnd"/>
-      <w:r>
-        <w:rPr>
-          <w:rFonts w:ascii="Courier New" w:hAnsi="Courier New" w:cs="Courier New"/>
-        </w:rPr>
-        <w:t>)</w:t>
-      </w:r>
-      <w:r>
-        <w:t xml:space="preserve"> und </w:t>
-      </w:r>
-      <w:proofErr w:type="spellStart"/>
-      <w:r>
-        <w:rPr>
-          <w:rFonts w:ascii="Courier New" w:hAnsi="Courier New" w:cs="Courier New"/>
-        </w:rPr>
-        <w:t>look_</w:t>
-      </w:r>
-      <w:proofErr w:type="gramStart"/>
-      <w:r>
-        <w:rPr>
-          <w:rFonts w:ascii="Courier New" w:hAnsi="Courier New" w:cs="Courier New"/>
-        </w:rPr>
-        <w:t>right</w:t>
-      </w:r>
-      <w:proofErr w:type="spellEnd"/>
-      <w:r>
-        <w:rPr>
-          <w:rFonts w:ascii="Courier New" w:hAnsi="Courier New" w:cs="Courier New"/>
-        </w:rPr>
-        <w:t>(</w:t>
-      </w:r>
-      <w:proofErr w:type="gramEnd"/>
-      <w:r>
-        <w:rPr>
-          <w:rFonts w:ascii="Courier New" w:hAnsi="Courier New" w:cs="Courier New"/>
-        </w:rPr>
-        <w:t>)</w:t>
+        <w:t>()</w:t>
       </w:r>
       <w:r>
         <w:rPr>
@@ -36670,28 +35442,14 @@
         <w:rPr>
           <w:rFonts w:ascii="Courier New" w:hAnsi="Courier New" w:cs="Courier New"/>
         </w:rPr>
-        <w:t>is_</w:t>
-      </w:r>
-      <w:proofErr w:type="gramStart"/>
+        <w:t>is_exit</w:t>
+      </w:r>
+      <w:proofErr w:type="spellEnd"/>
       <w:r>
         <w:rPr>
           <w:rFonts w:ascii="Courier New" w:hAnsi="Courier New" w:cs="Courier New"/>
         </w:rPr>
-        <w:t>exit</w:t>
-      </w:r>
-      <w:proofErr w:type="spellEnd"/>
-      <w:r>
-        <w:rPr>
-          <w:rFonts w:ascii="Courier New" w:hAnsi="Courier New" w:cs="Courier New"/>
-        </w:rPr>
-        <w:t>(</w:t>
-      </w:r>
-      <w:proofErr w:type="gramEnd"/>
-      <w:r>
-        <w:rPr>
-          <w:rFonts w:ascii="Courier New" w:hAnsi="Courier New" w:cs="Courier New"/>
-        </w:rPr>
-        <w:t>)</w:t>
+        <w:t>()</w:t>
       </w:r>
       <w:r>
         <w:rPr>
@@ -38934,20 +37692,102 @@
               <w:br/>
             </w:r>
             <w:proofErr w:type="spellStart"/>
-            <w:proofErr w:type="gramStart"/>
+            <w:r>
+              <w:rPr>
+                <w:rFonts w:ascii="Courier New" w:hAnsi="Courier New" w:cs="Courier New"/>
+              </w:rPr>
+              <w:t>self.image_LR</w:t>
+            </w:r>
+            <w:proofErr w:type="spellEnd"/>
+            <w:r>
+              <w:rPr>
+                <w:rFonts w:ascii="Courier New" w:hAnsi="Courier New" w:cs="Courier New"/>
+              </w:rPr>
+              <w:t xml:space="preserve"> = </w:t>
+            </w:r>
+            <w:proofErr w:type="spellStart"/>
+            <w:r>
+              <w:rPr>
+                <w:rFonts w:ascii="Courier New" w:hAnsi="Courier New" w:cs="Courier New"/>
+              </w:rPr>
+              <w:t>pygame.image.load</w:t>
+            </w:r>
+            <w:proofErr w:type="spellEnd"/>
+            <w:r>
+              <w:rPr>
+                <w:rFonts w:ascii="Courier New" w:hAnsi="Courier New" w:cs="Courier New"/>
+              </w:rPr>
+              <w:t>(</w:t>
+            </w:r>
+            <w:r>
+              <w:rPr>
+                <w:rFonts w:ascii="Courier New" w:hAnsi="Courier New" w:cs="Courier New"/>
+                <w:color w:val="538135" w:themeColor="accent6" w:themeShade="BF"/>
+              </w:rPr>
+              <w:t>"dinosaur_LR.png"</w:t>
+            </w:r>
+            <w:r>
+              <w:rPr>
+                <w:rFonts w:ascii="Courier New" w:hAnsi="Courier New" w:cs="Courier New"/>
+              </w:rPr>
+              <w:t>)</w:t>
+            </w:r>
+            <w:r>
+              <w:br/>
+            </w:r>
+            <w:proofErr w:type="spellStart"/>
+            <w:r>
+              <w:rPr>
+                <w:rFonts w:ascii="Courier New" w:hAnsi="Courier New" w:cs="Courier New"/>
+              </w:rPr>
+              <w:t>self.image_RL</w:t>
+            </w:r>
+            <w:proofErr w:type="spellEnd"/>
+            <w:r>
+              <w:rPr>
+                <w:rFonts w:ascii="Courier New" w:hAnsi="Courier New" w:cs="Courier New"/>
+              </w:rPr>
+              <w:t xml:space="preserve"> = </w:t>
+            </w:r>
+            <w:proofErr w:type="spellStart"/>
+            <w:r>
+              <w:rPr>
+                <w:rFonts w:ascii="Courier New" w:hAnsi="Courier New" w:cs="Courier New"/>
+              </w:rPr>
+              <w:t>pygame.image.load</w:t>
+            </w:r>
+            <w:proofErr w:type="spellEnd"/>
+            <w:r>
+              <w:rPr>
+                <w:rFonts w:ascii="Courier New" w:hAnsi="Courier New" w:cs="Courier New"/>
+              </w:rPr>
+              <w:t>(</w:t>
+            </w:r>
+            <w:r>
+              <w:rPr>
+                <w:rFonts w:ascii="Courier New" w:hAnsi="Courier New" w:cs="Courier New"/>
+                <w:color w:val="538135" w:themeColor="accent6" w:themeShade="BF"/>
+              </w:rPr>
+              <w:t>"dinosaur_RL.png"</w:t>
+            </w:r>
+            <w:r>
+              <w:rPr>
+                <w:rFonts w:ascii="Courier New" w:hAnsi="Courier New" w:cs="Courier New"/>
+              </w:rPr>
+              <w:t>)</w:t>
+            </w:r>
+          </w:p>
+          <w:p>
+            <w:r>
+              <w:t xml:space="preserve">Definiere das Anfangsbild: </w:t>
+            </w:r>
+            <w:proofErr w:type="spellStart"/>
             <w:r>
               <w:rPr>
                 <w:rFonts w:ascii="Courier New" w:hAnsi="Courier New" w:cs="Courier New"/>
               </w:rPr>
               <w:t>self.image</w:t>
             </w:r>
-            <w:proofErr w:type="gramEnd"/>
-            <w:r>
-              <w:rPr>
-                <w:rFonts w:ascii="Courier New" w:hAnsi="Courier New" w:cs="Courier New"/>
-              </w:rPr>
-              <w:t>_LR</w:t>
-            </w:r>
             <w:proofErr w:type="spellEnd"/>
             <w:r>
               <w:rPr>
@@ -38956,58 +37796,53 @@
               <w:t xml:space="preserve"> = </w:t>
             </w:r>
             <w:proofErr w:type="spellStart"/>
-            <w:proofErr w:type="gramStart"/>
-            <w:r>
-              <w:rPr>
-                <w:rFonts w:ascii="Courier New" w:hAnsi="Courier New" w:cs="Courier New"/>
-              </w:rPr>
-              <w:t>pygame.image</w:t>
-            </w:r>
-            <w:proofErr w:type="gramEnd"/>
-            <w:r>
-              <w:rPr>
-                <w:rFonts w:ascii="Courier New" w:hAnsi="Courier New" w:cs="Courier New"/>
-              </w:rPr>
-              <w:t>.load</w:t>
+            <w:r>
+              <w:rPr>
+                <w:rFonts w:ascii="Courier New" w:hAnsi="Courier New" w:cs="Courier New"/>
+              </w:rPr>
+              <w:t>self.image_LR</w:t>
             </w:r>
             <w:proofErr w:type="spellEnd"/>
-            <w:r>
-              <w:rPr>
-                <w:rFonts w:ascii="Courier New" w:hAnsi="Courier New" w:cs="Courier New"/>
-              </w:rPr>
-              <w:t>(</w:t>
-            </w:r>
-            <w:r>
-              <w:rPr>
-                <w:rFonts w:ascii="Courier New" w:hAnsi="Courier New" w:cs="Courier New"/>
-                <w:color w:val="538135" w:themeColor="accent6" w:themeShade="BF"/>
-              </w:rPr>
-              <w:t>"dinosaur_LR.png"</w:t>
-            </w:r>
-            <w:r>
-              <w:rPr>
-                <w:rFonts w:ascii="Courier New" w:hAnsi="Courier New" w:cs="Courier New"/>
-              </w:rPr>
-              <w:t>)</w:t>
+          </w:p>
+          <w:p>
+            <w:pPr>
+              <w:rPr>
+                <w:rFonts w:ascii="Courier New" w:hAnsi="Courier New" w:cs="Courier New"/>
+              </w:rPr>
+            </w:pPr>
+            <w:r>
+              <w:t xml:space="preserve">Wechsle die Bilder abhängig von </w:t>
+            </w:r>
+            <w:proofErr w:type="spellStart"/>
+            <w:r>
+              <w:rPr>
+                <w:rFonts w:ascii="Courier New" w:hAnsi="Courier New" w:cs="Courier New"/>
+              </w:rPr>
+              <w:t>pressed_keys</w:t>
+            </w:r>
+            <w:proofErr w:type="spellEnd"/>
+            <w:r>
+              <w:rPr>
+                <w:rFonts w:ascii="Courier New" w:hAnsi="Courier New" w:cs="Courier New"/>
+              </w:rPr>
+              <w:t>[]</w:t>
+            </w:r>
+            <w:r>
+              <w:rPr>
+                <w:rFonts w:ascii="Courier New" w:hAnsi="Courier New" w:cs="Courier New"/>
+              </w:rPr>
+              <w:t>:</w:t>
             </w:r>
             <w:r>
               <w:br/>
             </w:r>
             <w:proofErr w:type="spellStart"/>
-            <w:proofErr w:type="gramStart"/>
             <w:r>
               <w:rPr>
                 <w:rFonts w:ascii="Courier New" w:hAnsi="Courier New" w:cs="Courier New"/>
               </w:rPr>
               <w:t>self.image</w:t>
             </w:r>
-            <w:proofErr w:type="gramEnd"/>
-            <w:r>
-              <w:rPr>
-                <w:rFonts w:ascii="Courier New" w:hAnsi="Courier New" w:cs="Courier New"/>
-              </w:rPr>
-              <w:t>_RL</w:t>
-            </w:r>
             <w:proofErr w:type="spellEnd"/>
             <w:r>
               <w:rPr>
@@ -39016,47 +37851,34 @@
               <w:t xml:space="preserve"> = </w:t>
             </w:r>
             <w:proofErr w:type="spellStart"/>
-            <w:proofErr w:type="gramStart"/>
-            <w:r>
-              <w:rPr>
-                <w:rFonts w:ascii="Courier New" w:hAnsi="Courier New" w:cs="Courier New"/>
-              </w:rPr>
-              <w:t>pygame.image</w:t>
-            </w:r>
-            <w:proofErr w:type="gramEnd"/>
-            <w:r>
-              <w:rPr>
-                <w:rFonts w:ascii="Courier New" w:hAnsi="Courier New" w:cs="Courier New"/>
-              </w:rPr>
-              <w:t>.load</w:t>
+            <w:r>
+              <w:rPr>
+                <w:rFonts w:ascii="Courier New" w:hAnsi="Courier New" w:cs="Courier New"/>
+              </w:rPr>
+              <w:t>self.image_RL</w:t>
             </w:r>
             <w:proofErr w:type="spellEnd"/>
             <w:r>
               <w:rPr>
                 <w:rFonts w:ascii="Courier New" w:hAnsi="Courier New" w:cs="Courier New"/>
               </w:rPr>
-              <w:t>(</w:t>
-            </w:r>
-            <w:r>
-              <w:rPr>
-                <w:rFonts w:ascii="Courier New" w:hAnsi="Courier New" w:cs="Courier New"/>
-                <w:color w:val="538135" w:themeColor="accent6" w:themeShade="BF"/>
-              </w:rPr>
-              <w:t>"dinosaur_RL.png"</w:t>
-            </w:r>
-            <w:r>
-              <w:rPr>
-                <w:rFonts w:ascii="Courier New" w:hAnsi="Courier New" w:cs="Courier New"/>
-              </w:rPr>
-              <w:t>)</w:t>
-            </w:r>
-          </w:p>
-          <w:p>
-            <w:r>
-              <w:t xml:space="preserve">Definiere das Anfangsbild: </w:t>
-            </w:r>
+              <w:t xml:space="preserve"> </w:t>
+            </w:r>
+            <w:r>
+              <w:rPr>
+                <w:rFonts w:cstheme="minorHAnsi"/>
+              </w:rPr>
+              <w:t xml:space="preserve"> und</w:t>
+            </w:r>
+            <w:r>
+              <w:rPr>
+                <w:rFonts w:ascii="Courier New" w:hAnsi="Courier New" w:cs="Courier New"/>
+              </w:rPr>
+              <w:t xml:space="preserve">         </w:t>
+            </w:r>
+          </w:p>
+          <w:p>
             <w:proofErr w:type="spellStart"/>
-            <w:proofErr w:type="gramStart"/>
             <w:r>
               <w:rPr>
                 <w:rFonts w:ascii="Courier New" w:hAnsi="Courier New" w:cs="Courier New"/>
@@ -39064,7 +37886,6 @@
               <w:t>self.image</w:t>
             </w:r>
             <w:proofErr w:type="spellEnd"/>
-            <w:proofErr w:type="gramEnd"/>
             <w:r>
               <w:rPr>
                 <w:rFonts w:ascii="Courier New" w:hAnsi="Courier New" w:cs="Courier New"/>
@@ -39072,158 +37893,11 @@
               <w:t xml:space="preserve"> = </w:t>
             </w:r>
             <w:proofErr w:type="spellStart"/>
-            <w:proofErr w:type="gramStart"/>
-            <w:r>
-              <w:rPr>
-                <w:rFonts w:ascii="Courier New" w:hAnsi="Courier New" w:cs="Courier New"/>
-              </w:rPr>
-              <w:t>self.image</w:t>
-            </w:r>
-            <w:proofErr w:type="gramEnd"/>
-            <w:r>
-              <w:rPr>
-                <w:rFonts w:ascii="Courier New" w:hAnsi="Courier New" w:cs="Courier New"/>
-              </w:rPr>
-              <w:t>_LR</w:t>
-            </w:r>
-            <w:proofErr w:type="spellEnd"/>
-          </w:p>
-          <w:p>
-            <w:pPr>
-              <w:rPr>
-                <w:rFonts w:ascii="Courier New" w:hAnsi="Courier New" w:cs="Courier New"/>
-              </w:rPr>
-            </w:pPr>
-            <w:r>
-              <w:t xml:space="preserve">Wechsle die Bilder abhängig von </w:t>
-            </w:r>
-            <w:proofErr w:type="spellStart"/>
-            <w:r>
-              <w:rPr>
-                <w:rFonts w:ascii="Courier New" w:hAnsi="Courier New" w:cs="Courier New"/>
-              </w:rPr>
-              <w:t>pressed_</w:t>
-            </w:r>
-            <w:proofErr w:type="gramStart"/>
-            <w:r>
-              <w:rPr>
-                <w:rFonts w:ascii="Courier New" w:hAnsi="Courier New" w:cs="Courier New"/>
-              </w:rPr>
-              <w:t>keys</w:t>
-            </w:r>
-            <w:proofErr w:type="spellEnd"/>
-            <w:r>
-              <w:rPr>
-                <w:rFonts w:ascii="Courier New" w:hAnsi="Courier New" w:cs="Courier New"/>
-              </w:rPr>
-              <w:t>[</w:t>
-            </w:r>
-            <w:proofErr w:type="gramEnd"/>
-            <w:r>
-              <w:rPr>
-                <w:rFonts w:ascii="Courier New" w:hAnsi="Courier New" w:cs="Courier New"/>
-              </w:rPr>
-              <w:t>]</w:t>
-            </w:r>
-            <w:r>
-              <w:rPr>
-                <w:rFonts w:ascii="Courier New" w:hAnsi="Courier New" w:cs="Courier New"/>
-              </w:rPr>
-              <w:t>:</w:t>
-            </w:r>
-            <w:r>
-              <w:br/>
-            </w:r>
-            <w:proofErr w:type="spellStart"/>
-            <w:proofErr w:type="gramStart"/>
-            <w:r>
-              <w:rPr>
-                <w:rFonts w:ascii="Courier New" w:hAnsi="Courier New" w:cs="Courier New"/>
-              </w:rPr>
-              <w:t>self.image</w:t>
-            </w:r>
-            <w:proofErr w:type="spellEnd"/>
-            <w:proofErr w:type="gramEnd"/>
-            <w:r>
-              <w:rPr>
-                <w:rFonts w:ascii="Courier New" w:hAnsi="Courier New" w:cs="Courier New"/>
-              </w:rPr>
-              <w:t xml:space="preserve"> = </w:t>
-            </w:r>
-            <w:proofErr w:type="spellStart"/>
-            <w:proofErr w:type="gramStart"/>
-            <w:r>
-              <w:rPr>
-                <w:rFonts w:ascii="Courier New" w:hAnsi="Courier New" w:cs="Courier New"/>
-              </w:rPr>
-              <w:t>self.image</w:t>
-            </w:r>
-            <w:proofErr w:type="gramEnd"/>
-            <w:r>
-              <w:rPr>
-                <w:rFonts w:ascii="Courier New" w:hAnsi="Courier New" w:cs="Courier New"/>
-              </w:rPr>
-              <w:t>_</w:t>
-            </w:r>
-            <w:proofErr w:type="gramStart"/>
-            <w:r>
-              <w:rPr>
-                <w:rFonts w:ascii="Courier New" w:hAnsi="Courier New" w:cs="Courier New"/>
-              </w:rPr>
-              <w:t>RL</w:t>
-            </w:r>
-            <w:proofErr w:type="spellEnd"/>
-            <w:r>
-              <w:rPr>
-                <w:rFonts w:ascii="Courier New" w:hAnsi="Courier New" w:cs="Courier New"/>
-              </w:rPr>
-              <w:t xml:space="preserve"> </w:t>
-            </w:r>
-            <w:r>
-              <w:rPr>
-                <w:rFonts w:cstheme="minorHAnsi"/>
-              </w:rPr>
-              <w:t xml:space="preserve"> und</w:t>
-            </w:r>
-            <w:proofErr w:type="gramEnd"/>
-            <w:r>
-              <w:rPr>
-                <w:rFonts w:ascii="Courier New" w:hAnsi="Courier New" w:cs="Courier New"/>
-              </w:rPr>
-              <w:t xml:space="preserve">         </w:t>
-            </w:r>
-          </w:p>
-          <w:p>
-            <w:proofErr w:type="spellStart"/>
-            <w:proofErr w:type="gramStart"/>
-            <w:r>
-              <w:rPr>
-                <w:rFonts w:ascii="Courier New" w:hAnsi="Courier New" w:cs="Courier New"/>
-              </w:rPr>
-              <w:t>self.image</w:t>
-            </w:r>
-            <w:proofErr w:type="spellEnd"/>
-            <w:proofErr w:type="gramEnd"/>
-            <w:r>
-              <w:rPr>
-                <w:rFonts w:ascii="Courier New" w:hAnsi="Courier New" w:cs="Courier New"/>
-              </w:rPr>
-              <w:t xml:space="preserve"> = </w:t>
-            </w:r>
-            <w:proofErr w:type="spellStart"/>
-            <w:proofErr w:type="gramStart"/>
-            <w:r>
-              <w:rPr>
-                <w:rFonts w:ascii="Courier New" w:hAnsi="Courier New" w:cs="Courier New"/>
-              </w:rPr>
-              <w:t>self.image</w:t>
-            </w:r>
-            <w:proofErr w:type="gramEnd"/>
-            <w:r>
-              <w:rPr>
-                <w:rFonts w:ascii="Courier New" w:hAnsi="Courier New" w:cs="Courier New"/>
-              </w:rPr>
-              <w:t>_LR</w:t>
+            <w:r>
+              <w:rPr>
+                <w:rFonts w:ascii="Courier New" w:hAnsi="Courier New" w:cs="Courier New"/>
+              </w:rPr>
+              <w:t>self.image_LR</w:t>
             </w:r>
             <w:proofErr w:type="spellEnd"/>
             <w:r>
@@ -39242,45 +37916,20 @@
               </w:rPr>
             </w:pPr>
             <w:proofErr w:type="spellStart"/>
-            <w:proofErr w:type="gramStart"/>
             <w:r>
               <w:rPr>
                 <w:rFonts w:ascii="Courier New" w:hAnsi="Courier New" w:cs="Courier New"/>
                 <w:lang w:val="en-US"/>
               </w:rPr>
-              <w:t>self.rect</w:t>
-            </w:r>
-            <w:proofErr w:type="gramEnd"/>
+              <w:t>self.rect.move_ip</w:t>
+            </w:r>
+            <w:proofErr w:type="spellEnd"/>
             <w:r>
               <w:rPr>
                 <w:rFonts w:ascii="Courier New" w:hAnsi="Courier New" w:cs="Courier New"/>
                 <w:lang w:val="en-US"/>
               </w:rPr>
-              <w:t>.move_</w:t>
-            </w:r>
-            <w:proofErr w:type="gramStart"/>
-            <w:r>
-              <w:rPr>
-                <w:rFonts w:ascii="Courier New" w:hAnsi="Courier New" w:cs="Courier New"/>
-                <w:lang w:val="en-US"/>
-              </w:rPr>
-              <w:t>ip</w:t>
-            </w:r>
-            <w:proofErr w:type="spellEnd"/>
-            <w:r>
-              <w:rPr>
-                <w:rFonts w:ascii="Courier New" w:hAnsi="Courier New" w:cs="Courier New"/>
-                <w:lang w:val="en-US"/>
-              </w:rPr>
-              <w:t>(</w:t>
-            </w:r>
-            <w:proofErr w:type="gramEnd"/>
-            <w:r>
-              <w:rPr>
-                <w:rFonts w:ascii="Courier New" w:hAnsi="Courier New" w:cs="Courier New"/>
-                <w:lang w:val="en-US"/>
-              </w:rPr>
-              <w:t>-10, 0)</w:t>
+              <w:t>(-10, 0)</w:t>
             </w:r>
             <w:r>
               <w:rPr>
@@ -39297,45 +37946,20 @@
               </w:rPr>
             </w:pPr>
             <w:proofErr w:type="spellStart"/>
-            <w:proofErr w:type="gramStart"/>
             <w:r>
               <w:rPr>
                 <w:rFonts w:ascii="Courier New" w:hAnsi="Courier New" w:cs="Courier New"/>
                 <w:lang w:val="en-US"/>
               </w:rPr>
-              <w:t>self.rect</w:t>
-            </w:r>
-            <w:proofErr w:type="gramEnd"/>
+              <w:t>self.rect.move_ip</w:t>
+            </w:r>
+            <w:proofErr w:type="spellEnd"/>
             <w:r>
               <w:rPr>
                 <w:rFonts w:ascii="Courier New" w:hAnsi="Courier New" w:cs="Courier New"/>
                 <w:lang w:val="en-US"/>
               </w:rPr>
-              <w:t>.move_</w:t>
-            </w:r>
-            <w:proofErr w:type="gramStart"/>
-            <w:r>
-              <w:rPr>
-                <w:rFonts w:ascii="Courier New" w:hAnsi="Courier New" w:cs="Courier New"/>
-                <w:lang w:val="en-US"/>
-              </w:rPr>
-              <w:t>ip</w:t>
-            </w:r>
-            <w:proofErr w:type="spellEnd"/>
-            <w:r>
-              <w:rPr>
-                <w:rFonts w:ascii="Courier New" w:hAnsi="Courier New" w:cs="Courier New"/>
-                <w:lang w:val="en-US"/>
-              </w:rPr>
-              <w:t>(</w:t>
-            </w:r>
-            <w:proofErr w:type="gramEnd"/>
-            <w:r>
-              <w:rPr>
-                <w:rFonts w:ascii="Courier New" w:hAnsi="Courier New" w:cs="Courier New"/>
-                <w:lang w:val="en-US"/>
-              </w:rPr>
-              <w:t>10, 0)</w:t>
+              <w:t>(10, 0)</w:t>
             </w:r>
           </w:p>
         </w:tc>
@@ -39468,19 +38092,11 @@
               <w:t xml:space="preserve"> </w:t>
             </w:r>
             <w:proofErr w:type="spellStart"/>
-            <w:proofErr w:type="gramStart"/>
-            <w:r>
-              <w:rPr>
-                <w:rFonts w:ascii="Courier New" w:hAnsi="Courier New" w:cs="Courier New"/>
-              </w:rPr>
-              <w:t>self.rect</w:t>
-            </w:r>
-            <w:proofErr w:type="gramEnd"/>
-            <w:r>
-              <w:rPr>
-                <w:rFonts w:ascii="Courier New" w:hAnsi="Courier New" w:cs="Courier New"/>
-              </w:rPr>
-              <w:t>.center</w:t>
+            <w:r>
+              <w:rPr>
+                <w:rFonts w:ascii="Courier New" w:hAnsi="Courier New" w:cs="Courier New"/>
+              </w:rPr>
+              <w:t>self.rect.center</w:t>
             </w:r>
             <w:proofErr w:type="spellEnd"/>
             <w:r>
@@ -39495,19 +38111,11 @@
           </w:p>
           <w:p>
             <w:proofErr w:type="spellStart"/>
-            <w:proofErr w:type="gramStart"/>
-            <w:r>
-              <w:rPr>
-                <w:rFonts w:ascii="Courier New" w:hAnsi="Courier New" w:cs="Courier New"/>
-              </w:rPr>
-              <w:t>self.rect</w:t>
-            </w:r>
-            <w:proofErr w:type="gramEnd"/>
-            <w:r>
-              <w:rPr>
-                <w:rFonts w:ascii="Courier New" w:hAnsi="Courier New" w:cs="Courier New"/>
-              </w:rPr>
-              <w:t>.center</w:t>
+            <w:r>
+              <w:rPr>
+                <w:rFonts w:ascii="Courier New" w:hAnsi="Courier New" w:cs="Courier New"/>
+              </w:rPr>
+              <w:t>self.rect.center</w:t>
             </w:r>
             <w:proofErr w:type="spellEnd"/>
             <w:r>
@@ -39580,27 +38188,12 @@
               <w:rPr>
                 <w:rFonts w:ascii="Courier New" w:hAnsi="Courier New" w:cs="Courier New"/>
               </w:rPr>
-              <w:t>_</w:t>
-            </w:r>
-            <w:proofErr w:type="gramStart"/>
-            <w:r>
-              <w:rPr>
-                <w:rFonts w:ascii="Courier New" w:hAnsi="Courier New" w:cs="Courier New"/>
-              </w:rPr>
-              <w:t>_(</w:t>
-            </w:r>
-            <w:proofErr w:type="gramEnd"/>
-            <w:r>
-              <w:rPr>
-                <w:rFonts w:ascii="Courier New" w:hAnsi="Courier New" w:cs="Courier New"/>
-              </w:rPr>
-              <w:t>)</w:t>
+              <w:t>__()</w:t>
             </w:r>
             <w:r>
               <w:t xml:space="preserve"> und </w:t>
             </w:r>
             <w:proofErr w:type="spellStart"/>
-            <w:proofErr w:type="gramStart"/>
             <w:r>
               <w:rPr>
                 <w:rFonts w:ascii="Courier New" w:hAnsi="Courier New" w:cs="Courier New"/>
@@ -39612,14 +38205,7 @@
               <w:rPr>
                 <w:rFonts w:ascii="Courier New" w:hAnsi="Courier New" w:cs="Courier New"/>
               </w:rPr>
-              <w:t>(</w:t>
-            </w:r>
-            <w:proofErr w:type="gramEnd"/>
-            <w:r>
-              <w:rPr>
-                <w:rFonts w:ascii="Courier New" w:hAnsi="Courier New" w:cs="Courier New"/>
-              </w:rPr>
-              <w:t>)</w:t>
+              <w:t>()</w:t>
             </w:r>
             <w:r>
               <w:rPr>
@@ -39640,19 +38226,11 @@
               <w:br/>
             </w:r>
             <w:proofErr w:type="spellStart"/>
-            <w:proofErr w:type="gramStart"/>
-            <w:r>
-              <w:rPr>
-                <w:rFonts w:ascii="Courier New" w:hAnsi="Courier New" w:cs="Courier New"/>
-              </w:rPr>
-              <w:t>self.rect</w:t>
-            </w:r>
-            <w:proofErr w:type="gramEnd"/>
-            <w:r>
-              <w:rPr>
-                <w:rFonts w:ascii="Courier New" w:hAnsi="Courier New" w:cs="Courier New"/>
-              </w:rPr>
-              <w:t>.center</w:t>
+            <w:r>
+              <w:rPr>
+                <w:rFonts w:ascii="Courier New" w:hAnsi="Courier New" w:cs="Courier New"/>
+              </w:rPr>
+              <w:t>self.rect.center</w:t>
             </w:r>
             <w:proofErr w:type="spellEnd"/>
             <w:r>
@@ -39668,7 +38246,6 @@
               <w:t>=(</w:t>
             </w:r>
             <w:proofErr w:type="spellStart"/>
-            <w:proofErr w:type="gramStart"/>
             <w:r>
               <w:rPr>
                 <w:rFonts w:ascii="Courier New" w:hAnsi="Courier New" w:cs="Courier New"/>
@@ -39676,26 +38253,11 @@
               <w:t>random.randint</w:t>
             </w:r>
             <w:proofErr w:type="spellEnd"/>
-            <w:proofErr w:type="gramEnd"/>
-            <w:r>
-              <w:rPr>
-                <w:rFonts w:ascii="Courier New" w:hAnsi="Courier New" w:cs="Courier New"/>
-              </w:rPr>
-              <w:t>(</w:t>
-            </w:r>
-            <w:proofErr w:type="gramStart"/>
-            <w:r>
-              <w:rPr>
-                <w:rFonts w:ascii="Courier New" w:hAnsi="Courier New" w:cs="Courier New"/>
-              </w:rPr>
-              <w:t>40,SCREEN</w:t>
-            </w:r>
-            <w:proofErr w:type="gramEnd"/>
-            <w:r>
-              <w:rPr>
-                <w:rFonts w:ascii="Courier New" w:hAnsi="Courier New" w:cs="Courier New"/>
-              </w:rPr>
-              <w:t>_WIDTH-40),0)</w:t>
+            <w:r>
+              <w:rPr>
+                <w:rFonts w:ascii="Courier New" w:hAnsi="Courier New" w:cs="Courier New"/>
+              </w:rPr>
+              <w:t>(40,SCREEN_WIDTH-40),0)</w:t>
             </w:r>
             <w:r>
               <w:rPr>
@@ -39714,21 +38276,28 @@
               </w:rPr>
             </w:pPr>
             <w:proofErr w:type="spellStart"/>
-            <w:proofErr w:type="gramStart"/>
             <w:r>
               <w:rPr>
                 <w:rFonts w:ascii="Courier New" w:hAnsi="Courier New" w:cs="Courier New"/>
                 <w:lang w:val="en-US"/>
               </w:rPr>
-              <w:t>self.rect</w:t>
-            </w:r>
-            <w:proofErr w:type="gramEnd"/>
+              <w:t>self.rect.center</w:t>
+            </w:r>
+            <w:proofErr w:type="spellEnd"/>
             <w:r>
               <w:rPr>
                 <w:rFonts w:ascii="Courier New" w:hAnsi="Courier New" w:cs="Courier New"/>
                 <w:lang w:val="en-US"/>
               </w:rPr>
-              <w:t>.center</w:t>
+              <w:t>=(</w:t>
+            </w:r>
+            <w:proofErr w:type="spellStart"/>
+            <w:r>
+              <w:rPr>
+                <w:rFonts w:ascii="Courier New" w:hAnsi="Courier New" w:cs="Courier New"/>
+                <w:lang w:val="en-US"/>
+              </w:rPr>
+              <w:t>random.randint</w:t>
             </w:r>
             <w:proofErr w:type="spellEnd"/>
             <w:r>
@@ -39736,41 +38305,7 @@
                 <w:rFonts w:ascii="Courier New" w:hAnsi="Courier New" w:cs="Courier New"/>
                 <w:lang w:val="en-US"/>
               </w:rPr>
-              <w:t>=(</w:t>
-            </w:r>
-            <w:proofErr w:type="spellStart"/>
-            <w:proofErr w:type="gramStart"/>
-            <w:r>
-              <w:rPr>
-                <w:rFonts w:ascii="Courier New" w:hAnsi="Courier New" w:cs="Courier New"/>
-                <w:lang w:val="en-US"/>
-              </w:rPr>
-              <w:t>random.randint</w:t>
-            </w:r>
-            <w:proofErr w:type="spellEnd"/>
-            <w:proofErr w:type="gramEnd"/>
-            <w:r>
-              <w:rPr>
-                <w:rFonts w:ascii="Courier New" w:hAnsi="Courier New" w:cs="Courier New"/>
-                <w:lang w:val="en-US"/>
-              </w:rPr>
-              <w:t>(</w:t>
-            </w:r>
-            <w:proofErr w:type="gramStart"/>
-            <w:r>
-              <w:rPr>
-                <w:rFonts w:ascii="Courier New" w:hAnsi="Courier New" w:cs="Courier New"/>
-                <w:lang w:val="en-US"/>
-              </w:rPr>
-              <w:t>150,SCREEN</w:t>
-            </w:r>
-            <w:proofErr w:type="gramEnd"/>
-            <w:r>
-              <w:rPr>
-                <w:rFonts w:ascii="Courier New" w:hAnsi="Courier New" w:cs="Courier New"/>
-                <w:lang w:val="en-US"/>
-              </w:rPr>
-              <w:t>_WIDTH-150),0)</w:t>
+              <w:t>(150,SCREEN_WIDTH-150),0)</w:t>
             </w:r>
           </w:p>
         </w:tc>
@@ -39869,21 +38404,7 @@
               <w:rPr>
                 <w:rFonts w:ascii="Courier New" w:hAnsi="Courier New" w:cs="Courier New"/>
               </w:rPr>
-              <w:t>_</w:t>
-            </w:r>
-            <w:proofErr w:type="gramStart"/>
-            <w:r>
-              <w:rPr>
-                <w:rFonts w:ascii="Courier New" w:hAnsi="Courier New" w:cs="Courier New"/>
-              </w:rPr>
-              <w:t>_(</w:t>
-            </w:r>
-            <w:proofErr w:type="gramEnd"/>
-            <w:r>
-              <w:rPr>
-                <w:rFonts w:ascii="Courier New" w:hAnsi="Courier New" w:cs="Courier New"/>
-              </w:rPr>
-              <w:t>)</w:t>
+              <w:t>__()</w:t>
             </w:r>
             <w:r>
               <w:rPr>
@@ -39924,7 +38445,6 @@
               </w:rPr>
             </w:pPr>
             <w:proofErr w:type="spellStart"/>
-            <w:proofErr w:type="gramStart"/>
             <w:r>
               <w:rPr>
                 <w:rFonts w:ascii="Courier New" w:hAnsi="Courier New" w:cs="Courier New"/>
@@ -39933,7 +38453,6 @@
               <w:t>self.direction</w:t>
             </w:r>
             <w:proofErr w:type="spellEnd"/>
-            <w:proofErr w:type="gramEnd"/>
             <w:r>
               <w:rPr>
                 <w:rFonts w:ascii="Courier New" w:hAnsi="Courier New" w:cs="Courier New"/>
@@ -39958,7 +38477,6 @@
               </w:rPr>
             </w:pPr>
             <w:proofErr w:type="spellStart"/>
-            <w:proofErr w:type="gramStart"/>
             <w:r>
               <w:rPr>
                 <w:rFonts w:ascii="Courier New" w:hAnsi="Courier New" w:cs="Courier New"/>
@@ -39967,7 +38485,6 @@
               <w:t>self.score</w:t>
             </w:r>
             <w:proofErr w:type="spellEnd"/>
-            <w:proofErr w:type="gramEnd"/>
             <w:r>
               <w:rPr>
                 <w:rFonts w:ascii="Courier New" w:hAnsi="Courier New" w:cs="Courier New"/>
@@ -39986,7 +38503,6 @@
               <w:t xml:space="preserve">In der Methode </w:t>
             </w:r>
             <w:proofErr w:type="spellStart"/>
-            <w:proofErr w:type="gramStart"/>
             <w:r>
               <w:rPr>
                 <w:rFonts w:ascii="Courier New" w:hAnsi="Courier New" w:cs="Courier New"/>
@@ -39998,14 +38514,7 @@
               <w:rPr>
                 <w:rFonts w:ascii="Courier New" w:hAnsi="Courier New" w:cs="Courier New"/>
               </w:rPr>
-              <w:t>(</w:t>
-            </w:r>
-            <w:proofErr w:type="gramEnd"/>
-            <w:r>
-              <w:rPr>
-                <w:rFonts w:ascii="Courier New" w:hAnsi="Courier New" w:cs="Courier New"/>
-              </w:rPr>
-              <w:t>)</w:t>
+              <w:t>()</w:t>
             </w:r>
             <w:r>
               <w:t xml:space="preserve"> der Spieler-Klasse werden zwei neue Bedingungen geprüft:</w:t>
@@ -40091,82 +38600,57 @@
                 <w:rFonts w:ascii="Courier New" w:hAnsi="Courier New" w:cs="Courier New"/>
                 <w:lang w:val="en-US"/>
               </w:rPr>
-              <w:t>_</w:t>
-            </w:r>
-            <w:proofErr w:type="gramStart"/>
+              <w:t>_score</w:t>
+            </w:r>
+            <w:proofErr w:type="spellEnd"/>
             <w:r>
               <w:rPr>
                 <w:rFonts w:ascii="Courier New" w:hAnsi="Courier New" w:cs="Courier New"/>
                 <w:lang w:val="en-US"/>
               </w:rPr>
-              <w:t>score</w:t>
+              <w:t>()</w:t>
+            </w:r>
+            <w:r>
+              <w:rPr>
+                <w:lang w:val="en-US"/>
+              </w:rPr>
+              <w:t xml:space="preserve"> </w:t>
+            </w:r>
+            <w:proofErr w:type="spellStart"/>
+            <w:r>
+              <w:rPr>
+                <w:lang w:val="en-US"/>
+              </w:rPr>
+              <w:t>wird</w:t>
             </w:r>
             <w:proofErr w:type="spellEnd"/>
             <w:r>
               <w:rPr>
-                <w:rFonts w:ascii="Courier New" w:hAnsi="Courier New" w:cs="Courier New"/>
                 <w:lang w:val="en-US"/>
               </w:rPr>
-              <w:t>(</w:t>
-            </w:r>
-            <w:proofErr w:type="gramEnd"/>
-            <w:r>
-              <w:rPr>
-                <w:rFonts w:ascii="Courier New" w:hAnsi="Courier New" w:cs="Courier New"/>
+              <w:t xml:space="preserve"> </w:t>
+            </w:r>
+            <w:proofErr w:type="spellStart"/>
+            <w:r>
+              <w:rPr>
                 <w:lang w:val="en-US"/>
               </w:rPr>
-              <w:t>)</w:t>
-            </w:r>
+              <w:t>aus</w:t>
+            </w:r>
+            <w:proofErr w:type="spellEnd"/>
             <w:r>
               <w:rPr>
                 <w:lang w:val="en-US"/>
               </w:rPr>
               <w:t xml:space="preserve"> </w:t>
             </w:r>
-            <w:proofErr w:type="spellStart"/>
-            <w:r>
-              <w:rPr>
+            <w:r>
+              <w:rPr>
+                <w:rFonts w:ascii="Courier New" w:hAnsi="Courier New" w:cs="Courier New"/>
                 <w:lang w:val="en-US"/>
               </w:rPr>
-              <w:t>wird</w:t>
-            </w:r>
-            <w:proofErr w:type="spellEnd"/>
-            <w:r>
-              <w:rPr>
-                <w:lang w:val="en-US"/>
-              </w:rPr>
-              <w:t xml:space="preserve"> </w:t>
-            </w:r>
-            <w:proofErr w:type="spellStart"/>
-            <w:r>
-              <w:rPr>
-                <w:lang w:val="en-US"/>
-              </w:rPr>
-              <w:t>aus</w:t>
-            </w:r>
-            <w:proofErr w:type="spellEnd"/>
-            <w:r>
-              <w:rPr>
-                <w:lang w:val="en-US"/>
-              </w:rPr>
-              <w:t xml:space="preserve"> </w:t>
-            </w:r>
-            <w:r>
-              <w:rPr>
-                <w:rFonts w:ascii="Courier New" w:hAnsi="Courier New" w:cs="Courier New"/>
-                <w:lang w:val="en-US"/>
-              </w:rPr>
-              <w:t>P</w:t>
-            </w:r>
-            <w:proofErr w:type="gramStart"/>
-            <w:r>
-              <w:rPr>
-                <w:rFonts w:ascii="Courier New" w:hAnsi="Courier New" w:cs="Courier New"/>
-                <w:lang w:val="en-US"/>
-              </w:rPr>
-              <w:t>1.score</w:t>
-            </w:r>
-            <w:proofErr w:type="gramEnd"/>
+              <w:t>P1.score</w:t>
+            </w:r>
             <w:r>
               <w:rPr>
                 <w:lang w:val="en-US"/>
@@ -40217,40 +38701,15 @@
                 <w:rFonts w:ascii="Courier New" w:hAnsi="Courier New" w:cs="Courier New"/>
                 <w:lang w:val="en-US"/>
               </w:rPr>
-              <w:t>font_</w:t>
-            </w:r>
-            <w:proofErr w:type="gramStart"/>
+              <w:t>font_small.render</w:t>
+            </w:r>
+            <w:proofErr w:type="spellEnd"/>
             <w:r>
               <w:rPr>
                 <w:rFonts w:ascii="Courier New" w:hAnsi="Courier New" w:cs="Courier New"/>
                 <w:lang w:val="en-US"/>
               </w:rPr>
-              <w:t>small.render</w:t>
-            </w:r>
-            <w:proofErr w:type="spellEnd"/>
-            <w:proofErr w:type="gramEnd"/>
-            <w:r>
-              <w:rPr>
-                <w:rFonts w:ascii="Courier New" w:hAnsi="Courier New" w:cs="Courier New"/>
-                <w:lang w:val="en-US"/>
-              </w:rPr>
-              <w:t>(str(P</w:t>
-            </w:r>
-            <w:proofErr w:type="gramStart"/>
-            <w:r>
-              <w:rPr>
-                <w:rFonts w:ascii="Courier New" w:hAnsi="Courier New" w:cs="Courier New"/>
-                <w:lang w:val="en-US"/>
-              </w:rPr>
-              <w:t>1.score</w:t>
-            </w:r>
-            <w:proofErr w:type="gramEnd"/>
-            <w:r>
-              <w:rPr>
-                <w:rFonts w:ascii="Courier New" w:hAnsi="Courier New" w:cs="Courier New"/>
-                <w:lang w:val="en-US"/>
-              </w:rPr>
-              <w:t>), True, BLACK)</w:t>
+              <w:t>(str(P1.score), True, BLACK)</w:t>
             </w:r>
           </w:p>
         </w:tc>

--- a/Doc/Arbeitsblaetter_2026.docx
+++ b/Doc/Arbeitsblaetter_2026.docx
@@ -340,6 +340,23 @@
     </w:p>
     <w:p>
       <w:pPr>
+        <w:rPr>
+          <w:color w:val="2E74B5" w:themeColor="accent5" w:themeShade="BF"/>
+          <w:sz w:val="32"/>
+          <w:szCs w:val="32"/>
+        </w:rPr>
+      </w:pPr>
+      <w:r>
+        <w:rPr>
+          <w:color w:val="2E74B5" w:themeColor="accent5" w:themeShade="BF"/>
+          <w:sz w:val="32"/>
+          <w:szCs w:val="32"/>
+        </w:rPr>
+        <w:br w:type="page"/>
+      </w:r>
+    </w:p>
+    <w:p>
+      <w:pPr>
         <w:spacing w:before="360" w:after="80"/>
         <w:rPr>
           <w:color w:val="2E74B5" w:themeColor="accent5" w:themeShade="BF"/>
@@ -391,7 +408,7 @@
       <w:r>
         <w:fldChar w:fldCharType="separate"/>
       </w:r>
-      <w:hyperlink w:anchor="_Toc236341952" w:history="1">
+      <w:hyperlink w:anchor="_Toc236424296" w:history="1">
         <w:r>
           <w:rPr>
             <w:rStyle w:val="Hyperlink"/>
@@ -418,7 +435,7 @@
             <w:noProof/>
             <w:webHidden/>
           </w:rPr>
-          <w:instrText xml:space="preserve"> PAGEREF _Toc236341952 \h </w:instrText>
+          <w:instrText xml:space="preserve"> PAGEREF _Toc236424296 \h </w:instrText>
         </w:r>
         <w:r>
           <w:rPr>
@@ -460,7 +477,7 @@
           <w:lang w:eastAsia="de-DE"/>
         </w:rPr>
       </w:pPr>
-      <w:hyperlink w:anchor="_Toc236341953" w:history="1">
+      <w:hyperlink w:anchor="_Toc236424297" w:history="1">
         <w:r>
           <w:rPr>
             <w:rStyle w:val="Hyperlink"/>
@@ -487,7 +504,7 @@
             <w:noProof/>
             <w:webHidden/>
           </w:rPr>
-          <w:instrText xml:space="preserve"> PAGEREF _Toc236341953 \h </w:instrText>
+          <w:instrText xml:space="preserve"> PAGEREF _Toc236424297 \h </w:instrText>
         </w:r>
         <w:r>
           <w:rPr>
@@ -529,7 +546,7 @@
           <w:lang w:eastAsia="de-DE"/>
         </w:rPr>
       </w:pPr>
-      <w:hyperlink w:anchor="_Toc236341954" w:history="1">
+      <w:hyperlink w:anchor="_Toc236424298" w:history="1">
         <w:r>
           <w:rPr>
             <w:rStyle w:val="Hyperlink"/>
@@ -556,7 +573,7 @@
             <w:noProof/>
             <w:webHidden/>
           </w:rPr>
-          <w:instrText xml:space="preserve"> PAGEREF _Toc236341954 \h </w:instrText>
+          <w:instrText xml:space="preserve"> PAGEREF _Toc236424298 \h </w:instrText>
         </w:r>
         <w:r>
           <w:rPr>
@@ -598,7 +615,7 @@
           <w:lang w:eastAsia="de-DE"/>
         </w:rPr>
       </w:pPr>
-      <w:hyperlink w:anchor="_Toc236341955" w:history="1">
+      <w:hyperlink w:anchor="_Toc236424299" w:history="1">
         <w:r>
           <w:rPr>
             <w:rStyle w:val="Hyperlink"/>
@@ -625,7 +642,7 @@
             <w:noProof/>
             <w:webHidden/>
           </w:rPr>
-          <w:instrText xml:space="preserve"> PAGEREF _Toc236341955 \h </w:instrText>
+          <w:instrText xml:space="preserve"> PAGEREF _Toc236424299 \h </w:instrText>
         </w:r>
         <w:r>
           <w:rPr>
@@ -667,7 +684,7 @@
           <w:lang w:eastAsia="de-DE"/>
         </w:rPr>
       </w:pPr>
-      <w:hyperlink w:anchor="_Toc236341956" w:history="1">
+      <w:hyperlink w:anchor="_Toc236424300" w:history="1">
         <w:r>
           <w:rPr>
             <w:rStyle w:val="Hyperlink"/>
@@ -694,7 +711,7 @@
             <w:noProof/>
             <w:webHidden/>
           </w:rPr>
-          <w:instrText xml:space="preserve"> PAGEREF _Toc236341956 \h </w:instrText>
+          <w:instrText xml:space="preserve"> PAGEREF _Toc236424300 \h </w:instrText>
         </w:r>
         <w:r>
           <w:rPr>
@@ -736,7 +753,7 @@
           <w:lang w:eastAsia="de-DE"/>
         </w:rPr>
       </w:pPr>
-      <w:hyperlink w:anchor="_Toc236341957" w:history="1">
+      <w:hyperlink w:anchor="_Toc236424301" w:history="1">
         <w:r>
           <w:rPr>
             <w:rStyle w:val="Hyperlink"/>
@@ -763,7 +780,7 @@
             <w:noProof/>
             <w:webHidden/>
           </w:rPr>
-          <w:instrText xml:space="preserve"> PAGEREF _Toc236341957 \h </w:instrText>
+          <w:instrText xml:space="preserve"> PAGEREF _Toc236424301 \h </w:instrText>
         </w:r>
         <w:r>
           <w:rPr>
@@ -805,7 +822,7 @@
           <w:lang w:eastAsia="de-DE"/>
         </w:rPr>
       </w:pPr>
-      <w:hyperlink w:anchor="_Toc236341958" w:history="1">
+      <w:hyperlink w:anchor="_Toc236424302" w:history="1">
         <w:r>
           <w:rPr>
             <w:rStyle w:val="Hyperlink"/>
@@ -832,7 +849,7 @@
             <w:noProof/>
             <w:webHidden/>
           </w:rPr>
-          <w:instrText xml:space="preserve"> PAGEREF _Toc236341958 \h </w:instrText>
+          <w:instrText xml:space="preserve"> PAGEREF _Toc236424302 \h </w:instrText>
         </w:r>
         <w:r>
           <w:rPr>
@@ -874,7 +891,7 @@
           <w:lang w:eastAsia="de-DE"/>
         </w:rPr>
       </w:pPr>
-      <w:hyperlink w:anchor="_Toc236341959" w:history="1">
+      <w:hyperlink w:anchor="_Toc236424303" w:history="1">
         <w:r>
           <w:rPr>
             <w:rStyle w:val="Hyperlink"/>
@@ -901,7 +918,7 @@
             <w:noProof/>
             <w:webHidden/>
           </w:rPr>
-          <w:instrText xml:space="preserve"> PAGEREF _Toc236341959 \h </w:instrText>
+          <w:instrText xml:space="preserve"> PAGEREF _Toc236424303 \h </w:instrText>
         </w:r>
         <w:r>
           <w:rPr>
@@ -943,7 +960,7 @@
           <w:lang w:eastAsia="de-DE"/>
         </w:rPr>
       </w:pPr>
-      <w:hyperlink w:anchor="_Toc236341960" w:history="1">
+      <w:hyperlink w:anchor="_Toc236424304" w:history="1">
         <w:r>
           <w:rPr>
             <w:rStyle w:val="Hyperlink"/>
@@ -970,7 +987,7 @@
             <w:noProof/>
             <w:webHidden/>
           </w:rPr>
-          <w:instrText xml:space="preserve"> PAGEREF _Toc236341960 \h </w:instrText>
+          <w:instrText xml:space="preserve"> PAGEREF _Toc236424304 \h </w:instrText>
         </w:r>
         <w:r>
           <w:rPr>
@@ -1012,7 +1029,7 @@
           <w:lang w:eastAsia="de-DE"/>
         </w:rPr>
       </w:pPr>
-      <w:hyperlink w:anchor="_Toc236341961" w:history="1">
+      <w:hyperlink w:anchor="_Toc236424305" w:history="1">
         <w:r>
           <w:rPr>
             <w:rStyle w:val="Hyperlink"/>
@@ -1039,7 +1056,7 @@
             <w:noProof/>
             <w:webHidden/>
           </w:rPr>
-          <w:instrText xml:space="preserve"> PAGEREF _Toc236341961 \h </w:instrText>
+          <w:instrText xml:space="preserve"> PAGEREF _Toc236424305 \h </w:instrText>
         </w:r>
         <w:r>
           <w:rPr>
@@ -1081,7 +1098,7 @@
           <w:lang w:eastAsia="de-DE"/>
         </w:rPr>
       </w:pPr>
-      <w:hyperlink w:anchor="_Toc236341962" w:history="1">
+      <w:hyperlink w:anchor="_Toc236424306" w:history="1">
         <w:r>
           <w:rPr>
             <w:rStyle w:val="Hyperlink"/>
@@ -1108,7 +1125,7 @@
             <w:noProof/>
             <w:webHidden/>
           </w:rPr>
-          <w:instrText xml:space="preserve"> PAGEREF _Toc236341962 \h </w:instrText>
+          <w:instrText xml:space="preserve"> PAGEREF _Toc236424306 \h </w:instrText>
         </w:r>
         <w:r>
           <w:rPr>
@@ -1150,7 +1167,7 @@
           <w:lang w:eastAsia="de-DE"/>
         </w:rPr>
       </w:pPr>
-      <w:hyperlink w:anchor="_Toc236341963" w:history="1">
+      <w:hyperlink w:anchor="_Toc236424307" w:history="1">
         <w:r>
           <w:rPr>
             <w:rStyle w:val="Hyperlink"/>
@@ -1177,7 +1194,7 @@
             <w:noProof/>
             <w:webHidden/>
           </w:rPr>
-          <w:instrText xml:space="preserve"> PAGEREF _Toc236341963 \h </w:instrText>
+          <w:instrText xml:space="preserve"> PAGEREF _Toc236424307 \h </w:instrText>
         </w:r>
         <w:r>
           <w:rPr>
@@ -1219,7 +1236,7 @@
           <w:lang w:eastAsia="de-DE"/>
         </w:rPr>
       </w:pPr>
-      <w:hyperlink w:anchor="_Toc236341964" w:history="1">
+      <w:hyperlink w:anchor="_Toc236424308" w:history="1">
         <w:r>
           <w:rPr>
             <w:rStyle w:val="Hyperlink"/>
@@ -1246,7 +1263,7 @@
             <w:noProof/>
             <w:webHidden/>
           </w:rPr>
-          <w:instrText xml:space="preserve"> PAGEREF _Toc236341964 \h </w:instrText>
+          <w:instrText xml:space="preserve"> PAGEREF _Toc236424308 \h </w:instrText>
         </w:r>
         <w:r>
           <w:rPr>
@@ -1288,7 +1305,7 @@
           <w:lang w:eastAsia="de-DE"/>
         </w:rPr>
       </w:pPr>
-      <w:hyperlink w:anchor="_Toc236341965" w:history="1">
+      <w:hyperlink w:anchor="_Toc236424309" w:history="1">
         <w:r>
           <w:rPr>
             <w:rStyle w:val="Hyperlink"/>
@@ -1315,7 +1332,7 @@
             <w:noProof/>
             <w:webHidden/>
           </w:rPr>
-          <w:instrText xml:space="preserve"> PAGEREF _Toc236341965 \h </w:instrText>
+          <w:instrText xml:space="preserve"> PAGEREF _Toc236424309 \h </w:instrText>
         </w:r>
         <w:r>
           <w:rPr>
@@ -1357,7 +1374,7 @@
           <w:lang w:eastAsia="de-DE"/>
         </w:rPr>
       </w:pPr>
-      <w:hyperlink w:anchor="_Toc236341966" w:history="1">
+      <w:hyperlink w:anchor="_Toc236424310" w:history="1">
         <w:r>
           <w:rPr>
             <w:rStyle w:val="Hyperlink"/>
@@ -1384,7 +1401,7 @@
             <w:noProof/>
             <w:webHidden/>
           </w:rPr>
-          <w:instrText xml:space="preserve"> PAGEREF _Toc236341966 \h </w:instrText>
+          <w:instrText xml:space="preserve"> PAGEREF _Toc236424310 \h </w:instrText>
         </w:r>
         <w:r>
           <w:rPr>
@@ -1426,7 +1443,7 @@
           <w:lang w:eastAsia="de-DE"/>
         </w:rPr>
       </w:pPr>
-      <w:hyperlink w:anchor="_Toc236341967" w:history="1">
+      <w:hyperlink w:anchor="_Toc236424311" w:history="1">
         <w:r>
           <w:rPr>
             <w:rStyle w:val="Hyperlink"/>
@@ -1453,7 +1470,7 @@
             <w:noProof/>
             <w:webHidden/>
           </w:rPr>
-          <w:instrText xml:space="preserve"> PAGEREF _Toc236341967 \h </w:instrText>
+          <w:instrText xml:space="preserve"> PAGEREF _Toc236424311 \h </w:instrText>
         </w:r>
         <w:r>
           <w:rPr>
@@ -1495,7 +1512,7 @@
           <w:lang w:eastAsia="de-DE"/>
         </w:rPr>
       </w:pPr>
-      <w:hyperlink w:anchor="_Toc236341968" w:history="1">
+      <w:hyperlink w:anchor="_Toc236424312" w:history="1">
         <w:r>
           <w:rPr>
             <w:rStyle w:val="Hyperlink"/>
@@ -1522,7 +1539,7 @@
             <w:noProof/>
             <w:webHidden/>
           </w:rPr>
-          <w:instrText xml:space="preserve"> PAGEREF _Toc236341968 \h </w:instrText>
+          <w:instrText xml:space="preserve"> PAGEREF _Toc236424312 \h </w:instrText>
         </w:r>
         <w:r>
           <w:rPr>
@@ -1564,7 +1581,7 @@
           <w:lang w:eastAsia="de-DE"/>
         </w:rPr>
       </w:pPr>
-      <w:hyperlink w:anchor="_Toc236341969" w:history="1">
+      <w:hyperlink w:anchor="_Toc236424313" w:history="1">
         <w:r>
           <w:rPr>
             <w:rStyle w:val="Hyperlink"/>
@@ -1591,7 +1608,7 @@
             <w:noProof/>
             <w:webHidden/>
           </w:rPr>
-          <w:instrText xml:space="preserve"> PAGEREF _Toc236341969 \h </w:instrText>
+          <w:instrText xml:space="preserve"> PAGEREF _Toc236424313 \h </w:instrText>
         </w:r>
         <w:r>
           <w:rPr>
@@ -1633,7 +1650,7 @@
           <w:lang w:eastAsia="de-DE"/>
         </w:rPr>
       </w:pPr>
-      <w:hyperlink w:anchor="_Toc236341970" w:history="1">
+      <w:hyperlink w:anchor="_Toc236424314" w:history="1">
         <w:r>
           <w:rPr>
             <w:rStyle w:val="Hyperlink"/>
@@ -1660,7 +1677,7 @@
             <w:noProof/>
             <w:webHidden/>
           </w:rPr>
-          <w:instrText xml:space="preserve"> PAGEREF _Toc236341970 \h </w:instrText>
+          <w:instrText xml:space="preserve"> PAGEREF _Toc236424314 \h </w:instrText>
         </w:r>
         <w:r>
           <w:rPr>
@@ -1702,7 +1719,7 @@
           <w:lang w:eastAsia="de-DE"/>
         </w:rPr>
       </w:pPr>
-      <w:hyperlink w:anchor="_Toc236341971" w:history="1">
+      <w:hyperlink w:anchor="_Toc236424315" w:history="1">
         <w:r>
           <w:rPr>
             <w:rStyle w:val="Hyperlink"/>
@@ -1729,7 +1746,7 @@
             <w:noProof/>
             <w:webHidden/>
           </w:rPr>
-          <w:instrText xml:space="preserve"> PAGEREF _Toc236341971 \h </w:instrText>
+          <w:instrText xml:space="preserve"> PAGEREF _Toc236424315 \h </w:instrText>
         </w:r>
         <w:r>
           <w:rPr>
@@ -1771,7 +1788,7 @@
           <w:lang w:eastAsia="de-DE"/>
         </w:rPr>
       </w:pPr>
-      <w:hyperlink w:anchor="_Toc236341972" w:history="1">
+      <w:hyperlink w:anchor="_Toc236424316" w:history="1">
         <w:r>
           <w:rPr>
             <w:rStyle w:val="Hyperlink"/>
@@ -1798,7 +1815,7 @@
             <w:noProof/>
             <w:webHidden/>
           </w:rPr>
-          <w:instrText xml:space="preserve"> PAGEREF _Toc236341972 \h </w:instrText>
+          <w:instrText xml:space="preserve"> PAGEREF _Toc236424316 \h </w:instrText>
         </w:r>
         <w:r>
           <w:rPr>
@@ -1840,7 +1857,7 @@
           <w:lang w:eastAsia="de-DE"/>
         </w:rPr>
       </w:pPr>
-      <w:hyperlink w:anchor="_Toc236341973" w:history="1">
+      <w:hyperlink w:anchor="_Toc236424317" w:history="1">
         <w:r>
           <w:rPr>
             <w:rStyle w:val="Hyperlink"/>
@@ -1867,7 +1884,7 @@
             <w:noProof/>
             <w:webHidden/>
           </w:rPr>
-          <w:instrText xml:space="preserve"> PAGEREF _Toc236341973 \h </w:instrText>
+          <w:instrText xml:space="preserve"> PAGEREF _Toc236424317 \h </w:instrText>
         </w:r>
         <w:r>
           <w:rPr>
@@ -1909,7 +1926,7 @@
           <w:lang w:eastAsia="de-DE"/>
         </w:rPr>
       </w:pPr>
-      <w:hyperlink w:anchor="_Toc236341974" w:history="1">
+      <w:hyperlink w:anchor="_Toc236424318" w:history="1">
         <w:r>
           <w:rPr>
             <w:rStyle w:val="Hyperlink"/>
@@ -1936,7 +1953,7 @@
             <w:noProof/>
             <w:webHidden/>
           </w:rPr>
-          <w:instrText xml:space="preserve"> PAGEREF _Toc236341974 \h </w:instrText>
+          <w:instrText xml:space="preserve"> PAGEREF _Toc236424318 \h </w:instrText>
         </w:r>
         <w:r>
           <w:rPr>
@@ -1978,7 +1995,7 @@
           <w:lang w:eastAsia="de-DE"/>
         </w:rPr>
       </w:pPr>
-      <w:hyperlink w:anchor="_Toc236341975" w:history="1">
+      <w:hyperlink w:anchor="_Toc236424319" w:history="1">
         <w:r>
           <w:rPr>
             <w:rStyle w:val="Hyperlink"/>
@@ -2005,7 +2022,7 @@
             <w:noProof/>
             <w:webHidden/>
           </w:rPr>
-          <w:instrText xml:space="preserve"> PAGEREF _Toc236341975 \h </w:instrText>
+          <w:instrText xml:space="preserve"> PAGEREF _Toc236424319 \h </w:instrText>
         </w:r>
         <w:r>
           <w:rPr>
@@ -2047,7 +2064,7 @@
           <w:lang w:eastAsia="de-DE"/>
         </w:rPr>
       </w:pPr>
-      <w:hyperlink w:anchor="_Toc236341976" w:history="1">
+      <w:hyperlink w:anchor="_Toc236424320" w:history="1">
         <w:r>
           <w:rPr>
             <w:rStyle w:val="Hyperlink"/>
@@ -2074,7 +2091,7 @@
             <w:noProof/>
             <w:webHidden/>
           </w:rPr>
-          <w:instrText xml:space="preserve"> PAGEREF _Toc236341976 \h </w:instrText>
+          <w:instrText xml:space="preserve"> PAGEREF _Toc236424320 \h </w:instrText>
         </w:r>
         <w:r>
           <w:rPr>
@@ -2116,7 +2133,7 @@
           <w:lang w:eastAsia="de-DE"/>
         </w:rPr>
       </w:pPr>
-      <w:hyperlink w:anchor="_Toc236341977" w:history="1">
+      <w:hyperlink w:anchor="_Toc236424321" w:history="1">
         <w:r>
           <w:rPr>
             <w:rStyle w:val="Hyperlink"/>
@@ -2143,7 +2160,7 @@
             <w:noProof/>
             <w:webHidden/>
           </w:rPr>
-          <w:instrText xml:space="preserve"> PAGEREF _Toc236341977 \h </w:instrText>
+          <w:instrText xml:space="preserve"> PAGEREF _Toc236424321 \h </w:instrText>
         </w:r>
         <w:r>
           <w:rPr>
@@ -2185,7 +2202,7 @@
           <w:lang w:eastAsia="de-DE"/>
         </w:rPr>
       </w:pPr>
-      <w:hyperlink w:anchor="_Toc236341978" w:history="1">
+      <w:hyperlink w:anchor="_Toc236424322" w:history="1">
         <w:r>
           <w:rPr>
             <w:rStyle w:val="Hyperlink"/>
@@ -2212,7 +2229,7 @@
             <w:noProof/>
             <w:webHidden/>
           </w:rPr>
-          <w:instrText xml:space="preserve"> PAGEREF _Toc236341978 \h </w:instrText>
+          <w:instrText xml:space="preserve"> PAGEREF _Toc236424322 \h </w:instrText>
         </w:r>
         <w:r>
           <w:rPr>
@@ -2254,7 +2271,7 @@
           <w:lang w:eastAsia="de-DE"/>
         </w:rPr>
       </w:pPr>
-      <w:hyperlink w:anchor="_Toc236341979" w:history="1">
+      <w:hyperlink w:anchor="_Toc236424323" w:history="1">
         <w:r>
           <w:rPr>
             <w:rStyle w:val="Hyperlink"/>
@@ -2281,7 +2298,7 @@
             <w:noProof/>
             <w:webHidden/>
           </w:rPr>
-          <w:instrText xml:space="preserve"> PAGEREF _Toc236341979 \h </w:instrText>
+          <w:instrText xml:space="preserve"> PAGEREF _Toc236424323 \h </w:instrText>
         </w:r>
         <w:r>
           <w:rPr>
@@ -2323,7 +2340,7 @@
           <w:lang w:eastAsia="de-DE"/>
         </w:rPr>
       </w:pPr>
-      <w:hyperlink w:anchor="_Toc236341980" w:history="1">
+      <w:hyperlink w:anchor="_Toc236424324" w:history="1">
         <w:r>
           <w:rPr>
             <w:rStyle w:val="Hyperlink"/>
@@ -2350,7 +2367,7 @@
             <w:noProof/>
             <w:webHidden/>
           </w:rPr>
-          <w:instrText xml:space="preserve"> PAGEREF _Toc236341980 \h </w:instrText>
+          <w:instrText xml:space="preserve"> PAGEREF _Toc236424324 \h </w:instrText>
         </w:r>
         <w:r>
           <w:rPr>
@@ -2392,7 +2409,7 @@
           <w:lang w:eastAsia="de-DE"/>
         </w:rPr>
       </w:pPr>
-      <w:hyperlink w:anchor="_Toc236341981" w:history="1">
+      <w:hyperlink w:anchor="_Toc236424325" w:history="1">
         <w:r>
           <w:rPr>
             <w:rStyle w:val="Hyperlink"/>
@@ -2419,7 +2436,76 @@
             <w:noProof/>
             <w:webHidden/>
           </w:rPr>
-          <w:instrText xml:space="preserve"> PAGEREF _Toc236341981 \h </w:instrText>
+          <w:instrText xml:space="preserve"> PAGEREF _Toc236424325 \h </w:instrText>
+        </w:r>
+        <w:r>
+          <w:rPr>
+            <w:noProof/>
+            <w:webHidden/>
+          </w:rPr>
+        </w:r>
+        <w:r>
+          <w:rPr>
+            <w:noProof/>
+            <w:webHidden/>
+          </w:rPr>
+          <w:fldChar w:fldCharType="separate"/>
+        </w:r>
+        <w:r>
+          <w:rPr>
+            <w:noProof/>
+            <w:webHidden/>
+          </w:rPr>
+          <w:t>39</w:t>
+        </w:r>
+        <w:r>
+          <w:rPr>
+            <w:noProof/>
+            <w:webHidden/>
+          </w:rPr>
+          <w:fldChar w:fldCharType="end"/>
+        </w:r>
+      </w:hyperlink>
+    </w:p>
+    <w:p>
+      <w:pPr>
+        <w:pStyle w:val="Verzeichnis1"/>
+        <w:rPr>
+          <w:rFonts w:eastAsiaTheme="minorEastAsia"/>
+          <w:noProof/>
+          <w:sz w:val="24"/>
+          <w:szCs w:val="24"/>
+          <w:lang w:eastAsia="de-DE"/>
+        </w:rPr>
+      </w:pPr>
+      <w:hyperlink w:anchor="_Toc236424326" w:history="1">
+        <w:r>
+          <w:rPr>
+            <w:rStyle w:val="Hyperlink"/>
+            <w:noProof/>
+          </w:rPr>
+          <w:t>Roboter im Irrgarten: Pledge-Algorithmus</w:t>
+        </w:r>
+        <w:r>
+          <w:rPr>
+            <w:noProof/>
+            <w:webHidden/>
+          </w:rPr>
+          <w:tab/>
+        </w:r>
+        <w:r>
+          <w:rPr>
+            <w:noProof/>
+            <w:webHidden/>
+          </w:rPr>
+          <w:fldChar w:fldCharType="begin"/>
+        </w:r>
+        <w:r>
+          <w:rPr>
+            <w:noProof/>
+            <w:webHidden/>
+          </w:rPr>
+          <w:instrText xml:space="preserve"> PAGEREF _Toc236424326 \h </w:instrText>
         </w:r>
         <w:r>
           <w:rPr>
@@ -2461,76 +2547,7 @@
           <w:lang w:eastAsia="de-DE"/>
         </w:rPr>
       </w:pPr>
-      <w:hyperlink w:anchor="_Toc236341982" w:history="1">
-        <w:r>
-          <w:rPr>
-            <w:rStyle w:val="Hyperlink"/>
-            <w:noProof/>
-          </w:rPr>
-          <w:t>Roboter im Irrgarten: Pledge-Algorithmus</w:t>
-        </w:r>
-        <w:r>
-          <w:rPr>
-            <w:noProof/>
-            <w:webHidden/>
-          </w:rPr>
-          <w:tab/>
-        </w:r>
-        <w:r>
-          <w:rPr>
-            <w:noProof/>
-            <w:webHidden/>
-          </w:rPr>
-          <w:fldChar w:fldCharType="begin"/>
-        </w:r>
-        <w:r>
-          <w:rPr>
-            <w:noProof/>
-            <w:webHidden/>
-          </w:rPr>
-          <w:instrText xml:space="preserve"> PAGEREF _Toc236341982 \h </w:instrText>
-        </w:r>
-        <w:r>
-          <w:rPr>
-            <w:noProof/>
-            <w:webHidden/>
-          </w:rPr>
-        </w:r>
-        <w:r>
-          <w:rPr>
-            <w:noProof/>
-            <w:webHidden/>
-          </w:rPr>
-          <w:fldChar w:fldCharType="separate"/>
-        </w:r>
-        <w:r>
-          <w:rPr>
-            <w:noProof/>
-            <w:webHidden/>
-          </w:rPr>
-          <w:t>41</w:t>
-        </w:r>
-        <w:r>
-          <w:rPr>
-            <w:noProof/>
-            <w:webHidden/>
-          </w:rPr>
-          <w:fldChar w:fldCharType="end"/>
-        </w:r>
-      </w:hyperlink>
-    </w:p>
-    <w:p>
-      <w:pPr>
-        <w:pStyle w:val="Verzeichnis1"/>
-        <w:rPr>
-          <w:rFonts w:eastAsiaTheme="minorEastAsia"/>
-          <w:noProof/>
-          <w:sz w:val="24"/>
-          <w:szCs w:val="24"/>
-          <w:lang w:eastAsia="de-DE"/>
-        </w:rPr>
-      </w:pPr>
-      <w:hyperlink w:anchor="_Toc236341983" w:history="1">
+      <w:hyperlink w:anchor="_Toc236424327" w:history="1">
         <w:r>
           <w:rPr>
             <w:rStyle w:val="Hyperlink"/>
@@ -2557,7 +2574,7 @@
             <w:noProof/>
             <w:webHidden/>
           </w:rPr>
-          <w:instrText xml:space="preserve"> PAGEREF _Toc236341983 \h </w:instrText>
+          <w:instrText xml:space="preserve"> PAGEREF _Toc236424327 \h </w:instrText>
         </w:r>
         <w:r>
           <w:rPr>
@@ -2577,7 +2594,7 @@
             <w:noProof/>
             <w:webHidden/>
           </w:rPr>
-          <w:t>43</w:t>
+          <w:t>42</w:t>
         </w:r>
         <w:r>
           <w:rPr>
@@ -2599,7 +2616,7 @@
           <w:lang w:eastAsia="de-DE"/>
         </w:rPr>
       </w:pPr>
-      <w:hyperlink w:anchor="_Toc236341984" w:history="1">
+      <w:hyperlink w:anchor="_Toc236424328" w:history="1">
         <w:r>
           <w:rPr>
             <w:rStyle w:val="Hyperlink"/>
@@ -2626,7 +2643,76 @@
             <w:noProof/>
             <w:webHidden/>
           </w:rPr>
-          <w:instrText xml:space="preserve"> PAGEREF _Toc236341984 \h </w:instrText>
+          <w:instrText xml:space="preserve"> PAGEREF _Toc236424328 \h </w:instrText>
+        </w:r>
+        <w:r>
+          <w:rPr>
+            <w:noProof/>
+            <w:webHidden/>
+          </w:rPr>
+        </w:r>
+        <w:r>
+          <w:rPr>
+            <w:noProof/>
+            <w:webHidden/>
+          </w:rPr>
+          <w:fldChar w:fldCharType="separate"/>
+        </w:r>
+        <w:r>
+          <w:rPr>
+            <w:noProof/>
+            <w:webHidden/>
+          </w:rPr>
+          <w:t>44</w:t>
+        </w:r>
+        <w:r>
+          <w:rPr>
+            <w:noProof/>
+            <w:webHidden/>
+          </w:rPr>
+          <w:fldChar w:fldCharType="end"/>
+        </w:r>
+      </w:hyperlink>
+    </w:p>
+    <w:p>
+      <w:pPr>
+        <w:pStyle w:val="Verzeichnis1"/>
+        <w:rPr>
+          <w:rFonts w:eastAsiaTheme="minorEastAsia"/>
+          <w:noProof/>
+          <w:sz w:val="24"/>
+          <w:szCs w:val="24"/>
+          <w:lang w:eastAsia="de-DE"/>
+        </w:rPr>
+      </w:pPr>
+      <w:hyperlink w:anchor="_Toc236424329" w:history="1">
+        <w:r>
+          <w:rPr>
+            <w:rStyle w:val="Hyperlink"/>
+            <w:noProof/>
+          </w:rPr>
+          <w:t>Auto im Gegenverkehr: Zusammenstoß melden</w:t>
+        </w:r>
+        <w:r>
+          <w:rPr>
+            <w:noProof/>
+            <w:webHidden/>
+          </w:rPr>
+          <w:tab/>
+        </w:r>
+        <w:r>
+          <w:rPr>
+            <w:noProof/>
+            <w:webHidden/>
+          </w:rPr>
+          <w:fldChar w:fldCharType="begin"/>
+        </w:r>
+        <w:r>
+          <w:rPr>
+            <w:noProof/>
+            <w:webHidden/>
+          </w:rPr>
+          <w:instrText xml:space="preserve"> PAGEREF _Toc236424329 \h </w:instrText>
         </w:r>
         <w:r>
           <w:rPr>
@@ -2668,76 +2754,7 @@
           <w:lang w:eastAsia="de-DE"/>
         </w:rPr>
       </w:pPr>
-      <w:hyperlink w:anchor="_Toc236341985" w:history="1">
-        <w:r>
-          <w:rPr>
-            <w:rStyle w:val="Hyperlink"/>
-            <w:noProof/>
-          </w:rPr>
-          <w:t>Auto im Gegenverkehr: Zusammenstoß melden</w:t>
-        </w:r>
-        <w:r>
-          <w:rPr>
-            <w:noProof/>
-            <w:webHidden/>
-          </w:rPr>
-          <w:tab/>
-        </w:r>
-        <w:r>
-          <w:rPr>
-            <w:noProof/>
-            <w:webHidden/>
-          </w:rPr>
-          <w:fldChar w:fldCharType="begin"/>
-        </w:r>
-        <w:r>
-          <w:rPr>
-            <w:noProof/>
-            <w:webHidden/>
-          </w:rPr>
-          <w:instrText xml:space="preserve"> PAGEREF _Toc236341985 \h </w:instrText>
-        </w:r>
-        <w:r>
-          <w:rPr>
-            <w:noProof/>
-            <w:webHidden/>
-          </w:rPr>
-        </w:r>
-        <w:r>
-          <w:rPr>
-            <w:noProof/>
-            <w:webHidden/>
-          </w:rPr>
-          <w:fldChar w:fldCharType="separate"/>
-        </w:r>
-        <w:r>
-          <w:rPr>
-            <w:noProof/>
-            <w:webHidden/>
-          </w:rPr>
-          <w:t>46</w:t>
-        </w:r>
-        <w:r>
-          <w:rPr>
-            <w:noProof/>
-            <w:webHidden/>
-          </w:rPr>
-          <w:fldChar w:fldCharType="end"/>
-        </w:r>
-      </w:hyperlink>
-    </w:p>
-    <w:p>
-      <w:pPr>
-        <w:pStyle w:val="Verzeichnis1"/>
-        <w:rPr>
-          <w:rFonts w:eastAsiaTheme="minorEastAsia"/>
-          <w:noProof/>
-          <w:sz w:val="24"/>
-          <w:szCs w:val="24"/>
-          <w:lang w:eastAsia="de-DE"/>
-        </w:rPr>
-      </w:pPr>
-      <w:hyperlink w:anchor="_Toc236341986" w:history="1">
+      <w:hyperlink w:anchor="_Toc236424330" w:history="1">
         <w:r>
           <w:rPr>
             <w:rStyle w:val="Hyperlink"/>
@@ -2764,7 +2781,76 @@
             <w:noProof/>
             <w:webHidden/>
           </w:rPr>
-          <w:instrText xml:space="preserve"> PAGEREF _Toc236341986 \h </w:instrText>
+          <w:instrText xml:space="preserve"> PAGEREF _Toc236424330 \h </w:instrText>
+        </w:r>
+        <w:r>
+          <w:rPr>
+            <w:noProof/>
+            <w:webHidden/>
+          </w:rPr>
+        </w:r>
+        <w:r>
+          <w:rPr>
+            <w:noProof/>
+            <w:webHidden/>
+          </w:rPr>
+          <w:fldChar w:fldCharType="separate"/>
+        </w:r>
+        <w:r>
+          <w:rPr>
+            <w:noProof/>
+            <w:webHidden/>
+          </w:rPr>
+          <w:t>47</w:t>
+        </w:r>
+        <w:r>
+          <w:rPr>
+            <w:noProof/>
+            <w:webHidden/>
+          </w:rPr>
+          <w:fldChar w:fldCharType="end"/>
+        </w:r>
+      </w:hyperlink>
+    </w:p>
+    <w:p>
+      <w:pPr>
+        <w:pStyle w:val="Verzeichnis1"/>
+        <w:rPr>
+          <w:rFonts w:eastAsiaTheme="minorEastAsia"/>
+          <w:noProof/>
+          <w:sz w:val="24"/>
+          <w:szCs w:val="24"/>
+          <w:lang w:eastAsia="de-DE"/>
+        </w:rPr>
+      </w:pPr>
+      <w:hyperlink w:anchor="_Toc236424331" w:history="1">
+        <w:r>
+          <w:rPr>
+            <w:rStyle w:val="Hyperlink"/>
+            <w:noProof/>
+          </w:rPr>
+          <w:t>Auto im Gegenverkehr: Straße und Sound</w:t>
+        </w:r>
+        <w:r>
+          <w:rPr>
+            <w:noProof/>
+            <w:webHidden/>
+          </w:rPr>
+          <w:tab/>
+        </w:r>
+        <w:r>
+          <w:rPr>
+            <w:noProof/>
+            <w:webHidden/>
+          </w:rPr>
+          <w:fldChar w:fldCharType="begin"/>
+        </w:r>
+        <w:r>
+          <w:rPr>
+            <w:noProof/>
+            <w:webHidden/>
+          </w:rPr>
+          <w:instrText xml:space="preserve"> PAGEREF _Toc236424331 \h </w:instrText>
         </w:r>
         <w:r>
           <w:rPr>
@@ -2806,13 +2892,13 @@
           <w:lang w:eastAsia="de-DE"/>
         </w:rPr>
       </w:pPr>
-      <w:hyperlink w:anchor="_Toc236341987" w:history="1">
+      <w:hyperlink w:anchor="_Toc236424332" w:history="1">
         <w:r>
           <w:rPr>
             <w:rStyle w:val="Hyperlink"/>
             <w:noProof/>
           </w:rPr>
-          <w:t>Auto im Gegenverkehr: Straße und Sound</w:t>
+          <w:t>Ein Dinosaurier überquert die Straße</w:t>
         </w:r>
         <w:r>
           <w:rPr>
@@ -2833,7 +2919,7 @@
             <w:noProof/>
             <w:webHidden/>
           </w:rPr>
-          <w:instrText xml:space="preserve"> PAGEREF _Toc236341987 \h </w:instrText>
+          <w:instrText xml:space="preserve"> PAGEREF _Toc236424332 \h </w:instrText>
         </w:r>
         <w:r>
           <w:rPr>
@@ -2875,13 +2961,13 @@
           <w:lang w:eastAsia="de-DE"/>
         </w:rPr>
       </w:pPr>
-      <w:hyperlink w:anchor="_Toc236341988" w:history="1">
+      <w:hyperlink w:anchor="_Toc236424333" w:history="1">
         <w:r>
           <w:rPr>
             <w:rStyle w:val="Hyperlink"/>
             <w:noProof/>
           </w:rPr>
-          <w:t>Ein Dinosaurier überquert die Straße</w:t>
+          <w:t>MicroPython und ESP32: Hardware und Software</w:t>
         </w:r>
         <w:r>
           <w:rPr>
@@ -2902,7 +2988,7 @@
             <w:noProof/>
             <w:webHidden/>
           </w:rPr>
-          <w:instrText xml:space="preserve"> PAGEREF _Toc236341988 \h </w:instrText>
+          <w:instrText xml:space="preserve"> PAGEREF _Toc236424333 \h </w:instrText>
         </w:r>
         <w:r>
           <w:rPr>
@@ -2944,76 +3030,23 @@
           <w:lang w:eastAsia="de-DE"/>
         </w:rPr>
       </w:pPr>
-      <w:hyperlink w:anchor="_Toc236341989" w:history="1">
+      <w:hyperlink w:anchor="_Toc236424334" w:history="1">
         <w:r>
           <w:rPr>
             <w:rStyle w:val="Hyperlink"/>
             <w:noProof/>
           </w:rPr>
-          <w:t>MicroPython und ESP32: Hardware und Software</w:t>
+          <w:t>MicroPython:</w:t>
         </w:r>
         <w:r>
           <w:rPr>
+            <w:rStyle w:val="Hyperlink"/>
+            <w:b/>
+            <w:bCs/>
             <w:noProof/>
-            <w:webHidden/>
           </w:rPr>
-          <w:tab/>
+          <w:t xml:space="preserve"> </w:t>
         </w:r>
-        <w:r>
-          <w:rPr>
-            <w:noProof/>
-            <w:webHidden/>
-          </w:rPr>
-          <w:fldChar w:fldCharType="begin"/>
-        </w:r>
-        <w:r>
-          <w:rPr>
-            <w:noProof/>
-            <w:webHidden/>
-          </w:rPr>
-          <w:instrText xml:space="preserve"> PAGEREF _Toc236341989 \h </w:instrText>
-        </w:r>
-        <w:r>
-          <w:rPr>
-            <w:noProof/>
-            <w:webHidden/>
-          </w:rPr>
-        </w:r>
-        <w:r>
-          <w:rPr>
-            <w:noProof/>
-            <w:webHidden/>
-          </w:rPr>
-          <w:fldChar w:fldCharType="separate"/>
-        </w:r>
-        <w:r>
-          <w:rPr>
-            <w:noProof/>
-            <w:webHidden/>
-          </w:rPr>
-          <w:t>51</w:t>
-        </w:r>
-        <w:r>
-          <w:rPr>
-            <w:noProof/>
-            <w:webHidden/>
-          </w:rPr>
-          <w:fldChar w:fldCharType="end"/>
-        </w:r>
-      </w:hyperlink>
-    </w:p>
-    <w:p>
-      <w:pPr>
-        <w:pStyle w:val="Verzeichnis1"/>
-        <w:rPr>
-          <w:rFonts w:eastAsiaTheme="minorEastAsia"/>
-          <w:noProof/>
-          <w:sz w:val="24"/>
-          <w:szCs w:val="24"/>
-          <w:lang w:eastAsia="de-DE"/>
-        </w:rPr>
-      </w:pPr>
-      <w:hyperlink w:anchor="_Toc236341990" w:history="1">
         <w:r>
           <w:rPr>
             <w:rStyle w:val="Hyperlink"/>
@@ -3040,7 +3073,7 @@
             <w:noProof/>
             <w:webHidden/>
           </w:rPr>
-          <w:instrText xml:space="preserve"> PAGEREF _Toc236341990 \h </w:instrText>
+          <w:instrText xml:space="preserve"> PAGEREF _Toc236424334 \h </w:instrText>
         </w:r>
         <w:r>
           <w:rPr>
@@ -3082,13 +3115,13 @@
           <w:lang w:eastAsia="de-DE"/>
         </w:rPr>
       </w:pPr>
-      <w:hyperlink w:anchor="_Toc236341991" w:history="1">
+      <w:hyperlink w:anchor="_Toc236424335" w:history="1">
         <w:r>
           <w:rPr>
             <w:rStyle w:val="Hyperlink"/>
             <w:noProof/>
           </w:rPr>
-          <w:t>Sensoren</w:t>
+          <w:t>MicroPython: Sensoren</w:t>
         </w:r>
         <w:r>
           <w:rPr>
@@ -3109,7 +3142,7 @@
             <w:noProof/>
             <w:webHidden/>
           </w:rPr>
-          <w:instrText xml:space="preserve"> PAGEREF _Toc236341991 \h </w:instrText>
+          <w:instrText xml:space="preserve"> PAGEREF _Toc236424335 \h </w:instrText>
         </w:r>
         <w:r>
           <w:rPr>
@@ -3151,13 +3184,13 @@
           <w:lang w:eastAsia="de-DE"/>
         </w:rPr>
       </w:pPr>
-      <w:hyperlink w:anchor="_Toc236341992" w:history="1">
+      <w:hyperlink w:anchor="_Toc236424336" w:history="1">
         <w:r>
           <w:rPr>
             <w:rStyle w:val="Hyperlink"/>
             <w:noProof/>
           </w:rPr>
-          <w:t>Einparkhilfe</w:t>
+          <w:t>MicroPython: Einparkhilfe</w:t>
         </w:r>
         <w:r>
           <w:rPr>
@@ -3178,7 +3211,7 @@
             <w:noProof/>
             <w:webHidden/>
           </w:rPr>
-          <w:instrText xml:space="preserve"> PAGEREF _Toc236341992 \h </w:instrText>
+          <w:instrText xml:space="preserve"> PAGEREF _Toc236424336 \h </w:instrText>
         </w:r>
         <w:r>
           <w:rPr>
@@ -3220,7 +3253,7 @@
           <w:lang w:eastAsia="de-DE"/>
         </w:rPr>
       </w:pPr>
-      <w:hyperlink w:anchor="_Toc236341993" w:history="1">
+      <w:hyperlink w:anchor="_Toc236424337" w:history="1">
         <w:r>
           <w:rPr>
             <w:rStyle w:val="Hyperlink"/>
@@ -3247,7 +3280,7 @@
             <w:noProof/>
             <w:webHidden/>
           </w:rPr>
-          <w:instrText xml:space="preserve"> PAGEREF _Toc236341993 \h </w:instrText>
+          <w:instrText xml:space="preserve"> PAGEREF _Toc236424337 \h </w:instrText>
         </w:r>
         <w:r>
           <w:rPr>
@@ -3300,7 +3333,7 @@
       <w:pPr>
         <w:pStyle w:val="berschrift1"/>
       </w:pPr>
-      <w:bookmarkStart w:id="65" w:name="_Toc236341952"/>
+      <w:bookmarkStart w:id="65" w:name="_Toc236424296"/>
       <w:r>
         <w:lastRenderedPageBreak/>
         <w:t xml:space="preserve">Programmzeilen </w:t>
@@ -3584,6 +3617,7 @@
               </w:rPr>
             </w:pPr>
             <w:proofErr w:type="spellStart"/>
+            <w:proofErr w:type="gramStart"/>
             <w:r>
               <w:rPr>
                 <w:rFonts w:ascii="Courier New" w:hAnsi="Courier New" w:cs="Courier New"/>
@@ -3595,7 +3629,14 @@
               <w:rPr>
                 <w:rFonts w:ascii="Courier New" w:hAnsi="Courier New" w:cs="Courier New"/>
               </w:rPr>
-              <w:t>("Hallo Welt")</w:t>
+              <w:t>(</w:t>
+            </w:r>
+            <w:proofErr w:type="gramEnd"/>
+            <w:r>
+              <w:rPr>
+                <w:rFonts w:ascii="Courier New" w:hAnsi="Courier New" w:cs="Courier New"/>
+              </w:rPr>
+              <w:t>"Hallo Welt")</w:t>
             </w:r>
           </w:p>
         </w:tc>
@@ -3624,6 +3665,7 @@
               </w:rPr>
             </w:pPr>
             <w:proofErr w:type="spellStart"/>
+            <w:proofErr w:type="gramStart"/>
             <w:r>
               <w:rPr>
                 <w:rFonts w:ascii="Courier New" w:hAnsi="Courier New" w:cs="Courier New"/>
@@ -3635,7 +3677,14 @@
               <w:rPr>
                 <w:rFonts w:ascii="Courier New" w:hAnsi="Courier New" w:cs="Courier New"/>
               </w:rPr>
-              <w:t>("Hallo Welt")</w:t>
+              <w:t>(</w:t>
+            </w:r>
+            <w:proofErr w:type="gramEnd"/>
+            <w:r>
+              <w:rPr>
+                <w:rFonts w:ascii="Courier New" w:hAnsi="Courier New" w:cs="Courier New"/>
+              </w:rPr>
+              <w:t>"Hallo Welt")</w:t>
             </w:r>
           </w:p>
         </w:tc>
@@ -4065,6 +4114,7 @@
               </w:rPr>
             </w:pPr>
             <w:proofErr w:type="spellStart"/>
+            <w:proofErr w:type="gramStart"/>
             <w:r>
               <w:rPr>
                 <w:rFonts w:ascii="Courier New" w:hAnsi="Courier New" w:cs="Courier New"/>
@@ -4072,6 +4122,7 @@
               <w:t>nachricht.upper</w:t>
             </w:r>
             <w:proofErr w:type="spellEnd"/>
+            <w:proofErr w:type="gramEnd"/>
             <w:r>
               <w:rPr>
                 <w:rFonts w:ascii="Courier New" w:hAnsi="Courier New" w:cs="Courier New"/>
@@ -4297,6 +4348,7 @@
               </w:rPr>
             </w:pPr>
             <w:proofErr w:type="spellStart"/>
+            <w:proofErr w:type="gramStart"/>
             <w:r>
               <w:rPr>
                 <w:rFonts w:ascii="Courier New" w:hAnsi="Courier New" w:cs="Courier New"/>
@@ -4308,7 +4360,14 @@
               <w:rPr>
                 <w:rFonts w:ascii="Courier New" w:hAnsi="Courier New" w:cs="Courier New"/>
               </w:rPr>
-              <w:t>(3)</w:t>
+              <w:t>(</w:t>
+            </w:r>
+            <w:proofErr w:type="gramEnd"/>
+            <w:r>
+              <w:rPr>
+                <w:rFonts w:ascii="Courier New" w:hAnsi="Courier New" w:cs="Courier New"/>
+              </w:rPr>
+              <w:t>3)</w:t>
             </w:r>
           </w:p>
         </w:tc>
@@ -4337,6 +4396,7 @@
               </w:rPr>
             </w:pPr>
             <w:proofErr w:type="spellStart"/>
+            <w:proofErr w:type="gramStart"/>
             <w:r>
               <w:rPr>
                 <w:rFonts w:ascii="Courier New" w:hAnsi="Courier New" w:cs="Courier New"/>
@@ -4348,7 +4408,14 @@
               <w:rPr>
                 <w:rFonts w:ascii="Courier New" w:hAnsi="Courier New" w:cs="Courier New"/>
               </w:rPr>
-              <w:t>(3.14)</w:t>
+              <w:t>(</w:t>
+            </w:r>
+            <w:proofErr w:type="gramEnd"/>
+            <w:r>
+              <w:rPr>
+                <w:rFonts w:ascii="Courier New" w:hAnsi="Courier New" w:cs="Courier New"/>
+              </w:rPr>
+              <w:t>3.14)</w:t>
             </w:r>
           </w:p>
         </w:tc>
@@ -4377,6 +4444,7 @@
               </w:rPr>
             </w:pPr>
             <w:proofErr w:type="spellStart"/>
+            <w:proofErr w:type="gramStart"/>
             <w:r>
               <w:rPr>
                 <w:rFonts w:ascii="Courier New" w:hAnsi="Courier New" w:cs="Courier New"/>
@@ -4388,7 +4456,14 @@
               <w:rPr>
                 <w:rFonts w:ascii="Courier New" w:hAnsi="Courier New" w:cs="Courier New"/>
               </w:rPr>
-              <w:t>(3,14)</w:t>
+              <w:t>(</w:t>
+            </w:r>
+            <w:proofErr w:type="gramEnd"/>
+            <w:r>
+              <w:rPr>
+                <w:rFonts w:ascii="Courier New" w:hAnsi="Courier New" w:cs="Courier New"/>
+              </w:rPr>
+              <w:t>3,14)</w:t>
             </w:r>
           </w:p>
         </w:tc>
@@ -4713,6 +4788,7 @@
               </w:rPr>
             </w:pPr>
             <w:proofErr w:type="spellStart"/>
+            <w:proofErr w:type="gramStart"/>
             <w:r>
               <w:rPr>
                 <w:rFonts w:ascii="Courier New" w:hAnsi="Courier New" w:cs="Courier New"/>
@@ -4720,6 +4796,7 @@
               <w:t>zahl.upper</w:t>
             </w:r>
             <w:proofErr w:type="spellEnd"/>
+            <w:proofErr w:type="gramEnd"/>
             <w:r>
               <w:rPr>
                 <w:rFonts w:ascii="Courier New" w:hAnsi="Courier New" w:cs="Courier New"/>
@@ -4899,7 +4976,7 @@
       </w:pPr>
       <w:bookmarkStart w:id="77" w:name="_Toc196339509"/>
       <w:bookmarkStart w:id="78" w:name="_Toc196339878"/>
-      <w:bookmarkStart w:id="79" w:name="_Toc236341953"/>
+      <w:bookmarkStart w:id="79" w:name="_Toc236424297"/>
       <w:r>
         <w:lastRenderedPageBreak/>
         <w:t>Mit der IDLE Shell rechnen</w:t>
@@ -5161,6 +5238,7 @@
               </w:rPr>
             </w:pPr>
             <w:proofErr w:type="spellStart"/>
+            <w:proofErr w:type="gramStart"/>
             <w:r>
               <w:rPr>
                 <w:rFonts w:ascii="Courier New" w:hAnsi="Courier New" w:cs="Courier New"/>
@@ -5172,7 +5250,14 @@
               <w:rPr>
                 <w:rFonts w:ascii="Courier New" w:hAnsi="Courier New" w:cs="Courier New"/>
               </w:rPr>
-              <w:t>("Hallo " + "Welt")</w:t>
+              <w:t>(</w:t>
+            </w:r>
+            <w:proofErr w:type="gramEnd"/>
+            <w:r>
+              <w:rPr>
+                <w:rFonts w:ascii="Courier New" w:hAnsi="Courier New" w:cs="Courier New"/>
+              </w:rPr>
+              <w:t>"Hallo " + "Welt")</w:t>
             </w:r>
           </w:p>
         </w:tc>
@@ -5333,6 +5418,7 @@
               </w:rPr>
             </w:pPr>
             <w:proofErr w:type="spellStart"/>
+            <w:proofErr w:type="gramStart"/>
             <w:r>
               <w:rPr>
                 <w:rFonts w:ascii="Courier New" w:hAnsi="Courier New" w:cs="Courier New"/>
@@ -5344,7 +5430,14 @@
               <w:rPr>
                 <w:rFonts w:ascii="Courier New" w:hAnsi="Courier New" w:cs="Courier New"/>
               </w:rPr>
-              <w:t>(3 * "</w:t>
+              <w:t>(</w:t>
+            </w:r>
+            <w:proofErr w:type="gramEnd"/>
+            <w:r>
+              <w:rPr>
+                <w:rFonts w:ascii="Courier New" w:hAnsi="Courier New" w:cs="Courier New"/>
+              </w:rPr>
+              <w:t>3 * "</w:t>
             </w:r>
             <w:r>
               <w:rPr>
@@ -5425,6 +5518,7 @@
               </w:rPr>
             </w:pPr>
             <w:proofErr w:type="spellStart"/>
+            <w:proofErr w:type="gramStart"/>
             <w:r>
               <w:rPr>
                 <w:rFonts w:ascii="Courier New" w:hAnsi="Courier New" w:cs="Courier New"/>
@@ -5436,7 +5530,14 @@
               <w:rPr>
                 <w:rFonts w:ascii="Courier New" w:hAnsi="Courier New" w:cs="Courier New"/>
               </w:rPr>
-              <w:t xml:space="preserve">(3 * </w:t>
+              <w:t>(</w:t>
+            </w:r>
+            <w:proofErr w:type="gramEnd"/>
+            <w:r>
+              <w:rPr>
+                <w:rFonts w:ascii="Courier New" w:hAnsi="Courier New" w:cs="Courier New"/>
+              </w:rPr>
+              <w:t xml:space="preserve">3 * </w:t>
             </w:r>
             <w:proofErr w:type="spellStart"/>
             <w:r>
@@ -6598,13 +6699,21 @@
       </w:pPr>
       <w:bookmarkStart w:id="88" w:name="_Toc196339514"/>
       <w:bookmarkStart w:id="89" w:name="_Toc196339883"/>
-      <w:bookmarkStart w:id="90" w:name="_Toc236341954"/>
+      <w:bookmarkStart w:id="90" w:name="_Toc236424298"/>
       <w:r>
         <w:lastRenderedPageBreak/>
         <w:t>M</w:t>
       </w:r>
       <w:r>
-        <w:t xml:space="preserve">it dem IDLE Editor </w:t>
+        <w:t xml:space="preserve">it dem </w:t>
+      </w:r>
+      <w:proofErr w:type="gramStart"/>
+      <w:r>
+        <w:t>IDLE Editor</w:t>
+      </w:r>
+      <w:proofErr w:type="gramEnd"/>
+      <w:r>
+        <w:t xml:space="preserve"> </w:t>
       </w:r>
       <w:r>
         <w:t xml:space="preserve">ein </w:t>
@@ -7094,6 +7203,7 @@
           </w:tcPr>
           <w:p>
             <w:proofErr w:type="spellStart"/>
+            <w:proofErr w:type="gramStart"/>
             <w:r>
               <w:rPr>
                 <w:rFonts w:ascii="Courier New" w:hAnsi="Courier New" w:cs="Courier New"/>
@@ -7105,7 +7215,14 @@
               <w:rPr>
                 <w:rFonts w:ascii="Courier New" w:hAnsi="Courier New" w:cs="Courier New"/>
               </w:rPr>
-              <w:t xml:space="preserve">(3 * </w:t>
+              <w:t>(</w:t>
+            </w:r>
+            <w:proofErr w:type="gramEnd"/>
+            <w:r>
+              <w:rPr>
+                <w:rFonts w:ascii="Courier New" w:hAnsi="Courier New" w:cs="Courier New"/>
+              </w:rPr>
+              <w:t xml:space="preserve">3 * </w:t>
             </w:r>
             <w:proofErr w:type="spellStart"/>
             <w:r>
@@ -7476,6 +7593,7 @@
               </w:rPr>
             </w:pPr>
             <w:proofErr w:type="spellStart"/>
+            <w:proofErr w:type="gramStart"/>
             <w:r>
               <w:rPr>
                 <w:rFonts w:ascii="Courier New" w:hAnsi="Courier New" w:cs="Courier New"/>
@@ -7487,7 +7605,14 @@
               <w:rPr>
                 <w:rFonts w:ascii="Courier New" w:hAnsi="Courier New" w:cs="Courier New"/>
               </w:rPr>
-              <w:t>(3 * zeichenkette)</w:t>
+              <w:t>(</w:t>
+            </w:r>
+            <w:proofErr w:type="gramEnd"/>
+            <w:r>
+              <w:rPr>
+                <w:rFonts w:ascii="Courier New" w:hAnsi="Courier New" w:cs="Courier New"/>
+              </w:rPr>
+              <w:t>3 * zeichenkette)</w:t>
             </w:r>
           </w:p>
         </w:tc>
@@ -7510,6 +7635,7 @@
               </w:rPr>
             </w:pPr>
             <w:proofErr w:type="spellStart"/>
+            <w:proofErr w:type="gramStart"/>
             <w:r>
               <w:rPr>
                 <w:rFonts w:ascii="Courier New" w:hAnsi="Courier New" w:cs="Courier New"/>
@@ -7521,7 +7647,14 @@
               <w:rPr>
                 <w:rFonts w:ascii="Courier New" w:hAnsi="Courier New" w:cs="Courier New"/>
               </w:rPr>
-              <w:t xml:space="preserve">(3 * </w:t>
+              <w:t>(</w:t>
+            </w:r>
+            <w:proofErr w:type="gramEnd"/>
+            <w:r>
+              <w:rPr>
+                <w:rFonts w:ascii="Courier New" w:hAnsi="Courier New" w:cs="Courier New"/>
+              </w:rPr>
+              <w:t xml:space="preserve">3 * </w:t>
             </w:r>
             <w:proofErr w:type="spellStart"/>
             <w:r>
@@ -7651,6 +7784,7 @@
               </w:rPr>
             </w:pPr>
             <w:proofErr w:type="spellStart"/>
+            <w:proofErr w:type="gramStart"/>
             <w:r>
               <w:rPr>
                 <w:rFonts w:ascii="Courier New" w:hAnsi="Courier New" w:cs="Courier New"/>
@@ -7662,7 +7796,14 @@
               <w:rPr>
                 <w:rFonts w:ascii="Courier New" w:hAnsi="Courier New" w:cs="Courier New"/>
               </w:rPr>
-              <w:t>("</w:t>
+              <w:t>(</w:t>
+            </w:r>
+            <w:proofErr w:type="gramEnd"/>
+            <w:r>
+              <w:rPr>
+                <w:rFonts w:ascii="Courier New" w:hAnsi="Courier New" w:cs="Courier New"/>
+              </w:rPr>
+              <w:t>"</w:t>
             </w:r>
             <w:proofErr w:type="spellStart"/>
             <w:r>
@@ -7713,6 +7854,7 @@
               </w:rPr>
             </w:pPr>
             <w:proofErr w:type="spellStart"/>
+            <w:proofErr w:type="gramStart"/>
             <w:r>
               <w:rPr>
                 <w:rFonts w:ascii="Courier New" w:hAnsi="Courier New" w:cs="Courier New"/>
@@ -7724,7 +7866,14 @@
               <w:rPr>
                 <w:rFonts w:ascii="Courier New" w:hAnsi="Courier New" w:cs="Courier New"/>
               </w:rPr>
-              <w:t>("</w:t>
+              <w:t>(</w:t>
+            </w:r>
+            <w:proofErr w:type="gramEnd"/>
+            <w:r>
+              <w:rPr>
+                <w:rFonts w:ascii="Courier New" w:hAnsi="Courier New" w:cs="Courier New"/>
+              </w:rPr>
+              <w:t>"</w:t>
             </w:r>
             <w:proofErr w:type="spellStart"/>
             <w:r>
@@ -7775,6 +7924,7 @@
               </w:rPr>
             </w:pPr>
             <w:proofErr w:type="spellStart"/>
+            <w:proofErr w:type="gramStart"/>
             <w:r>
               <w:rPr>
                 <w:rFonts w:ascii="Courier New" w:hAnsi="Courier New" w:cs="Courier New"/>
@@ -7786,7 +7936,14 @@
               <w:rPr>
                 <w:rFonts w:ascii="Courier New" w:hAnsi="Courier New" w:cs="Courier New"/>
               </w:rPr>
-              <w:t>("zahl =", zahl)</w:t>
+              <w:t>(</w:t>
+            </w:r>
+            <w:proofErr w:type="gramEnd"/>
+            <w:r>
+              <w:rPr>
+                <w:rFonts w:ascii="Courier New" w:hAnsi="Courier New" w:cs="Courier New"/>
+              </w:rPr>
+              <w:t>"zahl =", zahl)</w:t>
             </w:r>
           </w:p>
         </w:tc>
@@ -7809,6 +7966,7 @@
               </w:rPr>
             </w:pPr>
             <w:proofErr w:type="spellStart"/>
+            <w:proofErr w:type="gramStart"/>
             <w:r>
               <w:rPr>
                 <w:rFonts w:ascii="Courier New" w:hAnsi="Courier New" w:cs="Courier New"/>
@@ -7820,7 +7978,14 @@
               <w:rPr>
                 <w:rFonts w:ascii="Courier New" w:hAnsi="Courier New" w:cs="Courier New"/>
               </w:rPr>
-              <w:t>("zeichenkette =", zeichenkette)</w:t>
+              <w:t>(</w:t>
+            </w:r>
+            <w:proofErr w:type="gramEnd"/>
+            <w:r>
+              <w:rPr>
+                <w:rFonts w:ascii="Courier New" w:hAnsi="Courier New" w:cs="Courier New"/>
+              </w:rPr>
+              <w:t>"zeichenkette =", zeichenkette)</w:t>
             </w:r>
           </w:p>
         </w:tc>
@@ -7842,10 +8007,18 @@
       <w:pPr>
         <w:pStyle w:val="berschrift1"/>
       </w:pPr>
-      <w:bookmarkStart w:id="97" w:name="_Toc236341955"/>
+      <w:bookmarkStart w:id="97" w:name="_Toc236424299"/>
       <w:r>
         <w:lastRenderedPageBreak/>
-        <w:t xml:space="preserve">Mit dem IDLE Editor ein </w:t>
+        <w:t xml:space="preserve">Mit dem </w:t>
+      </w:r>
+      <w:proofErr w:type="gramStart"/>
+      <w:r>
+        <w:t>IDLE Editor</w:t>
+      </w:r>
+      <w:proofErr w:type="gramEnd"/>
+      <w:r>
+        <w:t xml:space="preserve"> ein </w:t>
       </w:r>
       <w:r>
         <w:t xml:space="preserve">vorhandenes </w:t>
@@ -8491,7 +8664,7 @@
       </w:pPr>
       <w:bookmarkStart w:id="98" w:name="_Toc196339519"/>
       <w:bookmarkStart w:id="99" w:name="_Toc196339888"/>
-      <w:bookmarkStart w:id="100" w:name="_Toc236341956"/>
+      <w:bookmarkStart w:id="100" w:name="_Toc236424300"/>
       <w:r>
         <w:lastRenderedPageBreak/>
         <w:t>E</w:t>
@@ -8738,6 +8911,7 @@
               <w:t>(</w:t>
             </w:r>
             <w:proofErr w:type="spellStart"/>
+            <w:proofErr w:type="gramStart"/>
             <w:r>
               <w:rPr>
                 <w:rFonts w:ascii="Courier New" w:hAnsi="Courier New" w:cs="Courier New"/>
@@ -8749,7 +8923,14 @@
               <w:rPr>
                 <w:rFonts w:ascii="Courier New" w:hAnsi="Courier New" w:cs="Courier New"/>
               </w:rPr>
-              <w:t>[0])</w:t>
+              <w:t>[</w:t>
+            </w:r>
+            <w:proofErr w:type="gramEnd"/>
+            <w:r>
+              <w:rPr>
+                <w:rFonts w:ascii="Courier New" w:hAnsi="Courier New" w:cs="Courier New"/>
+              </w:rPr>
+              <w:t>0])</w:t>
             </w:r>
           </w:p>
         </w:tc>
@@ -8786,6 +8967,7 @@
               <w:t>(</w:t>
             </w:r>
             <w:proofErr w:type="spellStart"/>
+            <w:proofErr w:type="gramStart"/>
             <w:r>
               <w:rPr>
                 <w:rFonts w:ascii="Courier New" w:hAnsi="Courier New" w:cs="Courier New"/>
@@ -8797,7 +8979,14 @@
               <w:rPr>
                 <w:rFonts w:ascii="Courier New" w:hAnsi="Courier New" w:cs="Courier New"/>
               </w:rPr>
-              <w:t>[0:2])</w:t>
+              <w:t>[</w:t>
+            </w:r>
+            <w:proofErr w:type="gramEnd"/>
+            <w:r>
+              <w:rPr>
+                <w:rFonts w:ascii="Courier New" w:hAnsi="Courier New" w:cs="Courier New"/>
+              </w:rPr>
+              <w:t>0:2])</w:t>
             </w:r>
           </w:p>
         </w:tc>
@@ -8834,6 +9023,7 @@
               <w:t>(</w:t>
             </w:r>
             <w:proofErr w:type="spellStart"/>
+            <w:proofErr w:type="gramStart"/>
             <w:r>
               <w:rPr>
                 <w:rFonts w:ascii="Courier New" w:hAnsi="Courier New" w:cs="Courier New"/>
@@ -8845,7 +9035,14 @@
               <w:rPr>
                 <w:rFonts w:ascii="Courier New" w:hAnsi="Courier New" w:cs="Courier New"/>
               </w:rPr>
-              <w:t>[-1])</w:t>
+              <w:t>[</w:t>
+            </w:r>
+            <w:proofErr w:type="gramEnd"/>
+            <w:r>
+              <w:rPr>
+                <w:rFonts w:ascii="Courier New" w:hAnsi="Courier New" w:cs="Courier New"/>
+              </w:rPr>
+              <w:t>-1])</w:t>
             </w:r>
           </w:p>
         </w:tc>
@@ -8868,6 +9065,7 @@
               </w:rPr>
             </w:pPr>
             <w:proofErr w:type="spellStart"/>
+            <w:proofErr w:type="gramStart"/>
             <w:r>
               <w:rPr>
                 <w:rFonts w:ascii="Courier New" w:hAnsi="Courier New" w:cs="Courier New"/>
@@ -8879,7 +9077,14 @@
               <w:rPr>
                 <w:rFonts w:ascii="Courier New" w:hAnsi="Courier New" w:cs="Courier New"/>
               </w:rPr>
-              <w:t>[2] = "Fritz"</w:t>
+              <w:t>[</w:t>
+            </w:r>
+            <w:proofErr w:type="gramEnd"/>
+            <w:r>
+              <w:rPr>
+                <w:rFonts w:ascii="Courier New" w:hAnsi="Courier New" w:cs="Courier New"/>
+              </w:rPr>
+              <w:t>2] = "Fritz"</w:t>
             </w:r>
           </w:p>
         </w:tc>
@@ -9312,6 +9517,7 @@
               </w:rPr>
             </w:pPr>
             <w:proofErr w:type="spellStart"/>
+            <w:proofErr w:type="gramStart"/>
             <w:r>
               <w:rPr>
                 <w:rFonts w:ascii="Courier New" w:hAnsi="Courier New" w:cs="Courier New"/>
@@ -9319,6 +9525,7 @@
               <w:t>buchstaben.append</w:t>
             </w:r>
             <w:proofErr w:type="spellEnd"/>
+            <w:proofErr w:type="gramEnd"/>
             <w:r>
               <w:rPr>
                 <w:rFonts w:ascii="Courier New" w:hAnsi="Courier New" w:cs="Courier New"/>
@@ -9394,6 +9601,7 @@
               </w:rPr>
             </w:pPr>
             <w:proofErr w:type="spellStart"/>
+            <w:proofErr w:type="gramStart"/>
             <w:r>
               <w:rPr>
                 <w:rFonts w:ascii="Courier New" w:hAnsi="Courier New" w:cs="Courier New"/>
@@ -9401,6 +9609,7 @@
               <w:t>buchstaben.append</w:t>
             </w:r>
             <w:proofErr w:type="spellEnd"/>
+            <w:proofErr w:type="gramEnd"/>
             <w:r>
               <w:rPr>
                 <w:rFonts w:ascii="Courier New" w:hAnsi="Courier New" w:cs="Courier New"/>
@@ -9589,6 +9798,7 @@
               </w:rPr>
             </w:pPr>
             <w:proofErr w:type="spellStart"/>
+            <w:proofErr w:type="gramStart"/>
             <w:r>
               <w:rPr>
                 <w:rFonts w:ascii="Courier New" w:hAnsi="Courier New" w:cs="Courier New"/>
@@ -9596,6 +9806,7 @@
               <w:t>vornamen.remove</w:t>
             </w:r>
             <w:proofErr w:type="spellEnd"/>
+            <w:proofErr w:type="gramEnd"/>
             <w:r>
               <w:rPr>
                 <w:rFonts w:ascii="Courier New" w:hAnsi="Courier New" w:cs="Courier New"/>
@@ -9677,6 +9888,7 @@
               <w:t xml:space="preserve">del </w:t>
             </w:r>
             <w:proofErr w:type="spellStart"/>
+            <w:proofErr w:type="gramStart"/>
             <w:r>
               <w:rPr>
                 <w:rFonts w:ascii="Courier New" w:hAnsi="Courier New" w:cs="Courier New"/>
@@ -9688,7 +9900,14 @@
               <w:rPr>
                 <w:rFonts w:ascii="Courier New" w:hAnsi="Courier New" w:cs="Courier New"/>
               </w:rPr>
-              <w:t>[0]</w:t>
+              <w:t>[</w:t>
+            </w:r>
+            <w:proofErr w:type="gramEnd"/>
+            <w:r>
+              <w:rPr>
+                <w:rFonts w:ascii="Courier New" w:hAnsi="Courier New" w:cs="Courier New"/>
+              </w:rPr>
+              <w:t>0]</w:t>
             </w:r>
           </w:p>
         </w:tc>
@@ -9996,6 +10215,7 @@
               <w:t>(</w:t>
             </w:r>
             <w:proofErr w:type="spellStart"/>
+            <w:proofErr w:type="gramStart"/>
             <w:r>
               <w:rPr>
                 <w:rFonts w:ascii="Courier New" w:hAnsi="Courier New" w:cs="Courier New"/>
@@ -10003,6 +10223,7 @@
               <w:t>random.choice</w:t>
             </w:r>
             <w:proofErr w:type="spellEnd"/>
+            <w:proofErr w:type="gramEnd"/>
             <w:r>
               <w:rPr>
                 <w:rFonts w:ascii="Courier New" w:hAnsi="Courier New" w:cs="Courier New"/>
@@ -10041,7 +10262,7 @@
       </w:pPr>
       <w:bookmarkStart w:id="111" w:name="_Toc196339525"/>
       <w:bookmarkStart w:id="112" w:name="_Toc196339894"/>
-      <w:bookmarkStart w:id="113" w:name="_Toc236341957"/>
+      <w:bookmarkStart w:id="113" w:name="_Toc236424301"/>
       <w:r>
         <w:t xml:space="preserve">Ein </w:t>
       </w:r>
@@ -10244,7 +10465,21 @@
               <w:rPr>
                 <w:rFonts w:ascii="Courier New" w:hAnsi="Courier New" w:cs="Courier New"/>
               </w:rPr>
-              <w:t>(punkt[0])</w:t>
+              <w:t>(</w:t>
+            </w:r>
+            <w:proofErr w:type="gramStart"/>
+            <w:r>
+              <w:rPr>
+                <w:rFonts w:ascii="Courier New" w:hAnsi="Courier New" w:cs="Courier New"/>
+              </w:rPr>
+              <w:t>punkt[</w:t>
+            </w:r>
+            <w:proofErr w:type="gramEnd"/>
+            <w:r>
+              <w:rPr>
+                <w:rFonts w:ascii="Courier New" w:hAnsi="Courier New" w:cs="Courier New"/>
+              </w:rPr>
+              <w:t>0])</w:t>
             </w:r>
           </w:p>
         </w:tc>
@@ -10278,7 +10513,21 @@
               <w:rPr>
                 <w:rFonts w:ascii="Courier New" w:hAnsi="Courier New" w:cs="Courier New"/>
               </w:rPr>
-              <w:t>(punkt[0:2])</w:t>
+              <w:t>(</w:t>
+            </w:r>
+            <w:proofErr w:type="gramStart"/>
+            <w:r>
+              <w:rPr>
+                <w:rFonts w:ascii="Courier New" w:hAnsi="Courier New" w:cs="Courier New"/>
+              </w:rPr>
+              <w:t>punkt[</w:t>
+            </w:r>
+            <w:proofErr w:type="gramEnd"/>
+            <w:r>
+              <w:rPr>
+                <w:rFonts w:ascii="Courier New" w:hAnsi="Courier New" w:cs="Courier New"/>
+              </w:rPr>
+              <w:t>0:2])</w:t>
             </w:r>
           </w:p>
         </w:tc>
@@ -10312,7 +10561,21 @@
               <w:rPr>
                 <w:rFonts w:ascii="Courier New" w:hAnsi="Courier New" w:cs="Courier New"/>
               </w:rPr>
-              <w:t>(punkt[-1])</w:t>
+              <w:t>(</w:t>
+            </w:r>
+            <w:proofErr w:type="gramStart"/>
+            <w:r>
+              <w:rPr>
+                <w:rFonts w:ascii="Courier New" w:hAnsi="Courier New" w:cs="Courier New"/>
+              </w:rPr>
+              <w:t>punkt[</w:t>
+            </w:r>
+            <w:proofErr w:type="gramEnd"/>
+            <w:r>
+              <w:rPr>
+                <w:rFonts w:ascii="Courier New" w:hAnsi="Courier New" w:cs="Courier New"/>
+              </w:rPr>
+              <w:t>-1])</w:t>
             </w:r>
           </w:p>
         </w:tc>
@@ -10334,11 +10597,19 @@
                 <w:rFonts w:ascii="Courier New" w:hAnsi="Courier New" w:cs="Courier New"/>
               </w:rPr>
             </w:pPr>
-            <w:r>
-              <w:rPr>
-                <w:rFonts w:ascii="Courier New" w:hAnsi="Courier New" w:cs="Courier New"/>
-              </w:rPr>
-              <w:t>punkt[2] = 15</w:t>
+            <w:proofErr w:type="gramStart"/>
+            <w:r>
+              <w:rPr>
+                <w:rFonts w:ascii="Courier New" w:hAnsi="Courier New" w:cs="Courier New"/>
+              </w:rPr>
+              <w:t>punkt[</w:t>
+            </w:r>
+            <w:proofErr w:type="gramEnd"/>
+            <w:r>
+              <w:rPr>
+                <w:rFonts w:ascii="Courier New" w:hAnsi="Courier New" w:cs="Courier New"/>
+              </w:rPr>
+              <w:t>2] = 15</w:t>
             </w:r>
           </w:p>
         </w:tc>
@@ -10534,6 +10805,7 @@
               <w:t>(</w:t>
             </w:r>
             <w:proofErr w:type="spellStart"/>
+            <w:proofErr w:type="gramStart"/>
             <w:r>
               <w:rPr>
                 <w:rFonts w:ascii="Courier New" w:hAnsi="Courier New" w:cs="Courier New"/>
@@ -10541,6 +10813,7 @@
               <w:t>punkt.count</w:t>
             </w:r>
             <w:proofErr w:type="spellEnd"/>
+            <w:proofErr w:type="gramEnd"/>
             <w:r>
               <w:rPr>
                 <w:rFonts w:ascii="Courier New" w:hAnsi="Courier New" w:cs="Courier New"/>
@@ -10582,6 +10855,7 @@
               <w:t>(</w:t>
             </w:r>
             <w:proofErr w:type="spellStart"/>
+            <w:proofErr w:type="gramStart"/>
             <w:r>
               <w:rPr>
                 <w:rFonts w:ascii="Courier New" w:hAnsi="Courier New" w:cs="Courier New"/>
@@ -10589,6 +10863,7 @@
               <w:t>punkt.index</w:t>
             </w:r>
             <w:proofErr w:type="spellEnd"/>
+            <w:proofErr w:type="gramEnd"/>
             <w:r>
               <w:rPr>
                 <w:rFonts w:ascii="Courier New" w:hAnsi="Courier New" w:cs="Courier New"/>
@@ -10615,7 +10890,7 @@
       <w:pPr>
         <w:pStyle w:val="berschrift1"/>
       </w:pPr>
-      <w:bookmarkStart w:id="118" w:name="_Toc236341958"/>
+      <w:bookmarkStart w:id="118" w:name="_Toc236424302"/>
       <w:r>
         <w:lastRenderedPageBreak/>
         <w:t>Ein Dictionary speichert Paare von Schlüssel und Wert</w:t>
@@ -11604,9 +11879,17 @@
               <w:rPr>
                 <w:rFonts w:ascii="Courier New" w:hAnsi="Courier New" w:cs="Courier New"/>
               </w:rPr>
-              <w:t>englisch_deutsch.keys</w:t>
+              <w:t>englisch_</w:t>
+            </w:r>
+            <w:proofErr w:type="gramStart"/>
+            <w:r>
+              <w:rPr>
+                <w:rFonts w:ascii="Courier New" w:hAnsi="Courier New" w:cs="Courier New"/>
+              </w:rPr>
+              <w:t>deutsch.keys</w:t>
             </w:r>
             <w:proofErr w:type="spellEnd"/>
+            <w:proofErr w:type="gramEnd"/>
             <w:r>
               <w:rPr>
                 <w:rFonts w:ascii="Courier New" w:hAnsi="Courier New" w:cs="Courier New"/>
@@ -11678,9 +11961,17 @@
               <w:rPr>
                 <w:rFonts w:ascii="Courier New" w:hAnsi="Courier New" w:cs="Courier New"/>
               </w:rPr>
-              <w:t>englisch_deutsch.values</w:t>
+              <w:t>englisch_</w:t>
+            </w:r>
+            <w:proofErr w:type="gramStart"/>
+            <w:r>
+              <w:rPr>
+                <w:rFonts w:ascii="Courier New" w:hAnsi="Courier New" w:cs="Courier New"/>
+              </w:rPr>
+              <w:t>deutsch.values</w:t>
             </w:r>
             <w:proofErr w:type="spellEnd"/>
+            <w:proofErr w:type="gramEnd"/>
             <w:r>
               <w:rPr>
                 <w:rFonts w:ascii="Courier New" w:hAnsi="Courier New" w:cs="Courier New"/>
@@ -12050,7 +12341,7 @@
       <w:pPr>
         <w:pStyle w:val="berschrift1"/>
       </w:pPr>
-      <w:bookmarkStart w:id="119" w:name="_Toc236341959"/>
+      <w:bookmarkStart w:id="119" w:name="_Toc236424303"/>
       <w:r>
         <w:lastRenderedPageBreak/>
         <w:t>Der Computer fragt …</w:t>
@@ -12459,6 +12750,7 @@
               <w:t xml:space="preserve">zahl1 = </w:t>
             </w:r>
             <w:proofErr w:type="spellStart"/>
+            <w:proofErr w:type="gramStart"/>
             <w:r>
               <w:rPr>
                 <w:rFonts w:ascii="Courier New" w:hAnsi="Courier New" w:cs="Courier New"/>
@@ -12470,7 +12762,28 @@
               <w:rPr>
                 <w:rFonts w:ascii="Courier New" w:hAnsi="Courier New" w:cs="Courier New"/>
               </w:rPr>
-              <w:t>("Gib die erste  Zahl ein ")</w:t>
+              <w:t>(</w:t>
+            </w:r>
+            <w:proofErr w:type="gramEnd"/>
+            <w:r>
+              <w:rPr>
+                <w:rFonts w:ascii="Courier New" w:hAnsi="Courier New" w:cs="Courier New"/>
+              </w:rPr>
+              <w:t xml:space="preserve">"Gib die </w:t>
+            </w:r>
+            <w:proofErr w:type="gramStart"/>
+            <w:r>
+              <w:rPr>
+                <w:rFonts w:ascii="Courier New" w:hAnsi="Courier New" w:cs="Courier New"/>
+              </w:rPr>
+              <w:t>erste  Zahl</w:t>
+            </w:r>
+            <w:proofErr w:type="gramEnd"/>
+            <w:r>
+              <w:rPr>
+                <w:rFonts w:ascii="Courier New" w:hAnsi="Courier New" w:cs="Courier New"/>
+              </w:rPr>
+              <w:t xml:space="preserve"> ein ")</w:t>
             </w:r>
           </w:p>
         </w:tc>
@@ -12505,6 +12818,7 @@
               <w:t xml:space="preserve">zahl2 = </w:t>
             </w:r>
             <w:proofErr w:type="spellStart"/>
+            <w:proofErr w:type="gramStart"/>
             <w:r>
               <w:rPr>
                 <w:rFonts w:ascii="Courier New" w:hAnsi="Courier New" w:cs="Courier New"/>
@@ -12516,7 +12830,14 @@
               <w:rPr>
                 <w:rFonts w:ascii="Courier New" w:hAnsi="Courier New" w:cs="Courier New"/>
               </w:rPr>
-              <w:t>("Gib die zweite Zahl ein ")</w:t>
+              <w:t>(</w:t>
+            </w:r>
+            <w:proofErr w:type="gramEnd"/>
+            <w:r>
+              <w:rPr>
+                <w:rFonts w:ascii="Courier New" w:hAnsi="Courier New" w:cs="Courier New"/>
+              </w:rPr>
+              <w:t>"Gib die zweite Zahl ein ")</w:t>
             </w:r>
           </w:p>
         </w:tc>
@@ -12677,6 +12998,7 @@
               </w:rPr>
             </w:pPr>
             <w:proofErr w:type="spellStart"/>
+            <w:proofErr w:type="gramStart"/>
             <w:r>
               <w:rPr>
                 <w:rFonts w:ascii="Courier New" w:hAnsi="Courier New" w:cs="Courier New"/>
@@ -12688,7 +13010,14 @@
               <w:rPr>
                 <w:rFonts w:ascii="Courier New" w:hAnsi="Courier New" w:cs="Courier New"/>
               </w:rPr>
-              <w:t>("Die Summe der Zahlen ist", zahl1 + zahl2)</w:t>
+              <w:t>(</w:t>
+            </w:r>
+            <w:proofErr w:type="gramEnd"/>
+            <w:r>
+              <w:rPr>
+                <w:rFonts w:ascii="Courier New" w:hAnsi="Courier New" w:cs="Courier New"/>
+              </w:rPr>
+              <w:t>"Die Summe der Zahlen ist", zahl1 + zahl2)</w:t>
             </w:r>
           </w:p>
         </w:tc>
@@ -12862,6 +13191,7 @@
               <w:t xml:space="preserve"> = </w:t>
             </w:r>
             <w:proofErr w:type="spellStart"/>
+            <w:proofErr w:type="gramStart"/>
             <w:r>
               <w:rPr>
                 <w:rFonts w:ascii="Courier New" w:hAnsi="Courier New" w:cs="Courier New"/>
@@ -12873,7 +13203,14 @@
               <w:rPr>
                 <w:rFonts w:ascii="Courier New" w:hAnsi="Courier New" w:cs="Courier New"/>
               </w:rPr>
-              <w:t xml:space="preserve">("Gib </w:t>
+              <w:t>(</w:t>
+            </w:r>
+            <w:proofErr w:type="gramEnd"/>
+            <w:r>
+              <w:rPr>
+                <w:rFonts w:ascii="Courier New" w:hAnsi="Courier New" w:cs="Courier New"/>
+              </w:rPr>
+              <w:t xml:space="preserve">"Gib </w:t>
             </w:r>
             <w:r>
               <w:rPr>
@@ -12885,7 +13222,14 @@
               <w:rPr>
                 <w:rFonts w:ascii="Courier New" w:hAnsi="Courier New" w:cs="Courier New"/>
               </w:rPr>
-              <w:t xml:space="preserve"> erste</w:t>
+              <w:t xml:space="preserve"> </w:t>
+            </w:r>
+            <w:proofErr w:type="gramStart"/>
+            <w:r>
+              <w:rPr>
+                <w:rFonts w:ascii="Courier New" w:hAnsi="Courier New" w:cs="Courier New"/>
+              </w:rPr>
+              <w:t>erste</w:t>
             </w:r>
             <w:r>
               <w:rPr>
@@ -12911,6 +13255,7 @@
               </w:rPr>
               <w:t>String</w:t>
             </w:r>
+            <w:proofErr w:type="gramEnd"/>
             <w:r>
               <w:rPr>
                 <w:rFonts w:ascii="Courier New" w:hAnsi="Courier New" w:cs="Courier New"/>
@@ -12956,6 +13301,7 @@
               <w:t xml:space="preserve"> = </w:t>
             </w:r>
             <w:proofErr w:type="spellStart"/>
+            <w:proofErr w:type="gramStart"/>
             <w:r>
               <w:rPr>
                 <w:rFonts w:ascii="Courier New" w:hAnsi="Courier New" w:cs="Courier New"/>
@@ -12967,7 +13313,14 @@
               <w:rPr>
                 <w:rFonts w:ascii="Courier New" w:hAnsi="Courier New" w:cs="Courier New"/>
               </w:rPr>
-              <w:t xml:space="preserve">("Gib </w:t>
+              <w:t>(</w:t>
+            </w:r>
+            <w:proofErr w:type="gramEnd"/>
+            <w:r>
+              <w:rPr>
+                <w:rFonts w:ascii="Courier New" w:hAnsi="Courier New" w:cs="Courier New"/>
+              </w:rPr>
+              <w:t xml:space="preserve">"Gib </w:t>
             </w:r>
             <w:r>
               <w:rPr>
@@ -13058,6 +13411,7 @@
               </w:rPr>
             </w:pPr>
             <w:proofErr w:type="spellStart"/>
+            <w:proofErr w:type="gramStart"/>
             <w:r>
               <w:rPr>
                 <w:rFonts w:ascii="Courier New" w:hAnsi="Courier New" w:cs="Courier New"/>
@@ -13069,7 +13423,14 @@
               <w:rPr>
                 <w:rFonts w:ascii="Courier New" w:hAnsi="Courier New" w:cs="Courier New"/>
               </w:rPr>
-              <w:t xml:space="preserve">("Die Summe der </w:t>
+              <w:t>(</w:t>
+            </w:r>
+            <w:proofErr w:type="gramEnd"/>
+            <w:r>
+              <w:rPr>
+                <w:rFonts w:ascii="Courier New" w:hAnsi="Courier New" w:cs="Courier New"/>
+              </w:rPr>
+              <w:t xml:space="preserve">"Die Summe der </w:t>
             </w:r>
             <w:r>
               <w:rPr>
@@ -13145,7 +13506,7 @@
       <w:pPr>
         <w:pStyle w:val="berschrift1"/>
       </w:pPr>
-      <w:bookmarkStart w:id="120" w:name="_Toc236341960"/>
+      <w:bookmarkStart w:id="120" w:name="_Toc236424304"/>
       <w:r>
         <w:lastRenderedPageBreak/>
         <w:t>Dein Wörterbuch lernt …</w:t>
@@ -14130,7 +14491,7 @@
       <w:pPr>
         <w:pStyle w:val="berschrift1"/>
       </w:pPr>
-      <w:bookmarkStart w:id="121" w:name="_Toc236341961"/>
+      <w:bookmarkStart w:id="121" w:name="_Toc236424305"/>
       <w:r>
         <w:lastRenderedPageBreak/>
         <w:t>Der Computer unterscheidet zwischen "wahr" und "falsch"</w:t>
@@ -14237,6 +14598,7 @@
               </w:rPr>
             </w:pPr>
             <w:proofErr w:type="spellStart"/>
+            <w:proofErr w:type="gramStart"/>
             <w:r>
               <w:rPr>
                 <w:rFonts w:ascii="Courier New" w:hAnsi="Courier New" w:cs="Courier New"/>
@@ -14248,7 +14610,14 @@
               <w:rPr>
                 <w:rFonts w:ascii="Courier New" w:hAnsi="Courier New" w:cs="Courier New"/>
               </w:rPr>
-              <w:t>(1 == 2)</w:t>
+              <w:t>(</w:t>
+            </w:r>
+            <w:proofErr w:type="gramEnd"/>
+            <w:r>
+              <w:rPr>
+                <w:rFonts w:ascii="Courier New" w:hAnsi="Courier New" w:cs="Courier New"/>
+              </w:rPr>
+              <w:t>1 == 2)</w:t>
             </w:r>
           </w:p>
         </w:tc>
@@ -14271,6 +14640,7 @@
               </w:rPr>
             </w:pPr>
             <w:proofErr w:type="spellStart"/>
+            <w:proofErr w:type="gramStart"/>
             <w:r>
               <w:rPr>
                 <w:rFonts w:ascii="Courier New" w:hAnsi="Courier New" w:cs="Courier New"/>
@@ -14282,7 +14652,14 @@
               <w:rPr>
                 <w:rFonts w:ascii="Courier New" w:hAnsi="Courier New" w:cs="Courier New"/>
               </w:rPr>
-              <w:t>(1 != 2)</w:t>
+              <w:t>(1 !</w:t>
+            </w:r>
+            <w:proofErr w:type="gramEnd"/>
+            <w:r>
+              <w:rPr>
+                <w:rFonts w:ascii="Courier New" w:hAnsi="Courier New" w:cs="Courier New"/>
+              </w:rPr>
+              <w:t>= 2)</w:t>
             </w:r>
           </w:p>
         </w:tc>
@@ -14305,6 +14682,7 @@
               </w:rPr>
             </w:pPr>
             <w:proofErr w:type="spellStart"/>
+            <w:proofErr w:type="gramStart"/>
             <w:r>
               <w:rPr>
                 <w:rFonts w:ascii="Courier New" w:hAnsi="Courier New" w:cs="Courier New"/>
@@ -14316,7 +14694,14 @@
               <w:rPr>
                 <w:rFonts w:ascii="Courier New" w:hAnsi="Courier New" w:cs="Courier New"/>
               </w:rPr>
-              <w:t>(1 &lt; 2)</w:t>
+              <w:t>(</w:t>
+            </w:r>
+            <w:proofErr w:type="gramEnd"/>
+            <w:r>
+              <w:rPr>
+                <w:rFonts w:ascii="Courier New" w:hAnsi="Courier New" w:cs="Courier New"/>
+              </w:rPr>
+              <w:t>1 &lt; 2)</w:t>
             </w:r>
           </w:p>
         </w:tc>
@@ -14345,6 +14730,7 @@
               </w:rPr>
             </w:pPr>
             <w:proofErr w:type="spellStart"/>
+            <w:proofErr w:type="gramStart"/>
             <w:r>
               <w:rPr>
                 <w:rFonts w:ascii="Courier New" w:hAnsi="Courier New" w:cs="Courier New"/>
@@ -14356,7 +14742,14 @@
               <w:rPr>
                 <w:rFonts w:ascii="Courier New" w:hAnsi="Courier New" w:cs="Courier New"/>
               </w:rPr>
-              <w:t>(1 &gt; 2)</w:t>
+              <w:t>(</w:t>
+            </w:r>
+            <w:proofErr w:type="gramEnd"/>
+            <w:r>
+              <w:rPr>
+                <w:rFonts w:ascii="Courier New" w:hAnsi="Courier New" w:cs="Courier New"/>
+              </w:rPr>
+              <w:t>1 &gt; 2)</w:t>
             </w:r>
           </w:p>
         </w:tc>
@@ -14385,6 +14778,7 @@
               </w:rPr>
             </w:pPr>
             <w:proofErr w:type="spellStart"/>
+            <w:proofErr w:type="gramStart"/>
             <w:r>
               <w:rPr>
                 <w:rFonts w:ascii="Courier New" w:hAnsi="Courier New" w:cs="Courier New"/>
@@ -14396,7 +14790,14 @@
               <w:rPr>
                 <w:rFonts w:ascii="Courier New" w:hAnsi="Courier New" w:cs="Courier New"/>
               </w:rPr>
-              <w:t>(3 == 3)</w:t>
+              <w:t>(</w:t>
+            </w:r>
+            <w:proofErr w:type="gramEnd"/>
+            <w:r>
+              <w:rPr>
+                <w:rFonts w:ascii="Courier New" w:hAnsi="Courier New" w:cs="Courier New"/>
+              </w:rPr>
+              <w:t>3 == 3)</w:t>
             </w:r>
           </w:p>
         </w:tc>
@@ -14419,6 +14820,7 @@
               </w:rPr>
             </w:pPr>
             <w:proofErr w:type="spellStart"/>
+            <w:proofErr w:type="gramStart"/>
             <w:r>
               <w:rPr>
                 <w:rFonts w:ascii="Courier New" w:hAnsi="Courier New" w:cs="Courier New"/>
@@ -14430,7 +14832,14 @@
               <w:rPr>
                 <w:rFonts w:ascii="Courier New" w:hAnsi="Courier New" w:cs="Courier New"/>
               </w:rPr>
-              <w:t>(3 != 3)</w:t>
+              <w:t>(3 !</w:t>
+            </w:r>
+            <w:proofErr w:type="gramEnd"/>
+            <w:r>
+              <w:rPr>
+                <w:rFonts w:ascii="Courier New" w:hAnsi="Courier New" w:cs="Courier New"/>
+              </w:rPr>
+              <w:t>= 3)</w:t>
             </w:r>
           </w:p>
         </w:tc>
@@ -14453,6 +14862,7 @@
               </w:rPr>
             </w:pPr>
             <w:proofErr w:type="spellStart"/>
+            <w:proofErr w:type="gramStart"/>
             <w:r>
               <w:rPr>
                 <w:rFonts w:ascii="Courier New" w:hAnsi="Courier New" w:cs="Courier New"/>
@@ -14464,7 +14874,14 @@
               <w:rPr>
                 <w:rFonts w:ascii="Courier New" w:hAnsi="Courier New" w:cs="Courier New"/>
               </w:rPr>
-              <w:t>(3 &lt;= 3)</w:t>
+              <w:t>(</w:t>
+            </w:r>
+            <w:proofErr w:type="gramEnd"/>
+            <w:r>
+              <w:rPr>
+                <w:rFonts w:ascii="Courier New" w:hAnsi="Courier New" w:cs="Courier New"/>
+              </w:rPr>
+              <w:t>3 &lt;= 3)</w:t>
             </w:r>
           </w:p>
         </w:tc>
@@ -14487,6 +14904,7 @@
               </w:rPr>
             </w:pPr>
             <w:proofErr w:type="spellStart"/>
+            <w:proofErr w:type="gramStart"/>
             <w:r>
               <w:rPr>
                 <w:rFonts w:ascii="Courier New" w:hAnsi="Courier New" w:cs="Courier New"/>
@@ -14498,7 +14916,14 @@
               <w:rPr>
                 <w:rFonts w:ascii="Courier New" w:hAnsi="Courier New" w:cs="Courier New"/>
               </w:rPr>
-              <w:t>(3 &gt;= 3)</w:t>
+              <w:t>(</w:t>
+            </w:r>
+            <w:proofErr w:type="gramEnd"/>
+            <w:r>
+              <w:rPr>
+                <w:rFonts w:ascii="Courier New" w:hAnsi="Courier New" w:cs="Courier New"/>
+              </w:rPr>
+              <w:t>3 &gt;= 3)</w:t>
             </w:r>
           </w:p>
         </w:tc>
@@ -14585,6 +15010,7 @@
               </w:rPr>
             </w:pPr>
             <w:proofErr w:type="spellStart"/>
+            <w:proofErr w:type="gramStart"/>
             <w:r>
               <w:rPr>
                 <w:rFonts w:ascii="Courier New" w:hAnsi="Courier New" w:cs="Courier New"/>
@@ -14596,7 +15022,14 @@
               <w:rPr>
                 <w:rFonts w:ascii="Courier New" w:hAnsi="Courier New" w:cs="Courier New"/>
               </w:rPr>
-              <w:t>("Hallo" == "Welt")</w:t>
+              <w:t>(</w:t>
+            </w:r>
+            <w:proofErr w:type="gramEnd"/>
+            <w:r>
+              <w:rPr>
+                <w:rFonts w:ascii="Courier New" w:hAnsi="Courier New" w:cs="Courier New"/>
+              </w:rPr>
+              <w:t>"Hallo" == "Welt")</w:t>
             </w:r>
           </w:p>
         </w:tc>
@@ -14619,6 +15052,7 @@
               </w:rPr>
             </w:pPr>
             <w:proofErr w:type="spellStart"/>
+            <w:proofErr w:type="gramStart"/>
             <w:r>
               <w:rPr>
                 <w:rFonts w:ascii="Courier New" w:hAnsi="Courier New" w:cs="Courier New"/>
@@ -14630,7 +15064,28 @@
               <w:rPr>
                 <w:rFonts w:ascii="Courier New" w:hAnsi="Courier New" w:cs="Courier New"/>
               </w:rPr>
-              <w:t xml:space="preserve">("Hallo" != </w:t>
+              <w:t>(</w:t>
+            </w:r>
+            <w:proofErr w:type="gramEnd"/>
+            <w:r>
+              <w:rPr>
+                <w:rFonts w:ascii="Courier New" w:hAnsi="Courier New" w:cs="Courier New"/>
+              </w:rPr>
+              <w:t>"Hallo</w:t>
+            </w:r>
+            <w:proofErr w:type="gramStart"/>
+            <w:r>
+              <w:rPr>
+                <w:rFonts w:ascii="Courier New" w:hAnsi="Courier New" w:cs="Courier New"/>
+              </w:rPr>
+              <w:t>" !</w:t>
+            </w:r>
+            <w:proofErr w:type="gramEnd"/>
+            <w:r>
+              <w:rPr>
+                <w:rFonts w:ascii="Courier New" w:hAnsi="Courier New" w:cs="Courier New"/>
+              </w:rPr>
+              <w:t xml:space="preserve">= </w:t>
             </w:r>
             <w:r>
               <w:rPr>
@@ -14665,6 +15120,7 @@
               </w:rPr>
             </w:pPr>
             <w:proofErr w:type="spellStart"/>
+            <w:proofErr w:type="gramStart"/>
             <w:r>
               <w:rPr>
                 <w:rFonts w:ascii="Courier New" w:hAnsi="Courier New" w:cs="Courier New"/>
@@ -14678,6 +15134,7 @@
               </w:rPr>
               <w:t>(</w:t>
             </w:r>
+            <w:proofErr w:type="gramEnd"/>
             <w:r>
               <w:rPr>
                 <w:rFonts w:ascii="Courier New" w:hAnsi="Courier New" w:cs="Courier New"/>
@@ -14723,6 +15180,7 @@
               </w:rPr>
             </w:pPr>
             <w:proofErr w:type="spellStart"/>
+            <w:proofErr w:type="gramStart"/>
             <w:r>
               <w:rPr>
                 <w:rFonts w:ascii="Courier New" w:hAnsi="Courier New" w:cs="Courier New"/>
@@ -14736,17 +15194,32 @@
               </w:rPr>
               <w:t>(</w:t>
             </w:r>
-            <w:r>
-              <w:rPr>
-                <w:rFonts w:ascii="Courier New" w:hAnsi="Courier New" w:cs="Courier New"/>
-              </w:rPr>
-              <w:t>"Montag"</w:t>
-            </w:r>
-            <w:r>
-              <w:rPr>
-                <w:rFonts w:ascii="Courier New" w:hAnsi="Courier New" w:cs="Courier New"/>
-              </w:rPr>
-              <w:t xml:space="preserve"> != </w:t>
+            <w:proofErr w:type="gramEnd"/>
+            <w:r>
+              <w:rPr>
+                <w:rFonts w:ascii="Courier New" w:hAnsi="Courier New" w:cs="Courier New"/>
+              </w:rPr>
+              <w:t>"Montag</w:t>
+            </w:r>
+            <w:proofErr w:type="gramStart"/>
+            <w:r>
+              <w:rPr>
+                <w:rFonts w:ascii="Courier New" w:hAnsi="Courier New" w:cs="Courier New"/>
+              </w:rPr>
+              <w:t>"</w:t>
+            </w:r>
+            <w:r>
+              <w:rPr>
+                <w:rFonts w:ascii="Courier New" w:hAnsi="Courier New" w:cs="Courier New"/>
+              </w:rPr>
+              <w:t xml:space="preserve"> !</w:t>
+            </w:r>
+            <w:proofErr w:type="gramEnd"/>
+            <w:r>
+              <w:rPr>
+                <w:rFonts w:ascii="Courier New" w:hAnsi="Courier New" w:cs="Courier New"/>
+              </w:rPr>
+              <w:t xml:space="preserve">= </w:t>
             </w:r>
             <w:r>
               <w:rPr>
@@ -14870,6 +15343,7 @@
               <w:t xml:space="preserve"> = </w:t>
             </w:r>
             <w:proofErr w:type="spellStart"/>
+            <w:proofErr w:type="gramStart"/>
             <w:r>
               <w:rPr>
                 <w:rFonts w:ascii="Courier New" w:hAnsi="Courier New" w:cs="Courier New"/>
@@ -14881,7 +15355,14 @@
               <w:rPr>
                 <w:rFonts w:ascii="Courier New" w:hAnsi="Courier New" w:cs="Courier New"/>
               </w:rPr>
-              <w:t>(10)</w:t>
+              <w:t>(</w:t>
+            </w:r>
+            <w:proofErr w:type="gramEnd"/>
+            <w:r>
+              <w:rPr>
+                <w:rFonts w:ascii="Courier New" w:hAnsi="Courier New" w:cs="Courier New"/>
+              </w:rPr>
+              <w:t>10)</w:t>
             </w:r>
           </w:p>
         </w:tc>
@@ -14966,6 +15447,7 @@
               </w:rPr>
             </w:pPr>
             <w:proofErr w:type="spellStart"/>
+            <w:proofErr w:type="gramStart"/>
             <w:r>
               <w:rPr>
                 <w:rFonts w:ascii="Courier New" w:hAnsi="Courier New" w:cs="Courier New"/>
@@ -14977,7 +15459,14 @@
               <w:rPr>
                 <w:rFonts w:ascii="Courier New" w:hAnsi="Courier New" w:cs="Courier New"/>
               </w:rPr>
-              <w:t xml:space="preserve">(1 in </w:t>
+              <w:t>(</w:t>
+            </w:r>
+            <w:proofErr w:type="gramEnd"/>
+            <w:r>
+              <w:rPr>
+                <w:rFonts w:ascii="Courier New" w:hAnsi="Courier New" w:cs="Courier New"/>
+              </w:rPr>
+              <w:t xml:space="preserve">1 in </w:t>
             </w:r>
             <w:proofErr w:type="spellStart"/>
             <w:r>
@@ -15014,6 +15503,7 @@
               </w:rPr>
             </w:pPr>
             <w:proofErr w:type="spellStart"/>
+            <w:proofErr w:type="gramStart"/>
             <w:r>
               <w:rPr>
                 <w:rFonts w:ascii="Courier New" w:hAnsi="Courier New" w:cs="Courier New"/>
@@ -15025,7 +15515,14 @@
               <w:rPr>
                 <w:rFonts w:ascii="Courier New" w:hAnsi="Courier New" w:cs="Courier New"/>
               </w:rPr>
-              <w:t xml:space="preserve">(10 in </w:t>
+              <w:t>(</w:t>
+            </w:r>
+            <w:proofErr w:type="gramEnd"/>
+            <w:r>
+              <w:rPr>
+                <w:rFonts w:ascii="Courier New" w:hAnsi="Courier New" w:cs="Courier New"/>
+              </w:rPr>
+              <w:t xml:space="preserve">10 in </w:t>
             </w:r>
             <w:proofErr w:type="spellStart"/>
             <w:r>
@@ -15059,6 +15556,7 @@
         <w:t xml:space="preserve">Bedingung mit </w:t>
       </w:r>
       <w:proofErr w:type="spellStart"/>
+      <w:proofErr w:type="gramStart"/>
       <w:r>
         <w:t>range</w:t>
       </w:r>
@@ -15067,6 +15565,7 @@
         <w:t>(</w:t>
       </w:r>
       <w:proofErr w:type="spellStart"/>
+      <w:proofErr w:type="gramEnd"/>
       <w:r>
         <w:t>start</w:t>
       </w:r>
@@ -15153,6 +15652,7 @@
               <w:t xml:space="preserve"> = </w:t>
             </w:r>
             <w:proofErr w:type="spellStart"/>
+            <w:proofErr w:type="gramStart"/>
             <w:r>
               <w:rPr>
                 <w:rFonts w:ascii="Courier New" w:hAnsi="Courier New" w:cs="Courier New"/>
@@ -15164,7 +15664,14 @@
               <w:rPr>
                 <w:rFonts w:ascii="Courier New" w:hAnsi="Courier New" w:cs="Courier New"/>
               </w:rPr>
-              <w:t>(2, 10)</w:t>
+              <w:t>(</w:t>
+            </w:r>
+            <w:proofErr w:type="gramEnd"/>
+            <w:r>
+              <w:rPr>
+                <w:rFonts w:ascii="Courier New" w:hAnsi="Courier New" w:cs="Courier New"/>
+              </w:rPr>
+              <w:t>2, 10)</w:t>
             </w:r>
           </w:p>
         </w:tc>
@@ -15249,6 +15756,7 @@
               </w:rPr>
             </w:pPr>
             <w:proofErr w:type="spellStart"/>
+            <w:proofErr w:type="gramStart"/>
             <w:r>
               <w:rPr>
                 <w:rFonts w:ascii="Courier New" w:hAnsi="Courier New" w:cs="Courier New"/>
@@ -15260,7 +15768,14 @@
               <w:rPr>
                 <w:rFonts w:ascii="Courier New" w:hAnsi="Courier New" w:cs="Courier New"/>
               </w:rPr>
-              <w:t xml:space="preserve">(1 in </w:t>
+              <w:t>(</w:t>
+            </w:r>
+            <w:proofErr w:type="gramEnd"/>
+            <w:r>
+              <w:rPr>
+                <w:rFonts w:ascii="Courier New" w:hAnsi="Courier New" w:cs="Courier New"/>
+              </w:rPr>
+              <w:t xml:space="preserve">1 in </w:t>
             </w:r>
             <w:proofErr w:type="spellStart"/>
             <w:r>
@@ -15297,6 +15812,7 @@
               </w:rPr>
             </w:pPr>
             <w:proofErr w:type="spellStart"/>
+            <w:proofErr w:type="gramStart"/>
             <w:r>
               <w:rPr>
                 <w:rFonts w:ascii="Courier New" w:hAnsi="Courier New" w:cs="Courier New"/>
@@ -15308,7 +15824,14 @@
               <w:rPr>
                 <w:rFonts w:ascii="Courier New" w:hAnsi="Courier New" w:cs="Courier New"/>
               </w:rPr>
-              <w:t xml:space="preserve">(9 in </w:t>
+              <w:t>(</w:t>
+            </w:r>
+            <w:proofErr w:type="gramEnd"/>
+            <w:r>
+              <w:rPr>
+                <w:rFonts w:ascii="Courier New" w:hAnsi="Courier New" w:cs="Courier New"/>
+              </w:rPr>
+              <w:t xml:space="preserve">9 in </w:t>
             </w:r>
             <w:proofErr w:type="spellStart"/>
             <w:r>
@@ -15367,7 +15890,21 @@
         <w:rPr>
           <w:lang w:val="en-US"/>
         </w:rPr>
-        <w:t xml:space="preserve"> range(start, stop, step)</w:t>
+        <w:t xml:space="preserve"> </w:t>
+      </w:r>
+      <w:proofErr w:type="gramStart"/>
+      <w:r>
+        <w:rPr>
+          <w:lang w:val="en-US"/>
+        </w:rPr>
+        <w:t>range(</w:t>
+      </w:r>
+      <w:proofErr w:type="gramEnd"/>
+      <w:r>
+        <w:rPr>
+          <w:lang w:val="en-US"/>
+        </w:rPr>
+        <w:t>start, stop, step)</w:t>
       </w:r>
     </w:p>
     <w:tbl>
@@ -15448,6 +15985,7 @@
               <w:t xml:space="preserve"> = </w:t>
             </w:r>
             <w:proofErr w:type="spellStart"/>
+            <w:proofErr w:type="gramStart"/>
             <w:r>
               <w:rPr>
                 <w:rFonts w:ascii="Courier New" w:hAnsi="Courier New" w:cs="Courier New"/>
@@ -15459,7 +15997,14 @@
               <w:rPr>
                 <w:rFonts w:ascii="Courier New" w:hAnsi="Courier New" w:cs="Courier New"/>
               </w:rPr>
-              <w:t>(0, 10, 2)</w:t>
+              <w:t>(</w:t>
+            </w:r>
+            <w:proofErr w:type="gramEnd"/>
+            <w:r>
+              <w:rPr>
+                <w:rFonts w:ascii="Courier New" w:hAnsi="Courier New" w:cs="Courier New"/>
+              </w:rPr>
+              <w:t>0, 10, 2)</w:t>
             </w:r>
           </w:p>
         </w:tc>
@@ -15544,6 +16089,7 @@
               </w:rPr>
             </w:pPr>
             <w:proofErr w:type="spellStart"/>
+            <w:proofErr w:type="gramStart"/>
             <w:r>
               <w:rPr>
                 <w:rFonts w:ascii="Courier New" w:hAnsi="Courier New" w:cs="Courier New"/>
@@ -15555,7 +16101,14 @@
               <w:rPr>
                 <w:rFonts w:ascii="Courier New" w:hAnsi="Courier New" w:cs="Courier New"/>
               </w:rPr>
-              <w:t xml:space="preserve">(3 in </w:t>
+              <w:t>(</w:t>
+            </w:r>
+            <w:proofErr w:type="gramEnd"/>
+            <w:r>
+              <w:rPr>
+                <w:rFonts w:ascii="Courier New" w:hAnsi="Courier New" w:cs="Courier New"/>
+              </w:rPr>
+              <w:t xml:space="preserve">3 in </w:t>
             </w:r>
             <w:proofErr w:type="spellStart"/>
             <w:r>
@@ -15592,6 +16145,7 @@
               </w:rPr>
             </w:pPr>
             <w:proofErr w:type="spellStart"/>
+            <w:proofErr w:type="gramStart"/>
             <w:r>
               <w:rPr>
                 <w:rFonts w:ascii="Courier New" w:hAnsi="Courier New" w:cs="Courier New"/>
@@ -15603,7 +16157,14 @@
               <w:rPr>
                 <w:rFonts w:ascii="Courier New" w:hAnsi="Courier New" w:cs="Courier New"/>
               </w:rPr>
-              <w:t xml:space="preserve">(8 in </w:t>
+              <w:t>(</w:t>
+            </w:r>
+            <w:proofErr w:type="gramEnd"/>
+            <w:r>
+              <w:rPr>
+                <w:rFonts w:ascii="Courier New" w:hAnsi="Courier New" w:cs="Courier New"/>
+              </w:rPr>
+              <w:t xml:space="preserve">8 in </w:t>
             </w:r>
             <w:proofErr w:type="spellStart"/>
             <w:r>
@@ -15645,7 +16206,7 @@
       <w:pPr>
         <w:pStyle w:val="berschrift1"/>
       </w:pPr>
-      <w:bookmarkStart w:id="122" w:name="_Toc236341962"/>
+      <w:bookmarkStart w:id="122" w:name="_Toc236424306"/>
       <w:r>
         <w:lastRenderedPageBreak/>
         <w:t>Der Computer unterscheidet Fälle</w:t>
@@ -15856,6 +16417,7 @@
               <w:t xml:space="preserve">    </w:t>
             </w:r>
             <w:proofErr w:type="spellStart"/>
+            <w:proofErr w:type="gramStart"/>
             <w:r>
               <w:rPr>
                 <w:rFonts w:ascii="Courier New" w:hAnsi="Courier New" w:cs="Courier New"/>
@@ -15867,7 +16429,14 @@
               <w:rPr>
                 <w:rFonts w:ascii="Courier New" w:hAnsi="Courier New" w:cs="Courier New"/>
               </w:rPr>
-              <w:t>("</w:t>
+              <w:t>(</w:t>
+            </w:r>
+            <w:proofErr w:type="gramEnd"/>
+            <w:r>
+              <w:rPr>
+                <w:rFonts w:ascii="Courier New" w:hAnsi="Courier New" w:cs="Courier New"/>
+              </w:rPr>
+              <w:t>"</w:t>
             </w:r>
             <w:r>
               <w:rPr>
@@ -15915,6 +16484,7 @@
               <w:t xml:space="preserve">    </w:t>
             </w:r>
             <w:proofErr w:type="spellStart"/>
+            <w:proofErr w:type="gramStart"/>
             <w:r>
               <w:rPr>
                 <w:rFonts w:ascii="Courier New" w:hAnsi="Courier New" w:cs="Courier New"/>
@@ -15926,7 +16496,14 @@
               <w:rPr>
                 <w:rFonts w:ascii="Courier New" w:hAnsi="Courier New" w:cs="Courier New"/>
               </w:rPr>
-              <w:t>("Ich gehöre auch zu der Bedingung")</w:t>
+              <w:t>(</w:t>
+            </w:r>
+            <w:proofErr w:type="gramEnd"/>
+            <w:r>
+              <w:rPr>
+                <w:rFonts w:ascii="Courier New" w:hAnsi="Courier New" w:cs="Courier New"/>
+              </w:rPr>
+              <w:t>"Ich gehöre auch zu der Bedingung")</w:t>
             </w:r>
           </w:p>
         </w:tc>
@@ -16059,6 +16636,7 @@
               <w:t xml:space="preserve">    </w:t>
             </w:r>
             <w:proofErr w:type="spellStart"/>
+            <w:proofErr w:type="gramStart"/>
             <w:r>
               <w:rPr>
                 <w:rFonts w:ascii="Courier New" w:hAnsi="Courier New" w:cs="Courier New"/>
@@ -16070,7 +16648,14 @@
               <w:rPr>
                 <w:rFonts w:ascii="Courier New" w:hAnsi="Courier New" w:cs="Courier New"/>
               </w:rPr>
-              <w:t>("</w:t>
+              <w:t>(</w:t>
+            </w:r>
+            <w:proofErr w:type="gramEnd"/>
+            <w:r>
+              <w:rPr>
+                <w:rFonts w:ascii="Courier New" w:hAnsi="Courier New" w:cs="Courier New"/>
+              </w:rPr>
+              <w:t>"</w:t>
             </w:r>
             <w:r>
               <w:rPr>
@@ -16152,6 +16737,7 @@
               <w:t xml:space="preserve">    </w:t>
             </w:r>
             <w:proofErr w:type="spellStart"/>
+            <w:proofErr w:type="gramStart"/>
             <w:r>
               <w:rPr>
                 <w:rFonts w:ascii="Courier New" w:hAnsi="Courier New" w:cs="Courier New"/>
@@ -16163,7 +16749,14 @@
               <w:rPr>
                 <w:rFonts w:ascii="Courier New" w:hAnsi="Courier New" w:cs="Courier New"/>
               </w:rPr>
-              <w:t>("</w:t>
+              <w:t>(</w:t>
+            </w:r>
+            <w:proofErr w:type="gramEnd"/>
+            <w:r>
+              <w:rPr>
+                <w:rFonts w:ascii="Courier New" w:hAnsi="Courier New" w:cs="Courier New"/>
+              </w:rPr>
+              <w:t>"</w:t>
             </w:r>
             <w:r>
               <w:rPr>
@@ -16323,6 +16916,7 @@
               <w:t xml:space="preserve">    </w:t>
             </w:r>
             <w:proofErr w:type="spellStart"/>
+            <w:proofErr w:type="gramStart"/>
             <w:r>
               <w:rPr>
                 <w:rFonts w:ascii="Courier New" w:hAnsi="Courier New" w:cs="Courier New"/>
@@ -16334,7 +16928,14 @@
               <w:rPr>
                 <w:rFonts w:ascii="Courier New" w:hAnsi="Courier New" w:cs="Courier New"/>
               </w:rPr>
-              <w:t xml:space="preserve">("wert ist </w:t>
+              <w:t>(</w:t>
+            </w:r>
+            <w:proofErr w:type="gramEnd"/>
+            <w:r>
+              <w:rPr>
+                <w:rFonts w:ascii="Courier New" w:hAnsi="Courier New" w:cs="Courier New"/>
+              </w:rPr>
+              <w:t xml:space="preserve">"wert ist </w:t>
             </w:r>
             <w:r>
               <w:rPr>
@@ -16415,6 +17016,7 @@
               <w:t xml:space="preserve">    </w:t>
             </w:r>
             <w:proofErr w:type="spellStart"/>
+            <w:proofErr w:type="gramStart"/>
             <w:r>
               <w:rPr>
                 <w:rFonts w:ascii="Courier New" w:hAnsi="Courier New" w:cs="Courier New"/>
@@ -16426,7 +17028,14 @@
               <w:rPr>
                 <w:rFonts w:ascii="Courier New" w:hAnsi="Courier New" w:cs="Courier New"/>
               </w:rPr>
-              <w:t>("wert ist gleich 4")</w:t>
+              <w:t>(</w:t>
+            </w:r>
+            <w:proofErr w:type="gramEnd"/>
+            <w:r>
+              <w:rPr>
+                <w:rFonts w:ascii="Courier New" w:hAnsi="Courier New" w:cs="Courier New"/>
+              </w:rPr>
+              <w:t>"wert ist gleich 4")</w:t>
             </w:r>
           </w:p>
         </w:tc>
@@ -16489,6 +17098,7 @@
               <w:t xml:space="preserve">    </w:t>
             </w:r>
             <w:proofErr w:type="spellStart"/>
+            <w:proofErr w:type="gramStart"/>
             <w:r>
               <w:rPr>
                 <w:rFonts w:ascii="Courier New" w:hAnsi="Courier New" w:cs="Courier New"/>
@@ -16500,7 +17110,14 @@
               <w:rPr>
                 <w:rFonts w:ascii="Courier New" w:hAnsi="Courier New" w:cs="Courier New"/>
               </w:rPr>
-              <w:t>("wert ist gleich 5")</w:t>
+              <w:t>(</w:t>
+            </w:r>
+            <w:proofErr w:type="gramEnd"/>
+            <w:r>
+              <w:rPr>
+                <w:rFonts w:ascii="Courier New" w:hAnsi="Courier New" w:cs="Courier New"/>
+              </w:rPr>
+              <w:t>"wert ist gleich 5")</w:t>
             </w:r>
           </w:p>
         </w:tc>
@@ -16563,6 +17180,7 @@
               <w:t xml:space="preserve">    </w:t>
             </w:r>
             <w:proofErr w:type="spellStart"/>
+            <w:proofErr w:type="gramStart"/>
             <w:r>
               <w:rPr>
                 <w:rFonts w:ascii="Courier New" w:hAnsi="Courier New" w:cs="Courier New"/>
@@ -16574,7 +17192,14 @@
               <w:rPr>
                 <w:rFonts w:ascii="Courier New" w:hAnsi="Courier New" w:cs="Courier New"/>
               </w:rPr>
-              <w:t>("keine Bedingung ist erfüllt")</w:t>
+              <w:t>(</w:t>
+            </w:r>
+            <w:proofErr w:type="gramEnd"/>
+            <w:r>
+              <w:rPr>
+                <w:rFonts w:ascii="Courier New" w:hAnsi="Courier New" w:cs="Courier New"/>
+              </w:rPr>
+              <w:t>"keine Bedingung ist erfüllt")</w:t>
             </w:r>
           </w:p>
         </w:tc>
@@ -16599,11 +17224,11 @@
         <w:t xml:space="preserve"> </w:t>
       </w:r>
     </w:p>
+    <w:bookmarkStart w:id="123" w:name="_Toc236424307"/>
     <w:p>
       <w:pPr>
         <w:pStyle w:val="berschrift1"/>
       </w:pPr>
-      <w:bookmarkStart w:id="123" w:name="_Toc236341963"/>
       <w:r>
         <w:rPr>
           <w:noProof/>
@@ -17313,6 +17938,7 @@
               </w:rPr>
             </w:pPr>
             <w:proofErr w:type="spellStart"/>
+            <w:proofErr w:type="gramStart"/>
             <w:r>
               <w:rPr>
                 <w:rFonts w:ascii="Courier New" w:hAnsi="Courier New" w:cs="Courier New"/>
@@ -17324,7 +17950,14 @@
               <w:rPr>
                 <w:rFonts w:ascii="Courier New" w:hAnsi="Courier New" w:cs="Courier New"/>
               </w:rPr>
-              <w:t>("nach der Schleife")</w:t>
+              <w:t>(</w:t>
+            </w:r>
+            <w:proofErr w:type="gramEnd"/>
+            <w:r>
+              <w:rPr>
+                <w:rFonts w:ascii="Courier New" w:hAnsi="Courier New" w:cs="Courier New"/>
+              </w:rPr>
+              <w:t>"nach der Schleife")</w:t>
             </w:r>
           </w:p>
         </w:tc>
@@ -17584,6 +18217,7 @@
               <w:t xml:space="preserve">    </w:t>
             </w:r>
             <w:proofErr w:type="spellStart"/>
+            <w:proofErr w:type="gramStart"/>
             <w:r>
               <w:rPr>
                 <w:rFonts w:ascii="Courier New" w:hAnsi="Courier New" w:cs="Courier New"/>
@@ -17595,7 +18229,14 @@
               <w:rPr>
                 <w:rFonts w:ascii="Courier New" w:hAnsi="Courier New" w:cs="Courier New"/>
               </w:rPr>
-              <w:t>("</w:t>
+              <w:t>(</w:t>
+            </w:r>
+            <w:proofErr w:type="gramEnd"/>
+            <w:r>
+              <w:rPr>
+                <w:rFonts w:ascii="Courier New" w:hAnsi="Courier New" w:cs="Courier New"/>
+              </w:rPr>
+              <w:t>"</w:t>
             </w:r>
             <w:proofErr w:type="spellStart"/>
             <w:r>
@@ -17804,6 +18445,7 @@
               </w:rPr>
             </w:pPr>
             <w:proofErr w:type="spellStart"/>
+            <w:proofErr w:type="gramStart"/>
             <w:r>
               <w:rPr>
                 <w:rFonts w:ascii="Courier New" w:hAnsi="Courier New" w:cs="Courier New"/>
@@ -17815,7 +18457,14 @@
               <w:rPr>
                 <w:rFonts w:ascii="Courier New" w:hAnsi="Courier New" w:cs="Courier New"/>
               </w:rPr>
-              <w:t>("Nach der Schleife")</w:t>
+              <w:t>(</w:t>
+            </w:r>
+            <w:proofErr w:type="gramEnd"/>
+            <w:r>
+              <w:rPr>
+                <w:rFonts w:ascii="Courier New" w:hAnsi="Courier New" w:cs="Courier New"/>
+              </w:rPr>
+              <w:t>"Nach der Schleife")</w:t>
             </w:r>
           </w:p>
         </w:tc>
@@ -18126,6 +18775,7 @@
               </w:rPr>
             </w:pPr>
             <w:proofErr w:type="spellStart"/>
+            <w:proofErr w:type="gramStart"/>
             <w:r>
               <w:rPr>
                 <w:rFonts w:ascii="Courier New" w:hAnsi="Courier New" w:cs="Courier New"/>
@@ -18137,7 +18787,14 @@
               <w:rPr>
                 <w:rFonts w:ascii="Courier New" w:hAnsi="Courier New" w:cs="Courier New"/>
               </w:rPr>
-              <w:t>("nach der Schleife")</w:t>
+              <w:t>(</w:t>
+            </w:r>
+            <w:proofErr w:type="gramEnd"/>
+            <w:r>
+              <w:rPr>
+                <w:rFonts w:ascii="Courier New" w:hAnsi="Courier New" w:cs="Courier New"/>
+              </w:rPr>
+              <w:t>"nach der Schleife")</w:t>
             </w:r>
           </w:p>
         </w:tc>
@@ -18335,6 +18992,7 @@
               <w:t xml:space="preserve"> in </w:t>
             </w:r>
             <w:proofErr w:type="spellStart"/>
+            <w:proofErr w:type="gramStart"/>
             <w:r>
               <w:rPr>
                 <w:rFonts w:ascii="Courier New" w:hAnsi="Courier New" w:cs="Courier New"/>
@@ -18346,7 +19004,14 @@
               <w:rPr>
                 <w:rFonts w:ascii="Courier New" w:hAnsi="Courier New" w:cs="Courier New"/>
               </w:rPr>
-              <w:t>(10)</w:t>
+              <w:t>(</w:t>
+            </w:r>
+            <w:proofErr w:type="gramEnd"/>
+            <w:r>
+              <w:rPr>
+                <w:rFonts w:ascii="Courier New" w:hAnsi="Courier New" w:cs="Courier New"/>
+              </w:rPr>
+              <w:t>10)</w:t>
             </w:r>
             <w:r>
               <w:rPr>
@@ -18435,6 +19100,7 @@
               </w:rPr>
             </w:pPr>
             <w:proofErr w:type="spellStart"/>
+            <w:proofErr w:type="gramStart"/>
             <w:r>
               <w:rPr>
                 <w:rFonts w:ascii="Courier New" w:hAnsi="Courier New" w:cs="Courier New"/>
@@ -18446,7 +19112,14 @@
               <w:rPr>
                 <w:rFonts w:ascii="Courier New" w:hAnsi="Courier New" w:cs="Courier New"/>
               </w:rPr>
-              <w:t>("nach der Schleife")</w:t>
+              <w:t>(</w:t>
+            </w:r>
+            <w:proofErr w:type="gramEnd"/>
+            <w:r>
+              <w:rPr>
+                <w:rFonts w:ascii="Courier New" w:hAnsi="Courier New" w:cs="Courier New"/>
+              </w:rPr>
+              <w:t>"nach der Schleife")</w:t>
             </w:r>
           </w:p>
         </w:tc>
@@ -18472,11 +19145,11 @@
         <w:br w:type="page"/>
       </w:r>
     </w:p>
+    <w:bookmarkStart w:id="124" w:name="_Toc236424308"/>
     <w:p>
       <w:pPr>
         <w:pStyle w:val="berschrift1"/>
       </w:pPr>
-      <w:bookmarkStart w:id="124" w:name="_Toc236341964"/>
       <w:r>
         <w:rPr>
           <w:noProof/>
@@ -18833,8 +19506,18 @@
           <w:sz w:val="20"/>
           <w:szCs w:val="20"/>
         </w:rPr>
-        <w:t>)?  "</w:t>
-      </w:r>
+        <w:t>)</w:t>
+      </w:r>
+      <w:proofErr w:type="gramStart"/>
+      <w:r>
+        <w:rPr>
+          <w:rFonts w:ascii="Courier New" w:hAnsi="Courier New" w:cs="Courier New"/>
+          <w:sz w:val="20"/>
+          <w:szCs w:val="20"/>
+        </w:rPr>
+        <w:t>?  "</w:t>
+      </w:r>
+      <w:proofErr w:type="gramEnd"/>
     </w:p>
     <w:p>
       <w:pPr>
@@ -18854,12 +19537,17 @@
         <w:t xml:space="preserve">Tipp: Die Funktion </w:t>
       </w:r>
       <w:proofErr w:type="spellStart"/>
+      <w:proofErr w:type="gramStart"/>
       <w:r>
         <w:t>max</w:t>
       </w:r>
       <w:proofErr w:type="spellEnd"/>
       <w:r>
-        <w:t>(arg1, arg2) gibt das größte Argument zurück.</w:t>
+        <w:t>(</w:t>
+      </w:r>
+      <w:proofErr w:type="gramEnd"/>
+      <w:r>
+        <w:t>arg1, arg2) gibt das größte Argument zurück.</w:t>
       </w:r>
     </w:p>
     <w:p>
@@ -18880,7 +19568,15 @@
       </w:r>
       <w:r>
         <w:br/>
-        <w:t>Tipp: Die Funktion min(arg1, arg2) gibt das kleinste Argument zurück.</w:t>
+        <w:t xml:space="preserve">Tipp: Die Funktion </w:t>
+      </w:r>
+      <w:proofErr w:type="gramStart"/>
+      <w:r>
+        <w:t>min(</w:t>
+      </w:r>
+      <w:proofErr w:type="gramEnd"/>
+      <w:r>
+        <w:t>arg1, arg2) gibt das kleinste Argument zurück.</w:t>
       </w:r>
     </w:p>
     <w:p>
@@ -18983,8 +19679,30 @@
                               <w:rPr>
                                 <w:rFonts w:ascii="Courier New" w:hAnsi="Courier New" w:cs="Courier New"/>
                               </w:rPr>
-                              <w:t>Denke dir eine Zahl zwischen  1  und  100</w:t>
+                              <w:t xml:space="preserve">Denke dir eine Zahl </w:t>
                             </w:r>
+                            <w:proofErr w:type="gramStart"/>
+                            <w:r>
+                              <w:rPr>
+                                <w:rFonts w:ascii="Courier New" w:hAnsi="Courier New" w:cs="Courier New"/>
+                              </w:rPr>
+                              <w:t>zwischen  1</w:t>
+                            </w:r>
+                            <w:proofErr w:type="gramEnd"/>
+                            <w:r>
+                              <w:rPr>
+                                <w:rFonts w:ascii="Courier New" w:hAnsi="Courier New" w:cs="Courier New"/>
+                              </w:rPr>
+                              <w:t xml:space="preserve">  </w:t>
+                            </w:r>
+                            <w:proofErr w:type="gramStart"/>
+                            <w:r>
+                              <w:rPr>
+                                <w:rFonts w:ascii="Courier New" w:hAnsi="Courier New" w:cs="Courier New"/>
+                              </w:rPr>
+                              <w:t>und  100</w:t>
+                            </w:r>
+                            <w:proofErr w:type="gramEnd"/>
                           </w:p>
                           <w:p>
                             <w:pPr>
@@ -19009,8 +19727,16 @@
                               <w:rPr>
                                 <w:rFonts w:ascii="Courier New" w:hAnsi="Courier New" w:cs="Courier New"/>
                               </w:rPr>
-                              <w:t>Der Computer rät  50</w:t>
+                              <w:t xml:space="preserve">Der Computer </w:t>
                             </w:r>
+                            <w:proofErr w:type="gramStart"/>
+                            <w:r>
+                              <w:rPr>
+                                <w:rFonts w:ascii="Courier New" w:hAnsi="Courier New" w:cs="Courier New"/>
+                              </w:rPr>
+                              <w:t>rät  50</w:t>
+                            </w:r>
+                            <w:proofErr w:type="gramEnd"/>
                           </w:p>
                           <w:p>
                             <w:pPr>
@@ -19077,8 +19803,16 @@
                               <w:rPr>
                                 <w:rFonts w:ascii="Courier New" w:hAnsi="Courier New" w:cs="Courier New"/>
                               </w:rPr>
-                              <w:t>Der Computer rät  75</w:t>
+                              <w:t xml:space="preserve">Der Computer </w:t>
                             </w:r>
+                            <w:proofErr w:type="gramStart"/>
+                            <w:r>
+                              <w:rPr>
+                                <w:rFonts w:ascii="Courier New" w:hAnsi="Courier New" w:cs="Courier New"/>
+                              </w:rPr>
+                              <w:t>rät  75</w:t>
+                            </w:r>
+                            <w:proofErr w:type="gramEnd"/>
                           </w:p>
                           <w:p>
                             <w:pPr>
@@ -19145,8 +19879,16 @@
                               <w:rPr>
                                 <w:rFonts w:ascii="Courier New" w:hAnsi="Courier New" w:cs="Courier New"/>
                               </w:rPr>
-                              <w:t>Der Computer rät  88</w:t>
+                              <w:t xml:space="preserve">Der Computer </w:t>
                             </w:r>
+                            <w:proofErr w:type="gramStart"/>
+                            <w:r>
+                              <w:rPr>
+                                <w:rFonts w:ascii="Courier New" w:hAnsi="Courier New" w:cs="Courier New"/>
+                              </w:rPr>
+                              <w:t>rät  88</w:t>
+                            </w:r>
+                            <w:proofErr w:type="gramEnd"/>
                           </w:p>
                           <w:p>
                             <w:pPr>
@@ -19213,8 +19955,16 @@
                               <w:rPr>
                                 <w:rFonts w:ascii="Courier New" w:hAnsi="Courier New" w:cs="Courier New"/>
                               </w:rPr>
-                              <w:t>Der Computer rät  81</w:t>
+                              <w:t xml:space="preserve">Der Computer </w:t>
                             </w:r>
+                            <w:proofErr w:type="gramStart"/>
+                            <w:r>
+                              <w:rPr>
+                                <w:rFonts w:ascii="Courier New" w:hAnsi="Courier New" w:cs="Courier New"/>
+                              </w:rPr>
+                              <w:t>rät  81</w:t>
+                            </w:r>
+                            <w:proofErr w:type="gramEnd"/>
                           </w:p>
                           <w:p>
                             <w:pPr>
@@ -19281,8 +20031,16 @@
                               <w:rPr>
                                 <w:rFonts w:ascii="Courier New" w:hAnsi="Courier New" w:cs="Courier New"/>
                               </w:rPr>
-                              <w:t>Der Computer rät  78</w:t>
+                              <w:t xml:space="preserve">Der Computer </w:t>
                             </w:r>
+                            <w:proofErr w:type="gramStart"/>
+                            <w:r>
+                              <w:rPr>
+                                <w:rFonts w:ascii="Courier New" w:hAnsi="Courier New" w:cs="Courier New"/>
+                              </w:rPr>
+                              <w:t>rät  78</w:t>
+                            </w:r>
+                            <w:proofErr w:type="gramEnd"/>
                           </w:p>
                           <w:p>
                             <w:pPr>
@@ -19349,8 +20107,16 @@
                               <w:rPr>
                                 <w:rFonts w:ascii="Courier New" w:hAnsi="Courier New" w:cs="Courier New"/>
                               </w:rPr>
-                              <w:t>Der Computer rät  76</w:t>
+                              <w:t xml:space="preserve">Der Computer </w:t>
                             </w:r>
+                            <w:proofErr w:type="gramStart"/>
+                            <w:r>
+                              <w:rPr>
+                                <w:rFonts w:ascii="Courier New" w:hAnsi="Courier New" w:cs="Courier New"/>
+                              </w:rPr>
+                              <w:t>rät  76</w:t>
+                            </w:r>
+                            <w:proofErr w:type="gramEnd"/>
                           </w:p>
                           <w:p>
                             <w:pPr>
@@ -19459,8 +20225,30 @@
                         <w:rPr>
                           <w:rFonts w:ascii="Courier New" w:hAnsi="Courier New" w:cs="Courier New"/>
                         </w:rPr>
-                        <w:t>Denke dir eine Zahl zwischen  1  und  100</w:t>
+                        <w:t xml:space="preserve">Denke dir eine Zahl </w:t>
                       </w:r>
+                      <w:proofErr w:type="gramStart"/>
+                      <w:r>
+                        <w:rPr>
+                          <w:rFonts w:ascii="Courier New" w:hAnsi="Courier New" w:cs="Courier New"/>
+                        </w:rPr>
+                        <w:t>zwischen  1</w:t>
+                      </w:r>
+                      <w:proofErr w:type="gramEnd"/>
+                      <w:r>
+                        <w:rPr>
+                          <w:rFonts w:ascii="Courier New" w:hAnsi="Courier New" w:cs="Courier New"/>
+                        </w:rPr>
+                        <w:t xml:space="preserve">  </w:t>
+                      </w:r>
+                      <w:proofErr w:type="gramStart"/>
+                      <w:r>
+                        <w:rPr>
+                          <w:rFonts w:ascii="Courier New" w:hAnsi="Courier New" w:cs="Courier New"/>
+                        </w:rPr>
+                        <w:t>und  100</w:t>
+                      </w:r>
+                      <w:proofErr w:type="gramEnd"/>
                     </w:p>
                     <w:p>
                       <w:pPr>
@@ -19485,8 +20273,16 @@
                         <w:rPr>
                           <w:rFonts w:ascii="Courier New" w:hAnsi="Courier New" w:cs="Courier New"/>
                         </w:rPr>
-                        <w:t>Der Computer rät  50</w:t>
+                        <w:t xml:space="preserve">Der Computer </w:t>
                       </w:r>
+                      <w:proofErr w:type="gramStart"/>
+                      <w:r>
+                        <w:rPr>
+                          <w:rFonts w:ascii="Courier New" w:hAnsi="Courier New" w:cs="Courier New"/>
+                        </w:rPr>
+                        <w:t>rät  50</w:t>
+                      </w:r>
+                      <w:proofErr w:type="gramEnd"/>
                     </w:p>
                     <w:p>
                       <w:pPr>
@@ -19553,8 +20349,16 @@
                         <w:rPr>
                           <w:rFonts w:ascii="Courier New" w:hAnsi="Courier New" w:cs="Courier New"/>
                         </w:rPr>
-                        <w:t>Der Computer rät  75</w:t>
+                        <w:t xml:space="preserve">Der Computer </w:t>
                       </w:r>
+                      <w:proofErr w:type="gramStart"/>
+                      <w:r>
+                        <w:rPr>
+                          <w:rFonts w:ascii="Courier New" w:hAnsi="Courier New" w:cs="Courier New"/>
+                        </w:rPr>
+                        <w:t>rät  75</w:t>
+                      </w:r>
+                      <w:proofErr w:type="gramEnd"/>
                     </w:p>
                     <w:p>
                       <w:pPr>
@@ -19621,8 +20425,16 @@
                         <w:rPr>
                           <w:rFonts w:ascii="Courier New" w:hAnsi="Courier New" w:cs="Courier New"/>
                         </w:rPr>
-                        <w:t>Der Computer rät  88</w:t>
+                        <w:t xml:space="preserve">Der Computer </w:t>
                       </w:r>
+                      <w:proofErr w:type="gramStart"/>
+                      <w:r>
+                        <w:rPr>
+                          <w:rFonts w:ascii="Courier New" w:hAnsi="Courier New" w:cs="Courier New"/>
+                        </w:rPr>
+                        <w:t>rät  88</w:t>
+                      </w:r>
+                      <w:proofErr w:type="gramEnd"/>
                     </w:p>
                     <w:p>
                       <w:pPr>
@@ -19689,8 +20501,16 @@
                         <w:rPr>
                           <w:rFonts w:ascii="Courier New" w:hAnsi="Courier New" w:cs="Courier New"/>
                         </w:rPr>
-                        <w:t>Der Computer rät  81</w:t>
+                        <w:t xml:space="preserve">Der Computer </w:t>
                       </w:r>
+                      <w:proofErr w:type="gramStart"/>
+                      <w:r>
+                        <w:rPr>
+                          <w:rFonts w:ascii="Courier New" w:hAnsi="Courier New" w:cs="Courier New"/>
+                        </w:rPr>
+                        <w:t>rät  81</w:t>
+                      </w:r>
+                      <w:proofErr w:type="gramEnd"/>
                     </w:p>
                     <w:p>
                       <w:pPr>
@@ -19757,8 +20577,16 @@
                         <w:rPr>
                           <w:rFonts w:ascii="Courier New" w:hAnsi="Courier New" w:cs="Courier New"/>
                         </w:rPr>
-                        <w:t>Der Computer rät  78</w:t>
+                        <w:t xml:space="preserve">Der Computer </w:t>
                       </w:r>
+                      <w:proofErr w:type="gramStart"/>
+                      <w:r>
+                        <w:rPr>
+                          <w:rFonts w:ascii="Courier New" w:hAnsi="Courier New" w:cs="Courier New"/>
+                        </w:rPr>
+                        <w:t>rät  78</w:t>
+                      </w:r>
+                      <w:proofErr w:type="gramEnd"/>
                     </w:p>
                     <w:p>
                       <w:pPr>
@@ -19825,8 +20653,16 @@
                         <w:rPr>
                           <w:rFonts w:ascii="Courier New" w:hAnsi="Courier New" w:cs="Courier New"/>
                         </w:rPr>
-                        <w:t>Der Computer rät  76</w:t>
+                        <w:t xml:space="preserve">Der Computer </w:t>
                       </w:r>
+                      <w:proofErr w:type="gramStart"/>
+                      <w:r>
+                        <w:rPr>
+                          <w:rFonts w:ascii="Courier New" w:hAnsi="Courier New" w:cs="Courier New"/>
+                        </w:rPr>
+                        <w:t>rät  76</w:t>
+                      </w:r>
+                      <w:proofErr w:type="gramEnd"/>
                     </w:p>
                     <w:p>
                       <w:pPr>
@@ -19938,7 +20774,25 @@
           <w:sz w:val="20"/>
           <w:szCs w:val="20"/>
         </w:rPr>
-        <w:t>x = (untere + obere)//2</w:t>
+        <w:t xml:space="preserve">x = (untere + </w:t>
+      </w:r>
+      <w:proofErr w:type="gramStart"/>
+      <w:r>
+        <w:rPr>
+          <w:rFonts w:ascii="Courier New" w:hAnsi="Courier New" w:cs="Courier New"/>
+          <w:sz w:val="20"/>
+          <w:szCs w:val="20"/>
+        </w:rPr>
+        <w:t>obere)/</w:t>
+      </w:r>
+      <w:proofErr w:type="gramEnd"/>
+      <w:r>
+        <w:rPr>
+          <w:rFonts w:ascii="Courier New" w:hAnsi="Courier New" w:cs="Courier New"/>
+          <w:sz w:val="20"/>
+          <w:szCs w:val="20"/>
+        </w:rPr>
+        <w:t>/2</w:t>
       </w:r>
       <w:r>
         <w:t xml:space="preserve"> rät der Computer die </w:t>
@@ -19985,7 +20839,7 @@
       <w:pPr>
         <w:pStyle w:val="berschrift1"/>
       </w:pPr>
-      <w:bookmarkStart w:id="125" w:name="_Toc236341965"/>
+      <w:bookmarkStart w:id="125" w:name="_Toc236424309"/>
       <w:r>
         <w:lastRenderedPageBreak/>
         <w:t xml:space="preserve">Funktionen </w:t>
@@ -20402,7 +21256,7 @@
       <w:pPr>
         <w:pStyle w:val="berschrift1"/>
       </w:pPr>
-      <w:bookmarkStart w:id="126" w:name="_Toc236341966"/>
+      <w:bookmarkStart w:id="126" w:name="_Toc236424310"/>
       <w:r>
         <w:lastRenderedPageBreak/>
         <w:t xml:space="preserve">Funktionen </w:t>
@@ -21218,6 +22072,7 @@
               <w:t xml:space="preserve"> </w:t>
             </w:r>
             <w:proofErr w:type="spellStart"/>
+            <w:proofErr w:type="gramStart"/>
             <w:r>
               <w:rPr>
                 <w:rFonts w:ascii="Courier New" w:hAnsi="Courier New" w:cs="Courier New"/>
@@ -21229,7 +22084,14 @@
               <w:rPr>
                 <w:rFonts w:ascii="Courier New" w:hAnsi="Courier New" w:cs="Courier New"/>
               </w:rPr>
-              <w:t>():</w:t>
+              <w:t>(</w:t>
+            </w:r>
+            <w:proofErr w:type="gramEnd"/>
+            <w:r>
+              <w:rPr>
+                <w:rFonts w:ascii="Courier New" w:hAnsi="Courier New" w:cs="Courier New"/>
+              </w:rPr>
+              <w:t>):</w:t>
             </w:r>
           </w:p>
         </w:tc>
@@ -21258,6 +22120,7 @@
               <w:t xml:space="preserve">    </w:t>
             </w:r>
             <w:proofErr w:type="spellStart"/>
+            <w:proofErr w:type="gramStart"/>
             <w:r>
               <w:rPr>
                 <w:rFonts w:ascii="Courier New" w:hAnsi="Courier New" w:cs="Courier New"/>
@@ -21269,7 +22132,14 @@
               <w:rPr>
                 <w:rFonts w:ascii="Courier New" w:hAnsi="Courier New" w:cs="Courier New"/>
               </w:rPr>
-              <w:t>("</w:t>
+              <w:t>(</w:t>
+            </w:r>
+            <w:proofErr w:type="gramEnd"/>
+            <w:r>
+              <w:rPr>
+                <w:rFonts w:ascii="Courier New" w:hAnsi="Courier New" w:cs="Courier New"/>
+              </w:rPr>
+              <w:t>"</w:t>
             </w:r>
             <w:r>
               <w:rPr>
@@ -21330,6 +22200,7 @@
               </w:rPr>
             </w:pPr>
             <w:proofErr w:type="spellStart"/>
+            <w:proofErr w:type="gramStart"/>
             <w:r>
               <w:rPr>
                 <w:rFonts w:ascii="Courier New" w:hAnsi="Courier New" w:cs="Courier New"/>
@@ -21341,7 +22212,14 @@
               <w:rPr>
                 <w:rFonts w:ascii="Courier New" w:hAnsi="Courier New" w:cs="Courier New"/>
               </w:rPr>
-              <w:t>()</w:t>
+              <w:t>(</w:t>
+            </w:r>
+            <w:proofErr w:type="gramEnd"/>
+            <w:r>
+              <w:rPr>
+                <w:rFonts w:ascii="Courier New" w:hAnsi="Courier New" w:cs="Courier New"/>
+              </w:rPr>
+              <w:t>)</w:t>
             </w:r>
           </w:p>
         </w:tc>
@@ -21507,7 +22385,14 @@
               <w:rPr>
                 <w:rFonts w:ascii="Courier New" w:hAnsi="Courier New" w:cs="Courier New"/>
               </w:rPr>
-              <w:t>2a</w:t>
+              <w:t>2</w:t>
+            </w:r>
+            <w:proofErr w:type="gramStart"/>
+            <w:r>
+              <w:rPr>
+                <w:rFonts w:ascii="Courier New" w:hAnsi="Courier New" w:cs="Courier New"/>
+              </w:rPr>
+              <w:t>a</w:t>
             </w:r>
             <w:r>
               <w:rPr>
@@ -21515,6 +22400,7 @@
               </w:rPr>
               <w:t>(</w:t>
             </w:r>
+            <w:proofErr w:type="gramEnd"/>
             <w:r>
               <w:rPr>
                 <w:rFonts w:ascii="Courier New" w:hAnsi="Courier New" w:cs="Courier New"/>
@@ -21576,6 +22462,7 @@
               <w:t xml:space="preserve">    </w:t>
             </w:r>
             <w:proofErr w:type="spellStart"/>
+            <w:proofErr w:type="gramStart"/>
             <w:r>
               <w:rPr>
                 <w:rFonts w:ascii="Courier New" w:hAnsi="Courier New" w:cs="Courier New"/>
@@ -21587,7 +22474,14 @@
               <w:rPr>
                 <w:rFonts w:ascii="Courier New" w:hAnsi="Courier New" w:cs="Courier New"/>
               </w:rPr>
-              <w:t>("</w:t>
+              <w:t>(</w:t>
+            </w:r>
+            <w:proofErr w:type="gramEnd"/>
+            <w:r>
+              <w:rPr>
+                <w:rFonts w:ascii="Courier New" w:hAnsi="Courier New" w:cs="Courier New"/>
+              </w:rPr>
+              <w:t>"</w:t>
             </w:r>
             <w:r>
               <w:rPr>
@@ -21681,7 +22575,14 @@
               <w:rPr>
                 <w:rFonts w:ascii="Courier New" w:hAnsi="Courier New" w:cs="Courier New"/>
               </w:rPr>
-              <w:t>2a</w:t>
+              <w:t>2</w:t>
+            </w:r>
+            <w:proofErr w:type="gramStart"/>
+            <w:r>
+              <w:rPr>
+                <w:rFonts w:ascii="Courier New" w:hAnsi="Courier New" w:cs="Courier New"/>
+              </w:rPr>
+              <w:t>a</w:t>
             </w:r>
             <w:r>
               <w:rPr>
@@ -21689,6 +22590,7 @@
               </w:rPr>
               <w:t>(</w:t>
             </w:r>
+            <w:proofErr w:type="gramEnd"/>
             <w:r>
               <w:rPr>
                 <w:rFonts w:ascii="Courier New" w:hAnsi="Courier New" w:cs="Courier New"/>
@@ -21834,7 +22736,21 @@
               <w:rPr>
                 <w:rFonts w:ascii="Courier New" w:hAnsi="Courier New" w:cs="Courier New"/>
               </w:rPr>
-              <w:t xml:space="preserve"> ausgabe2b(wert1: </w:t>
+              <w:t xml:space="preserve"> ausgabe2</w:t>
+            </w:r>
+            <w:proofErr w:type="gramStart"/>
+            <w:r>
+              <w:rPr>
+                <w:rFonts w:ascii="Courier New" w:hAnsi="Courier New" w:cs="Courier New"/>
+              </w:rPr>
+              <w:t>b(</w:t>
+            </w:r>
+            <w:proofErr w:type="gramEnd"/>
+            <w:r>
+              <w:rPr>
+                <w:rFonts w:ascii="Courier New" w:hAnsi="Courier New" w:cs="Courier New"/>
+              </w:rPr>
+              <w:t xml:space="preserve">wert1: </w:t>
             </w:r>
             <w:proofErr w:type="spellStart"/>
             <w:r>
@@ -21891,6 +22807,7 @@
               <w:t xml:space="preserve">    </w:t>
             </w:r>
             <w:proofErr w:type="spellStart"/>
+            <w:proofErr w:type="gramStart"/>
             <w:r>
               <w:rPr>
                 <w:rFonts w:ascii="Courier New" w:hAnsi="Courier New" w:cs="Courier New"/>
@@ -21902,7 +22819,14 @@
               <w:rPr>
                 <w:rFonts w:ascii="Courier New" w:hAnsi="Courier New" w:cs="Courier New"/>
               </w:rPr>
-              <w:t>("wert1 =", wert1, "wert2 =", wert2)</w:t>
+              <w:t>(</w:t>
+            </w:r>
+            <w:proofErr w:type="gramEnd"/>
+            <w:r>
+              <w:rPr>
+                <w:rFonts w:ascii="Courier New" w:hAnsi="Courier New" w:cs="Courier New"/>
+              </w:rPr>
+              <w:t>"wert1 =", wert1, "wert2 =", wert2)</w:t>
             </w:r>
           </w:p>
         </w:tc>
@@ -21954,7 +22878,21 @@
               <w:rPr>
                 <w:rFonts w:ascii="Courier New" w:hAnsi="Courier New" w:cs="Courier New"/>
               </w:rPr>
-              <w:t>ausgabe2b(5)</w:t>
+              <w:t>ausgabe2</w:t>
+            </w:r>
+            <w:proofErr w:type="gramStart"/>
+            <w:r>
+              <w:rPr>
+                <w:rFonts w:ascii="Courier New" w:hAnsi="Courier New" w:cs="Courier New"/>
+              </w:rPr>
+              <w:t>b(</w:t>
+            </w:r>
+            <w:proofErr w:type="gramEnd"/>
+            <w:r>
+              <w:rPr>
+                <w:rFonts w:ascii="Courier New" w:hAnsi="Courier New" w:cs="Courier New"/>
+              </w:rPr>
+              <w:t>5)</w:t>
             </w:r>
           </w:p>
         </w:tc>
@@ -22092,7 +23030,21 @@
               <w:rPr>
                 <w:rFonts w:ascii="Courier New" w:hAnsi="Courier New" w:cs="Courier New"/>
               </w:rPr>
-              <w:t xml:space="preserve"> verdoppeln(wert: </w:t>
+              <w:t xml:space="preserve"> </w:t>
+            </w:r>
+            <w:proofErr w:type="gramStart"/>
+            <w:r>
+              <w:rPr>
+                <w:rFonts w:ascii="Courier New" w:hAnsi="Courier New" w:cs="Courier New"/>
+              </w:rPr>
+              <w:t>verdoppeln(</w:t>
+            </w:r>
+            <w:proofErr w:type="gramEnd"/>
+            <w:r>
+              <w:rPr>
+                <w:rFonts w:ascii="Courier New" w:hAnsi="Courier New" w:cs="Courier New"/>
+              </w:rPr>
+              <w:t xml:space="preserve">wert: </w:t>
             </w:r>
             <w:proofErr w:type="spellStart"/>
             <w:r>
@@ -22222,6 +23174,7 @@
               </w:rPr>
               <w:t xml:space="preserve"> = </w:t>
             </w:r>
+            <w:proofErr w:type="gramStart"/>
             <w:r>
               <w:rPr>
                 <w:rFonts w:ascii="Courier New" w:hAnsi="Courier New" w:cs="Courier New"/>
@@ -22232,7 +23185,14 @@
               <w:rPr>
                 <w:rFonts w:ascii="Courier New" w:hAnsi="Courier New" w:cs="Courier New"/>
               </w:rPr>
-              <w:t>(5)</w:t>
+              <w:t>(</w:t>
+            </w:r>
+            <w:proofErr w:type="gramEnd"/>
+            <w:r>
+              <w:rPr>
+                <w:rFonts w:ascii="Courier New" w:hAnsi="Courier New" w:cs="Courier New"/>
+              </w:rPr>
+              <w:t>5)</w:t>
             </w:r>
           </w:p>
         </w:tc>
@@ -22255,6 +23215,7 @@
               </w:rPr>
             </w:pPr>
             <w:proofErr w:type="spellStart"/>
+            <w:proofErr w:type="gramStart"/>
             <w:r>
               <w:rPr>
                 <w:rFonts w:ascii="Courier New" w:hAnsi="Courier New" w:cs="Courier New"/>
@@ -22268,6 +23229,7 @@
               </w:rPr>
               <w:t>(</w:t>
             </w:r>
+            <w:proofErr w:type="gramEnd"/>
             <w:r>
               <w:rPr>
                 <w:rFonts w:ascii="Courier New" w:hAnsi="Courier New" w:cs="Courier New"/>
@@ -22316,7 +23278,7 @@
       <w:pPr>
         <w:pStyle w:val="berschrift1"/>
       </w:pPr>
-      <w:bookmarkStart w:id="127" w:name="_Toc236341967"/>
+      <w:bookmarkStart w:id="127" w:name="_Toc236424311"/>
       <w:r>
         <w:lastRenderedPageBreak/>
         <w:t xml:space="preserve">Funktionen </w:t>
@@ -22785,16 +23747,31 @@
               <w:rPr>
                 <w:rFonts w:ascii="Courier New" w:hAnsi="Courier New" w:cs="Courier New"/>
               </w:rPr>
-              <w:t>wo_bin_ich</w:t>
+              <w:t>wo_bin_</w:t>
+            </w:r>
+            <w:proofErr w:type="gramStart"/>
+            <w:r>
+              <w:rPr>
+                <w:rFonts w:ascii="Courier New" w:hAnsi="Courier New" w:cs="Courier New"/>
+              </w:rPr>
+              <w:t>ich</w:t>
             </w:r>
             <w:proofErr w:type="spellEnd"/>
             <w:r>
               <w:rPr>
                 <w:rFonts w:ascii="Courier New" w:hAnsi="Courier New" w:cs="Courier New"/>
               </w:rPr>
-              <w:t xml:space="preserve">() -&gt; </w:t>
+              <w:t>(</w:t>
+            </w:r>
+            <w:proofErr w:type="gramEnd"/>
+            <w:r>
+              <w:rPr>
+                <w:rFonts w:ascii="Courier New" w:hAnsi="Courier New" w:cs="Courier New"/>
+              </w:rPr>
+              <w:t xml:space="preserve">) -&gt; </w:t>
             </w:r>
             <w:proofErr w:type="spellStart"/>
+            <w:proofErr w:type="gramStart"/>
             <w:r>
               <w:rPr>
                 <w:rFonts w:ascii="Courier New" w:hAnsi="Courier New" w:cs="Courier New"/>
@@ -22809,6 +23786,7 @@
               <w:t>[</w:t>
             </w:r>
             <w:proofErr w:type="spellStart"/>
+            <w:proofErr w:type="gramEnd"/>
             <w:r>
               <w:rPr>
                 <w:rFonts w:ascii="Courier New" w:hAnsi="Courier New" w:cs="Courier New"/>
@@ -22991,14 +23969,28 @@
               <w:rPr>
                 <w:rFonts w:ascii="Courier New" w:hAnsi="Courier New" w:cs="Courier New"/>
               </w:rPr>
-              <w:t>wo_bin_ich</w:t>
+              <w:t>wo_bin_</w:t>
+            </w:r>
+            <w:proofErr w:type="gramStart"/>
+            <w:r>
+              <w:rPr>
+                <w:rFonts w:ascii="Courier New" w:hAnsi="Courier New" w:cs="Courier New"/>
+              </w:rPr>
+              <w:t>ich</w:t>
             </w:r>
             <w:proofErr w:type="spellEnd"/>
             <w:r>
               <w:rPr>
                 <w:rFonts w:ascii="Courier New" w:hAnsi="Courier New" w:cs="Courier New"/>
               </w:rPr>
-              <w:t>()</w:t>
+              <w:t>(</w:t>
+            </w:r>
+            <w:proofErr w:type="gramEnd"/>
+            <w:r>
+              <w:rPr>
+                <w:rFonts w:ascii="Courier New" w:hAnsi="Courier New" w:cs="Courier New"/>
+              </w:rPr>
+              <w:t>)</w:t>
             </w:r>
           </w:p>
         </w:tc>
@@ -23021,6 +24013,7 @@
               </w:rPr>
             </w:pPr>
             <w:proofErr w:type="spellStart"/>
+            <w:proofErr w:type="gramStart"/>
             <w:r>
               <w:rPr>
                 <w:rFonts w:ascii="Courier New" w:hAnsi="Courier New" w:cs="Courier New"/>
@@ -23032,7 +24025,14 @@
               <w:rPr>
                 <w:rFonts w:ascii="Courier New" w:hAnsi="Courier New" w:cs="Courier New"/>
               </w:rPr>
-              <w:t>("x =", x, "y =", y)</w:t>
+              <w:t>(</w:t>
+            </w:r>
+            <w:proofErr w:type="gramEnd"/>
+            <w:r>
+              <w:rPr>
+                <w:rFonts w:ascii="Courier New" w:hAnsi="Courier New" w:cs="Courier New"/>
+              </w:rPr>
+              <w:t>"x =", x, "y =", y)</w:t>
             </w:r>
           </w:p>
         </w:tc>
@@ -23574,6 +24574,7 @@
               <w:t xml:space="preserve"> </w:t>
             </w:r>
             <w:proofErr w:type="spellStart"/>
+            <w:proofErr w:type="gramStart"/>
             <w:r>
               <w:rPr>
                 <w:rFonts w:ascii="Courier New" w:hAnsi="Courier New" w:cs="Courier New"/>
@@ -23587,6 +24588,7 @@
               </w:rPr>
               <w:t>(</w:t>
             </w:r>
+            <w:proofErr w:type="gramEnd"/>
             <w:r>
               <w:rPr>
                 <w:rFonts w:ascii="Courier New" w:hAnsi="Courier New" w:cs="Courier New"/>
@@ -23627,6 +24629,7 @@
               </w:rPr>
               <w:t xml:space="preserve">], </w:t>
             </w:r>
+            <w:proofErr w:type="gramStart"/>
             <w:r>
               <w:rPr>
                 <w:rFonts w:ascii="Courier New" w:hAnsi="Courier New" w:cs="Courier New"/>
@@ -23639,6 +24642,7 @@
               </w:rPr>
               <w:t>:[</w:t>
             </w:r>
+            <w:proofErr w:type="gramEnd"/>
             <w:r>
               <w:rPr>
                 <w:rFonts w:ascii="Courier New" w:hAnsi="Courier New" w:cs="Courier New"/>
@@ -23951,6 +24955,7 @@
               <w:t xml:space="preserve"> = </w:t>
             </w:r>
             <w:proofErr w:type="spellStart"/>
+            <w:proofErr w:type="gramStart"/>
             <w:r>
               <w:rPr>
                 <w:rFonts w:ascii="Courier New" w:hAnsi="Courier New" w:cs="Courier New"/>
@@ -23958,6 +24963,7 @@
               <w:t>original.copy</w:t>
             </w:r>
             <w:proofErr w:type="spellEnd"/>
+            <w:proofErr w:type="gramEnd"/>
             <w:r>
               <w:rPr>
                 <w:rFonts w:ascii="Courier New" w:hAnsi="Courier New" w:cs="Courier New"/>
@@ -24063,6 +25069,7 @@
               </w:rPr>
             </w:pPr>
             <w:proofErr w:type="spellStart"/>
+            <w:proofErr w:type="gramStart"/>
             <w:r>
               <w:rPr>
                 <w:rFonts w:ascii="Courier New" w:hAnsi="Courier New" w:cs="Courier New"/>
@@ -24077,6 +25084,7 @@
               <w:t>(</w:t>
             </w:r>
             <w:proofErr w:type="spellStart"/>
+            <w:proofErr w:type="gramEnd"/>
             <w:r>
               <w:rPr>
                 <w:rFonts w:ascii="Courier New" w:hAnsi="Courier New" w:cs="Courier New"/>
@@ -24137,6 +25145,7 @@
               </w:rPr>
             </w:pPr>
             <w:proofErr w:type="spellStart"/>
+            <w:proofErr w:type="gramStart"/>
             <w:r>
               <w:rPr>
                 <w:rFonts w:ascii="Courier New" w:hAnsi="Courier New" w:cs="Courier New"/>
@@ -24148,7 +25157,14 @@
               <w:rPr>
                 <w:rFonts w:ascii="Courier New" w:hAnsi="Courier New" w:cs="Courier New"/>
               </w:rPr>
-              <w:t>("original =", original)</w:t>
+              <w:t>(</w:t>
+            </w:r>
+            <w:proofErr w:type="gramEnd"/>
+            <w:r>
+              <w:rPr>
+                <w:rFonts w:ascii="Courier New" w:hAnsi="Courier New" w:cs="Courier New"/>
+              </w:rPr>
+              <w:t>"original =", original)</w:t>
             </w:r>
           </w:p>
         </w:tc>
@@ -24171,6 +25187,7 @@
               </w:rPr>
             </w:pPr>
             <w:proofErr w:type="spellStart"/>
+            <w:proofErr w:type="gramStart"/>
             <w:r>
               <w:rPr>
                 <w:rFonts w:ascii="Courier New" w:hAnsi="Courier New" w:cs="Courier New"/>
@@ -24182,7 +25199,14 @@
               <w:rPr>
                 <w:rFonts w:ascii="Courier New" w:hAnsi="Courier New" w:cs="Courier New"/>
               </w:rPr>
-              <w:t>("</w:t>
+              <w:t>(</w:t>
+            </w:r>
+            <w:proofErr w:type="gramEnd"/>
+            <w:r>
+              <w:rPr>
+                <w:rFonts w:ascii="Courier New" w:hAnsi="Courier New" w:cs="Courier New"/>
+              </w:rPr>
+              <w:t>"</w:t>
             </w:r>
             <w:proofErr w:type="spellStart"/>
             <w:r>
@@ -24233,7 +25257,7 @@
       <w:pPr>
         <w:pStyle w:val="berschrift1"/>
       </w:pPr>
-      <w:bookmarkStart w:id="128" w:name="_Toc236341968"/>
+      <w:bookmarkStart w:id="128" w:name="_Toc236424312"/>
       <w:r>
         <w:rPr>
           <w:noProof/>
@@ -24460,14 +25484,28 @@
         <w:rPr>
           <w:rFonts w:ascii="Courier New" w:hAnsi="Courier New" w:cs="Courier New"/>
         </w:rPr>
-        <w:t>bspfunktion_global_lesen</w:t>
+        <w:t>bspfunktion_global_</w:t>
+      </w:r>
+      <w:proofErr w:type="gramStart"/>
+      <w:r>
+        <w:rPr>
+          <w:rFonts w:ascii="Courier New" w:hAnsi="Courier New" w:cs="Courier New"/>
+        </w:rPr>
+        <w:t>lesen</w:t>
       </w:r>
       <w:proofErr w:type="spellEnd"/>
       <w:r>
         <w:rPr>
           <w:rFonts w:ascii="Courier New" w:hAnsi="Courier New" w:cs="Courier New"/>
         </w:rPr>
-        <w:t>()</w:t>
+        <w:t>(</w:t>
+      </w:r>
+      <w:proofErr w:type="gramEnd"/>
+      <w:r>
+        <w:rPr>
+          <w:rFonts w:ascii="Courier New" w:hAnsi="Courier New" w:cs="Courier New"/>
+        </w:rPr>
+        <w:t>)</w:t>
       </w:r>
     </w:p>
     <w:p>
@@ -24544,14 +25582,28 @@
         <w:rPr>
           <w:rFonts w:ascii="Courier New" w:hAnsi="Courier New" w:cs="Courier New"/>
         </w:rPr>
-        <w:t>bspfunktion_lokal_schreiben</w:t>
+        <w:t>bspfunktion_lokal_</w:t>
+      </w:r>
+      <w:proofErr w:type="gramStart"/>
+      <w:r>
+        <w:rPr>
+          <w:rFonts w:ascii="Courier New" w:hAnsi="Courier New" w:cs="Courier New"/>
+        </w:rPr>
+        <w:t>schreiben</w:t>
       </w:r>
       <w:proofErr w:type="spellEnd"/>
       <w:r>
         <w:rPr>
           <w:rFonts w:ascii="Courier New" w:hAnsi="Courier New" w:cs="Courier New"/>
         </w:rPr>
-        <w:t>()</w:t>
+        <w:t>(</w:t>
+      </w:r>
+      <w:proofErr w:type="gramEnd"/>
+      <w:r>
+        <w:rPr>
+          <w:rFonts w:ascii="Courier New" w:hAnsi="Courier New" w:cs="Courier New"/>
+        </w:rPr>
+        <w:t>)</w:t>
       </w:r>
     </w:p>
     <w:p>
@@ -24561,8 +25613,13 @@
           <w:rFonts w:ascii="Courier New" w:hAnsi="Courier New" w:cs="Courier New"/>
         </w:rPr>
       </w:pPr>
-      <w:r>
-        <w:t xml:space="preserve">… </w:t>
+      <w:proofErr w:type="gramStart"/>
+      <w:r>
+        <w:t>…</w:t>
+      </w:r>
+      <w:proofErr w:type="gramEnd"/>
+      <w:r>
+        <w:t xml:space="preserve"> </w:t>
       </w:r>
       <w:r>
         <w:t>wenn</w:t>
@@ -24596,14 +25653,28 @@
         <w:rPr>
           <w:rFonts w:ascii="Courier New" w:hAnsi="Courier New" w:cs="Courier New"/>
         </w:rPr>
-        <w:t>bspfunktion_global_lesen_schreiben</w:t>
+        <w:t>bspfunktion_global_lesen_</w:t>
+      </w:r>
+      <w:proofErr w:type="gramStart"/>
+      <w:r>
+        <w:rPr>
+          <w:rFonts w:ascii="Courier New" w:hAnsi="Courier New" w:cs="Courier New"/>
+        </w:rPr>
+        <w:t>schreiben</w:t>
       </w:r>
       <w:proofErr w:type="spellEnd"/>
       <w:r>
         <w:rPr>
           <w:rFonts w:ascii="Courier New" w:hAnsi="Courier New" w:cs="Courier New"/>
         </w:rPr>
-        <w:t>()</w:t>
+        <w:t>(</w:t>
+      </w:r>
+      <w:proofErr w:type="gramEnd"/>
+      <w:r>
+        <w:rPr>
+          <w:rFonts w:ascii="Courier New" w:hAnsi="Courier New" w:cs="Courier New"/>
+        </w:rPr>
+        <w:t>)</w:t>
       </w:r>
     </w:p>
     <w:p>
@@ -24744,7 +25815,7 @@
       <w:pPr>
         <w:pStyle w:val="berschrift1"/>
       </w:pPr>
-      <w:bookmarkStart w:id="129" w:name="_Toc236341969"/>
+      <w:bookmarkStart w:id="129" w:name="_Toc236424313"/>
       <w:r>
         <w:lastRenderedPageBreak/>
         <w:t>Funktion konstruieren</w:t>
@@ -25603,7 +26674,15 @@
         <w:t>Ergebnisse prüfen.</w:t>
       </w:r>
       <w:r>
-        <w:t xml:space="preserve"> Dazu rufen wir die Funktion 5 mal auf. </w:t>
+        <w:t xml:space="preserve"> Dazu rufen wir die Funktion </w:t>
+      </w:r>
+      <w:proofErr w:type="gramStart"/>
+      <w:r>
+        <w:t>5 mal</w:t>
+      </w:r>
+      <w:proofErr w:type="gramEnd"/>
+      <w:r>
+        <w:t xml:space="preserve"> auf. </w:t>
       </w:r>
     </w:p>
     <w:p>
@@ -25838,7 +26917,7 @@
       <w:pPr>
         <w:pStyle w:val="berschrift1"/>
       </w:pPr>
-      <w:bookmarkStart w:id="130" w:name="_Toc236341970"/>
+      <w:bookmarkStart w:id="130" w:name="_Toc236424314"/>
       <w:r>
         <w:lastRenderedPageBreak/>
         <w:t xml:space="preserve">Funktion </w:t>
@@ -26739,6 +27818,7 @@
         <w:t xml:space="preserve"> du mit </w:t>
       </w:r>
       <w:proofErr w:type="spellStart"/>
+      <w:proofErr w:type="gramStart"/>
       <w:r>
         <w:rPr>
           <w:rFonts w:ascii="Courier New" w:hAnsi="Courier New" w:cs="Courier New"/>
@@ -26753,6 +27833,7 @@
         <w:t>(</w:t>
       </w:r>
       <w:proofErr w:type="spellStart"/>
+      <w:proofErr w:type="gramEnd"/>
       <w:r>
         <w:rPr>
           <w:rFonts w:ascii="Courier New" w:hAnsi="Courier New" w:cs="Courier New"/>
@@ -26771,7 +27852,14 @@
         <w:rPr>
           <w:rFonts w:ascii="Courier New" w:hAnsi="Courier New" w:cs="Courier New"/>
         </w:rPr>
-        <w:t>eur_liste</w:t>
+        <w:t>eur_</w:t>
+      </w:r>
+      <w:proofErr w:type="gramStart"/>
+      <w:r>
+        <w:rPr>
+          <w:rFonts w:ascii="Courier New" w:hAnsi="Courier New" w:cs="Courier New"/>
+        </w:rPr>
+        <w:t>liste</w:t>
       </w:r>
       <w:proofErr w:type="spellEnd"/>
       <w:r>
@@ -26781,7 +27869,11 @@
         <w:t>)</w:t>
       </w:r>
       <w:r>
-        <w:t xml:space="preserve">ein Tupel mit einem Element aus </w:t>
+        <w:t>ein</w:t>
+      </w:r>
+      <w:proofErr w:type="gramEnd"/>
+      <w:r>
+        <w:t xml:space="preserve"> Tupel mit einem Element aus </w:t>
       </w:r>
       <w:r>
         <w:t>jeder</w:t>
@@ -27630,11 +28722,11 @@
         <w:br w:type="page"/>
       </w:r>
     </w:p>
+    <w:bookmarkStart w:id="131" w:name="_Toc236424315"/>
     <w:p>
       <w:pPr>
         <w:pStyle w:val="berschrift1"/>
       </w:pPr>
-      <w:bookmarkStart w:id="131" w:name="_Toc236341971"/>
       <w:r>
         <w:rPr>
           <w:noProof/>
@@ -29212,7 +30304,35 @@
         <w:rPr>
           <w:rFonts w:ascii="Courier New" w:hAnsi="Courier New" w:cs="Courier New"/>
         </w:rPr>
-        <w:t>zip(trainerstunden_liste,tennis_pro_kosten_liste,go_tennis_kosten_liste)</w:t>
+        <w:t>zip(trainerstunden_</w:t>
+      </w:r>
+      <w:proofErr w:type="gramStart"/>
+      <w:r>
+        <w:rPr>
+          <w:rFonts w:ascii="Courier New" w:hAnsi="Courier New" w:cs="Courier New"/>
+        </w:rPr>
+        <w:t>liste,tennis</w:t>
+      </w:r>
+      <w:proofErr w:type="gramEnd"/>
+      <w:r>
+        <w:rPr>
+          <w:rFonts w:ascii="Courier New" w:hAnsi="Courier New" w:cs="Courier New"/>
+        </w:rPr>
+        <w:t>_pro_kosten_</w:t>
+      </w:r>
+      <w:proofErr w:type="gramStart"/>
+      <w:r>
+        <w:rPr>
+          <w:rFonts w:ascii="Courier New" w:hAnsi="Courier New" w:cs="Courier New"/>
+        </w:rPr>
+        <w:t>liste,go</w:t>
+      </w:r>
+      <w:proofErr w:type="gramEnd"/>
+      <w:r>
+        <w:rPr>
+          <w:rFonts w:ascii="Courier New" w:hAnsi="Courier New" w:cs="Courier New"/>
+        </w:rPr>
+        <w:t>_tennis_kosten_liste)</w:t>
       </w:r>
       <w:r>
         <w:rPr>
@@ -29415,6 +30535,7 @@
         <w:t xml:space="preserve">Die Kosten sollen in einem Diagramm gezeigt werden. Du benötigst dazu die Bibliothek </w:t>
       </w:r>
       <w:proofErr w:type="spellStart"/>
+      <w:proofErr w:type="gramStart"/>
       <w:r>
         <w:rPr>
           <w:rFonts w:ascii="Courier New" w:hAnsi="Courier New" w:cs="Courier New"/>
@@ -29422,6 +30543,7 @@
         <w:t>matplotlib.pyplot</w:t>
       </w:r>
       <w:proofErr w:type="spellEnd"/>
+      <w:proofErr w:type="gramEnd"/>
       <w:r>
         <w:rPr>
           <w:rFonts w:cstheme="minorHAnsi"/>
@@ -29611,7 +30733,7 @@
       <w:pPr>
         <w:pStyle w:val="berschrift1"/>
       </w:pPr>
-      <w:bookmarkStart w:id="132" w:name="_Toc236341972"/>
+      <w:bookmarkStart w:id="132" w:name="_Toc236424316"/>
       <w:r>
         <w:lastRenderedPageBreak/>
         <w:t>Klassen haben Eigenschaften und Methoden</w:t>
@@ -29724,7 +30846,7 @@
       <w:pPr>
         <w:pStyle w:val="berschrift1"/>
       </w:pPr>
-      <w:bookmarkStart w:id="133" w:name="_Toc236341973"/>
+      <w:bookmarkStart w:id="133" w:name="_Toc236424317"/>
       <w:r>
         <w:lastRenderedPageBreak/>
         <w:t>Baue deine eigene Klasse</w:t>
@@ -30435,6 +31557,7 @@
         <w:t xml:space="preserve">Anstelle von </w:t>
       </w:r>
       <w:proofErr w:type="spellStart"/>
+      <w:proofErr w:type="gramStart"/>
       <w:r>
         <w:rPr>
           <w:rFonts w:ascii="Courier New" w:hAnsi="Courier New" w:cs="Courier New"/>
@@ -30442,6 +31565,7 @@
         <w:t>self.rufname</w:t>
       </w:r>
       <w:proofErr w:type="spellEnd"/>
+      <w:proofErr w:type="gramEnd"/>
       <w:r>
         <w:rPr>
           <w:rFonts w:ascii="Courier New" w:hAnsi="Courier New" w:cs="Courier New"/>
@@ -30460,6 +31584,7 @@
         <w:t xml:space="preserve"> schreibst du </w:t>
       </w:r>
       <w:proofErr w:type="spellStart"/>
+      <w:proofErr w:type="gramStart"/>
       <w:r>
         <w:rPr>
           <w:rFonts w:ascii="Courier New" w:hAnsi="Courier New" w:cs="Courier New"/>
@@ -30467,6 +31592,7 @@
         <w:t>self.besitzer</w:t>
       </w:r>
       <w:proofErr w:type="spellEnd"/>
+      <w:proofErr w:type="gramEnd"/>
       <w:r>
         <w:rPr>
           <w:rFonts w:ascii="Courier New" w:hAnsi="Courier New" w:cs="Courier New"/>
@@ -30816,7 +31942,7 @@
       <w:pPr>
         <w:pStyle w:val="berschrift1"/>
       </w:pPr>
-      <w:bookmarkStart w:id="134" w:name="_Toc236341974"/>
+      <w:bookmarkStart w:id="134" w:name="_Toc236424318"/>
       <w:r>
         <w:lastRenderedPageBreak/>
         <w:t>Die Eltern-Klasse vererbt – die Kind-Klasse erbt</w:t>
@@ -30892,11 +32018,11 @@
     </w:p>
     <w:p/>
     <w:p/>
+    <w:bookmarkStart w:id="135" w:name="_Toc236424319"/>
     <w:p>
       <w:pPr>
         <w:pStyle w:val="berschrift1"/>
       </w:pPr>
-      <w:bookmarkStart w:id="135" w:name="_Toc236341975"/>
       <w:r>
         <w:rPr>
           <w:noProof/>
@@ -31822,6 +32948,7 @@
         <w:t xml:space="preserve">Anstelle von </w:t>
       </w:r>
       <w:proofErr w:type="spellStart"/>
+      <w:proofErr w:type="gramStart"/>
       <w:r>
         <w:rPr>
           <w:rFonts w:ascii="Courier New" w:hAnsi="Courier New" w:cs="Courier New"/>
@@ -31829,6 +32956,7 @@
         <w:t>self.rufname</w:t>
       </w:r>
       <w:proofErr w:type="spellEnd"/>
+      <w:proofErr w:type="gramEnd"/>
       <w:r>
         <w:rPr>
           <w:rFonts w:ascii="Courier New" w:hAnsi="Courier New" w:cs="Courier New"/>
@@ -31847,6 +32975,7 @@
         <w:t xml:space="preserve"> schreibst du </w:t>
       </w:r>
       <w:proofErr w:type="spellStart"/>
+      <w:proofErr w:type="gramStart"/>
       <w:r>
         <w:rPr>
           <w:rFonts w:ascii="Courier New" w:hAnsi="Courier New" w:cs="Courier New"/>
@@ -31854,6 +32983,7 @@
         <w:t>self.besitzer</w:t>
       </w:r>
       <w:proofErr w:type="spellEnd"/>
+      <w:proofErr w:type="gramEnd"/>
       <w:r>
         <w:rPr>
           <w:rFonts w:ascii="Courier New" w:hAnsi="Courier New" w:cs="Courier New"/>
@@ -32291,7 +33421,11 @@
       </w:r>
       <w:r>
         <w:br/>
-        <w:t xml:space="preserve">Anstelle von </w:t>
+        <w:t xml:space="preserve">Anstelle </w:t>
+      </w:r>
+      <w:proofErr w:type="gramStart"/>
+      <w:r>
+        <w:t xml:space="preserve">von </w:t>
       </w:r>
       <w:r>
         <w:rPr>
@@ -32300,6 +33434,7 @@
         </w:rPr>
         <w:t>Hunde</w:t>
       </w:r>
+      <w:proofErr w:type="gramEnd"/>
       <w:r>
         <w:rPr>
           <w:color w:val="EE0000"/>
@@ -32663,7 +33798,15 @@
           <w:rFonts w:ascii="Courier New" w:hAnsi="Courier New" w:cs="Courier New"/>
           <w:color w:val="0070C0"/>
         </w:rPr>
-        <w:t>tut_reden</w:t>
+        <w:t>tut_</w:t>
+      </w:r>
+      <w:proofErr w:type="gramStart"/>
+      <w:r>
+        <w:rPr>
+          <w:rFonts w:ascii="Courier New" w:hAnsi="Courier New" w:cs="Courier New"/>
+          <w:color w:val="0070C0"/>
+        </w:rPr>
+        <w:t>reden</w:t>
       </w:r>
       <w:proofErr w:type="spellEnd"/>
       <w:r>
@@ -32673,6 +33816,7 @@
         <w:t>(</w:t>
       </w:r>
       <w:proofErr w:type="spellStart"/>
+      <w:proofErr w:type="gramEnd"/>
       <w:r>
         <w:rPr>
           <w:rFonts w:ascii="Courier New" w:hAnsi="Courier New" w:cs="Courier New"/>
@@ -33004,7 +34148,7 @@
       <w:pPr>
         <w:pStyle w:val="berschrift1"/>
       </w:pPr>
-      <w:bookmarkStart w:id="136" w:name="_Toc236341976"/>
+      <w:bookmarkStart w:id="136" w:name="_Toc236424320"/>
       <w:r>
         <w:lastRenderedPageBreak/>
         <w:t>Roboter im Irrgarten: Wände bauen</w:t>
@@ -33024,7 +34168,7 @@
         <w:pStyle w:val="berschrift3"/>
       </w:pPr>
       <w:r>
-        <w:t>Aufgabe: Einen Irrgarten bauen</w:t>
+        <w:t>Einen Irrgarten bauen</w:t>
       </w:r>
       <w:r>
         <w:t xml:space="preserve"> – Irrgarten</w:t>
@@ -33216,7 +34360,7 @@
         <w:pStyle w:val="berschrift1"/>
         <w:spacing w:before="0" w:after="0"/>
       </w:pPr>
-      <w:bookmarkStart w:id="137" w:name="_Toc236341977"/>
+      <w:bookmarkStart w:id="137" w:name="_Toc236424321"/>
       <w:r>
         <w:lastRenderedPageBreak/>
         <w:t xml:space="preserve">Roboter </w:t>
@@ -33231,7 +34375,7 @@
         <w:pStyle w:val="berschrift3"/>
       </w:pPr>
       <w:r>
-        <w:t>Aufgabe: Wände des Irrgartens in einer Liste ablegen</w:t>
+        <w:t>Wände des Irrgartens in einer Liste ablegen</w:t>
       </w:r>
       <w:r>
         <w:t xml:space="preserve"> - </w:t>
@@ -33340,11 +34484,19 @@
               <w:t xml:space="preserve"> </w:t>
             </w:r>
             <w:proofErr w:type="spellStart"/>
-            <w:r>
-              <w:rPr>
-                <w:rFonts w:ascii="Courier New" w:hAnsi="Courier New" w:cs="Courier New"/>
-              </w:rPr>
-              <w:t>self.from_bottom</w:t>
+            <w:proofErr w:type="gramStart"/>
+            <w:r>
+              <w:rPr>
+                <w:rFonts w:ascii="Courier New" w:hAnsi="Courier New" w:cs="Courier New"/>
+              </w:rPr>
+              <w:t>self.from</w:t>
+            </w:r>
+            <w:proofErr w:type="gramEnd"/>
+            <w:r>
+              <w:rPr>
+                <w:rFonts w:ascii="Courier New" w:hAnsi="Courier New" w:cs="Courier New"/>
+              </w:rPr>
+              <w:t>_bottom</w:t>
             </w:r>
             <w:proofErr w:type="spellEnd"/>
             <w:r>
@@ -33557,7 +34709,7 @@
       <w:pPr>
         <w:pStyle w:val="berschrift1"/>
       </w:pPr>
-      <w:bookmarkStart w:id="138" w:name="_Toc236341978"/>
+      <w:bookmarkStart w:id="138" w:name="_Toc236424322"/>
       <w:r>
         <w:lastRenderedPageBreak/>
         <w:t xml:space="preserve">Roboter </w:t>
@@ -33578,7 +34730,7 @@
         <w:pStyle w:val="berschrift3"/>
       </w:pPr>
       <w:r>
-        <w:t xml:space="preserve">Aufgabe: Wände des Irrgartens aus einer Datei lesen - </w:t>
+        <w:t xml:space="preserve">Wände des Irrgartens aus einer Datei lesen - </w:t>
       </w:r>
       <w:r>
         <w:t>Irrgarten_Klasse_maze_</w:t>
@@ -33942,7 +35094,21 @@
         <w:rPr>
           <w:rFonts w:ascii="Courier New" w:hAnsi="Courier New" w:cs="Courier New"/>
         </w:rPr>
-        <w:t>+               S  + +</w:t>
+        <w:t xml:space="preserve">+               </w:t>
+      </w:r>
+      <w:proofErr w:type="gramStart"/>
+      <w:r>
+        <w:rPr>
+          <w:rFonts w:ascii="Courier New" w:hAnsi="Courier New" w:cs="Courier New"/>
+        </w:rPr>
+        <w:t>S  +</w:t>
+      </w:r>
+      <w:proofErr w:type="gramEnd"/>
+      <w:r>
+        <w:rPr>
+          <w:rFonts w:ascii="Courier New" w:hAnsi="Courier New" w:cs="Courier New"/>
+        </w:rPr>
+        <w:t xml:space="preserve"> +</w:t>
       </w:r>
     </w:p>
     <w:p>
@@ -34062,7 +35228,7 @@
       <w:pPr>
         <w:pStyle w:val="berschrift1"/>
       </w:pPr>
-      <w:bookmarkStart w:id="139" w:name="_Toc236341979"/>
+      <w:bookmarkStart w:id="139" w:name="_Toc236424323"/>
       <w:r>
         <w:lastRenderedPageBreak/>
         <w:t xml:space="preserve">Roboter </w:t>
@@ -34083,7 +35249,7 @@
         <w:pStyle w:val="berschrift3"/>
       </w:pPr>
       <w:r>
-        <w:t xml:space="preserve">Aufgabe: Schildkröte durch den Irrgarten bewegen - </w:t>
+        <w:t xml:space="preserve">Schildkröte durch den Irrgarten bewegen - </w:t>
       </w:r>
       <w:r>
         <w:t>Irrgarten_Klasse_</w:t>
@@ -34126,11 +35292,19 @@
       </w:r>
       <w:proofErr w:type="spellStart"/>
       <w:r>
-        <w:t>search_from</w:t>
+        <w:t>search_</w:t>
+      </w:r>
+      <w:proofErr w:type="gramStart"/>
+      <w:r>
+        <w:t>from</w:t>
       </w:r>
       <w:proofErr w:type="spellEnd"/>
       <w:r>
-        <w:t xml:space="preserve">() setzt die Schildkröte auf den Startpunkt. </w:t>
+        <w:t>(</w:t>
+      </w:r>
+      <w:proofErr w:type="gramEnd"/>
+      <w:r>
+        <w:t xml:space="preserve">) setzt die Schildkröte auf den Startpunkt. </w:t>
       </w:r>
       <w:r>
         <w:t xml:space="preserve">Starte das Programm. </w:t>
@@ -34268,12 +35442,29 @@
               </w:rPr>
             </w:pPr>
             <w:proofErr w:type="spellStart"/>
+            <w:proofErr w:type="gramStart"/>
             <w:r>
               <w:rPr>
                 <w:rFonts w:ascii="Courier New" w:hAnsi="Courier New" w:cs="Courier New"/>
                 <w:lang w:val="en-US"/>
               </w:rPr>
-              <w:t>maze.update_position</w:t>
+              <w:t>maze.update</w:t>
+            </w:r>
+            <w:proofErr w:type="gramEnd"/>
+            <w:r>
+              <w:rPr>
+                <w:rFonts w:ascii="Courier New" w:hAnsi="Courier New" w:cs="Courier New"/>
+                <w:lang w:val="en-US"/>
+              </w:rPr>
+              <w:t>_</w:t>
+            </w:r>
+            <w:proofErr w:type="gramStart"/>
+            <w:r>
+              <w:rPr>
+                <w:rFonts w:ascii="Courier New" w:hAnsi="Courier New" w:cs="Courier New"/>
+                <w:lang w:val="en-US"/>
+              </w:rPr>
+              <w:t>position</w:t>
             </w:r>
             <w:proofErr w:type="spellEnd"/>
             <w:r>
@@ -34284,6 +35475,7 @@
               <w:t>(</w:t>
             </w:r>
             <w:proofErr w:type="spellStart"/>
+            <w:proofErr w:type="gramEnd"/>
             <w:r>
               <w:rPr>
                 <w:rFonts w:ascii="Courier New" w:hAnsi="Courier New" w:cs="Courier New"/>
@@ -34429,7 +35621,7 @@
       <w:pPr>
         <w:pStyle w:val="berschrift1"/>
       </w:pPr>
-      <w:bookmarkStart w:id="140" w:name="_Toc236341980"/>
+      <w:bookmarkStart w:id="140" w:name="_Toc236424324"/>
       <w:r>
         <w:lastRenderedPageBreak/>
         <w:t xml:space="preserve">Roboter </w:t>
@@ -34444,7 +35636,7 @@
         <w:pStyle w:val="berschrift3"/>
       </w:pPr>
       <w:r>
-        <w:t xml:space="preserve">Aufgabe: Roboter </w:t>
+        <w:t xml:space="preserve">Roboter </w:t>
       </w:r>
       <w:r>
         <w:t>schaut, geht und dreht</w:t>
@@ -34977,14 +36169,28 @@
         <w:rPr>
           <w:rFonts w:ascii="Courier New" w:hAnsi="Courier New" w:cs="Courier New"/>
         </w:rPr>
-        <w:t>search_from</w:t>
+        <w:t>search_</w:t>
+      </w:r>
+      <w:proofErr w:type="gramStart"/>
+      <w:r>
+        <w:rPr>
+          <w:rFonts w:ascii="Courier New" w:hAnsi="Courier New" w:cs="Courier New"/>
+        </w:rPr>
+        <w:t>from</w:t>
       </w:r>
       <w:proofErr w:type="spellEnd"/>
       <w:r>
         <w:rPr>
           <w:rFonts w:ascii="Courier New" w:hAnsi="Courier New" w:cs="Courier New"/>
         </w:rPr>
-        <w:t>()</w:t>
+        <w:t>(</w:t>
+      </w:r>
+      <w:proofErr w:type="gramEnd"/>
+      <w:r>
+        <w:rPr>
+          <w:rFonts w:ascii="Courier New" w:hAnsi="Courier New" w:cs="Courier New"/>
+        </w:rPr>
+        <w:t>)</w:t>
       </w:r>
       <w:r>
         <w:t xml:space="preserve">. Die Funktion enthält eine Benutzerabfrage. Dort gebt ihr ein Kommando ein, und der Roboter schaut, geht und dreht. Starte das Programm. Gib Kommandos ein und beobachte die Reaktion </w:t>
@@ -35104,9 +36310,14 @@
             </w:r>
             <w:proofErr w:type="spellEnd"/>
             <w:r>
-              <w:t>], r[rechts], s[</w:t>
+              <w:t xml:space="preserve">], r[rechts], </w:t>
+            </w:r>
+            <w:proofErr w:type="gramStart"/>
+            <w:r>
+              <w:t>s[</w:t>
             </w:r>
             <w:proofErr w:type="spellStart"/>
+            <w:proofErr w:type="gramEnd"/>
             <w:r>
               <w:t>chritt</w:t>
             </w:r>
@@ -35147,9 +36358,9 @@
           <w:noProof/>
         </w:rPr>
         <w:drawing>
-          <wp:inline distT="0" distB="0" distL="0" distR="0" wp14:anchorId="2CD4795B" wp14:editId="1C711414">
-            <wp:extent cx="5420979" cy="792480"/>
-            <wp:effectExtent l="0" t="0" r="8890" b="7620"/>
+          <wp:inline distT="0" distB="0" distL="0" distR="0" wp14:anchorId="2CD4795B" wp14:editId="4B2F8210">
+            <wp:extent cx="5052713" cy="738644"/>
+            <wp:effectExtent l="0" t="0" r="0" b="4445"/>
             <wp:docPr id="544097703" name="Grafik 1"/>
             <wp:cNvGraphicFramePr>
               <a:graphicFrameLocks xmlns:a="http://schemas.openxmlformats.org/drawingml/2006/main" noChangeAspect="1"/>
@@ -35170,7 +36381,7 @@
                   <pic:spPr>
                     <a:xfrm>
                       <a:off x="0" y="0"/>
-                      <a:ext cx="5541478" cy="810095"/>
+                      <a:ext cx="5205422" cy="760968"/>
                     </a:xfrm>
                     <a:prstGeom prst="rect">
                       <a:avLst/>
@@ -35191,11 +36402,10 @@
         <w:rPr>
           <w:noProof/>
         </w:rPr>
-        <w:lastRenderedPageBreak/>
         <w:drawing>
-          <wp:inline distT="0" distB="0" distL="0" distR="0" wp14:anchorId="64FC5A7D" wp14:editId="400EF43A">
-            <wp:extent cx="6048444" cy="3124200"/>
-            <wp:effectExtent l="0" t="0" r="9525" b="0"/>
+          <wp:inline distT="0" distB="0" distL="0" distR="0" wp14:anchorId="64FC5A7D" wp14:editId="400CA364">
+            <wp:extent cx="5978477" cy="3088060"/>
+            <wp:effectExtent l="0" t="0" r="3810" b="0"/>
             <wp:docPr id="165043731" name="Grafik 1"/>
             <wp:cNvGraphicFramePr>
               <a:graphicFrameLocks xmlns:a="http://schemas.openxmlformats.org/drawingml/2006/main" noChangeAspect="1"/>
@@ -35216,7 +36426,7 @@
                   <pic:spPr>
                     <a:xfrm>
                       <a:off x="0" y="0"/>
-                      <a:ext cx="6085005" cy="3143085"/>
+                      <a:ext cx="6036455" cy="3118007"/>
                     </a:xfrm>
                     <a:prstGeom prst="rect">
                       <a:avLst/>
@@ -35239,7 +36449,6 @@
         <w:rPr>
           <w:noProof/>
         </w:rPr>
-        <w:lastRenderedPageBreak/>
         <w:drawing>
           <wp:inline distT="0" distB="0" distL="0" distR="0" wp14:anchorId="22DD3D33" wp14:editId="3F0871B3">
             <wp:extent cx="6645910" cy="7910830"/>
@@ -35289,7 +36498,7 @@
       <w:pPr>
         <w:pStyle w:val="berschrift1"/>
       </w:pPr>
-      <w:bookmarkStart w:id="141" w:name="_Toc236341981"/>
+      <w:bookmarkStart w:id="141" w:name="_Toc236424325"/>
       <w:r>
         <w:lastRenderedPageBreak/>
         <w:t xml:space="preserve">Roboter </w:t>
@@ -35310,7 +36519,7 @@
         <w:pStyle w:val="berschrift3"/>
       </w:pPr>
       <w:r>
-        <w:t xml:space="preserve">Aufgabe: Mit der Rechte-Hand-Methode findet der Roboter aus dem Irrgarten - </w:t>
+        <w:t xml:space="preserve">Mit der Rechte-Hand-Methode findet der Roboter aus dem Irrgarten - </w:t>
       </w:r>
       <w:r>
         <w:t>turtle_in_maze_right_hand_rule_2x1.py</w:t>
@@ -35325,14 +36534,28 @@
         <w:rPr>
           <w:rFonts w:ascii="Courier New" w:hAnsi="Courier New" w:cs="Courier New"/>
         </w:rPr>
-        <w:t>look_forward</w:t>
+        <w:t>look_</w:t>
+      </w:r>
+      <w:proofErr w:type="gramStart"/>
+      <w:r>
+        <w:rPr>
+          <w:rFonts w:ascii="Courier New" w:hAnsi="Courier New" w:cs="Courier New"/>
+        </w:rPr>
+        <w:t>forward</w:t>
       </w:r>
       <w:proofErr w:type="spellEnd"/>
       <w:r>
         <w:rPr>
           <w:rFonts w:ascii="Courier New" w:hAnsi="Courier New" w:cs="Courier New"/>
         </w:rPr>
-        <w:t>()</w:t>
+        <w:t>(</w:t>
+      </w:r>
+      <w:proofErr w:type="gramEnd"/>
+      <w:r>
+        <w:rPr>
+          <w:rFonts w:ascii="Courier New" w:hAnsi="Courier New" w:cs="Courier New"/>
+        </w:rPr>
+        <w:t>)</w:t>
       </w:r>
       <w:r>
         <w:t xml:space="preserve"> und </w:t>
@@ -35342,14 +36565,28 @@
         <w:rPr>
           <w:rFonts w:ascii="Courier New" w:hAnsi="Courier New" w:cs="Courier New"/>
         </w:rPr>
-        <w:t>look_right</w:t>
+        <w:t>look_</w:t>
+      </w:r>
+      <w:proofErr w:type="gramStart"/>
+      <w:r>
+        <w:rPr>
+          <w:rFonts w:ascii="Courier New" w:hAnsi="Courier New" w:cs="Courier New"/>
+        </w:rPr>
+        <w:t>right</w:t>
       </w:r>
       <w:proofErr w:type="spellEnd"/>
       <w:r>
         <w:rPr>
           <w:rFonts w:ascii="Courier New" w:hAnsi="Courier New" w:cs="Courier New"/>
         </w:rPr>
-        <w:t>()</w:t>
+        <w:t>(</w:t>
+      </w:r>
+      <w:proofErr w:type="gramEnd"/>
+      <w:r>
+        <w:rPr>
+          <w:rFonts w:ascii="Courier New" w:hAnsi="Courier New" w:cs="Courier New"/>
+        </w:rPr>
+        <w:t>)</w:t>
       </w:r>
       <w:r>
         <w:rPr>
@@ -35442,14 +36679,28 @@
         <w:rPr>
           <w:rFonts w:ascii="Courier New" w:hAnsi="Courier New" w:cs="Courier New"/>
         </w:rPr>
-        <w:t>is_exit</w:t>
+        <w:t>is_</w:t>
+      </w:r>
+      <w:proofErr w:type="gramStart"/>
+      <w:r>
+        <w:rPr>
+          <w:rFonts w:ascii="Courier New" w:hAnsi="Courier New" w:cs="Courier New"/>
+        </w:rPr>
+        <w:t>exit</w:t>
       </w:r>
       <w:proofErr w:type="spellEnd"/>
       <w:r>
         <w:rPr>
           <w:rFonts w:ascii="Courier New" w:hAnsi="Courier New" w:cs="Courier New"/>
         </w:rPr>
-        <w:t>()</w:t>
+        <w:t>(</w:t>
+      </w:r>
+      <w:proofErr w:type="gramEnd"/>
+      <w:r>
+        <w:rPr>
+          <w:rFonts w:ascii="Courier New" w:hAnsi="Courier New" w:cs="Courier New"/>
+        </w:rPr>
+        <w:t>)</w:t>
       </w:r>
       <w:r>
         <w:rPr>
@@ -35604,7 +36855,7 @@
       <w:pPr>
         <w:pStyle w:val="berschrift1"/>
       </w:pPr>
-      <w:bookmarkStart w:id="142" w:name="_Toc236341982"/>
+      <w:bookmarkStart w:id="142" w:name="_Toc236424326"/>
       <w:r>
         <w:lastRenderedPageBreak/>
         <w:t xml:space="preserve">Roboter </w:t>
@@ -35625,7 +36876,7 @@
         <w:pStyle w:val="berschrift3"/>
       </w:pPr>
       <w:r>
-        <w:t xml:space="preserve">Aufgabe: Mit dem Pledge-Algorithmus findet der Roboter aus jedem Irrgarten - </w:t>
+        <w:t xml:space="preserve">Mit dem Pledge-Algorithmus findet der Roboter aus jedem Irrgarten - </w:t>
       </w:r>
       <w:r>
         <w:t>turtle_in_maze_pledge_algorithm_2x1.py</w:t>
@@ -35901,7 +37152,7 @@
       <w:pPr>
         <w:pStyle w:val="berschrift1"/>
       </w:pPr>
-      <w:bookmarkStart w:id="143" w:name="_Toc236341983"/>
+      <w:bookmarkStart w:id="143" w:name="_Toc236424327"/>
       <w:r>
         <w:lastRenderedPageBreak/>
         <w:t>Auto im Gegenverkehr</w:t>
@@ -35934,12 +37185,6 @@
       <w:pPr>
         <w:pStyle w:val="berschrift3"/>
       </w:pPr>
-      <w:r>
-        <w:t>Aufgabe:</w:t>
-      </w:r>
-      <w:r>
-        <w:t xml:space="preserve"> </w:t>
-      </w:r>
       <w:r>
         <w:t xml:space="preserve">Wir steuern das </w:t>
       </w:r>
@@ -36171,7 +37416,7 @@
       <w:pPr>
         <w:pStyle w:val="berschrift1"/>
       </w:pPr>
-      <w:bookmarkStart w:id="144" w:name="_Toc236341984"/>
+      <w:bookmarkStart w:id="144" w:name="_Toc236424328"/>
       <w:r>
         <w:lastRenderedPageBreak/>
         <w:t xml:space="preserve">Auto im Gegenverkehr: </w:t>
@@ -36185,9 +37430,6 @@
       <w:pPr>
         <w:pStyle w:val="berschrift3"/>
       </w:pPr>
-      <w:r>
-        <w:t xml:space="preserve">Aufgabe: </w:t>
-      </w:r>
       <w:r>
         <w:t xml:space="preserve">Ein </w:t>
       </w:r>
@@ -36408,7 +37650,7 @@
       <w:pPr>
         <w:pStyle w:val="berschrift1"/>
       </w:pPr>
-      <w:bookmarkStart w:id="145" w:name="_Toc236341985"/>
+      <w:bookmarkStart w:id="145" w:name="_Toc236424329"/>
       <w:r>
         <w:lastRenderedPageBreak/>
         <w:t xml:space="preserve">Auto im Gegenverkehr: </w:t>
@@ -36429,10 +37671,7 @@
         <w:pStyle w:val="berschrift3"/>
       </w:pPr>
       <w:r>
-        <w:t>Aufgabe:</w:t>
-      </w:r>
-      <w:r>
-        <w:t xml:space="preserve"> Zusammenstoß </w:t>
+        <w:t xml:space="preserve">Zusammenstoß </w:t>
       </w:r>
       <w:r>
         <w:t xml:space="preserve">melden - </w:t>
@@ -36725,7 +37964,7 @@
       <w:pPr>
         <w:pStyle w:val="berschrift1"/>
       </w:pPr>
-      <w:bookmarkStart w:id="146" w:name="_Toc236341986"/>
+      <w:bookmarkStart w:id="146" w:name="_Toc236424330"/>
       <w:r>
         <w:lastRenderedPageBreak/>
         <w:t xml:space="preserve">Auto im Gegenverkehr: </w:t>
@@ -36740,7 +37979,7 @@
         <w:pStyle w:val="berschrift3"/>
       </w:pPr>
       <w:r>
-        <w:t xml:space="preserve">Aufgabe: Gegenverkehr wird schneller werden - </w:t>
+        <w:t xml:space="preserve">Gegenverkehr wird schneller werden - </w:t>
       </w:r>
       <w:r>
         <w:t>Spieler_Klasse_Gegner_Klasse_schneller.py</w:t>
@@ -37026,7 +38265,7 @@
       <w:pPr>
         <w:pStyle w:val="berschrift1"/>
       </w:pPr>
-      <w:bookmarkStart w:id="147" w:name="_Toc236341987"/>
+      <w:bookmarkStart w:id="147" w:name="_Toc236424331"/>
       <w:r>
         <w:lastRenderedPageBreak/>
         <w:t xml:space="preserve">Auto im Gegenverkehr: </w:t>
@@ -37041,7 +38280,7 @@
         <w:pStyle w:val="berschrift3"/>
       </w:pPr>
       <w:r>
-        <w:t xml:space="preserve">Aufgabe: Straße </w:t>
+        <w:t xml:space="preserve">Straße </w:t>
       </w:r>
       <w:r>
         <w:t xml:space="preserve">im </w:t>
@@ -37300,7 +38539,7 @@
       <w:pPr>
         <w:pStyle w:val="berschrift1"/>
       </w:pPr>
-      <w:bookmarkStart w:id="148" w:name="_Toc236341988"/>
+      <w:bookmarkStart w:id="148" w:name="_Toc236424332"/>
       <w:r>
         <w:lastRenderedPageBreak/>
         <w:t>Ein Dinosaurier überquert die Straße</w:t>
@@ -37312,7 +38551,7 @@
         <w:pStyle w:val="berschrift3"/>
       </w:pPr>
       <w:r>
-        <w:t xml:space="preserve">Aufgabe: Ein Dinosaurier </w:t>
+        <w:t xml:space="preserve">Ein Dinosaurier </w:t>
       </w:r>
       <w:r>
         <w:t>überquert d</w:t>
@@ -37692,11 +38931,19 @@
               <w:br/>
             </w:r>
             <w:proofErr w:type="spellStart"/>
-            <w:r>
-              <w:rPr>
-                <w:rFonts w:ascii="Courier New" w:hAnsi="Courier New" w:cs="Courier New"/>
-              </w:rPr>
-              <w:t>self.image_LR</w:t>
+            <w:proofErr w:type="gramStart"/>
+            <w:r>
+              <w:rPr>
+                <w:rFonts w:ascii="Courier New" w:hAnsi="Courier New" w:cs="Courier New"/>
+              </w:rPr>
+              <w:t>self.image</w:t>
+            </w:r>
+            <w:proofErr w:type="gramEnd"/>
+            <w:r>
+              <w:rPr>
+                <w:rFonts w:ascii="Courier New" w:hAnsi="Courier New" w:cs="Courier New"/>
+              </w:rPr>
+              <w:t>_LR</w:t>
             </w:r>
             <w:proofErr w:type="spellEnd"/>
             <w:r>
@@ -37706,11 +38953,19 @@
               <w:t xml:space="preserve"> = </w:t>
             </w:r>
             <w:proofErr w:type="spellStart"/>
-            <w:r>
-              <w:rPr>
-                <w:rFonts w:ascii="Courier New" w:hAnsi="Courier New" w:cs="Courier New"/>
-              </w:rPr>
-              <w:t>pygame.image.load</w:t>
+            <w:proofErr w:type="gramStart"/>
+            <w:r>
+              <w:rPr>
+                <w:rFonts w:ascii="Courier New" w:hAnsi="Courier New" w:cs="Courier New"/>
+              </w:rPr>
+              <w:t>pygame.image</w:t>
+            </w:r>
+            <w:proofErr w:type="gramEnd"/>
+            <w:r>
+              <w:rPr>
+                <w:rFonts w:ascii="Courier New" w:hAnsi="Courier New" w:cs="Courier New"/>
+              </w:rPr>
+              <w:t>.load</w:t>
             </w:r>
             <w:proofErr w:type="spellEnd"/>
             <w:r>
@@ -37736,11 +38991,19 @@
               <w:br/>
             </w:r>
             <w:proofErr w:type="spellStart"/>
-            <w:r>
-              <w:rPr>
-                <w:rFonts w:ascii="Courier New" w:hAnsi="Courier New" w:cs="Courier New"/>
-              </w:rPr>
-              <w:t>self.image_RL</w:t>
+            <w:proofErr w:type="gramStart"/>
+            <w:r>
+              <w:rPr>
+                <w:rFonts w:ascii="Courier New" w:hAnsi="Courier New" w:cs="Courier New"/>
+              </w:rPr>
+              <w:t>self.image</w:t>
+            </w:r>
+            <w:proofErr w:type="gramEnd"/>
+            <w:r>
+              <w:rPr>
+                <w:rFonts w:ascii="Courier New" w:hAnsi="Courier New" w:cs="Courier New"/>
+              </w:rPr>
+              <w:t>_RL</w:t>
             </w:r>
             <w:proofErr w:type="spellEnd"/>
             <w:r>
@@ -37750,11 +39013,19 @@
               <w:t xml:space="preserve"> = </w:t>
             </w:r>
             <w:proofErr w:type="spellStart"/>
-            <w:r>
-              <w:rPr>
-                <w:rFonts w:ascii="Courier New" w:hAnsi="Courier New" w:cs="Courier New"/>
-              </w:rPr>
-              <w:t>pygame.image.load</w:t>
+            <w:proofErr w:type="gramStart"/>
+            <w:r>
+              <w:rPr>
+                <w:rFonts w:ascii="Courier New" w:hAnsi="Courier New" w:cs="Courier New"/>
+              </w:rPr>
+              <w:t>pygame.image</w:t>
+            </w:r>
+            <w:proofErr w:type="gramEnd"/>
+            <w:r>
+              <w:rPr>
+                <w:rFonts w:ascii="Courier New" w:hAnsi="Courier New" w:cs="Courier New"/>
+              </w:rPr>
+              <w:t>.load</w:t>
             </w:r>
             <w:proofErr w:type="spellEnd"/>
             <w:r>
@@ -37782,6 +39053,7 @@
               <w:t xml:space="preserve">Definiere das Anfangsbild: </w:t>
             </w:r>
             <w:proofErr w:type="spellStart"/>
+            <w:proofErr w:type="gramStart"/>
             <w:r>
               <w:rPr>
                 <w:rFonts w:ascii="Courier New" w:hAnsi="Courier New" w:cs="Courier New"/>
@@ -37789,6 +39061,7 @@
               <w:t>self.image</w:t>
             </w:r>
             <w:proofErr w:type="spellEnd"/>
+            <w:proofErr w:type="gramEnd"/>
             <w:r>
               <w:rPr>
                 <w:rFonts w:ascii="Courier New" w:hAnsi="Courier New" w:cs="Courier New"/>
@@ -37796,11 +39069,19 @@
               <w:t xml:space="preserve"> = </w:t>
             </w:r>
             <w:proofErr w:type="spellStart"/>
-            <w:r>
-              <w:rPr>
-                <w:rFonts w:ascii="Courier New" w:hAnsi="Courier New" w:cs="Courier New"/>
-              </w:rPr>
-              <w:t>self.image_LR</w:t>
+            <w:proofErr w:type="gramStart"/>
+            <w:r>
+              <w:rPr>
+                <w:rFonts w:ascii="Courier New" w:hAnsi="Courier New" w:cs="Courier New"/>
+              </w:rPr>
+              <w:t>self.image</w:t>
+            </w:r>
+            <w:proofErr w:type="gramEnd"/>
+            <w:r>
+              <w:rPr>
+                <w:rFonts w:ascii="Courier New" w:hAnsi="Courier New" w:cs="Courier New"/>
+              </w:rPr>
+              <w:t>_LR</w:t>
             </w:r>
             <w:proofErr w:type="spellEnd"/>
           </w:p>
@@ -37818,14 +39099,28 @@
               <w:rPr>
                 <w:rFonts w:ascii="Courier New" w:hAnsi="Courier New" w:cs="Courier New"/>
               </w:rPr>
-              <w:t>pressed_keys</w:t>
+              <w:t>pressed_</w:t>
+            </w:r>
+            <w:proofErr w:type="gramStart"/>
+            <w:r>
+              <w:rPr>
+                <w:rFonts w:ascii="Courier New" w:hAnsi="Courier New" w:cs="Courier New"/>
+              </w:rPr>
+              <w:t>keys</w:t>
             </w:r>
             <w:proofErr w:type="spellEnd"/>
             <w:r>
               <w:rPr>
                 <w:rFonts w:ascii="Courier New" w:hAnsi="Courier New" w:cs="Courier New"/>
               </w:rPr>
-              <w:t>[]</w:t>
+              <w:t>[</w:t>
+            </w:r>
+            <w:proofErr w:type="gramEnd"/>
+            <w:r>
+              <w:rPr>
+                <w:rFonts w:ascii="Courier New" w:hAnsi="Courier New" w:cs="Courier New"/>
+              </w:rPr>
+              <w:t>]</w:t>
             </w:r>
             <w:r>
               <w:rPr>
@@ -37837,6 +39132,7 @@
               <w:br/>
             </w:r>
             <w:proofErr w:type="spellStart"/>
+            <w:proofErr w:type="gramStart"/>
             <w:r>
               <w:rPr>
                 <w:rFonts w:ascii="Courier New" w:hAnsi="Courier New" w:cs="Courier New"/>
@@ -37844,6 +39140,7 @@
               <w:t>self.image</w:t>
             </w:r>
             <w:proofErr w:type="spellEnd"/>
+            <w:proofErr w:type="gramEnd"/>
             <w:r>
               <w:rPr>
                 <w:rFonts w:ascii="Courier New" w:hAnsi="Courier New" w:cs="Courier New"/>
@@ -37851,11 +39148,26 @@
               <w:t xml:space="preserve"> = </w:t>
             </w:r>
             <w:proofErr w:type="spellStart"/>
-            <w:r>
-              <w:rPr>
-                <w:rFonts w:ascii="Courier New" w:hAnsi="Courier New" w:cs="Courier New"/>
-              </w:rPr>
-              <w:t>self.image_RL</w:t>
+            <w:proofErr w:type="gramStart"/>
+            <w:r>
+              <w:rPr>
+                <w:rFonts w:ascii="Courier New" w:hAnsi="Courier New" w:cs="Courier New"/>
+              </w:rPr>
+              <w:t>self.image</w:t>
+            </w:r>
+            <w:proofErr w:type="gramEnd"/>
+            <w:r>
+              <w:rPr>
+                <w:rFonts w:ascii="Courier New" w:hAnsi="Courier New" w:cs="Courier New"/>
+              </w:rPr>
+              <w:t>_</w:t>
+            </w:r>
+            <w:proofErr w:type="gramStart"/>
+            <w:r>
+              <w:rPr>
+                <w:rFonts w:ascii="Courier New" w:hAnsi="Courier New" w:cs="Courier New"/>
+              </w:rPr>
+              <w:t>RL</w:t>
             </w:r>
             <w:proofErr w:type="spellEnd"/>
             <w:r>
@@ -37870,6 +39182,7 @@
               </w:rPr>
               <w:t xml:space="preserve"> und</w:t>
             </w:r>
+            <w:proofErr w:type="gramEnd"/>
             <w:r>
               <w:rPr>
                 <w:rFonts w:ascii="Courier New" w:hAnsi="Courier New" w:cs="Courier New"/>
@@ -37879,6 +39192,7 @@
           </w:p>
           <w:p>
             <w:proofErr w:type="spellStart"/>
+            <w:proofErr w:type="gramStart"/>
             <w:r>
               <w:rPr>
                 <w:rFonts w:ascii="Courier New" w:hAnsi="Courier New" w:cs="Courier New"/>
@@ -37886,6 +39200,7 @@
               <w:t>self.image</w:t>
             </w:r>
             <w:proofErr w:type="spellEnd"/>
+            <w:proofErr w:type="gramEnd"/>
             <w:r>
               <w:rPr>
                 <w:rFonts w:ascii="Courier New" w:hAnsi="Courier New" w:cs="Courier New"/>
@@ -37893,11 +39208,19 @@
               <w:t xml:space="preserve"> = </w:t>
             </w:r>
             <w:proofErr w:type="spellStart"/>
-            <w:r>
-              <w:rPr>
-                <w:rFonts w:ascii="Courier New" w:hAnsi="Courier New" w:cs="Courier New"/>
-              </w:rPr>
-              <w:t>self.image_LR</w:t>
+            <w:proofErr w:type="gramStart"/>
+            <w:r>
+              <w:rPr>
+                <w:rFonts w:ascii="Courier New" w:hAnsi="Courier New" w:cs="Courier New"/>
+              </w:rPr>
+              <w:t>self.image</w:t>
+            </w:r>
+            <w:proofErr w:type="gramEnd"/>
+            <w:r>
+              <w:rPr>
+                <w:rFonts w:ascii="Courier New" w:hAnsi="Courier New" w:cs="Courier New"/>
+              </w:rPr>
+              <w:t>_LR</w:t>
             </w:r>
             <w:proofErr w:type="spellEnd"/>
             <w:r>
@@ -37916,12 +39239,29 @@
               </w:rPr>
             </w:pPr>
             <w:proofErr w:type="spellStart"/>
+            <w:proofErr w:type="gramStart"/>
             <w:r>
               <w:rPr>
                 <w:rFonts w:ascii="Courier New" w:hAnsi="Courier New" w:cs="Courier New"/>
                 <w:lang w:val="en-US"/>
               </w:rPr>
-              <w:t>self.rect.move_ip</w:t>
+              <w:t>self.rect</w:t>
+            </w:r>
+            <w:proofErr w:type="gramEnd"/>
+            <w:r>
+              <w:rPr>
+                <w:rFonts w:ascii="Courier New" w:hAnsi="Courier New" w:cs="Courier New"/>
+                <w:lang w:val="en-US"/>
+              </w:rPr>
+              <w:t>.move_</w:t>
+            </w:r>
+            <w:proofErr w:type="gramStart"/>
+            <w:r>
+              <w:rPr>
+                <w:rFonts w:ascii="Courier New" w:hAnsi="Courier New" w:cs="Courier New"/>
+                <w:lang w:val="en-US"/>
+              </w:rPr>
+              <w:t>ip</w:t>
             </w:r>
             <w:proofErr w:type="spellEnd"/>
             <w:r>
@@ -37929,7 +39269,15 @@
                 <w:rFonts w:ascii="Courier New" w:hAnsi="Courier New" w:cs="Courier New"/>
                 <w:lang w:val="en-US"/>
               </w:rPr>
-              <w:t>(-10, 0)</w:t>
+              <w:t>(</w:t>
+            </w:r>
+            <w:proofErr w:type="gramEnd"/>
+            <w:r>
+              <w:rPr>
+                <w:rFonts w:ascii="Courier New" w:hAnsi="Courier New" w:cs="Courier New"/>
+                <w:lang w:val="en-US"/>
+              </w:rPr>
+              <w:t>-10, 0)</w:t>
             </w:r>
             <w:r>
               <w:rPr>
@@ -37946,12 +39294,29 @@
               </w:rPr>
             </w:pPr>
             <w:proofErr w:type="spellStart"/>
+            <w:proofErr w:type="gramStart"/>
             <w:r>
               <w:rPr>
                 <w:rFonts w:ascii="Courier New" w:hAnsi="Courier New" w:cs="Courier New"/>
                 <w:lang w:val="en-US"/>
               </w:rPr>
-              <w:t>self.rect.move_ip</w:t>
+              <w:t>self.rect</w:t>
+            </w:r>
+            <w:proofErr w:type="gramEnd"/>
+            <w:r>
+              <w:rPr>
+                <w:rFonts w:ascii="Courier New" w:hAnsi="Courier New" w:cs="Courier New"/>
+                <w:lang w:val="en-US"/>
+              </w:rPr>
+              <w:t>.move_</w:t>
+            </w:r>
+            <w:proofErr w:type="gramStart"/>
+            <w:r>
+              <w:rPr>
+                <w:rFonts w:ascii="Courier New" w:hAnsi="Courier New" w:cs="Courier New"/>
+                <w:lang w:val="en-US"/>
+              </w:rPr>
+              <w:t>ip</w:t>
             </w:r>
             <w:proofErr w:type="spellEnd"/>
             <w:r>
@@ -37959,7 +39324,15 @@
                 <w:rFonts w:ascii="Courier New" w:hAnsi="Courier New" w:cs="Courier New"/>
                 <w:lang w:val="en-US"/>
               </w:rPr>
-              <w:t>(10, 0)</w:t>
+              <w:t>(</w:t>
+            </w:r>
+            <w:proofErr w:type="gramEnd"/>
+            <w:r>
+              <w:rPr>
+                <w:rFonts w:ascii="Courier New" w:hAnsi="Courier New" w:cs="Courier New"/>
+                <w:lang w:val="en-US"/>
+              </w:rPr>
+              <w:t>10, 0)</w:t>
             </w:r>
           </w:p>
         </w:tc>
@@ -38092,11 +39465,19 @@
               <w:t xml:space="preserve"> </w:t>
             </w:r>
             <w:proofErr w:type="spellStart"/>
-            <w:r>
-              <w:rPr>
-                <w:rFonts w:ascii="Courier New" w:hAnsi="Courier New" w:cs="Courier New"/>
-              </w:rPr>
-              <w:t>self.rect.center</w:t>
+            <w:proofErr w:type="gramStart"/>
+            <w:r>
+              <w:rPr>
+                <w:rFonts w:ascii="Courier New" w:hAnsi="Courier New" w:cs="Courier New"/>
+              </w:rPr>
+              <w:t>self.rect</w:t>
+            </w:r>
+            <w:proofErr w:type="gramEnd"/>
+            <w:r>
+              <w:rPr>
+                <w:rFonts w:ascii="Courier New" w:hAnsi="Courier New" w:cs="Courier New"/>
+              </w:rPr>
+              <w:t>.center</w:t>
             </w:r>
             <w:proofErr w:type="spellEnd"/>
             <w:r>
@@ -38111,11 +39492,19 @@
           </w:p>
           <w:p>
             <w:proofErr w:type="spellStart"/>
-            <w:r>
-              <w:rPr>
-                <w:rFonts w:ascii="Courier New" w:hAnsi="Courier New" w:cs="Courier New"/>
-              </w:rPr>
-              <w:t>self.rect.center</w:t>
+            <w:proofErr w:type="gramStart"/>
+            <w:r>
+              <w:rPr>
+                <w:rFonts w:ascii="Courier New" w:hAnsi="Courier New" w:cs="Courier New"/>
+              </w:rPr>
+              <w:t>self.rect</w:t>
+            </w:r>
+            <w:proofErr w:type="gramEnd"/>
+            <w:r>
+              <w:rPr>
+                <w:rFonts w:ascii="Courier New" w:hAnsi="Courier New" w:cs="Courier New"/>
+              </w:rPr>
+              <w:t>.center</w:t>
             </w:r>
             <w:proofErr w:type="spellEnd"/>
             <w:r>
@@ -38188,12 +39577,27 @@
               <w:rPr>
                 <w:rFonts w:ascii="Courier New" w:hAnsi="Courier New" w:cs="Courier New"/>
               </w:rPr>
-              <w:t>__()</w:t>
+              <w:t>_</w:t>
+            </w:r>
+            <w:proofErr w:type="gramStart"/>
+            <w:r>
+              <w:rPr>
+                <w:rFonts w:ascii="Courier New" w:hAnsi="Courier New" w:cs="Courier New"/>
+              </w:rPr>
+              <w:t>_(</w:t>
+            </w:r>
+            <w:proofErr w:type="gramEnd"/>
+            <w:r>
+              <w:rPr>
+                <w:rFonts w:ascii="Courier New" w:hAnsi="Courier New" w:cs="Courier New"/>
+              </w:rPr>
+              <w:t>)</w:t>
             </w:r>
             <w:r>
               <w:t xml:space="preserve"> und </w:t>
             </w:r>
             <w:proofErr w:type="spellStart"/>
+            <w:proofErr w:type="gramStart"/>
             <w:r>
               <w:rPr>
                 <w:rFonts w:ascii="Courier New" w:hAnsi="Courier New" w:cs="Courier New"/>
@@ -38205,7 +39609,14 @@
               <w:rPr>
                 <w:rFonts w:ascii="Courier New" w:hAnsi="Courier New" w:cs="Courier New"/>
               </w:rPr>
-              <w:t>()</w:t>
+              <w:t>(</w:t>
+            </w:r>
+            <w:proofErr w:type="gramEnd"/>
+            <w:r>
+              <w:rPr>
+                <w:rFonts w:ascii="Courier New" w:hAnsi="Courier New" w:cs="Courier New"/>
+              </w:rPr>
+              <w:t>)</w:t>
             </w:r>
             <w:r>
               <w:rPr>
@@ -38226,11 +39637,19 @@
               <w:br/>
             </w:r>
             <w:proofErr w:type="spellStart"/>
-            <w:r>
-              <w:rPr>
-                <w:rFonts w:ascii="Courier New" w:hAnsi="Courier New" w:cs="Courier New"/>
-              </w:rPr>
-              <w:t>self.rect.center</w:t>
+            <w:proofErr w:type="gramStart"/>
+            <w:r>
+              <w:rPr>
+                <w:rFonts w:ascii="Courier New" w:hAnsi="Courier New" w:cs="Courier New"/>
+              </w:rPr>
+              <w:t>self.rect</w:t>
+            </w:r>
+            <w:proofErr w:type="gramEnd"/>
+            <w:r>
+              <w:rPr>
+                <w:rFonts w:ascii="Courier New" w:hAnsi="Courier New" w:cs="Courier New"/>
+              </w:rPr>
+              <w:t>.center</w:t>
             </w:r>
             <w:proofErr w:type="spellEnd"/>
             <w:r>
@@ -38246,6 +39665,7 @@
               <w:t>=(</w:t>
             </w:r>
             <w:proofErr w:type="spellStart"/>
+            <w:proofErr w:type="gramStart"/>
             <w:r>
               <w:rPr>
                 <w:rFonts w:ascii="Courier New" w:hAnsi="Courier New" w:cs="Courier New"/>
@@ -38253,11 +39673,26 @@
               <w:t>random.randint</w:t>
             </w:r>
             <w:proofErr w:type="spellEnd"/>
-            <w:r>
-              <w:rPr>
-                <w:rFonts w:ascii="Courier New" w:hAnsi="Courier New" w:cs="Courier New"/>
-              </w:rPr>
-              <w:t>(40,SCREEN_WIDTH-40),0)</w:t>
+            <w:proofErr w:type="gramEnd"/>
+            <w:r>
+              <w:rPr>
+                <w:rFonts w:ascii="Courier New" w:hAnsi="Courier New" w:cs="Courier New"/>
+              </w:rPr>
+              <w:t>(</w:t>
+            </w:r>
+            <w:proofErr w:type="gramStart"/>
+            <w:r>
+              <w:rPr>
+                <w:rFonts w:ascii="Courier New" w:hAnsi="Courier New" w:cs="Courier New"/>
+              </w:rPr>
+              <w:t>40,SCREEN</w:t>
+            </w:r>
+            <w:proofErr w:type="gramEnd"/>
+            <w:r>
+              <w:rPr>
+                <w:rFonts w:ascii="Courier New" w:hAnsi="Courier New" w:cs="Courier New"/>
+              </w:rPr>
+              <w:t>_WIDTH-40),0)</w:t>
             </w:r>
             <w:r>
               <w:rPr>
@@ -38276,12 +39711,21 @@
               </w:rPr>
             </w:pPr>
             <w:proofErr w:type="spellStart"/>
+            <w:proofErr w:type="gramStart"/>
             <w:r>
               <w:rPr>
                 <w:rFonts w:ascii="Courier New" w:hAnsi="Courier New" w:cs="Courier New"/>
                 <w:lang w:val="en-US"/>
               </w:rPr>
-              <w:t>self.rect.center</w:t>
+              <w:t>self.rect</w:t>
+            </w:r>
+            <w:proofErr w:type="gramEnd"/>
+            <w:r>
+              <w:rPr>
+                <w:rFonts w:ascii="Courier New" w:hAnsi="Courier New" w:cs="Courier New"/>
+                <w:lang w:val="en-US"/>
+              </w:rPr>
+              <w:t>.center</w:t>
             </w:r>
             <w:proofErr w:type="spellEnd"/>
             <w:r>
@@ -38292,6 +39736,7 @@
               <w:t>=(</w:t>
             </w:r>
             <w:proofErr w:type="spellStart"/>
+            <w:proofErr w:type="gramStart"/>
             <w:r>
               <w:rPr>
                 <w:rFonts w:ascii="Courier New" w:hAnsi="Courier New" w:cs="Courier New"/>
@@ -38300,12 +39745,29 @@
               <w:t>random.randint</w:t>
             </w:r>
             <w:proofErr w:type="spellEnd"/>
+            <w:proofErr w:type="gramEnd"/>
             <w:r>
               <w:rPr>
                 <w:rFonts w:ascii="Courier New" w:hAnsi="Courier New" w:cs="Courier New"/>
                 <w:lang w:val="en-US"/>
               </w:rPr>
-              <w:t>(150,SCREEN_WIDTH-150),0)</w:t>
+              <w:t>(</w:t>
+            </w:r>
+            <w:proofErr w:type="gramStart"/>
+            <w:r>
+              <w:rPr>
+                <w:rFonts w:ascii="Courier New" w:hAnsi="Courier New" w:cs="Courier New"/>
+                <w:lang w:val="en-US"/>
+              </w:rPr>
+              <w:t>150,SCREEN</w:t>
+            </w:r>
+            <w:proofErr w:type="gramEnd"/>
+            <w:r>
+              <w:rPr>
+                <w:rFonts w:ascii="Courier New" w:hAnsi="Courier New" w:cs="Courier New"/>
+                <w:lang w:val="en-US"/>
+              </w:rPr>
+              <w:t>_WIDTH-150),0)</w:t>
             </w:r>
           </w:p>
         </w:tc>
@@ -38404,7 +39866,21 @@
               <w:rPr>
                 <w:rFonts w:ascii="Courier New" w:hAnsi="Courier New" w:cs="Courier New"/>
               </w:rPr>
-              <w:t>__()</w:t>
+              <w:t>_</w:t>
+            </w:r>
+            <w:proofErr w:type="gramStart"/>
+            <w:r>
+              <w:rPr>
+                <w:rFonts w:ascii="Courier New" w:hAnsi="Courier New" w:cs="Courier New"/>
+              </w:rPr>
+              <w:t>_(</w:t>
+            </w:r>
+            <w:proofErr w:type="gramEnd"/>
+            <w:r>
+              <w:rPr>
+                <w:rFonts w:ascii="Courier New" w:hAnsi="Courier New" w:cs="Courier New"/>
+              </w:rPr>
+              <w:t>)</w:t>
             </w:r>
             <w:r>
               <w:rPr>
@@ -38445,6 +39921,7 @@
               </w:rPr>
             </w:pPr>
             <w:proofErr w:type="spellStart"/>
+            <w:proofErr w:type="gramStart"/>
             <w:r>
               <w:rPr>
                 <w:rFonts w:ascii="Courier New" w:hAnsi="Courier New" w:cs="Courier New"/>
@@ -38453,6 +39930,7 @@
               <w:t>self.direction</w:t>
             </w:r>
             <w:proofErr w:type="spellEnd"/>
+            <w:proofErr w:type="gramEnd"/>
             <w:r>
               <w:rPr>
                 <w:rFonts w:ascii="Courier New" w:hAnsi="Courier New" w:cs="Courier New"/>
@@ -38477,6 +39955,7 @@
               </w:rPr>
             </w:pPr>
             <w:proofErr w:type="spellStart"/>
+            <w:proofErr w:type="gramStart"/>
             <w:r>
               <w:rPr>
                 <w:rFonts w:ascii="Courier New" w:hAnsi="Courier New" w:cs="Courier New"/>
@@ -38485,6 +39964,7 @@
               <w:t>self.score</w:t>
             </w:r>
             <w:proofErr w:type="spellEnd"/>
+            <w:proofErr w:type="gramEnd"/>
             <w:r>
               <w:rPr>
                 <w:rFonts w:ascii="Courier New" w:hAnsi="Courier New" w:cs="Courier New"/>
@@ -38503,6 +39983,7 @@
               <w:t xml:space="preserve">In der Methode </w:t>
             </w:r>
             <w:proofErr w:type="spellStart"/>
+            <w:proofErr w:type="gramStart"/>
             <w:r>
               <w:rPr>
                 <w:rFonts w:ascii="Courier New" w:hAnsi="Courier New" w:cs="Courier New"/>
@@ -38514,7 +39995,14 @@
               <w:rPr>
                 <w:rFonts w:ascii="Courier New" w:hAnsi="Courier New" w:cs="Courier New"/>
               </w:rPr>
-              <w:t>()</w:t>
+              <w:t>(</w:t>
+            </w:r>
+            <w:proofErr w:type="gramEnd"/>
+            <w:r>
+              <w:rPr>
+                <w:rFonts w:ascii="Courier New" w:hAnsi="Courier New" w:cs="Courier New"/>
+              </w:rPr>
+              <w:t>)</w:t>
             </w:r>
             <w:r>
               <w:t xml:space="preserve"> der Spieler-Klasse werden zwei neue Bedingungen geprüft:</w:t>
@@ -38600,7 +40088,15 @@
                 <w:rFonts w:ascii="Courier New" w:hAnsi="Courier New" w:cs="Courier New"/>
                 <w:lang w:val="en-US"/>
               </w:rPr>
-              <w:t>_score</w:t>
+              <w:t>_</w:t>
+            </w:r>
+            <w:proofErr w:type="gramStart"/>
+            <w:r>
+              <w:rPr>
+                <w:rFonts w:ascii="Courier New" w:hAnsi="Courier New" w:cs="Courier New"/>
+                <w:lang w:val="en-US"/>
+              </w:rPr>
+              <w:t>score</w:t>
             </w:r>
             <w:proofErr w:type="spellEnd"/>
             <w:r>
@@ -38608,12 +40104,20 @@
                 <w:rFonts w:ascii="Courier New" w:hAnsi="Courier New" w:cs="Courier New"/>
                 <w:lang w:val="en-US"/>
               </w:rPr>
-              <w:t>()</w:t>
-            </w:r>
-            <w:r>
-              <w:rPr>
+              <w:t>(</w:t>
+            </w:r>
+            <w:proofErr w:type="gramEnd"/>
+            <w:r>
+              <w:rPr>
+                <w:rFonts w:ascii="Courier New" w:hAnsi="Courier New" w:cs="Courier New"/>
                 <w:lang w:val="en-US"/>
               </w:rPr>
+              <w:t>)</w:t>
+            </w:r>
+            <w:r>
+              <w:rPr>
+                <w:lang w:val="en-US"/>
+              </w:rPr>
               <w:t xml:space="preserve"> </w:t>
             </w:r>
             <w:proofErr w:type="spellStart"/>
@@ -38649,8 +40153,17 @@
                 <w:rFonts w:ascii="Courier New" w:hAnsi="Courier New" w:cs="Courier New"/>
                 <w:lang w:val="en-US"/>
               </w:rPr>
-              <w:t>P1.score</w:t>
-            </w:r>
+              <w:t>P</w:t>
+            </w:r>
+            <w:proofErr w:type="gramStart"/>
+            <w:r>
+              <w:rPr>
+                <w:rFonts w:ascii="Courier New" w:hAnsi="Courier New" w:cs="Courier New"/>
+                <w:lang w:val="en-US"/>
+              </w:rPr>
+              <w:t>1.score</w:t>
+            </w:r>
+            <w:proofErr w:type="gramEnd"/>
             <w:r>
               <w:rPr>
                 <w:lang w:val="en-US"/>
@@ -38701,15 +40214,40 @@
                 <w:rFonts w:ascii="Courier New" w:hAnsi="Courier New" w:cs="Courier New"/>
                 <w:lang w:val="en-US"/>
               </w:rPr>
-              <w:t>font_small.render</w:t>
+              <w:t>font_</w:t>
+            </w:r>
+            <w:proofErr w:type="gramStart"/>
+            <w:r>
+              <w:rPr>
+                <w:rFonts w:ascii="Courier New" w:hAnsi="Courier New" w:cs="Courier New"/>
+                <w:lang w:val="en-US"/>
+              </w:rPr>
+              <w:t>small.render</w:t>
             </w:r>
             <w:proofErr w:type="spellEnd"/>
+            <w:proofErr w:type="gramEnd"/>
             <w:r>
               <w:rPr>
                 <w:rFonts w:ascii="Courier New" w:hAnsi="Courier New" w:cs="Courier New"/>
                 <w:lang w:val="en-US"/>
               </w:rPr>
-              <w:t>(str(P1.score), True, BLACK)</w:t>
+              <w:t>(str(P</w:t>
+            </w:r>
+            <w:proofErr w:type="gramStart"/>
+            <w:r>
+              <w:rPr>
+                <w:rFonts w:ascii="Courier New" w:hAnsi="Courier New" w:cs="Courier New"/>
+                <w:lang w:val="en-US"/>
+              </w:rPr>
+              <w:t>1.score</w:t>
+            </w:r>
+            <w:proofErr w:type="gramEnd"/>
+            <w:r>
+              <w:rPr>
+                <w:rFonts w:ascii="Courier New" w:hAnsi="Courier New" w:cs="Courier New"/>
+                <w:lang w:val="en-US"/>
+              </w:rPr>
+              <w:t>), True, BLACK)</w:t>
             </w:r>
           </w:p>
         </w:tc>
@@ -38752,7 +40290,7 @@
       <w:pPr>
         <w:pStyle w:val="berschrift1"/>
       </w:pPr>
-      <w:bookmarkStart w:id="149" w:name="_Toc236341989"/>
+      <w:bookmarkStart w:id="149" w:name="_Toc236424333"/>
       <w:proofErr w:type="spellStart"/>
       <w:r>
         <w:lastRenderedPageBreak/>
@@ -38768,65 +40306,2301 @@
       <w:bookmarkEnd w:id="149"/>
     </w:p>
     <w:p>
-      <w:r>
-        <w:br w:type="page"/>
-      </w:r>
-    </w:p>
-    <w:p>
-      <w:pPr>
-        <w:pStyle w:val="berschrift1"/>
-      </w:pPr>
-      <w:bookmarkStart w:id="150" w:name="_Toc236341990"/>
-      <w:r>
-        <w:lastRenderedPageBreak/>
-        <w:t>Displays, Töne, Aktoren</w:t>
-      </w:r>
-      <w:bookmarkEnd w:id="150"/>
-    </w:p>
-    <w:p>
-      <w:r>
-        <w:br w:type="page"/>
-      </w:r>
-    </w:p>
-    <w:p>
-      <w:pPr>
-        <w:pStyle w:val="berschrift1"/>
-      </w:pPr>
-      <w:bookmarkStart w:id="151" w:name="_Toc236341991"/>
-      <w:r>
-        <w:lastRenderedPageBreak/>
-        <w:t>Sensoren</w:t>
-      </w:r>
-      <w:bookmarkEnd w:id="151"/>
-    </w:p>
-    <w:p>
-      <w:r>
-        <w:br w:type="page"/>
-      </w:r>
-    </w:p>
-    <w:p>
-      <w:pPr>
-        <w:pStyle w:val="berschrift1"/>
-      </w:pPr>
-      <w:bookmarkStart w:id="152" w:name="_Toc236341992"/>
-      <w:r>
-        <w:lastRenderedPageBreak/>
-        <w:t>Einparkhilfe</w:t>
-      </w:r>
-      <w:bookmarkEnd w:id="152"/>
+      <w:pPr>
+        <w:pStyle w:val="berschrift3"/>
+        <w:spacing w:after="0"/>
+      </w:pPr>
+      <w:r>
+        <w:t xml:space="preserve">Wir verwenden den </w:t>
+      </w:r>
+      <w:proofErr w:type="spellStart"/>
+      <w:r>
+        <w:t>SunFounder</w:t>
+      </w:r>
+      <w:proofErr w:type="spellEnd"/>
+      <w:r>
+        <w:t xml:space="preserve"> ESP32 Starter Kit </w:t>
+      </w:r>
+    </w:p>
+    <w:p>
+      <w:pPr>
+        <w:rPr>
+          <w:sz w:val="16"/>
+          <w:szCs w:val="16"/>
+        </w:rPr>
+      </w:pPr>
+      <w:r>
+        <w:rPr>
+          <w:sz w:val="16"/>
+          <w:szCs w:val="16"/>
+        </w:rPr>
+        <w:t xml:space="preserve">https://docs.sunfounder.com/projects/esp32-starter-kit/de/latest/ </w:t>
+      </w:r>
+    </w:p>
+    <w:p>
+      <w:pPr>
+        <w:spacing w:before="120"/>
+      </w:pPr>
+      <w:r>
+        <w:t xml:space="preserve">Über </w:t>
+      </w:r>
+      <w:proofErr w:type="spellStart"/>
+      <w:r>
+        <w:t>MicroPython</w:t>
+      </w:r>
+      <w:proofErr w:type="spellEnd"/>
+      <w:r>
+        <w:t>:</w:t>
+      </w:r>
+    </w:p>
+    <w:p>
+      <w:pPr>
+        <w:pStyle w:val="Listenabsatz"/>
+        <w:numPr>
+          <w:ilvl w:val="0"/>
+          <w:numId w:val="43"/>
+        </w:numPr>
+        <w:spacing w:before="240"/>
+      </w:pPr>
+      <w:proofErr w:type="spellStart"/>
+      <w:r>
+        <w:t>MicroPython</w:t>
+      </w:r>
+      <w:proofErr w:type="spellEnd"/>
+      <w:r>
+        <w:t xml:space="preserve"> ist eine schlanke Implementierung von Python 3</w:t>
+      </w:r>
+      <w:r>
+        <w:t xml:space="preserve">. </w:t>
+      </w:r>
+    </w:p>
+    <w:p>
+      <w:pPr>
+        <w:pStyle w:val="Listenabsatz"/>
+        <w:numPr>
+          <w:ilvl w:val="0"/>
+          <w:numId w:val="43"/>
+        </w:numPr>
+        <w:spacing w:before="240"/>
+      </w:pPr>
+      <w:proofErr w:type="spellStart"/>
+      <w:r>
+        <w:t>MicroPython</w:t>
+      </w:r>
+      <w:proofErr w:type="spellEnd"/>
+      <w:r>
+        <w:t xml:space="preserve"> ist optimiert und läuft auf Microcontrollern</w:t>
+      </w:r>
+      <w:r>
+        <w:t>.</w:t>
+      </w:r>
+    </w:p>
+    <w:p>
+      <w:pPr>
+        <w:pStyle w:val="Listenabsatz"/>
+        <w:numPr>
+          <w:ilvl w:val="0"/>
+          <w:numId w:val="43"/>
+        </w:numPr>
+        <w:spacing w:before="240"/>
+      </w:pPr>
+      <w:proofErr w:type="spellStart"/>
+      <w:r>
+        <w:t>MicroPython</w:t>
+      </w:r>
+      <w:proofErr w:type="spellEnd"/>
+      <w:r>
+        <w:t xml:space="preserve"> präsentiert dem Benutzer die </w:t>
+      </w:r>
+      <w:proofErr w:type="gramStart"/>
+      <w:r>
+        <w:t>REPL  &gt;</w:t>
+      </w:r>
+      <w:proofErr w:type="gramEnd"/>
+      <w:r>
+        <w:t>&gt;&gt;</w:t>
+      </w:r>
+      <w:r>
+        <w:t>.</w:t>
+      </w:r>
+    </w:p>
+    <w:p>
+      <w:pPr>
+        <w:pStyle w:val="Listenabsatz"/>
+        <w:numPr>
+          <w:ilvl w:val="0"/>
+          <w:numId w:val="43"/>
+        </w:numPr>
+        <w:spacing w:before="240"/>
+      </w:pPr>
+      <w:proofErr w:type="spellStart"/>
+      <w:r>
+        <w:t>MicroPython</w:t>
+      </w:r>
+      <w:proofErr w:type="spellEnd"/>
+      <w:r>
+        <w:t xml:space="preserve"> hat Python-Bibliotheken zum Zugriff auf die </w:t>
+      </w:r>
+      <w:r>
+        <w:t>Hardware.</w:t>
+      </w:r>
+    </w:p>
+    <w:p>
+      <w:pPr>
+        <w:pStyle w:val="Listenabsatz"/>
+        <w:numPr>
+          <w:ilvl w:val="0"/>
+          <w:numId w:val="43"/>
+        </w:numPr>
+        <w:spacing w:before="240"/>
+      </w:pPr>
+      <w:r>
+        <w:t xml:space="preserve">Die </w:t>
+      </w:r>
+      <w:proofErr w:type="spellStart"/>
+      <w:r>
+        <w:t>MicroPython</w:t>
+      </w:r>
+      <w:proofErr w:type="spellEnd"/>
+      <w:r>
+        <w:t xml:space="preserve"> Community pflegt das Open-Source Projekt</w:t>
+      </w:r>
+      <w:r>
+        <w:t>.</w:t>
+      </w:r>
+    </w:p>
+    <w:p>
+      <w:pPr>
+        <w:spacing w:before="240"/>
+      </w:pPr>
+    </w:p>
+    <w:p>
+      <w:pPr>
+        <w:spacing w:before="240"/>
+      </w:pPr>
+      <w:r>
+        <w:t>Über den Mikrocontroller ESP32:</w:t>
+      </w:r>
+    </w:p>
+    <w:p>
+      <w:pPr>
+        <w:pStyle w:val="Listenabsatz"/>
+        <w:numPr>
+          <w:ilvl w:val="0"/>
+          <w:numId w:val="44"/>
+        </w:numPr>
+        <w:spacing w:before="240"/>
+      </w:pPr>
+      <w:r>
+        <w:t>Der ESP32 ist ein leistungsstarker, vielseitiger Mikrocontroller</w:t>
+      </w:r>
+      <w:r>
+        <w:t>.</w:t>
+      </w:r>
+    </w:p>
+    <w:p>
+      <w:pPr>
+        <w:pStyle w:val="Listenabsatz"/>
+        <w:numPr>
+          <w:ilvl w:val="0"/>
+          <w:numId w:val="44"/>
+        </w:numPr>
+        <w:spacing w:before="240"/>
+      </w:pPr>
+      <w:r>
+        <w:t xml:space="preserve">Wir programmieren den ESP32 mit der IDE </w:t>
+      </w:r>
+      <w:r>
+        <w:rPr>
+          <w:b/>
+          <w:bCs/>
+        </w:rPr>
+        <w:t>Thonny</w:t>
+      </w:r>
+      <w:r>
+        <w:t xml:space="preserve"> auf dem PC. </w:t>
+      </w:r>
+    </w:p>
+    <w:p>
+      <w:pPr>
+        <w:pStyle w:val="Listenabsatz"/>
+        <w:numPr>
+          <w:ilvl w:val="0"/>
+          <w:numId w:val="44"/>
+        </w:numPr>
+        <w:spacing w:before="240"/>
+      </w:pPr>
+      <w:r>
+        <w:t xml:space="preserve">Der ESP32 steckt in einem </w:t>
+      </w:r>
+      <w:r>
+        <w:rPr>
+          <w:b/>
+          <w:bCs/>
+        </w:rPr>
+        <w:t>Erweiterungsboard</w:t>
+      </w:r>
+      <w:r>
+        <w:t xml:space="preserve"> und wird über ein USB-Kabel an den PC angeschlossen.</w:t>
+      </w:r>
+    </w:p>
+    <w:p>
+      <w:pPr>
+        <w:pStyle w:val="Listenabsatz"/>
+        <w:numPr>
+          <w:ilvl w:val="0"/>
+          <w:numId w:val="44"/>
+        </w:numPr>
+        <w:spacing w:before="240"/>
+      </w:pPr>
+      <w:r>
+        <w:t xml:space="preserve">Wir haben </w:t>
+      </w:r>
+      <w:proofErr w:type="spellStart"/>
+      <w:r>
+        <w:t>MicroPython</w:t>
+      </w:r>
+      <w:proofErr w:type="spellEnd"/>
+      <w:r>
+        <w:t xml:space="preserve"> bereits mit </w:t>
+      </w:r>
+      <w:r>
+        <w:t xml:space="preserve">Hilfe </w:t>
+      </w:r>
+      <w:r>
+        <w:t xml:space="preserve">der IDE Thonny auf dem ESP32 installiert. </w:t>
+      </w:r>
+    </w:p>
+    <w:p>
+      <w:pPr>
+        <w:pStyle w:val="Listenabsatz"/>
+        <w:numPr>
+          <w:ilvl w:val="0"/>
+          <w:numId w:val="44"/>
+        </w:numPr>
+        <w:spacing w:before="240"/>
+      </w:pPr>
+      <w:r>
+        <w:t xml:space="preserve">Im Internet werden Code und Libs bereitgestellt. Wir haben die Libs bereits auf dem ESP32 installiert. </w:t>
+      </w:r>
     </w:p>
     <w:p/>
     <w:p>
       <w:pPr>
         <w:spacing w:before="120"/>
         <w:jc w:val="center"/>
-        <w:rPr>
-          <w:color w:val="0070C0"/>
-          <w:sz w:val="56"/>
-          <w:szCs w:val="56"/>
-        </w:rPr>
-      </w:pPr>
-    </w:p>
+      </w:pPr>
+      <w:r>
+        <w:rPr>
+          <w:noProof/>
+        </w:rPr>
+        <w:drawing>
+          <wp:inline distT="0" distB="0" distL="0" distR="0" wp14:anchorId="6779E77D" wp14:editId="036571DF">
+            <wp:extent cx="3490622" cy="2352651"/>
+            <wp:effectExtent l="0" t="0" r="0" b="0"/>
+            <wp:docPr id="1338931965" name="Grafik 30"/>
+            <wp:cNvGraphicFramePr>
+              <a:graphicFrameLocks xmlns:a="http://schemas.openxmlformats.org/drawingml/2006/main" noChangeAspect="1"/>
+            </wp:cNvGraphicFramePr>
+            <a:graphic xmlns:a="http://schemas.openxmlformats.org/drawingml/2006/main">
+              <a:graphicData uri="http://schemas.openxmlformats.org/drawingml/2006/picture">
+                <pic:pic xmlns:pic="http://schemas.openxmlformats.org/drawingml/2006/picture">
+                  <pic:nvPicPr>
+                    <pic:cNvPr id="1338931965" name="Grafik 1338931965"/>
+                    <pic:cNvPicPr/>
+                  </pic:nvPicPr>
+                  <pic:blipFill>
+                    <a:blip r:embed="rId117" cstate="print">
+                      <a:extLst>
+                        <a:ext uri="{28A0092B-C50C-407E-A947-70E740481C1C}">
+                          <a14:useLocalDpi xmlns:a14="http://schemas.microsoft.com/office/drawing/2010/main" val="0"/>
+                        </a:ext>
+                      </a:extLst>
+                    </a:blip>
+                    <a:stretch>
+                      <a:fillRect/>
+                    </a:stretch>
+                  </pic:blipFill>
+                  <pic:spPr>
+                    <a:xfrm>
+                      <a:off x="0" y="0"/>
+                      <a:ext cx="3498045" cy="2357654"/>
+                    </a:xfrm>
+                    <a:prstGeom prst="rect">
+                      <a:avLst/>
+                    </a:prstGeom>
+                  </pic:spPr>
+                </pic:pic>
+              </a:graphicData>
+            </a:graphic>
+          </wp:inline>
+        </w:drawing>
+      </w:r>
+    </w:p>
+    <w:p>
+      <w:pPr>
+        <w:spacing w:before="120"/>
+        <w:jc w:val="center"/>
+      </w:pPr>
+      <w:r>
+        <w:t>Erweiterungsboard</w:t>
+      </w:r>
+      <w:r>
+        <w:t xml:space="preserve"> mit ESP32</w:t>
+      </w:r>
+    </w:p>
+    <w:p>
+      <w:r>
+        <w:br w:type="page"/>
+      </w:r>
+    </w:p>
+    <w:p>
+      <w:pPr>
+        <w:spacing w:before="240"/>
+      </w:pPr>
+      <w:r>
+        <w:lastRenderedPageBreak/>
+        <w:t>Über das Steckbrett:</w:t>
+      </w:r>
+    </w:p>
+    <w:p>
+      <w:pPr>
+        <w:pStyle w:val="Listenabsatz"/>
+        <w:numPr>
+          <w:ilvl w:val="0"/>
+          <w:numId w:val="45"/>
+        </w:numPr>
+        <w:spacing w:before="240"/>
+      </w:pPr>
+      <w:r>
+        <w:t xml:space="preserve">Das </w:t>
+      </w:r>
+      <w:r>
+        <w:t xml:space="preserve">Steckbrett ist eine rechteckige Kunststoffplatte mit vielen kleinen Löchern. </w:t>
+      </w:r>
+    </w:p>
+    <w:p>
+      <w:pPr>
+        <w:pStyle w:val="Listenabsatz"/>
+        <w:numPr>
+          <w:ilvl w:val="0"/>
+          <w:numId w:val="45"/>
+        </w:numPr>
+        <w:spacing w:before="240"/>
+      </w:pPr>
+      <w:r>
+        <w:t xml:space="preserve">Diese Löcher ermöglichen es </w:t>
+      </w:r>
+      <w:r>
+        <w:t>dir</w:t>
+      </w:r>
+      <w:r>
+        <w:t>, elektronische Bauteile einzufügen, um Schaltungen zu bauen.</w:t>
+      </w:r>
+    </w:p>
+    <w:p>
+      <w:pPr>
+        <w:pStyle w:val="Listenabsatz"/>
+        <w:numPr>
+          <w:ilvl w:val="0"/>
+          <w:numId w:val="45"/>
+        </w:numPr>
+        <w:spacing w:before="240"/>
+      </w:pPr>
+      <w:r>
+        <w:t xml:space="preserve">Die Löcher des Steckbretts sind entlang der gelben Linien miteinander verbunden. </w:t>
+      </w:r>
+    </w:p>
+    <w:p>
+      <w:pPr>
+        <w:pStyle w:val="Listenabsatz"/>
+        <w:numPr>
+          <w:ilvl w:val="0"/>
+          <w:numId w:val="45"/>
+        </w:numPr>
+        <w:spacing w:before="240"/>
+      </w:pPr>
+    </w:p>
+    <w:p>
+      <w:pPr>
+        <w:spacing w:before="120"/>
+        <w:jc w:val="center"/>
+      </w:pPr>
+      <w:r>
+        <w:rPr>
+          <w:noProof/>
+        </w:rPr>
+        <w:drawing>
+          <wp:inline distT="0" distB="0" distL="0" distR="0" wp14:anchorId="6A7D5A2B" wp14:editId="5C6C0A52">
+            <wp:extent cx="3265715" cy="2098407"/>
+            <wp:effectExtent l="0" t="0" r="0" b="0"/>
+            <wp:docPr id="1193612250" name="Grafik 32"/>
+            <wp:cNvGraphicFramePr>
+              <a:graphicFrameLocks xmlns:a="http://schemas.openxmlformats.org/drawingml/2006/main" noChangeAspect="1"/>
+            </wp:cNvGraphicFramePr>
+            <a:graphic xmlns:a="http://schemas.openxmlformats.org/drawingml/2006/main">
+              <a:graphicData uri="http://schemas.openxmlformats.org/drawingml/2006/picture">
+                <pic:pic xmlns:pic="http://schemas.openxmlformats.org/drawingml/2006/picture">
+                  <pic:nvPicPr>
+                    <pic:cNvPr id="1193612250" name="Grafik 1193612250"/>
+                    <pic:cNvPicPr/>
+                  </pic:nvPicPr>
+                  <pic:blipFill>
+                    <a:blip r:embed="rId118" cstate="print">
+                      <a:extLst>
+                        <a:ext uri="{28A0092B-C50C-407E-A947-70E740481C1C}">
+                          <a14:useLocalDpi xmlns:a14="http://schemas.microsoft.com/office/drawing/2010/main" val="0"/>
+                        </a:ext>
+                      </a:extLst>
+                    </a:blip>
+                    <a:stretch>
+                      <a:fillRect/>
+                    </a:stretch>
+                  </pic:blipFill>
+                  <pic:spPr>
+                    <a:xfrm>
+                      <a:off x="0" y="0"/>
+                      <a:ext cx="3287127" cy="2112165"/>
+                    </a:xfrm>
+                    <a:prstGeom prst="rect">
+                      <a:avLst/>
+                    </a:prstGeom>
+                  </pic:spPr>
+                </pic:pic>
+              </a:graphicData>
+            </a:graphic>
+          </wp:inline>
+        </w:drawing>
+      </w:r>
+    </w:p>
+    <w:p>
+      <w:pPr>
+        <w:spacing w:before="120"/>
+        <w:jc w:val="center"/>
+      </w:pPr>
+      <w:r>
+        <w:t>Steckbrett</w:t>
+      </w:r>
+    </w:p>
+    <w:p/>
+    <w:p>
+      <w:pPr>
+        <w:spacing w:before="240"/>
+      </w:pPr>
+      <w:r>
+        <w:t>Vorsichtsmaßnahmen:</w:t>
+      </w:r>
+    </w:p>
+    <w:p>
+      <w:pPr>
+        <w:pStyle w:val="Listenabsatz"/>
+        <w:numPr>
+          <w:ilvl w:val="0"/>
+          <w:numId w:val="46"/>
+        </w:numPr>
+        <w:spacing w:before="240"/>
+        <w:ind w:left="714" w:hanging="357"/>
+      </w:pPr>
+      <w:r>
+        <w:rPr>
+          <w:b/>
+          <w:bCs/>
+        </w:rPr>
+        <w:t>Zuerst</w:t>
+      </w:r>
+      <w:r>
+        <w:t xml:space="preserve"> das ESP32 USB Kabel vom PC </w:t>
+      </w:r>
+      <w:r>
+        <w:rPr>
+          <w:b/>
+          <w:bCs/>
+        </w:rPr>
+        <w:t>trennen</w:t>
+      </w:r>
+      <w:r>
+        <w:t xml:space="preserve">, dann Bauteile und Schaltdrähte in das Steckbrett stecken. </w:t>
+      </w:r>
+    </w:p>
+    <w:p>
+      <w:pPr>
+        <w:pStyle w:val="Listenabsatz"/>
+        <w:numPr>
+          <w:ilvl w:val="0"/>
+          <w:numId w:val="46"/>
+        </w:numPr>
+        <w:spacing w:before="240"/>
+        <w:ind w:left="714" w:hanging="357"/>
+      </w:pPr>
+      <w:r>
+        <w:t xml:space="preserve">Die GPIO-Pins des ESP32 sind nicht 5 V tolerant. </w:t>
+      </w:r>
+      <w:r>
+        <w:rPr>
+          <w:b/>
+          <w:bCs/>
+        </w:rPr>
+        <w:t>Maximal 3</w:t>
+      </w:r>
+      <w:r>
+        <w:rPr>
+          <w:b/>
+          <w:bCs/>
+        </w:rPr>
+        <w:t>,</w:t>
+      </w:r>
+      <w:r>
+        <w:rPr>
+          <w:b/>
+          <w:bCs/>
+        </w:rPr>
+        <w:t>3 V</w:t>
+      </w:r>
+      <w:r>
+        <w:t xml:space="preserve"> sind erlaubt.</w:t>
+      </w:r>
+    </w:p>
+    <w:p>
+      <w:pPr>
+        <w:pStyle w:val="Listenabsatz"/>
+        <w:numPr>
+          <w:ilvl w:val="0"/>
+          <w:numId w:val="46"/>
+        </w:numPr>
+        <w:spacing w:before="240"/>
+        <w:ind w:left="714" w:hanging="357"/>
+      </w:pPr>
+      <w:r>
+        <w:rPr>
+          <w:b/>
+          <w:bCs/>
+        </w:rPr>
+        <w:t>Kein Kurzschluss!</w:t>
+      </w:r>
+      <w:r>
+        <w:t xml:space="preserve"> Beim Kurzschluss fließt ein hoher Strom, der GPIOs, Dioden und Transistoren zerstört.</w:t>
+      </w:r>
+    </w:p>
+    <w:p>
+      <w:pPr>
+        <w:spacing w:before="120"/>
+      </w:pPr>
+    </w:p>
+    <w:p>
+      <w:pPr>
+        <w:spacing w:before="240"/>
+      </w:pPr>
+      <w:r>
+        <w:t>Allgemeine Vorgehensweise:</w:t>
+      </w:r>
+    </w:p>
+    <w:p>
+      <w:pPr>
+        <w:pStyle w:val="Listenabsatz"/>
+        <w:numPr>
+          <w:ilvl w:val="0"/>
+          <w:numId w:val="47"/>
+        </w:numPr>
+        <w:spacing w:before="240"/>
+      </w:pPr>
+      <w:r>
+        <w:t xml:space="preserve">Zuerst die Verdrahtung prüfen. </w:t>
+      </w:r>
+      <w:r>
+        <w:rPr>
+          <w:b/>
+          <w:bCs/>
+        </w:rPr>
+        <w:t>Wenn OK</w:t>
+      </w:r>
+      <w:r>
+        <w:t xml:space="preserve">, das ESP32 USB Kabel an den PC </w:t>
+      </w:r>
+      <w:r>
+        <w:rPr>
+          <w:b/>
+          <w:bCs/>
+        </w:rPr>
+        <w:t>anschließen</w:t>
+      </w:r>
+      <w:r>
+        <w:t>.</w:t>
+      </w:r>
+    </w:p>
+    <w:p>
+      <w:pPr>
+        <w:pStyle w:val="Listenabsatz"/>
+        <w:numPr>
+          <w:ilvl w:val="0"/>
+          <w:numId w:val="47"/>
+        </w:numPr>
+        <w:spacing w:before="240"/>
+      </w:pPr>
+      <w:r>
+        <w:t xml:space="preserve">Programmcode mit </w:t>
+      </w:r>
+      <w:r>
+        <w:rPr>
+          <w:b/>
+          <w:bCs/>
+        </w:rPr>
+        <w:t>Thonny</w:t>
+      </w:r>
+      <w:r>
+        <w:t xml:space="preserve"> öffnen und mit </w:t>
+      </w:r>
+      <w:r>
+        <w:rPr>
+          <w:b/>
+          <w:bCs/>
+        </w:rPr>
+        <w:t>Run</w:t>
+      </w:r>
+      <w:r>
+        <w:t xml:space="preserve"> ausführen</w:t>
+      </w:r>
+      <w:r>
+        <w:t>.</w:t>
+      </w:r>
+    </w:p>
+    <w:p>
+      <w:pPr>
+        <w:pStyle w:val="Listenabsatz"/>
+        <w:numPr>
+          <w:ilvl w:val="0"/>
+          <w:numId w:val="47"/>
+        </w:numPr>
+        <w:spacing w:before="240"/>
+      </w:pPr>
+      <w:r>
+        <w:t xml:space="preserve">Laufenden Programmcode mit </w:t>
+      </w:r>
+      <w:proofErr w:type="spellStart"/>
+      <w:r>
+        <w:rPr>
+          <w:b/>
+          <w:bCs/>
+        </w:rPr>
+        <w:t>Stop</w:t>
+      </w:r>
+      <w:proofErr w:type="spellEnd"/>
+      <w:r>
+        <w:t xml:space="preserve"> abbrechen</w:t>
+      </w:r>
+      <w:r>
+        <w:t>.</w:t>
+      </w:r>
+    </w:p>
+    <w:p>
+      <w:pPr>
+        <w:pStyle w:val="Listenabsatz"/>
+        <w:numPr>
+          <w:ilvl w:val="0"/>
+          <w:numId w:val="47"/>
+        </w:numPr>
+        <w:spacing w:before="240"/>
+      </w:pPr>
+      <w:r>
+        <w:t xml:space="preserve">Wenn es nicht funktioniert: </w:t>
+      </w:r>
+      <w:r>
+        <w:rPr>
+          <w:b/>
+          <w:bCs/>
+        </w:rPr>
+        <w:t>Zuerst</w:t>
+      </w:r>
+      <w:r>
+        <w:t xml:space="preserve"> das ESP32 USB Kabel vom PC </w:t>
+      </w:r>
+      <w:r>
+        <w:rPr>
+          <w:b/>
+          <w:bCs/>
+        </w:rPr>
+        <w:t>trennen</w:t>
+      </w:r>
+      <w:r>
+        <w:t xml:space="preserve">, dann die Verdrahtung korrigieren. </w:t>
+      </w:r>
+    </w:p>
+    <w:p/>
+    <w:p>
+      <w:r>
+        <w:br w:type="page"/>
+      </w:r>
+    </w:p>
+    <w:p>
+      <w:pPr>
+        <w:pStyle w:val="berschrift1"/>
+      </w:pPr>
+      <w:bookmarkStart w:id="150" w:name="_Toc236424334"/>
+      <w:proofErr w:type="spellStart"/>
+      <w:r>
+        <w:lastRenderedPageBreak/>
+        <w:t>MicroPython</w:t>
+      </w:r>
+      <w:proofErr w:type="spellEnd"/>
+      <w:r>
+        <w:t>:</w:t>
+      </w:r>
+      <w:r>
+        <w:rPr>
+          <w:b/>
+          <w:bCs/>
+          <w:noProof/>
+        </w:rPr>
+        <w:t xml:space="preserve"> </w:t>
+      </w:r>
+      <w:r>
+        <w:rPr>
+          <w:b/>
+          <w:bCs/>
+          <w:noProof/>
+        </w:rPr>
+        <mc:AlternateContent>
+          <mc:Choice Requires="wps">
+            <w:drawing>
+              <wp:anchor distT="45720" distB="45720" distL="114300" distR="114300" simplePos="0" relativeHeight="251721728" behindDoc="0" locked="0" layoutInCell="1" allowOverlap="1" wp14:anchorId="6575BB4D" wp14:editId="011AC00B">
+                <wp:simplePos x="0" y="0"/>
+                <wp:positionH relativeFrom="column">
+                  <wp:posOffset>647065</wp:posOffset>
+                </wp:positionH>
+                <wp:positionV relativeFrom="page">
+                  <wp:posOffset>1715770</wp:posOffset>
+                </wp:positionV>
+                <wp:extent cx="2630170" cy="284480"/>
+                <wp:effectExtent l="0" t="0" r="8890" b="8255"/>
+                <wp:wrapTopAndBottom/>
+                <wp:docPr id="8664676" name="Textfeld 2"/>
+                <wp:cNvGraphicFramePr>
+                  <a:graphicFrameLocks xmlns:a="http://schemas.openxmlformats.org/drawingml/2006/main"/>
+                </wp:cNvGraphicFramePr>
+                <a:graphic xmlns:a="http://schemas.openxmlformats.org/drawingml/2006/main">
+                  <a:graphicData uri="http://schemas.microsoft.com/office/word/2010/wordprocessingShape">
+                    <wps:wsp>
+                      <wps:cNvSpPr txBox="1">
+                        <a:spLocks noChangeArrowheads="1"/>
+                      </wps:cNvSpPr>
+                      <wps:spPr bwMode="auto">
+                        <a:xfrm>
+                          <a:off x="0" y="0"/>
+                          <a:ext cx="2630170" cy="284480"/>
+                        </a:xfrm>
+                        <a:prstGeom prst="rect">
+                          <a:avLst/>
+                        </a:prstGeom>
+                        <a:solidFill>
+                          <a:srgbClr val="FFFFFF"/>
+                        </a:solidFill>
+                        <a:ln w="9525">
+                          <a:noFill/>
+                          <a:miter lim="800000"/>
+                          <a:headEnd/>
+                          <a:tailEnd/>
+                        </a:ln>
+                      </wps:spPr>
+                      <wps:txbx>
+                        <w:txbxContent>
+                          <w:p>
+                            <w:pPr>
+                              <w:pStyle w:val="berschrift3"/>
+                            </w:pPr>
+                            <w:r>
+                              <w:t xml:space="preserve">Blinkende LED - </w:t>
+                            </w:r>
+                            <w:r>
+                              <w:t>2.1_hello_led.py</w:t>
+                            </w:r>
+                          </w:p>
+                        </w:txbxContent>
+                      </wps:txbx>
+                      <wps:bodyPr rot="0" vert="horz" wrap="square" lIns="91440" tIns="45720" rIns="91440" bIns="45720" anchor="t" anchorCtr="0">
+                        <a:spAutoFit/>
+                      </wps:bodyPr>
+                    </wps:wsp>
+                  </a:graphicData>
+                </a:graphic>
+                <wp14:sizeRelH relativeFrom="margin">
+                  <wp14:pctWidth>40000</wp14:pctWidth>
+                </wp14:sizeRelH>
+                <wp14:sizeRelV relativeFrom="margin">
+                  <wp14:pctHeight>20000</wp14:pctHeight>
+                </wp14:sizeRelV>
+              </wp:anchor>
+            </w:drawing>
+          </mc:Choice>
+          <mc:Fallback>
+            <w:pict>
+              <v:shape w14:anchorId="6575BB4D" id="_x0000_s1052" type="#_x0000_t202" style="position:absolute;margin-left:50.95pt;margin-top:135.1pt;width:207.1pt;height:22.4pt;z-index:251721728;visibility:visible;mso-wrap-style:square;mso-width-percent:400;mso-height-percent:200;mso-wrap-distance-left:9pt;mso-wrap-distance-top:3.6pt;mso-wrap-distance-right:9pt;mso-wrap-distance-bottom:3.6pt;mso-position-horizontal:absolute;mso-position-horizontal-relative:text;mso-position-vertical:absolute;mso-position-vertical-relative:page;mso-width-percent:400;mso-height-percent:200;mso-width-relative:margin;mso-height-relative:margin;v-text-anchor:top" o:gfxdata="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" stroked="f">
+                <v:textbox style="mso-fit-shape-to-text:t">
+                  <w:txbxContent>
+                    <w:p>
+                      <w:pPr>
+                        <w:pStyle w:val="berschrift3"/>
+                      </w:pPr>
+                      <w:r>
+                        <w:t xml:space="preserve">Blinkende LED - </w:t>
+                      </w:r>
+                      <w:r>
+                        <w:t>2.1_hello_led.py</w:t>
+                      </w:r>
+                    </w:p>
+                  </w:txbxContent>
+                </v:textbox>
+                <w10:wrap type="topAndBottom" anchory="page"/>
+              </v:shape>
+            </w:pict>
+          </mc:Fallback>
+        </mc:AlternateContent>
+      </w:r>
+      <w:r>
+        <w:rPr>
+          <w:noProof/>
+        </w:rPr>
+        <w:drawing>
+          <wp:anchor distT="0" distB="0" distL="114300" distR="114300" simplePos="0" relativeHeight="251719680" behindDoc="0" locked="0" layoutInCell="1" allowOverlap="1" wp14:anchorId="33BCD948" wp14:editId="6D65B51C">
+            <wp:simplePos x="0" y="0"/>
+            <wp:positionH relativeFrom="margin">
+              <wp:posOffset>0</wp:posOffset>
+            </wp:positionH>
+            <wp:positionV relativeFrom="page">
+              <wp:posOffset>1317402</wp:posOffset>
+            </wp:positionV>
+            <wp:extent cx="523875" cy="971550"/>
+            <wp:effectExtent l="0" t="0" r="9525" b="0"/>
+            <wp:wrapTopAndBottom/>
+            <wp:docPr id="696809343" name="Grafik 1"/>
+            <wp:cNvGraphicFramePr>
+              <a:graphicFrameLocks xmlns:a="http://schemas.openxmlformats.org/drawingml/2006/main" noChangeAspect="1"/>
+            </wp:cNvGraphicFramePr>
+            <a:graphic xmlns:a="http://schemas.openxmlformats.org/drawingml/2006/main">
+              <a:graphicData uri="http://schemas.openxmlformats.org/drawingml/2006/picture">
+                <pic:pic xmlns:pic="http://schemas.openxmlformats.org/drawingml/2006/picture">
+                  <pic:nvPicPr>
+                    <pic:cNvPr id="696809343" name=""/>
+                    <pic:cNvPicPr/>
+                  </pic:nvPicPr>
+                  <pic:blipFill>
+                    <a:blip r:embed="rId119">
+                      <a:extLst>
+                        <a:ext uri="{28A0092B-C50C-407E-A947-70E740481C1C}">
+                          <a14:useLocalDpi xmlns:a14="http://schemas.microsoft.com/office/drawing/2010/main" val="0"/>
+                        </a:ext>
+                      </a:extLst>
+                    </a:blip>
+                    <a:stretch>
+                      <a:fillRect/>
+                    </a:stretch>
+                  </pic:blipFill>
+                  <pic:spPr>
+                    <a:xfrm>
+                      <a:off x="0" y="0"/>
+                      <a:ext cx="523875" cy="971550"/>
+                    </a:xfrm>
+                    <a:prstGeom prst="rect">
+                      <a:avLst/>
+                    </a:prstGeom>
+                  </pic:spPr>
+                </pic:pic>
+              </a:graphicData>
+            </a:graphic>
+            <wp14:sizeRelH relativeFrom="margin">
+              <wp14:pctWidth>0</wp14:pctWidth>
+            </wp14:sizeRelH>
+            <wp14:sizeRelV relativeFrom="margin">
+              <wp14:pctHeight>0</wp14:pctHeight>
+            </wp14:sizeRelV>
+          </wp:anchor>
+        </w:drawing>
+      </w:r>
+      <w:r>
+        <w:t>Displays, Töne, Aktoren</w:t>
+      </w:r>
+      <w:bookmarkEnd w:id="150"/>
+    </w:p>
+    <w:p>
+      <w:r>
+        <w:t xml:space="preserve">Öffne </w:t>
+      </w:r>
+      <w:r>
+        <w:t xml:space="preserve">die Internet-Seite </w:t>
+      </w:r>
+      <w:hyperlink r:id="rId120" w:history="1">
+        <w:r>
+          <w:rPr>
+            <w:rStyle w:val="Hyperlink"/>
+          </w:rPr>
+          <w:t>https://docs.sunfounder.com/projects/esp32-starter-kit/de/latest/micropython/basic_projects/py_led.html</w:t>
+        </w:r>
+      </w:hyperlink>
+      <w:r>
+        <w:t xml:space="preserve"> und folge den Anweisungen. </w:t>
+      </w:r>
+    </w:p>
+    <w:p/>
+    <w:p>
+      <w:r>
+        <w:rPr>
+          <w:noProof/>
+        </w:rPr>
+        <w:drawing>
+          <wp:anchor distT="0" distB="0" distL="114300" distR="114300" simplePos="0" relativeHeight="251722752" behindDoc="0" locked="0" layoutInCell="1" allowOverlap="1" wp14:anchorId="151FF12A" wp14:editId="1DF4480C">
+            <wp:simplePos x="0" y="0"/>
+            <wp:positionH relativeFrom="column">
+              <wp:posOffset>3810</wp:posOffset>
+            </wp:positionH>
+            <wp:positionV relativeFrom="page">
+              <wp:posOffset>3024505</wp:posOffset>
+            </wp:positionV>
+            <wp:extent cx="1362075" cy="638175"/>
+            <wp:effectExtent l="0" t="0" r="9525" b="9525"/>
+            <wp:wrapTopAndBottom/>
+            <wp:docPr id="617597168" name="Grafik 1"/>
+            <wp:cNvGraphicFramePr>
+              <a:graphicFrameLocks xmlns:a="http://schemas.openxmlformats.org/drawingml/2006/main" noChangeAspect="1"/>
+            </wp:cNvGraphicFramePr>
+            <a:graphic xmlns:a="http://schemas.openxmlformats.org/drawingml/2006/main">
+              <a:graphicData uri="http://schemas.openxmlformats.org/drawingml/2006/picture">
+                <pic:pic xmlns:pic="http://schemas.openxmlformats.org/drawingml/2006/picture">
+                  <pic:nvPicPr>
+                    <pic:cNvPr id="617597168" name=""/>
+                    <pic:cNvPicPr/>
+                  </pic:nvPicPr>
+                  <pic:blipFill>
+                    <a:blip r:embed="rId121">
+                      <a:extLst>
+                        <a:ext uri="{28A0092B-C50C-407E-A947-70E740481C1C}">
+                          <a14:useLocalDpi xmlns:a14="http://schemas.microsoft.com/office/drawing/2010/main" val="0"/>
+                        </a:ext>
+                      </a:extLst>
+                    </a:blip>
+                    <a:stretch>
+                      <a:fillRect/>
+                    </a:stretch>
+                  </pic:blipFill>
+                  <pic:spPr>
+                    <a:xfrm>
+                      <a:off x="0" y="0"/>
+                      <a:ext cx="1362075" cy="638175"/>
+                    </a:xfrm>
+                    <a:prstGeom prst="rect">
+                      <a:avLst/>
+                    </a:prstGeom>
+                  </pic:spPr>
+                </pic:pic>
+              </a:graphicData>
+            </a:graphic>
+          </wp:anchor>
+        </w:drawing>
+      </w:r>
+      <w:r>
+        <w:rPr>
+          <w:noProof/>
+        </w:rPr>
+        <mc:AlternateContent>
+          <mc:Choice Requires="wps">
+            <w:drawing>
+              <wp:anchor distT="45720" distB="45720" distL="114300" distR="114300" simplePos="0" relativeHeight="251724800" behindDoc="0" locked="0" layoutInCell="1" allowOverlap="1" wp14:anchorId="690068D9" wp14:editId="6DD84C4E">
+                <wp:simplePos x="0" y="0"/>
+                <wp:positionH relativeFrom="column">
+                  <wp:posOffset>1561465</wp:posOffset>
+                </wp:positionH>
+                <wp:positionV relativeFrom="page">
+                  <wp:posOffset>3166968</wp:posOffset>
+                </wp:positionV>
+                <wp:extent cx="3967480" cy="385445"/>
+                <wp:effectExtent l="0" t="0" r="0" b="0"/>
+                <wp:wrapTopAndBottom/>
+                <wp:docPr id="1217098617" name="Textfeld 2"/>
+                <wp:cNvGraphicFramePr>
+                  <a:graphicFrameLocks xmlns:a="http://schemas.openxmlformats.org/drawingml/2006/main"/>
+                </wp:cNvGraphicFramePr>
+                <a:graphic xmlns:a="http://schemas.openxmlformats.org/drawingml/2006/main">
+                  <a:graphicData uri="http://schemas.microsoft.com/office/word/2010/wordprocessingShape">
+                    <wps:wsp>
+                      <wps:cNvSpPr txBox="1">
+                        <a:spLocks noChangeArrowheads="1"/>
+                      </wps:cNvSpPr>
+                      <wps:spPr bwMode="auto">
+                        <a:xfrm>
+                          <a:off x="0" y="0"/>
+                          <a:ext cx="3967480" cy="385445"/>
+                        </a:xfrm>
+                        <a:prstGeom prst="rect">
+                          <a:avLst/>
+                        </a:prstGeom>
+                        <a:solidFill>
+                          <a:srgbClr val="FFFFFF"/>
+                        </a:solidFill>
+                        <a:ln w="9525">
+                          <a:noFill/>
+                          <a:miter lim="800000"/>
+                          <a:headEnd/>
+                          <a:tailEnd/>
+                        </a:ln>
+                      </wps:spPr>
+                      <wps:txbx>
+                        <w:txbxContent>
+                          <w:p>
+                            <w:pPr>
+                              <w:pStyle w:val="berschrift3"/>
+                              <w:spacing w:before="0"/>
+                            </w:pPr>
+                            <w:r>
+                              <w:t xml:space="preserve">Zeichenanzeige - </w:t>
+                            </w:r>
+                            <w:r>
+                              <w:t>2.6_liquid_crystal_display.py</w:t>
+                            </w:r>
+                            <w:r>
+                              <w:t xml:space="preserve"> </w:t>
+                            </w:r>
+                          </w:p>
+                        </w:txbxContent>
+                      </wps:txbx>
+                      <wps:bodyPr rot="0" vert="horz" wrap="square" lIns="91440" tIns="45720" rIns="91440" bIns="45720" anchor="t" anchorCtr="0">
+                        <a:spAutoFit/>
+                      </wps:bodyPr>
+                    </wps:wsp>
+                  </a:graphicData>
+                </a:graphic>
+                <wp14:sizeRelH relativeFrom="margin">
+                  <wp14:pctWidth>0</wp14:pctWidth>
+                </wp14:sizeRelH>
+                <wp14:sizeRelV relativeFrom="margin">
+                  <wp14:pctHeight>20000</wp14:pctHeight>
+                </wp14:sizeRelV>
+              </wp:anchor>
+            </w:drawing>
+          </mc:Choice>
+          <mc:Fallback>
+            <w:pict>
+              <v:shape w14:anchorId="690068D9" id="_x0000_s1053" type="#_x0000_t202" style="position:absolute;margin-left:122.95pt;margin-top:249.35pt;width:312.4pt;height:30.35pt;z-index:251724800;visibility:visible;mso-wrap-style:square;mso-width-percent:0;mso-height-percent:200;mso-wrap-distance-left:9pt;mso-wrap-distance-top:3.6pt;mso-wrap-distance-right:9pt;mso-wrap-distance-bottom:3.6pt;mso-position-horizontal:absolute;mso-position-horizontal-relative:text;mso-position-vertical:absolute;mso-position-vertical-relative:page;mso-width-percent:0;mso-height-percent:200;mso-width-relative:margin;mso-height-relative:margin;v-text-anchor:top" o:gfxdata="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" stroked="f">
+                <v:textbox style="mso-fit-shape-to-text:t">
+                  <w:txbxContent>
+                    <w:p>
+                      <w:pPr>
+                        <w:pStyle w:val="berschrift3"/>
+                        <w:spacing w:before="0"/>
+                      </w:pPr>
+                      <w:r>
+                        <w:t xml:space="preserve">Zeichenanzeige - </w:t>
+                      </w:r>
+                      <w:r>
+                        <w:t>2.6_liquid_crystal_display.py</w:t>
+                      </w:r>
+                      <w:r>
+                        <w:t xml:space="preserve"> </w:t>
+                      </w:r>
+                    </w:p>
+                  </w:txbxContent>
+                </v:textbox>
+                <w10:wrap type="topAndBottom" anchory="page"/>
+              </v:shape>
+            </w:pict>
+          </mc:Fallback>
+        </mc:AlternateContent>
+      </w:r>
+    </w:p>
+    <w:p>
+      <w:r>
+        <w:t xml:space="preserve">Öffne die Internet-Seite </w:t>
+      </w:r>
+      <w:hyperlink r:id="rId122" w:history="1">
+        <w:r>
+          <w:rPr>
+            <w:rStyle w:val="Hyperlink"/>
+          </w:rPr>
+          <w:t>https://docs.sunfounder.com/projects/esp32-starter-kit/de/latest/micropython/basic_projects/py_lcd.html</w:t>
+        </w:r>
+      </w:hyperlink>
+      <w:r>
+        <w:t xml:space="preserve"> und folge den Anweisungen. </w:t>
+      </w:r>
+    </w:p>
+    <w:p/>
+    <w:p>
+      <w:r>
+        <w:rPr>
+          <w:noProof/>
+        </w:rPr>
+        <mc:AlternateContent>
+          <mc:Choice Requires="wps">
+            <w:drawing>
+              <wp:anchor distT="45720" distB="45720" distL="114300" distR="114300" simplePos="0" relativeHeight="251727872" behindDoc="0" locked="0" layoutInCell="1" allowOverlap="1" wp14:anchorId="7DEF26EC" wp14:editId="501BACD3">
+                <wp:simplePos x="0" y="0"/>
+                <wp:positionH relativeFrom="column">
+                  <wp:posOffset>894080</wp:posOffset>
+                </wp:positionH>
+                <wp:positionV relativeFrom="page">
+                  <wp:posOffset>4479925</wp:posOffset>
+                </wp:positionV>
+                <wp:extent cx="2630170" cy="284480"/>
+                <wp:effectExtent l="0" t="0" r="8890" b="8255"/>
+                <wp:wrapTopAndBottom/>
+                <wp:docPr id="1355583659" name="Textfeld 2"/>
+                <wp:cNvGraphicFramePr>
+                  <a:graphicFrameLocks xmlns:a="http://schemas.openxmlformats.org/drawingml/2006/main"/>
+                </wp:cNvGraphicFramePr>
+                <a:graphic xmlns:a="http://schemas.openxmlformats.org/drawingml/2006/main">
+                  <a:graphicData uri="http://schemas.microsoft.com/office/word/2010/wordprocessingShape">
+                    <wps:wsp>
+                      <wps:cNvSpPr txBox="1">
+                        <a:spLocks noChangeArrowheads="1"/>
+                      </wps:cNvSpPr>
+                      <wps:spPr bwMode="auto">
+                        <a:xfrm>
+                          <a:off x="0" y="0"/>
+                          <a:ext cx="2630170" cy="284480"/>
+                        </a:xfrm>
+                        <a:prstGeom prst="rect">
+                          <a:avLst/>
+                        </a:prstGeom>
+                        <a:solidFill>
+                          <a:srgbClr val="FFFFFF"/>
+                        </a:solidFill>
+                        <a:ln w="9525">
+                          <a:noFill/>
+                          <a:miter lim="800000"/>
+                          <a:headEnd/>
+                          <a:tailEnd/>
+                        </a:ln>
+                      </wps:spPr>
+                      <wps:txbx>
+                        <w:txbxContent>
+                          <w:p>
+                            <w:pPr>
+                              <w:pStyle w:val="berschrift3"/>
+                            </w:pPr>
+                            <w:r>
+                              <w:t xml:space="preserve">Beep - </w:t>
+                            </w:r>
+                            <w:r>
+                              <w:t>3.1_beep.py</w:t>
+                            </w:r>
+                            <w:r>
+                              <w:t xml:space="preserve"> </w:t>
+                            </w:r>
+                          </w:p>
+                        </w:txbxContent>
+                      </wps:txbx>
+                      <wps:bodyPr rot="0" vert="horz" wrap="square" lIns="91440" tIns="45720" rIns="91440" bIns="45720" anchor="t" anchorCtr="0">
+                        <a:spAutoFit/>
+                      </wps:bodyPr>
+                    </wps:wsp>
+                  </a:graphicData>
+                </a:graphic>
+                <wp14:sizeRelH relativeFrom="margin">
+                  <wp14:pctWidth>40000</wp14:pctWidth>
+                </wp14:sizeRelH>
+                <wp14:sizeRelV relativeFrom="margin">
+                  <wp14:pctHeight>20000</wp14:pctHeight>
+                </wp14:sizeRelV>
+              </wp:anchor>
+            </w:drawing>
+          </mc:Choice>
+          <mc:Fallback>
+            <w:pict>
+              <v:shape w14:anchorId="7DEF26EC" id="_x0000_s1054" type="#_x0000_t202" style="position:absolute;margin-left:70.4pt;margin-top:352.75pt;width:207.1pt;height:22.4pt;z-index:251727872;visibility:visible;mso-wrap-style:square;mso-width-percent:400;mso-height-percent:200;mso-wrap-distance-left:9pt;mso-wrap-distance-top:3.6pt;mso-wrap-distance-right:9pt;mso-wrap-distance-bottom:3.6pt;mso-position-horizontal:absolute;mso-position-horizontal-relative:text;mso-position-vertical:absolute;mso-position-vertical-relative:page;mso-width-percent:400;mso-height-percent:200;mso-width-relative:margin;mso-height-relative:margin;v-text-anchor:top" o:gfxdata="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" stroked="f">
+                <v:textbox style="mso-fit-shape-to-text:t">
+                  <w:txbxContent>
+                    <w:p>
+                      <w:pPr>
+                        <w:pStyle w:val="berschrift3"/>
+                      </w:pPr>
+                      <w:r>
+                        <w:t xml:space="preserve">Beep - </w:t>
+                      </w:r>
+                      <w:r>
+                        <w:t>3.1_beep.py</w:t>
+                      </w:r>
+                      <w:r>
+                        <w:t xml:space="preserve"> </w:t>
+                      </w:r>
+                    </w:p>
+                  </w:txbxContent>
+                </v:textbox>
+                <w10:wrap type="topAndBottom" anchory="page"/>
+              </v:shape>
+            </w:pict>
+          </mc:Fallback>
+        </mc:AlternateContent>
+      </w:r>
+      <w:r>
+        <w:rPr>
+          <w:noProof/>
+        </w:rPr>
+        <w:drawing>
+          <wp:anchor distT="0" distB="0" distL="114300" distR="114300" simplePos="0" relativeHeight="251725824" behindDoc="0" locked="0" layoutInCell="1" allowOverlap="1" wp14:anchorId="7658CD7F" wp14:editId="0CE84476">
+            <wp:simplePos x="0" y="0"/>
+            <wp:positionH relativeFrom="column">
+              <wp:posOffset>3810</wp:posOffset>
+            </wp:positionH>
+            <wp:positionV relativeFrom="page">
+              <wp:posOffset>4416648</wp:posOffset>
+            </wp:positionV>
+            <wp:extent cx="532130" cy="691515"/>
+            <wp:effectExtent l="0" t="0" r="1270" b="0"/>
+            <wp:wrapTopAndBottom/>
+            <wp:docPr id="1424931217" name="Grafik 1"/>
+            <wp:cNvGraphicFramePr>
+              <a:graphicFrameLocks xmlns:a="http://schemas.openxmlformats.org/drawingml/2006/main" noChangeAspect="1"/>
+            </wp:cNvGraphicFramePr>
+            <a:graphic xmlns:a="http://schemas.openxmlformats.org/drawingml/2006/main">
+              <a:graphicData uri="http://schemas.openxmlformats.org/drawingml/2006/picture">
+                <pic:pic xmlns:pic="http://schemas.openxmlformats.org/drawingml/2006/picture">
+                  <pic:nvPicPr>
+                    <pic:cNvPr id="1424931217" name=""/>
+                    <pic:cNvPicPr/>
+                  </pic:nvPicPr>
+                  <pic:blipFill>
+                    <a:blip r:embed="rId123">
+                      <a:extLst>
+                        <a:ext uri="{28A0092B-C50C-407E-A947-70E740481C1C}">
+                          <a14:useLocalDpi xmlns:a14="http://schemas.microsoft.com/office/drawing/2010/main" val="0"/>
+                        </a:ext>
+                      </a:extLst>
+                    </a:blip>
+                    <a:stretch>
+                      <a:fillRect/>
+                    </a:stretch>
+                  </pic:blipFill>
+                  <pic:spPr>
+                    <a:xfrm>
+                      <a:off x="0" y="0"/>
+                      <a:ext cx="532130" cy="691515"/>
+                    </a:xfrm>
+                    <a:prstGeom prst="rect">
+                      <a:avLst/>
+                    </a:prstGeom>
+                  </pic:spPr>
+                </pic:pic>
+              </a:graphicData>
+            </a:graphic>
+          </wp:anchor>
+        </w:drawing>
+      </w:r>
+    </w:p>
+    <w:p>
+      <w:r>
+        <w:t xml:space="preserve">Öffne die Internet-Seite </w:t>
+      </w:r>
+      <w:hyperlink r:id="rId124" w:history="1">
+        <w:r>
+          <w:rPr>
+            <w:rStyle w:val="Hyperlink"/>
+          </w:rPr>
+          <w:t>https://docs.sunfounder.com/projects/esp32-starter-kit/de/latest/micropython/basic_projects/py_ac_buz.html</w:t>
+        </w:r>
+      </w:hyperlink>
+      <w:r>
+        <w:t xml:space="preserve"> und folge den Anweisungen. </w:t>
+      </w:r>
+    </w:p>
+    <w:p/>
+    <w:p>
+      <w:r>
+        <w:rPr>
+          <w:noProof/>
+        </w:rPr>
+        <mc:AlternateContent>
+          <mc:Choice Requires="wps">
+            <w:drawing>
+              <wp:anchor distT="45720" distB="45720" distL="114300" distR="114300" simplePos="0" relativeHeight="251730944" behindDoc="0" locked="0" layoutInCell="1" allowOverlap="1" wp14:anchorId="543E1FB8" wp14:editId="03B62EA3">
+                <wp:simplePos x="0" y="0"/>
+                <wp:positionH relativeFrom="column">
+                  <wp:posOffset>941705</wp:posOffset>
+                </wp:positionH>
+                <wp:positionV relativeFrom="page">
+                  <wp:posOffset>5975350</wp:posOffset>
+                </wp:positionV>
+                <wp:extent cx="3538220" cy="284480"/>
+                <wp:effectExtent l="0" t="0" r="5080" b="8255"/>
+                <wp:wrapTopAndBottom/>
+                <wp:docPr id="577685376" name="Textfeld 2"/>
+                <wp:cNvGraphicFramePr>
+                  <a:graphicFrameLocks xmlns:a="http://schemas.openxmlformats.org/drawingml/2006/main"/>
+                </wp:cNvGraphicFramePr>
+                <a:graphic xmlns:a="http://schemas.openxmlformats.org/drawingml/2006/main">
+                  <a:graphicData uri="http://schemas.microsoft.com/office/word/2010/wordprocessingShape">
+                    <wps:wsp>
+                      <wps:cNvSpPr txBox="1">
+                        <a:spLocks noChangeArrowheads="1"/>
+                      </wps:cNvSpPr>
+                      <wps:spPr bwMode="auto">
+                        <a:xfrm>
+                          <a:off x="0" y="0"/>
+                          <a:ext cx="3538220" cy="284480"/>
+                        </a:xfrm>
+                        <a:prstGeom prst="rect">
+                          <a:avLst/>
+                        </a:prstGeom>
+                        <a:solidFill>
+                          <a:srgbClr val="FFFFFF"/>
+                        </a:solidFill>
+                        <a:ln w="9525">
+                          <a:noFill/>
+                          <a:miter lim="800000"/>
+                          <a:headEnd/>
+                          <a:tailEnd/>
+                        </a:ln>
+                      </wps:spPr>
+                      <wps:txbx>
+                        <w:txbxContent>
+                          <w:p>
+                            <w:pPr>
+                              <w:pStyle w:val="berschrift3"/>
+                            </w:pPr>
+                            <w:r>
+                              <w:t xml:space="preserve">Eigener Klang - </w:t>
+                            </w:r>
+                            <w:r>
+                              <w:t>3.2_custom_tone.py</w:t>
+                            </w:r>
+                          </w:p>
+                        </w:txbxContent>
+                      </wps:txbx>
+                      <wps:bodyPr rot="0" vert="horz" wrap="square" lIns="91440" tIns="45720" rIns="91440" bIns="45720" anchor="t" anchorCtr="0">
+                        <a:spAutoFit/>
+                      </wps:bodyPr>
+                    </wps:wsp>
+                  </a:graphicData>
+                </a:graphic>
+                <wp14:sizeRelH relativeFrom="margin">
+                  <wp14:pctWidth>0</wp14:pctWidth>
+                </wp14:sizeRelH>
+                <wp14:sizeRelV relativeFrom="margin">
+                  <wp14:pctHeight>20000</wp14:pctHeight>
+                </wp14:sizeRelV>
+              </wp:anchor>
+            </w:drawing>
+          </mc:Choice>
+          <mc:Fallback>
+            <w:pict>
+              <v:shape w14:anchorId="543E1FB8" id="_x0000_s1055" type="#_x0000_t202" style="position:absolute;margin-left:74.15pt;margin-top:470.5pt;width:278.6pt;height:22.4pt;z-index:251730944;visibility:visible;mso-wrap-style:square;mso-width-percent:0;mso-height-percent:200;mso-wrap-distance-left:9pt;mso-wrap-distance-top:3.6pt;mso-wrap-distance-right:9pt;mso-wrap-distance-bottom:3.6pt;mso-position-horizontal:absolute;mso-position-horizontal-relative:text;mso-position-vertical:absolute;mso-position-vertical-relative:page;mso-width-percent:0;mso-height-percent:200;mso-width-relative:margin;mso-height-relative:margin;v-text-anchor:top" o:gfxdata="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" stroked="f">
+                <v:textbox style="mso-fit-shape-to-text:t">
+                  <w:txbxContent>
+                    <w:p>
+                      <w:pPr>
+                        <w:pStyle w:val="berschrift3"/>
+                      </w:pPr>
+                      <w:r>
+                        <w:t xml:space="preserve">Eigener Klang - </w:t>
+                      </w:r>
+                      <w:r>
+                        <w:t>3.2_custom_tone.py</w:t>
+                      </w:r>
+                    </w:p>
+                  </w:txbxContent>
+                </v:textbox>
+                <w10:wrap type="topAndBottom" anchory="page"/>
+              </v:shape>
+            </w:pict>
+          </mc:Fallback>
+        </mc:AlternateContent>
+      </w:r>
+      <w:r>
+        <w:rPr>
+          <w:noProof/>
+        </w:rPr>
+        <w:drawing>
+          <wp:anchor distT="0" distB="0" distL="114300" distR="114300" simplePos="0" relativeHeight="251728896" behindDoc="0" locked="0" layoutInCell="1" allowOverlap="1" wp14:anchorId="482CBCC7" wp14:editId="494D1B72">
+            <wp:simplePos x="0" y="0"/>
+            <wp:positionH relativeFrom="column">
+              <wp:posOffset>3810</wp:posOffset>
+            </wp:positionH>
+            <wp:positionV relativeFrom="page">
+              <wp:posOffset>5848573</wp:posOffset>
+            </wp:positionV>
+            <wp:extent cx="607695" cy="786765"/>
+            <wp:effectExtent l="0" t="0" r="1905" b="0"/>
+            <wp:wrapTopAndBottom/>
+            <wp:docPr id="60332385" name="Grafik 1"/>
+            <wp:cNvGraphicFramePr>
+              <a:graphicFrameLocks xmlns:a="http://schemas.openxmlformats.org/drawingml/2006/main" noChangeAspect="1"/>
+            </wp:cNvGraphicFramePr>
+            <a:graphic xmlns:a="http://schemas.openxmlformats.org/drawingml/2006/main">
+              <a:graphicData uri="http://schemas.openxmlformats.org/drawingml/2006/picture">
+                <pic:pic xmlns:pic="http://schemas.openxmlformats.org/drawingml/2006/picture">
+                  <pic:nvPicPr>
+                    <pic:cNvPr id="60332385" name=""/>
+                    <pic:cNvPicPr/>
+                  </pic:nvPicPr>
+                  <pic:blipFill>
+                    <a:blip r:embed="rId125">
+                      <a:extLst>
+                        <a:ext uri="{28A0092B-C50C-407E-A947-70E740481C1C}">
+                          <a14:useLocalDpi xmlns:a14="http://schemas.microsoft.com/office/drawing/2010/main" val="0"/>
+                        </a:ext>
+                      </a:extLst>
+                    </a:blip>
+                    <a:stretch>
+                      <a:fillRect/>
+                    </a:stretch>
+                  </pic:blipFill>
+                  <pic:spPr>
+                    <a:xfrm>
+                      <a:off x="0" y="0"/>
+                      <a:ext cx="607695" cy="786765"/>
+                    </a:xfrm>
+                    <a:prstGeom prst="rect">
+                      <a:avLst/>
+                    </a:prstGeom>
+                  </pic:spPr>
+                </pic:pic>
+              </a:graphicData>
+            </a:graphic>
+          </wp:anchor>
+        </w:drawing>
+      </w:r>
+    </w:p>
+    <w:p>
+      <w:r>
+        <w:t xml:space="preserve">Öffne die Internet-Seite </w:t>
+      </w:r>
+      <w:hyperlink r:id="rId126" w:history="1">
+        <w:r>
+          <w:rPr>
+            <w:rStyle w:val="Hyperlink"/>
+          </w:rPr>
+          <w:t>https://docs.sunfounder.com/projects/esp32-starter-kit/de/latest/micropython/basic_projects/py_pa_buz.html</w:t>
+        </w:r>
+      </w:hyperlink>
+      <w:r>
+        <w:t xml:space="preserve"> und folge den Anweisungen. </w:t>
+      </w:r>
+    </w:p>
+    <w:p/>
+    <w:p/>
+    <w:p>
+      <w:r>
+        <w:br w:type="page"/>
+      </w:r>
+    </w:p>
+    <w:p>
+      <w:pPr>
+        <w:pStyle w:val="berschrift1"/>
+      </w:pPr>
+      <w:bookmarkStart w:id="151" w:name="_Toc236424335"/>
+      <w:proofErr w:type="spellStart"/>
+      <w:r>
+        <w:lastRenderedPageBreak/>
+        <w:t>MicroPython</w:t>
+      </w:r>
+      <w:proofErr w:type="spellEnd"/>
+      <w:r>
+        <w:t>:</w:t>
+      </w:r>
+      <w:r>
+        <w:rPr>
+          <w:noProof/>
+        </w:rPr>
+        <w:t xml:space="preserve"> </w:t>
+      </w:r>
+      <w:r>
+        <w:rPr>
+          <w:noProof/>
+        </w:rPr>
+        <mc:AlternateContent>
+          <mc:Choice Requires="wps">
+            <w:drawing>
+              <wp:anchor distT="45720" distB="45720" distL="114300" distR="114300" simplePos="0" relativeHeight="251734016" behindDoc="0" locked="0" layoutInCell="1" allowOverlap="1" wp14:anchorId="28EB6BFE" wp14:editId="766E39D0">
+                <wp:simplePos x="0" y="0"/>
+                <wp:positionH relativeFrom="column">
+                  <wp:posOffset>1211856</wp:posOffset>
+                </wp:positionH>
+                <wp:positionV relativeFrom="page">
+                  <wp:posOffset>1485762</wp:posOffset>
+                </wp:positionV>
+                <wp:extent cx="4531995" cy="284480"/>
+                <wp:effectExtent l="0" t="0" r="1905" b="8255"/>
+                <wp:wrapTopAndBottom/>
+                <wp:docPr id="342653188" name="Textfeld 2"/>
+                <wp:cNvGraphicFramePr>
+                  <a:graphicFrameLocks xmlns:a="http://schemas.openxmlformats.org/drawingml/2006/main"/>
+                </wp:cNvGraphicFramePr>
+                <a:graphic xmlns:a="http://schemas.openxmlformats.org/drawingml/2006/main">
+                  <a:graphicData uri="http://schemas.microsoft.com/office/word/2010/wordprocessingShape">
+                    <wps:wsp>
+                      <wps:cNvSpPr txBox="1">
+                        <a:spLocks noChangeArrowheads="1"/>
+                      </wps:cNvSpPr>
+                      <wps:spPr bwMode="auto">
+                        <a:xfrm>
+                          <a:off x="0" y="0"/>
+                          <a:ext cx="4531995" cy="284480"/>
+                        </a:xfrm>
+                        <a:prstGeom prst="rect">
+                          <a:avLst/>
+                        </a:prstGeom>
+                        <a:solidFill>
+                          <a:srgbClr val="FFFFFF"/>
+                        </a:solidFill>
+                        <a:ln w="9525">
+                          <a:noFill/>
+                          <a:miter lim="800000"/>
+                          <a:headEnd/>
+                          <a:tailEnd/>
+                        </a:ln>
+                      </wps:spPr>
+                      <wps:txbx>
+                        <w:txbxContent>
+                          <w:p>
+                            <w:pPr>
+                              <w:pStyle w:val="berschrift3"/>
+                            </w:pPr>
+                            <w:r>
+                              <w:t xml:space="preserve">Lesen des Tastenwerts - </w:t>
+                            </w:r>
+                            <w:r>
+                              <w:t>5.1_read_button_value.py</w:t>
+                            </w:r>
+                          </w:p>
+                        </w:txbxContent>
+                      </wps:txbx>
+                      <wps:bodyPr rot="0" vert="horz" wrap="square" lIns="91440" tIns="45720" rIns="91440" bIns="45720" anchor="t" anchorCtr="0">
+                        <a:spAutoFit/>
+                      </wps:bodyPr>
+                    </wps:wsp>
+                  </a:graphicData>
+                </a:graphic>
+                <wp14:sizeRelH relativeFrom="margin">
+                  <wp14:pctWidth>0</wp14:pctWidth>
+                </wp14:sizeRelH>
+                <wp14:sizeRelV relativeFrom="margin">
+                  <wp14:pctHeight>20000</wp14:pctHeight>
+                </wp14:sizeRelV>
+              </wp:anchor>
+            </w:drawing>
+          </mc:Choice>
+          <mc:Fallback>
+            <w:pict>
+              <v:shape w14:anchorId="28EB6BFE" id="_x0000_s1056" type="#_x0000_t202" style="position:absolute;margin-left:95.4pt;margin-top:117pt;width:356.85pt;height:22.4pt;z-index:251734016;visibility:visible;mso-wrap-style:square;mso-width-percent:0;mso-height-percent:200;mso-wrap-distance-left:9pt;mso-wrap-distance-top:3.6pt;mso-wrap-distance-right:9pt;mso-wrap-distance-bottom:3.6pt;mso-position-horizontal:absolute;mso-position-horizontal-relative:text;mso-position-vertical:absolute;mso-position-vertical-relative:page;mso-width-percent:0;mso-height-percent:200;mso-width-relative:margin;mso-height-relative:margin;v-text-anchor:top" o:gfxdata="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" stroked="f">
+                <v:textbox style="mso-fit-shape-to-text:t">
+                  <w:txbxContent>
+                    <w:p>
+                      <w:pPr>
+                        <w:pStyle w:val="berschrift3"/>
+                      </w:pPr>
+                      <w:r>
+                        <w:t xml:space="preserve">Lesen des Tastenwerts - </w:t>
+                      </w:r>
+                      <w:r>
+                        <w:t>5.1_read_button_value.py</w:t>
+                      </w:r>
+                    </w:p>
+                  </w:txbxContent>
+                </v:textbox>
+                <w10:wrap type="topAndBottom" anchory="page"/>
+              </v:shape>
+            </w:pict>
+          </mc:Fallback>
+        </mc:AlternateContent>
+      </w:r>
+      <w:r>
+        <w:t>Sensoren</w:t>
+      </w:r>
+      <w:bookmarkEnd w:id="151"/>
+    </w:p>
+    <w:p>
+      <w:r>
+        <w:rPr>
+          <w:noProof/>
+        </w:rPr>
+        <w:drawing>
+          <wp:anchor distT="0" distB="0" distL="114300" distR="114300" simplePos="0" relativeHeight="251731968" behindDoc="0" locked="0" layoutInCell="1" allowOverlap="1" wp14:anchorId="5230CD08" wp14:editId="0D42D1F6">
+            <wp:simplePos x="0" y="0"/>
+            <wp:positionH relativeFrom="column">
+              <wp:posOffset>3976</wp:posOffset>
+            </wp:positionH>
+            <wp:positionV relativeFrom="page">
+              <wp:posOffset>1224501</wp:posOffset>
+            </wp:positionV>
+            <wp:extent cx="952500" cy="800100"/>
+            <wp:effectExtent l="0" t="0" r="0" b="0"/>
+            <wp:wrapTopAndBottom/>
+            <wp:docPr id="2110478842" name="Grafik 1"/>
+            <wp:cNvGraphicFramePr>
+              <a:graphicFrameLocks xmlns:a="http://schemas.openxmlformats.org/drawingml/2006/main" noChangeAspect="1"/>
+            </wp:cNvGraphicFramePr>
+            <a:graphic xmlns:a="http://schemas.openxmlformats.org/drawingml/2006/main">
+              <a:graphicData uri="http://schemas.openxmlformats.org/drawingml/2006/picture">
+                <pic:pic xmlns:pic="http://schemas.openxmlformats.org/drawingml/2006/picture">
+                  <pic:nvPicPr>
+                    <pic:cNvPr id="2110478842" name=""/>
+                    <pic:cNvPicPr/>
+                  </pic:nvPicPr>
+                  <pic:blipFill>
+                    <a:blip r:embed="rId127">
+                      <a:extLst>
+                        <a:ext uri="{28A0092B-C50C-407E-A947-70E740481C1C}">
+                          <a14:useLocalDpi xmlns:a14="http://schemas.microsoft.com/office/drawing/2010/main" val="0"/>
+                        </a:ext>
+                      </a:extLst>
+                    </a:blip>
+                    <a:stretch>
+                      <a:fillRect/>
+                    </a:stretch>
+                  </pic:blipFill>
+                  <pic:spPr>
+                    <a:xfrm>
+                      <a:off x="0" y="0"/>
+                      <a:ext cx="952500" cy="800100"/>
+                    </a:xfrm>
+                    <a:prstGeom prst="rect">
+                      <a:avLst/>
+                    </a:prstGeom>
+                  </pic:spPr>
+                </pic:pic>
+              </a:graphicData>
+            </a:graphic>
+          </wp:anchor>
+        </w:drawing>
+      </w:r>
+      <w:r>
+        <w:t xml:space="preserve">Öffne die Internet-Seite </w:t>
+      </w:r>
+      <w:hyperlink r:id="rId128" w:history="1">
+        <w:r>
+          <w:rPr>
+            <w:rStyle w:val="Hyperlink"/>
+          </w:rPr>
+          <w:t>https://docs.sunfounder.com/projects/esp32-starter-kit/de/latest/micropython/basic_projects/py_button.html</w:t>
+        </w:r>
+      </w:hyperlink>
+      <w:r>
+        <w:t xml:space="preserve"> und folge den Anweisungen. </w:t>
+      </w:r>
+    </w:p>
+    <w:p/>
+    <w:p>
+      <w:r>
+        <w:rPr>
+          <w:noProof/>
+        </w:rPr>
+        <mc:AlternateContent>
+          <mc:Choice Requires="wps">
+            <w:drawing>
+              <wp:anchor distT="45720" distB="45720" distL="114300" distR="114300" simplePos="0" relativeHeight="251737088" behindDoc="0" locked="0" layoutInCell="1" allowOverlap="1" wp14:anchorId="5F4B998D" wp14:editId="0A13FBF2">
+                <wp:simplePos x="0" y="0"/>
+                <wp:positionH relativeFrom="margin">
+                  <wp:posOffset>1991360</wp:posOffset>
+                </wp:positionH>
+                <wp:positionV relativeFrom="paragraph">
+                  <wp:posOffset>339725</wp:posOffset>
+                </wp:positionV>
+                <wp:extent cx="3291840" cy="1404620"/>
+                <wp:effectExtent l="0" t="0" r="3810" b="0"/>
+                <wp:wrapSquare wrapText="bothSides"/>
+                <wp:docPr id="995832080" name="Textfeld 2"/>
+                <wp:cNvGraphicFramePr>
+                  <a:graphicFrameLocks xmlns:a="http://schemas.openxmlformats.org/drawingml/2006/main"/>
+                </wp:cNvGraphicFramePr>
+                <a:graphic xmlns:a="http://schemas.openxmlformats.org/drawingml/2006/main">
+                  <a:graphicData uri="http://schemas.microsoft.com/office/word/2010/wordprocessingShape">
+                    <wps:wsp>
+                      <wps:cNvSpPr txBox="1">
+                        <a:spLocks noChangeArrowheads="1"/>
+                      </wps:cNvSpPr>
+                      <wps:spPr bwMode="auto">
+                        <a:xfrm>
+                          <a:off x="0" y="0"/>
+                          <a:ext cx="3291840" cy="1404620"/>
+                        </a:xfrm>
+                        <a:prstGeom prst="rect">
+                          <a:avLst/>
+                        </a:prstGeom>
+                        <a:solidFill>
+                          <a:srgbClr val="FFFFFF"/>
+                        </a:solidFill>
+                        <a:ln w="9525">
+                          <a:noFill/>
+                          <a:miter lim="800000"/>
+                          <a:headEnd/>
+                          <a:tailEnd/>
+                        </a:ln>
+                      </wps:spPr>
+                      <wps:txbx>
+                        <w:txbxContent>
+                          <w:p>
+                            <w:pPr>
+                              <w:pStyle w:val="berschrift3"/>
+                              <w:spacing w:before="0"/>
+                            </w:pPr>
+                            <w:r>
+                              <w:t xml:space="preserve">Hinderniserkennung - </w:t>
+                            </w:r>
+                            <w:r>
+                              <w:t>5.3_avoid.py</w:t>
+                            </w:r>
+                          </w:p>
+                        </w:txbxContent>
+                      </wps:txbx>
+                      <wps:bodyPr rot="0" vert="horz" wrap="square" lIns="91440" tIns="45720" rIns="91440" bIns="45720" anchor="t" anchorCtr="0">
+                        <a:spAutoFit/>
+                      </wps:bodyPr>
+                    </wps:wsp>
+                  </a:graphicData>
+                </a:graphic>
+                <wp14:sizeRelH relativeFrom="margin">
+                  <wp14:pctWidth>0</wp14:pctWidth>
+                </wp14:sizeRelH>
+                <wp14:sizeRelV relativeFrom="margin">
+                  <wp14:pctHeight>20000</wp14:pctHeight>
+                </wp14:sizeRelV>
+              </wp:anchor>
+            </w:drawing>
+          </mc:Choice>
+          <mc:Fallback>
+            <w:pict>
+              <v:shape w14:anchorId="5F4B998D" id="_x0000_s1057" type="#_x0000_t202" style="position:absolute;margin-left:156.8pt;margin-top:26.75pt;width:259.2pt;height:110.6pt;z-index:251737088;visibility:visible;mso-wrap-style:square;mso-width-percent:0;mso-height-percent:200;mso-wrap-distance-left:9pt;mso-wrap-distance-top:3.6pt;mso-wrap-distance-right:9pt;mso-wrap-distance-bottom:3.6pt;mso-position-horizontal:absolute;mso-position-horizontal-relative:margin;mso-position-vertical:absolute;mso-position-vertical-relative:text;mso-width-percent:0;mso-height-percent:200;mso-width-relative:margin;mso-height-relative:margin;v-text-anchor:top" o:gfxdata="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" stroked="f">
+                <v:textbox style="mso-fit-shape-to-text:t">
+                  <w:txbxContent>
+                    <w:p>
+                      <w:pPr>
+                        <w:pStyle w:val="berschrift3"/>
+                        <w:spacing w:before="0"/>
+                      </w:pPr>
+                      <w:r>
+                        <w:t xml:space="preserve">Hinderniserkennung - </w:t>
+                      </w:r>
+                      <w:r>
+                        <w:t>5.3_avoid.py</w:t>
+                      </w:r>
+                    </w:p>
+                  </w:txbxContent>
+                </v:textbox>
+                <w10:wrap type="square" anchorx="margin"/>
+              </v:shape>
+            </w:pict>
+          </mc:Fallback>
+        </mc:AlternateContent>
+      </w:r>
+    </w:p>
+    <w:p>
+      <w:r>
+        <w:rPr>
+          <w:noProof/>
+        </w:rPr>
+        <w:drawing>
+          <wp:anchor distT="0" distB="0" distL="114300" distR="114300" simplePos="0" relativeHeight="251735040" behindDoc="0" locked="0" layoutInCell="1" allowOverlap="1" wp14:anchorId="183590D6" wp14:editId="716DE716">
+            <wp:simplePos x="0" y="0"/>
+            <wp:positionH relativeFrom="column">
+              <wp:posOffset>3976</wp:posOffset>
+            </wp:positionH>
+            <wp:positionV relativeFrom="page">
+              <wp:posOffset>2759103</wp:posOffset>
+            </wp:positionV>
+            <wp:extent cx="1552575" cy="619125"/>
+            <wp:effectExtent l="0" t="0" r="9525" b="9525"/>
+            <wp:wrapTopAndBottom/>
+            <wp:docPr id="1259416350" name="Grafik 1"/>
+            <wp:cNvGraphicFramePr>
+              <a:graphicFrameLocks xmlns:a="http://schemas.openxmlformats.org/drawingml/2006/main" noChangeAspect="1"/>
+            </wp:cNvGraphicFramePr>
+            <a:graphic xmlns:a="http://schemas.openxmlformats.org/drawingml/2006/main">
+              <a:graphicData uri="http://schemas.openxmlformats.org/drawingml/2006/picture">
+                <pic:pic xmlns:pic="http://schemas.openxmlformats.org/drawingml/2006/picture">
+                  <pic:nvPicPr>
+                    <pic:cNvPr id="1259416350" name=""/>
+                    <pic:cNvPicPr/>
+                  </pic:nvPicPr>
+                  <pic:blipFill>
+                    <a:blip r:embed="rId129">
+                      <a:extLst>
+                        <a:ext uri="{28A0092B-C50C-407E-A947-70E740481C1C}">
+                          <a14:useLocalDpi xmlns:a14="http://schemas.microsoft.com/office/drawing/2010/main" val="0"/>
+                        </a:ext>
+                      </a:extLst>
+                    </a:blip>
+                    <a:stretch>
+                      <a:fillRect/>
+                    </a:stretch>
+                  </pic:blipFill>
+                  <pic:spPr>
+                    <a:xfrm>
+                      <a:off x="0" y="0"/>
+                      <a:ext cx="1552575" cy="619125"/>
+                    </a:xfrm>
+                    <a:prstGeom prst="rect">
+                      <a:avLst/>
+                    </a:prstGeom>
+                  </pic:spPr>
+                </pic:pic>
+              </a:graphicData>
+            </a:graphic>
+          </wp:anchor>
+        </w:drawing>
+      </w:r>
+      <w:r>
+        <w:t xml:space="preserve">Öffne die Internet-Seite </w:t>
+      </w:r>
+      <w:hyperlink r:id="rId130" w:history="1">
+        <w:r>
+          <w:rPr>
+            <w:rStyle w:val="Hyperlink"/>
+          </w:rPr>
+          <w:t>https://docs.sunfounder.com/projects/esp32-starter-kit/de/latest/micropython/basic_projects/py_avoid.html</w:t>
+        </w:r>
+      </w:hyperlink>
+      <w:r>
+        <w:t xml:space="preserve"> und folge den Anweisungen. </w:t>
+      </w:r>
+    </w:p>
+    <w:p/>
+    <w:p>
+      <w:r>
+        <w:rPr>
+          <w:noProof/>
+        </w:rPr>
+        <mc:AlternateContent>
+          <mc:Choice Requires="wps">
+            <w:drawing>
+              <wp:anchor distT="45720" distB="45720" distL="114300" distR="114300" simplePos="0" relativeHeight="251740160" behindDoc="0" locked="0" layoutInCell="1" allowOverlap="1" wp14:anchorId="570E672F" wp14:editId="0003E9D3">
+                <wp:simplePos x="0" y="0"/>
+                <wp:positionH relativeFrom="column">
+                  <wp:posOffset>1959554</wp:posOffset>
+                </wp:positionH>
+                <wp:positionV relativeFrom="paragraph">
+                  <wp:posOffset>393755</wp:posOffset>
+                </wp:positionV>
+                <wp:extent cx="3235960" cy="1404620"/>
+                <wp:effectExtent l="0" t="0" r="2540" b="8255"/>
+                <wp:wrapSquare wrapText="bothSides"/>
+                <wp:docPr id="827162465" name="Textfeld 2"/>
+                <wp:cNvGraphicFramePr>
+                  <a:graphicFrameLocks xmlns:a="http://schemas.openxmlformats.org/drawingml/2006/main"/>
+                </wp:cNvGraphicFramePr>
+                <a:graphic xmlns:a="http://schemas.openxmlformats.org/drawingml/2006/main">
+                  <a:graphicData uri="http://schemas.microsoft.com/office/word/2010/wordprocessingShape">
+                    <wps:wsp>
+                      <wps:cNvSpPr txBox="1">
+                        <a:spLocks noChangeArrowheads="1"/>
+                      </wps:cNvSpPr>
+                      <wps:spPr bwMode="auto">
+                        <a:xfrm>
+                          <a:off x="0" y="0"/>
+                          <a:ext cx="3235960" cy="1404620"/>
+                        </a:xfrm>
+                        <a:prstGeom prst="rect">
+                          <a:avLst/>
+                        </a:prstGeom>
+                        <a:solidFill>
+                          <a:srgbClr val="FFFFFF"/>
+                        </a:solidFill>
+                        <a:ln w="9525">
+                          <a:noFill/>
+                          <a:miter lim="800000"/>
+                          <a:headEnd/>
+                          <a:tailEnd/>
+                        </a:ln>
+                      </wps:spPr>
+                      <wps:txbx>
+                        <w:txbxContent>
+                          <w:p>
+                            <w:pPr>
+                              <w:pStyle w:val="berschrift3"/>
+                            </w:pPr>
+                            <w:r>
+                              <w:t xml:space="preserve">Distanzmessung - </w:t>
+                            </w:r>
+                            <w:r>
+                              <w:t>5.12_ultrasonic.py</w:t>
+                            </w:r>
+                          </w:p>
+                        </w:txbxContent>
+                      </wps:txbx>
+                      <wps:bodyPr rot="0" vert="horz" wrap="square" lIns="91440" tIns="45720" rIns="91440" bIns="45720" anchor="t" anchorCtr="0">
+                        <a:spAutoFit/>
+                      </wps:bodyPr>
+                    </wps:wsp>
+                  </a:graphicData>
+                </a:graphic>
+                <wp14:sizeRelH relativeFrom="margin">
+                  <wp14:pctWidth>0</wp14:pctWidth>
+                </wp14:sizeRelH>
+                <wp14:sizeRelV relativeFrom="margin">
+                  <wp14:pctHeight>20000</wp14:pctHeight>
+                </wp14:sizeRelV>
+              </wp:anchor>
+            </w:drawing>
+          </mc:Choice>
+          <mc:Fallback>
+            <w:pict>
+              <v:shape w14:anchorId="570E672F" id="_x0000_s1058" type="#_x0000_t202" style="position:absolute;margin-left:154.3pt;margin-top:31pt;width:254.8pt;height:110.6pt;z-index:251740160;visibility:visible;mso-wrap-style:square;mso-width-percent:0;mso-height-percent:200;mso-wrap-distance-left:9pt;mso-wrap-distance-top:3.6pt;mso-wrap-distance-right:9pt;mso-wrap-distance-bottom:3.6pt;mso-position-horizontal:absolute;mso-position-horizontal-relative:text;mso-position-vertical:absolute;mso-position-vertical-relative:text;mso-width-percent:0;mso-height-percent:200;mso-width-relative:margin;mso-height-relative:margin;v-text-anchor:top" o:gfxdata="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" stroked="f">
+                <v:textbox style="mso-fit-shape-to-text:t">
+                  <w:txbxContent>
+                    <w:p>
+                      <w:pPr>
+                        <w:pStyle w:val="berschrift3"/>
+                      </w:pPr>
+                      <w:r>
+                        <w:t xml:space="preserve">Distanzmessung - </w:t>
+                      </w:r>
+                      <w:r>
+                        <w:t>5.12_ultrasonic.py</w:t>
+                      </w:r>
+                    </w:p>
+                  </w:txbxContent>
+                </v:textbox>
+                <w10:wrap type="square"/>
+              </v:shape>
+            </w:pict>
+          </mc:Fallback>
+        </mc:AlternateContent>
+      </w:r>
+      <w:r>
+        <w:rPr>
+          <w:noProof/>
+        </w:rPr>
+        <w:drawing>
+          <wp:anchor distT="0" distB="0" distL="114300" distR="114300" simplePos="0" relativeHeight="251738112" behindDoc="0" locked="0" layoutInCell="1" allowOverlap="1" wp14:anchorId="397F2791" wp14:editId="2BA7CB9C">
+            <wp:simplePos x="0" y="0"/>
+            <wp:positionH relativeFrom="margin">
+              <wp:align>left</wp:align>
+            </wp:positionH>
+            <wp:positionV relativeFrom="page">
+              <wp:posOffset>4165793</wp:posOffset>
+            </wp:positionV>
+            <wp:extent cx="1543050" cy="866775"/>
+            <wp:effectExtent l="0" t="0" r="0" b="9525"/>
+            <wp:wrapTopAndBottom/>
+            <wp:docPr id="1443064441" name="Grafik 1"/>
+            <wp:cNvGraphicFramePr>
+              <a:graphicFrameLocks xmlns:a="http://schemas.openxmlformats.org/drawingml/2006/main" noChangeAspect="1"/>
+            </wp:cNvGraphicFramePr>
+            <a:graphic xmlns:a="http://schemas.openxmlformats.org/drawingml/2006/main">
+              <a:graphicData uri="http://schemas.openxmlformats.org/drawingml/2006/picture">
+                <pic:pic xmlns:pic="http://schemas.openxmlformats.org/drawingml/2006/picture">
+                  <pic:nvPicPr>
+                    <pic:cNvPr id="1443064441" name=""/>
+                    <pic:cNvPicPr/>
+                  </pic:nvPicPr>
+                  <pic:blipFill>
+                    <a:blip r:embed="rId131">
+                      <a:extLst>
+                        <a:ext uri="{28A0092B-C50C-407E-A947-70E740481C1C}">
+                          <a14:useLocalDpi xmlns:a14="http://schemas.microsoft.com/office/drawing/2010/main" val="0"/>
+                        </a:ext>
+                      </a:extLst>
+                    </a:blip>
+                    <a:stretch>
+                      <a:fillRect/>
+                    </a:stretch>
+                  </pic:blipFill>
+                  <pic:spPr>
+                    <a:xfrm>
+                      <a:off x="0" y="0"/>
+                      <a:ext cx="1543050" cy="866775"/>
+                    </a:xfrm>
+                    <a:prstGeom prst="rect">
+                      <a:avLst/>
+                    </a:prstGeom>
+                  </pic:spPr>
+                </pic:pic>
+              </a:graphicData>
+            </a:graphic>
+          </wp:anchor>
+        </w:drawing>
+      </w:r>
+    </w:p>
+    <w:p>
+      <w:r>
+        <w:t xml:space="preserve">Öffne die Internet-Seite </w:t>
+      </w:r>
+      <w:hyperlink r:id="rId132" w:history="1">
+        <w:r>
+          <w:rPr>
+            <w:rStyle w:val="Hyperlink"/>
+          </w:rPr>
+          <w:t>https://docs.sunfounder.com/projects/esp32-starter-kit/de/latest/micropython/basic_projects/py_ultrasonic.html</w:t>
+        </w:r>
+      </w:hyperlink>
+      <w:r>
+        <w:t xml:space="preserve"> und folge den Anweisungen. </w:t>
+      </w:r>
+    </w:p>
+    <w:p/>
+    <w:p/>
+    <w:p/>
+    <w:p>
+      <w:r>
+        <w:br w:type="page"/>
+      </w:r>
+    </w:p>
+    <w:p>
+      <w:pPr>
+        <w:pStyle w:val="berschrift1"/>
+      </w:pPr>
+      <w:bookmarkStart w:id="152" w:name="_Toc236424336"/>
+      <w:proofErr w:type="spellStart"/>
+      <w:r>
+        <w:lastRenderedPageBreak/>
+        <w:t>MicroPython</w:t>
+      </w:r>
+      <w:proofErr w:type="spellEnd"/>
+      <w:r>
+        <w:t>:</w:t>
+      </w:r>
+      <w:r>
+        <w:rPr>
+          <w:noProof/>
+        </w:rPr>
+        <w:t xml:space="preserve"> </w:t>
+      </w:r>
+      <w:r>
+        <w:rPr>
+          <w:noProof/>
+        </w:rPr>
+        <mc:AlternateContent>
+          <mc:Choice Requires="wps">
+            <w:drawing>
+              <wp:anchor distT="45720" distB="45720" distL="114300" distR="114300" simplePos="0" relativeHeight="251743232" behindDoc="0" locked="0" layoutInCell="1" allowOverlap="1" wp14:anchorId="13B1F4A1" wp14:editId="0FA023D2">
+                <wp:simplePos x="0" y="0"/>
+                <wp:positionH relativeFrom="column">
+                  <wp:posOffset>1289685</wp:posOffset>
+                </wp:positionH>
+                <wp:positionV relativeFrom="page">
+                  <wp:posOffset>1460083</wp:posOffset>
+                </wp:positionV>
+                <wp:extent cx="3602990" cy="284480"/>
+                <wp:effectExtent l="0" t="0" r="0" b="8255"/>
+                <wp:wrapTopAndBottom/>
+                <wp:docPr id="846263313" name="Textfeld 2"/>
+                <wp:cNvGraphicFramePr>
+                  <a:graphicFrameLocks xmlns:a="http://schemas.openxmlformats.org/drawingml/2006/main"/>
+                </wp:cNvGraphicFramePr>
+                <a:graphic xmlns:a="http://schemas.openxmlformats.org/drawingml/2006/main">
+                  <a:graphicData uri="http://schemas.microsoft.com/office/word/2010/wordprocessingShape">
+                    <wps:wsp>
+                      <wps:cNvSpPr txBox="1">
+                        <a:spLocks noChangeArrowheads="1"/>
+                      </wps:cNvSpPr>
+                      <wps:spPr bwMode="auto">
+                        <a:xfrm>
+                          <a:off x="0" y="0"/>
+                          <a:ext cx="3602990" cy="284480"/>
+                        </a:xfrm>
+                        <a:prstGeom prst="rect">
+                          <a:avLst/>
+                        </a:prstGeom>
+                        <a:solidFill>
+                          <a:srgbClr val="FFFFFF"/>
+                        </a:solidFill>
+                        <a:ln w="9525">
+                          <a:noFill/>
+                          <a:miter lim="800000"/>
+                          <a:headEnd/>
+                          <a:tailEnd/>
+                        </a:ln>
+                      </wps:spPr>
+                      <wps:txbx>
+                        <w:txbxContent>
+                          <w:p>
+                            <w:pPr>
+                              <w:pStyle w:val="berschrift3"/>
+                            </w:pPr>
+                            <w:r>
+                              <w:t xml:space="preserve">Einparkhilfe - </w:t>
+                            </w:r>
+                            <w:r>
+                              <w:t>6.4_reversing_aid.py</w:t>
+                            </w:r>
+                          </w:p>
+                        </w:txbxContent>
+                      </wps:txbx>
+                      <wps:bodyPr rot="0" vert="horz" wrap="square" lIns="91440" tIns="45720" rIns="91440" bIns="45720" anchor="t" anchorCtr="0">
+                        <a:spAutoFit/>
+                      </wps:bodyPr>
+                    </wps:wsp>
+                  </a:graphicData>
+                </a:graphic>
+                <wp14:sizeRelH relativeFrom="margin">
+                  <wp14:pctWidth>0</wp14:pctWidth>
+                </wp14:sizeRelH>
+                <wp14:sizeRelV relativeFrom="margin">
+                  <wp14:pctHeight>20000</wp14:pctHeight>
+                </wp14:sizeRelV>
+              </wp:anchor>
+            </w:drawing>
+          </mc:Choice>
+          <mc:Fallback>
+            <w:pict>
+              <v:shape w14:anchorId="13B1F4A1" id="_x0000_s1059" type="#_x0000_t202" style="position:absolute;margin-left:101.55pt;margin-top:114.95pt;width:283.7pt;height:22.4pt;z-index:251743232;visibility:visible;mso-wrap-style:square;mso-width-percent:0;mso-height-percent:200;mso-wrap-distance-left:9pt;mso-wrap-distance-top:3.6pt;mso-wrap-distance-right:9pt;mso-wrap-distance-bottom:3.6pt;mso-position-horizontal:absolute;mso-position-horizontal-relative:text;mso-position-vertical:absolute;mso-position-vertical-relative:page;mso-width-percent:0;mso-height-percent:200;mso-width-relative:margin;mso-height-relative:margin;v-text-anchor:top" o:gfxdata="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" stroked="f">
+                <v:textbox style="mso-fit-shape-to-text:t">
+                  <w:txbxContent>
+                    <w:p>
+                      <w:pPr>
+                        <w:pStyle w:val="berschrift3"/>
+                      </w:pPr>
+                      <w:r>
+                        <w:t xml:space="preserve">Einparkhilfe - </w:t>
+                      </w:r>
+                      <w:r>
+                        <w:t>6.4_reversing_aid.py</w:t>
+                      </w:r>
+                    </w:p>
+                  </w:txbxContent>
+                </v:textbox>
+                <w10:wrap type="topAndBottom" anchory="page"/>
+              </v:shape>
+            </w:pict>
+          </mc:Fallback>
+        </mc:AlternateContent>
+      </w:r>
+      <w:r>
+        <w:rPr>
+          <w:noProof/>
+        </w:rPr>
+        <w:drawing>
+          <wp:anchor distT="0" distB="0" distL="114300" distR="114300" simplePos="0" relativeHeight="251741184" behindDoc="0" locked="0" layoutInCell="1" allowOverlap="1" wp14:anchorId="5DCDFFC9" wp14:editId="226F2957">
+            <wp:simplePos x="0" y="0"/>
+            <wp:positionH relativeFrom="margin">
+              <wp:align>left</wp:align>
+            </wp:positionH>
+            <wp:positionV relativeFrom="page">
+              <wp:posOffset>1370965</wp:posOffset>
+            </wp:positionV>
+            <wp:extent cx="756920" cy="756920"/>
+            <wp:effectExtent l="0" t="0" r="5080" b="5080"/>
+            <wp:wrapTopAndBottom/>
+            <wp:docPr id="1323448935" name="Grafik 39"/>
+            <wp:cNvGraphicFramePr>
+              <a:graphicFrameLocks xmlns:a="http://schemas.openxmlformats.org/drawingml/2006/main" noChangeAspect="1"/>
+            </wp:cNvGraphicFramePr>
+            <a:graphic xmlns:a="http://schemas.openxmlformats.org/drawingml/2006/main">
+              <a:graphicData uri="http://schemas.openxmlformats.org/drawingml/2006/picture">
+                <pic:pic xmlns:pic="http://schemas.openxmlformats.org/drawingml/2006/picture">
+                  <pic:nvPicPr>
+                    <pic:cNvPr id="1323448935" name="Grafik 1323448935"/>
+                    <pic:cNvPicPr/>
+                  </pic:nvPicPr>
+                  <pic:blipFill>
+                    <a:blip r:embed="rId133">
+                      <a:extLst>
+                        <a:ext uri="{96DAC541-7B7A-43D3-8B79-37D633B846F1}">
+                          <asvg:svgBlip xmlns:asvg="http://schemas.microsoft.com/office/drawing/2016/SVG/main" r:embed="rId134"/>
+                        </a:ext>
+                      </a:extLst>
+                    </a:blip>
+                    <a:stretch>
+                      <a:fillRect/>
+                    </a:stretch>
+                  </pic:blipFill>
+                  <pic:spPr>
+                    <a:xfrm>
+                      <a:off x="0" y="0"/>
+                      <a:ext cx="756920" cy="756920"/>
+                    </a:xfrm>
+                    <a:prstGeom prst="rect">
+                      <a:avLst/>
+                    </a:prstGeom>
+                  </pic:spPr>
+                </pic:pic>
+              </a:graphicData>
+            </a:graphic>
+          </wp:anchor>
+        </w:drawing>
+      </w:r>
+      <w:r>
+        <w:t>Einparkhilfe</w:t>
+      </w:r>
+      <w:bookmarkEnd w:id="152"/>
+    </w:p>
+    <w:p>
+      <w:pPr>
+        <w:spacing w:before="240"/>
+      </w:pPr>
+      <w:r>
+        <w:t xml:space="preserve">Öffne die Internet-Seite </w:t>
+      </w:r>
+      <w:hyperlink r:id="rId135" w:history="1">
+        <w:r>
+          <w:rPr>
+            <w:rStyle w:val="Hyperlink"/>
+          </w:rPr>
+          <w:t>https://docs.sunfounder.com/projects/esp32-starter-kit/de/latest/micropython/basic_projects/py_reversing_aid.html</w:t>
+        </w:r>
+      </w:hyperlink>
+      <w:r>
+        <w:t xml:space="preserve"> und folge den Anweisungen.</w:t>
+      </w:r>
+    </w:p>
+    <w:p>
+      <w:pPr>
+        <w:spacing w:before="240"/>
+      </w:pPr>
+      <w:r>
+        <w:t xml:space="preserve">Wenn das Programm nicht funktioniert, funktioniert wahrscheinlich das Multithreading nicht. </w:t>
+      </w:r>
+    </w:p>
+    <w:p>
+      <w:r>
+        <w:t xml:space="preserve">Hier steht eine wichtige Information zum Multithreading-Modul: </w:t>
+      </w:r>
+      <w:hyperlink r:id="rId136" w:anchor="module-_thread" w:history="1">
+        <w:r>
+          <w:rPr>
+            <w:rStyle w:val="Hyperlink"/>
+          </w:rPr>
+          <w:t>https://docs.micropython.org/en/latest/library/_thread.html#module-_thread</w:t>
+        </w:r>
+      </w:hyperlink>
+      <w:r>
+        <w:t xml:space="preserve"> </w:t>
+      </w:r>
+    </w:p>
+    <w:p>
+      <w:pPr>
+        <w:rPr>
+          <w:lang w:val="en-US"/>
+        </w:rPr>
+      </w:pPr>
+      <w:r>
+        <w:rPr>
+          <w:lang w:val="en-US"/>
+        </w:rPr>
+        <w:t>"This module is highly experimental and its API is not yet fully settled and not yet described in this documentation.</w:t>
+      </w:r>
+      <w:r>
+        <w:rPr>
+          <w:lang w:val="en-US"/>
+        </w:rPr>
+        <w:t>"</w:t>
+      </w:r>
+    </w:p>
+    <w:p>
+      <w:pPr>
+        <w:spacing w:before="240"/>
+      </w:pPr>
+      <w:r>
+        <w:t xml:space="preserve">Teste </w:t>
+      </w:r>
+      <w:r>
+        <w:t>deshalb</w:t>
+      </w:r>
+      <w:r>
+        <w:t xml:space="preserve"> das Programm </w:t>
+      </w:r>
+      <w:r>
+        <w:t>6.4a_reversing_aid.py</w:t>
+      </w:r>
+      <w:r>
+        <w:t xml:space="preserve">. Das Programm arbeitet ohne Multithreading. </w:t>
+      </w:r>
+    </w:p>
+    <w:p/>
+    <w:p/>
+    <w:p/>
+    <w:p/>
+    <w:p/>
+    <w:p/>
+    <w:p/>
+    <w:p/>
+    <w:p/>
+    <w:p/>
+    <w:p/>
     <w:p>
       <w:pPr>
         <w:spacing w:before="120"/>
@@ -38847,7 +42621,7 @@
     <w:p>
       <w:pPr>
         <w:sectPr>
-          <w:headerReference w:type="default" r:id="rId117"/>
+          <w:headerReference w:type="default" r:id="rId137"/>
           <w:pgSz w:w="11906" w:h="16838"/>
           <w:pgMar w:top="720" w:right="720" w:bottom="720" w:left="720" w:header="708" w:footer="708" w:gutter="0"/>
           <w:cols w:space="708"/>
@@ -38859,7 +42633,7 @@
       <w:pPr>
         <w:pStyle w:val="berschrift1"/>
       </w:pPr>
-      <w:bookmarkStart w:id="153" w:name="_Toc236341993"/>
+      <w:bookmarkStart w:id="153" w:name="_Toc236424337"/>
       <w:r>
         <w:lastRenderedPageBreak/>
         <w:t>Quellen</w:t>
@@ -38925,7 +42699,7 @@
             <w:tcW w:w="5240" w:type="dxa"/>
           </w:tcPr>
           <w:p>
-            <w:hyperlink r:id="rId118" w:history="1">
+            <w:hyperlink r:id="rId138" w:history="1">
               <w:r>
                 <w:rPr>
                   <w:rStyle w:val="Hyperlink"/>
@@ -38952,7 +42726,7 @@
             <w:tcW w:w="5240" w:type="dxa"/>
           </w:tcPr>
           <w:p>
-            <w:hyperlink r:id="rId119" w:history="1">
+            <w:hyperlink r:id="rId139" w:history="1">
               <w:r>
                 <w:rPr>
                   <w:rStyle w:val="Hyperlink"/>
@@ -39041,7 +42815,7 @@
             <w:tcW w:w="5240" w:type="dxa"/>
           </w:tcPr>
           <w:p>
-            <w:hyperlink r:id="rId120" w:history="1">
+            <w:hyperlink r:id="rId140" w:history="1">
               <w:r>
                 <w:rPr>
                   <w:rStyle w:val="Hyperlink"/>
@@ -39071,7 +42845,7 @@
             <w:tcW w:w="5240" w:type="dxa"/>
           </w:tcPr>
           <w:p>
-            <w:hyperlink r:id="rId121" w:history="1">
+            <w:hyperlink r:id="rId141" w:history="1">
               <w:r>
                 <w:rPr>
                   <w:rStyle w:val="Hyperlink"/>
@@ -39103,7 +42877,7 @@
             <w:tcW w:w="5240" w:type="dxa"/>
           </w:tcPr>
           <w:p>
-            <w:hyperlink r:id="rId122" w:history="1">
+            <w:hyperlink r:id="rId142" w:history="1">
               <w:r>
                 <w:rPr>
                   <w:rStyle w:val="Hyperlink"/>
@@ -39130,7 +42904,7 @@
             <w:tcW w:w="5240" w:type="dxa"/>
           </w:tcPr>
           <w:p>
-            <w:hyperlink r:id="rId123" w:history="1">
+            <w:hyperlink r:id="rId143" w:history="1">
               <w:r>
                 <w:rPr>
                   <w:rStyle w:val="Hyperlink"/>
@@ -39157,7 +42931,7 @@
             <w:tcW w:w="5240" w:type="dxa"/>
           </w:tcPr>
           <w:p>
-            <w:hyperlink r:id="rId124" w:history="1">
+            <w:hyperlink r:id="rId144" w:history="1">
               <w:r>
                 <w:rPr>
                   <w:rStyle w:val="Hyperlink"/>
@@ -39184,7 +42958,7 @@
             <w:tcW w:w="5240" w:type="dxa"/>
           </w:tcPr>
           <w:p>
-            <w:hyperlink r:id="rId125" w:history="1">
+            <w:hyperlink r:id="rId145" w:history="1">
               <w:r>
                 <w:rPr>
                   <w:rStyle w:val="Hyperlink"/>
@@ -39211,7 +42985,7 @@
             <w:tcW w:w="5240" w:type="dxa"/>
           </w:tcPr>
           <w:p>
-            <w:hyperlink r:id="rId126" w:history="1">
+            <w:hyperlink r:id="rId146" w:history="1">
               <w:r>
                 <w:rPr>
                   <w:rStyle w:val="Hyperlink"/>
@@ -39243,7 +43017,7 @@
             <w:tcW w:w="5240" w:type="dxa"/>
           </w:tcPr>
           <w:p>
-            <w:hyperlink r:id="rId127" w:history="1">
+            <w:hyperlink r:id="rId147" w:history="1">
               <w:r>
                 <w:rPr>
                   <w:rStyle w:val="Hyperlink"/>
@@ -39273,7 +43047,7 @@
             <w:tcW w:w="5240" w:type="dxa"/>
           </w:tcPr>
           <w:p>
-            <w:hyperlink r:id="rId128" w:history="1">
+            <w:hyperlink r:id="rId148" w:history="1">
               <w:r>
                 <w:rPr>
                   <w:rStyle w:val="Hyperlink"/>
@@ -39308,7 +43082,7 @@
             <w:tcW w:w="5240" w:type="dxa"/>
           </w:tcPr>
           <w:p>
-            <w:hyperlink r:id="rId129" w:history="1">
+            <w:hyperlink r:id="rId149" w:history="1">
               <w:r>
                 <w:rPr>
                   <w:rStyle w:val="Hyperlink"/>
@@ -39332,7 +43106,7 @@
     </w:tbl>
     <w:p/>
     <w:sectPr>
-      <w:headerReference w:type="default" r:id="rId130"/>
+      <w:headerReference w:type="default" r:id="rId150"/>
       <w:pgSz w:w="11906" w:h="16838"/>
       <w:pgMar w:top="720" w:right="720" w:bottom="720" w:left="720" w:header="708" w:footer="708" w:gutter="0"/>
       <w:cols w:space="708"/>
@@ -39469,7 +43243,7 @@
       <w:rPr>
         <w:noProof/>
       </w:rPr>
-      <w:t>30.07.2026</w:t>
+      <w:t>31.07.2026</w:t>
     </w:r>
     <w:r>
       <w:rPr>
@@ -41637,9 +45411,9 @@
     </w:lvl>
   </w:abstractNum>
   <w:abstractNum w:abstractNumId="8" w15:restartNumberingAfterBreak="0">
-    <w:nsid w:val="226D58EE"/>
+    <w:nsid w:val="1E391A66"/>
     <w:multiLevelType w:val="hybridMultilevel"/>
-    <w:tmpl w:val="F436402E"/>
+    <w:tmpl w:val="EBB8A6CE"/>
     <w:lvl w:ilvl="0" w:tplc="04070001">
       <w:start w:val="1"/>
       <w:numFmt w:val="bullet"/>
@@ -41750,9 +45524,9 @@
     </w:lvl>
   </w:abstractNum>
   <w:abstractNum w:abstractNumId="9" w15:restartNumberingAfterBreak="0">
-    <w:nsid w:val="25293E07"/>
+    <w:nsid w:val="226D58EE"/>
     <w:multiLevelType w:val="hybridMultilevel"/>
-    <w:tmpl w:val="CC4C08F4"/>
+    <w:tmpl w:val="F436402E"/>
     <w:lvl w:ilvl="0" w:tplc="04070001">
       <w:start w:val="1"/>
       <w:numFmt w:val="bullet"/>
@@ -41863,9 +45637,9 @@
     </w:lvl>
   </w:abstractNum>
   <w:abstractNum w:abstractNumId="10" w15:restartNumberingAfterBreak="0">
-    <w:nsid w:val="27436A86"/>
+    <w:nsid w:val="25293E07"/>
     <w:multiLevelType w:val="hybridMultilevel"/>
-    <w:tmpl w:val="E48A2F2E"/>
+    <w:tmpl w:val="CC4C08F4"/>
     <w:lvl w:ilvl="0" w:tplc="04070001">
       <w:start w:val="1"/>
       <w:numFmt w:val="bullet"/>
@@ -41976,9 +45750,9 @@
     </w:lvl>
   </w:abstractNum>
   <w:abstractNum w:abstractNumId="11" w15:restartNumberingAfterBreak="0">
-    <w:nsid w:val="275B1B01"/>
+    <w:nsid w:val="27436A86"/>
     <w:multiLevelType w:val="hybridMultilevel"/>
-    <w:tmpl w:val="70943E7E"/>
+    <w:tmpl w:val="E48A2F2E"/>
     <w:lvl w:ilvl="0" w:tplc="04070001">
       <w:start w:val="1"/>
       <w:numFmt w:val="bullet"/>
@@ -42089,6 +45863,119 @@
     </w:lvl>
   </w:abstractNum>
   <w:abstractNum w:abstractNumId="12" w15:restartNumberingAfterBreak="0">
+    <w:nsid w:val="275B1B01"/>
+    <w:multiLevelType w:val="hybridMultilevel"/>
+    <w:tmpl w:val="70943E7E"/>
+    <w:lvl w:ilvl="0" w:tplc="04070001">
+      <w:start w:val="1"/>
+      <w:numFmt w:val="bullet"/>
+      <w:lvlText w:val=""/>
+      <w:lvlJc w:val="left"/>
+      <w:pPr>
+        <w:ind w:left="720" w:hanging="360"/>
+      </w:pPr>
+      <w:rPr>
+        <w:rFonts w:ascii="Symbol" w:hAnsi="Symbol" w:hint="default"/>
+      </w:rPr>
+    </w:lvl>
+    <w:lvl w:ilvl="1" w:tplc="04070003" w:tentative="1">
+      <w:start w:val="1"/>
+      <w:numFmt w:val="bullet"/>
+      <w:lvlText w:val="o"/>
+      <w:lvlJc w:val="left"/>
+      <w:pPr>
+        <w:ind w:left="1440" w:hanging="360"/>
+      </w:pPr>
+      <w:rPr>
+        <w:rFonts w:ascii="Courier New" w:hAnsi="Courier New" w:cs="Courier New" w:hint="default"/>
+      </w:rPr>
+    </w:lvl>
+    <w:lvl w:ilvl="2" w:tplc="04070005" w:tentative="1">
+      <w:start w:val="1"/>
+      <w:numFmt w:val="bullet"/>
+      <w:lvlText w:val=""/>
+      <w:lvlJc w:val="left"/>
+      <w:pPr>
+        <w:ind w:left="2160" w:hanging="360"/>
+      </w:pPr>
+      <w:rPr>
+        <w:rFonts w:ascii="Wingdings" w:hAnsi="Wingdings" w:hint="default"/>
+      </w:rPr>
+    </w:lvl>
+    <w:lvl w:ilvl="3" w:tplc="04070001" w:tentative="1">
+      <w:start w:val="1"/>
+      <w:numFmt w:val="bullet"/>
+      <w:lvlText w:val=""/>
+      <w:lvlJc w:val="left"/>
+      <w:pPr>
+        <w:ind w:left="2880" w:hanging="360"/>
+      </w:pPr>
+      <w:rPr>
+        <w:rFonts w:ascii="Symbol" w:hAnsi="Symbol" w:hint="default"/>
+      </w:rPr>
+    </w:lvl>
+    <w:lvl w:ilvl="4" w:tplc="04070003" w:tentative="1">
+      <w:start w:val="1"/>
+      <w:numFmt w:val="bullet"/>
+      <w:lvlText w:val="o"/>
+      <w:lvlJc w:val="left"/>
+      <w:pPr>
+        <w:ind w:left="3600" w:hanging="360"/>
+      </w:pPr>
+      <w:rPr>
+        <w:rFonts w:ascii="Courier New" w:hAnsi="Courier New" w:cs="Courier New" w:hint="default"/>
+      </w:rPr>
+    </w:lvl>
+    <w:lvl w:ilvl="5" w:tplc="04070005" w:tentative="1">
+      <w:start w:val="1"/>
+      <w:numFmt w:val="bullet"/>
+      <w:lvlText w:val=""/>
+      <w:lvlJc w:val="left"/>
+      <w:pPr>
+        <w:ind w:left="4320" w:hanging="360"/>
+      </w:pPr>
+      <w:rPr>
+        <w:rFonts w:ascii="Wingdings" w:hAnsi="Wingdings" w:hint="default"/>
+      </w:rPr>
+    </w:lvl>
+    <w:lvl w:ilvl="6" w:tplc="04070001" w:tentative="1">
+      <w:start w:val="1"/>
+      <w:numFmt w:val="bullet"/>
+      <w:lvlText w:val=""/>
+      <w:lvlJc w:val="left"/>
+      <w:pPr>
+        <w:ind w:left="5040" w:hanging="360"/>
+      </w:pPr>
+      <w:rPr>
+        <w:rFonts w:ascii="Symbol" w:hAnsi="Symbol" w:hint="default"/>
+      </w:rPr>
+    </w:lvl>
+    <w:lvl w:ilvl="7" w:tplc="04070003" w:tentative="1">
+      <w:start w:val="1"/>
+      <w:numFmt w:val="bullet"/>
+      <w:lvlText w:val="o"/>
+      <w:lvlJc w:val="left"/>
+      <w:pPr>
+        <w:ind w:left="5760" w:hanging="360"/>
+      </w:pPr>
+      <w:rPr>
+        <w:rFonts w:ascii="Courier New" w:hAnsi="Courier New" w:cs="Courier New" w:hint="default"/>
+      </w:rPr>
+    </w:lvl>
+    <w:lvl w:ilvl="8" w:tplc="04070005" w:tentative="1">
+      <w:start w:val="1"/>
+      <w:numFmt w:val="bullet"/>
+      <w:lvlText w:val=""/>
+      <w:lvlJc w:val="left"/>
+      <w:pPr>
+        <w:ind w:left="6480" w:hanging="360"/>
+      </w:pPr>
+      <w:rPr>
+        <w:rFonts w:ascii="Wingdings" w:hAnsi="Wingdings" w:hint="default"/>
+      </w:rPr>
+    </w:lvl>
+  </w:abstractNum>
+  <w:abstractNum w:abstractNumId="13" w15:restartNumberingAfterBreak="0">
     <w:nsid w:val="2A013394"/>
     <w:multiLevelType w:val="hybridMultilevel"/>
     <w:tmpl w:val="0A105692"/>
@@ -42174,7 +46061,120 @@
       </w:pPr>
     </w:lvl>
   </w:abstractNum>
-  <w:abstractNum w:abstractNumId="13" w15:restartNumberingAfterBreak="0">
+  <w:abstractNum w:abstractNumId="14" w15:restartNumberingAfterBreak="0">
+    <w:nsid w:val="2A3F6F8A"/>
+    <w:multiLevelType w:val="hybridMultilevel"/>
+    <w:tmpl w:val="9CB455C6"/>
+    <w:lvl w:ilvl="0" w:tplc="04070001">
+      <w:start w:val="1"/>
+      <w:numFmt w:val="bullet"/>
+      <w:lvlText w:val=""/>
+      <w:lvlJc w:val="left"/>
+      <w:pPr>
+        <w:ind w:left="720" w:hanging="360"/>
+      </w:pPr>
+      <w:rPr>
+        <w:rFonts w:ascii="Symbol" w:hAnsi="Symbol" w:hint="default"/>
+      </w:rPr>
+    </w:lvl>
+    <w:lvl w:ilvl="1" w:tplc="04070003" w:tentative="1">
+      <w:start w:val="1"/>
+      <w:numFmt w:val="bullet"/>
+      <w:lvlText w:val="o"/>
+      <w:lvlJc w:val="left"/>
+      <w:pPr>
+        <w:ind w:left="1440" w:hanging="360"/>
+      </w:pPr>
+      <w:rPr>
+        <w:rFonts w:ascii="Courier New" w:hAnsi="Courier New" w:cs="Courier New" w:hint="default"/>
+      </w:rPr>
+    </w:lvl>
+    <w:lvl w:ilvl="2" w:tplc="04070005" w:tentative="1">
+      <w:start w:val="1"/>
+      <w:numFmt w:val="bullet"/>
+      <w:lvlText w:val=""/>
+      <w:lvlJc w:val="left"/>
+      <w:pPr>
+        <w:ind w:left="2160" w:hanging="360"/>
+      </w:pPr>
+      <w:rPr>
+        <w:rFonts w:ascii="Wingdings" w:hAnsi="Wingdings" w:hint="default"/>
+      </w:rPr>
+    </w:lvl>
+    <w:lvl w:ilvl="3" w:tplc="04070001" w:tentative="1">
+      <w:start w:val="1"/>
+      <w:numFmt w:val="bullet"/>
+      <w:lvlText w:val=""/>
+      <w:lvlJc w:val="left"/>
+      <w:pPr>
+        <w:ind w:left="2880" w:hanging="360"/>
+      </w:pPr>
+      <w:rPr>
+        <w:rFonts w:ascii="Symbol" w:hAnsi="Symbol" w:hint="default"/>
+      </w:rPr>
+    </w:lvl>
+    <w:lvl w:ilvl="4" w:tplc="04070003" w:tentative="1">
+      <w:start w:val="1"/>
+      <w:numFmt w:val="bullet"/>
+      <w:lvlText w:val="o"/>
+      <w:lvlJc w:val="left"/>
+      <w:pPr>
+        <w:ind w:left="3600" w:hanging="360"/>
+      </w:pPr>
+      <w:rPr>
+        <w:rFonts w:ascii="Courier New" w:hAnsi="Courier New" w:cs="Courier New" w:hint="default"/>
+      </w:rPr>
+    </w:lvl>
+    <w:lvl w:ilvl="5" w:tplc="04070005" w:tentative="1">
+      <w:start w:val="1"/>
+      <w:numFmt w:val="bullet"/>
+      <w:lvlText w:val=""/>
+      <w:lvlJc w:val="left"/>
+      <w:pPr>
+        <w:ind w:left="4320" w:hanging="360"/>
+      </w:pPr>
+      <w:rPr>
+        <w:rFonts w:ascii="Wingdings" w:hAnsi="Wingdings" w:hint="default"/>
+      </w:rPr>
+    </w:lvl>
+    <w:lvl w:ilvl="6" w:tplc="04070001" w:tentative="1">
+      <w:start w:val="1"/>
+      <w:numFmt w:val="bullet"/>
+      <w:lvlText w:val=""/>
+      <w:lvlJc w:val="left"/>
+      <w:pPr>
+        <w:ind w:left="5040" w:hanging="360"/>
+      </w:pPr>
+      <w:rPr>
+        <w:rFonts w:ascii="Symbol" w:hAnsi="Symbol" w:hint="default"/>
+      </w:rPr>
+    </w:lvl>
+    <w:lvl w:ilvl="7" w:tplc="04070003" w:tentative="1">
+      <w:start w:val="1"/>
+      <w:numFmt w:val="bullet"/>
+      <w:lvlText w:val="o"/>
+      <w:lvlJc w:val="left"/>
+      <w:pPr>
+        <w:ind w:left="5760" w:hanging="360"/>
+      </w:pPr>
+      <w:rPr>
+        <w:rFonts w:ascii="Courier New" w:hAnsi="Courier New" w:cs="Courier New" w:hint="default"/>
+      </w:rPr>
+    </w:lvl>
+    <w:lvl w:ilvl="8" w:tplc="04070005" w:tentative="1">
+      <w:start w:val="1"/>
+      <w:numFmt w:val="bullet"/>
+      <w:lvlText w:val=""/>
+      <w:lvlJc w:val="left"/>
+      <w:pPr>
+        <w:ind w:left="6480" w:hanging="360"/>
+      </w:pPr>
+      <w:rPr>
+        <w:rFonts w:ascii="Wingdings" w:hAnsi="Wingdings" w:hint="default"/>
+      </w:rPr>
+    </w:lvl>
+  </w:abstractNum>
+  <w:abstractNum w:abstractNumId="15" w15:restartNumberingAfterBreak="0">
     <w:nsid w:val="2F72614C"/>
     <w:multiLevelType w:val="hybridMultilevel"/>
     <w:tmpl w:val="FD2061C0"/>
@@ -42287,7 +46287,7 @@
       </w:rPr>
     </w:lvl>
   </w:abstractNum>
-  <w:abstractNum w:abstractNumId="14" w15:restartNumberingAfterBreak="0">
+  <w:abstractNum w:abstractNumId="16" w15:restartNumberingAfterBreak="0">
     <w:nsid w:val="32540529"/>
     <w:multiLevelType w:val="hybridMultilevel"/>
     <w:tmpl w:val="67302B34"/>
@@ -42400,7 +46400,120 @@
       </w:rPr>
     </w:lvl>
   </w:abstractNum>
-  <w:abstractNum w:abstractNumId="15" w15:restartNumberingAfterBreak="0">
+  <w:abstractNum w:abstractNumId="17" w15:restartNumberingAfterBreak="0">
+    <w:nsid w:val="333C5362"/>
+    <w:multiLevelType w:val="hybridMultilevel"/>
+    <w:tmpl w:val="2C0C151C"/>
+    <w:lvl w:ilvl="0" w:tplc="04070001">
+      <w:start w:val="1"/>
+      <w:numFmt w:val="bullet"/>
+      <w:lvlText w:val=""/>
+      <w:lvlJc w:val="left"/>
+      <w:pPr>
+        <w:ind w:left="3600" w:hanging="360"/>
+      </w:pPr>
+      <w:rPr>
+        <w:rFonts w:ascii="Symbol" w:hAnsi="Symbol" w:hint="default"/>
+      </w:rPr>
+    </w:lvl>
+    <w:lvl w:ilvl="1" w:tplc="04070003" w:tentative="1">
+      <w:start w:val="1"/>
+      <w:numFmt w:val="bullet"/>
+      <w:lvlText w:val="o"/>
+      <w:lvlJc w:val="left"/>
+      <w:pPr>
+        <w:ind w:left="4320" w:hanging="360"/>
+      </w:pPr>
+      <w:rPr>
+        <w:rFonts w:ascii="Courier New" w:hAnsi="Courier New" w:cs="Courier New" w:hint="default"/>
+      </w:rPr>
+    </w:lvl>
+    <w:lvl w:ilvl="2" w:tplc="04070005" w:tentative="1">
+      <w:start w:val="1"/>
+      <w:numFmt w:val="bullet"/>
+      <w:lvlText w:val=""/>
+      <w:lvlJc w:val="left"/>
+      <w:pPr>
+        <w:ind w:left="5040" w:hanging="360"/>
+      </w:pPr>
+      <w:rPr>
+        <w:rFonts w:ascii="Wingdings" w:hAnsi="Wingdings" w:hint="default"/>
+      </w:rPr>
+    </w:lvl>
+    <w:lvl w:ilvl="3" w:tplc="04070001" w:tentative="1">
+      <w:start w:val="1"/>
+      <w:numFmt w:val="bullet"/>
+      <w:lvlText w:val=""/>
+      <w:lvlJc w:val="left"/>
+      <w:pPr>
+        <w:ind w:left="5760" w:hanging="360"/>
+      </w:pPr>
+      <w:rPr>
+        <w:rFonts w:ascii="Symbol" w:hAnsi="Symbol" w:hint="default"/>
+      </w:rPr>
+    </w:lvl>
+    <w:lvl w:ilvl="4" w:tplc="04070003" w:tentative="1">
+      <w:start w:val="1"/>
+      <w:numFmt w:val="bullet"/>
+      <w:lvlText w:val="o"/>
+      <w:lvlJc w:val="left"/>
+      <w:pPr>
+        <w:ind w:left="6480" w:hanging="360"/>
+      </w:pPr>
+      <w:rPr>
+        <w:rFonts w:ascii="Courier New" w:hAnsi="Courier New" w:cs="Courier New" w:hint="default"/>
+      </w:rPr>
+    </w:lvl>
+    <w:lvl w:ilvl="5" w:tplc="04070005" w:tentative="1">
+      <w:start w:val="1"/>
+      <w:numFmt w:val="bullet"/>
+      <w:lvlText w:val=""/>
+      <w:lvlJc w:val="left"/>
+      <w:pPr>
+        <w:ind w:left="7200" w:hanging="360"/>
+      </w:pPr>
+      <w:rPr>
+        <w:rFonts w:ascii="Wingdings" w:hAnsi="Wingdings" w:hint="default"/>
+      </w:rPr>
+    </w:lvl>
+    <w:lvl w:ilvl="6" w:tplc="04070001" w:tentative="1">
+      <w:start w:val="1"/>
+      <w:numFmt w:val="bullet"/>
+      <w:lvlText w:val=""/>
+      <w:lvlJc w:val="left"/>
+      <w:pPr>
+        <w:ind w:left="7920" w:hanging="360"/>
+      </w:pPr>
+      <w:rPr>
+        <w:rFonts w:ascii="Symbol" w:hAnsi="Symbol" w:hint="default"/>
+      </w:rPr>
+    </w:lvl>
+    <w:lvl w:ilvl="7" w:tplc="04070003" w:tentative="1">
+      <w:start w:val="1"/>
+      <w:numFmt w:val="bullet"/>
+      <w:lvlText w:val="o"/>
+      <w:lvlJc w:val="left"/>
+      <w:pPr>
+        <w:ind w:left="8640" w:hanging="360"/>
+      </w:pPr>
+      <w:rPr>
+        <w:rFonts w:ascii="Courier New" w:hAnsi="Courier New" w:cs="Courier New" w:hint="default"/>
+      </w:rPr>
+    </w:lvl>
+    <w:lvl w:ilvl="8" w:tplc="04070005" w:tentative="1">
+      <w:start w:val="1"/>
+      <w:numFmt w:val="bullet"/>
+      <w:lvlText w:val=""/>
+      <w:lvlJc w:val="left"/>
+      <w:pPr>
+        <w:ind w:left="9360" w:hanging="360"/>
+      </w:pPr>
+      <w:rPr>
+        <w:rFonts w:ascii="Wingdings" w:hAnsi="Wingdings" w:hint="default"/>
+      </w:rPr>
+    </w:lvl>
+  </w:abstractNum>
+  <w:abstractNum w:abstractNumId="18" w15:restartNumberingAfterBreak="0">
     <w:nsid w:val="33754D48"/>
     <w:multiLevelType w:val="hybridMultilevel"/>
     <w:tmpl w:val="ED046748"/>
@@ -42492,7 +46605,7 @@
       </w:pPr>
     </w:lvl>
   </w:abstractNum>
-  <w:abstractNum w:abstractNumId="16" w15:restartNumberingAfterBreak="0">
+  <w:abstractNum w:abstractNumId="19" w15:restartNumberingAfterBreak="0">
     <w:nsid w:val="355F4D5F"/>
     <w:multiLevelType w:val="hybridMultilevel"/>
     <w:tmpl w:val="D2549536"/>
@@ -42581,7 +46694,7 @@
       </w:pPr>
     </w:lvl>
   </w:abstractNum>
-  <w:abstractNum w:abstractNumId="17" w15:restartNumberingAfterBreak="0">
+  <w:abstractNum w:abstractNumId="20" w15:restartNumberingAfterBreak="0">
     <w:nsid w:val="364116E0"/>
     <w:multiLevelType w:val="hybridMultilevel"/>
     <w:tmpl w:val="7DBE65A6"/>
@@ -42694,7 +46807,7 @@
       </w:rPr>
     </w:lvl>
   </w:abstractNum>
-  <w:abstractNum w:abstractNumId="18" w15:restartNumberingAfterBreak="0">
+  <w:abstractNum w:abstractNumId="21" w15:restartNumberingAfterBreak="0">
     <w:nsid w:val="36440B1C"/>
     <w:multiLevelType w:val="hybridMultilevel"/>
     <w:tmpl w:val="EACAF91A"/>
@@ -42786,7 +46899,7 @@
       </w:pPr>
     </w:lvl>
   </w:abstractNum>
-  <w:abstractNum w:abstractNumId="19" w15:restartNumberingAfterBreak="0">
+  <w:abstractNum w:abstractNumId="22" w15:restartNumberingAfterBreak="0">
     <w:nsid w:val="41C61A93"/>
     <w:multiLevelType w:val="hybridMultilevel"/>
     <w:tmpl w:val="1770698E"/>
@@ -42875,7 +46988,7 @@
       </w:pPr>
     </w:lvl>
   </w:abstractNum>
-  <w:abstractNum w:abstractNumId="20" w15:restartNumberingAfterBreak="0">
+  <w:abstractNum w:abstractNumId="23" w15:restartNumberingAfterBreak="0">
     <w:nsid w:val="42406248"/>
     <w:multiLevelType w:val="hybridMultilevel"/>
     <w:tmpl w:val="738E7A44"/>
@@ -42988,7 +47101,7 @@
       </w:rPr>
     </w:lvl>
   </w:abstractNum>
-  <w:abstractNum w:abstractNumId="21" w15:restartNumberingAfterBreak="0">
+  <w:abstractNum w:abstractNumId="24" w15:restartNumberingAfterBreak="0">
     <w:nsid w:val="44D326C2"/>
     <w:multiLevelType w:val="hybridMultilevel"/>
     <w:tmpl w:val="25941C1C"/>
@@ -43074,7 +47187,7 @@
       </w:pPr>
     </w:lvl>
   </w:abstractNum>
-  <w:abstractNum w:abstractNumId="22" w15:restartNumberingAfterBreak="0">
+  <w:abstractNum w:abstractNumId="25" w15:restartNumberingAfterBreak="0">
     <w:nsid w:val="45550F18"/>
     <w:multiLevelType w:val="hybridMultilevel"/>
     <w:tmpl w:val="73E0B6D6"/>
@@ -43187,7 +47300,7 @@
       </w:rPr>
     </w:lvl>
   </w:abstractNum>
-  <w:abstractNum w:abstractNumId="23" w15:restartNumberingAfterBreak="0">
+  <w:abstractNum w:abstractNumId="26" w15:restartNumberingAfterBreak="0">
     <w:nsid w:val="4AA84423"/>
     <w:multiLevelType w:val="hybridMultilevel"/>
     <w:tmpl w:val="7D3275A4"/>
@@ -43300,7 +47413,7 @@
       </w:rPr>
     </w:lvl>
   </w:abstractNum>
-  <w:abstractNum w:abstractNumId="24" w15:restartNumberingAfterBreak="0">
+  <w:abstractNum w:abstractNumId="27" w15:restartNumberingAfterBreak="0">
     <w:nsid w:val="4AE62353"/>
     <w:multiLevelType w:val="hybridMultilevel"/>
     <w:tmpl w:val="EFEE0230"/>
@@ -43393,7 +47506,7 @@
       </w:pPr>
     </w:lvl>
   </w:abstractNum>
-  <w:abstractNum w:abstractNumId="25" w15:restartNumberingAfterBreak="0">
+  <w:abstractNum w:abstractNumId="28" w15:restartNumberingAfterBreak="0">
     <w:nsid w:val="4D625BFD"/>
     <w:multiLevelType w:val="hybridMultilevel"/>
     <w:tmpl w:val="917854A8"/>
@@ -43506,7 +47619,7 @@
       </w:rPr>
     </w:lvl>
   </w:abstractNum>
-  <w:abstractNum w:abstractNumId="26" w15:restartNumberingAfterBreak="0">
+  <w:abstractNum w:abstractNumId="29" w15:restartNumberingAfterBreak="0">
     <w:nsid w:val="52A54150"/>
     <w:multiLevelType w:val="hybridMultilevel"/>
     <w:tmpl w:val="8BA247BC"/>
@@ -43619,7 +47732,7 @@
       </w:rPr>
     </w:lvl>
   </w:abstractNum>
-  <w:abstractNum w:abstractNumId="27" w15:restartNumberingAfterBreak="0">
+  <w:abstractNum w:abstractNumId="30" w15:restartNumberingAfterBreak="0">
     <w:nsid w:val="552236BC"/>
     <w:multiLevelType w:val="hybridMultilevel"/>
     <w:tmpl w:val="0948832C"/>
@@ -43732,7 +47845,7 @@
       </w:rPr>
     </w:lvl>
   </w:abstractNum>
-  <w:abstractNum w:abstractNumId="28" w15:restartNumberingAfterBreak="0">
+  <w:abstractNum w:abstractNumId="31" w15:restartNumberingAfterBreak="0">
     <w:nsid w:val="563C7C52"/>
     <w:multiLevelType w:val="hybridMultilevel"/>
     <w:tmpl w:val="3906F1E0"/>
@@ -43845,7 +47958,7 @@
       </w:rPr>
     </w:lvl>
   </w:abstractNum>
-  <w:abstractNum w:abstractNumId="29" w15:restartNumberingAfterBreak="0">
+  <w:abstractNum w:abstractNumId="32" w15:restartNumberingAfterBreak="0">
     <w:nsid w:val="56E9760A"/>
     <w:multiLevelType w:val="hybridMultilevel"/>
     <w:tmpl w:val="6824C7EC"/>
@@ -43958,7 +48071,7 @@
       </w:rPr>
     </w:lvl>
   </w:abstractNum>
-  <w:abstractNum w:abstractNumId="30" w15:restartNumberingAfterBreak="0">
+  <w:abstractNum w:abstractNumId="33" w15:restartNumberingAfterBreak="0">
     <w:nsid w:val="56FF4396"/>
     <w:multiLevelType w:val="hybridMultilevel"/>
     <w:tmpl w:val="0B20339E"/>
@@ -44044,7 +48157,7 @@
       </w:pPr>
     </w:lvl>
   </w:abstractNum>
-  <w:abstractNum w:abstractNumId="31" w15:restartNumberingAfterBreak="0">
+  <w:abstractNum w:abstractNumId="34" w15:restartNumberingAfterBreak="0">
     <w:nsid w:val="5B1759C7"/>
     <w:multiLevelType w:val="hybridMultilevel"/>
     <w:tmpl w:val="E8162B18"/>
@@ -44157,7 +48270,7 @@
       </w:rPr>
     </w:lvl>
   </w:abstractNum>
-  <w:abstractNum w:abstractNumId="32" w15:restartNumberingAfterBreak="0">
+  <w:abstractNum w:abstractNumId="35" w15:restartNumberingAfterBreak="0">
     <w:nsid w:val="5F271E84"/>
     <w:multiLevelType w:val="hybridMultilevel"/>
     <w:tmpl w:val="CC0A236A"/>
@@ -44243,7 +48356,7 @@
       </w:pPr>
     </w:lvl>
   </w:abstractNum>
-  <w:abstractNum w:abstractNumId="33" w15:restartNumberingAfterBreak="0">
+  <w:abstractNum w:abstractNumId="36" w15:restartNumberingAfterBreak="0">
     <w:nsid w:val="5F312C09"/>
     <w:multiLevelType w:val="hybridMultilevel"/>
     <w:tmpl w:val="2A44FC40"/>
@@ -44329,7 +48442,120 @@
       </w:pPr>
     </w:lvl>
   </w:abstractNum>
-  <w:abstractNum w:abstractNumId="34" w15:restartNumberingAfterBreak="0">
+  <w:abstractNum w:abstractNumId="37" w15:restartNumberingAfterBreak="0">
+    <w:nsid w:val="617338BC"/>
+    <w:multiLevelType w:val="hybridMultilevel"/>
+    <w:tmpl w:val="76643B44"/>
+    <w:lvl w:ilvl="0" w:tplc="04070001">
+      <w:start w:val="1"/>
+      <w:numFmt w:val="bullet"/>
+      <w:lvlText w:val=""/>
+      <w:lvlJc w:val="left"/>
+      <w:pPr>
+        <w:ind w:left="720" w:hanging="360"/>
+      </w:pPr>
+      <w:rPr>
+        <w:rFonts w:ascii="Symbol" w:hAnsi="Symbol" w:hint="default"/>
+      </w:rPr>
+    </w:lvl>
+    <w:lvl w:ilvl="1" w:tplc="04070003" w:tentative="1">
+      <w:start w:val="1"/>
+      <w:numFmt w:val="bullet"/>
+      <w:lvlText w:val="o"/>
+      <w:lvlJc w:val="left"/>
+      <w:pPr>
+        <w:ind w:left="1440" w:hanging="360"/>
+      </w:pPr>
+      <w:rPr>
+        <w:rFonts w:ascii="Courier New" w:hAnsi="Courier New" w:cs="Courier New" w:hint="default"/>
+      </w:rPr>
+    </w:lvl>
+    <w:lvl w:ilvl="2" w:tplc="04070005" w:tentative="1">
+      <w:start w:val="1"/>
+      <w:numFmt w:val="bullet"/>
+      <w:lvlText w:val=""/>
+      <w:lvlJc w:val="left"/>
+      <w:pPr>
+        <w:ind w:left="2160" w:hanging="360"/>
+      </w:pPr>
+      <w:rPr>
+        <w:rFonts w:ascii="Wingdings" w:hAnsi="Wingdings" w:hint="default"/>
+      </w:rPr>
+    </w:lvl>
+    <w:lvl w:ilvl="3" w:tplc="04070001" w:tentative="1">
+      <w:start w:val="1"/>
+      <w:numFmt w:val="bullet"/>
+      <w:lvlText w:val=""/>
+      <w:lvlJc w:val="left"/>
+      <w:pPr>
+        <w:ind w:left="2880" w:hanging="360"/>
+      </w:pPr>
+      <w:rPr>
+        <w:rFonts w:ascii="Symbol" w:hAnsi="Symbol" w:hint="default"/>
+      </w:rPr>
+    </w:lvl>
+    <w:lvl w:ilvl="4" w:tplc="04070003" w:tentative="1">
+      <w:start w:val="1"/>
+      <w:numFmt w:val="bullet"/>
+      <w:lvlText w:val="o"/>
+      <w:lvlJc w:val="left"/>
+      <w:pPr>
+        <w:ind w:left="3600" w:hanging="360"/>
+      </w:pPr>
+      <w:rPr>
+        <w:rFonts w:ascii="Courier New" w:hAnsi="Courier New" w:cs="Courier New" w:hint="default"/>
+      </w:rPr>
+    </w:lvl>
+    <w:lvl w:ilvl="5" w:tplc="04070005" w:tentative="1">
+      <w:start w:val="1"/>
+      <w:numFmt w:val="bullet"/>
+      <w:lvlText w:val=""/>
+      <w:lvlJc w:val="left"/>
+      <w:pPr>
+        <w:ind w:left="4320" w:hanging="360"/>
+      </w:pPr>
+      <w:rPr>
+        <w:rFonts w:ascii="Wingdings" w:hAnsi="Wingdings" w:hint="default"/>
+      </w:rPr>
+    </w:lvl>
+    <w:lvl w:ilvl="6" w:tplc="04070001" w:tentative="1">
+      <w:start w:val="1"/>
+      <w:numFmt w:val="bullet"/>
+      <w:lvlText w:val=""/>
+      <w:lvlJc w:val="left"/>
+      <w:pPr>
+        <w:ind w:left="5040" w:hanging="360"/>
+      </w:pPr>
+      <w:rPr>
+        <w:rFonts w:ascii="Symbol" w:hAnsi="Symbol" w:hint="default"/>
+      </w:rPr>
+    </w:lvl>
+    <w:lvl w:ilvl="7" w:tplc="04070003" w:tentative="1">
+      <w:start w:val="1"/>
+      <w:numFmt w:val="bullet"/>
+      <w:lvlText w:val="o"/>
+      <w:lvlJc w:val="left"/>
+      <w:pPr>
+        <w:ind w:left="5760" w:hanging="360"/>
+      </w:pPr>
+      <w:rPr>
+        <w:rFonts w:ascii="Courier New" w:hAnsi="Courier New" w:cs="Courier New" w:hint="default"/>
+      </w:rPr>
+    </w:lvl>
+    <w:lvl w:ilvl="8" w:tplc="04070005" w:tentative="1">
+      <w:start w:val="1"/>
+      <w:numFmt w:val="bullet"/>
+      <w:lvlText w:val=""/>
+      <w:lvlJc w:val="left"/>
+      <w:pPr>
+        <w:ind w:left="6480" w:hanging="360"/>
+      </w:pPr>
+      <w:rPr>
+        <w:rFonts w:ascii="Wingdings" w:hAnsi="Wingdings" w:hint="default"/>
+      </w:rPr>
+    </w:lvl>
+  </w:abstractNum>
+  <w:abstractNum w:abstractNumId="38" w15:restartNumberingAfterBreak="0">
     <w:nsid w:val="64384DB9"/>
     <w:multiLevelType w:val="hybridMultilevel"/>
     <w:tmpl w:val="FFFFFFFF"/>
@@ -44380,7 +48606,120 @@
       <w:lvlJc w:val="left"/>
     </w:lvl>
   </w:abstractNum>
-  <w:abstractNum w:abstractNumId="35" w15:restartNumberingAfterBreak="0">
+  <w:abstractNum w:abstractNumId="39" w15:restartNumberingAfterBreak="0">
+    <w:nsid w:val="64572DD1"/>
+    <w:multiLevelType w:val="hybridMultilevel"/>
+    <w:tmpl w:val="F3024484"/>
+    <w:lvl w:ilvl="0" w:tplc="04070001">
+      <w:start w:val="1"/>
+      <w:numFmt w:val="bullet"/>
+      <w:lvlText w:val=""/>
+      <w:lvlJc w:val="left"/>
+      <w:pPr>
+        <w:ind w:left="720" w:hanging="360"/>
+      </w:pPr>
+      <w:rPr>
+        <w:rFonts w:ascii="Symbol" w:hAnsi="Symbol" w:hint="default"/>
+      </w:rPr>
+    </w:lvl>
+    <w:lvl w:ilvl="1" w:tplc="04070003" w:tentative="1">
+      <w:start w:val="1"/>
+      <w:numFmt w:val="bullet"/>
+      <w:lvlText w:val="o"/>
+      <w:lvlJc w:val="left"/>
+      <w:pPr>
+        <w:ind w:left="1440" w:hanging="360"/>
+      </w:pPr>
+      <w:rPr>
+        <w:rFonts w:ascii="Courier New" w:hAnsi="Courier New" w:cs="Courier New" w:hint="default"/>
+      </w:rPr>
+    </w:lvl>
+    <w:lvl w:ilvl="2" w:tplc="04070005" w:tentative="1">
+      <w:start w:val="1"/>
+      <w:numFmt w:val="bullet"/>
+      <w:lvlText w:val=""/>
+      <w:lvlJc w:val="left"/>
+      <w:pPr>
+        <w:ind w:left="2160" w:hanging="360"/>
+      </w:pPr>
+      <w:rPr>
+        <w:rFonts w:ascii="Wingdings" w:hAnsi="Wingdings" w:hint="default"/>
+      </w:rPr>
+    </w:lvl>
+    <w:lvl w:ilvl="3" w:tplc="04070001" w:tentative="1">
+      <w:start w:val="1"/>
+      <w:numFmt w:val="bullet"/>
+      <w:lvlText w:val=""/>
+      <w:lvlJc w:val="left"/>
+      <w:pPr>
+        <w:ind w:left="2880" w:hanging="360"/>
+      </w:pPr>
+      <w:rPr>
+        <w:rFonts w:ascii="Symbol" w:hAnsi="Symbol" w:hint="default"/>
+      </w:rPr>
+    </w:lvl>
+    <w:lvl w:ilvl="4" w:tplc="04070003" w:tentative="1">
+      <w:start w:val="1"/>
+      <w:numFmt w:val="bullet"/>
+      <w:lvlText w:val="o"/>
+      <w:lvlJc w:val="left"/>
+      <w:pPr>
+        <w:ind w:left="3600" w:hanging="360"/>
+      </w:pPr>
+      <w:rPr>
+        <w:rFonts w:ascii="Courier New" w:hAnsi="Courier New" w:cs="Courier New" w:hint="default"/>
+      </w:rPr>
+    </w:lvl>
+    <w:lvl w:ilvl="5" w:tplc="04070005" w:tentative="1">
+      <w:start w:val="1"/>
+      <w:numFmt w:val="bullet"/>
+      <w:lvlText w:val=""/>
+      <w:lvlJc w:val="left"/>
+      <w:pPr>
+        <w:ind w:left="4320" w:hanging="360"/>
+      </w:pPr>
+      <w:rPr>
+        <w:rFonts w:ascii="Wingdings" w:hAnsi="Wingdings" w:hint="default"/>
+      </w:rPr>
+    </w:lvl>
+    <w:lvl w:ilvl="6" w:tplc="04070001" w:tentative="1">
+      <w:start w:val="1"/>
+      <w:numFmt w:val="bullet"/>
+      <w:lvlText w:val=""/>
+      <w:lvlJc w:val="left"/>
+      <w:pPr>
+        <w:ind w:left="5040" w:hanging="360"/>
+      </w:pPr>
+      <w:rPr>
+        <w:rFonts w:ascii="Symbol" w:hAnsi="Symbol" w:hint="default"/>
+      </w:rPr>
+    </w:lvl>
+    <w:lvl w:ilvl="7" w:tplc="04070003" w:tentative="1">
+      <w:start w:val="1"/>
+      <w:numFmt w:val="bullet"/>
+      <w:lvlText w:val="o"/>
+      <w:lvlJc w:val="left"/>
+      <w:pPr>
+        <w:ind w:left="5760" w:hanging="360"/>
+      </w:pPr>
+      <w:rPr>
+        <w:rFonts w:ascii="Courier New" w:hAnsi="Courier New" w:cs="Courier New" w:hint="default"/>
+      </w:rPr>
+    </w:lvl>
+    <w:lvl w:ilvl="8" w:tplc="04070005" w:tentative="1">
+      <w:start w:val="1"/>
+      <w:numFmt w:val="bullet"/>
+      <w:lvlText w:val=""/>
+      <w:lvlJc w:val="left"/>
+      <w:pPr>
+        <w:ind w:left="6480" w:hanging="360"/>
+      </w:pPr>
+      <w:rPr>
+        <w:rFonts w:ascii="Wingdings" w:hAnsi="Wingdings" w:hint="default"/>
+      </w:rPr>
+    </w:lvl>
+  </w:abstractNum>
+  <w:abstractNum w:abstractNumId="40" w15:restartNumberingAfterBreak="0">
     <w:nsid w:val="65315618"/>
     <w:multiLevelType w:val="hybridMultilevel"/>
     <w:tmpl w:val="4AECCEDA"/>
@@ -44472,7 +48811,7 @@
       </w:pPr>
     </w:lvl>
   </w:abstractNum>
-  <w:abstractNum w:abstractNumId="36" w15:restartNumberingAfterBreak="0">
+  <w:abstractNum w:abstractNumId="41" w15:restartNumberingAfterBreak="0">
     <w:nsid w:val="65344067"/>
     <w:multiLevelType w:val="hybridMultilevel"/>
     <w:tmpl w:val="EFFA0DE2"/>
@@ -44585,7 +48924,7 @@
       </w:rPr>
     </w:lvl>
   </w:abstractNum>
-  <w:abstractNum w:abstractNumId="37" w15:restartNumberingAfterBreak="0">
+  <w:abstractNum w:abstractNumId="42" w15:restartNumberingAfterBreak="0">
     <w:nsid w:val="656F1DBC"/>
     <w:multiLevelType w:val="hybridMultilevel"/>
     <w:tmpl w:val="B60C5D16"/>
@@ -44671,10 +49010,10 @@
       </w:pPr>
     </w:lvl>
   </w:abstractNum>
-  <w:abstractNum w:abstractNumId="38" w15:restartNumberingAfterBreak="0">
-    <w:nsid w:val="6A05020E"/>
+  <w:abstractNum w:abstractNumId="43" w15:restartNumberingAfterBreak="0">
+    <w:nsid w:val="68402F0C"/>
     <w:multiLevelType w:val="hybridMultilevel"/>
-    <w:tmpl w:val="0ABE6B5E"/>
+    <w:tmpl w:val="45262454"/>
     <w:lvl w:ilvl="0" w:tplc="04070001">
       <w:start w:val="1"/>
       <w:numFmt w:val="bullet"/>
@@ -44784,7 +49123,120 @@
       </w:rPr>
     </w:lvl>
   </w:abstractNum>
-  <w:abstractNum w:abstractNumId="39" w15:restartNumberingAfterBreak="0">
+  <w:abstractNum w:abstractNumId="44" w15:restartNumberingAfterBreak="0">
+    <w:nsid w:val="6A05020E"/>
+    <w:multiLevelType w:val="hybridMultilevel"/>
+    <w:tmpl w:val="0ABE6B5E"/>
+    <w:lvl w:ilvl="0" w:tplc="04070001">
+      <w:start w:val="1"/>
+      <w:numFmt w:val="bullet"/>
+      <w:lvlText w:val=""/>
+      <w:lvlJc w:val="left"/>
+      <w:pPr>
+        <w:ind w:left="720" w:hanging="360"/>
+      </w:pPr>
+      <w:rPr>
+        <w:rFonts w:ascii="Symbol" w:hAnsi="Symbol" w:hint="default"/>
+      </w:rPr>
+    </w:lvl>
+    <w:lvl w:ilvl="1" w:tplc="04070003" w:tentative="1">
+      <w:start w:val="1"/>
+      <w:numFmt w:val="bullet"/>
+      <w:lvlText w:val="o"/>
+      <w:lvlJc w:val="left"/>
+      <w:pPr>
+        <w:ind w:left="1440" w:hanging="360"/>
+      </w:pPr>
+      <w:rPr>
+        <w:rFonts w:ascii="Courier New" w:hAnsi="Courier New" w:cs="Courier New" w:hint="default"/>
+      </w:rPr>
+    </w:lvl>
+    <w:lvl w:ilvl="2" w:tplc="04070005" w:tentative="1">
+      <w:start w:val="1"/>
+      <w:numFmt w:val="bullet"/>
+      <w:lvlText w:val=""/>
+      <w:lvlJc w:val="left"/>
+      <w:pPr>
+        <w:ind w:left="2160" w:hanging="360"/>
+      </w:pPr>
+      <w:rPr>
+        <w:rFonts w:ascii="Wingdings" w:hAnsi="Wingdings" w:hint="default"/>
+      </w:rPr>
+    </w:lvl>
+    <w:lvl w:ilvl="3" w:tplc="04070001" w:tentative="1">
+      <w:start w:val="1"/>
+      <w:numFmt w:val="bullet"/>
+      <w:lvlText w:val=""/>
+      <w:lvlJc w:val="left"/>
+      <w:pPr>
+        <w:ind w:left="2880" w:hanging="360"/>
+      </w:pPr>
+      <w:rPr>
+        <w:rFonts w:ascii="Symbol" w:hAnsi="Symbol" w:hint="default"/>
+      </w:rPr>
+    </w:lvl>
+    <w:lvl w:ilvl="4" w:tplc="04070003" w:tentative="1">
+      <w:start w:val="1"/>
+      <w:numFmt w:val="bullet"/>
+      <w:lvlText w:val="o"/>
+      <w:lvlJc w:val="left"/>
+      <w:pPr>
+        <w:ind w:left="3600" w:hanging="360"/>
+      </w:pPr>
+      <w:rPr>
+        <w:rFonts w:ascii="Courier New" w:hAnsi="Courier New" w:cs="Courier New" w:hint="default"/>
+      </w:rPr>
+    </w:lvl>
+    <w:lvl w:ilvl="5" w:tplc="04070005" w:tentative="1">
+      <w:start w:val="1"/>
+      <w:numFmt w:val="bullet"/>
+      <w:lvlText w:val=""/>
+      <w:lvlJc w:val="left"/>
+      <w:pPr>
+        <w:ind w:left="4320" w:hanging="360"/>
+      </w:pPr>
+      <w:rPr>
+        <w:rFonts w:ascii="Wingdings" w:hAnsi="Wingdings" w:hint="default"/>
+      </w:rPr>
+    </w:lvl>
+    <w:lvl w:ilvl="6" w:tplc="04070001" w:tentative="1">
+      <w:start w:val="1"/>
+      <w:numFmt w:val="bullet"/>
+      <w:lvlText w:val=""/>
+      <w:lvlJc w:val="left"/>
+      <w:pPr>
+        <w:ind w:left="5040" w:hanging="360"/>
+      </w:pPr>
+      <w:rPr>
+        <w:rFonts w:ascii="Symbol" w:hAnsi="Symbol" w:hint="default"/>
+      </w:rPr>
+    </w:lvl>
+    <w:lvl w:ilvl="7" w:tplc="04070003" w:tentative="1">
+      <w:start w:val="1"/>
+      <w:numFmt w:val="bullet"/>
+      <w:lvlText w:val="o"/>
+      <w:lvlJc w:val="left"/>
+      <w:pPr>
+        <w:ind w:left="5760" w:hanging="360"/>
+      </w:pPr>
+      <w:rPr>
+        <w:rFonts w:ascii="Courier New" w:hAnsi="Courier New" w:cs="Courier New" w:hint="default"/>
+      </w:rPr>
+    </w:lvl>
+    <w:lvl w:ilvl="8" w:tplc="04070005" w:tentative="1">
+      <w:start w:val="1"/>
+      <w:numFmt w:val="bullet"/>
+      <w:lvlText w:val=""/>
+      <w:lvlJc w:val="left"/>
+      <w:pPr>
+        <w:ind w:left="6480" w:hanging="360"/>
+      </w:pPr>
+      <w:rPr>
+        <w:rFonts w:ascii="Wingdings" w:hAnsi="Wingdings" w:hint="default"/>
+      </w:rPr>
+    </w:lvl>
+  </w:abstractNum>
+  <w:abstractNum w:abstractNumId="45" w15:restartNumberingAfterBreak="0">
     <w:nsid w:val="700C5529"/>
     <w:multiLevelType w:val="hybridMultilevel"/>
     <w:tmpl w:val="C0C27C0E"/>
@@ -44894,7 +49346,7 @@
       </w:rPr>
     </w:lvl>
   </w:abstractNum>
-  <w:abstractNum w:abstractNumId="40" w15:restartNumberingAfterBreak="0">
+  <w:abstractNum w:abstractNumId="46" w15:restartNumberingAfterBreak="0">
     <w:nsid w:val="753E1F97"/>
     <w:multiLevelType w:val="hybridMultilevel"/>
     <w:tmpl w:val="1FE6149C"/>
@@ -44984,97 +49436,97 @@
     <w:abstractNumId w:val="4"/>
   </w:num>
   <w:num w:numId="2" w16cid:durableId="1901595505">
-    <w:abstractNumId w:val="12"/>
+    <w:abstractNumId w:val="13"/>
   </w:num>
   <w:num w:numId="3" w16cid:durableId="1879003186">
-    <w:abstractNumId w:val="32"/>
+    <w:abstractNumId w:val="35"/>
   </w:num>
   <w:num w:numId="4" w16cid:durableId="756756929">
-    <w:abstractNumId w:val="40"/>
+    <w:abstractNumId w:val="46"/>
   </w:num>
   <w:num w:numId="5" w16cid:durableId="1568220074">
-    <w:abstractNumId w:val="30"/>
+    <w:abstractNumId w:val="33"/>
   </w:num>
   <w:num w:numId="6" w16cid:durableId="1683625119">
-    <w:abstractNumId w:val="21"/>
+    <w:abstractNumId w:val="24"/>
   </w:num>
   <w:num w:numId="7" w16cid:durableId="653948868">
     <w:abstractNumId w:val="2"/>
   </w:num>
   <w:num w:numId="8" w16cid:durableId="305748505">
+    <w:abstractNumId w:val="18"/>
+  </w:num>
+  <w:num w:numId="9" w16cid:durableId="2087263401">
+    <w:abstractNumId w:val="21"/>
+  </w:num>
+  <w:num w:numId="10" w16cid:durableId="273026427">
+    <w:abstractNumId w:val="40"/>
+  </w:num>
+  <w:num w:numId="11" w16cid:durableId="1886135102">
+    <w:abstractNumId w:val="27"/>
+  </w:num>
+  <w:num w:numId="12" w16cid:durableId="1098672169">
+    <w:abstractNumId w:val="22"/>
+  </w:num>
+  <w:num w:numId="13" w16cid:durableId="1091580733">
+    <w:abstractNumId w:val="36"/>
+  </w:num>
+  <w:num w:numId="14" w16cid:durableId="1065681603">
     <w:abstractNumId w:val="15"/>
   </w:num>
-  <w:num w:numId="9" w16cid:durableId="2087263401">
-    <w:abstractNumId w:val="18"/>
-  </w:num>
-  <w:num w:numId="10" w16cid:durableId="273026427">
-    <w:abstractNumId w:val="35"/>
-  </w:num>
-  <w:num w:numId="11" w16cid:durableId="1886135102">
-    <w:abstractNumId w:val="24"/>
-  </w:num>
-  <w:num w:numId="12" w16cid:durableId="1098672169">
-    <w:abstractNumId w:val="19"/>
-  </w:num>
-  <w:num w:numId="13" w16cid:durableId="1091580733">
-    <w:abstractNumId w:val="33"/>
-  </w:num>
-  <w:num w:numId="14" w16cid:durableId="1065681603">
-    <w:abstractNumId w:val="13"/>
-  </w:num>
   <w:num w:numId="15" w16cid:durableId="1861821772">
-    <w:abstractNumId w:val="20"/>
+    <w:abstractNumId w:val="23"/>
   </w:num>
   <w:num w:numId="16" w16cid:durableId="1484665219">
-    <w:abstractNumId w:val="16"/>
+    <w:abstractNumId w:val="19"/>
   </w:num>
   <w:num w:numId="17" w16cid:durableId="130371878">
     <w:abstractNumId w:val="0"/>
   </w:num>
   <w:num w:numId="18" w16cid:durableId="278608931">
+    <w:abstractNumId w:val="38"/>
+  </w:num>
+  <w:num w:numId="19" w16cid:durableId="1332829132">
     <w:abstractNumId w:val="34"/>
   </w:num>
-  <w:num w:numId="19" w16cid:durableId="1332829132">
+  <w:num w:numId="20" w16cid:durableId="989749393">
+    <w:abstractNumId w:val="30"/>
+  </w:num>
+  <w:num w:numId="21" w16cid:durableId="879170415">
+    <w:abstractNumId w:val="20"/>
+  </w:num>
+  <w:num w:numId="22" w16cid:durableId="2044549116">
+    <w:abstractNumId w:val="10"/>
+  </w:num>
+  <w:num w:numId="23" w16cid:durableId="1028069815">
+    <w:abstractNumId w:val="25"/>
+  </w:num>
+  <w:num w:numId="24" w16cid:durableId="1034384205">
+    <w:abstractNumId w:val="16"/>
+  </w:num>
+  <w:num w:numId="25" w16cid:durableId="1042243448">
     <w:abstractNumId w:val="31"/>
   </w:num>
-  <w:num w:numId="20" w16cid:durableId="989749393">
-    <w:abstractNumId w:val="27"/>
-  </w:num>
-  <w:num w:numId="21" w16cid:durableId="879170415">
-    <w:abstractNumId w:val="17"/>
-  </w:num>
-  <w:num w:numId="22" w16cid:durableId="2044549116">
-    <w:abstractNumId w:val="9"/>
-  </w:num>
-  <w:num w:numId="23" w16cid:durableId="1028069815">
-    <w:abstractNumId w:val="22"/>
-  </w:num>
-  <w:num w:numId="24" w16cid:durableId="1034384205">
-    <w:abstractNumId w:val="14"/>
-  </w:num>
-  <w:num w:numId="25" w16cid:durableId="1042243448">
-    <w:abstractNumId w:val="28"/>
-  </w:num>
   <w:num w:numId="26" w16cid:durableId="105854557">
-    <w:abstractNumId w:val="23"/>
+    <w:abstractNumId w:val="26"/>
   </w:num>
   <w:num w:numId="27" w16cid:durableId="301809780">
-    <w:abstractNumId w:val="37"/>
+    <w:abstractNumId w:val="42"/>
   </w:num>
   <w:num w:numId="28" w16cid:durableId="2082218983">
     <w:abstractNumId w:val="3"/>
   </w:num>
   <w:num w:numId="29" w16cid:durableId="2127848551">
-    <w:abstractNumId w:val="8"/>
+    <w:abstractNumId w:val="9"/>
   </w:num>
   <w:num w:numId="30" w16cid:durableId="1352606774">
-    <w:abstractNumId w:val="26"/>
+    <w:abstractNumId w:val="29"/>
   </w:num>
   <w:num w:numId="31" w16cid:durableId="987248442">
-    <w:abstractNumId w:val="39"/>
+    <w:abstractNumId w:val="45"/>
   </w:num>
   <w:num w:numId="32" w16cid:durableId="1154447867">
-    <w:abstractNumId w:val="36"/>
+    <w:abstractNumId w:val="41"/>
   </w:num>
   <w:num w:numId="33" w16cid:durableId="221719371">
     <w:abstractNumId w:val="7"/>
@@ -45086,22 +49538,40 @@
     <w:abstractNumId w:val="5"/>
   </w:num>
   <w:num w:numId="36" w16cid:durableId="593439585">
-    <w:abstractNumId w:val="29"/>
+    <w:abstractNumId w:val="32"/>
   </w:num>
   <w:num w:numId="37" w16cid:durableId="1683967722">
-    <w:abstractNumId w:val="10"/>
+    <w:abstractNumId w:val="11"/>
   </w:num>
   <w:num w:numId="38" w16cid:durableId="2027249007">
-    <w:abstractNumId w:val="11"/>
+    <w:abstractNumId w:val="12"/>
   </w:num>
   <w:num w:numId="39" w16cid:durableId="1609511083">
-    <w:abstractNumId w:val="25"/>
+    <w:abstractNumId w:val="28"/>
   </w:num>
   <w:num w:numId="40" w16cid:durableId="576326045">
     <w:abstractNumId w:val="1"/>
   </w:num>
   <w:num w:numId="41" w16cid:durableId="38944908">
-    <w:abstractNumId w:val="38"/>
+    <w:abstractNumId w:val="44"/>
+  </w:num>
+  <w:num w:numId="42" w16cid:durableId="1476987098">
+    <w:abstractNumId w:val="17"/>
+  </w:num>
+  <w:num w:numId="43" w16cid:durableId="1047530275">
+    <w:abstractNumId w:val="37"/>
+  </w:num>
+  <w:num w:numId="44" w16cid:durableId="828984302">
+    <w:abstractNumId w:val="8"/>
+  </w:num>
+  <w:num w:numId="45" w16cid:durableId="270941035">
+    <w:abstractNumId w:val="14"/>
+  </w:num>
+  <w:num w:numId="46" w16cid:durableId="140971040">
+    <w:abstractNumId w:val="39"/>
+  </w:num>
+  <w:num w:numId="47" w16cid:durableId="2097551283">
+    <w:abstractNumId w:val="43"/>
   </w:num>
 </w:numbering>
 </file>
@@ -45601,7 +50071,6 @@
     <w:next w:val="Standard"/>
     <w:link w:val="berschrift5Zchn"/>
     <w:uiPriority w:val="9"/>
-    <w:semiHidden/>
     <w:unhideWhenUsed/>
     <w:qFormat/>
     <w:rsid w:val="00757FCC"/>
@@ -45786,7 +50255,6 @@
     <w:basedOn w:val="Absatz-Standardschriftart"/>
     <w:link w:val="berschrift5"/>
     <w:uiPriority w:val="9"/>
-    <w:semiHidden/>
     <w:rsid w:val="00757FCC"/>
     <w:rPr>
       <w:rFonts w:eastAsiaTheme="majorEastAsia" w:cstheme="majorBidi"/>
@@ -46390,6 +50858,18 @@
       <w:vertAlign w:val="superscript"/>
     </w:rPr>
   </w:style>
+  <w:style w:type="character" w:styleId="BesuchterLink">
+    <w:name w:val="FollowedHyperlink"/>
+    <w:basedOn w:val="Absatz-Standardschriftart"/>
+    <w:uiPriority w:val="99"/>
+    <w:semiHidden/>
+    <w:unhideWhenUsed/>
+    <w:rsid w:val="00D824F2"/>
+    <w:rPr>
+      <w:color w:val="954F72" w:themeColor="followedHyperlink"/>
+      <w:u w:val="single"/>
+    </w:rPr>
+  </w:style>
 </w:styles>
 </file>
 

--- a/Doc/Arbeitsblaetter_2026.docx
+++ b/Doc/Arbeitsblaetter_2026.docx
@@ -12290,49 +12290,7 @@
                         <w:rPr>
                           <w:rFonts w:ascii="Courier New" w:hAnsi="Courier New" w:cs="Courier New"/>
                         </w:rPr>
-                        <w:t>{'</w:t>
-                      </w:r>
-                      <w:proofErr w:type="spellStart"/>
-                      <w:r>
-                        <w:rPr>
-                          <w:rFonts w:ascii="Courier New" w:hAnsi="Courier New" w:cs="Courier New"/>
-                        </w:rPr>
-                        <w:t>cat</w:t>
-                      </w:r>
-                      <w:proofErr w:type="spellEnd"/>
-                      <w:r>
-                        <w:rPr>
-                          <w:rFonts w:ascii="Courier New" w:hAnsi="Courier New" w:cs="Courier New"/>
-                        </w:rPr>
-                        <w:t>': 'Katze', '</w:t>
-                      </w:r>
-                      <w:proofErr w:type="spellStart"/>
-                      <w:r>
-                        <w:rPr>
-                          <w:rFonts w:ascii="Courier New" w:hAnsi="Courier New" w:cs="Courier New"/>
-                        </w:rPr>
-                        <w:t>dog</w:t>
-                      </w:r>
-                      <w:proofErr w:type="spellEnd"/>
-                      <w:r>
-                        <w:rPr>
-                          <w:rFonts w:ascii="Courier New" w:hAnsi="Courier New" w:cs="Courier New"/>
-                        </w:rPr>
-                        <w:t>': 'Hund', '</w:t>
-                      </w:r>
-                      <w:proofErr w:type="spellStart"/>
-                      <w:r>
-                        <w:rPr>
-                          <w:rFonts w:ascii="Courier New" w:hAnsi="Courier New" w:cs="Courier New"/>
-                        </w:rPr>
-                        <w:t>cow</w:t>
-                      </w:r>
-                      <w:proofErr w:type="spellEnd"/>
-                      <w:r>
-                        <w:rPr>
-                          <w:rFonts w:ascii="Courier New" w:hAnsi="Courier New" w:cs="Courier New"/>
-                        </w:rPr>
-                        <w:t>': 'Kuh'}</w:t>
+                        <w:t>{'cat': 'Katze', 'dog': 'Hund', 'cow': 'Kuh'}</w:t>
                       </w:r>
                     </w:p>
                     <w:p>
@@ -12346,16 +12304,8 @@
                         <w:rPr>
                           <w:rFonts w:ascii="Courier New" w:hAnsi="Courier New" w:cs="Courier New"/>
                         </w:rPr>
-                        <w:t xml:space="preserve">Gib ein englisches Wort an: </w:t>
+                        <w:t>Gib ein englisches Wort an: bird</w:t>
                       </w:r>
-                      <w:proofErr w:type="spellStart"/>
-                      <w:r>
-                        <w:rPr>
-                          <w:rFonts w:ascii="Courier New" w:hAnsi="Courier New" w:cs="Courier New"/>
-                        </w:rPr>
-                        <w:t>bird</w:t>
-                      </w:r>
-                      <w:proofErr w:type="spellEnd"/>
                     </w:p>
                     <w:p>
                       <w:pPr>
@@ -12382,63 +12332,7 @@
                         <w:rPr>
                           <w:rFonts w:ascii="Courier New" w:hAnsi="Courier New" w:cs="Courier New"/>
                         </w:rPr>
-                        <w:t>{'</w:t>
-                      </w:r>
-                      <w:proofErr w:type="spellStart"/>
-                      <w:r>
-                        <w:rPr>
-                          <w:rFonts w:ascii="Courier New" w:hAnsi="Courier New" w:cs="Courier New"/>
-                        </w:rPr>
-                        <w:t>cat</w:t>
-                      </w:r>
-                      <w:proofErr w:type="spellEnd"/>
-                      <w:r>
-                        <w:rPr>
-                          <w:rFonts w:ascii="Courier New" w:hAnsi="Courier New" w:cs="Courier New"/>
-                        </w:rPr>
-                        <w:t>': 'Katze', '</w:t>
-                      </w:r>
-                      <w:proofErr w:type="spellStart"/>
-                      <w:r>
-                        <w:rPr>
-                          <w:rFonts w:ascii="Courier New" w:hAnsi="Courier New" w:cs="Courier New"/>
-                        </w:rPr>
-                        <w:t>dog</w:t>
-                      </w:r>
-                      <w:proofErr w:type="spellEnd"/>
-                      <w:r>
-                        <w:rPr>
-                          <w:rFonts w:ascii="Courier New" w:hAnsi="Courier New" w:cs="Courier New"/>
-                        </w:rPr>
-                        <w:t>': 'Hund', '</w:t>
-                      </w:r>
-                      <w:proofErr w:type="spellStart"/>
-                      <w:r>
-                        <w:rPr>
-                          <w:rFonts w:ascii="Courier New" w:hAnsi="Courier New" w:cs="Courier New"/>
-                        </w:rPr>
-                        <w:t>cow</w:t>
-                      </w:r>
-                      <w:proofErr w:type="spellEnd"/>
-                      <w:r>
-                        <w:rPr>
-                          <w:rFonts w:ascii="Courier New" w:hAnsi="Courier New" w:cs="Courier New"/>
-                        </w:rPr>
-                        <w:t>': 'Kuh', '</w:t>
-                      </w:r>
-                      <w:proofErr w:type="spellStart"/>
-                      <w:r>
-                        <w:rPr>
-                          <w:rFonts w:ascii="Courier New" w:hAnsi="Courier New" w:cs="Courier New"/>
-                        </w:rPr>
-                        <w:t>bird</w:t>
-                      </w:r>
-                      <w:proofErr w:type="spellEnd"/>
-                      <w:r>
-                        <w:rPr>
-                          <w:rFonts w:ascii="Courier New" w:hAnsi="Courier New" w:cs="Courier New"/>
-                        </w:rPr>
-                        <w:t>': 'Vogel'}</w:t>
+                        <w:t>{'cat': 'Katze', 'dog': 'Hund', 'cow': 'Kuh', 'bird': 'Vogel'}</w:t>
                       </w:r>
                     </w:p>
                   </w:txbxContent>
@@ -14378,11 +14272,11 @@
         <w:t xml:space="preserve"> </w:t>
       </w:r>
     </w:p>
-    <w:bookmarkStart w:id="123" w:name="_Toc236424307"/>
     <w:p>
       <w:pPr>
         <w:pStyle w:val="berschrift1"/>
       </w:pPr>
+      <w:bookmarkStart w:id="123" w:name="_Toc236424307"/>
       <w:r>
         <w:rPr>
           <w:noProof/>
@@ -15840,11 +15734,11 @@
         <w:br w:type="page"/>
       </w:r>
     </w:p>
-    <w:bookmarkStart w:id="124" w:name="_Toc236424308"/>
     <w:p>
       <w:pPr>
         <w:pStyle w:val="berschrift1"/>
       </w:pPr>
+      <w:bookmarkStart w:id="124" w:name="_Toc236424308"/>
       <w:r>
         <w:rPr>
           <w:noProof/>
@@ -16513,30 +16407,8 @@
                         <w:rPr>
                           <w:rFonts w:ascii="Courier New" w:hAnsi="Courier New" w:cs="Courier New"/>
                         </w:rPr>
-                        <w:t xml:space="preserve">Denke dir eine Zahl </w:t>
+                        <w:t>Denke dir eine Zahl zwischen  1  und  100</w:t>
                       </w:r>
-                      <w:proofErr w:type="gramStart"/>
-                      <w:r>
-                        <w:rPr>
-                          <w:rFonts w:ascii="Courier New" w:hAnsi="Courier New" w:cs="Courier New"/>
-                        </w:rPr>
-                        <w:t>zwischen  1</w:t>
-                      </w:r>
-                      <w:proofErr w:type="gramEnd"/>
-                      <w:r>
-                        <w:rPr>
-                          <w:rFonts w:ascii="Courier New" w:hAnsi="Courier New" w:cs="Courier New"/>
-                        </w:rPr>
-                        <w:t xml:space="preserve">  </w:t>
-                      </w:r>
-                      <w:proofErr w:type="gramStart"/>
-                      <w:r>
-                        <w:rPr>
-                          <w:rFonts w:ascii="Courier New" w:hAnsi="Courier New" w:cs="Courier New"/>
-                        </w:rPr>
-                        <w:t>und  100</w:t>
-                      </w:r>
-                      <w:proofErr w:type="gramEnd"/>
                     </w:p>
                     <w:p>
                       <w:pPr>
@@ -16561,70 +16433,7 @@
                         <w:rPr>
                           <w:rFonts w:ascii="Courier New" w:hAnsi="Courier New" w:cs="Courier New"/>
                         </w:rPr>
-                        <w:t xml:space="preserve">Der Computer </w:t>
-                      </w:r>
-                      <w:proofErr w:type="gramStart"/>
-                      <w:r>
-                        <w:rPr>
-                          <w:rFonts w:ascii="Courier New" w:hAnsi="Courier New" w:cs="Courier New"/>
-                        </w:rPr>
-                        <w:t>rät  50</w:t>
-                      </w:r>
-                      <w:proofErr w:type="gramEnd"/>
-                    </w:p>
-                    <w:p>
-                      <w:pPr>
-                        <w:rPr>
-                          <w:rFonts w:ascii="Courier New" w:hAnsi="Courier New" w:cs="Courier New"/>
-                        </w:rPr>
-                      </w:pPr>
-                      <w:r>
-                        <w:rPr>
-                          <w:rFonts w:ascii="Courier New" w:hAnsi="Courier New" w:cs="Courier New"/>
-                        </w:rPr>
-                        <w:t>Ist deine Zahl g(</w:t>
-                      </w:r>
-                      <w:proofErr w:type="spellStart"/>
-                      <w:r>
-                        <w:rPr>
-                          <w:rFonts w:ascii="Courier New" w:hAnsi="Courier New" w:cs="Courier New"/>
-                        </w:rPr>
-                        <w:t>rößer</w:t>
-                      </w:r>
-                      <w:proofErr w:type="spellEnd"/>
-                      <w:r>
-                        <w:rPr>
-                          <w:rFonts w:ascii="Courier New" w:hAnsi="Courier New" w:cs="Courier New"/>
-                        </w:rPr>
-                        <w:t>), k(</w:t>
-                      </w:r>
-                      <w:proofErr w:type="spellStart"/>
-                      <w:r>
-                        <w:rPr>
-                          <w:rFonts w:ascii="Courier New" w:hAnsi="Courier New" w:cs="Courier New"/>
-                        </w:rPr>
-                        <w:t>leiner</w:t>
-                      </w:r>
-                      <w:proofErr w:type="spellEnd"/>
-                      <w:r>
-                        <w:rPr>
-                          <w:rFonts w:ascii="Courier New" w:hAnsi="Courier New" w:cs="Courier New"/>
-                        </w:rPr>
-                        <w:t>), e(</w:t>
-                      </w:r>
-                      <w:proofErr w:type="spellStart"/>
-                      <w:r>
-                        <w:rPr>
-                          <w:rFonts w:ascii="Courier New" w:hAnsi="Courier New" w:cs="Courier New"/>
-                        </w:rPr>
-                        <w:t>rraten</w:t>
-                      </w:r>
-                      <w:proofErr w:type="spellEnd"/>
-                      <w:r>
-                        <w:rPr>
-                          <w:rFonts w:ascii="Courier New" w:hAnsi="Courier New" w:cs="Courier New"/>
-                        </w:rPr>
-                        <w:t>)?  g</w:t>
+                        <w:t>Der Computer rät  50</w:t>
                       </w:r>
                     </w:p>
                     <w:p>
@@ -16637,70 +16446,7 @@
                         <w:rPr>
                           <w:rFonts w:ascii="Courier New" w:hAnsi="Courier New" w:cs="Courier New"/>
                         </w:rPr>
-                        <w:t xml:space="preserve">Der Computer </w:t>
-                      </w:r>
-                      <w:proofErr w:type="gramStart"/>
-                      <w:r>
-                        <w:rPr>
-                          <w:rFonts w:ascii="Courier New" w:hAnsi="Courier New" w:cs="Courier New"/>
-                        </w:rPr>
-                        <w:t>rät  75</w:t>
-                      </w:r>
-                      <w:proofErr w:type="gramEnd"/>
-                    </w:p>
-                    <w:p>
-                      <w:pPr>
-                        <w:rPr>
-                          <w:rFonts w:ascii="Courier New" w:hAnsi="Courier New" w:cs="Courier New"/>
-                        </w:rPr>
-                      </w:pPr>
-                      <w:r>
-                        <w:rPr>
-                          <w:rFonts w:ascii="Courier New" w:hAnsi="Courier New" w:cs="Courier New"/>
-                        </w:rPr>
-                        <w:t>Ist deine Zahl g(</w:t>
-                      </w:r>
-                      <w:proofErr w:type="spellStart"/>
-                      <w:r>
-                        <w:rPr>
-                          <w:rFonts w:ascii="Courier New" w:hAnsi="Courier New" w:cs="Courier New"/>
-                        </w:rPr>
-                        <w:t>rößer</w:t>
-                      </w:r>
-                      <w:proofErr w:type="spellEnd"/>
-                      <w:r>
-                        <w:rPr>
-                          <w:rFonts w:ascii="Courier New" w:hAnsi="Courier New" w:cs="Courier New"/>
-                        </w:rPr>
-                        <w:t>), k(</w:t>
-                      </w:r>
-                      <w:proofErr w:type="spellStart"/>
-                      <w:r>
-                        <w:rPr>
-                          <w:rFonts w:ascii="Courier New" w:hAnsi="Courier New" w:cs="Courier New"/>
-                        </w:rPr>
-                        <w:t>leiner</w:t>
-                      </w:r>
-                      <w:proofErr w:type="spellEnd"/>
-                      <w:r>
-                        <w:rPr>
-                          <w:rFonts w:ascii="Courier New" w:hAnsi="Courier New" w:cs="Courier New"/>
-                        </w:rPr>
-                        <w:t>), e(</w:t>
-                      </w:r>
-                      <w:proofErr w:type="spellStart"/>
-                      <w:r>
-                        <w:rPr>
-                          <w:rFonts w:ascii="Courier New" w:hAnsi="Courier New" w:cs="Courier New"/>
-                        </w:rPr>
-                        <w:t>rraten</w:t>
-                      </w:r>
-                      <w:proofErr w:type="spellEnd"/>
-                      <w:r>
-                        <w:rPr>
-                          <w:rFonts w:ascii="Courier New" w:hAnsi="Courier New" w:cs="Courier New"/>
-                        </w:rPr>
-                        <w:t>)?  g</w:t>
+                        <w:t>Ist deine Zahl g(rößer), k(leiner), e(rraten)?  g</w:t>
                       </w:r>
                     </w:p>
                     <w:p>
@@ -16713,70 +16459,7 @@
                         <w:rPr>
                           <w:rFonts w:ascii="Courier New" w:hAnsi="Courier New" w:cs="Courier New"/>
                         </w:rPr>
-                        <w:t xml:space="preserve">Der Computer </w:t>
-                      </w:r>
-                      <w:proofErr w:type="gramStart"/>
-                      <w:r>
-                        <w:rPr>
-                          <w:rFonts w:ascii="Courier New" w:hAnsi="Courier New" w:cs="Courier New"/>
-                        </w:rPr>
-                        <w:t>rät  88</w:t>
-                      </w:r>
-                      <w:proofErr w:type="gramEnd"/>
-                    </w:p>
-                    <w:p>
-                      <w:pPr>
-                        <w:rPr>
-                          <w:rFonts w:ascii="Courier New" w:hAnsi="Courier New" w:cs="Courier New"/>
-                        </w:rPr>
-                      </w:pPr>
-                      <w:r>
-                        <w:rPr>
-                          <w:rFonts w:ascii="Courier New" w:hAnsi="Courier New" w:cs="Courier New"/>
-                        </w:rPr>
-                        <w:t>Ist deine Zahl g(</w:t>
-                      </w:r>
-                      <w:proofErr w:type="spellStart"/>
-                      <w:r>
-                        <w:rPr>
-                          <w:rFonts w:ascii="Courier New" w:hAnsi="Courier New" w:cs="Courier New"/>
-                        </w:rPr>
-                        <w:t>rößer</w:t>
-                      </w:r>
-                      <w:proofErr w:type="spellEnd"/>
-                      <w:r>
-                        <w:rPr>
-                          <w:rFonts w:ascii="Courier New" w:hAnsi="Courier New" w:cs="Courier New"/>
-                        </w:rPr>
-                        <w:t>), k(</w:t>
-                      </w:r>
-                      <w:proofErr w:type="spellStart"/>
-                      <w:r>
-                        <w:rPr>
-                          <w:rFonts w:ascii="Courier New" w:hAnsi="Courier New" w:cs="Courier New"/>
-                        </w:rPr>
-                        <w:t>leiner</w:t>
-                      </w:r>
-                      <w:proofErr w:type="spellEnd"/>
-                      <w:r>
-                        <w:rPr>
-                          <w:rFonts w:ascii="Courier New" w:hAnsi="Courier New" w:cs="Courier New"/>
-                        </w:rPr>
-                        <w:t>), e(</w:t>
-                      </w:r>
-                      <w:proofErr w:type="spellStart"/>
-                      <w:r>
-                        <w:rPr>
-                          <w:rFonts w:ascii="Courier New" w:hAnsi="Courier New" w:cs="Courier New"/>
-                        </w:rPr>
-                        <w:t>rraten</w:t>
-                      </w:r>
-                      <w:proofErr w:type="spellEnd"/>
-                      <w:r>
-                        <w:rPr>
-                          <w:rFonts w:ascii="Courier New" w:hAnsi="Courier New" w:cs="Courier New"/>
-                        </w:rPr>
-                        <w:t>)?  k</w:t>
+                        <w:t>Der Computer rät  75</w:t>
                       </w:r>
                     </w:p>
                     <w:p>
@@ -16789,70 +16472,7 @@
                         <w:rPr>
                           <w:rFonts w:ascii="Courier New" w:hAnsi="Courier New" w:cs="Courier New"/>
                         </w:rPr>
-                        <w:t xml:space="preserve">Der Computer </w:t>
-                      </w:r>
-                      <w:proofErr w:type="gramStart"/>
-                      <w:r>
-                        <w:rPr>
-                          <w:rFonts w:ascii="Courier New" w:hAnsi="Courier New" w:cs="Courier New"/>
-                        </w:rPr>
-                        <w:t>rät  81</w:t>
-                      </w:r>
-                      <w:proofErr w:type="gramEnd"/>
-                    </w:p>
-                    <w:p>
-                      <w:pPr>
-                        <w:rPr>
-                          <w:rFonts w:ascii="Courier New" w:hAnsi="Courier New" w:cs="Courier New"/>
-                        </w:rPr>
-                      </w:pPr>
-                      <w:r>
-                        <w:rPr>
-                          <w:rFonts w:ascii="Courier New" w:hAnsi="Courier New" w:cs="Courier New"/>
-                        </w:rPr>
-                        <w:t>Ist deine Zahl g(</w:t>
-                      </w:r>
-                      <w:proofErr w:type="spellStart"/>
-                      <w:r>
-                        <w:rPr>
-                          <w:rFonts w:ascii="Courier New" w:hAnsi="Courier New" w:cs="Courier New"/>
-                        </w:rPr>
-                        <w:t>rößer</w:t>
-                      </w:r>
-                      <w:proofErr w:type="spellEnd"/>
-                      <w:r>
-                        <w:rPr>
-                          <w:rFonts w:ascii="Courier New" w:hAnsi="Courier New" w:cs="Courier New"/>
-                        </w:rPr>
-                        <w:t>), k(</w:t>
-                      </w:r>
-                      <w:proofErr w:type="spellStart"/>
-                      <w:r>
-                        <w:rPr>
-                          <w:rFonts w:ascii="Courier New" w:hAnsi="Courier New" w:cs="Courier New"/>
-                        </w:rPr>
-                        <w:t>leiner</w:t>
-                      </w:r>
-                      <w:proofErr w:type="spellEnd"/>
-                      <w:r>
-                        <w:rPr>
-                          <w:rFonts w:ascii="Courier New" w:hAnsi="Courier New" w:cs="Courier New"/>
-                        </w:rPr>
-                        <w:t>), e(</w:t>
-                      </w:r>
-                      <w:proofErr w:type="spellStart"/>
-                      <w:r>
-                        <w:rPr>
-                          <w:rFonts w:ascii="Courier New" w:hAnsi="Courier New" w:cs="Courier New"/>
-                        </w:rPr>
-                        <w:t>rraten</w:t>
-                      </w:r>
-                      <w:proofErr w:type="spellEnd"/>
-                      <w:r>
-                        <w:rPr>
-                          <w:rFonts w:ascii="Courier New" w:hAnsi="Courier New" w:cs="Courier New"/>
-                        </w:rPr>
-                        <w:t>)?  k</w:t>
+                        <w:t>Ist deine Zahl g(rößer), k(leiner), e(rraten)?  g</w:t>
                       </w:r>
                     </w:p>
                     <w:p>
@@ -16865,70 +16485,7 @@
                         <w:rPr>
                           <w:rFonts w:ascii="Courier New" w:hAnsi="Courier New" w:cs="Courier New"/>
                         </w:rPr>
-                        <w:t xml:space="preserve">Der Computer </w:t>
-                      </w:r>
-                      <w:proofErr w:type="gramStart"/>
-                      <w:r>
-                        <w:rPr>
-                          <w:rFonts w:ascii="Courier New" w:hAnsi="Courier New" w:cs="Courier New"/>
-                        </w:rPr>
-                        <w:t>rät  78</w:t>
-                      </w:r>
-                      <w:proofErr w:type="gramEnd"/>
-                    </w:p>
-                    <w:p>
-                      <w:pPr>
-                        <w:rPr>
-                          <w:rFonts w:ascii="Courier New" w:hAnsi="Courier New" w:cs="Courier New"/>
-                        </w:rPr>
-                      </w:pPr>
-                      <w:r>
-                        <w:rPr>
-                          <w:rFonts w:ascii="Courier New" w:hAnsi="Courier New" w:cs="Courier New"/>
-                        </w:rPr>
-                        <w:t>Ist deine Zahl g(</w:t>
-                      </w:r>
-                      <w:proofErr w:type="spellStart"/>
-                      <w:r>
-                        <w:rPr>
-                          <w:rFonts w:ascii="Courier New" w:hAnsi="Courier New" w:cs="Courier New"/>
-                        </w:rPr>
-                        <w:t>rößer</w:t>
-                      </w:r>
-                      <w:proofErr w:type="spellEnd"/>
-                      <w:r>
-                        <w:rPr>
-                          <w:rFonts w:ascii="Courier New" w:hAnsi="Courier New" w:cs="Courier New"/>
-                        </w:rPr>
-                        <w:t>), k(</w:t>
-                      </w:r>
-                      <w:proofErr w:type="spellStart"/>
-                      <w:r>
-                        <w:rPr>
-                          <w:rFonts w:ascii="Courier New" w:hAnsi="Courier New" w:cs="Courier New"/>
-                        </w:rPr>
-                        <w:t>leiner</w:t>
-                      </w:r>
-                      <w:proofErr w:type="spellEnd"/>
-                      <w:r>
-                        <w:rPr>
-                          <w:rFonts w:ascii="Courier New" w:hAnsi="Courier New" w:cs="Courier New"/>
-                        </w:rPr>
-                        <w:t>), e(</w:t>
-                      </w:r>
-                      <w:proofErr w:type="spellStart"/>
-                      <w:r>
-                        <w:rPr>
-                          <w:rFonts w:ascii="Courier New" w:hAnsi="Courier New" w:cs="Courier New"/>
-                        </w:rPr>
-                        <w:t>rraten</w:t>
-                      </w:r>
-                      <w:proofErr w:type="spellEnd"/>
-                      <w:r>
-                        <w:rPr>
-                          <w:rFonts w:ascii="Courier New" w:hAnsi="Courier New" w:cs="Courier New"/>
-                        </w:rPr>
-                        <w:t>)?  k</w:t>
+                        <w:t>Der Computer rät  88</w:t>
                       </w:r>
                     </w:p>
                     <w:p>
@@ -16941,16 +16498,8 @@
                         <w:rPr>
                           <w:rFonts w:ascii="Courier New" w:hAnsi="Courier New" w:cs="Courier New"/>
                         </w:rPr>
-                        <w:t xml:space="preserve">Der Computer </w:t>
+                        <w:t>Ist deine Zahl g(rößer), k(leiner), e(rraten)?  k</w:t>
                       </w:r>
-                      <w:proofErr w:type="gramStart"/>
-                      <w:r>
-                        <w:rPr>
-                          <w:rFonts w:ascii="Courier New" w:hAnsi="Courier New" w:cs="Courier New"/>
-                        </w:rPr>
-                        <w:t>rät  76</w:t>
-                      </w:r>
-                      <w:proofErr w:type="gramEnd"/>
                     </w:p>
                     <w:p>
                       <w:pPr>
@@ -16962,49 +16511,72 @@
                         <w:rPr>
                           <w:rFonts w:ascii="Courier New" w:hAnsi="Courier New" w:cs="Courier New"/>
                         </w:rPr>
-                        <w:t>Ist deine Zahl g(</w:t>
+                        <w:t>Der Computer rät  81</w:t>
                       </w:r>
-                      <w:proofErr w:type="spellStart"/>
+                    </w:p>
+                    <w:p>
+                      <w:pPr>
+                        <w:rPr>
+                          <w:rFonts w:ascii="Courier New" w:hAnsi="Courier New" w:cs="Courier New"/>
+                        </w:rPr>
+                      </w:pPr>
                       <w:r>
                         <w:rPr>
                           <w:rFonts w:ascii="Courier New" w:hAnsi="Courier New" w:cs="Courier New"/>
                         </w:rPr>
-                        <w:t>rößer</w:t>
+                        <w:t>Ist deine Zahl g(rößer), k(leiner), e(rraten)?  k</w:t>
                       </w:r>
-                      <w:proofErr w:type="spellEnd"/>
+                    </w:p>
+                    <w:p>
+                      <w:pPr>
+                        <w:rPr>
+                          <w:rFonts w:ascii="Courier New" w:hAnsi="Courier New" w:cs="Courier New"/>
+                        </w:rPr>
+                      </w:pPr>
                       <w:r>
                         <w:rPr>
                           <w:rFonts w:ascii="Courier New" w:hAnsi="Courier New" w:cs="Courier New"/>
                         </w:rPr>
-                        <w:t>), k(</w:t>
+                        <w:t>Der Computer rät  78</w:t>
                       </w:r>
-                      <w:proofErr w:type="spellStart"/>
+                    </w:p>
+                    <w:p>
+                      <w:pPr>
+                        <w:rPr>
+                          <w:rFonts w:ascii="Courier New" w:hAnsi="Courier New" w:cs="Courier New"/>
+                        </w:rPr>
+                      </w:pPr>
                       <w:r>
                         <w:rPr>
                           <w:rFonts w:ascii="Courier New" w:hAnsi="Courier New" w:cs="Courier New"/>
                         </w:rPr>
-                        <w:t>leiner</w:t>
+                        <w:t>Ist deine Zahl g(rößer), k(leiner), e(rraten)?  k</w:t>
                       </w:r>
-                      <w:proofErr w:type="spellEnd"/>
+                    </w:p>
+                    <w:p>
+                      <w:pPr>
+                        <w:rPr>
+                          <w:rFonts w:ascii="Courier New" w:hAnsi="Courier New" w:cs="Courier New"/>
+                        </w:rPr>
+                      </w:pPr>
                       <w:r>
                         <w:rPr>
                           <w:rFonts w:ascii="Courier New" w:hAnsi="Courier New" w:cs="Courier New"/>
                         </w:rPr>
-                        <w:t>), e(</w:t>
+                        <w:t>Der Computer rät  76</w:t>
                       </w:r>
-                      <w:proofErr w:type="spellStart"/>
+                    </w:p>
+                    <w:p>
+                      <w:pPr>
+                        <w:rPr>
+                          <w:rFonts w:ascii="Courier New" w:hAnsi="Courier New" w:cs="Courier New"/>
+                        </w:rPr>
+                      </w:pPr>
                       <w:r>
                         <w:rPr>
                           <w:rFonts w:ascii="Courier New" w:hAnsi="Courier New" w:cs="Courier New"/>
                         </w:rPr>
-                        <w:t>rraten</w:t>
-                      </w:r>
-                      <w:proofErr w:type="spellEnd"/>
-                      <w:r>
-                        <w:rPr>
-                          <w:rFonts w:ascii="Courier New" w:hAnsi="Courier New" w:cs="Courier New"/>
-                        </w:rPr>
-                        <w:t>)?  e</w:t>
+                        <w:t>Ist deine Zahl g(rößer), k(leiner), e(rraten)?  e</w:t>
                       </w:r>
                     </w:p>
                     <w:p>
@@ -17749,7 +17321,6 @@
                           <w:color w:val="000000" w:themeColor="text1"/>
                         </w:rPr>
                       </w:pPr>
-                      <w:proofErr w:type="spellStart"/>
                       <w:r>
                         <w:rPr>
                           <w:color w:val="000000" w:themeColor="text1"/>
@@ -17762,7 +17333,6 @@
                         </w:rPr>
                         <w:t>t</w:t>
                       </w:r>
-                      <w:proofErr w:type="spellEnd"/>
                     </w:p>
                   </w:txbxContent>
                 </v:textbox>
@@ -18013,7 +17583,6 @@
                           <w:color w:val="000000" w:themeColor="text1"/>
                         </w:rPr>
                       </w:pPr>
-                      <w:proofErr w:type="spellStart"/>
                       <w:r>
                         <w:rPr>
                           <w:color w:val="000000" w:themeColor="text1"/>
@@ -18026,7 +17595,6 @@
                         </w:rPr>
                         <w:t>t</w:t>
                       </w:r>
-                      <w:proofErr w:type="spellEnd"/>
                     </w:p>
                   </w:txbxContent>
                 </v:textbox>
@@ -19428,14 +18996,12 @@
                           <w:color w:val="000000" w:themeColor="text1"/>
                         </w:rPr>
                       </w:pPr>
-                      <w:proofErr w:type="spellStart"/>
                       <w:r>
                         <w:rPr>
                           <w:color w:val="000000" w:themeColor="text1"/>
                         </w:rPr>
                         <w:t>tuple</w:t>
                       </w:r>
-                      <w:proofErr w:type="spellEnd"/>
                     </w:p>
                   </w:txbxContent>
                 </v:textbox>
@@ -20048,14 +19614,12 @@
                           <w:color w:val="000000" w:themeColor="text1"/>
                         </w:rPr>
                       </w:pPr>
-                      <w:proofErr w:type="spellStart"/>
                       <w:r>
                         <w:rPr>
                           <w:color w:val="000000" w:themeColor="text1"/>
                         </w:rPr>
                         <w:t>list</w:t>
                       </w:r>
-                      <w:proofErr w:type="spellEnd"/>
                     </w:p>
                   </w:txbxContent>
                 </v:textbox>
@@ -24146,11 +23710,11 @@
         <w:br w:type="page"/>
       </w:r>
     </w:p>
-    <w:bookmarkStart w:id="131" w:name="_Toc236424315"/>
     <w:p>
       <w:pPr>
         <w:pStyle w:val="berschrift1"/>
       </w:pPr>
+      <w:bookmarkStart w:id="131" w:name="_Toc236424315"/>
       <w:r>
         <w:rPr>
           <w:noProof/>
@@ -27180,11 +26744,11 @@
     </w:p>
     <w:p/>
     <w:p/>
-    <w:bookmarkStart w:id="135" w:name="_Toc236424319"/>
     <w:p>
       <w:pPr>
         <w:pStyle w:val="berschrift1"/>
       </w:pPr>
+      <w:bookmarkStart w:id="135" w:name="_Toc236424319"/>
       <w:r>
         <w:rPr>
           <w:noProof/>
@@ -30094,15 +29658,9 @@
             </w:r>
           </w:p>
           <w:p>
-            <w:pPr>
-              <w:rPr>
-                <w:lang w:val="en-US"/>
-              </w:rPr>
-            </w:pPr>
-            <w:r>
-              <w:rPr>
-                <w:rFonts w:ascii="Courier New" w:hAnsi="Courier New" w:cs="Courier New"/>
-                <w:lang w:val="en-US"/>
+            <w:r>
+              <w:rPr>
+                <w:rFonts w:ascii="Courier New" w:hAnsi="Courier New" w:cs="Courier New"/>
               </w:rPr>
               <w:t>maze.update_position(start_row - 2, start_col)</w:t>
             </w:r>
@@ -30112,23 +29670,11 @@
           <w:tcPr>
             <w:tcW w:w="3827" w:type="dxa"/>
           </w:tcPr>
-          <w:p>
-            <w:pPr>
-              <w:rPr>
-                <w:lang w:val="en-US"/>
-              </w:rPr>
-            </w:pPr>
-          </w:p>
+          <w:p/>
         </w:tc>
       </w:tr>
     </w:tbl>
-    <w:p>
-      <w:pPr>
-        <w:rPr>
-          <w:lang w:val="en-US"/>
-        </w:rPr>
-      </w:pPr>
-    </w:p>
+    <w:p/>
     <w:p>
       <w:r>
         <w:rPr>
@@ -34361,16 +33907,7 @@
         <w:t xml:space="preserve">Die Löcher des Steckbretts sind entlang der gelben Linien miteinander verbunden. </w:t>
       </w:r>
     </w:p>
-    <w:p>
-      <w:pPr>
-        <w:pStyle w:val="Listenabsatz"/>
-        <w:numPr>
-          <w:ilvl w:val="0"/>
-          <w:numId w:val="45"/>
-        </w:numPr>
-        <w:spacing w:before="240"/>
-      </w:pPr>
-    </w:p>
+    <w:p/>
     <w:p>
       <w:pPr>
         <w:spacing w:before="120"/>
@@ -34469,7 +34006,16 @@
         <w:t>trennen</w:t>
       </w:r>
       <w:r>
-        <w:t xml:space="preserve">, dann Bauteile und Schaltdrähte in das Steckbrett stecken. </w:t>
+        <w:t xml:space="preserve">, dann </w:t>
+      </w:r>
+      <w:r>
+        <w:t xml:space="preserve">Erweiterungsboard, Steckbrett und </w:t>
+      </w:r>
+      <w:r>
+        <w:t xml:space="preserve">Bauteile </w:t>
+      </w:r>
+      <w:r>
+        <w:t>verdrahten.</w:t>
       </w:r>
     </w:p>
     <w:p>
@@ -34528,7 +34074,13 @@
         <w:t>Kein Kurzschluss!</w:t>
       </w:r>
       <w:r>
-        <w:t xml:space="preserve"> Beim Kurzschluss fließt ein hoher Strom, der GPIOs, Dioden und Transistoren zerstört.</w:t>
+        <w:t xml:space="preserve"> Bei</w:t>
+      </w:r>
+      <w:r>
+        <w:t xml:space="preserve"> einem</w:t>
+      </w:r>
+      <w:r>
+        <w:t xml:space="preserve"> Kurzschluss fließt ein hoher Strom, der GPIOs, Dioden und Transistoren zerstört.</w:t>
       </w:r>
     </w:p>
     <w:p>

--- a/Doc/Arbeitsblaetter_2026.docx
+++ b/Doc/Arbeitsblaetter_2026.docx
@@ -14272,11 +14272,11 @@
         <w:t xml:space="preserve"> </w:t>
       </w:r>
     </w:p>
+    <w:bookmarkStart w:id="123" w:name="_Toc236424307"/>
     <w:p>
       <w:pPr>
         <w:pStyle w:val="berschrift1"/>
       </w:pPr>
-      <w:bookmarkStart w:id="123" w:name="_Toc236424307"/>
       <w:r>
         <w:rPr>
           <w:noProof/>
@@ -15734,11 +15734,11 @@
         <w:br w:type="page"/>
       </w:r>
     </w:p>
+    <w:bookmarkStart w:id="124" w:name="_Toc236424308"/>
     <w:p>
       <w:pPr>
         <w:pStyle w:val="berschrift1"/>
       </w:pPr>
-      <w:bookmarkStart w:id="124" w:name="_Toc236424308"/>
       <w:r>
         <w:rPr>
           <w:noProof/>
@@ -19970,7 +19970,7 @@
               <w:rPr>
                 <w:rFonts w:ascii="Courier New" w:hAnsi="Courier New" w:cs="Courier New"/>
               </w:rPr>
-              <w:t>:[</w:t>
+              <w:t>:</w:t>
             </w:r>
             <w:r>
               <w:rPr>
@@ -19982,7 +19982,7 @@
               <w:rPr>
                 <w:rFonts w:ascii="Courier New" w:hAnsi="Courier New" w:cs="Courier New"/>
               </w:rPr>
-              <w:t>]):</w:t>
+              <w:t>):</w:t>
             </w:r>
           </w:p>
         </w:tc>
@@ -23710,11 +23710,11 @@
         <w:br w:type="page"/>
       </w:r>
     </w:p>
+    <w:bookmarkStart w:id="131" w:name="_Toc236424315"/>
     <w:p>
       <w:pPr>
         <w:pStyle w:val="berschrift1"/>
       </w:pPr>
-      <w:bookmarkStart w:id="131" w:name="_Toc236424315"/>
       <w:r>
         <w:rPr>
           <w:noProof/>
@@ -26744,11 +26744,11 @@
     </w:p>
     <w:p/>
     <w:p/>
+    <w:bookmarkStart w:id="135" w:name="_Toc236424319"/>
     <w:p>
       <w:pPr>
         <w:pStyle w:val="berschrift1"/>
       </w:pPr>
-      <w:bookmarkStart w:id="135" w:name="_Toc236424319"/>
       <w:r>
         <w:rPr>
           <w:noProof/>
